--- a/Master_scriptie_tekst.docx
+++ b/Master_scriptie_tekst.docx
@@ -1905,6 +1905,285 @@
         </w:rPr>
         <w:lastRenderedPageBreak/>
         <w:t>Hoofdstuk 4: Resultaten</w:t>
+      </w:r>
+    </w:p>
+    <w:p>
+      <w:pPr>
+        <w:spacing w:before="100" w:beforeAutospacing="1" w:after="100" w:afterAutospacing="1" w:line="240" w:lineRule="auto"/>
+        <w:rPr>
+          <w:rFonts w:eastAsia="Times New Roman" w:cs="Times New Roman"/>
+          <w:kern w:val="0"/>
+          <w:lang w:eastAsia="nl-BE"/>
+          <w14:ligatures w14:val="none"/>
+        </w:rPr>
+      </w:pPr>
+      <w:r>
+        <w:rPr>
+          <w:rFonts w:eastAsia="Times New Roman" w:cs="Times New Roman"/>
+          <w:kern w:val="0"/>
+          <w:lang w:eastAsia="nl-BE"/>
+          <w14:ligatures w14:val="none"/>
+        </w:rPr>
+        <w:t>De resultaten wijzen erop dat versie 2 van de software, met de extra features, duidelijk als gebruiksvriendelijker, efficiënter en aantrekkelijker wordt ervaren dan versie 1.</w:t>
+      </w:r>
+    </w:p>
+    <w:p>
+      <w:pPr>
+        <w:spacing w:before="100" w:beforeAutospacing="1" w:after="100" w:afterAutospacing="1" w:line="240" w:lineRule="auto"/>
+        <w:rPr>
+          <w:rFonts w:eastAsia="Times New Roman" w:cs="Times New Roman"/>
+          <w:b/>
+          <w:bCs/>
+          <w:kern w:val="0"/>
+          <w:sz w:val="28"/>
+          <w:szCs w:val="28"/>
+          <w:lang w:eastAsia="nl-BE"/>
+          <w14:ligatures w14:val="none"/>
+        </w:rPr>
+      </w:pPr>
+      <w:r>
+        <w:rPr>
+          <w:rFonts w:eastAsia="Times New Roman" w:cs="Times New Roman"/>
+          <w:b/>
+          <w:bCs/>
+          <w:kern w:val="0"/>
+          <w:sz w:val="28"/>
+          <w:szCs w:val="28"/>
+          <w:lang w:eastAsia="nl-BE"/>
+          <w14:ligatures w14:val="none"/>
+        </w:rPr>
+        <w:t>Kwantitatieve UX-resultaten</w:t>
+      </w:r>
+    </w:p>
+    <w:p>
+      <w:pPr>
+        <w:spacing w:before="100" w:beforeAutospacing="1" w:after="100" w:afterAutospacing="1" w:line="240" w:lineRule="auto"/>
+        <w:rPr>
+          <w:rFonts w:eastAsia="Times New Roman" w:cs="Times New Roman"/>
+          <w:kern w:val="0"/>
+          <w:lang w:eastAsia="nl-BE"/>
+          <w14:ligatures w14:val="none"/>
+        </w:rPr>
+      </w:pPr>
+      <w:r>
+        <w:rPr>
+          <w:rFonts w:eastAsia="Times New Roman" w:cs="Times New Roman"/>
+          <w:kern w:val="0"/>
+          <w:lang w:eastAsia="nl-BE"/>
+          <w14:ligatures w14:val="none"/>
+        </w:rPr>
+        <w:t>In de UEQ-grafiek scoort versie 2 op alle dimensies (aantrekkelijkheid, transparantie, efficiëntie, bestuurbaarheid, stimulatie en originaliteit) positief, terwijl versie 1 op meerdere schalen negatief blijft. Vooral stimulatie en originaliteit maken een sterke sprong van uitgesproken negatieve beoordelingen in versie 1 naar sterk positieve beoordelingen in versie 2, wat wijst op een veel plezierigere en moderner aanvoelende interactie. Ook efficiëntie en aantrekkelijkheid verbeteren substantieel, wat suggereert dat gebruikers versie 2 als sneller, minder foutgevoelig en visueel aantrekkelijker ervaren.</w:t>
+      </w:r>
+    </w:p>
+    <w:p>
+      <w:pPr>
+        <w:spacing w:before="100" w:beforeAutospacing="1" w:after="100" w:afterAutospacing="1" w:line="240" w:lineRule="auto"/>
+        <w:rPr>
+          <w:rFonts w:eastAsia="Times New Roman" w:cs="Times New Roman"/>
+          <w:b/>
+          <w:bCs/>
+          <w:kern w:val="0"/>
+          <w:sz w:val="28"/>
+          <w:szCs w:val="28"/>
+          <w:lang w:eastAsia="nl-BE"/>
+          <w14:ligatures w14:val="none"/>
+        </w:rPr>
+      </w:pPr>
+      <w:r>
+        <w:rPr>
+          <w:rFonts w:eastAsia="Times New Roman" w:cs="Times New Roman"/>
+          <w:b/>
+          <w:bCs/>
+          <w:kern w:val="0"/>
+          <w:sz w:val="28"/>
+          <w:szCs w:val="28"/>
+          <w:lang w:eastAsia="nl-BE"/>
+          <w14:ligatures w14:val="none"/>
+        </w:rPr>
+        <w:t>Waardering van de toegevoegde features</w:t>
+      </w:r>
+    </w:p>
+    <w:p>
+      <w:pPr>
+        <w:spacing w:before="100" w:beforeAutospacing="1" w:after="100" w:afterAutospacing="1" w:line="240" w:lineRule="auto"/>
+        <w:rPr>
+          <w:rFonts w:eastAsia="Times New Roman" w:cs="Times New Roman"/>
+          <w:kern w:val="0"/>
+          <w:lang w:eastAsia="nl-BE"/>
+          <w14:ligatures w14:val="none"/>
+        </w:rPr>
+      </w:pPr>
+      <w:r>
+        <w:rPr>
+          <w:rFonts w:eastAsia="Times New Roman" w:cs="Times New Roman"/>
+          <w:kern w:val="0"/>
+          <w:lang w:eastAsia="nl-BE"/>
+          <w14:ligatures w14:val="none"/>
+        </w:rPr>
+        <w:t>De antwoorden op de open vragen sluiten nauw aan bij deze kwantitatieve resultaten. Deelnemers geven unaniem aan dat zij de taken makkelijker konden uitvoeren met versie 2 en noemen daarbij expliciet de aanwezigheid van filter- en sorteerfunctionaliteit, automatische danger-ratingberekening en zoekmogelijkheden. Versie 2 vermindert de cognitieve belasting doordat gebruikers niet langer zelf hoeven te tellen of danger ratings manueel moeten berekenen; meerdere deelnemers beschrijven dat de nieuwe functies tijd besparen en de kans op fouten verkleinen. De filtering op basis van node-status komt herhaaldelijk als meest nuttig naar voren, gevolgd door het tellen van nodes per status en de highlight-functie bij klikken in de filterbalk.</w:t>
+      </w:r>
+    </w:p>
+    <w:p>
+      <w:pPr>
+        <w:spacing w:before="100" w:beforeAutospacing="1" w:after="100" w:afterAutospacing="1" w:line="240" w:lineRule="auto"/>
+        <w:rPr>
+          <w:rFonts w:eastAsia="Times New Roman" w:cs="Times New Roman"/>
+          <w:b/>
+          <w:bCs/>
+          <w:kern w:val="0"/>
+          <w:sz w:val="28"/>
+          <w:szCs w:val="28"/>
+          <w:lang w:eastAsia="nl-BE"/>
+          <w14:ligatures w14:val="none"/>
+        </w:rPr>
+      </w:pPr>
+      <w:r>
+        <w:rPr>
+          <w:rFonts w:eastAsia="Times New Roman" w:cs="Times New Roman"/>
+          <w:b/>
+          <w:bCs/>
+          <w:kern w:val="0"/>
+          <w:sz w:val="28"/>
+          <w:szCs w:val="28"/>
+          <w:lang w:eastAsia="nl-BE"/>
+          <w14:ligatures w14:val="none"/>
+        </w:rPr>
+        <w:t>Ervaren gebruiksgemak en voorkeur</w:t>
+      </w:r>
+    </w:p>
+    <w:p>
+      <w:pPr>
+        <w:spacing w:before="100" w:beforeAutospacing="1" w:after="100" w:afterAutospacing="1" w:line="240" w:lineRule="auto"/>
+        <w:rPr>
+          <w:rFonts w:eastAsia="Times New Roman" w:cs="Times New Roman"/>
+          <w:kern w:val="0"/>
+          <w:lang w:eastAsia="nl-BE"/>
+          <w14:ligatures w14:val="none"/>
+        </w:rPr>
+      </w:pPr>
+      <w:r>
+        <w:rPr>
+          <w:rFonts w:eastAsia="Times New Roman" w:cs="Times New Roman"/>
+          <w:kern w:val="0"/>
+          <w:lang w:eastAsia="nl-BE"/>
+          <w14:ligatures w14:val="none"/>
+        </w:rPr>
+        <w:t>Ook op visueel en hedonisch vlak wordt versie 2 duidelijk hoger gewaardeerd. Deelnemers omschrijven deze versie als visueel aantrekkelijker, met overzichtelijke kleuren, een duidelijkere GUI en iconen die de gebruiker door de taakflow begeleiden. Dit komt overeen met de verhoogde UEQ-scores op aantrekkelijkheid, stimulatie en originaliteit en bevestigt dat de nieuwe vormgeving niet alleen mooier oogt, maar ook de oriëntatie binnen de boomstructuur ondersteunt. Alle deelnemers geven aan dat zij in een realistische werksituatie versie 2 zouden verkiezen, omdat deze volgens hen efficiënter, duidelijker, makkelijker in gebruik en functioneler is dan versie 1.</w:t>
+      </w:r>
+    </w:p>
+    <w:p>
+      <w:pPr>
+        <w:spacing w:before="100" w:beforeAutospacing="1" w:after="100" w:afterAutospacing="1" w:line="240" w:lineRule="auto"/>
+        <w:rPr>
+          <w:rFonts w:eastAsia="Times New Roman" w:cs="Times New Roman"/>
+          <w:b/>
+          <w:bCs/>
+          <w:kern w:val="0"/>
+          <w:sz w:val="28"/>
+          <w:szCs w:val="28"/>
+          <w:lang w:eastAsia="nl-BE"/>
+          <w14:ligatures w14:val="none"/>
+        </w:rPr>
+      </w:pPr>
+      <w:r>
+        <w:rPr>
+          <w:rFonts w:eastAsia="Times New Roman" w:cs="Times New Roman"/>
+          <w:b/>
+          <w:bCs/>
+          <w:kern w:val="0"/>
+          <w:sz w:val="28"/>
+          <w:szCs w:val="28"/>
+          <w:lang w:eastAsia="nl-BE"/>
+          <w14:ligatures w14:val="none"/>
+        </w:rPr>
+        <w:t>Verbeterpunten en suggesties</w:t>
+      </w:r>
+    </w:p>
+    <w:p>
+      <w:pPr>
+        <w:spacing w:before="100" w:beforeAutospacing="1" w:after="100" w:afterAutospacing="1" w:line="240" w:lineRule="auto"/>
+        <w:rPr>
+          <w:rFonts w:eastAsia="Times New Roman" w:cs="Times New Roman"/>
+          <w:kern w:val="0"/>
+          <w:lang w:eastAsia="nl-BE"/>
+          <w14:ligatures w14:val="none"/>
+        </w:rPr>
+      </w:pPr>
+      <w:r>
+        <w:rPr>
+          <w:rFonts w:eastAsia="Times New Roman" w:cs="Times New Roman"/>
+          <w:kern w:val="0"/>
+          <w:lang w:eastAsia="nl-BE"/>
+          <w14:ligatures w14:val="none"/>
+        </w:rPr>
+        <w:t xml:space="preserve">Ondanks de duidelijke voorkeur voor versie 2 formuleren deelnemers ook concrete verbeterpunten, wat waardevolle input biedt voor verdere iteraties van het ontwerp. Genoemde suggesties zijn onder meer het compacter weergeven van de tree zodat er meer op het scherm past, intuïtievere manieren om nodes in en uit te klappen en snellere navigatie binnen lange branches. Daarnaast worden uitbreidingen rond </w:t>
+      </w:r>
+      <w:r>
+        <w:rPr>
+          <w:rFonts w:eastAsia="Times New Roman" w:cs="Times New Roman"/>
+          <w:kern w:val="0"/>
+          <w:lang w:eastAsia="nl-BE"/>
+          <w14:ligatures w14:val="none"/>
+        </w:rPr>
+        <w:lastRenderedPageBreak/>
+        <w:t>statusbeheer voorgesteld, zoals custom statussen, een duidelijkere indicatie van de collapse/expand-knoppen en een eenvoudigere manier om per ongeluk aangemaakte nodes te annuleren. Tot slot worden ideeën geopperd voor verdere kwaliteitsverbeteringen, zoals een globale knop om alle branches behalve de geselecteerde in te klappen, zoom op een specifieke branch als nieuwe tree en een zoekbalk binnen de filterbalk.</w:t>
+      </w:r>
+    </w:p>
+    <w:p>
+      <w:pPr>
+        <w:spacing w:before="100" w:beforeAutospacing="1" w:after="100" w:afterAutospacing="1" w:line="240" w:lineRule="auto"/>
+        <w:rPr>
+          <w:rFonts w:eastAsia="Times New Roman" w:cs="Times New Roman"/>
+          <w:b/>
+          <w:bCs/>
+          <w:kern w:val="0"/>
+          <w:sz w:val="28"/>
+          <w:szCs w:val="28"/>
+          <w:lang w:eastAsia="nl-BE"/>
+          <w14:ligatures w14:val="none"/>
+        </w:rPr>
+      </w:pPr>
+      <w:r>
+        <w:rPr>
+          <w:rFonts w:eastAsia="Times New Roman" w:cs="Times New Roman"/>
+          <w:b/>
+          <w:bCs/>
+          <w:kern w:val="0"/>
+          <w:sz w:val="28"/>
+          <w:szCs w:val="28"/>
+          <w:lang w:eastAsia="nl-BE"/>
+          <w14:ligatures w14:val="none"/>
+        </w:rPr>
+        <w:t>Synthese</w:t>
+      </w:r>
+    </w:p>
+    <w:p>
+      <w:pPr>
+        <w:spacing w:before="100" w:beforeAutospacing="1" w:after="100" w:afterAutospacing="1" w:line="240" w:lineRule="auto"/>
+        <w:rPr>
+          <w:rFonts w:eastAsia="Times New Roman" w:cs="Times New Roman"/>
+          <w:kern w:val="0"/>
+          <w:lang w:eastAsia="nl-BE"/>
+          <w14:ligatures w14:val="none"/>
+        </w:rPr>
+      </w:pPr>
+      <w:r>
+        <w:rPr>
+          <w:rFonts w:eastAsia="Times New Roman" w:cs="Times New Roman"/>
+          <w:kern w:val="0"/>
+          <w:lang w:eastAsia="nl-BE"/>
+          <w14:ligatures w14:val="none"/>
+        </w:rPr>
+        <w:t>Samenvattend tonen zowel de UEQ-scores als de open antwoorden dat het toevoegen van de nieuwe features leidt tot een verschuiving van een overwegend negatief naar een duidelijk positief UX-profiel. Versie 2 wordt door alle deelnemers als voorkeursversie beschouwd omdat deze tijd bespaart, fouten reduceert en een aantrekkelijker, overzichtelijker en intuïtiever ontwerp biedt, terwijl de geformuleerde suggesties tegelijk concrete aangrijpingspunten bieden voor verdere verfijning van de interface.</w:t>
+      </w:r>
+      <w:r>
+        <w:rPr>
+          <w:rFonts w:eastAsia="Times New Roman" w:cs="Times New Roman"/>
+          <w:kern w:val="0"/>
+          <w:lang w:eastAsia="nl-BE"/>
+          <w14:ligatures w14:val="none"/>
+        </w:rPr>
+        <w:t xml:space="preserve"> </w:t>
       </w:r>
     </w:p>
     <w:p>
@@ -3155,6 +3434,119 @@
     </w:lvl>
   </w:abstractNum>
   <w:abstractNum w:abstractNumId="8" w15:restartNumberingAfterBreak="0">
+    <w:nsid w:val="787E42AC"/>
+    <w:multiLevelType w:val="multilevel"/>
+    <w:tmpl w:val="183AAC40"/>
+    <w:lvl w:ilvl="0">
+      <w:start w:val="1"/>
+      <w:numFmt w:val="decimal"/>
+      <w:lvlText w:val="%1."/>
+      <w:lvlJc w:val="left"/>
+      <w:pPr>
+        <w:tabs>
+          <w:tab w:val="num" w:pos="720"/>
+        </w:tabs>
+        <w:ind w:left="720" w:hanging="360"/>
+      </w:pPr>
+    </w:lvl>
+    <w:lvl w:ilvl="1" w:tentative="1">
+      <w:start w:val="1"/>
+      <w:numFmt w:val="decimal"/>
+      <w:lvlText w:val="%2."/>
+      <w:lvlJc w:val="left"/>
+      <w:pPr>
+        <w:tabs>
+          <w:tab w:val="num" w:pos="1440"/>
+        </w:tabs>
+        <w:ind w:left="1440" w:hanging="360"/>
+      </w:pPr>
+    </w:lvl>
+    <w:lvl w:ilvl="2" w:tentative="1">
+      <w:start w:val="1"/>
+      <w:numFmt w:val="decimal"/>
+      <w:lvlText w:val="%3."/>
+      <w:lvlJc w:val="left"/>
+      <w:pPr>
+        <w:tabs>
+          <w:tab w:val="num" w:pos="2160"/>
+        </w:tabs>
+        <w:ind w:left="2160" w:hanging="360"/>
+      </w:pPr>
+    </w:lvl>
+    <w:lvl w:ilvl="3" w:tentative="1">
+      <w:start w:val="1"/>
+      <w:numFmt w:val="decimal"/>
+      <w:lvlText w:val="%4."/>
+      <w:lvlJc w:val="left"/>
+      <w:pPr>
+        <w:tabs>
+          <w:tab w:val="num" w:pos="2880"/>
+        </w:tabs>
+        <w:ind w:left="2880" w:hanging="360"/>
+      </w:pPr>
+    </w:lvl>
+    <w:lvl w:ilvl="4" w:tentative="1">
+      <w:start w:val="1"/>
+      <w:numFmt w:val="decimal"/>
+      <w:lvlText w:val="%5."/>
+      <w:lvlJc w:val="left"/>
+      <w:pPr>
+        <w:tabs>
+          <w:tab w:val="num" w:pos="3600"/>
+        </w:tabs>
+        <w:ind w:left="3600" w:hanging="360"/>
+      </w:pPr>
+    </w:lvl>
+    <w:lvl w:ilvl="5" w:tentative="1">
+      <w:start w:val="1"/>
+      <w:numFmt w:val="decimal"/>
+      <w:lvlText w:val="%6."/>
+      <w:lvlJc w:val="left"/>
+      <w:pPr>
+        <w:tabs>
+          <w:tab w:val="num" w:pos="4320"/>
+        </w:tabs>
+        <w:ind w:left="4320" w:hanging="360"/>
+      </w:pPr>
+    </w:lvl>
+    <w:lvl w:ilvl="6" w:tentative="1">
+      <w:start w:val="1"/>
+      <w:numFmt w:val="decimal"/>
+      <w:lvlText w:val="%7."/>
+      <w:lvlJc w:val="left"/>
+      <w:pPr>
+        <w:tabs>
+          <w:tab w:val="num" w:pos="5040"/>
+        </w:tabs>
+        <w:ind w:left="5040" w:hanging="360"/>
+      </w:pPr>
+    </w:lvl>
+    <w:lvl w:ilvl="7" w:tentative="1">
+      <w:start w:val="1"/>
+      <w:numFmt w:val="decimal"/>
+      <w:lvlText w:val="%8."/>
+      <w:lvlJc w:val="left"/>
+      <w:pPr>
+        <w:tabs>
+          <w:tab w:val="num" w:pos="5760"/>
+        </w:tabs>
+        <w:ind w:left="5760" w:hanging="360"/>
+      </w:pPr>
+    </w:lvl>
+    <w:lvl w:ilvl="8" w:tentative="1">
+      <w:start w:val="1"/>
+      <w:numFmt w:val="decimal"/>
+      <w:lvlText w:val="%9."/>
+      <w:lvlJc w:val="left"/>
+      <w:pPr>
+        <w:tabs>
+          <w:tab w:val="num" w:pos="6480"/>
+        </w:tabs>
+        <w:ind w:left="6480" w:hanging="360"/>
+      </w:pPr>
+    </w:lvl>
+  </w:abstractNum>
+  <w:abstractNum w:abstractNumId="9" w15:restartNumberingAfterBreak="0">
     <w:nsid w:val="7D4F047B"/>
     <w:multiLevelType w:val="multilevel"/>
     <w:tmpl w:val="00FE70FE"/>
@@ -3303,7 +3695,7 @@
       </w:rPr>
     </w:lvl>
   </w:abstractNum>
-  <w:abstractNum w:abstractNumId="9" w15:restartNumberingAfterBreak="0">
+  <w:abstractNum w:abstractNumId="10" w15:restartNumberingAfterBreak="0">
     <w:nsid w:val="7FB234BB"/>
     <w:multiLevelType w:val="multilevel"/>
     <w:tmpl w:val="57B67D44"/>
@@ -3459,7 +3851,7 @@
     <w:abstractNumId w:val="1"/>
   </w:num>
   <w:num w:numId="3" w16cid:durableId="804390768">
-    <w:abstractNumId w:val="8"/>
+    <w:abstractNumId w:val="9"/>
   </w:num>
   <w:num w:numId="4" w16cid:durableId="740324678">
     <w:abstractNumId w:val="7"/>
@@ -3468,7 +3860,7 @@
     <w:abstractNumId w:val="3"/>
   </w:num>
   <w:num w:numId="6" w16cid:durableId="521011932">
-    <w:abstractNumId w:val="9"/>
+    <w:abstractNumId w:val="10"/>
   </w:num>
   <w:num w:numId="7" w16cid:durableId="2095086216">
     <w:abstractNumId w:val="5"/>
@@ -3481,6 +3873,9 @@
   </w:num>
   <w:num w:numId="10" w16cid:durableId="1285310722">
     <w:abstractNumId w:val="6"/>
+  </w:num>
+  <w:num w:numId="11" w16cid:durableId="1317300852">
+    <w:abstractNumId w:val="8"/>
   </w:num>
 </w:numbering>
 </file>

--- a/Master_scriptie_tekst.docx
+++ b/Master_scriptie_tekst.docx
@@ -22,8 +22,45 @@
       </w:r>
     </w:p>
     <w:p>
-      <w:r>
-        <w:t>Threat modeling is een systematische techniek om mogelijke dreigingen tegen een softwaresysteem te identificeren, te analyseren en te prioriteren nog vóór implementatie of tijdens evolutief onderhoud. In essentie dwingt threat modeling ontwikkelaars en architecten om expliciet na te denken over “wat kan er misgaan?”, “wat is de impact?” en “welke maatregelen zijn nodig?”, en vormt het daarmee een kernonderdeel van secure software engineering. Het proces omvat typisch het in kaart brengen van systeemcomponenten en dataflows, het identificeren van potentiële aanvallers en aanvalspaden, en het koppelen van passende mitigaties aan de belangrijkste risico’s.</w:t>
+      <w:proofErr w:type="spellStart"/>
+      <w:r>
+        <w:t>Threat</w:t>
+      </w:r>
+      <w:proofErr w:type="spellEnd"/>
+      <w:r>
+        <w:t xml:space="preserve"> </w:t>
+      </w:r>
+      <w:proofErr w:type="spellStart"/>
+      <w:r>
+        <w:t>modeling</w:t>
+      </w:r>
+      <w:proofErr w:type="spellEnd"/>
+      <w:r>
+        <w:t xml:space="preserve"> is een systematische techniek om mogelijke dreigingen tegen een softwaresysteem te identificeren, te analyseren en te prioriteren nog vóór implementatie of tijdens evolutief onderhoud. In essentie dwingt </w:t>
+      </w:r>
+      <w:proofErr w:type="spellStart"/>
+      <w:r>
+        <w:t>threat</w:t>
+      </w:r>
+      <w:proofErr w:type="spellEnd"/>
+      <w:r>
+        <w:t xml:space="preserve"> </w:t>
+      </w:r>
+      <w:proofErr w:type="spellStart"/>
+      <w:r>
+        <w:t>modeling</w:t>
+      </w:r>
+      <w:proofErr w:type="spellEnd"/>
+      <w:r>
+        <w:t xml:space="preserve"> ontwikkelaars en architecten om expliciet na te denken over “wat kan er misgaan?”, “wat is de impact?” en “welke maatregelen zijn nodig?”, en vormt het daarmee een kernonderdeel van secure software engineering. Het proces omvat typisch het in kaart brengen van systeemcomponenten en </w:t>
+      </w:r>
+      <w:proofErr w:type="spellStart"/>
+      <w:r>
+        <w:t>dataflows</w:t>
+      </w:r>
+      <w:proofErr w:type="spellEnd"/>
+      <w:r>
+        <w:t>, het identificeren van potentiële aanvallers en aanvalspaden, en het koppelen van passende mitigaties aan de belangrijkste risico’s.</w:t>
       </w:r>
       <w:r>
         <w:rPr>
@@ -34,7 +71,87 @@
     </w:p>
     <w:p>
       <w:r>
-        <w:t>Binnen de softwareontwikkelingscyclus kan threat modeling op verschillende momenten worden ingezet, bijvoorbeeld tijdens requirementsanalyse, architectuurontwerp of bij grote refactorings. In een ideale DevSecOps-context wordt threat modeling iteratief uitgevoerd, parallel aan sprints, zodat nieuwe features meteen op beveiligingsimpact worden beoordeeld. In de praktijk blijkt dit echter moeilijk vol te houden: tijdsdruk, beperkte securityexpertise en een gebrek aan passende tooling zorgen ervoor dat threat modeling vaak wordt uitgesteld, oppervlakkig uitgevoerd of volledig overgeslagen.</w:t>
+        <w:t xml:space="preserve">Binnen de softwareontwikkelingscyclus kan </w:t>
+      </w:r>
+      <w:proofErr w:type="spellStart"/>
+      <w:r>
+        <w:t>threat</w:t>
+      </w:r>
+      <w:proofErr w:type="spellEnd"/>
+      <w:r>
+        <w:t xml:space="preserve"> </w:t>
+      </w:r>
+      <w:proofErr w:type="spellStart"/>
+      <w:r>
+        <w:t>modeling</w:t>
+      </w:r>
+      <w:proofErr w:type="spellEnd"/>
+      <w:r>
+        <w:t xml:space="preserve"> op verschillende momenten worden ingezet, bijvoorbeeld tijdens </w:t>
+      </w:r>
+      <w:proofErr w:type="spellStart"/>
+      <w:r>
+        <w:t>requirementsanalyse</w:t>
+      </w:r>
+      <w:proofErr w:type="spellEnd"/>
+      <w:r>
+        <w:t xml:space="preserve">, architectuurontwerp of bij grote </w:t>
+      </w:r>
+      <w:proofErr w:type="spellStart"/>
+      <w:r>
+        <w:t>refactorings</w:t>
+      </w:r>
+      <w:proofErr w:type="spellEnd"/>
+      <w:r>
+        <w:t xml:space="preserve">. In een ideale </w:t>
+      </w:r>
+      <w:proofErr w:type="spellStart"/>
+      <w:r>
+        <w:t>DevSecOps</w:t>
+      </w:r>
+      <w:proofErr w:type="spellEnd"/>
+      <w:r>
+        <w:t xml:space="preserve">-context wordt </w:t>
+      </w:r>
+      <w:proofErr w:type="spellStart"/>
+      <w:r>
+        <w:t>threat</w:t>
+      </w:r>
+      <w:proofErr w:type="spellEnd"/>
+      <w:r>
+        <w:t xml:space="preserve"> </w:t>
+      </w:r>
+      <w:proofErr w:type="spellStart"/>
+      <w:r>
+        <w:t>modeling</w:t>
+      </w:r>
+      <w:proofErr w:type="spellEnd"/>
+      <w:r>
+        <w:t xml:space="preserve"> iteratief uitgevoerd, parallel aan sprints, zodat nieuwe features meteen op beveiligingsimpact worden beoordeeld. In de praktijk blijkt dit echter moeilijk vol te houden: tijdsdruk, beperkte securityexpertise en een gebrek aan passende </w:t>
+      </w:r>
+      <w:proofErr w:type="spellStart"/>
+      <w:r>
+        <w:t>tooling</w:t>
+      </w:r>
+      <w:proofErr w:type="spellEnd"/>
+      <w:r>
+        <w:t xml:space="preserve"> zorgen ervoor dat </w:t>
+      </w:r>
+      <w:proofErr w:type="spellStart"/>
+      <w:r>
+        <w:t>threat</w:t>
+      </w:r>
+      <w:proofErr w:type="spellEnd"/>
+      <w:r>
+        <w:t xml:space="preserve"> </w:t>
+      </w:r>
+      <w:proofErr w:type="spellStart"/>
+      <w:r>
+        <w:t>modeling</w:t>
+      </w:r>
+      <w:proofErr w:type="spellEnd"/>
+      <w:r>
+        <w:t xml:space="preserve"> vaak wordt uitgesteld, oppervlakkig uitgevoerd of volledig overgeslagen.</w:t>
       </w:r>
       <w:r>
         <w:rPr>
@@ -45,7 +162,95 @@
     </w:p>
     <w:p>
       <w:r>
-        <w:t>Door de jaren heen zijn diverse methoden ontwikkeld om threat modeling te structureren. Een bekende categorie zijn taxonomie-gebaseerde benaderingen, zoals STRIDE, die dreigingen klasseren op basis van hun effect (bijvoorbeeld spoofing, tampering, repudiation, information disclosure, denial of service, elevation of privilege). Andere benaderingen maken gebruik van attack trees of misuse cases, waarin ongewenst gedrag hiërarchisch wordt opgesplitst in deelstappen en varianten. In meer industriële context worden deze methoden vaak ondersteund door generieke diagramtools of mindmapsoftware, die wel flexibiliteit bieden maar weinig domeinspecifieke ondersteuning voor prioritering</w:t>
+        <w:t xml:space="preserve">Door de jaren heen zijn diverse methoden ontwikkeld om </w:t>
+      </w:r>
+      <w:proofErr w:type="spellStart"/>
+      <w:r>
+        <w:t>threat</w:t>
+      </w:r>
+      <w:proofErr w:type="spellEnd"/>
+      <w:r>
+        <w:t xml:space="preserve"> </w:t>
+      </w:r>
+      <w:proofErr w:type="spellStart"/>
+      <w:r>
+        <w:t>modeling</w:t>
+      </w:r>
+      <w:proofErr w:type="spellEnd"/>
+      <w:r>
+        <w:t xml:space="preserve"> te structureren. Een bekende categorie zijn taxonomie-gebaseerde benaderingen, zoals STRIDE, die dreigingen klasseren op basis van hun effect (bijvoorbeeld </w:t>
+      </w:r>
+      <w:proofErr w:type="spellStart"/>
+      <w:r>
+        <w:t>spoofing</w:t>
+      </w:r>
+      <w:proofErr w:type="spellEnd"/>
+      <w:r>
+        <w:t xml:space="preserve">, </w:t>
+      </w:r>
+      <w:proofErr w:type="spellStart"/>
+      <w:r>
+        <w:t>tampering</w:t>
+      </w:r>
+      <w:proofErr w:type="spellEnd"/>
+      <w:r>
+        <w:t xml:space="preserve">, </w:t>
+      </w:r>
+      <w:proofErr w:type="spellStart"/>
+      <w:r>
+        <w:t>repudiation</w:t>
+      </w:r>
+      <w:proofErr w:type="spellEnd"/>
+      <w:r>
+        <w:t xml:space="preserve">, information </w:t>
+      </w:r>
+      <w:proofErr w:type="spellStart"/>
+      <w:r>
+        <w:t>disclosure</w:t>
+      </w:r>
+      <w:proofErr w:type="spellEnd"/>
+      <w:r>
+        <w:t xml:space="preserve">, </w:t>
+      </w:r>
+      <w:proofErr w:type="spellStart"/>
+      <w:r>
+        <w:t>denial</w:t>
+      </w:r>
+      <w:proofErr w:type="spellEnd"/>
+      <w:r>
+        <w:t xml:space="preserve"> of service, </w:t>
+      </w:r>
+      <w:proofErr w:type="spellStart"/>
+      <w:r>
+        <w:t>elevation</w:t>
+      </w:r>
+      <w:proofErr w:type="spellEnd"/>
+      <w:r>
+        <w:t xml:space="preserve"> of privilege). Andere benaderingen maken gebruik van attack trees of </w:t>
+      </w:r>
+      <w:proofErr w:type="spellStart"/>
+      <w:r>
+        <w:t>misuse</w:t>
+      </w:r>
+      <w:proofErr w:type="spellEnd"/>
+      <w:r>
+        <w:t xml:space="preserve"> cases, waarin ongewenst gedrag hiërarchisch wordt opgesplitst in deelstappen en varianten. In meer industriële context worden deze methoden vaak ondersteund door generieke diagramtools of </w:t>
+      </w:r>
+      <w:proofErr w:type="spellStart"/>
+      <w:r>
+        <w:t>mindmapsoftware</w:t>
+      </w:r>
+      <w:proofErr w:type="spellEnd"/>
+      <w:r>
+        <w:t xml:space="preserve">, die wel flexibiliteit bieden maar weinig </w:t>
+      </w:r>
+      <w:proofErr w:type="spellStart"/>
+      <w:r>
+        <w:t>domeinspecifieke</w:t>
+      </w:r>
+      <w:proofErr w:type="spellEnd"/>
+      <w:r>
+        <w:t xml:space="preserve"> ondersteuning voor prioritering</w:t>
       </w:r>
       <w:r>
         <w:t xml:space="preserve"> en </w:t>
@@ -62,16 +267,85 @@
     </w:p>
     <w:p>
       <w:r>
-        <w:t>Voor ontwikkelaars zonder diepgaande securityachtergrond vorm deze klassieke methoden een aanzienlijke drempel: ze vergen vertrouwdheid met beveiligingsconcepten, formele notaties en lijsten van standaarddreigingen, terwijl de beschikbare tools zelden gericht zijn op gebruiksgemak of leerbaarheid. Hierdoor dreigt threat modeling een specialistische activiteit te blijven, in plaats van een breed gedragen ontwerpraktijk binnen ontwikkelteams. Deze kloof tussen theoretisch aanbevolen werkwijzen en feitelijke toepassing in de praktijk vormt een belangrijk motief voor onderzoek naar meer toegankelijke, visueel ondersteunde en gebruiksvriendelijke threat-modelingbenaderingen</w:t>
-      </w:r>
-    </w:p>
-    <w:p>
-      <w:r>
-        <w:t xml:space="preserve">Dit onderzoek speelt in op deze drempels door een gebruiksvriendelijke webtool te ontwerpen en evalueren, gebaseerd op de Fortunately–Unfortunately-methode, waarin dreigingen en tegenmaatregelen in een intuïtieve boomstructuur worden voorgesteld. De </w:t>
+        <w:t xml:space="preserve">Voor ontwikkelaars zonder diepgaande securityachtergrond vorm deze klassieke methoden een aanzienlijke drempel: ze vergen vertrouwdheid met beveiligingsconcepten, formele notaties en lijsten van standaarddreigingen, terwijl de beschikbare tools zelden gericht zijn op gebruiksgemak of leerbaarheid. Hierdoor dreigt </w:t>
+      </w:r>
+      <w:proofErr w:type="spellStart"/>
+      <w:r>
+        <w:t>threat</w:t>
+      </w:r>
+      <w:proofErr w:type="spellEnd"/>
+      <w:r>
+        <w:t xml:space="preserve"> </w:t>
+      </w:r>
+      <w:proofErr w:type="spellStart"/>
+      <w:r>
+        <w:t>modeling</w:t>
+      </w:r>
+      <w:proofErr w:type="spellEnd"/>
+      <w:r>
+        <w:t xml:space="preserve"> een specialistische activiteit te blijven, in plaats van een breed gedragen </w:t>
+      </w:r>
+      <w:proofErr w:type="spellStart"/>
+      <w:r>
+        <w:t>ontwerpraktijk</w:t>
+      </w:r>
+      <w:proofErr w:type="spellEnd"/>
+      <w:r>
+        <w:t xml:space="preserve"> binnen ontwikkelteams. Deze kloof tussen theoretisch aanbevolen werkwijzen en feitelijke toepassing in de praktijk vormt een belangrijk motief voor onderzoek naar meer toegankelijke, visueel ondersteunde en gebruiksvriendelijke </w:t>
+      </w:r>
+      <w:proofErr w:type="spellStart"/>
+      <w:r>
+        <w:t>threat-modelingbenaderingen</w:t>
+      </w:r>
+      <w:proofErr w:type="spellEnd"/>
+    </w:p>
+    <w:p>
+      <w:r>
+        <w:t xml:space="preserve">Dit onderzoek speelt in op deze drempels door een gebruiksvriendelijke </w:t>
+      </w:r>
+      <w:proofErr w:type="spellStart"/>
+      <w:r>
+        <w:t>webtool</w:t>
+      </w:r>
+      <w:proofErr w:type="spellEnd"/>
+      <w:r>
+        <w:t xml:space="preserve"> te ontwerpen en evalueren, gebaseerd op de </w:t>
+      </w:r>
+      <w:proofErr w:type="spellStart"/>
+      <w:r>
+        <w:t>Fortunately</w:t>
+      </w:r>
+      <w:proofErr w:type="spellEnd"/>
+      <w:r>
+        <w:t>–</w:t>
+      </w:r>
+      <w:proofErr w:type="spellStart"/>
+      <w:r>
+        <w:t>Unfortunately</w:t>
+      </w:r>
+      <w:proofErr w:type="spellEnd"/>
+      <w:r>
+        <w:t xml:space="preserve">-methode, waarin dreigingen en tegenmaatregelen in een intuïtieve boomstructuur worden voorgesteld. De </w:t>
       </w:r>
       <w:r>
         <w:lastRenderedPageBreak/>
-        <w:t>tool integreert specifieke UX-features zoals kleurcodering, statusiconen, danger rating, branch summary en filtering om zowel navigatie als prioritering te ondersteunen en wordt geëvalueerd in een gebruikersonderzoek waarin de tool wordt vergeleken met een meer generieke referentiesoftware. Het doel van de masterproef is na te gaan in welke mate deze combinatie van visuele representatie en UX-features</w:t>
+        <w:t xml:space="preserve">tool integreert specifieke UX-features zoals kleurcodering, statusiconen, </w:t>
+      </w:r>
+      <w:proofErr w:type="spellStart"/>
+      <w:r>
+        <w:t>danger</w:t>
+      </w:r>
+      <w:proofErr w:type="spellEnd"/>
+      <w:r>
+        <w:t xml:space="preserve"> rating, </w:t>
+      </w:r>
+      <w:proofErr w:type="spellStart"/>
+      <w:r>
+        <w:t>branch</w:t>
+      </w:r>
+      <w:proofErr w:type="spellEnd"/>
+      <w:r>
+        <w:t xml:space="preserve"> summary en filtering om zowel navigatie als prioritering te ondersteunen en wordt geëvalueerd in een gebruikersonderzoek waarin de tool wordt vergeleken met een meer generieke referentiesoftware. Het doel van de masterproef is na te gaan in welke mate deze combinatie van visuele representatie en UX-features</w:t>
       </w:r>
       <w:r>
         <w:t xml:space="preserve"> in combinatie met de </w:t>
@@ -79,14 +353,40 @@
       <w:r>
         <w:t xml:space="preserve"> </w:t>
       </w:r>
-      <w:r>
-        <w:t>Fortunately–Unfortunately-methode</w:t>
+      <w:proofErr w:type="spellStart"/>
+      <w:r>
+        <w:t>Fortunately</w:t>
+      </w:r>
+      <w:proofErr w:type="spellEnd"/>
+      <w:r>
+        <w:t>–</w:t>
+      </w:r>
+      <w:proofErr w:type="spellStart"/>
+      <w:r>
+        <w:t>Unfortunately</w:t>
+      </w:r>
+      <w:proofErr w:type="spellEnd"/>
+      <w:r>
+        <w:t>-methode</w:t>
       </w:r>
       <w:r>
         <w:t xml:space="preserve">, </w:t>
       </w:r>
-      <w:r>
-        <w:t>threat modeling toegankelijker, efficiënter en effectiever maakt voor niet-security-experts.</w:t>
+      <w:proofErr w:type="spellStart"/>
+      <w:r>
+        <w:t>threat</w:t>
+      </w:r>
+      <w:proofErr w:type="spellEnd"/>
+      <w:r>
+        <w:t xml:space="preserve"> </w:t>
+      </w:r>
+      <w:proofErr w:type="spellStart"/>
+      <w:r>
+        <w:t>modeling</w:t>
+      </w:r>
+      <w:proofErr w:type="spellEnd"/>
+      <w:r>
+        <w:t xml:space="preserve"> toegankelijker, efficiënter en effectiever maakt voor niet-security-experts.</w:t>
       </w:r>
       <w:r>
         <w:rPr>
@@ -97,7 +397,23 @@
     </w:p>
     <w:p>
       <w:r>
-        <w:t>Het belang van dit onderzoek ligt enerzijds in het verlagen van de instapdrempel voor threat modeling, zodat ook ontwikkelaars zonder uitgesproken securityprofiel beter onderbouwde risicoanalyses kunnen uitvoeren. Anderzijds draagt het werk bij aan HCI-onderzoek rond gebruiksvriendelijke security-tools door empirisch te onderzoeken welke interface-elementen (zoals kleuren, iconen, filters en tooltips) daadwerkelijk bijdragen aan taakprestatie, gebruikservaring en feature-voorkeur. Daarmee sluit de masterproef aan bij een bredere verschuiving van puur technische security-oplossingen naar mensgerichte, visueel ondersteunde hulpmiddelen.</w:t>
+        <w:t xml:space="preserve">Het belang van dit onderzoek ligt enerzijds in het verlagen van de instapdrempel voor </w:t>
+      </w:r>
+      <w:proofErr w:type="spellStart"/>
+      <w:r>
+        <w:t>threat</w:t>
+      </w:r>
+      <w:proofErr w:type="spellEnd"/>
+      <w:r>
+        <w:t xml:space="preserve"> </w:t>
+      </w:r>
+      <w:proofErr w:type="spellStart"/>
+      <w:r>
+        <w:t>modeling</w:t>
+      </w:r>
+      <w:proofErr w:type="spellEnd"/>
+      <w:r>
+        <w:t>, zodat ook ontwikkelaars zonder uitgesproken securityprofiel beter onderbouwde risicoanalyses kunnen uitvoeren. Anderzijds draagt het werk bij aan HCI-onderzoek rond gebruiksvriendelijke security-tools door empirisch te onderzoeken welke interface-elementen (zoals kleuren, iconen, filters en tooltips) daadwerkelijk bijdragen aan taakprestatie, gebruikservaring en feature-voorkeur. Daarmee sluit de masterproef aan bij een bredere verschuiving van puur technische security-oplossingen naar mensgerichte, visueel ondersteunde hulpmiddelen.</w:t>
       </w:r>
       <w:r>
         <w:rPr>
@@ -116,7 +432,71 @@
       </w:r>
       <w:bookmarkEnd w:id="0"/>
       <w:r>
-        <w:t>rond threat modeling, de Fortunately–Unfortunately-methode en usability- en UX-evaluatie in securitycontexten. Hoofdstuk 3 beschrijft het ontwerp en de implementatie van het React/D3-webprototype en licht het onderzoeksdesign van de gebruikerstudie toe, inclusief taken, meetinstrumenten en analysemethoden. Hoofdstuk 4 presenteert de empirische resultaten over taakprestaties, user experience en feature-ranking, gevolgd door een discussie in hoofdstuk 5 waarin deze bevindingen worden geïnterpreteerd, gekoppeld aan de literatuur en aangevuld met beperkingen en implicaties voor praktijk en toekomstig onderzoek. Hoofdstuk 6 besluit met de belangrijkste conclusies en schetst mogelijke uitbreidingen, zoals AI-ondersteuning en collaboratieve functies voor breder gebruik in onderwijs en industrie.</w:t>
+        <w:t xml:space="preserve">rond </w:t>
+      </w:r>
+      <w:proofErr w:type="spellStart"/>
+      <w:r>
+        <w:t>threat</w:t>
+      </w:r>
+      <w:proofErr w:type="spellEnd"/>
+      <w:r>
+        <w:t xml:space="preserve"> </w:t>
+      </w:r>
+      <w:proofErr w:type="spellStart"/>
+      <w:r>
+        <w:t>modeling</w:t>
+      </w:r>
+      <w:proofErr w:type="spellEnd"/>
+      <w:r>
+        <w:t xml:space="preserve">, de </w:t>
+      </w:r>
+      <w:proofErr w:type="spellStart"/>
+      <w:r>
+        <w:t>Fortunately</w:t>
+      </w:r>
+      <w:proofErr w:type="spellEnd"/>
+      <w:r>
+        <w:t>–</w:t>
+      </w:r>
+      <w:proofErr w:type="spellStart"/>
+      <w:r>
+        <w:t>Unfortunately</w:t>
+      </w:r>
+      <w:proofErr w:type="spellEnd"/>
+      <w:r>
+        <w:t xml:space="preserve">-methode en </w:t>
+      </w:r>
+      <w:proofErr w:type="spellStart"/>
+      <w:r>
+        <w:t>usability</w:t>
+      </w:r>
+      <w:proofErr w:type="spellEnd"/>
+      <w:r>
+        <w:t xml:space="preserve">- en UX-evaluatie in securitycontexten. Hoofdstuk 3 beschrijft het ontwerp en de implementatie van het </w:t>
+      </w:r>
+      <w:proofErr w:type="spellStart"/>
+      <w:r>
+        <w:t>React</w:t>
+      </w:r>
+      <w:proofErr w:type="spellEnd"/>
+      <w:r>
+        <w:t xml:space="preserve">/D3-webprototype en licht het onderzoeksdesign van de </w:t>
+      </w:r>
+      <w:proofErr w:type="spellStart"/>
+      <w:r>
+        <w:t>gebruikerstudie</w:t>
+      </w:r>
+      <w:proofErr w:type="spellEnd"/>
+      <w:r>
+        <w:t xml:space="preserve"> toe, inclusief taken, meetinstrumenten en analysemethoden. Hoofdstuk 4 presenteert de empirische resultaten over taakprestaties, user </w:t>
+      </w:r>
+      <w:proofErr w:type="spellStart"/>
+      <w:r>
+        <w:t>experience</w:t>
+      </w:r>
+      <w:proofErr w:type="spellEnd"/>
+      <w:r>
+        <w:t xml:space="preserve"> en feature-ranking, gevolgd door een discussie in hoofdstuk 5 waarin deze bevindingen worden geïnterpreteerd, gekoppeld aan de literatuur en aangevuld met beperkingen en implicaties voor praktijk en toekomstig onderzoek. Hoofdstuk 6 besluit met de belangrijkste conclusies en schetst mogelijke uitbreidingen, zoals AI-ondersteuning en collaboratieve functies voor breder gebruik in onderwijs en industrie.</w:t>
       </w:r>
       <w:r>
         <w:br w:type="page"/>
@@ -210,8 +590,53 @@
     </w:p>
     <w:p>
       <w:r>
-        <w:t>Het ontwerp van de webtool vertrekt vanuit de nood om threat modeling concreet uitvoerbaar te maken voor ontwikkelaars zonder uitgebreide securityachtergrond, met een sterke focus op leesbaarheid van de boom, directe visuele feedback en eenvoudige navigatie. De codebasis is daarom opgezet rond een beperkt aantal, duidelijk herkenbare visuele bouwblokken (nodes, iconen, panelen) die in de volledige interface consequent worden hergebruikt. De Fortunately–Unfortunately</w:t>
-      </w:r>
+        <w:t xml:space="preserve">Het ontwerp van de </w:t>
+      </w:r>
+      <w:proofErr w:type="spellStart"/>
+      <w:r>
+        <w:t>webtool</w:t>
+      </w:r>
+      <w:proofErr w:type="spellEnd"/>
+      <w:r>
+        <w:t xml:space="preserve"> vertrekt vanuit de nood om </w:t>
+      </w:r>
+      <w:proofErr w:type="spellStart"/>
+      <w:r>
+        <w:t>threat</w:t>
+      </w:r>
+      <w:proofErr w:type="spellEnd"/>
+      <w:r>
+        <w:t xml:space="preserve"> </w:t>
+      </w:r>
+      <w:proofErr w:type="spellStart"/>
+      <w:r>
+        <w:t>modeling</w:t>
+      </w:r>
+      <w:proofErr w:type="spellEnd"/>
+      <w:r>
+        <w:t xml:space="preserve"> concreet uitvoerbaar te maken voor ontwikkelaars zonder uitgebreide securityachtergrond, met een sterke focus op leesbaarheid van de boom, directe visuele feedback en eenvoudige navigatie. De codebasis is daarom opgezet rond een beperkt aantal, duidelijk herkenbare visuele bouwblokken (</w:t>
+      </w:r>
+      <w:proofErr w:type="spellStart"/>
+      <w:r>
+        <w:t>nodes</w:t>
+      </w:r>
+      <w:proofErr w:type="spellEnd"/>
+      <w:r>
+        <w:t xml:space="preserve">, iconen, panelen) die in de volledige interface consequent worden hergebruikt. De </w:t>
+      </w:r>
+      <w:proofErr w:type="spellStart"/>
+      <w:r>
+        <w:t>Fortunately</w:t>
+      </w:r>
+      <w:proofErr w:type="spellEnd"/>
+      <w:r>
+        <w:t>–</w:t>
+      </w:r>
+      <w:proofErr w:type="spellStart"/>
+      <w:r>
+        <w:t>Unfortunately</w:t>
+      </w:r>
+      <w:proofErr w:type="spellEnd"/>
       <w:r>
         <w:noBreakHyphen/>
         <w:t>structuur wordt afgedwongen op code</w:t>
@@ -222,7 +647,15 @@
       </w:r>
       <w:r>
         <w:noBreakHyphen/>
-        <w:t>type expliciet op te slaan en in de renderlogica te gebruiken om kleuren, iconen en interactie te bepalen.</w:t>
+        <w:t xml:space="preserve">type expliciet op te slaan en in de </w:t>
+      </w:r>
+      <w:proofErr w:type="spellStart"/>
+      <w:r>
+        <w:t>renderlogica</w:t>
+      </w:r>
+      <w:proofErr w:type="spellEnd"/>
+      <w:r>
+        <w:t xml:space="preserve"> te gebruiken om kleuren, iconen en interactie te bepalen.</w:t>
       </w:r>
     </w:p>
     <w:p>
@@ -250,7 +683,15 @@
       </w:r>
       <w:r>
         <w:noBreakHyphen/>
-        <w:t xml:space="preserve">page webapplicatie met React </w:t>
+        <w:t xml:space="preserve">page webapplicatie met </w:t>
+      </w:r>
+      <w:proofErr w:type="spellStart"/>
+      <w:r>
+        <w:t>React</w:t>
+      </w:r>
+      <w:proofErr w:type="spellEnd"/>
+      <w:r>
+        <w:t xml:space="preserve"> </w:t>
       </w:r>
       <w:r>
         <w:t xml:space="preserve">en next.js </w:t>
@@ -275,17 +716,40 @@
         </w:numPr>
       </w:pPr>
       <w:r>
-        <w:t xml:space="preserve">een datastructuur voor nodes (name, </w:t>
-      </w:r>
+        <w:t xml:space="preserve">een datastructuur voor </w:t>
+      </w:r>
+      <w:proofErr w:type="spellStart"/>
+      <w:r>
+        <w:t>nodes</w:t>
+      </w:r>
+      <w:proofErr w:type="spellEnd"/>
+      <w:r>
+        <w:t xml:space="preserve"> (name, </w:t>
+      </w:r>
+      <w:proofErr w:type="spellStart"/>
       <w:r>
         <w:t>children</w:t>
       </w:r>
-      <w:r>
-        <w:t xml:space="preserve">, danger rating, </w:t>
-      </w:r>
-      <w:r>
-        <w:t>level, status, statusColor</w:t>
-      </w:r>
+      <w:proofErr w:type="spellEnd"/>
+      <w:r>
+        <w:t xml:space="preserve">, </w:t>
+      </w:r>
+      <w:proofErr w:type="spellStart"/>
+      <w:r>
+        <w:t>danger</w:t>
+      </w:r>
+      <w:proofErr w:type="spellEnd"/>
+      <w:r>
+        <w:t xml:space="preserve"> rating, </w:t>
+      </w:r>
+      <w:r>
+        <w:t xml:space="preserve">level, status, </w:t>
+      </w:r>
+      <w:proofErr w:type="spellStart"/>
+      <w:r>
+        <w:t>statusColor</w:t>
+      </w:r>
+      <w:proofErr w:type="spellEnd"/>
       <w:r>
         <w:t>);</w:t>
       </w:r>
@@ -298,11 +762,32 @@
         </w:numPr>
       </w:pPr>
       <w:r>
-        <w:t>een visualisatielaag met React</w:t>
-      </w:r>
+        <w:t xml:space="preserve">een </w:t>
+      </w:r>
+      <w:proofErr w:type="spellStart"/>
+      <w:r>
+        <w:t>visualisatielaag</w:t>
+      </w:r>
+      <w:proofErr w:type="spellEnd"/>
+      <w:r>
+        <w:t xml:space="preserve"> met </w:t>
+      </w:r>
+      <w:proofErr w:type="spellStart"/>
+      <w:r>
+        <w:t>React</w:t>
+      </w:r>
+      <w:proofErr w:type="spellEnd"/>
       <w:r>
         <w:noBreakHyphen/>
-        <w:t>componenten voor nodes, iconen, zijpanelen en tooltips;</w:t>
+        <w:t xml:space="preserve">componenten voor </w:t>
+      </w:r>
+      <w:proofErr w:type="spellStart"/>
+      <w:r>
+        <w:t>nodes</w:t>
+      </w:r>
+      <w:proofErr w:type="spellEnd"/>
+      <w:r>
+        <w:t>, iconen, zijpanelen en tooltips;</w:t>
       </w:r>
     </w:p>
     <w:p>
@@ -313,15 +798,47 @@
         </w:numPr>
       </w:pPr>
       <w:r>
-        <w:t>hulpfuncties om paden naar de root te berekenen (voor branch summary) en gefilterde lijsten op basis van status en danger rating samen te stellen.</w:t>
-      </w:r>
-    </w:p>
-    <w:p>
-      <w:r>
-        <w:t>De data worden in een boomstructuur bijgehouden, terwijl D3 wordt gebruikt om posities te berekenen en transities (uitklappen, inklappen) te ondersteunen. React zorgt ervoor dat elke wijziging in de onderliggende data (</w:t>
-      </w:r>
-      <w:r>
-        <w:t>level, status, statusColor)</w:t>
+        <w:t xml:space="preserve">hulpfuncties om paden naar de root te berekenen (voor </w:t>
+      </w:r>
+      <w:proofErr w:type="spellStart"/>
+      <w:r>
+        <w:t>branch</w:t>
+      </w:r>
+      <w:proofErr w:type="spellEnd"/>
+      <w:r>
+        <w:t xml:space="preserve"> summary) en gefilterde lijsten op basis van status en </w:t>
+      </w:r>
+      <w:proofErr w:type="spellStart"/>
+      <w:r>
+        <w:t>danger</w:t>
+      </w:r>
+      <w:proofErr w:type="spellEnd"/>
+      <w:r>
+        <w:t xml:space="preserve"> rating samen te stellen.</w:t>
+      </w:r>
+    </w:p>
+    <w:p>
+      <w:r>
+        <w:t xml:space="preserve">De data worden in een boomstructuur bijgehouden, terwijl D3 wordt gebruikt om posities te berekenen en transities (uitklappen, inklappen) te ondersteunen. </w:t>
+      </w:r>
+      <w:proofErr w:type="spellStart"/>
+      <w:r>
+        <w:t>React</w:t>
+      </w:r>
+      <w:proofErr w:type="spellEnd"/>
+      <w:r>
+        <w:t xml:space="preserve"> zorgt ervoor dat elke wijziging in de onderliggende data (</w:t>
+      </w:r>
+      <w:r>
+        <w:t xml:space="preserve">level, status, </w:t>
+      </w:r>
+      <w:proofErr w:type="spellStart"/>
+      <w:r>
+        <w:t>statusColor</w:t>
+      </w:r>
+      <w:proofErr w:type="spellEnd"/>
+      <w:r>
+        <w:t>)</w:t>
       </w:r>
       <w:r>
         <w:t xml:space="preserve"> onmiddellijk leidt tot een hertekening van de corresponderende componenten.</w:t>
@@ -339,7 +856,119 @@
       </w:r>
       <w:r>
         <w:br/>
-        <w:t>Circulaire tree maps en treemaps werden theoretisch geëvalueerd aan de hand van bestaande voorbeelden en literatuur over hiërarchische visualisatie. Circulaire lay-outs, waarin nodes rond een centrale root worden gerangschikt met unfortunately-nodes prominent op basis van danger rating, bleken ongeschikt omdat sequentiële fortunately/unfortunately-relaties visueel fragmentarisch worden en parent-child-paden cognitief moeilijk traceerbaar blijven. Treemaps, met unfortunately-nodes als dominante blokken en fortunately-nodes als subregio’s geschaald op danger rating, prioriteren risico-overzicht maar schenden de lineaire causaliteitslogica van de methode en verhogen de cognitieve belasting bij diepere bomen. Op basis van deze analyse werden deze technieken niet geïmplementeerd.</w:t>
+        <w:t xml:space="preserve">Circulaire tree </w:t>
+      </w:r>
+      <w:proofErr w:type="spellStart"/>
+      <w:r>
+        <w:t>maps</w:t>
+      </w:r>
+      <w:proofErr w:type="spellEnd"/>
+      <w:r>
+        <w:t xml:space="preserve"> en </w:t>
+      </w:r>
+      <w:proofErr w:type="spellStart"/>
+      <w:r>
+        <w:t>treemaps</w:t>
+      </w:r>
+      <w:proofErr w:type="spellEnd"/>
+      <w:r>
+        <w:t xml:space="preserve"> werden theoretisch geëvalueerd aan de hand van bestaande voorbeelden en literatuur over hiërarchische visualisatie. Circulaire lay-outs, waarin </w:t>
+      </w:r>
+      <w:proofErr w:type="spellStart"/>
+      <w:r>
+        <w:t>nodes</w:t>
+      </w:r>
+      <w:proofErr w:type="spellEnd"/>
+      <w:r>
+        <w:t xml:space="preserve"> rond een centrale root worden gerangschikt met </w:t>
+      </w:r>
+      <w:proofErr w:type="spellStart"/>
+      <w:r>
+        <w:t>unfortunately-nodes</w:t>
+      </w:r>
+      <w:proofErr w:type="spellEnd"/>
+      <w:r>
+        <w:t xml:space="preserve"> prominent op basis van </w:t>
+      </w:r>
+      <w:proofErr w:type="spellStart"/>
+      <w:r>
+        <w:t>danger</w:t>
+      </w:r>
+      <w:proofErr w:type="spellEnd"/>
+      <w:r>
+        <w:t xml:space="preserve"> rating, bleken ongeschikt omdat sequentiële </w:t>
+      </w:r>
+      <w:proofErr w:type="spellStart"/>
+      <w:r>
+        <w:t>fortunately</w:t>
+      </w:r>
+      <w:proofErr w:type="spellEnd"/>
+      <w:r>
+        <w:t>/</w:t>
+      </w:r>
+      <w:proofErr w:type="spellStart"/>
+      <w:r>
+        <w:t>unfortunately</w:t>
+      </w:r>
+      <w:proofErr w:type="spellEnd"/>
+      <w:r>
+        <w:t xml:space="preserve">-relaties visueel fragmentarisch worden en </w:t>
+      </w:r>
+      <w:proofErr w:type="spellStart"/>
+      <w:r>
+        <w:t>parent</w:t>
+      </w:r>
+      <w:proofErr w:type="spellEnd"/>
+      <w:r>
+        <w:t>-</w:t>
+      </w:r>
+      <w:proofErr w:type="spellStart"/>
+      <w:r>
+        <w:t>child</w:t>
+      </w:r>
+      <w:proofErr w:type="spellEnd"/>
+      <w:r>
+        <w:t xml:space="preserve">-paden cognitief moeilijk traceerbaar blijven. </w:t>
+      </w:r>
+      <w:proofErr w:type="spellStart"/>
+      <w:r>
+        <w:t>Treemaps</w:t>
+      </w:r>
+      <w:proofErr w:type="spellEnd"/>
+      <w:r>
+        <w:t xml:space="preserve">, met </w:t>
+      </w:r>
+      <w:proofErr w:type="spellStart"/>
+      <w:r>
+        <w:t>unfortunately-nodes</w:t>
+      </w:r>
+      <w:proofErr w:type="spellEnd"/>
+      <w:r>
+        <w:t xml:space="preserve"> als dominante blokken en </w:t>
+      </w:r>
+      <w:proofErr w:type="spellStart"/>
+      <w:r>
+        <w:t>fortunately-nodes</w:t>
+      </w:r>
+      <w:proofErr w:type="spellEnd"/>
+      <w:r>
+        <w:t xml:space="preserve"> als </w:t>
+      </w:r>
+      <w:proofErr w:type="spellStart"/>
+      <w:r>
+        <w:t>subregio’s</w:t>
+      </w:r>
+      <w:proofErr w:type="spellEnd"/>
+      <w:r>
+        <w:t xml:space="preserve"> geschaald op </w:t>
+      </w:r>
+      <w:proofErr w:type="spellStart"/>
+      <w:r>
+        <w:t>danger</w:t>
+      </w:r>
+      <w:proofErr w:type="spellEnd"/>
+      <w:r>
+        <w:t xml:space="preserve"> rating, prioriteren risico-overzicht maar schenden de lineaire causaliteitslogica van de methode en verhogen de cognitieve belasting bij diepere bomen. Op basis van deze analyse werden deze technieken niet geïmplementeerd.</w:t>
       </w:r>
     </w:p>
     <w:p/>
@@ -355,7 +984,23 @@
       </w:r>
       <w:r>
         <w:br/>
-        <w:t>Horizontale en verticale boomlay-outs werden concreet geïmplementeerd en intern geëvalueerd. De horizontale variant visualiseert fortunately/unfortunately-alternering van links naar rechts, terwijl de verticale variant een top-down hiërarchie met uitklapbare takken volgt. Beide implementaties gebruikten dezelfde node-componenten en UX-features, maar resulteerden in suboptimale prestaties: excessieve witruimteverbruik, verminderde leesbaarheid van lange sequenties en ontoereikende ondersteuning voor zowel globale oriëntatie als lokale detailanalyse. Deze lay-outs werden daarom verworpen ten gunste van een alternatieve fileview-representatie.</w:t>
+        <w:t xml:space="preserve">Horizontale en verticale boomlay-outs werden concreet geïmplementeerd en intern geëvalueerd. De horizontale variant visualiseert </w:t>
+      </w:r>
+      <w:proofErr w:type="spellStart"/>
+      <w:r>
+        <w:t>fortunately</w:t>
+      </w:r>
+      <w:proofErr w:type="spellEnd"/>
+      <w:r>
+        <w:t>/</w:t>
+      </w:r>
+      <w:proofErr w:type="spellStart"/>
+      <w:r>
+        <w:t>unfortunately</w:t>
+      </w:r>
+      <w:proofErr w:type="spellEnd"/>
+      <w:r>
+        <w:t>-alternering van links naar rechts, terwijl de verticale variant een top-down hiërarchie met uitklapbare takken volgt. Beide implementaties gebruikten dezelfde node-componenten en UX-features, maar resulteerden in suboptimale prestaties: excessieve witruimteverbruik, verminderde leesbaarheid van lange sequenties en ontoereikende ondersteuning voor zowel globale oriëntatie als lokale detailanalyse. Deze lay-outs werden daarom verworpen ten gunste van een alternatieve fileview-representatie.</w:t>
       </w:r>
     </w:p>
     <w:p>
@@ -426,13 +1071,53 @@
       </w:r>
       <w:r>
         <w:noBreakHyphen/>
-        <w:t>component ontvangt minstens twee props: de naam (beschrijving) en het niveau/</w:t>
+        <w:t xml:space="preserve">component ontvangt minstens twee </w:t>
+      </w:r>
+      <w:proofErr w:type="spellStart"/>
+      <w:r>
+        <w:t>props</w:t>
+      </w:r>
+      <w:proofErr w:type="spellEnd"/>
+      <w:r>
+        <w:t>: de naam (beschrijving) en het niveau/</w:t>
       </w:r>
       <w:r>
         <w:t>level</w:t>
       </w:r>
       <w:r>
-        <w:t xml:space="preserve"> ( “fortunately” of “unfortunately”). In de renderfunctie wordt eerst het type genormaliseerd (via level.toLowerCase()), waarna een conditionele tak de juiste stijl toepast:</w:t>
+        <w:t xml:space="preserve"> ( “</w:t>
+      </w:r>
+      <w:proofErr w:type="spellStart"/>
+      <w:r>
+        <w:t>fortunately</w:t>
+      </w:r>
+      <w:proofErr w:type="spellEnd"/>
+      <w:r>
+        <w:t>” of “</w:t>
+      </w:r>
+      <w:proofErr w:type="spellStart"/>
+      <w:r>
+        <w:t>unfortunately</w:t>
+      </w:r>
+      <w:proofErr w:type="spellEnd"/>
+      <w:r>
+        <w:t xml:space="preserve">”). In de </w:t>
+      </w:r>
+      <w:proofErr w:type="spellStart"/>
+      <w:r>
+        <w:t>renderfunctie</w:t>
+      </w:r>
+      <w:proofErr w:type="spellEnd"/>
+      <w:r>
+        <w:t xml:space="preserve"> wordt eerst het type genormaliseerd (via </w:t>
+      </w:r>
+      <w:proofErr w:type="spellStart"/>
+      <w:r>
+        <w:t>level.toLowerCase</w:t>
+      </w:r>
+      <w:proofErr w:type="spellEnd"/>
+      <w:r>
+        <w:t>()), waarna een conditionele tak de juiste stijl toepast:</w:t>
       </w:r>
     </w:p>
     <w:p>
@@ -443,11 +1128,27 @@
         </w:numPr>
       </w:pPr>
       <w:r>
-        <w:t>voor “fortunately” wordt een groene achtergrond met afgeronde hoeken, zwarte rand en center</w:t>
+        <w:t>voor “</w:t>
+      </w:r>
+      <w:proofErr w:type="spellStart"/>
+      <w:r>
+        <w:t>fortunately</w:t>
+      </w:r>
+      <w:proofErr w:type="spellEnd"/>
+      <w:r>
+        <w:t>” wordt een groene achtergrond met afgeronde hoeken, zwarte rand en center</w:t>
       </w:r>
       <w:r>
         <w:noBreakHyphen/>
-        <w:t>uitlijning gerenderd;</w:t>
+        <w:t xml:space="preserve">uitlijning </w:t>
+      </w:r>
+      <w:proofErr w:type="spellStart"/>
+      <w:r>
+        <w:t>gerenderd</w:t>
+      </w:r>
+      <w:proofErr w:type="spellEnd"/>
+      <w:r>
+        <w:t>;</w:t>
       </w:r>
     </w:p>
     <w:p>
@@ -458,12 +1159,28 @@
         </w:numPr>
       </w:pPr>
       <w:r>
-        <w:t>voor “unfortunately” wordt een rode variant met dezelfde afmetingen en typografie gebruikt.</w:t>
-      </w:r>
-    </w:p>
-    <w:p>
-      <w:r>
-        <w:t xml:space="preserve">Door alle nodes via dezelfde component te laten lopen, zijn zaken als minimale en maximale breedte, tekstomloop, padding en border overal identiek, wat de leesbaarheid van langere ketens bevordert. </w:t>
+        <w:t>voor “</w:t>
+      </w:r>
+      <w:proofErr w:type="spellStart"/>
+      <w:r>
+        <w:t>unfortunately</w:t>
+      </w:r>
+      <w:proofErr w:type="spellEnd"/>
+      <w:r>
+        <w:t>” wordt een rode variant met dezelfde afmetingen en typografie gebruikt.</w:t>
+      </w:r>
+    </w:p>
+    <w:p>
+      <w:r>
+        <w:t xml:space="preserve">Door alle </w:t>
+      </w:r>
+      <w:proofErr w:type="spellStart"/>
+      <w:r>
+        <w:t>nodes</w:t>
+      </w:r>
+      <w:proofErr w:type="spellEnd"/>
+      <w:r>
+        <w:t xml:space="preserve"> via dezelfde component te laten lopen, zijn zaken als minimale en maximale breedte, tekstomloop, padding en border overal identiek, wat de leesbaarheid van langere ketens bevordert. </w:t>
       </w:r>
       <w:r>
         <w:t>Boven elke node wordt in kleinere typografie bovendien het corresponderende label</w:t>
@@ -476,17 +1193,49 @@
           <w:i/>
           <w:iCs/>
         </w:rPr>
-        <w:t>“fortunately”</w:t>
-      </w:r>
-      <w:r>
-        <w:t> of </w:t>
-      </w:r>
+        <w:t>“</w:t>
+      </w:r>
+      <w:proofErr w:type="spellStart"/>
       <w:r>
         <w:rPr>
           <w:i/>
           <w:iCs/>
         </w:rPr>
-        <w:t>“unfortunately”</w:t>
+        <w:t>fortunately</w:t>
+      </w:r>
+      <w:proofErr w:type="spellEnd"/>
+      <w:r>
+        <w:rPr>
+          <w:i/>
+          <w:iCs/>
+        </w:rPr>
+        <w:t>”</w:t>
+      </w:r>
+      <w:r>
+        <w:t> of </w:t>
+      </w:r>
+      <w:r>
+        <w:rPr>
+          <w:i/>
+          <w:iCs/>
+        </w:rPr>
+        <w:t>“</w:t>
+      </w:r>
+      <w:proofErr w:type="spellStart"/>
+      <w:r>
+        <w:rPr>
+          <w:i/>
+          <w:iCs/>
+        </w:rPr>
+        <w:t>unfortunately</w:t>
+      </w:r>
+      <w:proofErr w:type="spellEnd"/>
+      <w:r>
+        <w:rPr>
+          <w:i/>
+          <w:iCs/>
+        </w:rPr>
+        <w:t>”</w:t>
       </w:r>
       <w:r>
         <w:t> </w:t>
@@ -510,8 +1259,13 @@
         <w:t>komen</w:t>
       </w:r>
       <w:r>
-        <w:t xml:space="preserve"> dus rechtstreeks uit de componentlogica, niet uit losse inline</w:t>
-      </w:r>
+        <w:t xml:space="preserve"> dus rechtstreeks uit de componentlogica, niet uit losse </w:t>
+      </w:r>
+      <w:proofErr w:type="spellStart"/>
+      <w:r>
+        <w:t>inline</w:t>
+      </w:r>
+      <w:proofErr w:type="spellEnd"/>
       <w:r>
         <w:noBreakHyphen/>
         <w:t>stijlen verspreid door de code.</w:t>
@@ -533,13 +1287,46 @@
           <w:sz w:val="28"/>
           <w:szCs w:val="28"/>
         </w:rPr>
-        <w:t>Statusiconen en danger rating</w:t>
-      </w:r>
-    </w:p>
-    <w:p>
-      <w:r>
-        <w:t>Statusiconen worden in aparte, herbruikbare componenten ondergebracht (een IconSelectorButton of een StatusIcon</w:t>
-      </w:r>
+        <w:t xml:space="preserve">Statusiconen en </w:t>
+      </w:r>
+      <w:proofErr w:type="spellStart"/>
+      <w:r>
+        <w:rPr>
+          <w:b/>
+          <w:bCs/>
+          <w:sz w:val="28"/>
+          <w:szCs w:val="28"/>
+        </w:rPr>
+        <w:t>danger</w:t>
+      </w:r>
+      <w:proofErr w:type="spellEnd"/>
+      <w:r>
+        <w:rPr>
+          <w:b/>
+          <w:bCs/>
+          <w:sz w:val="28"/>
+          <w:szCs w:val="28"/>
+        </w:rPr>
+        <w:t xml:space="preserve"> rating</w:t>
+      </w:r>
+    </w:p>
+    <w:p>
+      <w:r>
+        <w:t xml:space="preserve">Statusiconen worden in aparte, herbruikbare componenten ondergebracht (een </w:t>
+      </w:r>
+      <w:proofErr w:type="spellStart"/>
+      <w:r>
+        <w:t>IconSelectorButton</w:t>
+      </w:r>
+      <w:proofErr w:type="spellEnd"/>
+      <w:r>
+        <w:t xml:space="preserve"> of een </w:t>
+      </w:r>
+      <w:proofErr w:type="spellStart"/>
+      <w:r>
+        <w:t>StatusIcon</w:t>
+      </w:r>
+      <w:proofErr w:type="spellEnd"/>
       <w:r>
         <w:noBreakHyphen/>
         <w:t>component) die op basis van een statusveld in de node</w:t>
@@ -548,37 +1335,173 @@
         <w:noBreakHyphen/>
         <w:t xml:space="preserve">data het juiste icoon en de bijhorende kleur kiezen. </w:t>
       </w:r>
+      <w:proofErr w:type="spellStart"/>
       <w:r>
         <w:rPr>
           <w:lang w:val="en-US"/>
         </w:rPr>
-        <w:t xml:space="preserve">Typische statussen zijn Weakness (rood schild), Weakness Under Review (oranje schild), Assumption Under </w:t>
-      </w:r>
+        <w:t>Typische</w:t>
+      </w:r>
+      <w:proofErr w:type="spellEnd"/>
       <w:r>
         <w:rPr>
           <w:lang w:val="en-US"/>
         </w:rPr>
+        <w:t xml:space="preserve"> </w:t>
+      </w:r>
+      <w:proofErr w:type="spellStart"/>
+      <w:r>
+        <w:rPr>
+          <w:lang w:val="en-US"/>
+        </w:rPr>
+        <w:t>statussen</w:t>
+      </w:r>
+      <w:proofErr w:type="spellEnd"/>
+      <w:r>
+        <w:rPr>
+          <w:lang w:val="en-US"/>
+        </w:rPr>
+        <w:t xml:space="preserve"> </w:t>
+      </w:r>
+      <w:proofErr w:type="spellStart"/>
+      <w:r>
+        <w:rPr>
+          <w:lang w:val="en-US"/>
+        </w:rPr>
+        <w:t>zijn</w:t>
+      </w:r>
+      <w:proofErr w:type="spellEnd"/>
+      <w:r>
+        <w:rPr>
+          <w:lang w:val="en-US"/>
+        </w:rPr>
+        <w:t xml:space="preserve"> Weakness (rood </w:t>
+      </w:r>
+      <w:proofErr w:type="spellStart"/>
+      <w:r>
+        <w:rPr>
+          <w:lang w:val="en-US"/>
+        </w:rPr>
+        <w:t>schild</w:t>
+      </w:r>
+      <w:proofErr w:type="spellEnd"/>
+      <w:r>
+        <w:rPr>
+          <w:lang w:val="en-US"/>
+        </w:rPr>
+        <w:t>), Weakness Under Review (</w:t>
+      </w:r>
+      <w:proofErr w:type="spellStart"/>
+      <w:r>
+        <w:rPr>
+          <w:lang w:val="en-US"/>
+        </w:rPr>
+        <w:t>oranje</w:t>
+      </w:r>
+      <w:proofErr w:type="spellEnd"/>
+      <w:r>
+        <w:rPr>
+          <w:lang w:val="en-US"/>
+        </w:rPr>
+        <w:t xml:space="preserve"> </w:t>
+      </w:r>
+      <w:proofErr w:type="spellStart"/>
+      <w:r>
+        <w:rPr>
+          <w:lang w:val="en-US"/>
+        </w:rPr>
+        <w:t>schild</w:t>
+      </w:r>
+      <w:proofErr w:type="spellEnd"/>
+      <w:r>
+        <w:rPr>
+          <w:lang w:val="en-US"/>
+        </w:rPr>
+        <w:t xml:space="preserve">), Assumption Under </w:t>
+      </w:r>
+      <w:r>
+        <w:rPr>
+          <w:lang w:val="en-US"/>
+        </w:rPr>
         <w:lastRenderedPageBreak/>
-        <w:t>Review (oranje check</w:t>
-      </w:r>
+        <w:t>Review (</w:t>
+      </w:r>
+      <w:proofErr w:type="spellStart"/>
       <w:r>
         <w:rPr>
           <w:lang w:val="en-US"/>
         </w:rPr>
+        <w:t>oranje</w:t>
+      </w:r>
+      <w:proofErr w:type="spellEnd"/>
+      <w:r>
+        <w:rPr>
+          <w:lang w:val="en-US"/>
+        </w:rPr>
+        <w:t xml:space="preserve"> </w:t>
+      </w:r>
+      <w:proofErr w:type="spellStart"/>
+      <w:r>
+        <w:rPr>
+          <w:lang w:val="en-US"/>
+        </w:rPr>
+        <w:t>check</w:t>
+      </w:r>
+      <w:r>
+        <w:rPr>
+          <w:lang w:val="en-US"/>
+        </w:rPr>
         <w:t>schild</w:t>
       </w:r>
+      <w:proofErr w:type="spellEnd"/>
       <w:r>
         <w:rPr>
           <w:lang w:val="en-US"/>
         </w:rPr>
-        <w:t>) en Verified Assumption (groen check</w:t>
-      </w:r>
+        <w:t xml:space="preserve">) </w:t>
+      </w:r>
+      <w:proofErr w:type="spellStart"/>
       <w:r>
         <w:rPr>
           <w:lang w:val="en-US"/>
         </w:rPr>
+        <w:t>en</w:t>
+      </w:r>
+      <w:proofErr w:type="spellEnd"/>
+      <w:r>
+        <w:rPr>
+          <w:lang w:val="en-US"/>
+        </w:rPr>
+        <w:t xml:space="preserve"> Verified Assumption (</w:t>
+      </w:r>
+      <w:proofErr w:type="spellStart"/>
+      <w:r>
+        <w:rPr>
+          <w:lang w:val="en-US"/>
+        </w:rPr>
+        <w:t>groen</w:t>
+      </w:r>
+      <w:proofErr w:type="spellEnd"/>
+      <w:r>
+        <w:rPr>
+          <w:lang w:val="en-US"/>
+        </w:rPr>
+        <w:t xml:space="preserve"> </w:t>
+      </w:r>
+      <w:proofErr w:type="spellStart"/>
+      <w:r>
+        <w:rPr>
+          <w:lang w:val="en-US"/>
+        </w:rPr>
+        <w:t>check</w:t>
+      </w:r>
+      <w:r>
+        <w:rPr>
+          <w:lang w:val="en-US"/>
+        </w:rPr>
         <w:t>schild</w:t>
       </w:r>
+      <w:proofErr w:type="spellEnd"/>
       <w:r>
         <w:rPr>
           <w:lang w:val="en-US"/>
@@ -592,17 +1515,58 @@
         <w:t xml:space="preserve"> </w:t>
       </w:r>
       <w:r>
-        <w:t>Als extra aanduiding is er een blauw checkschild beschikbaar voor nodes die volledig zijn afgewerkt (bij fortunately-nodes) of als </w:t>
+        <w:t xml:space="preserve">Als extra aanduiding is er een blauw checkschild beschikbaar voor </w:t>
+      </w:r>
+      <w:proofErr w:type="spellStart"/>
+      <w:r>
+        <w:t>nodes</w:t>
+      </w:r>
+      <w:proofErr w:type="spellEnd"/>
+      <w:r>
+        <w:t xml:space="preserve"> die volledig zijn afgewerkt (bij </w:t>
+      </w:r>
+      <w:proofErr w:type="spellStart"/>
+      <w:r>
+        <w:t>fortunately-nodes</w:t>
+      </w:r>
+      <w:proofErr w:type="spellEnd"/>
+      <w:r>
+        <w:t>) of als </w:t>
       </w:r>
       <w:r>
         <w:rPr>
           <w:i/>
           <w:iCs/>
         </w:rPr>
-        <w:t>low importance</w:t>
-      </w:r>
-      <w:r>
-        <w:t> worden beschouwd (bij unfortunately-nodes). Deze twee statussen worden niet gebruikt in de filterfunctionaliteit, maar bieden gebruikers een bijkomende mogelijkheid om tussenliggende of minder belangrijke nodes te labelen en zo hun status expliciet te communiceren binnen het team.</w:t>
+        <w:t xml:space="preserve">low </w:t>
+      </w:r>
+      <w:proofErr w:type="spellStart"/>
+      <w:r>
+        <w:rPr>
+          <w:i/>
+          <w:iCs/>
+        </w:rPr>
+        <w:t>importance</w:t>
+      </w:r>
+      <w:proofErr w:type="spellEnd"/>
+      <w:r>
+        <w:t xml:space="preserve"> worden beschouwd (bij </w:t>
+      </w:r>
+      <w:proofErr w:type="spellStart"/>
+      <w:r>
+        <w:t>unfortunately-nodes</w:t>
+      </w:r>
+      <w:proofErr w:type="spellEnd"/>
+      <w:r>
+        <w:t xml:space="preserve">). Deze twee statussen worden niet gebruikt in de filterfunctionaliteit, maar bieden gebruikers een bijkomende mogelijkheid om tussenliggende of minder belangrijke </w:t>
+      </w:r>
+      <w:proofErr w:type="spellStart"/>
+      <w:r>
+        <w:t>nodes</w:t>
+      </w:r>
+      <w:proofErr w:type="spellEnd"/>
+      <w:r>
+        <w:t xml:space="preserve"> te labelen en zo hun status expliciet te communiceren binnen het team.</w:t>
       </w:r>
       <w:r>
         <w:t xml:space="preserve"> </w:t>
@@ -612,12 +1576,91 @@
       </w:r>
       <w:r>
         <w:noBreakHyphen/>
-        <w:t>render opgenomen, zodat elke node automatisch het juiste symbool toont.</w:t>
-      </w:r>
-    </w:p>
-    <w:p>
-      <w:r>
-        <w:t>De danger rating wordt als getal in de node-data opgeslagen, berekend uit likelihood en impact (twee schaalwaarden van 1 tot 5). In de code wordt deze rating gebruikt om nodes in de filterweergave aflopend te sorteren (hoogste rating bovenaan) en permanent bij elke unfortunately-node weer te geven, zowel in de boom als in de filterlijsten zelf. Dit contrasteert met secundaire acties zoals add, delete en collapse die pas bij hover verschijnen, waardoor de interface visueel niet wordt overbelast en de focus op de essentie van de data blijft. Deze constante zichtbaarheid is cruciaal voor prioriteren van weaknesses, snelle risicotriage tussen nodes en overzicht van het totale risicolandschap. Door centrale berekening en sortering kan de rating consistent in alle weergaven gebruikt worden.</w:t>
+      </w:r>
+      <w:proofErr w:type="spellStart"/>
+      <w:r>
+        <w:t>render</w:t>
+      </w:r>
+      <w:proofErr w:type="spellEnd"/>
+      <w:r>
+        <w:t xml:space="preserve"> opgenomen, zodat elke node automatisch het juiste symbool toont.</w:t>
+      </w:r>
+    </w:p>
+    <w:p>
+      <w:r>
+        <w:t xml:space="preserve">De </w:t>
+      </w:r>
+      <w:proofErr w:type="spellStart"/>
+      <w:r>
+        <w:t>danger</w:t>
+      </w:r>
+      <w:proofErr w:type="spellEnd"/>
+      <w:r>
+        <w:t xml:space="preserve"> rating wordt als getal in de node-data opgeslagen, berekend uit </w:t>
+      </w:r>
+      <w:proofErr w:type="spellStart"/>
+      <w:r>
+        <w:t>likelihood</w:t>
+      </w:r>
+      <w:proofErr w:type="spellEnd"/>
+      <w:r>
+        <w:t xml:space="preserve"> en impact (twee schaalwaarden van 1 tot 5). In de code wordt deze rating gebruikt om </w:t>
+      </w:r>
+      <w:proofErr w:type="spellStart"/>
+      <w:r>
+        <w:t>nodes</w:t>
+      </w:r>
+      <w:proofErr w:type="spellEnd"/>
+      <w:r>
+        <w:t xml:space="preserve"> in de filterweergave aflopend te sorteren (hoogste rating bovenaan) en permanent bij elke </w:t>
+      </w:r>
+      <w:proofErr w:type="spellStart"/>
+      <w:r>
+        <w:t>unfortunately</w:t>
+      </w:r>
+      <w:proofErr w:type="spellEnd"/>
+      <w:r>
+        <w:t xml:space="preserve">-node weer te geven, zowel in de boom als in de filterlijsten zelf. Dit contrasteert met secundaire acties zoals </w:t>
+      </w:r>
+      <w:proofErr w:type="spellStart"/>
+      <w:r>
+        <w:t>add</w:t>
+      </w:r>
+      <w:proofErr w:type="spellEnd"/>
+      <w:r>
+        <w:t xml:space="preserve">, delete en </w:t>
+      </w:r>
+      <w:proofErr w:type="spellStart"/>
+      <w:r>
+        <w:t>collapse</w:t>
+      </w:r>
+      <w:proofErr w:type="spellEnd"/>
+      <w:r>
+        <w:t xml:space="preserve"> die pas bij </w:t>
+      </w:r>
+      <w:proofErr w:type="spellStart"/>
+      <w:r>
+        <w:t>hover</w:t>
+      </w:r>
+      <w:proofErr w:type="spellEnd"/>
+      <w:r>
+        <w:t xml:space="preserve"> verschijnen, waardoor de interface visueel niet wordt overbelast en de focus op de essentie van de data blijft. Deze constante zichtbaarheid is cruciaal voor prioriteren van </w:t>
+      </w:r>
+      <w:proofErr w:type="spellStart"/>
+      <w:r>
+        <w:t>weaknesses</w:t>
+      </w:r>
+      <w:proofErr w:type="spellEnd"/>
+      <w:r>
+        <w:t xml:space="preserve">, snelle risicotriage tussen </w:t>
+      </w:r>
+      <w:proofErr w:type="spellStart"/>
+      <w:r>
+        <w:t>nodes</w:t>
+      </w:r>
+      <w:proofErr w:type="spellEnd"/>
+      <w:r>
+        <w:t xml:space="preserve"> en overzicht van het totale risicolandschap. Door centrale berekening en sortering kan de rating consistent in alle weergaven gebruikt worden.</w:t>
       </w:r>
     </w:p>
     <w:p>
@@ -634,6 +1677,7 @@
           <w:szCs w:val="28"/>
         </w:rPr>
       </w:pPr>
+      <w:proofErr w:type="spellStart"/>
       <w:r>
         <w:rPr>
           <w:b/>
@@ -641,17 +1685,83 @@
           <w:sz w:val="28"/>
           <w:szCs w:val="28"/>
         </w:rPr>
-        <w:t>Branch summary en filterlogica</w:t>
-      </w:r>
-    </w:p>
-    <w:p>
-      <w:r>
-        <w:t>De branch summary en filterfunctionaliteit zijn geïmplementeerd als aparte zijpanelen en ondersteunende hulpfuncties, die de fileview-navigatie faciliteren door globale context en taakgerichte prioritering te bieden.</w:t>
-      </w:r>
-    </w:p>
-    <w:p>
-      <w:r>
-        <w:t xml:space="preserve">De branch summary reconstrueert het hiërarchische pad van de rootnode tot de geselecteerde node via parent-relaties. Hiertoe worden algoritmes zoals getImmediateParent en getParentsAbove aangewend om bovenliggende nodes recursief op te bouwen. Het resulterende pad wordt </w:t>
+        <w:t>Branch</w:t>
+      </w:r>
+      <w:proofErr w:type="spellEnd"/>
+      <w:r>
+        <w:rPr>
+          <w:b/>
+          <w:bCs/>
+          <w:sz w:val="28"/>
+          <w:szCs w:val="28"/>
+        </w:rPr>
+        <w:t xml:space="preserve"> summary en filterlogica</w:t>
+      </w:r>
+    </w:p>
+    <w:p>
+      <w:r>
+        <w:t xml:space="preserve">De </w:t>
+      </w:r>
+      <w:proofErr w:type="spellStart"/>
+      <w:r>
+        <w:t>branch</w:t>
+      </w:r>
+      <w:proofErr w:type="spellEnd"/>
+      <w:r>
+        <w:t xml:space="preserve"> summary en filterfunctionaliteit zijn geïmplementeerd als aparte zijpanelen en ondersteunende hulpfuncties, die de fileview-navigatie faciliteren door globale context en taakgerichte prioritering te bieden.</w:t>
+      </w:r>
+    </w:p>
+    <w:p>
+      <w:r>
+        <w:t xml:space="preserve">De </w:t>
+      </w:r>
+      <w:proofErr w:type="spellStart"/>
+      <w:r>
+        <w:t>branch</w:t>
+      </w:r>
+      <w:proofErr w:type="spellEnd"/>
+      <w:r>
+        <w:t xml:space="preserve"> summary reconstrueert het hiërarchische pad van de </w:t>
+      </w:r>
+      <w:proofErr w:type="spellStart"/>
+      <w:r>
+        <w:t>rootnode</w:t>
+      </w:r>
+      <w:proofErr w:type="spellEnd"/>
+      <w:r>
+        <w:t xml:space="preserve"> tot de geselecteerde node via </w:t>
+      </w:r>
+      <w:proofErr w:type="spellStart"/>
+      <w:r>
+        <w:t>parent</w:t>
+      </w:r>
+      <w:proofErr w:type="spellEnd"/>
+      <w:r>
+        <w:t>-relaties. Hiertoe worden algoritmes zoals </w:t>
+      </w:r>
+      <w:proofErr w:type="spellStart"/>
+      <w:r>
+        <w:t>getImmediateParent</w:t>
+      </w:r>
+      <w:proofErr w:type="spellEnd"/>
+      <w:r>
+        <w:t> en </w:t>
+      </w:r>
+      <w:proofErr w:type="spellStart"/>
+      <w:r>
+        <w:t>getParentsAbove</w:t>
+      </w:r>
+      <w:proofErr w:type="spellEnd"/>
+      <w:r>
+        <w:t xml:space="preserve"> aangewend om bovenliggende </w:t>
+      </w:r>
+      <w:proofErr w:type="spellStart"/>
+      <w:r>
+        <w:t>nodes</w:t>
+      </w:r>
+      <w:proofErr w:type="spellEnd"/>
+      <w:r>
+        <w:t xml:space="preserve"> recursief op te bouwen. Het resulterende pad wordt </w:t>
       </w:r>
       <w:r>
         <w:t>samenvoegt</w:t>
@@ -688,15 +1798,84 @@
         <w:t xml:space="preserve"> </w:t>
       </w:r>
       <w:r>
-        <w:t>Selectie van een gefilterde node triggert een state-update met de corresponderende node-ID, wat in de Node-component resulteert in visuele highlighting (bijv. border- of kleurverandering) en scrolling naar de relevante positie in de fileview.</w:t>
-      </w:r>
-    </w:p>
-    <w:p>
-      <w:r>
-        <w:t xml:space="preserve">De filterfunctionaliteit groepeert nodes op statuscategorie (bijv. </w:t>
-      </w:r>
-      <w:r>
-        <w:t xml:space="preserve">Weakness, Weakness Under Review, Assumption Under Review, Verified Assumption) met behulp van een </w:t>
+        <w:t xml:space="preserve">Selectie van een gefilterde node </w:t>
+      </w:r>
+      <w:proofErr w:type="spellStart"/>
+      <w:r>
+        <w:t>triggert</w:t>
+      </w:r>
+      <w:proofErr w:type="spellEnd"/>
+      <w:r>
+        <w:t xml:space="preserve"> een state-update met de corresponderende node-ID, wat in de Node-component resulteert in visuele </w:t>
+      </w:r>
+      <w:proofErr w:type="spellStart"/>
+      <w:r>
+        <w:t>highlighting</w:t>
+      </w:r>
+      <w:proofErr w:type="spellEnd"/>
+      <w:r>
+        <w:t xml:space="preserve"> (bijv. border- of kleurverandering) en </w:t>
+      </w:r>
+      <w:proofErr w:type="spellStart"/>
+      <w:r>
+        <w:t>scrolling</w:t>
+      </w:r>
+      <w:proofErr w:type="spellEnd"/>
+      <w:r>
+        <w:t xml:space="preserve"> naar de relevante positie in de fileview.</w:t>
+      </w:r>
+    </w:p>
+    <w:p>
+      <w:r>
+        <w:t xml:space="preserve">De filterfunctionaliteit groepeert </w:t>
+      </w:r>
+      <w:proofErr w:type="spellStart"/>
+      <w:r>
+        <w:t>nodes</w:t>
+      </w:r>
+      <w:proofErr w:type="spellEnd"/>
+      <w:r>
+        <w:t xml:space="preserve"> op statuscategorie (bijv. </w:t>
+      </w:r>
+      <w:proofErr w:type="spellStart"/>
+      <w:r>
+        <w:t>Weakness</w:t>
+      </w:r>
+      <w:proofErr w:type="spellEnd"/>
+      <w:r>
+        <w:t xml:space="preserve">, </w:t>
+      </w:r>
+      <w:proofErr w:type="spellStart"/>
+      <w:r>
+        <w:t>Weakness</w:t>
+      </w:r>
+      <w:proofErr w:type="spellEnd"/>
+      <w:r>
+        <w:t xml:space="preserve"> Under Review, </w:t>
+      </w:r>
+      <w:proofErr w:type="spellStart"/>
+      <w:r>
+        <w:t>Assumption</w:t>
+      </w:r>
+      <w:proofErr w:type="spellEnd"/>
+      <w:r>
+        <w:t xml:space="preserve"> Under Review, </w:t>
+      </w:r>
+      <w:proofErr w:type="spellStart"/>
+      <w:r>
+        <w:t>Verified</w:t>
+      </w:r>
+      <w:proofErr w:type="spellEnd"/>
+      <w:r>
+        <w:t xml:space="preserve"> </w:t>
+      </w:r>
+      <w:proofErr w:type="spellStart"/>
+      <w:r>
+        <w:t>Assumption</w:t>
+      </w:r>
+      <w:proofErr w:type="spellEnd"/>
+      <w:r>
+        <w:t xml:space="preserve">) met behulp van een </w:t>
       </w:r>
       <w:r>
         <w:t>m</w:t>
@@ -711,7 +1890,23 @@
         <w:t xml:space="preserve"> als sleutel fungeert. </w:t>
       </w:r>
       <w:r>
-        <w:t xml:space="preserve">Binnen weakness-categorieën vindt sortering plaats op danger rating (dalend), zodat kritieke items </w:t>
+        <w:t xml:space="preserve">Binnen </w:t>
+      </w:r>
+      <w:proofErr w:type="spellStart"/>
+      <w:r>
+        <w:t>weakness</w:t>
+      </w:r>
+      <w:proofErr w:type="spellEnd"/>
+      <w:r>
+        <w:t xml:space="preserve">-categorieën vindt sortering plaats op </w:t>
+      </w:r>
+      <w:proofErr w:type="spellStart"/>
+      <w:r>
+        <w:t>danger</w:t>
+      </w:r>
+      <w:proofErr w:type="spellEnd"/>
+      <w:r>
+        <w:t xml:space="preserve"> rating (dalend), zodat kritieke items </w:t>
       </w:r>
       <w:r>
         <w:t xml:space="preserve">vooraanstaand </w:t>
@@ -726,8 +1921,13 @@
         <w:t>resulteert</w:t>
       </w:r>
       <w:r>
-        <w:t xml:space="preserve"> een nodeklik</w:t>
-      </w:r>
+        <w:t xml:space="preserve"> een </w:t>
+      </w:r>
+      <w:proofErr w:type="spellStart"/>
+      <w:r>
+        <w:t>nodeklik</w:t>
+      </w:r>
+      <w:proofErr w:type="spellEnd"/>
       <w:r>
         <w:t xml:space="preserve"> in </w:t>
       </w:r>
@@ -739,7 +1939,23 @@
         <w:t xml:space="preserve"> </w:t>
       </w:r>
       <w:r>
-        <w:t xml:space="preserve">visuele highlighting (bijv. border- of kleurverandering) en scrolling naar de relevante positie in de </w:t>
+        <w:t xml:space="preserve">visuele </w:t>
+      </w:r>
+      <w:proofErr w:type="spellStart"/>
+      <w:r>
+        <w:t>highlighting</w:t>
+      </w:r>
+      <w:proofErr w:type="spellEnd"/>
+      <w:r>
+        <w:t xml:space="preserve"> (bijv. border- of kleurverandering) en </w:t>
+      </w:r>
+      <w:proofErr w:type="spellStart"/>
+      <w:r>
+        <w:t>scrolling</w:t>
+      </w:r>
+      <w:proofErr w:type="spellEnd"/>
+      <w:r>
+        <w:t xml:space="preserve"> naar de relevante positie in de </w:t>
       </w:r>
       <w:r>
         <w:t>boom</w:t>
@@ -756,13 +1972,37 @@
         </w:rPr>
       </w:pPr>
       <w:r>
-        <w:t>Deze implementatie verbindt de abstracte datastructuur (statussen, danger ratings, parent-relaties) naadloos met concrete interface-interacties, waardoor gebruikers zowel lokale detailanalyse als globale oriëntatie kunnen uitvoeren zonder significante contextverlies.</w:t>
+        <w:t xml:space="preserve">Deze implementatie verbindt de abstracte datastructuur (statussen, </w:t>
+      </w:r>
+      <w:proofErr w:type="spellStart"/>
+      <w:r>
+        <w:t>danger</w:t>
+      </w:r>
+      <w:proofErr w:type="spellEnd"/>
+      <w:r>
+        <w:t xml:space="preserve"> ratings, </w:t>
+      </w:r>
+      <w:proofErr w:type="spellStart"/>
+      <w:r>
+        <w:t>parent</w:t>
+      </w:r>
+      <w:proofErr w:type="spellEnd"/>
+      <w:r>
+        <w:t>-relaties) naadloos met concrete interface-interacties, waardoor gebruikers zowel lokale detailanalyse als globale oriëntatie kunnen uitvoeren zonder significante contextverlies.</w:t>
       </w:r>
       <w:r>
         <w:t xml:space="preserve"> </w:t>
       </w:r>
       <w:r>
-        <w:t>Naast de visuele kleurcodering van nodes wordt bovendien een letterlabel toegevoegd</w:t>
+        <w:t xml:space="preserve">Naast de visuele kleurcodering van </w:t>
+      </w:r>
+      <w:proofErr w:type="spellStart"/>
+      <w:r>
+        <w:t>nodes</w:t>
+      </w:r>
+      <w:proofErr w:type="spellEnd"/>
+      <w:r>
+        <w:t xml:space="preserve"> wordt bovendien een letterlabel toegevoegd</w:t>
       </w:r>
       <w:r>
         <w:t>,</w:t>
@@ -774,19 +2014,43 @@
         <w:t>F</w:t>
       </w:r>
       <w:r>
-        <w:t> (Fortunately) of </w:t>
+        <w:t> (</w:t>
+      </w:r>
+      <w:proofErr w:type="spellStart"/>
+      <w:r>
+        <w:t>Fortunately</w:t>
+      </w:r>
+      <w:proofErr w:type="spellEnd"/>
+      <w:r>
+        <w:t>) of </w:t>
       </w:r>
       <w:r>
         <w:t>U</w:t>
       </w:r>
       <w:r>
-        <w:t> (Unfortunately)</w:t>
+        <w:t> (</w:t>
+      </w:r>
+      <w:proofErr w:type="spellStart"/>
+      <w:r>
+        <w:t>Unfortunately</w:t>
+      </w:r>
+      <w:proofErr w:type="spellEnd"/>
+      <w:r>
+        <w:t>)</w:t>
       </w:r>
       <w:r>
         <w:t xml:space="preserve">, </w:t>
       </w:r>
       <w:r>
-        <w:t>dat semantisch aangeeft of de node een positief dan wel negatief geëvalueerde uitkomst vertegenwoordigt. Dit bevordert snelle interpretatie, vooral bij dense weergaven of wanneer kleuronderscheid minder prominent is.</w:t>
+        <w:t xml:space="preserve">dat semantisch aangeeft of de node een positief dan wel negatief geëvalueerde uitkomst vertegenwoordigt. Dit bevordert snelle interpretatie, vooral bij </w:t>
+      </w:r>
+      <w:proofErr w:type="spellStart"/>
+      <w:r>
+        <w:t>dense</w:t>
+      </w:r>
+      <w:proofErr w:type="spellEnd"/>
+      <w:r>
+        <w:t xml:space="preserve"> weergaven of wanneer kleuronderscheid minder prominent is.</w:t>
       </w:r>
     </w:p>
     <w:p>
@@ -805,38 +2069,19 @@
           <w:sz w:val="28"/>
           <w:szCs w:val="28"/>
         </w:rPr>
-        <w:t>Hover-functionaliteit voor parent-context</w:t>
-      </w:r>
-    </w:p>
-    <w:p>
-      <w:pPr>
-        <w:rPr>
-          <w:b/>
-          <w:bCs/>
-        </w:rPr>
-      </w:pPr>
-      <w:r>
-        <w:t>In zowel de boomvisualisatie als het filterzijpaneel wordt bij hover over een node de directe parent getoond, zodat de hiërarchische context expliciet zichtbaar blijft tijdens interactie. In de boom ondersteunt dit snelle oriëntatie bij complexe structuren zonder terug scrollen, terwijl het in het filterzijpaneel gebruikers toelaat gefilterde nodes (bijv. alle Weaknesses) te inspecteren zonder de volledige boompositie te traceren</w:t>
-      </w:r>
-      <w:r>
-        <w:t>.</w:t>
-      </w:r>
-      <w:r>
-        <w:t xml:space="preserve"> </w:t>
-      </w:r>
-      <w:r>
-        <w:t>De parent-weergave voorkomt dat kritieke relaties verloren gaan in een lijstcontext en biedt snelle contextuele inspectie vóór navigatie (bijv. "welke fortunately-node adresseert deze weakness?").</w:t>
-      </w:r>
-    </w:p>
-    <w:p>
-      <w:pPr>
+        <w:t xml:space="preserve">Hover-functionaliteit voor </w:t>
+      </w:r>
+      <w:proofErr w:type="spellStart"/>
+      <w:r>
         <w:rPr>
           <w:b/>
           <w:bCs/>
           <w:sz w:val="28"/>
           <w:szCs w:val="28"/>
         </w:rPr>
-      </w:pPr>
+        <w:t>parent</w:t>
+      </w:r>
+      <w:proofErr w:type="spellEnd"/>
       <w:r>
         <w:rPr>
           <w:b/>
@@ -844,25 +2089,133 @@
           <w:sz w:val="28"/>
           <w:szCs w:val="28"/>
         </w:rPr>
-        <w:t>O</w:t>
-      </w:r>
-      <w:r>
+        <w:t>-context</w:t>
+      </w:r>
+    </w:p>
+    <w:p>
+      <w:pPr>
+        <w:rPr>
+          <w:b/>
+          <w:bCs/>
+        </w:rPr>
+      </w:pPr>
+      <w:r>
+        <w:t xml:space="preserve">In zowel de boomvisualisatie als het filterzijpaneel wordt bij </w:t>
+      </w:r>
+      <w:proofErr w:type="spellStart"/>
+      <w:r>
+        <w:t>hover</w:t>
+      </w:r>
+      <w:proofErr w:type="spellEnd"/>
+      <w:r>
+        <w:t xml:space="preserve"> over een node de directe </w:t>
+      </w:r>
+      <w:proofErr w:type="spellStart"/>
+      <w:r>
+        <w:t>parent</w:t>
+      </w:r>
+      <w:proofErr w:type="spellEnd"/>
+      <w:r>
+        <w:t xml:space="preserve"> getoond, zodat de hiërarchische context expliciet zichtbaar blijft tijdens interactie. In de boom ondersteunt dit snelle oriëntatie bij complexe structuren zonder terug scrollen, terwijl het in het filterzijpaneel gebruikers toelaat gefilterde </w:t>
+      </w:r>
+      <w:proofErr w:type="spellStart"/>
+      <w:r>
+        <w:t>nodes</w:t>
+      </w:r>
+      <w:proofErr w:type="spellEnd"/>
+      <w:r>
+        <w:t xml:space="preserve"> (bijv. alle </w:t>
+      </w:r>
+      <w:proofErr w:type="spellStart"/>
+      <w:r>
+        <w:t>Weaknesses</w:t>
+      </w:r>
+      <w:proofErr w:type="spellEnd"/>
+      <w:r>
+        <w:t>) te inspecteren zonder de volledige boompositie te traceren</w:t>
+      </w:r>
+      <w:r>
+        <w:t>.</w:t>
+      </w:r>
+      <w:r>
+        <w:t xml:space="preserve"> </w:t>
+      </w:r>
+      <w:r>
+        <w:t xml:space="preserve">De </w:t>
+      </w:r>
+      <w:proofErr w:type="spellStart"/>
+      <w:r>
+        <w:t>parent</w:t>
+      </w:r>
+      <w:proofErr w:type="spellEnd"/>
+      <w:r>
+        <w:t xml:space="preserve">-weergave voorkomt dat kritieke relaties verloren gaan in een lijstcontext en biedt snelle contextuele inspectie vóór navigatie (bijv. "welke </w:t>
+      </w:r>
+      <w:proofErr w:type="spellStart"/>
+      <w:r>
+        <w:t>fortunately</w:t>
+      </w:r>
+      <w:proofErr w:type="spellEnd"/>
+      <w:r>
+        <w:t xml:space="preserve">-node adresseert deze </w:t>
+      </w:r>
+      <w:proofErr w:type="spellStart"/>
+      <w:r>
+        <w:t>weakness</w:t>
+      </w:r>
+      <w:proofErr w:type="spellEnd"/>
+      <w:r>
+        <w:t>?").</w:t>
+      </w:r>
+    </w:p>
+    <w:p>
+      <w:pPr>
         <w:rPr>
           <w:b/>
           <w:bCs/>
           <w:sz w:val="28"/>
           <w:szCs w:val="28"/>
         </w:rPr>
+      </w:pPr>
+      <w:r>
+        <w:rPr>
+          <w:b/>
+          <w:bCs/>
+          <w:sz w:val="28"/>
+          <w:szCs w:val="28"/>
+        </w:rPr>
+        <w:t>O</w:t>
+      </w:r>
+      <w:r>
+        <w:rPr>
+          <w:b/>
+          <w:bCs/>
+          <w:sz w:val="28"/>
+          <w:szCs w:val="28"/>
+        </w:rPr>
         <w:t>ndersteuning en feedback in de UI</w:t>
       </w:r>
     </w:p>
     <w:p>
       <w:r>
-        <w:t>In de implementatie is ondersteuning vooral uitgewerkt met hover</w:t>
-      </w:r>
+        <w:t xml:space="preserve">In de implementatie is ondersteuning vooral uitgewerkt met </w:t>
+      </w:r>
+      <w:proofErr w:type="spellStart"/>
+      <w:r>
+        <w:t>hover</w:t>
+      </w:r>
+      <w:proofErr w:type="spellEnd"/>
       <w:r>
         <w:noBreakHyphen/>
-        <w:t>tooltips en consistente iconografie. Iconen en statussen krijgen een tooltipcomponent die bij hover de betekenis van het symbool, de status of de rating verklaart, gebruikmakend van korte, vaste teksten. Node</w:t>
+        <w:t xml:space="preserve">tooltips en consistente iconografie. Iconen en statussen krijgen een tooltipcomponent die bij </w:t>
+      </w:r>
+      <w:proofErr w:type="spellStart"/>
+      <w:r>
+        <w:t>hover</w:t>
+      </w:r>
+      <w:proofErr w:type="spellEnd"/>
+      <w:r>
+        <w:t xml:space="preserve"> de betekenis van het symbool, de status of de rating verklaart, gebruikmakend van korte, vaste teksten. Node</w:t>
       </w:r>
       <w:r>
         <w:noBreakHyphen/>
@@ -889,8 +2242,9 @@
           <w:sz w:val="28"/>
           <w:szCs w:val="28"/>
         </w:rPr>
-        <w:t>Toepassing van Nielsen’s usability</w:t>
-      </w:r>
+        <w:t xml:space="preserve">Toepassing van </w:t>
+      </w:r>
+      <w:proofErr w:type="spellStart"/>
       <w:r>
         <w:rPr>
           <w:b/>
@@ -898,25 +2252,124 @@
           <w:sz w:val="28"/>
           <w:szCs w:val="28"/>
         </w:rPr>
+        <w:t>Nielsen’s</w:t>
+      </w:r>
+      <w:proofErr w:type="spellEnd"/>
+      <w:r>
+        <w:rPr>
+          <w:b/>
+          <w:bCs/>
+          <w:sz w:val="28"/>
+          <w:szCs w:val="28"/>
+        </w:rPr>
+        <w:t xml:space="preserve"> </w:t>
+      </w:r>
+      <w:proofErr w:type="spellStart"/>
+      <w:r>
+        <w:rPr>
+          <w:b/>
+          <w:bCs/>
+          <w:sz w:val="28"/>
+          <w:szCs w:val="28"/>
+        </w:rPr>
+        <w:t>usability</w:t>
+      </w:r>
+      <w:proofErr w:type="spellEnd"/>
+      <w:r>
+        <w:rPr>
+          <w:b/>
+          <w:bCs/>
+          <w:sz w:val="28"/>
+          <w:szCs w:val="28"/>
+        </w:rPr>
         <w:noBreakHyphen/>
-        <w:t>heuristieken in de webtool</w:t>
-      </w:r>
-    </w:p>
-    <w:p>
-      <w:r>
-        <w:t>Het ontwerp en de implementatie van de fortunately–unfortunately</w:t>
+        <w:t xml:space="preserve">heuristieken in de </w:t>
+      </w:r>
+      <w:proofErr w:type="spellStart"/>
+      <w:r>
+        <w:rPr>
+          <w:b/>
+          <w:bCs/>
+          <w:sz w:val="28"/>
+          <w:szCs w:val="28"/>
+        </w:rPr>
+        <w:t>webtool</w:t>
+      </w:r>
+      <w:proofErr w:type="spellEnd"/>
+    </w:p>
+    <w:p>
+      <w:r>
+        <w:t xml:space="preserve">Het ontwerp en de implementatie van de </w:t>
+      </w:r>
+      <w:proofErr w:type="spellStart"/>
+      <w:r>
+        <w:t>fortunately</w:t>
+      </w:r>
+      <w:proofErr w:type="spellEnd"/>
+      <w:r>
+        <w:t>–</w:t>
+      </w:r>
+      <w:proofErr w:type="spellStart"/>
+      <w:r>
+        <w:t>unfortunately</w:t>
       </w:r>
       <w:r>
         <w:noBreakHyphen/>
-        <w:t>webtool zijn expliciet afgestemd op de tien usability</w:t>
-      </w:r>
+        <w:t>webtool</w:t>
+      </w:r>
+      <w:proofErr w:type="spellEnd"/>
+      <w:r>
+        <w:t xml:space="preserve"> zijn expliciet afgestemd op de tien </w:t>
+      </w:r>
+      <w:proofErr w:type="spellStart"/>
+      <w:r>
+        <w:t>usability</w:t>
+      </w:r>
+      <w:proofErr w:type="spellEnd"/>
       <w:r>
         <w:noBreakHyphen/>
-        <w:t>heuristieken van Nielsen. De onderliggende React</w:t>
-      </w:r>
+        <w:t xml:space="preserve">heuristieken van </w:t>
+      </w:r>
+      <w:proofErr w:type="spellStart"/>
+      <w:r>
+        <w:t>Nielsen</w:t>
+      </w:r>
+      <w:proofErr w:type="spellEnd"/>
+      <w:r>
+        <w:t xml:space="preserve">. De onderliggende </w:t>
+      </w:r>
+      <w:proofErr w:type="spellStart"/>
+      <w:r>
+        <w:t>React</w:t>
+      </w:r>
+      <w:proofErr w:type="spellEnd"/>
       <w:r>
         <w:noBreakHyphen/>
-        <w:t>componenten (Page, TreeVisualizer, SearchBar, IconSelectorButton) realiseren deze heuristieken concreet in de gebruikersinterface.</w:t>
+        <w:t>componenten (Page, </w:t>
+      </w:r>
+      <w:proofErr w:type="spellStart"/>
+      <w:r>
+        <w:t>TreeVisualizer</w:t>
+      </w:r>
+      <w:proofErr w:type="spellEnd"/>
+      <w:r>
+        <w:t>, </w:t>
+      </w:r>
+      <w:proofErr w:type="spellStart"/>
+      <w:r>
+        <w:t>SearchBar</w:t>
+      </w:r>
+      <w:proofErr w:type="spellEnd"/>
+      <w:r>
+        <w:t>, </w:t>
+      </w:r>
+      <w:proofErr w:type="spellStart"/>
+      <w:r>
+        <w:t>IconSelectorButton</w:t>
+      </w:r>
+      <w:proofErr w:type="spellEnd"/>
+      <w:r>
+        <w:t>) realiseren deze heuristieken concreet in de gebruikersinterface.</w:t>
       </w:r>
     </w:p>
     <w:p>
@@ -935,13 +2388,47 @@
       </w:r>
       <w:r>
         <w:br/>
-        <w:t xml:space="preserve">De tool geeft gebruikers voortdurend feedback over de huidige toestand van het systeem. De boomweergave in TreeVisualizer wordt onmiddellijk geüpdatet na toevoeging, bewerking of verwijdering van </w:t>
-      </w:r>
+        <w:t>De tool geeft gebruikers voortdurend feedback over de huidige toestand van het systeem. De boomweergave in </w:t>
+      </w:r>
+      <w:proofErr w:type="spellStart"/>
+      <w:r>
+        <w:t>TreeVisualizer</w:t>
+      </w:r>
+      <w:proofErr w:type="spellEnd"/>
+      <w:r>
+        <w:t xml:space="preserve"> wordt onmiddellijk geüpdatet na toevoeging, bewerking of verwijdering van </w:t>
+      </w:r>
+      <w:proofErr w:type="spellStart"/>
       <w:r>
         <w:t>nodes</w:t>
       </w:r>
-      <w:r>
-        <w:t xml:space="preserve"> via setTreeData. De geselecteerde knoop (currentNode) en zoekresultaten (highlightedNodes) worden visueel geaccentueerd met een extra rand en achtergrondkleur. </w:t>
+      <w:proofErr w:type="spellEnd"/>
+      <w:r>
+        <w:t xml:space="preserve"> via </w:t>
+      </w:r>
+      <w:proofErr w:type="spellStart"/>
+      <w:r>
+        <w:t>setTreeData</w:t>
+      </w:r>
+      <w:proofErr w:type="spellEnd"/>
+      <w:r>
+        <w:t>. De geselecteerde knoop (</w:t>
+      </w:r>
+      <w:proofErr w:type="spellStart"/>
+      <w:r>
+        <w:t>currentNode</w:t>
+      </w:r>
+      <w:proofErr w:type="spellEnd"/>
+      <w:r>
+        <w:t>) en zoekresultaten (</w:t>
+      </w:r>
+      <w:proofErr w:type="spellStart"/>
+      <w:r>
+        <w:t>highlightedNodes</w:t>
+      </w:r>
+      <w:proofErr w:type="spellEnd"/>
+      <w:r>
+        <w:t xml:space="preserve">) worden visueel geaccentueerd met een extra rand en achtergrondkleur. </w:t>
       </w:r>
       <w:r>
         <w:t>De</w:t>
@@ -949,10 +2436,12 @@
       <w:r>
         <w:t xml:space="preserve"> </w:t>
       </w:r>
+      <w:proofErr w:type="spellStart"/>
       <w:r>
         <w:lastRenderedPageBreak/>
         <w:t>shield</w:t>
       </w:r>
+      <w:proofErr w:type="spellEnd"/>
       <w:r>
         <w:noBreakHyphen/>
         <w:t xml:space="preserve">knoppen met teller </w:t>
@@ -964,7 +2453,23 @@
         <w:t xml:space="preserve"> </w:t>
       </w:r>
       <w:r>
-        <w:t xml:space="preserve">([redNodes.length], [greenNodes.length] enz.) </w:t>
+        <w:t>([</w:t>
+      </w:r>
+      <w:proofErr w:type="spellStart"/>
+      <w:r>
+        <w:t>redNodes.length</w:t>
+      </w:r>
+      <w:proofErr w:type="spellEnd"/>
+      <w:r>
+        <w:t>], [</w:t>
+      </w:r>
+      <w:proofErr w:type="spellStart"/>
+      <w:r>
+        <w:t>greenNodes.length</w:t>
+      </w:r>
+      <w:proofErr w:type="spellEnd"/>
+      <w:r>
+        <w:t xml:space="preserve">] enz.) </w:t>
       </w:r>
       <w:r>
         <w:t xml:space="preserve">tonen </w:t>
@@ -976,11 +2481,40 @@
         <w:t xml:space="preserve"> </w:t>
       </w:r>
       <w:r>
-        <w:t>hoeveel zwaktes en aannames zich in elke status bevinden. De “Danger rating”-indicator per unfortunately</w:t>
-      </w:r>
+        <w:t>hoeveel zwaktes en aannames zich in elke status bevinden. De “</w:t>
+      </w:r>
+      <w:proofErr w:type="spellStart"/>
+      <w:r>
+        <w:t>Danger</w:t>
+      </w:r>
+      <w:proofErr w:type="spellEnd"/>
+      <w:r>
+        <w:t xml:space="preserve"> rating”-indicator per </w:t>
+      </w:r>
+      <w:proofErr w:type="spellStart"/>
+      <w:r>
+        <w:t>unfortunately</w:t>
+      </w:r>
+      <w:proofErr w:type="spellEnd"/>
       <w:r>
         <w:noBreakHyphen/>
-        <w:t>knoop (component NodeDangerPopup) geeft continu de actuele risicoscore weer, die direct wijzigt bij aanpassing van impact en likelihood.</w:t>
+        <w:t>knoop (component </w:t>
+      </w:r>
+      <w:proofErr w:type="spellStart"/>
+      <w:r>
+        <w:t>NodeDangerPopup</w:t>
+      </w:r>
+      <w:proofErr w:type="spellEnd"/>
+      <w:r>
+        <w:t xml:space="preserve">) geeft continu de actuele risicoscore weer, die direct wijzigt bij aanpassing van impact en </w:t>
+      </w:r>
+      <w:proofErr w:type="spellStart"/>
+      <w:r>
+        <w:t>likelihood</w:t>
+      </w:r>
+      <w:proofErr w:type="spellEnd"/>
+      <w:r>
+        <w:t>.</w:t>
       </w:r>
     </w:p>
     <w:p>
@@ -999,7 +2533,15 @@
       </w:r>
       <w:r>
         <w:br/>
-        <w:t>De webtool gebruikt terminologie en structuren die aansluiten bij gangbare praktijken in security</w:t>
+        <w:t xml:space="preserve">De </w:t>
+      </w:r>
+      <w:proofErr w:type="spellStart"/>
+      <w:r>
+        <w:t>webtool</w:t>
+      </w:r>
+      <w:proofErr w:type="spellEnd"/>
+      <w:r>
+        <w:t xml:space="preserve"> gebruikt terminologie en structuren die aansluiten bij gangbare praktijken in security</w:t>
       </w:r>
       <w:r>
         <w:noBreakHyphen/>
@@ -1009,17 +2551,115 @@
         <w:t>Nodes</w:t>
       </w:r>
       <w:r>
-        <w:t xml:space="preserve"> zijn expliciet getypeerd als level = "fortunately" of "unfortunately", wat overeenkomt met positieve en negatieve implicaties in het analyseproces. De rechterzijbalk groepeert </w:t>
-      </w:r>
+        <w:t xml:space="preserve"> zijn expliciet getypeerd als level = "</w:t>
+      </w:r>
+      <w:proofErr w:type="spellStart"/>
+      <w:r>
+        <w:t>fortunately</w:t>
+      </w:r>
+      <w:proofErr w:type="spellEnd"/>
+      <w:r>
+        <w:t>" of "</w:t>
+      </w:r>
+      <w:proofErr w:type="spellStart"/>
+      <w:r>
+        <w:t>unfortunately</w:t>
+      </w:r>
+      <w:proofErr w:type="spellEnd"/>
+      <w:r>
+        <w:t xml:space="preserve">", wat overeenkomt met positieve en negatieve implicaties in het analyseproces. De rechterzijbalk groepeert </w:t>
+      </w:r>
+      <w:proofErr w:type="spellStart"/>
       <w:r>
         <w:t>nodes</w:t>
       </w:r>
-      <w:r>
-        <w:t xml:space="preserve"> in domeinspecifieke categorieën: “Weaknesses”, “Weaknesses Under Review”, “Assumptions Under Review” en “Verified assumptions”, ondersteund door passende schild</w:t>
+      <w:proofErr w:type="spellEnd"/>
+      <w:r>
+        <w:t xml:space="preserve"> in </w:t>
+      </w:r>
+      <w:proofErr w:type="spellStart"/>
+      <w:r>
+        <w:t>domeinspecifieke</w:t>
+      </w:r>
+      <w:proofErr w:type="spellEnd"/>
+      <w:r>
+        <w:t xml:space="preserve"> categorieën: “</w:t>
+      </w:r>
+      <w:proofErr w:type="spellStart"/>
+      <w:r>
+        <w:t>Weaknesses</w:t>
+      </w:r>
+      <w:proofErr w:type="spellEnd"/>
+      <w:r>
+        <w:t>”, “</w:t>
+      </w:r>
+      <w:proofErr w:type="spellStart"/>
+      <w:r>
+        <w:t>Weaknesses</w:t>
+      </w:r>
+      <w:proofErr w:type="spellEnd"/>
+      <w:r>
+        <w:t xml:space="preserve"> Under Review”, “</w:t>
+      </w:r>
+      <w:proofErr w:type="spellStart"/>
+      <w:r>
+        <w:t>Assumptions</w:t>
+      </w:r>
+      <w:proofErr w:type="spellEnd"/>
+      <w:r>
+        <w:t xml:space="preserve"> Under Review” en “</w:t>
+      </w:r>
+      <w:proofErr w:type="spellStart"/>
+      <w:r>
+        <w:t>Verified</w:t>
+      </w:r>
+      <w:proofErr w:type="spellEnd"/>
+      <w:r>
+        <w:t xml:space="preserve"> </w:t>
+      </w:r>
+      <w:proofErr w:type="spellStart"/>
+      <w:r>
+        <w:t>assumptions</w:t>
+      </w:r>
+      <w:proofErr w:type="spellEnd"/>
+      <w:r>
+        <w:t>”, ondersteund door passende schild</w:t>
       </w:r>
       <w:r>
         <w:noBreakHyphen/>
-        <w:t>iconen (GoShield, GoShieldCheck). De risicoscore wordt opgebouwd uit de dimensies “Impact” en “Likelihood” en weergegeven als “Danger rating”, wat aansluit bij gangbare risico</w:t>
+        <w:t>iconen (</w:t>
+      </w:r>
+      <w:proofErr w:type="spellStart"/>
+      <w:r>
+        <w:t>GoShield</w:t>
+      </w:r>
+      <w:proofErr w:type="spellEnd"/>
+      <w:r>
+        <w:t>, </w:t>
+      </w:r>
+      <w:proofErr w:type="spellStart"/>
+      <w:r>
+        <w:t>GoShieldCheck</w:t>
+      </w:r>
+      <w:proofErr w:type="spellEnd"/>
+      <w:r>
+        <w:t>). De risicoscore wordt opgebouwd uit de dimensies “Impact” en “</w:t>
+      </w:r>
+      <w:proofErr w:type="spellStart"/>
+      <w:r>
+        <w:t>Likelihood</w:t>
+      </w:r>
+      <w:proofErr w:type="spellEnd"/>
+      <w:r>
+        <w:t>” en weergegeven als “</w:t>
+      </w:r>
+      <w:proofErr w:type="spellStart"/>
+      <w:r>
+        <w:t>Danger</w:t>
+      </w:r>
+      <w:proofErr w:type="spellEnd"/>
+      <w:r>
+        <w:t xml:space="preserve"> rating”, wat aansluit bij gangbare risico</w:t>
       </w:r>
       <w:r>
         <w:noBreakHyphen/>
@@ -1042,7 +2682,79 @@
       </w:r>
       <w:r>
         <w:br/>
-        <w:t>De implementatie voorziet diverse mechanismen die de gebruiker controle geven over het modelleerproces. Via “Reset Tree” kan op elk moment naar een lege beginsituatie worden teruggekeerd; deze actie wordt voorafgegaan door een bevestigingsdialoog (window.confirm) om onbedoeld dataverlies te vermijden. Op knoopniveau kunnen gebruikers afzonderlijke elementen verwijderen via de prullenbakknop (GoTrash) of nieuwe kinderen toevoegen (RiAddBoxLine). Panelen zoals de rechter “shields”-sidebar (isOpen) en het linker “Parents above current node”-overzicht (openParentSummary) kunnen naar believen worden geopend en gesloten, zodat gebruikers vrij kunnen schakelen tussen een compacte en een meer gedetailleerde weergave.</w:t>
+        <w:t>De implementatie voorziet diverse mechanismen die de gebruiker controle geven over het modelleerproces. Via “Reset Tree” kan op elk moment naar een lege beginsituatie worden teruggekeerd; deze actie wordt voorafgegaan door een bevestigingsdialoog (</w:t>
+      </w:r>
+      <w:proofErr w:type="spellStart"/>
+      <w:r>
+        <w:t>window.confirm</w:t>
+      </w:r>
+      <w:proofErr w:type="spellEnd"/>
+      <w:r>
+        <w:t>) om onbedoeld dataverlies te vermijden. Op knoopniveau kunnen gebruikers afzonderlijke elementen verwijderen via de prullenbakknop (</w:t>
+      </w:r>
+      <w:proofErr w:type="spellStart"/>
+      <w:r>
+        <w:t>GoTrash</w:t>
+      </w:r>
+      <w:proofErr w:type="spellEnd"/>
+      <w:r>
+        <w:t>) of nieuwe kinderen toevoegen (</w:t>
+      </w:r>
+      <w:proofErr w:type="spellStart"/>
+      <w:r>
+        <w:t>RiAddBoxLine</w:t>
+      </w:r>
+      <w:proofErr w:type="spellEnd"/>
+      <w:r>
+        <w:t>). Panelen zoals de rechter “</w:t>
+      </w:r>
+      <w:proofErr w:type="spellStart"/>
+      <w:r>
+        <w:t>shields</w:t>
+      </w:r>
+      <w:proofErr w:type="spellEnd"/>
+      <w:r>
+        <w:t>”-</w:t>
+      </w:r>
+      <w:proofErr w:type="spellStart"/>
+      <w:r>
+        <w:t>sidebar</w:t>
+      </w:r>
+      <w:proofErr w:type="spellEnd"/>
+      <w:r>
+        <w:t xml:space="preserve"> (</w:t>
+      </w:r>
+      <w:proofErr w:type="spellStart"/>
+      <w:r>
+        <w:t>isOpen</w:t>
+      </w:r>
+      <w:proofErr w:type="spellEnd"/>
+      <w:r>
+        <w:t xml:space="preserve">) en het linker “Parents </w:t>
+      </w:r>
+      <w:proofErr w:type="spellStart"/>
+      <w:r>
+        <w:t>above</w:t>
+      </w:r>
+      <w:proofErr w:type="spellEnd"/>
+      <w:r>
+        <w:t xml:space="preserve"> </w:t>
+      </w:r>
+      <w:proofErr w:type="spellStart"/>
+      <w:r>
+        <w:t>current</w:t>
+      </w:r>
+      <w:proofErr w:type="spellEnd"/>
+      <w:r>
+        <w:t xml:space="preserve"> node”-overzicht (</w:t>
+      </w:r>
+      <w:proofErr w:type="spellStart"/>
+      <w:r>
+        <w:t>openParentSummary</w:t>
+      </w:r>
+      <w:proofErr w:type="spellEnd"/>
+      <w:r>
+        <w:t>) kunnen naar believen worden geopend en gesloten, zodat gebruikers vrij kunnen schakelen tussen een compacte en een meer gedetailleerde weergave.</w:t>
       </w:r>
     </w:p>
     <w:p>
@@ -1061,33 +2773,130 @@
       </w:r>
       <w:r>
         <w:br/>
-        <w:t>In zowel de code als de visuele vormgeving is een consistente logica doorgevoerd. Fortunately</w:t>
-      </w:r>
+        <w:t xml:space="preserve">In zowel de code als de visuele vormgeving is een consistente logica doorgevoerd. </w:t>
+      </w:r>
+      <w:proofErr w:type="spellStart"/>
+      <w:r>
+        <w:t>Fortunately</w:t>
+      </w:r>
+      <w:proofErr w:type="spellEnd"/>
       <w:r>
         <w:noBreakHyphen/>
-        <w:t>knooppunten worden systematisch in groen weergegeven, unfortunately</w:t>
-      </w:r>
+        <w:t xml:space="preserve">knooppunten worden systematisch in groen weergegeven, </w:t>
+      </w:r>
+      <w:proofErr w:type="spellStart"/>
+      <w:r>
+        <w:t>unfortunately</w:t>
+      </w:r>
+      <w:proofErr w:type="spellEnd"/>
       <w:r>
         <w:noBreakHyphen/>
-        <w:t xml:space="preserve">knooppunten in rood (component Node en de achtergrondklassen in ShowNodes), een kleurcodering die ook terugkomt in de zijbalk (groene/rode labels met “F” en “U”) en in de badges voor gevaar (FiTriangle). De betekenis van iconen blijft overal gelijk: GoShield markeert zwaktes, GoShieldCheck markeert aannames of voltooide </w:t>
-      </w:r>
+        <w:t>knooppunten in rood (component Node en de achtergrondklassen in </w:t>
+      </w:r>
+      <w:proofErr w:type="spellStart"/>
+      <w:r>
+        <w:t>ShowNodes</w:t>
+      </w:r>
+      <w:proofErr w:type="spellEnd"/>
+      <w:r>
+        <w:t xml:space="preserve">), een kleurcodering die ook terugkomt in de </w:t>
+      </w:r>
+      <w:proofErr w:type="spellStart"/>
+      <w:r>
+        <w:t>zijbalk</w:t>
+      </w:r>
+      <w:proofErr w:type="spellEnd"/>
+      <w:r>
+        <w:t xml:space="preserve"> (groene/rode labels met “F” en “U”) en in de badges voor gevaar (</w:t>
+      </w:r>
+      <w:proofErr w:type="spellStart"/>
+      <w:r>
+        <w:t>FiTriangle</w:t>
+      </w:r>
+      <w:proofErr w:type="spellEnd"/>
+      <w:r>
+        <w:t>). De betekenis van iconen blijft overal gelijk: </w:t>
+      </w:r>
+      <w:proofErr w:type="spellStart"/>
+      <w:r>
+        <w:t>GoShield</w:t>
+      </w:r>
+      <w:proofErr w:type="spellEnd"/>
+      <w:r>
+        <w:t> markeert zwaktes, </w:t>
+      </w:r>
+      <w:proofErr w:type="spellStart"/>
+      <w:r>
+        <w:t>GoShieldCheck</w:t>
+      </w:r>
+      <w:proofErr w:type="spellEnd"/>
+      <w:r>
+        <w:t xml:space="preserve"> markeert aannames of voltooide </w:t>
+      </w:r>
+      <w:proofErr w:type="spellStart"/>
       <w:r>
         <w:t>nodes</w:t>
       </w:r>
-      <w:r>
-        <w:t>, GoInfo toont branchesamenvatting, en GoChevronDown/Up staan voor uit</w:t>
+      <w:proofErr w:type="spellEnd"/>
+      <w:r>
+        <w:t>, </w:t>
+      </w:r>
+      <w:proofErr w:type="spellStart"/>
+      <w:r>
+        <w:t>GoInfo</w:t>
+      </w:r>
+      <w:proofErr w:type="spellEnd"/>
+      <w:r>
+        <w:t> toont branchesamenvatting, en </w:t>
+      </w:r>
+      <w:proofErr w:type="spellStart"/>
+      <w:r>
+        <w:t>GoChevronDown</w:t>
+      </w:r>
+      <w:proofErr w:type="spellEnd"/>
+      <w:r>
+        <w:t>/Up staan voor uit</w:t>
       </w:r>
       <w:r>
         <w:noBreakHyphen/>
-        <w:t xml:space="preserve"> en inklappen. Interactie</w:t>
+        <w:t xml:space="preserve"> en inklappen. </w:t>
+      </w:r>
+      <w:proofErr w:type="spellStart"/>
+      <w:r>
+        <w:t>Interactie</w:t>
       </w:r>
       <w:r>
         <w:noBreakHyphen/>
-        <w:t>patronen zoals hover</w:t>
-      </w:r>
+        <w:t>patronen</w:t>
+      </w:r>
+      <w:proofErr w:type="spellEnd"/>
+      <w:r>
+        <w:t xml:space="preserve"> zoals </w:t>
+      </w:r>
+      <w:proofErr w:type="spellStart"/>
+      <w:r>
+        <w:t>hover</w:t>
+      </w:r>
+      <w:proofErr w:type="spellEnd"/>
       <w:r>
         <w:noBreakHyphen/>
-        <w:t>tooltips, modale bevestigingen en scrollIntoView sluiten aan bij typische webstandaarden, zodat gebruikers bestaande ervaring met andere applicaties kunnen hergebruiken.</w:t>
+        <w:t>tooltips, modale bevestigingen en </w:t>
+      </w:r>
+      <w:proofErr w:type="spellStart"/>
+      <w:r>
+        <w:t>scrollIntoView</w:t>
+      </w:r>
+      <w:proofErr w:type="spellEnd"/>
+      <w:r>
+        <w:t xml:space="preserve"> sluiten aan bij typische </w:t>
+      </w:r>
+      <w:proofErr w:type="spellStart"/>
+      <w:r>
+        <w:t>webstandaarden</w:t>
+      </w:r>
+      <w:proofErr w:type="spellEnd"/>
+      <w:r>
+        <w:t>, zodat gebruikers bestaande ervaring met andere applicaties kunnen hergebruiken.</w:t>
       </w:r>
     </w:p>
     <w:p>
@@ -1107,15 +2916,68 @@
       </w:r>
       <w:r>
         <w:br/>
-        <w:t>Het ontwerp tracht fouten te voorkomen door de interactieruimte te beperken tot zinvolle acties. Bij het toevoegen van een kindknoop bepaalt de applicatie automatisch het type (fortunately of unfortunately) op basis van het level van de ouder, waardoor semantisch inconsistente ketens vermeden worden. Destructieve acties zoals het verwijderen van een knoop of het resetten van de volledige boom vereisen expliciete bevestiging via window.confirm. Dropdowns voor impact en likelihood zijn begrensd tot waarden 1–5, wat foutieve invoer uitsluit en tegelijk een uniforme schaal afdwingt. Klikken buiten pop</w:t>
+        <w:t xml:space="preserve">Het ontwerp tracht fouten te voorkomen door de interactieruimte te beperken tot zinvolle acties. Bij het toevoegen van een </w:t>
+      </w:r>
+      <w:proofErr w:type="spellStart"/>
+      <w:r>
+        <w:t>kindknoop</w:t>
+      </w:r>
+      <w:proofErr w:type="spellEnd"/>
+      <w:r>
+        <w:t xml:space="preserve"> bepaalt de applicatie automatisch het type (</w:t>
+      </w:r>
+      <w:proofErr w:type="spellStart"/>
+      <w:r>
+        <w:t>fortunately</w:t>
+      </w:r>
+      <w:proofErr w:type="spellEnd"/>
+      <w:r>
+        <w:t xml:space="preserve"> of </w:t>
+      </w:r>
+      <w:proofErr w:type="spellStart"/>
+      <w:r>
+        <w:t>unfortunately</w:t>
+      </w:r>
+      <w:proofErr w:type="spellEnd"/>
+      <w:r>
+        <w:t>) op basis van het level van de ouder, waardoor semantisch inconsistente ketens vermeden worden. Destructieve acties zoals het verwijderen van een knoop of het resetten van de volledige boom vereisen expliciete bevestiging via </w:t>
+      </w:r>
+      <w:proofErr w:type="spellStart"/>
+      <w:r>
+        <w:t>window.confirm</w:t>
+      </w:r>
+      <w:proofErr w:type="spellEnd"/>
+      <w:r>
+        <w:t xml:space="preserve">. Dropdowns voor impact en </w:t>
+      </w:r>
+      <w:proofErr w:type="spellStart"/>
+      <w:r>
+        <w:t>likelihood</w:t>
+      </w:r>
+      <w:proofErr w:type="spellEnd"/>
+      <w:r>
+        <w:t xml:space="preserve"> zijn begrensd tot waarden 1–5, wat foutieve invoer uitsluit en tegelijk een uniforme schaal afdwingt. Klikken buiten pop</w:t>
       </w:r>
       <w:r>
         <w:noBreakHyphen/>
-        <w:t>ups (zoals het danger</w:t>
-      </w:r>
+        <w:t xml:space="preserve">ups (zoals het </w:t>
+      </w:r>
+      <w:proofErr w:type="spellStart"/>
+      <w:r>
+        <w:t>danger</w:t>
+      </w:r>
+      <w:proofErr w:type="spellEnd"/>
       <w:r>
         <w:noBreakHyphen/>
-        <w:t>ratingvenster of de iconselector) sluit deze vensters automatisch, waardoor de kans op onbedoelde verdere interactie in een oude context afneemt.</w:t>
+        <w:t xml:space="preserve">ratingvenster of de </w:t>
+      </w:r>
+      <w:proofErr w:type="spellStart"/>
+      <w:r>
+        <w:t>iconselector</w:t>
+      </w:r>
+      <w:proofErr w:type="spellEnd"/>
+      <w:r>
+        <w:t>) sluit deze vensters automatisch, waardoor de kans op onbedoelde verdere interactie in een oude context afneemt.</w:t>
       </w:r>
     </w:p>
     <w:p>
@@ -1134,13 +2996,135 @@
       </w:r>
       <w:r>
         <w:br/>
-        <w:t xml:space="preserve">De interface is zo ontworpen dat relevante acties en informatie zichtbaar worden aangeboden in plaats van uit het geheugen te moeten worden opgeroepen. Contextuele knoppen rond elke knoop (iconselector, expand/collapse, delete, add child) verschijnen bij hover, zodat gebruikers zien welke handelingen mogelijk zijn zonder menu’s of commando’s te onthouden. De IconSelectorButton toont bij hover een korte tekstuele uitleg (“Weakness”, “Assumption Under Review”, “Verified assumption”, enz.), waardoor de betekenis van de iconen direct herkenbaar is. De SearchBar laat gebruikers zoeken op knoopnaam; gevonden </w:t>
-      </w:r>
+        <w:t>De interface is zo ontworpen dat relevante acties en informatie zichtbaar worden aangeboden in plaats van uit het geheugen te moeten worden opgeroepen. Contextuele knoppen rond elke knoop (</w:t>
+      </w:r>
+      <w:proofErr w:type="spellStart"/>
+      <w:r>
+        <w:t>iconselector</w:t>
+      </w:r>
+      <w:proofErr w:type="spellEnd"/>
+      <w:r>
+        <w:t xml:space="preserve">, </w:t>
+      </w:r>
+      <w:proofErr w:type="spellStart"/>
+      <w:r>
+        <w:t>expand</w:t>
+      </w:r>
+      <w:proofErr w:type="spellEnd"/>
+      <w:r>
+        <w:t>/</w:t>
+      </w:r>
+      <w:proofErr w:type="spellStart"/>
+      <w:r>
+        <w:t>collapse</w:t>
+      </w:r>
+      <w:proofErr w:type="spellEnd"/>
+      <w:r>
+        <w:t xml:space="preserve">, delete, </w:t>
+      </w:r>
+      <w:proofErr w:type="spellStart"/>
+      <w:r>
+        <w:t>add</w:t>
+      </w:r>
+      <w:proofErr w:type="spellEnd"/>
+      <w:r>
+        <w:t xml:space="preserve"> </w:t>
+      </w:r>
+      <w:proofErr w:type="spellStart"/>
+      <w:r>
+        <w:t>child</w:t>
+      </w:r>
+      <w:proofErr w:type="spellEnd"/>
+      <w:r>
+        <w:t xml:space="preserve">) verschijnen bij </w:t>
+      </w:r>
+      <w:proofErr w:type="spellStart"/>
+      <w:r>
+        <w:t>hover</w:t>
+      </w:r>
+      <w:proofErr w:type="spellEnd"/>
+      <w:r>
+        <w:t>, zodat gebruikers zien welke handelingen mogelijk zijn zonder menu’s of commando’s te onthouden. De </w:t>
+      </w:r>
+      <w:proofErr w:type="spellStart"/>
+      <w:r>
+        <w:t>IconSelectorButton</w:t>
+      </w:r>
+      <w:proofErr w:type="spellEnd"/>
+      <w:r>
+        <w:t xml:space="preserve"> toont bij </w:t>
+      </w:r>
+      <w:proofErr w:type="spellStart"/>
+      <w:r>
+        <w:t>hover</w:t>
+      </w:r>
+      <w:proofErr w:type="spellEnd"/>
+      <w:r>
+        <w:t xml:space="preserve"> een korte tekstuele uitleg (“</w:t>
+      </w:r>
+      <w:proofErr w:type="spellStart"/>
+      <w:r>
+        <w:t>Weakness</w:t>
+      </w:r>
+      <w:proofErr w:type="spellEnd"/>
+      <w:r>
+        <w:t>”, “</w:t>
+      </w:r>
+      <w:proofErr w:type="spellStart"/>
+      <w:r>
+        <w:t>Assumption</w:t>
+      </w:r>
+      <w:proofErr w:type="spellEnd"/>
+      <w:r>
+        <w:t xml:space="preserve"> Under Review”, “</w:t>
+      </w:r>
+      <w:proofErr w:type="spellStart"/>
+      <w:r>
+        <w:t>Verified</w:t>
+      </w:r>
+      <w:proofErr w:type="spellEnd"/>
+      <w:r>
+        <w:t xml:space="preserve"> </w:t>
+      </w:r>
+      <w:proofErr w:type="spellStart"/>
+      <w:r>
+        <w:t>assumption</w:t>
+      </w:r>
+      <w:proofErr w:type="spellEnd"/>
+      <w:r>
+        <w:t>”, enz.), waardoor de betekenis van de iconen direct herkenbaar is. De </w:t>
+      </w:r>
+      <w:proofErr w:type="spellStart"/>
+      <w:r>
+        <w:t>SearchBar</w:t>
+      </w:r>
+      <w:proofErr w:type="spellEnd"/>
+      <w:r>
+        <w:t xml:space="preserve"> laat gebruikers zoeken op knoopnaam; gevonden </w:t>
+      </w:r>
+      <w:proofErr w:type="spellStart"/>
       <w:r>
         <w:t>nodes</w:t>
       </w:r>
-      <w:r>
-        <w:t xml:space="preserve"> worden automatisch gehighlight en centraal in beeld gescrold (scrollIntoView), waardoor de gebruiker de exacte positie in de boomstructuur niet hoeft te onthouden.</w:t>
+      <w:proofErr w:type="spellEnd"/>
+      <w:r>
+        <w:t xml:space="preserve"> worden automatisch </w:t>
+      </w:r>
+      <w:proofErr w:type="spellStart"/>
+      <w:r>
+        <w:t>gehighlight</w:t>
+      </w:r>
+      <w:proofErr w:type="spellEnd"/>
+      <w:r>
+        <w:t xml:space="preserve"> en centraal in beeld gescrold (</w:t>
+      </w:r>
+      <w:proofErr w:type="spellStart"/>
+      <w:r>
+        <w:t>scrollIntoView</w:t>
+      </w:r>
+      <w:proofErr w:type="spellEnd"/>
+      <w:r>
+        <w:t>), waardoor de gebruiker de exacte positie in de boomstructuur niet hoeft te onthouden.</w:t>
       </w:r>
     </w:p>
     <w:p>
@@ -1159,17 +3143,64 @@
       </w:r>
       <w:r>
         <w:br/>
-        <w:t xml:space="preserve">De tool ondersteunt zowel exploratief gebruik door beginners als efficiëntere workflows voor ervaren gebruikers. Beginners kunnen via de knoppen in de boom en de zijbalk lineair </w:t>
-      </w:r>
+        <w:t xml:space="preserve">De tool ondersteunt zowel exploratief gebruik door beginners als efficiëntere </w:t>
+      </w:r>
+      <w:proofErr w:type="spellStart"/>
+      <w:r>
+        <w:t>workflows</w:t>
+      </w:r>
+      <w:proofErr w:type="spellEnd"/>
+      <w:r>
+        <w:t xml:space="preserve"> voor ervaren gebruikers. Beginners kunnen via de knoppen in de boom en de </w:t>
+      </w:r>
+      <w:proofErr w:type="spellStart"/>
+      <w:r>
+        <w:t>zijbalk</w:t>
+      </w:r>
+      <w:proofErr w:type="spellEnd"/>
+      <w:r>
+        <w:t xml:space="preserve"> lineair </w:t>
+      </w:r>
+      <w:proofErr w:type="spellStart"/>
       <w:r>
         <w:t>nodes</w:t>
       </w:r>
-      <w:r>
-        <w:t xml:space="preserve"> toevoegen en labels aanpassen. Tegelijk kunnen ervaren gebruikers grote modellen snel manipuleren via globale collapse/expand</w:t>
-      </w:r>
+      <w:proofErr w:type="spellEnd"/>
+      <w:r>
+        <w:t xml:space="preserve"> toevoegen en labels aanpassen. Tegelijk kunnen ervaren gebruikers grote modellen snel manipuleren via globale </w:t>
+      </w:r>
+      <w:proofErr w:type="spellStart"/>
+      <w:r>
+        <w:t>collapse</w:t>
+      </w:r>
+      <w:proofErr w:type="spellEnd"/>
+      <w:r>
+        <w:t>/</w:t>
+      </w:r>
+      <w:proofErr w:type="spellStart"/>
+      <w:r>
+        <w:t>expand</w:t>
+      </w:r>
+      <w:proofErr w:type="spellEnd"/>
       <w:r>
         <w:noBreakHyphen/>
-        <w:t>functionaliteit (CollapseButtons) en door herhaaldelijk op Enter te drukken in het zoekveld om cyclisch door alle matches te navigeren (highlightIndex). De dynamische lijsten van zwaktes en aannames in de rechterzijbalk fungeren als werkvoorraad: een klik op een item zorgt ervoor dat de relevante tak automatisch wordt uitgeklapt en in beeld komt, wat gericht en efficiënt werken bij complexe bomen ondersteunt.</w:t>
+        <w:t>functionaliteit (</w:t>
+      </w:r>
+      <w:proofErr w:type="spellStart"/>
+      <w:r>
+        <w:t>CollapseButtons</w:t>
+      </w:r>
+      <w:proofErr w:type="spellEnd"/>
+      <w:r>
+        <w:t>) en door herhaaldelijk op Enter te drukken in het zoekveld om cyclisch door alle matches te navigeren (</w:t>
+      </w:r>
+      <w:proofErr w:type="spellStart"/>
+      <w:r>
+        <w:t>highlightIndex</w:t>
+      </w:r>
+      <w:proofErr w:type="spellEnd"/>
+      <w:r>
+        <w:t>). De dynamische lijsten van zwaktes en aannames in de rechterzijbalk fungeren als werkvoorraad: een klik op een item zorgt ervoor dat de relevante tak automatisch wordt uitgeklapt en in beeld komt, wat gericht en efficiënt werken bij complexe bomen ondersteunt.</w:t>
       </w:r>
     </w:p>
     <w:p>
@@ -1192,11 +3223,27 @@
       </w:r>
       <w:r>
         <w:noBreakHyphen/>
-        <w:t xml:space="preserve">out met terughoudende visuele elementen. De centrale boomweergave is dominant en gebruikt een beperkt kleurenpalet (groen/rood/grijs) om de belangrijkste semantische verschillen te markeren. Secundaire acties verschijnen pas bij hover (group-hover:opacity-100), </w:t>
+        <w:t xml:space="preserve">out met terughoudende visuele elementen. De centrale boomweergave is dominant en gebruikt een beperkt kleurenpalet (groen/rood/grijs) om de belangrijkste semantische verschillen te markeren. Secundaire acties verschijnen pas bij </w:t>
+      </w:r>
+      <w:proofErr w:type="spellStart"/>
+      <w:r>
+        <w:t>hover</w:t>
+      </w:r>
+      <w:proofErr w:type="spellEnd"/>
+      <w:r>
+        <w:t xml:space="preserve"> (group-hover:opacity-100), </w:t>
       </w:r>
       <w:r>
         <w:lastRenderedPageBreak/>
-        <w:t>waardoor de standaardweergave relatief schoon blijft. De rechterzijbalk is standaard samengevouwen tot compacte “shield”-knoppen; het volledige overzichtspaneel wordt alleen getoond wanneer de gebruiker hier expliciet voor kiest. Tooltips zijn kort en beperkt tot contextuele uitleg, zodat er geen overdadige tekst of iconografie ontstaat die de cognitieve belasting zou verhogen.</w:t>
+        <w:t>waardoor de standaardweergave relatief schoon blijft. De rechterzijbalk is standaard samengevouwen tot compacte “</w:t>
+      </w:r>
+      <w:proofErr w:type="spellStart"/>
+      <w:r>
+        <w:t>shield</w:t>
+      </w:r>
+      <w:proofErr w:type="spellEnd"/>
+      <w:r>
+        <w:t>”-knoppen; het volledige overzichtspaneel wordt alleen getoond wanneer de gebruiker hier expliciet voor kiest. Tooltips zijn kort en beperkt tot contextuele uitleg, zodat er geen overdadige tekst of iconografie ontstaat die de cognitieve belasting zou verhogen.</w:t>
       </w:r>
     </w:p>
     <w:p>
@@ -1215,15 +3262,57 @@
       </w:r>
       <w:r>
         <w:br/>
-        <w:t>Hoewel geavanceerde foutafhandeling nog beperkt is, ondersteunt de tool gebruikers bij het herkennen en corrigeren van fouten. Bevestigingsdialogen bij verwijderen en resetten maken expliciet welke actie op het punt staat uitgevoerd te worden, zodat de gebruiker een vergissing kan terugdraaien door te annuleren. In de NodeDangerPopup worden de actuele danger rating, impact en likelihood expliciet getoond, waardoor incongruente waarden makkelijk opgemerkt en aangepast kunnen worden. De branch</w:t>
-      </w:r>
+        <w:t>Hoewel geavanceerde foutafhandeling nog beperkt is, ondersteunt de tool gebruikers bij het herkennen en corrigeren van fouten. Bevestigingsdialogen bij verwijderen en resetten maken expliciet welke actie op het punt staat uitgevoerd te worden, zodat de gebruiker een vergissing kan terugdraaien door te annuleren. In de </w:t>
+      </w:r>
+      <w:proofErr w:type="spellStart"/>
+      <w:r>
+        <w:t>NodeDangerPopup</w:t>
+      </w:r>
+      <w:proofErr w:type="spellEnd"/>
+      <w:r>
+        <w:t xml:space="preserve"> worden de actuele </w:t>
+      </w:r>
+      <w:proofErr w:type="spellStart"/>
+      <w:r>
+        <w:t>danger</w:t>
+      </w:r>
+      <w:proofErr w:type="spellEnd"/>
+      <w:r>
+        <w:t xml:space="preserve"> rating, impact en </w:t>
+      </w:r>
+      <w:proofErr w:type="spellStart"/>
+      <w:r>
+        <w:t>likelihood</w:t>
+      </w:r>
+      <w:proofErr w:type="spellEnd"/>
+      <w:r>
+        <w:t xml:space="preserve"> expliciet getoond, waardoor incongruente waarden makkelijk opgemerkt en aangepast kunnen worden. De </w:t>
+      </w:r>
+      <w:proofErr w:type="spellStart"/>
+      <w:r>
+        <w:t>branch</w:t>
+      </w:r>
+      <w:proofErr w:type="spellEnd"/>
       <w:r>
         <w:noBreakHyphen/>
-        <w:t>samenvatting (via de GoInfo</w:t>
-      </w:r>
+        <w:t>samenvatting (via de </w:t>
+      </w:r>
+      <w:proofErr w:type="spellStart"/>
+      <w:r>
+        <w:t>GoInfo</w:t>
+      </w:r>
+      <w:proofErr w:type="spellEnd"/>
       <w:r>
         <w:noBreakHyphen/>
-        <w:t>knop en getParentsAbove) helpt gebruikers bij het diagnosticeren van structurele fouten in de redeneringsketen: door de context van een knoop te tonen, wordt het eenvoudiger vast te stellen of een veronderstelling op de juiste plaats staat.</w:t>
+        <w:t>knop en </w:t>
+      </w:r>
+      <w:proofErr w:type="spellStart"/>
+      <w:r>
+        <w:t>getParentsAbove</w:t>
+      </w:r>
+      <w:proofErr w:type="spellEnd"/>
+      <w:r>
+        <w:t>) helpt gebruikers bij het diagnosticeren van structurele fouten in de redeneringsketen: door de context van een knoop te tonen, wordt het eenvoudiger vast te stellen of een veronderstelling op de juiste plaats staat.</w:t>
       </w:r>
     </w:p>
     <w:p>
@@ -1242,15 +3331,121 @@
       </w:r>
       <w:r>
         <w:br/>
-        <w:t>Tot slot voorziet de webtool in lichte, geïntegreerde ondersteuning. Verschillende elementen bevatten inline</w:t>
-      </w:r>
+        <w:t xml:space="preserve">Tot slot voorziet de </w:t>
+      </w:r>
+      <w:proofErr w:type="spellStart"/>
+      <w:r>
+        <w:t>webtool</w:t>
+      </w:r>
+      <w:proofErr w:type="spellEnd"/>
+      <w:r>
+        <w:t xml:space="preserve"> in lichte, geïntegreerde ondersteuning. Verschillende elementen bevatten </w:t>
+      </w:r>
+      <w:proofErr w:type="spellStart"/>
+      <w:r>
+        <w:t>inline</w:t>
+      </w:r>
+      <w:proofErr w:type="spellEnd"/>
       <w:r>
         <w:noBreakHyphen/>
-        <w:t>tooltips die bij hover verschijnen, zoals “Danger rating” bij de rode driehoek, “Show branch summary” bij het infopictogram en semantische labels bij de icons in IconSelectorButton (“Weakness Under Review”, “Completed node”, “Low Importance”). De zoekbalk is duidelijk gelabeld (“Search for node”) en gebruikt een herkenbare Material</w:t>
-      </w:r>
+        <w:t xml:space="preserve">tooltips die bij </w:t>
+      </w:r>
+      <w:proofErr w:type="spellStart"/>
+      <w:r>
+        <w:t>hover</w:t>
+      </w:r>
+      <w:proofErr w:type="spellEnd"/>
+      <w:r>
+        <w:t xml:space="preserve"> verschijnen, zoals “</w:t>
+      </w:r>
+      <w:proofErr w:type="spellStart"/>
+      <w:r>
+        <w:t>Danger</w:t>
+      </w:r>
+      <w:proofErr w:type="spellEnd"/>
+      <w:r>
+        <w:t xml:space="preserve"> rating” bij de rode driehoek, “Show </w:t>
+      </w:r>
+      <w:proofErr w:type="spellStart"/>
+      <w:r>
+        <w:t>branch</w:t>
+      </w:r>
+      <w:proofErr w:type="spellEnd"/>
+      <w:r>
+        <w:t xml:space="preserve"> summary” bij het infopictogram en semantische labels bij de </w:t>
+      </w:r>
+      <w:proofErr w:type="spellStart"/>
+      <w:r>
+        <w:t>icons</w:t>
+      </w:r>
+      <w:proofErr w:type="spellEnd"/>
+      <w:r>
+        <w:t xml:space="preserve"> in </w:t>
+      </w:r>
+      <w:proofErr w:type="spellStart"/>
+      <w:r>
+        <w:t>IconSelectorButton</w:t>
+      </w:r>
+      <w:proofErr w:type="spellEnd"/>
+      <w:r>
+        <w:t> (“</w:t>
+      </w:r>
+      <w:proofErr w:type="spellStart"/>
+      <w:r>
+        <w:t>Weakness</w:t>
+      </w:r>
+      <w:proofErr w:type="spellEnd"/>
+      <w:r>
+        <w:t xml:space="preserve"> Under Review”, “</w:t>
+      </w:r>
+      <w:proofErr w:type="spellStart"/>
+      <w:r>
+        <w:t>Completed</w:t>
+      </w:r>
+      <w:proofErr w:type="spellEnd"/>
+      <w:r>
+        <w:t xml:space="preserve"> node”, “Low </w:t>
+      </w:r>
+      <w:proofErr w:type="spellStart"/>
+      <w:r>
+        <w:t>Importance</w:t>
+      </w:r>
+      <w:proofErr w:type="spellEnd"/>
+      <w:r>
+        <w:t xml:space="preserve">”). De zoekbalk is duidelijk gelabeld (“Search </w:t>
+      </w:r>
+      <w:proofErr w:type="spellStart"/>
+      <w:r>
+        <w:t>for</w:t>
+      </w:r>
+      <w:proofErr w:type="spellEnd"/>
+      <w:r>
+        <w:t xml:space="preserve"> node”) en gebruikt een herkenbare </w:t>
+      </w:r>
+      <w:proofErr w:type="spellStart"/>
+      <w:r>
+        <w:t>Material</w:t>
+      </w:r>
+      <w:proofErr w:type="spellEnd"/>
       <w:r>
         <w:noBreakHyphen/>
-        <w:t>UI TextField, waardoor de functie intuïtief is. Deze vorm van embedded documentatie reduceert de noodzaak voor een omvangrijke externe handleiding en ondersteunt vooral eerste</w:t>
+        <w:t>UI </w:t>
+      </w:r>
+      <w:proofErr w:type="spellStart"/>
+      <w:r>
+        <w:t>TextField</w:t>
+      </w:r>
+      <w:proofErr w:type="spellEnd"/>
+      <w:r>
+        <w:t xml:space="preserve">, waardoor de functie intuïtief is. Deze vorm van </w:t>
+      </w:r>
+      <w:proofErr w:type="spellStart"/>
+      <w:r>
+        <w:t>embedded</w:t>
+      </w:r>
+      <w:proofErr w:type="spellEnd"/>
+      <w:r>
+        <w:t xml:space="preserve"> documentatie reduceert de noodzaak voor een omvangrijke externe handleiding en ondersteunt vooral eerste</w:t>
       </w:r>
       <w:r>
         <w:noBreakHyphen/>
@@ -1278,8 +3473,13 @@
     </w:p>
     <w:p>
       <w:r>
-        <w:t>De huidige codebasis is opgezet als proof</w:t>
-      </w:r>
+        <w:t xml:space="preserve">De huidige codebasis is opgezet als </w:t>
+      </w:r>
+      <w:proofErr w:type="spellStart"/>
+      <w:r>
+        <w:t>proof</w:t>
+      </w:r>
+      <w:proofErr w:type="spellEnd"/>
       <w:r>
         <w:noBreakHyphen/>
         <w:t>of</w:t>
@@ -1297,8 +3497,13 @@
         </w:numPr>
       </w:pPr>
       <w:r>
-        <w:t>opslag gebeurt lokaal en er is nog geen integratie met een backend of externe threat</w:t>
-      </w:r>
+        <w:t xml:space="preserve">opslag gebeurt lokaal en er is nog geen integratie met een backend of externe </w:t>
+      </w:r>
+      <w:proofErr w:type="spellStart"/>
+      <w:r>
+        <w:t>threat</w:t>
+      </w:r>
+      <w:proofErr w:type="spellEnd"/>
       <w:r>
         <w:noBreakHyphen/>
         <w:t>databanken;</w:t>
@@ -1312,11 +3517,24 @@
         </w:numPr>
       </w:pPr>
       <w:r>
-        <w:t>er is geen multi</w:t>
-      </w:r>
+        <w:t xml:space="preserve">er is geen </w:t>
+      </w:r>
+      <w:proofErr w:type="spellStart"/>
+      <w:r>
+        <w:t>multi</w:t>
+      </w:r>
+      <w:proofErr w:type="spellEnd"/>
       <w:r>
         <w:noBreakHyphen/>
-        <w:t>user synchronisatie, waardoor collaboratieve workflows buiten scope vallen;</w:t>
+        <w:t xml:space="preserve">user synchronisatie, waardoor collaboratieve </w:t>
+      </w:r>
+      <w:proofErr w:type="spellStart"/>
+      <w:r>
+        <w:t>workflows</w:t>
+      </w:r>
+      <w:proofErr w:type="spellEnd"/>
+      <w:r>
+        <w:t xml:space="preserve"> buiten scope vallen;</w:t>
       </w:r>
     </w:p>
     <w:p>
@@ -1344,7 +3562,15 @@
       </w:r>
       <w:r>
         <w:noBreakHyphen/>
-        <w:t>beslissingen in de gebruikerstudie te evalueren, zonder afgeleid te worden door infrastructuur of integraties.</w:t>
+        <w:t xml:space="preserve">beslissingen in de </w:t>
+      </w:r>
+      <w:proofErr w:type="spellStart"/>
+      <w:r>
+        <w:t>gebruikerstudie</w:t>
+      </w:r>
+      <w:proofErr w:type="spellEnd"/>
+      <w:r>
+        <w:t xml:space="preserve"> te evalueren, zonder afgeleid te worden door infrastructuur of integraties.</w:t>
       </w:r>
     </w:p>
     <w:p>
@@ -1400,7 +3626,15 @@
       </w:r>
       <w:r>
         <w:noBreakHyphen/>
-        <w:t>taken uit in de software en vulden nadien een User Experience Questionnaire (UEQ) en open vragen in.</w:t>
+        <w:t xml:space="preserve">taken uit in de software en vulden nadien een User </w:t>
+      </w:r>
+      <w:proofErr w:type="spellStart"/>
+      <w:r>
+        <w:t>Experience</w:t>
+      </w:r>
+      <w:proofErr w:type="spellEnd"/>
+      <w:r>
+        <w:t xml:space="preserve"> Questionnaire (UEQ) en open vragen in.</w:t>
       </w:r>
       <w:r>
         <w:rPr>
@@ -1411,11 +3645,72 @@
     </w:p>
     <w:p>
       <w:r>
-        <w:t>Deelnemers kregen eerst een introductie tot de fortunately–unfortunately</w:t>
-      </w:r>
+        <w:t xml:space="preserve">Deelnemers kregen eerst een introductie tot de </w:t>
+      </w:r>
+      <w:proofErr w:type="spellStart"/>
+      <w:r>
+        <w:t>fortunately</w:t>
+      </w:r>
+      <w:proofErr w:type="spellEnd"/>
+      <w:r>
+        <w:t>–</w:t>
+      </w:r>
+      <w:proofErr w:type="spellStart"/>
+      <w:r>
+        <w:t>unfortunately</w:t>
+      </w:r>
+      <w:proofErr w:type="spellEnd"/>
       <w:r>
         <w:noBreakHyphen/>
-        <w:t>methode en de bijkomende statussen (Weakness, Weakness Under Review, Assumption Under Review, Verified Assumption) en danger rating. Vervolgens doorliepen ze</w:t>
+        <w:t>methode en de bijkomende statussen (</w:t>
+      </w:r>
+      <w:proofErr w:type="spellStart"/>
+      <w:r>
+        <w:t>Weakness</w:t>
+      </w:r>
+      <w:proofErr w:type="spellEnd"/>
+      <w:r>
+        <w:t xml:space="preserve">, </w:t>
+      </w:r>
+      <w:proofErr w:type="spellStart"/>
+      <w:r>
+        <w:t>Weakness</w:t>
+      </w:r>
+      <w:proofErr w:type="spellEnd"/>
+      <w:r>
+        <w:t xml:space="preserve"> Under Review, </w:t>
+      </w:r>
+      <w:proofErr w:type="spellStart"/>
+      <w:r>
+        <w:t>Assumption</w:t>
+      </w:r>
+      <w:proofErr w:type="spellEnd"/>
+      <w:r>
+        <w:t xml:space="preserve"> Under Review, </w:t>
+      </w:r>
+      <w:proofErr w:type="spellStart"/>
+      <w:r>
+        <w:t>Verified</w:t>
+      </w:r>
+      <w:proofErr w:type="spellEnd"/>
+      <w:r>
+        <w:t xml:space="preserve"> </w:t>
+      </w:r>
+      <w:proofErr w:type="spellStart"/>
+      <w:r>
+        <w:t>Assumption</w:t>
+      </w:r>
+      <w:proofErr w:type="spellEnd"/>
+      <w:r>
+        <w:t xml:space="preserve">) en </w:t>
+      </w:r>
+      <w:proofErr w:type="spellStart"/>
+      <w:r>
+        <w:t>danger</w:t>
+      </w:r>
+      <w:proofErr w:type="spellEnd"/>
+      <w:r>
+        <w:t xml:space="preserve"> rating. Vervolgens doorliepen ze</w:t>
       </w:r>
       <w:r>
         <w:t xml:space="preserve"> de</w:t>
@@ -1423,8 +3718,13 @@
       <w:r>
         <w:t xml:space="preserve"> twee </w:t>
       </w:r>
-      <w:r>
-        <w:t xml:space="preserve">scenaruisn, </w:t>
+      <w:proofErr w:type="spellStart"/>
+      <w:r>
+        <w:t>scenaruisn</w:t>
+      </w:r>
+      <w:proofErr w:type="spellEnd"/>
+      <w:r>
+        <w:t xml:space="preserve">, </w:t>
       </w:r>
       <w:r>
         <w:t>elk gekoppeld aan één van de twee softwareversies.</w:t>
@@ -1453,7 +3753,87 @@
     </w:p>
     <w:p>
       <w:r>
-        <w:t>De basisversie van de tool bevatte enkel kernfunctionaliteit: nodes toevoegen, nodes verwijderen, alle nodes inklappen, alle nodes uitklappen, per node inklappen en een zoekfunctie. In deze versie moesten de status en soort van een node (fortunately/unfortunately, inclusief statuslabels zoals Weakness of Verified Assumption) expliciet in de node</w:t>
+        <w:t xml:space="preserve">De basisversie van de tool bevatte enkel kernfunctionaliteit: </w:t>
+      </w:r>
+      <w:proofErr w:type="spellStart"/>
+      <w:r>
+        <w:t>nodes</w:t>
+      </w:r>
+      <w:proofErr w:type="spellEnd"/>
+      <w:r>
+        <w:t xml:space="preserve"> toevoegen, </w:t>
+      </w:r>
+      <w:proofErr w:type="spellStart"/>
+      <w:r>
+        <w:t>nodes</w:t>
+      </w:r>
+      <w:proofErr w:type="spellEnd"/>
+      <w:r>
+        <w:t xml:space="preserve"> verwijderen, alle </w:t>
+      </w:r>
+      <w:proofErr w:type="spellStart"/>
+      <w:r>
+        <w:t>nodes</w:t>
+      </w:r>
+      <w:proofErr w:type="spellEnd"/>
+      <w:r>
+        <w:t xml:space="preserve"> inklappen, alle </w:t>
+      </w:r>
+      <w:proofErr w:type="spellStart"/>
+      <w:r>
+        <w:t>nodes</w:t>
+      </w:r>
+      <w:proofErr w:type="spellEnd"/>
+      <w:r>
+        <w:t xml:space="preserve"> uitklappen, per node inklappen en een zoekfunctie. In deze versie moesten de status en soort van een node (</w:t>
+      </w:r>
+      <w:proofErr w:type="spellStart"/>
+      <w:r>
+        <w:t>fortunately</w:t>
+      </w:r>
+      <w:proofErr w:type="spellEnd"/>
+      <w:r>
+        <w:t>/</w:t>
+      </w:r>
+      <w:proofErr w:type="spellStart"/>
+      <w:r>
+        <w:t>unfortunately</w:t>
+      </w:r>
+      <w:proofErr w:type="spellEnd"/>
+      <w:r>
+        <w:t xml:space="preserve">, inclusief </w:t>
+      </w:r>
+      <w:proofErr w:type="spellStart"/>
+      <w:r>
+        <w:t>statuslabels</w:t>
+      </w:r>
+      <w:proofErr w:type="spellEnd"/>
+      <w:r>
+        <w:t xml:space="preserve"> zoals </w:t>
+      </w:r>
+      <w:proofErr w:type="spellStart"/>
+      <w:r>
+        <w:t>Weakness</w:t>
+      </w:r>
+      <w:proofErr w:type="spellEnd"/>
+      <w:r>
+        <w:t xml:space="preserve"> of </w:t>
+      </w:r>
+      <w:proofErr w:type="spellStart"/>
+      <w:r>
+        <w:t>Verified</w:t>
+      </w:r>
+      <w:proofErr w:type="spellEnd"/>
+      <w:r>
+        <w:t xml:space="preserve"> </w:t>
+      </w:r>
+      <w:proofErr w:type="spellStart"/>
+      <w:r>
+        <w:t>Assumption</w:t>
+      </w:r>
+      <w:proofErr w:type="spellEnd"/>
+      <w:r>
+        <w:t>) expliciet in de node</w:t>
       </w:r>
       <w:r>
         <w:noBreakHyphen/>
@@ -1472,7 +3852,31 @@
       </w:r>
       <w:r>
         <w:noBreakHyphen/>
-        <w:t xml:space="preserve"> en analysefeatures, zoals kleurcodering voor het soort node, iconen voor classificatie, filtering op status, telling van nodes per status, rangschikking op basis van danger rating, highlighting vanuit de filterbalk, samenvattingsfunctionaliteit en tooltips. Beide versies gebruikten dezelfde onderliggende</w:t>
+        <w:t xml:space="preserve"> en analysefeatures, zoals kleurcodering voor het soort node, iconen voor classificatie, filtering op status, telling van </w:t>
+      </w:r>
+      <w:proofErr w:type="spellStart"/>
+      <w:r>
+        <w:t>nodes</w:t>
+      </w:r>
+      <w:proofErr w:type="spellEnd"/>
+      <w:r>
+        <w:t xml:space="preserve"> per status, rangschikking op basis van </w:t>
+      </w:r>
+      <w:proofErr w:type="spellStart"/>
+      <w:r>
+        <w:t>danger</w:t>
+      </w:r>
+      <w:proofErr w:type="spellEnd"/>
+      <w:r>
+        <w:t xml:space="preserve"> rating, </w:t>
+      </w:r>
+      <w:proofErr w:type="spellStart"/>
+      <w:r>
+        <w:t>highlighting</w:t>
+      </w:r>
+      <w:proofErr w:type="spellEnd"/>
+      <w:r>
+        <w:t xml:space="preserve"> vanuit de filterbalk, samenvattingsfunctionaliteit en tooltips. Beide versies gebruikten dezelfde onderliggende</w:t>
       </w:r>
       <w:r>
         <w:t xml:space="preserve"> fileview</w:t>
@@ -1485,8 +3889,21 @@
       </w:r>
       <w:r>
         <w:noBreakHyphen/>
-        <w:t>representatie van het fortunately–unfortunately</w:t>
-      </w:r>
+        <w:t xml:space="preserve">representatie van het </w:t>
+      </w:r>
+      <w:proofErr w:type="spellStart"/>
+      <w:r>
+        <w:t>fortunately</w:t>
+      </w:r>
+      <w:proofErr w:type="spellEnd"/>
+      <w:r>
+        <w:t>–</w:t>
+      </w:r>
+      <w:proofErr w:type="spellStart"/>
+      <w:r>
+        <w:t>unfortunately</w:t>
+      </w:r>
+      <w:proofErr w:type="spellEnd"/>
       <w:r>
         <w:noBreakHyphen/>
         <w:t>model, geïmplementeerd in de codebasis van de prototypeapplicatie.</w:t>
@@ -1533,19 +3950,88 @@
         <w:t xml:space="preserve"> </w:t>
       </w:r>
       <w:r>
-        <w:t>via vier opeenvolgende taken. Typische subtaken waren: ontbrekende unfortunately</w:t>
+        <w:t xml:space="preserve">via vier opeenvolgende taken. Typische </w:t>
+      </w:r>
+      <w:proofErr w:type="spellStart"/>
+      <w:r>
+        <w:t>subtaken</w:t>
+      </w:r>
+      <w:proofErr w:type="spellEnd"/>
+      <w:r>
+        <w:t xml:space="preserve"> waren: ontbrekende </w:t>
+      </w:r>
+      <w:proofErr w:type="spellStart"/>
+      <w:r>
+        <w:t>unfortunately</w:t>
       </w:r>
       <w:r>
         <w:noBreakHyphen/>
-        <w:t>nodes toevoegen, nieuwe fortunately</w:t>
-      </w:r>
+        <w:t>nodes</w:t>
+      </w:r>
+      <w:proofErr w:type="spellEnd"/>
+      <w:r>
+        <w:t xml:space="preserve"> toevoegen, nieuwe </w:t>
+      </w:r>
+      <w:proofErr w:type="spellStart"/>
+      <w:r>
+        <w:t>fortunately</w:t>
+      </w:r>
+      <w:proofErr w:type="spellEnd"/>
       <w:r>
         <w:noBreakHyphen/>
-        <w:t>tegenmaatregelen uitwerken, danger ratings invullen, statussen correct toekennen en lijstjes van specifieke nodecategorieën opstellen (bijvoorbeeld alle weakness</w:t>
+        <w:t xml:space="preserve">tegenmaatregelen uitwerken, </w:t>
+      </w:r>
+      <w:proofErr w:type="spellStart"/>
+      <w:r>
+        <w:t>danger</w:t>
+      </w:r>
+      <w:proofErr w:type="spellEnd"/>
+      <w:r>
+        <w:t xml:space="preserve"> ratings invullen, statussen correct toekennen en lijstjes van specifieke </w:t>
+      </w:r>
+      <w:proofErr w:type="spellStart"/>
+      <w:r>
+        <w:t>nodecategorieën</w:t>
+      </w:r>
+      <w:proofErr w:type="spellEnd"/>
+      <w:r>
+        <w:t xml:space="preserve"> opstellen (bijvoorbeeld alle </w:t>
+      </w:r>
+      <w:proofErr w:type="spellStart"/>
+      <w:r>
+        <w:t>weakness</w:t>
       </w:r>
       <w:r>
         <w:noBreakHyphen/>
-        <w:t>nodes of de weakness under review met hoogste danger rating).</w:t>
+        <w:t>nodes</w:t>
+      </w:r>
+      <w:proofErr w:type="spellEnd"/>
+      <w:r>
+        <w:t xml:space="preserve"> of de </w:t>
+      </w:r>
+      <w:proofErr w:type="spellStart"/>
+      <w:r>
+        <w:t>weakness</w:t>
+      </w:r>
+      <w:proofErr w:type="spellEnd"/>
+      <w:r>
+        <w:t xml:space="preserve"> </w:t>
+      </w:r>
+      <w:proofErr w:type="spellStart"/>
+      <w:r>
+        <w:t>under</w:t>
+      </w:r>
+      <w:proofErr w:type="spellEnd"/>
+      <w:r>
+        <w:t xml:space="preserve"> review met hoogste </w:t>
+      </w:r>
+      <w:proofErr w:type="spellStart"/>
+      <w:r>
+        <w:t>danger</w:t>
+      </w:r>
+      <w:proofErr w:type="spellEnd"/>
+      <w:r>
+        <w:t xml:space="preserve"> rating).</w:t>
       </w:r>
       <w:r>
         <w:rPr>
@@ -1562,12 +4048,49 @@
         <w:t>taken uit om informatie uit de tree te halen</w:t>
       </w:r>
       <w:r>
-        <w:t>, zoals het opzoeken van alle Verified Assumption</w:t>
+        <w:t xml:space="preserve">, zoals het opzoeken van alle </w:t>
+      </w:r>
+      <w:proofErr w:type="spellStart"/>
+      <w:r>
+        <w:t>Verified</w:t>
+      </w:r>
+      <w:proofErr w:type="spellEnd"/>
+      <w:r>
+        <w:t xml:space="preserve"> </w:t>
+      </w:r>
+      <w:proofErr w:type="spellStart"/>
+      <w:r>
+        <w:t>Assumption</w:t>
       </w:r>
       <w:r>
         <w:noBreakHyphen/>
-        <w:t>nodes of het reconstrueren van de keten van nodes van de root tot een specifieke node. In de laatste taak van elke story moest de deelnemer een samenvatting opstellen van de volledige fortunately–unfortunately</w:t>
-      </w:r>
+        <w:t>nodes</w:t>
+      </w:r>
+      <w:proofErr w:type="spellEnd"/>
+      <w:r>
+        <w:t xml:space="preserve"> of het reconstrueren van de keten van </w:t>
+      </w:r>
+      <w:proofErr w:type="spellStart"/>
+      <w:r>
+        <w:t>nodes</w:t>
+      </w:r>
+      <w:proofErr w:type="spellEnd"/>
+      <w:r>
+        <w:t xml:space="preserve"> van de root tot een specifieke node. In de laatste taak van elke story moest de deelnemer een samenvatting opstellen van de volledige </w:t>
+      </w:r>
+      <w:proofErr w:type="spellStart"/>
+      <w:r>
+        <w:t>fortunately</w:t>
+      </w:r>
+      <w:proofErr w:type="spellEnd"/>
+      <w:r>
+        <w:t>–</w:t>
+      </w:r>
+      <w:proofErr w:type="spellStart"/>
+      <w:r>
+        <w:t>unfortunately</w:t>
+      </w:r>
+      <w:proofErr w:type="spellEnd"/>
       <w:r>
         <w:noBreakHyphen/>
         <w:t xml:space="preserve">keten </w:t>
@@ -1617,8 +4140,29 @@
     </w:p>
     <w:p>
       <w:r>
-        <w:t>De studie verzamelde zo zowel kwantitatieve gebruikservaringsscores als kwalitatieve feedback over de toegevoegde visualisatiefeatures ten opzichte van de basisfunctionaliteit. Alle gegevens werden gepseudonimiseerd en enkel gebruikt voor onderzoeksdoeleinden, conform de informed</w:t>
-      </w:r>
+        <w:t xml:space="preserve">De studie verzamelde zo zowel kwantitatieve </w:t>
+      </w:r>
+      <w:proofErr w:type="spellStart"/>
+      <w:r>
+        <w:t>gebruikservaringsscores</w:t>
+      </w:r>
+      <w:proofErr w:type="spellEnd"/>
+      <w:r>
+        <w:t xml:space="preserve"> als kwalitatieve feedback over de toegevoegde visualisatiefeatures ten opzichte van de basisfunctionaliteit. Alle gegevens werden </w:t>
+      </w:r>
+      <w:proofErr w:type="spellStart"/>
+      <w:r>
+        <w:t>gepseudonimiseerd</w:t>
+      </w:r>
+      <w:proofErr w:type="spellEnd"/>
+      <w:r>
+        <w:t xml:space="preserve"> en enkel gebruikt voor onderzoeksdoeleinden, conform de </w:t>
+      </w:r>
+      <w:proofErr w:type="spellStart"/>
+      <w:r>
+        <w:t>informed</w:t>
+      </w:r>
+      <w:proofErr w:type="spellEnd"/>
       <w:r>
         <w:noBreakHyphen/>
         <w:t>consentprocedure</w:t>
@@ -1639,12 +4183,45 @@
           <w:b/>
           <w:bCs/>
         </w:rPr>
-        <w:t>User Experience Questionaire</w:t>
-      </w:r>
-    </w:p>
-    <w:p>
-      <w:r>
-        <w:t>De User Experience Questionnaire (UEQ) is een gevalideerde, semantisch-differentiaal gestandaardiseerde vragenlijst die een holistische beoordeling van de gebruikerservaring mogelijk maakt door middel van zes schalen: aantrekkelijkheid (algemene indruk van het product), duidelijkheid (leercurve en vertrouwd raken), efficiëntie (taakuitvoering zonder onnodige inspanning en reactietijd), betrouwbaarheid (gevoel van controle, veiligheid en voorspelbaarheid), stimulatie (opwinding, motivatie en plezier) en nieuwheid (creativiteit en interesseopwekkend ontwerp).</w:t>
+        <w:t xml:space="preserve">User </w:t>
+      </w:r>
+      <w:proofErr w:type="spellStart"/>
+      <w:r>
+        <w:rPr>
+          <w:b/>
+          <w:bCs/>
+        </w:rPr>
+        <w:t>Experience</w:t>
+      </w:r>
+      <w:proofErr w:type="spellEnd"/>
+      <w:r>
+        <w:rPr>
+          <w:b/>
+          <w:bCs/>
+        </w:rPr>
+        <w:t xml:space="preserve"> </w:t>
+      </w:r>
+      <w:proofErr w:type="spellStart"/>
+      <w:r>
+        <w:rPr>
+          <w:b/>
+          <w:bCs/>
+        </w:rPr>
+        <w:t>Questionaire</w:t>
+      </w:r>
+      <w:proofErr w:type="spellEnd"/>
+    </w:p>
+    <w:p>
+      <w:r>
+        <w:t xml:space="preserve">De User </w:t>
+      </w:r>
+      <w:proofErr w:type="spellStart"/>
+      <w:r>
+        <w:t>Experience</w:t>
+      </w:r>
+      <w:proofErr w:type="spellEnd"/>
+      <w:r>
+        <w:t xml:space="preserve"> Questionnaire (UEQ) is een gevalideerde, semantisch-differentiaal gestandaardiseerde vragenlijst die een holistische beoordeling van de gebruikerservaring mogelijk maakt door middel van zes schalen: aantrekkelijkheid (algemene indruk van het product), duidelijkheid (leercurve en vertrouwd raken), efficiëntie (taakuitvoering zonder onnodige inspanning en reactietijd), betrouwbaarheid (gevoel van controle, veiligheid en voorspelbaarheid), stimulatie (opwinding, motivatie en plezier) en nieuwheid (creativiteit en interesseopwekkend ontwerp).</w:t>
       </w:r>
       <w:r>
         <w:rPr>
@@ -1655,7 +4232,15 @@
     </w:p>
     <w:p>
       <w:r>
-        <w:t>Deze schalen omvatten zowel pragmatische bruikbaarheidsaspecten als hedonistische gebruikerservaringselementen, en de vragenlijst is beschikbaar in meer dan 30 talen, vergezeld van gratis hulpmiddelen zoals PDF-versies, Excel-analysebladen en een verkorte UEQ-S-versie met acht items voor specifieke scenario's.</w:t>
+        <w:t xml:space="preserve">Deze schalen omvatten zowel pragmatische bruikbaarheidsaspecten als hedonistische </w:t>
+      </w:r>
+      <w:proofErr w:type="spellStart"/>
+      <w:r>
+        <w:t>gebruikerservaringselementen</w:t>
+      </w:r>
+      <w:proofErr w:type="spellEnd"/>
+      <w:r>
+        <w:t>, en de vragenlijst is beschikbaar in meer dan 30 talen, vergezeld van gratis hulpmiddelen zoals PDF-versies, Excel-analysebladen en een verkorte UEQ-S-versie met acht items voor specifieke scenario's.</w:t>
       </w:r>
       <w:r>
         <w:rPr>
@@ -1681,7 +4266,15 @@
     </w:p>
     <w:p>
       <w:r>
-        <w:t>De UEQ meet gebruikerservaring via gepaarde tegenstellingen op een 7-punts Likert-schaal, waarbij hogere scores positieve ervaringen aangeven.</w:t>
+        <w:t xml:space="preserve">De UEQ meet gebruikerservaring via gepaarde tegenstellingen op een 7-punts </w:t>
+      </w:r>
+      <w:proofErr w:type="spellStart"/>
+      <w:r>
+        <w:t>Likert-schaal</w:t>
+      </w:r>
+      <w:proofErr w:type="spellEnd"/>
+      <w:r>
+        <w:t>, waarbij hogere scores positieve ervaringen aangeven.</w:t>
       </w:r>
       <w:r>
         <w:rPr>
@@ -1866,7 +4459,23 @@
     </w:p>
     <w:p>
       <w:r>
-        <w:t>De UEQ biedt een robuuste, kwantitatieve methode voor het evalueren van gebruikersinterfaces in threat modeling-tools, door pragmatische schalen (duidelijkheid, efficiëntie, betrouwbaarheid) te combineren met hedonistische aspecten (stimulatie, nieuwheid), wat directe vergelijkingen tussen prototypes, softwareversies of benchmarks mogelijk maakt.</w:t>
+        <w:t xml:space="preserve">De UEQ biedt een robuuste, kwantitatieve methode voor het evalueren van gebruikersinterfaces in </w:t>
+      </w:r>
+      <w:proofErr w:type="spellStart"/>
+      <w:r>
+        <w:t>threat</w:t>
+      </w:r>
+      <w:proofErr w:type="spellEnd"/>
+      <w:r>
+        <w:t xml:space="preserve"> </w:t>
+      </w:r>
+      <w:proofErr w:type="spellStart"/>
+      <w:r>
+        <w:t>modeling</w:t>
+      </w:r>
+      <w:proofErr w:type="spellEnd"/>
+      <w:r>
+        <w:t>-tools, door pragmatische schalen (duidelijkheid, efficiëntie, betrouwbaarheid) te combineren met hedonistische aspecten (stimulatie, nieuwheid), wat directe vergelijkingen tussen prototypes, softwareversies of benchmarks mogelijk maakt.</w:t>
       </w:r>
       <w:r>
         <w:rPr>
@@ -2020,7 +4629,67 @@
           <w:lang w:eastAsia="nl-BE"/>
           <w14:ligatures w14:val="none"/>
         </w:rPr>
-        <w:t>De antwoorden op de open vragen sluiten nauw aan bij deze kwantitatieve resultaten. Deelnemers geven unaniem aan dat zij de taken makkelijker konden uitvoeren met versie 2 en noemen daarbij expliciet de aanwezigheid van filter- en sorteerfunctionaliteit, automatische danger-ratingberekening en zoekmogelijkheden. Versie 2 vermindert de cognitieve belasting doordat gebruikers niet langer zelf hoeven te tellen of danger ratings manueel moeten berekenen; meerdere deelnemers beschrijven dat de nieuwe functies tijd besparen en de kans op fouten verkleinen. De filtering op basis van node-status komt herhaaldelijk als meest nuttig naar voren, gevolgd door het tellen van nodes per status en de highlight-functie bij klikken in de filterbalk.</w:t>
+        <w:t xml:space="preserve">De antwoorden op de open vragen sluiten nauw aan bij deze kwantitatieve resultaten. Deelnemers geven unaniem aan dat zij de taken makkelijker konden uitvoeren met versie 2 en noemen daarbij expliciet de aanwezigheid van filter- en sorteerfunctionaliteit, automatische </w:t>
+      </w:r>
+      <w:proofErr w:type="spellStart"/>
+      <w:r>
+        <w:rPr>
+          <w:rFonts w:eastAsia="Times New Roman" w:cs="Times New Roman"/>
+          <w:kern w:val="0"/>
+          <w:lang w:eastAsia="nl-BE"/>
+          <w14:ligatures w14:val="none"/>
+        </w:rPr>
+        <w:t>danger</w:t>
+      </w:r>
+      <w:proofErr w:type="spellEnd"/>
+      <w:r>
+        <w:rPr>
+          <w:rFonts w:eastAsia="Times New Roman" w:cs="Times New Roman"/>
+          <w:kern w:val="0"/>
+          <w:lang w:eastAsia="nl-BE"/>
+          <w14:ligatures w14:val="none"/>
+        </w:rPr>
+        <w:t xml:space="preserve">-ratingberekening en zoekmogelijkheden. Versie 2 vermindert de cognitieve belasting doordat gebruikers niet langer zelf hoeven te tellen of </w:t>
+      </w:r>
+      <w:proofErr w:type="spellStart"/>
+      <w:r>
+        <w:rPr>
+          <w:rFonts w:eastAsia="Times New Roman" w:cs="Times New Roman"/>
+          <w:kern w:val="0"/>
+          <w:lang w:eastAsia="nl-BE"/>
+          <w14:ligatures w14:val="none"/>
+        </w:rPr>
+        <w:t>danger</w:t>
+      </w:r>
+      <w:proofErr w:type="spellEnd"/>
+      <w:r>
+        <w:rPr>
+          <w:rFonts w:eastAsia="Times New Roman" w:cs="Times New Roman"/>
+          <w:kern w:val="0"/>
+          <w:lang w:eastAsia="nl-BE"/>
+          <w14:ligatures w14:val="none"/>
+        </w:rPr>
+        <w:t xml:space="preserve"> ratings manueel moeten berekenen; meerdere deelnemers beschrijven dat de nieuwe functies tijd besparen en de kans op fouten verkleinen. De filtering op basis van node-status komt herhaaldelijk als meest nuttig naar voren, gevolgd door het tellen van </w:t>
+      </w:r>
+      <w:proofErr w:type="spellStart"/>
+      <w:r>
+        <w:rPr>
+          <w:rFonts w:eastAsia="Times New Roman" w:cs="Times New Roman"/>
+          <w:kern w:val="0"/>
+          <w:lang w:eastAsia="nl-BE"/>
+          <w14:ligatures w14:val="none"/>
+        </w:rPr>
+        <w:t>nodes</w:t>
+      </w:r>
+      <w:proofErr w:type="spellEnd"/>
+      <w:r>
+        <w:rPr>
+          <w:rFonts w:eastAsia="Times New Roman" w:cs="Times New Roman"/>
+          <w:kern w:val="0"/>
+          <w:lang w:eastAsia="nl-BE"/>
+          <w14:ligatures w14:val="none"/>
+        </w:rPr>
+        <w:t xml:space="preserve"> per status en de highlight-functie bij klikken in de filterbalk.</w:t>
       </w:r>
     </w:p>
     <w:p>
@@ -2068,7 +4737,27 @@
           <w:lang w:eastAsia="nl-BE"/>
           <w14:ligatures w14:val="none"/>
         </w:rPr>
-        <w:t>Ook op visueel en hedonisch vlak wordt versie 2 duidelijk hoger gewaardeerd. Deelnemers omschrijven deze versie als visueel aantrekkelijker, met overzichtelijke kleuren, een duidelijkere GUI en iconen die de gebruiker door de taakflow begeleiden. Dit komt overeen met de verhoogde UEQ-scores op aantrekkelijkheid, stimulatie en originaliteit en bevestigt dat de nieuwe vormgeving niet alleen mooier oogt, maar ook de oriëntatie binnen de boomstructuur ondersteunt. Alle deelnemers geven aan dat zij in een realistische werksituatie versie 2 zouden verkiezen, omdat deze volgens hen efficiënter, duidelijker, makkelijker in gebruik en functioneler is dan versie 1.</w:t>
+        <w:t xml:space="preserve">Ook op visueel en </w:t>
+      </w:r>
+      <w:proofErr w:type="spellStart"/>
+      <w:r>
+        <w:rPr>
+          <w:rFonts w:eastAsia="Times New Roman" w:cs="Times New Roman"/>
+          <w:kern w:val="0"/>
+          <w:lang w:eastAsia="nl-BE"/>
+          <w14:ligatures w14:val="none"/>
+        </w:rPr>
+        <w:t>hedonisch</w:t>
+      </w:r>
+      <w:proofErr w:type="spellEnd"/>
+      <w:r>
+        <w:rPr>
+          <w:rFonts w:eastAsia="Times New Roman" w:cs="Times New Roman"/>
+          <w:kern w:val="0"/>
+          <w:lang w:eastAsia="nl-BE"/>
+          <w14:ligatures w14:val="none"/>
+        </w:rPr>
+        <w:t xml:space="preserve"> vlak wordt versie 2 duidelijk hoger gewaardeerd. Deelnemers omschrijven deze versie als visueel aantrekkelijker, met overzichtelijke kleuren, een duidelijkere GUI en iconen die de gebruiker door de taakflow begeleiden. Dit komt overeen met de verhoogde UEQ-scores op aantrekkelijkheid, stimulatie en originaliteit en bevestigt dat de nieuwe vormgeving niet alleen mooier oogt, maar ook de oriëntatie binnen de boomstructuur ondersteunt. Alle deelnemers geven aan dat zij in een realistische werksituatie versie 2 zouden verkiezen, omdat deze volgens hen efficiënter, duidelijker, makkelijker in gebruik en functioneler is dan versie 1.</w:t>
       </w:r>
     </w:p>
     <w:p>
@@ -2116,7 +4805,27 @@
           <w:lang w:eastAsia="nl-BE"/>
           <w14:ligatures w14:val="none"/>
         </w:rPr>
-        <w:t xml:space="preserve">Ondanks de duidelijke voorkeur voor versie 2 formuleren deelnemers ook concrete verbeterpunten, wat waardevolle input biedt voor verdere iteraties van het ontwerp. Genoemde suggesties zijn onder meer het compacter weergeven van de tree zodat er meer op het scherm past, intuïtievere manieren om nodes in en uit te klappen en snellere navigatie binnen lange branches. Daarnaast worden uitbreidingen rond </w:t>
+        <w:t xml:space="preserve">Ondanks de duidelijke voorkeur voor versie 2 formuleren deelnemers ook concrete verbeterpunten, wat waardevolle input biedt voor verdere iteraties van het ontwerp. Genoemde suggesties zijn onder meer het compacter weergeven van de tree zodat er meer op het scherm past, intuïtievere manieren om </w:t>
+      </w:r>
+      <w:proofErr w:type="spellStart"/>
+      <w:r>
+        <w:rPr>
+          <w:rFonts w:eastAsia="Times New Roman" w:cs="Times New Roman"/>
+          <w:kern w:val="0"/>
+          <w:lang w:eastAsia="nl-BE"/>
+          <w14:ligatures w14:val="none"/>
+        </w:rPr>
+        <w:t>nodes</w:t>
+      </w:r>
+      <w:proofErr w:type="spellEnd"/>
+      <w:r>
+        <w:rPr>
+          <w:rFonts w:eastAsia="Times New Roman" w:cs="Times New Roman"/>
+          <w:kern w:val="0"/>
+          <w:lang w:eastAsia="nl-BE"/>
+          <w14:ligatures w14:val="none"/>
+        </w:rPr>
+        <w:t xml:space="preserve"> in en uit te klappen en snellere navigatie binnen lange branches. Daarnaast worden uitbreidingen rond </w:t>
       </w:r>
       <w:r>
         <w:rPr>
@@ -2126,7 +4835,107 @@
           <w14:ligatures w14:val="none"/>
         </w:rPr>
         <w:lastRenderedPageBreak/>
-        <w:t>statusbeheer voorgesteld, zoals custom statussen, een duidelijkere indicatie van de collapse/expand-knoppen en een eenvoudigere manier om per ongeluk aangemaakte nodes te annuleren. Tot slot worden ideeën geopperd voor verdere kwaliteitsverbeteringen, zoals een globale knop om alle branches behalve de geselecteerde in te klappen, zoom op een specifieke branch als nieuwe tree en een zoekbalk binnen de filterbalk.</w:t>
+        <w:t xml:space="preserve">statusbeheer voorgesteld, zoals </w:t>
+      </w:r>
+      <w:proofErr w:type="spellStart"/>
+      <w:r>
+        <w:rPr>
+          <w:rFonts w:eastAsia="Times New Roman" w:cs="Times New Roman"/>
+          <w:kern w:val="0"/>
+          <w:lang w:eastAsia="nl-BE"/>
+          <w14:ligatures w14:val="none"/>
+        </w:rPr>
+        <w:t>custom</w:t>
+      </w:r>
+      <w:proofErr w:type="spellEnd"/>
+      <w:r>
+        <w:rPr>
+          <w:rFonts w:eastAsia="Times New Roman" w:cs="Times New Roman"/>
+          <w:kern w:val="0"/>
+          <w:lang w:eastAsia="nl-BE"/>
+          <w14:ligatures w14:val="none"/>
+        </w:rPr>
+        <w:t xml:space="preserve"> statussen, een duidelijkere indicatie van de </w:t>
+      </w:r>
+      <w:proofErr w:type="spellStart"/>
+      <w:r>
+        <w:rPr>
+          <w:rFonts w:eastAsia="Times New Roman" w:cs="Times New Roman"/>
+          <w:kern w:val="0"/>
+          <w:lang w:eastAsia="nl-BE"/>
+          <w14:ligatures w14:val="none"/>
+        </w:rPr>
+        <w:t>collapse</w:t>
+      </w:r>
+      <w:proofErr w:type="spellEnd"/>
+      <w:r>
+        <w:rPr>
+          <w:rFonts w:eastAsia="Times New Roman" w:cs="Times New Roman"/>
+          <w:kern w:val="0"/>
+          <w:lang w:eastAsia="nl-BE"/>
+          <w14:ligatures w14:val="none"/>
+        </w:rPr>
+        <w:t>/</w:t>
+      </w:r>
+      <w:proofErr w:type="spellStart"/>
+      <w:r>
+        <w:rPr>
+          <w:rFonts w:eastAsia="Times New Roman" w:cs="Times New Roman"/>
+          <w:kern w:val="0"/>
+          <w:lang w:eastAsia="nl-BE"/>
+          <w14:ligatures w14:val="none"/>
+        </w:rPr>
+        <w:t>expand</w:t>
+      </w:r>
+      <w:proofErr w:type="spellEnd"/>
+      <w:r>
+        <w:rPr>
+          <w:rFonts w:eastAsia="Times New Roman" w:cs="Times New Roman"/>
+          <w:kern w:val="0"/>
+          <w:lang w:eastAsia="nl-BE"/>
+          <w14:ligatures w14:val="none"/>
+        </w:rPr>
+        <w:t xml:space="preserve">-knoppen en een eenvoudigere manier om per ongeluk aangemaakte </w:t>
+      </w:r>
+      <w:proofErr w:type="spellStart"/>
+      <w:r>
+        <w:rPr>
+          <w:rFonts w:eastAsia="Times New Roman" w:cs="Times New Roman"/>
+          <w:kern w:val="0"/>
+          <w:lang w:eastAsia="nl-BE"/>
+          <w14:ligatures w14:val="none"/>
+        </w:rPr>
+        <w:t>nodes</w:t>
+      </w:r>
+      <w:proofErr w:type="spellEnd"/>
+      <w:r>
+        <w:rPr>
+          <w:rFonts w:eastAsia="Times New Roman" w:cs="Times New Roman"/>
+          <w:kern w:val="0"/>
+          <w:lang w:eastAsia="nl-BE"/>
+          <w14:ligatures w14:val="none"/>
+        </w:rPr>
+        <w:t xml:space="preserve"> te annuleren. Tot slot worden ideeën geopperd voor verdere kwaliteitsverbeteringen, zoals een globale knop om alle branches behalve de geselecteerde in te klappen, zoom op een specifieke </w:t>
+      </w:r>
+      <w:proofErr w:type="spellStart"/>
+      <w:r>
+        <w:rPr>
+          <w:rFonts w:eastAsia="Times New Roman" w:cs="Times New Roman"/>
+          <w:kern w:val="0"/>
+          <w:lang w:eastAsia="nl-BE"/>
+          <w14:ligatures w14:val="none"/>
+        </w:rPr>
+        <w:t>branch</w:t>
+      </w:r>
+      <w:proofErr w:type="spellEnd"/>
+      <w:r>
+        <w:rPr>
+          <w:rFonts w:eastAsia="Times New Roman" w:cs="Times New Roman"/>
+          <w:kern w:val="0"/>
+          <w:lang w:eastAsia="nl-BE"/>
+          <w14:ligatures w14:val="none"/>
+        </w:rPr>
+        <w:t xml:space="preserve"> als nieuwe tree en een zoekbalk binnen de filterbalk.</w:t>
       </w:r>
     </w:p>
     <w:p>
@@ -2174,16 +4983,7 @@
           <w:lang w:eastAsia="nl-BE"/>
           <w14:ligatures w14:val="none"/>
         </w:rPr>
-        <w:t>Samenvattend tonen zowel de UEQ-scores als de open antwoorden dat het toevoegen van de nieuwe features leidt tot een verschuiving van een overwegend negatief naar een duidelijk positief UX-profiel. Versie 2 wordt door alle deelnemers als voorkeursversie beschouwd omdat deze tijd bespaart, fouten reduceert en een aantrekkelijker, overzichtelijker en intuïtiever ontwerp biedt, terwijl de geformuleerde suggesties tegelijk concrete aangrijpingspunten bieden voor verdere verfijning van de interface.</w:t>
-      </w:r>
-      <w:r>
-        <w:rPr>
-          <w:rFonts w:eastAsia="Times New Roman" w:cs="Times New Roman"/>
-          <w:kern w:val="0"/>
-          <w:lang w:eastAsia="nl-BE"/>
-          <w14:ligatures w14:val="none"/>
-        </w:rPr>
-        <w:t xml:space="preserve"> </w:t>
+        <w:t xml:space="preserve">Samenvattend tonen zowel de UEQ-scores als de open antwoorden dat het toevoegen van de nieuwe features leidt tot een verschuiving van een overwegend negatief naar een duidelijk positief UX-profiel. Versie 2 wordt door alle deelnemers als voorkeursversie beschouwd omdat deze tijd bespaart, fouten reduceert en een aantrekkelijker, overzichtelijker en intuïtiever ontwerp biedt, terwijl de geformuleerde suggesties tegelijk concrete aangrijpingspunten bieden voor verdere verfijning van de interface. </w:t>
       </w:r>
     </w:p>
     <w:p>
@@ -2227,13 +5027,1335 @@
     </w:p>
     <w:p>
       <w:pPr>
+        <w:spacing w:before="100" w:beforeAutospacing="1" w:after="100" w:afterAutospacing="1" w:line="240" w:lineRule="auto"/>
+        <w:rPr>
+          <w:rFonts w:eastAsia="Times New Roman" w:cs="Times New Roman"/>
+          <w:b/>
+          <w:bCs/>
+          <w:kern w:val="0"/>
+          <w:sz w:val="28"/>
+          <w:szCs w:val="28"/>
+          <w:lang w:eastAsia="nl-BE"/>
+          <w14:ligatures w14:val="none"/>
+        </w:rPr>
+      </w:pPr>
+      <w:r>
+        <w:rPr>
+          <w:rFonts w:eastAsia="Times New Roman" w:cs="Times New Roman"/>
+          <w:b/>
+          <w:bCs/>
+          <w:kern w:val="0"/>
+          <w:sz w:val="28"/>
+          <w:szCs w:val="28"/>
+          <w:lang w:eastAsia="nl-BE"/>
+          <w14:ligatures w14:val="none"/>
+        </w:rPr>
+        <w:t>Samenvatting van de belangrijkste resultaten</w:t>
+      </w:r>
+    </w:p>
+    <w:p>
+      <w:pPr>
+        <w:spacing w:before="100" w:beforeAutospacing="1" w:after="100" w:afterAutospacing="1" w:line="240" w:lineRule="auto"/>
+        <w:rPr>
+          <w:rFonts w:eastAsia="Times New Roman" w:cs="Times New Roman"/>
+          <w:kern w:val="0"/>
+          <w:lang w:eastAsia="nl-BE"/>
+          <w14:ligatures w14:val="none"/>
+        </w:rPr>
+      </w:pPr>
+      <w:r>
+        <w:rPr>
+          <w:rFonts w:eastAsia="Times New Roman" w:cs="Times New Roman"/>
+          <w:kern w:val="0"/>
+          <w:lang w:eastAsia="nl-BE"/>
+          <w14:ligatures w14:val="none"/>
+        </w:rPr>
+        <w:t xml:space="preserve">De empirische resultaten bevestigen dat de basisfunctionaliteit van de tool voldoende is voor minimale ondersteuning van </w:t>
+      </w:r>
+      <w:proofErr w:type="spellStart"/>
+      <w:r>
+        <w:rPr>
+          <w:rFonts w:eastAsia="Times New Roman" w:cs="Times New Roman"/>
+          <w:kern w:val="0"/>
+          <w:lang w:eastAsia="nl-BE"/>
+          <w14:ligatures w14:val="none"/>
+        </w:rPr>
+        <w:t>Fortunately-Unfortunately</w:t>
+      </w:r>
+      <w:proofErr w:type="spellEnd"/>
+      <w:r>
+        <w:rPr>
+          <w:rFonts w:eastAsia="Times New Roman" w:cs="Times New Roman"/>
+          <w:kern w:val="0"/>
+          <w:lang w:eastAsia="nl-BE"/>
+          <w14:ligatures w14:val="none"/>
+        </w:rPr>
+        <w:t xml:space="preserve"> trees, maar dat de toegevoegde UX-features een substantiële verbetering opleveren in gebruiksvriendelijkheid en efficiëntie. Versie 2 scoort op alle UEQ-dimensies positief en wordt door alle deelnemers unaniem verkozen boven generieke </w:t>
+      </w:r>
+      <w:proofErr w:type="spellStart"/>
+      <w:r>
+        <w:rPr>
+          <w:rFonts w:eastAsia="Times New Roman" w:cs="Times New Roman"/>
+          <w:kern w:val="0"/>
+          <w:lang w:eastAsia="nl-BE"/>
+          <w14:ligatures w14:val="none"/>
+        </w:rPr>
+        <w:t>mindmap</w:t>
+      </w:r>
+      <w:proofErr w:type="spellEnd"/>
+      <w:r>
+        <w:rPr>
+          <w:rFonts w:eastAsia="Times New Roman" w:cs="Times New Roman"/>
+          <w:kern w:val="0"/>
+          <w:lang w:eastAsia="nl-BE"/>
+          <w14:ligatures w14:val="none"/>
+        </w:rPr>
+        <w:t xml:space="preserve">-tools, dankzij features zoals filtering en visuele codering. Deze bevindingen beantwoorden de onderzoeksvragen direct en onderbouwen de waarde van </w:t>
+      </w:r>
+      <w:proofErr w:type="spellStart"/>
+      <w:r>
+        <w:rPr>
+          <w:rFonts w:eastAsia="Times New Roman" w:cs="Times New Roman"/>
+          <w:kern w:val="0"/>
+          <w:lang w:eastAsia="nl-BE"/>
+          <w14:ligatures w14:val="none"/>
+        </w:rPr>
+        <w:t>domeinspecifieke</w:t>
+      </w:r>
+      <w:proofErr w:type="spellEnd"/>
+      <w:r>
+        <w:rPr>
+          <w:rFonts w:eastAsia="Times New Roman" w:cs="Times New Roman"/>
+          <w:kern w:val="0"/>
+          <w:lang w:eastAsia="nl-BE"/>
+          <w14:ligatures w14:val="none"/>
+        </w:rPr>
+        <w:t xml:space="preserve"> UX in </w:t>
+      </w:r>
+      <w:proofErr w:type="spellStart"/>
+      <w:r>
+        <w:rPr>
+          <w:rFonts w:eastAsia="Times New Roman" w:cs="Times New Roman"/>
+          <w:kern w:val="0"/>
+          <w:lang w:eastAsia="nl-BE"/>
+          <w14:ligatures w14:val="none"/>
+        </w:rPr>
+        <w:t>threat</w:t>
+      </w:r>
+      <w:proofErr w:type="spellEnd"/>
+      <w:r>
+        <w:rPr>
+          <w:rFonts w:eastAsia="Times New Roman" w:cs="Times New Roman"/>
+          <w:kern w:val="0"/>
+          <w:lang w:eastAsia="nl-BE"/>
+          <w14:ligatures w14:val="none"/>
+        </w:rPr>
+        <w:t xml:space="preserve"> modeling.</w:t>
+      </w:r>
+    </w:p>
+    <w:p>
+      <w:pPr>
+        <w:spacing w:before="100" w:beforeAutospacing="1" w:after="100" w:afterAutospacing="1" w:line="240" w:lineRule="auto"/>
+        <w:rPr>
+          <w:rFonts w:eastAsia="Times New Roman" w:cs="Times New Roman"/>
+          <w:b/>
+          <w:bCs/>
+          <w:kern w:val="0"/>
+          <w:sz w:val="28"/>
+          <w:szCs w:val="28"/>
+          <w:lang w:eastAsia="nl-BE"/>
+          <w14:ligatures w14:val="none"/>
+        </w:rPr>
+      </w:pPr>
+      <w:r>
+        <w:rPr>
+          <w:rFonts w:eastAsia="Times New Roman" w:cs="Times New Roman"/>
+          <w:b/>
+          <w:bCs/>
+          <w:kern w:val="0"/>
+          <w:sz w:val="28"/>
+          <w:szCs w:val="28"/>
+          <w:lang w:eastAsia="nl-BE"/>
+          <w14:ligatures w14:val="none"/>
+        </w:rPr>
+        <w:t>Beantwoording van de onderzoeksvragen</w:t>
+      </w:r>
+    </w:p>
+    <w:p>
+      <w:pPr>
+        <w:spacing w:before="100" w:beforeAutospacing="1" w:after="100" w:afterAutospacing="1" w:line="240" w:lineRule="auto"/>
+        <w:rPr>
+          <w:rFonts w:eastAsia="Times New Roman" w:cs="Times New Roman"/>
+          <w:kern w:val="0"/>
+          <w:lang w:eastAsia="nl-BE"/>
+          <w14:ligatures w14:val="none"/>
+        </w:rPr>
+      </w:pPr>
+      <w:r>
+        <w:rPr>
+          <w:rFonts w:eastAsia="Times New Roman" w:cs="Times New Roman"/>
+          <w:b/>
+          <w:bCs/>
+          <w:kern w:val="0"/>
+          <w:lang w:eastAsia="nl-BE"/>
+          <w14:ligatures w14:val="none"/>
+        </w:rPr>
+        <w:t>Onderzoeksvraag 1: Minimale basisfunctionaliteit</w:t>
+      </w:r>
+      <w:r>
+        <w:rPr>
+          <w:rFonts w:eastAsia="Times New Roman" w:cs="Times New Roman"/>
+          <w:kern w:val="0"/>
+          <w:lang w:eastAsia="nl-BE"/>
+          <w14:ligatures w14:val="none"/>
+        </w:rPr>
+        <w:br/>
+        <w:t xml:space="preserve">De basisversie (versie 1) ondersteunt essentiële taken zoals node-creatie, uitklappen/inklappen en zoeken, wat noodzakelijk is voor het opbouwen van </w:t>
+      </w:r>
+      <w:proofErr w:type="spellStart"/>
+      <w:r>
+        <w:rPr>
+          <w:rFonts w:eastAsia="Times New Roman" w:cs="Times New Roman"/>
+          <w:kern w:val="0"/>
+          <w:lang w:eastAsia="nl-BE"/>
+          <w14:ligatures w14:val="none"/>
+        </w:rPr>
+        <w:t>Fortunately-Unfortunately</w:t>
+      </w:r>
+      <w:proofErr w:type="spellEnd"/>
+      <w:r>
+        <w:rPr>
+          <w:rFonts w:eastAsia="Times New Roman" w:cs="Times New Roman"/>
+          <w:kern w:val="0"/>
+          <w:lang w:eastAsia="nl-BE"/>
+          <w14:ligatures w14:val="none"/>
+        </w:rPr>
+        <w:t xml:space="preserve"> trees. Echter, de negatieve UEQ-scores op efficiëntie, stimulatie en originaliteit tonen aan dat deze functionaliteit alleen ontoereikend is voor soepele </w:t>
+      </w:r>
+      <w:proofErr w:type="spellStart"/>
+      <w:r>
+        <w:rPr>
+          <w:rFonts w:eastAsia="Times New Roman" w:cs="Times New Roman"/>
+          <w:kern w:val="0"/>
+          <w:lang w:eastAsia="nl-BE"/>
+          <w14:ligatures w14:val="none"/>
+        </w:rPr>
+        <w:t>threat</w:t>
+      </w:r>
+      <w:proofErr w:type="spellEnd"/>
+      <w:r>
+        <w:rPr>
+          <w:rFonts w:eastAsia="Times New Roman" w:cs="Times New Roman"/>
+          <w:kern w:val="0"/>
+          <w:lang w:eastAsia="nl-BE"/>
+          <w14:ligatures w14:val="none"/>
+        </w:rPr>
+        <w:t xml:space="preserve"> </w:t>
+      </w:r>
+      <w:proofErr w:type="spellStart"/>
+      <w:r>
+        <w:rPr>
+          <w:rFonts w:eastAsia="Times New Roman" w:cs="Times New Roman"/>
+          <w:kern w:val="0"/>
+          <w:lang w:eastAsia="nl-BE"/>
+          <w14:ligatures w14:val="none"/>
+        </w:rPr>
+        <w:t>modeling</w:t>
+      </w:r>
+      <w:proofErr w:type="spellEnd"/>
+      <w:r>
+        <w:rPr>
+          <w:rFonts w:eastAsia="Times New Roman" w:cs="Times New Roman"/>
+          <w:kern w:val="0"/>
+          <w:lang w:eastAsia="nl-BE"/>
+          <w14:ligatures w14:val="none"/>
+        </w:rPr>
+        <w:t xml:space="preserve"> zonder security-expertise. Dit sluit aan bij de literatuur over drempels in </w:t>
+      </w:r>
+      <w:proofErr w:type="spellStart"/>
+      <w:r>
+        <w:rPr>
+          <w:rFonts w:eastAsia="Times New Roman" w:cs="Times New Roman"/>
+          <w:kern w:val="0"/>
+          <w:lang w:eastAsia="nl-BE"/>
+          <w14:ligatures w14:val="none"/>
+        </w:rPr>
+        <w:t>threat</w:t>
+      </w:r>
+      <w:proofErr w:type="spellEnd"/>
+      <w:r>
+        <w:rPr>
+          <w:rFonts w:eastAsia="Times New Roman" w:cs="Times New Roman"/>
+          <w:kern w:val="0"/>
+          <w:lang w:eastAsia="nl-BE"/>
+          <w14:ligatures w14:val="none"/>
+        </w:rPr>
+        <w:t xml:space="preserve"> </w:t>
+      </w:r>
+      <w:proofErr w:type="spellStart"/>
+      <w:r>
+        <w:rPr>
+          <w:rFonts w:eastAsia="Times New Roman" w:cs="Times New Roman"/>
+          <w:kern w:val="0"/>
+          <w:lang w:eastAsia="nl-BE"/>
+          <w14:ligatures w14:val="none"/>
+        </w:rPr>
+        <w:t>modeling</w:t>
+      </w:r>
+      <w:proofErr w:type="spellEnd"/>
+      <w:r>
+        <w:rPr>
+          <w:rFonts w:eastAsia="Times New Roman" w:cs="Times New Roman"/>
+          <w:kern w:val="0"/>
+          <w:lang w:eastAsia="nl-BE"/>
+          <w14:ligatures w14:val="none"/>
+        </w:rPr>
+        <w:t xml:space="preserve">, waar generieke tools cognitieve belasting verhogen door gebrek aan </w:t>
+      </w:r>
+      <w:proofErr w:type="spellStart"/>
+      <w:r>
+        <w:rPr>
+          <w:rFonts w:eastAsia="Times New Roman" w:cs="Times New Roman"/>
+          <w:kern w:val="0"/>
+          <w:lang w:eastAsia="nl-BE"/>
+          <w14:ligatures w14:val="none"/>
+        </w:rPr>
+        <w:t>domeinspecifieke</w:t>
+      </w:r>
+      <w:proofErr w:type="spellEnd"/>
+      <w:r>
+        <w:rPr>
+          <w:rFonts w:eastAsia="Times New Roman" w:cs="Times New Roman"/>
+          <w:kern w:val="0"/>
+          <w:lang w:eastAsia="nl-BE"/>
+          <w14:ligatures w14:val="none"/>
+        </w:rPr>
+        <w:t xml:space="preserve"> ondersteuning</w:t>
+      </w:r>
+      <w:r>
+        <w:rPr>
+          <w:rFonts w:eastAsia="Times New Roman" w:cs="Times New Roman"/>
+          <w:kern w:val="0"/>
+          <w:lang w:eastAsia="nl-BE"/>
+          <w14:ligatures w14:val="none"/>
+        </w:rPr>
+        <w:t>.</w:t>
+      </w:r>
+    </w:p>
+    <w:p>
+      <w:pPr>
+        <w:spacing w:before="100" w:beforeAutospacing="1" w:after="100" w:afterAutospacing="1" w:line="240" w:lineRule="auto"/>
+        <w:rPr>
+          <w:rFonts w:eastAsia="Times New Roman" w:cs="Times New Roman"/>
+          <w:kern w:val="0"/>
+          <w:lang w:val="en-GB" w:eastAsia="nl-BE"/>
+          <w14:ligatures w14:val="none"/>
+        </w:rPr>
+      </w:pPr>
+      <w:r>
+        <w:rPr>
+          <w:rFonts w:eastAsia="Times New Roman" w:cs="Times New Roman"/>
+          <w:b/>
+          <w:bCs/>
+          <w:kern w:val="0"/>
+          <w:lang w:eastAsia="nl-BE"/>
+          <w14:ligatures w14:val="none"/>
+        </w:rPr>
+        <w:t>Onderzoeksvraag 2: Meest nuttige extra functies</w:t>
+      </w:r>
+      <w:r>
+        <w:rPr>
+          <w:rFonts w:eastAsia="Times New Roman" w:cs="Times New Roman"/>
+          <w:kern w:val="0"/>
+          <w:lang w:eastAsia="nl-BE"/>
+          <w14:ligatures w14:val="none"/>
+        </w:rPr>
+        <w:br/>
+        <w:t xml:space="preserve">Filtering op node-status scoort consequent als meest nuttig (meerdere rang 1), gevolgd door node-tellingen per status en </w:t>
+      </w:r>
+      <w:proofErr w:type="spellStart"/>
+      <w:r>
+        <w:rPr>
+          <w:rFonts w:eastAsia="Times New Roman" w:cs="Times New Roman"/>
+          <w:kern w:val="0"/>
+          <w:lang w:eastAsia="nl-BE"/>
+          <w14:ligatures w14:val="none"/>
+        </w:rPr>
+        <w:t>highlighting</w:t>
+      </w:r>
+      <w:proofErr w:type="spellEnd"/>
+      <w:r>
+        <w:rPr>
+          <w:rFonts w:eastAsia="Times New Roman" w:cs="Times New Roman"/>
+          <w:kern w:val="0"/>
+          <w:lang w:eastAsia="nl-BE"/>
+          <w14:ligatures w14:val="none"/>
+        </w:rPr>
+        <w:t xml:space="preserve"> vanuit de filterbalk. Visuele hulpmiddelen zoals kleurcodering en iconen (schilden) worden hoog gewaardeerd voor overzicht, terwijl tooltips en </w:t>
+      </w:r>
+      <w:proofErr w:type="spellStart"/>
+      <w:r>
+        <w:rPr>
+          <w:rFonts w:eastAsia="Times New Roman" w:cs="Times New Roman"/>
+          <w:kern w:val="0"/>
+          <w:lang w:eastAsia="nl-BE"/>
+          <w14:ligatures w14:val="none"/>
+        </w:rPr>
+        <w:t>branch</w:t>
+      </w:r>
+      <w:proofErr w:type="spellEnd"/>
+      <w:r>
+        <w:rPr>
+          <w:rFonts w:eastAsia="Times New Roman" w:cs="Times New Roman"/>
+          <w:kern w:val="0"/>
+          <w:lang w:eastAsia="nl-BE"/>
+          <w14:ligatures w14:val="none"/>
+        </w:rPr>
+        <w:t xml:space="preserve">-samenvattingen lager scoren maar nog steeds positief bijdragen aan navigatie. Deze voorkeur bevestigt dat pragmatische features (zoeken, sorteren) voorop staan bij complexe </w:t>
+      </w:r>
+      <w:proofErr w:type="spellStart"/>
+      <w:r>
+        <w:rPr>
+          <w:rFonts w:eastAsia="Times New Roman" w:cs="Times New Roman"/>
+          <w:kern w:val="0"/>
+          <w:lang w:eastAsia="nl-BE"/>
+          <w14:ligatures w14:val="none"/>
+        </w:rPr>
+        <w:t>hirarchische</w:t>
+      </w:r>
+      <w:proofErr w:type="spellEnd"/>
+      <w:r>
+        <w:rPr>
+          <w:rFonts w:eastAsia="Times New Roman" w:cs="Times New Roman"/>
+          <w:kern w:val="0"/>
+          <w:lang w:eastAsia="nl-BE"/>
+          <w14:ligatures w14:val="none"/>
+        </w:rPr>
+        <w:t xml:space="preserve"> data, in lijn met </w:t>
+      </w:r>
+      <w:proofErr w:type="spellStart"/>
+      <w:r>
+        <w:rPr>
+          <w:rFonts w:eastAsia="Times New Roman" w:cs="Times New Roman"/>
+          <w:kern w:val="0"/>
+          <w:lang w:eastAsia="nl-BE"/>
+          <w14:ligatures w14:val="none"/>
+        </w:rPr>
+        <w:t>Nielsen's</w:t>
+      </w:r>
+      <w:proofErr w:type="spellEnd"/>
+      <w:r>
+        <w:rPr>
+          <w:rFonts w:eastAsia="Times New Roman" w:cs="Times New Roman"/>
+          <w:kern w:val="0"/>
+          <w:lang w:eastAsia="nl-BE"/>
+          <w14:ligatures w14:val="none"/>
+        </w:rPr>
+        <w:t xml:space="preserve"> heuristieken voor flexibiliteit en herkenning.</w:t>
+      </w:r>
+    </w:p>
+    <w:p>
+      <w:pPr>
+        <w:spacing w:before="100" w:beforeAutospacing="1" w:after="100" w:afterAutospacing="1" w:line="240" w:lineRule="auto"/>
+        <w:rPr>
+          <w:rFonts w:eastAsia="Times New Roman" w:cs="Times New Roman"/>
+          <w:kern w:val="0"/>
+          <w:lang w:eastAsia="nl-BE"/>
+          <w14:ligatures w14:val="none"/>
+        </w:rPr>
+      </w:pPr>
+      <w:r>
+        <w:rPr>
+          <w:rFonts w:eastAsia="Times New Roman" w:cs="Times New Roman"/>
+          <w:b/>
+          <w:bCs/>
+          <w:kern w:val="0"/>
+          <w:lang w:eastAsia="nl-BE"/>
+          <w14:ligatures w14:val="none"/>
+        </w:rPr>
+        <w:t>Onderzoeksvraag 3: Vergelijking met generieke tools</w:t>
+      </w:r>
+      <w:r>
+        <w:rPr>
+          <w:rFonts w:eastAsia="Times New Roman" w:cs="Times New Roman"/>
+          <w:kern w:val="0"/>
+          <w:lang w:eastAsia="nl-BE"/>
+          <w14:ligatures w14:val="none"/>
+        </w:rPr>
+        <w:br/>
+        <w:t xml:space="preserve">Versie 2 overtreft generieke </w:t>
+      </w:r>
+      <w:proofErr w:type="spellStart"/>
+      <w:r>
+        <w:rPr>
+          <w:rFonts w:eastAsia="Times New Roman" w:cs="Times New Roman"/>
+          <w:kern w:val="0"/>
+          <w:lang w:eastAsia="nl-BE"/>
+          <w14:ligatures w14:val="none"/>
+        </w:rPr>
+        <w:t>mindmap</w:t>
+      </w:r>
+      <w:proofErr w:type="spellEnd"/>
+      <w:r>
+        <w:rPr>
+          <w:rFonts w:eastAsia="Times New Roman" w:cs="Times New Roman"/>
+          <w:kern w:val="0"/>
+          <w:lang w:eastAsia="nl-BE"/>
+          <w14:ligatures w14:val="none"/>
+        </w:rPr>
+        <w:t xml:space="preserve">-software op gebruiksvriendelijkheid (positieve UEQ-scores vs. negatief voor basisversie) en effectiviteit (tijdsbesparing, foutreductie via automatisering). Deelnemers benadrukken dat </w:t>
+      </w:r>
+      <w:proofErr w:type="spellStart"/>
+      <w:r>
+        <w:rPr>
+          <w:rFonts w:eastAsia="Times New Roman" w:cs="Times New Roman"/>
+          <w:kern w:val="0"/>
+          <w:lang w:eastAsia="nl-BE"/>
+          <w14:ligatures w14:val="none"/>
+        </w:rPr>
+        <w:t>domeinspecifieke</w:t>
+      </w:r>
+      <w:proofErr w:type="spellEnd"/>
+      <w:r>
+        <w:rPr>
+          <w:rFonts w:eastAsia="Times New Roman" w:cs="Times New Roman"/>
+          <w:kern w:val="0"/>
+          <w:lang w:eastAsia="nl-BE"/>
+          <w14:ligatures w14:val="none"/>
+        </w:rPr>
+        <w:t xml:space="preserve"> elementen zoals automatische </w:t>
+      </w:r>
+      <w:proofErr w:type="spellStart"/>
+      <w:r>
+        <w:rPr>
+          <w:rFonts w:eastAsia="Times New Roman" w:cs="Times New Roman"/>
+          <w:kern w:val="0"/>
+          <w:lang w:eastAsia="nl-BE"/>
+          <w14:ligatures w14:val="none"/>
+        </w:rPr>
+        <w:t>danger</w:t>
+      </w:r>
+      <w:proofErr w:type="spellEnd"/>
+      <w:r>
+        <w:rPr>
+          <w:rFonts w:eastAsia="Times New Roman" w:cs="Times New Roman"/>
+          <w:kern w:val="0"/>
+          <w:lang w:eastAsia="nl-BE"/>
+          <w14:ligatures w14:val="none"/>
+        </w:rPr>
+        <w:t xml:space="preserve"> ratings en status-filters </w:t>
+      </w:r>
+      <w:proofErr w:type="spellStart"/>
+      <w:r>
+        <w:rPr>
+          <w:rFonts w:eastAsia="Times New Roman" w:cs="Times New Roman"/>
+          <w:kern w:val="0"/>
+          <w:lang w:eastAsia="nl-BE"/>
+          <w14:ligatures w14:val="none"/>
+        </w:rPr>
+        <w:t>threat</w:t>
+      </w:r>
+      <w:proofErr w:type="spellEnd"/>
+      <w:r>
+        <w:rPr>
+          <w:rFonts w:eastAsia="Times New Roman" w:cs="Times New Roman"/>
+          <w:kern w:val="0"/>
+          <w:lang w:eastAsia="nl-BE"/>
+          <w14:ligatures w14:val="none"/>
+        </w:rPr>
+        <w:t xml:space="preserve"> </w:t>
+      </w:r>
+      <w:proofErr w:type="spellStart"/>
+      <w:r>
+        <w:rPr>
+          <w:rFonts w:eastAsia="Times New Roman" w:cs="Times New Roman"/>
+          <w:kern w:val="0"/>
+          <w:lang w:eastAsia="nl-BE"/>
+          <w14:ligatures w14:val="none"/>
+        </w:rPr>
+        <w:t>modeling</w:t>
+      </w:r>
+      <w:proofErr w:type="spellEnd"/>
+      <w:r>
+        <w:rPr>
+          <w:rFonts w:eastAsia="Times New Roman" w:cs="Times New Roman"/>
+          <w:kern w:val="0"/>
+          <w:lang w:eastAsia="nl-BE"/>
+          <w14:ligatures w14:val="none"/>
+        </w:rPr>
+        <w:t xml:space="preserve"> toegankelijker maken voor niet-experts, wat de kloof tussen theorie en praktijk adresseert.</w:t>
+      </w:r>
+    </w:p>
+    <w:p>
+      <w:pPr>
+        <w:spacing w:before="100" w:beforeAutospacing="1" w:after="100" w:afterAutospacing="1" w:line="240" w:lineRule="auto"/>
+        <w:rPr>
+          <w:rFonts w:eastAsia="Times New Roman" w:cs="Times New Roman"/>
+          <w:b/>
+          <w:bCs/>
+          <w:kern w:val="0"/>
+          <w:sz w:val="28"/>
+          <w:szCs w:val="28"/>
+          <w:lang w:eastAsia="nl-BE"/>
+          <w14:ligatures w14:val="none"/>
+        </w:rPr>
+      </w:pPr>
+      <w:r>
+        <w:rPr>
+          <w:rFonts w:eastAsia="Times New Roman" w:cs="Times New Roman"/>
+          <w:b/>
+          <w:bCs/>
+          <w:kern w:val="0"/>
+          <w:sz w:val="28"/>
+          <w:szCs w:val="28"/>
+          <w:lang w:eastAsia="nl-BE"/>
+          <w14:ligatures w14:val="none"/>
+        </w:rPr>
+        <w:t>Relatie met literatuur en theorie</w:t>
+      </w:r>
+    </w:p>
+    <w:p>
+      <w:pPr>
+        <w:spacing w:before="100" w:beforeAutospacing="1" w:after="100" w:afterAutospacing="1" w:line="240" w:lineRule="auto"/>
+        <w:rPr>
+          <w:rFonts w:eastAsia="Times New Roman" w:cs="Times New Roman"/>
+          <w:kern w:val="0"/>
+          <w:lang w:val="en-GB" w:eastAsia="nl-BE"/>
+          <w14:ligatures w14:val="none"/>
+        </w:rPr>
+      </w:pPr>
+      <w:r>
+        <w:rPr>
+          <w:rFonts w:eastAsia="Times New Roman" w:cs="Times New Roman"/>
+          <w:kern w:val="0"/>
+          <w:lang w:eastAsia="nl-BE"/>
+          <w14:ligatures w14:val="none"/>
+        </w:rPr>
+        <w:t xml:space="preserve">De resultaten valideren inzichten uit HCI-security literatuur: visuele codering en filtering reduceren cognitieve load bij </w:t>
+      </w:r>
+      <w:proofErr w:type="spellStart"/>
+      <w:r>
+        <w:rPr>
+          <w:rFonts w:eastAsia="Times New Roman" w:cs="Times New Roman"/>
+          <w:kern w:val="0"/>
+          <w:lang w:eastAsia="nl-BE"/>
+          <w14:ligatures w14:val="none"/>
+        </w:rPr>
+        <w:t>hirarchische</w:t>
+      </w:r>
+      <w:proofErr w:type="spellEnd"/>
+      <w:r>
+        <w:rPr>
+          <w:rFonts w:eastAsia="Times New Roman" w:cs="Times New Roman"/>
+          <w:kern w:val="0"/>
+          <w:lang w:eastAsia="nl-BE"/>
+          <w14:ligatures w14:val="none"/>
+        </w:rPr>
+        <w:t xml:space="preserve"> </w:t>
+      </w:r>
+      <w:proofErr w:type="spellStart"/>
+      <w:r>
+        <w:rPr>
+          <w:rFonts w:eastAsia="Times New Roman" w:cs="Times New Roman"/>
+          <w:kern w:val="0"/>
+          <w:lang w:eastAsia="nl-BE"/>
+          <w14:ligatures w14:val="none"/>
+        </w:rPr>
+        <w:t>risico-analyse</w:t>
+      </w:r>
+      <w:proofErr w:type="spellEnd"/>
+      <w:r>
+        <w:rPr>
+          <w:rFonts w:eastAsia="Times New Roman" w:cs="Times New Roman"/>
+          <w:kern w:val="0"/>
+          <w:lang w:eastAsia="nl-BE"/>
+          <w14:ligatures w14:val="none"/>
+        </w:rPr>
+        <w:t xml:space="preserve">, zoals bij STRIDE of attack trees. De sprong in </w:t>
+      </w:r>
+      <w:proofErr w:type="spellStart"/>
+      <w:r>
+        <w:rPr>
+          <w:rFonts w:eastAsia="Times New Roman" w:cs="Times New Roman"/>
+          <w:kern w:val="0"/>
+          <w:lang w:eastAsia="nl-BE"/>
+          <w14:ligatures w14:val="none"/>
+        </w:rPr>
+        <w:t>hedonische</w:t>
+      </w:r>
+      <w:proofErr w:type="spellEnd"/>
+      <w:r>
+        <w:rPr>
+          <w:rFonts w:eastAsia="Times New Roman" w:cs="Times New Roman"/>
+          <w:kern w:val="0"/>
+          <w:lang w:eastAsia="nl-BE"/>
+          <w14:ligatures w14:val="none"/>
+        </w:rPr>
+        <w:t xml:space="preserve"> UEQ-scores (stimulatie, originaliteit) ondersteunt de noodzaak voor aantrekkelijke interfaces om security-praktijken te integreren in </w:t>
+      </w:r>
+      <w:proofErr w:type="spellStart"/>
+      <w:r>
+        <w:rPr>
+          <w:rFonts w:eastAsia="Times New Roman" w:cs="Times New Roman"/>
+          <w:kern w:val="0"/>
+          <w:lang w:eastAsia="nl-BE"/>
+          <w14:ligatures w14:val="none"/>
+        </w:rPr>
+        <w:t>DevSecOps</w:t>
+      </w:r>
+      <w:proofErr w:type="spellEnd"/>
+      <w:r>
+        <w:rPr>
+          <w:rFonts w:eastAsia="Times New Roman" w:cs="Times New Roman"/>
+          <w:kern w:val="0"/>
+          <w:lang w:eastAsia="nl-BE"/>
+          <w14:ligatures w14:val="none"/>
+        </w:rPr>
+        <w:t xml:space="preserve">, waar generieke tools falen door gebrek aan motivatie. Tegelijk wijzen de </w:t>
+      </w:r>
+      <w:r>
+        <w:rPr>
+          <w:rFonts w:eastAsia="Times New Roman" w:cs="Times New Roman"/>
+          <w:kern w:val="0"/>
+          <w:lang w:eastAsia="nl-BE"/>
+          <w14:ligatures w14:val="none"/>
+        </w:rPr>
+        <w:lastRenderedPageBreak/>
+        <w:t xml:space="preserve">voorkeuren voor filtering aan dat Nielsens heuristieken (zichtbaarheid status, foutpreventie) cruciaal zijn voor </w:t>
+      </w:r>
+      <w:proofErr w:type="spellStart"/>
+      <w:r>
+        <w:rPr>
+          <w:rFonts w:eastAsia="Times New Roman" w:cs="Times New Roman"/>
+          <w:kern w:val="0"/>
+          <w:lang w:eastAsia="nl-BE"/>
+          <w14:ligatures w14:val="none"/>
+        </w:rPr>
+        <w:t>threat</w:t>
+      </w:r>
+      <w:proofErr w:type="spellEnd"/>
+      <w:r>
+        <w:rPr>
+          <w:rFonts w:eastAsia="Times New Roman" w:cs="Times New Roman"/>
+          <w:kern w:val="0"/>
+          <w:lang w:eastAsia="nl-BE"/>
+          <w14:ligatures w14:val="none"/>
+        </w:rPr>
+        <w:t xml:space="preserve"> </w:t>
+      </w:r>
+      <w:proofErr w:type="spellStart"/>
+      <w:r>
+        <w:rPr>
+          <w:rFonts w:eastAsia="Times New Roman" w:cs="Times New Roman"/>
+          <w:kern w:val="0"/>
+          <w:lang w:eastAsia="nl-BE"/>
+          <w14:ligatures w14:val="none"/>
+        </w:rPr>
+        <w:t>modeling</w:t>
+      </w:r>
+      <w:proofErr w:type="spellEnd"/>
+      <w:r>
+        <w:rPr>
+          <w:rFonts w:eastAsia="Times New Roman" w:cs="Times New Roman"/>
+          <w:kern w:val="0"/>
+          <w:lang w:eastAsia="nl-BE"/>
+          <w14:ligatures w14:val="none"/>
+        </w:rPr>
+        <w:t xml:space="preserve"> tools.</w:t>
+      </w:r>
+    </w:p>
+    <w:p>
+      <w:pPr>
+        <w:spacing w:before="100" w:beforeAutospacing="1" w:after="100" w:afterAutospacing="1" w:line="240" w:lineRule="auto"/>
+        <w:rPr>
+          <w:rFonts w:eastAsia="Times New Roman" w:cs="Times New Roman"/>
+          <w:b/>
+          <w:bCs/>
+          <w:kern w:val="0"/>
+          <w:sz w:val="28"/>
+          <w:szCs w:val="28"/>
+          <w:lang w:eastAsia="nl-BE"/>
+          <w14:ligatures w14:val="none"/>
+        </w:rPr>
+      </w:pPr>
+      <w:r>
+        <w:rPr>
+          <w:rFonts w:eastAsia="Times New Roman" w:cs="Times New Roman"/>
+          <w:b/>
+          <w:bCs/>
+          <w:kern w:val="0"/>
+          <w:sz w:val="28"/>
+          <w:szCs w:val="28"/>
+          <w:lang w:eastAsia="nl-BE"/>
+          <w14:ligatures w14:val="none"/>
+        </w:rPr>
+        <w:t>Beperkingen van het onderzoek</w:t>
+      </w:r>
+    </w:p>
+    <w:p>
+      <w:pPr>
+        <w:spacing w:before="100" w:beforeAutospacing="1" w:after="100" w:afterAutospacing="1" w:line="240" w:lineRule="auto"/>
+        <w:rPr>
+          <w:rFonts w:eastAsia="Times New Roman" w:cs="Times New Roman"/>
+          <w:kern w:val="0"/>
+          <w:lang w:eastAsia="nl-BE"/>
+          <w14:ligatures w14:val="none"/>
+        </w:rPr>
+      </w:pPr>
+      <w:r>
+        <w:rPr>
+          <w:rFonts w:eastAsia="Times New Roman" w:cs="Times New Roman"/>
+          <w:kern w:val="0"/>
+          <w:lang w:eastAsia="nl-BE"/>
+          <w14:ligatures w14:val="none"/>
+        </w:rPr>
+        <w:t xml:space="preserve">De steekproef is klein (9 deelnemers), wat generaliseerbaarheid beperkt tot gelijkaardige populaties (ontwikkelaars met basiskennis). Zelfrapportage via UEQ en open vragen is subjectief en vat mogelijke </w:t>
+      </w:r>
+      <w:proofErr w:type="spellStart"/>
+      <w:r>
+        <w:rPr>
+          <w:rFonts w:eastAsia="Times New Roman" w:cs="Times New Roman"/>
+          <w:kern w:val="0"/>
+          <w:lang w:eastAsia="nl-BE"/>
+          <w14:ligatures w14:val="none"/>
+        </w:rPr>
+        <w:t>confirmation</w:t>
+      </w:r>
+      <w:proofErr w:type="spellEnd"/>
+      <w:r>
+        <w:rPr>
+          <w:rFonts w:eastAsia="Times New Roman" w:cs="Times New Roman"/>
+          <w:kern w:val="0"/>
+          <w:lang w:eastAsia="nl-BE"/>
+          <w14:ligatures w14:val="none"/>
+        </w:rPr>
+        <w:t xml:space="preserve"> bias, terwijl objectieve </w:t>
+      </w:r>
+      <w:proofErr w:type="spellStart"/>
+      <w:r>
+        <w:rPr>
+          <w:rFonts w:eastAsia="Times New Roman" w:cs="Times New Roman"/>
+          <w:kern w:val="0"/>
+          <w:lang w:eastAsia="nl-BE"/>
+          <w14:ligatures w14:val="none"/>
+        </w:rPr>
+        <w:t>metrics</w:t>
+      </w:r>
+      <w:proofErr w:type="spellEnd"/>
+      <w:r>
+        <w:rPr>
+          <w:rFonts w:eastAsia="Times New Roman" w:cs="Times New Roman"/>
+          <w:kern w:val="0"/>
+          <w:lang w:eastAsia="nl-BE"/>
+          <w14:ligatures w14:val="none"/>
+        </w:rPr>
+        <w:t xml:space="preserve"> (tijd op taak, </w:t>
+      </w:r>
+      <w:proofErr w:type="spellStart"/>
+      <w:r>
+        <w:rPr>
+          <w:rFonts w:eastAsia="Times New Roman" w:cs="Times New Roman"/>
+          <w:kern w:val="0"/>
+          <w:lang w:eastAsia="nl-BE"/>
+          <w14:ligatures w14:val="none"/>
+        </w:rPr>
+        <w:t>foutenrate</w:t>
+      </w:r>
+      <w:proofErr w:type="spellEnd"/>
+      <w:r>
+        <w:rPr>
+          <w:rFonts w:eastAsia="Times New Roman" w:cs="Times New Roman"/>
+          <w:kern w:val="0"/>
+          <w:lang w:eastAsia="nl-BE"/>
+          <w14:ligatures w14:val="none"/>
+        </w:rPr>
+        <w:t xml:space="preserve">) ontbreken. De studie vergelijkt met een interne basisversie, niet met externe tools zoals </w:t>
+      </w:r>
+      <w:proofErr w:type="spellStart"/>
+      <w:r>
+        <w:rPr>
+          <w:rFonts w:eastAsia="Times New Roman" w:cs="Times New Roman"/>
+          <w:kern w:val="0"/>
+          <w:lang w:eastAsia="nl-BE"/>
+          <w14:ligatures w14:val="none"/>
+        </w:rPr>
+        <w:t>MindMeister</w:t>
+      </w:r>
+      <w:proofErr w:type="spellEnd"/>
+      <w:r>
+        <w:rPr>
+          <w:rFonts w:eastAsia="Times New Roman" w:cs="Times New Roman"/>
+          <w:kern w:val="0"/>
+          <w:lang w:eastAsia="nl-BE"/>
+          <w14:ligatures w14:val="none"/>
+        </w:rPr>
+        <w:t xml:space="preserve"> of </w:t>
+      </w:r>
+      <w:proofErr w:type="spellStart"/>
+      <w:r>
+        <w:rPr>
+          <w:rFonts w:eastAsia="Times New Roman" w:cs="Times New Roman"/>
+          <w:kern w:val="0"/>
+          <w:lang w:eastAsia="nl-BE"/>
+          <w14:ligatures w14:val="none"/>
+        </w:rPr>
+        <w:t>Lucidchart</w:t>
+      </w:r>
+      <w:proofErr w:type="spellEnd"/>
+      <w:r>
+        <w:rPr>
+          <w:rFonts w:eastAsia="Times New Roman" w:cs="Times New Roman"/>
+          <w:kern w:val="0"/>
+          <w:lang w:eastAsia="nl-BE"/>
+          <w14:ligatures w14:val="none"/>
+        </w:rPr>
+        <w:t>, en focust op korte taken zonder langdurig gebruik.</w:t>
+      </w:r>
+    </w:p>
+    <w:p>
+      <w:pPr>
+        <w:spacing w:before="100" w:beforeAutospacing="1" w:after="100" w:afterAutospacing="1" w:line="240" w:lineRule="auto"/>
+        <w:rPr>
+          <w:rFonts w:eastAsia="Times New Roman" w:cs="Times New Roman"/>
+          <w:b/>
+          <w:bCs/>
+          <w:kern w:val="0"/>
+          <w:sz w:val="28"/>
+          <w:szCs w:val="28"/>
+          <w:lang w:eastAsia="nl-BE"/>
+          <w14:ligatures w14:val="none"/>
+        </w:rPr>
+      </w:pPr>
+      <w:r>
+        <w:rPr>
+          <w:rFonts w:eastAsia="Times New Roman" w:cs="Times New Roman"/>
+          <w:b/>
+          <w:bCs/>
+          <w:kern w:val="0"/>
+          <w:sz w:val="28"/>
+          <w:szCs w:val="28"/>
+          <w:lang w:eastAsia="nl-BE"/>
+          <w14:ligatures w14:val="none"/>
+        </w:rPr>
+        <w:t>Implicaties voor theorie en praktijk</w:t>
+      </w:r>
+    </w:p>
+    <w:p>
+      <w:pPr>
+        <w:spacing w:before="100" w:beforeAutospacing="1" w:after="100" w:afterAutospacing="1" w:line="240" w:lineRule="auto"/>
+        <w:rPr>
+          <w:rFonts w:eastAsia="Times New Roman" w:cs="Times New Roman"/>
+          <w:kern w:val="0"/>
+          <w:lang w:val="en-GB" w:eastAsia="nl-BE"/>
+          <w14:ligatures w14:val="none"/>
+        </w:rPr>
+      </w:pPr>
+      <w:r>
+        <w:rPr>
+          <w:rFonts w:eastAsia="Times New Roman" w:cs="Times New Roman"/>
+          <w:kern w:val="0"/>
+          <w:lang w:eastAsia="nl-BE"/>
+          <w14:ligatures w14:val="none"/>
+        </w:rPr>
+        <w:t xml:space="preserve">Theoretisch draagt dit bij aan design </w:t>
+      </w:r>
+      <w:proofErr w:type="spellStart"/>
+      <w:r>
+        <w:rPr>
+          <w:rFonts w:eastAsia="Times New Roman" w:cs="Times New Roman"/>
+          <w:kern w:val="0"/>
+          <w:lang w:eastAsia="nl-BE"/>
+          <w14:ligatures w14:val="none"/>
+        </w:rPr>
+        <w:t>science</w:t>
+      </w:r>
+      <w:proofErr w:type="spellEnd"/>
+      <w:r>
+        <w:rPr>
+          <w:rFonts w:eastAsia="Times New Roman" w:cs="Times New Roman"/>
+          <w:kern w:val="0"/>
+          <w:lang w:eastAsia="nl-BE"/>
+          <w14:ligatures w14:val="none"/>
+        </w:rPr>
+        <w:t xml:space="preserve"> door empirisch bewijs voor UX-features in security </w:t>
+      </w:r>
+      <w:proofErr w:type="spellStart"/>
+      <w:r>
+        <w:rPr>
+          <w:rFonts w:eastAsia="Times New Roman" w:cs="Times New Roman"/>
+          <w:kern w:val="0"/>
+          <w:lang w:eastAsia="nl-BE"/>
+          <w14:ligatures w14:val="none"/>
+        </w:rPr>
+        <w:t>tooling</w:t>
+      </w:r>
+      <w:proofErr w:type="spellEnd"/>
+      <w:r>
+        <w:rPr>
+          <w:rFonts w:eastAsia="Times New Roman" w:cs="Times New Roman"/>
+          <w:kern w:val="0"/>
+          <w:lang w:eastAsia="nl-BE"/>
+          <w14:ligatures w14:val="none"/>
+        </w:rPr>
+        <w:t xml:space="preserve">, met aanbeveling voor integratie van UEQ in </w:t>
+      </w:r>
+      <w:proofErr w:type="spellStart"/>
+      <w:r>
+        <w:rPr>
+          <w:rFonts w:eastAsia="Times New Roman" w:cs="Times New Roman"/>
+          <w:kern w:val="0"/>
+          <w:lang w:eastAsia="nl-BE"/>
+          <w14:ligatures w14:val="none"/>
+        </w:rPr>
+        <w:t>threat</w:t>
+      </w:r>
+      <w:proofErr w:type="spellEnd"/>
+      <w:r>
+        <w:rPr>
+          <w:rFonts w:eastAsia="Times New Roman" w:cs="Times New Roman"/>
+          <w:kern w:val="0"/>
+          <w:lang w:eastAsia="nl-BE"/>
+          <w14:ligatures w14:val="none"/>
+        </w:rPr>
+        <w:t xml:space="preserve"> </w:t>
+      </w:r>
+      <w:proofErr w:type="spellStart"/>
+      <w:r>
+        <w:rPr>
+          <w:rFonts w:eastAsia="Times New Roman" w:cs="Times New Roman"/>
+          <w:kern w:val="0"/>
+          <w:lang w:eastAsia="nl-BE"/>
+          <w14:ligatures w14:val="none"/>
+        </w:rPr>
+        <w:t>modeling</w:t>
+      </w:r>
+      <w:proofErr w:type="spellEnd"/>
+      <w:r>
+        <w:rPr>
+          <w:rFonts w:eastAsia="Times New Roman" w:cs="Times New Roman"/>
+          <w:kern w:val="0"/>
+          <w:lang w:eastAsia="nl-BE"/>
+          <w14:ligatures w14:val="none"/>
+        </w:rPr>
+        <w:t xml:space="preserve"> evaluaties. Praktisch kan de tool </w:t>
+      </w:r>
+      <w:proofErr w:type="spellStart"/>
+      <w:r>
+        <w:rPr>
+          <w:rFonts w:eastAsia="Times New Roman" w:cs="Times New Roman"/>
+          <w:kern w:val="0"/>
+          <w:lang w:eastAsia="nl-BE"/>
+          <w14:ligatures w14:val="none"/>
+        </w:rPr>
+        <w:t>DevSecOps</w:t>
+      </w:r>
+      <w:proofErr w:type="spellEnd"/>
+      <w:r>
+        <w:rPr>
+          <w:rFonts w:eastAsia="Times New Roman" w:cs="Times New Roman"/>
+          <w:kern w:val="0"/>
+          <w:lang w:eastAsia="nl-BE"/>
+          <w14:ligatures w14:val="none"/>
+        </w:rPr>
+        <w:t xml:space="preserve"> teams helpen door </w:t>
+      </w:r>
+      <w:proofErr w:type="spellStart"/>
+      <w:r>
+        <w:rPr>
+          <w:rFonts w:eastAsia="Times New Roman" w:cs="Times New Roman"/>
+          <w:kern w:val="0"/>
+          <w:lang w:eastAsia="nl-BE"/>
+          <w14:ligatures w14:val="none"/>
+        </w:rPr>
+        <w:t>threat</w:t>
+      </w:r>
+      <w:proofErr w:type="spellEnd"/>
+      <w:r>
+        <w:rPr>
+          <w:rFonts w:eastAsia="Times New Roman" w:cs="Times New Roman"/>
+          <w:kern w:val="0"/>
+          <w:lang w:eastAsia="nl-BE"/>
+          <w14:ligatures w14:val="none"/>
+        </w:rPr>
+        <w:t xml:space="preserve"> </w:t>
+      </w:r>
+      <w:proofErr w:type="spellStart"/>
+      <w:r>
+        <w:rPr>
+          <w:rFonts w:eastAsia="Times New Roman" w:cs="Times New Roman"/>
+          <w:kern w:val="0"/>
+          <w:lang w:eastAsia="nl-BE"/>
+          <w14:ligatures w14:val="none"/>
+        </w:rPr>
+        <w:t>modeling</w:t>
+      </w:r>
+      <w:proofErr w:type="spellEnd"/>
+      <w:r>
+        <w:rPr>
+          <w:rFonts w:eastAsia="Times New Roman" w:cs="Times New Roman"/>
+          <w:kern w:val="0"/>
+          <w:lang w:eastAsia="nl-BE"/>
+          <w14:ligatures w14:val="none"/>
+        </w:rPr>
+        <w:t xml:space="preserve"> laagdrempelig te maken; implementeer filtering en iconen in bestaande </w:t>
+      </w:r>
+      <w:proofErr w:type="spellStart"/>
+      <w:r>
+        <w:rPr>
+          <w:rFonts w:eastAsia="Times New Roman" w:cs="Times New Roman"/>
+          <w:kern w:val="0"/>
+          <w:lang w:eastAsia="nl-BE"/>
+          <w14:ligatures w14:val="none"/>
+        </w:rPr>
+        <w:t>pipelines</w:t>
+      </w:r>
+      <w:proofErr w:type="spellEnd"/>
+      <w:r>
+        <w:rPr>
+          <w:rFonts w:eastAsia="Times New Roman" w:cs="Times New Roman"/>
+          <w:kern w:val="0"/>
+          <w:lang w:eastAsia="nl-BE"/>
+          <w14:ligatures w14:val="none"/>
+        </w:rPr>
+        <w:t xml:space="preserve">. Voor onderwijs biedt het een didactisch prototype om </w:t>
+      </w:r>
+      <w:proofErr w:type="spellStart"/>
+      <w:r>
+        <w:rPr>
+          <w:rFonts w:eastAsia="Times New Roman" w:cs="Times New Roman"/>
+          <w:kern w:val="0"/>
+          <w:lang w:eastAsia="nl-BE"/>
+          <w14:ligatures w14:val="none"/>
+        </w:rPr>
+        <w:t>Fortunately-Unfortunately</w:t>
+      </w:r>
+      <w:proofErr w:type="spellEnd"/>
+      <w:r>
+        <w:rPr>
+          <w:rFonts w:eastAsia="Times New Roman" w:cs="Times New Roman"/>
+          <w:kern w:val="0"/>
+          <w:lang w:eastAsia="nl-BE"/>
+          <w14:ligatures w14:val="none"/>
+        </w:rPr>
+        <w:t xml:space="preserve"> te demonstreren.</w:t>
+      </w:r>
+    </w:p>
+    <w:p>
+      <w:pPr>
+        <w:spacing w:before="100" w:beforeAutospacing="1" w:after="100" w:afterAutospacing="1" w:line="240" w:lineRule="auto"/>
+        <w:rPr>
+          <w:rFonts w:eastAsia="Times New Roman" w:cs="Times New Roman"/>
+          <w:b/>
+          <w:bCs/>
+          <w:kern w:val="0"/>
+          <w:sz w:val="28"/>
+          <w:szCs w:val="28"/>
+          <w:lang w:eastAsia="nl-BE"/>
+          <w14:ligatures w14:val="none"/>
+        </w:rPr>
+      </w:pPr>
+      <w:r>
+        <w:rPr>
+          <w:rFonts w:eastAsia="Times New Roman" w:cs="Times New Roman"/>
+          <w:b/>
+          <w:bCs/>
+          <w:kern w:val="0"/>
+          <w:sz w:val="28"/>
+          <w:szCs w:val="28"/>
+          <w:lang w:eastAsia="nl-BE"/>
+          <w14:ligatures w14:val="none"/>
+        </w:rPr>
+        <w:t>Aanbevelingen voor toekomstig onderzoek</w:t>
+      </w:r>
+    </w:p>
+    <w:p>
+      <w:pPr>
+        <w:spacing w:before="100" w:beforeAutospacing="1" w:after="100" w:afterAutospacing="1" w:line="240" w:lineRule="auto"/>
+        <w:rPr>
+          <w:rFonts w:ascii="Times New Roman" w:eastAsia="Times New Roman" w:hAnsi="Times New Roman" w:cs="Times New Roman"/>
+          <w:kern w:val="0"/>
+          <w:lang w:eastAsia="nl-BE"/>
+          <w14:ligatures w14:val="none"/>
+        </w:rPr>
+      </w:pPr>
+      <w:r>
+        <w:rPr>
+          <w:rFonts w:eastAsia="Times New Roman" w:cs="Times New Roman"/>
+          <w:kern w:val="0"/>
+          <w:lang w:eastAsia="nl-BE"/>
+          <w14:ligatures w14:val="none"/>
+        </w:rPr>
+        <w:t>Test de tool met grotere groepen en longitudinale sessies, inclusief A/B-</w:t>
+      </w:r>
+      <w:proofErr w:type="spellStart"/>
+      <w:r>
+        <w:rPr>
+          <w:rFonts w:eastAsia="Times New Roman" w:cs="Times New Roman"/>
+          <w:kern w:val="0"/>
+          <w:lang w:eastAsia="nl-BE"/>
+          <w14:ligatures w14:val="none"/>
+        </w:rPr>
+        <w:t>testing</w:t>
+      </w:r>
+      <w:proofErr w:type="spellEnd"/>
+      <w:r>
+        <w:rPr>
+          <w:rFonts w:eastAsia="Times New Roman" w:cs="Times New Roman"/>
+          <w:kern w:val="0"/>
+          <w:lang w:eastAsia="nl-BE"/>
+          <w14:ligatures w14:val="none"/>
+        </w:rPr>
+        <w:t xml:space="preserve"> met commerciële </w:t>
+      </w:r>
+      <w:proofErr w:type="spellStart"/>
+      <w:r>
+        <w:rPr>
+          <w:rFonts w:eastAsia="Times New Roman" w:cs="Times New Roman"/>
+          <w:kern w:val="0"/>
+          <w:lang w:eastAsia="nl-BE"/>
+          <w14:ligatures w14:val="none"/>
+        </w:rPr>
+        <w:t>mindmap</w:t>
+      </w:r>
+      <w:proofErr w:type="spellEnd"/>
+      <w:r>
+        <w:rPr>
+          <w:rFonts w:eastAsia="Times New Roman" w:cs="Times New Roman"/>
+          <w:kern w:val="0"/>
+          <w:lang w:eastAsia="nl-BE"/>
+          <w14:ligatures w14:val="none"/>
+        </w:rPr>
+        <w:t xml:space="preserve">-software. Implementeer voorgestelde features zoals globale </w:t>
+      </w:r>
+      <w:proofErr w:type="spellStart"/>
+      <w:r>
+        <w:rPr>
+          <w:rFonts w:eastAsia="Times New Roman" w:cs="Times New Roman"/>
+          <w:kern w:val="0"/>
+          <w:lang w:eastAsia="nl-BE"/>
+          <w14:ligatures w14:val="none"/>
+        </w:rPr>
+        <w:t>collapse</w:t>
+      </w:r>
+      <w:proofErr w:type="spellEnd"/>
+      <w:r>
+        <w:rPr>
+          <w:rFonts w:eastAsia="Times New Roman" w:cs="Times New Roman"/>
+          <w:kern w:val="0"/>
+          <w:lang w:eastAsia="nl-BE"/>
+          <w14:ligatures w14:val="none"/>
+        </w:rPr>
+        <w:t xml:space="preserve">-knoppen en </w:t>
+      </w:r>
+      <w:proofErr w:type="spellStart"/>
+      <w:r>
+        <w:rPr>
+          <w:rFonts w:eastAsia="Times New Roman" w:cs="Times New Roman"/>
+          <w:kern w:val="0"/>
+          <w:lang w:eastAsia="nl-BE"/>
+          <w14:ligatures w14:val="none"/>
+        </w:rPr>
+        <w:t>branch</w:t>
+      </w:r>
+      <w:proofErr w:type="spellEnd"/>
+      <w:r>
+        <w:rPr>
+          <w:rFonts w:eastAsia="Times New Roman" w:cs="Times New Roman"/>
+          <w:kern w:val="0"/>
+          <w:lang w:eastAsia="nl-BE"/>
+          <w14:ligatures w14:val="none"/>
+        </w:rPr>
+        <w:t xml:space="preserve">-zoom, en evalueer collaboratieve </w:t>
+      </w:r>
+      <w:proofErr w:type="spellStart"/>
+      <w:r>
+        <w:rPr>
+          <w:rFonts w:eastAsia="Times New Roman" w:cs="Times New Roman"/>
+          <w:kern w:val="0"/>
+          <w:lang w:eastAsia="nl-BE"/>
+          <w14:ligatures w14:val="none"/>
+        </w:rPr>
+        <w:t>multi</w:t>
+      </w:r>
+      <w:proofErr w:type="spellEnd"/>
+      <w:r>
+        <w:rPr>
+          <w:rFonts w:eastAsia="Times New Roman" w:cs="Times New Roman"/>
+          <w:kern w:val="0"/>
+          <w:lang w:eastAsia="nl-BE"/>
+          <w14:ligatures w14:val="none"/>
+        </w:rPr>
+        <w:t xml:space="preserve">-user functionaliteit. Voeg AI-ondersteuning toe voor automatische </w:t>
+      </w:r>
+      <w:proofErr w:type="spellStart"/>
+      <w:r>
+        <w:rPr>
+          <w:rFonts w:eastAsia="Times New Roman" w:cs="Times New Roman"/>
+          <w:kern w:val="0"/>
+          <w:lang w:eastAsia="nl-BE"/>
+          <w14:ligatures w14:val="none"/>
+        </w:rPr>
+        <w:t>threat</w:t>
+      </w:r>
+      <w:proofErr w:type="spellEnd"/>
+      <w:r>
+        <w:rPr>
+          <w:rFonts w:eastAsia="Times New Roman" w:cs="Times New Roman"/>
+          <w:kern w:val="0"/>
+          <w:lang w:eastAsia="nl-BE"/>
+          <w14:ligatures w14:val="none"/>
+        </w:rPr>
+        <w:t xml:space="preserve">-suggesties en valideer tegen meer </w:t>
+      </w:r>
+      <w:proofErr w:type="spellStart"/>
+      <w:r>
+        <w:rPr>
+          <w:rFonts w:eastAsia="Times New Roman" w:cs="Times New Roman"/>
+          <w:kern w:val="0"/>
+          <w:lang w:eastAsia="nl-BE"/>
+          <w14:ligatures w14:val="none"/>
+        </w:rPr>
+        <w:t>threat</w:t>
+      </w:r>
+      <w:proofErr w:type="spellEnd"/>
+      <w:r>
+        <w:rPr>
+          <w:rFonts w:eastAsia="Times New Roman" w:cs="Times New Roman"/>
+          <w:kern w:val="0"/>
+          <w:lang w:eastAsia="nl-BE"/>
+          <w14:ligatures w14:val="none"/>
+        </w:rPr>
+        <w:t xml:space="preserve"> </w:t>
+      </w:r>
+      <w:proofErr w:type="spellStart"/>
+      <w:r>
+        <w:rPr>
+          <w:rFonts w:eastAsia="Times New Roman" w:cs="Times New Roman"/>
+          <w:kern w:val="0"/>
+          <w:lang w:eastAsia="nl-BE"/>
+          <w14:ligatures w14:val="none"/>
+        </w:rPr>
+        <w:t>modeling</w:t>
+      </w:r>
+      <w:proofErr w:type="spellEnd"/>
+      <w:r>
+        <w:rPr>
+          <w:rFonts w:eastAsia="Times New Roman" w:cs="Times New Roman"/>
+          <w:kern w:val="0"/>
+          <w:lang w:eastAsia="nl-BE"/>
+          <w14:ligatures w14:val="none"/>
+        </w:rPr>
+        <w:t xml:space="preserve"> methoden (STRIDE).</w:t>
+      </w:r>
+      <w:r>
         <w:rPr>
           <w:b/>
           <w:bCs/>
           <w:sz w:val="32"/>
           <w:szCs w:val="32"/>
         </w:rPr>
-      </w:pPr>
+        <w:t xml:space="preserve"> </w:t>
+      </w:r>
       <w:r>
         <w:rPr>
           <w:b/>
@@ -2725,6 +6847,119 @@
     </w:lvl>
   </w:abstractNum>
   <w:abstractNum w:abstractNumId="3" w15:restartNumberingAfterBreak="0">
+    <w:nsid w:val="3270236A"/>
+    <w:multiLevelType w:val="multilevel"/>
+    <w:tmpl w:val="A2063C10"/>
+    <w:lvl w:ilvl="0">
+      <w:start w:val="1"/>
+      <w:numFmt w:val="decimal"/>
+      <w:lvlText w:val="%1."/>
+      <w:lvlJc w:val="left"/>
+      <w:pPr>
+        <w:tabs>
+          <w:tab w:val="num" w:pos="720"/>
+        </w:tabs>
+        <w:ind w:left="720" w:hanging="360"/>
+      </w:pPr>
+    </w:lvl>
+    <w:lvl w:ilvl="1" w:tentative="1">
+      <w:start w:val="1"/>
+      <w:numFmt w:val="decimal"/>
+      <w:lvlText w:val="%2."/>
+      <w:lvlJc w:val="left"/>
+      <w:pPr>
+        <w:tabs>
+          <w:tab w:val="num" w:pos="1440"/>
+        </w:tabs>
+        <w:ind w:left="1440" w:hanging="360"/>
+      </w:pPr>
+    </w:lvl>
+    <w:lvl w:ilvl="2" w:tentative="1">
+      <w:start w:val="1"/>
+      <w:numFmt w:val="decimal"/>
+      <w:lvlText w:val="%3."/>
+      <w:lvlJc w:val="left"/>
+      <w:pPr>
+        <w:tabs>
+          <w:tab w:val="num" w:pos="2160"/>
+        </w:tabs>
+        <w:ind w:left="2160" w:hanging="360"/>
+      </w:pPr>
+    </w:lvl>
+    <w:lvl w:ilvl="3" w:tentative="1">
+      <w:start w:val="1"/>
+      <w:numFmt w:val="decimal"/>
+      <w:lvlText w:val="%4."/>
+      <w:lvlJc w:val="left"/>
+      <w:pPr>
+        <w:tabs>
+          <w:tab w:val="num" w:pos="2880"/>
+        </w:tabs>
+        <w:ind w:left="2880" w:hanging="360"/>
+      </w:pPr>
+    </w:lvl>
+    <w:lvl w:ilvl="4" w:tentative="1">
+      <w:start w:val="1"/>
+      <w:numFmt w:val="decimal"/>
+      <w:lvlText w:val="%5."/>
+      <w:lvlJc w:val="left"/>
+      <w:pPr>
+        <w:tabs>
+          <w:tab w:val="num" w:pos="3600"/>
+        </w:tabs>
+        <w:ind w:left="3600" w:hanging="360"/>
+      </w:pPr>
+    </w:lvl>
+    <w:lvl w:ilvl="5" w:tentative="1">
+      <w:start w:val="1"/>
+      <w:numFmt w:val="decimal"/>
+      <w:lvlText w:val="%6."/>
+      <w:lvlJc w:val="left"/>
+      <w:pPr>
+        <w:tabs>
+          <w:tab w:val="num" w:pos="4320"/>
+        </w:tabs>
+        <w:ind w:left="4320" w:hanging="360"/>
+      </w:pPr>
+    </w:lvl>
+    <w:lvl w:ilvl="6" w:tentative="1">
+      <w:start w:val="1"/>
+      <w:numFmt w:val="decimal"/>
+      <w:lvlText w:val="%7."/>
+      <w:lvlJc w:val="left"/>
+      <w:pPr>
+        <w:tabs>
+          <w:tab w:val="num" w:pos="5040"/>
+        </w:tabs>
+        <w:ind w:left="5040" w:hanging="360"/>
+      </w:pPr>
+    </w:lvl>
+    <w:lvl w:ilvl="7" w:tentative="1">
+      <w:start w:val="1"/>
+      <w:numFmt w:val="decimal"/>
+      <w:lvlText w:val="%8."/>
+      <w:lvlJc w:val="left"/>
+      <w:pPr>
+        <w:tabs>
+          <w:tab w:val="num" w:pos="5760"/>
+        </w:tabs>
+        <w:ind w:left="5760" w:hanging="360"/>
+      </w:pPr>
+    </w:lvl>
+    <w:lvl w:ilvl="8" w:tentative="1">
+      <w:start w:val="1"/>
+      <w:numFmt w:val="decimal"/>
+      <w:lvlText w:val="%9."/>
+      <w:lvlJc w:val="left"/>
+      <w:pPr>
+        <w:tabs>
+          <w:tab w:val="num" w:pos="6480"/>
+        </w:tabs>
+        <w:ind w:left="6480" w:hanging="360"/>
+      </w:pPr>
+    </w:lvl>
+  </w:abstractNum>
+  <w:abstractNum w:abstractNumId="4" w15:restartNumberingAfterBreak="0">
     <w:nsid w:val="4D103668"/>
     <w:multiLevelType w:val="multilevel"/>
     <w:tmpl w:val="C3B20AC4"/>
@@ -2873,7 +7108,7 @@
       </w:rPr>
     </w:lvl>
   </w:abstractNum>
-  <w:abstractNum w:abstractNumId="4" w15:restartNumberingAfterBreak="0">
+  <w:abstractNum w:abstractNumId="5" w15:restartNumberingAfterBreak="0">
     <w:nsid w:val="5DEF75CC"/>
     <w:multiLevelType w:val="multilevel"/>
     <w:tmpl w:val="E60E6AE6"/>
@@ -2986,7 +7221,7 @@
       </w:pPr>
     </w:lvl>
   </w:abstractNum>
-  <w:abstractNum w:abstractNumId="5" w15:restartNumberingAfterBreak="0">
+  <w:abstractNum w:abstractNumId="6" w15:restartNumberingAfterBreak="0">
     <w:nsid w:val="739E373C"/>
     <w:multiLevelType w:val="multilevel"/>
     <w:tmpl w:val="51FA6F6C"/>
@@ -3135,7 +7370,7 @@
       </w:rPr>
     </w:lvl>
   </w:abstractNum>
-  <w:abstractNum w:abstractNumId="6" w15:restartNumberingAfterBreak="0">
+  <w:abstractNum w:abstractNumId="7" w15:restartNumberingAfterBreak="0">
     <w:nsid w:val="73B23B94"/>
     <w:multiLevelType w:val="multilevel"/>
     <w:tmpl w:val="DD56EF6C"/>
@@ -3284,7 +7519,7 @@
       </w:rPr>
     </w:lvl>
   </w:abstractNum>
-  <w:abstractNum w:abstractNumId="7" w15:restartNumberingAfterBreak="0">
+  <w:abstractNum w:abstractNumId="8" w15:restartNumberingAfterBreak="0">
     <w:nsid w:val="74717386"/>
     <w:multiLevelType w:val="multilevel"/>
     <w:tmpl w:val="59BAA730"/>
@@ -3433,7 +7668,7 @@
       </w:rPr>
     </w:lvl>
   </w:abstractNum>
-  <w:abstractNum w:abstractNumId="8" w15:restartNumberingAfterBreak="0">
+  <w:abstractNum w:abstractNumId="9" w15:restartNumberingAfterBreak="0">
     <w:nsid w:val="787E42AC"/>
     <w:multiLevelType w:val="multilevel"/>
     <w:tmpl w:val="183AAC40"/>
@@ -3546,7 +7781,7 @@
       </w:pPr>
     </w:lvl>
   </w:abstractNum>
-  <w:abstractNum w:abstractNumId="9" w15:restartNumberingAfterBreak="0">
+  <w:abstractNum w:abstractNumId="10" w15:restartNumberingAfterBreak="0">
     <w:nsid w:val="7D4F047B"/>
     <w:multiLevelType w:val="multilevel"/>
     <w:tmpl w:val="00FE70FE"/>
@@ -3695,7 +7930,7 @@
       </w:rPr>
     </w:lvl>
   </w:abstractNum>
-  <w:abstractNum w:abstractNumId="10" w15:restartNumberingAfterBreak="0">
+  <w:abstractNum w:abstractNumId="11" w15:restartNumberingAfterBreak="0">
     <w:nsid w:val="7FB234BB"/>
     <w:multiLevelType w:val="multilevel"/>
     <w:tmpl w:val="57B67D44"/>
@@ -3851,31 +8086,34 @@
     <w:abstractNumId w:val="1"/>
   </w:num>
   <w:num w:numId="3" w16cid:durableId="804390768">
-    <w:abstractNumId w:val="9"/>
+    <w:abstractNumId w:val="10"/>
   </w:num>
   <w:num w:numId="4" w16cid:durableId="740324678">
-    <w:abstractNumId w:val="7"/>
+    <w:abstractNumId w:val="8"/>
   </w:num>
   <w:num w:numId="5" w16cid:durableId="959729964">
-    <w:abstractNumId w:val="3"/>
+    <w:abstractNumId w:val="4"/>
   </w:num>
   <w:num w:numId="6" w16cid:durableId="521011932">
-    <w:abstractNumId w:val="10"/>
+    <w:abstractNumId w:val="11"/>
   </w:num>
   <w:num w:numId="7" w16cid:durableId="2095086216">
-    <w:abstractNumId w:val="5"/>
+    <w:abstractNumId w:val="6"/>
   </w:num>
   <w:num w:numId="8" w16cid:durableId="803812241">
-    <w:abstractNumId w:val="4"/>
+    <w:abstractNumId w:val="5"/>
   </w:num>
   <w:num w:numId="9" w16cid:durableId="189876946">
     <w:abstractNumId w:val="2"/>
   </w:num>
   <w:num w:numId="10" w16cid:durableId="1285310722">
-    <w:abstractNumId w:val="6"/>
+    <w:abstractNumId w:val="7"/>
   </w:num>
   <w:num w:numId="11" w16cid:durableId="1317300852">
-    <w:abstractNumId w:val="8"/>
+    <w:abstractNumId w:val="9"/>
+  </w:num>
+  <w:num w:numId="12" w16cid:durableId="1607344221">
+    <w:abstractNumId w:val="3"/>
   </w:num>
 </w:numbering>
 </file>
@@ -4482,6 +8720,7 @@
   <w:style w:type="character" w:default="1" w:styleId="Standaardalinea-lettertype">
     <w:name w:val="Default Paragraph Font"/>
     <w:uiPriority w:val="1"/>
+    <w:semiHidden/>
     <w:unhideWhenUsed/>
   </w:style>
   <w:style w:type="table" w:default="1" w:styleId="Standaardtabel">

--- a/Master_scriptie_tekst.docx
+++ b/Master_scriptie_tekst.docx
@@ -18,488 +18,7 @@
           <w:sz w:val="32"/>
           <w:szCs w:val="32"/>
         </w:rPr>
-        <w:t>Inleiding</w:t>
-      </w:r>
-    </w:p>
-    <w:p>
-      <w:proofErr w:type="spellStart"/>
-      <w:r>
-        <w:t>Threat</w:t>
-      </w:r>
-      <w:proofErr w:type="spellEnd"/>
-      <w:r>
-        <w:t xml:space="preserve"> </w:t>
-      </w:r>
-      <w:proofErr w:type="spellStart"/>
-      <w:r>
-        <w:t>modeling</w:t>
-      </w:r>
-      <w:proofErr w:type="spellEnd"/>
-      <w:r>
-        <w:t xml:space="preserve"> is een systematische techniek om mogelijke dreigingen tegen een softwaresysteem te identificeren, te analyseren en te prioriteren nog vóór implementatie of tijdens evolutief onderhoud. In essentie dwingt </w:t>
-      </w:r>
-      <w:proofErr w:type="spellStart"/>
-      <w:r>
-        <w:t>threat</w:t>
-      </w:r>
-      <w:proofErr w:type="spellEnd"/>
-      <w:r>
-        <w:t xml:space="preserve"> </w:t>
-      </w:r>
-      <w:proofErr w:type="spellStart"/>
-      <w:r>
-        <w:t>modeling</w:t>
-      </w:r>
-      <w:proofErr w:type="spellEnd"/>
-      <w:r>
-        <w:t xml:space="preserve"> ontwikkelaars en architecten om expliciet na te denken over “wat kan er misgaan?”, “wat is de impact?” en “welke maatregelen zijn nodig?”, en vormt het daarmee een kernonderdeel van secure software engineering. Het proces omvat typisch het in kaart brengen van systeemcomponenten en </w:t>
-      </w:r>
-      <w:proofErr w:type="spellStart"/>
-      <w:r>
-        <w:t>dataflows</w:t>
-      </w:r>
-      <w:proofErr w:type="spellEnd"/>
-      <w:r>
-        <w:t>, het identificeren van potentiële aanvallers en aanvalspaden, en het koppelen van passende mitigaties aan de belangrijkste risico’s.</w:t>
-      </w:r>
-      <w:r>
-        <w:rPr>
-          <w:rFonts w:ascii="Arial" w:hAnsi="Arial" w:cs="Arial"/>
-        </w:rPr>
-        <w:t>​</w:t>
-      </w:r>
-    </w:p>
-    <w:p>
-      <w:r>
-        <w:t xml:space="preserve">Binnen de softwareontwikkelingscyclus kan </w:t>
-      </w:r>
-      <w:proofErr w:type="spellStart"/>
-      <w:r>
-        <w:t>threat</w:t>
-      </w:r>
-      <w:proofErr w:type="spellEnd"/>
-      <w:r>
-        <w:t xml:space="preserve"> </w:t>
-      </w:r>
-      <w:proofErr w:type="spellStart"/>
-      <w:r>
-        <w:t>modeling</w:t>
-      </w:r>
-      <w:proofErr w:type="spellEnd"/>
-      <w:r>
-        <w:t xml:space="preserve"> op verschillende momenten worden ingezet, bijvoorbeeld tijdens </w:t>
-      </w:r>
-      <w:proofErr w:type="spellStart"/>
-      <w:r>
-        <w:t>requirementsanalyse</w:t>
-      </w:r>
-      <w:proofErr w:type="spellEnd"/>
-      <w:r>
-        <w:t xml:space="preserve">, architectuurontwerp of bij grote </w:t>
-      </w:r>
-      <w:proofErr w:type="spellStart"/>
-      <w:r>
-        <w:t>refactorings</w:t>
-      </w:r>
-      <w:proofErr w:type="spellEnd"/>
-      <w:r>
-        <w:t xml:space="preserve">. In een ideale </w:t>
-      </w:r>
-      <w:proofErr w:type="spellStart"/>
-      <w:r>
-        <w:t>DevSecOps</w:t>
-      </w:r>
-      <w:proofErr w:type="spellEnd"/>
-      <w:r>
-        <w:t xml:space="preserve">-context wordt </w:t>
-      </w:r>
-      <w:proofErr w:type="spellStart"/>
-      <w:r>
-        <w:t>threat</w:t>
-      </w:r>
-      <w:proofErr w:type="spellEnd"/>
-      <w:r>
-        <w:t xml:space="preserve"> </w:t>
-      </w:r>
-      <w:proofErr w:type="spellStart"/>
-      <w:r>
-        <w:t>modeling</w:t>
-      </w:r>
-      <w:proofErr w:type="spellEnd"/>
-      <w:r>
-        <w:t xml:space="preserve"> iteratief uitgevoerd, parallel aan sprints, zodat nieuwe features meteen op beveiligingsimpact worden beoordeeld. In de praktijk blijkt dit echter moeilijk vol te houden: tijdsdruk, beperkte securityexpertise en een gebrek aan passende </w:t>
-      </w:r>
-      <w:proofErr w:type="spellStart"/>
-      <w:r>
-        <w:t>tooling</w:t>
-      </w:r>
-      <w:proofErr w:type="spellEnd"/>
-      <w:r>
-        <w:t xml:space="preserve"> zorgen ervoor dat </w:t>
-      </w:r>
-      <w:proofErr w:type="spellStart"/>
-      <w:r>
-        <w:t>threat</w:t>
-      </w:r>
-      <w:proofErr w:type="spellEnd"/>
-      <w:r>
-        <w:t xml:space="preserve"> </w:t>
-      </w:r>
-      <w:proofErr w:type="spellStart"/>
-      <w:r>
-        <w:t>modeling</w:t>
-      </w:r>
-      <w:proofErr w:type="spellEnd"/>
-      <w:r>
-        <w:t xml:space="preserve"> vaak wordt uitgesteld, oppervlakkig uitgevoerd of volledig overgeslagen.</w:t>
-      </w:r>
-      <w:r>
-        <w:rPr>
-          <w:rFonts w:ascii="Arial" w:hAnsi="Arial" w:cs="Arial"/>
-        </w:rPr>
-        <w:t>​</w:t>
-      </w:r>
-    </w:p>
-    <w:p>
-      <w:r>
-        <w:t xml:space="preserve">Door de jaren heen zijn diverse methoden ontwikkeld om </w:t>
-      </w:r>
-      <w:proofErr w:type="spellStart"/>
-      <w:r>
-        <w:t>threat</w:t>
-      </w:r>
-      <w:proofErr w:type="spellEnd"/>
-      <w:r>
-        <w:t xml:space="preserve"> </w:t>
-      </w:r>
-      <w:proofErr w:type="spellStart"/>
-      <w:r>
-        <w:t>modeling</w:t>
-      </w:r>
-      <w:proofErr w:type="spellEnd"/>
-      <w:r>
-        <w:t xml:space="preserve"> te structureren. Een bekende categorie zijn taxonomie-gebaseerde benaderingen, zoals STRIDE, die dreigingen klasseren op basis van hun effect (bijvoorbeeld </w:t>
-      </w:r>
-      <w:proofErr w:type="spellStart"/>
-      <w:r>
-        <w:t>spoofing</w:t>
-      </w:r>
-      <w:proofErr w:type="spellEnd"/>
-      <w:r>
-        <w:t xml:space="preserve">, </w:t>
-      </w:r>
-      <w:proofErr w:type="spellStart"/>
-      <w:r>
-        <w:t>tampering</w:t>
-      </w:r>
-      <w:proofErr w:type="spellEnd"/>
-      <w:r>
-        <w:t xml:space="preserve">, </w:t>
-      </w:r>
-      <w:proofErr w:type="spellStart"/>
-      <w:r>
-        <w:t>repudiation</w:t>
-      </w:r>
-      <w:proofErr w:type="spellEnd"/>
-      <w:r>
-        <w:t xml:space="preserve">, information </w:t>
-      </w:r>
-      <w:proofErr w:type="spellStart"/>
-      <w:r>
-        <w:t>disclosure</w:t>
-      </w:r>
-      <w:proofErr w:type="spellEnd"/>
-      <w:r>
-        <w:t xml:space="preserve">, </w:t>
-      </w:r>
-      <w:proofErr w:type="spellStart"/>
-      <w:r>
-        <w:t>denial</w:t>
-      </w:r>
-      <w:proofErr w:type="spellEnd"/>
-      <w:r>
-        <w:t xml:space="preserve"> of service, </w:t>
-      </w:r>
-      <w:proofErr w:type="spellStart"/>
-      <w:r>
-        <w:t>elevation</w:t>
-      </w:r>
-      <w:proofErr w:type="spellEnd"/>
-      <w:r>
-        <w:t xml:space="preserve"> of privilege). Andere benaderingen maken gebruik van attack trees of </w:t>
-      </w:r>
-      <w:proofErr w:type="spellStart"/>
-      <w:r>
-        <w:t>misuse</w:t>
-      </w:r>
-      <w:proofErr w:type="spellEnd"/>
-      <w:r>
-        <w:t xml:space="preserve"> cases, waarin ongewenst gedrag hiërarchisch wordt opgesplitst in deelstappen en varianten. In meer industriële context worden deze methoden vaak ondersteund door generieke diagramtools of </w:t>
-      </w:r>
-      <w:proofErr w:type="spellStart"/>
-      <w:r>
-        <w:t>mindmapsoftware</w:t>
-      </w:r>
-      <w:proofErr w:type="spellEnd"/>
-      <w:r>
-        <w:t xml:space="preserve">, die wel flexibiliteit bieden maar weinig </w:t>
-      </w:r>
-      <w:proofErr w:type="spellStart"/>
-      <w:r>
-        <w:t>domeinspecifieke</w:t>
-      </w:r>
-      <w:proofErr w:type="spellEnd"/>
-      <w:r>
-        <w:t xml:space="preserve"> ondersteuning voor prioritering</w:t>
-      </w:r>
-      <w:r>
-        <w:t xml:space="preserve"> en </w:t>
-      </w:r>
-      <w:r>
-        <w:t>statusopvolging.</w:t>
-      </w:r>
-      <w:r>
-        <w:rPr>
-          <w:rFonts w:ascii="Arial" w:hAnsi="Arial" w:cs="Arial"/>
-        </w:rPr>
-        <w:t>​</w:t>
-      </w:r>
-    </w:p>
-    <w:p>
-      <w:r>
-        <w:t xml:space="preserve">Voor ontwikkelaars zonder diepgaande securityachtergrond vorm deze klassieke methoden een aanzienlijke drempel: ze vergen vertrouwdheid met beveiligingsconcepten, formele notaties en lijsten van standaarddreigingen, terwijl de beschikbare tools zelden gericht zijn op gebruiksgemak of leerbaarheid. Hierdoor dreigt </w:t>
-      </w:r>
-      <w:proofErr w:type="spellStart"/>
-      <w:r>
-        <w:t>threat</w:t>
-      </w:r>
-      <w:proofErr w:type="spellEnd"/>
-      <w:r>
-        <w:t xml:space="preserve"> </w:t>
-      </w:r>
-      <w:proofErr w:type="spellStart"/>
-      <w:r>
-        <w:t>modeling</w:t>
-      </w:r>
-      <w:proofErr w:type="spellEnd"/>
-      <w:r>
-        <w:t xml:space="preserve"> een specialistische activiteit te blijven, in plaats van een breed gedragen </w:t>
-      </w:r>
-      <w:proofErr w:type="spellStart"/>
-      <w:r>
-        <w:t>ontwerpraktijk</w:t>
-      </w:r>
-      <w:proofErr w:type="spellEnd"/>
-      <w:r>
-        <w:t xml:space="preserve"> binnen ontwikkelteams. Deze kloof tussen theoretisch aanbevolen werkwijzen en feitelijke toepassing in de praktijk vormt een belangrijk motief voor onderzoek naar meer toegankelijke, visueel ondersteunde en gebruiksvriendelijke </w:t>
-      </w:r>
-      <w:proofErr w:type="spellStart"/>
-      <w:r>
-        <w:t>threat-modelingbenaderingen</w:t>
-      </w:r>
-      <w:proofErr w:type="spellEnd"/>
-    </w:p>
-    <w:p>
-      <w:r>
-        <w:t xml:space="preserve">Dit onderzoek speelt in op deze drempels door een gebruiksvriendelijke </w:t>
-      </w:r>
-      <w:proofErr w:type="spellStart"/>
-      <w:r>
-        <w:t>webtool</w:t>
-      </w:r>
-      <w:proofErr w:type="spellEnd"/>
-      <w:r>
-        <w:t xml:space="preserve"> te ontwerpen en evalueren, gebaseerd op de </w:t>
-      </w:r>
-      <w:proofErr w:type="spellStart"/>
-      <w:r>
-        <w:t>Fortunately</w:t>
-      </w:r>
-      <w:proofErr w:type="spellEnd"/>
-      <w:r>
-        <w:t>–</w:t>
-      </w:r>
-      <w:proofErr w:type="spellStart"/>
-      <w:r>
-        <w:t>Unfortunately</w:t>
-      </w:r>
-      <w:proofErr w:type="spellEnd"/>
-      <w:r>
-        <w:t xml:space="preserve">-methode, waarin dreigingen en tegenmaatregelen in een intuïtieve boomstructuur worden voorgesteld. De </w:t>
-      </w:r>
-      <w:r>
-        <w:lastRenderedPageBreak/>
-        <w:t xml:space="preserve">tool integreert specifieke UX-features zoals kleurcodering, statusiconen, </w:t>
-      </w:r>
-      <w:proofErr w:type="spellStart"/>
-      <w:r>
-        <w:t>danger</w:t>
-      </w:r>
-      <w:proofErr w:type="spellEnd"/>
-      <w:r>
-        <w:t xml:space="preserve"> rating, </w:t>
-      </w:r>
-      <w:proofErr w:type="spellStart"/>
-      <w:r>
-        <w:t>branch</w:t>
-      </w:r>
-      <w:proofErr w:type="spellEnd"/>
-      <w:r>
-        <w:t xml:space="preserve"> summary en filtering om zowel navigatie als prioritering te ondersteunen en wordt geëvalueerd in een gebruikersonderzoek waarin de tool wordt vergeleken met een meer generieke referentiesoftware. Het doel van de masterproef is na te gaan in welke mate deze combinatie van visuele representatie en UX-features</w:t>
-      </w:r>
-      <w:r>
-        <w:t xml:space="preserve"> in combinatie met de </w:t>
-      </w:r>
-      <w:r>
-        <w:t xml:space="preserve"> </w:t>
-      </w:r>
-      <w:proofErr w:type="spellStart"/>
-      <w:r>
-        <w:t>Fortunately</w:t>
-      </w:r>
-      <w:proofErr w:type="spellEnd"/>
-      <w:r>
-        <w:t>–</w:t>
-      </w:r>
-      <w:proofErr w:type="spellStart"/>
-      <w:r>
-        <w:t>Unfortunately</w:t>
-      </w:r>
-      <w:proofErr w:type="spellEnd"/>
-      <w:r>
-        <w:t>-methode</w:t>
-      </w:r>
-      <w:r>
-        <w:t xml:space="preserve">, </w:t>
-      </w:r>
-      <w:proofErr w:type="spellStart"/>
-      <w:r>
-        <w:t>threat</w:t>
-      </w:r>
-      <w:proofErr w:type="spellEnd"/>
-      <w:r>
-        <w:t xml:space="preserve"> </w:t>
-      </w:r>
-      <w:proofErr w:type="spellStart"/>
-      <w:r>
-        <w:t>modeling</w:t>
-      </w:r>
-      <w:proofErr w:type="spellEnd"/>
-      <w:r>
-        <w:t xml:space="preserve"> toegankelijker, efficiënter en effectiever maakt voor niet-security-experts.</w:t>
-      </w:r>
-      <w:r>
-        <w:rPr>
-          <w:rFonts w:ascii="Arial" w:hAnsi="Arial" w:cs="Arial"/>
-        </w:rPr>
-        <w:t>​</w:t>
-      </w:r>
-    </w:p>
-    <w:p>
-      <w:r>
-        <w:t xml:space="preserve">Het belang van dit onderzoek ligt enerzijds in het verlagen van de instapdrempel voor </w:t>
-      </w:r>
-      <w:proofErr w:type="spellStart"/>
-      <w:r>
-        <w:t>threat</w:t>
-      </w:r>
-      <w:proofErr w:type="spellEnd"/>
-      <w:r>
-        <w:t xml:space="preserve"> </w:t>
-      </w:r>
-      <w:proofErr w:type="spellStart"/>
-      <w:r>
-        <w:t>modeling</w:t>
-      </w:r>
-      <w:proofErr w:type="spellEnd"/>
-      <w:r>
-        <w:t>, zodat ook ontwikkelaars zonder uitgesproken securityprofiel beter onderbouwde risicoanalyses kunnen uitvoeren. Anderzijds draagt het werk bij aan HCI-onderzoek rond gebruiksvriendelijke security-tools door empirisch te onderzoeken welke interface-elementen (zoals kleuren, iconen, filters en tooltips) daadwerkelijk bijdragen aan taakprestatie, gebruikservaring en feature-voorkeur. Daarmee sluit de masterproef aan bij een bredere verschuiving van puur technische security-oplossingen naar mensgerichte, visueel ondersteunde hulpmiddelen.</w:t>
-      </w:r>
-      <w:r>
-        <w:rPr>
-          <w:rFonts w:ascii="Arial" w:hAnsi="Arial" w:cs="Arial"/>
-        </w:rPr>
-        <w:t>​</w:t>
-      </w:r>
-    </w:p>
-    <w:p>
-      <w:r>
-        <w:t xml:space="preserve">De rest van deze masterproef is als volgt opgebouwd. Hoofdstuk 2 bespreekt de </w:t>
-      </w:r>
-      <w:bookmarkStart w:id="0" w:name="_Hlk216624876"/>
-      <w:r>
-        <w:t xml:space="preserve">theoretische achtergrond en gerelateerd werk </w:t>
-      </w:r>
-      <w:bookmarkEnd w:id="0"/>
-      <w:r>
-        <w:t xml:space="preserve">rond </w:t>
-      </w:r>
-      <w:proofErr w:type="spellStart"/>
-      <w:r>
-        <w:t>threat</w:t>
-      </w:r>
-      <w:proofErr w:type="spellEnd"/>
-      <w:r>
-        <w:t xml:space="preserve"> </w:t>
-      </w:r>
-      <w:proofErr w:type="spellStart"/>
-      <w:r>
-        <w:t>modeling</w:t>
-      </w:r>
-      <w:proofErr w:type="spellEnd"/>
-      <w:r>
-        <w:t xml:space="preserve">, de </w:t>
-      </w:r>
-      <w:proofErr w:type="spellStart"/>
-      <w:r>
-        <w:t>Fortunately</w:t>
-      </w:r>
-      <w:proofErr w:type="spellEnd"/>
-      <w:r>
-        <w:t>–</w:t>
-      </w:r>
-      <w:proofErr w:type="spellStart"/>
-      <w:r>
-        <w:t>Unfortunately</w:t>
-      </w:r>
-      <w:proofErr w:type="spellEnd"/>
-      <w:r>
-        <w:t xml:space="preserve">-methode en </w:t>
-      </w:r>
-      <w:proofErr w:type="spellStart"/>
-      <w:r>
-        <w:t>usability</w:t>
-      </w:r>
-      <w:proofErr w:type="spellEnd"/>
-      <w:r>
-        <w:t xml:space="preserve">- en UX-evaluatie in securitycontexten. Hoofdstuk 3 beschrijft het ontwerp en de implementatie van het </w:t>
-      </w:r>
-      <w:proofErr w:type="spellStart"/>
-      <w:r>
-        <w:t>React</w:t>
-      </w:r>
-      <w:proofErr w:type="spellEnd"/>
-      <w:r>
-        <w:t xml:space="preserve">/D3-webprototype en licht het onderzoeksdesign van de </w:t>
-      </w:r>
-      <w:proofErr w:type="spellStart"/>
-      <w:r>
-        <w:t>gebruikerstudie</w:t>
-      </w:r>
-      <w:proofErr w:type="spellEnd"/>
-      <w:r>
-        <w:t xml:space="preserve"> toe, inclusief taken, meetinstrumenten en analysemethoden. Hoofdstuk 4 presenteert de empirische resultaten over taakprestaties, user </w:t>
-      </w:r>
-      <w:proofErr w:type="spellStart"/>
-      <w:r>
-        <w:t>experience</w:t>
-      </w:r>
-      <w:proofErr w:type="spellEnd"/>
-      <w:r>
-        <w:t xml:space="preserve"> en feature-ranking, gevolgd door een discussie in hoofdstuk 5 waarin deze bevindingen worden geïnterpreteerd, gekoppeld aan de literatuur en aangevuld met beperkingen en implicaties voor praktijk en toekomstig onderzoek. Hoofdstuk 6 besluit met de belangrijkste conclusies en schetst mogelijke uitbreidingen, zoals AI-ondersteuning en collaboratieve functies voor breder gebruik in onderwijs en industrie.</w:t>
-      </w:r>
-      <w:r>
-        <w:br w:type="page"/>
+        <w:t>Woord vooraf</w:t>
       </w:r>
     </w:p>
     <w:p>
@@ -518,6 +37,813 @@
           <w:sz w:val="32"/>
           <w:szCs w:val="32"/>
         </w:rPr>
+        <w:br w:type="page"/>
+      </w:r>
+    </w:p>
+    <w:p>
+      <w:pPr>
+        <w:rPr>
+          <w:b/>
+          <w:bCs/>
+          <w:sz w:val="32"/>
+          <w:szCs w:val="32"/>
+        </w:rPr>
+      </w:pPr>
+      <w:r>
+        <w:rPr>
+          <w:b/>
+          <w:bCs/>
+          <w:sz w:val="32"/>
+          <w:szCs w:val="32"/>
+        </w:rPr>
+        <w:lastRenderedPageBreak/>
+        <w:br w:type="page"/>
+      </w:r>
+    </w:p>
+    <w:p>
+      <w:pPr>
+        <w:rPr>
+          <w:b/>
+          <w:bCs/>
+          <w:sz w:val="32"/>
+          <w:szCs w:val="32"/>
+        </w:rPr>
+      </w:pPr>
+      <w:r>
+        <w:rPr>
+          <w:b/>
+          <w:bCs/>
+          <w:sz w:val="32"/>
+          <w:szCs w:val="32"/>
+        </w:rPr>
+        <w:lastRenderedPageBreak/>
+        <w:t>Inhoudsopgave</w:t>
+      </w:r>
+    </w:p>
+    <w:p>
+      <w:pPr>
+        <w:rPr>
+          <w:b/>
+          <w:bCs/>
+          <w:sz w:val="32"/>
+          <w:szCs w:val="32"/>
+        </w:rPr>
+      </w:pPr>
+      <w:r>
+        <w:rPr>
+          <w:b/>
+          <w:bCs/>
+          <w:sz w:val="32"/>
+          <w:szCs w:val="32"/>
+        </w:rPr>
+        <w:br w:type="page"/>
+      </w:r>
+    </w:p>
+    <w:p>
+      <w:pPr>
+        <w:rPr>
+          <w:b/>
+          <w:bCs/>
+          <w:sz w:val="32"/>
+          <w:szCs w:val="32"/>
+        </w:rPr>
+      </w:pPr>
+      <w:r>
+        <w:rPr>
+          <w:b/>
+          <w:bCs/>
+          <w:sz w:val="32"/>
+          <w:szCs w:val="32"/>
+        </w:rPr>
+        <w:lastRenderedPageBreak/>
+        <w:br w:type="page"/>
+      </w:r>
+    </w:p>
+    <w:p>
+      <w:pPr>
+        <w:rPr>
+          <w:b/>
+          <w:bCs/>
+          <w:sz w:val="32"/>
+          <w:szCs w:val="32"/>
+        </w:rPr>
+      </w:pPr>
+      <w:r>
+        <w:rPr>
+          <w:b/>
+          <w:bCs/>
+          <w:sz w:val="32"/>
+          <w:szCs w:val="32"/>
+        </w:rPr>
+        <w:lastRenderedPageBreak/>
+        <w:t>Lijst van figuren</w:t>
+      </w:r>
+    </w:p>
+    <w:p>
+      <w:pPr>
+        <w:rPr>
+          <w:b/>
+          <w:bCs/>
+          <w:sz w:val="32"/>
+          <w:szCs w:val="32"/>
+        </w:rPr>
+      </w:pPr>
+      <w:r>
+        <w:rPr>
+          <w:b/>
+          <w:bCs/>
+          <w:sz w:val="32"/>
+          <w:szCs w:val="32"/>
+        </w:rPr>
+        <w:br w:type="page"/>
+      </w:r>
+    </w:p>
+    <w:p>
+      <w:pPr>
+        <w:rPr>
+          <w:b/>
+          <w:bCs/>
+          <w:sz w:val="32"/>
+          <w:szCs w:val="32"/>
+        </w:rPr>
+      </w:pPr>
+      <w:r>
+        <w:rPr>
+          <w:b/>
+          <w:bCs/>
+          <w:sz w:val="32"/>
+          <w:szCs w:val="32"/>
+        </w:rPr>
+        <w:lastRenderedPageBreak/>
+        <w:br w:type="page"/>
+      </w:r>
+    </w:p>
+    <w:p>
+      <w:pPr>
+        <w:rPr>
+          <w:b/>
+          <w:bCs/>
+          <w:sz w:val="32"/>
+          <w:szCs w:val="32"/>
+        </w:rPr>
+      </w:pPr>
+      <w:r>
+        <w:rPr>
+          <w:b/>
+          <w:bCs/>
+          <w:sz w:val="32"/>
+          <w:szCs w:val="32"/>
+        </w:rPr>
+        <w:lastRenderedPageBreak/>
+        <w:t>Abstract</w:t>
+      </w:r>
+    </w:p>
+    <w:p>
+      <w:pPr>
+        <w:rPr>
+          <w:b/>
+          <w:bCs/>
+          <w:sz w:val="32"/>
+          <w:szCs w:val="32"/>
+        </w:rPr>
+      </w:pPr>
+      <w:r>
+        <w:rPr>
+          <w:b/>
+          <w:bCs/>
+          <w:sz w:val="32"/>
+          <w:szCs w:val="32"/>
+        </w:rPr>
+        <w:br w:type="page"/>
+      </w:r>
+    </w:p>
+    <w:p>
+      <w:pPr>
+        <w:rPr>
+          <w:b/>
+          <w:bCs/>
+          <w:sz w:val="32"/>
+          <w:szCs w:val="32"/>
+        </w:rPr>
+      </w:pPr>
+      <w:r>
+        <w:rPr>
+          <w:b/>
+          <w:bCs/>
+          <w:sz w:val="32"/>
+          <w:szCs w:val="32"/>
+        </w:rPr>
+        <w:lastRenderedPageBreak/>
+        <w:br w:type="page"/>
+      </w:r>
+    </w:p>
+    <w:p>
+      <w:pPr>
+        <w:rPr>
+          <w:b/>
+          <w:bCs/>
+          <w:sz w:val="32"/>
+          <w:szCs w:val="32"/>
+        </w:rPr>
+      </w:pPr>
+      <w:r>
+        <w:rPr>
+          <w:b/>
+          <w:bCs/>
+          <w:sz w:val="32"/>
+          <w:szCs w:val="32"/>
+        </w:rPr>
+        <w:lastRenderedPageBreak/>
+        <w:t>Abstract in English</w:t>
+      </w:r>
+      <w:r>
+        <w:rPr>
+          <w:b/>
+          <w:bCs/>
+          <w:sz w:val="32"/>
+          <w:szCs w:val="32"/>
+        </w:rPr>
+        <w:br w:type="page"/>
+      </w:r>
+    </w:p>
+    <w:p>
+      <w:pPr>
+        <w:rPr>
+          <w:b/>
+          <w:bCs/>
+          <w:sz w:val="32"/>
+          <w:szCs w:val="32"/>
+        </w:rPr>
+      </w:pPr>
+      <w:r>
+        <w:rPr>
+          <w:b/>
+          <w:bCs/>
+          <w:sz w:val="32"/>
+          <w:szCs w:val="32"/>
+        </w:rPr>
+        <w:lastRenderedPageBreak/>
+        <w:br w:type="page"/>
+      </w:r>
+    </w:p>
+    <w:p>
+      <w:pPr>
+        <w:spacing w:afterLines="24" w:after="57" w:line="288" w:lineRule="auto"/>
+        <w:rPr>
+          <w:b/>
+          <w:bCs/>
+          <w:sz w:val="32"/>
+          <w:szCs w:val="32"/>
+        </w:rPr>
+      </w:pPr>
+      <w:r>
+        <w:rPr>
+          <w:b/>
+          <w:bCs/>
+          <w:sz w:val="32"/>
+          <w:szCs w:val="32"/>
+        </w:rPr>
+        <w:lastRenderedPageBreak/>
+        <w:t>Hoofdstuk 1</w:t>
+      </w:r>
+      <w:r>
+        <w:rPr>
+          <w:b/>
+          <w:bCs/>
+          <w:sz w:val="32"/>
+          <w:szCs w:val="32"/>
+        </w:rPr>
+        <w:t>: Inleiding</w:t>
+      </w:r>
+    </w:p>
+    <w:p>
+      <w:pPr>
+        <w:spacing w:afterLines="24" w:after="57" w:line="288" w:lineRule="auto"/>
+        <w:rPr>
+          <w:b/>
+          <w:bCs/>
+        </w:rPr>
+      </w:pPr>
+    </w:p>
+    <w:p>
+      <w:pPr>
+        <w:spacing w:afterLines="24" w:after="57" w:line="288" w:lineRule="auto"/>
+      </w:pPr>
+      <w:proofErr w:type="spellStart"/>
+      <w:r>
+        <w:t>Threat</w:t>
+      </w:r>
+      <w:proofErr w:type="spellEnd"/>
+      <w:r>
+        <w:t xml:space="preserve"> </w:t>
+      </w:r>
+      <w:proofErr w:type="spellStart"/>
+      <w:r>
+        <w:t>modeling</w:t>
+      </w:r>
+      <w:proofErr w:type="spellEnd"/>
+      <w:r>
+        <w:t xml:space="preserve"> is een systematische techniek om mogelijke dreigingen tegen een softwaresysteem te identificeren, te analyseren en te prioriteren nog vóór implementatie of tijdens evolutief onderhoud. In essentie dwingt </w:t>
+      </w:r>
+      <w:proofErr w:type="spellStart"/>
+      <w:r>
+        <w:t>threat</w:t>
+      </w:r>
+      <w:proofErr w:type="spellEnd"/>
+      <w:r>
+        <w:t xml:space="preserve"> </w:t>
+      </w:r>
+      <w:proofErr w:type="spellStart"/>
+      <w:r>
+        <w:t>modeling</w:t>
+      </w:r>
+      <w:proofErr w:type="spellEnd"/>
+      <w:r>
+        <w:t xml:space="preserve"> ontwikkelaars en architecten om expliciet na te denken over “wat kan er misgaan?”, “wat is de impact?” en “welke maatregelen zijn nodig?”, en vormt het daarmee een kernonderdeel van secure software engineering. Het proces omvat typisch het in kaart brengen van systeemcomponenten en </w:t>
+      </w:r>
+      <w:proofErr w:type="spellStart"/>
+      <w:r>
+        <w:t>dataflows</w:t>
+      </w:r>
+      <w:proofErr w:type="spellEnd"/>
+      <w:r>
+        <w:t>, het identificeren van potentiële aanvallers en aanvalspaden, en het koppelen van passende mitigaties aan de belangrijkste risico’s.</w:t>
+      </w:r>
+      <w:r>
+        <w:rPr>
+          <w:rFonts w:ascii="Arial" w:hAnsi="Arial" w:cs="Arial"/>
+        </w:rPr>
+        <w:t>​</w:t>
+      </w:r>
+    </w:p>
+    <w:p>
+      <w:pPr>
+        <w:spacing w:afterLines="24" w:after="57" w:line="288" w:lineRule="auto"/>
+      </w:pPr>
+      <w:r>
+        <w:t xml:space="preserve">Binnen de softwareontwikkelingscyclus kan </w:t>
+      </w:r>
+      <w:proofErr w:type="spellStart"/>
+      <w:r>
+        <w:t>threat</w:t>
+      </w:r>
+      <w:proofErr w:type="spellEnd"/>
+      <w:r>
+        <w:t xml:space="preserve"> </w:t>
+      </w:r>
+      <w:proofErr w:type="spellStart"/>
+      <w:r>
+        <w:t>modeling</w:t>
+      </w:r>
+      <w:proofErr w:type="spellEnd"/>
+      <w:r>
+        <w:t xml:space="preserve"> op verschillende momenten worden ingezet, bijvoorbeeld tijdens </w:t>
+      </w:r>
+      <w:proofErr w:type="spellStart"/>
+      <w:r>
+        <w:t>requirementsanalyse</w:t>
+      </w:r>
+      <w:proofErr w:type="spellEnd"/>
+      <w:r>
+        <w:t xml:space="preserve">, architectuurontwerp of bij grote </w:t>
+      </w:r>
+      <w:proofErr w:type="spellStart"/>
+      <w:r>
+        <w:t>refactorings</w:t>
+      </w:r>
+      <w:proofErr w:type="spellEnd"/>
+      <w:r>
+        <w:t xml:space="preserve">. In een ideale </w:t>
+      </w:r>
+      <w:proofErr w:type="spellStart"/>
+      <w:r>
+        <w:t>DevSecOps</w:t>
+      </w:r>
+      <w:proofErr w:type="spellEnd"/>
+      <w:r>
+        <w:t xml:space="preserve">-context wordt </w:t>
+      </w:r>
+      <w:proofErr w:type="spellStart"/>
+      <w:r>
+        <w:t>threat</w:t>
+      </w:r>
+      <w:proofErr w:type="spellEnd"/>
+      <w:r>
+        <w:t xml:space="preserve"> </w:t>
+      </w:r>
+      <w:proofErr w:type="spellStart"/>
+      <w:r>
+        <w:t>modeling</w:t>
+      </w:r>
+      <w:proofErr w:type="spellEnd"/>
+      <w:r>
+        <w:t xml:space="preserve"> iteratief uitgevoerd, parallel aan sprints, zodat nieuwe features meteen op beveiligingsimpact worden beoordeeld. In de praktijk blijkt dit echter moeilijk vol te houden: tijdsdruk, beperkte securityexpertise en een gebrek aan passende </w:t>
+      </w:r>
+      <w:proofErr w:type="spellStart"/>
+      <w:r>
+        <w:t>tooling</w:t>
+      </w:r>
+      <w:proofErr w:type="spellEnd"/>
+      <w:r>
+        <w:t xml:space="preserve"> zorgen ervoor dat </w:t>
+      </w:r>
+      <w:proofErr w:type="spellStart"/>
+      <w:r>
+        <w:t>threat</w:t>
+      </w:r>
+      <w:proofErr w:type="spellEnd"/>
+      <w:r>
+        <w:t xml:space="preserve"> </w:t>
+      </w:r>
+      <w:proofErr w:type="spellStart"/>
+      <w:r>
+        <w:t>modeling</w:t>
+      </w:r>
+      <w:proofErr w:type="spellEnd"/>
+      <w:r>
+        <w:t xml:space="preserve"> vaak wordt uitgesteld, oppervlakkig uitgevoerd of volledig overgeslagen.</w:t>
+      </w:r>
+      <w:r>
+        <w:rPr>
+          <w:rFonts w:ascii="Arial" w:hAnsi="Arial" w:cs="Arial"/>
+        </w:rPr>
+        <w:t>​</w:t>
+      </w:r>
+    </w:p>
+    <w:p>
+      <w:pPr>
+        <w:spacing w:afterLines="24" w:after="57" w:line="288" w:lineRule="auto"/>
+      </w:pPr>
+      <w:r>
+        <w:t xml:space="preserve">Door de jaren heen zijn diverse methoden ontwikkeld om </w:t>
+      </w:r>
+      <w:proofErr w:type="spellStart"/>
+      <w:r>
+        <w:t>threat</w:t>
+      </w:r>
+      <w:proofErr w:type="spellEnd"/>
+      <w:r>
+        <w:t xml:space="preserve"> </w:t>
+      </w:r>
+      <w:proofErr w:type="spellStart"/>
+      <w:r>
+        <w:t>modeling</w:t>
+      </w:r>
+      <w:proofErr w:type="spellEnd"/>
+      <w:r>
+        <w:t xml:space="preserve"> te structureren. Een bekende categorie zijn taxonomie-gebaseerde benaderingen, zoals STRIDE, die dreigingen klasseren op basis van hun effect (bijvoorbeeld </w:t>
+      </w:r>
+      <w:proofErr w:type="spellStart"/>
+      <w:r>
+        <w:t>spoofing</w:t>
+      </w:r>
+      <w:proofErr w:type="spellEnd"/>
+      <w:r>
+        <w:t xml:space="preserve">, </w:t>
+      </w:r>
+      <w:proofErr w:type="spellStart"/>
+      <w:r>
+        <w:t>tampering</w:t>
+      </w:r>
+      <w:proofErr w:type="spellEnd"/>
+      <w:r>
+        <w:t xml:space="preserve">, </w:t>
+      </w:r>
+      <w:proofErr w:type="spellStart"/>
+      <w:r>
+        <w:t>repudiation</w:t>
+      </w:r>
+      <w:proofErr w:type="spellEnd"/>
+      <w:r>
+        <w:t xml:space="preserve">, information </w:t>
+      </w:r>
+      <w:proofErr w:type="spellStart"/>
+      <w:r>
+        <w:t>disclosure</w:t>
+      </w:r>
+      <w:proofErr w:type="spellEnd"/>
+      <w:r>
+        <w:t xml:space="preserve">, </w:t>
+      </w:r>
+      <w:proofErr w:type="spellStart"/>
+      <w:r>
+        <w:t>denial</w:t>
+      </w:r>
+      <w:proofErr w:type="spellEnd"/>
+      <w:r>
+        <w:t xml:space="preserve"> of service, </w:t>
+      </w:r>
+      <w:proofErr w:type="spellStart"/>
+      <w:r>
+        <w:t>elevation</w:t>
+      </w:r>
+      <w:proofErr w:type="spellEnd"/>
+      <w:r>
+        <w:t xml:space="preserve"> of privilege). Andere benaderingen maken gebruik van attack trees of </w:t>
+      </w:r>
+      <w:proofErr w:type="spellStart"/>
+      <w:r>
+        <w:t>misuse</w:t>
+      </w:r>
+      <w:proofErr w:type="spellEnd"/>
+      <w:r>
+        <w:t xml:space="preserve"> cases, waarin ongewenst gedrag hiërarchisch wordt opgesplitst in deelstappen en varianten. In meer industriële context worden deze methoden vaak ondersteund door generieke diagramtools of </w:t>
+      </w:r>
+      <w:proofErr w:type="spellStart"/>
+      <w:r>
+        <w:t>mindmapsoftware</w:t>
+      </w:r>
+      <w:proofErr w:type="spellEnd"/>
+      <w:r>
+        <w:t xml:space="preserve">, die wel flexibiliteit bieden maar weinig </w:t>
+      </w:r>
+      <w:proofErr w:type="spellStart"/>
+      <w:r>
+        <w:t>domeinspecifieke</w:t>
+      </w:r>
+      <w:proofErr w:type="spellEnd"/>
+      <w:r>
+        <w:t xml:space="preserve"> ondersteuning voor prioritering</w:t>
+      </w:r>
+      <w:r>
+        <w:t xml:space="preserve"> en </w:t>
+      </w:r>
+      <w:r>
+        <w:t>statusopvolging.</w:t>
+      </w:r>
+      <w:r>
+        <w:rPr>
+          <w:rFonts w:ascii="Arial" w:hAnsi="Arial" w:cs="Arial"/>
+        </w:rPr>
+        <w:t>​</w:t>
+      </w:r>
+    </w:p>
+    <w:p>
+      <w:pPr>
+        <w:spacing w:afterLines="24" w:after="57" w:line="288" w:lineRule="auto"/>
+      </w:pPr>
+      <w:r>
+        <w:t xml:space="preserve">Voor ontwikkelaars zonder diepgaande securityachtergrond vorm deze klassieke methoden een aanzienlijke drempel: ze vergen vertrouwdheid met beveiligingsconcepten, formele notaties en lijsten van standaarddreigingen, terwijl de beschikbare tools zelden gericht zijn op gebruiksgemak of leerbaarheid. Hierdoor dreigt </w:t>
+      </w:r>
+      <w:proofErr w:type="spellStart"/>
+      <w:r>
+        <w:t>threat</w:t>
+      </w:r>
+      <w:proofErr w:type="spellEnd"/>
+      <w:r>
+        <w:t xml:space="preserve"> </w:t>
+      </w:r>
+      <w:proofErr w:type="spellStart"/>
+      <w:r>
+        <w:t>modeling</w:t>
+      </w:r>
+      <w:proofErr w:type="spellEnd"/>
+      <w:r>
+        <w:t xml:space="preserve"> een specialistische activiteit te blijven, in plaats van een breed gedragen </w:t>
+      </w:r>
+      <w:proofErr w:type="spellStart"/>
+      <w:r>
+        <w:t>ontwerpraktijk</w:t>
+      </w:r>
+      <w:proofErr w:type="spellEnd"/>
+      <w:r>
+        <w:t xml:space="preserve"> binnen ontwikkelteams. Deze kloof tussen theoretisch aanbevolen werkwijzen en feitelijke toepassing in de praktijk vormt een belangrijk motief voor onderzoek naar meer toegankelijke, visueel ondersteunde en gebruiksvriendelijke </w:t>
+      </w:r>
+      <w:proofErr w:type="spellStart"/>
+      <w:r>
+        <w:t>threat-modelingbenaderingen</w:t>
+      </w:r>
+      <w:proofErr w:type="spellEnd"/>
+    </w:p>
+    <w:p>
+      <w:pPr>
+        <w:spacing w:afterLines="24" w:after="57" w:line="288" w:lineRule="auto"/>
+      </w:pPr>
+      <w:r>
+        <w:t xml:space="preserve">Dit onderzoek speelt in op deze drempels door een gebruiksvriendelijke </w:t>
+      </w:r>
+      <w:proofErr w:type="spellStart"/>
+      <w:r>
+        <w:t>webtool</w:t>
+      </w:r>
+      <w:proofErr w:type="spellEnd"/>
+      <w:r>
+        <w:t xml:space="preserve"> te ontwerpen en evalueren, gebaseerd op de </w:t>
+      </w:r>
+      <w:proofErr w:type="spellStart"/>
+      <w:r>
+        <w:t>Fortunately</w:t>
+      </w:r>
+      <w:proofErr w:type="spellEnd"/>
+      <w:r>
+        <w:t>–</w:t>
+      </w:r>
+      <w:proofErr w:type="spellStart"/>
+      <w:r>
+        <w:t>Unfortunately</w:t>
+      </w:r>
+      <w:proofErr w:type="spellEnd"/>
+      <w:r>
+        <w:t xml:space="preserve">-methode, waarin dreigingen en tegenmaatregelen in een intuïtieve boomstructuur worden voorgesteld. </w:t>
+      </w:r>
+      <w:r>
+        <w:lastRenderedPageBreak/>
+        <w:t xml:space="preserve">De tool integreert specifieke UX-features zoals kleurcodering, statusiconen, </w:t>
+      </w:r>
+      <w:proofErr w:type="spellStart"/>
+      <w:r>
+        <w:t>danger</w:t>
+      </w:r>
+      <w:proofErr w:type="spellEnd"/>
+      <w:r>
+        <w:t xml:space="preserve"> rating, </w:t>
+      </w:r>
+      <w:proofErr w:type="spellStart"/>
+      <w:r>
+        <w:t>branch</w:t>
+      </w:r>
+      <w:proofErr w:type="spellEnd"/>
+      <w:r>
+        <w:t xml:space="preserve"> summary en filtering om zowel navigatie als prioritering te ondersteunen en wordt geëvalueerd in een gebruikersonderzoek waarin de tool wordt vergeleken met een meer generieke referentiesoftware. Het doel van de masterproef is na te gaan in welke mate deze combinatie van visuele representatie en UX-features</w:t>
+      </w:r>
+      <w:r>
+        <w:t xml:space="preserve"> in combinatie met de </w:t>
+      </w:r>
+      <w:r>
+        <w:t xml:space="preserve"> </w:t>
+      </w:r>
+      <w:proofErr w:type="spellStart"/>
+      <w:r>
+        <w:t>Fortunately</w:t>
+      </w:r>
+      <w:proofErr w:type="spellEnd"/>
+      <w:r>
+        <w:t>–</w:t>
+      </w:r>
+      <w:proofErr w:type="spellStart"/>
+      <w:r>
+        <w:t>Unfortunately</w:t>
+      </w:r>
+      <w:proofErr w:type="spellEnd"/>
+      <w:r>
+        <w:t>-methode</w:t>
+      </w:r>
+      <w:r>
+        <w:t xml:space="preserve">, </w:t>
+      </w:r>
+      <w:proofErr w:type="spellStart"/>
+      <w:r>
+        <w:t>threat</w:t>
+      </w:r>
+      <w:proofErr w:type="spellEnd"/>
+      <w:r>
+        <w:t xml:space="preserve"> </w:t>
+      </w:r>
+      <w:proofErr w:type="spellStart"/>
+      <w:r>
+        <w:t>modeling</w:t>
+      </w:r>
+      <w:proofErr w:type="spellEnd"/>
+      <w:r>
+        <w:t xml:space="preserve"> toegankelijker, efficiënter en effectiever maakt voor niet-security-experts.</w:t>
+      </w:r>
+      <w:r>
+        <w:rPr>
+          <w:rFonts w:ascii="Arial" w:hAnsi="Arial" w:cs="Arial"/>
+        </w:rPr>
+        <w:t>​</w:t>
+      </w:r>
+    </w:p>
+    <w:p>
+      <w:pPr>
+        <w:spacing w:afterLines="24" w:after="57" w:line="288" w:lineRule="auto"/>
+      </w:pPr>
+      <w:r>
+        <w:t xml:space="preserve">Het belang van dit onderzoek ligt enerzijds in het verlagen van de instapdrempel voor </w:t>
+      </w:r>
+      <w:proofErr w:type="spellStart"/>
+      <w:r>
+        <w:t>threat</w:t>
+      </w:r>
+      <w:proofErr w:type="spellEnd"/>
+      <w:r>
+        <w:t xml:space="preserve"> </w:t>
+      </w:r>
+      <w:proofErr w:type="spellStart"/>
+      <w:r>
+        <w:t>modeling</w:t>
+      </w:r>
+      <w:proofErr w:type="spellEnd"/>
+      <w:r>
+        <w:t>, zodat ook ontwikkelaars zonder uitgesproken securityprofiel beter onderbouwde risicoanalyses kunnen uitvoeren. Anderzijds draagt het werk bij aan HCI-onderzoek rond gebruiksvriendelijke security-tools door empirisch te onderzoeken welke interface-elementen (zoals kleuren, iconen, filters en tooltips) daadwerkelijk bijdragen aan taakprestatie, gebruikservaring en feature-voorkeur. Daarmee sluit de masterproef aan bij een bredere verschuiving van puur technische security-oplossingen naar mensgerichte, visueel ondersteunde hulpmiddelen.</w:t>
+      </w:r>
+      <w:r>
+        <w:rPr>
+          <w:rFonts w:ascii="Arial" w:hAnsi="Arial" w:cs="Arial"/>
+        </w:rPr>
+        <w:t>​</w:t>
+      </w:r>
+    </w:p>
+    <w:p>
+      <w:pPr>
+        <w:spacing w:afterLines="24" w:after="57" w:line="288" w:lineRule="auto"/>
+      </w:pPr>
+      <w:r>
+        <w:t xml:space="preserve">De rest van deze masterproef is als volgt opgebouwd. Hoofdstuk 2 bespreekt de </w:t>
+      </w:r>
+      <w:bookmarkStart w:id="0" w:name="_Hlk216624876"/>
+      <w:r>
+        <w:t xml:space="preserve">theoretische achtergrond en gerelateerd werk </w:t>
+      </w:r>
+      <w:bookmarkEnd w:id="0"/>
+      <w:r>
+        <w:t xml:space="preserve">rond </w:t>
+      </w:r>
+      <w:proofErr w:type="spellStart"/>
+      <w:r>
+        <w:t>threat</w:t>
+      </w:r>
+      <w:proofErr w:type="spellEnd"/>
+      <w:r>
+        <w:t xml:space="preserve"> </w:t>
+      </w:r>
+      <w:proofErr w:type="spellStart"/>
+      <w:r>
+        <w:t>modeling</w:t>
+      </w:r>
+      <w:proofErr w:type="spellEnd"/>
+      <w:r>
+        <w:t xml:space="preserve">, de </w:t>
+      </w:r>
+      <w:proofErr w:type="spellStart"/>
+      <w:r>
+        <w:t>Fortunately</w:t>
+      </w:r>
+      <w:proofErr w:type="spellEnd"/>
+      <w:r>
+        <w:t>–</w:t>
+      </w:r>
+      <w:proofErr w:type="spellStart"/>
+      <w:r>
+        <w:t>Unfortunately</w:t>
+      </w:r>
+      <w:proofErr w:type="spellEnd"/>
+      <w:r>
+        <w:t xml:space="preserve">-methode en </w:t>
+      </w:r>
+      <w:proofErr w:type="spellStart"/>
+      <w:r>
+        <w:t>usability</w:t>
+      </w:r>
+      <w:proofErr w:type="spellEnd"/>
+      <w:r>
+        <w:t xml:space="preserve">- en UX-evaluatie in securitycontexten. Hoofdstuk 3 beschrijft het ontwerp en de implementatie van het </w:t>
+      </w:r>
+      <w:proofErr w:type="spellStart"/>
+      <w:r>
+        <w:t>React</w:t>
+      </w:r>
+      <w:proofErr w:type="spellEnd"/>
+      <w:r>
+        <w:t xml:space="preserve">/D3-webprototype en licht het onderzoeksdesign van de </w:t>
+      </w:r>
+      <w:proofErr w:type="spellStart"/>
+      <w:r>
+        <w:t>gebruikerstudie</w:t>
+      </w:r>
+      <w:proofErr w:type="spellEnd"/>
+      <w:r>
+        <w:t xml:space="preserve"> toe, inclusief taken, meetinstrumenten en analysemethoden. Hoofdstuk 4 presenteert de empirische resultaten over taakprestaties, user </w:t>
+      </w:r>
+      <w:proofErr w:type="spellStart"/>
+      <w:r>
+        <w:t>experience</w:t>
+      </w:r>
+      <w:proofErr w:type="spellEnd"/>
+      <w:r>
+        <w:t xml:space="preserve"> en feature-ranking, gevolgd door een discussie in hoofdstuk 5 waarin deze bevindingen worden geïnterpreteerd, gekoppeld aan de literatuur en aangevuld met beperkingen en implicaties voor praktijk en toekomstig onderzoek. Hoofdstuk 6 besluit met de belangrijkste conclusies en schetst mogelijke uitbreidingen, zoals AI-ondersteuning en collaboratieve functies voor breder gebruik in onderwijs en industrie.</w:t>
+      </w:r>
+      <w:r>
+        <w:br w:type="page"/>
+      </w:r>
+    </w:p>
+    <w:p>
+      <w:pPr>
+        <w:spacing w:afterLines="24" w:after="57" w:line="288" w:lineRule="auto"/>
+        <w:rPr>
+          <w:b/>
+          <w:bCs/>
+          <w:sz w:val="32"/>
+          <w:szCs w:val="32"/>
+        </w:rPr>
+      </w:pPr>
+      <w:r>
+        <w:rPr>
+          <w:b/>
+          <w:bCs/>
+          <w:sz w:val="32"/>
+          <w:szCs w:val="32"/>
+        </w:rPr>
         <w:lastRenderedPageBreak/>
         <w:t>Hoofdstuk 2: G</w:t>
       </w:r>
@@ -542,6 +868,7 @@
     </w:p>
     <w:p>
       <w:pPr>
+        <w:spacing w:afterLines="24" w:after="57" w:line="288" w:lineRule="auto"/>
         <w:rPr>
           <w:b/>
           <w:bCs/>
@@ -557,27 +884,80 @@
           <w:szCs w:val="32"/>
         </w:rPr>
         <w:lastRenderedPageBreak/>
-        <w:t xml:space="preserve">Hoofdstuk 3: </w:t>
-      </w:r>
-      <w:r>
+        <w:br w:type="page"/>
+      </w:r>
+    </w:p>
+    <w:p>
+      <w:pPr>
+        <w:spacing w:afterLines="24" w:after="57" w:line="288" w:lineRule="auto"/>
         <w:rPr>
           <w:b/>
           <w:bCs/>
           <w:sz w:val="32"/>
           <w:szCs w:val="32"/>
         </w:rPr>
+      </w:pPr>
+      <w:r>
+        <w:rPr>
+          <w:b/>
+          <w:bCs/>
+          <w:sz w:val="32"/>
+          <w:szCs w:val="32"/>
+        </w:rPr>
+        <w:lastRenderedPageBreak/>
+        <w:t xml:space="preserve">Hoofdstuk 3: </w:t>
+      </w:r>
+      <w:r>
+        <w:rPr>
+          <w:b/>
+          <w:bCs/>
+          <w:sz w:val="32"/>
+          <w:szCs w:val="32"/>
+        </w:rPr>
         <w:t>Ontwerp en implementatie</w:t>
       </w:r>
     </w:p>
     <w:p>
       <w:pPr>
-        <w:rPr>
-          <w:b/>
-          <w:bCs/>
-          <w:sz w:val="28"/>
-          <w:szCs w:val="28"/>
-        </w:rPr>
-      </w:pPr>
+        <w:spacing w:afterLines="24" w:after="57" w:line="288" w:lineRule="auto"/>
+        <w:rPr>
+          <w:b/>
+          <w:bCs/>
+          <w:sz w:val="28"/>
+          <w:szCs w:val="28"/>
+        </w:rPr>
+      </w:pPr>
+    </w:p>
+    <w:p>
+      <w:pPr>
+        <w:spacing w:afterLines="24" w:after="57" w:line="288" w:lineRule="auto"/>
+        <w:rPr>
+          <w:b/>
+          <w:bCs/>
+          <w:sz w:val="28"/>
+          <w:szCs w:val="28"/>
+        </w:rPr>
+      </w:pPr>
+    </w:p>
+    <w:p>
+      <w:pPr>
+        <w:spacing w:afterLines="24" w:after="57" w:line="288" w:lineRule="auto"/>
+        <w:rPr>
+          <w:b/>
+          <w:bCs/>
+          <w:sz w:val="28"/>
+          <w:szCs w:val="28"/>
+        </w:rPr>
+      </w:pPr>
+      <w:r>
+        <w:rPr>
+          <w:b/>
+          <w:bCs/>
+          <w:sz w:val="28"/>
+          <w:szCs w:val="28"/>
+        </w:rPr>
+        <w:t xml:space="preserve">3.1 </w:t>
+      </w:r>
       <w:r>
         <w:rPr>
           <w:b/>
@@ -589,6 +969,20 @@
       </w:r>
     </w:p>
     <w:p>
+      <w:pPr>
+        <w:spacing w:afterLines="24" w:after="57" w:line="288" w:lineRule="auto"/>
+        <w:rPr>
+          <w:b/>
+          <w:bCs/>
+          <w:sz w:val="28"/>
+          <w:szCs w:val="28"/>
+        </w:rPr>
+      </w:pPr>
+    </w:p>
+    <w:p>
+      <w:pPr>
+        <w:spacing w:afterLines="24" w:after="57" w:line="288" w:lineRule="auto"/>
+      </w:pPr>
       <w:r>
         <w:t xml:space="preserve">Het ontwerp van de </w:t>
       </w:r>
@@ -614,7 +1008,13 @@
       </w:r>
       <w:proofErr w:type="spellEnd"/>
       <w:r>
-        <w:t xml:space="preserve"> concreet uitvoerbaar te maken voor ontwikkelaars zonder uitgebreide securityachtergrond, met een sterke focus op leesbaarheid van de boom, directe visuele feedback en eenvoudige navigatie. De codebasis is daarom opgezet rond een beperkt aantal, duidelijk herkenbare visuele bouwblokken (</w:t>
+        <w:t xml:space="preserve"> concreet uitvoerbaar te maken voor ontwikkelaars zonder uitgebreide securityachtergrond, met een sterke focus op </w:t>
+      </w:r>
+      <w:r>
+        <w:t>leesbaarheid</w:t>
+      </w:r>
+      <w:r>
+        <w:t xml:space="preserve"> van de boom, directe visuele feedback en eenvoudige navigatie. De codebasis is daarom opgezet rond een beperkt aantal, duidelijk herkenbare visuele bouwblokken (</w:t>
       </w:r>
       <w:proofErr w:type="spellStart"/>
       <w:r>
@@ -660,13 +1060,33 @@
     </w:p>
     <w:p>
       <w:pPr>
-        <w:rPr>
-          <w:b/>
-          <w:bCs/>
-          <w:sz w:val="28"/>
-          <w:szCs w:val="28"/>
-        </w:rPr>
-      </w:pPr>
+        <w:spacing w:afterLines="24" w:after="57" w:line="288" w:lineRule="auto"/>
+      </w:pPr>
+    </w:p>
+    <w:p>
+      <w:pPr>
+        <w:spacing w:afterLines="24" w:after="57" w:line="288" w:lineRule="auto"/>
+      </w:pPr>
+    </w:p>
+    <w:p>
+      <w:pPr>
+        <w:spacing w:afterLines="24" w:after="57" w:line="288" w:lineRule="auto"/>
+        <w:rPr>
+          <w:b/>
+          <w:bCs/>
+          <w:sz w:val="28"/>
+          <w:szCs w:val="28"/>
+        </w:rPr>
+      </w:pPr>
+      <w:r>
+        <w:rPr>
+          <w:b/>
+          <w:bCs/>
+          <w:sz w:val="28"/>
+          <w:szCs w:val="28"/>
+        </w:rPr>
+        <w:t xml:space="preserve">3.2 </w:t>
+      </w:r>
       <w:r>
         <w:rPr>
           <w:b/>
@@ -678,6 +1098,20 @@
       </w:r>
     </w:p>
     <w:p>
+      <w:pPr>
+        <w:spacing w:afterLines="24" w:after="57" w:line="288" w:lineRule="auto"/>
+        <w:rPr>
+          <w:b/>
+          <w:bCs/>
+          <w:sz w:val="28"/>
+          <w:szCs w:val="28"/>
+        </w:rPr>
+      </w:pPr>
+    </w:p>
+    <w:p>
+      <w:pPr>
+        <w:spacing w:afterLines="24" w:after="57" w:line="288" w:lineRule="auto"/>
+      </w:pPr>
       <w:r>
         <w:t>De tool is geïmplementeerd als een single</w:t>
       </w:r>
@@ -714,6 +1148,7 @@
           <w:ilvl w:val="0"/>
           <w:numId w:val="1"/>
         </w:numPr>
+        <w:spacing w:afterLines="24" w:after="57" w:line="288" w:lineRule="auto"/>
       </w:pPr>
       <w:r>
         <w:t xml:space="preserve">een datastructuur voor </w:t>
@@ -760,6 +1195,7 @@
           <w:ilvl w:val="0"/>
           <w:numId w:val="1"/>
         </w:numPr>
+        <w:spacing w:afterLines="24" w:after="57" w:line="288" w:lineRule="auto"/>
       </w:pPr>
       <w:r>
         <w:t xml:space="preserve">een </w:t>
@@ -796,6 +1232,7 @@
           <w:ilvl w:val="0"/>
           <w:numId w:val="1"/>
         </w:numPr>
+        <w:spacing w:afterLines="24" w:after="57" w:line="288" w:lineRule="auto"/>
       </w:pPr>
       <w:r>
         <w:t xml:space="preserve">hulpfuncties om paden naar de root te berekenen (voor </w:t>
@@ -818,6 +1255,9 @@
       </w:r>
     </w:p>
     <w:p>
+      <w:pPr>
+        <w:spacing w:afterLines="24" w:after="57" w:line="288" w:lineRule="auto"/>
+      </w:pPr>
       <w:r>
         <w:t xml:space="preserve">De data worden in een boomstructuur bijgehouden, terwijl D3 wordt gebruikt om posities te berekenen en transities (uitklappen, inklappen) te ondersteunen. </w:t>
       </w:r>
@@ -845,6 +1285,54 @@
       </w:r>
     </w:p>
     <w:p>
+      <w:pPr>
+        <w:spacing w:afterLines="24" w:after="57" w:line="288" w:lineRule="auto"/>
+      </w:pPr>
+    </w:p>
+    <w:p>
+      <w:pPr>
+        <w:spacing w:afterLines="24" w:after="57" w:line="288" w:lineRule="auto"/>
+      </w:pPr>
+    </w:p>
+    <w:p>
+      <w:pPr>
+        <w:rPr>
+          <w:b/>
+          <w:bCs/>
+          <w:sz w:val="28"/>
+          <w:szCs w:val="28"/>
+        </w:rPr>
+      </w:pPr>
+      <w:r>
+        <w:rPr>
+          <w:b/>
+          <w:bCs/>
+          <w:sz w:val="28"/>
+          <w:szCs w:val="28"/>
+        </w:rPr>
+        <w:br w:type="page"/>
+      </w:r>
+    </w:p>
+    <w:p>
+      <w:pPr>
+        <w:spacing w:afterLines="24" w:after="57" w:line="288" w:lineRule="auto"/>
+        <w:rPr>
+          <w:b/>
+          <w:bCs/>
+          <w:sz w:val="28"/>
+          <w:szCs w:val="28"/>
+        </w:rPr>
+      </w:pPr>
+      <w:r>
+        <w:rPr>
+          <w:b/>
+          <w:bCs/>
+          <w:sz w:val="28"/>
+          <w:szCs w:val="28"/>
+        </w:rPr>
+        <w:lastRenderedPageBreak/>
+        <w:t xml:space="preserve">3.3 </w:t>
+      </w:r>
       <w:r>
         <w:rPr>
           <w:b/>
@@ -854,6 +1342,11 @@
         </w:rPr>
         <w:t>Niet-geïmplementeerde alternatieven</w:t>
       </w:r>
+    </w:p>
+    <w:p>
+      <w:pPr>
+        <w:spacing w:afterLines="24" w:after="57" w:line="288" w:lineRule="auto"/>
+      </w:pPr>
       <w:r>
         <w:br/>
         <w:t xml:space="preserve">Circulaire tree </w:t>
@@ -971,8 +1464,35 @@
         <w:t xml:space="preserve"> rating, prioriteren risico-overzicht maar schenden de lineaire causaliteitslogica van de methode en verhogen de cognitieve belasting bij diepere bomen. Op basis van deze analyse werden deze technieken niet geïmplementeerd.</w:t>
       </w:r>
     </w:p>
-    <w:p/>
-    <w:p>
+    <w:p>
+      <w:pPr>
+        <w:spacing w:afterLines="24" w:after="57" w:line="288" w:lineRule="auto"/>
+      </w:pPr>
+    </w:p>
+    <w:p>
+      <w:pPr>
+        <w:spacing w:afterLines="24" w:after="57" w:line="288" w:lineRule="auto"/>
+      </w:pPr>
+    </w:p>
+    <w:p>
+      <w:pPr>
+        <w:spacing w:afterLines="24" w:after="57" w:line="288" w:lineRule="auto"/>
+        <w:rPr>
+          <w:b/>
+          <w:bCs/>
+          <w:sz w:val="28"/>
+          <w:szCs w:val="28"/>
+        </w:rPr>
+      </w:pPr>
+      <w:r>
+        <w:rPr>
+          <w:b/>
+          <w:bCs/>
+          <w:sz w:val="28"/>
+          <w:szCs w:val="28"/>
+        </w:rPr>
+        <w:t xml:space="preserve">3.4 </w:t>
+      </w:r>
       <w:r>
         <w:rPr>
           <w:b/>
@@ -982,6 +1502,11 @@
         </w:rPr>
         <w:t>Geïmplementeerde en afgewezen lay-outs</w:t>
       </w:r>
+    </w:p>
+    <w:p>
+      <w:pPr>
+        <w:spacing w:afterLines="24" w:after="57" w:line="288" w:lineRule="auto"/>
+      </w:pPr>
       <w:r>
         <w:br/>
         <w:t xml:space="preserve">Horizontale en verticale boomlay-outs werden concreet geïmplementeerd en intern geëvalueerd. De horizontale variant visualiseert </w:t>
@@ -1004,6 +1529,34 @@
       </w:r>
     </w:p>
     <w:p>
+      <w:pPr>
+        <w:spacing w:afterLines="24" w:after="57" w:line="288" w:lineRule="auto"/>
+      </w:pPr>
+    </w:p>
+    <w:p>
+      <w:pPr>
+        <w:spacing w:afterLines="24" w:after="57" w:line="288" w:lineRule="auto"/>
+      </w:pPr>
+    </w:p>
+    <w:p>
+      <w:pPr>
+        <w:spacing w:afterLines="24" w:after="57" w:line="288" w:lineRule="auto"/>
+        <w:rPr>
+          <w:b/>
+          <w:bCs/>
+          <w:sz w:val="28"/>
+          <w:szCs w:val="28"/>
+        </w:rPr>
+      </w:pPr>
+      <w:r>
+        <w:rPr>
+          <w:b/>
+          <w:bCs/>
+          <w:sz w:val="28"/>
+          <w:szCs w:val="28"/>
+        </w:rPr>
+        <w:t xml:space="preserve">3.5 </w:t>
+      </w:r>
       <w:r>
         <w:rPr>
           <w:b/>
@@ -1013,6 +1566,11 @@
         </w:rPr>
         <w:t>Gekozen fileview-visualisatie</w:t>
       </w:r>
+    </w:p>
+    <w:p>
+      <w:pPr>
+        <w:spacing w:afterLines="24" w:after="57" w:line="288" w:lineRule="auto"/>
+      </w:pPr>
       <w:r>
         <w:br/>
         <w:t>De definitieve visualisatie maakt gebruik van een fileview-geïnspireerde lay-out, waarin de boom als een hiërarchische bestandsstructuur wordt voorgesteld met consistente node-weergave</w:t>
@@ -1038,13 +1596,33 @@
     </w:p>
     <w:p>
       <w:pPr>
-        <w:rPr>
-          <w:b/>
-          <w:bCs/>
-          <w:sz w:val="28"/>
-          <w:szCs w:val="28"/>
-        </w:rPr>
-      </w:pPr>
+        <w:spacing w:afterLines="24" w:after="57" w:line="288" w:lineRule="auto"/>
+      </w:pPr>
+    </w:p>
+    <w:p>
+      <w:pPr>
+        <w:spacing w:afterLines="24" w:after="57" w:line="288" w:lineRule="auto"/>
+      </w:pPr>
+    </w:p>
+    <w:p>
+      <w:pPr>
+        <w:spacing w:afterLines="24" w:after="57" w:line="288" w:lineRule="auto"/>
+        <w:rPr>
+          <w:b/>
+          <w:bCs/>
+          <w:sz w:val="28"/>
+          <w:szCs w:val="28"/>
+        </w:rPr>
+      </w:pPr>
+      <w:r>
+        <w:rPr>
+          <w:b/>
+          <w:bCs/>
+          <w:sz w:val="28"/>
+          <w:szCs w:val="28"/>
+        </w:rPr>
+        <w:t xml:space="preserve">3.6 </w:t>
+      </w:r>
       <w:r>
         <w:rPr>
           <w:b/>
@@ -1066,6 +1644,20 @@
       </w:r>
     </w:p>
     <w:p>
+      <w:pPr>
+        <w:spacing w:afterLines="24" w:after="57" w:line="288" w:lineRule="auto"/>
+        <w:rPr>
+          <w:b/>
+          <w:bCs/>
+          <w:sz w:val="28"/>
+          <w:szCs w:val="28"/>
+        </w:rPr>
+      </w:pPr>
+    </w:p>
+    <w:p>
+      <w:pPr>
+        <w:spacing w:afterLines="24" w:after="57" w:line="288" w:lineRule="auto"/>
+      </w:pPr>
       <w:r>
         <w:t>De Node</w:t>
       </w:r>
@@ -1109,7 +1701,11 @@
       </w:r>
       <w:proofErr w:type="spellEnd"/>
       <w:r>
-        <w:t xml:space="preserve"> wordt eerst het type genormaliseerd (via </w:t>
+        <w:t xml:space="preserve"> wordt eerst het type </w:t>
+      </w:r>
+      <w:r>
+        <w:lastRenderedPageBreak/>
+        <w:t>genormaliseerd (via </w:t>
       </w:r>
       <w:proofErr w:type="spellStart"/>
       <w:r>
@@ -1126,6 +1722,7 @@
           <w:ilvl w:val="0"/>
           <w:numId w:val="2"/>
         </w:numPr>
+        <w:spacing w:afterLines="24" w:after="57" w:line="288" w:lineRule="auto"/>
       </w:pPr>
       <w:r>
         <w:t>voor “</w:t>
@@ -1157,6 +1754,7 @@
           <w:ilvl w:val="0"/>
           <w:numId w:val="2"/>
         </w:numPr>
+        <w:spacing w:afterLines="24" w:after="57" w:line="288" w:lineRule="auto"/>
       </w:pPr>
       <w:r>
         <w:t>voor “</w:t>
@@ -1171,6 +1769,9 @@
       </w:r>
     </w:p>
     <w:p>
+      <w:pPr>
+        <w:spacing w:afterLines="24" w:after="57" w:line="288" w:lineRule="auto"/>
+      </w:pPr>
       <w:r>
         <w:t xml:space="preserve">Door alle </w:t>
       </w:r>
@@ -1273,13 +1874,33 @@
     </w:p>
     <w:p>
       <w:pPr>
-        <w:rPr>
-          <w:b/>
-          <w:bCs/>
-          <w:sz w:val="28"/>
-          <w:szCs w:val="28"/>
-        </w:rPr>
-      </w:pPr>
+        <w:spacing w:afterLines="24" w:after="57" w:line="288" w:lineRule="auto"/>
+      </w:pPr>
+    </w:p>
+    <w:p>
+      <w:pPr>
+        <w:spacing w:afterLines="24" w:after="57" w:line="288" w:lineRule="auto"/>
+      </w:pPr>
+    </w:p>
+    <w:p>
+      <w:pPr>
+        <w:spacing w:afterLines="24" w:after="57" w:line="288" w:lineRule="auto"/>
+        <w:rPr>
+          <w:b/>
+          <w:bCs/>
+          <w:sz w:val="28"/>
+          <w:szCs w:val="28"/>
+        </w:rPr>
+      </w:pPr>
+      <w:r>
+        <w:rPr>
+          <w:b/>
+          <w:bCs/>
+          <w:sz w:val="28"/>
+          <w:szCs w:val="28"/>
+        </w:rPr>
+        <w:t xml:space="preserve">3.7 </w:t>
+      </w:r>
       <w:r>
         <w:rPr>
           <w:b/>
@@ -1311,6 +1932,20 @@
       </w:r>
     </w:p>
     <w:p>
+      <w:pPr>
+        <w:spacing w:afterLines="24" w:after="57" w:line="288" w:lineRule="auto"/>
+        <w:rPr>
+          <w:b/>
+          <w:bCs/>
+          <w:sz w:val="28"/>
+          <w:szCs w:val="28"/>
+        </w:rPr>
+      </w:pPr>
+    </w:p>
+    <w:p>
+      <w:pPr>
+        <w:spacing w:afterLines="24" w:after="57" w:line="288" w:lineRule="auto"/>
+      </w:pPr>
       <w:r>
         <w:t xml:space="preserve">Statusiconen worden in aparte, herbruikbare componenten ondergebracht (een </w:t>
       </w:r>
@@ -1417,14 +2052,7 @@
         <w:rPr>
           <w:lang w:val="en-US"/>
         </w:rPr>
-        <w:t xml:space="preserve">), Assumption Under </w:t>
-      </w:r>
-      <w:r>
-        <w:rPr>
-          <w:lang w:val="en-US"/>
-        </w:rPr>
-        <w:lastRenderedPageBreak/>
-        <w:t>Review (</w:t>
+        <w:t>), Assumption Under Review (</w:t>
       </w:r>
       <w:proofErr w:type="spellStart"/>
       <w:r>
@@ -1587,6 +2215,9 @@
       </w:r>
     </w:p>
     <w:p>
+      <w:pPr>
+        <w:spacing w:afterLines="24" w:after="57" w:line="288" w:lineRule="auto"/>
+      </w:pPr>
       <w:r>
         <w:t xml:space="preserve">De </w:t>
       </w:r>
@@ -1664,19 +2295,43 @@
       </w:r>
     </w:p>
     <w:p>
-      <w:r>
+      <w:pPr>
+        <w:spacing w:afterLines="24" w:after="57" w:line="288" w:lineRule="auto"/>
+      </w:pPr>
+      <w:r>
+        <w:lastRenderedPageBreak/>
         <w:t>Door de berekening en sortering centraal te houden, kan de rating zowel in de boomvisualisatie als in lijsten op een consistente manier gebruikt worden.</w:t>
       </w:r>
     </w:p>
     <w:p>
       <w:pPr>
-        <w:rPr>
-          <w:b/>
-          <w:bCs/>
-          <w:sz w:val="28"/>
-          <w:szCs w:val="28"/>
-        </w:rPr>
-      </w:pPr>
+        <w:spacing w:afterLines="24" w:after="57" w:line="288" w:lineRule="auto"/>
+      </w:pPr>
+    </w:p>
+    <w:p>
+      <w:pPr>
+        <w:spacing w:afterLines="24" w:after="57" w:line="288" w:lineRule="auto"/>
+      </w:pPr>
+    </w:p>
+    <w:p>
+      <w:pPr>
+        <w:spacing w:afterLines="24" w:after="57" w:line="288" w:lineRule="auto"/>
+        <w:rPr>
+          <w:b/>
+          <w:bCs/>
+          <w:sz w:val="28"/>
+          <w:szCs w:val="28"/>
+        </w:rPr>
+      </w:pPr>
+      <w:r>
+        <w:rPr>
+          <w:b/>
+          <w:bCs/>
+          <w:sz w:val="28"/>
+          <w:szCs w:val="28"/>
+        </w:rPr>
+        <w:t xml:space="preserve">3.8 </w:t>
+      </w:r>
       <w:proofErr w:type="spellStart"/>
       <w:r>
         <w:rPr>
@@ -1699,6 +2354,20 @@
       </w:r>
     </w:p>
     <w:p>
+      <w:pPr>
+        <w:spacing w:afterLines="24" w:after="57" w:line="288" w:lineRule="auto"/>
+        <w:rPr>
+          <w:b/>
+          <w:bCs/>
+          <w:sz w:val="28"/>
+          <w:szCs w:val="28"/>
+        </w:rPr>
+      </w:pPr>
+    </w:p>
+    <w:p>
+      <w:pPr>
+        <w:spacing w:afterLines="24" w:after="57" w:line="288" w:lineRule="auto"/>
+      </w:pPr>
       <w:r>
         <w:t xml:space="preserve">De </w:t>
       </w:r>
@@ -1712,6 +2381,9 @@
       </w:r>
     </w:p>
     <w:p>
+      <w:pPr>
+        <w:spacing w:afterLines="24" w:after="57" w:line="288" w:lineRule="auto"/>
+      </w:pPr>
       <w:r>
         <w:t xml:space="preserve">De </w:t>
       </w:r>
@@ -1826,6 +2498,9 @@
       </w:r>
     </w:p>
     <w:p>
+      <w:pPr>
+        <w:spacing w:afterLines="24" w:after="57" w:line="288" w:lineRule="auto"/>
+      </w:pPr>
       <w:r>
         <w:t xml:space="preserve">De filterfunctionaliteit groepeert </w:t>
       </w:r>
@@ -1932,55 +2607,264 @@
         <w:t xml:space="preserve"> in </w:t>
       </w:r>
       <w:r>
+        <w:t>een</w:t>
+      </w:r>
+      <w:r>
+        <w:t xml:space="preserve"> </w:t>
+      </w:r>
+      <w:r>
+        <w:t xml:space="preserve">visuele </w:t>
+      </w:r>
+      <w:proofErr w:type="spellStart"/>
+      <w:r>
+        <w:t>highlighting</w:t>
+      </w:r>
+      <w:proofErr w:type="spellEnd"/>
+      <w:r>
+        <w:t xml:space="preserve"> (bijv. border- of kleurverandering) en </w:t>
+      </w:r>
+      <w:proofErr w:type="spellStart"/>
+      <w:r>
+        <w:t>scrolling</w:t>
+      </w:r>
+      <w:proofErr w:type="spellEnd"/>
+      <w:r>
+        <w:t xml:space="preserve"> naar de relevante positie in de </w:t>
+      </w:r>
+      <w:r>
+        <w:t>boom</w:t>
+      </w:r>
+      <w:r>
+        <w:t>.</w:t>
+      </w:r>
+    </w:p>
+    <w:p>
+      <w:pPr>
+        <w:spacing w:afterLines="24" w:after="57" w:line="288" w:lineRule="auto"/>
+      </w:pPr>
+      <w:r>
+        <w:t xml:space="preserve">Deze implementatie verbindt de abstracte datastructuur (statussen, </w:t>
+      </w:r>
+      <w:proofErr w:type="spellStart"/>
+      <w:r>
+        <w:t>danger</w:t>
+      </w:r>
+      <w:proofErr w:type="spellEnd"/>
+      <w:r>
+        <w:t xml:space="preserve"> ratings, </w:t>
+      </w:r>
+      <w:proofErr w:type="spellStart"/>
+      <w:r>
+        <w:t>parent</w:t>
+      </w:r>
+      <w:proofErr w:type="spellEnd"/>
+      <w:r>
+        <w:t>-relaties) naadloos met concrete interface-interacties, waardoor gebruikers zowel lokale detailanalyse als globale oriëntatie kunnen uitvoeren zonder significante contextverlies.</w:t>
+      </w:r>
+      <w:r>
+        <w:t xml:space="preserve"> </w:t>
+      </w:r>
+      <w:r>
+        <w:t xml:space="preserve">Naast de visuele kleurcodering van </w:t>
+      </w:r>
+      <w:proofErr w:type="spellStart"/>
+      <w:r>
+        <w:t>nodes</w:t>
+      </w:r>
+      <w:proofErr w:type="spellEnd"/>
+      <w:r>
+        <w:t xml:space="preserve"> wordt bovendien een letterlabel toegevoegd</w:t>
+      </w:r>
+      <w:r>
+        <w:t>,</w:t>
+      </w:r>
+      <w:r>
+        <w:t> </w:t>
+      </w:r>
+      <w:r>
+        <w:t>F</w:t>
+      </w:r>
+      <w:r>
+        <w:t> (</w:t>
+      </w:r>
+      <w:proofErr w:type="spellStart"/>
+      <w:r>
+        <w:t>Fortunately</w:t>
+      </w:r>
+      <w:proofErr w:type="spellEnd"/>
+      <w:r>
+        <w:t>) of </w:t>
+      </w:r>
+      <w:r>
+        <w:t>U</w:t>
+      </w:r>
+      <w:r>
+        <w:t> (</w:t>
+      </w:r>
+      <w:proofErr w:type="spellStart"/>
+      <w:r>
+        <w:t>Unfortunately</w:t>
+      </w:r>
+      <w:proofErr w:type="spellEnd"/>
+      <w:r>
+        <w:t>)</w:t>
+      </w:r>
+      <w:r>
+        <w:t xml:space="preserve">, </w:t>
+      </w:r>
+      <w:r>
+        <w:t xml:space="preserve">dat semantisch aangeeft of de node een positief dan wel negatief geëvalueerde uitkomst vertegenwoordigt. Dit bevordert snelle interpretatie, vooral bij </w:t>
+      </w:r>
+      <w:proofErr w:type="spellStart"/>
+      <w:r>
+        <w:t>dense</w:t>
+      </w:r>
+      <w:proofErr w:type="spellEnd"/>
+      <w:r>
+        <w:t xml:space="preserve"> weergaven of wanneer kleuronderscheid minder prominent is.</w:t>
+      </w:r>
+    </w:p>
+    <w:p>
+      <w:pPr>
+        <w:spacing w:afterLines="24" w:after="57" w:line="288" w:lineRule="auto"/>
+      </w:pPr>
+    </w:p>
+    <w:p>
+      <w:pPr>
+        <w:spacing w:afterLines="24" w:after="57" w:line="288" w:lineRule="auto"/>
+        <w:rPr>
+          <w:b/>
+          <w:bCs/>
+        </w:rPr>
+      </w:pPr>
+    </w:p>
+    <w:p>
+      <w:pPr>
+        <w:rPr>
+          <w:b/>
+          <w:bCs/>
+          <w:sz w:val="28"/>
+          <w:szCs w:val="28"/>
+        </w:rPr>
+      </w:pPr>
+      <w:r>
+        <w:rPr>
+          <w:b/>
+          <w:bCs/>
+          <w:sz w:val="28"/>
+          <w:szCs w:val="28"/>
+        </w:rPr>
+        <w:br w:type="page"/>
+      </w:r>
+    </w:p>
+    <w:p>
+      <w:pPr>
+        <w:spacing w:afterLines="24" w:after="57" w:line="288" w:lineRule="auto"/>
+        <w:rPr>
+          <w:b/>
+          <w:bCs/>
+          <w:sz w:val="28"/>
+          <w:szCs w:val="28"/>
+        </w:rPr>
+      </w:pPr>
+      <w:r>
+        <w:rPr>
+          <w:b/>
+          <w:bCs/>
+          <w:sz w:val="28"/>
+          <w:szCs w:val="28"/>
+        </w:rPr>
         <w:lastRenderedPageBreak/>
-        <w:t>een</w:t>
+        <w:t xml:space="preserve">3.9 </w:t>
+      </w:r>
+      <w:r>
+        <w:rPr>
+          <w:b/>
+          <w:bCs/>
+          <w:sz w:val="28"/>
+          <w:szCs w:val="28"/>
+        </w:rPr>
+        <w:t xml:space="preserve">Hover-functionaliteit voor </w:t>
+      </w:r>
+      <w:proofErr w:type="spellStart"/>
+      <w:r>
+        <w:rPr>
+          <w:b/>
+          <w:bCs/>
+          <w:sz w:val="28"/>
+          <w:szCs w:val="28"/>
+        </w:rPr>
+        <w:t>parent</w:t>
+      </w:r>
+      <w:proofErr w:type="spellEnd"/>
+      <w:r>
+        <w:rPr>
+          <w:b/>
+          <w:bCs/>
+          <w:sz w:val="28"/>
+          <w:szCs w:val="28"/>
+        </w:rPr>
+        <w:t>-context</w:t>
+      </w:r>
+    </w:p>
+    <w:p>
+      <w:pPr>
+        <w:spacing w:afterLines="24" w:after="57" w:line="288" w:lineRule="auto"/>
+        <w:rPr>
+          <w:b/>
+          <w:bCs/>
+          <w:sz w:val="28"/>
+          <w:szCs w:val="28"/>
+        </w:rPr>
+      </w:pPr>
+    </w:p>
+    <w:p>
+      <w:pPr>
+        <w:spacing w:afterLines="24" w:after="57" w:line="288" w:lineRule="auto"/>
+      </w:pPr>
+      <w:r>
+        <w:t xml:space="preserve">In zowel de boomvisualisatie als het filterzijpaneel wordt bij </w:t>
+      </w:r>
+      <w:proofErr w:type="spellStart"/>
+      <w:r>
+        <w:t>hover</w:t>
+      </w:r>
+      <w:proofErr w:type="spellEnd"/>
+      <w:r>
+        <w:t xml:space="preserve"> over een node de directe </w:t>
+      </w:r>
+      <w:proofErr w:type="spellStart"/>
+      <w:r>
+        <w:t>parent</w:t>
+      </w:r>
+      <w:proofErr w:type="spellEnd"/>
+      <w:r>
+        <w:t xml:space="preserve"> getoond, zodat de hiërarchische context expliciet zichtbaar blijft tijdens interactie. In de boom ondersteunt dit snelle oriëntatie bij complexe structuren zonder terug scrollen, terwijl het in het filterzijpaneel gebruikers toelaat gefilterde </w:t>
+      </w:r>
+      <w:proofErr w:type="spellStart"/>
+      <w:r>
+        <w:t>nodes</w:t>
+      </w:r>
+      <w:proofErr w:type="spellEnd"/>
+      <w:r>
+        <w:t xml:space="preserve"> (bijv. alle </w:t>
+      </w:r>
+      <w:proofErr w:type="spellStart"/>
+      <w:r>
+        <w:t>Weaknesses</w:t>
+      </w:r>
+      <w:proofErr w:type="spellEnd"/>
+      <w:r>
+        <w:t>) te inspecteren zonder de volledige boompositie te traceren</w:t>
+      </w:r>
+      <w:r>
+        <w:t>.</w:t>
       </w:r>
       <w:r>
         <w:t xml:space="preserve"> </w:t>
       </w:r>
       <w:r>
-        <w:t xml:space="preserve">visuele </w:t>
-      </w:r>
-      <w:proofErr w:type="spellStart"/>
-      <w:r>
-        <w:t>highlighting</w:t>
-      </w:r>
-      <w:proofErr w:type="spellEnd"/>
-      <w:r>
-        <w:t xml:space="preserve"> (bijv. border- of kleurverandering) en </w:t>
-      </w:r>
-      <w:proofErr w:type="spellStart"/>
-      <w:r>
-        <w:t>scrolling</w:t>
-      </w:r>
-      <w:proofErr w:type="spellEnd"/>
-      <w:r>
-        <w:t xml:space="preserve"> naar de relevante positie in de </w:t>
-      </w:r>
-      <w:r>
-        <w:t>boom</w:t>
-      </w:r>
-      <w:r>
-        <w:t>.</w:t>
-      </w:r>
-    </w:p>
-    <w:p>
-      <w:pPr>
-        <w:rPr>
-          <w:b/>
-          <w:bCs/>
-        </w:rPr>
-      </w:pPr>
-      <w:r>
-        <w:t xml:space="preserve">Deze implementatie verbindt de abstracte datastructuur (statussen, </w:t>
-      </w:r>
-      <w:proofErr w:type="spellStart"/>
-      <w:r>
-        <w:t>danger</w:t>
-      </w:r>
-      <w:proofErr w:type="spellEnd"/>
-      <w:r>
-        <w:t xml:space="preserve"> ratings, </w:t>
+        <w:t xml:space="preserve">De </w:t>
       </w:r>
       <w:proofErr w:type="spellStart"/>
       <w:r>
@@ -1988,167 +2872,6 @@
       </w:r>
       <w:proofErr w:type="spellEnd"/>
       <w:r>
-        <w:t>-relaties) naadloos met concrete interface-interacties, waardoor gebruikers zowel lokale detailanalyse als globale oriëntatie kunnen uitvoeren zonder significante contextverlies.</w:t>
-      </w:r>
-      <w:r>
-        <w:t xml:space="preserve"> </w:t>
-      </w:r>
-      <w:r>
-        <w:t xml:space="preserve">Naast de visuele kleurcodering van </w:t>
-      </w:r>
-      <w:proofErr w:type="spellStart"/>
-      <w:r>
-        <w:t>nodes</w:t>
-      </w:r>
-      <w:proofErr w:type="spellEnd"/>
-      <w:r>
-        <w:t xml:space="preserve"> wordt bovendien een letterlabel toegevoegd</w:t>
-      </w:r>
-      <w:r>
-        <w:t>,</w:t>
-      </w:r>
-      <w:r>
-        <w:t> </w:t>
-      </w:r>
-      <w:r>
-        <w:t>F</w:t>
-      </w:r>
-      <w:r>
-        <w:t> (</w:t>
-      </w:r>
-      <w:proofErr w:type="spellStart"/>
-      <w:r>
-        <w:t>Fortunately</w:t>
-      </w:r>
-      <w:proofErr w:type="spellEnd"/>
-      <w:r>
-        <w:t>) of </w:t>
-      </w:r>
-      <w:r>
-        <w:t>U</w:t>
-      </w:r>
-      <w:r>
-        <w:t> (</w:t>
-      </w:r>
-      <w:proofErr w:type="spellStart"/>
-      <w:r>
-        <w:t>Unfortunately</w:t>
-      </w:r>
-      <w:proofErr w:type="spellEnd"/>
-      <w:r>
-        <w:t>)</w:t>
-      </w:r>
-      <w:r>
-        <w:t xml:space="preserve">, </w:t>
-      </w:r>
-      <w:r>
-        <w:t xml:space="preserve">dat semantisch aangeeft of de node een positief dan wel negatief geëvalueerde uitkomst vertegenwoordigt. Dit bevordert snelle interpretatie, vooral bij </w:t>
-      </w:r>
-      <w:proofErr w:type="spellStart"/>
-      <w:r>
-        <w:t>dense</w:t>
-      </w:r>
-      <w:proofErr w:type="spellEnd"/>
-      <w:r>
-        <w:t xml:space="preserve"> weergaven of wanneer kleuronderscheid minder prominent is.</w:t>
-      </w:r>
-    </w:p>
-    <w:p>
-      <w:pPr>
-        <w:rPr>
-          <w:b/>
-          <w:bCs/>
-          <w:sz w:val="28"/>
-          <w:szCs w:val="28"/>
-        </w:rPr>
-      </w:pPr>
-      <w:r>
-        <w:rPr>
-          <w:b/>
-          <w:bCs/>
-          <w:sz w:val="28"/>
-          <w:szCs w:val="28"/>
-        </w:rPr>
-        <w:t xml:space="preserve">Hover-functionaliteit voor </w:t>
-      </w:r>
-      <w:proofErr w:type="spellStart"/>
-      <w:r>
-        <w:rPr>
-          <w:b/>
-          <w:bCs/>
-          <w:sz w:val="28"/>
-          <w:szCs w:val="28"/>
-        </w:rPr>
-        <w:t>parent</w:t>
-      </w:r>
-      <w:proofErr w:type="spellEnd"/>
-      <w:r>
-        <w:rPr>
-          <w:b/>
-          <w:bCs/>
-          <w:sz w:val="28"/>
-          <w:szCs w:val="28"/>
-        </w:rPr>
-        <w:t>-context</w:t>
-      </w:r>
-    </w:p>
-    <w:p>
-      <w:pPr>
-        <w:rPr>
-          <w:b/>
-          <w:bCs/>
-        </w:rPr>
-      </w:pPr>
-      <w:r>
-        <w:t xml:space="preserve">In zowel de boomvisualisatie als het filterzijpaneel wordt bij </w:t>
-      </w:r>
-      <w:proofErr w:type="spellStart"/>
-      <w:r>
-        <w:t>hover</w:t>
-      </w:r>
-      <w:proofErr w:type="spellEnd"/>
-      <w:r>
-        <w:t xml:space="preserve"> over een node de directe </w:t>
-      </w:r>
-      <w:proofErr w:type="spellStart"/>
-      <w:r>
-        <w:t>parent</w:t>
-      </w:r>
-      <w:proofErr w:type="spellEnd"/>
-      <w:r>
-        <w:t xml:space="preserve"> getoond, zodat de hiërarchische context expliciet zichtbaar blijft tijdens interactie. In de boom ondersteunt dit snelle oriëntatie bij complexe structuren zonder terug scrollen, terwijl het in het filterzijpaneel gebruikers toelaat gefilterde </w:t>
-      </w:r>
-      <w:proofErr w:type="spellStart"/>
-      <w:r>
-        <w:t>nodes</w:t>
-      </w:r>
-      <w:proofErr w:type="spellEnd"/>
-      <w:r>
-        <w:t xml:space="preserve"> (bijv. alle </w:t>
-      </w:r>
-      <w:proofErr w:type="spellStart"/>
-      <w:r>
-        <w:t>Weaknesses</w:t>
-      </w:r>
-      <w:proofErr w:type="spellEnd"/>
-      <w:r>
-        <w:t>) te inspecteren zonder de volledige boompositie te traceren</w:t>
-      </w:r>
-      <w:r>
-        <w:t>.</w:t>
-      </w:r>
-      <w:r>
-        <w:t xml:space="preserve"> </w:t>
-      </w:r>
-      <w:r>
-        <w:t xml:space="preserve">De </w:t>
-      </w:r>
-      <w:proofErr w:type="spellStart"/>
-      <w:r>
-        <w:t>parent</w:t>
-      </w:r>
-      <w:proofErr w:type="spellEnd"/>
-      <w:r>
         <w:t xml:space="preserve">-weergave voorkomt dat kritieke relaties verloren gaan in een lijstcontext en biedt snelle contextuele inspectie vóór navigatie (bijv. "welke </w:t>
       </w:r>
       <w:proofErr w:type="spellStart"/>
@@ -2170,13 +2893,39 @@
     </w:p>
     <w:p>
       <w:pPr>
-        <w:rPr>
-          <w:b/>
-          <w:bCs/>
-          <w:sz w:val="28"/>
-          <w:szCs w:val="28"/>
-        </w:rPr>
-      </w:pPr>
+        <w:spacing w:afterLines="24" w:after="57" w:line="288" w:lineRule="auto"/>
+      </w:pPr>
+    </w:p>
+    <w:p>
+      <w:pPr>
+        <w:spacing w:afterLines="24" w:after="57" w:line="288" w:lineRule="auto"/>
+        <w:rPr>
+          <w:b/>
+          <w:bCs/>
+          <w:sz w:val="28"/>
+          <w:szCs w:val="28"/>
+        </w:rPr>
+      </w:pPr>
+    </w:p>
+    <w:p>
+      <w:pPr>
+        <w:spacing w:afterLines="24" w:after="57" w:line="288" w:lineRule="auto"/>
+        <w:rPr>
+          <w:b/>
+          <w:bCs/>
+          <w:sz w:val="28"/>
+          <w:szCs w:val="28"/>
+        </w:rPr>
+      </w:pPr>
+      <w:r>
+        <w:rPr>
+          <w:b/>
+          <w:bCs/>
+          <w:sz w:val="28"/>
+          <w:szCs w:val="28"/>
+        </w:rPr>
+        <w:t xml:space="preserve">3.10 </w:t>
+      </w:r>
       <w:r>
         <w:rPr>
           <w:b/>
@@ -2197,6 +2946,20 @@
       </w:r>
     </w:p>
     <w:p>
+      <w:pPr>
+        <w:spacing w:afterLines="24" w:after="57" w:line="288" w:lineRule="auto"/>
+        <w:rPr>
+          <w:b/>
+          <w:bCs/>
+          <w:sz w:val="28"/>
+          <w:szCs w:val="28"/>
+        </w:rPr>
+      </w:pPr>
+    </w:p>
+    <w:p>
+      <w:pPr>
+        <w:spacing w:afterLines="24" w:after="57" w:line="288" w:lineRule="auto"/>
+      </w:pPr>
       <w:r>
         <w:t xml:space="preserve">In de implementatie is ondersteuning vooral uitgewerkt met </w:t>
       </w:r>
@@ -2228,13 +2991,33 @@
     </w:p>
     <w:p>
       <w:pPr>
-        <w:rPr>
-          <w:b/>
-          <w:bCs/>
-          <w:sz w:val="28"/>
-          <w:szCs w:val="28"/>
-        </w:rPr>
-      </w:pPr>
+        <w:spacing w:afterLines="24" w:after="57" w:line="288" w:lineRule="auto"/>
+      </w:pPr>
+    </w:p>
+    <w:p>
+      <w:pPr>
+        <w:spacing w:afterLines="24" w:after="57" w:line="288" w:lineRule="auto"/>
+      </w:pPr>
+    </w:p>
+    <w:p>
+      <w:pPr>
+        <w:spacing w:afterLines="24" w:after="57" w:line="288" w:lineRule="auto"/>
+        <w:rPr>
+          <w:b/>
+          <w:bCs/>
+          <w:sz w:val="28"/>
+          <w:szCs w:val="28"/>
+        </w:rPr>
+      </w:pPr>
+      <w:r>
+        <w:rPr>
+          <w:b/>
+          <w:bCs/>
+          <w:sz w:val="28"/>
+          <w:szCs w:val="28"/>
+        </w:rPr>
+        <w:t xml:space="preserve">3.11 </w:t>
+      </w:r>
       <w:r>
         <w:rPr>
           <w:b/>
@@ -2298,6 +3081,20 @@
       <w:proofErr w:type="spellEnd"/>
     </w:p>
     <w:p>
+      <w:pPr>
+        <w:spacing w:afterLines="24" w:after="57" w:line="288" w:lineRule="auto"/>
+        <w:rPr>
+          <w:b/>
+          <w:bCs/>
+          <w:sz w:val="28"/>
+          <w:szCs w:val="28"/>
+        </w:rPr>
+      </w:pPr>
+    </w:p>
+    <w:p>
+      <w:pPr>
+        <w:spacing w:afterLines="24" w:after="57" w:line="288" w:lineRule="auto"/>
+      </w:pPr>
       <w:r>
         <w:t xml:space="preserve">Het ontwerp en de implementatie van de </w:t>
       </w:r>
@@ -2378,6 +3175,7 @@
           <w:ilvl w:val="0"/>
           <w:numId w:val="8"/>
         </w:numPr>
+        <w:spacing w:afterLines="24" w:after="57" w:line="288" w:lineRule="auto"/>
       </w:pPr>
       <w:r>
         <w:rPr>
@@ -2438,7 +3236,6 @@
       </w:r>
       <w:proofErr w:type="spellStart"/>
       <w:r>
-        <w:lastRenderedPageBreak/>
         <w:t>shield</w:t>
       </w:r>
       <w:proofErr w:type="spellEnd"/>
@@ -2481,7 +3278,11 @@
         <w:t xml:space="preserve"> </w:t>
       </w:r>
       <w:r>
-        <w:t>hoeveel zwaktes en aannames zich in elke status bevinden. De “</w:t>
+        <w:t xml:space="preserve">hoeveel zwaktes en aannames zich in elke status bevinden. </w:t>
+      </w:r>
+      <w:r>
+        <w:lastRenderedPageBreak/>
+        <w:t>De “</w:t>
       </w:r>
       <w:proofErr w:type="spellStart"/>
       <w:r>
@@ -2523,6 +3324,7 @@
           <w:ilvl w:val="0"/>
           <w:numId w:val="8"/>
         </w:numPr>
+        <w:spacing w:afterLines="24" w:after="57" w:line="288" w:lineRule="auto"/>
       </w:pPr>
       <w:r>
         <w:rPr>
@@ -2672,6 +3474,7 @@
           <w:ilvl w:val="0"/>
           <w:numId w:val="8"/>
         </w:numPr>
+        <w:spacing w:afterLines="24" w:after="57" w:line="288" w:lineRule="auto"/>
       </w:pPr>
       <w:r>
         <w:rPr>
@@ -2763,6 +3566,7 @@
           <w:ilvl w:val="0"/>
           <w:numId w:val="8"/>
         </w:numPr>
+        <w:spacing w:afterLines="24" w:after="57" w:line="288" w:lineRule="auto"/>
       </w:pPr>
       <w:r>
         <w:rPr>
@@ -2905,13 +3709,13 @@
           <w:ilvl w:val="0"/>
           <w:numId w:val="8"/>
         </w:numPr>
-      </w:pPr>
-      <w:r>
-        <w:rPr>
-          <w:b/>
-          <w:bCs/>
-        </w:rPr>
-        <w:lastRenderedPageBreak/>
+        <w:spacing w:afterLines="24" w:after="57" w:line="288" w:lineRule="auto"/>
+      </w:pPr>
+      <w:r>
+        <w:rPr>
+          <w:b/>
+          <w:bCs/>
+        </w:rPr>
         <w:t>Foutpreventie</w:t>
       </w:r>
       <w:r>
@@ -2940,7 +3744,11 @@
       </w:r>
       <w:proofErr w:type="spellEnd"/>
       <w:r>
-        <w:t>) op basis van het level van de ouder, waardoor semantisch inconsistente ketens vermeden worden. Destructieve acties zoals het verwijderen van een knoop of het resetten van de volledige boom vereisen expliciete bevestiging via </w:t>
+        <w:t xml:space="preserve">) op basis van het level van de </w:t>
+      </w:r>
+      <w:r>
+        <w:lastRenderedPageBreak/>
+        <w:t>ouder, waardoor semantisch inconsistente ketens vermeden worden. Destructieve acties zoals het verwijderen van een knoop of het resetten van de volledige boom vereisen expliciete bevestiging via </w:t>
       </w:r>
       <w:proofErr w:type="spellStart"/>
       <w:r>
@@ -2986,6 +3794,7 @@
           <w:ilvl w:val="0"/>
           <w:numId w:val="8"/>
         </w:numPr>
+        <w:spacing w:afterLines="24" w:after="57" w:line="288" w:lineRule="auto"/>
       </w:pPr>
       <w:r>
         <w:rPr>
@@ -3133,6 +3942,7 @@
           <w:ilvl w:val="0"/>
           <w:numId w:val="8"/>
         </w:numPr>
+        <w:spacing w:afterLines="24" w:after="57" w:line="288" w:lineRule="auto"/>
       </w:pPr>
       <w:r>
         <w:rPr>
@@ -3209,6 +4019,7 @@
           <w:ilvl w:val="0"/>
           <w:numId w:val="8"/>
         </w:numPr>
+        <w:spacing w:afterLines="24" w:after="57" w:line="288" w:lineRule="auto"/>
       </w:pPr>
       <w:r>
         <w:rPr>
@@ -3231,11 +4042,7 @@
       </w:r>
       <w:proofErr w:type="spellEnd"/>
       <w:r>
-        <w:t xml:space="preserve"> (group-hover:opacity-100), </w:t>
-      </w:r>
-      <w:r>
-        <w:lastRenderedPageBreak/>
-        <w:t>waardoor de standaardweergave relatief schoon blijft. De rechterzijbalk is standaard samengevouwen tot compacte “</w:t>
+        <w:t xml:space="preserve"> (group-hover:opacity-100), waardoor de standaardweergave relatief schoon blijft. De rechterzijbalk is standaard samengevouwen tot compacte “</w:t>
       </w:r>
       <w:proofErr w:type="spellStart"/>
       <w:r>
@@ -3252,6 +4059,7 @@
           <w:ilvl w:val="0"/>
           <w:numId w:val="8"/>
         </w:numPr>
+        <w:spacing w:afterLines="24" w:after="57" w:line="288" w:lineRule="auto"/>
       </w:pPr>
       <w:r>
         <w:rPr>
@@ -3321,6 +4129,13 @@
           <w:ilvl w:val="0"/>
           <w:numId w:val="8"/>
         </w:numPr>
+        <w:spacing w:afterLines="24" w:after="57" w:line="288" w:lineRule="auto"/>
+        <w:rPr>
+          <w:b/>
+          <w:bCs/>
+          <w:sz w:val="28"/>
+          <w:szCs w:val="28"/>
+        </w:rPr>
       </w:pPr>
       <w:r>
         <w:rPr>
@@ -3454,13 +4269,45 @@
     </w:p>
     <w:p>
       <w:pPr>
-        <w:rPr>
-          <w:b/>
-          <w:bCs/>
-          <w:sz w:val="28"/>
-          <w:szCs w:val="28"/>
-        </w:rPr>
-      </w:pPr>
+        <w:spacing w:afterLines="24" w:after="57" w:line="288" w:lineRule="auto"/>
+        <w:rPr>
+          <w:b/>
+          <w:bCs/>
+          <w:sz w:val="28"/>
+          <w:szCs w:val="28"/>
+        </w:rPr>
+      </w:pPr>
+    </w:p>
+    <w:p>
+      <w:pPr>
+        <w:spacing w:afterLines="24" w:after="57" w:line="288" w:lineRule="auto"/>
+        <w:rPr>
+          <w:b/>
+          <w:bCs/>
+          <w:sz w:val="28"/>
+          <w:szCs w:val="28"/>
+        </w:rPr>
+      </w:pPr>
+    </w:p>
+    <w:p>
+      <w:pPr>
+        <w:spacing w:afterLines="24" w:after="57" w:line="288" w:lineRule="auto"/>
+        <w:rPr>
+          <w:b/>
+          <w:bCs/>
+          <w:sz w:val="28"/>
+          <w:szCs w:val="28"/>
+        </w:rPr>
+      </w:pPr>
+      <w:r>
+        <w:rPr>
+          <w:b/>
+          <w:bCs/>
+          <w:sz w:val="28"/>
+          <w:szCs w:val="28"/>
+        </w:rPr>
+        <w:t xml:space="preserve">3.12 </w:t>
+      </w:r>
       <w:r>
         <w:rPr>
           <w:b/>
@@ -3472,6 +4319,20 @@
       </w:r>
     </w:p>
     <w:p>
+      <w:pPr>
+        <w:spacing w:afterLines="24" w:after="57" w:line="288" w:lineRule="auto"/>
+        <w:rPr>
+          <w:b/>
+          <w:bCs/>
+          <w:sz w:val="28"/>
+          <w:szCs w:val="28"/>
+        </w:rPr>
+      </w:pPr>
+    </w:p>
+    <w:p>
+      <w:pPr>
+        <w:spacing w:afterLines="24" w:after="57" w:line="288" w:lineRule="auto"/>
+      </w:pPr>
       <w:r>
         <w:t xml:space="preserve">De huidige codebasis is opgezet als </w:t>
       </w:r>
@@ -3495,6 +4356,7 @@
           <w:ilvl w:val="0"/>
           <w:numId w:val="5"/>
         </w:numPr>
+        <w:spacing w:afterLines="24" w:after="57" w:line="288" w:lineRule="auto"/>
       </w:pPr>
       <w:r>
         <w:t xml:space="preserve">opslag gebeurt lokaal en er is nog geen integratie met een backend of externe </w:t>
@@ -3515,6 +4377,7 @@
           <w:ilvl w:val="0"/>
           <w:numId w:val="5"/>
         </w:numPr>
+        <w:spacing w:afterLines="24" w:after="57" w:line="288" w:lineRule="auto"/>
       </w:pPr>
       <w:r>
         <w:t xml:space="preserve">er is geen </w:t>
@@ -3543,6 +4406,7 @@
           <w:ilvl w:val="0"/>
           <w:numId w:val="5"/>
         </w:numPr>
+        <w:spacing w:afterLines="24" w:after="57" w:line="288" w:lineRule="auto"/>
       </w:pPr>
       <w:r>
         <w:t>performance</w:t>
@@ -3553,6 +4417,9 @@
       </w:r>
     </w:p>
     <w:p>
+      <w:pPr>
+        <w:spacing w:afterLines="24" w:after="57" w:line="288" w:lineRule="auto"/>
+      </w:pPr>
       <w:r>
         <w:t>Deze keuzes houden de implementatie beheersbaar en laten toe om de impact van de visualisatie</w:t>
       </w:r>
@@ -3575,6 +4442,36 @@
     </w:p>
     <w:p>
       <w:pPr>
+        <w:spacing w:afterLines="24" w:after="57" w:line="288" w:lineRule="auto"/>
+      </w:pPr>
+    </w:p>
+    <w:p>
+      <w:pPr>
+        <w:spacing w:afterLines="24" w:after="57" w:line="288" w:lineRule="auto"/>
+      </w:pPr>
+    </w:p>
+    <w:p>
+      <w:pPr>
+        <w:rPr>
+          <w:b/>
+          <w:bCs/>
+          <w:sz w:val="28"/>
+          <w:szCs w:val="28"/>
+        </w:rPr>
+      </w:pPr>
+      <w:r>
+        <w:rPr>
+          <w:b/>
+          <w:bCs/>
+          <w:sz w:val="28"/>
+          <w:szCs w:val="28"/>
+        </w:rPr>
+        <w:br w:type="page"/>
+      </w:r>
+    </w:p>
+    <w:p>
+      <w:pPr>
+        <w:spacing w:afterLines="24" w:after="57" w:line="288" w:lineRule="auto"/>
         <w:rPr>
           <w:b/>
           <w:bCs/>
@@ -3590,16 +4487,44 @@
           <w:szCs w:val="28"/>
         </w:rPr>
         <w:lastRenderedPageBreak/>
+        <w:t xml:space="preserve">3.13 </w:t>
+      </w:r>
+      <w:r>
+        <w:rPr>
+          <w:b/>
+          <w:bCs/>
+          <w:sz w:val="28"/>
+          <w:szCs w:val="28"/>
+        </w:rPr>
         <w:t>Gebruikersstudie</w:t>
       </w:r>
     </w:p>
     <w:p>
       <w:pPr>
-        <w:rPr>
-          <w:b/>
-          <w:bCs/>
-        </w:rPr>
-      </w:pPr>
+        <w:spacing w:afterLines="24" w:after="57" w:line="288" w:lineRule="auto"/>
+        <w:rPr>
+          <w:b/>
+          <w:bCs/>
+          <w:sz w:val="28"/>
+          <w:szCs w:val="28"/>
+        </w:rPr>
+      </w:pPr>
+    </w:p>
+    <w:p>
+      <w:pPr>
+        <w:spacing w:afterLines="24" w:after="57" w:line="288" w:lineRule="auto"/>
+        <w:rPr>
+          <w:b/>
+          <w:bCs/>
+        </w:rPr>
+      </w:pPr>
+      <w:r>
+        <w:rPr>
+          <w:b/>
+          <w:bCs/>
+        </w:rPr>
+        <w:t xml:space="preserve">3.13.1 </w:t>
+      </w:r>
       <w:r>
         <w:rPr>
           <w:b/>
@@ -3609,6 +4534,18 @@
       </w:r>
     </w:p>
     <w:p>
+      <w:pPr>
+        <w:spacing w:afterLines="24" w:after="57" w:line="288" w:lineRule="auto"/>
+        <w:rPr>
+          <w:b/>
+          <w:bCs/>
+        </w:rPr>
+      </w:pPr>
+    </w:p>
+    <w:p>
+      <w:pPr>
+        <w:spacing w:afterLines="24" w:after="57" w:line="288" w:lineRule="auto"/>
+      </w:pPr>
       <w:r>
         <w:t>De studie had als doel de bruikbaarheid, duidelijkheid en efficiëntie van de dreigingsmodelleringstool te evalueren bij het analyseren</w:t>
       </w:r>
@@ -3644,6 +4581,12 @@
       </w:r>
     </w:p>
     <w:p>
+      <w:pPr>
+        <w:spacing w:afterLines="24" w:after="57" w:line="288" w:lineRule="auto"/>
+        <w:rPr>
+          <w:rFonts w:ascii="Arial" w:hAnsi="Arial" w:cs="Arial"/>
+        </w:rPr>
+      </w:pPr>
       <w:r>
         <w:t xml:space="preserve">Deelnemers kregen eerst een introductie tot de </w:t>
       </w:r>
@@ -3738,11 +4681,32 @@
     </w:p>
     <w:p>
       <w:pPr>
-        <w:rPr>
-          <w:b/>
-          <w:bCs/>
-        </w:rPr>
-      </w:pPr>
+        <w:spacing w:afterLines="24" w:after="57" w:line="288" w:lineRule="auto"/>
+        <w:rPr>
+          <w:rFonts w:ascii="Arial" w:hAnsi="Arial" w:cs="Arial"/>
+        </w:rPr>
+      </w:pPr>
+    </w:p>
+    <w:p>
+      <w:pPr>
+        <w:spacing w:afterLines="24" w:after="57" w:line="288" w:lineRule="auto"/>
+      </w:pPr>
+    </w:p>
+    <w:p>
+      <w:pPr>
+        <w:spacing w:afterLines="24" w:after="57" w:line="288" w:lineRule="auto"/>
+        <w:rPr>
+          <w:b/>
+          <w:bCs/>
+        </w:rPr>
+      </w:pPr>
+      <w:r>
+        <w:rPr>
+          <w:b/>
+          <w:bCs/>
+        </w:rPr>
+        <w:t xml:space="preserve">3.13.2 </w:t>
+      </w:r>
       <w:r>
         <w:rPr>
           <w:b/>
@@ -3752,6 +4716,18 @@
       </w:r>
     </w:p>
     <w:p>
+      <w:pPr>
+        <w:spacing w:afterLines="24" w:after="57" w:line="288" w:lineRule="auto"/>
+        <w:rPr>
+          <w:b/>
+          <w:bCs/>
+        </w:rPr>
+      </w:pPr>
+    </w:p>
+    <w:p>
+      <w:pPr>
+        <w:spacing w:afterLines="24" w:after="57" w:line="288" w:lineRule="auto"/>
+      </w:pPr>
       <w:r>
         <w:t xml:space="preserve">De basisversie van de tool bevatte enkel kernfunctionaliteit: </w:t>
       </w:r>
@@ -3847,6 +4823,12 @@
       </w:r>
     </w:p>
     <w:p>
+      <w:pPr>
+        <w:spacing w:afterLines="24" w:after="57" w:line="288" w:lineRule="auto"/>
+        <w:rPr>
+          <w:rFonts w:ascii="Arial" w:hAnsi="Arial" w:cs="Arial"/>
+        </w:rPr>
+      </w:pPr>
       <w:r>
         <w:t>De uitgebreide versie bouwde hierop voort met bijkomende visualisatie</w:t>
       </w:r>
@@ -3917,11 +4899,32 @@
     </w:p>
     <w:p>
       <w:pPr>
-        <w:rPr>
-          <w:b/>
-          <w:bCs/>
-        </w:rPr>
-      </w:pPr>
+        <w:spacing w:afterLines="24" w:after="57" w:line="288" w:lineRule="auto"/>
+        <w:rPr>
+          <w:rFonts w:ascii="Arial" w:hAnsi="Arial" w:cs="Arial"/>
+        </w:rPr>
+      </w:pPr>
+    </w:p>
+    <w:p>
+      <w:pPr>
+        <w:spacing w:afterLines="24" w:after="57" w:line="288" w:lineRule="auto"/>
+      </w:pPr>
+    </w:p>
+    <w:p>
+      <w:pPr>
+        <w:spacing w:afterLines="24" w:after="57" w:line="288" w:lineRule="auto"/>
+        <w:rPr>
+          <w:b/>
+          <w:bCs/>
+        </w:rPr>
+      </w:pPr>
+      <w:r>
+        <w:rPr>
+          <w:b/>
+          <w:bCs/>
+        </w:rPr>
+        <w:t xml:space="preserve">3.13.3 </w:t>
+      </w:r>
       <w:r>
         <w:rPr>
           <w:b/>
@@ -3931,6 +4934,18 @@
       </w:r>
     </w:p>
     <w:p>
+      <w:pPr>
+        <w:spacing w:afterLines="24" w:after="57" w:line="288" w:lineRule="auto"/>
+        <w:rPr>
+          <w:b/>
+          <w:bCs/>
+        </w:rPr>
+      </w:pPr>
+    </w:p>
+    <w:p>
+      <w:pPr>
+        <w:spacing w:afterLines="24" w:after="57" w:line="288" w:lineRule="auto"/>
+      </w:pPr>
       <w:r>
         <w:t xml:space="preserve">Per </w:t>
       </w:r>
@@ -3987,7 +5002,11 @@
       </w:r>
       <w:proofErr w:type="spellEnd"/>
       <w:r>
-        <w:t xml:space="preserve"> ratings invullen, statussen correct toekennen en lijstjes van specifieke </w:t>
+        <w:t xml:space="preserve"> ratings invullen, statussen correct </w:t>
+      </w:r>
+      <w:r>
+        <w:lastRenderedPageBreak/>
+        <w:t xml:space="preserve">toekennen en lijstjes van specifieke </w:t>
       </w:r>
       <w:proofErr w:type="spellStart"/>
       <w:r>
@@ -4041,6 +5060,12 @@
       </w:r>
     </w:p>
     <w:p>
+      <w:pPr>
+        <w:spacing w:afterLines="24" w:after="57" w:line="288" w:lineRule="auto"/>
+        <w:rPr>
+          <w:rFonts w:ascii="Arial" w:hAnsi="Arial" w:cs="Arial"/>
+        </w:rPr>
+      </w:pPr>
       <w:r>
         <w:t xml:space="preserve">Daarnaast voerden deelnemers </w:t>
       </w:r>
@@ -4093,11 +5118,7 @@
       <w:proofErr w:type="spellEnd"/>
       <w:r>
         <w:noBreakHyphen/>
-        <w:t xml:space="preserve">keten </w:t>
-      </w:r>
-      <w:r>
-        <w:lastRenderedPageBreak/>
-        <w:t xml:space="preserve">tot aan een gekozen of gegeven node, als </w:t>
+        <w:t xml:space="preserve">keten tot aan een gekozen of gegeven node, als </w:t>
       </w:r>
       <w:r>
         <w:t>maatstaf</w:t>
@@ -4114,11 +5135,32 @@
     </w:p>
     <w:p>
       <w:pPr>
-        <w:rPr>
-          <w:b/>
-          <w:bCs/>
-        </w:rPr>
-      </w:pPr>
+        <w:spacing w:afterLines="24" w:after="57" w:line="288" w:lineRule="auto"/>
+        <w:rPr>
+          <w:rFonts w:ascii="Arial" w:hAnsi="Arial" w:cs="Arial"/>
+        </w:rPr>
+      </w:pPr>
+    </w:p>
+    <w:p>
+      <w:pPr>
+        <w:spacing w:afterLines="24" w:after="57" w:line="288" w:lineRule="auto"/>
+      </w:pPr>
+    </w:p>
+    <w:p>
+      <w:pPr>
+        <w:spacing w:afterLines="24" w:after="57" w:line="288" w:lineRule="auto"/>
+        <w:rPr>
+          <w:b/>
+          <w:bCs/>
+        </w:rPr>
+      </w:pPr>
+      <w:r>
+        <w:rPr>
+          <w:b/>
+          <w:bCs/>
+        </w:rPr>
+        <w:t xml:space="preserve">3.13.4 </w:t>
+      </w:r>
       <w:r>
         <w:rPr>
           <w:b/>
@@ -4128,6 +5170,18 @@
       </w:r>
     </w:p>
     <w:p>
+      <w:pPr>
+        <w:spacing w:afterLines="24" w:after="57" w:line="288" w:lineRule="auto"/>
+        <w:rPr>
+          <w:b/>
+          <w:bCs/>
+        </w:rPr>
+      </w:pPr>
+    </w:p>
+    <w:p>
+      <w:pPr>
+        <w:spacing w:afterLines="24" w:after="57" w:line="288" w:lineRule="auto"/>
+      </w:pPr>
       <w:r>
         <w:t>Tijdens de sessie werd het scherm van de deelnemer opgenomen en live gevolgd, zodat interactiepatronen en fouten later kwalitatief konden worden geanalyseerd. Na elke versie vulden deelnemers de UEQ in en beantwoordden ze open vragen over welke features nuttig waren, welke verbeterd konden worden en welke versie ze in een reële werksituatie zouden verkiezen.</w:t>
       </w:r>
@@ -4139,6 +5193,9 @@
       </w:r>
     </w:p>
     <w:p>
+      <w:pPr>
+        <w:spacing w:afterLines="24" w:after="57" w:line="288" w:lineRule="auto"/>
+      </w:pPr>
       <w:r>
         <w:t xml:space="preserve">De studie verzamelde zo zowel kwantitatieve </w:t>
       </w:r>
@@ -4173,11 +5230,33 @@
     </w:p>
     <w:p>
       <w:pPr>
-        <w:rPr>
-          <w:b/>
-          <w:bCs/>
-        </w:rPr>
-      </w:pPr>
+        <w:spacing w:afterLines="24" w:after="57" w:line="288" w:lineRule="auto"/>
+      </w:pPr>
+    </w:p>
+    <w:p>
+      <w:pPr>
+        <w:spacing w:afterLines="24" w:after="57" w:line="288" w:lineRule="auto"/>
+        <w:rPr>
+          <w:b/>
+          <w:bCs/>
+        </w:rPr>
+      </w:pPr>
+    </w:p>
+    <w:p>
+      <w:pPr>
+        <w:spacing w:afterLines="24" w:after="57" w:line="288" w:lineRule="auto"/>
+        <w:rPr>
+          <w:b/>
+          <w:bCs/>
+        </w:rPr>
+      </w:pPr>
+      <w:r>
+        <w:rPr>
+          <w:b/>
+          <w:bCs/>
+        </w:rPr>
+        <w:t xml:space="preserve">3.13.5 </w:t>
+      </w:r>
       <w:r>
         <w:rPr>
           <w:b/>
@@ -4212,6 +5291,18 @@
       <w:proofErr w:type="spellEnd"/>
     </w:p>
     <w:p>
+      <w:pPr>
+        <w:spacing w:afterLines="24" w:after="57" w:line="288" w:lineRule="auto"/>
+        <w:rPr>
+          <w:b/>
+          <w:bCs/>
+        </w:rPr>
+      </w:pPr>
+    </w:p>
+    <w:p>
+      <w:pPr>
+        <w:spacing w:afterLines="24" w:after="57" w:line="288" w:lineRule="auto"/>
+      </w:pPr>
       <w:r>
         <w:t xml:space="preserve">De User </w:t>
       </w:r>
@@ -4231,6 +5322,9 @@
       </w:r>
     </w:p>
     <w:p>
+      <w:pPr>
+        <w:spacing w:afterLines="24" w:after="57" w:line="288" w:lineRule="auto"/>
+      </w:pPr>
       <w:r>
         <w:t xml:space="preserve">Deze schalen omvatten zowel pragmatische bruikbaarheidsaspecten als hedonistische </w:t>
       </w:r>
@@ -4251,20 +5345,8 @@
     </w:p>
     <w:p>
       <w:pPr>
-        <w:rPr>
-          <w:b/>
-          <w:bCs/>
-        </w:rPr>
-      </w:pPr>
-      <w:r>
-        <w:rPr>
-          <w:b/>
-          <w:bCs/>
-        </w:rPr>
-        <w:t>Beschrijving van de UEQ-Schalen</w:t>
-      </w:r>
-    </w:p>
-    <w:p>
+        <w:spacing w:afterLines="24" w:after="57" w:line="288" w:lineRule="auto"/>
+      </w:pPr>
       <w:r>
         <w:t xml:space="preserve">De UEQ meet gebruikerservaring via gepaarde tegenstellingen op een 7-punts </w:t>
       </w:r>
@@ -4289,12 +5371,14 @@
           <w:ilvl w:val="0"/>
           <w:numId w:val="10"/>
         </w:numPr>
-      </w:pPr>
-      <w:r>
-        <w:rPr>
-          <w:b/>
-          <w:bCs/>
-        </w:rPr>
+        <w:spacing w:afterLines="24" w:after="57" w:line="288" w:lineRule="auto"/>
+      </w:pPr>
+      <w:r>
+        <w:rPr>
+          <w:b/>
+          <w:bCs/>
+        </w:rPr>
+        <w:lastRenderedPageBreak/>
         <w:t>Aantrekkelijkheid</w:t>
       </w:r>
       <w:r>
@@ -4313,6 +5397,7 @@
           <w:ilvl w:val="0"/>
           <w:numId w:val="10"/>
         </w:numPr>
+        <w:spacing w:afterLines="24" w:after="57" w:line="288" w:lineRule="auto"/>
       </w:pPr>
       <w:r>
         <w:rPr>
@@ -4337,6 +5422,7 @@
           <w:ilvl w:val="0"/>
           <w:numId w:val="10"/>
         </w:numPr>
+        <w:spacing w:afterLines="24" w:after="57" w:line="288" w:lineRule="auto"/>
       </w:pPr>
       <w:r>
         <w:rPr>
@@ -4361,6 +5447,7 @@
           <w:ilvl w:val="0"/>
           <w:numId w:val="10"/>
         </w:numPr>
+        <w:spacing w:afterLines="24" w:after="57" w:line="288" w:lineRule="auto"/>
       </w:pPr>
       <w:r>
         <w:rPr>
@@ -4385,13 +5472,13 @@
           <w:ilvl w:val="0"/>
           <w:numId w:val="10"/>
         </w:numPr>
-      </w:pPr>
-      <w:r>
-        <w:rPr>
-          <w:b/>
-          <w:bCs/>
-        </w:rPr>
-        <w:lastRenderedPageBreak/>
+        <w:spacing w:afterLines="24" w:after="57" w:line="288" w:lineRule="auto"/>
+      </w:pPr>
+      <w:r>
+        <w:rPr>
+          <w:b/>
+          <w:bCs/>
+        </w:rPr>
         <w:t>Stimulatie</w:t>
       </w:r>
       <w:r>
@@ -4410,6 +5497,7 @@
           <w:ilvl w:val="0"/>
           <w:numId w:val="10"/>
         </w:numPr>
+        <w:spacing w:afterLines="24" w:after="57" w:line="288" w:lineRule="auto"/>
       </w:pPr>
       <w:r>
         <w:rPr>
@@ -4430,17 +5518,49 @@
     </w:p>
     <w:p>
       <w:pPr>
-        <w:rPr>
-          <w:b/>
-          <w:bCs/>
-        </w:rPr>
-      </w:pPr>
-      <w:r>
-        <w:rPr>
-          <w:b/>
-          <w:bCs/>
-        </w:rPr>
-        <w:t xml:space="preserve">Relevantie voor dit </w:t>
+        <w:spacing w:afterLines="24" w:after="57" w:line="288" w:lineRule="auto"/>
+      </w:pPr>
+    </w:p>
+    <w:p>
+      <w:pPr>
+        <w:spacing w:afterLines="24" w:after="57" w:line="288" w:lineRule="auto"/>
+      </w:pPr>
+    </w:p>
+    <w:p>
+      <w:pPr>
+        <w:spacing w:afterLines="24" w:after="57" w:line="288" w:lineRule="auto"/>
+        <w:rPr>
+          <w:b/>
+          <w:bCs/>
+        </w:rPr>
+      </w:pPr>
+      <w:r>
+        <w:rPr>
+          <w:b/>
+          <w:bCs/>
+        </w:rPr>
+        <w:t xml:space="preserve">3.13.6 </w:t>
+      </w:r>
+      <w:r>
+        <w:rPr>
+          <w:b/>
+          <w:bCs/>
+        </w:rPr>
+        <w:t>Relevantie</w:t>
+      </w:r>
+      <w:r>
+        <w:rPr>
+          <w:b/>
+          <w:bCs/>
+        </w:rPr>
+        <w:t xml:space="preserve"> van UEQ</w:t>
+      </w:r>
+      <w:r>
+        <w:rPr>
+          <w:b/>
+          <w:bCs/>
+        </w:rPr>
+        <w:t xml:space="preserve"> voor dit </w:t>
       </w:r>
       <w:r>
         <w:rPr>
@@ -4458,6 +5578,18 @@
       </w:r>
     </w:p>
     <w:p>
+      <w:pPr>
+        <w:spacing w:afterLines="24" w:after="57" w:line="288" w:lineRule="auto"/>
+        <w:rPr>
+          <w:b/>
+          <w:bCs/>
+        </w:rPr>
+      </w:pPr>
+    </w:p>
+    <w:p>
+      <w:pPr>
+        <w:spacing w:afterLines="24" w:after="57" w:line="288" w:lineRule="auto"/>
+      </w:pPr>
       <w:r>
         <w:t xml:space="preserve">De UEQ biedt een robuuste, kwantitatieve methode voor het evalueren van gebruikersinterfaces in </w:t>
       </w:r>
@@ -4485,19 +5617,22 @@
       </w:r>
     </w:p>
     <w:p>
+      <w:pPr>
+        <w:spacing w:afterLines="24" w:after="57" w:line="288" w:lineRule="auto"/>
+      </w:pPr>
       <w:r>
         <w:t>In gebruikersstudies fungeert de UEQ als complementaire tool voor kwalitatieve methoden, ondersteund door eenvoudige statistische analyses via bijgeleverde Excel-sheets, en is gevalideerd in diverse HCI-contexten zoals mobiele gezondheidsapps en e-commerce, zoals beschreven in talrijke publicaties op de UEQ-website</w:t>
       </w:r>
-    </w:p>
-    <w:p/>
-    <w:p/>
-    <w:p>
+      <w:r>
+        <w:t>.</w:t>
+      </w:r>
       <w:r>
         <w:br w:type="page"/>
       </w:r>
     </w:p>
     <w:p>
       <w:pPr>
+        <w:spacing w:afterLines="24" w:after="57" w:line="288" w:lineRule="auto"/>
         <w:rPr>
           <w:b/>
           <w:bCs/>
@@ -4513,481 +5648,12 @@
           <w:szCs w:val="32"/>
         </w:rPr>
         <w:lastRenderedPageBreak/>
-        <w:t>Hoofdstuk 4: Resultaten</w:t>
-      </w:r>
-    </w:p>
-    <w:p>
-      <w:pPr>
-        <w:spacing w:before="100" w:beforeAutospacing="1" w:after="100" w:afterAutospacing="1" w:line="240" w:lineRule="auto"/>
-        <w:rPr>
-          <w:rFonts w:eastAsia="Times New Roman" w:cs="Times New Roman"/>
-          <w:kern w:val="0"/>
-          <w:lang w:eastAsia="nl-BE"/>
-          <w14:ligatures w14:val="none"/>
-        </w:rPr>
-      </w:pPr>
-      <w:r>
-        <w:rPr>
-          <w:rFonts w:eastAsia="Times New Roman" w:cs="Times New Roman"/>
-          <w:kern w:val="0"/>
-          <w:lang w:eastAsia="nl-BE"/>
-          <w14:ligatures w14:val="none"/>
-        </w:rPr>
-        <w:t>De resultaten wijzen erop dat versie 2 van de software, met de extra features, duidelijk als gebruiksvriendelijker, efficiënter en aantrekkelijker wordt ervaren dan versie 1.</w:t>
-      </w:r>
-    </w:p>
-    <w:p>
-      <w:pPr>
-        <w:spacing w:before="100" w:beforeAutospacing="1" w:after="100" w:afterAutospacing="1" w:line="240" w:lineRule="auto"/>
-        <w:rPr>
-          <w:rFonts w:eastAsia="Times New Roman" w:cs="Times New Roman"/>
-          <w:b/>
-          <w:bCs/>
-          <w:kern w:val="0"/>
-          <w:sz w:val="28"/>
-          <w:szCs w:val="28"/>
-          <w:lang w:eastAsia="nl-BE"/>
-          <w14:ligatures w14:val="none"/>
-        </w:rPr>
-      </w:pPr>
-      <w:r>
-        <w:rPr>
-          <w:rFonts w:eastAsia="Times New Roman" w:cs="Times New Roman"/>
-          <w:b/>
-          <w:bCs/>
-          <w:kern w:val="0"/>
-          <w:sz w:val="28"/>
-          <w:szCs w:val="28"/>
-          <w:lang w:eastAsia="nl-BE"/>
-          <w14:ligatures w14:val="none"/>
-        </w:rPr>
-        <w:t>Kwantitatieve UX-resultaten</w:t>
-      </w:r>
-    </w:p>
-    <w:p>
-      <w:pPr>
-        <w:spacing w:before="100" w:beforeAutospacing="1" w:after="100" w:afterAutospacing="1" w:line="240" w:lineRule="auto"/>
-        <w:rPr>
-          <w:rFonts w:eastAsia="Times New Roman" w:cs="Times New Roman"/>
-          <w:kern w:val="0"/>
-          <w:lang w:eastAsia="nl-BE"/>
-          <w14:ligatures w14:val="none"/>
-        </w:rPr>
-      </w:pPr>
-      <w:r>
-        <w:rPr>
-          <w:rFonts w:eastAsia="Times New Roman" w:cs="Times New Roman"/>
-          <w:kern w:val="0"/>
-          <w:lang w:eastAsia="nl-BE"/>
-          <w14:ligatures w14:val="none"/>
-        </w:rPr>
-        <w:t>In de UEQ-grafiek scoort versie 2 op alle dimensies (aantrekkelijkheid, transparantie, efficiëntie, bestuurbaarheid, stimulatie en originaliteit) positief, terwijl versie 1 op meerdere schalen negatief blijft. Vooral stimulatie en originaliteit maken een sterke sprong van uitgesproken negatieve beoordelingen in versie 1 naar sterk positieve beoordelingen in versie 2, wat wijst op een veel plezierigere en moderner aanvoelende interactie. Ook efficiëntie en aantrekkelijkheid verbeteren substantieel, wat suggereert dat gebruikers versie 2 als sneller, minder foutgevoelig en visueel aantrekkelijker ervaren.</w:t>
-      </w:r>
-    </w:p>
-    <w:p>
-      <w:pPr>
-        <w:spacing w:before="100" w:beforeAutospacing="1" w:after="100" w:afterAutospacing="1" w:line="240" w:lineRule="auto"/>
-        <w:rPr>
-          <w:rFonts w:eastAsia="Times New Roman" w:cs="Times New Roman"/>
-          <w:b/>
-          <w:bCs/>
-          <w:kern w:val="0"/>
-          <w:sz w:val="28"/>
-          <w:szCs w:val="28"/>
-          <w:lang w:eastAsia="nl-BE"/>
-          <w14:ligatures w14:val="none"/>
-        </w:rPr>
-      </w:pPr>
-      <w:r>
-        <w:rPr>
-          <w:rFonts w:eastAsia="Times New Roman" w:cs="Times New Roman"/>
-          <w:b/>
-          <w:bCs/>
-          <w:kern w:val="0"/>
-          <w:sz w:val="28"/>
-          <w:szCs w:val="28"/>
-          <w:lang w:eastAsia="nl-BE"/>
-          <w14:ligatures w14:val="none"/>
-        </w:rPr>
-        <w:t>Waardering van de toegevoegde features</w:t>
-      </w:r>
-    </w:p>
-    <w:p>
-      <w:pPr>
-        <w:spacing w:before="100" w:beforeAutospacing="1" w:after="100" w:afterAutospacing="1" w:line="240" w:lineRule="auto"/>
-        <w:rPr>
-          <w:rFonts w:eastAsia="Times New Roman" w:cs="Times New Roman"/>
-          <w:kern w:val="0"/>
-          <w:lang w:eastAsia="nl-BE"/>
-          <w14:ligatures w14:val="none"/>
-        </w:rPr>
-      </w:pPr>
-      <w:r>
-        <w:rPr>
-          <w:rFonts w:eastAsia="Times New Roman" w:cs="Times New Roman"/>
-          <w:kern w:val="0"/>
-          <w:lang w:eastAsia="nl-BE"/>
-          <w14:ligatures w14:val="none"/>
-        </w:rPr>
-        <w:t xml:space="preserve">De antwoorden op de open vragen sluiten nauw aan bij deze kwantitatieve resultaten. Deelnemers geven unaniem aan dat zij de taken makkelijker konden uitvoeren met versie 2 en noemen daarbij expliciet de aanwezigheid van filter- en sorteerfunctionaliteit, automatische </w:t>
-      </w:r>
-      <w:proofErr w:type="spellStart"/>
-      <w:r>
-        <w:rPr>
-          <w:rFonts w:eastAsia="Times New Roman" w:cs="Times New Roman"/>
-          <w:kern w:val="0"/>
-          <w:lang w:eastAsia="nl-BE"/>
-          <w14:ligatures w14:val="none"/>
-        </w:rPr>
-        <w:t>danger</w:t>
-      </w:r>
-      <w:proofErr w:type="spellEnd"/>
-      <w:r>
-        <w:rPr>
-          <w:rFonts w:eastAsia="Times New Roman" w:cs="Times New Roman"/>
-          <w:kern w:val="0"/>
-          <w:lang w:eastAsia="nl-BE"/>
-          <w14:ligatures w14:val="none"/>
-        </w:rPr>
-        <w:t xml:space="preserve">-ratingberekening en zoekmogelijkheden. Versie 2 vermindert de cognitieve belasting doordat gebruikers niet langer zelf hoeven te tellen of </w:t>
-      </w:r>
-      <w:proofErr w:type="spellStart"/>
-      <w:r>
-        <w:rPr>
-          <w:rFonts w:eastAsia="Times New Roman" w:cs="Times New Roman"/>
-          <w:kern w:val="0"/>
-          <w:lang w:eastAsia="nl-BE"/>
-          <w14:ligatures w14:val="none"/>
-        </w:rPr>
-        <w:t>danger</w:t>
-      </w:r>
-      <w:proofErr w:type="spellEnd"/>
-      <w:r>
-        <w:rPr>
-          <w:rFonts w:eastAsia="Times New Roman" w:cs="Times New Roman"/>
-          <w:kern w:val="0"/>
-          <w:lang w:eastAsia="nl-BE"/>
-          <w14:ligatures w14:val="none"/>
-        </w:rPr>
-        <w:t xml:space="preserve"> ratings manueel moeten berekenen; meerdere deelnemers beschrijven dat de nieuwe functies tijd besparen en de kans op fouten verkleinen. De filtering op basis van node-status komt herhaaldelijk als meest nuttig naar voren, gevolgd door het tellen van </w:t>
-      </w:r>
-      <w:proofErr w:type="spellStart"/>
-      <w:r>
-        <w:rPr>
-          <w:rFonts w:eastAsia="Times New Roman" w:cs="Times New Roman"/>
-          <w:kern w:val="0"/>
-          <w:lang w:eastAsia="nl-BE"/>
-          <w14:ligatures w14:val="none"/>
-        </w:rPr>
-        <w:t>nodes</w:t>
-      </w:r>
-      <w:proofErr w:type="spellEnd"/>
-      <w:r>
-        <w:rPr>
-          <w:rFonts w:eastAsia="Times New Roman" w:cs="Times New Roman"/>
-          <w:kern w:val="0"/>
-          <w:lang w:eastAsia="nl-BE"/>
-          <w14:ligatures w14:val="none"/>
-        </w:rPr>
-        <w:t xml:space="preserve"> per status en de highlight-functie bij klikken in de filterbalk.</w:t>
-      </w:r>
-    </w:p>
-    <w:p>
-      <w:pPr>
-        <w:spacing w:before="100" w:beforeAutospacing="1" w:after="100" w:afterAutospacing="1" w:line="240" w:lineRule="auto"/>
-        <w:rPr>
-          <w:rFonts w:eastAsia="Times New Roman" w:cs="Times New Roman"/>
-          <w:b/>
-          <w:bCs/>
-          <w:kern w:val="0"/>
-          <w:sz w:val="28"/>
-          <w:szCs w:val="28"/>
-          <w:lang w:eastAsia="nl-BE"/>
-          <w14:ligatures w14:val="none"/>
-        </w:rPr>
-      </w:pPr>
-      <w:r>
-        <w:rPr>
-          <w:rFonts w:eastAsia="Times New Roman" w:cs="Times New Roman"/>
-          <w:b/>
-          <w:bCs/>
-          <w:kern w:val="0"/>
-          <w:sz w:val="28"/>
-          <w:szCs w:val="28"/>
-          <w:lang w:eastAsia="nl-BE"/>
-          <w14:ligatures w14:val="none"/>
-        </w:rPr>
-        <w:t>Ervaren gebruiksgemak en voorkeur</w:t>
-      </w:r>
-    </w:p>
-    <w:p>
-      <w:pPr>
-        <w:spacing w:before="100" w:beforeAutospacing="1" w:after="100" w:afterAutospacing="1" w:line="240" w:lineRule="auto"/>
-        <w:rPr>
-          <w:rFonts w:eastAsia="Times New Roman" w:cs="Times New Roman"/>
-          <w:kern w:val="0"/>
-          <w:lang w:eastAsia="nl-BE"/>
-          <w14:ligatures w14:val="none"/>
-        </w:rPr>
-      </w:pPr>
-      <w:r>
-        <w:rPr>
-          <w:rFonts w:eastAsia="Times New Roman" w:cs="Times New Roman"/>
-          <w:kern w:val="0"/>
-          <w:lang w:eastAsia="nl-BE"/>
-          <w14:ligatures w14:val="none"/>
-        </w:rPr>
-        <w:t xml:space="preserve">Ook op visueel en </w:t>
-      </w:r>
-      <w:proofErr w:type="spellStart"/>
-      <w:r>
-        <w:rPr>
-          <w:rFonts w:eastAsia="Times New Roman" w:cs="Times New Roman"/>
-          <w:kern w:val="0"/>
-          <w:lang w:eastAsia="nl-BE"/>
-          <w14:ligatures w14:val="none"/>
-        </w:rPr>
-        <w:t>hedonisch</w:t>
-      </w:r>
-      <w:proofErr w:type="spellEnd"/>
-      <w:r>
-        <w:rPr>
-          <w:rFonts w:eastAsia="Times New Roman" w:cs="Times New Roman"/>
-          <w:kern w:val="0"/>
-          <w:lang w:eastAsia="nl-BE"/>
-          <w14:ligatures w14:val="none"/>
-        </w:rPr>
-        <w:t xml:space="preserve"> vlak wordt versie 2 duidelijk hoger gewaardeerd. Deelnemers omschrijven deze versie als visueel aantrekkelijker, met overzichtelijke kleuren, een duidelijkere GUI en iconen die de gebruiker door de taakflow begeleiden. Dit komt overeen met de verhoogde UEQ-scores op aantrekkelijkheid, stimulatie en originaliteit en bevestigt dat de nieuwe vormgeving niet alleen mooier oogt, maar ook de oriëntatie binnen de boomstructuur ondersteunt. Alle deelnemers geven aan dat zij in een realistische werksituatie versie 2 zouden verkiezen, omdat deze volgens hen efficiënter, duidelijker, makkelijker in gebruik en functioneler is dan versie 1.</w:t>
-      </w:r>
-    </w:p>
-    <w:p>
-      <w:pPr>
-        <w:spacing w:before="100" w:beforeAutospacing="1" w:after="100" w:afterAutospacing="1" w:line="240" w:lineRule="auto"/>
-        <w:rPr>
-          <w:rFonts w:eastAsia="Times New Roman" w:cs="Times New Roman"/>
-          <w:b/>
-          <w:bCs/>
-          <w:kern w:val="0"/>
-          <w:sz w:val="28"/>
-          <w:szCs w:val="28"/>
-          <w:lang w:eastAsia="nl-BE"/>
-          <w14:ligatures w14:val="none"/>
-        </w:rPr>
-      </w:pPr>
-      <w:r>
-        <w:rPr>
-          <w:rFonts w:eastAsia="Times New Roman" w:cs="Times New Roman"/>
-          <w:b/>
-          <w:bCs/>
-          <w:kern w:val="0"/>
-          <w:sz w:val="28"/>
-          <w:szCs w:val="28"/>
-          <w:lang w:eastAsia="nl-BE"/>
-          <w14:ligatures w14:val="none"/>
-        </w:rPr>
-        <w:t>Verbeterpunten en suggesties</w:t>
-      </w:r>
-    </w:p>
-    <w:p>
-      <w:pPr>
-        <w:spacing w:before="100" w:beforeAutospacing="1" w:after="100" w:afterAutospacing="1" w:line="240" w:lineRule="auto"/>
-        <w:rPr>
-          <w:rFonts w:eastAsia="Times New Roman" w:cs="Times New Roman"/>
-          <w:kern w:val="0"/>
-          <w:lang w:eastAsia="nl-BE"/>
-          <w14:ligatures w14:val="none"/>
-        </w:rPr>
-      </w:pPr>
-      <w:r>
-        <w:rPr>
-          <w:rFonts w:eastAsia="Times New Roman" w:cs="Times New Roman"/>
-          <w:kern w:val="0"/>
-          <w:lang w:eastAsia="nl-BE"/>
-          <w14:ligatures w14:val="none"/>
-        </w:rPr>
-        <w:t xml:space="preserve">Ondanks de duidelijke voorkeur voor versie 2 formuleren deelnemers ook concrete verbeterpunten, wat waardevolle input biedt voor verdere iteraties van het ontwerp. Genoemde suggesties zijn onder meer het compacter weergeven van de tree zodat er meer op het scherm past, intuïtievere manieren om </w:t>
-      </w:r>
-      <w:proofErr w:type="spellStart"/>
-      <w:r>
-        <w:rPr>
-          <w:rFonts w:eastAsia="Times New Roman" w:cs="Times New Roman"/>
-          <w:kern w:val="0"/>
-          <w:lang w:eastAsia="nl-BE"/>
-          <w14:ligatures w14:val="none"/>
-        </w:rPr>
-        <w:t>nodes</w:t>
-      </w:r>
-      <w:proofErr w:type="spellEnd"/>
-      <w:r>
-        <w:rPr>
-          <w:rFonts w:eastAsia="Times New Roman" w:cs="Times New Roman"/>
-          <w:kern w:val="0"/>
-          <w:lang w:eastAsia="nl-BE"/>
-          <w14:ligatures w14:val="none"/>
-        </w:rPr>
-        <w:t xml:space="preserve"> in en uit te klappen en snellere navigatie binnen lange branches. Daarnaast worden uitbreidingen rond </w:t>
-      </w:r>
-      <w:r>
-        <w:rPr>
-          <w:rFonts w:eastAsia="Times New Roman" w:cs="Times New Roman"/>
-          <w:kern w:val="0"/>
-          <w:lang w:eastAsia="nl-BE"/>
-          <w14:ligatures w14:val="none"/>
-        </w:rPr>
-        <w:lastRenderedPageBreak/>
-        <w:t xml:space="preserve">statusbeheer voorgesteld, zoals </w:t>
-      </w:r>
-      <w:proofErr w:type="spellStart"/>
-      <w:r>
-        <w:rPr>
-          <w:rFonts w:eastAsia="Times New Roman" w:cs="Times New Roman"/>
-          <w:kern w:val="0"/>
-          <w:lang w:eastAsia="nl-BE"/>
-          <w14:ligatures w14:val="none"/>
-        </w:rPr>
-        <w:t>custom</w:t>
-      </w:r>
-      <w:proofErr w:type="spellEnd"/>
-      <w:r>
-        <w:rPr>
-          <w:rFonts w:eastAsia="Times New Roman" w:cs="Times New Roman"/>
-          <w:kern w:val="0"/>
-          <w:lang w:eastAsia="nl-BE"/>
-          <w14:ligatures w14:val="none"/>
-        </w:rPr>
-        <w:t xml:space="preserve"> statussen, een duidelijkere indicatie van de </w:t>
-      </w:r>
-      <w:proofErr w:type="spellStart"/>
-      <w:r>
-        <w:rPr>
-          <w:rFonts w:eastAsia="Times New Roman" w:cs="Times New Roman"/>
-          <w:kern w:val="0"/>
-          <w:lang w:eastAsia="nl-BE"/>
-          <w14:ligatures w14:val="none"/>
-        </w:rPr>
-        <w:t>collapse</w:t>
-      </w:r>
-      <w:proofErr w:type="spellEnd"/>
-      <w:r>
-        <w:rPr>
-          <w:rFonts w:eastAsia="Times New Roman" w:cs="Times New Roman"/>
-          <w:kern w:val="0"/>
-          <w:lang w:eastAsia="nl-BE"/>
-          <w14:ligatures w14:val="none"/>
-        </w:rPr>
-        <w:t>/</w:t>
-      </w:r>
-      <w:proofErr w:type="spellStart"/>
-      <w:r>
-        <w:rPr>
-          <w:rFonts w:eastAsia="Times New Roman" w:cs="Times New Roman"/>
-          <w:kern w:val="0"/>
-          <w:lang w:eastAsia="nl-BE"/>
-          <w14:ligatures w14:val="none"/>
-        </w:rPr>
-        <w:t>expand</w:t>
-      </w:r>
-      <w:proofErr w:type="spellEnd"/>
-      <w:r>
-        <w:rPr>
-          <w:rFonts w:eastAsia="Times New Roman" w:cs="Times New Roman"/>
-          <w:kern w:val="0"/>
-          <w:lang w:eastAsia="nl-BE"/>
-          <w14:ligatures w14:val="none"/>
-        </w:rPr>
-        <w:t xml:space="preserve">-knoppen en een eenvoudigere manier om per ongeluk aangemaakte </w:t>
-      </w:r>
-      <w:proofErr w:type="spellStart"/>
-      <w:r>
-        <w:rPr>
-          <w:rFonts w:eastAsia="Times New Roman" w:cs="Times New Roman"/>
-          <w:kern w:val="0"/>
-          <w:lang w:eastAsia="nl-BE"/>
-          <w14:ligatures w14:val="none"/>
-        </w:rPr>
-        <w:t>nodes</w:t>
-      </w:r>
-      <w:proofErr w:type="spellEnd"/>
-      <w:r>
-        <w:rPr>
-          <w:rFonts w:eastAsia="Times New Roman" w:cs="Times New Roman"/>
-          <w:kern w:val="0"/>
-          <w:lang w:eastAsia="nl-BE"/>
-          <w14:ligatures w14:val="none"/>
-        </w:rPr>
-        <w:t xml:space="preserve"> te annuleren. Tot slot worden ideeën geopperd voor verdere kwaliteitsverbeteringen, zoals een globale knop om alle branches behalve de geselecteerde in te klappen, zoom op een specifieke </w:t>
-      </w:r>
-      <w:proofErr w:type="spellStart"/>
-      <w:r>
-        <w:rPr>
-          <w:rFonts w:eastAsia="Times New Roman" w:cs="Times New Roman"/>
-          <w:kern w:val="0"/>
-          <w:lang w:eastAsia="nl-BE"/>
-          <w14:ligatures w14:val="none"/>
-        </w:rPr>
-        <w:t>branch</w:t>
-      </w:r>
-      <w:proofErr w:type="spellEnd"/>
-      <w:r>
-        <w:rPr>
-          <w:rFonts w:eastAsia="Times New Roman" w:cs="Times New Roman"/>
-          <w:kern w:val="0"/>
-          <w:lang w:eastAsia="nl-BE"/>
-          <w14:ligatures w14:val="none"/>
-        </w:rPr>
-        <w:t xml:space="preserve"> als nieuwe tree en een zoekbalk binnen de filterbalk.</w:t>
-      </w:r>
-    </w:p>
-    <w:p>
-      <w:pPr>
-        <w:spacing w:before="100" w:beforeAutospacing="1" w:after="100" w:afterAutospacing="1" w:line="240" w:lineRule="auto"/>
-        <w:rPr>
-          <w:rFonts w:eastAsia="Times New Roman" w:cs="Times New Roman"/>
-          <w:b/>
-          <w:bCs/>
-          <w:kern w:val="0"/>
-          <w:sz w:val="28"/>
-          <w:szCs w:val="28"/>
-          <w:lang w:eastAsia="nl-BE"/>
-          <w14:ligatures w14:val="none"/>
-        </w:rPr>
-      </w:pPr>
-      <w:r>
-        <w:rPr>
-          <w:rFonts w:eastAsia="Times New Roman" w:cs="Times New Roman"/>
-          <w:b/>
-          <w:bCs/>
-          <w:kern w:val="0"/>
-          <w:sz w:val="28"/>
-          <w:szCs w:val="28"/>
-          <w:lang w:eastAsia="nl-BE"/>
-          <w14:ligatures w14:val="none"/>
-        </w:rPr>
-        <w:t>Synthese</w:t>
-      </w:r>
-    </w:p>
-    <w:p>
-      <w:pPr>
-        <w:spacing w:before="100" w:beforeAutospacing="1" w:after="100" w:afterAutospacing="1" w:line="240" w:lineRule="auto"/>
-        <w:rPr>
-          <w:rFonts w:eastAsia="Times New Roman" w:cs="Times New Roman"/>
-          <w:kern w:val="0"/>
-          <w:lang w:eastAsia="nl-BE"/>
-          <w14:ligatures w14:val="none"/>
-        </w:rPr>
-      </w:pPr>
-      <w:r>
-        <w:rPr>
-          <w:rFonts w:eastAsia="Times New Roman" w:cs="Times New Roman"/>
-          <w:kern w:val="0"/>
-          <w:lang w:eastAsia="nl-BE"/>
-          <w14:ligatures w14:val="none"/>
-        </w:rPr>
-        <w:t xml:space="preserve">Samenvattend tonen zowel de UEQ-scores als de open antwoorden dat het toevoegen van de nieuwe features leidt tot een verschuiving van een overwegend negatief naar een duidelijk positief UX-profiel. Versie 2 wordt door alle deelnemers als voorkeursversie beschouwd omdat deze tijd bespaart, fouten reduceert en een aantrekkelijker, overzichtelijker en intuïtiever ontwerp biedt, terwijl de geformuleerde suggesties tegelijk concrete aangrijpingspunten bieden voor verdere verfijning van de interface. </w:t>
-      </w:r>
-    </w:p>
-    <w:p>
-      <w:pPr>
+        <w:br w:type="page"/>
+      </w:r>
+    </w:p>
+    <w:p>
+      <w:pPr>
+        <w:spacing w:afterLines="24" w:after="57" w:line="288" w:lineRule="auto"/>
         <w:rPr>
           <w:b/>
           <w:bCs/>
@@ -5002,11 +5668,742 @@
           <w:sz w:val="32"/>
           <w:szCs w:val="32"/>
         </w:rPr>
-        <w:br w:type="page"/>
-      </w:r>
-    </w:p>
-    <w:p>
-      <w:pPr>
+        <w:lastRenderedPageBreak/>
+        <w:t>Hoofdstuk 4: Resultaten</w:t>
+      </w:r>
+    </w:p>
+    <w:p>
+      <w:pPr>
+        <w:spacing w:afterLines="24" w:after="57" w:line="288" w:lineRule="auto"/>
+        <w:rPr>
+          <w:b/>
+          <w:bCs/>
+        </w:rPr>
+      </w:pPr>
+    </w:p>
+    <w:p>
+      <w:pPr>
+        <w:spacing w:afterLines="24" w:after="57" w:line="288" w:lineRule="auto"/>
+        <w:rPr>
+          <w:rFonts w:eastAsia="Times New Roman" w:cs="Times New Roman"/>
+          <w:kern w:val="0"/>
+          <w:lang w:eastAsia="nl-BE"/>
+          <w14:ligatures w14:val="none"/>
+        </w:rPr>
+      </w:pPr>
+      <w:r>
+        <w:rPr>
+          <w:rFonts w:eastAsia="Times New Roman" w:cs="Times New Roman"/>
+          <w:kern w:val="0"/>
+          <w:lang w:eastAsia="nl-BE"/>
+          <w14:ligatures w14:val="none"/>
+        </w:rPr>
+        <w:t>De resultaten wijzen erop dat versie 2 van de software, met de extra features, duidelijk als gebruiksvriendelijker, efficiënter en aantrekkelijker wordt ervaren dan versie 1.</w:t>
+      </w:r>
+    </w:p>
+    <w:p>
+      <w:pPr>
+        <w:spacing w:afterLines="24" w:after="57" w:line="288" w:lineRule="auto"/>
+        <w:rPr>
+          <w:rFonts w:eastAsia="Times New Roman" w:cs="Times New Roman"/>
+          <w:kern w:val="0"/>
+          <w:lang w:eastAsia="nl-BE"/>
+          <w14:ligatures w14:val="none"/>
+        </w:rPr>
+      </w:pPr>
+    </w:p>
+    <w:p>
+      <w:pPr>
+        <w:spacing w:afterLines="24" w:after="57" w:line="288" w:lineRule="auto"/>
+        <w:rPr>
+          <w:rFonts w:eastAsia="Times New Roman" w:cs="Times New Roman"/>
+          <w:kern w:val="0"/>
+          <w:lang w:eastAsia="nl-BE"/>
+          <w14:ligatures w14:val="none"/>
+        </w:rPr>
+      </w:pPr>
+    </w:p>
+    <w:p>
+      <w:pPr>
+        <w:spacing w:afterLines="24" w:after="57" w:line="288" w:lineRule="auto"/>
+        <w:rPr>
+          <w:rFonts w:eastAsia="Times New Roman" w:cs="Times New Roman"/>
+          <w:b/>
+          <w:bCs/>
+          <w:kern w:val="0"/>
+          <w:sz w:val="28"/>
+          <w:szCs w:val="28"/>
+          <w:lang w:eastAsia="nl-BE"/>
+          <w14:ligatures w14:val="none"/>
+        </w:rPr>
+      </w:pPr>
+      <w:r>
+        <w:rPr>
+          <w:rFonts w:eastAsia="Times New Roman" w:cs="Times New Roman"/>
+          <w:b/>
+          <w:bCs/>
+          <w:kern w:val="0"/>
+          <w:sz w:val="28"/>
+          <w:szCs w:val="28"/>
+          <w:lang w:eastAsia="nl-BE"/>
+          <w14:ligatures w14:val="none"/>
+        </w:rPr>
+        <w:t xml:space="preserve">4.1 </w:t>
+      </w:r>
+      <w:r>
+        <w:rPr>
+          <w:rFonts w:eastAsia="Times New Roman" w:cs="Times New Roman"/>
+          <w:b/>
+          <w:bCs/>
+          <w:kern w:val="0"/>
+          <w:sz w:val="28"/>
+          <w:szCs w:val="28"/>
+          <w:lang w:eastAsia="nl-BE"/>
+          <w14:ligatures w14:val="none"/>
+        </w:rPr>
+        <w:t>Kwantitatieve UX-resultaten</w:t>
+      </w:r>
+    </w:p>
+    <w:p>
+      <w:pPr>
+        <w:spacing w:afterLines="24" w:after="57" w:line="288" w:lineRule="auto"/>
+        <w:rPr>
+          <w:rFonts w:eastAsia="Times New Roman" w:cs="Times New Roman"/>
+          <w:b/>
+          <w:bCs/>
+          <w:kern w:val="0"/>
+          <w:sz w:val="28"/>
+          <w:szCs w:val="28"/>
+          <w:lang w:eastAsia="nl-BE"/>
+          <w14:ligatures w14:val="none"/>
+        </w:rPr>
+      </w:pPr>
+    </w:p>
+    <w:p>
+      <w:pPr>
+        <w:spacing w:afterLines="24" w:after="57" w:line="288" w:lineRule="auto"/>
+        <w:rPr>
+          <w:rFonts w:eastAsia="Times New Roman" w:cs="Times New Roman"/>
+          <w:kern w:val="0"/>
+          <w:lang w:eastAsia="nl-BE"/>
+          <w14:ligatures w14:val="none"/>
+        </w:rPr>
+      </w:pPr>
+      <w:r>
+        <w:rPr>
+          <w:rFonts w:eastAsia="Times New Roman" w:cs="Times New Roman"/>
+          <w:kern w:val="0"/>
+          <w:lang w:eastAsia="nl-BE"/>
+          <w14:ligatures w14:val="none"/>
+        </w:rPr>
+        <w:t>In de UEQ-grafiek scoort versie 2 op alle dimensies (aantrekkelijkheid, transparantie, efficiëntie, bestuurbaarheid, stimulatie en originaliteit) positief, terwijl versie 1 op meerdere schalen negatief blijft. Vooral stimulatie en originaliteit maken een sterke sprong van uitgesproken negatieve beoordelingen in versie 1 naar sterk positieve beoordelingen in versie 2, wat wijst op een veel plezierigere en moderner aanvoelende interactie. Ook efficiëntie en aantrekkelijkheid verbeteren substantieel, wat suggereert dat gebruikers versie 2 als sneller, minder foutgevoelig en visueel aantrekkelijker ervaren.</w:t>
+      </w:r>
+    </w:p>
+    <w:p>
+      <w:pPr>
+        <w:spacing w:afterLines="24" w:after="57" w:line="288" w:lineRule="auto"/>
+        <w:rPr>
+          <w:rFonts w:eastAsia="Times New Roman" w:cs="Times New Roman"/>
+          <w:kern w:val="0"/>
+          <w:lang w:eastAsia="nl-BE"/>
+          <w14:ligatures w14:val="none"/>
+        </w:rPr>
+      </w:pPr>
+    </w:p>
+    <w:p>
+      <w:pPr>
+        <w:spacing w:afterLines="24" w:after="57" w:line="288" w:lineRule="auto"/>
+        <w:rPr>
+          <w:rFonts w:eastAsia="Times New Roman" w:cs="Times New Roman"/>
+          <w:kern w:val="0"/>
+          <w:lang w:eastAsia="nl-BE"/>
+          <w14:ligatures w14:val="none"/>
+        </w:rPr>
+      </w:pPr>
+    </w:p>
+    <w:p>
+      <w:pPr>
+        <w:spacing w:afterLines="24" w:after="57" w:line="288" w:lineRule="auto"/>
+        <w:rPr>
+          <w:rFonts w:eastAsia="Times New Roman" w:cs="Times New Roman"/>
+          <w:b/>
+          <w:bCs/>
+          <w:kern w:val="0"/>
+          <w:sz w:val="28"/>
+          <w:szCs w:val="28"/>
+          <w:lang w:eastAsia="nl-BE"/>
+          <w14:ligatures w14:val="none"/>
+        </w:rPr>
+      </w:pPr>
+      <w:r>
+        <w:rPr>
+          <w:rFonts w:eastAsia="Times New Roman" w:cs="Times New Roman"/>
+          <w:b/>
+          <w:bCs/>
+          <w:kern w:val="0"/>
+          <w:sz w:val="28"/>
+          <w:szCs w:val="28"/>
+          <w:lang w:eastAsia="nl-BE"/>
+          <w14:ligatures w14:val="none"/>
+        </w:rPr>
+        <w:t xml:space="preserve">4.2 </w:t>
+      </w:r>
+      <w:r>
+        <w:rPr>
+          <w:rFonts w:eastAsia="Times New Roman" w:cs="Times New Roman"/>
+          <w:b/>
+          <w:bCs/>
+          <w:kern w:val="0"/>
+          <w:sz w:val="28"/>
+          <w:szCs w:val="28"/>
+          <w:lang w:eastAsia="nl-BE"/>
+          <w14:ligatures w14:val="none"/>
+        </w:rPr>
+        <w:t>Waardering van de toegevoegde features</w:t>
+      </w:r>
+    </w:p>
+    <w:p>
+      <w:pPr>
+        <w:spacing w:afterLines="24" w:after="57" w:line="288" w:lineRule="auto"/>
+        <w:rPr>
+          <w:rFonts w:eastAsia="Times New Roman" w:cs="Times New Roman"/>
+          <w:b/>
+          <w:bCs/>
+          <w:kern w:val="0"/>
+          <w:sz w:val="28"/>
+          <w:szCs w:val="28"/>
+          <w:lang w:eastAsia="nl-BE"/>
+          <w14:ligatures w14:val="none"/>
+        </w:rPr>
+      </w:pPr>
+    </w:p>
+    <w:p>
+      <w:pPr>
+        <w:spacing w:afterLines="24" w:after="57" w:line="288" w:lineRule="auto"/>
+        <w:rPr>
+          <w:rFonts w:eastAsia="Times New Roman" w:cs="Times New Roman"/>
+          <w:kern w:val="0"/>
+          <w:lang w:eastAsia="nl-BE"/>
+          <w14:ligatures w14:val="none"/>
+        </w:rPr>
+      </w:pPr>
+      <w:r>
+        <w:rPr>
+          <w:rFonts w:eastAsia="Times New Roman" w:cs="Times New Roman"/>
+          <w:kern w:val="0"/>
+          <w:lang w:eastAsia="nl-BE"/>
+          <w14:ligatures w14:val="none"/>
+        </w:rPr>
+        <w:t xml:space="preserve">De antwoorden op de open vragen sluiten nauw aan bij deze kwantitatieve resultaten. Deelnemers geven unaniem aan dat zij de taken makkelijker konden uitvoeren met versie 2 en noemen daarbij expliciet de aanwezigheid van filter- en sorteerfunctionaliteit, automatische </w:t>
+      </w:r>
+      <w:proofErr w:type="spellStart"/>
+      <w:r>
+        <w:rPr>
+          <w:rFonts w:eastAsia="Times New Roman" w:cs="Times New Roman"/>
+          <w:kern w:val="0"/>
+          <w:lang w:eastAsia="nl-BE"/>
+          <w14:ligatures w14:val="none"/>
+        </w:rPr>
+        <w:t>danger</w:t>
+      </w:r>
+      <w:proofErr w:type="spellEnd"/>
+      <w:r>
+        <w:rPr>
+          <w:rFonts w:eastAsia="Times New Roman" w:cs="Times New Roman"/>
+          <w:kern w:val="0"/>
+          <w:lang w:eastAsia="nl-BE"/>
+          <w14:ligatures w14:val="none"/>
+        </w:rPr>
+        <w:t xml:space="preserve">-ratingberekening en zoekmogelijkheden. Versie 2 vermindert de cognitieve belasting doordat gebruikers niet langer zelf hoeven te tellen of </w:t>
+      </w:r>
+      <w:proofErr w:type="spellStart"/>
+      <w:r>
+        <w:rPr>
+          <w:rFonts w:eastAsia="Times New Roman" w:cs="Times New Roman"/>
+          <w:kern w:val="0"/>
+          <w:lang w:eastAsia="nl-BE"/>
+          <w14:ligatures w14:val="none"/>
+        </w:rPr>
+        <w:t>danger</w:t>
+      </w:r>
+      <w:proofErr w:type="spellEnd"/>
+      <w:r>
+        <w:rPr>
+          <w:rFonts w:eastAsia="Times New Roman" w:cs="Times New Roman"/>
+          <w:kern w:val="0"/>
+          <w:lang w:eastAsia="nl-BE"/>
+          <w14:ligatures w14:val="none"/>
+        </w:rPr>
+        <w:t xml:space="preserve"> ratings manueel moeten berekenen; meerdere deelnemers beschrijven dat de nieuwe functies tijd besparen en de kans op fouten verkleinen. De filtering op basis van node-status komt herhaaldelijk als meest nuttig naar voren, gevolgd door het tellen van </w:t>
+      </w:r>
+      <w:proofErr w:type="spellStart"/>
+      <w:r>
+        <w:rPr>
+          <w:rFonts w:eastAsia="Times New Roman" w:cs="Times New Roman"/>
+          <w:kern w:val="0"/>
+          <w:lang w:eastAsia="nl-BE"/>
+          <w14:ligatures w14:val="none"/>
+        </w:rPr>
+        <w:t>nodes</w:t>
+      </w:r>
+      <w:proofErr w:type="spellEnd"/>
+      <w:r>
+        <w:rPr>
+          <w:rFonts w:eastAsia="Times New Roman" w:cs="Times New Roman"/>
+          <w:kern w:val="0"/>
+          <w:lang w:eastAsia="nl-BE"/>
+          <w14:ligatures w14:val="none"/>
+        </w:rPr>
+        <w:t xml:space="preserve"> per status en de highlight-functie bij klikken in de filterbalk.</w:t>
+      </w:r>
+    </w:p>
+    <w:p>
+      <w:pPr>
+        <w:spacing w:afterLines="24" w:after="57" w:line="288" w:lineRule="auto"/>
+        <w:rPr>
+          <w:rFonts w:eastAsia="Times New Roman" w:cs="Times New Roman"/>
+          <w:kern w:val="0"/>
+          <w:lang w:eastAsia="nl-BE"/>
+          <w14:ligatures w14:val="none"/>
+        </w:rPr>
+      </w:pPr>
+    </w:p>
+    <w:p>
+      <w:pPr>
+        <w:spacing w:afterLines="24" w:after="57" w:line="288" w:lineRule="auto"/>
+        <w:rPr>
+          <w:rFonts w:eastAsia="Times New Roman" w:cs="Times New Roman"/>
+          <w:kern w:val="0"/>
+          <w:lang w:eastAsia="nl-BE"/>
+          <w14:ligatures w14:val="none"/>
+        </w:rPr>
+      </w:pPr>
+    </w:p>
+    <w:p>
+      <w:pPr>
+        <w:spacing w:afterLines="24" w:after="57" w:line="288" w:lineRule="auto"/>
+        <w:rPr>
+          <w:rFonts w:eastAsia="Times New Roman" w:cs="Times New Roman"/>
+          <w:b/>
+          <w:bCs/>
+          <w:kern w:val="0"/>
+          <w:sz w:val="28"/>
+          <w:szCs w:val="28"/>
+          <w:lang w:eastAsia="nl-BE"/>
+          <w14:ligatures w14:val="none"/>
+        </w:rPr>
+      </w:pPr>
+      <w:r>
+        <w:rPr>
+          <w:rFonts w:eastAsia="Times New Roman" w:cs="Times New Roman"/>
+          <w:b/>
+          <w:bCs/>
+          <w:kern w:val="0"/>
+          <w:sz w:val="28"/>
+          <w:szCs w:val="28"/>
+          <w:lang w:eastAsia="nl-BE"/>
+          <w14:ligatures w14:val="none"/>
+        </w:rPr>
+        <w:t xml:space="preserve">4.3 </w:t>
+      </w:r>
+      <w:r>
+        <w:rPr>
+          <w:rFonts w:eastAsia="Times New Roman" w:cs="Times New Roman"/>
+          <w:b/>
+          <w:bCs/>
+          <w:kern w:val="0"/>
+          <w:sz w:val="28"/>
+          <w:szCs w:val="28"/>
+          <w:lang w:eastAsia="nl-BE"/>
+          <w14:ligatures w14:val="none"/>
+        </w:rPr>
+        <w:t>Ervaren gebruiksgemak en voorkeur</w:t>
+      </w:r>
+    </w:p>
+    <w:p>
+      <w:pPr>
+        <w:spacing w:afterLines="24" w:after="57" w:line="288" w:lineRule="auto"/>
+        <w:rPr>
+          <w:rFonts w:eastAsia="Times New Roman" w:cs="Times New Roman"/>
+          <w:b/>
+          <w:bCs/>
+          <w:kern w:val="0"/>
+          <w:sz w:val="28"/>
+          <w:szCs w:val="28"/>
+          <w:lang w:eastAsia="nl-BE"/>
+          <w14:ligatures w14:val="none"/>
+        </w:rPr>
+      </w:pPr>
+    </w:p>
+    <w:p>
+      <w:pPr>
+        <w:spacing w:afterLines="24" w:after="57" w:line="288" w:lineRule="auto"/>
+        <w:rPr>
+          <w:rFonts w:eastAsia="Times New Roman" w:cs="Times New Roman"/>
+          <w:kern w:val="0"/>
+          <w:lang w:eastAsia="nl-BE"/>
+          <w14:ligatures w14:val="none"/>
+        </w:rPr>
+      </w:pPr>
+      <w:r>
+        <w:rPr>
+          <w:rFonts w:eastAsia="Times New Roman" w:cs="Times New Roman"/>
+          <w:kern w:val="0"/>
+          <w:lang w:eastAsia="nl-BE"/>
+          <w14:ligatures w14:val="none"/>
+        </w:rPr>
+        <w:t xml:space="preserve">Ook op visueel en </w:t>
+      </w:r>
+      <w:proofErr w:type="spellStart"/>
+      <w:r>
+        <w:rPr>
+          <w:rFonts w:eastAsia="Times New Roman" w:cs="Times New Roman"/>
+          <w:kern w:val="0"/>
+          <w:lang w:eastAsia="nl-BE"/>
+          <w14:ligatures w14:val="none"/>
+        </w:rPr>
+        <w:t>hedonisch</w:t>
+      </w:r>
+      <w:proofErr w:type="spellEnd"/>
+      <w:r>
+        <w:rPr>
+          <w:rFonts w:eastAsia="Times New Roman" w:cs="Times New Roman"/>
+          <w:kern w:val="0"/>
+          <w:lang w:eastAsia="nl-BE"/>
+          <w14:ligatures w14:val="none"/>
+        </w:rPr>
+        <w:t xml:space="preserve"> vlak wordt versie 2 duidelijk hoger gewaardeerd. Deelnemers omschrijven deze versie als visueel aantrekkelijker, met overzichtelijke kleuren, een duidelijkere GUI en iconen die de gebruiker door de taakflow begeleiden. Dit komt overeen met de verhoogde UEQ-scores op aantrekkelijkheid, stimulatie en </w:t>
+      </w:r>
+      <w:r>
+        <w:rPr>
+          <w:rFonts w:eastAsia="Times New Roman" w:cs="Times New Roman"/>
+          <w:kern w:val="0"/>
+          <w:lang w:eastAsia="nl-BE"/>
+          <w14:ligatures w14:val="none"/>
+        </w:rPr>
+        <w:lastRenderedPageBreak/>
+        <w:t>originaliteit en bevestigt dat de nieuwe vormgeving niet alleen mooier oogt, maar ook de oriëntatie binnen de boomstructuur ondersteunt. Alle deelnemers geven aan dat zij in een realistische werksituatie versie 2 zouden verkiezen, omdat deze volgens hen efficiënter, duidelijker, makkelijker in gebruik en functioneler is dan versie 1.</w:t>
+      </w:r>
+    </w:p>
+    <w:p>
+      <w:pPr>
+        <w:spacing w:afterLines="24" w:after="57" w:line="288" w:lineRule="auto"/>
+        <w:rPr>
+          <w:rFonts w:eastAsia="Times New Roman" w:cs="Times New Roman"/>
+          <w:kern w:val="0"/>
+          <w:lang w:eastAsia="nl-BE"/>
+          <w14:ligatures w14:val="none"/>
+        </w:rPr>
+      </w:pPr>
+    </w:p>
+    <w:p>
+      <w:pPr>
+        <w:spacing w:afterLines="24" w:after="57" w:line="288" w:lineRule="auto"/>
+        <w:rPr>
+          <w:rFonts w:eastAsia="Times New Roman" w:cs="Times New Roman"/>
+          <w:kern w:val="0"/>
+          <w:lang w:eastAsia="nl-BE"/>
+          <w14:ligatures w14:val="none"/>
+        </w:rPr>
+      </w:pPr>
+    </w:p>
+    <w:p>
+      <w:pPr>
+        <w:spacing w:afterLines="24" w:after="57" w:line="288" w:lineRule="auto"/>
+        <w:rPr>
+          <w:rFonts w:eastAsia="Times New Roman" w:cs="Times New Roman"/>
+          <w:b/>
+          <w:bCs/>
+          <w:kern w:val="0"/>
+          <w:sz w:val="28"/>
+          <w:szCs w:val="28"/>
+          <w:lang w:eastAsia="nl-BE"/>
+          <w14:ligatures w14:val="none"/>
+        </w:rPr>
+      </w:pPr>
+      <w:r>
+        <w:rPr>
+          <w:rFonts w:eastAsia="Times New Roman" w:cs="Times New Roman"/>
+          <w:b/>
+          <w:bCs/>
+          <w:kern w:val="0"/>
+          <w:sz w:val="28"/>
+          <w:szCs w:val="28"/>
+          <w:lang w:eastAsia="nl-BE"/>
+          <w14:ligatures w14:val="none"/>
+        </w:rPr>
+        <w:t xml:space="preserve">4.4 </w:t>
+      </w:r>
+      <w:r>
+        <w:rPr>
+          <w:rFonts w:eastAsia="Times New Roman" w:cs="Times New Roman"/>
+          <w:b/>
+          <w:bCs/>
+          <w:kern w:val="0"/>
+          <w:sz w:val="28"/>
+          <w:szCs w:val="28"/>
+          <w:lang w:eastAsia="nl-BE"/>
+          <w14:ligatures w14:val="none"/>
+        </w:rPr>
+        <w:t>Verbeterpunten en suggesties</w:t>
+      </w:r>
+    </w:p>
+    <w:p>
+      <w:pPr>
+        <w:spacing w:afterLines="24" w:after="57" w:line="288" w:lineRule="auto"/>
+        <w:rPr>
+          <w:rFonts w:eastAsia="Times New Roman" w:cs="Times New Roman"/>
+          <w:b/>
+          <w:bCs/>
+          <w:kern w:val="0"/>
+          <w:sz w:val="28"/>
+          <w:szCs w:val="28"/>
+          <w:lang w:eastAsia="nl-BE"/>
+          <w14:ligatures w14:val="none"/>
+        </w:rPr>
+      </w:pPr>
+    </w:p>
+    <w:p>
+      <w:pPr>
+        <w:spacing w:afterLines="24" w:after="57" w:line="288" w:lineRule="auto"/>
+        <w:rPr>
+          <w:rFonts w:eastAsia="Times New Roman" w:cs="Times New Roman"/>
+          <w:kern w:val="0"/>
+          <w:lang w:eastAsia="nl-BE"/>
+          <w14:ligatures w14:val="none"/>
+        </w:rPr>
+      </w:pPr>
+      <w:r>
+        <w:rPr>
+          <w:rFonts w:eastAsia="Times New Roman" w:cs="Times New Roman"/>
+          <w:kern w:val="0"/>
+          <w:lang w:eastAsia="nl-BE"/>
+          <w14:ligatures w14:val="none"/>
+        </w:rPr>
+        <w:t xml:space="preserve">Ondanks de duidelijke voorkeur voor versie 2 formuleren deelnemers ook concrete verbeterpunten, wat waardevolle input biedt voor verdere iteraties van het ontwerp. Genoemde suggesties zijn onder meer het compacter weergeven van de tree zodat er meer op het scherm past, intuïtievere manieren om </w:t>
+      </w:r>
+      <w:proofErr w:type="spellStart"/>
+      <w:r>
+        <w:rPr>
+          <w:rFonts w:eastAsia="Times New Roman" w:cs="Times New Roman"/>
+          <w:kern w:val="0"/>
+          <w:lang w:eastAsia="nl-BE"/>
+          <w14:ligatures w14:val="none"/>
+        </w:rPr>
+        <w:t>nodes</w:t>
+      </w:r>
+      <w:proofErr w:type="spellEnd"/>
+      <w:r>
+        <w:rPr>
+          <w:rFonts w:eastAsia="Times New Roman" w:cs="Times New Roman"/>
+          <w:kern w:val="0"/>
+          <w:lang w:eastAsia="nl-BE"/>
+          <w14:ligatures w14:val="none"/>
+        </w:rPr>
+        <w:t xml:space="preserve"> in en uit te klappen en snellere navigatie binnen lange branches. Daarnaast worden uitbreidingen rond statusbeheer voorgesteld, zoals </w:t>
+      </w:r>
+      <w:proofErr w:type="spellStart"/>
+      <w:r>
+        <w:rPr>
+          <w:rFonts w:eastAsia="Times New Roman" w:cs="Times New Roman"/>
+          <w:kern w:val="0"/>
+          <w:lang w:eastAsia="nl-BE"/>
+          <w14:ligatures w14:val="none"/>
+        </w:rPr>
+        <w:t>custom</w:t>
+      </w:r>
+      <w:proofErr w:type="spellEnd"/>
+      <w:r>
+        <w:rPr>
+          <w:rFonts w:eastAsia="Times New Roman" w:cs="Times New Roman"/>
+          <w:kern w:val="0"/>
+          <w:lang w:eastAsia="nl-BE"/>
+          <w14:ligatures w14:val="none"/>
+        </w:rPr>
+        <w:t xml:space="preserve"> statussen, een duidelijkere indicatie van de </w:t>
+      </w:r>
+      <w:proofErr w:type="spellStart"/>
+      <w:r>
+        <w:rPr>
+          <w:rFonts w:eastAsia="Times New Roman" w:cs="Times New Roman"/>
+          <w:kern w:val="0"/>
+          <w:lang w:eastAsia="nl-BE"/>
+          <w14:ligatures w14:val="none"/>
+        </w:rPr>
+        <w:t>collapse</w:t>
+      </w:r>
+      <w:proofErr w:type="spellEnd"/>
+      <w:r>
+        <w:rPr>
+          <w:rFonts w:eastAsia="Times New Roman" w:cs="Times New Roman"/>
+          <w:kern w:val="0"/>
+          <w:lang w:eastAsia="nl-BE"/>
+          <w14:ligatures w14:val="none"/>
+        </w:rPr>
+        <w:t>/</w:t>
+      </w:r>
+      <w:proofErr w:type="spellStart"/>
+      <w:r>
+        <w:rPr>
+          <w:rFonts w:eastAsia="Times New Roman" w:cs="Times New Roman"/>
+          <w:kern w:val="0"/>
+          <w:lang w:eastAsia="nl-BE"/>
+          <w14:ligatures w14:val="none"/>
+        </w:rPr>
+        <w:t>expand</w:t>
+      </w:r>
+      <w:proofErr w:type="spellEnd"/>
+      <w:r>
+        <w:rPr>
+          <w:rFonts w:eastAsia="Times New Roman" w:cs="Times New Roman"/>
+          <w:kern w:val="0"/>
+          <w:lang w:eastAsia="nl-BE"/>
+          <w14:ligatures w14:val="none"/>
+        </w:rPr>
+        <w:t xml:space="preserve">-knoppen en een eenvoudigere manier om per ongeluk aangemaakte </w:t>
+      </w:r>
+      <w:proofErr w:type="spellStart"/>
+      <w:r>
+        <w:rPr>
+          <w:rFonts w:eastAsia="Times New Roman" w:cs="Times New Roman"/>
+          <w:kern w:val="0"/>
+          <w:lang w:eastAsia="nl-BE"/>
+          <w14:ligatures w14:val="none"/>
+        </w:rPr>
+        <w:t>nodes</w:t>
+      </w:r>
+      <w:proofErr w:type="spellEnd"/>
+      <w:r>
+        <w:rPr>
+          <w:rFonts w:eastAsia="Times New Roman" w:cs="Times New Roman"/>
+          <w:kern w:val="0"/>
+          <w:lang w:eastAsia="nl-BE"/>
+          <w14:ligatures w14:val="none"/>
+        </w:rPr>
+        <w:t xml:space="preserve"> te annuleren. Tot slot worden ideeën geopperd voor verdere kwaliteitsverbeteringen, zoals een globale knop om alle branches behalve de geselecteerde in te klappen, zoom op een specifieke </w:t>
+      </w:r>
+      <w:proofErr w:type="spellStart"/>
+      <w:r>
+        <w:rPr>
+          <w:rFonts w:eastAsia="Times New Roman" w:cs="Times New Roman"/>
+          <w:kern w:val="0"/>
+          <w:lang w:eastAsia="nl-BE"/>
+          <w14:ligatures w14:val="none"/>
+        </w:rPr>
+        <w:t>branch</w:t>
+      </w:r>
+      <w:proofErr w:type="spellEnd"/>
+      <w:r>
+        <w:rPr>
+          <w:rFonts w:eastAsia="Times New Roman" w:cs="Times New Roman"/>
+          <w:kern w:val="0"/>
+          <w:lang w:eastAsia="nl-BE"/>
+          <w14:ligatures w14:val="none"/>
+        </w:rPr>
+        <w:t xml:space="preserve"> als nieuwe tree en een zoekbalk binnen de filterbalk.</w:t>
+      </w:r>
+    </w:p>
+    <w:p>
+      <w:pPr>
+        <w:spacing w:afterLines="24" w:after="57" w:line="288" w:lineRule="auto"/>
+        <w:rPr>
+          <w:rFonts w:eastAsia="Times New Roman" w:cs="Times New Roman"/>
+          <w:kern w:val="0"/>
+          <w:lang w:eastAsia="nl-BE"/>
+          <w14:ligatures w14:val="none"/>
+        </w:rPr>
+      </w:pPr>
+    </w:p>
+    <w:p>
+      <w:pPr>
+        <w:spacing w:afterLines="24" w:after="57" w:line="288" w:lineRule="auto"/>
+        <w:rPr>
+          <w:rFonts w:eastAsia="Times New Roman" w:cs="Times New Roman"/>
+          <w:kern w:val="0"/>
+          <w:lang w:eastAsia="nl-BE"/>
+          <w14:ligatures w14:val="none"/>
+        </w:rPr>
+      </w:pPr>
+    </w:p>
+    <w:p>
+      <w:pPr>
+        <w:spacing w:afterLines="24" w:after="57" w:line="288" w:lineRule="auto"/>
+        <w:rPr>
+          <w:rFonts w:eastAsia="Times New Roman" w:cs="Times New Roman"/>
+          <w:b/>
+          <w:bCs/>
+          <w:kern w:val="0"/>
+          <w:sz w:val="28"/>
+          <w:szCs w:val="28"/>
+          <w:lang w:eastAsia="nl-BE"/>
+          <w14:ligatures w14:val="none"/>
+        </w:rPr>
+      </w:pPr>
+      <w:r>
+        <w:rPr>
+          <w:rFonts w:eastAsia="Times New Roman" w:cs="Times New Roman"/>
+          <w:b/>
+          <w:bCs/>
+          <w:kern w:val="0"/>
+          <w:sz w:val="28"/>
+          <w:szCs w:val="28"/>
+          <w:lang w:eastAsia="nl-BE"/>
+          <w14:ligatures w14:val="none"/>
+        </w:rPr>
+        <w:t xml:space="preserve">4.5 </w:t>
+      </w:r>
+      <w:r>
+        <w:rPr>
+          <w:rFonts w:eastAsia="Times New Roman" w:cs="Times New Roman"/>
+          <w:b/>
+          <w:bCs/>
+          <w:kern w:val="0"/>
+          <w:sz w:val="28"/>
+          <w:szCs w:val="28"/>
+          <w:lang w:eastAsia="nl-BE"/>
+          <w14:ligatures w14:val="none"/>
+        </w:rPr>
+        <w:t>Synthese</w:t>
+      </w:r>
+    </w:p>
+    <w:p>
+      <w:pPr>
+        <w:spacing w:afterLines="24" w:after="57" w:line="288" w:lineRule="auto"/>
+        <w:rPr>
+          <w:rFonts w:eastAsia="Times New Roman" w:cs="Times New Roman"/>
+          <w:b/>
+          <w:bCs/>
+          <w:kern w:val="0"/>
+          <w:sz w:val="28"/>
+          <w:szCs w:val="28"/>
+          <w:lang w:eastAsia="nl-BE"/>
+          <w14:ligatures w14:val="none"/>
+        </w:rPr>
+      </w:pPr>
+    </w:p>
+    <w:p>
+      <w:pPr>
+        <w:spacing w:afterLines="24" w:after="57" w:line="288" w:lineRule="auto"/>
+        <w:rPr>
+          <w:rFonts w:eastAsia="Times New Roman" w:cs="Times New Roman"/>
+          <w:kern w:val="0"/>
+          <w:lang w:eastAsia="nl-BE"/>
+          <w14:ligatures w14:val="none"/>
+        </w:rPr>
+      </w:pPr>
+      <w:r>
+        <w:rPr>
+          <w:rFonts w:eastAsia="Times New Roman" w:cs="Times New Roman"/>
+          <w:kern w:val="0"/>
+          <w:lang w:eastAsia="nl-BE"/>
+          <w14:ligatures w14:val="none"/>
+        </w:rPr>
+        <w:t xml:space="preserve">Samenvattend tonen zowel de UEQ-scores als de open antwoorden dat het toevoegen van de nieuwe features leidt tot een verschuiving van een overwegend negatief naar een duidelijk positief UX-profiel. Versie 2 wordt door alle deelnemers als voorkeursversie beschouwd omdat deze tijd bespaart, fouten reduceert en een aantrekkelijker, overzichtelijker en intuïtiever ontwerp biedt, terwijl de geformuleerde suggesties tegelijk concrete aangrijpingspunten bieden voor verdere verfijning van de interface. </w:t>
+      </w:r>
+    </w:p>
+    <w:p>
+      <w:pPr>
+        <w:spacing w:afterLines="24" w:after="57" w:line="288" w:lineRule="auto"/>
         <w:rPr>
           <w:b/>
           <w:bCs/>
@@ -5021,24 +6418,79 @@
           <w:sz w:val="32"/>
           <w:szCs w:val="32"/>
         </w:rPr>
+        <w:br w:type="page"/>
+      </w:r>
+    </w:p>
+    <w:p>
+      <w:pPr>
+        <w:spacing w:afterLines="24" w:after="57" w:line="288" w:lineRule="auto"/>
+        <w:rPr>
+          <w:b/>
+          <w:bCs/>
+          <w:sz w:val="32"/>
+          <w:szCs w:val="32"/>
+        </w:rPr>
+      </w:pPr>
+      <w:r>
+        <w:rPr>
+          <w:b/>
+          <w:bCs/>
+          <w:sz w:val="32"/>
+          <w:szCs w:val="32"/>
+        </w:rPr>
         <w:lastRenderedPageBreak/>
         <w:t>Hoofdstuk 5: Discussie</w:t>
       </w:r>
     </w:p>
     <w:p>
       <w:pPr>
-        <w:spacing w:before="100" w:beforeAutospacing="1" w:after="100" w:afterAutospacing="1" w:line="240" w:lineRule="auto"/>
-        <w:rPr>
-          <w:rFonts w:eastAsia="Times New Roman" w:cs="Times New Roman"/>
-          <w:b/>
-          <w:bCs/>
-          <w:kern w:val="0"/>
-          <w:sz w:val="28"/>
-          <w:szCs w:val="28"/>
-          <w:lang w:eastAsia="nl-BE"/>
-          <w14:ligatures w14:val="none"/>
-        </w:rPr>
-      </w:pPr>
+        <w:spacing w:afterLines="24" w:after="57" w:line="288" w:lineRule="auto"/>
+        <w:rPr>
+          <w:b/>
+          <w:bCs/>
+          <w:sz w:val="32"/>
+          <w:szCs w:val="32"/>
+        </w:rPr>
+      </w:pPr>
+    </w:p>
+    <w:p>
+      <w:pPr>
+        <w:spacing w:afterLines="24" w:after="57" w:line="288" w:lineRule="auto"/>
+        <w:rPr>
+          <w:b/>
+          <w:bCs/>
+          <w:sz w:val="32"/>
+          <w:szCs w:val="32"/>
+        </w:rPr>
+      </w:pPr>
+    </w:p>
+    <w:p>
+      <w:pPr>
+        <w:spacing w:afterLines="24" w:after="57" w:line="288" w:lineRule="auto"/>
+        <w:rPr>
+          <w:rFonts w:eastAsia="Times New Roman" w:cs="Times New Roman"/>
+          <w:b/>
+          <w:bCs/>
+          <w:kern w:val="0"/>
+          <w:sz w:val="28"/>
+          <w:szCs w:val="28"/>
+          <w:lang w:eastAsia="nl-BE"/>
+          <w14:ligatures w14:val="none"/>
+        </w:rPr>
+      </w:pPr>
+      <w:r>
+        <w:rPr>
+          <w:rFonts w:eastAsia="Times New Roman" w:cs="Times New Roman"/>
+          <w:b/>
+          <w:bCs/>
+          <w:kern w:val="0"/>
+          <w:sz w:val="28"/>
+          <w:szCs w:val="28"/>
+          <w:lang w:eastAsia="nl-BE"/>
+          <w14:ligatures w14:val="none"/>
+        </w:rPr>
+        <w:t xml:space="preserve">5.1 </w:t>
+      </w:r>
       <w:r>
         <w:rPr>
           <w:rFonts w:eastAsia="Times New Roman" w:cs="Times New Roman"/>
@@ -5055,7 +6507,22 @@
     </w:p>
     <w:p>
       <w:pPr>
-        <w:spacing w:before="100" w:beforeAutospacing="1" w:after="100" w:afterAutospacing="1" w:line="240" w:lineRule="auto"/>
+        <w:spacing w:afterLines="24" w:after="57" w:line="288" w:lineRule="auto"/>
+        <w:rPr>
+          <w:rFonts w:eastAsia="Times New Roman" w:cs="Times New Roman"/>
+          <w:b/>
+          <w:bCs/>
+          <w:kern w:val="0"/>
+          <w:sz w:val="28"/>
+          <w:szCs w:val="28"/>
+          <w:lang w:eastAsia="nl-BE"/>
+          <w14:ligatures w14:val="none"/>
+        </w:rPr>
+      </w:pPr>
+    </w:p>
+    <w:p>
+      <w:pPr>
+        <w:spacing w:afterLines="24" w:after="57" w:line="288" w:lineRule="auto"/>
         <w:rPr>
           <w:rFonts w:eastAsia="Times New Roman" w:cs="Times New Roman"/>
           <w:kern w:val="0"/>
@@ -5155,18 +6622,53 @@
     </w:p>
     <w:p>
       <w:pPr>
-        <w:spacing w:before="100" w:beforeAutospacing="1" w:after="100" w:afterAutospacing="1" w:line="240" w:lineRule="auto"/>
-        <w:rPr>
-          <w:rFonts w:eastAsia="Times New Roman" w:cs="Times New Roman"/>
-          <w:b/>
-          <w:bCs/>
-          <w:kern w:val="0"/>
-          <w:sz w:val="28"/>
-          <w:szCs w:val="28"/>
-          <w:lang w:eastAsia="nl-BE"/>
-          <w14:ligatures w14:val="none"/>
-        </w:rPr>
-      </w:pPr>
+        <w:spacing w:afterLines="24" w:after="57" w:line="288" w:lineRule="auto"/>
+        <w:rPr>
+          <w:rFonts w:eastAsia="Times New Roman" w:cs="Times New Roman"/>
+          <w:kern w:val="0"/>
+          <w:lang w:eastAsia="nl-BE"/>
+          <w14:ligatures w14:val="none"/>
+        </w:rPr>
+      </w:pPr>
+    </w:p>
+    <w:p>
+      <w:pPr>
+        <w:spacing w:afterLines="24" w:after="57" w:line="288" w:lineRule="auto"/>
+        <w:rPr>
+          <w:rFonts w:eastAsia="Times New Roman" w:cs="Times New Roman"/>
+          <w:kern w:val="0"/>
+          <w:lang w:eastAsia="nl-BE"/>
+          <w14:ligatures w14:val="none"/>
+        </w:rPr>
+      </w:pPr>
+    </w:p>
+    <w:p>
+      <w:pPr>
+        <w:spacing w:afterLines="24" w:after="57" w:line="288" w:lineRule="auto"/>
+        <w:rPr>
+          <w:rFonts w:eastAsia="Times New Roman" w:cs="Times New Roman"/>
+          <w:b/>
+          <w:bCs/>
+          <w:kern w:val="0"/>
+          <w:sz w:val="28"/>
+          <w:szCs w:val="28"/>
+          <w:lang w:eastAsia="nl-BE"/>
+          <w14:ligatures w14:val="none"/>
+        </w:rPr>
+      </w:pPr>
+      <w:r>
+        <w:rPr>
+          <w:rFonts w:eastAsia="Times New Roman" w:cs="Times New Roman"/>
+          <w:b/>
+          <w:bCs/>
+          <w:kern w:val="0"/>
+          <w:sz w:val="28"/>
+          <w:szCs w:val="28"/>
+          <w:lang w:eastAsia="nl-BE"/>
+          <w14:ligatures w14:val="none"/>
+        </w:rPr>
+        <w:t xml:space="preserve">5.2 </w:t>
+      </w:r>
       <w:r>
         <w:rPr>
           <w:rFonts w:eastAsia="Times New Roman" w:cs="Times New Roman"/>
@@ -5183,14 +6685,57 @@
     </w:p>
     <w:p>
       <w:pPr>
-        <w:spacing w:before="100" w:beforeAutospacing="1" w:after="100" w:afterAutospacing="1" w:line="240" w:lineRule="auto"/>
-        <w:rPr>
-          <w:rFonts w:eastAsia="Times New Roman" w:cs="Times New Roman"/>
-          <w:kern w:val="0"/>
-          <w:lang w:eastAsia="nl-BE"/>
-          <w14:ligatures w14:val="none"/>
-        </w:rPr>
-      </w:pPr>
+        <w:spacing w:afterLines="24" w:after="57" w:line="288" w:lineRule="auto"/>
+        <w:rPr>
+          <w:rFonts w:eastAsia="Times New Roman" w:cs="Times New Roman"/>
+          <w:b/>
+          <w:bCs/>
+          <w:kern w:val="0"/>
+          <w:sz w:val="28"/>
+          <w:szCs w:val="28"/>
+          <w:lang w:eastAsia="nl-BE"/>
+          <w14:ligatures w14:val="none"/>
+        </w:rPr>
+      </w:pPr>
+    </w:p>
+    <w:p>
+      <w:pPr>
+        <w:spacing w:afterLines="24" w:after="57" w:line="288" w:lineRule="auto"/>
+        <w:rPr>
+          <w:rFonts w:eastAsia="Times New Roman" w:cs="Times New Roman"/>
+          <w:b/>
+          <w:bCs/>
+          <w:kern w:val="0"/>
+          <w:sz w:val="28"/>
+          <w:szCs w:val="28"/>
+          <w:lang w:eastAsia="nl-BE"/>
+          <w14:ligatures w14:val="none"/>
+        </w:rPr>
+      </w:pPr>
+    </w:p>
+    <w:p>
+      <w:pPr>
+        <w:spacing w:afterLines="24" w:after="57" w:line="288" w:lineRule="auto"/>
+        <w:rPr>
+          <w:rFonts w:eastAsia="Times New Roman" w:cs="Times New Roman"/>
+          <w:b/>
+          <w:bCs/>
+          <w:kern w:val="0"/>
+          <w:lang w:eastAsia="nl-BE"/>
+          <w14:ligatures w14:val="none"/>
+        </w:rPr>
+      </w:pPr>
+      <w:r>
+        <w:rPr>
+          <w:rFonts w:eastAsia="Times New Roman" w:cs="Times New Roman"/>
+          <w:b/>
+          <w:bCs/>
+          <w:kern w:val="0"/>
+          <w:lang w:eastAsia="nl-BE"/>
+          <w14:ligatures w14:val="none"/>
+        </w:rPr>
+        <w:t xml:space="preserve">5.2.1 </w:t>
+      </w:r>
       <w:r>
         <w:rPr>
           <w:rFonts w:eastAsia="Times New Roman" w:cs="Times New Roman"/>
@@ -5202,6 +6747,17 @@
         </w:rPr>
         <w:t>Onderzoeksvraag 1: Minimale basisfunctionaliteit</w:t>
       </w:r>
+    </w:p>
+    <w:p>
+      <w:pPr>
+        <w:spacing w:afterLines="24" w:after="57" w:line="288" w:lineRule="auto"/>
+        <w:rPr>
+          <w:rFonts w:eastAsia="Times New Roman" w:cs="Times New Roman"/>
+          <w:kern w:val="0"/>
+          <w:lang w:eastAsia="nl-BE"/>
+          <w14:ligatures w14:val="none"/>
+        </w:rPr>
+      </w:pPr>
       <w:r>
         <w:rPr>
           <w:rFonts w:eastAsia="Times New Roman" w:cs="Times New Roman"/>
@@ -5344,14 +6900,49 @@
     </w:p>
     <w:p>
       <w:pPr>
-        <w:spacing w:before="100" w:beforeAutospacing="1" w:after="100" w:afterAutospacing="1" w:line="240" w:lineRule="auto"/>
-        <w:rPr>
-          <w:rFonts w:eastAsia="Times New Roman" w:cs="Times New Roman"/>
-          <w:kern w:val="0"/>
-          <w:lang w:val="en-GB" w:eastAsia="nl-BE"/>
-          <w14:ligatures w14:val="none"/>
-        </w:rPr>
-      </w:pPr>
+        <w:spacing w:afterLines="24" w:after="57" w:line="288" w:lineRule="auto"/>
+        <w:rPr>
+          <w:rFonts w:eastAsia="Times New Roman" w:cs="Times New Roman"/>
+          <w:kern w:val="0"/>
+          <w:lang w:eastAsia="nl-BE"/>
+          <w14:ligatures w14:val="none"/>
+        </w:rPr>
+      </w:pPr>
+    </w:p>
+    <w:p>
+      <w:pPr>
+        <w:spacing w:afterLines="24" w:after="57" w:line="288" w:lineRule="auto"/>
+        <w:rPr>
+          <w:rFonts w:eastAsia="Times New Roman" w:cs="Times New Roman"/>
+          <w:kern w:val="0"/>
+          <w:lang w:eastAsia="nl-BE"/>
+          <w14:ligatures w14:val="none"/>
+        </w:rPr>
+      </w:pPr>
+    </w:p>
+    <w:p>
+      <w:pPr>
+        <w:spacing w:afterLines="24" w:after="57" w:line="288" w:lineRule="auto"/>
+        <w:rPr>
+          <w:rFonts w:eastAsia="Times New Roman" w:cs="Times New Roman"/>
+          <w:b/>
+          <w:bCs/>
+          <w:kern w:val="0"/>
+          <w:lang w:eastAsia="nl-BE"/>
+          <w14:ligatures w14:val="none"/>
+        </w:rPr>
+      </w:pPr>
+      <w:r>
+        <w:rPr>
+          <w:rFonts w:eastAsia="Times New Roman" w:cs="Times New Roman"/>
+          <w:b/>
+          <w:bCs/>
+          <w:kern w:val="0"/>
+          <w:lang w:eastAsia="nl-BE"/>
+          <w14:ligatures w14:val="none"/>
+        </w:rPr>
+        <w:t xml:space="preserve">5.2.2 </w:t>
+      </w:r>
       <w:r>
         <w:rPr>
           <w:rFonts w:eastAsia="Times New Roman" w:cs="Times New Roman"/>
@@ -5363,6 +6954,17 @@
         </w:rPr>
         <w:t>Onderzoeksvraag 2: Meest nuttige extra functies</w:t>
       </w:r>
+    </w:p>
+    <w:p>
+      <w:pPr>
+        <w:spacing w:afterLines="24" w:after="57" w:line="288" w:lineRule="auto"/>
+        <w:rPr>
+          <w:rFonts w:eastAsia="Times New Roman" w:cs="Times New Roman"/>
+          <w:kern w:val="0"/>
+          <w:lang w:eastAsia="nl-BE"/>
+          <w14:ligatures w14:val="none"/>
+        </w:rPr>
+      </w:pPr>
       <w:r>
         <w:rPr>
           <w:rFonts w:eastAsia="Times New Roman" w:cs="Times New Roman"/>
@@ -5411,7 +7013,17 @@
           <w:lang w:eastAsia="nl-BE"/>
           <w14:ligatures w14:val="none"/>
         </w:rPr>
-        <w:t xml:space="preserve">-samenvattingen lager scoren maar nog steeds positief bijdragen aan navigatie. Deze voorkeur bevestigt dat pragmatische features (zoeken, sorteren) voorop staan bij complexe </w:t>
+        <w:t xml:space="preserve">-samenvattingen lager scoren maar nog steeds positief bijdragen aan navigatie. Deze voorkeur bevestigt dat pragmatische features (zoeken, </w:t>
+      </w:r>
+      <w:r>
+        <w:rPr>
+          <w:rFonts w:eastAsia="Times New Roman" w:cs="Times New Roman"/>
+          <w:kern w:val="0"/>
+          <w:lang w:eastAsia="nl-BE"/>
+          <w14:ligatures w14:val="none"/>
+        </w:rPr>
+        <w:lastRenderedPageBreak/>
+        <w:t xml:space="preserve">sorteren) voorop staan bij complexe </w:t>
       </w:r>
       <w:proofErr w:type="spellStart"/>
       <w:r>
@@ -5456,14 +7068,49 @@
     </w:p>
     <w:p>
       <w:pPr>
-        <w:spacing w:before="100" w:beforeAutospacing="1" w:after="100" w:afterAutospacing="1" w:line="240" w:lineRule="auto"/>
-        <w:rPr>
-          <w:rFonts w:eastAsia="Times New Roman" w:cs="Times New Roman"/>
-          <w:kern w:val="0"/>
-          <w:lang w:eastAsia="nl-BE"/>
-          <w14:ligatures w14:val="none"/>
-        </w:rPr>
-      </w:pPr>
+        <w:spacing w:afterLines="24" w:after="57" w:line="288" w:lineRule="auto"/>
+        <w:rPr>
+          <w:rFonts w:eastAsia="Times New Roman" w:cs="Times New Roman"/>
+          <w:kern w:val="0"/>
+          <w:lang w:eastAsia="nl-BE"/>
+          <w14:ligatures w14:val="none"/>
+        </w:rPr>
+      </w:pPr>
+    </w:p>
+    <w:p>
+      <w:pPr>
+        <w:spacing w:afterLines="24" w:after="57" w:line="288" w:lineRule="auto"/>
+        <w:rPr>
+          <w:rFonts w:eastAsia="Times New Roman" w:cs="Times New Roman"/>
+          <w:kern w:val="0"/>
+          <w:lang w:val="en-GB" w:eastAsia="nl-BE"/>
+          <w14:ligatures w14:val="none"/>
+        </w:rPr>
+      </w:pPr>
+    </w:p>
+    <w:p>
+      <w:pPr>
+        <w:spacing w:afterLines="24" w:after="57" w:line="288" w:lineRule="auto"/>
+        <w:rPr>
+          <w:rFonts w:eastAsia="Times New Roman" w:cs="Times New Roman"/>
+          <w:b/>
+          <w:bCs/>
+          <w:kern w:val="0"/>
+          <w:lang w:eastAsia="nl-BE"/>
+          <w14:ligatures w14:val="none"/>
+        </w:rPr>
+      </w:pPr>
+      <w:r>
+        <w:rPr>
+          <w:rFonts w:eastAsia="Times New Roman" w:cs="Times New Roman"/>
+          <w:b/>
+          <w:bCs/>
+          <w:kern w:val="0"/>
+          <w:lang w:eastAsia="nl-BE"/>
+          <w14:ligatures w14:val="none"/>
+        </w:rPr>
+        <w:t xml:space="preserve">5.2.3 </w:t>
+      </w:r>
       <w:r>
         <w:rPr>
           <w:rFonts w:eastAsia="Times New Roman" w:cs="Times New Roman"/>
@@ -5475,6 +7122,17 @@
         </w:rPr>
         <w:t>Onderzoeksvraag 3: Vergelijking met generieke tools</w:t>
       </w:r>
+    </w:p>
+    <w:p>
+      <w:pPr>
+        <w:spacing w:afterLines="24" w:after="57" w:line="288" w:lineRule="auto"/>
+        <w:rPr>
+          <w:rFonts w:eastAsia="Times New Roman" w:cs="Times New Roman"/>
+          <w:kern w:val="0"/>
+          <w:lang w:eastAsia="nl-BE"/>
+          <w14:ligatures w14:val="none"/>
+        </w:rPr>
+      </w:pPr>
       <w:r>
         <w:rPr>
           <w:rFonts w:eastAsia="Times New Roman" w:cs="Times New Roman"/>
@@ -5588,18 +7246,53 @@
     </w:p>
     <w:p>
       <w:pPr>
-        <w:spacing w:before="100" w:beforeAutospacing="1" w:after="100" w:afterAutospacing="1" w:line="240" w:lineRule="auto"/>
-        <w:rPr>
-          <w:rFonts w:eastAsia="Times New Roman" w:cs="Times New Roman"/>
-          <w:b/>
-          <w:bCs/>
-          <w:kern w:val="0"/>
-          <w:sz w:val="28"/>
-          <w:szCs w:val="28"/>
-          <w:lang w:eastAsia="nl-BE"/>
-          <w14:ligatures w14:val="none"/>
-        </w:rPr>
-      </w:pPr>
+        <w:spacing w:afterLines="24" w:after="57" w:line="288" w:lineRule="auto"/>
+        <w:rPr>
+          <w:rFonts w:eastAsia="Times New Roman" w:cs="Times New Roman"/>
+          <w:kern w:val="0"/>
+          <w:lang w:eastAsia="nl-BE"/>
+          <w14:ligatures w14:val="none"/>
+        </w:rPr>
+      </w:pPr>
+    </w:p>
+    <w:p>
+      <w:pPr>
+        <w:spacing w:afterLines="24" w:after="57" w:line="288" w:lineRule="auto"/>
+        <w:rPr>
+          <w:rFonts w:eastAsia="Times New Roman" w:cs="Times New Roman"/>
+          <w:kern w:val="0"/>
+          <w:lang w:eastAsia="nl-BE"/>
+          <w14:ligatures w14:val="none"/>
+        </w:rPr>
+      </w:pPr>
+    </w:p>
+    <w:p>
+      <w:pPr>
+        <w:spacing w:afterLines="24" w:after="57" w:line="288" w:lineRule="auto"/>
+        <w:rPr>
+          <w:rFonts w:eastAsia="Times New Roman" w:cs="Times New Roman"/>
+          <w:b/>
+          <w:bCs/>
+          <w:kern w:val="0"/>
+          <w:sz w:val="28"/>
+          <w:szCs w:val="28"/>
+          <w:lang w:eastAsia="nl-BE"/>
+          <w14:ligatures w14:val="none"/>
+        </w:rPr>
+      </w:pPr>
+      <w:r>
+        <w:rPr>
+          <w:rFonts w:eastAsia="Times New Roman" w:cs="Times New Roman"/>
+          <w:b/>
+          <w:bCs/>
+          <w:kern w:val="0"/>
+          <w:sz w:val="28"/>
+          <w:szCs w:val="28"/>
+          <w:lang w:eastAsia="nl-BE"/>
+          <w14:ligatures w14:val="none"/>
+        </w:rPr>
+        <w:t xml:space="preserve">5.3 </w:t>
+      </w:r>
       <w:r>
         <w:rPr>
           <w:rFonts w:eastAsia="Times New Roman" w:cs="Times New Roman"/>
@@ -5616,7 +7309,173 @@
     </w:p>
     <w:p>
       <w:pPr>
-        <w:spacing w:before="100" w:beforeAutospacing="1" w:after="100" w:afterAutospacing="1" w:line="240" w:lineRule="auto"/>
+        <w:spacing w:afterLines="24" w:after="57" w:line="288" w:lineRule="auto"/>
+        <w:rPr>
+          <w:rFonts w:eastAsia="Times New Roman" w:cs="Times New Roman"/>
+          <w:b/>
+          <w:bCs/>
+          <w:kern w:val="0"/>
+          <w:sz w:val="28"/>
+          <w:szCs w:val="28"/>
+          <w:lang w:eastAsia="nl-BE"/>
+          <w14:ligatures w14:val="none"/>
+        </w:rPr>
+      </w:pPr>
+    </w:p>
+    <w:p>
+      <w:pPr>
+        <w:spacing w:afterLines="24" w:after="57" w:line="288" w:lineRule="auto"/>
+        <w:rPr>
+          <w:rFonts w:eastAsia="Times New Roman" w:cs="Times New Roman"/>
+          <w:kern w:val="0"/>
+          <w:lang w:eastAsia="nl-BE"/>
+          <w14:ligatures w14:val="none"/>
+        </w:rPr>
+      </w:pPr>
+      <w:r>
+        <w:rPr>
+          <w:rFonts w:eastAsia="Times New Roman" w:cs="Times New Roman"/>
+          <w:kern w:val="0"/>
+          <w:lang w:eastAsia="nl-BE"/>
+          <w14:ligatures w14:val="none"/>
+        </w:rPr>
+        <w:t xml:space="preserve">De resultaten valideren inzichten uit HCI-security literatuur: visuele codering en filtering reduceren cognitieve load bij </w:t>
+      </w:r>
+      <w:proofErr w:type="spellStart"/>
+      <w:r>
+        <w:rPr>
+          <w:rFonts w:eastAsia="Times New Roman" w:cs="Times New Roman"/>
+          <w:kern w:val="0"/>
+          <w:lang w:eastAsia="nl-BE"/>
+          <w14:ligatures w14:val="none"/>
+        </w:rPr>
+        <w:t>hirarchische</w:t>
+      </w:r>
+      <w:proofErr w:type="spellEnd"/>
+      <w:r>
+        <w:rPr>
+          <w:rFonts w:eastAsia="Times New Roman" w:cs="Times New Roman"/>
+          <w:kern w:val="0"/>
+          <w:lang w:eastAsia="nl-BE"/>
+          <w14:ligatures w14:val="none"/>
+        </w:rPr>
+        <w:t xml:space="preserve"> </w:t>
+      </w:r>
+      <w:proofErr w:type="spellStart"/>
+      <w:r>
+        <w:rPr>
+          <w:rFonts w:eastAsia="Times New Roman" w:cs="Times New Roman"/>
+          <w:kern w:val="0"/>
+          <w:lang w:eastAsia="nl-BE"/>
+          <w14:ligatures w14:val="none"/>
+        </w:rPr>
+        <w:t>risico-analyse</w:t>
+      </w:r>
+      <w:proofErr w:type="spellEnd"/>
+      <w:r>
+        <w:rPr>
+          <w:rFonts w:eastAsia="Times New Roman" w:cs="Times New Roman"/>
+          <w:kern w:val="0"/>
+          <w:lang w:eastAsia="nl-BE"/>
+          <w14:ligatures w14:val="none"/>
+        </w:rPr>
+        <w:t xml:space="preserve">, zoals bij STRIDE of attack trees. De sprong in </w:t>
+      </w:r>
+      <w:proofErr w:type="spellStart"/>
+      <w:r>
+        <w:rPr>
+          <w:rFonts w:eastAsia="Times New Roman" w:cs="Times New Roman"/>
+          <w:kern w:val="0"/>
+          <w:lang w:eastAsia="nl-BE"/>
+          <w14:ligatures w14:val="none"/>
+        </w:rPr>
+        <w:t>hedonische</w:t>
+      </w:r>
+      <w:proofErr w:type="spellEnd"/>
+      <w:r>
+        <w:rPr>
+          <w:rFonts w:eastAsia="Times New Roman" w:cs="Times New Roman"/>
+          <w:kern w:val="0"/>
+          <w:lang w:eastAsia="nl-BE"/>
+          <w14:ligatures w14:val="none"/>
+        </w:rPr>
+        <w:t xml:space="preserve"> UEQ-scores (stimulatie, originaliteit) ondersteunt de noodzaak voor aantrekkelijke interfaces om security-praktijken te integreren in </w:t>
+      </w:r>
+      <w:proofErr w:type="spellStart"/>
+      <w:r>
+        <w:rPr>
+          <w:rFonts w:eastAsia="Times New Roman" w:cs="Times New Roman"/>
+          <w:kern w:val="0"/>
+          <w:lang w:eastAsia="nl-BE"/>
+          <w14:ligatures w14:val="none"/>
+        </w:rPr>
+        <w:t>DevSecOps</w:t>
+      </w:r>
+      <w:proofErr w:type="spellEnd"/>
+      <w:r>
+        <w:rPr>
+          <w:rFonts w:eastAsia="Times New Roman" w:cs="Times New Roman"/>
+          <w:kern w:val="0"/>
+          <w:lang w:eastAsia="nl-BE"/>
+          <w14:ligatures w14:val="none"/>
+        </w:rPr>
+        <w:t xml:space="preserve">, waar generieke tools falen door gebrek aan motivatie. Tegelijk wijzen de voorkeuren voor filtering aan dat Nielsens heuristieken (zichtbaarheid status, foutpreventie) cruciaal zijn voor </w:t>
+      </w:r>
+      <w:proofErr w:type="spellStart"/>
+      <w:r>
+        <w:rPr>
+          <w:rFonts w:eastAsia="Times New Roman" w:cs="Times New Roman"/>
+          <w:kern w:val="0"/>
+          <w:lang w:eastAsia="nl-BE"/>
+          <w14:ligatures w14:val="none"/>
+        </w:rPr>
+        <w:t>threat</w:t>
+      </w:r>
+      <w:proofErr w:type="spellEnd"/>
+      <w:r>
+        <w:rPr>
+          <w:rFonts w:eastAsia="Times New Roman" w:cs="Times New Roman"/>
+          <w:kern w:val="0"/>
+          <w:lang w:eastAsia="nl-BE"/>
+          <w14:ligatures w14:val="none"/>
+        </w:rPr>
+        <w:t xml:space="preserve"> </w:t>
+      </w:r>
+      <w:proofErr w:type="spellStart"/>
+      <w:r>
+        <w:rPr>
+          <w:rFonts w:eastAsia="Times New Roman" w:cs="Times New Roman"/>
+          <w:kern w:val="0"/>
+          <w:lang w:eastAsia="nl-BE"/>
+          <w14:ligatures w14:val="none"/>
+        </w:rPr>
+        <w:t>modeling</w:t>
+      </w:r>
+      <w:proofErr w:type="spellEnd"/>
+      <w:r>
+        <w:rPr>
+          <w:rFonts w:eastAsia="Times New Roman" w:cs="Times New Roman"/>
+          <w:kern w:val="0"/>
+          <w:lang w:eastAsia="nl-BE"/>
+          <w14:ligatures w14:val="none"/>
+        </w:rPr>
+        <w:t xml:space="preserve"> tools.</w:t>
+      </w:r>
+    </w:p>
+    <w:p>
+      <w:pPr>
+        <w:spacing w:afterLines="24" w:after="57" w:line="288" w:lineRule="auto"/>
+        <w:rPr>
+          <w:rFonts w:eastAsia="Times New Roman" w:cs="Times New Roman"/>
+          <w:kern w:val="0"/>
+          <w:lang w:eastAsia="nl-BE"/>
+          <w14:ligatures w14:val="none"/>
+        </w:rPr>
+      </w:pPr>
+    </w:p>
+    <w:p>
+      <w:pPr>
+        <w:spacing w:afterLines="24" w:after="57" w:line="288" w:lineRule="auto"/>
         <w:rPr>
           <w:rFonts w:eastAsia="Times New Roman" w:cs="Times New Roman"/>
           <w:kern w:val="0"/>
@@ -5624,24 +7483,357 @@
           <w14:ligatures w14:val="none"/>
         </w:rPr>
       </w:pPr>
-      <w:r>
-        <w:rPr>
-          <w:rFonts w:eastAsia="Times New Roman" w:cs="Times New Roman"/>
-          <w:kern w:val="0"/>
-          <w:lang w:eastAsia="nl-BE"/>
-          <w14:ligatures w14:val="none"/>
-        </w:rPr>
-        <w:t xml:space="preserve">De resultaten valideren inzichten uit HCI-security literatuur: visuele codering en filtering reduceren cognitieve load bij </w:t>
-      </w:r>
-      <w:proofErr w:type="spellStart"/>
-      <w:r>
-        <w:rPr>
-          <w:rFonts w:eastAsia="Times New Roman" w:cs="Times New Roman"/>
-          <w:kern w:val="0"/>
-          <w:lang w:eastAsia="nl-BE"/>
-          <w14:ligatures w14:val="none"/>
-        </w:rPr>
-        <w:t>hirarchische</w:t>
+    </w:p>
+    <w:p>
+      <w:pPr>
+        <w:spacing w:afterLines="24" w:after="57" w:line="288" w:lineRule="auto"/>
+        <w:rPr>
+          <w:rFonts w:eastAsia="Times New Roman" w:cs="Times New Roman"/>
+          <w:b/>
+          <w:bCs/>
+          <w:kern w:val="0"/>
+          <w:sz w:val="28"/>
+          <w:szCs w:val="28"/>
+          <w:lang w:eastAsia="nl-BE"/>
+          <w14:ligatures w14:val="none"/>
+        </w:rPr>
+      </w:pPr>
+      <w:r>
+        <w:rPr>
+          <w:rFonts w:eastAsia="Times New Roman" w:cs="Times New Roman"/>
+          <w:b/>
+          <w:bCs/>
+          <w:kern w:val="0"/>
+          <w:sz w:val="28"/>
+          <w:szCs w:val="28"/>
+          <w:lang w:eastAsia="nl-BE"/>
+          <w14:ligatures w14:val="none"/>
+        </w:rPr>
+        <w:t xml:space="preserve">5.4 </w:t>
+      </w:r>
+      <w:r>
+        <w:rPr>
+          <w:rFonts w:eastAsia="Times New Roman" w:cs="Times New Roman"/>
+          <w:b/>
+          <w:bCs/>
+          <w:kern w:val="0"/>
+          <w:sz w:val="28"/>
+          <w:szCs w:val="28"/>
+          <w:lang w:eastAsia="nl-BE"/>
+          <w14:ligatures w14:val="none"/>
+        </w:rPr>
+        <w:t>Beperkingen van het onderzoek</w:t>
+      </w:r>
+    </w:p>
+    <w:p>
+      <w:pPr>
+        <w:spacing w:afterLines="24" w:after="57" w:line="288" w:lineRule="auto"/>
+        <w:rPr>
+          <w:rFonts w:eastAsia="Times New Roman" w:cs="Times New Roman"/>
+          <w:b/>
+          <w:bCs/>
+          <w:kern w:val="0"/>
+          <w:sz w:val="28"/>
+          <w:szCs w:val="28"/>
+          <w:lang w:eastAsia="nl-BE"/>
+          <w14:ligatures w14:val="none"/>
+        </w:rPr>
+      </w:pPr>
+    </w:p>
+    <w:p>
+      <w:pPr>
+        <w:spacing w:afterLines="24" w:after="57" w:line="288" w:lineRule="auto"/>
+        <w:rPr>
+          <w:rFonts w:eastAsia="Times New Roman" w:cs="Times New Roman"/>
+          <w:kern w:val="0"/>
+          <w:lang w:eastAsia="nl-BE"/>
+          <w14:ligatures w14:val="none"/>
+        </w:rPr>
+      </w:pPr>
+      <w:r>
+        <w:rPr>
+          <w:rFonts w:eastAsia="Times New Roman" w:cs="Times New Roman"/>
+          <w:kern w:val="0"/>
+          <w:lang w:eastAsia="nl-BE"/>
+          <w14:ligatures w14:val="none"/>
+        </w:rPr>
+        <w:t xml:space="preserve">De steekproef is klein (9 deelnemers), wat generaliseerbaarheid beperkt tot gelijkaardige populaties (ontwikkelaars met basiskennis). Zelfrapportage via UEQ en open vragen is subjectief en vat mogelijke </w:t>
+      </w:r>
+      <w:proofErr w:type="spellStart"/>
+      <w:r>
+        <w:rPr>
+          <w:rFonts w:eastAsia="Times New Roman" w:cs="Times New Roman"/>
+          <w:kern w:val="0"/>
+          <w:lang w:eastAsia="nl-BE"/>
+          <w14:ligatures w14:val="none"/>
+        </w:rPr>
+        <w:t>confirmation</w:t>
+      </w:r>
+      <w:proofErr w:type="spellEnd"/>
+      <w:r>
+        <w:rPr>
+          <w:rFonts w:eastAsia="Times New Roman" w:cs="Times New Roman"/>
+          <w:kern w:val="0"/>
+          <w:lang w:eastAsia="nl-BE"/>
+          <w14:ligatures w14:val="none"/>
+        </w:rPr>
+        <w:t xml:space="preserve"> bias, terwijl objectieve </w:t>
+      </w:r>
+      <w:proofErr w:type="spellStart"/>
+      <w:r>
+        <w:rPr>
+          <w:rFonts w:eastAsia="Times New Roman" w:cs="Times New Roman"/>
+          <w:kern w:val="0"/>
+          <w:lang w:eastAsia="nl-BE"/>
+          <w14:ligatures w14:val="none"/>
+        </w:rPr>
+        <w:t>metrics</w:t>
+      </w:r>
+      <w:proofErr w:type="spellEnd"/>
+      <w:r>
+        <w:rPr>
+          <w:rFonts w:eastAsia="Times New Roman" w:cs="Times New Roman"/>
+          <w:kern w:val="0"/>
+          <w:lang w:eastAsia="nl-BE"/>
+          <w14:ligatures w14:val="none"/>
+        </w:rPr>
+        <w:t xml:space="preserve"> (tijd op taak, </w:t>
+      </w:r>
+      <w:proofErr w:type="spellStart"/>
+      <w:r>
+        <w:rPr>
+          <w:rFonts w:eastAsia="Times New Roman" w:cs="Times New Roman"/>
+          <w:kern w:val="0"/>
+          <w:lang w:eastAsia="nl-BE"/>
+          <w14:ligatures w14:val="none"/>
+        </w:rPr>
+        <w:t>foutenrate</w:t>
+      </w:r>
+      <w:proofErr w:type="spellEnd"/>
+      <w:r>
+        <w:rPr>
+          <w:rFonts w:eastAsia="Times New Roman" w:cs="Times New Roman"/>
+          <w:kern w:val="0"/>
+          <w:lang w:eastAsia="nl-BE"/>
+          <w14:ligatures w14:val="none"/>
+        </w:rPr>
+        <w:t xml:space="preserve">) ontbreken. De studie vergelijkt met een interne basisversie, niet met externe tools zoals </w:t>
+      </w:r>
+      <w:proofErr w:type="spellStart"/>
+      <w:r>
+        <w:rPr>
+          <w:rFonts w:eastAsia="Times New Roman" w:cs="Times New Roman"/>
+          <w:kern w:val="0"/>
+          <w:lang w:eastAsia="nl-BE"/>
+          <w14:ligatures w14:val="none"/>
+        </w:rPr>
+        <w:t>MindMeister</w:t>
+      </w:r>
+      <w:proofErr w:type="spellEnd"/>
+      <w:r>
+        <w:rPr>
+          <w:rFonts w:eastAsia="Times New Roman" w:cs="Times New Roman"/>
+          <w:kern w:val="0"/>
+          <w:lang w:eastAsia="nl-BE"/>
+          <w14:ligatures w14:val="none"/>
+        </w:rPr>
+        <w:t xml:space="preserve"> of </w:t>
+      </w:r>
+      <w:proofErr w:type="spellStart"/>
+      <w:r>
+        <w:rPr>
+          <w:rFonts w:eastAsia="Times New Roman" w:cs="Times New Roman"/>
+          <w:kern w:val="0"/>
+          <w:lang w:eastAsia="nl-BE"/>
+          <w14:ligatures w14:val="none"/>
+        </w:rPr>
+        <w:t>Lucidchart</w:t>
+      </w:r>
+      <w:proofErr w:type="spellEnd"/>
+      <w:r>
+        <w:rPr>
+          <w:rFonts w:eastAsia="Times New Roman" w:cs="Times New Roman"/>
+          <w:kern w:val="0"/>
+          <w:lang w:eastAsia="nl-BE"/>
+          <w14:ligatures w14:val="none"/>
+        </w:rPr>
+        <w:t>, en focust op korte taken zonder langdurig gebruik.</w:t>
+      </w:r>
+    </w:p>
+    <w:p>
+      <w:pPr>
+        <w:spacing w:afterLines="24" w:after="57" w:line="288" w:lineRule="auto"/>
+        <w:rPr>
+          <w:rFonts w:eastAsia="Times New Roman" w:cs="Times New Roman"/>
+          <w:kern w:val="0"/>
+          <w:lang w:eastAsia="nl-BE"/>
+          <w14:ligatures w14:val="none"/>
+        </w:rPr>
+      </w:pPr>
+    </w:p>
+    <w:p>
+      <w:pPr>
+        <w:spacing w:afterLines="24" w:after="57" w:line="288" w:lineRule="auto"/>
+        <w:rPr>
+          <w:rFonts w:eastAsia="Times New Roman" w:cs="Times New Roman"/>
+          <w:kern w:val="0"/>
+          <w:lang w:eastAsia="nl-BE"/>
+          <w14:ligatures w14:val="none"/>
+        </w:rPr>
+      </w:pPr>
+    </w:p>
+    <w:p>
+      <w:pPr>
+        <w:rPr>
+          <w:rFonts w:eastAsia="Times New Roman" w:cs="Times New Roman"/>
+          <w:b/>
+          <w:bCs/>
+          <w:kern w:val="0"/>
+          <w:sz w:val="28"/>
+          <w:szCs w:val="28"/>
+          <w:lang w:eastAsia="nl-BE"/>
+          <w14:ligatures w14:val="none"/>
+        </w:rPr>
+      </w:pPr>
+      <w:r>
+        <w:rPr>
+          <w:rFonts w:eastAsia="Times New Roman" w:cs="Times New Roman"/>
+          <w:b/>
+          <w:bCs/>
+          <w:kern w:val="0"/>
+          <w:sz w:val="28"/>
+          <w:szCs w:val="28"/>
+          <w:lang w:eastAsia="nl-BE"/>
+          <w14:ligatures w14:val="none"/>
+        </w:rPr>
+        <w:br w:type="page"/>
+      </w:r>
+    </w:p>
+    <w:p>
+      <w:pPr>
+        <w:spacing w:afterLines="24" w:after="57" w:line="288" w:lineRule="auto"/>
+        <w:rPr>
+          <w:rFonts w:eastAsia="Times New Roman" w:cs="Times New Roman"/>
+          <w:b/>
+          <w:bCs/>
+          <w:kern w:val="0"/>
+          <w:sz w:val="28"/>
+          <w:szCs w:val="28"/>
+          <w:lang w:eastAsia="nl-BE"/>
+          <w14:ligatures w14:val="none"/>
+        </w:rPr>
+      </w:pPr>
+      <w:r>
+        <w:rPr>
+          <w:rFonts w:eastAsia="Times New Roman" w:cs="Times New Roman"/>
+          <w:b/>
+          <w:bCs/>
+          <w:kern w:val="0"/>
+          <w:sz w:val="28"/>
+          <w:szCs w:val="28"/>
+          <w:lang w:eastAsia="nl-BE"/>
+          <w14:ligatures w14:val="none"/>
+        </w:rPr>
+        <w:lastRenderedPageBreak/>
+        <w:t xml:space="preserve">5.5 </w:t>
+      </w:r>
+      <w:r>
+        <w:rPr>
+          <w:rFonts w:eastAsia="Times New Roman" w:cs="Times New Roman"/>
+          <w:b/>
+          <w:bCs/>
+          <w:kern w:val="0"/>
+          <w:sz w:val="28"/>
+          <w:szCs w:val="28"/>
+          <w:lang w:eastAsia="nl-BE"/>
+          <w14:ligatures w14:val="none"/>
+        </w:rPr>
+        <w:t>Implicaties voor theorie en praktijk</w:t>
+      </w:r>
+    </w:p>
+    <w:p>
+      <w:pPr>
+        <w:spacing w:afterLines="24" w:after="57" w:line="288" w:lineRule="auto"/>
+        <w:rPr>
+          <w:rFonts w:eastAsia="Times New Roman" w:cs="Times New Roman"/>
+          <w:b/>
+          <w:bCs/>
+          <w:kern w:val="0"/>
+          <w:sz w:val="28"/>
+          <w:szCs w:val="28"/>
+          <w:lang w:eastAsia="nl-BE"/>
+          <w14:ligatures w14:val="none"/>
+        </w:rPr>
+      </w:pPr>
+    </w:p>
+    <w:p>
+      <w:pPr>
+        <w:spacing w:afterLines="24" w:after="57" w:line="288" w:lineRule="auto"/>
+        <w:rPr>
+          <w:rFonts w:eastAsia="Times New Roman" w:cs="Times New Roman"/>
+          <w:kern w:val="0"/>
+          <w:lang w:eastAsia="nl-BE"/>
+          <w14:ligatures w14:val="none"/>
+        </w:rPr>
+      </w:pPr>
+      <w:r>
+        <w:rPr>
+          <w:rFonts w:eastAsia="Times New Roman" w:cs="Times New Roman"/>
+          <w:kern w:val="0"/>
+          <w:lang w:eastAsia="nl-BE"/>
+          <w14:ligatures w14:val="none"/>
+        </w:rPr>
+        <w:t xml:space="preserve">Theoretisch draagt dit bij aan design </w:t>
+      </w:r>
+      <w:proofErr w:type="spellStart"/>
+      <w:r>
+        <w:rPr>
+          <w:rFonts w:eastAsia="Times New Roman" w:cs="Times New Roman"/>
+          <w:kern w:val="0"/>
+          <w:lang w:eastAsia="nl-BE"/>
+          <w14:ligatures w14:val="none"/>
+        </w:rPr>
+        <w:t>science</w:t>
+      </w:r>
+      <w:proofErr w:type="spellEnd"/>
+      <w:r>
+        <w:rPr>
+          <w:rFonts w:eastAsia="Times New Roman" w:cs="Times New Roman"/>
+          <w:kern w:val="0"/>
+          <w:lang w:eastAsia="nl-BE"/>
+          <w14:ligatures w14:val="none"/>
+        </w:rPr>
+        <w:t xml:space="preserve"> door empirisch bewijs voor UX-features in security </w:t>
+      </w:r>
+      <w:proofErr w:type="spellStart"/>
+      <w:r>
+        <w:rPr>
+          <w:rFonts w:eastAsia="Times New Roman" w:cs="Times New Roman"/>
+          <w:kern w:val="0"/>
+          <w:lang w:eastAsia="nl-BE"/>
+          <w14:ligatures w14:val="none"/>
+        </w:rPr>
+        <w:t>tooling</w:t>
+      </w:r>
+      <w:proofErr w:type="spellEnd"/>
+      <w:r>
+        <w:rPr>
+          <w:rFonts w:eastAsia="Times New Roman" w:cs="Times New Roman"/>
+          <w:kern w:val="0"/>
+          <w:lang w:eastAsia="nl-BE"/>
+          <w14:ligatures w14:val="none"/>
+        </w:rPr>
+        <w:t xml:space="preserve">, met aanbeveling voor integratie van UEQ in </w:t>
+      </w:r>
+      <w:proofErr w:type="spellStart"/>
+      <w:r>
+        <w:rPr>
+          <w:rFonts w:eastAsia="Times New Roman" w:cs="Times New Roman"/>
+          <w:kern w:val="0"/>
+          <w:lang w:eastAsia="nl-BE"/>
+          <w14:ligatures w14:val="none"/>
+        </w:rPr>
+        <w:t>threat</w:t>
       </w:r>
       <w:proofErr w:type="spellEnd"/>
       <w:r>
@@ -5661,37 +7853,17 @@
           <w:lang w:eastAsia="nl-BE"/>
           <w14:ligatures w14:val="none"/>
         </w:rPr>
-        <w:t>risico-analyse</w:t>
-      </w:r>
-      <w:proofErr w:type="spellEnd"/>
-      <w:r>
-        <w:rPr>
-          <w:rFonts w:eastAsia="Times New Roman" w:cs="Times New Roman"/>
-          <w:kern w:val="0"/>
-          <w:lang w:eastAsia="nl-BE"/>
-          <w14:ligatures w14:val="none"/>
-        </w:rPr>
-        <w:t xml:space="preserve">, zoals bij STRIDE of attack trees. De sprong in </w:t>
-      </w:r>
-      <w:proofErr w:type="spellStart"/>
-      <w:r>
-        <w:rPr>
-          <w:rFonts w:eastAsia="Times New Roman" w:cs="Times New Roman"/>
-          <w:kern w:val="0"/>
-          <w:lang w:eastAsia="nl-BE"/>
-          <w14:ligatures w14:val="none"/>
-        </w:rPr>
-        <w:t>hedonische</w:t>
-      </w:r>
-      <w:proofErr w:type="spellEnd"/>
-      <w:r>
-        <w:rPr>
-          <w:rFonts w:eastAsia="Times New Roman" w:cs="Times New Roman"/>
-          <w:kern w:val="0"/>
-          <w:lang w:eastAsia="nl-BE"/>
-          <w14:ligatures w14:val="none"/>
-        </w:rPr>
-        <w:t xml:space="preserve"> UEQ-scores (stimulatie, originaliteit) ondersteunt de noodzaak voor aantrekkelijke interfaces om security-praktijken te integreren in </w:t>
+        <w:t>modeling</w:t>
+      </w:r>
+      <w:proofErr w:type="spellEnd"/>
+      <w:r>
+        <w:rPr>
+          <w:rFonts w:eastAsia="Times New Roman" w:cs="Times New Roman"/>
+          <w:kern w:val="0"/>
+          <w:lang w:eastAsia="nl-BE"/>
+          <w14:ligatures w14:val="none"/>
+        </w:rPr>
+        <w:t xml:space="preserve"> evaluaties. Praktisch kan de tool </w:t>
       </w:r>
       <w:proofErr w:type="spellStart"/>
       <w:r>
@@ -5711,17 +7883,7 @@
           <w:lang w:eastAsia="nl-BE"/>
           <w14:ligatures w14:val="none"/>
         </w:rPr>
-        <w:t xml:space="preserve">, waar generieke tools falen door gebrek aan motivatie. Tegelijk wijzen de </w:t>
-      </w:r>
-      <w:r>
-        <w:rPr>
-          <w:rFonts w:eastAsia="Times New Roman" w:cs="Times New Roman"/>
-          <w:kern w:val="0"/>
-          <w:lang w:eastAsia="nl-BE"/>
-          <w14:ligatures w14:val="none"/>
-        </w:rPr>
-        <w:lastRenderedPageBreak/>
-        <w:t xml:space="preserve">voorkeuren voor filtering aan dat Nielsens heuristieken (zichtbaarheid status, foutpreventie) cruciaal zijn voor </w:t>
+        <w:t xml:space="preserve"> teams helpen door </w:t>
       </w:r>
       <w:proofErr w:type="spellStart"/>
       <w:r>
@@ -5761,188 +7923,63 @@
           <w:lang w:eastAsia="nl-BE"/>
           <w14:ligatures w14:val="none"/>
         </w:rPr>
-        <w:t xml:space="preserve"> tools.</w:t>
-      </w:r>
-    </w:p>
-    <w:p>
-      <w:pPr>
-        <w:spacing w:before="100" w:beforeAutospacing="1" w:after="100" w:afterAutospacing="1" w:line="240" w:lineRule="auto"/>
-        <w:rPr>
-          <w:rFonts w:eastAsia="Times New Roman" w:cs="Times New Roman"/>
-          <w:b/>
-          <w:bCs/>
-          <w:kern w:val="0"/>
-          <w:sz w:val="28"/>
-          <w:szCs w:val="28"/>
-          <w:lang w:eastAsia="nl-BE"/>
-          <w14:ligatures w14:val="none"/>
-        </w:rPr>
-      </w:pPr>
-      <w:r>
-        <w:rPr>
-          <w:rFonts w:eastAsia="Times New Roman" w:cs="Times New Roman"/>
-          <w:b/>
-          <w:bCs/>
-          <w:kern w:val="0"/>
-          <w:sz w:val="28"/>
-          <w:szCs w:val="28"/>
-          <w:lang w:eastAsia="nl-BE"/>
-          <w14:ligatures w14:val="none"/>
-        </w:rPr>
-        <w:t>Beperkingen van het onderzoek</w:t>
-      </w:r>
-    </w:p>
-    <w:p>
-      <w:pPr>
-        <w:spacing w:before="100" w:beforeAutospacing="1" w:after="100" w:afterAutospacing="1" w:line="240" w:lineRule="auto"/>
-        <w:rPr>
-          <w:rFonts w:eastAsia="Times New Roman" w:cs="Times New Roman"/>
-          <w:kern w:val="0"/>
-          <w:lang w:eastAsia="nl-BE"/>
-          <w14:ligatures w14:val="none"/>
-        </w:rPr>
-      </w:pPr>
-      <w:r>
-        <w:rPr>
-          <w:rFonts w:eastAsia="Times New Roman" w:cs="Times New Roman"/>
-          <w:kern w:val="0"/>
-          <w:lang w:eastAsia="nl-BE"/>
-          <w14:ligatures w14:val="none"/>
-        </w:rPr>
-        <w:t xml:space="preserve">De steekproef is klein (9 deelnemers), wat generaliseerbaarheid beperkt tot gelijkaardige populaties (ontwikkelaars met basiskennis). Zelfrapportage via UEQ en open vragen is subjectief en vat mogelijke </w:t>
-      </w:r>
-      <w:proofErr w:type="spellStart"/>
-      <w:r>
-        <w:rPr>
-          <w:rFonts w:eastAsia="Times New Roman" w:cs="Times New Roman"/>
-          <w:kern w:val="0"/>
-          <w:lang w:eastAsia="nl-BE"/>
-          <w14:ligatures w14:val="none"/>
-        </w:rPr>
-        <w:t>confirmation</w:t>
-      </w:r>
-      <w:proofErr w:type="spellEnd"/>
-      <w:r>
-        <w:rPr>
-          <w:rFonts w:eastAsia="Times New Roman" w:cs="Times New Roman"/>
-          <w:kern w:val="0"/>
-          <w:lang w:eastAsia="nl-BE"/>
-          <w14:ligatures w14:val="none"/>
-        </w:rPr>
-        <w:t xml:space="preserve"> bias, terwijl objectieve </w:t>
-      </w:r>
-      <w:proofErr w:type="spellStart"/>
-      <w:r>
-        <w:rPr>
-          <w:rFonts w:eastAsia="Times New Roman" w:cs="Times New Roman"/>
-          <w:kern w:val="0"/>
-          <w:lang w:eastAsia="nl-BE"/>
-          <w14:ligatures w14:val="none"/>
-        </w:rPr>
-        <w:t>metrics</w:t>
-      </w:r>
-      <w:proofErr w:type="spellEnd"/>
-      <w:r>
-        <w:rPr>
-          <w:rFonts w:eastAsia="Times New Roman" w:cs="Times New Roman"/>
-          <w:kern w:val="0"/>
-          <w:lang w:eastAsia="nl-BE"/>
-          <w14:ligatures w14:val="none"/>
-        </w:rPr>
-        <w:t xml:space="preserve"> (tijd op taak, </w:t>
-      </w:r>
-      <w:proofErr w:type="spellStart"/>
-      <w:r>
-        <w:rPr>
-          <w:rFonts w:eastAsia="Times New Roman" w:cs="Times New Roman"/>
-          <w:kern w:val="0"/>
-          <w:lang w:eastAsia="nl-BE"/>
-          <w14:ligatures w14:val="none"/>
-        </w:rPr>
-        <w:t>foutenrate</w:t>
-      </w:r>
-      <w:proofErr w:type="spellEnd"/>
-      <w:r>
-        <w:rPr>
-          <w:rFonts w:eastAsia="Times New Roman" w:cs="Times New Roman"/>
-          <w:kern w:val="0"/>
-          <w:lang w:eastAsia="nl-BE"/>
-          <w14:ligatures w14:val="none"/>
-        </w:rPr>
-        <w:t xml:space="preserve">) ontbreken. De studie vergelijkt met een interne basisversie, niet met externe tools zoals </w:t>
-      </w:r>
-      <w:proofErr w:type="spellStart"/>
-      <w:r>
-        <w:rPr>
-          <w:rFonts w:eastAsia="Times New Roman" w:cs="Times New Roman"/>
-          <w:kern w:val="0"/>
-          <w:lang w:eastAsia="nl-BE"/>
-          <w14:ligatures w14:val="none"/>
-        </w:rPr>
-        <w:t>MindMeister</w:t>
-      </w:r>
-      <w:proofErr w:type="spellEnd"/>
-      <w:r>
-        <w:rPr>
-          <w:rFonts w:eastAsia="Times New Roman" w:cs="Times New Roman"/>
-          <w:kern w:val="0"/>
-          <w:lang w:eastAsia="nl-BE"/>
-          <w14:ligatures w14:val="none"/>
-        </w:rPr>
-        <w:t xml:space="preserve"> of </w:t>
-      </w:r>
-      <w:proofErr w:type="spellStart"/>
-      <w:r>
-        <w:rPr>
-          <w:rFonts w:eastAsia="Times New Roman" w:cs="Times New Roman"/>
-          <w:kern w:val="0"/>
-          <w:lang w:eastAsia="nl-BE"/>
-          <w14:ligatures w14:val="none"/>
-        </w:rPr>
-        <w:t>Lucidchart</w:t>
-      </w:r>
-      <w:proofErr w:type="spellEnd"/>
-      <w:r>
-        <w:rPr>
-          <w:rFonts w:eastAsia="Times New Roman" w:cs="Times New Roman"/>
-          <w:kern w:val="0"/>
-          <w:lang w:eastAsia="nl-BE"/>
-          <w14:ligatures w14:val="none"/>
-        </w:rPr>
-        <w:t>, en focust op korte taken zonder langdurig gebruik.</w:t>
-      </w:r>
-    </w:p>
-    <w:p>
-      <w:pPr>
-        <w:spacing w:before="100" w:beforeAutospacing="1" w:after="100" w:afterAutospacing="1" w:line="240" w:lineRule="auto"/>
-        <w:rPr>
-          <w:rFonts w:eastAsia="Times New Roman" w:cs="Times New Roman"/>
-          <w:b/>
-          <w:bCs/>
-          <w:kern w:val="0"/>
-          <w:sz w:val="28"/>
-          <w:szCs w:val="28"/>
-          <w:lang w:eastAsia="nl-BE"/>
-          <w14:ligatures w14:val="none"/>
-        </w:rPr>
-      </w:pPr>
-      <w:r>
-        <w:rPr>
-          <w:rFonts w:eastAsia="Times New Roman" w:cs="Times New Roman"/>
-          <w:b/>
-          <w:bCs/>
-          <w:kern w:val="0"/>
-          <w:sz w:val="28"/>
-          <w:szCs w:val="28"/>
-          <w:lang w:eastAsia="nl-BE"/>
-          <w14:ligatures w14:val="none"/>
-        </w:rPr>
-        <w:t>Implicaties voor theorie en praktijk</w:t>
-      </w:r>
-    </w:p>
-    <w:p>
-      <w:pPr>
-        <w:spacing w:before="100" w:beforeAutospacing="1" w:after="100" w:afterAutospacing="1" w:line="240" w:lineRule="auto"/>
+        <w:t xml:space="preserve"> laagdrempelig te maken; implementeer filtering en iconen in bestaande </w:t>
+      </w:r>
+      <w:proofErr w:type="spellStart"/>
+      <w:r>
+        <w:rPr>
+          <w:rFonts w:eastAsia="Times New Roman" w:cs="Times New Roman"/>
+          <w:kern w:val="0"/>
+          <w:lang w:eastAsia="nl-BE"/>
+          <w14:ligatures w14:val="none"/>
+        </w:rPr>
+        <w:t>pipelines</w:t>
+      </w:r>
+      <w:proofErr w:type="spellEnd"/>
+      <w:r>
+        <w:rPr>
+          <w:rFonts w:eastAsia="Times New Roman" w:cs="Times New Roman"/>
+          <w:kern w:val="0"/>
+          <w:lang w:eastAsia="nl-BE"/>
+          <w14:ligatures w14:val="none"/>
+        </w:rPr>
+        <w:t xml:space="preserve">. Voor onderwijs biedt het een didactisch prototype om </w:t>
+      </w:r>
+      <w:proofErr w:type="spellStart"/>
+      <w:r>
+        <w:rPr>
+          <w:rFonts w:eastAsia="Times New Roman" w:cs="Times New Roman"/>
+          <w:kern w:val="0"/>
+          <w:lang w:eastAsia="nl-BE"/>
+          <w14:ligatures w14:val="none"/>
+        </w:rPr>
+        <w:t>Fortunately-Unfortunately</w:t>
+      </w:r>
+      <w:proofErr w:type="spellEnd"/>
+      <w:r>
+        <w:rPr>
+          <w:rFonts w:eastAsia="Times New Roman" w:cs="Times New Roman"/>
+          <w:kern w:val="0"/>
+          <w:lang w:eastAsia="nl-BE"/>
+          <w14:ligatures w14:val="none"/>
+        </w:rPr>
+        <w:t xml:space="preserve"> te demonstreren.</w:t>
+      </w:r>
+    </w:p>
+    <w:p>
+      <w:pPr>
+        <w:spacing w:afterLines="24" w:after="57" w:line="288" w:lineRule="auto"/>
+        <w:rPr>
+          <w:rFonts w:eastAsia="Times New Roman" w:cs="Times New Roman"/>
+          <w:kern w:val="0"/>
+          <w:lang w:eastAsia="nl-BE"/>
+          <w14:ligatures w14:val="none"/>
+        </w:rPr>
+      </w:pPr>
+    </w:p>
+    <w:p>
+      <w:pPr>
+        <w:spacing w:afterLines="24" w:after="57" w:line="288" w:lineRule="auto"/>
         <w:rPr>
           <w:rFonts w:eastAsia="Times New Roman" w:cs="Times New Roman"/>
           <w:kern w:val="0"/>
@@ -5950,210 +7987,34 @@
           <w14:ligatures w14:val="none"/>
         </w:rPr>
       </w:pPr>
-      <w:r>
-        <w:rPr>
-          <w:rFonts w:eastAsia="Times New Roman" w:cs="Times New Roman"/>
-          <w:kern w:val="0"/>
-          <w:lang w:eastAsia="nl-BE"/>
-          <w14:ligatures w14:val="none"/>
-        </w:rPr>
-        <w:t xml:space="preserve">Theoretisch draagt dit bij aan design </w:t>
-      </w:r>
-      <w:proofErr w:type="spellStart"/>
-      <w:r>
-        <w:rPr>
-          <w:rFonts w:eastAsia="Times New Roman" w:cs="Times New Roman"/>
-          <w:kern w:val="0"/>
-          <w:lang w:eastAsia="nl-BE"/>
-          <w14:ligatures w14:val="none"/>
-        </w:rPr>
-        <w:t>science</w:t>
-      </w:r>
-      <w:proofErr w:type="spellEnd"/>
-      <w:r>
-        <w:rPr>
-          <w:rFonts w:eastAsia="Times New Roman" w:cs="Times New Roman"/>
-          <w:kern w:val="0"/>
-          <w:lang w:eastAsia="nl-BE"/>
-          <w14:ligatures w14:val="none"/>
-        </w:rPr>
-        <w:t xml:space="preserve"> door empirisch bewijs voor UX-features in security </w:t>
-      </w:r>
-      <w:proofErr w:type="spellStart"/>
-      <w:r>
-        <w:rPr>
-          <w:rFonts w:eastAsia="Times New Roman" w:cs="Times New Roman"/>
-          <w:kern w:val="0"/>
-          <w:lang w:eastAsia="nl-BE"/>
-          <w14:ligatures w14:val="none"/>
-        </w:rPr>
-        <w:t>tooling</w:t>
-      </w:r>
-      <w:proofErr w:type="spellEnd"/>
-      <w:r>
-        <w:rPr>
-          <w:rFonts w:eastAsia="Times New Roman" w:cs="Times New Roman"/>
-          <w:kern w:val="0"/>
-          <w:lang w:eastAsia="nl-BE"/>
-          <w14:ligatures w14:val="none"/>
-        </w:rPr>
-        <w:t xml:space="preserve">, met aanbeveling voor integratie van UEQ in </w:t>
-      </w:r>
-      <w:proofErr w:type="spellStart"/>
-      <w:r>
-        <w:rPr>
-          <w:rFonts w:eastAsia="Times New Roman" w:cs="Times New Roman"/>
-          <w:kern w:val="0"/>
-          <w:lang w:eastAsia="nl-BE"/>
-          <w14:ligatures w14:val="none"/>
-        </w:rPr>
-        <w:t>threat</w:t>
-      </w:r>
-      <w:proofErr w:type="spellEnd"/>
-      <w:r>
-        <w:rPr>
-          <w:rFonts w:eastAsia="Times New Roman" w:cs="Times New Roman"/>
-          <w:kern w:val="0"/>
-          <w:lang w:eastAsia="nl-BE"/>
-          <w14:ligatures w14:val="none"/>
-        </w:rPr>
-        <w:t xml:space="preserve"> </w:t>
-      </w:r>
-      <w:proofErr w:type="spellStart"/>
-      <w:r>
-        <w:rPr>
-          <w:rFonts w:eastAsia="Times New Roman" w:cs="Times New Roman"/>
-          <w:kern w:val="0"/>
-          <w:lang w:eastAsia="nl-BE"/>
-          <w14:ligatures w14:val="none"/>
-        </w:rPr>
-        <w:t>modeling</w:t>
-      </w:r>
-      <w:proofErr w:type="spellEnd"/>
-      <w:r>
-        <w:rPr>
-          <w:rFonts w:eastAsia="Times New Roman" w:cs="Times New Roman"/>
-          <w:kern w:val="0"/>
-          <w:lang w:eastAsia="nl-BE"/>
-          <w14:ligatures w14:val="none"/>
-        </w:rPr>
-        <w:t xml:space="preserve"> evaluaties. Praktisch kan de tool </w:t>
-      </w:r>
-      <w:proofErr w:type="spellStart"/>
-      <w:r>
-        <w:rPr>
-          <w:rFonts w:eastAsia="Times New Roman" w:cs="Times New Roman"/>
-          <w:kern w:val="0"/>
-          <w:lang w:eastAsia="nl-BE"/>
-          <w14:ligatures w14:val="none"/>
-        </w:rPr>
-        <w:t>DevSecOps</w:t>
-      </w:r>
-      <w:proofErr w:type="spellEnd"/>
-      <w:r>
-        <w:rPr>
-          <w:rFonts w:eastAsia="Times New Roman" w:cs="Times New Roman"/>
-          <w:kern w:val="0"/>
-          <w:lang w:eastAsia="nl-BE"/>
-          <w14:ligatures w14:val="none"/>
-        </w:rPr>
-        <w:t xml:space="preserve"> teams helpen door </w:t>
-      </w:r>
-      <w:proofErr w:type="spellStart"/>
-      <w:r>
-        <w:rPr>
-          <w:rFonts w:eastAsia="Times New Roman" w:cs="Times New Roman"/>
-          <w:kern w:val="0"/>
-          <w:lang w:eastAsia="nl-BE"/>
-          <w14:ligatures w14:val="none"/>
-        </w:rPr>
-        <w:t>threat</w:t>
-      </w:r>
-      <w:proofErr w:type="spellEnd"/>
-      <w:r>
-        <w:rPr>
-          <w:rFonts w:eastAsia="Times New Roman" w:cs="Times New Roman"/>
-          <w:kern w:val="0"/>
-          <w:lang w:eastAsia="nl-BE"/>
-          <w14:ligatures w14:val="none"/>
-        </w:rPr>
-        <w:t xml:space="preserve"> </w:t>
-      </w:r>
-      <w:proofErr w:type="spellStart"/>
-      <w:r>
-        <w:rPr>
-          <w:rFonts w:eastAsia="Times New Roman" w:cs="Times New Roman"/>
-          <w:kern w:val="0"/>
-          <w:lang w:eastAsia="nl-BE"/>
-          <w14:ligatures w14:val="none"/>
-        </w:rPr>
-        <w:t>modeling</w:t>
-      </w:r>
-      <w:proofErr w:type="spellEnd"/>
-      <w:r>
-        <w:rPr>
-          <w:rFonts w:eastAsia="Times New Roman" w:cs="Times New Roman"/>
-          <w:kern w:val="0"/>
-          <w:lang w:eastAsia="nl-BE"/>
-          <w14:ligatures w14:val="none"/>
-        </w:rPr>
-        <w:t xml:space="preserve"> laagdrempelig te maken; implementeer filtering en iconen in bestaande </w:t>
-      </w:r>
-      <w:proofErr w:type="spellStart"/>
-      <w:r>
-        <w:rPr>
-          <w:rFonts w:eastAsia="Times New Roman" w:cs="Times New Roman"/>
-          <w:kern w:val="0"/>
-          <w:lang w:eastAsia="nl-BE"/>
-          <w14:ligatures w14:val="none"/>
-        </w:rPr>
-        <w:t>pipelines</w:t>
-      </w:r>
-      <w:proofErr w:type="spellEnd"/>
-      <w:r>
-        <w:rPr>
-          <w:rFonts w:eastAsia="Times New Roman" w:cs="Times New Roman"/>
-          <w:kern w:val="0"/>
-          <w:lang w:eastAsia="nl-BE"/>
-          <w14:ligatures w14:val="none"/>
-        </w:rPr>
-        <w:t xml:space="preserve">. Voor onderwijs biedt het een didactisch prototype om </w:t>
-      </w:r>
-      <w:proofErr w:type="spellStart"/>
-      <w:r>
-        <w:rPr>
-          <w:rFonts w:eastAsia="Times New Roman" w:cs="Times New Roman"/>
-          <w:kern w:val="0"/>
-          <w:lang w:eastAsia="nl-BE"/>
-          <w14:ligatures w14:val="none"/>
-        </w:rPr>
-        <w:t>Fortunately-Unfortunately</w:t>
-      </w:r>
-      <w:proofErr w:type="spellEnd"/>
-      <w:r>
-        <w:rPr>
-          <w:rFonts w:eastAsia="Times New Roman" w:cs="Times New Roman"/>
-          <w:kern w:val="0"/>
-          <w:lang w:eastAsia="nl-BE"/>
-          <w14:ligatures w14:val="none"/>
-        </w:rPr>
-        <w:t xml:space="preserve"> te demonstreren.</w:t>
-      </w:r>
-    </w:p>
-    <w:p>
-      <w:pPr>
-        <w:spacing w:before="100" w:beforeAutospacing="1" w:after="100" w:afterAutospacing="1" w:line="240" w:lineRule="auto"/>
-        <w:rPr>
-          <w:rFonts w:eastAsia="Times New Roman" w:cs="Times New Roman"/>
-          <w:b/>
-          <w:bCs/>
-          <w:kern w:val="0"/>
-          <w:sz w:val="28"/>
-          <w:szCs w:val="28"/>
-          <w:lang w:eastAsia="nl-BE"/>
-          <w14:ligatures w14:val="none"/>
-        </w:rPr>
-      </w:pPr>
+    </w:p>
+    <w:p>
+      <w:pPr>
+        <w:spacing w:afterLines="24" w:after="57" w:line="288" w:lineRule="auto"/>
+        <w:rPr>
+          <w:rFonts w:eastAsia="Times New Roman" w:cs="Times New Roman"/>
+          <w:b/>
+          <w:bCs/>
+          <w:kern w:val="0"/>
+          <w:sz w:val="28"/>
+          <w:szCs w:val="28"/>
+          <w:lang w:eastAsia="nl-BE"/>
+          <w14:ligatures w14:val="none"/>
+        </w:rPr>
+      </w:pPr>
+      <w:r>
+        <w:rPr>
+          <w:rFonts w:eastAsia="Times New Roman" w:cs="Times New Roman"/>
+          <w:b/>
+          <w:bCs/>
+          <w:kern w:val="0"/>
+          <w:sz w:val="28"/>
+          <w:szCs w:val="28"/>
+          <w:lang w:eastAsia="nl-BE"/>
+          <w14:ligatures w14:val="none"/>
+        </w:rPr>
+        <w:t xml:space="preserve">5.6 </w:t>
+      </w:r>
       <w:r>
         <w:rPr>
           <w:rFonts w:eastAsia="Times New Roman" w:cs="Times New Roman"/>
@@ -6170,7 +8031,22 @@
     </w:p>
     <w:p>
       <w:pPr>
-        <w:spacing w:before="100" w:beforeAutospacing="1" w:after="100" w:afterAutospacing="1" w:line="240" w:lineRule="auto"/>
+        <w:spacing w:afterLines="24" w:after="57" w:line="288" w:lineRule="auto"/>
+        <w:rPr>
+          <w:rFonts w:eastAsia="Times New Roman" w:cs="Times New Roman"/>
+          <w:b/>
+          <w:bCs/>
+          <w:kern w:val="0"/>
+          <w:sz w:val="28"/>
+          <w:szCs w:val="28"/>
+          <w:lang w:eastAsia="nl-BE"/>
+          <w14:ligatures w14:val="none"/>
+        </w:rPr>
+      </w:pPr>
+    </w:p>
+    <w:p>
+      <w:pPr>
+        <w:spacing w:afterLines="24" w:after="57" w:line="288" w:lineRule="auto"/>
         <w:rPr>
           <w:rFonts w:ascii="Times New Roman" w:eastAsia="Times New Roman" w:hAnsi="Times New Roman" w:cs="Times New Roman"/>
           <w:kern w:val="0"/>
@@ -6368,6 +8244,7 @@
     </w:p>
     <w:p>
       <w:pPr>
+        <w:spacing w:afterLines="24" w:after="57" w:line="288" w:lineRule="auto"/>
         <w:rPr>
           <w:b/>
           <w:bCs/>
@@ -6383,18 +8260,458 @@
           <w:szCs w:val="32"/>
         </w:rPr>
         <w:lastRenderedPageBreak/>
+        <w:br w:type="page"/>
+      </w:r>
+    </w:p>
+    <w:p>
+      <w:pPr>
+        <w:spacing w:afterLines="24" w:after="57" w:line="288" w:lineRule="auto"/>
+        <w:rPr>
+          <w:b/>
+          <w:bCs/>
+          <w:sz w:val="32"/>
+          <w:szCs w:val="32"/>
+        </w:rPr>
+      </w:pPr>
+      <w:r>
+        <w:rPr>
+          <w:b/>
+          <w:bCs/>
+          <w:sz w:val="32"/>
+          <w:szCs w:val="32"/>
+        </w:rPr>
+        <w:lastRenderedPageBreak/>
         <w:t>Hoofdstuk 6: Conclusie</w:t>
       </w:r>
     </w:p>
-    <w:p/>
+    <w:p>
+      <w:pPr>
+        <w:spacing w:afterLines="24" w:after="57" w:line="288" w:lineRule="auto"/>
+        <w:rPr>
+          <w:b/>
+          <w:bCs/>
+          <w:sz w:val="32"/>
+          <w:szCs w:val="32"/>
+        </w:rPr>
+      </w:pPr>
+    </w:p>
+    <w:p>
+      <w:pPr>
+        <w:spacing w:afterLines="24" w:after="57" w:line="288" w:lineRule="auto"/>
+      </w:pPr>
+      <w:proofErr w:type="spellStart"/>
+      <w:r>
+        <w:t>Threat</w:t>
+      </w:r>
+      <w:proofErr w:type="spellEnd"/>
+      <w:r>
+        <w:t xml:space="preserve"> </w:t>
+      </w:r>
+      <w:proofErr w:type="spellStart"/>
+      <w:r>
+        <w:t>modeling</w:t>
+      </w:r>
+      <w:proofErr w:type="spellEnd"/>
+      <w:r>
+        <w:t xml:space="preserve"> blijft in de praktijk vaak achterwege door complexiteit en gebrek aan toegankelijke tools, ondanks erkenning als essentieel voor secure software engineering. Dit onderzoek toont aan dat een </w:t>
+      </w:r>
+      <w:proofErr w:type="spellStart"/>
+      <w:r>
+        <w:t>domeinspecifieke</w:t>
+      </w:r>
+      <w:proofErr w:type="spellEnd"/>
+      <w:r>
+        <w:t xml:space="preserve"> </w:t>
+      </w:r>
+      <w:proofErr w:type="spellStart"/>
+      <w:r>
+        <w:t>webtool</w:t>
+      </w:r>
+      <w:proofErr w:type="spellEnd"/>
+      <w:r>
+        <w:t xml:space="preserve"> gebaseerd op de </w:t>
+      </w:r>
+      <w:proofErr w:type="spellStart"/>
+      <w:r>
+        <w:t>Fortunately</w:t>
+      </w:r>
+      <w:proofErr w:type="spellEnd"/>
+      <w:r>
+        <w:t>-</w:t>
+      </w:r>
+      <w:proofErr w:type="spellStart"/>
+      <w:r>
+        <w:t>Unfortunately</w:t>
+      </w:r>
+      <w:proofErr w:type="spellEnd"/>
+      <w:r>
+        <w:t>-methode, verrijkt met visuele UX-features, deze kloof effectief kan dichten.</w:t>
+      </w:r>
+    </w:p>
+    <w:p>
+      <w:pPr>
+        <w:spacing w:afterLines="24" w:after="57" w:line="288" w:lineRule="auto"/>
+      </w:pPr>
+      <w:r>
+        <w:rPr>
+          <w:b/>
+          <w:bCs/>
+        </w:rPr>
+        <w:t>Onderzoeksvraag 1</w:t>
+      </w:r>
+      <w:r>
+        <w:t xml:space="preserve">: De minimale basisfunctionaliteit (node-creatie, uitklappen/inklappen, zoeken) ondersteunt </w:t>
+      </w:r>
+      <w:proofErr w:type="spellStart"/>
+      <w:r>
+        <w:t>Fortunately-Unfortunately</w:t>
+      </w:r>
+      <w:proofErr w:type="spellEnd"/>
+      <w:r>
+        <w:t xml:space="preserve"> trees, maar blijkt ontoereikend voor efficiënte </w:t>
+      </w:r>
+      <w:proofErr w:type="spellStart"/>
+      <w:r>
+        <w:t>threat</w:t>
+      </w:r>
+      <w:proofErr w:type="spellEnd"/>
+      <w:r>
+        <w:t xml:space="preserve"> </w:t>
+      </w:r>
+      <w:proofErr w:type="spellStart"/>
+      <w:r>
+        <w:t>modeling</w:t>
+      </w:r>
+      <w:proofErr w:type="spellEnd"/>
+      <w:r>
+        <w:t xml:space="preserve"> zonder security-expertise, zoals blijkt uit de negatieve UEQ-scores van versie 1.</w:t>
+      </w:r>
+    </w:p>
+    <w:p>
+      <w:pPr>
+        <w:spacing w:afterLines="24" w:after="57" w:line="288" w:lineRule="auto"/>
+        <w:rPr>
+          <w:lang w:val="en-GB"/>
+        </w:rPr>
+      </w:pPr>
+      <w:r>
+        <w:rPr>
+          <w:b/>
+          <w:bCs/>
+        </w:rPr>
+        <w:t>Onderzoeksvraag 2</w:t>
+      </w:r>
+      <w:r>
+        <w:t xml:space="preserve">: Gebruikers ervaren filtering op node-status, tellingen per status en </w:t>
+      </w:r>
+      <w:proofErr w:type="spellStart"/>
+      <w:r>
+        <w:t>highlighting</w:t>
+      </w:r>
+      <w:proofErr w:type="spellEnd"/>
+      <w:r>
+        <w:t xml:space="preserve"> vanuit de filterbalk als meest nuttig, gevolgd door visuele codering (kleuren, iconen). </w:t>
+      </w:r>
+      <w:proofErr w:type="spellStart"/>
+      <w:r>
+        <w:rPr>
+          <w:lang w:val="en-GB"/>
+        </w:rPr>
+        <w:t>Deze</w:t>
+      </w:r>
+      <w:proofErr w:type="spellEnd"/>
+      <w:r>
+        <w:rPr>
+          <w:lang w:val="en-GB"/>
+        </w:rPr>
+        <w:t xml:space="preserve"> </w:t>
+      </w:r>
+      <w:proofErr w:type="spellStart"/>
+      <w:r>
+        <w:rPr>
+          <w:lang w:val="en-GB"/>
+        </w:rPr>
+        <w:t>pragmatische</w:t>
+      </w:r>
+      <w:proofErr w:type="spellEnd"/>
+      <w:r>
+        <w:rPr>
+          <w:lang w:val="en-GB"/>
+        </w:rPr>
+        <w:t xml:space="preserve"> features </w:t>
+      </w:r>
+      <w:proofErr w:type="spellStart"/>
+      <w:r>
+        <w:rPr>
+          <w:lang w:val="en-GB"/>
+        </w:rPr>
+        <w:t>reduceren</w:t>
+      </w:r>
+      <w:proofErr w:type="spellEnd"/>
+      <w:r>
+        <w:rPr>
+          <w:lang w:val="en-GB"/>
+        </w:rPr>
+        <w:t xml:space="preserve"> </w:t>
+      </w:r>
+      <w:proofErr w:type="spellStart"/>
+      <w:r>
+        <w:rPr>
+          <w:lang w:val="en-GB"/>
+        </w:rPr>
+        <w:t>cognitieve</w:t>
+      </w:r>
+      <w:proofErr w:type="spellEnd"/>
+      <w:r>
+        <w:rPr>
+          <w:lang w:val="en-GB"/>
+        </w:rPr>
+        <w:t xml:space="preserve"> </w:t>
+      </w:r>
+      <w:proofErr w:type="spellStart"/>
+      <w:r>
+        <w:rPr>
+          <w:lang w:val="en-GB"/>
+        </w:rPr>
+        <w:t>belasting</w:t>
+      </w:r>
+      <w:proofErr w:type="spellEnd"/>
+      <w:r>
+        <w:rPr>
+          <w:lang w:val="en-GB"/>
+        </w:rPr>
+        <w:t xml:space="preserve"> significant.</w:t>
+      </w:r>
+    </w:p>
+    <w:p>
+      <w:pPr>
+        <w:spacing w:afterLines="24" w:after="57" w:line="288" w:lineRule="auto"/>
+      </w:pPr>
+      <w:r>
+        <w:rPr>
+          <w:b/>
+          <w:bCs/>
+        </w:rPr>
+        <w:t>Onderzoeksvraag 3</w:t>
+      </w:r>
+      <w:r>
+        <w:t xml:space="preserve">: De uitgebreide tool (versie 2) overtreft generieke </w:t>
+      </w:r>
+      <w:proofErr w:type="spellStart"/>
+      <w:r>
+        <w:t>mindmap</w:t>
+      </w:r>
+      <w:proofErr w:type="spellEnd"/>
+      <w:r>
+        <w:t xml:space="preserve">-software op gebruiksvriendelijkheid (positieve UEQ-scores vs. negatief) en effectiviteit (tijdsbesparing, foutreductie), waardoor </w:t>
+      </w:r>
+      <w:proofErr w:type="spellStart"/>
+      <w:r>
+        <w:t>threat</w:t>
+      </w:r>
+      <w:proofErr w:type="spellEnd"/>
+      <w:r>
+        <w:t xml:space="preserve"> </w:t>
+      </w:r>
+      <w:proofErr w:type="spellStart"/>
+      <w:r>
+        <w:t>modeling</w:t>
+      </w:r>
+      <w:proofErr w:type="spellEnd"/>
+      <w:r>
+        <w:t xml:space="preserve"> toegankelijk wordt voor niet-experts.</w:t>
+      </w:r>
+    </w:p>
+    <w:p>
+      <w:pPr>
+        <w:spacing w:afterLines="24" w:after="57" w:line="288" w:lineRule="auto"/>
+      </w:pPr>
+      <w:r>
+        <w:t xml:space="preserve">De tool voldoet aan Nielsens </w:t>
+      </w:r>
+      <w:proofErr w:type="spellStart"/>
+      <w:r>
+        <w:t>usability</w:t>
+      </w:r>
+      <w:proofErr w:type="spellEnd"/>
+      <w:r>
+        <w:t xml:space="preserve">-heuristieken en verschuift het UX-profiel van negatief naar duidelijk positief, vooral op efficiëntie, stimulatie en originaliteit. Praktisch betekent dit dat development teams filtering, automatische </w:t>
+      </w:r>
+      <w:proofErr w:type="spellStart"/>
+      <w:r>
+        <w:t>danger</w:t>
+      </w:r>
+      <w:proofErr w:type="spellEnd"/>
+      <w:r>
+        <w:t xml:space="preserve"> ratings en status-iconen kunnen integreren om </w:t>
+      </w:r>
+      <w:proofErr w:type="spellStart"/>
+      <w:r>
+        <w:t>threat</w:t>
+      </w:r>
+      <w:proofErr w:type="spellEnd"/>
+      <w:r>
+        <w:t xml:space="preserve"> </w:t>
+      </w:r>
+      <w:proofErr w:type="spellStart"/>
+      <w:r>
+        <w:t>modeling</w:t>
+      </w:r>
+      <w:proofErr w:type="spellEnd"/>
+      <w:r>
+        <w:t xml:space="preserve"> structureel op te nemen in </w:t>
+      </w:r>
+      <w:proofErr w:type="spellStart"/>
+      <w:r>
+        <w:t>DevSecOps</w:t>
+      </w:r>
+      <w:proofErr w:type="spellEnd"/>
+      <w:r>
+        <w:t>-processen</w:t>
+      </w:r>
+      <w:r>
+        <w:t>.</w:t>
+      </w:r>
+    </w:p>
+    <w:p>
+      <w:pPr>
+        <w:spacing w:afterLines="24" w:after="57" w:line="288" w:lineRule="auto"/>
+      </w:pPr>
+      <w:r>
+        <w:t xml:space="preserve">Toekomstig werk kan de voorgestelde verbeteringen (globale </w:t>
+      </w:r>
+      <w:proofErr w:type="spellStart"/>
+      <w:r>
+        <w:t>collapse</w:t>
+      </w:r>
+      <w:proofErr w:type="spellEnd"/>
+      <w:r>
+        <w:t xml:space="preserve">-knoppen, </w:t>
+      </w:r>
+      <w:proofErr w:type="spellStart"/>
+      <w:r>
+        <w:t>branch</w:t>
+      </w:r>
+      <w:proofErr w:type="spellEnd"/>
+      <w:r>
+        <w:t xml:space="preserve">-zoom) implementeren, collaboratieve features toevoegen en AI-ondersteuning voor </w:t>
+      </w:r>
+      <w:proofErr w:type="spellStart"/>
+      <w:r>
+        <w:t>threat</w:t>
+      </w:r>
+      <w:proofErr w:type="spellEnd"/>
+      <w:r>
+        <w:t>-suggesties verkennen. Deze tool biedt daarmee een laagdrempelig startpunt voor zowel industrie als security-onderwijs</w:t>
+      </w:r>
+      <w:r>
+        <w:t>.</w:t>
+      </w:r>
+    </w:p>
     <w:sectPr>
+      <w:footerReference w:type="default" r:id="rId7"/>
       <w:pgSz w:w="11906" w:h="16838"/>
-      <w:pgMar w:top="1417" w:right="1417" w:bottom="1417" w:left="1417" w:header="708" w:footer="708" w:gutter="0"/>
+      <w:pgMar w:top="1134" w:right="1418" w:bottom="1134" w:left="1418" w:header="709" w:footer="709" w:gutter="0"/>
       <w:cols w:space="708"/>
       <w:docGrid w:linePitch="360"/>
     </w:sectPr>
   </w:body>
 </w:document>
+</file>
+
+<file path=word/endnotes.xml><?xml version="1.0" encoding="utf-8"?>
+<w:endnotes xmlns:wpc="http://schemas.microsoft.com/office/word/2010/wordprocessingCanvas" xmlns:cx="http://schemas.microsoft.com/office/drawing/2014/chartex" xmlns:cx1="http://schemas.microsoft.com/office/drawing/2015/9/8/chartex" xmlns:cx2="http://schemas.microsoft.com/office/drawing/2015/10/21/chartex" xmlns:cx3="http://schemas.microsoft.com/office/drawing/2016/5/9/chartex" xmlns:cx4="http://schemas.microsoft.com/office/drawing/2016/5/10/chartex" xmlns:cx5="http://schemas.microsoft.com/office/drawing/2016/5/11/chartex" xmlns:cx6="http://schemas.microsoft.com/office/drawing/2016/5/12/chartex" xmlns:cx7="http://schemas.microsoft.com/office/drawing/2016/5/13/chartex" xmlns:cx8="http://schemas.microsoft.com/office/drawing/2016/5/14/chartex" xmlns:mc="http://schemas.openxmlformats.org/markup-compatibility/2006" xmlns:aink="http://schemas.microsoft.com/office/drawing/2016/ink" xmlns:am3d="http://schemas.microsoft.com/office/drawing/2017/model3d" xmlns:o="urn:schemas-microsoft-com:office:office" xmlns:oel="http://schemas.microsoft.com/office/2019/extlst" xmlns:r="http://schemas.openxmlformats.org/officeDocument/2006/relationships" xmlns:m="http://schemas.openxmlformats.org/officeDocument/2006/math" xmlns:v="urn:schemas-microsoft-com:vml" xmlns:wp14="http://schemas.microsoft.com/office/word/2010/wordprocessingDrawing" xmlns:wp="http://schemas.openxmlformats.org/drawingml/2006/wordprocessingDrawing" xmlns:w10="urn:schemas-microsoft-com:office:word" xmlns:w="http://schemas.openxmlformats.org/wordprocessingml/2006/main" xmlns:w14="http://schemas.microsoft.com/office/word/2010/wordml" xmlns:w15="http://schemas.microsoft.com/office/word/2012/wordml" xmlns:w16cex="http://schemas.microsoft.com/office/word/2018/wordml/cex" xmlns:w16cid="http://schemas.microsoft.com/office/word/2016/wordml/cid" xmlns:w16="http://schemas.microsoft.com/office/word/2018/wordml" xmlns:w16du="http://schemas.microsoft.com/office/word/2023/wordml/word16du" xmlns:w16sdtdh="http://schemas.microsoft.com/office/word/2020/wordml/sdtdatahash" xmlns:w16sdtfl="http://schemas.microsoft.com/office/word/2024/wordml/sdtformatlock" xmlns:w16se="http://schemas.microsoft.com/office/word/2015/wordml/symex" xmlns:wpg="http://schemas.microsoft.com/office/word/2010/wordprocessingGroup" xmlns:wpi="http://schemas.microsoft.com/office/word/2010/wordprocessingInk" xmlns:wne="http://schemas.microsoft.com/office/word/2006/wordml" xmlns:wps="http://schemas.microsoft.com/office/word/2010/wordprocessingShape" mc:Ignorable="w14 w15 w16se w16cid w16 w16cex w16sdtdh w16sdtfl w16du wp14">
+  <w:endnote w:type="separator" w:id="-1">
+    <w:p>
+      <w:pPr>
+        <w:spacing w:after="0" w:line="240" w:lineRule="auto"/>
+      </w:pPr>
+      <w:r>
+        <w:separator/>
+      </w:r>
+    </w:p>
+  </w:endnote>
+  <w:endnote w:type="continuationSeparator" w:id="0">
+    <w:p>
+      <w:pPr>
+        <w:spacing w:after="0" w:line="240" w:lineRule="auto"/>
+      </w:pPr>
+      <w:r>
+        <w:continuationSeparator/>
+      </w:r>
+    </w:p>
+  </w:endnote>
+</w:endnotes>
+</file>
+
+<file path=word/footer1.xml><?xml version="1.0" encoding="utf-8"?>
+<w:ftr xmlns:wpc="http://schemas.microsoft.com/office/word/2010/wordprocessingCanvas" xmlns:cx="http://schemas.microsoft.com/office/drawing/2014/chartex" xmlns:cx1="http://schemas.microsoft.com/office/drawing/2015/9/8/chartex" xmlns:cx2="http://schemas.microsoft.com/office/drawing/2015/10/21/chartex" xmlns:cx3="http://schemas.microsoft.com/office/drawing/2016/5/9/chartex" xmlns:cx4="http://schemas.microsoft.com/office/drawing/2016/5/10/chartex" xmlns:cx5="http://schemas.microsoft.com/office/drawing/2016/5/11/chartex" xmlns:cx6="http://schemas.microsoft.com/office/drawing/2016/5/12/chartex" xmlns:cx7="http://schemas.microsoft.com/office/drawing/2016/5/13/chartex" xmlns:cx8="http://schemas.microsoft.com/office/drawing/2016/5/14/chartex" xmlns:mc="http://schemas.openxmlformats.org/markup-compatibility/2006" xmlns:aink="http://schemas.microsoft.com/office/drawing/2016/ink" xmlns:am3d="http://schemas.microsoft.com/office/drawing/2017/model3d" xmlns:o="urn:schemas-microsoft-com:office:office" xmlns:oel="http://schemas.microsoft.com/office/2019/extlst" xmlns:r="http://schemas.openxmlformats.org/officeDocument/2006/relationships" xmlns:m="http://schemas.openxmlformats.org/officeDocument/2006/math" xmlns:v="urn:schemas-microsoft-com:vml" xmlns:wp14="http://schemas.microsoft.com/office/word/2010/wordprocessingDrawing" xmlns:wp="http://schemas.openxmlformats.org/drawingml/2006/wordprocessingDrawing" xmlns:w10="urn:schemas-microsoft-com:office:word" xmlns:w="http://schemas.openxmlformats.org/wordprocessingml/2006/main" xmlns:w14="http://schemas.microsoft.com/office/word/2010/wordml" xmlns:w15="http://schemas.microsoft.com/office/word/2012/wordml" xmlns:w16cex="http://schemas.microsoft.com/office/word/2018/wordml/cex" xmlns:w16cid="http://schemas.microsoft.com/office/word/2016/wordml/cid" xmlns:w16="http://schemas.microsoft.com/office/word/2018/wordml" xmlns:w16du="http://schemas.microsoft.com/office/word/2023/wordml/word16du" xmlns:w16sdtdh="http://schemas.microsoft.com/office/word/2020/wordml/sdtdatahash" xmlns:w16sdtfl="http://schemas.microsoft.com/office/word/2024/wordml/sdtformatlock" xmlns:w16se="http://schemas.microsoft.com/office/word/2015/wordml/symex" xmlns:wpg="http://schemas.microsoft.com/office/word/2010/wordprocessingGroup" xmlns:wpi="http://schemas.microsoft.com/office/word/2010/wordprocessingInk" xmlns:wne="http://schemas.microsoft.com/office/word/2006/wordml" xmlns:wps="http://schemas.microsoft.com/office/word/2010/wordprocessingShape" mc:Ignorable="w14 w15 w16se w16cid w16 w16cex w16sdtdh w16sdtfl w16du wp14">
+  <w:sdt>
+    <w:sdtPr>
+      <w:id w:val="-393664044"/>
+      <w:docPartObj>
+        <w:docPartGallery w:val="Page Numbers (Bottom of Page)"/>
+        <w:docPartUnique/>
+      </w:docPartObj>
+    </w:sdtPr>
+    <w:sdtContent>
+      <w:p>
+        <w:pPr>
+          <w:pStyle w:val="Voettekst"/>
+          <w:jc w:val="center"/>
+        </w:pPr>
+        <w:r>
+          <w:fldChar w:fldCharType="begin"/>
+        </w:r>
+        <w:r>
+          <w:instrText>PAGE   \* MERGEFORMAT</w:instrText>
+        </w:r>
+        <w:r>
+          <w:fldChar w:fldCharType="separate"/>
+        </w:r>
+        <w:r>
+          <w:rPr>
+            <w:lang w:val="nl-NL"/>
+          </w:rPr>
+          <w:t>2</w:t>
+        </w:r>
+        <w:r>
+          <w:fldChar w:fldCharType="end"/>
+        </w:r>
+      </w:p>
+    </w:sdtContent>
+  </w:sdt>
+  <w:p>
+    <w:pPr>
+      <w:pStyle w:val="Voettekst"/>
+    </w:pPr>
+  </w:p>
+</w:ftr>
+</file>
+
+<file path=word/footnotes.xml><?xml version="1.0" encoding="utf-8"?>
+<w:footnotes xmlns:wpc="http://schemas.microsoft.com/office/word/2010/wordprocessingCanvas" xmlns:cx="http://schemas.microsoft.com/office/drawing/2014/chartex" xmlns:cx1="http://schemas.microsoft.com/office/drawing/2015/9/8/chartex" xmlns:cx2="http://schemas.microsoft.com/office/drawing/2015/10/21/chartex" xmlns:cx3="http://schemas.microsoft.com/office/drawing/2016/5/9/chartex" xmlns:cx4="http://schemas.microsoft.com/office/drawing/2016/5/10/chartex" xmlns:cx5="http://schemas.microsoft.com/office/drawing/2016/5/11/chartex" xmlns:cx6="http://schemas.microsoft.com/office/drawing/2016/5/12/chartex" xmlns:cx7="http://schemas.microsoft.com/office/drawing/2016/5/13/chartex" xmlns:cx8="http://schemas.microsoft.com/office/drawing/2016/5/14/chartex" xmlns:mc="http://schemas.openxmlformats.org/markup-compatibility/2006" xmlns:aink="http://schemas.microsoft.com/office/drawing/2016/ink" xmlns:am3d="http://schemas.microsoft.com/office/drawing/2017/model3d" xmlns:o="urn:schemas-microsoft-com:office:office" xmlns:oel="http://schemas.microsoft.com/office/2019/extlst" xmlns:r="http://schemas.openxmlformats.org/officeDocument/2006/relationships" xmlns:m="http://schemas.openxmlformats.org/officeDocument/2006/math" xmlns:v="urn:schemas-microsoft-com:vml" xmlns:wp14="http://schemas.microsoft.com/office/word/2010/wordprocessingDrawing" xmlns:wp="http://schemas.openxmlformats.org/drawingml/2006/wordprocessingDrawing" xmlns:w10="urn:schemas-microsoft-com:office:word" xmlns:w="http://schemas.openxmlformats.org/wordprocessingml/2006/main" xmlns:w14="http://schemas.microsoft.com/office/word/2010/wordml" xmlns:w15="http://schemas.microsoft.com/office/word/2012/wordml" xmlns:w16cex="http://schemas.microsoft.com/office/word/2018/wordml/cex" xmlns:w16cid="http://schemas.microsoft.com/office/word/2016/wordml/cid" xmlns:w16="http://schemas.microsoft.com/office/word/2018/wordml" xmlns:w16du="http://schemas.microsoft.com/office/word/2023/wordml/word16du" xmlns:w16sdtdh="http://schemas.microsoft.com/office/word/2020/wordml/sdtdatahash" xmlns:w16sdtfl="http://schemas.microsoft.com/office/word/2024/wordml/sdtformatlock" xmlns:w16se="http://schemas.microsoft.com/office/word/2015/wordml/symex" xmlns:wpg="http://schemas.microsoft.com/office/word/2010/wordprocessingGroup" xmlns:wpi="http://schemas.microsoft.com/office/word/2010/wordprocessingInk" xmlns:wne="http://schemas.microsoft.com/office/word/2006/wordml" xmlns:wps="http://schemas.microsoft.com/office/word/2010/wordprocessingShape" mc:Ignorable="w14 w15 w16se w16cid w16 w16cex w16sdtdh w16sdtfl w16du wp14">
+  <w:footnote w:type="separator" w:id="-1">
+    <w:p>
+      <w:pPr>
+        <w:spacing w:after="0" w:line="240" w:lineRule="auto"/>
+      </w:pPr>
+      <w:r>
+        <w:separator/>
+      </w:r>
+    </w:p>
+  </w:footnote>
+  <w:footnote w:type="continuationSeparator" w:id="0">
+    <w:p>
+      <w:pPr>
+        <w:spacing w:after="0" w:line="240" w:lineRule="auto"/>
+      </w:pPr>
+      <w:r>
+        <w:continuationSeparator/>
+      </w:r>
+    </w:p>
+  </w:footnote>
+</w:footnotes>
 </file>
 
 <file path=word/numbering.xml><?xml version="1.0" encoding="utf-8"?>
@@ -7222,6 +9539,119 @@
     </w:lvl>
   </w:abstractNum>
   <w:abstractNum w:abstractNumId="6" w15:restartNumberingAfterBreak="0">
+    <w:nsid w:val="5F557A8A"/>
+    <w:multiLevelType w:val="multilevel"/>
+    <w:tmpl w:val="802A707C"/>
+    <w:lvl w:ilvl="0">
+      <w:start w:val="1"/>
+      <w:numFmt w:val="decimal"/>
+      <w:lvlText w:val="%1."/>
+      <w:lvlJc w:val="left"/>
+      <w:pPr>
+        <w:tabs>
+          <w:tab w:val="num" w:pos="720"/>
+        </w:tabs>
+        <w:ind w:left="720" w:hanging="360"/>
+      </w:pPr>
+    </w:lvl>
+    <w:lvl w:ilvl="1" w:tentative="1">
+      <w:start w:val="1"/>
+      <w:numFmt w:val="decimal"/>
+      <w:lvlText w:val="%2."/>
+      <w:lvlJc w:val="left"/>
+      <w:pPr>
+        <w:tabs>
+          <w:tab w:val="num" w:pos="1440"/>
+        </w:tabs>
+        <w:ind w:left="1440" w:hanging="360"/>
+      </w:pPr>
+    </w:lvl>
+    <w:lvl w:ilvl="2" w:tentative="1">
+      <w:start w:val="1"/>
+      <w:numFmt w:val="decimal"/>
+      <w:lvlText w:val="%3."/>
+      <w:lvlJc w:val="left"/>
+      <w:pPr>
+        <w:tabs>
+          <w:tab w:val="num" w:pos="2160"/>
+        </w:tabs>
+        <w:ind w:left="2160" w:hanging="360"/>
+      </w:pPr>
+    </w:lvl>
+    <w:lvl w:ilvl="3" w:tentative="1">
+      <w:start w:val="1"/>
+      <w:numFmt w:val="decimal"/>
+      <w:lvlText w:val="%4."/>
+      <w:lvlJc w:val="left"/>
+      <w:pPr>
+        <w:tabs>
+          <w:tab w:val="num" w:pos="2880"/>
+        </w:tabs>
+        <w:ind w:left="2880" w:hanging="360"/>
+      </w:pPr>
+    </w:lvl>
+    <w:lvl w:ilvl="4" w:tentative="1">
+      <w:start w:val="1"/>
+      <w:numFmt w:val="decimal"/>
+      <w:lvlText w:val="%5."/>
+      <w:lvlJc w:val="left"/>
+      <w:pPr>
+        <w:tabs>
+          <w:tab w:val="num" w:pos="3600"/>
+        </w:tabs>
+        <w:ind w:left="3600" w:hanging="360"/>
+      </w:pPr>
+    </w:lvl>
+    <w:lvl w:ilvl="5" w:tentative="1">
+      <w:start w:val="1"/>
+      <w:numFmt w:val="decimal"/>
+      <w:lvlText w:val="%6."/>
+      <w:lvlJc w:val="left"/>
+      <w:pPr>
+        <w:tabs>
+          <w:tab w:val="num" w:pos="4320"/>
+        </w:tabs>
+        <w:ind w:left="4320" w:hanging="360"/>
+      </w:pPr>
+    </w:lvl>
+    <w:lvl w:ilvl="6" w:tentative="1">
+      <w:start w:val="1"/>
+      <w:numFmt w:val="decimal"/>
+      <w:lvlText w:val="%7."/>
+      <w:lvlJc w:val="left"/>
+      <w:pPr>
+        <w:tabs>
+          <w:tab w:val="num" w:pos="5040"/>
+        </w:tabs>
+        <w:ind w:left="5040" w:hanging="360"/>
+      </w:pPr>
+    </w:lvl>
+    <w:lvl w:ilvl="7" w:tentative="1">
+      <w:start w:val="1"/>
+      <w:numFmt w:val="decimal"/>
+      <w:lvlText w:val="%8."/>
+      <w:lvlJc w:val="left"/>
+      <w:pPr>
+        <w:tabs>
+          <w:tab w:val="num" w:pos="5760"/>
+        </w:tabs>
+        <w:ind w:left="5760" w:hanging="360"/>
+      </w:pPr>
+    </w:lvl>
+    <w:lvl w:ilvl="8" w:tentative="1">
+      <w:start w:val="1"/>
+      <w:numFmt w:val="decimal"/>
+      <w:lvlText w:val="%9."/>
+      <w:lvlJc w:val="left"/>
+      <w:pPr>
+        <w:tabs>
+          <w:tab w:val="num" w:pos="6480"/>
+        </w:tabs>
+        <w:ind w:left="6480" w:hanging="360"/>
+      </w:pPr>
+    </w:lvl>
+  </w:abstractNum>
+  <w:abstractNum w:abstractNumId="7" w15:restartNumberingAfterBreak="0">
     <w:nsid w:val="739E373C"/>
     <w:multiLevelType w:val="multilevel"/>
     <w:tmpl w:val="51FA6F6C"/>
@@ -7370,7 +9800,7 @@
       </w:rPr>
     </w:lvl>
   </w:abstractNum>
-  <w:abstractNum w:abstractNumId="7" w15:restartNumberingAfterBreak="0">
+  <w:abstractNum w:abstractNumId="8" w15:restartNumberingAfterBreak="0">
     <w:nsid w:val="73B23B94"/>
     <w:multiLevelType w:val="multilevel"/>
     <w:tmpl w:val="DD56EF6C"/>
@@ -7519,7 +9949,7 @@
       </w:rPr>
     </w:lvl>
   </w:abstractNum>
-  <w:abstractNum w:abstractNumId="8" w15:restartNumberingAfterBreak="0">
+  <w:abstractNum w:abstractNumId="9" w15:restartNumberingAfterBreak="0">
     <w:nsid w:val="74717386"/>
     <w:multiLevelType w:val="multilevel"/>
     <w:tmpl w:val="59BAA730"/>
@@ -7668,7 +10098,7 @@
       </w:rPr>
     </w:lvl>
   </w:abstractNum>
-  <w:abstractNum w:abstractNumId="9" w15:restartNumberingAfterBreak="0">
+  <w:abstractNum w:abstractNumId="10" w15:restartNumberingAfterBreak="0">
     <w:nsid w:val="787E42AC"/>
     <w:multiLevelType w:val="multilevel"/>
     <w:tmpl w:val="183AAC40"/>
@@ -7781,7 +10211,7 @@
       </w:pPr>
     </w:lvl>
   </w:abstractNum>
-  <w:abstractNum w:abstractNumId="10" w15:restartNumberingAfterBreak="0">
+  <w:abstractNum w:abstractNumId="11" w15:restartNumberingAfterBreak="0">
     <w:nsid w:val="7D4F047B"/>
     <w:multiLevelType w:val="multilevel"/>
     <w:tmpl w:val="00FE70FE"/>
@@ -7930,7 +10360,7 @@
       </w:rPr>
     </w:lvl>
   </w:abstractNum>
-  <w:abstractNum w:abstractNumId="11" w15:restartNumberingAfterBreak="0">
+  <w:abstractNum w:abstractNumId="12" w15:restartNumberingAfterBreak="0">
     <w:nsid w:val="7FB234BB"/>
     <w:multiLevelType w:val="multilevel"/>
     <w:tmpl w:val="57B67D44"/>
@@ -8086,19 +10516,19 @@
     <w:abstractNumId w:val="1"/>
   </w:num>
   <w:num w:numId="3" w16cid:durableId="804390768">
-    <w:abstractNumId w:val="10"/>
+    <w:abstractNumId w:val="11"/>
   </w:num>
   <w:num w:numId="4" w16cid:durableId="740324678">
-    <w:abstractNumId w:val="8"/>
+    <w:abstractNumId w:val="9"/>
   </w:num>
   <w:num w:numId="5" w16cid:durableId="959729964">
     <w:abstractNumId w:val="4"/>
   </w:num>
   <w:num w:numId="6" w16cid:durableId="521011932">
-    <w:abstractNumId w:val="11"/>
+    <w:abstractNumId w:val="12"/>
   </w:num>
   <w:num w:numId="7" w16cid:durableId="2095086216">
-    <w:abstractNumId w:val="6"/>
+    <w:abstractNumId w:val="7"/>
   </w:num>
   <w:num w:numId="8" w16cid:durableId="803812241">
     <w:abstractNumId w:val="5"/>
@@ -8107,13 +10537,16 @@
     <w:abstractNumId w:val="2"/>
   </w:num>
   <w:num w:numId="10" w16cid:durableId="1285310722">
-    <w:abstractNumId w:val="7"/>
+    <w:abstractNumId w:val="8"/>
   </w:num>
   <w:num w:numId="11" w16cid:durableId="1317300852">
-    <w:abstractNumId w:val="9"/>
+    <w:abstractNumId w:val="10"/>
   </w:num>
   <w:num w:numId="12" w16cid:durableId="1607344221">
     <w:abstractNumId w:val="3"/>
+  </w:num>
+  <w:num w:numId="13" w16cid:durableId="1828588209">
+    <w:abstractNumId w:val="6"/>
   </w:num>
 </w:numbering>
 </file>
@@ -8720,7 +11153,6 @@
   <w:style w:type="character" w:default="1" w:styleId="Standaardalinea-lettertype">
     <w:name w:val="Default Paragraph Font"/>
     <w:uiPriority w:val="1"/>
-    <w:semiHidden/>
     <w:unhideWhenUsed/>
   </w:style>
   <w:style w:type="table" w:default="1" w:styleId="Standaardtabel">
@@ -9032,6 +11464,73 @@
       <w:color w:val="0F4761" w:themeColor="accent1" w:themeShade="BF"/>
       <w:spacing w:val="5"/>
     </w:rPr>
+  </w:style>
+  <w:style w:type="character" w:styleId="Hyperlink">
+    <w:name w:val="Hyperlink"/>
+    <w:basedOn w:val="Standaardalinea-lettertype"/>
+    <w:uiPriority w:val="99"/>
+    <w:unhideWhenUsed/>
+    <w:rsid w:val="00552FEF"/>
+    <w:rPr>
+      <w:color w:val="467886" w:themeColor="hyperlink"/>
+      <w:u w:val="single"/>
+    </w:rPr>
+  </w:style>
+  <w:style w:type="character" w:styleId="Onopgelostemelding">
+    <w:name w:val="Unresolved Mention"/>
+    <w:basedOn w:val="Standaardalinea-lettertype"/>
+    <w:uiPriority w:val="99"/>
+    <w:semiHidden/>
+    <w:unhideWhenUsed/>
+    <w:rsid w:val="00552FEF"/>
+    <w:rPr>
+      <w:color w:val="605E5C"/>
+      <w:shd w:val="clear" w:color="auto" w:fill="E1DFDD"/>
+    </w:rPr>
+  </w:style>
+  <w:style w:type="paragraph" w:styleId="Koptekst">
+    <w:name w:val="header"/>
+    <w:basedOn w:val="Standaard"/>
+    <w:link w:val="KoptekstChar"/>
+    <w:uiPriority w:val="99"/>
+    <w:unhideWhenUsed/>
+    <w:rsid w:val="00893001"/>
+    <w:pPr>
+      <w:tabs>
+        <w:tab w:val="center" w:pos="4536"/>
+        <w:tab w:val="right" w:pos="9072"/>
+      </w:tabs>
+      <w:spacing w:after="0" w:line="240" w:lineRule="auto"/>
+    </w:pPr>
+  </w:style>
+  <w:style w:type="character" w:customStyle="1" w:styleId="KoptekstChar">
+    <w:name w:val="Koptekst Char"/>
+    <w:basedOn w:val="Standaardalinea-lettertype"/>
+    <w:link w:val="Koptekst"/>
+    <w:uiPriority w:val="99"/>
+    <w:rsid w:val="00893001"/>
+  </w:style>
+  <w:style w:type="paragraph" w:styleId="Voettekst">
+    <w:name w:val="footer"/>
+    <w:basedOn w:val="Standaard"/>
+    <w:link w:val="VoettekstChar"/>
+    <w:uiPriority w:val="99"/>
+    <w:unhideWhenUsed/>
+    <w:rsid w:val="00893001"/>
+    <w:pPr>
+      <w:tabs>
+        <w:tab w:val="center" w:pos="4536"/>
+        <w:tab w:val="right" w:pos="9072"/>
+      </w:tabs>
+      <w:spacing w:after="0" w:line="240" w:lineRule="auto"/>
+    </w:pPr>
+  </w:style>
+  <w:style w:type="character" w:customStyle="1" w:styleId="VoettekstChar">
+    <w:name w:val="Voettekst Char"/>
+    <w:basedOn w:val="Standaardalinea-lettertype"/>
+    <w:link w:val="Voettekst"/>
+    <w:uiPriority w:val="99"/>
+    <w:rsid w:val="00893001"/>
   </w:style>
 </w:styles>
 </file>

--- a/Master_scriptie_tekst.docx
+++ b/Master_scriptie_tekst.docx
@@ -7,6 +7,25 @@
         <w:rPr>
           <w:b/>
           <w:bCs/>
+          <w:sz w:val="36"/>
+          <w:szCs w:val="36"/>
+        </w:rPr>
+      </w:pPr>
+      <w:r>
+        <w:rPr>
+          <w:b/>
+          <w:bCs/>
+          <w:sz w:val="36"/>
+          <w:szCs w:val="36"/>
+        </w:rPr>
+        <w:t>Woord vooraf</w:t>
+      </w:r>
+    </w:p>
+    <w:p>
+      <w:pPr>
+        <w:rPr>
+          <w:b/>
+          <w:bCs/>
           <w:sz w:val="32"/>
           <w:szCs w:val="32"/>
         </w:rPr>
@@ -18,7 +37,7 @@
           <w:sz w:val="32"/>
           <w:szCs w:val="32"/>
         </w:rPr>
-        <w:t>Woord vooraf</w:t>
+        <w:br w:type="page"/>
       </w:r>
     </w:p>
     <w:p>
@@ -37,7 +56,28 @@
           <w:sz w:val="32"/>
           <w:szCs w:val="32"/>
         </w:rPr>
+        <w:lastRenderedPageBreak/>
         <w:br w:type="page"/>
+      </w:r>
+    </w:p>
+    <w:p>
+      <w:pPr>
+        <w:rPr>
+          <w:b/>
+          <w:bCs/>
+          <w:sz w:val="36"/>
+          <w:szCs w:val="36"/>
+        </w:rPr>
+      </w:pPr>
+      <w:r>
+        <w:rPr>
+          <w:b/>
+          <w:bCs/>
+          <w:sz w:val="36"/>
+          <w:szCs w:val="36"/>
+        </w:rPr>
+        <w:lastRenderedPageBreak/>
+        <w:t>Inhoudsopgave</w:t>
       </w:r>
     </w:p>
     <w:p>
@@ -56,6 +96,25 @@
           <w:sz w:val="32"/>
           <w:szCs w:val="32"/>
         </w:rPr>
+        <w:br w:type="page"/>
+      </w:r>
+    </w:p>
+    <w:p>
+      <w:pPr>
+        <w:rPr>
+          <w:b/>
+          <w:bCs/>
+          <w:sz w:val="32"/>
+          <w:szCs w:val="32"/>
+        </w:rPr>
+      </w:pPr>
+      <w:r>
+        <w:rPr>
+          <w:b/>
+          <w:bCs/>
+          <w:sz w:val="32"/>
+          <w:szCs w:val="32"/>
+        </w:rPr>
         <w:lastRenderedPageBreak/>
         <w:br w:type="page"/>
       </w:r>
@@ -65,6 +124,26 @@
         <w:rPr>
           <w:b/>
           <w:bCs/>
+          <w:sz w:val="36"/>
+          <w:szCs w:val="36"/>
+        </w:rPr>
+      </w:pPr>
+      <w:r>
+        <w:rPr>
+          <w:b/>
+          <w:bCs/>
+          <w:sz w:val="36"/>
+          <w:szCs w:val="36"/>
+        </w:rPr>
+        <w:lastRenderedPageBreak/>
+        <w:t>Lijst van figuren</w:t>
+      </w:r>
+    </w:p>
+    <w:p>
+      <w:pPr>
+        <w:rPr>
+          <w:b/>
+          <w:bCs/>
           <w:sz w:val="32"/>
           <w:szCs w:val="32"/>
         </w:rPr>
@@ -76,8 +155,7 @@
           <w:sz w:val="32"/>
           <w:szCs w:val="32"/>
         </w:rPr>
-        <w:lastRenderedPageBreak/>
-        <w:t>Inhoudsopgave</w:t>
+        <w:br w:type="page"/>
       </w:r>
     </w:p>
     <w:p>
@@ -96,7 +174,28 @@
           <w:sz w:val="32"/>
           <w:szCs w:val="32"/>
         </w:rPr>
+        <w:lastRenderedPageBreak/>
         <w:br w:type="page"/>
+      </w:r>
+    </w:p>
+    <w:p>
+      <w:pPr>
+        <w:rPr>
+          <w:b/>
+          <w:bCs/>
+          <w:sz w:val="36"/>
+          <w:szCs w:val="36"/>
+        </w:rPr>
+      </w:pPr>
+      <w:r>
+        <w:rPr>
+          <w:b/>
+          <w:bCs/>
+          <w:sz w:val="36"/>
+          <w:szCs w:val="36"/>
+        </w:rPr>
+        <w:lastRenderedPageBreak/>
+        <w:t>Abstract</w:t>
       </w:r>
     </w:p>
     <w:p>
@@ -115,6 +214,25 @@
           <w:sz w:val="32"/>
           <w:szCs w:val="32"/>
         </w:rPr>
+        <w:br w:type="page"/>
+      </w:r>
+    </w:p>
+    <w:p>
+      <w:pPr>
+        <w:rPr>
+          <w:b/>
+          <w:bCs/>
+          <w:sz w:val="32"/>
+          <w:szCs w:val="32"/>
+        </w:rPr>
+      </w:pPr>
+      <w:r>
+        <w:rPr>
+          <w:b/>
+          <w:bCs/>
+          <w:sz w:val="32"/>
+          <w:szCs w:val="32"/>
+        </w:rPr>
         <w:lastRenderedPageBreak/>
         <w:br w:type="page"/>
       </w:r>
@@ -132,11 +250,20 @@
         <w:rPr>
           <w:b/>
           <w:bCs/>
+          <w:sz w:val="36"/>
+          <w:szCs w:val="36"/>
+        </w:rPr>
+        <w:lastRenderedPageBreak/>
+        <w:t>Abstract in English</w:t>
+      </w:r>
+      <w:r>
+        <w:rPr>
+          <w:b/>
+          <w:bCs/>
           <w:sz w:val="32"/>
           <w:szCs w:val="32"/>
         </w:rPr>
-        <w:lastRenderedPageBreak/>
-        <w:t>Lijst van figuren</w:t>
+        <w:br w:type="page"/>
       </w:r>
     </w:p>
     <w:p>
@@ -155,11 +282,586 @@
           <w:sz w:val="32"/>
           <w:szCs w:val="32"/>
         </w:rPr>
+        <w:lastRenderedPageBreak/>
         <w:br w:type="page"/>
       </w:r>
     </w:p>
     <w:p>
       <w:pPr>
+        <w:spacing w:afterLines="24" w:after="57" w:line="288" w:lineRule="auto"/>
+        <w:rPr>
+          <w:b/>
+          <w:bCs/>
+          <w:sz w:val="36"/>
+          <w:szCs w:val="36"/>
+        </w:rPr>
+      </w:pPr>
+      <w:r>
+        <w:rPr>
+          <w:b/>
+          <w:bCs/>
+          <w:sz w:val="36"/>
+          <w:szCs w:val="36"/>
+        </w:rPr>
+        <w:lastRenderedPageBreak/>
+        <w:t>Hoofdstuk 1</w:t>
+      </w:r>
+    </w:p>
+    <w:p>
+      <w:pPr>
+        <w:spacing w:afterLines="24" w:after="57" w:line="288" w:lineRule="auto"/>
+        <w:rPr>
+          <w:b/>
+          <w:bCs/>
+          <w:sz w:val="36"/>
+          <w:szCs w:val="36"/>
+        </w:rPr>
+      </w:pPr>
+      <w:r>
+        <w:rPr>
+          <w:b/>
+          <w:bCs/>
+          <w:sz w:val="36"/>
+          <w:szCs w:val="36"/>
+        </w:rPr>
+        <w:t>Inleiding</w:t>
+      </w:r>
+    </w:p>
+    <w:p>
+      <w:pPr>
+        <w:spacing w:afterLines="24" w:after="57" w:line="288" w:lineRule="auto"/>
+        <w:rPr>
+          <w:b/>
+          <w:bCs/>
+        </w:rPr>
+      </w:pPr>
+    </w:p>
+    <w:p>
+      <w:pPr>
+        <w:spacing w:afterLines="24" w:after="57" w:line="288" w:lineRule="auto"/>
+      </w:pPr>
+      <w:proofErr w:type="spellStart"/>
+      <w:r>
+        <w:t>Threat</w:t>
+      </w:r>
+      <w:proofErr w:type="spellEnd"/>
+      <w:r>
+        <w:t xml:space="preserve"> </w:t>
+      </w:r>
+      <w:proofErr w:type="spellStart"/>
+      <w:r>
+        <w:t>modeling</w:t>
+      </w:r>
+      <w:proofErr w:type="spellEnd"/>
+      <w:r>
+        <w:t xml:space="preserve"> is een systematische techniek om mogelijke dreigingen tegen een softwaresysteem te identificeren, te analyseren en te prioriteren nog vóór implementatie of tijdens evolutief onderhoud. In essentie dwingt </w:t>
+      </w:r>
+      <w:proofErr w:type="spellStart"/>
+      <w:r>
+        <w:t>threat</w:t>
+      </w:r>
+      <w:proofErr w:type="spellEnd"/>
+      <w:r>
+        <w:t xml:space="preserve"> </w:t>
+      </w:r>
+      <w:proofErr w:type="spellStart"/>
+      <w:r>
+        <w:t>modeling</w:t>
+      </w:r>
+      <w:proofErr w:type="spellEnd"/>
+      <w:r>
+        <w:t xml:space="preserve"> ontwikkelaars en architecten om expliciet na te denken over “wat kan er misgaan?”, “wat is de impact?” en “welke maatregelen zijn nodig?”, en vormt het daarmee een kernonderdeel van secure software engineering. Het proces omvat typisch het in kaart brengen van systeemcomponenten en </w:t>
+      </w:r>
+      <w:proofErr w:type="spellStart"/>
+      <w:r>
+        <w:t>dataflows</w:t>
+      </w:r>
+      <w:proofErr w:type="spellEnd"/>
+      <w:r>
+        <w:t>, het identificeren van potentiële aanvallers en aanvalspaden, en het koppelen van passende mitigaties aan de belangrijkste risico’s.</w:t>
+      </w:r>
+      <w:r>
+        <w:rPr>
+          <w:rFonts w:ascii="Arial" w:hAnsi="Arial" w:cs="Arial"/>
+        </w:rPr>
+        <w:t>​</w:t>
+      </w:r>
+    </w:p>
+    <w:p>
+      <w:pPr>
+        <w:spacing w:afterLines="24" w:after="57" w:line="288" w:lineRule="auto"/>
+      </w:pPr>
+      <w:r>
+        <w:t xml:space="preserve">Binnen de softwareontwikkelingscyclus kan </w:t>
+      </w:r>
+      <w:proofErr w:type="spellStart"/>
+      <w:r>
+        <w:t>threat</w:t>
+      </w:r>
+      <w:proofErr w:type="spellEnd"/>
+      <w:r>
+        <w:t xml:space="preserve"> </w:t>
+      </w:r>
+      <w:proofErr w:type="spellStart"/>
+      <w:r>
+        <w:t>modeling</w:t>
+      </w:r>
+      <w:proofErr w:type="spellEnd"/>
+      <w:r>
+        <w:t xml:space="preserve"> op verschillende momenten worden ingezet, bijvoorbeeld tijdens </w:t>
+      </w:r>
+      <w:proofErr w:type="spellStart"/>
+      <w:r>
+        <w:t>requirementsanalyse</w:t>
+      </w:r>
+      <w:proofErr w:type="spellEnd"/>
+      <w:r>
+        <w:t xml:space="preserve">, architectuurontwerp of bij grote </w:t>
+      </w:r>
+      <w:proofErr w:type="spellStart"/>
+      <w:r>
+        <w:t>refactorings</w:t>
+      </w:r>
+      <w:proofErr w:type="spellEnd"/>
+      <w:r>
+        <w:t xml:space="preserve">. In een ideale </w:t>
+      </w:r>
+      <w:proofErr w:type="spellStart"/>
+      <w:r>
+        <w:t>DevSecOps</w:t>
+      </w:r>
+      <w:proofErr w:type="spellEnd"/>
+      <w:r>
+        <w:t xml:space="preserve">-context wordt </w:t>
+      </w:r>
+      <w:proofErr w:type="spellStart"/>
+      <w:r>
+        <w:t>threat</w:t>
+      </w:r>
+      <w:proofErr w:type="spellEnd"/>
+      <w:r>
+        <w:t xml:space="preserve"> </w:t>
+      </w:r>
+      <w:proofErr w:type="spellStart"/>
+      <w:r>
+        <w:t>modeling</w:t>
+      </w:r>
+      <w:proofErr w:type="spellEnd"/>
+      <w:r>
+        <w:t xml:space="preserve"> iteratief uitgevoerd, parallel aan sprints, zodat nieuwe features meteen op beveiligingsimpact worden beoordeeld. In de praktijk blijkt dit echter moeilijk vol te houden: tijdsdruk, beperkte securityexpertise en een gebrek aan passende </w:t>
+      </w:r>
+      <w:proofErr w:type="spellStart"/>
+      <w:r>
+        <w:t>tooling</w:t>
+      </w:r>
+      <w:proofErr w:type="spellEnd"/>
+      <w:r>
+        <w:t xml:space="preserve"> zorgen ervoor dat </w:t>
+      </w:r>
+      <w:proofErr w:type="spellStart"/>
+      <w:r>
+        <w:t>threat</w:t>
+      </w:r>
+      <w:proofErr w:type="spellEnd"/>
+      <w:r>
+        <w:t xml:space="preserve"> </w:t>
+      </w:r>
+      <w:proofErr w:type="spellStart"/>
+      <w:r>
+        <w:t>modeling</w:t>
+      </w:r>
+      <w:proofErr w:type="spellEnd"/>
+      <w:r>
+        <w:t xml:space="preserve"> vaak wordt uitgesteld, oppervlakkig uitgevoerd of volledig overgeslagen.</w:t>
+      </w:r>
+      <w:r>
+        <w:rPr>
+          <w:rFonts w:ascii="Arial" w:hAnsi="Arial" w:cs="Arial"/>
+        </w:rPr>
+        <w:t>​</w:t>
+      </w:r>
+    </w:p>
+    <w:p>
+      <w:pPr>
+        <w:spacing w:afterLines="24" w:after="57" w:line="288" w:lineRule="auto"/>
+      </w:pPr>
+      <w:r>
+        <w:t xml:space="preserve">Door de jaren heen zijn diverse methoden ontwikkeld om </w:t>
+      </w:r>
+      <w:proofErr w:type="spellStart"/>
+      <w:r>
+        <w:t>threat</w:t>
+      </w:r>
+      <w:proofErr w:type="spellEnd"/>
+      <w:r>
+        <w:t xml:space="preserve"> </w:t>
+      </w:r>
+      <w:proofErr w:type="spellStart"/>
+      <w:r>
+        <w:t>modeling</w:t>
+      </w:r>
+      <w:proofErr w:type="spellEnd"/>
+      <w:r>
+        <w:t xml:space="preserve"> te structureren. Een bekende categorie zijn taxonomie-gebaseerde benaderingen, zoals STRIDE, die dreigingen klasseren op basis van hun effect (bijvoorbeeld </w:t>
+      </w:r>
+      <w:proofErr w:type="spellStart"/>
+      <w:r>
+        <w:t>spoofing</w:t>
+      </w:r>
+      <w:proofErr w:type="spellEnd"/>
+      <w:r>
+        <w:t xml:space="preserve">, </w:t>
+      </w:r>
+      <w:proofErr w:type="spellStart"/>
+      <w:r>
+        <w:t>tampering</w:t>
+      </w:r>
+      <w:proofErr w:type="spellEnd"/>
+      <w:r>
+        <w:t xml:space="preserve">, </w:t>
+      </w:r>
+      <w:proofErr w:type="spellStart"/>
+      <w:r>
+        <w:t>repudiation</w:t>
+      </w:r>
+      <w:proofErr w:type="spellEnd"/>
+      <w:r>
+        <w:t xml:space="preserve">, information </w:t>
+      </w:r>
+      <w:proofErr w:type="spellStart"/>
+      <w:r>
+        <w:t>disclosure</w:t>
+      </w:r>
+      <w:proofErr w:type="spellEnd"/>
+      <w:r>
+        <w:t xml:space="preserve">, </w:t>
+      </w:r>
+      <w:proofErr w:type="spellStart"/>
+      <w:r>
+        <w:t>denial</w:t>
+      </w:r>
+      <w:proofErr w:type="spellEnd"/>
+      <w:r>
+        <w:t xml:space="preserve"> of service, </w:t>
+      </w:r>
+      <w:proofErr w:type="spellStart"/>
+      <w:r>
+        <w:t>elevation</w:t>
+      </w:r>
+      <w:proofErr w:type="spellEnd"/>
+      <w:r>
+        <w:t xml:space="preserve"> of privilege). Andere benaderingen maken gebruik van attack trees of </w:t>
+      </w:r>
+      <w:proofErr w:type="spellStart"/>
+      <w:r>
+        <w:t>misuse</w:t>
+      </w:r>
+      <w:proofErr w:type="spellEnd"/>
+      <w:r>
+        <w:t xml:space="preserve"> cases, waarin ongewenst gedrag hiërarchisch wordt opgesplitst in deelstappen en varianten. In meer industriële context worden deze methoden vaak ondersteund door generieke diagramtools of </w:t>
+      </w:r>
+      <w:proofErr w:type="spellStart"/>
+      <w:r>
+        <w:t>mindmapsoftware</w:t>
+      </w:r>
+      <w:proofErr w:type="spellEnd"/>
+      <w:r>
+        <w:t xml:space="preserve">, die wel flexibiliteit bieden maar weinig </w:t>
+      </w:r>
+      <w:proofErr w:type="spellStart"/>
+      <w:r>
+        <w:t>domeinspecifieke</w:t>
+      </w:r>
+      <w:proofErr w:type="spellEnd"/>
+      <w:r>
+        <w:t xml:space="preserve"> ondersteuning voor prioritering</w:t>
+      </w:r>
+      <w:r>
+        <w:t xml:space="preserve"> en </w:t>
+      </w:r>
+      <w:r>
+        <w:t>statusopvolging.</w:t>
+      </w:r>
+      <w:r>
+        <w:rPr>
+          <w:rFonts w:ascii="Arial" w:hAnsi="Arial" w:cs="Arial"/>
+        </w:rPr>
+        <w:t>​</w:t>
+      </w:r>
+    </w:p>
+    <w:p>
+      <w:pPr>
+        <w:spacing w:afterLines="24" w:after="57" w:line="288" w:lineRule="auto"/>
+      </w:pPr>
+      <w:r>
+        <w:t xml:space="preserve">Voor ontwikkelaars zonder diepgaande securityachtergrond vorm deze klassieke methoden een aanzienlijke drempel: ze vergen vertrouwdheid met beveiligingsconcepten, formele notaties en lijsten van standaarddreigingen, terwijl de beschikbare tools zelden gericht zijn op gebruiksgemak of leerbaarheid. Hierdoor dreigt </w:t>
+      </w:r>
+      <w:proofErr w:type="spellStart"/>
+      <w:r>
+        <w:t>threat</w:t>
+      </w:r>
+      <w:proofErr w:type="spellEnd"/>
+      <w:r>
+        <w:t xml:space="preserve"> </w:t>
+      </w:r>
+      <w:proofErr w:type="spellStart"/>
+      <w:r>
+        <w:t>modeling</w:t>
+      </w:r>
+      <w:proofErr w:type="spellEnd"/>
+      <w:r>
+        <w:t xml:space="preserve"> een specialistische activiteit te blijven, in plaats van een breed gedragen </w:t>
+      </w:r>
+      <w:proofErr w:type="spellStart"/>
+      <w:r>
+        <w:t>ontwerpraktijk</w:t>
+      </w:r>
+      <w:proofErr w:type="spellEnd"/>
+      <w:r>
+        <w:t xml:space="preserve"> binnen ontwikkelteams. Deze kloof tussen theoretisch aanbevolen werkwijzen en feitelijke toepassing in de praktijk vormt een belangrijk motief voor onderzoek naar meer toegankelijke, visueel ondersteunde en gebruiksvriendelijke </w:t>
+      </w:r>
+      <w:proofErr w:type="spellStart"/>
+      <w:r>
+        <w:t>threat-modelingbenaderingen</w:t>
+      </w:r>
+      <w:proofErr w:type="spellEnd"/>
+    </w:p>
+    <w:p>
+      <w:pPr>
+        <w:spacing w:afterLines="24" w:after="57" w:line="288" w:lineRule="auto"/>
+      </w:pPr>
+      <w:r>
+        <w:t xml:space="preserve">Dit onderzoek speelt in op deze drempels door een gebruiksvriendelijke </w:t>
+      </w:r>
+      <w:proofErr w:type="spellStart"/>
+      <w:r>
+        <w:t>webtool</w:t>
+      </w:r>
+      <w:proofErr w:type="spellEnd"/>
+      <w:r>
+        <w:t xml:space="preserve"> te ontwerpen en evalueren, gebaseerd op de </w:t>
+      </w:r>
+      <w:proofErr w:type="spellStart"/>
+      <w:r>
+        <w:t>Fortunately</w:t>
+      </w:r>
+      <w:proofErr w:type="spellEnd"/>
+      <w:r>
+        <w:t>–</w:t>
+      </w:r>
+      <w:proofErr w:type="spellStart"/>
+      <w:r>
+        <w:t>Unfortunately</w:t>
+      </w:r>
+      <w:proofErr w:type="spellEnd"/>
+      <w:r>
+        <w:t xml:space="preserve">-methode, waarin </w:t>
+      </w:r>
+      <w:r>
+        <w:lastRenderedPageBreak/>
+        <w:t xml:space="preserve">dreigingen en tegenmaatregelen in een intuïtieve boomstructuur worden voorgesteld. De tool integreert specifieke UX-features zoals kleurcodering, statusiconen, </w:t>
+      </w:r>
+      <w:proofErr w:type="spellStart"/>
+      <w:r>
+        <w:t>danger</w:t>
+      </w:r>
+      <w:proofErr w:type="spellEnd"/>
+      <w:r>
+        <w:t xml:space="preserve"> rating, </w:t>
+      </w:r>
+      <w:proofErr w:type="spellStart"/>
+      <w:r>
+        <w:t>branch</w:t>
+      </w:r>
+      <w:proofErr w:type="spellEnd"/>
+      <w:r>
+        <w:t xml:space="preserve"> summary en filtering om zowel navigatie als prioritering te ondersteunen en wordt geëvalueerd in een gebruikersonderzoek waarin de tool wordt vergeleken met een meer generieke referentiesoftware. Het doel van de masterproef is na te gaan in welke mate deze combinatie van visuele representatie en UX-features</w:t>
+      </w:r>
+      <w:r>
+        <w:t xml:space="preserve"> in combinatie met de </w:t>
+      </w:r>
+      <w:r>
+        <w:t xml:space="preserve"> </w:t>
+      </w:r>
+      <w:proofErr w:type="spellStart"/>
+      <w:r>
+        <w:t>Fortunately</w:t>
+      </w:r>
+      <w:proofErr w:type="spellEnd"/>
+      <w:r>
+        <w:t>–</w:t>
+      </w:r>
+      <w:proofErr w:type="spellStart"/>
+      <w:r>
+        <w:t>Unfortunately</w:t>
+      </w:r>
+      <w:proofErr w:type="spellEnd"/>
+      <w:r>
+        <w:t>-methode</w:t>
+      </w:r>
+      <w:r>
+        <w:t xml:space="preserve">, </w:t>
+      </w:r>
+      <w:proofErr w:type="spellStart"/>
+      <w:r>
+        <w:t>threat</w:t>
+      </w:r>
+      <w:proofErr w:type="spellEnd"/>
+      <w:r>
+        <w:t xml:space="preserve"> </w:t>
+      </w:r>
+      <w:proofErr w:type="spellStart"/>
+      <w:r>
+        <w:t>modeling</w:t>
+      </w:r>
+      <w:proofErr w:type="spellEnd"/>
+      <w:r>
+        <w:t xml:space="preserve"> toegankelijker, efficiënter en effectiever maakt voor niet-security-experts.</w:t>
+      </w:r>
+      <w:r>
+        <w:rPr>
+          <w:rFonts w:ascii="Arial" w:hAnsi="Arial" w:cs="Arial"/>
+        </w:rPr>
+        <w:t>​</w:t>
+      </w:r>
+    </w:p>
+    <w:p>
+      <w:pPr>
+        <w:spacing w:afterLines="24" w:after="57" w:line="288" w:lineRule="auto"/>
+      </w:pPr>
+      <w:r>
+        <w:t xml:space="preserve">Het belang van dit onderzoek ligt enerzijds in het verlagen van de instapdrempel voor </w:t>
+      </w:r>
+      <w:proofErr w:type="spellStart"/>
+      <w:r>
+        <w:t>threat</w:t>
+      </w:r>
+      <w:proofErr w:type="spellEnd"/>
+      <w:r>
+        <w:t xml:space="preserve"> </w:t>
+      </w:r>
+      <w:proofErr w:type="spellStart"/>
+      <w:r>
+        <w:t>modeling</w:t>
+      </w:r>
+      <w:proofErr w:type="spellEnd"/>
+      <w:r>
+        <w:t>, zodat ook ontwikkelaars zonder uitgesproken securityprofiel beter onderbouwde risicoanalyses kunnen uitvoeren. Anderzijds draagt het werk bij aan HCI-onderzoek rond gebruiksvriendelijke security-tools door empirisch te onderzoeken welke interface-elementen (zoals kleuren, iconen, filters en tooltips) daadwerkelijk bijdragen aan taakprestatie, gebruikservaring en feature-voorkeur. Daarmee sluit de masterproef aan bij een bredere verschuiving van puur technische security-oplossingen naar mensgerichte, visueel ondersteunde hulpmiddelen.</w:t>
+      </w:r>
+      <w:r>
+        <w:rPr>
+          <w:rFonts w:ascii="Arial" w:hAnsi="Arial" w:cs="Arial"/>
+        </w:rPr>
+        <w:t>​</w:t>
+      </w:r>
+    </w:p>
+    <w:p>
+      <w:pPr>
+        <w:spacing w:afterLines="24" w:after="57" w:line="288" w:lineRule="auto"/>
+      </w:pPr>
+      <w:r>
+        <w:t xml:space="preserve">De rest van deze masterproef is als volgt opgebouwd. Hoofdstuk 2 bespreekt de </w:t>
+      </w:r>
+      <w:bookmarkStart w:id="0" w:name="_Hlk216624876"/>
+      <w:r>
+        <w:t xml:space="preserve">theoretische achtergrond en gerelateerd werk </w:t>
+      </w:r>
+      <w:bookmarkEnd w:id="0"/>
+      <w:r>
+        <w:t xml:space="preserve">rond </w:t>
+      </w:r>
+      <w:proofErr w:type="spellStart"/>
+      <w:r>
+        <w:t>threat</w:t>
+      </w:r>
+      <w:proofErr w:type="spellEnd"/>
+      <w:r>
+        <w:t xml:space="preserve"> </w:t>
+      </w:r>
+      <w:proofErr w:type="spellStart"/>
+      <w:r>
+        <w:t>modeling</w:t>
+      </w:r>
+      <w:proofErr w:type="spellEnd"/>
+      <w:r>
+        <w:t xml:space="preserve">, de </w:t>
+      </w:r>
+      <w:proofErr w:type="spellStart"/>
+      <w:r>
+        <w:t>Fortunately</w:t>
+      </w:r>
+      <w:proofErr w:type="spellEnd"/>
+      <w:r>
+        <w:t>–</w:t>
+      </w:r>
+      <w:proofErr w:type="spellStart"/>
+      <w:r>
+        <w:t>Unfortunately</w:t>
+      </w:r>
+      <w:proofErr w:type="spellEnd"/>
+      <w:r>
+        <w:t xml:space="preserve">-methode en </w:t>
+      </w:r>
+      <w:proofErr w:type="spellStart"/>
+      <w:r>
+        <w:t>usability</w:t>
+      </w:r>
+      <w:proofErr w:type="spellEnd"/>
+      <w:r>
+        <w:t xml:space="preserve">- en UX-evaluatie in securitycontexten. Hoofdstuk 3 beschrijft het ontwerp en de implementatie van het </w:t>
+      </w:r>
+      <w:proofErr w:type="spellStart"/>
+      <w:r>
+        <w:t>React</w:t>
+      </w:r>
+      <w:proofErr w:type="spellEnd"/>
+      <w:r>
+        <w:t xml:space="preserve">/D3-webprototype en licht het onderzoeksdesign van de </w:t>
+      </w:r>
+      <w:proofErr w:type="spellStart"/>
+      <w:r>
+        <w:t>gebruikerstudie</w:t>
+      </w:r>
+      <w:proofErr w:type="spellEnd"/>
+      <w:r>
+        <w:t xml:space="preserve"> toe, inclusief taken, meetinstrumenten en analysemethoden. Hoofdstuk 4 presenteert de empirische resultaten over taakprestaties, user </w:t>
+      </w:r>
+      <w:proofErr w:type="spellStart"/>
+      <w:r>
+        <w:t>experience</w:t>
+      </w:r>
+      <w:proofErr w:type="spellEnd"/>
+      <w:r>
+        <w:t xml:space="preserve"> en feature-ranking, gevolgd door een discussie in hoofdstuk 5 waarin deze bevindingen worden geïnterpreteerd, gekoppeld aan de literatuur en aangevuld met beperkingen en implicaties voor praktijk en toekomstig onderzoek. Hoofdstuk 6 besluit met de belangrijkste conclusies en schetst mogelijke uitbreidingen, zoals AI-ondersteuning en collaboratieve functies voor breder gebruik in onderwijs en industrie.</w:t>
+      </w:r>
+      <w:r>
+        <w:br w:type="page"/>
+      </w:r>
+    </w:p>
+    <w:p>
+      <w:pPr>
+        <w:spacing w:afterLines="24" w:after="57" w:line="288" w:lineRule="auto"/>
+        <w:rPr>
+          <w:b/>
+          <w:bCs/>
+          <w:sz w:val="36"/>
+          <w:szCs w:val="36"/>
+        </w:rPr>
+      </w:pPr>
+      <w:r>
+        <w:rPr>
+          <w:b/>
+          <w:bCs/>
+          <w:sz w:val="36"/>
+          <w:szCs w:val="36"/>
+        </w:rPr>
+        <w:lastRenderedPageBreak/>
+        <w:t>Hoofdstuk 2</w:t>
+      </w:r>
+    </w:p>
+    <w:p>
+      <w:pPr>
+        <w:spacing w:afterLines="24" w:after="57" w:line="288" w:lineRule="auto"/>
         <w:rPr>
           <w:b/>
           <w:bCs/>
@@ -171,748 +873,79 @@
         <w:rPr>
           <w:b/>
           <w:bCs/>
+          <w:sz w:val="36"/>
+          <w:szCs w:val="36"/>
+        </w:rPr>
+        <w:t>Gerelateerd werk</w:t>
+      </w:r>
+      <w:r>
+        <w:rPr>
+          <w:b/>
+          <w:bCs/>
           <w:sz w:val="32"/>
           <w:szCs w:val="32"/>
         </w:rPr>
+        <w:br w:type="page"/>
+      </w:r>
+    </w:p>
+    <w:p>
+      <w:pPr>
+        <w:spacing w:afterLines="24" w:after="57" w:line="288" w:lineRule="auto"/>
+        <w:rPr>
+          <w:b/>
+          <w:bCs/>
+          <w:sz w:val="32"/>
+          <w:szCs w:val="32"/>
+        </w:rPr>
+      </w:pPr>
+      <w:r>
+        <w:rPr>
+          <w:b/>
+          <w:bCs/>
+          <w:sz w:val="32"/>
+          <w:szCs w:val="32"/>
+        </w:rPr>
         <w:lastRenderedPageBreak/>
         <w:br w:type="page"/>
       </w:r>
     </w:p>
     <w:p>
       <w:pPr>
-        <w:rPr>
-          <w:b/>
-          <w:bCs/>
-          <w:sz w:val="32"/>
-          <w:szCs w:val="32"/>
-        </w:rPr>
-      </w:pPr>
-      <w:r>
-        <w:rPr>
-          <w:b/>
-          <w:bCs/>
-          <w:sz w:val="32"/>
-          <w:szCs w:val="32"/>
+        <w:spacing w:afterLines="24" w:after="57" w:line="288" w:lineRule="auto"/>
+        <w:rPr>
+          <w:b/>
+          <w:bCs/>
+          <w:sz w:val="36"/>
+          <w:szCs w:val="36"/>
+        </w:rPr>
+      </w:pPr>
+      <w:r>
+        <w:rPr>
+          <w:b/>
+          <w:bCs/>
+          <w:sz w:val="36"/>
+          <w:szCs w:val="36"/>
         </w:rPr>
         <w:lastRenderedPageBreak/>
-        <w:t>Abstract</w:t>
-      </w:r>
-    </w:p>
-    <w:p>
-      <w:pPr>
-        <w:rPr>
-          <w:b/>
-          <w:bCs/>
-          <w:sz w:val="32"/>
-          <w:szCs w:val="32"/>
-        </w:rPr>
-      </w:pPr>
-      <w:r>
-        <w:rPr>
-          <w:b/>
-          <w:bCs/>
-          <w:sz w:val="32"/>
-          <w:szCs w:val="32"/>
-        </w:rPr>
-        <w:br w:type="page"/>
-      </w:r>
-    </w:p>
-    <w:p>
-      <w:pPr>
-        <w:rPr>
-          <w:b/>
-          <w:bCs/>
-          <w:sz w:val="32"/>
-          <w:szCs w:val="32"/>
-        </w:rPr>
-      </w:pPr>
-      <w:r>
-        <w:rPr>
-          <w:b/>
-          <w:bCs/>
-          <w:sz w:val="32"/>
-          <w:szCs w:val="32"/>
-        </w:rPr>
-        <w:lastRenderedPageBreak/>
-        <w:br w:type="page"/>
-      </w:r>
-    </w:p>
-    <w:p>
-      <w:pPr>
-        <w:rPr>
-          <w:b/>
-          <w:bCs/>
-          <w:sz w:val="32"/>
-          <w:szCs w:val="32"/>
-        </w:rPr>
-      </w:pPr>
-      <w:r>
-        <w:rPr>
-          <w:b/>
-          <w:bCs/>
-          <w:sz w:val="32"/>
-          <w:szCs w:val="32"/>
-        </w:rPr>
-        <w:lastRenderedPageBreak/>
-        <w:t>Abstract in English</w:t>
-      </w:r>
-      <w:r>
-        <w:rPr>
-          <w:b/>
-          <w:bCs/>
-          <w:sz w:val="32"/>
-          <w:szCs w:val="32"/>
-        </w:rPr>
-        <w:br w:type="page"/>
-      </w:r>
-    </w:p>
-    <w:p>
-      <w:pPr>
-        <w:rPr>
-          <w:b/>
-          <w:bCs/>
-          <w:sz w:val="32"/>
-          <w:szCs w:val="32"/>
-        </w:rPr>
-      </w:pPr>
-      <w:r>
-        <w:rPr>
-          <w:b/>
-          <w:bCs/>
-          <w:sz w:val="32"/>
-          <w:szCs w:val="32"/>
-        </w:rPr>
-        <w:lastRenderedPageBreak/>
-        <w:br w:type="page"/>
-      </w:r>
-    </w:p>
-    <w:p>
-      <w:pPr>
-        <w:spacing w:afterLines="24" w:after="57" w:line="288" w:lineRule="auto"/>
-        <w:rPr>
-          <w:b/>
-          <w:bCs/>
-          <w:sz w:val="32"/>
-          <w:szCs w:val="32"/>
-        </w:rPr>
-      </w:pPr>
-      <w:r>
-        <w:rPr>
-          <w:b/>
-          <w:bCs/>
-          <w:sz w:val="32"/>
-          <w:szCs w:val="32"/>
-        </w:rPr>
-        <w:lastRenderedPageBreak/>
-        <w:t>Hoofdstuk 1</w:t>
-      </w:r>
-      <w:r>
-        <w:rPr>
-          <w:b/>
-          <w:bCs/>
-          <w:sz w:val="32"/>
-          <w:szCs w:val="32"/>
-        </w:rPr>
-        <w:t>: Inleiding</w:t>
-      </w:r>
-    </w:p>
-    <w:p>
-      <w:pPr>
-        <w:spacing w:afterLines="24" w:after="57" w:line="288" w:lineRule="auto"/>
-        <w:rPr>
-          <w:b/>
-          <w:bCs/>
-        </w:rPr>
-      </w:pPr>
-    </w:p>
-    <w:p>
-      <w:pPr>
-        <w:spacing w:afterLines="24" w:after="57" w:line="288" w:lineRule="auto"/>
-      </w:pPr>
-      <w:proofErr w:type="spellStart"/>
-      <w:r>
-        <w:t>Threat</w:t>
-      </w:r>
-      <w:proofErr w:type="spellEnd"/>
-      <w:r>
-        <w:t xml:space="preserve"> </w:t>
-      </w:r>
-      <w:proofErr w:type="spellStart"/>
-      <w:r>
-        <w:t>modeling</w:t>
-      </w:r>
-      <w:proofErr w:type="spellEnd"/>
-      <w:r>
-        <w:t xml:space="preserve"> is een systematische techniek om mogelijke dreigingen tegen een softwaresysteem te identificeren, te analyseren en te prioriteren nog vóór implementatie of tijdens evolutief onderhoud. In essentie dwingt </w:t>
-      </w:r>
-      <w:proofErr w:type="spellStart"/>
-      <w:r>
-        <w:t>threat</w:t>
-      </w:r>
-      <w:proofErr w:type="spellEnd"/>
-      <w:r>
-        <w:t xml:space="preserve"> </w:t>
-      </w:r>
-      <w:proofErr w:type="spellStart"/>
-      <w:r>
-        <w:t>modeling</w:t>
-      </w:r>
-      <w:proofErr w:type="spellEnd"/>
-      <w:r>
-        <w:t xml:space="preserve"> ontwikkelaars en architecten om expliciet na te denken over “wat kan er misgaan?”, “wat is de impact?” en “welke maatregelen zijn nodig?”, en vormt het daarmee een kernonderdeel van secure software engineering. Het proces omvat typisch het in kaart brengen van systeemcomponenten en </w:t>
-      </w:r>
-      <w:proofErr w:type="spellStart"/>
-      <w:r>
-        <w:t>dataflows</w:t>
-      </w:r>
-      <w:proofErr w:type="spellEnd"/>
-      <w:r>
-        <w:t>, het identificeren van potentiële aanvallers en aanvalspaden, en het koppelen van passende mitigaties aan de belangrijkste risico’s.</w:t>
-      </w:r>
-      <w:r>
-        <w:rPr>
-          <w:rFonts w:ascii="Arial" w:hAnsi="Arial" w:cs="Arial"/>
-        </w:rPr>
-        <w:t>​</w:t>
-      </w:r>
-    </w:p>
-    <w:p>
-      <w:pPr>
-        <w:spacing w:afterLines="24" w:after="57" w:line="288" w:lineRule="auto"/>
-      </w:pPr>
-      <w:r>
-        <w:t xml:space="preserve">Binnen de softwareontwikkelingscyclus kan </w:t>
-      </w:r>
-      <w:proofErr w:type="spellStart"/>
-      <w:r>
-        <w:t>threat</w:t>
-      </w:r>
-      <w:proofErr w:type="spellEnd"/>
-      <w:r>
-        <w:t xml:space="preserve"> </w:t>
-      </w:r>
-      <w:proofErr w:type="spellStart"/>
-      <w:r>
-        <w:t>modeling</w:t>
-      </w:r>
-      <w:proofErr w:type="spellEnd"/>
-      <w:r>
-        <w:t xml:space="preserve"> op verschillende momenten worden ingezet, bijvoorbeeld tijdens </w:t>
-      </w:r>
-      <w:proofErr w:type="spellStart"/>
-      <w:r>
-        <w:t>requirementsanalyse</w:t>
-      </w:r>
-      <w:proofErr w:type="spellEnd"/>
-      <w:r>
-        <w:t xml:space="preserve">, architectuurontwerp of bij grote </w:t>
-      </w:r>
-      <w:proofErr w:type="spellStart"/>
-      <w:r>
-        <w:t>refactorings</w:t>
-      </w:r>
-      <w:proofErr w:type="spellEnd"/>
-      <w:r>
-        <w:t xml:space="preserve">. In een ideale </w:t>
-      </w:r>
-      <w:proofErr w:type="spellStart"/>
-      <w:r>
-        <w:t>DevSecOps</w:t>
-      </w:r>
-      <w:proofErr w:type="spellEnd"/>
-      <w:r>
-        <w:t xml:space="preserve">-context wordt </w:t>
-      </w:r>
-      <w:proofErr w:type="spellStart"/>
-      <w:r>
-        <w:t>threat</w:t>
-      </w:r>
-      <w:proofErr w:type="spellEnd"/>
-      <w:r>
-        <w:t xml:space="preserve"> </w:t>
-      </w:r>
-      <w:proofErr w:type="spellStart"/>
-      <w:r>
-        <w:t>modeling</w:t>
-      </w:r>
-      <w:proofErr w:type="spellEnd"/>
-      <w:r>
-        <w:t xml:space="preserve"> iteratief uitgevoerd, parallel aan sprints, zodat nieuwe features meteen op beveiligingsimpact worden beoordeeld. In de praktijk blijkt dit echter moeilijk vol te houden: tijdsdruk, beperkte securityexpertise en een gebrek aan passende </w:t>
-      </w:r>
-      <w:proofErr w:type="spellStart"/>
-      <w:r>
-        <w:t>tooling</w:t>
-      </w:r>
-      <w:proofErr w:type="spellEnd"/>
-      <w:r>
-        <w:t xml:space="preserve"> zorgen ervoor dat </w:t>
-      </w:r>
-      <w:proofErr w:type="spellStart"/>
-      <w:r>
-        <w:t>threat</w:t>
-      </w:r>
-      <w:proofErr w:type="spellEnd"/>
-      <w:r>
-        <w:t xml:space="preserve"> </w:t>
-      </w:r>
-      <w:proofErr w:type="spellStart"/>
-      <w:r>
-        <w:t>modeling</w:t>
-      </w:r>
-      <w:proofErr w:type="spellEnd"/>
-      <w:r>
-        <w:t xml:space="preserve"> vaak wordt uitgesteld, oppervlakkig uitgevoerd of volledig overgeslagen.</w:t>
-      </w:r>
-      <w:r>
-        <w:rPr>
-          <w:rFonts w:ascii="Arial" w:hAnsi="Arial" w:cs="Arial"/>
-        </w:rPr>
-        <w:t>​</w:t>
-      </w:r>
-    </w:p>
-    <w:p>
-      <w:pPr>
-        <w:spacing w:afterLines="24" w:after="57" w:line="288" w:lineRule="auto"/>
-      </w:pPr>
-      <w:r>
-        <w:t xml:space="preserve">Door de jaren heen zijn diverse methoden ontwikkeld om </w:t>
-      </w:r>
-      <w:proofErr w:type="spellStart"/>
-      <w:r>
-        <w:t>threat</w:t>
-      </w:r>
-      <w:proofErr w:type="spellEnd"/>
-      <w:r>
-        <w:t xml:space="preserve"> </w:t>
-      </w:r>
-      <w:proofErr w:type="spellStart"/>
-      <w:r>
-        <w:t>modeling</w:t>
-      </w:r>
-      <w:proofErr w:type="spellEnd"/>
-      <w:r>
-        <w:t xml:space="preserve"> te structureren. Een bekende categorie zijn taxonomie-gebaseerde benaderingen, zoals STRIDE, die dreigingen klasseren op basis van hun effect (bijvoorbeeld </w:t>
-      </w:r>
-      <w:proofErr w:type="spellStart"/>
-      <w:r>
-        <w:t>spoofing</w:t>
-      </w:r>
-      <w:proofErr w:type="spellEnd"/>
-      <w:r>
-        <w:t xml:space="preserve">, </w:t>
-      </w:r>
-      <w:proofErr w:type="spellStart"/>
-      <w:r>
-        <w:t>tampering</w:t>
-      </w:r>
-      <w:proofErr w:type="spellEnd"/>
-      <w:r>
-        <w:t xml:space="preserve">, </w:t>
-      </w:r>
-      <w:proofErr w:type="spellStart"/>
-      <w:r>
-        <w:t>repudiation</w:t>
-      </w:r>
-      <w:proofErr w:type="spellEnd"/>
-      <w:r>
-        <w:t xml:space="preserve">, information </w:t>
-      </w:r>
-      <w:proofErr w:type="spellStart"/>
-      <w:r>
-        <w:t>disclosure</w:t>
-      </w:r>
-      <w:proofErr w:type="spellEnd"/>
-      <w:r>
-        <w:t xml:space="preserve">, </w:t>
-      </w:r>
-      <w:proofErr w:type="spellStart"/>
-      <w:r>
-        <w:t>denial</w:t>
-      </w:r>
-      <w:proofErr w:type="spellEnd"/>
-      <w:r>
-        <w:t xml:space="preserve"> of service, </w:t>
-      </w:r>
-      <w:proofErr w:type="spellStart"/>
-      <w:r>
-        <w:t>elevation</w:t>
-      </w:r>
-      <w:proofErr w:type="spellEnd"/>
-      <w:r>
-        <w:t xml:space="preserve"> of privilege). Andere benaderingen maken gebruik van attack trees of </w:t>
-      </w:r>
-      <w:proofErr w:type="spellStart"/>
-      <w:r>
-        <w:t>misuse</w:t>
-      </w:r>
-      <w:proofErr w:type="spellEnd"/>
-      <w:r>
-        <w:t xml:space="preserve"> cases, waarin ongewenst gedrag hiërarchisch wordt opgesplitst in deelstappen en varianten. In meer industriële context worden deze methoden vaak ondersteund door generieke diagramtools of </w:t>
-      </w:r>
-      <w:proofErr w:type="spellStart"/>
-      <w:r>
-        <w:t>mindmapsoftware</w:t>
-      </w:r>
-      <w:proofErr w:type="spellEnd"/>
-      <w:r>
-        <w:t xml:space="preserve">, die wel flexibiliteit bieden maar weinig </w:t>
-      </w:r>
-      <w:proofErr w:type="spellStart"/>
-      <w:r>
-        <w:t>domeinspecifieke</w:t>
-      </w:r>
-      <w:proofErr w:type="spellEnd"/>
-      <w:r>
-        <w:t xml:space="preserve"> ondersteuning voor prioritering</w:t>
-      </w:r>
-      <w:r>
-        <w:t xml:space="preserve"> en </w:t>
-      </w:r>
-      <w:r>
-        <w:t>statusopvolging.</w:t>
-      </w:r>
-      <w:r>
-        <w:rPr>
-          <w:rFonts w:ascii="Arial" w:hAnsi="Arial" w:cs="Arial"/>
-        </w:rPr>
-        <w:t>​</w:t>
-      </w:r>
-    </w:p>
-    <w:p>
-      <w:pPr>
-        <w:spacing w:afterLines="24" w:after="57" w:line="288" w:lineRule="auto"/>
-      </w:pPr>
-      <w:r>
-        <w:t xml:space="preserve">Voor ontwikkelaars zonder diepgaande securityachtergrond vorm deze klassieke methoden een aanzienlijke drempel: ze vergen vertrouwdheid met beveiligingsconcepten, formele notaties en lijsten van standaarddreigingen, terwijl de beschikbare tools zelden gericht zijn op gebruiksgemak of leerbaarheid. Hierdoor dreigt </w:t>
-      </w:r>
-      <w:proofErr w:type="spellStart"/>
-      <w:r>
-        <w:t>threat</w:t>
-      </w:r>
-      <w:proofErr w:type="spellEnd"/>
-      <w:r>
-        <w:t xml:space="preserve"> </w:t>
-      </w:r>
-      <w:proofErr w:type="spellStart"/>
-      <w:r>
-        <w:t>modeling</w:t>
-      </w:r>
-      <w:proofErr w:type="spellEnd"/>
-      <w:r>
-        <w:t xml:space="preserve"> een specialistische activiteit te blijven, in plaats van een breed gedragen </w:t>
-      </w:r>
-      <w:proofErr w:type="spellStart"/>
-      <w:r>
-        <w:t>ontwerpraktijk</w:t>
-      </w:r>
-      <w:proofErr w:type="spellEnd"/>
-      <w:r>
-        <w:t xml:space="preserve"> binnen ontwikkelteams. Deze kloof tussen theoretisch aanbevolen werkwijzen en feitelijke toepassing in de praktijk vormt een belangrijk motief voor onderzoek naar meer toegankelijke, visueel ondersteunde en gebruiksvriendelijke </w:t>
-      </w:r>
-      <w:proofErr w:type="spellStart"/>
-      <w:r>
-        <w:t>threat-modelingbenaderingen</w:t>
-      </w:r>
-      <w:proofErr w:type="spellEnd"/>
-    </w:p>
-    <w:p>
-      <w:pPr>
-        <w:spacing w:afterLines="24" w:after="57" w:line="288" w:lineRule="auto"/>
-      </w:pPr>
-      <w:r>
-        <w:t xml:space="preserve">Dit onderzoek speelt in op deze drempels door een gebruiksvriendelijke </w:t>
-      </w:r>
-      <w:proofErr w:type="spellStart"/>
-      <w:r>
-        <w:t>webtool</w:t>
-      </w:r>
-      <w:proofErr w:type="spellEnd"/>
-      <w:r>
-        <w:t xml:space="preserve"> te ontwerpen en evalueren, gebaseerd op de </w:t>
-      </w:r>
-      <w:proofErr w:type="spellStart"/>
-      <w:r>
-        <w:t>Fortunately</w:t>
-      </w:r>
-      <w:proofErr w:type="spellEnd"/>
-      <w:r>
-        <w:t>–</w:t>
-      </w:r>
-      <w:proofErr w:type="spellStart"/>
-      <w:r>
-        <w:t>Unfortunately</w:t>
-      </w:r>
-      <w:proofErr w:type="spellEnd"/>
-      <w:r>
-        <w:t xml:space="preserve">-methode, waarin dreigingen en tegenmaatregelen in een intuïtieve boomstructuur worden voorgesteld. </w:t>
-      </w:r>
-      <w:r>
-        <w:lastRenderedPageBreak/>
-        <w:t xml:space="preserve">De tool integreert specifieke UX-features zoals kleurcodering, statusiconen, </w:t>
-      </w:r>
-      <w:proofErr w:type="spellStart"/>
-      <w:r>
-        <w:t>danger</w:t>
-      </w:r>
-      <w:proofErr w:type="spellEnd"/>
-      <w:r>
-        <w:t xml:space="preserve"> rating, </w:t>
-      </w:r>
-      <w:proofErr w:type="spellStart"/>
-      <w:r>
-        <w:t>branch</w:t>
-      </w:r>
-      <w:proofErr w:type="spellEnd"/>
-      <w:r>
-        <w:t xml:space="preserve"> summary en filtering om zowel navigatie als prioritering te ondersteunen en wordt geëvalueerd in een gebruikersonderzoek waarin de tool wordt vergeleken met een meer generieke referentiesoftware. Het doel van de masterproef is na te gaan in welke mate deze combinatie van visuele representatie en UX-features</w:t>
-      </w:r>
-      <w:r>
-        <w:t xml:space="preserve"> in combinatie met de </w:t>
-      </w:r>
-      <w:r>
-        <w:t xml:space="preserve"> </w:t>
-      </w:r>
-      <w:proofErr w:type="spellStart"/>
-      <w:r>
-        <w:t>Fortunately</w:t>
-      </w:r>
-      <w:proofErr w:type="spellEnd"/>
-      <w:r>
-        <w:t>–</w:t>
-      </w:r>
-      <w:proofErr w:type="spellStart"/>
-      <w:r>
-        <w:t>Unfortunately</w:t>
-      </w:r>
-      <w:proofErr w:type="spellEnd"/>
-      <w:r>
-        <w:t>-methode</w:t>
-      </w:r>
-      <w:r>
-        <w:t xml:space="preserve">, </w:t>
-      </w:r>
-      <w:proofErr w:type="spellStart"/>
-      <w:r>
-        <w:t>threat</w:t>
-      </w:r>
-      <w:proofErr w:type="spellEnd"/>
-      <w:r>
-        <w:t xml:space="preserve"> </w:t>
-      </w:r>
-      <w:proofErr w:type="spellStart"/>
-      <w:r>
-        <w:t>modeling</w:t>
-      </w:r>
-      <w:proofErr w:type="spellEnd"/>
-      <w:r>
-        <w:t xml:space="preserve"> toegankelijker, efficiënter en effectiever maakt voor niet-security-experts.</w:t>
-      </w:r>
-      <w:r>
-        <w:rPr>
-          <w:rFonts w:ascii="Arial" w:hAnsi="Arial" w:cs="Arial"/>
-        </w:rPr>
-        <w:t>​</w:t>
-      </w:r>
-    </w:p>
-    <w:p>
-      <w:pPr>
-        <w:spacing w:afterLines="24" w:after="57" w:line="288" w:lineRule="auto"/>
-      </w:pPr>
-      <w:r>
-        <w:t xml:space="preserve">Het belang van dit onderzoek ligt enerzijds in het verlagen van de instapdrempel voor </w:t>
-      </w:r>
-      <w:proofErr w:type="spellStart"/>
-      <w:r>
-        <w:t>threat</w:t>
-      </w:r>
-      <w:proofErr w:type="spellEnd"/>
-      <w:r>
-        <w:t xml:space="preserve"> </w:t>
-      </w:r>
-      <w:proofErr w:type="spellStart"/>
-      <w:r>
-        <w:t>modeling</w:t>
-      </w:r>
-      <w:proofErr w:type="spellEnd"/>
-      <w:r>
-        <w:t>, zodat ook ontwikkelaars zonder uitgesproken securityprofiel beter onderbouwde risicoanalyses kunnen uitvoeren. Anderzijds draagt het werk bij aan HCI-onderzoek rond gebruiksvriendelijke security-tools door empirisch te onderzoeken welke interface-elementen (zoals kleuren, iconen, filters en tooltips) daadwerkelijk bijdragen aan taakprestatie, gebruikservaring en feature-voorkeur. Daarmee sluit de masterproef aan bij een bredere verschuiving van puur technische security-oplossingen naar mensgerichte, visueel ondersteunde hulpmiddelen.</w:t>
-      </w:r>
-      <w:r>
-        <w:rPr>
-          <w:rFonts w:ascii="Arial" w:hAnsi="Arial" w:cs="Arial"/>
-        </w:rPr>
-        <w:t>​</w:t>
-      </w:r>
-    </w:p>
-    <w:p>
-      <w:pPr>
-        <w:spacing w:afterLines="24" w:after="57" w:line="288" w:lineRule="auto"/>
-      </w:pPr>
-      <w:r>
-        <w:t xml:space="preserve">De rest van deze masterproef is als volgt opgebouwd. Hoofdstuk 2 bespreekt de </w:t>
-      </w:r>
-      <w:bookmarkStart w:id="0" w:name="_Hlk216624876"/>
-      <w:r>
-        <w:t xml:space="preserve">theoretische achtergrond en gerelateerd werk </w:t>
-      </w:r>
-      <w:bookmarkEnd w:id="0"/>
-      <w:r>
-        <w:t xml:space="preserve">rond </w:t>
-      </w:r>
-      <w:proofErr w:type="spellStart"/>
-      <w:r>
-        <w:t>threat</w:t>
-      </w:r>
-      <w:proofErr w:type="spellEnd"/>
-      <w:r>
-        <w:t xml:space="preserve"> </w:t>
-      </w:r>
-      <w:proofErr w:type="spellStart"/>
-      <w:r>
-        <w:t>modeling</w:t>
-      </w:r>
-      <w:proofErr w:type="spellEnd"/>
-      <w:r>
-        <w:t xml:space="preserve">, de </w:t>
-      </w:r>
-      <w:proofErr w:type="spellStart"/>
-      <w:r>
-        <w:t>Fortunately</w:t>
-      </w:r>
-      <w:proofErr w:type="spellEnd"/>
-      <w:r>
-        <w:t>–</w:t>
-      </w:r>
-      <w:proofErr w:type="spellStart"/>
-      <w:r>
-        <w:t>Unfortunately</w:t>
-      </w:r>
-      <w:proofErr w:type="spellEnd"/>
-      <w:r>
-        <w:t xml:space="preserve">-methode en </w:t>
-      </w:r>
-      <w:proofErr w:type="spellStart"/>
-      <w:r>
-        <w:t>usability</w:t>
-      </w:r>
-      <w:proofErr w:type="spellEnd"/>
-      <w:r>
-        <w:t xml:space="preserve">- en UX-evaluatie in securitycontexten. Hoofdstuk 3 beschrijft het ontwerp en de implementatie van het </w:t>
-      </w:r>
-      <w:proofErr w:type="spellStart"/>
-      <w:r>
-        <w:t>React</w:t>
-      </w:r>
-      <w:proofErr w:type="spellEnd"/>
-      <w:r>
-        <w:t xml:space="preserve">/D3-webprototype en licht het onderzoeksdesign van de </w:t>
-      </w:r>
-      <w:proofErr w:type="spellStart"/>
-      <w:r>
-        <w:t>gebruikerstudie</w:t>
-      </w:r>
-      <w:proofErr w:type="spellEnd"/>
-      <w:r>
-        <w:t xml:space="preserve"> toe, inclusief taken, meetinstrumenten en analysemethoden. Hoofdstuk 4 presenteert de empirische resultaten over taakprestaties, user </w:t>
-      </w:r>
-      <w:proofErr w:type="spellStart"/>
-      <w:r>
-        <w:t>experience</w:t>
-      </w:r>
-      <w:proofErr w:type="spellEnd"/>
-      <w:r>
-        <w:t xml:space="preserve"> en feature-ranking, gevolgd door een discussie in hoofdstuk 5 waarin deze bevindingen worden geïnterpreteerd, gekoppeld aan de literatuur en aangevuld met beperkingen en implicaties voor praktijk en toekomstig onderzoek. Hoofdstuk 6 besluit met de belangrijkste conclusies en schetst mogelijke uitbreidingen, zoals AI-ondersteuning en collaboratieve functies voor breder gebruik in onderwijs en industrie.</w:t>
-      </w:r>
-      <w:r>
-        <w:br w:type="page"/>
-      </w:r>
-    </w:p>
-    <w:p>
-      <w:pPr>
-        <w:spacing w:afterLines="24" w:after="57" w:line="288" w:lineRule="auto"/>
-        <w:rPr>
-          <w:b/>
-          <w:bCs/>
-          <w:sz w:val="32"/>
-          <w:szCs w:val="32"/>
-        </w:rPr>
-      </w:pPr>
-      <w:r>
-        <w:rPr>
-          <w:b/>
-          <w:bCs/>
-          <w:sz w:val="32"/>
-          <w:szCs w:val="32"/>
-        </w:rPr>
-        <w:lastRenderedPageBreak/>
-        <w:t>Hoofdstuk 2: G</w:t>
-      </w:r>
-      <w:r>
-        <w:rPr>
-          <w:b/>
-          <w:bCs/>
-          <w:sz w:val="32"/>
-          <w:szCs w:val="32"/>
-        </w:rPr>
-        <w:t>erelateerd werk</w:t>
-      </w:r>
-      <w:r>
-        <w:rPr>
-          <w:b/>
-          <w:bCs/>
-          <w:sz w:val="32"/>
-          <w:szCs w:val="32"/>
-        </w:rPr>
-        <w:br w:type="page"/>
-      </w:r>
-    </w:p>
-    <w:p>
-      <w:pPr>
-        <w:spacing w:afterLines="24" w:after="57" w:line="288" w:lineRule="auto"/>
-        <w:rPr>
-          <w:b/>
-          <w:bCs/>
-          <w:sz w:val="32"/>
-          <w:szCs w:val="32"/>
-        </w:rPr>
-      </w:pPr>
-      <w:r>
-        <w:rPr>
-          <w:b/>
-          <w:bCs/>
-          <w:sz w:val="32"/>
-          <w:szCs w:val="32"/>
-        </w:rPr>
-        <w:lastRenderedPageBreak/>
-        <w:br w:type="page"/>
-      </w:r>
-    </w:p>
-    <w:p>
-      <w:pPr>
-        <w:spacing w:afterLines="24" w:after="57" w:line="288" w:lineRule="auto"/>
-        <w:rPr>
-          <w:b/>
-          <w:bCs/>
-          <w:sz w:val="32"/>
-          <w:szCs w:val="32"/>
-        </w:rPr>
-      </w:pPr>
-      <w:r>
-        <w:rPr>
-          <w:b/>
-          <w:bCs/>
-          <w:sz w:val="32"/>
-          <w:szCs w:val="32"/>
-        </w:rPr>
-        <w:lastRenderedPageBreak/>
-        <w:t xml:space="preserve">Hoofdstuk 3: </w:t>
-      </w:r>
-      <w:r>
-        <w:rPr>
-          <w:b/>
-          <w:bCs/>
-          <w:sz w:val="32"/>
-          <w:szCs w:val="32"/>
+        <w:t>Hoofdstuk 3</w:t>
+      </w:r>
+    </w:p>
+    <w:p>
+      <w:pPr>
+        <w:spacing w:afterLines="24" w:after="57" w:line="288" w:lineRule="auto"/>
+        <w:rPr>
+          <w:b/>
+          <w:bCs/>
+          <w:sz w:val="36"/>
+          <w:szCs w:val="36"/>
+        </w:rPr>
+      </w:pPr>
+      <w:r>
+        <w:rPr>
+          <w:b/>
+          <w:bCs/>
+          <w:sz w:val="36"/>
+          <w:szCs w:val="36"/>
         </w:rPr>
         <w:t>Ontwerp en implementatie</w:t>
       </w:r>
@@ -4066,6 +4099,7 @@
           <w:b/>
           <w:bCs/>
         </w:rPr>
+        <w:lastRenderedPageBreak/>
         <w:t>Helpen bij herkennen, diagnosticeren en herstellen van fouten</w:t>
       </w:r>
       <w:r>
@@ -5657,6 +5691,776 @@
         <w:rPr>
           <w:b/>
           <w:bCs/>
+          <w:sz w:val="36"/>
+          <w:szCs w:val="36"/>
+        </w:rPr>
+      </w:pPr>
+      <w:r>
+        <w:rPr>
+          <w:b/>
+          <w:bCs/>
+          <w:sz w:val="36"/>
+          <w:szCs w:val="36"/>
+        </w:rPr>
+        <w:lastRenderedPageBreak/>
+        <w:t>Hoofdstuk 4</w:t>
+      </w:r>
+    </w:p>
+    <w:p>
+      <w:pPr>
+        <w:spacing w:afterLines="24" w:after="57" w:line="288" w:lineRule="auto"/>
+        <w:rPr>
+          <w:b/>
+          <w:bCs/>
+          <w:sz w:val="36"/>
+          <w:szCs w:val="36"/>
+        </w:rPr>
+      </w:pPr>
+      <w:r>
+        <w:rPr>
+          <w:b/>
+          <w:bCs/>
+          <w:sz w:val="36"/>
+          <w:szCs w:val="36"/>
+        </w:rPr>
+        <w:t>Resultaten</w:t>
+      </w:r>
+    </w:p>
+    <w:p>
+      <w:pPr>
+        <w:spacing w:afterLines="24" w:after="57" w:line="288" w:lineRule="auto"/>
+        <w:rPr>
+          <w:b/>
+          <w:bCs/>
+        </w:rPr>
+      </w:pPr>
+    </w:p>
+    <w:p>
+      <w:pPr>
+        <w:spacing w:afterLines="24" w:after="57" w:line="288" w:lineRule="auto"/>
+        <w:rPr>
+          <w:rFonts w:eastAsia="Times New Roman" w:cs="Times New Roman"/>
+          <w:kern w:val="0"/>
+          <w:lang w:eastAsia="nl-BE"/>
+          <w14:ligatures w14:val="none"/>
+        </w:rPr>
+      </w:pPr>
+      <w:r>
+        <w:rPr>
+          <w:rFonts w:eastAsia="Times New Roman" w:cs="Times New Roman"/>
+          <w:kern w:val="0"/>
+          <w:lang w:eastAsia="nl-BE"/>
+          <w14:ligatures w14:val="none"/>
+        </w:rPr>
+        <w:t>De resultaten wijzen erop dat versie 2 van de software, met de extra features, duidelijk als gebruiksvriendelijker, efficiënter en aantrekkelijker wordt ervaren dan versie 1.</w:t>
+      </w:r>
+    </w:p>
+    <w:p>
+      <w:pPr>
+        <w:spacing w:afterLines="24" w:after="57" w:line="288" w:lineRule="auto"/>
+        <w:rPr>
+          <w:rFonts w:eastAsia="Times New Roman" w:cs="Times New Roman"/>
+          <w:kern w:val="0"/>
+          <w:lang w:eastAsia="nl-BE"/>
+          <w14:ligatures w14:val="none"/>
+        </w:rPr>
+      </w:pPr>
+    </w:p>
+    <w:p>
+      <w:pPr>
+        <w:spacing w:afterLines="24" w:after="57" w:line="288" w:lineRule="auto"/>
+        <w:rPr>
+          <w:rFonts w:eastAsia="Times New Roman" w:cs="Times New Roman"/>
+          <w:kern w:val="0"/>
+          <w:lang w:eastAsia="nl-BE"/>
+          <w14:ligatures w14:val="none"/>
+        </w:rPr>
+      </w:pPr>
+    </w:p>
+    <w:p>
+      <w:pPr>
+        <w:spacing w:afterLines="24" w:after="57" w:line="288" w:lineRule="auto"/>
+        <w:rPr>
+          <w:rFonts w:eastAsia="Times New Roman" w:cs="Times New Roman"/>
+          <w:b/>
+          <w:bCs/>
+          <w:kern w:val="0"/>
+          <w:sz w:val="28"/>
+          <w:szCs w:val="28"/>
+          <w:lang w:eastAsia="nl-BE"/>
+          <w14:ligatures w14:val="none"/>
+        </w:rPr>
+      </w:pPr>
+      <w:r>
+        <w:rPr>
+          <w:rFonts w:eastAsia="Times New Roman" w:cs="Times New Roman"/>
+          <w:b/>
+          <w:bCs/>
+          <w:kern w:val="0"/>
+          <w:sz w:val="28"/>
+          <w:szCs w:val="28"/>
+          <w:lang w:eastAsia="nl-BE"/>
+          <w14:ligatures w14:val="none"/>
+        </w:rPr>
+        <w:t xml:space="preserve">4.1 </w:t>
+      </w:r>
+      <w:r>
+        <w:rPr>
+          <w:rFonts w:eastAsia="Times New Roman" w:cs="Times New Roman"/>
+          <w:b/>
+          <w:bCs/>
+          <w:kern w:val="0"/>
+          <w:sz w:val="28"/>
+          <w:szCs w:val="28"/>
+          <w:lang w:eastAsia="nl-BE"/>
+          <w14:ligatures w14:val="none"/>
+        </w:rPr>
+        <w:t>Kwantitatieve UX-resultaten</w:t>
+      </w:r>
+    </w:p>
+    <w:p>
+      <w:pPr>
+        <w:spacing w:afterLines="24" w:after="57" w:line="288" w:lineRule="auto"/>
+        <w:rPr>
+          <w:rFonts w:eastAsia="Times New Roman" w:cs="Times New Roman"/>
+          <w:b/>
+          <w:bCs/>
+          <w:kern w:val="0"/>
+          <w:sz w:val="28"/>
+          <w:szCs w:val="28"/>
+          <w:lang w:eastAsia="nl-BE"/>
+          <w14:ligatures w14:val="none"/>
+        </w:rPr>
+      </w:pPr>
+    </w:p>
+    <w:p>
+      <w:pPr>
+        <w:spacing w:afterLines="24" w:after="57" w:line="288" w:lineRule="auto"/>
+        <w:rPr>
+          <w:rFonts w:eastAsia="Times New Roman" w:cs="Times New Roman"/>
+          <w:kern w:val="0"/>
+          <w:lang w:eastAsia="nl-BE"/>
+          <w14:ligatures w14:val="none"/>
+        </w:rPr>
+      </w:pPr>
+      <w:r>
+        <w:rPr>
+          <w:rFonts w:eastAsia="Times New Roman" w:cs="Times New Roman"/>
+          <w:kern w:val="0"/>
+          <w:lang w:eastAsia="nl-BE"/>
+          <w14:ligatures w14:val="none"/>
+        </w:rPr>
+        <w:t>In de UEQ-grafiek scoort versie 2 op alle dimensies (aantrekkelijkheid, transparantie, efficiëntie, bestuurbaarheid, stimulatie en originaliteit) positief, terwijl versie 1 op meerdere schalen negatief blijft. Vooral stimulatie en originaliteit maken een sterke sprong van uitgesproken negatieve beoordelingen in versie 1 naar sterk positieve beoordelingen in versie 2, wat wijst op een veel plezierigere en moderner aanvoelende interactie. Ook efficiëntie en aantrekkelijkheid verbeteren substantieel, wat suggereert dat gebruikers versie 2 als sneller, minder foutgevoelig en visueel aantrekkelijker ervaren.</w:t>
+      </w:r>
+    </w:p>
+    <w:p>
+      <w:pPr>
+        <w:spacing w:afterLines="24" w:after="57" w:line="288" w:lineRule="auto"/>
+        <w:rPr>
+          <w:rFonts w:eastAsia="Times New Roman" w:cs="Times New Roman"/>
+          <w:kern w:val="0"/>
+          <w:lang w:eastAsia="nl-BE"/>
+          <w14:ligatures w14:val="none"/>
+        </w:rPr>
+      </w:pPr>
+    </w:p>
+    <w:p>
+      <w:pPr>
+        <w:spacing w:afterLines="24" w:after="57" w:line="288" w:lineRule="auto"/>
+        <w:rPr>
+          <w:rFonts w:eastAsia="Times New Roman" w:cs="Times New Roman"/>
+          <w:kern w:val="0"/>
+          <w:lang w:eastAsia="nl-BE"/>
+          <w14:ligatures w14:val="none"/>
+        </w:rPr>
+      </w:pPr>
+    </w:p>
+    <w:p>
+      <w:pPr>
+        <w:spacing w:afterLines="24" w:after="57" w:line="288" w:lineRule="auto"/>
+        <w:rPr>
+          <w:rFonts w:eastAsia="Times New Roman" w:cs="Times New Roman"/>
+          <w:b/>
+          <w:bCs/>
+          <w:kern w:val="0"/>
+          <w:sz w:val="28"/>
+          <w:szCs w:val="28"/>
+          <w:lang w:eastAsia="nl-BE"/>
+          <w14:ligatures w14:val="none"/>
+        </w:rPr>
+      </w:pPr>
+      <w:r>
+        <w:rPr>
+          <w:rFonts w:eastAsia="Times New Roman" w:cs="Times New Roman"/>
+          <w:b/>
+          <w:bCs/>
+          <w:kern w:val="0"/>
+          <w:sz w:val="28"/>
+          <w:szCs w:val="28"/>
+          <w:lang w:eastAsia="nl-BE"/>
+          <w14:ligatures w14:val="none"/>
+        </w:rPr>
+        <w:t xml:space="preserve">4.2 </w:t>
+      </w:r>
+      <w:r>
+        <w:rPr>
+          <w:rFonts w:eastAsia="Times New Roman" w:cs="Times New Roman"/>
+          <w:b/>
+          <w:bCs/>
+          <w:kern w:val="0"/>
+          <w:sz w:val="28"/>
+          <w:szCs w:val="28"/>
+          <w:lang w:eastAsia="nl-BE"/>
+          <w14:ligatures w14:val="none"/>
+        </w:rPr>
+        <w:t>Waardering van de toegevoegde features</w:t>
+      </w:r>
+    </w:p>
+    <w:p>
+      <w:pPr>
+        <w:spacing w:afterLines="24" w:after="57" w:line="288" w:lineRule="auto"/>
+        <w:rPr>
+          <w:rFonts w:eastAsia="Times New Roman" w:cs="Times New Roman"/>
+          <w:b/>
+          <w:bCs/>
+          <w:kern w:val="0"/>
+          <w:sz w:val="28"/>
+          <w:szCs w:val="28"/>
+          <w:lang w:eastAsia="nl-BE"/>
+          <w14:ligatures w14:val="none"/>
+        </w:rPr>
+      </w:pPr>
+    </w:p>
+    <w:p>
+      <w:pPr>
+        <w:spacing w:afterLines="24" w:after="57" w:line="288" w:lineRule="auto"/>
+        <w:rPr>
+          <w:rFonts w:eastAsia="Times New Roman" w:cs="Times New Roman"/>
+          <w:kern w:val="0"/>
+          <w:lang w:eastAsia="nl-BE"/>
+          <w14:ligatures w14:val="none"/>
+        </w:rPr>
+      </w:pPr>
+      <w:r>
+        <w:rPr>
+          <w:rFonts w:eastAsia="Times New Roman" w:cs="Times New Roman"/>
+          <w:kern w:val="0"/>
+          <w:lang w:eastAsia="nl-BE"/>
+          <w14:ligatures w14:val="none"/>
+        </w:rPr>
+        <w:t xml:space="preserve">De antwoorden op de open vragen sluiten nauw aan bij deze kwantitatieve resultaten. Deelnemers geven unaniem aan dat zij de taken makkelijker konden uitvoeren met versie 2 en noemen daarbij expliciet de aanwezigheid van filter- en sorteerfunctionaliteit, automatische </w:t>
+      </w:r>
+      <w:proofErr w:type="spellStart"/>
+      <w:r>
+        <w:rPr>
+          <w:rFonts w:eastAsia="Times New Roman" w:cs="Times New Roman"/>
+          <w:kern w:val="0"/>
+          <w:lang w:eastAsia="nl-BE"/>
+          <w14:ligatures w14:val="none"/>
+        </w:rPr>
+        <w:t>danger</w:t>
+      </w:r>
+      <w:proofErr w:type="spellEnd"/>
+      <w:r>
+        <w:rPr>
+          <w:rFonts w:eastAsia="Times New Roman" w:cs="Times New Roman"/>
+          <w:kern w:val="0"/>
+          <w:lang w:eastAsia="nl-BE"/>
+          <w14:ligatures w14:val="none"/>
+        </w:rPr>
+        <w:t xml:space="preserve">-ratingberekening en zoekmogelijkheden. Versie 2 vermindert de cognitieve belasting doordat gebruikers niet langer zelf hoeven te tellen of </w:t>
+      </w:r>
+      <w:proofErr w:type="spellStart"/>
+      <w:r>
+        <w:rPr>
+          <w:rFonts w:eastAsia="Times New Roman" w:cs="Times New Roman"/>
+          <w:kern w:val="0"/>
+          <w:lang w:eastAsia="nl-BE"/>
+          <w14:ligatures w14:val="none"/>
+        </w:rPr>
+        <w:t>danger</w:t>
+      </w:r>
+      <w:proofErr w:type="spellEnd"/>
+      <w:r>
+        <w:rPr>
+          <w:rFonts w:eastAsia="Times New Roman" w:cs="Times New Roman"/>
+          <w:kern w:val="0"/>
+          <w:lang w:eastAsia="nl-BE"/>
+          <w14:ligatures w14:val="none"/>
+        </w:rPr>
+        <w:t xml:space="preserve"> ratings manueel moeten berekenen; meerdere deelnemers beschrijven dat de nieuwe functies tijd besparen en de kans op fouten verkleinen. De filtering op basis van node-status komt herhaaldelijk als meest nuttig naar voren, gevolgd door het tellen van </w:t>
+      </w:r>
+      <w:proofErr w:type="spellStart"/>
+      <w:r>
+        <w:rPr>
+          <w:rFonts w:eastAsia="Times New Roman" w:cs="Times New Roman"/>
+          <w:kern w:val="0"/>
+          <w:lang w:eastAsia="nl-BE"/>
+          <w14:ligatures w14:val="none"/>
+        </w:rPr>
+        <w:t>nodes</w:t>
+      </w:r>
+      <w:proofErr w:type="spellEnd"/>
+      <w:r>
+        <w:rPr>
+          <w:rFonts w:eastAsia="Times New Roman" w:cs="Times New Roman"/>
+          <w:kern w:val="0"/>
+          <w:lang w:eastAsia="nl-BE"/>
+          <w14:ligatures w14:val="none"/>
+        </w:rPr>
+        <w:t xml:space="preserve"> per status en de highlight-functie bij klikken in de filterbalk.</w:t>
+      </w:r>
+    </w:p>
+    <w:p>
+      <w:pPr>
+        <w:spacing w:afterLines="24" w:after="57" w:line="288" w:lineRule="auto"/>
+        <w:rPr>
+          <w:rFonts w:eastAsia="Times New Roman" w:cs="Times New Roman"/>
+          <w:kern w:val="0"/>
+          <w:lang w:eastAsia="nl-BE"/>
+          <w14:ligatures w14:val="none"/>
+        </w:rPr>
+      </w:pPr>
+    </w:p>
+    <w:p>
+      <w:pPr>
+        <w:spacing w:afterLines="24" w:after="57" w:line="288" w:lineRule="auto"/>
+        <w:rPr>
+          <w:rFonts w:eastAsia="Times New Roman" w:cs="Times New Roman"/>
+          <w:kern w:val="0"/>
+          <w:lang w:eastAsia="nl-BE"/>
+          <w14:ligatures w14:val="none"/>
+        </w:rPr>
+      </w:pPr>
+    </w:p>
+    <w:p>
+      <w:pPr>
+        <w:spacing w:afterLines="24" w:after="57" w:line="288" w:lineRule="auto"/>
+        <w:rPr>
+          <w:rFonts w:eastAsia="Times New Roman" w:cs="Times New Roman"/>
+          <w:b/>
+          <w:bCs/>
+          <w:kern w:val="0"/>
+          <w:sz w:val="28"/>
+          <w:szCs w:val="28"/>
+          <w:lang w:eastAsia="nl-BE"/>
+          <w14:ligatures w14:val="none"/>
+        </w:rPr>
+      </w:pPr>
+      <w:r>
+        <w:rPr>
+          <w:rFonts w:eastAsia="Times New Roman" w:cs="Times New Roman"/>
+          <w:b/>
+          <w:bCs/>
+          <w:kern w:val="0"/>
+          <w:sz w:val="28"/>
+          <w:szCs w:val="28"/>
+          <w:lang w:eastAsia="nl-BE"/>
+          <w14:ligatures w14:val="none"/>
+        </w:rPr>
+        <w:t xml:space="preserve">4.3 </w:t>
+      </w:r>
+      <w:r>
+        <w:rPr>
+          <w:rFonts w:eastAsia="Times New Roman" w:cs="Times New Roman"/>
+          <w:b/>
+          <w:bCs/>
+          <w:kern w:val="0"/>
+          <w:sz w:val="28"/>
+          <w:szCs w:val="28"/>
+          <w:lang w:eastAsia="nl-BE"/>
+          <w14:ligatures w14:val="none"/>
+        </w:rPr>
+        <w:t>Ervaren gebruiksgemak en voorkeur</w:t>
+      </w:r>
+    </w:p>
+    <w:p>
+      <w:pPr>
+        <w:spacing w:afterLines="24" w:after="57" w:line="288" w:lineRule="auto"/>
+        <w:rPr>
+          <w:rFonts w:eastAsia="Times New Roman" w:cs="Times New Roman"/>
+          <w:b/>
+          <w:bCs/>
+          <w:kern w:val="0"/>
+          <w:sz w:val="28"/>
+          <w:szCs w:val="28"/>
+          <w:lang w:eastAsia="nl-BE"/>
+          <w14:ligatures w14:val="none"/>
+        </w:rPr>
+      </w:pPr>
+    </w:p>
+    <w:p>
+      <w:pPr>
+        <w:spacing w:afterLines="24" w:after="57" w:line="288" w:lineRule="auto"/>
+        <w:rPr>
+          <w:rFonts w:eastAsia="Times New Roman" w:cs="Times New Roman"/>
+          <w:kern w:val="0"/>
+          <w:lang w:eastAsia="nl-BE"/>
+          <w14:ligatures w14:val="none"/>
+        </w:rPr>
+      </w:pPr>
+      <w:r>
+        <w:rPr>
+          <w:rFonts w:eastAsia="Times New Roman" w:cs="Times New Roman"/>
+          <w:kern w:val="0"/>
+          <w:lang w:eastAsia="nl-BE"/>
+          <w14:ligatures w14:val="none"/>
+        </w:rPr>
+        <w:t xml:space="preserve">Ook op visueel en </w:t>
+      </w:r>
+      <w:proofErr w:type="spellStart"/>
+      <w:r>
+        <w:rPr>
+          <w:rFonts w:eastAsia="Times New Roman" w:cs="Times New Roman"/>
+          <w:kern w:val="0"/>
+          <w:lang w:eastAsia="nl-BE"/>
+          <w14:ligatures w14:val="none"/>
+        </w:rPr>
+        <w:t>hedonisch</w:t>
+      </w:r>
+      <w:proofErr w:type="spellEnd"/>
+      <w:r>
+        <w:rPr>
+          <w:rFonts w:eastAsia="Times New Roman" w:cs="Times New Roman"/>
+          <w:kern w:val="0"/>
+          <w:lang w:eastAsia="nl-BE"/>
+          <w14:ligatures w14:val="none"/>
+        </w:rPr>
+        <w:t xml:space="preserve"> vlak wordt versie 2 duidelijk hoger gewaardeerd. Deelnemers omschrijven deze versie als visueel aantrekkelijker, met overzichtelijke </w:t>
+      </w:r>
+      <w:r>
+        <w:rPr>
+          <w:rFonts w:eastAsia="Times New Roman" w:cs="Times New Roman"/>
+          <w:kern w:val="0"/>
+          <w:lang w:eastAsia="nl-BE"/>
+          <w14:ligatures w14:val="none"/>
+        </w:rPr>
+        <w:lastRenderedPageBreak/>
+        <w:t>kleuren, een duidelijkere GUI en iconen die de gebruiker door de taakflow begeleiden. Dit komt overeen met de verhoogde UEQ-scores op aantrekkelijkheid, stimulatie en originaliteit en bevestigt dat de nieuwe vormgeving niet alleen mooier oogt, maar ook de oriëntatie binnen de boomstructuur ondersteunt. Alle deelnemers geven aan dat zij in een realistische werksituatie versie 2 zouden verkiezen, omdat deze volgens hen efficiënter, duidelijker, makkelijker in gebruik en functioneler is dan versie 1.</w:t>
+      </w:r>
+    </w:p>
+    <w:p>
+      <w:pPr>
+        <w:spacing w:afterLines="24" w:after="57" w:line="288" w:lineRule="auto"/>
+        <w:rPr>
+          <w:rFonts w:eastAsia="Times New Roman" w:cs="Times New Roman"/>
+          <w:kern w:val="0"/>
+          <w:lang w:eastAsia="nl-BE"/>
+          <w14:ligatures w14:val="none"/>
+        </w:rPr>
+      </w:pPr>
+    </w:p>
+    <w:p>
+      <w:pPr>
+        <w:spacing w:afterLines="24" w:after="57" w:line="288" w:lineRule="auto"/>
+        <w:rPr>
+          <w:rFonts w:eastAsia="Times New Roman" w:cs="Times New Roman"/>
+          <w:kern w:val="0"/>
+          <w:lang w:eastAsia="nl-BE"/>
+          <w14:ligatures w14:val="none"/>
+        </w:rPr>
+      </w:pPr>
+    </w:p>
+    <w:p>
+      <w:pPr>
+        <w:spacing w:afterLines="24" w:after="57" w:line="288" w:lineRule="auto"/>
+        <w:rPr>
+          <w:rFonts w:eastAsia="Times New Roman" w:cs="Times New Roman"/>
+          <w:b/>
+          <w:bCs/>
+          <w:kern w:val="0"/>
+          <w:sz w:val="28"/>
+          <w:szCs w:val="28"/>
+          <w:lang w:eastAsia="nl-BE"/>
+          <w14:ligatures w14:val="none"/>
+        </w:rPr>
+      </w:pPr>
+      <w:r>
+        <w:rPr>
+          <w:rFonts w:eastAsia="Times New Roman" w:cs="Times New Roman"/>
+          <w:b/>
+          <w:bCs/>
+          <w:kern w:val="0"/>
+          <w:sz w:val="28"/>
+          <w:szCs w:val="28"/>
+          <w:lang w:eastAsia="nl-BE"/>
+          <w14:ligatures w14:val="none"/>
+        </w:rPr>
+        <w:t xml:space="preserve">4.4 </w:t>
+      </w:r>
+      <w:r>
+        <w:rPr>
+          <w:rFonts w:eastAsia="Times New Roman" w:cs="Times New Roman"/>
+          <w:b/>
+          <w:bCs/>
+          <w:kern w:val="0"/>
+          <w:sz w:val="28"/>
+          <w:szCs w:val="28"/>
+          <w:lang w:eastAsia="nl-BE"/>
+          <w14:ligatures w14:val="none"/>
+        </w:rPr>
+        <w:t>Verbeterpunten en suggesties</w:t>
+      </w:r>
+    </w:p>
+    <w:p>
+      <w:pPr>
+        <w:spacing w:afterLines="24" w:after="57" w:line="288" w:lineRule="auto"/>
+        <w:rPr>
+          <w:rFonts w:eastAsia="Times New Roman" w:cs="Times New Roman"/>
+          <w:b/>
+          <w:bCs/>
+          <w:kern w:val="0"/>
+          <w:sz w:val="28"/>
+          <w:szCs w:val="28"/>
+          <w:lang w:eastAsia="nl-BE"/>
+          <w14:ligatures w14:val="none"/>
+        </w:rPr>
+      </w:pPr>
+    </w:p>
+    <w:p>
+      <w:pPr>
+        <w:spacing w:afterLines="24" w:after="57" w:line="288" w:lineRule="auto"/>
+        <w:rPr>
+          <w:rFonts w:eastAsia="Times New Roman" w:cs="Times New Roman"/>
+          <w:kern w:val="0"/>
+          <w:lang w:eastAsia="nl-BE"/>
+          <w14:ligatures w14:val="none"/>
+        </w:rPr>
+      </w:pPr>
+      <w:r>
+        <w:rPr>
+          <w:rFonts w:eastAsia="Times New Roman" w:cs="Times New Roman"/>
+          <w:kern w:val="0"/>
+          <w:lang w:eastAsia="nl-BE"/>
+          <w14:ligatures w14:val="none"/>
+        </w:rPr>
+        <w:t xml:space="preserve">Ondanks de duidelijke voorkeur voor versie 2 formuleren deelnemers ook concrete verbeterpunten, wat waardevolle input biedt voor verdere iteraties van het ontwerp. Genoemde suggesties zijn onder meer het compacter weergeven van de tree zodat er meer op het scherm past, intuïtievere manieren om </w:t>
+      </w:r>
+      <w:proofErr w:type="spellStart"/>
+      <w:r>
+        <w:rPr>
+          <w:rFonts w:eastAsia="Times New Roman" w:cs="Times New Roman"/>
+          <w:kern w:val="0"/>
+          <w:lang w:eastAsia="nl-BE"/>
+          <w14:ligatures w14:val="none"/>
+        </w:rPr>
+        <w:t>nodes</w:t>
+      </w:r>
+      <w:proofErr w:type="spellEnd"/>
+      <w:r>
+        <w:rPr>
+          <w:rFonts w:eastAsia="Times New Roman" w:cs="Times New Roman"/>
+          <w:kern w:val="0"/>
+          <w:lang w:eastAsia="nl-BE"/>
+          <w14:ligatures w14:val="none"/>
+        </w:rPr>
+        <w:t xml:space="preserve"> in en uit te klappen en snellere navigatie binnen lange branches. Daarnaast worden uitbreidingen rond statusbeheer voorgesteld, zoals </w:t>
+      </w:r>
+      <w:proofErr w:type="spellStart"/>
+      <w:r>
+        <w:rPr>
+          <w:rFonts w:eastAsia="Times New Roman" w:cs="Times New Roman"/>
+          <w:kern w:val="0"/>
+          <w:lang w:eastAsia="nl-BE"/>
+          <w14:ligatures w14:val="none"/>
+        </w:rPr>
+        <w:t>custom</w:t>
+      </w:r>
+      <w:proofErr w:type="spellEnd"/>
+      <w:r>
+        <w:rPr>
+          <w:rFonts w:eastAsia="Times New Roman" w:cs="Times New Roman"/>
+          <w:kern w:val="0"/>
+          <w:lang w:eastAsia="nl-BE"/>
+          <w14:ligatures w14:val="none"/>
+        </w:rPr>
+        <w:t xml:space="preserve"> statussen, een duidelijkere indicatie van de </w:t>
+      </w:r>
+      <w:proofErr w:type="spellStart"/>
+      <w:r>
+        <w:rPr>
+          <w:rFonts w:eastAsia="Times New Roman" w:cs="Times New Roman"/>
+          <w:kern w:val="0"/>
+          <w:lang w:eastAsia="nl-BE"/>
+          <w14:ligatures w14:val="none"/>
+        </w:rPr>
+        <w:t>collapse</w:t>
+      </w:r>
+      <w:proofErr w:type="spellEnd"/>
+      <w:r>
+        <w:rPr>
+          <w:rFonts w:eastAsia="Times New Roman" w:cs="Times New Roman"/>
+          <w:kern w:val="0"/>
+          <w:lang w:eastAsia="nl-BE"/>
+          <w14:ligatures w14:val="none"/>
+        </w:rPr>
+        <w:t>/</w:t>
+      </w:r>
+      <w:proofErr w:type="spellStart"/>
+      <w:r>
+        <w:rPr>
+          <w:rFonts w:eastAsia="Times New Roman" w:cs="Times New Roman"/>
+          <w:kern w:val="0"/>
+          <w:lang w:eastAsia="nl-BE"/>
+          <w14:ligatures w14:val="none"/>
+        </w:rPr>
+        <w:t>expand</w:t>
+      </w:r>
+      <w:proofErr w:type="spellEnd"/>
+      <w:r>
+        <w:rPr>
+          <w:rFonts w:eastAsia="Times New Roman" w:cs="Times New Roman"/>
+          <w:kern w:val="0"/>
+          <w:lang w:eastAsia="nl-BE"/>
+          <w14:ligatures w14:val="none"/>
+        </w:rPr>
+        <w:t xml:space="preserve">-knoppen en een eenvoudigere manier om per ongeluk aangemaakte </w:t>
+      </w:r>
+      <w:proofErr w:type="spellStart"/>
+      <w:r>
+        <w:rPr>
+          <w:rFonts w:eastAsia="Times New Roman" w:cs="Times New Roman"/>
+          <w:kern w:val="0"/>
+          <w:lang w:eastAsia="nl-BE"/>
+          <w14:ligatures w14:val="none"/>
+        </w:rPr>
+        <w:t>nodes</w:t>
+      </w:r>
+      <w:proofErr w:type="spellEnd"/>
+      <w:r>
+        <w:rPr>
+          <w:rFonts w:eastAsia="Times New Roman" w:cs="Times New Roman"/>
+          <w:kern w:val="0"/>
+          <w:lang w:eastAsia="nl-BE"/>
+          <w14:ligatures w14:val="none"/>
+        </w:rPr>
+        <w:t xml:space="preserve"> te annuleren. Tot slot worden ideeën geopperd voor verdere kwaliteitsverbeteringen, zoals een globale knop om alle branches behalve de geselecteerde in te klappen, zoom op een specifieke </w:t>
+      </w:r>
+      <w:proofErr w:type="spellStart"/>
+      <w:r>
+        <w:rPr>
+          <w:rFonts w:eastAsia="Times New Roman" w:cs="Times New Roman"/>
+          <w:kern w:val="0"/>
+          <w:lang w:eastAsia="nl-BE"/>
+          <w14:ligatures w14:val="none"/>
+        </w:rPr>
+        <w:t>branch</w:t>
+      </w:r>
+      <w:proofErr w:type="spellEnd"/>
+      <w:r>
+        <w:rPr>
+          <w:rFonts w:eastAsia="Times New Roman" w:cs="Times New Roman"/>
+          <w:kern w:val="0"/>
+          <w:lang w:eastAsia="nl-BE"/>
+          <w14:ligatures w14:val="none"/>
+        </w:rPr>
+        <w:t xml:space="preserve"> als nieuwe tree en een zoekbalk binnen de filterbalk.</w:t>
+      </w:r>
+    </w:p>
+    <w:p>
+      <w:pPr>
+        <w:spacing w:afterLines="24" w:after="57" w:line="288" w:lineRule="auto"/>
+        <w:rPr>
+          <w:rFonts w:eastAsia="Times New Roman" w:cs="Times New Roman"/>
+          <w:kern w:val="0"/>
+          <w:lang w:eastAsia="nl-BE"/>
+          <w14:ligatures w14:val="none"/>
+        </w:rPr>
+      </w:pPr>
+    </w:p>
+    <w:p>
+      <w:pPr>
+        <w:spacing w:afterLines="24" w:after="57" w:line="288" w:lineRule="auto"/>
+        <w:rPr>
+          <w:rFonts w:eastAsia="Times New Roman" w:cs="Times New Roman"/>
+          <w:kern w:val="0"/>
+          <w:lang w:eastAsia="nl-BE"/>
+          <w14:ligatures w14:val="none"/>
+        </w:rPr>
+      </w:pPr>
+    </w:p>
+    <w:p>
+      <w:pPr>
+        <w:spacing w:afterLines="24" w:after="57" w:line="288" w:lineRule="auto"/>
+        <w:rPr>
+          <w:rFonts w:eastAsia="Times New Roman" w:cs="Times New Roman"/>
+          <w:b/>
+          <w:bCs/>
+          <w:kern w:val="0"/>
+          <w:sz w:val="28"/>
+          <w:szCs w:val="28"/>
+          <w:lang w:eastAsia="nl-BE"/>
+          <w14:ligatures w14:val="none"/>
+        </w:rPr>
+      </w:pPr>
+      <w:r>
+        <w:rPr>
+          <w:rFonts w:eastAsia="Times New Roman" w:cs="Times New Roman"/>
+          <w:b/>
+          <w:bCs/>
+          <w:kern w:val="0"/>
+          <w:sz w:val="28"/>
+          <w:szCs w:val="28"/>
+          <w:lang w:eastAsia="nl-BE"/>
+          <w14:ligatures w14:val="none"/>
+        </w:rPr>
+        <w:t xml:space="preserve">4.5 </w:t>
+      </w:r>
+      <w:r>
+        <w:rPr>
+          <w:rFonts w:eastAsia="Times New Roman" w:cs="Times New Roman"/>
+          <w:b/>
+          <w:bCs/>
+          <w:kern w:val="0"/>
+          <w:sz w:val="28"/>
+          <w:szCs w:val="28"/>
+          <w:lang w:eastAsia="nl-BE"/>
+          <w14:ligatures w14:val="none"/>
+        </w:rPr>
+        <w:t>Synthese</w:t>
+      </w:r>
+    </w:p>
+    <w:p>
+      <w:pPr>
+        <w:spacing w:afterLines="24" w:after="57" w:line="288" w:lineRule="auto"/>
+        <w:rPr>
+          <w:rFonts w:eastAsia="Times New Roman" w:cs="Times New Roman"/>
+          <w:b/>
+          <w:bCs/>
+          <w:kern w:val="0"/>
+          <w:sz w:val="28"/>
+          <w:szCs w:val="28"/>
+          <w:lang w:eastAsia="nl-BE"/>
+          <w14:ligatures w14:val="none"/>
+        </w:rPr>
+      </w:pPr>
+    </w:p>
+    <w:p>
+      <w:pPr>
+        <w:spacing w:afterLines="24" w:after="57" w:line="288" w:lineRule="auto"/>
+        <w:rPr>
+          <w:rFonts w:eastAsia="Times New Roman" w:cs="Times New Roman"/>
+          <w:kern w:val="0"/>
+          <w:lang w:eastAsia="nl-BE"/>
+          <w14:ligatures w14:val="none"/>
+        </w:rPr>
+      </w:pPr>
+      <w:r>
+        <w:rPr>
+          <w:rFonts w:eastAsia="Times New Roman" w:cs="Times New Roman"/>
+          <w:kern w:val="0"/>
+          <w:lang w:eastAsia="nl-BE"/>
+          <w14:ligatures w14:val="none"/>
+        </w:rPr>
+        <w:t xml:space="preserve">Samenvattend tonen zowel de UEQ-scores als de open antwoorden dat het toevoegen van de nieuwe features leidt tot een verschuiving van een overwegend negatief naar een duidelijk positief UX-profiel. Versie 2 wordt door alle deelnemers als voorkeursversie beschouwd omdat deze tijd bespaart, fouten reduceert en een aantrekkelijker, overzichtelijker en intuïtiever ontwerp biedt, terwijl de geformuleerde suggesties tegelijk concrete aangrijpingspunten bieden voor verdere verfijning van de interface. </w:t>
+      </w:r>
+    </w:p>
+    <w:p>
+      <w:pPr>
+        <w:spacing w:afterLines="24" w:after="57" w:line="288" w:lineRule="auto"/>
+        <w:rPr>
+          <w:b/>
+          <w:bCs/>
           <w:sz w:val="32"/>
           <w:szCs w:val="32"/>
         </w:rPr>
@@ -5668,58 +6472,69 @@
           <w:sz w:val="32"/>
           <w:szCs w:val="32"/>
         </w:rPr>
+        <w:br w:type="page"/>
+      </w:r>
+    </w:p>
+    <w:p>
+      <w:pPr>
+        <w:spacing w:afterLines="24" w:after="57" w:line="288" w:lineRule="auto"/>
+        <w:rPr>
+          <w:b/>
+          <w:bCs/>
+          <w:sz w:val="36"/>
+          <w:szCs w:val="36"/>
+        </w:rPr>
+      </w:pPr>
+      <w:r>
+        <w:rPr>
+          <w:b/>
+          <w:bCs/>
+          <w:sz w:val="36"/>
+          <w:szCs w:val="36"/>
+        </w:rPr>
         <w:lastRenderedPageBreak/>
-        <w:t>Hoofdstuk 4: Resultaten</w:t>
-      </w:r>
-    </w:p>
-    <w:p>
-      <w:pPr>
-        <w:spacing w:afterLines="24" w:after="57" w:line="288" w:lineRule="auto"/>
-        <w:rPr>
-          <w:b/>
-          <w:bCs/>
-        </w:rPr>
-      </w:pPr>
-    </w:p>
-    <w:p>
-      <w:pPr>
-        <w:spacing w:afterLines="24" w:after="57" w:line="288" w:lineRule="auto"/>
-        <w:rPr>
-          <w:rFonts w:eastAsia="Times New Roman" w:cs="Times New Roman"/>
-          <w:kern w:val="0"/>
-          <w:lang w:eastAsia="nl-BE"/>
-          <w14:ligatures w14:val="none"/>
-        </w:rPr>
-      </w:pPr>
-      <w:r>
-        <w:rPr>
-          <w:rFonts w:eastAsia="Times New Roman" w:cs="Times New Roman"/>
-          <w:kern w:val="0"/>
-          <w:lang w:eastAsia="nl-BE"/>
-          <w14:ligatures w14:val="none"/>
-        </w:rPr>
-        <w:t>De resultaten wijzen erop dat versie 2 van de software, met de extra features, duidelijk als gebruiksvriendelijker, efficiënter en aantrekkelijker wordt ervaren dan versie 1.</w:t>
-      </w:r>
-    </w:p>
-    <w:p>
-      <w:pPr>
-        <w:spacing w:afterLines="24" w:after="57" w:line="288" w:lineRule="auto"/>
-        <w:rPr>
-          <w:rFonts w:eastAsia="Times New Roman" w:cs="Times New Roman"/>
-          <w:kern w:val="0"/>
-          <w:lang w:eastAsia="nl-BE"/>
-          <w14:ligatures w14:val="none"/>
-        </w:rPr>
-      </w:pPr>
-    </w:p>
-    <w:p>
-      <w:pPr>
-        <w:spacing w:afterLines="24" w:after="57" w:line="288" w:lineRule="auto"/>
-        <w:rPr>
-          <w:rFonts w:eastAsia="Times New Roman" w:cs="Times New Roman"/>
-          <w:kern w:val="0"/>
-          <w:lang w:eastAsia="nl-BE"/>
-          <w14:ligatures w14:val="none"/>
+        <w:t>Hoofdstuk 5</w:t>
+      </w:r>
+    </w:p>
+    <w:p>
+      <w:pPr>
+        <w:spacing w:afterLines="24" w:after="57" w:line="288" w:lineRule="auto"/>
+        <w:rPr>
+          <w:b/>
+          <w:bCs/>
+          <w:sz w:val="36"/>
+          <w:szCs w:val="36"/>
+        </w:rPr>
+      </w:pPr>
+      <w:r>
+        <w:rPr>
+          <w:b/>
+          <w:bCs/>
+          <w:sz w:val="36"/>
+          <w:szCs w:val="36"/>
+        </w:rPr>
+        <w:t>Discussie</w:t>
+      </w:r>
+    </w:p>
+    <w:p>
+      <w:pPr>
+        <w:spacing w:afterLines="24" w:after="57" w:line="288" w:lineRule="auto"/>
+        <w:rPr>
+          <w:b/>
+          <w:bCs/>
+          <w:sz w:val="32"/>
+          <w:szCs w:val="32"/>
+        </w:rPr>
+      </w:pPr>
+    </w:p>
+    <w:p>
+      <w:pPr>
+        <w:spacing w:afterLines="24" w:after="57" w:line="288" w:lineRule="auto"/>
+        <w:rPr>
+          <w:b/>
+          <w:bCs/>
+          <w:sz w:val="32"/>
+          <w:szCs w:val="32"/>
         </w:rPr>
       </w:pPr>
     </w:p>
@@ -5748,7 +6563,7 @@
           <w:lang w:eastAsia="nl-BE"/>
           <w14:ligatures w14:val="none"/>
         </w:rPr>
-        <w:t xml:space="preserve">4.1 </w:t>
+        <w:t xml:space="preserve">5.1 </w:t>
       </w:r>
       <w:r>
         <w:rPr>
@@ -5761,7 +6576,7 @@
           <w:lang w:eastAsia="nl-BE"/>
           <w14:ligatures w14:val="none"/>
         </w:rPr>
-        <w:t>Kwantitatieve UX-resultaten</w:t>
+        <w:t>Samenvatting van de belangrijkste resultaten</w:t>
       </w:r>
     </w:p>
     <w:p>
@@ -5796,7 +6611,87 @@
           <w:lang w:eastAsia="nl-BE"/>
           <w14:ligatures w14:val="none"/>
         </w:rPr>
-        <w:t>In de UEQ-grafiek scoort versie 2 op alle dimensies (aantrekkelijkheid, transparantie, efficiëntie, bestuurbaarheid, stimulatie en originaliteit) positief, terwijl versie 1 op meerdere schalen negatief blijft. Vooral stimulatie en originaliteit maken een sterke sprong van uitgesproken negatieve beoordelingen in versie 1 naar sterk positieve beoordelingen in versie 2, wat wijst op een veel plezierigere en moderner aanvoelende interactie. Ook efficiëntie en aantrekkelijkheid verbeteren substantieel, wat suggereert dat gebruikers versie 2 als sneller, minder foutgevoelig en visueel aantrekkelijker ervaren.</w:t>
+        <w:t xml:space="preserve">De empirische resultaten bevestigen dat de basisfunctionaliteit van de tool voldoende is voor minimale ondersteuning van </w:t>
+      </w:r>
+      <w:proofErr w:type="spellStart"/>
+      <w:r>
+        <w:rPr>
+          <w:rFonts w:eastAsia="Times New Roman" w:cs="Times New Roman"/>
+          <w:kern w:val="0"/>
+          <w:lang w:eastAsia="nl-BE"/>
+          <w14:ligatures w14:val="none"/>
+        </w:rPr>
+        <w:t>Fortunately-Unfortunately</w:t>
+      </w:r>
+      <w:proofErr w:type="spellEnd"/>
+      <w:r>
+        <w:rPr>
+          <w:rFonts w:eastAsia="Times New Roman" w:cs="Times New Roman"/>
+          <w:kern w:val="0"/>
+          <w:lang w:eastAsia="nl-BE"/>
+          <w14:ligatures w14:val="none"/>
+        </w:rPr>
+        <w:t xml:space="preserve"> trees, maar dat de toegevoegde UX-features een substantiële verbetering opleveren in gebruiksvriendelijkheid en efficiëntie. Versie 2 scoort op alle UEQ-dimensies positief en wordt door alle deelnemers unaniem verkozen boven generieke </w:t>
+      </w:r>
+      <w:proofErr w:type="spellStart"/>
+      <w:r>
+        <w:rPr>
+          <w:rFonts w:eastAsia="Times New Roman" w:cs="Times New Roman"/>
+          <w:kern w:val="0"/>
+          <w:lang w:eastAsia="nl-BE"/>
+          <w14:ligatures w14:val="none"/>
+        </w:rPr>
+        <w:t>mindmap</w:t>
+      </w:r>
+      <w:proofErr w:type="spellEnd"/>
+      <w:r>
+        <w:rPr>
+          <w:rFonts w:eastAsia="Times New Roman" w:cs="Times New Roman"/>
+          <w:kern w:val="0"/>
+          <w:lang w:eastAsia="nl-BE"/>
+          <w14:ligatures w14:val="none"/>
+        </w:rPr>
+        <w:t xml:space="preserve">-tools, dankzij features zoals filtering en visuele codering. Deze bevindingen beantwoorden de onderzoeksvragen direct en onderbouwen de waarde van </w:t>
+      </w:r>
+      <w:proofErr w:type="spellStart"/>
+      <w:r>
+        <w:rPr>
+          <w:rFonts w:eastAsia="Times New Roman" w:cs="Times New Roman"/>
+          <w:kern w:val="0"/>
+          <w:lang w:eastAsia="nl-BE"/>
+          <w14:ligatures w14:val="none"/>
+        </w:rPr>
+        <w:t>domeinspecifieke</w:t>
+      </w:r>
+      <w:proofErr w:type="spellEnd"/>
+      <w:r>
+        <w:rPr>
+          <w:rFonts w:eastAsia="Times New Roman" w:cs="Times New Roman"/>
+          <w:kern w:val="0"/>
+          <w:lang w:eastAsia="nl-BE"/>
+          <w14:ligatures w14:val="none"/>
+        </w:rPr>
+        <w:t xml:space="preserve"> UX in </w:t>
+      </w:r>
+      <w:proofErr w:type="spellStart"/>
+      <w:r>
+        <w:rPr>
+          <w:rFonts w:eastAsia="Times New Roman" w:cs="Times New Roman"/>
+          <w:kern w:val="0"/>
+          <w:lang w:eastAsia="nl-BE"/>
+          <w14:ligatures w14:val="none"/>
+        </w:rPr>
+        <w:t>threat</w:t>
+      </w:r>
+      <w:proofErr w:type="spellEnd"/>
+      <w:r>
+        <w:rPr>
+          <w:rFonts w:eastAsia="Times New Roman" w:cs="Times New Roman"/>
+          <w:kern w:val="0"/>
+          <w:lang w:eastAsia="nl-BE"/>
+          <w14:ligatures w14:val="none"/>
+        </w:rPr>
+        <w:t xml:space="preserve"> modeling.</w:t>
       </w:r>
     </w:p>
     <w:p>
@@ -5846,7 +6741,7 @@
           <w:lang w:eastAsia="nl-BE"/>
           <w14:ligatures w14:val="none"/>
         </w:rPr>
-        <w:t xml:space="preserve">4.2 </w:t>
+        <w:t xml:space="preserve">5.2 </w:t>
       </w:r>
       <w:r>
         <w:rPr>
@@ -5859,7 +6754,7 @@
           <w:lang w:eastAsia="nl-BE"/>
           <w14:ligatures w14:val="none"/>
         </w:rPr>
-        <w:t>Waardering van de toegevoegde features</w:t>
+        <w:t>Beantwoording van de onderzoeksvragen</w:t>
       </w:r>
     </w:p>
     <w:p>
@@ -5882,108 +6777,6 @@
         <w:spacing w:afterLines="24" w:after="57" w:line="288" w:lineRule="auto"/>
         <w:rPr>
           <w:rFonts w:eastAsia="Times New Roman" w:cs="Times New Roman"/>
-          <w:kern w:val="0"/>
-          <w:lang w:eastAsia="nl-BE"/>
-          <w14:ligatures w14:val="none"/>
-        </w:rPr>
-      </w:pPr>
-      <w:r>
-        <w:rPr>
-          <w:rFonts w:eastAsia="Times New Roman" w:cs="Times New Roman"/>
-          <w:kern w:val="0"/>
-          <w:lang w:eastAsia="nl-BE"/>
-          <w14:ligatures w14:val="none"/>
-        </w:rPr>
-        <w:t xml:space="preserve">De antwoorden op de open vragen sluiten nauw aan bij deze kwantitatieve resultaten. Deelnemers geven unaniem aan dat zij de taken makkelijker konden uitvoeren met versie 2 en noemen daarbij expliciet de aanwezigheid van filter- en sorteerfunctionaliteit, automatische </w:t>
-      </w:r>
-      <w:proofErr w:type="spellStart"/>
-      <w:r>
-        <w:rPr>
-          <w:rFonts w:eastAsia="Times New Roman" w:cs="Times New Roman"/>
-          <w:kern w:val="0"/>
-          <w:lang w:eastAsia="nl-BE"/>
-          <w14:ligatures w14:val="none"/>
-        </w:rPr>
-        <w:t>danger</w:t>
-      </w:r>
-      <w:proofErr w:type="spellEnd"/>
-      <w:r>
-        <w:rPr>
-          <w:rFonts w:eastAsia="Times New Roman" w:cs="Times New Roman"/>
-          <w:kern w:val="0"/>
-          <w:lang w:eastAsia="nl-BE"/>
-          <w14:ligatures w14:val="none"/>
-        </w:rPr>
-        <w:t xml:space="preserve">-ratingberekening en zoekmogelijkheden. Versie 2 vermindert de cognitieve belasting doordat gebruikers niet langer zelf hoeven te tellen of </w:t>
-      </w:r>
-      <w:proofErr w:type="spellStart"/>
-      <w:r>
-        <w:rPr>
-          <w:rFonts w:eastAsia="Times New Roman" w:cs="Times New Roman"/>
-          <w:kern w:val="0"/>
-          <w:lang w:eastAsia="nl-BE"/>
-          <w14:ligatures w14:val="none"/>
-        </w:rPr>
-        <w:t>danger</w:t>
-      </w:r>
-      <w:proofErr w:type="spellEnd"/>
-      <w:r>
-        <w:rPr>
-          <w:rFonts w:eastAsia="Times New Roman" w:cs="Times New Roman"/>
-          <w:kern w:val="0"/>
-          <w:lang w:eastAsia="nl-BE"/>
-          <w14:ligatures w14:val="none"/>
-        </w:rPr>
-        <w:t xml:space="preserve"> ratings manueel moeten berekenen; meerdere deelnemers beschrijven dat de nieuwe functies tijd besparen en de kans op fouten verkleinen. De filtering op basis van node-status komt herhaaldelijk als meest nuttig naar voren, gevolgd door het tellen van </w:t>
-      </w:r>
-      <w:proofErr w:type="spellStart"/>
-      <w:r>
-        <w:rPr>
-          <w:rFonts w:eastAsia="Times New Roman" w:cs="Times New Roman"/>
-          <w:kern w:val="0"/>
-          <w:lang w:eastAsia="nl-BE"/>
-          <w14:ligatures w14:val="none"/>
-        </w:rPr>
-        <w:t>nodes</w:t>
-      </w:r>
-      <w:proofErr w:type="spellEnd"/>
-      <w:r>
-        <w:rPr>
-          <w:rFonts w:eastAsia="Times New Roman" w:cs="Times New Roman"/>
-          <w:kern w:val="0"/>
-          <w:lang w:eastAsia="nl-BE"/>
-          <w14:ligatures w14:val="none"/>
-        </w:rPr>
-        <w:t xml:space="preserve"> per status en de highlight-functie bij klikken in de filterbalk.</w:t>
-      </w:r>
-    </w:p>
-    <w:p>
-      <w:pPr>
-        <w:spacing w:afterLines="24" w:after="57" w:line="288" w:lineRule="auto"/>
-        <w:rPr>
-          <w:rFonts w:eastAsia="Times New Roman" w:cs="Times New Roman"/>
-          <w:kern w:val="0"/>
-          <w:lang w:eastAsia="nl-BE"/>
-          <w14:ligatures w14:val="none"/>
-        </w:rPr>
-      </w:pPr>
-    </w:p>
-    <w:p>
-      <w:pPr>
-        <w:spacing w:afterLines="24" w:after="57" w:line="288" w:lineRule="auto"/>
-        <w:rPr>
-          <w:rFonts w:eastAsia="Times New Roman" w:cs="Times New Roman"/>
-          <w:kern w:val="0"/>
-          <w:lang w:eastAsia="nl-BE"/>
-          <w14:ligatures w14:val="none"/>
-        </w:rPr>
-      </w:pPr>
-    </w:p>
-    <w:p>
-      <w:pPr>
-        <w:spacing w:afterLines="24" w:after="57" w:line="288" w:lineRule="auto"/>
-        <w:rPr>
-          <w:rFonts w:eastAsia="Times New Roman" w:cs="Times New Roman"/>
           <w:b/>
           <w:bCs/>
           <w:kern w:val="0"/>
@@ -5993,7 +6786,563 @@
           <w14:ligatures w14:val="none"/>
         </w:rPr>
       </w:pPr>
-      <w:r>
+    </w:p>
+    <w:p>
+      <w:pPr>
+        <w:spacing w:afterLines="24" w:after="57" w:line="288" w:lineRule="auto"/>
+        <w:rPr>
+          <w:rFonts w:eastAsia="Times New Roman" w:cs="Times New Roman"/>
+          <w:b/>
+          <w:bCs/>
+          <w:kern w:val="0"/>
+          <w:lang w:eastAsia="nl-BE"/>
+          <w14:ligatures w14:val="none"/>
+        </w:rPr>
+      </w:pPr>
+      <w:r>
+        <w:rPr>
+          <w:rFonts w:eastAsia="Times New Roman" w:cs="Times New Roman"/>
+          <w:b/>
+          <w:bCs/>
+          <w:kern w:val="0"/>
+          <w:lang w:eastAsia="nl-BE"/>
+          <w14:ligatures w14:val="none"/>
+        </w:rPr>
+        <w:t xml:space="preserve">5.2.1 </w:t>
+      </w:r>
+      <w:r>
+        <w:rPr>
+          <w:rFonts w:eastAsia="Times New Roman" w:cs="Times New Roman"/>
+          <w:b/>
+          <w:bCs/>
+          <w:kern w:val="0"/>
+          <w:lang w:eastAsia="nl-BE"/>
+          <w14:ligatures w14:val="none"/>
+        </w:rPr>
+        <w:t>Onderzoeksvraag 1: Minimale basisfunctionaliteit</w:t>
+      </w:r>
+    </w:p>
+    <w:p>
+      <w:pPr>
+        <w:spacing w:afterLines="24" w:after="57" w:line="288" w:lineRule="auto"/>
+        <w:rPr>
+          <w:rFonts w:eastAsia="Times New Roman" w:cs="Times New Roman"/>
+          <w:kern w:val="0"/>
+          <w:lang w:eastAsia="nl-BE"/>
+          <w14:ligatures w14:val="none"/>
+        </w:rPr>
+      </w:pPr>
+      <w:r>
+        <w:rPr>
+          <w:rFonts w:eastAsia="Times New Roman" w:cs="Times New Roman"/>
+          <w:kern w:val="0"/>
+          <w:lang w:eastAsia="nl-BE"/>
+          <w14:ligatures w14:val="none"/>
+        </w:rPr>
+        <w:br/>
+        <w:t xml:space="preserve">De basisversie (versie 1) ondersteunt essentiële taken zoals node-creatie, uitklappen/inklappen en zoeken, wat noodzakelijk is voor het opbouwen van </w:t>
+      </w:r>
+      <w:proofErr w:type="spellStart"/>
+      <w:r>
+        <w:rPr>
+          <w:rFonts w:eastAsia="Times New Roman" w:cs="Times New Roman"/>
+          <w:kern w:val="0"/>
+          <w:lang w:eastAsia="nl-BE"/>
+          <w14:ligatures w14:val="none"/>
+        </w:rPr>
+        <w:t>Fortunately-Unfortunately</w:t>
+      </w:r>
+      <w:proofErr w:type="spellEnd"/>
+      <w:r>
+        <w:rPr>
+          <w:rFonts w:eastAsia="Times New Roman" w:cs="Times New Roman"/>
+          <w:kern w:val="0"/>
+          <w:lang w:eastAsia="nl-BE"/>
+          <w14:ligatures w14:val="none"/>
+        </w:rPr>
+        <w:t xml:space="preserve"> trees. Echter, de negatieve UEQ-scores op efficiëntie, stimulatie en originaliteit tonen aan dat deze functionaliteit alleen ontoereikend is voor soepele </w:t>
+      </w:r>
+      <w:proofErr w:type="spellStart"/>
+      <w:r>
+        <w:rPr>
+          <w:rFonts w:eastAsia="Times New Roman" w:cs="Times New Roman"/>
+          <w:kern w:val="0"/>
+          <w:lang w:eastAsia="nl-BE"/>
+          <w14:ligatures w14:val="none"/>
+        </w:rPr>
+        <w:t>threat</w:t>
+      </w:r>
+      <w:proofErr w:type="spellEnd"/>
+      <w:r>
+        <w:rPr>
+          <w:rFonts w:eastAsia="Times New Roman" w:cs="Times New Roman"/>
+          <w:kern w:val="0"/>
+          <w:lang w:eastAsia="nl-BE"/>
+          <w14:ligatures w14:val="none"/>
+        </w:rPr>
+        <w:t xml:space="preserve"> </w:t>
+      </w:r>
+      <w:proofErr w:type="spellStart"/>
+      <w:r>
+        <w:rPr>
+          <w:rFonts w:eastAsia="Times New Roman" w:cs="Times New Roman"/>
+          <w:kern w:val="0"/>
+          <w:lang w:eastAsia="nl-BE"/>
+          <w14:ligatures w14:val="none"/>
+        </w:rPr>
+        <w:t>modeling</w:t>
+      </w:r>
+      <w:proofErr w:type="spellEnd"/>
+      <w:r>
+        <w:rPr>
+          <w:rFonts w:eastAsia="Times New Roman" w:cs="Times New Roman"/>
+          <w:kern w:val="0"/>
+          <w:lang w:eastAsia="nl-BE"/>
+          <w14:ligatures w14:val="none"/>
+        </w:rPr>
+        <w:t xml:space="preserve"> zonder security-expertise. Dit sluit aan bij de literatuur over drempels in </w:t>
+      </w:r>
+      <w:proofErr w:type="spellStart"/>
+      <w:r>
+        <w:rPr>
+          <w:rFonts w:eastAsia="Times New Roman" w:cs="Times New Roman"/>
+          <w:kern w:val="0"/>
+          <w:lang w:eastAsia="nl-BE"/>
+          <w14:ligatures w14:val="none"/>
+        </w:rPr>
+        <w:t>threat</w:t>
+      </w:r>
+      <w:proofErr w:type="spellEnd"/>
+      <w:r>
+        <w:rPr>
+          <w:rFonts w:eastAsia="Times New Roman" w:cs="Times New Roman"/>
+          <w:kern w:val="0"/>
+          <w:lang w:eastAsia="nl-BE"/>
+          <w14:ligatures w14:val="none"/>
+        </w:rPr>
+        <w:t xml:space="preserve"> </w:t>
+      </w:r>
+      <w:proofErr w:type="spellStart"/>
+      <w:r>
+        <w:rPr>
+          <w:rFonts w:eastAsia="Times New Roman" w:cs="Times New Roman"/>
+          <w:kern w:val="0"/>
+          <w:lang w:eastAsia="nl-BE"/>
+          <w14:ligatures w14:val="none"/>
+        </w:rPr>
+        <w:t>modeling</w:t>
+      </w:r>
+      <w:proofErr w:type="spellEnd"/>
+      <w:r>
+        <w:rPr>
+          <w:rFonts w:eastAsia="Times New Roman" w:cs="Times New Roman"/>
+          <w:kern w:val="0"/>
+          <w:lang w:eastAsia="nl-BE"/>
+          <w14:ligatures w14:val="none"/>
+        </w:rPr>
+        <w:t xml:space="preserve">, waar generieke tools cognitieve belasting verhogen door gebrek aan </w:t>
+      </w:r>
+      <w:proofErr w:type="spellStart"/>
+      <w:r>
+        <w:rPr>
+          <w:rFonts w:eastAsia="Times New Roman" w:cs="Times New Roman"/>
+          <w:kern w:val="0"/>
+          <w:lang w:eastAsia="nl-BE"/>
+          <w14:ligatures w14:val="none"/>
+        </w:rPr>
+        <w:t>domeinspecifieke</w:t>
+      </w:r>
+      <w:proofErr w:type="spellEnd"/>
+      <w:r>
+        <w:rPr>
+          <w:rFonts w:eastAsia="Times New Roman" w:cs="Times New Roman"/>
+          <w:kern w:val="0"/>
+          <w:lang w:eastAsia="nl-BE"/>
+          <w14:ligatures w14:val="none"/>
+        </w:rPr>
+        <w:t xml:space="preserve"> ondersteuning</w:t>
+      </w:r>
+      <w:r>
+        <w:rPr>
+          <w:rFonts w:eastAsia="Times New Roman" w:cs="Times New Roman"/>
+          <w:kern w:val="0"/>
+          <w:lang w:eastAsia="nl-BE"/>
+          <w14:ligatures w14:val="none"/>
+        </w:rPr>
+        <w:t>.</w:t>
+      </w:r>
+    </w:p>
+    <w:p>
+      <w:pPr>
+        <w:spacing w:afterLines="24" w:after="57" w:line="288" w:lineRule="auto"/>
+        <w:rPr>
+          <w:rFonts w:eastAsia="Times New Roman" w:cs="Times New Roman"/>
+          <w:kern w:val="0"/>
+          <w:lang w:eastAsia="nl-BE"/>
+          <w14:ligatures w14:val="none"/>
+        </w:rPr>
+      </w:pPr>
+    </w:p>
+    <w:p>
+      <w:pPr>
+        <w:spacing w:afterLines="24" w:after="57" w:line="288" w:lineRule="auto"/>
+        <w:rPr>
+          <w:rFonts w:eastAsia="Times New Roman" w:cs="Times New Roman"/>
+          <w:kern w:val="0"/>
+          <w:lang w:eastAsia="nl-BE"/>
+          <w14:ligatures w14:val="none"/>
+        </w:rPr>
+      </w:pPr>
+    </w:p>
+    <w:p>
+      <w:pPr>
+        <w:spacing w:afterLines="24" w:after="57" w:line="288" w:lineRule="auto"/>
+        <w:rPr>
+          <w:rFonts w:eastAsia="Times New Roman" w:cs="Times New Roman"/>
+          <w:b/>
+          <w:bCs/>
+          <w:kern w:val="0"/>
+          <w:lang w:eastAsia="nl-BE"/>
+          <w14:ligatures w14:val="none"/>
+        </w:rPr>
+      </w:pPr>
+      <w:r>
+        <w:rPr>
+          <w:rFonts w:eastAsia="Times New Roman" w:cs="Times New Roman"/>
+          <w:b/>
+          <w:bCs/>
+          <w:kern w:val="0"/>
+          <w:lang w:eastAsia="nl-BE"/>
+          <w14:ligatures w14:val="none"/>
+        </w:rPr>
+        <w:t xml:space="preserve">5.2.2 </w:t>
+      </w:r>
+      <w:r>
+        <w:rPr>
+          <w:rFonts w:eastAsia="Times New Roman" w:cs="Times New Roman"/>
+          <w:b/>
+          <w:bCs/>
+          <w:kern w:val="0"/>
+          <w:lang w:eastAsia="nl-BE"/>
+          <w14:ligatures w14:val="none"/>
+        </w:rPr>
+        <w:t>Onderzoeksvraag 2: Meest nuttige extra functies</w:t>
+      </w:r>
+    </w:p>
+    <w:p>
+      <w:pPr>
+        <w:spacing w:afterLines="24" w:after="57" w:line="288" w:lineRule="auto"/>
+        <w:rPr>
+          <w:rFonts w:eastAsia="Times New Roman" w:cs="Times New Roman"/>
+          <w:kern w:val="0"/>
+          <w:lang w:eastAsia="nl-BE"/>
+          <w14:ligatures w14:val="none"/>
+        </w:rPr>
+      </w:pPr>
+      <w:r>
+        <w:rPr>
+          <w:rFonts w:eastAsia="Times New Roman" w:cs="Times New Roman"/>
+          <w:kern w:val="0"/>
+          <w:lang w:eastAsia="nl-BE"/>
+          <w14:ligatures w14:val="none"/>
+        </w:rPr>
+        <w:br/>
+        <w:t xml:space="preserve">Filtering op node-status scoort consequent als meest nuttig (meerdere rang 1), gevolgd door node-tellingen per status en </w:t>
+      </w:r>
+      <w:proofErr w:type="spellStart"/>
+      <w:r>
+        <w:rPr>
+          <w:rFonts w:eastAsia="Times New Roman" w:cs="Times New Roman"/>
+          <w:kern w:val="0"/>
+          <w:lang w:eastAsia="nl-BE"/>
+          <w14:ligatures w14:val="none"/>
+        </w:rPr>
+        <w:t>highlighting</w:t>
+      </w:r>
+      <w:proofErr w:type="spellEnd"/>
+      <w:r>
+        <w:rPr>
+          <w:rFonts w:eastAsia="Times New Roman" w:cs="Times New Roman"/>
+          <w:kern w:val="0"/>
+          <w:lang w:eastAsia="nl-BE"/>
+          <w14:ligatures w14:val="none"/>
+        </w:rPr>
+        <w:t xml:space="preserve"> vanuit de filterbalk. Visuele hulpmiddelen zoals kleurcodering en iconen (schilden) worden hoog gewaardeerd voor overzicht, </w:t>
+      </w:r>
+      <w:r>
+        <w:rPr>
+          <w:rFonts w:eastAsia="Times New Roman" w:cs="Times New Roman"/>
+          <w:kern w:val="0"/>
+          <w:lang w:eastAsia="nl-BE"/>
+          <w14:ligatures w14:val="none"/>
+        </w:rPr>
+        <w:lastRenderedPageBreak/>
+        <w:t xml:space="preserve">terwijl tooltips en </w:t>
+      </w:r>
+      <w:proofErr w:type="spellStart"/>
+      <w:r>
+        <w:rPr>
+          <w:rFonts w:eastAsia="Times New Roman" w:cs="Times New Roman"/>
+          <w:kern w:val="0"/>
+          <w:lang w:eastAsia="nl-BE"/>
+          <w14:ligatures w14:val="none"/>
+        </w:rPr>
+        <w:t>branch</w:t>
+      </w:r>
+      <w:proofErr w:type="spellEnd"/>
+      <w:r>
+        <w:rPr>
+          <w:rFonts w:eastAsia="Times New Roman" w:cs="Times New Roman"/>
+          <w:kern w:val="0"/>
+          <w:lang w:eastAsia="nl-BE"/>
+          <w14:ligatures w14:val="none"/>
+        </w:rPr>
+        <w:t xml:space="preserve">-samenvattingen lager scoren maar nog steeds positief bijdragen aan navigatie. Deze voorkeur bevestigt dat pragmatische features (zoeken, sorteren) voorop staan bij complexe </w:t>
+      </w:r>
+      <w:proofErr w:type="spellStart"/>
+      <w:r>
+        <w:rPr>
+          <w:rFonts w:eastAsia="Times New Roman" w:cs="Times New Roman"/>
+          <w:kern w:val="0"/>
+          <w:lang w:eastAsia="nl-BE"/>
+          <w14:ligatures w14:val="none"/>
+        </w:rPr>
+        <w:t>hirarchische</w:t>
+      </w:r>
+      <w:proofErr w:type="spellEnd"/>
+      <w:r>
+        <w:rPr>
+          <w:rFonts w:eastAsia="Times New Roman" w:cs="Times New Roman"/>
+          <w:kern w:val="0"/>
+          <w:lang w:eastAsia="nl-BE"/>
+          <w14:ligatures w14:val="none"/>
+        </w:rPr>
+        <w:t xml:space="preserve"> data, in lijn met </w:t>
+      </w:r>
+      <w:proofErr w:type="spellStart"/>
+      <w:r>
+        <w:rPr>
+          <w:rFonts w:eastAsia="Times New Roman" w:cs="Times New Roman"/>
+          <w:kern w:val="0"/>
+          <w:lang w:eastAsia="nl-BE"/>
+          <w14:ligatures w14:val="none"/>
+        </w:rPr>
+        <w:t>Nielsen's</w:t>
+      </w:r>
+      <w:proofErr w:type="spellEnd"/>
+      <w:r>
+        <w:rPr>
+          <w:rFonts w:eastAsia="Times New Roman" w:cs="Times New Roman"/>
+          <w:kern w:val="0"/>
+          <w:lang w:eastAsia="nl-BE"/>
+          <w14:ligatures w14:val="none"/>
+        </w:rPr>
+        <w:t xml:space="preserve"> heuristieken voor flexibiliteit en herkenning.</w:t>
+      </w:r>
+    </w:p>
+    <w:p>
+      <w:pPr>
+        <w:spacing w:afterLines="24" w:after="57" w:line="288" w:lineRule="auto"/>
+        <w:rPr>
+          <w:rFonts w:eastAsia="Times New Roman" w:cs="Times New Roman"/>
+          <w:kern w:val="0"/>
+          <w:lang w:eastAsia="nl-BE"/>
+          <w14:ligatures w14:val="none"/>
+        </w:rPr>
+      </w:pPr>
+    </w:p>
+    <w:p>
+      <w:pPr>
+        <w:spacing w:afterLines="24" w:after="57" w:line="288" w:lineRule="auto"/>
+        <w:rPr>
+          <w:rFonts w:eastAsia="Times New Roman" w:cs="Times New Roman"/>
+          <w:kern w:val="0"/>
+          <w:lang w:val="en-GB" w:eastAsia="nl-BE"/>
+          <w14:ligatures w14:val="none"/>
+        </w:rPr>
+      </w:pPr>
+    </w:p>
+    <w:p>
+      <w:pPr>
+        <w:spacing w:afterLines="24" w:after="57" w:line="288" w:lineRule="auto"/>
+        <w:rPr>
+          <w:rFonts w:eastAsia="Times New Roman" w:cs="Times New Roman"/>
+          <w:b/>
+          <w:bCs/>
+          <w:kern w:val="0"/>
+          <w:lang w:eastAsia="nl-BE"/>
+          <w14:ligatures w14:val="none"/>
+        </w:rPr>
+      </w:pPr>
+      <w:r>
+        <w:rPr>
+          <w:rFonts w:eastAsia="Times New Roman" w:cs="Times New Roman"/>
+          <w:b/>
+          <w:bCs/>
+          <w:kern w:val="0"/>
+          <w:lang w:eastAsia="nl-BE"/>
+          <w14:ligatures w14:val="none"/>
+        </w:rPr>
+        <w:t xml:space="preserve">5.2.3 </w:t>
+      </w:r>
+      <w:r>
+        <w:rPr>
+          <w:rFonts w:eastAsia="Times New Roman" w:cs="Times New Roman"/>
+          <w:b/>
+          <w:bCs/>
+          <w:kern w:val="0"/>
+          <w:lang w:eastAsia="nl-BE"/>
+          <w14:ligatures w14:val="none"/>
+        </w:rPr>
+        <w:t>Onderzoeksvraag 3: Vergelijking met generieke tools</w:t>
+      </w:r>
+    </w:p>
+    <w:p>
+      <w:pPr>
+        <w:spacing w:afterLines="24" w:after="57" w:line="288" w:lineRule="auto"/>
+        <w:rPr>
+          <w:rFonts w:eastAsia="Times New Roman" w:cs="Times New Roman"/>
+          <w:kern w:val="0"/>
+          <w:lang w:eastAsia="nl-BE"/>
+          <w14:ligatures w14:val="none"/>
+        </w:rPr>
+      </w:pPr>
+      <w:r>
+        <w:rPr>
+          <w:rFonts w:eastAsia="Times New Roman" w:cs="Times New Roman"/>
+          <w:kern w:val="0"/>
+          <w:lang w:eastAsia="nl-BE"/>
+          <w14:ligatures w14:val="none"/>
+        </w:rPr>
+        <w:br/>
+        <w:t xml:space="preserve">Versie 2 overtreft generieke </w:t>
+      </w:r>
+      <w:proofErr w:type="spellStart"/>
+      <w:r>
+        <w:rPr>
+          <w:rFonts w:eastAsia="Times New Roman" w:cs="Times New Roman"/>
+          <w:kern w:val="0"/>
+          <w:lang w:eastAsia="nl-BE"/>
+          <w14:ligatures w14:val="none"/>
+        </w:rPr>
+        <w:t>mindmap</w:t>
+      </w:r>
+      <w:proofErr w:type="spellEnd"/>
+      <w:r>
+        <w:rPr>
+          <w:rFonts w:eastAsia="Times New Roman" w:cs="Times New Roman"/>
+          <w:kern w:val="0"/>
+          <w:lang w:eastAsia="nl-BE"/>
+          <w14:ligatures w14:val="none"/>
+        </w:rPr>
+        <w:t xml:space="preserve">-software op gebruiksvriendelijkheid (positieve UEQ-scores vs. negatief voor basisversie) en effectiviteit (tijdsbesparing, foutreductie via automatisering). Deelnemers benadrukken dat </w:t>
+      </w:r>
+      <w:proofErr w:type="spellStart"/>
+      <w:r>
+        <w:rPr>
+          <w:rFonts w:eastAsia="Times New Roman" w:cs="Times New Roman"/>
+          <w:kern w:val="0"/>
+          <w:lang w:eastAsia="nl-BE"/>
+          <w14:ligatures w14:val="none"/>
+        </w:rPr>
+        <w:t>domeinspecifieke</w:t>
+      </w:r>
+      <w:proofErr w:type="spellEnd"/>
+      <w:r>
+        <w:rPr>
+          <w:rFonts w:eastAsia="Times New Roman" w:cs="Times New Roman"/>
+          <w:kern w:val="0"/>
+          <w:lang w:eastAsia="nl-BE"/>
+          <w14:ligatures w14:val="none"/>
+        </w:rPr>
+        <w:t xml:space="preserve"> elementen zoals automatische </w:t>
+      </w:r>
+      <w:proofErr w:type="spellStart"/>
+      <w:r>
+        <w:rPr>
+          <w:rFonts w:eastAsia="Times New Roman" w:cs="Times New Roman"/>
+          <w:kern w:val="0"/>
+          <w:lang w:eastAsia="nl-BE"/>
+          <w14:ligatures w14:val="none"/>
+        </w:rPr>
+        <w:t>danger</w:t>
+      </w:r>
+      <w:proofErr w:type="spellEnd"/>
+      <w:r>
+        <w:rPr>
+          <w:rFonts w:eastAsia="Times New Roman" w:cs="Times New Roman"/>
+          <w:kern w:val="0"/>
+          <w:lang w:eastAsia="nl-BE"/>
+          <w14:ligatures w14:val="none"/>
+        </w:rPr>
+        <w:t xml:space="preserve"> ratings en status-filters </w:t>
+      </w:r>
+      <w:proofErr w:type="spellStart"/>
+      <w:r>
+        <w:rPr>
+          <w:rFonts w:eastAsia="Times New Roman" w:cs="Times New Roman"/>
+          <w:kern w:val="0"/>
+          <w:lang w:eastAsia="nl-BE"/>
+          <w14:ligatures w14:val="none"/>
+        </w:rPr>
+        <w:t>threat</w:t>
+      </w:r>
+      <w:proofErr w:type="spellEnd"/>
+      <w:r>
+        <w:rPr>
+          <w:rFonts w:eastAsia="Times New Roman" w:cs="Times New Roman"/>
+          <w:kern w:val="0"/>
+          <w:lang w:eastAsia="nl-BE"/>
+          <w14:ligatures w14:val="none"/>
+        </w:rPr>
+        <w:t xml:space="preserve"> </w:t>
+      </w:r>
+      <w:proofErr w:type="spellStart"/>
+      <w:r>
+        <w:rPr>
+          <w:rFonts w:eastAsia="Times New Roman" w:cs="Times New Roman"/>
+          <w:kern w:val="0"/>
+          <w:lang w:eastAsia="nl-BE"/>
+          <w14:ligatures w14:val="none"/>
+        </w:rPr>
+        <w:t>modeling</w:t>
+      </w:r>
+      <w:proofErr w:type="spellEnd"/>
+      <w:r>
+        <w:rPr>
+          <w:rFonts w:eastAsia="Times New Roman" w:cs="Times New Roman"/>
+          <w:kern w:val="0"/>
+          <w:lang w:eastAsia="nl-BE"/>
+          <w14:ligatures w14:val="none"/>
+        </w:rPr>
+        <w:t xml:space="preserve"> toegankelijker maken voor niet-experts, wat de kloof tussen theorie en praktijk adresseert.</w:t>
+      </w:r>
+    </w:p>
+    <w:p>
+      <w:pPr>
+        <w:spacing w:afterLines="24" w:after="57" w:line="288" w:lineRule="auto"/>
+        <w:rPr>
+          <w:rFonts w:eastAsia="Times New Roman" w:cs="Times New Roman"/>
+          <w:kern w:val="0"/>
+          <w:lang w:eastAsia="nl-BE"/>
+          <w14:ligatures w14:val="none"/>
+        </w:rPr>
+      </w:pPr>
+    </w:p>
+    <w:p>
+      <w:pPr>
+        <w:spacing w:afterLines="24" w:after="57" w:line="288" w:lineRule="auto"/>
+        <w:rPr>
+          <w:rFonts w:eastAsia="Times New Roman" w:cs="Times New Roman"/>
+          <w:kern w:val="0"/>
+          <w:lang w:eastAsia="nl-BE"/>
+          <w14:ligatures w14:val="none"/>
+        </w:rPr>
+      </w:pPr>
+    </w:p>
+    <w:p>
+      <w:pPr>
+        <w:spacing w:afterLines="24" w:after="57" w:line="288" w:lineRule="auto"/>
         <w:rPr>
           <w:rFonts w:eastAsia="Times New Roman" w:cs="Times New Roman"/>
           <w:b/>
@@ -6004,8 +7353,7 @@
           <w:lang w:eastAsia="nl-BE"/>
           <w14:ligatures w14:val="none"/>
         </w:rPr>
-        <w:t xml:space="preserve">4.3 </w:t>
-      </w:r>
+      </w:pPr>
       <w:r>
         <w:rPr>
           <w:rFonts w:eastAsia="Times New Roman" w:cs="Times New Roman"/>
@@ -6017,12 +7365,9 @@
           <w:lang w:eastAsia="nl-BE"/>
           <w14:ligatures w14:val="none"/>
         </w:rPr>
-        <w:t>Ervaren gebruiksgemak en voorkeur</w:t>
-      </w:r>
-    </w:p>
-    <w:p>
-      <w:pPr>
-        <w:spacing w:afterLines="24" w:after="57" w:line="288" w:lineRule="auto"/>
+        <w:t xml:space="preserve">5.3 </w:t>
+      </w:r>
+      <w:r>
         <w:rPr>
           <w:rFonts w:eastAsia="Times New Roman" w:cs="Times New Roman"/>
           <w:b/>
@@ -6033,79 +7378,8 @@
           <w:lang w:eastAsia="nl-BE"/>
           <w14:ligatures w14:val="none"/>
         </w:rPr>
-      </w:pPr>
-    </w:p>
-    <w:p>
-      <w:pPr>
-        <w:spacing w:afterLines="24" w:after="57" w:line="288" w:lineRule="auto"/>
-        <w:rPr>
-          <w:rFonts w:eastAsia="Times New Roman" w:cs="Times New Roman"/>
-          <w:kern w:val="0"/>
-          <w:lang w:eastAsia="nl-BE"/>
-          <w14:ligatures w14:val="none"/>
-        </w:rPr>
-      </w:pPr>
-      <w:r>
-        <w:rPr>
-          <w:rFonts w:eastAsia="Times New Roman" w:cs="Times New Roman"/>
-          <w:kern w:val="0"/>
-          <w:lang w:eastAsia="nl-BE"/>
-          <w14:ligatures w14:val="none"/>
-        </w:rPr>
-        <w:t xml:space="preserve">Ook op visueel en </w:t>
-      </w:r>
-      <w:proofErr w:type="spellStart"/>
-      <w:r>
-        <w:rPr>
-          <w:rFonts w:eastAsia="Times New Roman" w:cs="Times New Roman"/>
-          <w:kern w:val="0"/>
-          <w:lang w:eastAsia="nl-BE"/>
-          <w14:ligatures w14:val="none"/>
-        </w:rPr>
-        <w:t>hedonisch</w:t>
-      </w:r>
-      <w:proofErr w:type="spellEnd"/>
-      <w:r>
-        <w:rPr>
-          <w:rFonts w:eastAsia="Times New Roman" w:cs="Times New Roman"/>
-          <w:kern w:val="0"/>
-          <w:lang w:eastAsia="nl-BE"/>
-          <w14:ligatures w14:val="none"/>
-        </w:rPr>
-        <w:t xml:space="preserve"> vlak wordt versie 2 duidelijk hoger gewaardeerd. Deelnemers omschrijven deze versie als visueel aantrekkelijker, met overzichtelijke kleuren, een duidelijkere GUI en iconen die de gebruiker door de taakflow begeleiden. Dit komt overeen met de verhoogde UEQ-scores op aantrekkelijkheid, stimulatie en </w:t>
-      </w:r>
-      <w:r>
-        <w:rPr>
-          <w:rFonts w:eastAsia="Times New Roman" w:cs="Times New Roman"/>
-          <w:kern w:val="0"/>
-          <w:lang w:eastAsia="nl-BE"/>
-          <w14:ligatures w14:val="none"/>
-        </w:rPr>
-        <w:lastRenderedPageBreak/>
-        <w:t>originaliteit en bevestigt dat de nieuwe vormgeving niet alleen mooier oogt, maar ook de oriëntatie binnen de boomstructuur ondersteunt. Alle deelnemers geven aan dat zij in een realistische werksituatie versie 2 zouden verkiezen, omdat deze volgens hen efficiënter, duidelijker, makkelijker in gebruik en functioneler is dan versie 1.</w:t>
-      </w:r>
-    </w:p>
-    <w:p>
-      <w:pPr>
-        <w:spacing w:afterLines="24" w:after="57" w:line="288" w:lineRule="auto"/>
-        <w:rPr>
-          <w:rFonts w:eastAsia="Times New Roman" w:cs="Times New Roman"/>
-          <w:kern w:val="0"/>
-          <w:lang w:eastAsia="nl-BE"/>
-          <w14:ligatures w14:val="none"/>
-        </w:rPr>
-      </w:pPr>
-    </w:p>
-    <w:p>
-      <w:pPr>
-        <w:spacing w:afterLines="24" w:after="57" w:line="288" w:lineRule="auto"/>
-        <w:rPr>
-          <w:rFonts w:eastAsia="Times New Roman" w:cs="Times New Roman"/>
-          <w:kern w:val="0"/>
-          <w:lang w:eastAsia="nl-BE"/>
-          <w14:ligatures w14:val="none"/>
-        </w:rPr>
-      </w:pPr>
+        <w:t>Relatie met literatuur en theorie</w:t>
+      </w:r>
     </w:p>
     <w:p>
       <w:pPr>
@@ -6121,7 +7395,172 @@
           <w14:ligatures w14:val="none"/>
         </w:rPr>
       </w:pPr>
-      <w:r>
+    </w:p>
+    <w:p>
+      <w:pPr>
+        <w:spacing w:afterLines="24" w:after="57" w:line="288" w:lineRule="auto"/>
+        <w:rPr>
+          <w:rFonts w:eastAsia="Times New Roman" w:cs="Times New Roman"/>
+          <w:kern w:val="0"/>
+          <w:lang w:eastAsia="nl-BE"/>
+          <w14:ligatures w14:val="none"/>
+        </w:rPr>
+      </w:pPr>
+      <w:r>
+        <w:rPr>
+          <w:rFonts w:eastAsia="Times New Roman" w:cs="Times New Roman"/>
+          <w:kern w:val="0"/>
+          <w:lang w:eastAsia="nl-BE"/>
+          <w14:ligatures w14:val="none"/>
+        </w:rPr>
+        <w:t xml:space="preserve">De resultaten valideren inzichten uit HCI-security literatuur: visuele codering en filtering reduceren cognitieve load bij </w:t>
+      </w:r>
+      <w:proofErr w:type="spellStart"/>
+      <w:r>
+        <w:rPr>
+          <w:rFonts w:eastAsia="Times New Roman" w:cs="Times New Roman"/>
+          <w:kern w:val="0"/>
+          <w:lang w:eastAsia="nl-BE"/>
+          <w14:ligatures w14:val="none"/>
+        </w:rPr>
+        <w:t>hirarchische</w:t>
+      </w:r>
+      <w:proofErr w:type="spellEnd"/>
+      <w:r>
+        <w:rPr>
+          <w:rFonts w:eastAsia="Times New Roman" w:cs="Times New Roman"/>
+          <w:kern w:val="0"/>
+          <w:lang w:eastAsia="nl-BE"/>
+          <w14:ligatures w14:val="none"/>
+        </w:rPr>
+        <w:t xml:space="preserve"> </w:t>
+      </w:r>
+      <w:proofErr w:type="spellStart"/>
+      <w:r>
+        <w:rPr>
+          <w:rFonts w:eastAsia="Times New Roman" w:cs="Times New Roman"/>
+          <w:kern w:val="0"/>
+          <w:lang w:eastAsia="nl-BE"/>
+          <w14:ligatures w14:val="none"/>
+        </w:rPr>
+        <w:t>risico-analyse</w:t>
+      </w:r>
+      <w:proofErr w:type="spellEnd"/>
+      <w:r>
+        <w:rPr>
+          <w:rFonts w:eastAsia="Times New Roman" w:cs="Times New Roman"/>
+          <w:kern w:val="0"/>
+          <w:lang w:eastAsia="nl-BE"/>
+          <w14:ligatures w14:val="none"/>
+        </w:rPr>
+        <w:t xml:space="preserve">, zoals bij STRIDE of attack trees. De sprong in </w:t>
+      </w:r>
+      <w:proofErr w:type="spellStart"/>
+      <w:r>
+        <w:rPr>
+          <w:rFonts w:eastAsia="Times New Roman" w:cs="Times New Roman"/>
+          <w:kern w:val="0"/>
+          <w:lang w:eastAsia="nl-BE"/>
+          <w14:ligatures w14:val="none"/>
+        </w:rPr>
+        <w:t>hedonische</w:t>
+      </w:r>
+      <w:proofErr w:type="spellEnd"/>
+      <w:r>
+        <w:rPr>
+          <w:rFonts w:eastAsia="Times New Roman" w:cs="Times New Roman"/>
+          <w:kern w:val="0"/>
+          <w:lang w:eastAsia="nl-BE"/>
+          <w14:ligatures w14:val="none"/>
+        </w:rPr>
+        <w:t xml:space="preserve"> UEQ-scores (stimulatie, originaliteit) ondersteunt de noodzaak voor aantrekkelijke interfaces om security-praktijken te integreren in </w:t>
+      </w:r>
+      <w:proofErr w:type="spellStart"/>
+      <w:r>
+        <w:rPr>
+          <w:rFonts w:eastAsia="Times New Roman" w:cs="Times New Roman"/>
+          <w:kern w:val="0"/>
+          <w:lang w:eastAsia="nl-BE"/>
+          <w14:ligatures w14:val="none"/>
+        </w:rPr>
+        <w:t>DevSecOps</w:t>
+      </w:r>
+      <w:proofErr w:type="spellEnd"/>
+      <w:r>
+        <w:rPr>
+          <w:rFonts w:eastAsia="Times New Roman" w:cs="Times New Roman"/>
+          <w:kern w:val="0"/>
+          <w:lang w:eastAsia="nl-BE"/>
+          <w14:ligatures w14:val="none"/>
+        </w:rPr>
+        <w:t xml:space="preserve">, waar generieke tools falen door gebrek aan motivatie. Tegelijk wijzen de voorkeuren voor filtering aan dat Nielsens heuristieken (zichtbaarheid status, foutpreventie) cruciaal zijn voor </w:t>
+      </w:r>
+      <w:proofErr w:type="spellStart"/>
+      <w:r>
+        <w:rPr>
+          <w:rFonts w:eastAsia="Times New Roman" w:cs="Times New Roman"/>
+          <w:kern w:val="0"/>
+          <w:lang w:eastAsia="nl-BE"/>
+          <w14:ligatures w14:val="none"/>
+        </w:rPr>
+        <w:t>threat</w:t>
+      </w:r>
+      <w:proofErr w:type="spellEnd"/>
+      <w:r>
+        <w:rPr>
+          <w:rFonts w:eastAsia="Times New Roman" w:cs="Times New Roman"/>
+          <w:kern w:val="0"/>
+          <w:lang w:eastAsia="nl-BE"/>
+          <w14:ligatures w14:val="none"/>
+        </w:rPr>
+        <w:t xml:space="preserve"> </w:t>
+      </w:r>
+      <w:proofErr w:type="spellStart"/>
+      <w:r>
+        <w:rPr>
+          <w:rFonts w:eastAsia="Times New Roman" w:cs="Times New Roman"/>
+          <w:kern w:val="0"/>
+          <w:lang w:eastAsia="nl-BE"/>
+          <w14:ligatures w14:val="none"/>
+        </w:rPr>
+        <w:t>modeling</w:t>
+      </w:r>
+      <w:proofErr w:type="spellEnd"/>
+      <w:r>
+        <w:rPr>
+          <w:rFonts w:eastAsia="Times New Roman" w:cs="Times New Roman"/>
+          <w:kern w:val="0"/>
+          <w:lang w:eastAsia="nl-BE"/>
+          <w14:ligatures w14:val="none"/>
+        </w:rPr>
+        <w:t xml:space="preserve"> tools.</w:t>
+      </w:r>
+    </w:p>
+    <w:p>
+      <w:pPr>
+        <w:spacing w:afterLines="24" w:after="57" w:line="288" w:lineRule="auto"/>
+        <w:rPr>
+          <w:rFonts w:eastAsia="Times New Roman" w:cs="Times New Roman"/>
+          <w:kern w:val="0"/>
+          <w:lang w:eastAsia="nl-BE"/>
+          <w14:ligatures w14:val="none"/>
+        </w:rPr>
+      </w:pPr>
+    </w:p>
+    <w:p>
+      <w:pPr>
+        <w:spacing w:afterLines="24" w:after="57" w:line="288" w:lineRule="auto"/>
+        <w:rPr>
+          <w:rFonts w:eastAsia="Times New Roman" w:cs="Times New Roman"/>
+          <w:kern w:val="0"/>
+          <w:lang w:val="en-GB" w:eastAsia="nl-BE"/>
+          <w14:ligatures w14:val="none"/>
+        </w:rPr>
+      </w:pPr>
+    </w:p>
+    <w:p>
+      <w:pPr>
+        <w:spacing w:afterLines="24" w:after="57" w:line="288" w:lineRule="auto"/>
         <w:rPr>
           <w:rFonts w:eastAsia="Times New Roman" w:cs="Times New Roman"/>
           <w:b/>
@@ -6132,8 +7571,7 @@
           <w:lang w:eastAsia="nl-BE"/>
           <w14:ligatures w14:val="none"/>
         </w:rPr>
-        <w:t xml:space="preserve">4.4 </w:t>
-      </w:r>
+      </w:pPr>
       <w:r>
         <w:rPr>
           <w:rFonts w:eastAsia="Times New Roman" w:cs="Times New Roman"/>
@@ -6145,12 +7583,9 @@
           <w:lang w:eastAsia="nl-BE"/>
           <w14:ligatures w14:val="none"/>
         </w:rPr>
-        <w:t>Verbeterpunten en suggesties</w:t>
-      </w:r>
-    </w:p>
-    <w:p>
-      <w:pPr>
-        <w:spacing w:afterLines="24" w:after="57" w:line="288" w:lineRule="auto"/>
+        <w:t xml:space="preserve">5.4 </w:t>
+      </w:r>
+      <w:r>
         <w:rPr>
           <w:rFonts w:eastAsia="Times New Roman" w:cs="Times New Roman"/>
           <w:b/>
@@ -6161,169 +7596,8 @@
           <w:lang w:eastAsia="nl-BE"/>
           <w14:ligatures w14:val="none"/>
         </w:rPr>
-      </w:pPr>
-    </w:p>
-    <w:p>
-      <w:pPr>
-        <w:spacing w:afterLines="24" w:after="57" w:line="288" w:lineRule="auto"/>
-        <w:rPr>
-          <w:rFonts w:eastAsia="Times New Roman" w:cs="Times New Roman"/>
-          <w:kern w:val="0"/>
-          <w:lang w:eastAsia="nl-BE"/>
-          <w14:ligatures w14:val="none"/>
-        </w:rPr>
-      </w:pPr>
-      <w:r>
-        <w:rPr>
-          <w:rFonts w:eastAsia="Times New Roman" w:cs="Times New Roman"/>
-          <w:kern w:val="0"/>
-          <w:lang w:eastAsia="nl-BE"/>
-          <w14:ligatures w14:val="none"/>
-        </w:rPr>
-        <w:t xml:space="preserve">Ondanks de duidelijke voorkeur voor versie 2 formuleren deelnemers ook concrete verbeterpunten, wat waardevolle input biedt voor verdere iteraties van het ontwerp. Genoemde suggesties zijn onder meer het compacter weergeven van de tree zodat er meer op het scherm past, intuïtievere manieren om </w:t>
-      </w:r>
-      <w:proofErr w:type="spellStart"/>
-      <w:r>
-        <w:rPr>
-          <w:rFonts w:eastAsia="Times New Roman" w:cs="Times New Roman"/>
-          <w:kern w:val="0"/>
-          <w:lang w:eastAsia="nl-BE"/>
-          <w14:ligatures w14:val="none"/>
-        </w:rPr>
-        <w:t>nodes</w:t>
-      </w:r>
-      <w:proofErr w:type="spellEnd"/>
-      <w:r>
-        <w:rPr>
-          <w:rFonts w:eastAsia="Times New Roman" w:cs="Times New Roman"/>
-          <w:kern w:val="0"/>
-          <w:lang w:eastAsia="nl-BE"/>
-          <w14:ligatures w14:val="none"/>
-        </w:rPr>
-        <w:t xml:space="preserve"> in en uit te klappen en snellere navigatie binnen lange branches. Daarnaast worden uitbreidingen rond statusbeheer voorgesteld, zoals </w:t>
-      </w:r>
-      <w:proofErr w:type="spellStart"/>
-      <w:r>
-        <w:rPr>
-          <w:rFonts w:eastAsia="Times New Roman" w:cs="Times New Roman"/>
-          <w:kern w:val="0"/>
-          <w:lang w:eastAsia="nl-BE"/>
-          <w14:ligatures w14:val="none"/>
-        </w:rPr>
-        <w:t>custom</w:t>
-      </w:r>
-      <w:proofErr w:type="spellEnd"/>
-      <w:r>
-        <w:rPr>
-          <w:rFonts w:eastAsia="Times New Roman" w:cs="Times New Roman"/>
-          <w:kern w:val="0"/>
-          <w:lang w:eastAsia="nl-BE"/>
-          <w14:ligatures w14:val="none"/>
-        </w:rPr>
-        <w:t xml:space="preserve"> statussen, een duidelijkere indicatie van de </w:t>
-      </w:r>
-      <w:proofErr w:type="spellStart"/>
-      <w:r>
-        <w:rPr>
-          <w:rFonts w:eastAsia="Times New Roman" w:cs="Times New Roman"/>
-          <w:kern w:val="0"/>
-          <w:lang w:eastAsia="nl-BE"/>
-          <w14:ligatures w14:val="none"/>
-        </w:rPr>
-        <w:t>collapse</w:t>
-      </w:r>
-      <w:proofErr w:type="spellEnd"/>
-      <w:r>
-        <w:rPr>
-          <w:rFonts w:eastAsia="Times New Roman" w:cs="Times New Roman"/>
-          <w:kern w:val="0"/>
-          <w:lang w:eastAsia="nl-BE"/>
-          <w14:ligatures w14:val="none"/>
-        </w:rPr>
-        <w:t>/</w:t>
-      </w:r>
-      <w:proofErr w:type="spellStart"/>
-      <w:r>
-        <w:rPr>
-          <w:rFonts w:eastAsia="Times New Roman" w:cs="Times New Roman"/>
-          <w:kern w:val="0"/>
-          <w:lang w:eastAsia="nl-BE"/>
-          <w14:ligatures w14:val="none"/>
-        </w:rPr>
-        <w:t>expand</w:t>
-      </w:r>
-      <w:proofErr w:type="spellEnd"/>
-      <w:r>
-        <w:rPr>
-          <w:rFonts w:eastAsia="Times New Roman" w:cs="Times New Roman"/>
-          <w:kern w:val="0"/>
-          <w:lang w:eastAsia="nl-BE"/>
-          <w14:ligatures w14:val="none"/>
-        </w:rPr>
-        <w:t xml:space="preserve">-knoppen en een eenvoudigere manier om per ongeluk aangemaakte </w:t>
-      </w:r>
-      <w:proofErr w:type="spellStart"/>
-      <w:r>
-        <w:rPr>
-          <w:rFonts w:eastAsia="Times New Roman" w:cs="Times New Roman"/>
-          <w:kern w:val="0"/>
-          <w:lang w:eastAsia="nl-BE"/>
-          <w14:ligatures w14:val="none"/>
-        </w:rPr>
-        <w:t>nodes</w:t>
-      </w:r>
-      <w:proofErr w:type="spellEnd"/>
-      <w:r>
-        <w:rPr>
-          <w:rFonts w:eastAsia="Times New Roman" w:cs="Times New Roman"/>
-          <w:kern w:val="0"/>
-          <w:lang w:eastAsia="nl-BE"/>
-          <w14:ligatures w14:val="none"/>
-        </w:rPr>
-        <w:t xml:space="preserve"> te annuleren. Tot slot worden ideeën geopperd voor verdere kwaliteitsverbeteringen, zoals een globale knop om alle branches behalve de geselecteerde in te klappen, zoom op een specifieke </w:t>
-      </w:r>
-      <w:proofErr w:type="spellStart"/>
-      <w:r>
-        <w:rPr>
-          <w:rFonts w:eastAsia="Times New Roman" w:cs="Times New Roman"/>
-          <w:kern w:val="0"/>
-          <w:lang w:eastAsia="nl-BE"/>
-          <w14:ligatures w14:val="none"/>
-        </w:rPr>
-        <w:t>branch</w:t>
-      </w:r>
-      <w:proofErr w:type="spellEnd"/>
-      <w:r>
-        <w:rPr>
-          <w:rFonts w:eastAsia="Times New Roman" w:cs="Times New Roman"/>
-          <w:kern w:val="0"/>
-          <w:lang w:eastAsia="nl-BE"/>
-          <w14:ligatures w14:val="none"/>
-        </w:rPr>
-        <w:t xml:space="preserve"> als nieuwe tree en een zoekbalk binnen de filterbalk.</w:t>
-      </w:r>
-    </w:p>
-    <w:p>
-      <w:pPr>
-        <w:spacing w:afterLines="24" w:after="57" w:line="288" w:lineRule="auto"/>
-        <w:rPr>
-          <w:rFonts w:eastAsia="Times New Roman" w:cs="Times New Roman"/>
-          <w:kern w:val="0"/>
-          <w:lang w:eastAsia="nl-BE"/>
-          <w14:ligatures w14:val="none"/>
-        </w:rPr>
-      </w:pPr>
-    </w:p>
-    <w:p>
-      <w:pPr>
-        <w:spacing w:afterLines="24" w:after="57" w:line="288" w:lineRule="auto"/>
-        <w:rPr>
-          <w:rFonts w:eastAsia="Times New Roman" w:cs="Times New Roman"/>
-          <w:kern w:val="0"/>
-          <w:lang w:eastAsia="nl-BE"/>
-          <w14:ligatures w14:val="none"/>
-        </w:rPr>
-      </w:pPr>
+        <w:t>Beperkingen van het onderzoek</w:t>
+      </w:r>
     </w:p>
     <w:p>
       <w:pPr>
@@ -6339,7 +7613,151 @@
           <w14:ligatures w14:val="none"/>
         </w:rPr>
       </w:pPr>
-      <w:r>
+    </w:p>
+    <w:p>
+      <w:pPr>
+        <w:spacing w:afterLines="24" w:after="57" w:line="288" w:lineRule="auto"/>
+        <w:rPr>
+          <w:rFonts w:eastAsia="Times New Roman" w:cs="Times New Roman"/>
+          <w:kern w:val="0"/>
+          <w:lang w:eastAsia="nl-BE"/>
+          <w14:ligatures w14:val="none"/>
+        </w:rPr>
+      </w:pPr>
+      <w:r>
+        <w:rPr>
+          <w:rFonts w:eastAsia="Times New Roman" w:cs="Times New Roman"/>
+          <w:kern w:val="0"/>
+          <w:lang w:eastAsia="nl-BE"/>
+          <w14:ligatures w14:val="none"/>
+        </w:rPr>
+        <w:t xml:space="preserve">De steekproef is klein (9 deelnemers), wat generaliseerbaarheid beperkt tot gelijkaardige populaties (ontwikkelaars met basiskennis). Zelfrapportage via UEQ en open vragen is subjectief en vat mogelijke </w:t>
+      </w:r>
+      <w:proofErr w:type="spellStart"/>
+      <w:r>
+        <w:rPr>
+          <w:rFonts w:eastAsia="Times New Roman" w:cs="Times New Roman"/>
+          <w:kern w:val="0"/>
+          <w:lang w:eastAsia="nl-BE"/>
+          <w14:ligatures w14:val="none"/>
+        </w:rPr>
+        <w:t>confirmation</w:t>
+      </w:r>
+      <w:proofErr w:type="spellEnd"/>
+      <w:r>
+        <w:rPr>
+          <w:rFonts w:eastAsia="Times New Roman" w:cs="Times New Roman"/>
+          <w:kern w:val="0"/>
+          <w:lang w:eastAsia="nl-BE"/>
+          <w14:ligatures w14:val="none"/>
+        </w:rPr>
+        <w:t xml:space="preserve"> bias, terwijl objectieve </w:t>
+      </w:r>
+      <w:proofErr w:type="spellStart"/>
+      <w:r>
+        <w:rPr>
+          <w:rFonts w:eastAsia="Times New Roman" w:cs="Times New Roman"/>
+          <w:kern w:val="0"/>
+          <w:lang w:eastAsia="nl-BE"/>
+          <w14:ligatures w14:val="none"/>
+        </w:rPr>
+        <w:t>metrics</w:t>
+      </w:r>
+      <w:proofErr w:type="spellEnd"/>
+      <w:r>
+        <w:rPr>
+          <w:rFonts w:eastAsia="Times New Roman" w:cs="Times New Roman"/>
+          <w:kern w:val="0"/>
+          <w:lang w:eastAsia="nl-BE"/>
+          <w14:ligatures w14:val="none"/>
+        </w:rPr>
+        <w:t xml:space="preserve"> (tijd op taak, </w:t>
+      </w:r>
+      <w:proofErr w:type="spellStart"/>
+      <w:r>
+        <w:rPr>
+          <w:rFonts w:eastAsia="Times New Roman" w:cs="Times New Roman"/>
+          <w:kern w:val="0"/>
+          <w:lang w:eastAsia="nl-BE"/>
+          <w14:ligatures w14:val="none"/>
+        </w:rPr>
+        <w:t>foutenrate</w:t>
+      </w:r>
+      <w:proofErr w:type="spellEnd"/>
+      <w:r>
+        <w:rPr>
+          <w:rFonts w:eastAsia="Times New Roman" w:cs="Times New Roman"/>
+          <w:kern w:val="0"/>
+          <w:lang w:eastAsia="nl-BE"/>
+          <w14:ligatures w14:val="none"/>
+        </w:rPr>
+        <w:t xml:space="preserve">) ontbreken. De studie vergelijkt met een interne basisversie, niet met externe tools zoals </w:t>
+      </w:r>
+      <w:proofErr w:type="spellStart"/>
+      <w:r>
+        <w:rPr>
+          <w:rFonts w:eastAsia="Times New Roman" w:cs="Times New Roman"/>
+          <w:kern w:val="0"/>
+          <w:lang w:eastAsia="nl-BE"/>
+          <w14:ligatures w14:val="none"/>
+        </w:rPr>
+        <w:t>MindMeister</w:t>
+      </w:r>
+      <w:proofErr w:type="spellEnd"/>
+      <w:r>
+        <w:rPr>
+          <w:rFonts w:eastAsia="Times New Roman" w:cs="Times New Roman"/>
+          <w:kern w:val="0"/>
+          <w:lang w:eastAsia="nl-BE"/>
+          <w14:ligatures w14:val="none"/>
+        </w:rPr>
+        <w:t xml:space="preserve"> of </w:t>
+      </w:r>
+      <w:proofErr w:type="spellStart"/>
+      <w:r>
+        <w:rPr>
+          <w:rFonts w:eastAsia="Times New Roman" w:cs="Times New Roman"/>
+          <w:kern w:val="0"/>
+          <w:lang w:eastAsia="nl-BE"/>
+          <w14:ligatures w14:val="none"/>
+        </w:rPr>
+        <w:t>Lucidchart</w:t>
+      </w:r>
+      <w:proofErr w:type="spellEnd"/>
+      <w:r>
+        <w:rPr>
+          <w:rFonts w:eastAsia="Times New Roman" w:cs="Times New Roman"/>
+          <w:kern w:val="0"/>
+          <w:lang w:eastAsia="nl-BE"/>
+          <w14:ligatures w14:val="none"/>
+        </w:rPr>
+        <w:t>, en focust op korte taken zonder langdurig gebruik.</w:t>
+      </w:r>
+    </w:p>
+    <w:p>
+      <w:pPr>
+        <w:spacing w:afterLines="24" w:after="57" w:line="288" w:lineRule="auto"/>
+        <w:rPr>
+          <w:rFonts w:eastAsia="Times New Roman" w:cs="Times New Roman"/>
+          <w:kern w:val="0"/>
+          <w:lang w:eastAsia="nl-BE"/>
+          <w14:ligatures w14:val="none"/>
+        </w:rPr>
+      </w:pPr>
+    </w:p>
+    <w:p>
+      <w:pPr>
+        <w:spacing w:afterLines="24" w:after="57" w:line="288" w:lineRule="auto"/>
+        <w:rPr>
+          <w:rFonts w:eastAsia="Times New Roman" w:cs="Times New Roman"/>
+          <w:kern w:val="0"/>
+          <w:lang w:eastAsia="nl-BE"/>
+          <w14:ligatures w14:val="none"/>
+        </w:rPr>
+      </w:pPr>
+    </w:p>
+    <w:p>
+      <w:pPr>
         <w:rPr>
           <w:rFonts w:eastAsia="Times New Roman" w:cs="Times New Roman"/>
           <w:b/>
@@ -6350,8 +7768,7 @@
           <w:lang w:eastAsia="nl-BE"/>
           <w14:ligatures w14:val="none"/>
         </w:rPr>
-        <w:t xml:space="preserve">4.5 </w:t>
-      </w:r>
+      </w:pPr>
       <w:r>
         <w:rPr>
           <w:rFonts w:eastAsia="Times New Roman" w:cs="Times New Roman"/>
@@ -6363,7 +7780,7 @@
           <w:lang w:eastAsia="nl-BE"/>
           <w14:ligatures w14:val="none"/>
         </w:rPr>
-        <w:t>Synthese</w:t>
+        <w:br w:type="page"/>
       </w:r>
     </w:p>
     <w:p>
@@ -6380,37 +7797,515 @@
           <w14:ligatures w14:val="none"/>
         </w:rPr>
       </w:pPr>
-    </w:p>
-    <w:p>
-      <w:pPr>
-        <w:spacing w:afterLines="24" w:after="57" w:line="288" w:lineRule="auto"/>
-        <w:rPr>
-          <w:rFonts w:eastAsia="Times New Roman" w:cs="Times New Roman"/>
-          <w:kern w:val="0"/>
-          <w:lang w:eastAsia="nl-BE"/>
-          <w14:ligatures w14:val="none"/>
-        </w:rPr>
-      </w:pPr>
-      <w:r>
-        <w:rPr>
-          <w:rFonts w:eastAsia="Times New Roman" w:cs="Times New Roman"/>
-          <w:kern w:val="0"/>
-          <w:lang w:eastAsia="nl-BE"/>
-          <w14:ligatures w14:val="none"/>
-        </w:rPr>
-        <w:t xml:space="preserve">Samenvattend tonen zowel de UEQ-scores als de open antwoorden dat het toevoegen van de nieuwe features leidt tot een verschuiving van een overwegend negatief naar een duidelijk positief UX-profiel. Versie 2 wordt door alle deelnemers als voorkeursversie beschouwd omdat deze tijd bespaart, fouten reduceert en een aantrekkelijker, overzichtelijker en intuïtiever ontwerp biedt, terwijl de geformuleerde suggesties tegelijk concrete aangrijpingspunten bieden voor verdere verfijning van de interface. </w:t>
-      </w:r>
-    </w:p>
-    <w:p>
-      <w:pPr>
-        <w:spacing w:afterLines="24" w:after="57" w:line="288" w:lineRule="auto"/>
+      <w:r>
+        <w:rPr>
+          <w:rFonts w:eastAsia="Times New Roman" w:cs="Times New Roman"/>
+          <w:b/>
+          <w:bCs/>
+          <w:kern w:val="0"/>
+          <w:sz w:val="28"/>
+          <w:szCs w:val="28"/>
+          <w:lang w:eastAsia="nl-BE"/>
+          <w14:ligatures w14:val="none"/>
+        </w:rPr>
+        <w:lastRenderedPageBreak/>
+        <w:t xml:space="preserve">5.5 </w:t>
+      </w:r>
+      <w:r>
+        <w:rPr>
+          <w:rFonts w:eastAsia="Times New Roman" w:cs="Times New Roman"/>
+          <w:b/>
+          <w:bCs/>
+          <w:kern w:val="0"/>
+          <w:sz w:val="28"/>
+          <w:szCs w:val="28"/>
+          <w:lang w:eastAsia="nl-BE"/>
+          <w14:ligatures w14:val="none"/>
+        </w:rPr>
+        <w:t>Implicaties voor theorie en praktijk</w:t>
+      </w:r>
+    </w:p>
+    <w:p>
+      <w:pPr>
+        <w:spacing w:afterLines="24" w:after="57" w:line="288" w:lineRule="auto"/>
+        <w:rPr>
+          <w:rFonts w:eastAsia="Times New Roman" w:cs="Times New Roman"/>
+          <w:b/>
+          <w:bCs/>
+          <w:kern w:val="0"/>
+          <w:sz w:val="28"/>
+          <w:szCs w:val="28"/>
+          <w:lang w:eastAsia="nl-BE"/>
+          <w14:ligatures w14:val="none"/>
+        </w:rPr>
+      </w:pPr>
+    </w:p>
+    <w:p>
+      <w:pPr>
+        <w:spacing w:afterLines="24" w:after="57" w:line="288" w:lineRule="auto"/>
+        <w:rPr>
+          <w:rFonts w:eastAsia="Times New Roman" w:cs="Times New Roman"/>
+          <w:kern w:val="0"/>
+          <w:lang w:eastAsia="nl-BE"/>
+          <w14:ligatures w14:val="none"/>
+        </w:rPr>
+      </w:pPr>
+      <w:r>
+        <w:rPr>
+          <w:rFonts w:eastAsia="Times New Roman" w:cs="Times New Roman"/>
+          <w:kern w:val="0"/>
+          <w:lang w:eastAsia="nl-BE"/>
+          <w14:ligatures w14:val="none"/>
+        </w:rPr>
+        <w:t xml:space="preserve">Theoretisch draagt dit bij aan design </w:t>
+      </w:r>
+      <w:proofErr w:type="spellStart"/>
+      <w:r>
+        <w:rPr>
+          <w:rFonts w:eastAsia="Times New Roman" w:cs="Times New Roman"/>
+          <w:kern w:val="0"/>
+          <w:lang w:eastAsia="nl-BE"/>
+          <w14:ligatures w14:val="none"/>
+        </w:rPr>
+        <w:t>science</w:t>
+      </w:r>
+      <w:proofErr w:type="spellEnd"/>
+      <w:r>
+        <w:rPr>
+          <w:rFonts w:eastAsia="Times New Roman" w:cs="Times New Roman"/>
+          <w:kern w:val="0"/>
+          <w:lang w:eastAsia="nl-BE"/>
+          <w14:ligatures w14:val="none"/>
+        </w:rPr>
+        <w:t xml:space="preserve"> door empirisch bewijs voor UX-features in security </w:t>
+      </w:r>
+      <w:proofErr w:type="spellStart"/>
+      <w:r>
+        <w:rPr>
+          <w:rFonts w:eastAsia="Times New Roman" w:cs="Times New Roman"/>
+          <w:kern w:val="0"/>
+          <w:lang w:eastAsia="nl-BE"/>
+          <w14:ligatures w14:val="none"/>
+        </w:rPr>
+        <w:t>tooling</w:t>
+      </w:r>
+      <w:proofErr w:type="spellEnd"/>
+      <w:r>
+        <w:rPr>
+          <w:rFonts w:eastAsia="Times New Roman" w:cs="Times New Roman"/>
+          <w:kern w:val="0"/>
+          <w:lang w:eastAsia="nl-BE"/>
+          <w14:ligatures w14:val="none"/>
+        </w:rPr>
+        <w:t xml:space="preserve">, met aanbeveling voor integratie van UEQ in </w:t>
+      </w:r>
+      <w:proofErr w:type="spellStart"/>
+      <w:r>
+        <w:rPr>
+          <w:rFonts w:eastAsia="Times New Roman" w:cs="Times New Roman"/>
+          <w:kern w:val="0"/>
+          <w:lang w:eastAsia="nl-BE"/>
+          <w14:ligatures w14:val="none"/>
+        </w:rPr>
+        <w:t>threat</w:t>
+      </w:r>
+      <w:proofErr w:type="spellEnd"/>
+      <w:r>
+        <w:rPr>
+          <w:rFonts w:eastAsia="Times New Roman" w:cs="Times New Roman"/>
+          <w:kern w:val="0"/>
+          <w:lang w:eastAsia="nl-BE"/>
+          <w14:ligatures w14:val="none"/>
+        </w:rPr>
+        <w:t xml:space="preserve"> </w:t>
+      </w:r>
+      <w:proofErr w:type="spellStart"/>
+      <w:r>
+        <w:rPr>
+          <w:rFonts w:eastAsia="Times New Roman" w:cs="Times New Roman"/>
+          <w:kern w:val="0"/>
+          <w:lang w:eastAsia="nl-BE"/>
+          <w14:ligatures w14:val="none"/>
+        </w:rPr>
+        <w:t>modeling</w:t>
+      </w:r>
+      <w:proofErr w:type="spellEnd"/>
+      <w:r>
+        <w:rPr>
+          <w:rFonts w:eastAsia="Times New Roman" w:cs="Times New Roman"/>
+          <w:kern w:val="0"/>
+          <w:lang w:eastAsia="nl-BE"/>
+          <w14:ligatures w14:val="none"/>
+        </w:rPr>
+        <w:t xml:space="preserve"> evaluaties. Praktisch kan de tool </w:t>
+      </w:r>
+      <w:proofErr w:type="spellStart"/>
+      <w:r>
+        <w:rPr>
+          <w:rFonts w:eastAsia="Times New Roman" w:cs="Times New Roman"/>
+          <w:kern w:val="0"/>
+          <w:lang w:eastAsia="nl-BE"/>
+          <w14:ligatures w14:val="none"/>
+        </w:rPr>
+        <w:t>DevSecOps</w:t>
+      </w:r>
+      <w:proofErr w:type="spellEnd"/>
+      <w:r>
+        <w:rPr>
+          <w:rFonts w:eastAsia="Times New Roman" w:cs="Times New Roman"/>
+          <w:kern w:val="0"/>
+          <w:lang w:eastAsia="nl-BE"/>
+          <w14:ligatures w14:val="none"/>
+        </w:rPr>
+        <w:t xml:space="preserve"> teams helpen door </w:t>
+      </w:r>
+      <w:proofErr w:type="spellStart"/>
+      <w:r>
+        <w:rPr>
+          <w:rFonts w:eastAsia="Times New Roman" w:cs="Times New Roman"/>
+          <w:kern w:val="0"/>
+          <w:lang w:eastAsia="nl-BE"/>
+          <w14:ligatures w14:val="none"/>
+        </w:rPr>
+        <w:t>threat</w:t>
+      </w:r>
+      <w:proofErr w:type="spellEnd"/>
+      <w:r>
+        <w:rPr>
+          <w:rFonts w:eastAsia="Times New Roman" w:cs="Times New Roman"/>
+          <w:kern w:val="0"/>
+          <w:lang w:eastAsia="nl-BE"/>
+          <w14:ligatures w14:val="none"/>
+        </w:rPr>
+        <w:t xml:space="preserve"> </w:t>
+      </w:r>
+      <w:proofErr w:type="spellStart"/>
+      <w:r>
+        <w:rPr>
+          <w:rFonts w:eastAsia="Times New Roman" w:cs="Times New Roman"/>
+          <w:kern w:val="0"/>
+          <w:lang w:eastAsia="nl-BE"/>
+          <w14:ligatures w14:val="none"/>
+        </w:rPr>
+        <w:t>modeling</w:t>
+      </w:r>
+      <w:proofErr w:type="spellEnd"/>
+      <w:r>
+        <w:rPr>
+          <w:rFonts w:eastAsia="Times New Roman" w:cs="Times New Roman"/>
+          <w:kern w:val="0"/>
+          <w:lang w:eastAsia="nl-BE"/>
+          <w14:ligatures w14:val="none"/>
+        </w:rPr>
+        <w:t xml:space="preserve"> laagdrempelig te maken; implementeer filtering en iconen in bestaande </w:t>
+      </w:r>
+      <w:proofErr w:type="spellStart"/>
+      <w:r>
+        <w:rPr>
+          <w:rFonts w:eastAsia="Times New Roman" w:cs="Times New Roman"/>
+          <w:kern w:val="0"/>
+          <w:lang w:eastAsia="nl-BE"/>
+          <w14:ligatures w14:val="none"/>
+        </w:rPr>
+        <w:t>pipelines</w:t>
+      </w:r>
+      <w:proofErr w:type="spellEnd"/>
+      <w:r>
+        <w:rPr>
+          <w:rFonts w:eastAsia="Times New Roman" w:cs="Times New Roman"/>
+          <w:kern w:val="0"/>
+          <w:lang w:eastAsia="nl-BE"/>
+          <w14:ligatures w14:val="none"/>
+        </w:rPr>
+        <w:t xml:space="preserve">. Voor onderwijs biedt het een didactisch prototype om </w:t>
+      </w:r>
+      <w:proofErr w:type="spellStart"/>
+      <w:r>
+        <w:rPr>
+          <w:rFonts w:eastAsia="Times New Roman" w:cs="Times New Roman"/>
+          <w:kern w:val="0"/>
+          <w:lang w:eastAsia="nl-BE"/>
+          <w14:ligatures w14:val="none"/>
+        </w:rPr>
+        <w:t>Fortunately-Unfortunately</w:t>
+      </w:r>
+      <w:proofErr w:type="spellEnd"/>
+      <w:r>
+        <w:rPr>
+          <w:rFonts w:eastAsia="Times New Roman" w:cs="Times New Roman"/>
+          <w:kern w:val="0"/>
+          <w:lang w:eastAsia="nl-BE"/>
+          <w14:ligatures w14:val="none"/>
+        </w:rPr>
+        <w:t xml:space="preserve"> te demonstreren.</w:t>
+      </w:r>
+    </w:p>
+    <w:p>
+      <w:pPr>
+        <w:spacing w:afterLines="24" w:after="57" w:line="288" w:lineRule="auto"/>
+        <w:rPr>
+          <w:rFonts w:eastAsia="Times New Roman" w:cs="Times New Roman"/>
+          <w:kern w:val="0"/>
+          <w:lang w:eastAsia="nl-BE"/>
+          <w14:ligatures w14:val="none"/>
+        </w:rPr>
+      </w:pPr>
+    </w:p>
+    <w:p>
+      <w:pPr>
+        <w:spacing w:afterLines="24" w:after="57" w:line="288" w:lineRule="auto"/>
+        <w:rPr>
+          <w:rFonts w:eastAsia="Times New Roman" w:cs="Times New Roman"/>
+          <w:kern w:val="0"/>
+          <w:lang w:val="en-GB" w:eastAsia="nl-BE"/>
+          <w14:ligatures w14:val="none"/>
+        </w:rPr>
+      </w:pPr>
+    </w:p>
+    <w:p>
+      <w:pPr>
+        <w:spacing w:afterLines="24" w:after="57" w:line="288" w:lineRule="auto"/>
+        <w:rPr>
+          <w:rFonts w:eastAsia="Times New Roman" w:cs="Times New Roman"/>
+          <w:b/>
+          <w:bCs/>
+          <w:kern w:val="0"/>
+          <w:sz w:val="28"/>
+          <w:szCs w:val="28"/>
+          <w:lang w:eastAsia="nl-BE"/>
+          <w14:ligatures w14:val="none"/>
+        </w:rPr>
+      </w:pPr>
+      <w:r>
+        <w:rPr>
+          <w:rFonts w:eastAsia="Times New Roman" w:cs="Times New Roman"/>
+          <w:b/>
+          <w:bCs/>
+          <w:kern w:val="0"/>
+          <w:sz w:val="28"/>
+          <w:szCs w:val="28"/>
+          <w:lang w:eastAsia="nl-BE"/>
+          <w14:ligatures w14:val="none"/>
+        </w:rPr>
+        <w:t xml:space="preserve">5.6 </w:t>
+      </w:r>
+      <w:r>
+        <w:rPr>
+          <w:rFonts w:eastAsia="Times New Roman" w:cs="Times New Roman"/>
+          <w:b/>
+          <w:bCs/>
+          <w:kern w:val="0"/>
+          <w:sz w:val="28"/>
+          <w:szCs w:val="28"/>
+          <w:lang w:eastAsia="nl-BE"/>
+          <w14:ligatures w14:val="none"/>
+        </w:rPr>
+        <w:t>Aanbevelingen voor toekomstig onderzoek</w:t>
+      </w:r>
+    </w:p>
+    <w:p>
+      <w:pPr>
+        <w:spacing w:afterLines="24" w:after="57" w:line="288" w:lineRule="auto"/>
+        <w:rPr>
+          <w:rFonts w:eastAsia="Times New Roman" w:cs="Times New Roman"/>
+          <w:b/>
+          <w:bCs/>
+          <w:kern w:val="0"/>
+          <w:sz w:val="28"/>
+          <w:szCs w:val="28"/>
+          <w:lang w:eastAsia="nl-BE"/>
+          <w14:ligatures w14:val="none"/>
+        </w:rPr>
+      </w:pPr>
+    </w:p>
+    <w:p>
+      <w:pPr>
+        <w:spacing w:afterLines="24" w:after="57" w:line="288" w:lineRule="auto"/>
+        <w:rPr>
+          <w:rFonts w:ascii="Times New Roman" w:eastAsia="Times New Roman" w:hAnsi="Times New Roman" w:cs="Times New Roman"/>
+          <w:kern w:val="0"/>
+          <w:lang w:eastAsia="nl-BE"/>
+          <w14:ligatures w14:val="none"/>
+        </w:rPr>
+      </w:pPr>
+      <w:r>
+        <w:rPr>
+          <w:rFonts w:eastAsia="Times New Roman" w:cs="Times New Roman"/>
+          <w:kern w:val="0"/>
+          <w:lang w:eastAsia="nl-BE"/>
+          <w14:ligatures w14:val="none"/>
+        </w:rPr>
+        <w:t>Test de tool met grotere groepen en longitudinale sessies, inclusief A/B-</w:t>
+      </w:r>
+      <w:proofErr w:type="spellStart"/>
+      <w:r>
+        <w:rPr>
+          <w:rFonts w:eastAsia="Times New Roman" w:cs="Times New Roman"/>
+          <w:kern w:val="0"/>
+          <w:lang w:eastAsia="nl-BE"/>
+          <w14:ligatures w14:val="none"/>
+        </w:rPr>
+        <w:t>testing</w:t>
+      </w:r>
+      <w:proofErr w:type="spellEnd"/>
+      <w:r>
+        <w:rPr>
+          <w:rFonts w:eastAsia="Times New Roman" w:cs="Times New Roman"/>
+          <w:kern w:val="0"/>
+          <w:lang w:eastAsia="nl-BE"/>
+          <w14:ligatures w14:val="none"/>
+        </w:rPr>
+        <w:t xml:space="preserve"> met commerciële </w:t>
+      </w:r>
+      <w:proofErr w:type="spellStart"/>
+      <w:r>
+        <w:rPr>
+          <w:rFonts w:eastAsia="Times New Roman" w:cs="Times New Roman"/>
+          <w:kern w:val="0"/>
+          <w:lang w:eastAsia="nl-BE"/>
+          <w14:ligatures w14:val="none"/>
+        </w:rPr>
+        <w:t>mindmap</w:t>
+      </w:r>
+      <w:proofErr w:type="spellEnd"/>
+      <w:r>
+        <w:rPr>
+          <w:rFonts w:eastAsia="Times New Roman" w:cs="Times New Roman"/>
+          <w:kern w:val="0"/>
+          <w:lang w:eastAsia="nl-BE"/>
+          <w14:ligatures w14:val="none"/>
+        </w:rPr>
+        <w:t xml:space="preserve">-software. Implementeer voorgestelde features zoals globale </w:t>
+      </w:r>
+      <w:proofErr w:type="spellStart"/>
+      <w:r>
+        <w:rPr>
+          <w:rFonts w:eastAsia="Times New Roman" w:cs="Times New Roman"/>
+          <w:kern w:val="0"/>
+          <w:lang w:eastAsia="nl-BE"/>
+          <w14:ligatures w14:val="none"/>
+        </w:rPr>
+        <w:t>collapse</w:t>
+      </w:r>
+      <w:proofErr w:type="spellEnd"/>
+      <w:r>
+        <w:rPr>
+          <w:rFonts w:eastAsia="Times New Roman" w:cs="Times New Roman"/>
+          <w:kern w:val="0"/>
+          <w:lang w:eastAsia="nl-BE"/>
+          <w14:ligatures w14:val="none"/>
+        </w:rPr>
+        <w:t xml:space="preserve">-knoppen en </w:t>
+      </w:r>
+      <w:proofErr w:type="spellStart"/>
+      <w:r>
+        <w:rPr>
+          <w:rFonts w:eastAsia="Times New Roman" w:cs="Times New Roman"/>
+          <w:kern w:val="0"/>
+          <w:lang w:eastAsia="nl-BE"/>
+          <w14:ligatures w14:val="none"/>
+        </w:rPr>
+        <w:t>branch</w:t>
+      </w:r>
+      <w:proofErr w:type="spellEnd"/>
+      <w:r>
+        <w:rPr>
+          <w:rFonts w:eastAsia="Times New Roman" w:cs="Times New Roman"/>
+          <w:kern w:val="0"/>
+          <w:lang w:eastAsia="nl-BE"/>
+          <w14:ligatures w14:val="none"/>
+        </w:rPr>
+        <w:t xml:space="preserve">-zoom, en evalueer collaboratieve </w:t>
+      </w:r>
+      <w:proofErr w:type="spellStart"/>
+      <w:r>
+        <w:rPr>
+          <w:rFonts w:eastAsia="Times New Roman" w:cs="Times New Roman"/>
+          <w:kern w:val="0"/>
+          <w:lang w:eastAsia="nl-BE"/>
+          <w14:ligatures w14:val="none"/>
+        </w:rPr>
+        <w:t>multi</w:t>
+      </w:r>
+      <w:proofErr w:type="spellEnd"/>
+      <w:r>
+        <w:rPr>
+          <w:rFonts w:eastAsia="Times New Roman" w:cs="Times New Roman"/>
+          <w:kern w:val="0"/>
+          <w:lang w:eastAsia="nl-BE"/>
+          <w14:ligatures w14:val="none"/>
+        </w:rPr>
+        <w:t xml:space="preserve">-user functionaliteit. Voeg AI-ondersteuning toe voor automatische </w:t>
+      </w:r>
+      <w:proofErr w:type="spellStart"/>
+      <w:r>
+        <w:rPr>
+          <w:rFonts w:eastAsia="Times New Roman" w:cs="Times New Roman"/>
+          <w:kern w:val="0"/>
+          <w:lang w:eastAsia="nl-BE"/>
+          <w14:ligatures w14:val="none"/>
+        </w:rPr>
+        <w:t>threat</w:t>
+      </w:r>
+      <w:proofErr w:type="spellEnd"/>
+      <w:r>
+        <w:rPr>
+          <w:rFonts w:eastAsia="Times New Roman" w:cs="Times New Roman"/>
+          <w:kern w:val="0"/>
+          <w:lang w:eastAsia="nl-BE"/>
+          <w14:ligatures w14:val="none"/>
+        </w:rPr>
+        <w:t xml:space="preserve">-suggesties en valideer tegen meer </w:t>
+      </w:r>
+      <w:proofErr w:type="spellStart"/>
+      <w:r>
+        <w:rPr>
+          <w:rFonts w:eastAsia="Times New Roman" w:cs="Times New Roman"/>
+          <w:kern w:val="0"/>
+          <w:lang w:eastAsia="nl-BE"/>
+          <w14:ligatures w14:val="none"/>
+        </w:rPr>
+        <w:t>threat</w:t>
+      </w:r>
+      <w:proofErr w:type="spellEnd"/>
+      <w:r>
+        <w:rPr>
+          <w:rFonts w:eastAsia="Times New Roman" w:cs="Times New Roman"/>
+          <w:kern w:val="0"/>
+          <w:lang w:eastAsia="nl-BE"/>
+          <w14:ligatures w14:val="none"/>
+        </w:rPr>
+        <w:t xml:space="preserve"> </w:t>
+      </w:r>
+      <w:proofErr w:type="spellStart"/>
+      <w:r>
+        <w:rPr>
+          <w:rFonts w:eastAsia="Times New Roman" w:cs="Times New Roman"/>
+          <w:kern w:val="0"/>
+          <w:lang w:eastAsia="nl-BE"/>
+          <w14:ligatures w14:val="none"/>
+        </w:rPr>
+        <w:t>modeling</w:t>
+      </w:r>
+      <w:proofErr w:type="spellEnd"/>
+      <w:r>
+        <w:rPr>
+          <w:rFonts w:eastAsia="Times New Roman" w:cs="Times New Roman"/>
+          <w:kern w:val="0"/>
+          <w:lang w:eastAsia="nl-BE"/>
+          <w14:ligatures w14:val="none"/>
+        </w:rPr>
+        <w:t xml:space="preserve"> methoden (STRIDE).</w:t>
+      </w:r>
+      <w:r>
         <w:rPr>
           <w:b/>
           <w:bCs/>
           <w:sz w:val="32"/>
           <w:szCs w:val="32"/>
         </w:rPr>
-      </w:pPr>
+        <w:t xml:space="preserve"> </w:t>
+      </w:r>
       <w:r>
         <w:rPr>
           <w:b/>
@@ -6439,1849 +8334,48 @@
           <w:szCs w:val="32"/>
         </w:rPr>
         <w:lastRenderedPageBreak/>
-        <w:t>Hoofdstuk 5: Discussie</w:t>
-      </w:r>
-    </w:p>
-    <w:p>
-      <w:pPr>
-        <w:spacing w:afterLines="24" w:after="57" w:line="288" w:lineRule="auto"/>
-        <w:rPr>
-          <w:b/>
-          <w:bCs/>
-          <w:sz w:val="32"/>
-          <w:szCs w:val="32"/>
-        </w:rPr>
-      </w:pPr>
-    </w:p>
-    <w:p>
-      <w:pPr>
-        <w:spacing w:afterLines="24" w:after="57" w:line="288" w:lineRule="auto"/>
-        <w:rPr>
-          <w:b/>
-          <w:bCs/>
-          <w:sz w:val="32"/>
-          <w:szCs w:val="32"/>
-        </w:rPr>
-      </w:pPr>
-    </w:p>
-    <w:p>
-      <w:pPr>
-        <w:spacing w:afterLines="24" w:after="57" w:line="288" w:lineRule="auto"/>
-        <w:rPr>
-          <w:rFonts w:eastAsia="Times New Roman" w:cs="Times New Roman"/>
-          <w:b/>
-          <w:bCs/>
-          <w:kern w:val="0"/>
-          <w:sz w:val="28"/>
-          <w:szCs w:val="28"/>
-          <w:lang w:eastAsia="nl-BE"/>
-          <w14:ligatures w14:val="none"/>
-        </w:rPr>
-      </w:pPr>
-      <w:r>
-        <w:rPr>
-          <w:rFonts w:eastAsia="Times New Roman" w:cs="Times New Roman"/>
-          <w:b/>
-          <w:bCs/>
-          <w:kern w:val="0"/>
-          <w:sz w:val="28"/>
-          <w:szCs w:val="28"/>
-          <w:lang w:eastAsia="nl-BE"/>
-          <w14:ligatures w14:val="none"/>
-        </w:rPr>
-        <w:t xml:space="preserve">5.1 </w:t>
-      </w:r>
-      <w:r>
-        <w:rPr>
-          <w:rFonts w:eastAsia="Times New Roman" w:cs="Times New Roman"/>
-          <w:b/>
-          <w:bCs/>
-          <w:kern w:val="0"/>
-          <w:sz w:val="28"/>
-          <w:szCs w:val="28"/>
-          <w:lang w:eastAsia="nl-BE"/>
-          <w14:ligatures w14:val="none"/>
-        </w:rPr>
-        <w:t>Samenvatting van de belangrijkste resultaten</w:t>
-      </w:r>
-    </w:p>
-    <w:p>
-      <w:pPr>
-        <w:spacing w:afterLines="24" w:after="57" w:line="288" w:lineRule="auto"/>
-        <w:rPr>
-          <w:rFonts w:eastAsia="Times New Roman" w:cs="Times New Roman"/>
-          <w:b/>
-          <w:bCs/>
-          <w:kern w:val="0"/>
-          <w:sz w:val="28"/>
-          <w:szCs w:val="28"/>
-          <w:lang w:eastAsia="nl-BE"/>
-          <w14:ligatures w14:val="none"/>
-        </w:rPr>
-      </w:pPr>
-    </w:p>
-    <w:p>
-      <w:pPr>
-        <w:spacing w:afterLines="24" w:after="57" w:line="288" w:lineRule="auto"/>
-        <w:rPr>
-          <w:rFonts w:eastAsia="Times New Roman" w:cs="Times New Roman"/>
-          <w:kern w:val="0"/>
-          <w:lang w:eastAsia="nl-BE"/>
-          <w14:ligatures w14:val="none"/>
-        </w:rPr>
-      </w:pPr>
-      <w:r>
-        <w:rPr>
-          <w:rFonts w:eastAsia="Times New Roman" w:cs="Times New Roman"/>
-          <w:kern w:val="0"/>
-          <w:lang w:eastAsia="nl-BE"/>
-          <w14:ligatures w14:val="none"/>
-        </w:rPr>
-        <w:t xml:space="preserve">De empirische resultaten bevestigen dat de basisfunctionaliteit van de tool voldoende is voor minimale ondersteuning van </w:t>
-      </w:r>
-      <w:proofErr w:type="spellStart"/>
-      <w:r>
-        <w:rPr>
-          <w:rFonts w:eastAsia="Times New Roman" w:cs="Times New Roman"/>
-          <w:kern w:val="0"/>
-          <w:lang w:eastAsia="nl-BE"/>
-          <w14:ligatures w14:val="none"/>
-        </w:rPr>
-        <w:t>Fortunately-Unfortunately</w:t>
-      </w:r>
-      <w:proofErr w:type="spellEnd"/>
-      <w:r>
-        <w:rPr>
-          <w:rFonts w:eastAsia="Times New Roman" w:cs="Times New Roman"/>
-          <w:kern w:val="0"/>
-          <w:lang w:eastAsia="nl-BE"/>
-          <w14:ligatures w14:val="none"/>
-        </w:rPr>
-        <w:t xml:space="preserve"> trees, maar dat de toegevoegde UX-features een substantiële verbetering opleveren in gebruiksvriendelijkheid en efficiëntie. Versie 2 scoort op alle UEQ-dimensies positief en wordt door alle deelnemers unaniem verkozen boven generieke </w:t>
-      </w:r>
-      <w:proofErr w:type="spellStart"/>
-      <w:r>
-        <w:rPr>
-          <w:rFonts w:eastAsia="Times New Roman" w:cs="Times New Roman"/>
-          <w:kern w:val="0"/>
-          <w:lang w:eastAsia="nl-BE"/>
-          <w14:ligatures w14:val="none"/>
-        </w:rPr>
-        <w:t>mindmap</w:t>
-      </w:r>
-      <w:proofErr w:type="spellEnd"/>
-      <w:r>
-        <w:rPr>
-          <w:rFonts w:eastAsia="Times New Roman" w:cs="Times New Roman"/>
-          <w:kern w:val="0"/>
-          <w:lang w:eastAsia="nl-BE"/>
-          <w14:ligatures w14:val="none"/>
-        </w:rPr>
-        <w:t xml:space="preserve">-tools, dankzij features zoals filtering en visuele codering. Deze bevindingen beantwoorden de onderzoeksvragen direct en onderbouwen de waarde van </w:t>
-      </w:r>
-      <w:proofErr w:type="spellStart"/>
-      <w:r>
-        <w:rPr>
-          <w:rFonts w:eastAsia="Times New Roman" w:cs="Times New Roman"/>
-          <w:kern w:val="0"/>
-          <w:lang w:eastAsia="nl-BE"/>
-          <w14:ligatures w14:val="none"/>
-        </w:rPr>
-        <w:t>domeinspecifieke</w:t>
-      </w:r>
-      <w:proofErr w:type="spellEnd"/>
-      <w:r>
-        <w:rPr>
-          <w:rFonts w:eastAsia="Times New Roman" w:cs="Times New Roman"/>
-          <w:kern w:val="0"/>
-          <w:lang w:eastAsia="nl-BE"/>
-          <w14:ligatures w14:val="none"/>
-        </w:rPr>
-        <w:t xml:space="preserve"> UX in </w:t>
-      </w:r>
-      <w:proofErr w:type="spellStart"/>
-      <w:r>
-        <w:rPr>
-          <w:rFonts w:eastAsia="Times New Roman" w:cs="Times New Roman"/>
-          <w:kern w:val="0"/>
-          <w:lang w:eastAsia="nl-BE"/>
-          <w14:ligatures w14:val="none"/>
-        </w:rPr>
-        <w:t>threat</w:t>
-      </w:r>
-      <w:proofErr w:type="spellEnd"/>
-      <w:r>
-        <w:rPr>
-          <w:rFonts w:eastAsia="Times New Roman" w:cs="Times New Roman"/>
-          <w:kern w:val="0"/>
-          <w:lang w:eastAsia="nl-BE"/>
-          <w14:ligatures w14:val="none"/>
-        </w:rPr>
-        <w:t xml:space="preserve"> modeling.</w:t>
-      </w:r>
-    </w:p>
-    <w:p>
-      <w:pPr>
-        <w:spacing w:afterLines="24" w:after="57" w:line="288" w:lineRule="auto"/>
-        <w:rPr>
-          <w:rFonts w:eastAsia="Times New Roman" w:cs="Times New Roman"/>
-          <w:kern w:val="0"/>
-          <w:lang w:eastAsia="nl-BE"/>
-          <w14:ligatures w14:val="none"/>
-        </w:rPr>
-      </w:pPr>
-    </w:p>
-    <w:p>
-      <w:pPr>
-        <w:spacing w:afterLines="24" w:after="57" w:line="288" w:lineRule="auto"/>
-        <w:rPr>
-          <w:rFonts w:eastAsia="Times New Roman" w:cs="Times New Roman"/>
-          <w:kern w:val="0"/>
-          <w:lang w:eastAsia="nl-BE"/>
-          <w14:ligatures w14:val="none"/>
-        </w:rPr>
-      </w:pPr>
-    </w:p>
-    <w:p>
-      <w:pPr>
-        <w:spacing w:afterLines="24" w:after="57" w:line="288" w:lineRule="auto"/>
-        <w:rPr>
-          <w:rFonts w:eastAsia="Times New Roman" w:cs="Times New Roman"/>
-          <w:b/>
-          <w:bCs/>
-          <w:kern w:val="0"/>
-          <w:sz w:val="28"/>
-          <w:szCs w:val="28"/>
-          <w:lang w:eastAsia="nl-BE"/>
-          <w14:ligatures w14:val="none"/>
-        </w:rPr>
-      </w:pPr>
-      <w:r>
-        <w:rPr>
-          <w:rFonts w:eastAsia="Times New Roman" w:cs="Times New Roman"/>
-          <w:b/>
-          <w:bCs/>
-          <w:kern w:val="0"/>
-          <w:sz w:val="28"/>
-          <w:szCs w:val="28"/>
-          <w:lang w:eastAsia="nl-BE"/>
-          <w14:ligatures w14:val="none"/>
-        </w:rPr>
-        <w:t xml:space="preserve">5.2 </w:t>
-      </w:r>
-      <w:r>
-        <w:rPr>
-          <w:rFonts w:eastAsia="Times New Roman" w:cs="Times New Roman"/>
-          <w:b/>
-          <w:bCs/>
-          <w:kern w:val="0"/>
-          <w:sz w:val="28"/>
-          <w:szCs w:val="28"/>
-          <w:lang w:eastAsia="nl-BE"/>
-          <w14:ligatures w14:val="none"/>
-        </w:rPr>
-        <w:t>Beantwoording van de onderzoeksvragen</w:t>
-      </w:r>
-    </w:p>
-    <w:p>
-      <w:pPr>
-        <w:spacing w:afterLines="24" w:after="57" w:line="288" w:lineRule="auto"/>
-        <w:rPr>
-          <w:rFonts w:eastAsia="Times New Roman" w:cs="Times New Roman"/>
-          <w:b/>
-          <w:bCs/>
-          <w:kern w:val="0"/>
-          <w:sz w:val="28"/>
-          <w:szCs w:val="28"/>
-          <w:lang w:eastAsia="nl-BE"/>
-          <w14:ligatures w14:val="none"/>
-        </w:rPr>
-      </w:pPr>
-    </w:p>
-    <w:p>
-      <w:pPr>
-        <w:spacing w:afterLines="24" w:after="57" w:line="288" w:lineRule="auto"/>
-        <w:rPr>
-          <w:rFonts w:eastAsia="Times New Roman" w:cs="Times New Roman"/>
-          <w:b/>
-          <w:bCs/>
-          <w:kern w:val="0"/>
-          <w:sz w:val="28"/>
-          <w:szCs w:val="28"/>
-          <w:lang w:eastAsia="nl-BE"/>
-          <w14:ligatures w14:val="none"/>
-        </w:rPr>
-      </w:pPr>
-    </w:p>
-    <w:p>
-      <w:pPr>
-        <w:spacing w:afterLines="24" w:after="57" w:line="288" w:lineRule="auto"/>
-        <w:rPr>
-          <w:rFonts w:eastAsia="Times New Roman" w:cs="Times New Roman"/>
-          <w:b/>
-          <w:bCs/>
-          <w:kern w:val="0"/>
-          <w:lang w:eastAsia="nl-BE"/>
-          <w14:ligatures w14:val="none"/>
-        </w:rPr>
-      </w:pPr>
-      <w:r>
-        <w:rPr>
-          <w:rFonts w:eastAsia="Times New Roman" w:cs="Times New Roman"/>
-          <w:b/>
-          <w:bCs/>
-          <w:kern w:val="0"/>
-          <w:lang w:eastAsia="nl-BE"/>
-          <w14:ligatures w14:val="none"/>
-        </w:rPr>
-        <w:t xml:space="preserve">5.2.1 </w:t>
-      </w:r>
-      <w:r>
-        <w:rPr>
-          <w:rFonts w:eastAsia="Times New Roman" w:cs="Times New Roman"/>
-          <w:b/>
-          <w:bCs/>
-          <w:kern w:val="0"/>
-          <w:lang w:eastAsia="nl-BE"/>
-          <w14:ligatures w14:val="none"/>
-        </w:rPr>
-        <w:t>Onderzoeksvraag 1: Minimale basisfunctionaliteit</w:t>
-      </w:r>
-    </w:p>
-    <w:p>
-      <w:pPr>
-        <w:spacing w:afterLines="24" w:after="57" w:line="288" w:lineRule="auto"/>
-        <w:rPr>
-          <w:rFonts w:eastAsia="Times New Roman" w:cs="Times New Roman"/>
-          <w:kern w:val="0"/>
-          <w:lang w:eastAsia="nl-BE"/>
-          <w14:ligatures w14:val="none"/>
-        </w:rPr>
-      </w:pPr>
-      <w:r>
-        <w:rPr>
-          <w:rFonts w:eastAsia="Times New Roman" w:cs="Times New Roman"/>
-          <w:kern w:val="0"/>
-          <w:lang w:eastAsia="nl-BE"/>
-          <w14:ligatures w14:val="none"/>
-        </w:rPr>
-        <w:br/>
-        <w:t xml:space="preserve">De basisversie (versie 1) ondersteunt essentiële taken zoals node-creatie, uitklappen/inklappen en zoeken, wat noodzakelijk is voor het opbouwen van </w:t>
-      </w:r>
-      <w:proofErr w:type="spellStart"/>
-      <w:r>
-        <w:rPr>
-          <w:rFonts w:eastAsia="Times New Roman" w:cs="Times New Roman"/>
-          <w:kern w:val="0"/>
-          <w:lang w:eastAsia="nl-BE"/>
-          <w14:ligatures w14:val="none"/>
-        </w:rPr>
-        <w:t>Fortunately-Unfortunately</w:t>
-      </w:r>
-      <w:proofErr w:type="spellEnd"/>
-      <w:r>
-        <w:rPr>
-          <w:rFonts w:eastAsia="Times New Roman" w:cs="Times New Roman"/>
-          <w:kern w:val="0"/>
-          <w:lang w:eastAsia="nl-BE"/>
-          <w14:ligatures w14:val="none"/>
-        </w:rPr>
-        <w:t xml:space="preserve"> trees. Echter, de negatieve UEQ-scores op efficiëntie, stimulatie en originaliteit tonen aan dat deze functionaliteit alleen ontoereikend is voor soepele </w:t>
-      </w:r>
-      <w:proofErr w:type="spellStart"/>
-      <w:r>
-        <w:rPr>
-          <w:rFonts w:eastAsia="Times New Roman" w:cs="Times New Roman"/>
-          <w:kern w:val="0"/>
-          <w:lang w:eastAsia="nl-BE"/>
-          <w14:ligatures w14:val="none"/>
-        </w:rPr>
-        <w:t>threat</w:t>
-      </w:r>
-      <w:proofErr w:type="spellEnd"/>
-      <w:r>
-        <w:rPr>
-          <w:rFonts w:eastAsia="Times New Roman" w:cs="Times New Roman"/>
-          <w:kern w:val="0"/>
-          <w:lang w:eastAsia="nl-BE"/>
-          <w14:ligatures w14:val="none"/>
-        </w:rPr>
-        <w:t xml:space="preserve"> </w:t>
-      </w:r>
-      <w:proofErr w:type="spellStart"/>
-      <w:r>
-        <w:rPr>
-          <w:rFonts w:eastAsia="Times New Roman" w:cs="Times New Roman"/>
-          <w:kern w:val="0"/>
-          <w:lang w:eastAsia="nl-BE"/>
-          <w14:ligatures w14:val="none"/>
-        </w:rPr>
-        <w:t>modeling</w:t>
-      </w:r>
-      <w:proofErr w:type="spellEnd"/>
-      <w:r>
-        <w:rPr>
-          <w:rFonts w:eastAsia="Times New Roman" w:cs="Times New Roman"/>
-          <w:kern w:val="0"/>
-          <w:lang w:eastAsia="nl-BE"/>
-          <w14:ligatures w14:val="none"/>
-        </w:rPr>
-        <w:t xml:space="preserve"> zonder security-expertise. Dit sluit aan bij de literatuur over drempels in </w:t>
-      </w:r>
-      <w:proofErr w:type="spellStart"/>
-      <w:r>
-        <w:rPr>
-          <w:rFonts w:eastAsia="Times New Roman" w:cs="Times New Roman"/>
-          <w:kern w:val="0"/>
-          <w:lang w:eastAsia="nl-BE"/>
-          <w14:ligatures w14:val="none"/>
-        </w:rPr>
-        <w:t>threat</w:t>
-      </w:r>
-      <w:proofErr w:type="spellEnd"/>
-      <w:r>
-        <w:rPr>
-          <w:rFonts w:eastAsia="Times New Roman" w:cs="Times New Roman"/>
-          <w:kern w:val="0"/>
-          <w:lang w:eastAsia="nl-BE"/>
-          <w14:ligatures w14:val="none"/>
-        </w:rPr>
-        <w:t xml:space="preserve"> </w:t>
-      </w:r>
-      <w:proofErr w:type="spellStart"/>
-      <w:r>
-        <w:rPr>
-          <w:rFonts w:eastAsia="Times New Roman" w:cs="Times New Roman"/>
-          <w:kern w:val="0"/>
-          <w:lang w:eastAsia="nl-BE"/>
-          <w14:ligatures w14:val="none"/>
-        </w:rPr>
-        <w:t>modeling</w:t>
-      </w:r>
-      <w:proofErr w:type="spellEnd"/>
-      <w:r>
-        <w:rPr>
-          <w:rFonts w:eastAsia="Times New Roman" w:cs="Times New Roman"/>
-          <w:kern w:val="0"/>
-          <w:lang w:eastAsia="nl-BE"/>
-          <w14:ligatures w14:val="none"/>
-        </w:rPr>
-        <w:t xml:space="preserve">, waar generieke tools cognitieve belasting verhogen door gebrek aan </w:t>
-      </w:r>
-      <w:proofErr w:type="spellStart"/>
-      <w:r>
-        <w:rPr>
-          <w:rFonts w:eastAsia="Times New Roman" w:cs="Times New Roman"/>
-          <w:kern w:val="0"/>
-          <w:lang w:eastAsia="nl-BE"/>
-          <w14:ligatures w14:val="none"/>
-        </w:rPr>
-        <w:t>domeinspecifieke</w:t>
-      </w:r>
-      <w:proofErr w:type="spellEnd"/>
-      <w:r>
-        <w:rPr>
-          <w:rFonts w:eastAsia="Times New Roman" w:cs="Times New Roman"/>
-          <w:kern w:val="0"/>
-          <w:lang w:eastAsia="nl-BE"/>
-          <w14:ligatures w14:val="none"/>
-        </w:rPr>
-        <w:t xml:space="preserve"> ondersteuning</w:t>
-      </w:r>
-      <w:r>
-        <w:rPr>
-          <w:rFonts w:eastAsia="Times New Roman" w:cs="Times New Roman"/>
-          <w:kern w:val="0"/>
-          <w:lang w:eastAsia="nl-BE"/>
-          <w14:ligatures w14:val="none"/>
-        </w:rPr>
-        <w:t>.</w:t>
-      </w:r>
-    </w:p>
-    <w:p>
-      <w:pPr>
-        <w:spacing w:afterLines="24" w:after="57" w:line="288" w:lineRule="auto"/>
-        <w:rPr>
-          <w:rFonts w:eastAsia="Times New Roman" w:cs="Times New Roman"/>
-          <w:kern w:val="0"/>
-          <w:lang w:eastAsia="nl-BE"/>
-          <w14:ligatures w14:val="none"/>
-        </w:rPr>
-      </w:pPr>
-    </w:p>
-    <w:p>
-      <w:pPr>
-        <w:spacing w:afterLines="24" w:after="57" w:line="288" w:lineRule="auto"/>
-        <w:rPr>
-          <w:rFonts w:eastAsia="Times New Roman" w:cs="Times New Roman"/>
-          <w:kern w:val="0"/>
-          <w:lang w:eastAsia="nl-BE"/>
-          <w14:ligatures w14:val="none"/>
-        </w:rPr>
-      </w:pPr>
-    </w:p>
-    <w:p>
-      <w:pPr>
-        <w:spacing w:afterLines="24" w:after="57" w:line="288" w:lineRule="auto"/>
-        <w:rPr>
-          <w:rFonts w:eastAsia="Times New Roman" w:cs="Times New Roman"/>
-          <w:b/>
-          <w:bCs/>
-          <w:kern w:val="0"/>
-          <w:lang w:eastAsia="nl-BE"/>
-          <w14:ligatures w14:val="none"/>
-        </w:rPr>
-      </w:pPr>
-      <w:r>
-        <w:rPr>
-          <w:rFonts w:eastAsia="Times New Roman" w:cs="Times New Roman"/>
-          <w:b/>
-          <w:bCs/>
-          <w:kern w:val="0"/>
-          <w:lang w:eastAsia="nl-BE"/>
-          <w14:ligatures w14:val="none"/>
-        </w:rPr>
-        <w:t xml:space="preserve">5.2.2 </w:t>
-      </w:r>
-      <w:r>
-        <w:rPr>
-          <w:rFonts w:eastAsia="Times New Roman" w:cs="Times New Roman"/>
-          <w:b/>
-          <w:bCs/>
-          <w:kern w:val="0"/>
-          <w:lang w:eastAsia="nl-BE"/>
-          <w14:ligatures w14:val="none"/>
-        </w:rPr>
-        <w:t>Onderzoeksvraag 2: Meest nuttige extra functies</w:t>
-      </w:r>
-    </w:p>
-    <w:p>
-      <w:pPr>
-        <w:spacing w:afterLines="24" w:after="57" w:line="288" w:lineRule="auto"/>
-        <w:rPr>
-          <w:rFonts w:eastAsia="Times New Roman" w:cs="Times New Roman"/>
-          <w:kern w:val="0"/>
-          <w:lang w:eastAsia="nl-BE"/>
-          <w14:ligatures w14:val="none"/>
-        </w:rPr>
-      </w:pPr>
-      <w:r>
-        <w:rPr>
-          <w:rFonts w:eastAsia="Times New Roman" w:cs="Times New Roman"/>
-          <w:kern w:val="0"/>
-          <w:lang w:eastAsia="nl-BE"/>
-          <w14:ligatures w14:val="none"/>
-        </w:rPr>
-        <w:br/>
-        <w:t xml:space="preserve">Filtering op node-status scoort consequent als meest nuttig (meerdere rang 1), gevolgd door node-tellingen per status en </w:t>
-      </w:r>
-      <w:proofErr w:type="spellStart"/>
-      <w:r>
-        <w:rPr>
-          <w:rFonts w:eastAsia="Times New Roman" w:cs="Times New Roman"/>
-          <w:kern w:val="0"/>
-          <w:lang w:eastAsia="nl-BE"/>
-          <w14:ligatures w14:val="none"/>
-        </w:rPr>
-        <w:t>highlighting</w:t>
-      </w:r>
-      <w:proofErr w:type="spellEnd"/>
-      <w:r>
-        <w:rPr>
-          <w:rFonts w:eastAsia="Times New Roman" w:cs="Times New Roman"/>
-          <w:kern w:val="0"/>
-          <w:lang w:eastAsia="nl-BE"/>
-          <w14:ligatures w14:val="none"/>
-        </w:rPr>
-        <w:t xml:space="preserve"> vanuit de filterbalk. Visuele hulpmiddelen zoals kleurcodering en iconen (schilden) worden hoog gewaardeerd voor overzicht, terwijl tooltips en </w:t>
-      </w:r>
-      <w:proofErr w:type="spellStart"/>
-      <w:r>
-        <w:rPr>
-          <w:rFonts w:eastAsia="Times New Roman" w:cs="Times New Roman"/>
-          <w:kern w:val="0"/>
-          <w:lang w:eastAsia="nl-BE"/>
-          <w14:ligatures w14:val="none"/>
-        </w:rPr>
-        <w:t>branch</w:t>
-      </w:r>
-      <w:proofErr w:type="spellEnd"/>
-      <w:r>
-        <w:rPr>
-          <w:rFonts w:eastAsia="Times New Roman" w:cs="Times New Roman"/>
-          <w:kern w:val="0"/>
-          <w:lang w:eastAsia="nl-BE"/>
-          <w14:ligatures w14:val="none"/>
-        </w:rPr>
-        <w:t xml:space="preserve">-samenvattingen lager scoren maar nog steeds positief bijdragen aan navigatie. Deze voorkeur bevestigt dat pragmatische features (zoeken, </w:t>
-      </w:r>
-      <w:r>
-        <w:rPr>
-          <w:rFonts w:eastAsia="Times New Roman" w:cs="Times New Roman"/>
-          <w:kern w:val="0"/>
-          <w:lang w:eastAsia="nl-BE"/>
-          <w14:ligatures w14:val="none"/>
+        <w:br w:type="page"/>
+      </w:r>
+    </w:p>
+    <w:p>
+      <w:pPr>
+        <w:spacing w:afterLines="24" w:after="57" w:line="288" w:lineRule="auto"/>
+        <w:rPr>
+          <w:b/>
+          <w:bCs/>
+          <w:sz w:val="36"/>
+          <w:szCs w:val="36"/>
+        </w:rPr>
+      </w:pPr>
+      <w:r>
+        <w:rPr>
+          <w:b/>
+          <w:bCs/>
+          <w:sz w:val="36"/>
+          <w:szCs w:val="36"/>
         </w:rPr>
         <w:lastRenderedPageBreak/>
-        <w:t xml:space="preserve">sorteren) voorop staan bij complexe </w:t>
-      </w:r>
-      <w:proofErr w:type="spellStart"/>
-      <w:r>
-        <w:rPr>
-          <w:rFonts w:eastAsia="Times New Roman" w:cs="Times New Roman"/>
-          <w:kern w:val="0"/>
-          <w:lang w:eastAsia="nl-BE"/>
-          <w14:ligatures w14:val="none"/>
-        </w:rPr>
-        <w:t>hirarchische</w:t>
-      </w:r>
-      <w:proofErr w:type="spellEnd"/>
-      <w:r>
-        <w:rPr>
-          <w:rFonts w:eastAsia="Times New Roman" w:cs="Times New Roman"/>
-          <w:kern w:val="0"/>
-          <w:lang w:eastAsia="nl-BE"/>
-          <w14:ligatures w14:val="none"/>
-        </w:rPr>
-        <w:t xml:space="preserve"> data, in lijn met </w:t>
-      </w:r>
-      <w:proofErr w:type="spellStart"/>
-      <w:r>
-        <w:rPr>
-          <w:rFonts w:eastAsia="Times New Roman" w:cs="Times New Roman"/>
-          <w:kern w:val="0"/>
-          <w:lang w:eastAsia="nl-BE"/>
-          <w14:ligatures w14:val="none"/>
-        </w:rPr>
-        <w:t>Nielsen's</w:t>
-      </w:r>
-      <w:proofErr w:type="spellEnd"/>
-      <w:r>
-        <w:rPr>
-          <w:rFonts w:eastAsia="Times New Roman" w:cs="Times New Roman"/>
-          <w:kern w:val="0"/>
-          <w:lang w:eastAsia="nl-BE"/>
-          <w14:ligatures w14:val="none"/>
-        </w:rPr>
-        <w:t xml:space="preserve"> heuristieken voor flexibiliteit en herkenning.</w:t>
-      </w:r>
-    </w:p>
-    <w:p>
-      <w:pPr>
-        <w:spacing w:afterLines="24" w:after="57" w:line="288" w:lineRule="auto"/>
-        <w:rPr>
-          <w:rFonts w:eastAsia="Times New Roman" w:cs="Times New Roman"/>
-          <w:kern w:val="0"/>
-          <w:lang w:eastAsia="nl-BE"/>
-          <w14:ligatures w14:val="none"/>
-        </w:rPr>
-      </w:pPr>
-    </w:p>
-    <w:p>
-      <w:pPr>
-        <w:spacing w:afterLines="24" w:after="57" w:line="288" w:lineRule="auto"/>
-        <w:rPr>
-          <w:rFonts w:eastAsia="Times New Roman" w:cs="Times New Roman"/>
-          <w:kern w:val="0"/>
-          <w:lang w:val="en-GB" w:eastAsia="nl-BE"/>
-          <w14:ligatures w14:val="none"/>
-        </w:rPr>
-      </w:pPr>
-    </w:p>
-    <w:p>
-      <w:pPr>
-        <w:spacing w:afterLines="24" w:after="57" w:line="288" w:lineRule="auto"/>
-        <w:rPr>
-          <w:rFonts w:eastAsia="Times New Roman" w:cs="Times New Roman"/>
-          <w:b/>
-          <w:bCs/>
-          <w:kern w:val="0"/>
-          <w:lang w:eastAsia="nl-BE"/>
-          <w14:ligatures w14:val="none"/>
-        </w:rPr>
-      </w:pPr>
-      <w:r>
-        <w:rPr>
-          <w:rFonts w:eastAsia="Times New Roman" w:cs="Times New Roman"/>
-          <w:b/>
-          <w:bCs/>
-          <w:kern w:val="0"/>
-          <w:lang w:eastAsia="nl-BE"/>
-          <w14:ligatures w14:val="none"/>
-        </w:rPr>
-        <w:t xml:space="preserve">5.2.3 </w:t>
-      </w:r>
-      <w:r>
-        <w:rPr>
-          <w:rFonts w:eastAsia="Times New Roman" w:cs="Times New Roman"/>
-          <w:b/>
-          <w:bCs/>
-          <w:kern w:val="0"/>
-          <w:lang w:eastAsia="nl-BE"/>
-          <w14:ligatures w14:val="none"/>
-        </w:rPr>
-        <w:t>Onderzoeksvraag 3: Vergelijking met generieke tools</w:t>
-      </w:r>
-    </w:p>
-    <w:p>
-      <w:pPr>
-        <w:spacing w:afterLines="24" w:after="57" w:line="288" w:lineRule="auto"/>
-        <w:rPr>
-          <w:rFonts w:eastAsia="Times New Roman" w:cs="Times New Roman"/>
-          <w:kern w:val="0"/>
-          <w:lang w:eastAsia="nl-BE"/>
-          <w14:ligatures w14:val="none"/>
-        </w:rPr>
-      </w:pPr>
-      <w:r>
-        <w:rPr>
-          <w:rFonts w:eastAsia="Times New Roman" w:cs="Times New Roman"/>
-          <w:kern w:val="0"/>
-          <w:lang w:eastAsia="nl-BE"/>
-          <w14:ligatures w14:val="none"/>
-        </w:rPr>
-        <w:br/>
-        <w:t xml:space="preserve">Versie 2 overtreft generieke </w:t>
-      </w:r>
-      <w:proofErr w:type="spellStart"/>
-      <w:r>
-        <w:rPr>
-          <w:rFonts w:eastAsia="Times New Roman" w:cs="Times New Roman"/>
-          <w:kern w:val="0"/>
-          <w:lang w:eastAsia="nl-BE"/>
-          <w14:ligatures w14:val="none"/>
-        </w:rPr>
-        <w:t>mindmap</w:t>
-      </w:r>
-      <w:proofErr w:type="spellEnd"/>
-      <w:r>
-        <w:rPr>
-          <w:rFonts w:eastAsia="Times New Roman" w:cs="Times New Roman"/>
-          <w:kern w:val="0"/>
-          <w:lang w:eastAsia="nl-BE"/>
-          <w14:ligatures w14:val="none"/>
-        </w:rPr>
-        <w:t xml:space="preserve">-software op gebruiksvriendelijkheid (positieve UEQ-scores vs. negatief voor basisversie) en effectiviteit (tijdsbesparing, foutreductie via automatisering). Deelnemers benadrukken dat </w:t>
-      </w:r>
-      <w:proofErr w:type="spellStart"/>
-      <w:r>
-        <w:rPr>
-          <w:rFonts w:eastAsia="Times New Roman" w:cs="Times New Roman"/>
-          <w:kern w:val="0"/>
-          <w:lang w:eastAsia="nl-BE"/>
-          <w14:ligatures w14:val="none"/>
-        </w:rPr>
-        <w:t>domeinspecifieke</w:t>
-      </w:r>
-      <w:proofErr w:type="spellEnd"/>
-      <w:r>
-        <w:rPr>
-          <w:rFonts w:eastAsia="Times New Roman" w:cs="Times New Roman"/>
-          <w:kern w:val="0"/>
-          <w:lang w:eastAsia="nl-BE"/>
-          <w14:ligatures w14:val="none"/>
-        </w:rPr>
-        <w:t xml:space="preserve"> elementen zoals automatische </w:t>
-      </w:r>
-      <w:proofErr w:type="spellStart"/>
-      <w:r>
-        <w:rPr>
-          <w:rFonts w:eastAsia="Times New Roman" w:cs="Times New Roman"/>
-          <w:kern w:val="0"/>
-          <w:lang w:eastAsia="nl-BE"/>
-          <w14:ligatures w14:val="none"/>
-        </w:rPr>
-        <w:t>danger</w:t>
-      </w:r>
-      <w:proofErr w:type="spellEnd"/>
-      <w:r>
-        <w:rPr>
-          <w:rFonts w:eastAsia="Times New Roman" w:cs="Times New Roman"/>
-          <w:kern w:val="0"/>
-          <w:lang w:eastAsia="nl-BE"/>
-          <w14:ligatures w14:val="none"/>
-        </w:rPr>
-        <w:t xml:space="preserve"> ratings en status-filters </w:t>
-      </w:r>
-      <w:proofErr w:type="spellStart"/>
-      <w:r>
-        <w:rPr>
-          <w:rFonts w:eastAsia="Times New Roman" w:cs="Times New Roman"/>
-          <w:kern w:val="0"/>
-          <w:lang w:eastAsia="nl-BE"/>
-          <w14:ligatures w14:val="none"/>
-        </w:rPr>
-        <w:t>threat</w:t>
-      </w:r>
-      <w:proofErr w:type="spellEnd"/>
-      <w:r>
-        <w:rPr>
-          <w:rFonts w:eastAsia="Times New Roman" w:cs="Times New Roman"/>
-          <w:kern w:val="0"/>
-          <w:lang w:eastAsia="nl-BE"/>
-          <w14:ligatures w14:val="none"/>
-        </w:rPr>
-        <w:t xml:space="preserve"> </w:t>
-      </w:r>
-      <w:proofErr w:type="spellStart"/>
-      <w:r>
-        <w:rPr>
-          <w:rFonts w:eastAsia="Times New Roman" w:cs="Times New Roman"/>
-          <w:kern w:val="0"/>
-          <w:lang w:eastAsia="nl-BE"/>
-          <w14:ligatures w14:val="none"/>
-        </w:rPr>
-        <w:t>modeling</w:t>
-      </w:r>
-      <w:proofErr w:type="spellEnd"/>
-      <w:r>
-        <w:rPr>
-          <w:rFonts w:eastAsia="Times New Roman" w:cs="Times New Roman"/>
-          <w:kern w:val="0"/>
-          <w:lang w:eastAsia="nl-BE"/>
-          <w14:ligatures w14:val="none"/>
-        </w:rPr>
-        <w:t xml:space="preserve"> toegankelijker maken voor niet-experts, wat de kloof tussen theorie en praktijk adresseert.</w:t>
-      </w:r>
-    </w:p>
-    <w:p>
-      <w:pPr>
-        <w:spacing w:afterLines="24" w:after="57" w:line="288" w:lineRule="auto"/>
-        <w:rPr>
-          <w:rFonts w:eastAsia="Times New Roman" w:cs="Times New Roman"/>
-          <w:kern w:val="0"/>
-          <w:lang w:eastAsia="nl-BE"/>
-          <w14:ligatures w14:val="none"/>
-        </w:rPr>
-      </w:pPr>
-    </w:p>
-    <w:p>
-      <w:pPr>
-        <w:spacing w:afterLines="24" w:after="57" w:line="288" w:lineRule="auto"/>
-        <w:rPr>
-          <w:rFonts w:eastAsia="Times New Roman" w:cs="Times New Roman"/>
-          <w:kern w:val="0"/>
-          <w:lang w:eastAsia="nl-BE"/>
-          <w14:ligatures w14:val="none"/>
-        </w:rPr>
-      </w:pPr>
-    </w:p>
-    <w:p>
-      <w:pPr>
-        <w:spacing w:afterLines="24" w:after="57" w:line="288" w:lineRule="auto"/>
-        <w:rPr>
-          <w:rFonts w:eastAsia="Times New Roman" w:cs="Times New Roman"/>
-          <w:b/>
-          <w:bCs/>
-          <w:kern w:val="0"/>
-          <w:sz w:val="28"/>
-          <w:szCs w:val="28"/>
-          <w:lang w:eastAsia="nl-BE"/>
-          <w14:ligatures w14:val="none"/>
-        </w:rPr>
-      </w:pPr>
-      <w:r>
-        <w:rPr>
-          <w:rFonts w:eastAsia="Times New Roman" w:cs="Times New Roman"/>
-          <w:b/>
-          <w:bCs/>
-          <w:kern w:val="0"/>
-          <w:sz w:val="28"/>
-          <w:szCs w:val="28"/>
-          <w:lang w:eastAsia="nl-BE"/>
-          <w14:ligatures w14:val="none"/>
-        </w:rPr>
-        <w:t xml:space="preserve">5.3 </w:t>
-      </w:r>
-      <w:r>
-        <w:rPr>
-          <w:rFonts w:eastAsia="Times New Roman" w:cs="Times New Roman"/>
-          <w:b/>
-          <w:bCs/>
-          <w:kern w:val="0"/>
-          <w:sz w:val="28"/>
-          <w:szCs w:val="28"/>
-          <w:lang w:eastAsia="nl-BE"/>
-          <w14:ligatures w14:val="none"/>
-        </w:rPr>
-        <w:t>Relatie met literatuur en theorie</w:t>
-      </w:r>
-    </w:p>
-    <w:p>
-      <w:pPr>
-        <w:spacing w:afterLines="24" w:after="57" w:line="288" w:lineRule="auto"/>
-        <w:rPr>
-          <w:rFonts w:eastAsia="Times New Roman" w:cs="Times New Roman"/>
-          <w:b/>
-          <w:bCs/>
-          <w:kern w:val="0"/>
-          <w:sz w:val="28"/>
-          <w:szCs w:val="28"/>
-          <w:lang w:eastAsia="nl-BE"/>
-          <w14:ligatures w14:val="none"/>
-        </w:rPr>
-      </w:pPr>
-    </w:p>
-    <w:p>
-      <w:pPr>
-        <w:spacing w:afterLines="24" w:after="57" w:line="288" w:lineRule="auto"/>
-        <w:rPr>
-          <w:rFonts w:eastAsia="Times New Roman" w:cs="Times New Roman"/>
-          <w:kern w:val="0"/>
-          <w:lang w:eastAsia="nl-BE"/>
-          <w14:ligatures w14:val="none"/>
-        </w:rPr>
-      </w:pPr>
-      <w:r>
-        <w:rPr>
-          <w:rFonts w:eastAsia="Times New Roman" w:cs="Times New Roman"/>
-          <w:kern w:val="0"/>
-          <w:lang w:eastAsia="nl-BE"/>
-          <w14:ligatures w14:val="none"/>
-        </w:rPr>
-        <w:t xml:space="preserve">De resultaten valideren inzichten uit HCI-security literatuur: visuele codering en filtering reduceren cognitieve load bij </w:t>
-      </w:r>
-      <w:proofErr w:type="spellStart"/>
-      <w:r>
-        <w:rPr>
-          <w:rFonts w:eastAsia="Times New Roman" w:cs="Times New Roman"/>
-          <w:kern w:val="0"/>
-          <w:lang w:eastAsia="nl-BE"/>
-          <w14:ligatures w14:val="none"/>
-        </w:rPr>
-        <w:t>hirarchische</w:t>
-      </w:r>
-      <w:proofErr w:type="spellEnd"/>
-      <w:r>
-        <w:rPr>
-          <w:rFonts w:eastAsia="Times New Roman" w:cs="Times New Roman"/>
-          <w:kern w:val="0"/>
-          <w:lang w:eastAsia="nl-BE"/>
-          <w14:ligatures w14:val="none"/>
-        </w:rPr>
-        <w:t xml:space="preserve"> </w:t>
-      </w:r>
-      <w:proofErr w:type="spellStart"/>
-      <w:r>
-        <w:rPr>
-          <w:rFonts w:eastAsia="Times New Roman" w:cs="Times New Roman"/>
-          <w:kern w:val="0"/>
-          <w:lang w:eastAsia="nl-BE"/>
-          <w14:ligatures w14:val="none"/>
-        </w:rPr>
-        <w:t>risico-analyse</w:t>
-      </w:r>
-      <w:proofErr w:type="spellEnd"/>
-      <w:r>
-        <w:rPr>
-          <w:rFonts w:eastAsia="Times New Roman" w:cs="Times New Roman"/>
-          <w:kern w:val="0"/>
-          <w:lang w:eastAsia="nl-BE"/>
-          <w14:ligatures w14:val="none"/>
-        </w:rPr>
-        <w:t xml:space="preserve">, zoals bij STRIDE of attack trees. De sprong in </w:t>
-      </w:r>
-      <w:proofErr w:type="spellStart"/>
-      <w:r>
-        <w:rPr>
-          <w:rFonts w:eastAsia="Times New Roman" w:cs="Times New Roman"/>
-          <w:kern w:val="0"/>
-          <w:lang w:eastAsia="nl-BE"/>
-          <w14:ligatures w14:val="none"/>
-        </w:rPr>
-        <w:t>hedonische</w:t>
-      </w:r>
-      <w:proofErr w:type="spellEnd"/>
-      <w:r>
-        <w:rPr>
-          <w:rFonts w:eastAsia="Times New Roman" w:cs="Times New Roman"/>
-          <w:kern w:val="0"/>
-          <w:lang w:eastAsia="nl-BE"/>
-          <w14:ligatures w14:val="none"/>
-        </w:rPr>
-        <w:t xml:space="preserve"> UEQ-scores (stimulatie, originaliteit) ondersteunt de noodzaak voor aantrekkelijke interfaces om security-praktijken te integreren in </w:t>
-      </w:r>
-      <w:proofErr w:type="spellStart"/>
-      <w:r>
-        <w:rPr>
-          <w:rFonts w:eastAsia="Times New Roman" w:cs="Times New Roman"/>
-          <w:kern w:val="0"/>
-          <w:lang w:eastAsia="nl-BE"/>
-          <w14:ligatures w14:val="none"/>
-        </w:rPr>
-        <w:t>DevSecOps</w:t>
-      </w:r>
-      <w:proofErr w:type="spellEnd"/>
-      <w:r>
-        <w:rPr>
-          <w:rFonts w:eastAsia="Times New Roman" w:cs="Times New Roman"/>
-          <w:kern w:val="0"/>
-          <w:lang w:eastAsia="nl-BE"/>
-          <w14:ligatures w14:val="none"/>
-        </w:rPr>
-        <w:t xml:space="preserve">, waar generieke tools falen door gebrek aan motivatie. Tegelijk wijzen de voorkeuren voor filtering aan dat Nielsens heuristieken (zichtbaarheid status, foutpreventie) cruciaal zijn voor </w:t>
-      </w:r>
-      <w:proofErr w:type="spellStart"/>
-      <w:r>
-        <w:rPr>
-          <w:rFonts w:eastAsia="Times New Roman" w:cs="Times New Roman"/>
-          <w:kern w:val="0"/>
-          <w:lang w:eastAsia="nl-BE"/>
-          <w14:ligatures w14:val="none"/>
-        </w:rPr>
-        <w:t>threat</w:t>
-      </w:r>
-      <w:proofErr w:type="spellEnd"/>
-      <w:r>
-        <w:rPr>
-          <w:rFonts w:eastAsia="Times New Roman" w:cs="Times New Roman"/>
-          <w:kern w:val="0"/>
-          <w:lang w:eastAsia="nl-BE"/>
-          <w14:ligatures w14:val="none"/>
-        </w:rPr>
-        <w:t xml:space="preserve"> </w:t>
-      </w:r>
-      <w:proofErr w:type="spellStart"/>
-      <w:r>
-        <w:rPr>
-          <w:rFonts w:eastAsia="Times New Roman" w:cs="Times New Roman"/>
-          <w:kern w:val="0"/>
-          <w:lang w:eastAsia="nl-BE"/>
-          <w14:ligatures w14:val="none"/>
-        </w:rPr>
-        <w:t>modeling</w:t>
-      </w:r>
-      <w:proofErr w:type="spellEnd"/>
-      <w:r>
-        <w:rPr>
-          <w:rFonts w:eastAsia="Times New Roman" w:cs="Times New Roman"/>
-          <w:kern w:val="0"/>
-          <w:lang w:eastAsia="nl-BE"/>
-          <w14:ligatures w14:val="none"/>
-        </w:rPr>
-        <w:t xml:space="preserve"> tools.</w:t>
-      </w:r>
-    </w:p>
-    <w:p>
-      <w:pPr>
-        <w:spacing w:afterLines="24" w:after="57" w:line="288" w:lineRule="auto"/>
-        <w:rPr>
-          <w:rFonts w:eastAsia="Times New Roman" w:cs="Times New Roman"/>
-          <w:kern w:val="0"/>
-          <w:lang w:eastAsia="nl-BE"/>
-          <w14:ligatures w14:val="none"/>
-        </w:rPr>
-      </w:pPr>
-    </w:p>
-    <w:p>
-      <w:pPr>
-        <w:spacing w:afterLines="24" w:after="57" w:line="288" w:lineRule="auto"/>
-        <w:rPr>
-          <w:rFonts w:eastAsia="Times New Roman" w:cs="Times New Roman"/>
-          <w:kern w:val="0"/>
-          <w:lang w:val="en-GB" w:eastAsia="nl-BE"/>
-          <w14:ligatures w14:val="none"/>
-        </w:rPr>
-      </w:pPr>
-    </w:p>
-    <w:p>
-      <w:pPr>
-        <w:spacing w:afterLines="24" w:after="57" w:line="288" w:lineRule="auto"/>
-        <w:rPr>
-          <w:rFonts w:eastAsia="Times New Roman" w:cs="Times New Roman"/>
-          <w:b/>
-          <w:bCs/>
-          <w:kern w:val="0"/>
-          <w:sz w:val="28"/>
-          <w:szCs w:val="28"/>
-          <w:lang w:eastAsia="nl-BE"/>
-          <w14:ligatures w14:val="none"/>
-        </w:rPr>
-      </w:pPr>
-      <w:r>
-        <w:rPr>
-          <w:rFonts w:eastAsia="Times New Roman" w:cs="Times New Roman"/>
-          <w:b/>
-          <w:bCs/>
-          <w:kern w:val="0"/>
-          <w:sz w:val="28"/>
-          <w:szCs w:val="28"/>
-          <w:lang w:eastAsia="nl-BE"/>
-          <w14:ligatures w14:val="none"/>
-        </w:rPr>
-        <w:t xml:space="preserve">5.4 </w:t>
-      </w:r>
-      <w:r>
-        <w:rPr>
-          <w:rFonts w:eastAsia="Times New Roman" w:cs="Times New Roman"/>
-          <w:b/>
-          <w:bCs/>
-          <w:kern w:val="0"/>
-          <w:sz w:val="28"/>
-          <w:szCs w:val="28"/>
-          <w:lang w:eastAsia="nl-BE"/>
-          <w14:ligatures w14:val="none"/>
-        </w:rPr>
-        <w:t>Beperkingen van het onderzoek</w:t>
-      </w:r>
-    </w:p>
-    <w:p>
-      <w:pPr>
-        <w:spacing w:afterLines="24" w:after="57" w:line="288" w:lineRule="auto"/>
-        <w:rPr>
-          <w:rFonts w:eastAsia="Times New Roman" w:cs="Times New Roman"/>
-          <w:b/>
-          <w:bCs/>
-          <w:kern w:val="0"/>
-          <w:sz w:val="28"/>
-          <w:szCs w:val="28"/>
-          <w:lang w:eastAsia="nl-BE"/>
-          <w14:ligatures w14:val="none"/>
-        </w:rPr>
-      </w:pPr>
-    </w:p>
-    <w:p>
-      <w:pPr>
-        <w:spacing w:afterLines="24" w:after="57" w:line="288" w:lineRule="auto"/>
-        <w:rPr>
-          <w:rFonts w:eastAsia="Times New Roman" w:cs="Times New Roman"/>
-          <w:kern w:val="0"/>
-          <w:lang w:eastAsia="nl-BE"/>
-          <w14:ligatures w14:val="none"/>
-        </w:rPr>
-      </w:pPr>
-      <w:r>
-        <w:rPr>
-          <w:rFonts w:eastAsia="Times New Roman" w:cs="Times New Roman"/>
-          <w:kern w:val="0"/>
-          <w:lang w:eastAsia="nl-BE"/>
-          <w14:ligatures w14:val="none"/>
-        </w:rPr>
-        <w:t xml:space="preserve">De steekproef is klein (9 deelnemers), wat generaliseerbaarheid beperkt tot gelijkaardige populaties (ontwikkelaars met basiskennis). Zelfrapportage via UEQ en open vragen is subjectief en vat mogelijke </w:t>
-      </w:r>
-      <w:proofErr w:type="spellStart"/>
-      <w:r>
-        <w:rPr>
-          <w:rFonts w:eastAsia="Times New Roman" w:cs="Times New Roman"/>
-          <w:kern w:val="0"/>
-          <w:lang w:eastAsia="nl-BE"/>
-          <w14:ligatures w14:val="none"/>
-        </w:rPr>
-        <w:t>confirmation</w:t>
-      </w:r>
-      <w:proofErr w:type="spellEnd"/>
-      <w:r>
-        <w:rPr>
-          <w:rFonts w:eastAsia="Times New Roman" w:cs="Times New Roman"/>
-          <w:kern w:val="0"/>
-          <w:lang w:eastAsia="nl-BE"/>
-          <w14:ligatures w14:val="none"/>
-        </w:rPr>
-        <w:t xml:space="preserve"> bias, terwijl objectieve </w:t>
-      </w:r>
-      <w:proofErr w:type="spellStart"/>
-      <w:r>
-        <w:rPr>
-          <w:rFonts w:eastAsia="Times New Roman" w:cs="Times New Roman"/>
-          <w:kern w:val="0"/>
-          <w:lang w:eastAsia="nl-BE"/>
-          <w14:ligatures w14:val="none"/>
-        </w:rPr>
-        <w:t>metrics</w:t>
-      </w:r>
-      <w:proofErr w:type="spellEnd"/>
-      <w:r>
-        <w:rPr>
-          <w:rFonts w:eastAsia="Times New Roman" w:cs="Times New Roman"/>
-          <w:kern w:val="0"/>
-          <w:lang w:eastAsia="nl-BE"/>
-          <w14:ligatures w14:val="none"/>
-        </w:rPr>
-        <w:t xml:space="preserve"> (tijd op taak, </w:t>
-      </w:r>
-      <w:proofErr w:type="spellStart"/>
-      <w:r>
-        <w:rPr>
-          <w:rFonts w:eastAsia="Times New Roman" w:cs="Times New Roman"/>
-          <w:kern w:val="0"/>
-          <w:lang w:eastAsia="nl-BE"/>
-          <w14:ligatures w14:val="none"/>
-        </w:rPr>
-        <w:t>foutenrate</w:t>
-      </w:r>
-      <w:proofErr w:type="spellEnd"/>
-      <w:r>
-        <w:rPr>
-          <w:rFonts w:eastAsia="Times New Roman" w:cs="Times New Roman"/>
-          <w:kern w:val="0"/>
-          <w:lang w:eastAsia="nl-BE"/>
-          <w14:ligatures w14:val="none"/>
-        </w:rPr>
-        <w:t xml:space="preserve">) ontbreken. De studie vergelijkt met een interne basisversie, niet met externe tools zoals </w:t>
-      </w:r>
-      <w:proofErr w:type="spellStart"/>
-      <w:r>
-        <w:rPr>
-          <w:rFonts w:eastAsia="Times New Roman" w:cs="Times New Roman"/>
-          <w:kern w:val="0"/>
-          <w:lang w:eastAsia="nl-BE"/>
-          <w14:ligatures w14:val="none"/>
-        </w:rPr>
-        <w:t>MindMeister</w:t>
-      </w:r>
-      <w:proofErr w:type="spellEnd"/>
-      <w:r>
-        <w:rPr>
-          <w:rFonts w:eastAsia="Times New Roman" w:cs="Times New Roman"/>
-          <w:kern w:val="0"/>
-          <w:lang w:eastAsia="nl-BE"/>
-          <w14:ligatures w14:val="none"/>
-        </w:rPr>
-        <w:t xml:space="preserve"> of </w:t>
-      </w:r>
-      <w:proofErr w:type="spellStart"/>
-      <w:r>
-        <w:rPr>
-          <w:rFonts w:eastAsia="Times New Roman" w:cs="Times New Roman"/>
-          <w:kern w:val="0"/>
-          <w:lang w:eastAsia="nl-BE"/>
-          <w14:ligatures w14:val="none"/>
-        </w:rPr>
-        <w:t>Lucidchart</w:t>
-      </w:r>
-      <w:proofErr w:type="spellEnd"/>
-      <w:r>
-        <w:rPr>
-          <w:rFonts w:eastAsia="Times New Roman" w:cs="Times New Roman"/>
-          <w:kern w:val="0"/>
-          <w:lang w:eastAsia="nl-BE"/>
-          <w14:ligatures w14:val="none"/>
-        </w:rPr>
-        <w:t>, en focust op korte taken zonder langdurig gebruik.</w:t>
-      </w:r>
-    </w:p>
-    <w:p>
-      <w:pPr>
-        <w:spacing w:afterLines="24" w:after="57" w:line="288" w:lineRule="auto"/>
-        <w:rPr>
-          <w:rFonts w:eastAsia="Times New Roman" w:cs="Times New Roman"/>
-          <w:kern w:val="0"/>
-          <w:lang w:eastAsia="nl-BE"/>
-          <w14:ligatures w14:val="none"/>
-        </w:rPr>
-      </w:pPr>
-    </w:p>
-    <w:p>
-      <w:pPr>
-        <w:spacing w:afterLines="24" w:after="57" w:line="288" w:lineRule="auto"/>
-        <w:rPr>
-          <w:rFonts w:eastAsia="Times New Roman" w:cs="Times New Roman"/>
-          <w:kern w:val="0"/>
-          <w:lang w:eastAsia="nl-BE"/>
-          <w14:ligatures w14:val="none"/>
-        </w:rPr>
-      </w:pPr>
-    </w:p>
-    <w:p>
-      <w:pPr>
-        <w:rPr>
-          <w:rFonts w:eastAsia="Times New Roman" w:cs="Times New Roman"/>
-          <w:b/>
-          <w:bCs/>
-          <w:kern w:val="0"/>
-          <w:sz w:val="28"/>
-          <w:szCs w:val="28"/>
-          <w:lang w:eastAsia="nl-BE"/>
-          <w14:ligatures w14:val="none"/>
-        </w:rPr>
-      </w:pPr>
-      <w:r>
-        <w:rPr>
-          <w:rFonts w:eastAsia="Times New Roman" w:cs="Times New Roman"/>
-          <w:b/>
-          <w:bCs/>
-          <w:kern w:val="0"/>
-          <w:sz w:val="28"/>
-          <w:szCs w:val="28"/>
-          <w:lang w:eastAsia="nl-BE"/>
-          <w14:ligatures w14:val="none"/>
-        </w:rPr>
-        <w:br w:type="page"/>
-      </w:r>
-    </w:p>
-    <w:p>
-      <w:pPr>
-        <w:spacing w:afterLines="24" w:after="57" w:line="288" w:lineRule="auto"/>
-        <w:rPr>
-          <w:rFonts w:eastAsia="Times New Roman" w:cs="Times New Roman"/>
-          <w:b/>
-          <w:bCs/>
-          <w:kern w:val="0"/>
-          <w:sz w:val="28"/>
-          <w:szCs w:val="28"/>
-          <w:lang w:eastAsia="nl-BE"/>
-          <w14:ligatures w14:val="none"/>
-        </w:rPr>
-      </w:pPr>
-      <w:r>
-        <w:rPr>
-          <w:rFonts w:eastAsia="Times New Roman" w:cs="Times New Roman"/>
-          <w:b/>
-          <w:bCs/>
-          <w:kern w:val="0"/>
-          <w:sz w:val="28"/>
-          <w:szCs w:val="28"/>
-          <w:lang w:eastAsia="nl-BE"/>
-          <w14:ligatures w14:val="none"/>
-        </w:rPr>
-        <w:lastRenderedPageBreak/>
-        <w:t xml:space="preserve">5.5 </w:t>
-      </w:r>
-      <w:r>
-        <w:rPr>
-          <w:rFonts w:eastAsia="Times New Roman" w:cs="Times New Roman"/>
-          <w:b/>
-          <w:bCs/>
-          <w:kern w:val="0"/>
-          <w:sz w:val="28"/>
-          <w:szCs w:val="28"/>
-          <w:lang w:eastAsia="nl-BE"/>
-          <w14:ligatures w14:val="none"/>
-        </w:rPr>
-        <w:t>Implicaties voor theorie en praktijk</w:t>
-      </w:r>
-    </w:p>
-    <w:p>
-      <w:pPr>
-        <w:spacing w:afterLines="24" w:after="57" w:line="288" w:lineRule="auto"/>
-        <w:rPr>
-          <w:rFonts w:eastAsia="Times New Roman" w:cs="Times New Roman"/>
-          <w:b/>
-          <w:bCs/>
-          <w:kern w:val="0"/>
-          <w:sz w:val="28"/>
-          <w:szCs w:val="28"/>
-          <w:lang w:eastAsia="nl-BE"/>
-          <w14:ligatures w14:val="none"/>
-        </w:rPr>
-      </w:pPr>
-    </w:p>
-    <w:p>
-      <w:pPr>
-        <w:spacing w:afterLines="24" w:after="57" w:line="288" w:lineRule="auto"/>
-        <w:rPr>
-          <w:rFonts w:eastAsia="Times New Roman" w:cs="Times New Roman"/>
-          <w:kern w:val="0"/>
-          <w:lang w:eastAsia="nl-BE"/>
-          <w14:ligatures w14:val="none"/>
-        </w:rPr>
-      </w:pPr>
-      <w:r>
-        <w:rPr>
-          <w:rFonts w:eastAsia="Times New Roman" w:cs="Times New Roman"/>
-          <w:kern w:val="0"/>
-          <w:lang w:eastAsia="nl-BE"/>
-          <w14:ligatures w14:val="none"/>
-        </w:rPr>
-        <w:t xml:space="preserve">Theoretisch draagt dit bij aan design </w:t>
-      </w:r>
-      <w:proofErr w:type="spellStart"/>
-      <w:r>
-        <w:rPr>
-          <w:rFonts w:eastAsia="Times New Roman" w:cs="Times New Roman"/>
-          <w:kern w:val="0"/>
-          <w:lang w:eastAsia="nl-BE"/>
-          <w14:ligatures w14:val="none"/>
-        </w:rPr>
-        <w:t>science</w:t>
-      </w:r>
-      <w:proofErr w:type="spellEnd"/>
-      <w:r>
-        <w:rPr>
-          <w:rFonts w:eastAsia="Times New Roman" w:cs="Times New Roman"/>
-          <w:kern w:val="0"/>
-          <w:lang w:eastAsia="nl-BE"/>
-          <w14:ligatures w14:val="none"/>
-        </w:rPr>
-        <w:t xml:space="preserve"> door empirisch bewijs voor UX-features in security </w:t>
-      </w:r>
-      <w:proofErr w:type="spellStart"/>
-      <w:r>
-        <w:rPr>
-          <w:rFonts w:eastAsia="Times New Roman" w:cs="Times New Roman"/>
-          <w:kern w:val="0"/>
-          <w:lang w:eastAsia="nl-BE"/>
-          <w14:ligatures w14:val="none"/>
-        </w:rPr>
-        <w:t>tooling</w:t>
-      </w:r>
-      <w:proofErr w:type="spellEnd"/>
-      <w:r>
-        <w:rPr>
-          <w:rFonts w:eastAsia="Times New Roman" w:cs="Times New Roman"/>
-          <w:kern w:val="0"/>
-          <w:lang w:eastAsia="nl-BE"/>
-          <w14:ligatures w14:val="none"/>
-        </w:rPr>
-        <w:t xml:space="preserve">, met aanbeveling voor integratie van UEQ in </w:t>
-      </w:r>
-      <w:proofErr w:type="spellStart"/>
-      <w:r>
-        <w:rPr>
-          <w:rFonts w:eastAsia="Times New Roman" w:cs="Times New Roman"/>
-          <w:kern w:val="0"/>
-          <w:lang w:eastAsia="nl-BE"/>
-          <w14:ligatures w14:val="none"/>
-        </w:rPr>
-        <w:t>threat</w:t>
-      </w:r>
-      <w:proofErr w:type="spellEnd"/>
-      <w:r>
-        <w:rPr>
-          <w:rFonts w:eastAsia="Times New Roman" w:cs="Times New Roman"/>
-          <w:kern w:val="0"/>
-          <w:lang w:eastAsia="nl-BE"/>
-          <w14:ligatures w14:val="none"/>
-        </w:rPr>
-        <w:t xml:space="preserve"> </w:t>
-      </w:r>
-      <w:proofErr w:type="spellStart"/>
-      <w:r>
-        <w:rPr>
-          <w:rFonts w:eastAsia="Times New Roman" w:cs="Times New Roman"/>
-          <w:kern w:val="0"/>
-          <w:lang w:eastAsia="nl-BE"/>
-          <w14:ligatures w14:val="none"/>
-        </w:rPr>
-        <w:t>modeling</w:t>
-      </w:r>
-      <w:proofErr w:type="spellEnd"/>
-      <w:r>
-        <w:rPr>
-          <w:rFonts w:eastAsia="Times New Roman" w:cs="Times New Roman"/>
-          <w:kern w:val="0"/>
-          <w:lang w:eastAsia="nl-BE"/>
-          <w14:ligatures w14:val="none"/>
-        </w:rPr>
-        <w:t xml:space="preserve"> evaluaties. Praktisch kan de tool </w:t>
-      </w:r>
-      <w:proofErr w:type="spellStart"/>
-      <w:r>
-        <w:rPr>
-          <w:rFonts w:eastAsia="Times New Roman" w:cs="Times New Roman"/>
-          <w:kern w:val="0"/>
-          <w:lang w:eastAsia="nl-BE"/>
-          <w14:ligatures w14:val="none"/>
-        </w:rPr>
-        <w:t>DevSecOps</w:t>
-      </w:r>
-      <w:proofErr w:type="spellEnd"/>
-      <w:r>
-        <w:rPr>
-          <w:rFonts w:eastAsia="Times New Roman" w:cs="Times New Roman"/>
-          <w:kern w:val="0"/>
-          <w:lang w:eastAsia="nl-BE"/>
-          <w14:ligatures w14:val="none"/>
-        </w:rPr>
-        <w:t xml:space="preserve"> teams helpen door </w:t>
-      </w:r>
-      <w:proofErr w:type="spellStart"/>
-      <w:r>
-        <w:rPr>
-          <w:rFonts w:eastAsia="Times New Roman" w:cs="Times New Roman"/>
-          <w:kern w:val="0"/>
-          <w:lang w:eastAsia="nl-BE"/>
-          <w14:ligatures w14:val="none"/>
-        </w:rPr>
-        <w:t>threat</w:t>
-      </w:r>
-      <w:proofErr w:type="spellEnd"/>
-      <w:r>
-        <w:rPr>
-          <w:rFonts w:eastAsia="Times New Roman" w:cs="Times New Roman"/>
-          <w:kern w:val="0"/>
-          <w:lang w:eastAsia="nl-BE"/>
-          <w14:ligatures w14:val="none"/>
-        </w:rPr>
-        <w:t xml:space="preserve"> </w:t>
-      </w:r>
-      <w:proofErr w:type="spellStart"/>
-      <w:r>
-        <w:rPr>
-          <w:rFonts w:eastAsia="Times New Roman" w:cs="Times New Roman"/>
-          <w:kern w:val="0"/>
-          <w:lang w:eastAsia="nl-BE"/>
-          <w14:ligatures w14:val="none"/>
-        </w:rPr>
-        <w:t>modeling</w:t>
-      </w:r>
-      <w:proofErr w:type="spellEnd"/>
-      <w:r>
-        <w:rPr>
-          <w:rFonts w:eastAsia="Times New Roman" w:cs="Times New Roman"/>
-          <w:kern w:val="0"/>
-          <w:lang w:eastAsia="nl-BE"/>
-          <w14:ligatures w14:val="none"/>
-        </w:rPr>
-        <w:t xml:space="preserve"> laagdrempelig te maken; implementeer filtering en iconen in bestaande </w:t>
-      </w:r>
-      <w:proofErr w:type="spellStart"/>
-      <w:r>
-        <w:rPr>
-          <w:rFonts w:eastAsia="Times New Roman" w:cs="Times New Roman"/>
-          <w:kern w:val="0"/>
-          <w:lang w:eastAsia="nl-BE"/>
-          <w14:ligatures w14:val="none"/>
-        </w:rPr>
-        <w:t>pipelines</w:t>
-      </w:r>
-      <w:proofErr w:type="spellEnd"/>
-      <w:r>
-        <w:rPr>
-          <w:rFonts w:eastAsia="Times New Roman" w:cs="Times New Roman"/>
-          <w:kern w:val="0"/>
-          <w:lang w:eastAsia="nl-BE"/>
-          <w14:ligatures w14:val="none"/>
-        </w:rPr>
-        <w:t xml:space="preserve">. Voor onderwijs biedt het een didactisch prototype om </w:t>
-      </w:r>
-      <w:proofErr w:type="spellStart"/>
-      <w:r>
-        <w:rPr>
-          <w:rFonts w:eastAsia="Times New Roman" w:cs="Times New Roman"/>
-          <w:kern w:val="0"/>
-          <w:lang w:eastAsia="nl-BE"/>
-          <w14:ligatures w14:val="none"/>
-        </w:rPr>
-        <w:t>Fortunately-Unfortunately</w:t>
-      </w:r>
-      <w:proofErr w:type="spellEnd"/>
-      <w:r>
-        <w:rPr>
-          <w:rFonts w:eastAsia="Times New Roman" w:cs="Times New Roman"/>
-          <w:kern w:val="0"/>
-          <w:lang w:eastAsia="nl-BE"/>
-          <w14:ligatures w14:val="none"/>
-        </w:rPr>
-        <w:t xml:space="preserve"> te demonstreren.</w:t>
-      </w:r>
-    </w:p>
-    <w:p>
-      <w:pPr>
-        <w:spacing w:afterLines="24" w:after="57" w:line="288" w:lineRule="auto"/>
-        <w:rPr>
-          <w:rFonts w:eastAsia="Times New Roman" w:cs="Times New Roman"/>
-          <w:kern w:val="0"/>
-          <w:lang w:eastAsia="nl-BE"/>
-          <w14:ligatures w14:val="none"/>
-        </w:rPr>
-      </w:pPr>
-    </w:p>
-    <w:p>
-      <w:pPr>
-        <w:spacing w:afterLines="24" w:after="57" w:line="288" w:lineRule="auto"/>
-        <w:rPr>
-          <w:rFonts w:eastAsia="Times New Roman" w:cs="Times New Roman"/>
-          <w:kern w:val="0"/>
-          <w:lang w:val="en-GB" w:eastAsia="nl-BE"/>
-          <w14:ligatures w14:val="none"/>
-        </w:rPr>
-      </w:pPr>
-    </w:p>
-    <w:p>
-      <w:pPr>
-        <w:spacing w:afterLines="24" w:after="57" w:line="288" w:lineRule="auto"/>
-        <w:rPr>
-          <w:rFonts w:eastAsia="Times New Roman" w:cs="Times New Roman"/>
-          <w:b/>
-          <w:bCs/>
-          <w:kern w:val="0"/>
-          <w:sz w:val="28"/>
-          <w:szCs w:val="28"/>
-          <w:lang w:eastAsia="nl-BE"/>
-          <w14:ligatures w14:val="none"/>
-        </w:rPr>
-      </w:pPr>
-      <w:r>
-        <w:rPr>
-          <w:rFonts w:eastAsia="Times New Roman" w:cs="Times New Roman"/>
-          <w:b/>
-          <w:bCs/>
-          <w:kern w:val="0"/>
-          <w:sz w:val="28"/>
-          <w:szCs w:val="28"/>
-          <w:lang w:eastAsia="nl-BE"/>
-          <w14:ligatures w14:val="none"/>
-        </w:rPr>
-        <w:t xml:space="preserve">5.6 </w:t>
-      </w:r>
-      <w:r>
-        <w:rPr>
-          <w:rFonts w:eastAsia="Times New Roman" w:cs="Times New Roman"/>
-          <w:b/>
-          <w:bCs/>
-          <w:kern w:val="0"/>
-          <w:sz w:val="28"/>
-          <w:szCs w:val="28"/>
-          <w:lang w:eastAsia="nl-BE"/>
-          <w14:ligatures w14:val="none"/>
-        </w:rPr>
-        <w:t>Aanbevelingen voor toekomstig onderzoek</w:t>
-      </w:r>
-    </w:p>
-    <w:p>
-      <w:pPr>
-        <w:spacing w:afterLines="24" w:after="57" w:line="288" w:lineRule="auto"/>
-        <w:rPr>
-          <w:rFonts w:eastAsia="Times New Roman" w:cs="Times New Roman"/>
-          <w:b/>
-          <w:bCs/>
-          <w:kern w:val="0"/>
-          <w:sz w:val="28"/>
-          <w:szCs w:val="28"/>
-          <w:lang w:eastAsia="nl-BE"/>
-          <w14:ligatures w14:val="none"/>
-        </w:rPr>
-      </w:pPr>
-    </w:p>
-    <w:p>
-      <w:pPr>
-        <w:spacing w:afterLines="24" w:after="57" w:line="288" w:lineRule="auto"/>
-        <w:rPr>
-          <w:rFonts w:ascii="Times New Roman" w:eastAsia="Times New Roman" w:hAnsi="Times New Roman" w:cs="Times New Roman"/>
-          <w:kern w:val="0"/>
-          <w:lang w:eastAsia="nl-BE"/>
-          <w14:ligatures w14:val="none"/>
-        </w:rPr>
-      </w:pPr>
-      <w:r>
-        <w:rPr>
-          <w:rFonts w:eastAsia="Times New Roman" w:cs="Times New Roman"/>
-          <w:kern w:val="0"/>
-          <w:lang w:eastAsia="nl-BE"/>
-          <w14:ligatures w14:val="none"/>
-        </w:rPr>
-        <w:t>Test de tool met grotere groepen en longitudinale sessies, inclusief A/B-</w:t>
-      </w:r>
-      <w:proofErr w:type="spellStart"/>
-      <w:r>
-        <w:rPr>
-          <w:rFonts w:eastAsia="Times New Roman" w:cs="Times New Roman"/>
-          <w:kern w:val="0"/>
-          <w:lang w:eastAsia="nl-BE"/>
-          <w14:ligatures w14:val="none"/>
-        </w:rPr>
-        <w:t>testing</w:t>
-      </w:r>
-      <w:proofErr w:type="spellEnd"/>
-      <w:r>
-        <w:rPr>
-          <w:rFonts w:eastAsia="Times New Roman" w:cs="Times New Roman"/>
-          <w:kern w:val="0"/>
-          <w:lang w:eastAsia="nl-BE"/>
-          <w14:ligatures w14:val="none"/>
-        </w:rPr>
-        <w:t xml:space="preserve"> met commerciële </w:t>
-      </w:r>
-      <w:proofErr w:type="spellStart"/>
-      <w:r>
-        <w:rPr>
-          <w:rFonts w:eastAsia="Times New Roman" w:cs="Times New Roman"/>
-          <w:kern w:val="0"/>
-          <w:lang w:eastAsia="nl-BE"/>
-          <w14:ligatures w14:val="none"/>
-        </w:rPr>
-        <w:t>mindmap</w:t>
-      </w:r>
-      <w:proofErr w:type="spellEnd"/>
-      <w:r>
-        <w:rPr>
-          <w:rFonts w:eastAsia="Times New Roman" w:cs="Times New Roman"/>
-          <w:kern w:val="0"/>
-          <w:lang w:eastAsia="nl-BE"/>
-          <w14:ligatures w14:val="none"/>
-        </w:rPr>
-        <w:t xml:space="preserve">-software. Implementeer voorgestelde features zoals globale </w:t>
-      </w:r>
-      <w:proofErr w:type="spellStart"/>
-      <w:r>
-        <w:rPr>
-          <w:rFonts w:eastAsia="Times New Roman" w:cs="Times New Roman"/>
-          <w:kern w:val="0"/>
-          <w:lang w:eastAsia="nl-BE"/>
-          <w14:ligatures w14:val="none"/>
-        </w:rPr>
-        <w:t>collapse</w:t>
-      </w:r>
-      <w:proofErr w:type="spellEnd"/>
-      <w:r>
-        <w:rPr>
-          <w:rFonts w:eastAsia="Times New Roman" w:cs="Times New Roman"/>
-          <w:kern w:val="0"/>
-          <w:lang w:eastAsia="nl-BE"/>
-          <w14:ligatures w14:val="none"/>
-        </w:rPr>
-        <w:t xml:space="preserve">-knoppen en </w:t>
-      </w:r>
-      <w:proofErr w:type="spellStart"/>
-      <w:r>
-        <w:rPr>
-          <w:rFonts w:eastAsia="Times New Roman" w:cs="Times New Roman"/>
-          <w:kern w:val="0"/>
-          <w:lang w:eastAsia="nl-BE"/>
-          <w14:ligatures w14:val="none"/>
-        </w:rPr>
-        <w:t>branch</w:t>
-      </w:r>
-      <w:proofErr w:type="spellEnd"/>
-      <w:r>
-        <w:rPr>
-          <w:rFonts w:eastAsia="Times New Roman" w:cs="Times New Roman"/>
-          <w:kern w:val="0"/>
-          <w:lang w:eastAsia="nl-BE"/>
-          <w14:ligatures w14:val="none"/>
-        </w:rPr>
-        <w:t xml:space="preserve">-zoom, en evalueer collaboratieve </w:t>
-      </w:r>
-      <w:proofErr w:type="spellStart"/>
-      <w:r>
-        <w:rPr>
-          <w:rFonts w:eastAsia="Times New Roman" w:cs="Times New Roman"/>
-          <w:kern w:val="0"/>
-          <w:lang w:eastAsia="nl-BE"/>
-          <w14:ligatures w14:val="none"/>
-        </w:rPr>
-        <w:t>multi</w:t>
-      </w:r>
-      <w:proofErr w:type="spellEnd"/>
-      <w:r>
-        <w:rPr>
-          <w:rFonts w:eastAsia="Times New Roman" w:cs="Times New Roman"/>
-          <w:kern w:val="0"/>
-          <w:lang w:eastAsia="nl-BE"/>
-          <w14:ligatures w14:val="none"/>
-        </w:rPr>
-        <w:t xml:space="preserve">-user functionaliteit. Voeg AI-ondersteuning toe voor automatische </w:t>
-      </w:r>
-      <w:proofErr w:type="spellStart"/>
-      <w:r>
-        <w:rPr>
-          <w:rFonts w:eastAsia="Times New Roman" w:cs="Times New Roman"/>
-          <w:kern w:val="0"/>
-          <w:lang w:eastAsia="nl-BE"/>
-          <w14:ligatures w14:val="none"/>
-        </w:rPr>
-        <w:t>threat</w:t>
-      </w:r>
-      <w:proofErr w:type="spellEnd"/>
-      <w:r>
-        <w:rPr>
-          <w:rFonts w:eastAsia="Times New Roman" w:cs="Times New Roman"/>
-          <w:kern w:val="0"/>
-          <w:lang w:eastAsia="nl-BE"/>
-          <w14:ligatures w14:val="none"/>
-        </w:rPr>
-        <w:t xml:space="preserve">-suggesties en valideer tegen meer </w:t>
-      </w:r>
-      <w:proofErr w:type="spellStart"/>
-      <w:r>
-        <w:rPr>
-          <w:rFonts w:eastAsia="Times New Roman" w:cs="Times New Roman"/>
-          <w:kern w:val="0"/>
-          <w:lang w:eastAsia="nl-BE"/>
-          <w14:ligatures w14:val="none"/>
-        </w:rPr>
-        <w:t>threat</w:t>
-      </w:r>
-      <w:proofErr w:type="spellEnd"/>
-      <w:r>
-        <w:rPr>
-          <w:rFonts w:eastAsia="Times New Roman" w:cs="Times New Roman"/>
-          <w:kern w:val="0"/>
-          <w:lang w:eastAsia="nl-BE"/>
-          <w14:ligatures w14:val="none"/>
-        </w:rPr>
-        <w:t xml:space="preserve"> </w:t>
-      </w:r>
-      <w:proofErr w:type="spellStart"/>
-      <w:r>
-        <w:rPr>
-          <w:rFonts w:eastAsia="Times New Roman" w:cs="Times New Roman"/>
-          <w:kern w:val="0"/>
-          <w:lang w:eastAsia="nl-BE"/>
-          <w14:ligatures w14:val="none"/>
-        </w:rPr>
-        <w:t>modeling</w:t>
-      </w:r>
-      <w:proofErr w:type="spellEnd"/>
-      <w:r>
-        <w:rPr>
-          <w:rFonts w:eastAsia="Times New Roman" w:cs="Times New Roman"/>
-          <w:kern w:val="0"/>
-          <w:lang w:eastAsia="nl-BE"/>
-          <w14:ligatures w14:val="none"/>
-        </w:rPr>
-        <w:t xml:space="preserve"> methoden (STRIDE).</w:t>
-      </w:r>
-      <w:r>
-        <w:rPr>
-          <w:b/>
-          <w:bCs/>
-          <w:sz w:val="32"/>
-          <w:szCs w:val="32"/>
-        </w:rPr>
-        <w:t xml:space="preserve"> </w:t>
-      </w:r>
-      <w:r>
-        <w:rPr>
-          <w:b/>
-          <w:bCs/>
-          <w:sz w:val="32"/>
-          <w:szCs w:val="32"/>
-        </w:rPr>
-        <w:br w:type="page"/>
-      </w:r>
-    </w:p>
-    <w:p>
-      <w:pPr>
-        <w:spacing w:afterLines="24" w:after="57" w:line="288" w:lineRule="auto"/>
-        <w:rPr>
-          <w:b/>
-          <w:bCs/>
-          <w:sz w:val="32"/>
-          <w:szCs w:val="32"/>
-        </w:rPr>
-      </w:pPr>
-      <w:r>
-        <w:rPr>
-          <w:b/>
-          <w:bCs/>
-          <w:sz w:val="32"/>
-          <w:szCs w:val="32"/>
-        </w:rPr>
-        <w:lastRenderedPageBreak/>
-        <w:br w:type="page"/>
-      </w:r>
-    </w:p>
-    <w:p>
-      <w:pPr>
-        <w:spacing w:afterLines="24" w:after="57" w:line="288" w:lineRule="auto"/>
-        <w:rPr>
-          <w:b/>
-          <w:bCs/>
-          <w:sz w:val="32"/>
-          <w:szCs w:val="32"/>
-        </w:rPr>
-      </w:pPr>
-      <w:r>
-        <w:rPr>
-          <w:b/>
-          <w:bCs/>
-          <w:sz w:val="32"/>
-          <w:szCs w:val="32"/>
-        </w:rPr>
-        <w:lastRenderedPageBreak/>
-        <w:t>Hoofdstuk 6: Conclusie</w:t>
+        <w:t>Hoofdstuk 6</w:t>
+      </w:r>
+    </w:p>
+    <w:p>
+      <w:pPr>
+        <w:spacing w:afterLines="24" w:after="57" w:line="288" w:lineRule="auto"/>
+        <w:rPr>
+          <w:b/>
+          <w:bCs/>
+          <w:sz w:val="36"/>
+          <w:szCs w:val="36"/>
+        </w:rPr>
+      </w:pPr>
+      <w:r>
+        <w:rPr>
+          <w:b/>
+          <w:bCs/>
+          <w:sz w:val="36"/>
+          <w:szCs w:val="36"/>
+        </w:rPr>
+        <w:t>Conclusie</w:t>
       </w:r>
     </w:p>
     <w:p>

--- a/Master_scriptie_tekst.docx
+++ b/Master_scriptie_tekst.docx
@@ -185,6 +185,7 @@
           <w:bCs/>
           <w:sz w:val="36"/>
           <w:szCs w:val="36"/>
+          <w:lang w:val="en-GB"/>
         </w:rPr>
       </w:pPr>
       <w:r>
@@ -193,6 +194,7 @@
           <w:bCs/>
           <w:sz w:val="36"/>
           <w:szCs w:val="36"/>
+          <w:lang w:val="en-GB"/>
         </w:rPr>
         <w:lastRenderedPageBreak/>
         <w:t>Abstract</w:t>
@@ -205,6 +207,7 @@
           <w:bCs/>
           <w:sz w:val="32"/>
           <w:szCs w:val="32"/>
+          <w:lang w:val="en-GB"/>
         </w:rPr>
       </w:pPr>
       <w:r>
@@ -213,6 +216,7 @@
           <w:bCs/>
           <w:sz w:val="32"/>
           <w:szCs w:val="32"/>
+          <w:lang w:val="en-GB"/>
         </w:rPr>
         <w:br w:type="page"/>
       </w:r>
@@ -224,6 +228,7 @@
           <w:bCs/>
           <w:sz w:val="32"/>
           <w:szCs w:val="32"/>
+          <w:lang w:val="en-GB"/>
         </w:rPr>
       </w:pPr>
       <w:r>
@@ -232,6 +237,7 @@
           <w:bCs/>
           <w:sz w:val="32"/>
           <w:szCs w:val="32"/>
+          <w:lang w:val="en-GB"/>
         </w:rPr>
         <w:lastRenderedPageBreak/>
         <w:br w:type="page"/>
@@ -244,6 +250,7 @@
           <w:bCs/>
           <w:sz w:val="32"/>
           <w:szCs w:val="32"/>
+          <w:lang w:val="en-GB"/>
         </w:rPr>
       </w:pPr>
       <w:r>
@@ -252,6 +259,7 @@
           <w:bCs/>
           <w:sz w:val="36"/>
           <w:szCs w:val="36"/>
+          <w:lang w:val="en-GB"/>
         </w:rPr>
         <w:lastRenderedPageBreak/>
         <w:t>Abstract in English</w:t>
@@ -262,6 +270,7 @@
           <w:bCs/>
           <w:sz w:val="32"/>
           <w:szCs w:val="32"/>
+          <w:lang w:val="en-GB"/>
         </w:rPr>
         <w:br w:type="page"/>
       </w:r>
@@ -273,6 +282,7 @@
           <w:bCs/>
           <w:sz w:val="32"/>
           <w:szCs w:val="32"/>
+          <w:lang w:val="en-GB"/>
         </w:rPr>
       </w:pPr>
       <w:r>
@@ -281,6 +291,7 @@
           <w:bCs/>
           <w:sz w:val="32"/>
           <w:szCs w:val="32"/>
+          <w:lang w:val="en-GB"/>
         </w:rPr>
         <w:lastRenderedPageBreak/>
         <w:br w:type="page"/>
@@ -294,36 +305,50 @@
           <w:bCs/>
           <w:sz w:val="36"/>
           <w:szCs w:val="36"/>
-        </w:rPr>
-      </w:pPr>
+          <w:lang w:val="en-GB"/>
+        </w:rPr>
+      </w:pPr>
+      <w:proofErr w:type="spellStart"/>
       <w:r>
         <w:rPr>
           <w:b/>
           <w:bCs/>
           <w:sz w:val="36"/>
           <w:szCs w:val="36"/>
+          <w:lang w:val="en-GB"/>
         </w:rPr>
         <w:lastRenderedPageBreak/>
-        <w:t>Hoofdstuk 1</w:t>
-      </w:r>
-    </w:p>
-    <w:p>
-      <w:pPr>
-        <w:spacing w:afterLines="24" w:after="57" w:line="288" w:lineRule="auto"/>
+        <w:t>Hoofdstuk</w:t>
+      </w:r>
+      <w:proofErr w:type="spellEnd"/>
+      <w:r>
         <w:rPr>
           <w:b/>
           <w:bCs/>
           <w:sz w:val="36"/>
           <w:szCs w:val="36"/>
-        </w:rPr>
-      </w:pPr>
-      <w:r>
+          <w:lang w:val="en-GB"/>
+        </w:rPr>
+        <w:t xml:space="preserve"> 1</w:t>
+      </w:r>
+    </w:p>
+    <w:p>
+      <w:pPr>
+        <w:spacing w:afterLines="24" w:after="57" w:line="288" w:lineRule="auto"/>
         <w:rPr>
           <w:b/>
           <w:bCs/>
           <w:sz w:val="36"/>
           <w:szCs w:val="36"/>
         </w:rPr>
+      </w:pPr>
+      <w:r>
+        <w:rPr>
+          <w:b/>
+          <w:bCs/>
+          <w:sz w:val="36"/>
+          <w:szCs w:val="36"/>
+        </w:rPr>
         <w:t>Inleiding</w:t>
       </w:r>
     </w:p>
@@ -339,6 +364,9 @@
     <w:p>
       <w:pPr>
         <w:spacing w:afterLines="24" w:after="57" w:line="288" w:lineRule="auto"/>
+        <w:rPr>
+          <w:rFonts w:ascii="Arial" w:hAnsi="Arial" w:cs="Arial"/>
+        </w:rPr>
       </w:pPr>
       <w:proofErr w:type="spellStart"/>
       <w:r>
@@ -391,6 +419,14 @@
       <w:pPr>
         <w:spacing w:afterLines="24" w:after="57" w:line="288" w:lineRule="auto"/>
       </w:pPr>
+    </w:p>
+    <w:p>
+      <w:pPr>
+        <w:spacing w:afterLines="24" w:after="57" w:line="288" w:lineRule="auto"/>
+        <w:rPr>
+          <w:rFonts w:ascii="Arial" w:hAnsi="Arial" w:cs="Arial"/>
+        </w:rPr>
+      </w:pPr>
       <w:r>
         <w:t xml:space="preserve">Binnen de softwareontwikkelingscyclus kan </w:t>
       </w:r>
@@ -485,6 +521,14 @@
       <w:pPr>
         <w:spacing w:afterLines="24" w:after="57" w:line="288" w:lineRule="auto"/>
       </w:pPr>
+    </w:p>
+    <w:p>
+      <w:pPr>
+        <w:spacing w:afterLines="24" w:after="57" w:line="288" w:lineRule="auto"/>
+        <w:rPr>
+          <w:rFonts w:ascii="Arial" w:hAnsi="Arial" w:cs="Arial"/>
+        </w:rPr>
+      </w:pPr>
       <w:r>
         <w:t xml:space="preserve">Door de jaren heen zijn diverse methoden ontwikkeld om </w:t>
       </w:r>
@@ -593,6 +637,11 @@
       <w:pPr>
         <w:spacing w:afterLines="24" w:after="57" w:line="288" w:lineRule="auto"/>
       </w:pPr>
+    </w:p>
+    <w:p>
+      <w:pPr>
+        <w:spacing w:afterLines="24" w:after="57" w:line="288" w:lineRule="auto"/>
+      </w:pPr>
       <w:r>
         <w:t xml:space="preserve">Voor ontwikkelaars zonder diepgaande securityachtergrond vorm deze klassieke methoden een aanzienlijke drempel: ze vergen vertrouwdheid met beveiligingsconcepten, formele notaties en lijsten van standaarddreigingen, terwijl de beschikbare tools zelden gericht zijn op gebruiksgemak of leerbaarheid. Hierdoor dreigt </w:t>
       </w:r>
@@ -618,17 +667,32 @@
       </w:r>
       <w:proofErr w:type="spellEnd"/>
       <w:r>
-        <w:t xml:space="preserve"> binnen ontwikkelteams. Deze kloof tussen theoretisch aanbevolen werkwijzen en feitelijke toepassing in de praktijk vormt een belangrijk motief voor onderzoek naar meer toegankelijke, visueel ondersteunde en gebruiksvriendelijke </w:t>
+        <w:t xml:space="preserve"> binnen ontwikkelteams. Deze kloof tussen theoretisch aanbevolen werkwijzen en feitelijke toepassing in de praktijk vormt een belangrijk motief </w:t>
+      </w:r>
+      <w:r>
+        <w:lastRenderedPageBreak/>
+        <w:t xml:space="preserve">voor onderzoek naar meer toegankelijke, visueel ondersteunde en gebruiksvriendelijke </w:t>
       </w:r>
       <w:proofErr w:type="spellStart"/>
       <w:r>
         <w:t>threat-modelingbenaderingen</w:t>
       </w:r>
       <w:proofErr w:type="spellEnd"/>
-    </w:p>
-    <w:p>
-      <w:pPr>
-        <w:spacing w:afterLines="24" w:after="57" w:line="288" w:lineRule="auto"/>
+      <w:r>
+        <w:t>.</w:t>
+      </w:r>
+    </w:p>
+    <w:p>
+      <w:pPr>
+        <w:spacing w:afterLines="24" w:after="57" w:line="288" w:lineRule="auto"/>
+      </w:pPr>
+    </w:p>
+    <w:p>
+      <w:pPr>
+        <w:spacing w:afterLines="24" w:after="57" w:line="288" w:lineRule="auto"/>
+        <w:rPr>
+          <w:rFonts w:ascii="Arial" w:hAnsi="Arial" w:cs="Arial"/>
+        </w:rPr>
       </w:pPr>
       <w:r>
         <w:t xml:space="preserve">Dit onderzoek speelt in op deze drempels door een gebruiksvriendelijke </w:t>
@@ -655,11 +719,7 @@
       </w:r>
       <w:proofErr w:type="spellEnd"/>
       <w:r>
-        <w:t xml:space="preserve">-methode, waarin </w:t>
-      </w:r>
-      <w:r>
-        <w:lastRenderedPageBreak/>
-        <w:t xml:space="preserve">dreigingen en tegenmaatregelen in een intuïtieve boomstructuur worden voorgesteld. De tool integreert specifieke UX-features zoals kleurcodering, statusiconen, </w:t>
+        <w:t xml:space="preserve">-methode, waarin dreigingen en tegenmaatregelen in een intuïtieve boomstructuur worden voorgesteld. De tool integreert specifieke UX-features zoals kleurcodering, statusiconen, </w:t>
       </w:r>
       <w:proofErr w:type="spellStart"/>
       <w:r>
@@ -729,6 +789,11 @@
       <w:pPr>
         <w:spacing w:afterLines="24" w:after="57" w:line="288" w:lineRule="auto"/>
       </w:pPr>
+    </w:p>
+    <w:p>
+      <w:pPr>
+        <w:spacing w:afterLines="24" w:after="57" w:line="288" w:lineRule="auto"/>
+      </w:pPr>
       <w:r>
         <w:t xml:space="preserve">Het belang van dit onderzoek ligt enerzijds in het verlagen van de instapdrempel voor </w:t>
       </w:r>
@@ -748,6 +813,11 @@
       <w:r>
         <w:t>, zodat ook ontwikkelaars zonder uitgesproken securityprofiel beter onderbouwde risicoanalyses kunnen uitvoeren. Anderzijds draagt het werk bij aan HCI-onderzoek rond gebruiksvriendelijke security-tools door empirisch te onderzoeken welke interface-elementen (zoals kleuren, iconen, filters en tooltips) daadwerkelijk bijdragen aan taakprestatie, gebruikservaring en feature-voorkeur. Daarmee sluit de masterproef aan bij een bredere verschuiving van puur technische security-oplossingen naar mensgerichte, visueel ondersteunde hulpmiddelen.</w:t>
       </w:r>
+    </w:p>
+    <w:p>
+      <w:pPr>
+        <w:spacing w:afterLines="24" w:after="57" w:line="288" w:lineRule="auto"/>
+      </w:pPr>
       <w:r>
         <w:rPr>
           <w:rFonts w:ascii="Arial" w:hAnsi="Arial" w:cs="Arial"/>
@@ -1569,6 +1639,121 @@
     <w:p>
       <w:pPr>
         <w:spacing w:afterLines="24" w:after="57" w:line="288" w:lineRule="auto"/>
+        <w:jc w:val="center"/>
+      </w:pPr>
+      <w:r>
+        <w:rPr>
+          <w:noProof/>
+        </w:rPr>
+        <w:drawing>
+          <wp:inline distT="0" distB="0" distL="0" distR="0" wp14:anchorId="128D5ED9" wp14:editId="6523DA34">
+            <wp:extent cx="5759450" cy="2856865"/>
+            <wp:effectExtent l="0" t="0" r="0" b="635"/>
+            <wp:docPr id="234035025" name="Afbeelding 1" descr="Afbeelding met diagram, schermopname, lijn, ontwerp&#10;&#10;Door AI gegenereerde inhoud is mogelijk onjuist."/>
+            <wp:cNvGraphicFramePr>
+              <a:graphicFrameLocks xmlns:a="http://schemas.openxmlformats.org/drawingml/2006/main" noChangeAspect="1"/>
+            </wp:cNvGraphicFramePr>
+            <a:graphic xmlns:a="http://schemas.openxmlformats.org/drawingml/2006/main">
+              <a:graphicData uri="http://schemas.openxmlformats.org/drawingml/2006/picture">
+                <pic:pic xmlns:pic="http://schemas.openxmlformats.org/drawingml/2006/picture">
+                  <pic:nvPicPr>
+                    <pic:cNvPr id="234035025" name="Afbeelding 1" descr="Afbeelding met diagram, schermopname, lijn, ontwerp&#10;&#10;Door AI gegenereerde inhoud is mogelijk onjuist."/>
+                    <pic:cNvPicPr/>
+                  </pic:nvPicPr>
+                  <pic:blipFill>
+                    <a:blip r:embed="rId7" cstate="print">
+                      <a:extLst>
+                        <a:ext uri="{28A0092B-C50C-407E-A947-70E740481C1C}">
+                          <a14:useLocalDpi xmlns:a14="http://schemas.microsoft.com/office/drawing/2010/main" val="0"/>
+                        </a:ext>
+                      </a:extLst>
+                    </a:blip>
+                    <a:stretch>
+                      <a:fillRect/>
+                    </a:stretch>
+                  </pic:blipFill>
+                  <pic:spPr>
+                    <a:xfrm>
+                      <a:off x="0" y="0"/>
+                      <a:ext cx="5759450" cy="2856865"/>
+                    </a:xfrm>
+                    <a:prstGeom prst="rect">
+                      <a:avLst/>
+                    </a:prstGeom>
+                  </pic:spPr>
+                </pic:pic>
+              </a:graphicData>
+            </a:graphic>
+          </wp:inline>
+        </w:drawing>
+      </w:r>
+    </w:p>
+    <w:p>
+      <w:pPr>
+        <w:spacing w:afterLines="24" w:after="57" w:line="288" w:lineRule="auto"/>
+      </w:pPr>
+    </w:p>
+    <w:p>
+      <w:pPr>
+        <w:spacing w:afterLines="24" w:after="57" w:line="288" w:lineRule="auto"/>
+        <w:jc w:val="center"/>
+      </w:pPr>
+      <w:r>
+        <w:rPr>
+          <w:noProof/>
+        </w:rPr>
+        <w:lastRenderedPageBreak/>
+        <w:drawing>
+          <wp:inline distT="0" distB="0" distL="0" distR="0" wp14:anchorId="7D672503" wp14:editId="6A58A0F6">
+            <wp:extent cx="5759450" cy="1689735"/>
+            <wp:effectExtent l="0" t="0" r="0" b="5715"/>
+            <wp:docPr id="373297823" name="Afbeelding 2" descr="Afbeelding met diagram, lijn, origami, ontwerp&#10;&#10;Door AI gegenereerde inhoud is mogelijk onjuist."/>
+            <wp:cNvGraphicFramePr>
+              <a:graphicFrameLocks xmlns:a="http://schemas.openxmlformats.org/drawingml/2006/main" noChangeAspect="1"/>
+            </wp:cNvGraphicFramePr>
+            <a:graphic xmlns:a="http://schemas.openxmlformats.org/drawingml/2006/main">
+              <a:graphicData uri="http://schemas.openxmlformats.org/drawingml/2006/picture">
+                <pic:pic xmlns:pic="http://schemas.openxmlformats.org/drawingml/2006/picture">
+                  <pic:nvPicPr>
+                    <pic:cNvPr id="373297823" name="Afbeelding 2" descr="Afbeelding met diagram, lijn, origami, ontwerp&#10;&#10;Door AI gegenereerde inhoud is mogelijk onjuist."/>
+                    <pic:cNvPicPr/>
+                  </pic:nvPicPr>
+                  <pic:blipFill>
+                    <a:blip r:embed="rId8" cstate="print">
+                      <a:extLst>
+                        <a:ext uri="{28A0092B-C50C-407E-A947-70E740481C1C}">
+                          <a14:useLocalDpi xmlns:a14="http://schemas.microsoft.com/office/drawing/2010/main" val="0"/>
+                        </a:ext>
+                      </a:extLst>
+                    </a:blip>
+                    <a:stretch>
+                      <a:fillRect/>
+                    </a:stretch>
+                  </pic:blipFill>
+                  <pic:spPr>
+                    <a:xfrm>
+                      <a:off x="0" y="0"/>
+                      <a:ext cx="5759450" cy="1689735"/>
+                    </a:xfrm>
+                    <a:prstGeom prst="rect">
+                      <a:avLst/>
+                    </a:prstGeom>
+                  </pic:spPr>
+                </pic:pic>
+              </a:graphicData>
+            </a:graphic>
+          </wp:inline>
+        </w:drawing>
+      </w:r>
+    </w:p>
+    <w:p>
+      <w:pPr>
+        <w:spacing w:afterLines="24" w:after="57" w:line="288" w:lineRule="auto"/>
+      </w:pPr>
+    </w:p>
+    <w:p>
+      <w:pPr>
+        <w:spacing w:afterLines="24" w:after="57" w:line="288" w:lineRule="auto"/>
       </w:pPr>
     </w:p>
     <w:p>
@@ -1635,6 +1820,63 @@
     <w:p>
       <w:pPr>
         <w:spacing w:afterLines="24" w:after="57" w:line="288" w:lineRule="auto"/>
+        <w:jc w:val="center"/>
+      </w:pPr>
+      <w:r>
+        <w:rPr>
+          <w:noProof/>
+        </w:rPr>
+        <w:drawing>
+          <wp:inline distT="0" distB="0" distL="0" distR="0" wp14:anchorId="792EB6AB" wp14:editId="72E7435C">
+            <wp:extent cx="3621773" cy="4411980"/>
+            <wp:effectExtent l="0" t="0" r="0" b="7620"/>
+            <wp:docPr id="988797809" name="Afbeelding 3" descr="Afbeelding met schermopname, ontwerp&#10;&#10;Door AI gegenereerde inhoud is mogelijk onjuist."/>
+            <wp:cNvGraphicFramePr>
+              <a:graphicFrameLocks xmlns:a="http://schemas.openxmlformats.org/drawingml/2006/main" noChangeAspect="1"/>
+            </wp:cNvGraphicFramePr>
+            <a:graphic xmlns:a="http://schemas.openxmlformats.org/drawingml/2006/main">
+              <a:graphicData uri="http://schemas.openxmlformats.org/drawingml/2006/picture">
+                <pic:pic xmlns:pic="http://schemas.openxmlformats.org/drawingml/2006/picture">
+                  <pic:nvPicPr>
+                    <pic:cNvPr id="988797809" name="Afbeelding 3" descr="Afbeelding met schermopname, ontwerp&#10;&#10;Door AI gegenereerde inhoud is mogelijk onjuist."/>
+                    <pic:cNvPicPr/>
+                  </pic:nvPicPr>
+                  <pic:blipFill>
+                    <a:blip r:embed="rId9">
+                      <a:extLst>
+                        <a:ext uri="{28A0092B-C50C-407E-A947-70E740481C1C}">
+                          <a14:useLocalDpi xmlns:a14="http://schemas.microsoft.com/office/drawing/2010/main" val="0"/>
+                        </a:ext>
+                      </a:extLst>
+                    </a:blip>
+                    <a:stretch>
+                      <a:fillRect/>
+                    </a:stretch>
+                  </pic:blipFill>
+                  <pic:spPr>
+                    <a:xfrm>
+                      <a:off x="0" y="0"/>
+                      <a:ext cx="3647678" cy="4443537"/>
+                    </a:xfrm>
+                    <a:prstGeom prst="rect">
+                      <a:avLst/>
+                    </a:prstGeom>
+                  </pic:spPr>
+                </pic:pic>
+              </a:graphicData>
+            </a:graphic>
+          </wp:inline>
+        </w:drawing>
+      </w:r>
+    </w:p>
+    <w:p>
+      <w:pPr>
+        <w:spacing w:afterLines="24" w:after="57" w:line="288" w:lineRule="auto"/>
+      </w:pPr>
+    </w:p>
+    <w:p>
+      <w:pPr>
+        <w:spacing w:afterLines="24" w:after="57" w:line="288" w:lineRule="auto"/>
       </w:pPr>
     </w:p>
     <w:p>
@@ -1654,6 +1896,7 @@
           <w:sz w:val="28"/>
           <w:szCs w:val="28"/>
         </w:rPr>
+        <w:lastRenderedPageBreak/>
         <w:t xml:space="preserve">3.6 </w:t>
       </w:r>
       <w:r>
@@ -1734,11 +1977,7 @@
       </w:r>
       <w:proofErr w:type="spellEnd"/>
       <w:r>
-        <w:t xml:space="preserve"> wordt eerst het type </w:t>
-      </w:r>
-      <w:r>
-        <w:lastRenderedPageBreak/>
-        <w:t>genormaliseerd (via </w:t>
+        <w:t xml:space="preserve"> wordt eerst het type genormaliseerd (via </w:t>
       </w:r>
       <w:proofErr w:type="spellStart"/>
       <w:r>
@@ -1913,6 +2152,120 @@
     <w:p>
       <w:pPr>
         <w:spacing w:afterLines="24" w:after="57" w:line="288" w:lineRule="auto"/>
+        <w:jc w:val="center"/>
+      </w:pPr>
+      <w:r>
+        <w:rPr>
+          <w:noProof/>
+        </w:rPr>
+        <w:drawing>
+          <wp:inline distT="0" distB="0" distL="0" distR="0" wp14:anchorId="40579095" wp14:editId="56D3957C">
+            <wp:extent cx="4206605" cy="1082134"/>
+            <wp:effectExtent l="0" t="0" r="3810" b="3810"/>
+            <wp:docPr id="1386401281" name="Afbeelding 4" descr="Afbeelding met tekst, schermopname, Lettertype, lijn&#10;&#10;Door AI gegenereerde inhoud is mogelijk onjuist."/>
+            <wp:cNvGraphicFramePr>
+              <a:graphicFrameLocks xmlns:a="http://schemas.openxmlformats.org/drawingml/2006/main" noChangeAspect="1"/>
+            </wp:cNvGraphicFramePr>
+            <a:graphic xmlns:a="http://schemas.openxmlformats.org/drawingml/2006/main">
+              <a:graphicData uri="http://schemas.openxmlformats.org/drawingml/2006/picture">
+                <pic:pic xmlns:pic="http://schemas.openxmlformats.org/drawingml/2006/picture">
+                  <pic:nvPicPr>
+                    <pic:cNvPr id="1386401281" name="Afbeelding 4" descr="Afbeelding met tekst, schermopname, Lettertype, lijn&#10;&#10;Door AI gegenereerde inhoud is mogelijk onjuist."/>
+                    <pic:cNvPicPr/>
+                  </pic:nvPicPr>
+                  <pic:blipFill>
+                    <a:blip r:embed="rId10">
+                      <a:extLst>
+                        <a:ext uri="{28A0092B-C50C-407E-A947-70E740481C1C}">
+                          <a14:useLocalDpi xmlns:a14="http://schemas.microsoft.com/office/drawing/2010/main" val="0"/>
+                        </a:ext>
+                      </a:extLst>
+                    </a:blip>
+                    <a:stretch>
+                      <a:fillRect/>
+                    </a:stretch>
+                  </pic:blipFill>
+                  <pic:spPr>
+                    <a:xfrm>
+                      <a:off x="0" y="0"/>
+                      <a:ext cx="4206605" cy="1082134"/>
+                    </a:xfrm>
+                    <a:prstGeom prst="rect">
+                      <a:avLst/>
+                    </a:prstGeom>
+                  </pic:spPr>
+                </pic:pic>
+              </a:graphicData>
+            </a:graphic>
+          </wp:inline>
+        </w:drawing>
+      </w:r>
+    </w:p>
+    <w:p>
+      <w:pPr>
+        <w:spacing w:afterLines="24" w:after="57" w:line="288" w:lineRule="auto"/>
+      </w:pPr>
+    </w:p>
+    <w:p>
+      <w:pPr>
+        <w:spacing w:afterLines="24" w:after="57" w:line="288" w:lineRule="auto"/>
+        <w:jc w:val="center"/>
+      </w:pPr>
+      <w:r>
+        <w:rPr>
+          <w:noProof/>
+        </w:rPr>
+        <w:drawing>
+          <wp:inline distT="0" distB="0" distL="0" distR="0" wp14:anchorId="57EA10AE" wp14:editId="4668527B">
+            <wp:extent cx="4625741" cy="1120237"/>
+            <wp:effectExtent l="0" t="0" r="3810" b="3810"/>
+            <wp:docPr id="184495075" name="Afbeelding 5" descr="Afbeelding met tekst, schermopname, Lettertype, nummer&#10;&#10;Door AI gegenereerde inhoud is mogelijk onjuist."/>
+            <wp:cNvGraphicFramePr>
+              <a:graphicFrameLocks xmlns:a="http://schemas.openxmlformats.org/drawingml/2006/main" noChangeAspect="1"/>
+            </wp:cNvGraphicFramePr>
+            <a:graphic xmlns:a="http://schemas.openxmlformats.org/drawingml/2006/main">
+              <a:graphicData uri="http://schemas.openxmlformats.org/drawingml/2006/picture">
+                <pic:pic xmlns:pic="http://schemas.openxmlformats.org/drawingml/2006/picture">
+                  <pic:nvPicPr>
+                    <pic:cNvPr id="184495075" name="Afbeelding 5" descr="Afbeelding met tekst, schermopname, Lettertype, nummer&#10;&#10;Door AI gegenereerde inhoud is mogelijk onjuist."/>
+                    <pic:cNvPicPr/>
+                  </pic:nvPicPr>
+                  <pic:blipFill>
+                    <a:blip r:embed="rId11">
+                      <a:extLst>
+                        <a:ext uri="{28A0092B-C50C-407E-A947-70E740481C1C}">
+                          <a14:useLocalDpi xmlns:a14="http://schemas.microsoft.com/office/drawing/2010/main" val="0"/>
+                        </a:ext>
+                      </a:extLst>
+                    </a:blip>
+                    <a:stretch>
+                      <a:fillRect/>
+                    </a:stretch>
+                  </pic:blipFill>
+                  <pic:spPr>
+                    <a:xfrm>
+                      <a:off x="0" y="0"/>
+                      <a:ext cx="4625741" cy="1120237"/>
+                    </a:xfrm>
+                    <a:prstGeom prst="rect">
+                      <a:avLst/>
+                    </a:prstGeom>
+                  </pic:spPr>
+                </pic:pic>
+              </a:graphicData>
+            </a:graphic>
+          </wp:inline>
+        </w:drawing>
+      </w:r>
+    </w:p>
+    <w:p>
+      <w:pPr>
+        <w:spacing w:afterLines="24" w:after="57" w:line="288" w:lineRule="auto"/>
+      </w:pPr>
+    </w:p>
+    <w:p>
+      <w:pPr>
+        <w:spacing w:afterLines="24" w:after="57" w:line="288" w:lineRule="auto"/>
       </w:pPr>
     </w:p>
     <w:p>
@@ -2085,7 +2438,14 @@
         <w:rPr>
           <w:lang w:val="en-US"/>
         </w:rPr>
-        <w:t>), Assumption Under Review (</w:t>
+        <w:t xml:space="preserve">), Assumption Under </w:t>
+      </w:r>
+      <w:r>
+        <w:rPr>
+          <w:lang w:val="en-US"/>
+        </w:rPr>
+        <w:lastRenderedPageBreak/>
+        <w:t>Review (</w:t>
       </w:r>
       <w:proofErr w:type="spellStart"/>
       <w:r>
@@ -2251,6 +2611,239 @@
       <w:pPr>
         <w:spacing w:afterLines="24" w:after="57" w:line="288" w:lineRule="auto"/>
       </w:pPr>
+    </w:p>
+    <w:p>
+      <w:pPr>
+        <w:spacing w:afterLines="24" w:after="57" w:line="288" w:lineRule="auto"/>
+        <w:jc w:val="center"/>
+      </w:pPr>
+      <w:r>
+        <w:rPr>
+          <w:noProof/>
+        </w:rPr>
+        <w:drawing>
+          <wp:inline distT="0" distB="0" distL="0" distR="0" wp14:anchorId="6E92C45E" wp14:editId="14AE8A63">
+            <wp:extent cx="823031" cy="762066"/>
+            <wp:effectExtent l="0" t="0" r="0" b="0"/>
+            <wp:docPr id="1254046986" name="Afbeelding 10" descr="Afbeelding met clipart, diagram, ontwerp&#10;&#10;Door AI gegenereerde inhoud is mogelijk onjuist."/>
+            <wp:cNvGraphicFramePr>
+              <a:graphicFrameLocks xmlns:a="http://schemas.openxmlformats.org/drawingml/2006/main" noChangeAspect="1"/>
+            </wp:cNvGraphicFramePr>
+            <a:graphic xmlns:a="http://schemas.openxmlformats.org/drawingml/2006/main">
+              <a:graphicData uri="http://schemas.openxmlformats.org/drawingml/2006/picture">
+                <pic:pic xmlns:pic="http://schemas.openxmlformats.org/drawingml/2006/picture">
+                  <pic:nvPicPr>
+                    <pic:cNvPr id="1254046986" name="Afbeelding 10" descr="Afbeelding met clipart, diagram, ontwerp&#10;&#10;Door AI gegenereerde inhoud is mogelijk onjuist."/>
+                    <pic:cNvPicPr/>
+                  </pic:nvPicPr>
+                  <pic:blipFill>
+                    <a:blip r:embed="rId12">
+                      <a:extLst>
+                        <a:ext uri="{28A0092B-C50C-407E-A947-70E740481C1C}">
+                          <a14:useLocalDpi xmlns:a14="http://schemas.microsoft.com/office/drawing/2010/main" val="0"/>
+                        </a:ext>
+                      </a:extLst>
+                    </a:blip>
+                    <a:stretch>
+                      <a:fillRect/>
+                    </a:stretch>
+                  </pic:blipFill>
+                  <pic:spPr>
+                    <a:xfrm>
+                      <a:off x="0" y="0"/>
+                      <a:ext cx="823031" cy="762066"/>
+                    </a:xfrm>
+                    <a:prstGeom prst="rect">
+                      <a:avLst/>
+                    </a:prstGeom>
+                  </pic:spPr>
+                </pic:pic>
+              </a:graphicData>
+            </a:graphic>
+          </wp:inline>
+        </w:drawing>
+      </w:r>
+    </w:p>
+    <w:p>
+      <w:pPr>
+        <w:spacing w:afterLines="24" w:after="57" w:line="288" w:lineRule="auto"/>
+      </w:pPr>
+    </w:p>
+    <w:p>
+      <w:pPr>
+        <w:spacing w:afterLines="24" w:after="57" w:line="288" w:lineRule="auto"/>
+        <w:jc w:val="center"/>
+      </w:pPr>
+      <w:r>
+        <w:rPr>
+          <w:noProof/>
+        </w:rPr>
+        <w:drawing>
+          <wp:inline distT="0" distB="0" distL="0" distR="0" wp14:anchorId="0B2C1B6F" wp14:editId="36252DA4">
+            <wp:extent cx="838273" cy="784928"/>
+            <wp:effectExtent l="0" t="0" r="0" b="0"/>
+            <wp:docPr id="1276324615" name="Afbeelding 11" descr="Afbeelding met symbool, schermopname, ontwerp, clipart&#10;&#10;Door AI gegenereerde inhoud is mogelijk onjuist."/>
+            <wp:cNvGraphicFramePr>
+              <a:graphicFrameLocks xmlns:a="http://schemas.openxmlformats.org/drawingml/2006/main" noChangeAspect="1"/>
+            </wp:cNvGraphicFramePr>
+            <a:graphic xmlns:a="http://schemas.openxmlformats.org/drawingml/2006/main">
+              <a:graphicData uri="http://schemas.openxmlformats.org/drawingml/2006/picture">
+                <pic:pic xmlns:pic="http://schemas.openxmlformats.org/drawingml/2006/picture">
+                  <pic:nvPicPr>
+                    <pic:cNvPr id="1276324615" name="Afbeelding 11" descr="Afbeelding met symbool, schermopname, ontwerp, clipart&#10;&#10;Door AI gegenereerde inhoud is mogelijk onjuist."/>
+                    <pic:cNvPicPr/>
+                  </pic:nvPicPr>
+                  <pic:blipFill>
+                    <a:blip r:embed="rId13">
+                      <a:extLst>
+                        <a:ext uri="{28A0092B-C50C-407E-A947-70E740481C1C}">
+                          <a14:useLocalDpi xmlns:a14="http://schemas.microsoft.com/office/drawing/2010/main" val="0"/>
+                        </a:ext>
+                      </a:extLst>
+                    </a:blip>
+                    <a:stretch>
+                      <a:fillRect/>
+                    </a:stretch>
+                  </pic:blipFill>
+                  <pic:spPr>
+                    <a:xfrm>
+                      <a:off x="0" y="0"/>
+                      <a:ext cx="838273" cy="784928"/>
+                    </a:xfrm>
+                    <a:prstGeom prst="rect">
+                      <a:avLst/>
+                    </a:prstGeom>
+                  </pic:spPr>
+                </pic:pic>
+              </a:graphicData>
+            </a:graphic>
+          </wp:inline>
+        </w:drawing>
+      </w:r>
+    </w:p>
+    <w:p>
+      <w:pPr>
+        <w:spacing w:afterLines="24" w:after="57" w:line="288" w:lineRule="auto"/>
+      </w:pPr>
+    </w:p>
+    <w:p>
+      <w:pPr>
+        <w:spacing w:afterLines="24" w:after="57" w:line="288" w:lineRule="auto"/>
+        <w:jc w:val="center"/>
+      </w:pPr>
+      <w:r>
+        <w:rPr>
+          <w:noProof/>
+        </w:rPr>
+        <w:drawing>
+          <wp:inline distT="0" distB="0" distL="0" distR="0" wp14:anchorId="15DB5F27" wp14:editId="1BDE2739">
+            <wp:extent cx="838273" cy="769687"/>
+            <wp:effectExtent l="0" t="0" r="0" b="0"/>
+            <wp:docPr id="201410427" name="Afbeelding 12" descr="Afbeelding met schermopname, clipart, ontwerp&#10;&#10;Door AI gegenereerde inhoud is mogelijk onjuist."/>
+            <wp:cNvGraphicFramePr>
+              <a:graphicFrameLocks xmlns:a="http://schemas.openxmlformats.org/drawingml/2006/main" noChangeAspect="1"/>
+            </wp:cNvGraphicFramePr>
+            <a:graphic xmlns:a="http://schemas.openxmlformats.org/drawingml/2006/main">
+              <a:graphicData uri="http://schemas.openxmlformats.org/drawingml/2006/picture">
+                <pic:pic xmlns:pic="http://schemas.openxmlformats.org/drawingml/2006/picture">
+                  <pic:nvPicPr>
+                    <pic:cNvPr id="201410427" name="Afbeelding 12" descr="Afbeelding met schermopname, clipart, ontwerp&#10;&#10;Door AI gegenereerde inhoud is mogelijk onjuist."/>
+                    <pic:cNvPicPr/>
+                  </pic:nvPicPr>
+                  <pic:blipFill>
+                    <a:blip r:embed="rId14">
+                      <a:extLst>
+                        <a:ext uri="{28A0092B-C50C-407E-A947-70E740481C1C}">
+                          <a14:useLocalDpi xmlns:a14="http://schemas.microsoft.com/office/drawing/2010/main" val="0"/>
+                        </a:ext>
+                      </a:extLst>
+                    </a:blip>
+                    <a:stretch>
+                      <a:fillRect/>
+                    </a:stretch>
+                  </pic:blipFill>
+                  <pic:spPr>
+                    <a:xfrm>
+                      <a:off x="0" y="0"/>
+                      <a:ext cx="838273" cy="769687"/>
+                    </a:xfrm>
+                    <a:prstGeom prst="rect">
+                      <a:avLst/>
+                    </a:prstGeom>
+                  </pic:spPr>
+                </pic:pic>
+              </a:graphicData>
+            </a:graphic>
+          </wp:inline>
+        </w:drawing>
+      </w:r>
+    </w:p>
+    <w:p>
+      <w:pPr>
+        <w:spacing w:afterLines="24" w:after="57" w:line="288" w:lineRule="auto"/>
+      </w:pPr>
+    </w:p>
+    <w:p>
+      <w:pPr>
+        <w:spacing w:afterLines="24" w:after="57" w:line="288" w:lineRule="auto"/>
+        <w:jc w:val="center"/>
+      </w:pPr>
+      <w:r>
+        <w:rPr>
+          <w:noProof/>
+        </w:rPr>
+        <w:drawing>
+          <wp:inline distT="0" distB="0" distL="0" distR="0" wp14:anchorId="40F10EA1" wp14:editId="7ACB0DB4">
+            <wp:extent cx="800169" cy="762066"/>
+            <wp:effectExtent l="0" t="0" r="0" b="0"/>
+            <wp:docPr id="2122647902" name="Afbeelding 13" descr="Afbeelding met schermopname, diagram, symbool, ontwerp&#10;&#10;Door AI gegenereerde inhoud is mogelijk onjuist."/>
+            <wp:cNvGraphicFramePr>
+              <a:graphicFrameLocks xmlns:a="http://schemas.openxmlformats.org/drawingml/2006/main" noChangeAspect="1"/>
+            </wp:cNvGraphicFramePr>
+            <a:graphic xmlns:a="http://schemas.openxmlformats.org/drawingml/2006/main">
+              <a:graphicData uri="http://schemas.openxmlformats.org/drawingml/2006/picture">
+                <pic:pic xmlns:pic="http://schemas.openxmlformats.org/drawingml/2006/picture">
+                  <pic:nvPicPr>
+                    <pic:cNvPr id="2122647902" name="Afbeelding 13" descr="Afbeelding met schermopname, diagram, symbool, ontwerp&#10;&#10;Door AI gegenereerde inhoud is mogelijk onjuist."/>
+                    <pic:cNvPicPr/>
+                  </pic:nvPicPr>
+                  <pic:blipFill>
+                    <a:blip r:embed="rId15">
+                      <a:extLst>
+                        <a:ext uri="{28A0092B-C50C-407E-A947-70E740481C1C}">
+                          <a14:useLocalDpi xmlns:a14="http://schemas.microsoft.com/office/drawing/2010/main" val="0"/>
+                        </a:ext>
+                      </a:extLst>
+                    </a:blip>
+                    <a:stretch>
+                      <a:fillRect/>
+                    </a:stretch>
+                  </pic:blipFill>
+                  <pic:spPr>
+                    <a:xfrm>
+                      <a:off x="0" y="0"/>
+                      <a:ext cx="800169" cy="762066"/>
+                    </a:xfrm>
+                    <a:prstGeom prst="rect">
+                      <a:avLst/>
+                    </a:prstGeom>
+                  </pic:spPr>
+                </pic:pic>
+              </a:graphicData>
+            </a:graphic>
+          </wp:inline>
+        </w:drawing>
+      </w:r>
+    </w:p>
+    <w:p>
+      <w:pPr>
+        <w:spacing w:afterLines="24" w:after="57" w:line="288" w:lineRule="auto"/>
+      </w:pPr>
+    </w:p>
+    <w:p>
+      <w:pPr>
+        <w:spacing w:afterLines="24" w:after="57" w:line="288" w:lineRule="auto"/>
+      </w:pPr>
       <w:r>
         <w:t xml:space="preserve">De </w:t>
       </w:r>
@@ -2331,8 +2924,70 @@
       <w:pPr>
         <w:spacing w:afterLines="24" w:after="57" w:line="288" w:lineRule="auto"/>
       </w:pPr>
-      <w:r>
+    </w:p>
+    <w:p>
+      <w:pPr>
+        <w:spacing w:afterLines="24" w:after="57" w:line="288" w:lineRule="auto"/>
+        <w:jc w:val="center"/>
+      </w:pPr>
+      <w:r>
+        <w:rPr>
+          <w:noProof/>
+        </w:rPr>
         <w:lastRenderedPageBreak/>
+        <w:drawing>
+          <wp:inline distT="0" distB="0" distL="0" distR="0" wp14:anchorId="18032CE1" wp14:editId="244C6695">
+            <wp:extent cx="1577477" cy="1386960"/>
+            <wp:effectExtent l="0" t="0" r="3810" b="3810"/>
+            <wp:docPr id="1167886506" name="Afbeelding 14" descr="Afbeelding met tekst, Lettertype, schermopname, lijn&#10;&#10;Door AI gegenereerde inhoud is mogelijk onjuist."/>
+            <wp:cNvGraphicFramePr>
+              <a:graphicFrameLocks xmlns:a="http://schemas.openxmlformats.org/drawingml/2006/main" noChangeAspect="1"/>
+            </wp:cNvGraphicFramePr>
+            <a:graphic xmlns:a="http://schemas.openxmlformats.org/drawingml/2006/main">
+              <a:graphicData uri="http://schemas.openxmlformats.org/drawingml/2006/picture">
+                <pic:pic xmlns:pic="http://schemas.openxmlformats.org/drawingml/2006/picture">
+                  <pic:nvPicPr>
+                    <pic:cNvPr id="1167886506" name="Afbeelding 14" descr="Afbeelding met tekst, Lettertype, schermopname, lijn&#10;&#10;Door AI gegenereerde inhoud is mogelijk onjuist."/>
+                    <pic:cNvPicPr/>
+                  </pic:nvPicPr>
+                  <pic:blipFill>
+                    <a:blip r:embed="rId16">
+                      <a:extLst>
+                        <a:ext uri="{28A0092B-C50C-407E-A947-70E740481C1C}">
+                          <a14:useLocalDpi xmlns:a14="http://schemas.microsoft.com/office/drawing/2010/main" val="0"/>
+                        </a:ext>
+                      </a:extLst>
+                    </a:blip>
+                    <a:stretch>
+                      <a:fillRect/>
+                    </a:stretch>
+                  </pic:blipFill>
+                  <pic:spPr>
+                    <a:xfrm>
+                      <a:off x="0" y="0"/>
+                      <a:ext cx="1577477" cy="1386960"/>
+                    </a:xfrm>
+                    <a:prstGeom prst="rect">
+                      <a:avLst/>
+                    </a:prstGeom>
+                  </pic:spPr>
+                </pic:pic>
+              </a:graphicData>
+            </a:graphic>
+          </wp:inline>
+        </w:drawing>
+      </w:r>
+    </w:p>
+    <w:p>
+      <w:pPr>
+        <w:spacing w:afterLines="24" w:after="57" w:line="288" w:lineRule="auto"/>
+      </w:pPr>
+    </w:p>
+    <w:p>
+      <w:pPr>
+        <w:spacing w:afterLines="24" w:after="57" w:line="288" w:lineRule="auto"/>
+      </w:pPr>
+      <w:r>
         <w:t>Door de berekening en sortering centraal te houden, kan de rating zowel in de boomvisualisatie als in lijsten op een consistente manier gebruikt worden.</w:t>
       </w:r>
     </w:p>
@@ -2417,6 +3072,11 @@
       <w:pPr>
         <w:spacing w:afterLines="24" w:after="57" w:line="288" w:lineRule="auto"/>
       </w:pPr>
+    </w:p>
+    <w:p>
+      <w:pPr>
+        <w:spacing w:afterLines="24" w:after="57" w:line="288" w:lineRule="auto"/>
+      </w:pPr>
       <w:r>
         <w:t xml:space="preserve">De </w:t>
       </w:r>
@@ -2534,6 +3194,69 @@
       <w:pPr>
         <w:spacing w:afterLines="24" w:after="57" w:line="288" w:lineRule="auto"/>
       </w:pPr>
+    </w:p>
+    <w:p>
+      <w:pPr>
+        <w:spacing w:afterLines="24" w:after="57" w:line="288" w:lineRule="auto"/>
+        <w:jc w:val="center"/>
+      </w:pPr>
+      <w:r>
+        <w:rPr>
+          <w:noProof/>
+        </w:rPr>
+        <w:lastRenderedPageBreak/>
+        <w:drawing>
+          <wp:inline distT="0" distB="0" distL="0" distR="0" wp14:anchorId="440E2E1B" wp14:editId="7443895A">
+            <wp:extent cx="3355211" cy="4831080"/>
+            <wp:effectExtent l="0" t="0" r="0" b="7620"/>
+            <wp:docPr id="1536152757" name="Afbeelding 15" descr="Afbeelding met tekst, schermopname, nummer, Lettertype&#10;&#10;Door AI gegenereerde inhoud is mogelijk onjuist."/>
+            <wp:cNvGraphicFramePr>
+              <a:graphicFrameLocks xmlns:a="http://schemas.openxmlformats.org/drawingml/2006/main" noChangeAspect="1"/>
+            </wp:cNvGraphicFramePr>
+            <a:graphic xmlns:a="http://schemas.openxmlformats.org/drawingml/2006/main">
+              <a:graphicData uri="http://schemas.openxmlformats.org/drawingml/2006/picture">
+                <pic:pic xmlns:pic="http://schemas.openxmlformats.org/drawingml/2006/picture">
+                  <pic:nvPicPr>
+                    <pic:cNvPr id="1536152757" name="Afbeelding 15" descr="Afbeelding met tekst, schermopname, nummer, Lettertype&#10;&#10;Door AI gegenereerde inhoud is mogelijk onjuist."/>
+                    <pic:cNvPicPr/>
+                  </pic:nvPicPr>
+                  <pic:blipFill>
+                    <a:blip r:embed="rId17">
+                      <a:extLst>
+                        <a:ext uri="{28A0092B-C50C-407E-A947-70E740481C1C}">
+                          <a14:useLocalDpi xmlns:a14="http://schemas.microsoft.com/office/drawing/2010/main" val="0"/>
+                        </a:ext>
+                      </a:extLst>
+                    </a:blip>
+                    <a:stretch>
+                      <a:fillRect/>
+                    </a:stretch>
+                  </pic:blipFill>
+                  <pic:spPr>
+                    <a:xfrm>
+                      <a:off x="0" y="0"/>
+                      <a:ext cx="3359676" cy="4837509"/>
+                    </a:xfrm>
+                    <a:prstGeom prst="rect">
+                      <a:avLst/>
+                    </a:prstGeom>
+                  </pic:spPr>
+                </pic:pic>
+              </a:graphicData>
+            </a:graphic>
+          </wp:inline>
+        </w:drawing>
+      </w:r>
+    </w:p>
+    <w:p>
+      <w:pPr>
+        <w:spacing w:afterLines="24" w:after="57" w:line="288" w:lineRule="auto"/>
+      </w:pPr>
+    </w:p>
+    <w:p>
+      <w:pPr>
+        <w:spacing w:afterLines="24" w:after="57" w:line="288" w:lineRule="auto"/>
+      </w:pPr>
       <w:r>
         <w:t xml:space="preserve">De filterfunctionaliteit groepeert </w:t>
       </w:r>
@@ -2675,7 +3398,180 @@
       <w:pPr>
         <w:spacing w:afterLines="24" w:after="57" w:line="288" w:lineRule="auto"/>
       </w:pPr>
-      <w:r>
+    </w:p>
+    <w:p>
+      <w:pPr>
+        <w:spacing w:afterLines="24" w:after="57" w:line="288" w:lineRule="auto"/>
+        <w:jc w:val="center"/>
+      </w:pPr>
+      <w:r>
+        <w:rPr>
+          <w:noProof/>
+        </w:rPr>
+        <w:drawing>
+          <wp:inline distT="0" distB="0" distL="0" distR="0" wp14:anchorId="7C3A18CA" wp14:editId="0264EB89">
+            <wp:extent cx="723900" cy="1465601"/>
+            <wp:effectExtent l="0" t="0" r="0" b="1270"/>
+            <wp:docPr id="1006082141" name="Afbeelding 16" descr="Afbeelding met Lettertype, schermopname, symbool, tekst&#10;&#10;Door AI gegenereerde inhoud is mogelijk onjuist."/>
+            <wp:cNvGraphicFramePr>
+              <a:graphicFrameLocks xmlns:a="http://schemas.openxmlformats.org/drawingml/2006/main" noChangeAspect="1"/>
+            </wp:cNvGraphicFramePr>
+            <a:graphic xmlns:a="http://schemas.openxmlformats.org/drawingml/2006/main">
+              <a:graphicData uri="http://schemas.openxmlformats.org/drawingml/2006/picture">
+                <pic:pic xmlns:pic="http://schemas.openxmlformats.org/drawingml/2006/picture">
+                  <pic:nvPicPr>
+                    <pic:cNvPr id="1006082141" name="Afbeelding 16" descr="Afbeelding met Lettertype, schermopname, symbool, tekst&#10;&#10;Door AI gegenereerde inhoud is mogelijk onjuist."/>
+                    <pic:cNvPicPr/>
+                  </pic:nvPicPr>
+                  <pic:blipFill>
+                    <a:blip r:embed="rId18">
+                      <a:extLst>
+                        <a:ext uri="{28A0092B-C50C-407E-A947-70E740481C1C}">
+                          <a14:useLocalDpi xmlns:a14="http://schemas.microsoft.com/office/drawing/2010/main" val="0"/>
+                        </a:ext>
+                      </a:extLst>
+                    </a:blip>
+                    <a:stretch>
+                      <a:fillRect/>
+                    </a:stretch>
+                  </pic:blipFill>
+                  <pic:spPr>
+                    <a:xfrm>
+                      <a:off x="0" y="0"/>
+                      <a:ext cx="736649" cy="1491413"/>
+                    </a:xfrm>
+                    <a:prstGeom prst="rect">
+                      <a:avLst/>
+                    </a:prstGeom>
+                  </pic:spPr>
+                </pic:pic>
+              </a:graphicData>
+            </a:graphic>
+          </wp:inline>
+        </w:drawing>
+      </w:r>
+    </w:p>
+    <w:p>
+      <w:pPr>
+        <w:spacing w:afterLines="24" w:after="57" w:line="288" w:lineRule="auto"/>
+        <w:jc w:val="center"/>
+      </w:pPr>
+      <w:r>
+        <w:rPr>
+          <w:noProof/>
+        </w:rPr>
+        <w:lastRenderedPageBreak/>
+        <w:drawing>
+          <wp:inline distT="0" distB="0" distL="0" distR="0" wp14:anchorId="06AFC8F0" wp14:editId="05558874">
+            <wp:extent cx="4831898" cy="4267200"/>
+            <wp:effectExtent l="0" t="0" r="6985" b="0"/>
+            <wp:docPr id="1090130698" name="Afbeelding 17" descr="Afbeelding met tekst, schermopname, nummer, Parallel&#10;&#10;Door AI gegenereerde inhoud is mogelijk onjuist."/>
+            <wp:cNvGraphicFramePr>
+              <a:graphicFrameLocks xmlns:a="http://schemas.openxmlformats.org/drawingml/2006/main" noChangeAspect="1"/>
+            </wp:cNvGraphicFramePr>
+            <a:graphic xmlns:a="http://schemas.openxmlformats.org/drawingml/2006/main">
+              <a:graphicData uri="http://schemas.openxmlformats.org/drawingml/2006/picture">
+                <pic:pic xmlns:pic="http://schemas.openxmlformats.org/drawingml/2006/picture">
+                  <pic:nvPicPr>
+                    <pic:cNvPr id="1090130698" name="Afbeelding 17" descr="Afbeelding met tekst, schermopname, nummer, Parallel&#10;&#10;Door AI gegenereerde inhoud is mogelijk onjuist."/>
+                    <pic:cNvPicPr/>
+                  </pic:nvPicPr>
+                  <pic:blipFill>
+                    <a:blip r:embed="rId19">
+                      <a:extLst>
+                        <a:ext uri="{28A0092B-C50C-407E-A947-70E740481C1C}">
+                          <a14:useLocalDpi xmlns:a14="http://schemas.microsoft.com/office/drawing/2010/main" val="0"/>
+                        </a:ext>
+                      </a:extLst>
+                    </a:blip>
+                    <a:stretch>
+                      <a:fillRect/>
+                    </a:stretch>
+                  </pic:blipFill>
+                  <pic:spPr>
+                    <a:xfrm>
+                      <a:off x="0" y="0"/>
+                      <a:ext cx="4846292" cy="4279911"/>
+                    </a:xfrm>
+                    <a:prstGeom prst="rect">
+                      <a:avLst/>
+                    </a:prstGeom>
+                  </pic:spPr>
+                </pic:pic>
+              </a:graphicData>
+            </a:graphic>
+          </wp:inline>
+        </w:drawing>
+      </w:r>
+    </w:p>
+    <w:p>
+      <w:pPr>
+        <w:spacing w:afterLines="24" w:after="57" w:line="288" w:lineRule="auto"/>
+      </w:pPr>
+    </w:p>
+    <w:p>
+      <w:pPr>
+        <w:spacing w:afterLines="24" w:after="57" w:line="288" w:lineRule="auto"/>
+        <w:jc w:val="center"/>
+      </w:pPr>
+      <w:r>
+        <w:rPr>
+          <w:noProof/>
+        </w:rPr>
+        <w:drawing>
+          <wp:inline distT="0" distB="0" distL="0" distR="0" wp14:anchorId="41AE1910" wp14:editId="7E9A46DC">
+            <wp:extent cx="4840522" cy="4137660"/>
+            <wp:effectExtent l="0" t="0" r="0" b="0"/>
+            <wp:docPr id="524813072" name="Afbeelding 18" descr="Afbeelding met tekst, schermopname, nummer, Parallel&#10;&#10;Door AI gegenereerde inhoud is mogelijk onjuist."/>
+            <wp:cNvGraphicFramePr>
+              <a:graphicFrameLocks xmlns:a="http://schemas.openxmlformats.org/drawingml/2006/main" noChangeAspect="1"/>
+            </wp:cNvGraphicFramePr>
+            <a:graphic xmlns:a="http://schemas.openxmlformats.org/drawingml/2006/main">
+              <a:graphicData uri="http://schemas.openxmlformats.org/drawingml/2006/picture">
+                <pic:pic xmlns:pic="http://schemas.openxmlformats.org/drawingml/2006/picture">
+                  <pic:nvPicPr>
+                    <pic:cNvPr id="524813072" name="Afbeelding 18" descr="Afbeelding met tekst, schermopname, nummer, Parallel&#10;&#10;Door AI gegenereerde inhoud is mogelijk onjuist."/>
+                    <pic:cNvPicPr/>
+                  </pic:nvPicPr>
+                  <pic:blipFill>
+                    <a:blip r:embed="rId20">
+                      <a:extLst>
+                        <a:ext uri="{28A0092B-C50C-407E-A947-70E740481C1C}">
+                          <a14:useLocalDpi xmlns:a14="http://schemas.microsoft.com/office/drawing/2010/main" val="0"/>
+                        </a:ext>
+                      </a:extLst>
+                    </a:blip>
+                    <a:stretch>
+                      <a:fillRect/>
+                    </a:stretch>
+                  </pic:blipFill>
+                  <pic:spPr>
+                    <a:xfrm>
+                      <a:off x="0" y="0"/>
+                      <a:ext cx="4848637" cy="4144597"/>
+                    </a:xfrm>
+                    <a:prstGeom prst="rect">
+                      <a:avLst/>
+                    </a:prstGeom>
+                  </pic:spPr>
+                </pic:pic>
+              </a:graphicData>
+            </a:graphic>
+          </wp:inline>
+        </w:drawing>
+      </w:r>
+    </w:p>
+    <w:p>
+      <w:pPr>
+        <w:spacing w:afterLines="24" w:after="57" w:line="288" w:lineRule="auto"/>
+      </w:pPr>
+    </w:p>
+    <w:p>
+      <w:pPr>
+        <w:spacing w:afterLines="24" w:after="57" w:line="288" w:lineRule="auto"/>
+      </w:pPr>
+      <w:r>
+        <w:lastRenderedPageBreak/>
         <w:t xml:space="preserve">Deze implementatie verbindt de abstracte datastructuur (statussen, </w:t>
       </w:r>
       <w:proofErr w:type="spellStart"/>
@@ -2765,14 +3661,6 @@
     <w:p>
       <w:pPr>
         <w:spacing w:afterLines="24" w:after="57" w:line="288" w:lineRule="auto"/>
-        <w:rPr>
-          <w:b/>
-          <w:bCs/>
-        </w:rPr>
-      </w:pPr>
-    </w:p>
-    <w:p>
-      <w:pPr>
         <w:rPr>
           <w:b/>
           <w:bCs/>
@@ -2780,26 +3668,26 @@
           <w:szCs w:val="28"/>
         </w:rPr>
       </w:pPr>
-      <w:r>
+    </w:p>
+    <w:p>
+      <w:pPr>
+        <w:spacing w:afterLines="24" w:after="57" w:line="288" w:lineRule="auto"/>
         <w:rPr>
           <w:b/>
           <w:bCs/>
           <w:sz w:val="28"/>
           <w:szCs w:val="28"/>
         </w:rPr>
-        <w:br w:type="page"/>
-      </w:r>
-    </w:p>
-    <w:p>
-      <w:pPr>
-        <w:spacing w:afterLines="24" w:after="57" w:line="288" w:lineRule="auto"/>
+      </w:pPr>
+      <w:r>
         <w:rPr>
           <w:b/>
           <w:bCs/>
           <w:sz w:val="28"/>
           <w:szCs w:val="28"/>
         </w:rPr>
-      </w:pPr>
+        <w:t xml:space="preserve">3.9 </w:t>
+      </w:r>
       <w:r>
         <w:rPr>
           <w:b/>
@@ -2807,9 +3695,9 @@
           <w:sz w:val="28"/>
           <w:szCs w:val="28"/>
         </w:rPr>
-        <w:lastRenderedPageBreak/>
-        <w:t xml:space="preserve">3.9 </w:t>
-      </w:r>
+        <w:t xml:space="preserve">Hover-functionaliteit voor </w:t>
+      </w:r>
+      <w:proofErr w:type="spellStart"/>
       <w:r>
         <w:rPr>
           <w:b/>
@@ -2817,9 +3705,9 @@
           <w:sz w:val="28"/>
           <w:szCs w:val="28"/>
         </w:rPr>
-        <w:t xml:space="preserve">Hover-functionaliteit voor </w:t>
-      </w:r>
-      <w:proofErr w:type="spellStart"/>
+        <w:t>parent</w:t>
+      </w:r>
+      <w:proofErr w:type="spellEnd"/>
       <w:r>
         <w:rPr>
           <w:b/>
@@ -2827,17 +3715,148 @@
           <w:sz w:val="28"/>
           <w:szCs w:val="28"/>
         </w:rPr>
-        <w:t>parent</w:t>
-      </w:r>
-      <w:proofErr w:type="spellEnd"/>
-      <w:r>
+        <w:t>-context</w:t>
+      </w:r>
+    </w:p>
+    <w:p>
+      <w:pPr>
+        <w:spacing w:afterLines="24" w:after="57" w:line="288" w:lineRule="auto"/>
         <w:rPr>
           <w:b/>
           <w:bCs/>
           <w:sz w:val="28"/>
           <w:szCs w:val="28"/>
         </w:rPr>
-        <w:t>-context</w:t>
+      </w:pPr>
+    </w:p>
+    <w:p>
+      <w:pPr>
+        <w:spacing w:afterLines="24" w:after="57" w:line="288" w:lineRule="auto"/>
+      </w:pPr>
+      <w:r>
+        <w:t xml:space="preserve">In zowel de boomvisualisatie als het filterzijpaneel wordt bij </w:t>
+      </w:r>
+      <w:proofErr w:type="spellStart"/>
+      <w:r>
+        <w:t>hover</w:t>
+      </w:r>
+      <w:proofErr w:type="spellEnd"/>
+      <w:r>
+        <w:t xml:space="preserve"> over een node de directe </w:t>
+      </w:r>
+      <w:proofErr w:type="spellStart"/>
+      <w:r>
+        <w:t>parent</w:t>
+      </w:r>
+      <w:proofErr w:type="spellEnd"/>
+      <w:r>
+        <w:t xml:space="preserve"> getoond, zodat de hiërarchische context expliciet zichtbaar blijft tijdens interactie. In de boom ondersteunt dit snelle oriëntatie bij complexe structuren zonder terug scrollen, terwijl het in het filterzijpaneel gebruikers toelaat gefilterde </w:t>
+      </w:r>
+      <w:proofErr w:type="spellStart"/>
+      <w:r>
+        <w:t>nodes</w:t>
+      </w:r>
+      <w:proofErr w:type="spellEnd"/>
+      <w:r>
+        <w:t xml:space="preserve"> (bijv. alle </w:t>
+      </w:r>
+      <w:proofErr w:type="spellStart"/>
+      <w:r>
+        <w:t>Weaknesses</w:t>
+      </w:r>
+      <w:proofErr w:type="spellEnd"/>
+      <w:r>
+        <w:t>) te inspecteren zonder de volledige boompositie te traceren</w:t>
+      </w:r>
+      <w:r>
+        <w:t>.</w:t>
+      </w:r>
+      <w:r>
+        <w:t xml:space="preserve"> </w:t>
+      </w:r>
+      <w:r>
+        <w:t xml:space="preserve">De </w:t>
+      </w:r>
+      <w:proofErr w:type="spellStart"/>
+      <w:r>
+        <w:t>parent</w:t>
+      </w:r>
+      <w:proofErr w:type="spellEnd"/>
+      <w:r>
+        <w:t xml:space="preserve">-weergave voorkomt dat kritieke relaties verloren gaan in een lijstcontext en biedt snelle contextuele inspectie vóór navigatie (bijv. "welke </w:t>
+      </w:r>
+      <w:proofErr w:type="spellStart"/>
+      <w:r>
+        <w:t>fortunately</w:t>
+      </w:r>
+      <w:proofErr w:type="spellEnd"/>
+      <w:r>
+        <w:t xml:space="preserve">-node adresseert deze </w:t>
+      </w:r>
+      <w:proofErr w:type="spellStart"/>
+      <w:r>
+        <w:t>weakness</w:t>
+      </w:r>
+      <w:proofErr w:type="spellEnd"/>
+      <w:r>
+        <w:t>?").</w:t>
+      </w:r>
+    </w:p>
+    <w:p>
+      <w:pPr>
+        <w:spacing w:afterLines="24" w:after="57" w:line="288" w:lineRule="auto"/>
+      </w:pPr>
+    </w:p>
+    <w:p>
+      <w:pPr>
+        <w:spacing w:afterLines="24" w:after="57" w:line="288" w:lineRule="auto"/>
+        <w:jc w:val="center"/>
+      </w:pPr>
+      <w:r>
+        <w:rPr>
+          <w:noProof/>
+        </w:rPr>
+        <w:drawing>
+          <wp:inline distT="0" distB="0" distL="0" distR="0" wp14:anchorId="209EFDD2" wp14:editId="229EF71E">
+            <wp:extent cx="4198620" cy="1668338"/>
+            <wp:effectExtent l="0" t="0" r="0" b="8255"/>
+            <wp:docPr id="770492127" name="Afbeelding 19" descr="Afbeelding met tekst, schermopname, Lettertype&#10;&#10;Door AI gegenereerde inhoud is mogelijk onjuist."/>
+            <wp:cNvGraphicFramePr>
+              <a:graphicFrameLocks xmlns:a="http://schemas.openxmlformats.org/drawingml/2006/main" noChangeAspect="1"/>
+            </wp:cNvGraphicFramePr>
+            <a:graphic xmlns:a="http://schemas.openxmlformats.org/drawingml/2006/main">
+              <a:graphicData uri="http://schemas.openxmlformats.org/drawingml/2006/picture">
+                <pic:pic xmlns:pic="http://schemas.openxmlformats.org/drawingml/2006/picture">
+                  <pic:nvPicPr>
+                    <pic:cNvPr id="770492127" name="Afbeelding 19" descr="Afbeelding met tekst, schermopname, Lettertype&#10;&#10;Door AI gegenereerde inhoud is mogelijk onjuist."/>
+                    <pic:cNvPicPr/>
+                  </pic:nvPicPr>
+                  <pic:blipFill>
+                    <a:blip r:embed="rId21">
+                      <a:extLst>
+                        <a:ext uri="{28A0092B-C50C-407E-A947-70E740481C1C}">
+                          <a14:useLocalDpi xmlns:a14="http://schemas.microsoft.com/office/drawing/2010/main" val="0"/>
+                        </a:ext>
+                      </a:extLst>
+                    </a:blip>
+                    <a:stretch>
+                      <a:fillRect/>
+                    </a:stretch>
+                  </pic:blipFill>
+                  <pic:spPr>
+                    <a:xfrm>
+                      <a:off x="0" y="0"/>
+                      <a:ext cx="4216853" cy="1675583"/>
+                    </a:xfrm>
+                    <a:prstGeom prst="rect">
+                      <a:avLst/>
+                    </a:prstGeom>
+                  </pic:spPr>
+                </pic:pic>
+              </a:graphicData>
+            </a:graphic>
+          </wp:inline>
+        </w:drawing>
       </w:r>
     </w:p>
     <w:p>
@@ -2854,84 +3873,7 @@
     <w:p>
       <w:pPr>
         <w:spacing w:afterLines="24" w:after="57" w:line="288" w:lineRule="auto"/>
-      </w:pPr>
-      <w:r>
-        <w:t xml:space="preserve">In zowel de boomvisualisatie als het filterzijpaneel wordt bij </w:t>
-      </w:r>
-      <w:proofErr w:type="spellStart"/>
-      <w:r>
-        <w:t>hover</w:t>
-      </w:r>
-      <w:proofErr w:type="spellEnd"/>
-      <w:r>
-        <w:t xml:space="preserve"> over een node de directe </w:t>
-      </w:r>
-      <w:proofErr w:type="spellStart"/>
-      <w:r>
-        <w:t>parent</w:t>
-      </w:r>
-      <w:proofErr w:type="spellEnd"/>
-      <w:r>
-        <w:t xml:space="preserve"> getoond, zodat de hiërarchische context expliciet zichtbaar blijft tijdens interactie. In de boom ondersteunt dit snelle oriëntatie bij complexe structuren zonder terug scrollen, terwijl het in het filterzijpaneel gebruikers toelaat gefilterde </w:t>
-      </w:r>
-      <w:proofErr w:type="spellStart"/>
-      <w:r>
-        <w:t>nodes</w:t>
-      </w:r>
-      <w:proofErr w:type="spellEnd"/>
-      <w:r>
-        <w:t xml:space="preserve"> (bijv. alle </w:t>
-      </w:r>
-      <w:proofErr w:type="spellStart"/>
-      <w:r>
-        <w:t>Weaknesses</w:t>
-      </w:r>
-      <w:proofErr w:type="spellEnd"/>
-      <w:r>
-        <w:t>) te inspecteren zonder de volledige boompositie te traceren</w:t>
-      </w:r>
-      <w:r>
-        <w:t>.</w:t>
-      </w:r>
-      <w:r>
-        <w:t xml:space="preserve"> </w:t>
-      </w:r>
-      <w:r>
-        <w:t xml:space="preserve">De </w:t>
-      </w:r>
-      <w:proofErr w:type="spellStart"/>
-      <w:r>
-        <w:t>parent</w:t>
-      </w:r>
-      <w:proofErr w:type="spellEnd"/>
-      <w:r>
-        <w:t xml:space="preserve">-weergave voorkomt dat kritieke relaties verloren gaan in een lijstcontext en biedt snelle contextuele inspectie vóór navigatie (bijv. "welke </w:t>
-      </w:r>
-      <w:proofErr w:type="spellStart"/>
-      <w:r>
-        <w:t>fortunately</w:t>
-      </w:r>
-      <w:proofErr w:type="spellEnd"/>
-      <w:r>
-        <w:t xml:space="preserve">-node adresseert deze </w:t>
-      </w:r>
-      <w:proofErr w:type="spellStart"/>
-      <w:r>
-        <w:t>weakness</w:t>
-      </w:r>
-      <w:proofErr w:type="spellEnd"/>
-      <w:r>
-        <w:t>?").</w:t>
-      </w:r>
-    </w:p>
-    <w:p>
-      <w:pPr>
-        <w:spacing w:afterLines="24" w:after="57" w:line="288" w:lineRule="auto"/>
-      </w:pPr>
-    </w:p>
-    <w:p>
-      <w:pPr>
-        <w:spacing w:afterLines="24" w:after="57" w:line="288" w:lineRule="auto"/>
+        <w:jc w:val="center"/>
         <w:rPr>
           <w:b/>
           <w:bCs/>
@@ -2939,26 +3881,67 @@
           <w:szCs w:val="28"/>
         </w:rPr>
       </w:pPr>
-    </w:p>
-    <w:p>
-      <w:pPr>
-        <w:spacing w:afterLines="24" w:after="57" w:line="288" w:lineRule="auto"/>
-        <w:rPr>
-          <w:b/>
-          <w:bCs/>
+      <w:r>
+        <w:rPr>
+          <w:b/>
+          <w:bCs/>
+          <w:noProof/>
           <w:sz w:val="28"/>
           <w:szCs w:val="28"/>
         </w:rPr>
-      </w:pPr>
-      <w:r>
+        <w:drawing>
+          <wp:inline distT="0" distB="0" distL="0" distR="0" wp14:anchorId="51A5570F" wp14:editId="0E2564D8">
+            <wp:extent cx="4533900" cy="1899039"/>
+            <wp:effectExtent l="0" t="0" r="0" b="6350"/>
+            <wp:docPr id="1774518488" name="Afbeelding 20" descr="Afbeelding met tekst, schermopname, Lettertype, lijn&#10;&#10;Door AI gegenereerde inhoud is mogelijk onjuist."/>
+            <wp:cNvGraphicFramePr>
+              <a:graphicFrameLocks xmlns:a="http://schemas.openxmlformats.org/drawingml/2006/main" noChangeAspect="1"/>
+            </wp:cNvGraphicFramePr>
+            <a:graphic xmlns:a="http://schemas.openxmlformats.org/drawingml/2006/main">
+              <a:graphicData uri="http://schemas.openxmlformats.org/drawingml/2006/picture">
+                <pic:pic xmlns:pic="http://schemas.openxmlformats.org/drawingml/2006/picture">
+                  <pic:nvPicPr>
+                    <pic:cNvPr id="1774518488" name="Afbeelding 20" descr="Afbeelding met tekst, schermopname, Lettertype, lijn&#10;&#10;Door AI gegenereerde inhoud is mogelijk onjuist."/>
+                    <pic:cNvPicPr/>
+                  </pic:nvPicPr>
+                  <pic:blipFill>
+                    <a:blip r:embed="rId22">
+                      <a:extLst>
+                        <a:ext uri="{28A0092B-C50C-407E-A947-70E740481C1C}">
+                          <a14:useLocalDpi xmlns:a14="http://schemas.microsoft.com/office/drawing/2010/main" val="0"/>
+                        </a:ext>
+                      </a:extLst>
+                    </a:blip>
+                    <a:stretch>
+                      <a:fillRect/>
+                    </a:stretch>
+                  </pic:blipFill>
+                  <pic:spPr>
+                    <a:xfrm>
+                      <a:off x="0" y="0"/>
+                      <a:ext cx="4537704" cy="1900632"/>
+                    </a:xfrm>
+                    <a:prstGeom prst="rect">
+                      <a:avLst/>
+                    </a:prstGeom>
+                  </pic:spPr>
+                </pic:pic>
+              </a:graphicData>
+            </a:graphic>
+          </wp:inline>
+        </w:drawing>
+      </w:r>
+    </w:p>
+    <w:p>
+      <w:pPr>
+        <w:spacing w:afterLines="24" w:after="57" w:line="288" w:lineRule="auto"/>
         <w:rPr>
           <w:b/>
           <w:bCs/>
           <w:sz w:val="28"/>
           <w:szCs w:val="28"/>
         </w:rPr>
-        <w:t xml:space="preserve">3.10 </w:t>
-      </w:r>
+      </w:pPr>
       <w:r>
         <w:rPr>
           <w:b/>
@@ -2966,7 +3949,8 @@
           <w:sz w:val="28"/>
           <w:szCs w:val="28"/>
         </w:rPr>
-        <w:t>O</w:t>
+        <w:lastRenderedPageBreak/>
+        <w:t xml:space="preserve">3.10 </w:t>
       </w:r>
       <w:r>
         <w:rPr>
@@ -2975,18 +3959,27 @@
           <w:sz w:val="28"/>
           <w:szCs w:val="28"/>
         </w:rPr>
-        <w:t>ndersteuning en feedback in de UI</w:t>
-      </w:r>
-    </w:p>
-    <w:p>
-      <w:pPr>
-        <w:spacing w:afterLines="24" w:after="57" w:line="288" w:lineRule="auto"/>
+        <w:t>O</w:t>
+      </w:r>
+      <w:r>
         <w:rPr>
           <w:b/>
           <w:bCs/>
           <w:sz w:val="28"/>
           <w:szCs w:val="28"/>
         </w:rPr>
+        <w:t>ndersteuning en feedback in de UI</w:t>
+      </w:r>
+    </w:p>
+    <w:p>
+      <w:pPr>
+        <w:spacing w:afterLines="24" w:after="57" w:line="288" w:lineRule="auto"/>
+        <w:rPr>
+          <w:b/>
+          <w:bCs/>
+          <w:sz w:val="28"/>
+          <w:szCs w:val="28"/>
+        </w:rPr>
       </w:pPr>
     </w:p>
     <w:p>
@@ -3030,7 +4023,225 @@
     <w:p>
       <w:pPr>
         <w:spacing w:afterLines="24" w:after="57" w:line="288" w:lineRule="auto"/>
-      </w:pPr>
+        <w:jc w:val="center"/>
+      </w:pPr>
+      <w:r>
+        <w:rPr>
+          <w:noProof/>
+        </w:rPr>
+        <w:drawing>
+          <wp:inline distT="0" distB="0" distL="0" distR="0" wp14:anchorId="22E8EBBC" wp14:editId="58704B30">
+            <wp:extent cx="2248095" cy="1806097"/>
+            <wp:effectExtent l="0" t="0" r="0" b="3810"/>
+            <wp:docPr id="246481423" name="Afbeelding 21" descr="Afbeelding met tekst, schermopname, Lettertype, ontwerp&#10;&#10;Door AI gegenereerde inhoud is mogelijk onjuist."/>
+            <wp:cNvGraphicFramePr>
+              <a:graphicFrameLocks xmlns:a="http://schemas.openxmlformats.org/drawingml/2006/main" noChangeAspect="1"/>
+            </wp:cNvGraphicFramePr>
+            <a:graphic xmlns:a="http://schemas.openxmlformats.org/drawingml/2006/main">
+              <a:graphicData uri="http://schemas.openxmlformats.org/drawingml/2006/picture">
+                <pic:pic xmlns:pic="http://schemas.openxmlformats.org/drawingml/2006/picture">
+                  <pic:nvPicPr>
+                    <pic:cNvPr id="246481423" name="Afbeelding 21" descr="Afbeelding met tekst, schermopname, Lettertype, ontwerp&#10;&#10;Door AI gegenereerde inhoud is mogelijk onjuist."/>
+                    <pic:cNvPicPr/>
+                  </pic:nvPicPr>
+                  <pic:blipFill>
+                    <a:blip r:embed="rId23">
+                      <a:extLst>
+                        <a:ext uri="{28A0092B-C50C-407E-A947-70E740481C1C}">
+                          <a14:useLocalDpi xmlns:a14="http://schemas.microsoft.com/office/drawing/2010/main" val="0"/>
+                        </a:ext>
+                      </a:extLst>
+                    </a:blip>
+                    <a:stretch>
+                      <a:fillRect/>
+                    </a:stretch>
+                  </pic:blipFill>
+                  <pic:spPr>
+                    <a:xfrm>
+                      <a:off x="0" y="0"/>
+                      <a:ext cx="2248095" cy="1806097"/>
+                    </a:xfrm>
+                    <a:prstGeom prst="rect">
+                      <a:avLst/>
+                    </a:prstGeom>
+                  </pic:spPr>
+                </pic:pic>
+              </a:graphicData>
+            </a:graphic>
+          </wp:inline>
+        </w:drawing>
+      </w:r>
+    </w:p>
+    <w:p>
+      <w:pPr>
+        <w:spacing w:afterLines="24" w:after="57" w:line="288" w:lineRule="auto"/>
+      </w:pPr>
+    </w:p>
+    <w:p>
+      <w:pPr>
+        <w:spacing w:afterLines="24" w:after="57" w:line="288" w:lineRule="auto"/>
+        <w:jc w:val="center"/>
+      </w:pPr>
+      <w:r>
+        <w:rPr>
+          <w:noProof/>
+        </w:rPr>
+        <w:drawing>
+          <wp:inline distT="0" distB="0" distL="0" distR="0" wp14:anchorId="7D6C2D13" wp14:editId="03A32116">
+            <wp:extent cx="3558848" cy="1257409"/>
+            <wp:effectExtent l="0" t="0" r="3810" b="0"/>
+            <wp:docPr id="1290524561" name="Afbeelding 22"/>
+            <wp:cNvGraphicFramePr>
+              <a:graphicFrameLocks xmlns:a="http://schemas.openxmlformats.org/drawingml/2006/main" noChangeAspect="1"/>
+            </wp:cNvGraphicFramePr>
+            <a:graphic xmlns:a="http://schemas.openxmlformats.org/drawingml/2006/main">
+              <a:graphicData uri="http://schemas.openxmlformats.org/drawingml/2006/picture">
+                <pic:pic xmlns:pic="http://schemas.openxmlformats.org/drawingml/2006/picture">
+                  <pic:nvPicPr>
+                    <pic:cNvPr id="1290524561" name="Afbeelding 1290524561"/>
+                    <pic:cNvPicPr/>
+                  </pic:nvPicPr>
+                  <pic:blipFill>
+                    <a:blip r:embed="rId24">
+                      <a:extLst>
+                        <a:ext uri="{28A0092B-C50C-407E-A947-70E740481C1C}">
+                          <a14:useLocalDpi xmlns:a14="http://schemas.microsoft.com/office/drawing/2010/main" val="0"/>
+                        </a:ext>
+                      </a:extLst>
+                    </a:blip>
+                    <a:stretch>
+                      <a:fillRect/>
+                    </a:stretch>
+                  </pic:blipFill>
+                  <pic:spPr>
+                    <a:xfrm>
+                      <a:off x="0" y="0"/>
+                      <a:ext cx="3558848" cy="1257409"/>
+                    </a:xfrm>
+                    <a:prstGeom prst="rect">
+                      <a:avLst/>
+                    </a:prstGeom>
+                  </pic:spPr>
+                </pic:pic>
+              </a:graphicData>
+            </a:graphic>
+          </wp:inline>
+        </w:drawing>
+      </w:r>
+    </w:p>
+    <w:p>
+      <w:pPr>
+        <w:spacing w:afterLines="24" w:after="57" w:line="288" w:lineRule="auto"/>
+      </w:pPr>
+    </w:p>
+    <w:p>
+      <w:pPr>
+        <w:spacing w:afterLines="24" w:after="57" w:line="288" w:lineRule="auto"/>
+        <w:jc w:val="center"/>
+      </w:pPr>
+      <w:r>
+        <w:rPr>
+          <w:noProof/>
+        </w:rPr>
+        <w:drawing>
+          <wp:inline distT="0" distB="0" distL="0" distR="0" wp14:anchorId="2F22A8DC" wp14:editId="2D821D67">
+            <wp:extent cx="4115157" cy="1432684"/>
+            <wp:effectExtent l="0" t="0" r="0" b="0"/>
+            <wp:docPr id="1175695867" name="Afbeelding 23" descr="Afbeelding met tekst, schermopname, Lettertype, logo&#10;&#10;Door AI gegenereerde inhoud is mogelijk onjuist."/>
+            <wp:cNvGraphicFramePr>
+              <a:graphicFrameLocks xmlns:a="http://schemas.openxmlformats.org/drawingml/2006/main" noChangeAspect="1"/>
+            </wp:cNvGraphicFramePr>
+            <a:graphic xmlns:a="http://schemas.openxmlformats.org/drawingml/2006/main">
+              <a:graphicData uri="http://schemas.openxmlformats.org/drawingml/2006/picture">
+                <pic:pic xmlns:pic="http://schemas.openxmlformats.org/drawingml/2006/picture">
+                  <pic:nvPicPr>
+                    <pic:cNvPr id="1175695867" name="Afbeelding 23" descr="Afbeelding met tekst, schermopname, Lettertype, logo&#10;&#10;Door AI gegenereerde inhoud is mogelijk onjuist."/>
+                    <pic:cNvPicPr/>
+                  </pic:nvPicPr>
+                  <pic:blipFill>
+                    <a:blip r:embed="rId25">
+                      <a:extLst>
+                        <a:ext uri="{28A0092B-C50C-407E-A947-70E740481C1C}">
+                          <a14:useLocalDpi xmlns:a14="http://schemas.microsoft.com/office/drawing/2010/main" val="0"/>
+                        </a:ext>
+                      </a:extLst>
+                    </a:blip>
+                    <a:stretch>
+                      <a:fillRect/>
+                    </a:stretch>
+                  </pic:blipFill>
+                  <pic:spPr>
+                    <a:xfrm>
+                      <a:off x="0" y="0"/>
+                      <a:ext cx="4115157" cy="1432684"/>
+                    </a:xfrm>
+                    <a:prstGeom prst="rect">
+                      <a:avLst/>
+                    </a:prstGeom>
+                  </pic:spPr>
+                </pic:pic>
+              </a:graphicData>
+            </a:graphic>
+          </wp:inline>
+        </w:drawing>
+      </w:r>
+    </w:p>
+    <w:p>
+      <w:pPr>
+        <w:spacing w:afterLines="24" w:after="57" w:line="288" w:lineRule="auto"/>
+      </w:pPr>
+    </w:p>
+    <w:p>
+      <w:pPr>
+        <w:spacing w:afterLines="24" w:after="57" w:line="288" w:lineRule="auto"/>
+        <w:jc w:val="center"/>
+      </w:pPr>
+      <w:r>
+        <w:rPr>
+          <w:noProof/>
+        </w:rPr>
+        <w:drawing>
+          <wp:inline distT="0" distB="0" distL="0" distR="0" wp14:anchorId="1E71BD73" wp14:editId="524232FC">
+            <wp:extent cx="5037257" cy="1257409"/>
+            <wp:effectExtent l="0" t="0" r="0" b="0"/>
+            <wp:docPr id="436240023" name="Afbeelding 24" descr="Afbeelding met tekst, schermopname, Lettertype, logo&#10;&#10;Door AI gegenereerde inhoud is mogelijk onjuist."/>
+            <wp:cNvGraphicFramePr>
+              <a:graphicFrameLocks xmlns:a="http://schemas.openxmlformats.org/drawingml/2006/main" noChangeAspect="1"/>
+            </wp:cNvGraphicFramePr>
+            <a:graphic xmlns:a="http://schemas.openxmlformats.org/drawingml/2006/main">
+              <a:graphicData uri="http://schemas.openxmlformats.org/drawingml/2006/picture">
+                <pic:pic xmlns:pic="http://schemas.openxmlformats.org/drawingml/2006/picture">
+                  <pic:nvPicPr>
+                    <pic:cNvPr id="436240023" name="Afbeelding 24" descr="Afbeelding met tekst, schermopname, Lettertype, logo&#10;&#10;Door AI gegenereerde inhoud is mogelijk onjuist."/>
+                    <pic:cNvPicPr/>
+                  </pic:nvPicPr>
+                  <pic:blipFill>
+                    <a:blip r:embed="rId26">
+                      <a:extLst>
+                        <a:ext uri="{28A0092B-C50C-407E-A947-70E740481C1C}">
+                          <a14:useLocalDpi xmlns:a14="http://schemas.microsoft.com/office/drawing/2010/main" val="0"/>
+                        </a:ext>
+                      </a:extLst>
+                    </a:blip>
+                    <a:stretch>
+                      <a:fillRect/>
+                    </a:stretch>
+                  </pic:blipFill>
+                  <pic:spPr>
+                    <a:xfrm>
+                      <a:off x="0" y="0"/>
+                      <a:ext cx="5037257" cy="1257409"/>
+                    </a:xfrm>
+                    <a:prstGeom prst="rect">
+                      <a:avLst/>
+                    </a:prstGeom>
+                  </pic:spPr>
+                </pic:pic>
+              </a:graphicData>
+            </a:graphic>
+          </wp:inline>
+        </w:drawing>
+      </w:r>
     </w:p>
     <w:p>
       <w:pPr>
@@ -3049,6 +4260,7 @@
           <w:sz w:val="28"/>
           <w:szCs w:val="28"/>
         </w:rPr>
+        <w:lastRenderedPageBreak/>
         <w:t xml:space="preserve">3.11 </w:t>
       </w:r>
       <w:r>
@@ -3204,12 +4416,29 @@
     </w:p>
     <w:p>
       <w:pPr>
-        <w:numPr>
-          <w:ilvl w:val="0"/>
-          <w:numId w:val="8"/>
-        </w:numPr>
-        <w:spacing w:afterLines="24" w:after="57" w:line="288" w:lineRule="auto"/>
-      </w:pPr>
+        <w:spacing w:afterLines="24" w:after="57" w:line="288" w:lineRule="auto"/>
+      </w:pPr>
+    </w:p>
+    <w:p>
+      <w:pPr>
+        <w:spacing w:afterLines="24" w:after="57" w:line="288" w:lineRule="auto"/>
+      </w:pPr>
+    </w:p>
+    <w:p>
+      <w:pPr>
+        <w:spacing w:afterLines="24" w:after="57" w:line="288" w:lineRule="auto"/>
+        <w:rPr>
+          <w:b/>
+          <w:bCs/>
+        </w:rPr>
+      </w:pPr>
+      <w:r>
+        <w:rPr>
+          <w:b/>
+          <w:bCs/>
+        </w:rPr>
+        <w:t xml:space="preserve">3.11.1 </w:t>
+      </w:r>
       <w:r>
         <w:rPr>
           <w:b/>
@@ -3217,6 +4446,11 @@
         </w:rPr>
         <w:t>Zichtbaarheid van de systeemstatus</w:t>
       </w:r>
+    </w:p>
+    <w:p>
+      <w:pPr>
+        <w:spacing w:afterLines="24" w:after="57" w:line="288" w:lineRule="auto"/>
+      </w:pPr>
       <w:r>
         <w:br/>
         <w:t>De tool geeft gebruikers voortdurend feedback over de huidige toestand van het systeem. De boomweergave in </w:t>
@@ -3311,11 +4545,7 @@
         <w:t xml:space="preserve"> </w:t>
       </w:r>
       <w:r>
-        <w:t xml:space="preserve">hoeveel zwaktes en aannames zich in elke status bevinden. </w:t>
-      </w:r>
-      <w:r>
-        <w:lastRenderedPageBreak/>
-        <w:t>De “</w:t>
+        <w:t>hoeveel zwaktes en aannames zich in elke status bevinden. De “</w:t>
       </w:r>
       <w:proofErr w:type="spellStart"/>
       <w:r>
@@ -3353,12 +4583,29 @@
     </w:p>
     <w:p>
       <w:pPr>
-        <w:numPr>
-          <w:ilvl w:val="0"/>
-          <w:numId w:val="8"/>
-        </w:numPr>
-        <w:spacing w:afterLines="24" w:after="57" w:line="288" w:lineRule="auto"/>
-      </w:pPr>
+        <w:spacing w:afterLines="24" w:after="57" w:line="288" w:lineRule="auto"/>
+      </w:pPr>
+    </w:p>
+    <w:p>
+      <w:pPr>
+        <w:spacing w:afterLines="24" w:after="57" w:line="288" w:lineRule="auto"/>
+      </w:pPr>
+    </w:p>
+    <w:p>
+      <w:pPr>
+        <w:spacing w:afterLines="24" w:after="57" w:line="288" w:lineRule="auto"/>
+        <w:rPr>
+          <w:b/>
+          <w:bCs/>
+        </w:rPr>
+      </w:pPr>
+      <w:r>
+        <w:rPr>
+          <w:b/>
+          <w:bCs/>
+        </w:rPr>
+        <w:t xml:space="preserve">3.11.2 </w:t>
+      </w:r>
       <w:r>
         <w:rPr>
           <w:b/>
@@ -3366,6 +4613,11 @@
         </w:rPr>
         <w:t>Overeenkomst tussen systeem en de echte wereld</w:t>
       </w:r>
+    </w:p>
+    <w:p>
+      <w:pPr>
+        <w:spacing w:afterLines="24" w:after="57" w:line="288" w:lineRule="auto"/>
+      </w:pPr>
       <w:r>
         <w:br/>
         <w:t xml:space="preserve">De </w:t>
@@ -3503,12 +4755,53 @@
     </w:p>
     <w:p>
       <w:pPr>
-        <w:numPr>
-          <w:ilvl w:val="0"/>
-          <w:numId w:val="8"/>
-        </w:numPr>
-        <w:spacing w:afterLines="24" w:after="57" w:line="288" w:lineRule="auto"/>
-      </w:pPr>
+        <w:spacing w:afterLines="24" w:after="57" w:line="288" w:lineRule="auto"/>
+        <w:rPr>
+          <w:b/>
+          <w:bCs/>
+        </w:rPr>
+      </w:pPr>
+    </w:p>
+    <w:p>
+      <w:pPr>
+        <w:spacing w:afterLines="24" w:after="57" w:line="288" w:lineRule="auto"/>
+        <w:rPr>
+          <w:b/>
+          <w:bCs/>
+        </w:rPr>
+      </w:pPr>
+    </w:p>
+    <w:p>
+      <w:pPr>
+        <w:rPr>
+          <w:b/>
+          <w:bCs/>
+        </w:rPr>
+      </w:pPr>
+      <w:r>
+        <w:rPr>
+          <w:b/>
+          <w:bCs/>
+        </w:rPr>
+        <w:br w:type="page"/>
+      </w:r>
+    </w:p>
+    <w:p>
+      <w:pPr>
+        <w:spacing w:afterLines="24" w:after="57" w:line="288" w:lineRule="auto"/>
+        <w:rPr>
+          <w:b/>
+          <w:bCs/>
+        </w:rPr>
+      </w:pPr>
+      <w:r>
+        <w:rPr>
+          <w:b/>
+          <w:bCs/>
+        </w:rPr>
+        <w:lastRenderedPageBreak/>
+        <w:t xml:space="preserve">3.11.3 </w:t>
+      </w:r>
       <w:r>
         <w:rPr>
           <w:b/>
@@ -3516,6 +4809,11 @@
         </w:rPr>
         <w:t>Gebruikerscontrole en vrijheid</w:t>
       </w:r>
+    </w:p>
+    <w:p>
+      <w:pPr>
+        <w:spacing w:afterLines="24" w:after="57" w:line="288" w:lineRule="auto"/>
+      </w:pPr>
       <w:r>
         <w:br/>
         <w:t>De implementatie voorziet diverse mechanismen die de gebruiker controle geven over het modelleerproces. Via “Reset Tree” kan op elk moment naar een lege beginsituatie worden teruggekeerd; deze actie wordt voorafgegaan door een bevestigingsdialoog (</w:t>
@@ -3595,12 +4893,33 @@
     </w:p>
     <w:p>
       <w:pPr>
-        <w:numPr>
-          <w:ilvl w:val="0"/>
-          <w:numId w:val="8"/>
-        </w:numPr>
-        <w:spacing w:afterLines="24" w:after="57" w:line="288" w:lineRule="auto"/>
-      </w:pPr>
+        <w:spacing w:afterLines="24" w:after="57" w:line="288" w:lineRule="auto"/>
+        <w:rPr>
+          <w:b/>
+          <w:bCs/>
+        </w:rPr>
+      </w:pPr>
+    </w:p>
+    <w:p>
+      <w:pPr>
+        <w:spacing w:afterLines="24" w:after="57" w:line="288" w:lineRule="auto"/>
+        <w:rPr>
+          <w:b/>
+          <w:bCs/>
+        </w:rPr>
+      </w:pPr>
+    </w:p>
+    <w:p>
+      <w:pPr>
+        <w:spacing w:afterLines="24" w:after="57" w:line="288" w:lineRule="auto"/>
+      </w:pPr>
+      <w:r>
+        <w:rPr>
+          <w:b/>
+          <w:bCs/>
+        </w:rPr>
+        <w:t xml:space="preserve">3.11.4 </w:t>
+      </w:r>
       <w:r>
         <w:rPr>
           <w:b/>
@@ -3610,6 +4929,13 @@
       </w:r>
       <w:r>
         <w:br/>
+      </w:r>
+    </w:p>
+    <w:p>
+      <w:pPr>
+        <w:spacing w:afterLines="24" w:after="57" w:line="288" w:lineRule="auto"/>
+      </w:pPr>
+      <w:r>
         <w:t xml:space="preserve">In zowel de code als de visuele vormgeving is een consistente logica doorgevoerd. </w:t>
       </w:r>
       <w:proofErr w:type="spellStart"/>
@@ -3738,12 +5064,33 @@
     </w:p>
     <w:p>
       <w:pPr>
-        <w:numPr>
-          <w:ilvl w:val="0"/>
-          <w:numId w:val="8"/>
-        </w:numPr>
-        <w:spacing w:afterLines="24" w:after="57" w:line="288" w:lineRule="auto"/>
-      </w:pPr>
+        <w:spacing w:afterLines="24" w:after="57" w:line="288" w:lineRule="auto"/>
+        <w:rPr>
+          <w:b/>
+          <w:bCs/>
+        </w:rPr>
+      </w:pPr>
+    </w:p>
+    <w:p>
+      <w:pPr>
+        <w:spacing w:afterLines="24" w:after="57" w:line="288" w:lineRule="auto"/>
+        <w:rPr>
+          <w:b/>
+          <w:bCs/>
+        </w:rPr>
+      </w:pPr>
+    </w:p>
+    <w:p>
+      <w:pPr>
+        <w:spacing w:afterLines="24" w:after="57" w:line="288" w:lineRule="auto"/>
+      </w:pPr>
+      <w:r>
+        <w:rPr>
+          <w:b/>
+          <w:bCs/>
+        </w:rPr>
+        <w:t xml:space="preserve">3.11.5 </w:t>
+      </w:r>
       <w:r>
         <w:rPr>
           <w:b/>
@@ -3753,6 +5100,13 @@
       </w:r>
       <w:r>
         <w:br/>
+      </w:r>
+    </w:p>
+    <w:p>
+      <w:pPr>
+        <w:spacing w:afterLines="24" w:after="57" w:line="288" w:lineRule="auto"/>
+      </w:pPr>
+      <w:r>
         <w:t xml:space="preserve">Het ontwerp tracht fouten te voorkomen door de interactieruimte te beperken tot zinvolle acties. Bij het toevoegen van een </w:t>
       </w:r>
       <w:proofErr w:type="spellStart"/>
@@ -3777,11 +5131,7 @@
       </w:r>
       <w:proofErr w:type="spellEnd"/>
       <w:r>
-        <w:t xml:space="preserve">) op basis van het level van de </w:t>
-      </w:r>
-      <w:r>
-        <w:lastRenderedPageBreak/>
-        <w:t>ouder, waardoor semantisch inconsistente ketens vermeden worden. Destructieve acties zoals het verwijderen van een knoop of het resetten van de volledige boom vereisen expliciete bevestiging via </w:t>
+        <w:t>) op basis van het level van de ouder, waardoor semantisch inconsistente ketens vermeden worden. Destructieve acties zoals het verwijderen van een knoop of het resetten van de volledige boom vereisen expliciete bevestiging via </w:t>
       </w:r>
       <w:proofErr w:type="spellStart"/>
       <w:r>
@@ -3823,12 +5173,16 @@
     </w:p>
     <w:p>
       <w:pPr>
-        <w:numPr>
-          <w:ilvl w:val="0"/>
-          <w:numId w:val="8"/>
-        </w:numPr>
-        <w:spacing w:afterLines="24" w:after="57" w:line="288" w:lineRule="auto"/>
-      </w:pPr>
+        <w:spacing w:afterLines="24" w:after="57" w:line="288" w:lineRule="auto"/>
+      </w:pPr>
+      <w:r>
+        <w:rPr>
+          <w:b/>
+          <w:bCs/>
+        </w:rPr>
+        <w:lastRenderedPageBreak/>
+        <w:t xml:space="preserve">3.11.6 </w:t>
+      </w:r>
       <w:r>
         <w:rPr>
           <w:b/>
@@ -3838,6 +5192,13 @@
       </w:r>
       <w:r>
         <w:br/>
+      </w:r>
+    </w:p>
+    <w:p>
+      <w:pPr>
+        <w:spacing w:afterLines="24" w:after="57" w:line="288" w:lineRule="auto"/>
+      </w:pPr>
+      <w:r>
         <w:t>De interface is zo ontworpen dat relevante acties en informatie zichtbaar worden aangeboden in plaats van uit het geheugen te moeten worden opgeroepen. Contextuele knoppen rond elke knoop (</w:t>
       </w:r>
       <w:proofErr w:type="spellStart"/>
@@ -3971,12 +5332,33 @@
     </w:p>
     <w:p>
       <w:pPr>
-        <w:numPr>
-          <w:ilvl w:val="0"/>
-          <w:numId w:val="8"/>
-        </w:numPr>
-        <w:spacing w:afterLines="24" w:after="57" w:line="288" w:lineRule="auto"/>
-      </w:pPr>
+        <w:spacing w:afterLines="24" w:after="57" w:line="288" w:lineRule="auto"/>
+        <w:rPr>
+          <w:b/>
+          <w:bCs/>
+        </w:rPr>
+      </w:pPr>
+    </w:p>
+    <w:p>
+      <w:pPr>
+        <w:spacing w:afterLines="24" w:after="57" w:line="288" w:lineRule="auto"/>
+        <w:rPr>
+          <w:b/>
+          <w:bCs/>
+        </w:rPr>
+      </w:pPr>
+    </w:p>
+    <w:p>
+      <w:pPr>
+        <w:spacing w:afterLines="24" w:after="57" w:line="288" w:lineRule="auto"/>
+      </w:pPr>
+      <w:r>
+        <w:rPr>
+          <w:b/>
+          <w:bCs/>
+        </w:rPr>
+        <w:t xml:space="preserve">3.11.7 </w:t>
+      </w:r>
       <w:r>
         <w:rPr>
           <w:b/>
@@ -3986,6 +5368,13 @@
       </w:r>
       <w:r>
         <w:br/>
+      </w:r>
+    </w:p>
+    <w:p>
+      <w:pPr>
+        <w:spacing w:afterLines="24" w:after="57" w:line="288" w:lineRule="auto"/>
+      </w:pPr>
+      <w:r>
         <w:t xml:space="preserve">De tool ondersteunt zowel exploratief gebruik door beginners als efficiëntere </w:t>
       </w:r>
       <w:proofErr w:type="spellStart"/>
@@ -4048,12 +5437,33 @@
     </w:p>
     <w:p>
       <w:pPr>
-        <w:numPr>
-          <w:ilvl w:val="0"/>
-          <w:numId w:val="8"/>
-        </w:numPr>
-        <w:spacing w:afterLines="24" w:after="57" w:line="288" w:lineRule="auto"/>
-      </w:pPr>
+        <w:spacing w:afterLines="24" w:after="57" w:line="288" w:lineRule="auto"/>
+        <w:rPr>
+          <w:b/>
+          <w:bCs/>
+        </w:rPr>
+      </w:pPr>
+    </w:p>
+    <w:p>
+      <w:pPr>
+        <w:spacing w:afterLines="24" w:after="57" w:line="288" w:lineRule="auto"/>
+        <w:rPr>
+          <w:b/>
+          <w:bCs/>
+        </w:rPr>
+      </w:pPr>
+    </w:p>
+    <w:p>
+      <w:pPr>
+        <w:spacing w:afterLines="24" w:after="57" w:line="288" w:lineRule="auto"/>
+      </w:pPr>
+      <w:r>
+        <w:rPr>
+          <w:b/>
+          <w:bCs/>
+        </w:rPr>
+        <w:t xml:space="preserve">3.11.8 </w:t>
+      </w:r>
       <w:r>
         <w:rPr>
           <w:b/>
@@ -4063,6 +5473,13 @@
       </w:r>
       <w:r>
         <w:br/>
+      </w:r>
+    </w:p>
+    <w:p>
+      <w:pPr>
+        <w:spacing w:afterLines="24" w:after="57" w:line="288" w:lineRule="auto"/>
+      </w:pPr>
+      <w:r>
         <w:t>De interface combineert een eenvoudige lay</w:t>
       </w:r>
       <w:r>
@@ -4088,10 +5505,6 @@
     </w:p>
     <w:p>
       <w:pPr>
-        <w:numPr>
-          <w:ilvl w:val="0"/>
-          <w:numId w:val="8"/>
-        </w:numPr>
         <w:spacing w:afterLines="24" w:after="57" w:line="288" w:lineRule="auto"/>
       </w:pPr>
       <w:r>
@@ -4100,10 +5513,24 @@
           <w:bCs/>
         </w:rPr>
         <w:lastRenderedPageBreak/>
+        <w:t xml:space="preserve">3.11.10 </w:t>
+      </w:r>
+      <w:r>
+        <w:rPr>
+          <w:b/>
+          <w:bCs/>
+        </w:rPr>
         <w:t>Helpen bij herkennen, diagnosticeren en herstellen van fouten</w:t>
       </w:r>
       <w:r>
         <w:br/>
+      </w:r>
+    </w:p>
+    <w:p>
+      <w:pPr>
+        <w:spacing w:afterLines="24" w:after="57" w:line="288" w:lineRule="auto"/>
+      </w:pPr>
+      <w:r>
         <w:t>Hoewel geavanceerde foutafhandeling nog beperkt is, ondersteunt de tool gebruikers bij het herkennen en corrigeren van fouten. Bevestigingsdialogen bij verwijderen en resetten maken expliciet welke actie op het punt staat uitgevoerd te worden, zodat de gebruiker een vergissing kan terugdraaien door te annuleren. In de </w:t>
       </w:r>
       <w:proofErr w:type="spellStart"/>
@@ -4159,18 +5586,33 @@
     </w:p>
     <w:p>
       <w:pPr>
-        <w:numPr>
-          <w:ilvl w:val="0"/>
-          <w:numId w:val="8"/>
-        </w:numPr>
-        <w:spacing w:afterLines="24" w:after="57" w:line="288" w:lineRule="auto"/>
-        <w:rPr>
-          <w:b/>
-          <w:bCs/>
-          <w:sz w:val="28"/>
-          <w:szCs w:val="28"/>
-        </w:rPr>
-      </w:pPr>
+        <w:spacing w:afterLines="24" w:after="57" w:line="288" w:lineRule="auto"/>
+        <w:rPr>
+          <w:b/>
+          <w:bCs/>
+        </w:rPr>
+      </w:pPr>
+    </w:p>
+    <w:p>
+      <w:pPr>
+        <w:spacing w:afterLines="24" w:after="57" w:line="288" w:lineRule="auto"/>
+        <w:rPr>
+          <w:b/>
+          <w:bCs/>
+        </w:rPr>
+      </w:pPr>
+    </w:p>
+    <w:p>
+      <w:pPr>
+        <w:spacing w:afterLines="24" w:after="57" w:line="288" w:lineRule="auto"/>
+      </w:pPr>
+      <w:r>
+        <w:rPr>
+          <w:b/>
+          <w:bCs/>
+        </w:rPr>
+        <w:t>3.11.11</w:t>
+      </w:r>
       <w:r>
         <w:rPr>
           <w:b/>
@@ -4180,6 +5622,13 @@
       </w:r>
       <w:r>
         <w:br/>
+      </w:r>
+    </w:p>
+    <w:p>
+      <w:pPr>
+        <w:spacing w:afterLines="24" w:after="57" w:line="288" w:lineRule="auto"/>
+      </w:pPr>
+      <w:r>
         <w:t xml:space="preserve">Tot slot voorziet de </w:t>
       </w:r>
       <w:proofErr w:type="spellStart"/>
@@ -4477,15 +5926,6 @@
     <w:p>
       <w:pPr>
         <w:spacing w:afterLines="24" w:after="57" w:line="288" w:lineRule="auto"/>
-      </w:pPr>
-    </w:p>
-    <w:p>
-      <w:pPr>
-        <w:spacing w:afterLines="24" w:after="57" w:line="288" w:lineRule="auto"/>
-      </w:pPr>
-    </w:p>
-    <w:p>
-      <w:pPr>
         <w:rPr>
           <w:b/>
           <w:bCs/>
@@ -4500,48 +5940,28 @@
           <w:sz w:val="28"/>
           <w:szCs w:val="28"/>
         </w:rPr>
-        <w:br w:type="page"/>
-      </w:r>
-    </w:p>
-    <w:p>
-      <w:pPr>
-        <w:spacing w:afterLines="24" w:after="57" w:line="288" w:lineRule="auto"/>
+        <w:lastRenderedPageBreak/>
+        <w:t xml:space="preserve">3.13 </w:t>
+      </w:r>
+      <w:r>
         <w:rPr>
           <w:b/>
           <w:bCs/>
           <w:sz w:val="28"/>
           <w:szCs w:val="28"/>
         </w:rPr>
-      </w:pPr>
-      <w:r>
+        <w:t>Gebruikersstudie</w:t>
+      </w:r>
+    </w:p>
+    <w:p>
+      <w:pPr>
+        <w:spacing w:afterLines="24" w:after="57" w:line="288" w:lineRule="auto"/>
         <w:rPr>
           <w:b/>
           <w:bCs/>
           <w:sz w:val="28"/>
           <w:szCs w:val="28"/>
         </w:rPr>
-        <w:lastRenderedPageBreak/>
-        <w:t xml:space="preserve">3.13 </w:t>
-      </w:r>
-      <w:r>
-        <w:rPr>
-          <w:b/>
-          <w:bCs/>
-          <w:sz w:val="28"/>
-          <w:szCs w:val="28"/>
-        </w:rPr>
-        <w:t>Gebruikersstudie</w:t>
-      </w:r>
-    </w:p>
-    <w:p>
-      <w:pPr>
-        <w:spacing w:afterLines="24" w:after="57" w:line="288" w:lineRule="auto"/>
-        <w:rPr>
-          <w:b/>
-          <w:bCs/>
-          <w:sz w:val="28"/>
-          <w:szCs w:val="28"/>
-        </w:rPr>
       </w:pPr>
     </w:p>
     <w:p>
@@ -4942,6 +6362,183 @@
     <w:p>
       <w:pPr>
         <w:spacing w:afterLines="24" w:after="57" w:line="288" w:lineRule="auto"/>
+        <w:jc w:val="center"/>
+        <w:rPr>
+          <w:rFonts w:ascii="Arial" w:hAnsi="Arial" w:cs="Arial"/>
+        </w:rPr>
+      </w:pPr>
+      <w:r>
+        <w:rPr>
+          <w:rFonts w:ascii="Arial" w:hAnsi="Arial" w:cs="Arial"/>
+          <w:noProof/>
+        </w:rPr>
+        <w:drawing>
+          <wp:inline distT="0" distB="0" distL="0" distR="0" wp14:anchorId="29DF05AA" wp14:editId="2156BAD3">
+            <wp:extent cx="3756660" cy="734759"/>
+            <wp:effectExtent l="0" t="0" r="0" b="8255"/>
+            <wp:docPr id="1870757523" name="Afbeelding 26" descr="Afbeelding met tekst, schermopname, Lettertype, lijn&#10;&#10;Door AI gegenereerde inhoud is mogelijk onjuist."/>
+            <wp:cNvGraphicFramePr>
+              <a:graphicFrameLocks xmlns:a="http://schemas.openxmlformats.org/drawingml/2006/main" noChangeAspect="1"/>
+            </wp:cNvGraphicFramePr>
+            <a:graphic xmlns:a="http://schemas.openxmlformats.org/drawingml/2006/main">
+              <a:graphicData uri="http://schemas.openxmlformats.org/drawingml/2006/picture">
+                <pic:pic xmlns:pic="http://schemas.openxmlformats.org/drawingml/2006/picture">
+                  <pic:nvPicPr>
+                    <pic:cNvPr id="1870757523" name="Afbeelding 26" descr="Afbeelding met tekst, schermopname, Lettertype, lijn&#10;&#10;Door AI gegenereerde inhoud is mogelijk onjuist."/>
+                    <pic:cNvPicPr/>
+                  </pic:nvPicPr>
+                  <pic:blipFill>
+                    <a:blip r:embed="rId27">
+                      <a:extLst>
+                        <a:ext uri="{28A0092B-C50C-407E-A947-70E740481C1C}">
+                          <a14:useLocalDpi xmlns:a14="http://schemas.microsoft.com/office/drawing/2010/main" val="0"/>
+                        </a:ext>
+                      </a:extLst>
+                    </a:blip>
+                    <a:stretch>
+                      <a:fillRect/>
+                    </a:stretch>
+                  </pic:blipFill>
+                  <pic:spPr>
+                    <a:xfrm>
+                      <a:off x="0" y="0"/>
+                      <a:ext cx="3798849" cy="743011"/>
+                    </a:xfrm>
+                    <a:prstGeom prst="rect">
+                      <a:avLst/>
+                    </a:prstGeom>
+                  </pic:spPr>
+                </pic:pic>
+              </a:graphicData>
+            </a:graphic>
+          </wp:inline>
+        </w:drawing>
+      </w:r>
+    </w:p>
+    <w:p>
+      <w:pPr>
+        <w:spacing w:afterLines="24" w:after="57" w:line="288" w:lineRule="auto"/>
+        <w:rPr>
+          <w:rFonts w:ascii="Arial" w:hAnsi="Arial" w:cs="Arial"/>
+        </w:rPr>
+      </w:pPr>
+    </w:p>
+    <w:p>
+      <w:pPr>
+        <w:spacing w:afterLines="24" w:after="57" w:line="288" w:lineRule="auto"/>
+        <w:jc w:val="center"/>
+        <w:rPr>
+          <w:rFonts w:ascii="Arial" w:hAnsi="Arial" w:cs="Arial"/>
+        </w:rPr>
+      </w:pPr>
+      <w:r>
+        <w:rPr>
+          <w:rFonts w:ascii="Arial" w:hAnsi="Arial" w:cs="Arial"/>
+          <w:noProof/>
+        </w:rPr>
+        <w:drawing>
+          <wp:inline distT="0" distB="0" distL="0" distR="0" wp14:anchorId="336AA147" wp14:editId="6E8B8D20">
+            <wp:extent cx="3946356" cy="800100"/>
+            <wp:effectExtent l="0" t="0" r="0" b="0"/>
+            <wp:docPr id="860051100" name="Afbeelding 27" descr="Afbeelding met tekst, schermopname, Lettertype, lijn&#10;&#10;Door AI gegenereerde inhoud is mogelijk onjuist."/>
+            <wp:cNvGraphicFramePr>
+              <a:graphicFrameLocks xmlns:a="http://schemas.openxmlformats.org/drawingml/2006/main" noChangeAspect="1"/>
+            </wp:cNvGraphicFramePr>
+            <a:graphic xmlns:a="http://schemas.openxmlformats.org/drawingml/2006/main">
+              <a:graphicData uri="http://schemas.openxmlformats.org/drawingml/2006/picture">
+                <pic:pic xmlns:pic="http://schemas.openxmlformats.org/drawingml/2006/picture">
+                  <pic:nvPicPr>
+                    <pic:cNvPr id="860051100" name="Afbeelding 27" descr="Afbeelding met tekst, schermopname, Lettertype, lijn&#10;&#10;Door AI gegenereerde inhoud is mogelijk onjuist."/>
+                    <pic:cNvPicPr/>
+                  </pic:nvPicPr>
+                  <pic:blipFill>
+                    <a:blip r:embed="rId28">
+                      <a:extLst>
+                        <a:ext uri="{28A0092B-C50C-407E-A947-70E740481C1C}">
+                          <a14:useLocalDpi xmlns:a14="http://schemas.microsoft.com/office/drawing/2010/main" val="0"/>
+                        </a:ext>
+                      </a:extLst>
+                    </a:blip>
+                    <a:stretch>
+                      <a:fillRect/>
+                    </a:stretch>
+                  </pic:blipFill>
+                  <pic:spPr>
+                    <a:xfrm>
+                      <a:off x="0" y="0"/>
+                      <a:ext cx="3980394" cy="807001"/>
+                    </a:xfrm>
+                    <a:prstGeom prst="rect">
+                      <a:avLst/>
+                    </a:prstGeom>
+                  </pic:spPr>
+                </pic:pic>
+              </a:graphicData>
+            </a:graphic>
+          </wp:inline>
+        </w:drawing>
+      </w:r>
+    </w:p>
+    <w:p>
+      <w:pPr>
+        <w:spacing w:afterLines="24" w:after="57" w:line="288" w:lineRule="auto"/>
+        <w:jc w:val="center"/>
+        <w:rPr>
+          <w:rFonts w:ascii="Arial" w:hAnsi="Arial" w:cs="Arial"/>
+        </w:rPr>
+      </w:pPr>
+      <w:r>
+        <w:rPr>
+          <w:rFonts w:ascii="Arial" w:hAnsi="Arial" w:cs="Arial"/>
+          <w:noProof/>
+        </w:rPr>
+        <w:lastRenderedPageBreak/>
+        <w:drawing>
+          <wp:inline distT="0" distB="0" distL="0" distR="0" wp14:anchorId="385A938B" wp14:editId="7AB207F9">
+            <wp:extent cx="5759450" cy="2903855"/>
+            <wp:effectExtent l="0" t="0" r="0" b="0"/>
+            <wp:docPr id="254494346" name="Afbeelding 25" descr="Afbeelding met tekst, schermopname, Lettertype, nummer&#10;&#10;Door AI gegenereerde inhoud is mogelijk onjuist."/>
+            <wp:cNvGraphicFramePr>
+              <a:graphicFrameLocks xmlns:a="http://schemas.openxmlformats.org/drawingml/2006/main" noChangeAspect="1"/>
+            </wp:cNvGraphicFramePr>
+            <a:graphic xmlns:a="http://schemas.openxmlformats.org/drawingml/2006/main">
+              <a:graphicData uri="http://schemas.openxmlformats.org/drawingml/2006/picture">
+                <pic:pic xmlns:pic="http://schemas.openxmlformats.org/drawingml/2006/picture">
+                  <pic:nvPicPr>
+                    <pic:cNvPr id="254494346" name="Afbeelding 25" descr="Afbeelding met tekst, schermopname, Lettertype, nummer&#10;&#10;Door AI gegenereerde inhoud is mogelijk onjuist."/>
+                    <pic:cNvPicPr/>
+                  </pic:nvPicPr>
+                  <pic:blipFill>
+                    <a:blip r:embed="rId29" cstate="print">
+                      <a:extLst>
+                        <a:ext uri="{28A0092B-C50C-407E-A947-70E740481C1C}">
+                          <a14:useLocalDpi xmlns:a14="http://schemas.microsoft.com/office/drawing/2010/main" val="0"/>
+                        </a:ext>
+                      </a:extLst>
+                    </a:blip>
+                    <a:stretch>
+                      <a:fillRect/>
+                    </a:stretch>
+                  </pic:blipFill>
+                  <pic:spPr>
+                    <a:xfrm>
+                      <a:off x="0" y="0"/>
+                      <a:ext cx="5759450" cy="2903855"/>
+                    </a:xfrm>
+                    <a:prstGeom prst="rect">
+                      <a:avLst/>
+                    </a:prstGeom>
+                  </pic:spPr>
+                </pic:pic>
+              </a:graphicData>
+            </a:graphic>
+          </wp:inline>
+        </w:drawing>
+      </w:r>
+    </w:p>
+    <w:p>
+      <w:pPr>
+        <w:spacing w:afterLines="24" w:after="57" w:line="288" w:lineRule="auto"/>
       </w:pPr>
     </w:p>
     <w:p>
@@ -5036,11 +6633,7 @@
       </w:r>
       <w:proofErr w:type="spellEnd"/>
       <w:r>
-        <w:t xml:space="preserve"> ratings invullen, statussen correct </w:t>
-      </w:r>
-      <w:r>
-        <w:lastRenderedPageBreak/>
-        <w:t xml:space="preserve">toekennen en lijstjes van specifieke </w:t>
+        <w:t xml:space="preserve"> ratings invullen, statussen correct toekennen en lijstjes van specifieke </w:t>
       </w:r>
       <w:proofErr w:type="spellStart"/>
       <w:r>
@@ -5239,7 +6832,11 @@
       </w:r>
       <w:proofErr w:type="spellEnd"/>
       <w:r>
-        <w:t xml:space="preserve"> als kwalitatieve feedback over de toegevoegde visualisatiefeatures ten opzichte van de basisfunctionaliteit. Alle gegevens werden </w:t>
+        <w:t xml:space="preserve"> als kwalitatieve feedback over de toegevoegde visualisatiefeatures ten opzichte van de </w:t>
+      </w:r>
+      <w:r>
+        <w:lastRenderedPageBreak/>
+        <w:t xml:space="preserve">basisfunctionaliteit. Alle gegevens werden </w:t>
       </w:r>
       <w:proofErr w:type="spellStart"/>
       <w:r>
@@ -5412,7 +7009,6 @@
           <w:b/>
           <w:bCs/>
         </w:rPr>
-        <w:lastRenderedPageBreak/>
         <w:t>Aantrekkelijkheid</w:t>
       </w:r>
       <w:r>
@@ -5641,7 +7237,11 @@
       </w:r>
       <w:proofErr w:type="spellEnd"/>
       <w:r>
-        <w:t>-tools, door pragmatische schalen (duidelijkheid, efficiëntie, betrouwbaarheid) te combineren met hedonistische aspecten (stimulatie, nieuwheid), wat directe vergelijkingen tussen prototypes, softwareversies of benchmarks mogelijk maakt.</w:t>
+        <w:t xml:space="preserve">-tools, door pragmatische schalen (duidelijkheid, efficiëntie, betrouwbaarheid) te combineren met hedonistische aspecten </w:t>
+      </w:r>
+      <w:r>
+        <w:lastRenderedPageBreak/>
+        <w:t>(stimulatie, nieuwheid), wat directe vergelijkingen tussen prototypes, softwareversies of benchmarks mogelijk maakt.</w:t>
       </w:r>
       <w:r>
         <w:rPr>
@@ -5678,9 +7278,895 @@
         <w:rPr>
           <w:b/>
           <w:bCs/>
+          <w:sz w:val="36"/>
+          <w:szCs w:val="36"/>
+        </w:rPr>
+        <w:lastRenderedPageBreak/>
+        <w:t>Hoofdstuk 4</w:t>
+      </w:r>
+    </w:p>
+    <w:p>
+      <w:pPr>
+        <w:spacing w:afterLines="24" w:after="57" w:line="288" w:lineRule="auto"/>
+        <w:rPr>
+          <w:b/>
+          <w:bCs/>
+          <w:sz w:val="36"/>
+          <w:szCs w:val="36"/>
+        </w:rPr>
+      </w:pPr>
+      <w:r>
+        <w:rPr>
+          <w:b/>
+          <w:bCs/>
+          <w:sz w:val="36"/>
+          <w:szCs w:val="36"/>
+        </w:rPr>
+        <w:t>Resultaten</w:t>
+      </w:r>
+    </w:p>
+    <w:p>
+      <w:pPr>
+        <w:spacing w:afterLines="24" w:after="57" w:line="288" w:lineRule="auto"/>
+        <w:rPr>
+          <w:b/>
+          <w:bCs/>
+        </w:rPr>
+      </w:pPr>
+    </w:p>
+    <w:p>
+      <w:pPr>
+        <w:spacing w:afterLines="24" w:after="57" w:line="288" w:lineRule="auto"/>
+        <w:rPr>
+          <w:rFonts w:eastAsia="Times New Roman" w:cs="Times New Roman"/>
+          <w:kern w:val="0"/>
+          <w:lang w:eastAsia="nl-BE"/>
+          <w14:ligatures w14:val="none"/>
+        </w:rPr>
+      </w:pPr>
+      <w:r>
+        <w:rPr>
+          <w:rFonts w:eastAsia="Times New Roman" w:cs="Times New Roman"/>
+          <w:kern w:val="0"/>
+          <w:lang w:eastAsia="nl-BE"/>
+          <w14:ligatures w14:val="none"/>
+        </w:rPr>
+        <w:t>De resultaten wijzen erop dat versie 2 van de software, met de extra features, duidelijk als gebruiksvriendelijker, efficiënter en aantrekkelijker wordt ervaren dan versie 1.</w:t>
+      </w:r>
+    </w:p>
+    <w:p>
+      <w:pPr>
+        <w:spacing w:afterLines="24" w:after="57" w:line="288" w:lineRule="auto"/>
+        <w:rPr>
+          <w:rFonts w:eastAsia="Times New Roman" w:cs="Times New Roman"/>
+          <w:kern w:val="0"/>
+          <w:lang w:eastAsia="nl-BE"/>
+          <w14:ligatures w14:val="none"/>
+        </w:rPr>
+      </w:pPr>
+    </w:p>
+    <w:p>
+      <w:pPr>
+        <w:spacing w:afterLines="24" w:after="57" w:line="288" w:lineRule="auto"/>
+        <w:rPr>
+          <w:rFonts w:eastAsia="Times New Roman" w:cs="Times New Roman"/>
+          <w:kern w:val="0"/>
+          <w:lang w:eastAsia="nl-BE"/>
+          <w14:ligatures w14:val="none"/>
+        </w:rPr>
+      </w:pPr>
+    </w:p>
+    <w:p>
+      <w:pPr>
+        <w:spacing w:afterLines="24" w:after="57" w:line="288" w:lineRule="auto"/>
+        <w:rPr>
+          <w:rFonts w:eastAsia="Times New Roman" w:cs="Times New Roman"/>
+          <w:b/>
+          <w:bCs/>
+          <w:kern w:val="0"/>
+          <w:sz w:val="28"/>
+          <w:szCs w:val="28"/>
+          <w:lang w:eastAsia="nl-BE"/>
+          <w14:ligatures w14:val="none"/>
+        </w:rPr>
+      </w:pPr>
+      <w:r>
+        <w:rPr>
+          <w:rFonts w:eastAsia="Times New Roman" w:cs="Times New Roman"/>
+          <w:b/>
+          <w:bCs/>
+          <w:kern w:val="0"/>
+          <w:sz w:val="28"/>
+          <w:szCs w:val="28"/>
+          <w:lang w:eastAsia="nl-BE"/>
+          <w14:ligatures w14:val="none"/>
+        </w:rPr>
+        <w:t xml:space="preserve">4.1 </w:t>
+      </w:r>
+      <w:r>
+        <w:rPr>
+          <w:rFonts w:eastAsia="Times New Roman" w:cs="Times New Roman"/>
+          <w:b/>
+          <w:bCs/>
+          <w:kern w:val="0"/>
+          <w:sz w:val="28"/>
+          <w:szCs w:val="28"/>
+          <w:lang w:eastAsia="nl-BE"/>
+          <w14:ligatures w14:val="none"/>
+        </w:rPr>
+        <w:t>Kwantitatieve UX-resultaten</w:t>
+      </w:r>
+    </w:p>
+    <w:p>
+      <w:pPr>
+        <w:spacing w:afterLines="24" w:after="57" w:line="288" w:lineRule="auto"/>
+        <w:rPr>
+          <w:rFonts w:eastAsia="Times New Roman" w:cs="Times New Roman"/>
+          <w:b/>
+          <w:bCs/>
+          <w:kern w:val="0"/>
+          <w:sz w:val="28"/>
+          <w:szCs w:val="28"/>
+          <w:lang w:eastAsia="nl-BE"/>
+          <w14:ligatures w14:val="none"/>
+        </w:rPr>
+      </w:pPr>
+    </w:p>
+    <w:p>
+      <w:pPr>
+        <w:spacing w:afterLines="24" w:after="57" w:line="288" w:lineRule="auto"/>
+        <w:rPr>
+          <w:rFonts w:eastAsia="Times New Roman" w:cs="Times New Roman"/>
+          <w:kern w:val="0"/>
+          <w:lang w:eastAsia="nl-BE"/>
+          <w14:ligatures w14:val="none"/>
+        </w:rPr>
+      </w:pPr>
+      <w:r>
+        <w:rPr>
+          <w:rFonts w:eastAsia="Times New Roman" w:cs="Times New Roman"/>
+          <w:kern w:val="0"/>
+          <w:lang w:eastAsia="nl-BE"/>
+          <w14:ligatures w14:val="none"/>
+        </w:rPr>
+        <w:t>In de UEQ-grafiek scoort versie 2 op alle dimensies (aantrekkelijkheid, transparantie, efficiëntie, bestuurbaarheid, stimulatie en originaliteit) positief, terwijl versie 1 op meerdere schalen negatief blijft. Vooral stimulatie en originaliteit maken een sterke sprong van uitgesproken negatieve beoordelingen in versie 1 naar sterk positieve beoordelingen in versie 2, wat wijst op een veel plezierigere en moderner aanvoelende interactie. Ook efficiëntie en aantrekkelijkheid verbeteren substantieel, wat suggereert dat gebruikers versie 2 als sneller, minder foutgevoelig en visueel aantrekkelijker ervaren.</w:t>
+      </w:r>
+    </w:p>
+    <w:p>
+      <w:pPr>
+        <w:spacing w:afterLines="24" w:after="57" w:line="288" w:lineRule="auto"/>
+        <w:rPr>
+          <w:rFonts w:eastAsia="Times New Roman" w:cs="Times New Roman"/>
+          <w:kern w:val="0"/>
+          <w:lang w:eastAsia="nl-BE"/>
+          <w14:ligatures w14:val="none"/>
+        </w:rPr>
+      </w:pPr>
+    </w:p>
+    <w:p>
+      <w:pPr>
+        <w:spacing w:afterLines="24" w:after="57" w:line="288" w:lineRule="auto"/>
+        <w:rPr>
+          <w:rFonts w:eastAsia="Times New Roman" w:cs="Times New Roman"/>
+          <w:kern w:val="0"/>
+          <w:lang w:eastAsia="nl-BE"/>
+          <w14:ligatures w14:val="none"/>
+        </w:rPr>
+      </w:pPr>
+      <w:r>
+        <w:rPr>
+          <w:rFonts w:eastAsia="Times New Roman" w:cs="Times New Roman"/>
+          <w:noProof/>
+          <w:kern w:val="0"/>
+          <w:lang w:eastAsia="nl-BE"/>
+        </w:rPr>
+        <w:drawing>
+          <wp:inline distT="0" distB="0" distL="0" distR="0" wp14:anchorId="300EEEFC" wp14:editId="1BF278A8">
+            <wp:extent cx="5759450" cy="2339975"/>
+            <wp:effectExtent l="0" t="0" r="0" b="3175"/>
+            <wp:docPr id="340743772" name="Afbeelding 28" descr="Afbeelding met tekst, diagram, schermopname, Parallel&#10;&#10;Door AI gegenereerde inhoud is mogelijk onjuist."/>
+            <wp:cNvGraphicFramePr>
+              <a:graphicFrameLocks xmlns:a="http://schemas.openxmlformats.org/drawingml/2006/main" noChangeAspect="1"/>
+            </wp:cNvGraphicFramePr>
+            <a:graphic xmlns:a="http://schemas.openxmlformats.org/drawingml/2006/main">
+              <a:graphicData uri="http://schemas.openxmlformats.org/drawingml/2006/picture">
+                <pic:pic xmlns:pic="http://schemas.openxmlformats.org/drawingml/2006/picture">
+                  <pic:nvPicPr>
+                    <pic:cNvPr id="340743772" name="Afbeelding 28" descr="Afbeelding met tekst, diagram, schermopname, Parallel&#10;&#10;Door AI gegenereerde inhoud is mogelijk onjuist."/>
+                    <pic:cNvPicPr/>
+                  </pic:nvPicPr>
+                  <pic:blipFill>
+                    <a:blip r:embed="rId30" cstate="print">
+                      <a:extLst>
+                        <a:ext uri="{28A0092B-C50C-407E-A947-70E740481C1C}">
+                          <a14:useLocalDpi xmlns:a14="http://schemas.microsoft.com/office/drawing/2010/main" val="0"/>
+                        </a:ext>
+                      </a:extLst>
+                    </a:blip>
+                    <a:stretch>
+                      <a:fillRect/>
+                    </a:stretch>
+                  </pic:blipFill>
+                  <pic:spPr>
+                    <a:xfrm>
+                      <a:off x="0" y="0"/>
+                      <a:ext cx="5759450" cy="2339975"/>
+                    </a:xfrm>
+                    <a:prstGeom prst="rect">
+                      <a:avLst/>
+                    </a:prstGeom>
+                  </pic:spPr>
+                </pic:pic>
+              </a:graphicData>
+            </a:graphic>
+          </wp:inline>
+        </w:drawing>
+      </w:r>
+    </w:p>
+    <w:p>
+      <w:pPr>
+        <w:spacing w:afterLines="24" w:after="57" w:line="288" w:lineRule="auto"/>
+        <w:rPr>
+          <w:rFonts w:eastAsia="Times New Roman" w:cs="Times New Roman"/>
+          <w:kern w:val="0"/>
+          <w:lang w:eastAsia="nl-BE"/>
+          <w14:ligatures w14:val="none"/>
+        </w:rPr>
+      </w:pPr>
+    </w:p>
+    <w:p>
+      <w:pPr>
+        <w:spacing w:afterLines="24" w:after="57" w:line="288" w:lineRule="auto"/>
+        <w:rPr>
+          <w:rFonts w:eastAsia="Times New Roman" w:cs="Times New Roman"/>
+          <w:kern w:val="0"/>
+          <w:lang w:eastAsia="nl-BE"/>
+          <w14:ligatures w14:val="none"/>
+        </w:rPr>
+      </w:pPr>
+    </w:p>
+    <w:p>
+      <w:pPr>
+        <w:spacing w:afterLines="24" w:after="57" w:line="288" w:lineRule="auto"/>
+        <w:rPr>
+          <w:rFonts w:eastAsia="Times New Roman" w:cs="Times New Roman"/>
+          <w:b/>
+          <w:bCs/>
+          <w:kern w:val="0"/>
+          <w:sz w:val="28"/>
+          <w:szCs w:val="28"/>
+          <w:lang w:eastAsia="nl-BE"/>
+          <w14:ligatures w14:val="none"/>
+        </w:rPr>
+      </w:pPr>
+      <w:r>
+        <w:rPr>
+          <w:rFonts w:eastAsia="Times New Roman" w:cs="Times New Roman"/>
+          <w:b/>
+          <w:bCs/>
+          <w:kern w:val="0"/>
+          <w:sz w:val="28"/>
+          <w:szCs w:val="28"/>
+          <w:lang w:eastAsia="nl-BE"/>
+          <w14:ligatures w14:val="none"/>
+        </w:rPr>
+        <w:t xml:space="preserve">4.2 </w:t>
+      </w:r>
+      <w:r>
+        <w:rPr>
+          <w:rFonts w:eastAsia="Times New Roman" w:cs="Times New Roman"/>
+          <w:b/>
+          <w:bCs/>
+          <w:kern w:val="0"/>
+          <w:sz w:val="28"/>
+          <w:szCs w:val="28"/>
+          <w:lang w:eastAsia="nl-BE"/>
+          <w14:ligatures w14:val="none"/>
+        </w:rPr>
+        <w:t>Waardering van de toegevoegde features</w:t>
+      </w:r>
+    </w:p>
+    <w:p>
+      <w:pPr>
+        <w:spacing w:afterLines="24" w:after="57" w:line="288" w:lineRule="auto"/>
+        <w:rPr>
+          <w:rFonts w:eastAsia="Times New Roman" w:cs="Times New Roman"/>
+          <w:b/>
+          <w:bCs/>
+          <w:kern w:val="0"/>
+          <w:sz w:val="28"/>
+          <w:szCs w:val="28"/>
+          <w:lang w:eastAsia="nl-BE"/>
+          <w14:ligatures w14:val="none"/>
+        </w:rPr>
+      </w:pPr>
+    </w:p>
+    <w:p>
+      <w:pPr>
+        <w:spacing w:afterLines="24" w:after="57" w:line="288" w:lineRule="auto"/>
+        <w:rPr>
+          <w:rFonts w:eastAsia="Times New Roman" w:cs="Times New Roman"/>
+          <w:kern w:val="0"/>
+          <w:lang w:eastAsia="nl-BE"/>
+          <w14:ligatures w14:val="none"/>
+        </w:rPr>
+      </w:pPr>
+      <w:r>
+        <w:rPr>
+          <w:rFonts w:eastAsia="Times New Roman" w:cs="Times New Roman"/>
+          <w:kern w:val="0"/>
+          <w:lang w:eastAsia="nl-BE"/>
+          <w14:ligatures w14:val="none"/>
+        </w:rPr>
+        <w:t xml:space="preserve">De antwoorden op de open vragen sluiten nauw aan bij deze kwantitatieve resultaten. Deelnemers geven unaniem aan dat zij de taken makkelijker konden uitvoeren met versie 2 en noemen daarbij expliciet de aanwezigheid van filter- en sorteerfunctionaliteit, automatische </w:t>
+      </w:r>
+      <w:proofErr w:type="spellStart"/>
+      <w:r>
+        <w:rPr>
+          <w:rFonts w:eastAsia="Times New Roman" w:cs="Times New Roman"/>
+          <w:kern w:val="0"/>
+          <w:lang w:eastAsia="nl-BE"/>
+          <w14:ligatures w14:val="none"/>
+        </w:rPr>
+        <w:t>danger</w:t>
+      </w:r>
+      <w:proofErr w:type="spellEnd"/>
+      <w:r>
+        <w:rPr>
+          <w:rFonts w:eastAsia="Times New Roman" w:cs="Times New Roman"/>
+          <w:kern w:val="0"/>
+          <w:lang w:eastAsia="nl-BE"/>
+          <w14:ligatures w14:val="none"/>
+        </w:rPr>
+        <w:t xml:space="preserve">-ratingberekening en zoekmogelijkheden. </w:t>
+      </w:r>
+      <w:r>
+        <w:rPr>
+          <w:rFonts w:eastAsia="Times New Roman" w:cs="Times New Roman"/>
+          <w:kern w:val="0"/>
+          <w:lang w:eastAsia="nl-BE"/>
+          <w14:ligatures w14:val="none"/>
+        </w:rPr>
+        <w:lastRenderedPageBreak/>
+        <w:t xml:space="preserve">Versie 2 vermindert de cognitieve belasting doordat gebruikers niet langer zelf hoeven te tellen of </w:t>
+      </w:r>
+      <w:proofErr w:type="spellStart"/>
+      <w:r>
+        <w:rPr>
+          <w:rFonts w:eastAsia="Times New Roman" w:cs="Times New Roman"/>
+          <w:kern w:val="0"/>
+          <w:lang w:eastAsia="nl-BE"/>
+          <w14:ligatures w14:val="none"/>
+        </w:rPr>
+        <w:t>danger</w:t>
+      </w:r>
+      <w:proofErr w:type="spellEnd"/>
+      <w:r>
+        <w:rPr>
+          <w:rFonts w:eastAsia="Times New Roman" w:cs="Times New Roman"/>
+          <w:kern w:val="0"/>
+          <w:lang w:eastAsia="nl-BE"/>
+          <w14:ligatures w14:val="none"/>
+        </w:rPr>
+        <w:t xml:space="preserve"> ratings manueel moeten berekenen; meerdere deelnemers beschrijven dat de nieuwe functies tijd besparen en de kans op fouten verkleinen. De filtering op basis van node-status komt herhaaldelijk als meest nuttig naar voren, gevolgd door het tellen van </w:t>
+      </w:r>
+      <w:proofErr w:type="spellStart"/>
+      <w:r>
+        <w:rPr>
+          <w:rFonts w:eastAsia="Times New Roman" w:cs="Times New Roman"/>
+          <w:kern w:val="0"/>
+          <w:lang w:eastAsia="nl-BE"/>
+          <w14:ligatures w14:val="none"/>
+        </w:rPr>
+        <w:t>nodes</w:t>
+      </w:r>
+      <w:proofErr w:type="spellEnd"/>
+      <w:r>
+        <w:rPr>
+          <w:rFonts w:eastAsia="Times New Roman" w:cs="Times New Roman"/>
+          <w:kern w:val="0"/>
+          <w:lang w:eastAsia="nl-BE"/>
+          <w14:ligatures w14:val="none"/>
+        </w:rPr>
+        <w:t xml:space="preserve"> per status en de highlight-functie bij klikken in de filterbalk.</w:t>
+      </w:r>
+    </w:p>
+    <w:p>
+      <w:pPr>
+        <w:spacing w:afterLines="24" w:after="57" w:line="288" w:lineRule="auto"/>
+        <w:rPr>
+          <w:rFonts w:eastAsia="Times New Roman" w:cs="Times New Roman"/>
+          <w:kern w:val="0"/>
+          <w:lang w:eastAsia="nl-BE"/>
+          <w14:ligatures w14:val="none"/>
+        </w:rPr>
+      </w:pPr>
+    </w:p>
+    <w:p>
+      <w:pPr>
+        <w:spacing w:afterLines="24" w:after="57" w:line="288" w:lineRule="auto"/>
+        <w:rPr>
+          <w:rFonts w:eastAsia="Times New Roman" w:cs="Times New Roman"/>
+          <w:kern w:val="0"/>
+          <w:lang w:eastAsia="nl-BE"/>
+          <w14:ligatures w14:val="none"/>
+        </w:rPr>
+      </w:pPr>
+    </w:p>
+    <w:p>
+      <w:pPr>
+        <w:spacing w:afterLines="24" w:after="57" w:line="288" w:lineRule="auto"/>
+        <w:rPr>
+          <w:rFonts w:eastAsia="Times New Roman" w:cs="Times New Roman"/>
+          <w:b/>
+          <w:bCs/>
+          <w:kern w:val="0"/>
+          <w:sz w:val="28"/>
+          <w:szCs w:val="28"/>
+          <w:lang w:eastAsia="nl-BE"/>
+          <w14:ligatures w14:val="none"/>
+        </w:rPr>
+      </w:pPr>
+      <w:r>
+        <w:rPr>
+          <w:rFonts w:eastAsia="Times New Roman" w:cs="Times New Roman"/>
+          <w:b/>
+          <w:bCs/>
+          <w:kern w:val="0"/>
+          <w:sz w:val="28"/>
+          <w:szCs w:val="28"/>
+          <w:lang w:eastAsia="nl-BE"/>
+          <w14:ligatures w14:val="none"/>
+        </w:rPr>
+        <w:t xml:space="preserve">4.3 </w:t>
+      </w:r>
+      <w:r>
+        <w:rPr>
+          <w:rFonts w:eastAsia="Times New Roman" w:cs="Times New Roman"/>
+          <w:b/>
+          <w:bCs/>
+          <w:kern w:val="0"/>
+          <w:sz w:val="28"/>
+          <w:szCs w:val="28"/>
+          <w:lang w:eastAsia="nl-BE"/>
+          <w14:ligatures w14:val="none"/>
+        </w:rPr>
+        <w:t>Ervaren gebruiksgemak en voorkeur</w:t>
+      </w:r>
+    </w:p>
+    <w:p>
+      <w:pPr>
+        <w:spacing w:afterLines="24" w:after="57" w:line="288" w:lineRule="auto"/>
+        <w:rPr>
+          <w:rFonts w:eastAsia="Times New Roman" w:cs="Times New Roman"/>
+          <w:b/>
+          <w:bCs/>
+          <w:kern w:val="0"/>
+          <w:sz w:val="28"/>
+          <w:szCs w:val="28"/>
+          <w:lang w:eastAsia="nl-BE"/>
+          <w14:ligatures w14:val="none"/>
+        </w:rPr>
+      </w:pPr>
+    </w:p>
+    <w:p>
+      <w:pPr>
+        <w:spacing w:afterLines="24" w:after="57" w:line="288" w:lineRule="auto"/>
+        <w:rPr>
+          <w:rFonts w:eastAsia="Times New Roman" w:cs="Times New Roman"/>
+          <w:kern w:val="0"/>
+          <w:lang w:eastAsia="nl-BE"/>
+          <w14:ligatures w14:val="none"/>
+        </w:rPr>
+      </w:pPr>
+      <w:r>
+        <w:rPr>
+          <w:rFonts w:eastAsia="Times New Roman" w:cs="Times New Roman"/>
+          <w:kern w:val="0"/>
+          <w:lang w:eastAsia="nl-BE"/>
+          <w14:ligatures w14:val="none"/>
+        </w:rPr>
+        <w:t xml:space="preserve">Ook op visueel en </w:t>
+      </w:r>
+      <w:r>
+        <w:rPr>
+          <w:rFonts w:eastAsia="Times New Roman" w:cs="Times New Roman"/>
+          <w:kern w:val="0"/>
+          <w:lang w:eastAsia="nl-BE"/>
+          <w14:ligatures w14:val="none"/>
+        </w:rPr>
+        <w:t xml:space="preserve">belevingsmatig </w:t>
+      </w:r>
+      <w:r>
+        <w:rPr>
+          <w:rFonts w:eastAsia="Times New Roman" w:cs="Times New Roman"/>
+          <w:kern w:val="0"/>
+          <w:lang w:eastAsia="nl-BE"/>
+          <w14:ligatures w14:val="none"/>
+        </w:rPr>
+        <w:t>vlak wordt versie 2 duidelijk hoger gewaardeerd. Deelnemers omschrijven deze versie als visueel aantrekkelijker, met overzichtelijke kleuren, een duidelijkere GUI en iconen die de gebruiker door de taakflow begeleiden. Dit komt overeen met de verhoogde UEQ-scores op aantrekkelijkheid, stimulatie en originaliteit en bevestigt dat de nieuwe vormgeving niet alleen mooier oogt, maar ook de oriëntatie binnen de boomstructuur ondersteunt. Alle deelnemers geven aan dat zij in een realistische werksituatie versie 2 zouden verkiezen, omdat deze volgens hen efficiënter, duidelijker, makkelijker in gebruik en functioneler is dan versie 1.</w:t>
+      </w:r>
+    </w:p>
+    <w:p>
+      <w:pPr>
+        <w:spacing w:afterLines="24" w:after="57" w:line="288" w:lineRule="auto"/>
+        <w:rPr>
+          <w:rFonts w:eastAsia="Times New Roman" w:cs="Times New Roman"/>
+          <w:kern w:val="0"/>
+          <w:lang w:eastAsia="nl-BE"/>
+          <w14:ligatures w14:val="none"/>
+        </w:rPr>
+      </w:pPr>
+    </w:p>
+    <w:p>
+      <w:pPr>
+        <w:spacing w:afterLines="24" w:after="57" w:line="288" w:lineRule="auto"/>
+        <w:rPr>
+          <w:rFonts w:eastAsia="Times New Roman" w:cs="Times New Roman"/>
+          <w:kern w:val="0"/>
+          <w:lang w:eastAsia="nl-BE"/>
+          <w14:ligatures w14:val="none"/>
+        </w:rPr>
+      </w:pPr>
+    </w:p>
+    <w:p>
+      <w:pPr>
+        <w:spacing w:afterLines="24" w:after="57" w:line="288" w:lineRule="auto"/>
+        <w:rPr>
+          <w:rFonts w:eastAsia="Times New Roman" w:cs="Times New Roman"/>
+          <w:b/>
+          <w:bCs/>
+          <w:kern w:val="0"/>
+          <w:sz w:val="28"/>
+          <w:szCs w:val="28"/>
+          <w:lang w:eastAsia="nl-BE"/>
+          <w14:ligatures w14:val="none"/>
+        </w:rPr>
+      </w:pPr>
+      <w:r>
+        <w:rPr>
+          <w:rFonts w:eastAsia="Times New Roman" w:cs="Times New Roman"/>
+          <w:b/>
+          <w:bCs/>
+          <w:kern w:val="0"/>
+          <w:sz w:val="28"/>
+          <w:szCs w:val="28"/>
+          <w:lang w:eastAsia="nl-BE"/>
+          <w14:ligatures w14:val="none"/>
+        </w:rPr>
+        <w:t xml:space="preserve">4.4 </w:t>
+      </w:r>
+      <w:r>
+        <w:rPr>
+          <w:rFonts w:eastAsia="Times New Roman" w:cs="Times New Roman"/>
+          <w:b/>
+          <w:bCs/>
+          <w:kern w:val="0"/>
+          <w:sz w:val="28"/>
+          <w:szCs w:val="28"/>
+          <w:lang w:eastAsia="nl-BE"/>
+          <w14:ligatures w14:val="none"/>
+        </w:rPr>
+        <w:t>Verbeterpunten en suggesties</w:t>
+      </w:r>
+    </w:p>
+    <w:p>
+      <w:pPr>
+        <w:spacing w:afterLines="24" w:after="57" w:line="288" w:lineRule="auto"/>
+        <w:rPr>
+          <w:rFonts w:eastAsia="Times New Roman" w:cs="Times New Roman"/>
+          <w:b/>
+          <w:bCs/>
+          <w:kern w:val="0"/>
+          <w:sz w:val="28"/>
+          <w:szCs w:val="28"/>
+          <w:lang w:eastAsia="nl-BE"/>
+          <w14:ligatures w14:val="none"/>
+        </w:rPr>
+      </w:pPr>
+    </w:p>
+    <w:p>
+      <w:pPr>
+        <w:spacing w:afterLines="24" w:after="57" w:line="288" w:lineRule="auto"/>
+        <w:rPr>
+          <w:rFonts w:eastAsia="Times New Roman" w:cs="Times New Roman"/>
+          <w:kern w:val="0"/>
+          <w:lang w:eastAsia="nl-BE"/>
+          <w14:ligatures w14:val="none"/>
+        </w:rPr>
+      </w:pPr>
+      <w:r>
+        <w:rPr>
+          <w:rFonts w:eastAsia="Times New Roman" w:cs="Times New Roman"/>
+          <w:kern w:val="0"/>
+          <w:lang w:eastAsia="nl-BE"/>
+          <w14:ligatures w14:val="none"/>
+        </w:rPr>
+        <w:t xml:space="preserve">Ondanks de duidelijke voorkeur voor versie 2 formuleren deelnemers ook concrete verbeterpunten, wat waardevolle input biedt voor verdere iteraties van het ontwerp. Genoemde suggesties zijn onder meer het compacter weergeven van de tree zodat er meer op het scherm past, intuïtievere manieren om </w:t>
+      </w:r>
+      <w:proofErr w:type="spellStart"/>
+      <w:r>
+        <w:rPr>
+          <w:rFonts w:eastAsia="Times New Roman" w:cs="Times New Roman"/>
+          <w:kern w:val="0"/>
+          <w:lang w:eastAsia="nl-BE"/>
+          <w14:ligatures w14:val="none"/>
+        </w:rPr>
+        <w:t>nodes</w:t>
+      </w:r>
+      <w:proofErr w:type="spellEnd"/>
+      <w:r>
+        <w:rPr>
+          <w:rFonts w:eastAsia="Times New Roman" w:cs="Times New Roman"/>
+          <w:kern w:val="0"/>
+          <w:lang w:eastAsia="nl-BE"/>
+          <w14:ligatures w14:val="none"/>
+        </w:rPr>
+        <w:t xml:space="preserve"> in en uit te klappen en snellere navigatie binnen lange branches. Daarnaast worden uitbreidingen rond statusbeheer voorgesteld, zoals </w:t>
+      </w:r>
+      <w:proofErr w:type="spellStart"/>
+      <w:r>
+        <w:rPr>
+          <w:rFonts w:eastAsia="Times New Roman" w:cs="Times New Roman"/>
+          <w:kern w:val="0"/>
+          <w:lang w:eastAsia="nl-BE"/>
+          <w14:ligatures w14:val="none"/>
+        </w:rPr>
+        <w:t>custom</w:t>
+      </w:r>
+      <w:proofErr w:type="spellEnd"/>
+      <w:r>
+        <w:rPr>
+          <w:rFonts w:eastAsia="Times New Roman" w:cs="Times New Roman"/>
+          <w:kern w:val="0"/>
+          <w:lang w:eastAsia="nl-BE"/>
+          <w14:ligatures w14:val="none"/>
+        </w:rPr>
+        <w:t xml:space="preserve"> statussen, een duidelijkere indicatie van de </w:t>
+      </w:r>
+      <w:proofErr w:type="spellStart"/>
+      <w:r>
+        <w:rPr>
+          <w:rFonts w:eastAsia="Times New Roman" w:cs="Times New Roman"/>
+          <w:kern w:val="0"/>
+          <w:lang w:eastAsia="nl-BE"/>
+          <w14:ligatures w14:val="none"/>
+        </w:rPr>
+        <w:t>collapse</w:t>
+      </w:r>
+      <w:proofErr w:type="spellEnd"/>
+      <w:r>
+        <w:rPr>
+          <w:rFonts w:eastAsia="Times New Roman" w:cs="Times New Roman"/>
+          <w:kern w:val="0"/>
+          <w:lang w:eastAsia="nl-BE"/>
+          <w14:ligatures w14:val="none"/>
+        </w:rPr>
+        <w:t>/</w:t>
+      </w:r>
+      <w:proofErr w:type="spellStart"/>
+      <w:r>
+        <w:rPr>
+          <w:rFonts w:eastAsia="Times New Roman" w:cs="Times New Roman"/>
+          <w:kern w:val="0"/>
+          <w:lang w:eastAsia="nl-BE"/>
+          <w14:ligatures w14:val="none"/>
+        </w:rPr>
+        <w:t>expand</w:t>
+      </w:r>
+      <w:proofErr w:type="spellEnd"/>
+      <w:r>
+        <w:rPr>
+          <w:rFonts w:eastAsia="Times New Roman" w:cs="Times New Roman"/>
+          <w:kern w:val="0"/>
+          <w:lang w:eastAsia="nl-BE"/>
+          <w14:ligatures w14:val="none"/>
+        </w:rPr>
+        <w:t xml:space="preserve">-knoppen en een eenvoudigere manier om per ongeluk aangemaakte </w:t>
+      </w:r>
+      <w:proofErr w:type="spellStart"/>
+      <w:r>
+        <w:rPr>
+          <w:rFonts w:eastAsia="Times New Roman" w:cs="Times New Roman"/>
+          <w:kern w:val="0"/>
+          <w:lang w:eastAsia="nl-BE"/>
+          <w14:ligatures w14:val="none"/>
+        </w:rPr>
+        <w:t>nodes</w:t>
+      </w:r>
+      <w:proofErr w:type="spellEnd"/>
+      <w:r>
+        <w:rPr>
+          <w:rFonts w:eastAsia="Times New Roman" w:cs="Times New Roman"/>
+          <w:kern w:val="0"/>
+          <w:lang w:eastAsia="nl-BE"/>
+          <w14:ligatures w14:val="none"/>
+        </w:rPr>
+        <w:t xml:space="preserve"> te annuleren. Tot slot worden ideeën geopperd voor verdere kwaliteitsverbeteringen, zoals een globale knop om alle branches behalve de geselecteerde in te klappen, zoom op een specifieke </w:t>
+      </w:r>
+      <w:proofErr w:type="spellStart"/>
+      <w:r>
+        <w:rPr>
+          <w:rFonts w:eastAsia="Times New Roman" w:cs="Times New Roman"/>
+          <w:kern w:val="0"/>
+          <w:lang w:eastAsia="nl-BE"/>
+          <w14:ligatures w14:val="none"/>
+        </w:rPr>
+        <w:t>branch</w:t>
+      </w:r>
+      <w:proofErr w:type="spellEnd"/>
+      <w:r>
+        <w:rPr>
+          <w:rFonts w:eastAsia="Times New Roman" w:cs="Times New Roman"/>
+          <w:kern w:val="0"/>
+          <w:lang w:eastAsia="nl-BE"/>
+          <w14:ligatures w14:val="none"/>
+        </w:rPr>
+        <w:t xml:space="preserve"> als nieuwe tree en een zoekbalk binnen de filterbalk.</w:t>
+      </w:r>
+    </w:p>
+    <w:p>
+      <w:pPr>
+        <w:spacing w:afterLines="24" w:after="57" w:line="288" w:lineRule="auto"/>
+        <w:rPr>
+          <w:rFonts w:eastAsia="Times New Roman" w:cs="Times New Roman"/>
+          <w:kern w:val="0"/>
+          <w:lang w:eastAsia="nl-BE"/>
+          <w14:ligatures w14:val="none"/>
+        </w:rPr>
+      </w:pPr>
+    </w:p>
+    <w:p>
+      <w:pPr>
+        <w:spacing w:afterLines="24" w:after="57" w:line="288" w:lineRule="auto"/>
+        <w:rPr>
+          <w:rFonts w:eastAsia="Times New Roman" w:cs="Times New Roman"/>
+          <w:kern w:val="0"/>
+          <w:lang w:eastAsia="nl-BE"/>
+          <w14:ligatures w14:val="none"/>
+        </w:rPr>
+      </w:pPr>
+    </w:p>
+    <w:p>
+      <w:pPr>
+        <w:rPr>
+          <w:rFonts w:eastAsia="Times New Roman" w:cs="Times New Roman"/>
+          <w:b/>
+          <w:bCs/>
+          <w:kern w:val="0"/>
+          <w:sz w:val="28"/>
+          <w:szCs w:val="28"/>
+          <w:lang w:eastAsia="nl-BE"/>
+          <w14:ligatures w14:val="none"/>
+        </w:rPr>
+      </w:pPr>
+      <w:r>
+        <w:rPr>
+          <w:rFonts w:eastAsia="Times New Roman" w:cs="Times New Roman"/>
+          <w:b/>
+          <w:bCs/>
+          <w:kern w:val="0"/>
+          <w:sz w:val="28"/>
+          <w:szCs w:val="28"/>
+          <w:lang w:eastAsia="nl-BE"/>
+          <w14:ligatures w14:val="none"/>
+        </w:rPr>
+        <w:br w:type="page"/>
+      </w:r>
+    </w:p>
+    <w:p>
+      <w:pPr>
+        <w:spacing w:afterLines="24" w:after="57" w:line="288" w:lineRule="auto"/>
+        <w:rPr>
+          <w:rFonts w:eastAsia="Times New Roman" w:cs="Times New Roman"/>
+          <w:b/>
+          <w:bCs/>
+          <w:kern w:val="0"/>
+          <w:sz w:val="28"/>
+          <w:szCs w:val="28"/>
+          <w:lang w:eastAsia="nl-BE"/>
+          <w14:ligatures w14:val="none"/>
+        </w:rPr>
+      </w:pPr>
+      <w:r>
+        <w:rPr>
+          <w:rFonts w:eastAsia="Times New Roman" w:cs="Times New Roman"/>
+          <w:b/>
+          <w:bCs/>
+          <w:kern w:val="0"/>
+          <w:sz w:val="28"/>
+          <w:szCs w:val="28"/>
+          <w:lang w:eastAsia="nl-BE"/>
+          <w14:ligatures w14:val="none"/>
+        </w:rPr>
+        <w:lastRenderedPageBreak/>
+        <w:t xml:space="preserve">4.5 </w:t>
+      </w:r>
+      <w:r>
+        <w:rPr>
+          <w:rFonts w:eastAsia="Times New Roman" w:cs="Times New Roman"/>
+          <w:b/>
+          <w:bCs/>
+          <w:kern w:val="0"/>
+          <w:sz w:val="28"/>
+          <w:szCs w:val="28"/>
+          <w:lang w:eastAsia="nl-BE"/>
+          <w14:ligatures w14:val="none"/>
+        </w:rPr>
+        <w:t>Synthese</w:t>
+      </w:r>
+    </w:p>
+    <w:p>
+      <w:pPr>
+        <w:spacing w:afterLines="24" w:after="57" w:line="288" w:lineRule="auto"/>
+        <w:rPr>
+          <w:rFonts w:eastAsia="Times New Roman" w:cs="Times New Roman"/>
+          <w:b/>
+          <w:bCs/>
+          <w:kern w:val="0"/>
+          <w:sz w:val="28"/>
+          <w:szCs w:val="28"/>
+          <w:lang w:eastAsia="nl-BE"/>
+          <w14:ligatures w14:val="none"/>
+        </w:rPr>
+      </w:pPr>
+    </w:p>
+    <w:p>
+      <w:pPr>
+        <w:spacing w:afterLines="24" w:after="57" w:line="288" w:lineRule="auto"/>
+        <w:rPr>
+          <w:rFonts w:eastAsia="Times New Roman" w:cs="Times New Roman"/>
+          <w:kern w:val="0"/>
+          <w:lang w:eastAsia="nl-BE"/>
+          <w14:ligatures w14:val="none"/>
+        </w:rPr>
+      </w:pPr>
+      <w:r>
+        <w:rPr>
+          <w:rFonts w:eastAsia="Times New Roman" w:cs="Times New Roman"/>
+          <w:kern w:val="0"/>
+          <w:lang w:eastAsia="nl-BE"/>
+          <w14:ligatures w14:val="none"/>
+        </w:rPr>
+        <w:t xml:space="preserve">Samenvattend tonen zowel de UEQ-scores als de open antwoorden dat het toevoegen van de nieuwe features leidt tot een verschuiving van een overwegend negatief naar een duidelijk positief UX-profiel. Versie 2 wordt door alle deelnemers als voorkeursversie beschouwd omdat deze tijd bespaart, fouten reduceert en een aantrekkelijker, overzichtelijker en intuïtiever ontwerp biedt, terwijl de geformuleerde suggesties tegelijk concrete aangrijpingspunten bieden voor verdere verfijning van de interface. </w:t>
+      </w:r>
+    </w:p>
+    <w:p>
+      <w:pPr>
+        <w:spacing w:afterLines="24" w:after="57" w:line="288" w:lineRule="auto"/>
+        <w:rPr>
+          <w:b/>
+          <w:bCs/>
           <w:sz w:val="32"/>
           <w:szCs w:val="32"/>
         </w:rPr>
+      </w:pPr>
+      <w:r>
+        <w:rPr>
+          <w:b/>
+          <w:bCs/>
+          <w:sz w:val="32"/>
+          <w:szCs w:val="32"/>
+        </w:rPr>
+        <w:br w:type="page"/>
+      </w:r>
+    </w:p>
+    <w:p>
+      <w:pPr>
+        <w:rPr>
+          <w:b/>
+          <w:bCs/>
+          <w:sz w:val="36"/>
+          <w:szCs w:val="36"/>
+        </w:rPr>
+      </w:pPr>
+      <w:r>
+        <w:rPr>
+          <w:b/>
+          <w:bCs/>
+          <w:sz w:val="36"/>
+          <w:szCs w:val="36"/>
+        </w:rPr>
         <w:lastRenderedPageBreak/>
         <w:br w:type="page"/>
       </w:r>
@@ -5703,7 +8189,7 @@
           <w:szCs w:val="36"/>
         </w:rPr>
         <w:lastRenderedPageBreak/>
-        <w:t>Hoofdstuk 4</w:t>
+        <w:t>Hoofdstuk 5</w:t>
       </w:r>
     </w:p>
     <w:p>
@@ -5723,57 +8209,28 @@
           <w:sz w:val="36"/>
           <w:szCs w:val="36"/>
         </w:rPr>
-        <w:t>Resultaten</w:t>
-      </w:r>
-    </w:p>
-    <w:p>
-      <w:pPr>
-        <w:spacing w:afterLines="24" w:after="57" w:line="288" w:lineRule="auto"/>
-        <w:rPr>
-          <w:b/>
-          <w:bCs/>
-        </w:rPr>
-      </w:pPr>
-    </w:p>
-    <w:p>
-      <w:pPr>
-        <w:spacing w:afterLines="24" w:after="57" w:line="288" w:lineRule="auto"/>
-        <w:rPr>
-          <w:rFonts w:eastAsia="Times New Roman" w:cs="Times New Roman"/>
-          <w:kern w:val="0"/>
-          <w:lang w:eastAsia="nl-BE"/>
-          <w14:ligatures w14:val="none"/>
-        </w:rPr>
-      </w:pPr>
-      <w:r>
-        <w:rPr>
-          <w:rFonts w:eastAsia="Times New Roman" w:cs="Times New Roman"/>
-          <w:kern w:val="0"/>
-          <w:lang w:eastAsia="nl-BE"/>
-          <w14:ligatures w14:val="none"/>
-        </w:rPr>
-        <w:t>De resultaten wijzen erop dat versie 2 van de software, met de extra features, duidelijk als gebruiksvriendelijker, efficiënter en aantrekkelijker wordt ervaren dan versie 1.</w:t>
-      </w:r>
-    </w:p>
-    <w:p>
-      <w:pPr>
-        <w:spacing w:afterLines="24" w:after="57" w:line="288" w:lineRule="auto"/>
-        <w:rPr>
-          <w:rFonts w:eastAsia="Times New Roman" w:cs="Times New Roman"/>
-          <w:kern w:val="0"/>
-          <w:lang w:eastAsia="nl-BE"/>
-          <w14:ligatures w14:val="none"/>
-        </w:rPr>
-      </w:pPr>
-    </w:p>
-    <w:p>
-      <w:pPr>
-        <w:spacing w:afterLines="24" w:after="57" w:line="288" w:lineRule="auto"/>
-        <w:rPr>
-          <w:rFonts w:eastAsia="Times New Roman" w:cs="Times New Roman"/>
-          <w:kern w:val="0"/>
-          <w:lang w:eastAsia="nl-BE"/>
-          <w14:ligatures w14:val="none"/>
+        <w:t>Discussie</w:t>
+      </w:r>
+    </w:p>
+    <w:p>
+      <w:pPr>
+        <w:spacing w:afterLines="24" w:after="57" w:line="288" w:lineRule="auto"/>
+        <w:rPr>
+          <w:b/>
+          <w:bCs/>
+          <w:sz w:val="32"/>
+          <w:szCs w:val="32"/>
+        </w:rPr>
+      </w:pPr>
+    </w:p>
+    <w:p>
+      <w:pPr>
+        <w:spacing w:afterLines="24" w:after="57" w:line="288" w:lineRule="auto"/>
+        <w:rPr>
+          <w:b/>
+          <w:bCs/>
+          <w:sz w:val="32"/>
+          <w:szCs w:val="32"/>
         </w:rPr>
       </w:pPr>
     </w:p>
@@ -5802,7 +8259,7 @@
           <w:lang w:eastAsia="nl-BE"/>
           <w14:ligatures w14:val="none"/>
         </w:rPr>
-        <w:t xml:space="preserve">4.1 </w:t>
+        <w:t xml:space="preserve">5.1 </w:t>
       </w:r>
       <w:r>
         <w:rPr>
@@ -5815,7 +8272,7 @@
           <w:lang w:eastAsia="nl-BE"/>
           <w14:ligatures w14:val="none"/>
         </w:rPr>
-        <w:t>Kwantitatieve UX-resultaten</w:t>
+        <w:t>Samenvatting van de belangrijkste resultaten</w:t>
       </w:r>
     </w:p>
     <w:p>
@@ -5850,7 +8307,87 @@
           <w:lang w:eastAsia="nl-BE"/>
           <w14:ligatures w14:val="none"/>
         </w:rPr>
-        <w:t>In de UEQ-grafiek scoort versie 2 op alle dimensies (aantrekkelijkheid, transparantie, efficiëntie, bestuurbaarheid, stimulatie en originaliteit) positief, terwijl versie 1 op meerdere schalen negatief blijft. Vooral stimulatie en originaliteit maken een sterke sprong van uitgesproken negatieve beoordelingen in versie 1 naar sterk positieve beoordelingen in versie 2, wat wijst op een veel plezierigere en moderner aanvoelende interactie. Ook efficiëntie en aantrekkelijkheid verbeteren substantieel, wat suggereert dat gebruikers versie 2 als sneller, minder foutgevoelig en visueel aantrekkelijker ervaren.</w:t>
+        <w:t xml:space="preserve">De empirische resultaten bevestigen dat de basisfunctionaliteit van de tool voldoende is voor minimale ondersteuning van </w:t>
+      </w:r>
+      <w:proofErr w:type="spellStart"/>
+      <w:r>
+        <w:rPr>
+          <w:rFonts w:eastAsia="Times New Roman" w:cs="Times New Roman"/>
+          <w:kern w:val="0"/>
+          <w:lang w:eastAsia="nl-BE"/>
+          <w14:ligatures w14:val="none"/>
+        </w:rPr>
+        <w:t>Fortunately-Unfortunately</w:t>
+      </w:r>
+      <w:proofErr w:type="spellEnd"/>
+      <w:r>
+        <w:rPr>
+          <w:rFonts w:eastAsia="Times New Roman" w:cs="Times New Roman"/>
+          <w:kern w:val="0"/>
+          <w:lang w:eastAsia="nl-BE"/>
+          <w14:ligatures w14:val="none"/>
+        </w:rPr>
+        <w:t xml:space="preserve"> trees, maar dat de toegevoegde UX-features een substantiële verbetering opleveren in gebruiksvriendelijkheid en efficiëntie. Versie 2 scoort op alle UEQ-dimensies positief en wordt door alle deelnemers unaniem verkozen boven generieke </w:t>
+      </w:r>
+      <w:proofErr w:type="spellStart"/>
+      <w:r>
+        <w:rPr>
+          <w:rFonts w:eastAsia="Times New Roman" w:cs="Times New Roman"/>
+          <w:kern w:val="0"/>
+          <w:lang w:eastAsia="nl-BE"/>
+          <w14:ligatures w14:val="none"/>
+        </w:rPr>
+        <w:t>mindmap</w:t>
+      </w:r>
+      <w:proofErr w:type="spellEnd"/>
+      <w:r>
+        <w:rPr>
+          <w:rFonts w:eastAsia="Times New Roman" w:cs="Times New Roman"/>
+          <w:kern w:val="0"/>
+          <w:lang w:eastAsia="nl-BE"/>
+          <w14:ligatures w14:val="none"/>
+        </w:rPr>
+        <w:t xml:space="preserve">-tools, dankzij features zoals filtering en visuele codering. Deze bevindingen beantwoorden de onderzoeksvragen direct en onderbouwen de waarde van </w:t>
+      </w:r>
+      <w:proofErr w:type="spellStart"/>
+      <w:r>
+        <w:rPr>
+          <w:rFonts w:eastAsia="Times New Roman" w:cs="Times New Roman"/>
+          <w:kern w:val="0"/>
+          <w:lang w:eastAsia="nl-BE"/>
+          <w14:ligatures w14:val="none"/>
+        </w:rPr>
+        <w:t>domeinspecifieke</w:t>
+      </w:r>
+      <w:proofErr w:type="spellEnd"/>
+      <w:r>
+        <w:rPr>
+          <w:rFonts w:eastAsia="Times New Roman" w:cs="Times New Roman"/>
+          <w:kern w:val="0"/>
+          <w:lang w:eastAsia="nl-BE"/>
+          <w14:ligatures w14:val="none"/>
+        </w:rPr>
+        <w:t xml:space="preserve"> UX in </w:t>
+      </w:r>
+      <w:proofErr w:type="spellStart"/>
+      <w:r>
+        <w:rPr>
+          <w:rFonts w:eastAsia="Times New Roman" w:cs="Times New Roman"/>
+          <w:kern w:val="0"/>
+          <w:lang w:eastAsia="nl-BE"/>
+          <w14:ligatures w14:val="none"/>
+        </w:rPr>
+        <w:t>threat</w:t>
+      </w:r>
+      <w:proofErr w:type="spellEnd"/>
+      <w:r>
+        <w:rPr>
+          <w:rFonts w:eastAsia="Times New Roman" w:cs="Times New Roman"/>
+          <w:kern w:val="0"/>
+          <w:lang w:eastAsia="nl-BE"/>
+          <w14:ligatures w14:val="none"/>
+        </w:rPr>
+        <w:t xml:space="preserve"> modeling.</w:t>
       </w:r>
     </w:p>
     <w:p>
@@ -5900,7 +8437,7 @@
           <w:lang w:eastAsia="nl-BE"/>
           <w14:ligatures w14:val="none"/>
         </w:rPr>
-        <w:t xml:space="preserve">4.2 </w:t>
+        <w:t xml:space="preserve">5.2 </w:t>
       </w:r>
       <w:r>
         <w:rPr>
@@ -5913,7 +8450,7 @@
           <w:lang w:eastAsia="nl-BE"/>
           <w14:ligatures w14:val="none"/>
         </w:rPr>
-        <w:t>Waardering van de toegevoegde features</w:t>
+        <w:t>Beantwoording van de onderzoeksvragen</w:t>
       </w:r>
     </w:p>
     <w:p>
@@ -5936,108 +8473,6 @@
         <w:spacing w:afterLines="24" w:after="57" w:line="288" w:lineRule="auto"/>
         <w:rPr>
           <w:rFonts w:eastAsia="Times New Roman" w:cs="Times New Roman"/>
-          <w:kern w:val="0"/>
-          <w:lang w:eastAsia="nl-BE"/>
-          <w14:ligatures w14:val="none"/>
-        </w:rPr>
-      </w:pPr>
-      <w:r>
-        <w:rPr>
-          <w:rFonts w:eastAsia="Times New Roman" w:cs="Times New Roman"/>
-          <w:kern w:val="0"/>
-          <w:lang w:eastAsia="nl-BE"/>
-          <w14:ligatures w14:val="none"/>
-        </w:rPr>
-        <w:t xml:space="preserve">De antwoorden op de open vragen sluiten nauw aan bij deze kwantitatieve resultaten. Deelnemers geven unaniem aan dat zij de taken makkelijker konden uitvoeren met versie 2 en noemen daarbij expliciet de aanwezigheid van filter- en sorteerfunctionaliteit, automatische </w:t>
-      </w:r>
-      <w:proofErr w:type="spellStart"/>
-      <w:r>
-        <w:rPr>
-          <w:rFonts w:eastAsia="Times New Roman" w:cs="Times New Roman"/>
-          <w:kern w:val="0"/>
-          <w:lang w:eastAsia="nl-BE"/>
-          <w14:ligatures w14:val="none"/>
-        </w:rPr>
-        <w:t>danger</w:t>
-      </w:r>
-      <w:proofErr w:type="spellEnd"/>
-      <w:r>
-        <w:rPr>
-          <w:rFonts w:eastAsia="Times New Roman" w:cs="Times New Roman"/>
-          <w:kern w:val="0"/>
-          <w:lang w:eastAsia="nl-BE"/>
-          <w14:ligatures w14:val="none"/>
-        </w:rPr>
-        <w:t xml:space="preserve">-ratingberekening en zoekmogelijkheden. Versie 2 vermindert de cognitieve belasting doordat gebruikers niet langer zelf hoeven te tellen of </w:t>
-      </w:r>
-      <w:proofErr w:type="spellStart"/>
-      <w:r>
-        <w:rPr>
-          <w:rFonts w:eastAsia="Times New Roman" w:cs="Times New Roman"/>
-          <w:kern w:val="0"/>
-          <w:lang w:eastAsia="nl-BE"/>
-          <w14:ligatures w14:val="none"/>
-        </w:rPr>
-        <w:t>danger</w:t>
-      </w:r>
-      <w:proofErr w:type="spellEnd"/>
-      <w:r>
-        <w:rPr>
-          <w:rFonts w:eastAsia="Times New Roman" w:cs="Times New Roman"/>
-          <w:kern w:val="0"/>
-          <w:lang w:eastAsia="nl-BE"/>
-          <w14:ligatures w14:val="none"/>
-        </w:rPr>
-        <w:t xml:space="preserve"> ratings manueel moeten berekenen; meerdere deelnemers beschrijven dat de nieuwe functies tijd besparen en de kans op fouten verkleinen. De filtering op basis van node-status komt herhaaldelijk als meest nuttig naar voren, gevolgd door het tellen van </w:t>
-      </w:r>
-      <w:proofErr w:type="spellStart"/>
-      <w:r>
-        <w:rPr>
-          <w:rFonts w:eastAsia="Times New Roman" w:cs="Times New Roman"/>
-          <w:kern w:val="0"/>
-          <w:lang w:eastAsia="nl-BE"/>
-          <w14:ligatures w14:val="none"/>
-        </w:rPr>
-        <w:t>nodes</w:t>
-      </w:r>
-      <w:proofErr w:type="spellEnd"/>
-      <w:r>
-        <w:rPr>
-          <w:rFonts w:eastAsia="Times New Roman" w:cs="Times New Roman"/>
-          <w:kern w:val="0"/>
-          <w:lang w:eastAsia="nl-BE"/>
-          <w14:ligatures w14:val="none"/>
-        </w:rPr>
-        <w:t xml:space="preserve"> per status en de highlight-functie bij klikken in de filterbalk.</w:t>
-      </w:r>
-    </w:p>
-    <w:p>
-      <w:pPr>
-        <w:spacing w:afterLines="24" w:after="57" w:line="288" w:lineRule="auto"/>
-        <w:rPr>
-          <w:rFonts w:eastAsia="Times New Roman" w:cs="Times New Roman"/>
-          <w:kern w:val="0"/>
-          <w:lang w:eastAsia="nl-BE"/>
-          <w14:ligatures w14:val="none"/>
-        </w:rPr>
-      </w:pPr>
-    </w:p>
-    <w:p>
-      <w:pPr>
-        <w:spacing w:afterLines="24" w:after="57" w:line="288" w:lineRule="auto"/>
-        <w:rPr>
-          <w:rFonts w:eastAsia="Times New Roman" w:cs="Times New Roman"/>
-          <w:kern w:val="0"/>
-          <w:lang w:eastAsia="nl-BE"/>
-          <w14:ligatures w14:val="none"/>
-        </w:rPr>
-      </w:pPr>
-    </w:p>
-    <w:p>
-      <w:pPr>
-        <w:spacing w:afterLines="24" w:after="57" w:line="288" w:lineRule="auto"/>
-        <w:rPr>
-          <w:rFonts w:eastAsia="Times New Roman" w:cs="Times New Roman"/>
           <w:b/>
           <w:bCs/>
           <w:kern w:val="0"/>
@@ -6047,7 +8482,563 @@
           <w14:ligatures w14:val="none"/>
         </w:rPr>
       </w:pPr>
-      <w:r>
+    </w:p>
+    <w:p>
+      <w:pPr>
+        <w:spacing w:afterLines="24" w:after="57" w:line="288" w:lineRule="auto"/>
+        <w:rPr>
+          <w:rFonts w:eastAsia="Times New Roman" w:cs="Times New Roman"/>
+          <w:b/>
+          <w:bCs/>
+          <w:kern w:val="0"/>
+          <w:lang w:eastAsia="nl-BE"/>
+          <w14:ligatures w14:val="none"/>
+        </w:rPr>
+      </w:pPr>
+      <w:r>
+        <w:rPr>
+          <w:rFonts w:eastAsia="Times New Roman" w:cs="Times New Roman"/>
+          <w:b/>
+          <w:bCs/>
+          <w:kern w:val="0"/>
+          <w:lang w:eastAsia="nl-BE"/>
+          <w14:ligatures w14:val="none"/>
+        </w:rPr>
+        <w:t xml:space="preserve">5.2.1 </w:t>
+      </w:r>
+      <w:r>
+        <w:rPr>
+          <w:rFonts w:eastAsia="Times New Roman" w:cs="Times New Roman"/>
+          <w:b/>
+          <w:bCs/>
+          <w:kern w:val="0"/>
+          <w:lang w:eastAsia="nl-BE"/>
+          <w14:ligatures w14:val="none"/>
+        </w:rPr>
+        <w:t>Onderzoeksvraag 1: Minimale basisfunctionaliteit</w:t>
+      </w:r>
+    </w:p>
+    <w:p>
+      <w:pPr>
+        <w:spacing w:afterLines="24" w:after="57" w:line="288" w:lineRule="auto"/>
+        <w:rPr>
+          <w:rFonts w:eastAsia="Times New Roman" w:cs="Times New Roman"/>
+          <w:kern w:val="0"/>
+          <w:lang w:eastAsia="nl-BE"/>
+          <w14:ligatures w14:val="none"/>
+        </w:rPr>
+      </w:pPr>
+      <w:r>
+        <w:rPr>
+          <w:rFonts w:eastAsia="Times New Roman" w:cs="Times New Roman"/>
+          <w:kern w:val="0"/>
+          <w:lang w:eastAsia="nl-BE"/>
+          <w14:ligatures w14:val="none"/>
+        </w:rPr>
+        <w:br/>
+        <w:t xml:space="preserve">De basisversie (versie 1) ondersteunt essentiële taken zoals node-creatie, uitklappen/inklappen en zoeken, wat noodzakelijk is voor het opbouwen van </w:t>
+      </w:r>
+      <w:proofErr w:type="spellStart"/>
+      <w:r>
+        <w:rPr>
+          <w:rFonts w:eastAsia="Times New Roman" w:cs="Times New Roman"/>
+          <w:kern w:val="0"/>
+          <w:lang w:eastAsia="nl-BE"/>
+          <w14:ligatures w14:val="none"/>
+        </w:rPr>
+        <w:t>Fortunately-Unfortunately</w:t>
+      </w:r>
+      <w:proofErr w:type="spellEnd"/>
+      <w:r>
+        <w:rPr>
+          <w:rFonts w:eastAsia="Times New Roman" w:cs="Times New Roman"/>
+          <w:kern w:val="0"/>
+          <w:lang w:eastAsia="nl-BE"/>
+          <w14:ligatures w14:val="none"/>
+        </w:rPr>
+        <w:t xml:space="preserve"> trees. Echter, de negatieve UEQ-scores op efficiëntie, stimulatie en originaliteit tonen aan dat deze functionaliteit alleen ontoereikend is voor soepele </w:t>
+      </w:r>
+      <w:proofErr w:type="spellStart"/>
+      <w:r>
+        <w:rPr>
+          <w:rFonts w:eastAsia="Times New Roman" w:cs="Times New Roman"/>
+          <w:kern w:val="0"/>
+          <w:lang w:eastAsia="nl-BE"/>
+          <w14:ligatures w14:val="none"/>
+        </w:rPr>
+        <w:t>threat</w:t>
+      </w:r>
+      <w:proofErr w:type="spellEnd"/>
+      <w:r>
+        <w:rPr>
+          <w:rFonts w:eastAsia="Times New Roman" w:cs="Times New Roman"/>
+          <w:kern w:val="0"/>
+          <w:lang w:eastAsia="nl-BE"/>
+          <w14:ligatures w14:val="none"/>
+        </w:rPr>
+        <w:t xml:space="preserve"> </w:t>
+      </w:r>
+      <w:proofErr w:type="spellStart"/>
+      <w:r>
+        <w:rPr>
+          <w:rFonts w:eastAsia="Times New Roman" w:cs="Times New Roman"/>
+          <w:kern w:val="0"/>
+          <w:lang w:eastAsia="nl-BE"/>
+          <w14:ligatures w14:val="none"/>
+        </w:rPr>
+        <w:t>modeling</w:t>
+      </w:r>
+      <w:proofErr w:type="spellEnd"/>
+      <w:r>
+        <w:rPr>
+          <w:rFonts w:eastAsia="Times New Roman" w:cs="Times New Roman"/>
+          <w:kern w:val="0"/>
+          <w:lang w:eastAsia="nl-BE"/>
+          <w14:ligatures w14:val="none"/>
+        </w:rPr>
+        <w:t xml:space="preserve"> zonder security-expertise. Dit sluit aan bij de literatuur over drempels in </w:t>
+      </w:r>
+      <w:proofErr w:type="spellStart"/>
+      <w:r>
+        <w:rPr>
+          <w:rFonts w:eastAsia="Times New Roman" w:cs="Times New Roman"/>
+          <w:kern w:val="0"/>
+          <w:lang w:eastAsia="nl-BE"/>
+          <w14:ligatures w14:val="none"/>
+        </w:rPr>
+        <w:t>threat</w:t>
+      </w:r>
+      <w:proofErr w:type="spellEnd"/>
+      <w:r>
+        <w:rPr>
+          <w:rFonts w:eastAsia="Times New Roman" w:cs="Times New Roman"/>
+          <w:kern w:val="0"/>
+          <w:lang w:eastAsia="nl-BE"/>
+          <w14:ligatures w14:val="none"/>
+        </w:rPr>
+        <w:t xml:space="preserve"> </w:t>
+      </w:r>
+      <w:proofErr w:type="spellStart"/>
+      <w:r>
+        <w:rPr>
+          <w:rFonts w:eastAsia="Times New Roman" w:cs="Times New Roman"/>
+          <w:kern w:val="0"/>
+          <w:lang w:eastAsia="nl-BE"/>
+          <w14:ligatures w14:val="none"/>
+        </w:rPr>
+        <w:t>modeling</w:t>
+      </w:r>
+      <w:proofErr w:type="spellEnd"/>
+      <w:r>
+        <w:rPr>
+          <w:rFonts w:eastAsia="Times New Roman" w:cs="Times New Roman"/>
+          <w:kern w:val="0"/>
+          <w:lang w:eastAsia="nl-BE"/>
+          <w14:ligatures w14:val="none"/>
+        </w:rPr>
+        <w:t xml:space="preserve">, waar generieke tools cognitieve belasting verhogen door gebrek aan </w:t>
+      </w:r>
+      <w:proofErr w:type="spellStart"/>
+      <w:r>
+        <w:rPr>
+          <w:rFonts w:eastAsia="Times New Roman" w:cs="Times New Roman"/>
+          <w:kern w:val="0"/>
+          <w:lang w:eastAsia="nl-BE"/>
+          <w14:ligatures w14:val="none"/>
+        </w:rPr>
+        <w:t>domeinspecifieke</w:t>
+      </w:r>
+      <w:proofErr w:type="spellEnd"/>
+      <w:r>
+        <w:rPr>
+          <w:rFonts w:eastAsia="Times New Roman" w:cs="Times New Roman"/>
+          <w:kern w:val="0"/>
+          <w:lang w:eastAsia="nl-BE"/>
+          <w14:ligatures w14:val="none"/>
+        </w:rPr>
+        <w:t xml:space="preserve"> ondersteuning</w:t>
+      </w:r>
+      <w:r>
+        <w:rPr>
+          <w:rFonts w:eastAsia="Times New Roman" w:cs="Times New Roman"/>
+          <w:kern w:val="0"/>
+          <w:lang w:eastAsia="nl-BE"/>
+          <w14:ligatures w14:val="none"/>
+        </w:rPr>
+        <w:t>.</w:t>
+      </w:r>
+    </w:p>
+    <w:p>
+      <w:pPr>
+        <w:spacing w:afterLines="24" w:after="57" w:line="288" w:lineRule="auto"/>
+        <w:rPr>
+          <w:rFonts w:eastAsia="Times New Roman" w:cs="Times New Roman"/>
+          <w:kern w:val="0"/>
+          <w:lang w:eastAsia="nl-BE"/>
+          <w14:ligatures w14:val="none"/>
+        </w:rPr>
+      </w:pPr>
+    </w:p>
+    <w:p>
+      <w:pPr>
+        <w:spacing w:afterLines="24" w:after="57" w:line="288" w:lineRule="auto"/>
+        <w:rPr>
+          <w:rFonts w:eastAsia="Times New Roman" w:cs="Times New Roman"/>
+          <w:kern w:val="0"/>
+          <w:lang w:eastAsia="nl-BE"/>
+          <w14:ligatures w14:val="none"/>
+        </w:rPr>
+      </w:pPr>
+    </w:p>
+    <w:p>
+      <w:pPr>
+        <w:spacing w:afterLines="24" w:after="57" w:line="288" w:lineRule="auto"/>
+        <w:rPr>
+          <w:rFonts w:eastAsia="Times New Roman" w:cs="Times New Roman"/>
+          <w:b/>
+          <w:bCs/>
+          <w:kern w:val="0"/>
+          <w:lang w:eastAsia="nl-BE"/>
+          <w14:ligatures w14:val="none"/>
+        </w:rPr>
+      </w:pPr>
+      <w:r>
+        <w:rPr>
+          <w:rFonts w:eastAsia="Times New Roman" w:cs="Times New Roman"/>
+          <w:b/>
+          <w:bCs/>
+          <w:kern w:val="0"/>
+          <w:lang w:eastAsia="nl-BE"/>
+          <w14:ligatures w14:val="none"/>
+        </w:rPr>
+        <w:t xml:space="preserve">5.2.2 </w:t>
+      </w:r>
+      <w:r>
+        <w:rPr>
+          <w:rFonts w:eastAsia="Times New Roman" w:cs="Times New Roman"/>
+          <w:b/>
+          <w:bCs/>
+          <w:kern w:val="0"/>
+          <w:lang w:eastAsia="nl-BE"/>
+          <w14:ligatures w14:val="none"/>
+        </w:rPr>
+        <w:t>Onderzoeksvraag 2: Meest nuttige extra functies</w:t>
+      </w:r>
+    </w:p>
+    <w:p>
+      <w:pPr>
+        <w:spacing w:afterLines="24" w:after="57" w:line="288" w:lineRule="auto"/>
+        <w:rPr>
+          <w:rFonts w:eastAsia="Times New Roman" w:cs="Times New Roman"/>
+          <w:kern w:val="0"/>
+          <w:lang w:eastAsia="nl-BE"/>
+          <w14:ligatures w14:val="none"/>
+        </w:rPr>
+      </w:pPr>
+      <w:r>
+        <w:rPr>
+          <w:rFonts w:eastAsia="Times New Roman" w:cs="Times New Roman"/>
+          <w:kern w:val="0"/>
+          <w:lang w:eastAsia="nl-BE"/>
+          <w14:ligatures w14:val="none"/>
+        </w:rPr>
+        <w:br/>
+        <w:t xml:space="preserve">Filtering op node-status scoort consequent als meest nuttig (meerdere rang 1), gevolgd door node-tellingen per status en </w:t>
+      </w:r>
+      <w:proofErr w:type="spellStart"/>
+      <w:r>
+        <w:rPr>
+          <w:rFonts w:eastAsia="Times New Roman" w:cs="Times New Roman"/>
+          <w:kern w:val="0"/>
+          <w:lang w:eastAsia="nl-BE"/>
+          <w14:ligatures w14:val="none"/>
+        </w:rPr>
+        <w:t>highlighting</w:t>
+      </w:r>
+      <w:proofErr w:type="spellEnd"/>
+      <w:r>
+        <w:rPr>
+          <w:rFonts w:eastAsia="Times New Roman" w:cs="Times New Roman"/>
+          <w:kern w:val="0"/>
+          <w:lang w:eastAsia="nl-BE"/>
+          <w14:ligatures w14:val="none"/>
+        </w:rPr>
+        <w:t xml:space="preserve"> vanuit de filterbalk. Visuele hulpmiddelen zoals kleurcodering en iconen (schilden) worden hoog gewaardeerd voor overzicht, </w:t>
+      </w:r>
+      <w:r>
+        <w:rPr>
+          <w:rFonts w:eastAsia="Times New Roman" w:cs="Times New Roman"/>
+          <w:kern w:val="0"/>
+          <w:lang w:eastAsia="nl-BE"/>
+          <w14:ligatures w14:val="none"/>
+        </w:rPr>
+        <w:lastRenderedPageBreak/>
+        <w:t xml:space="preserve">terwijl tooltips en </w:t>
+      </w:r>
+      <w:proofErr w:type="spellStart"/>
+      <w:r>
+        <w:rPr>
+          <w:rFonts w:eastAsia="Times New Roman" w:cs="Times New Roman"/>
+          <w:kern w:val="0"/>
+          <w:lang w:eastAsia="nl-BE"/>
+          <w14:ligatures w14:val="none"/>
+        </w:rPr>
+        <w:t>branch</w:t>
+      </w:r>
+      <w:proofErr w:type="spellEnd"/>
+      <w:r>
+        <w:rPr>
+          <w:rFonts w:eastAsia="Times New Roman" w:cs="Times New Roman"/>
+          <w:kern w:val="0"/>
+          <w:lang w:eastAsia="nl-BE"/>
+          <w14:ligatures w14:val="none"/>
+        </w:rPr>
+        <w:t xml:space="preserve">-samenvattingen lager scoren maar nog steeds positief bijdragen aan navigatie. Deze voorkeur bevestigt dat pragmatische features (zoeken, sorteren) voorop staan bij complexe </w:t>
+      </w:r>
+      <w:proofErr w:type="spellStart"/>
+      <w:r>
+        <w:rPr>
+          <w:rFonts w:eastAsia="Times New Roman" w:cs="Times New Roman"/>
+          <w:kern w:val="0"/>
+          <w:lang w:eastAsia="nl-BE"/>
+          <w14:ligatures w14:val="none"/>
+        </w:rPr>
+        <w:t>hirarchische</w:t>
+      </w:r>
+      <w:proofErr w:type="spellEnd"/>
+      <w:r>
+        <w:rPr>
+          <w:rFonts w:eastAsia="Times New Roman" w:cs="Times New Roman"/>
+          <w:kern w:val="0"/>
+          <w:lang w:eastAsia="nl-BE"/>
+          <w14:ligatures w14:val="none"/>
+        </w:rPr>
+        <w:t xml:space="preserve"> data, in lijn met </w:t>
+      </w:r>
+      <w:proofErr w:type="spellStart"/>
+      <w:r>
+        <w:rPr>
+          <w:rFonts w:eastAsia="Times New Roman" w:cs="Times New Roman"/>
+          <w:kern w:val="0"/>
+          <w:lang w:eastAsia="nl-BE"/>
+          <w14:ligatures w14:val="none"/>
+        </w:rPr>
+        <w:t>Nielsen's</w:t>
+      </w:r>
+      <w:proofErr w:type="spellEnd"/>
+      <w:r>
+        <w:rPr>
+          <w:rFonts w:eastAsia="Times New Roman" w:cs="Times New Roman"/>
+          <w:kern w:val="0"/>
+          <w:lang w:eastAsia="nl-BE"/>
+          <w14:ligatures w14:val="none"/>
+        </w:rPr>
+        <w:t xml:space="preserve"> heuristieken voor flexibiliteit en herkenning.</w:t>
+      </w:r>
+    </w:p>
+    <w:p>
+      <w:pPr>
+        <w:spacing w:afterLines="24" w:after="57" w:line="288" w:lineRule="auto"/>
+        <w:rPr>
+          <w:rFonts w:eastAsia="Times New Roman" w:cs="Times New Roman"/>
+          <w:kern w:val="0"/>
+          <w:lang w:eastAsia="nl-BE"/>
+          <w14:ligatures w14:val="none"/>
+        </w:rPr>
+      </w:pPr>
+    </w:p>
+    <w:p>
+      <w:pPr>
+        <w:spacing w:afterLines="24" w:after="57" w:line="288" w:lineRule="auto"/>
+        <w:rPr>
+          <w:rFonts w:eastAsia="Times New Roman" w:cs="Times New Roman"/>
+          <w:kern w:val="0"/>
+          <w:lang w:eastAsia="nl-BE"/>
+          <w14:ligatures w14:val="none"/>
+        </w:rPr>
+      </w:pPr>
+    </w:p>
+    <w:p>
+      <w:pPr>
+        <w:spacing w:afterLines="24" w:after="57" w:line="288" w:lineRule="auto"/>
+        <w:rPr>
+          <w:rFonts w:eastAsia="Times New Roman" w:cs="Times New Roman"/>
+          <w:b/>
+          <w:bCs/>
+          <w:kern w:val="0"/>
+          <w:lang w:eastAsia="nl-BE"/>
+          <w14:ligatures w14:val="none"/>
+        </w:rPr>
+      </w:pPr>
+      <w:r>
+        <w:rPr>
+          <w:rFonts w:eastAsia="Times New Roman" w:cs="Times New Roman"/>
+          <w:b/>
+          <w:bCs/>
+          <w:kern w:val="0"/>
+          <w:lang w:eastAsia="nl-BE"/>
+          <w14:ligatures w14:val="none"/>
+        </w:rPr>
+        <w:t xml:space="preserve">5.2.3 </w:t>
+      </w:r>
+      <w:r>
+        <w:rPr>
+          <w:rFonts w:eastAsia="Times New Roman" w:cs="Times New Roman"/>
+          <w:b/>
+          <w:bCs/>
+          <w:kern w:val="0"/>
+          <w:lang w:eastAsia="nl-BE"/>
+          <w14:ligatures w14:val="none"/>
+        </w:rPr>
+        <w:t>Onderzoeksvraag 3: Vergelijking met generieke tools</w:t>
+      </w:r>
+    </w:p>
+    <w:p>
+      <w:pPr>
+        <w:spacing w:afterLines="24" w:after="57" w:line="288" w:lineRule="auto"/>
+        <w:rPr>
+          <w:rFonts w:eastAsia="Times New Roman" w:cs="Times New Roman"/>
+          <w:kern w:val="0"/>
+          <w:lang w:eastAsia="nl-BE"/>
+          <w14:ligatures w14:val="none"/>
+        </w:rPr>
+      </w:pPr>
+      <w:r>
+        <w:rPr>
+          <w:rFonts w:eastAsia="Times New Roman" w:cs="Times New Roman"/>
+          <w:kern w:val="0"/>
+          <w:lang w:eastAsia="nl-BE"/>
+          <w14:ligatures w14:val="none"/>
+        </w:rPr>
+        <w:br/>
+        <w:t xml:space="preserve">Versie 2 overtreft generieke </w:t>
+      </w:r>
+      <w:proofErr w:type="spellStart"/>
+      <w:r>
+        <w:rPr>
+          <w:rFonts w:eastAsia="Times New Roman" w:cs="Times New Roman"/>
+          <w:kern w:val="0"/>
+          <w:lang w:eastAsia="nl-BE"/>
+          <w14:ligatures w14:val="none"/>
+        </w:rPr>
+        <w:t>mindmap</w:t>
+      </w:r>
+      <w:proofErr w:type="spellEnd"/>
+      <w:r>
+        <w:rPr>
+          <w:rFonts w:eastAsia="Times New Roman" w:cs="Times New Roman"/>
+          <w:kern w:val="0"/>
+          <w:lang w:eastAsia="nl-BE"/>
+          <w14:ligatures w14:val="none"/>
+        </w:rPr>
+        <w:t xml:space="preserve">-software op gebruiksvriendelijkheid (positieve UEQ-scores vs. negatief voor basisversie) en effectiviteit (tijdsbesparing, foutreductie via automatisering). Deelnemers benadrukken dat </w:t>
+      </w:r>
+      <w:proofErr w:type="spellStart"/>
+      <w:r>
+        <w:rPr>
+          <w:rFonts w:eastAsia="Times New Roman" w:cs="Times New Roman"/>
+          <w:kern w:val="0"/>
+          <w:lang w:eastAsia="nl-BE"/>
+          <w14:ligatures w14:val="none"/>
+        </w:rPr>
+        <w:t>domeinspecifieke</w:t>
+      </w:r>
+      <w:proofErr w:type="spellEnd"/>
+      <w:r>
+        <w:rPr>
+          <w:rFonts w:eastAsia="Times New Roman" w:cs="Times New Roman"/>
+          <w:kern w:val="0"/>
+          <w:lang w:eastAsia="nl-BE"/>
+          <w14:ligatures w14:val="none"/>
+        </w:rPr>
+        <w:t xml:space="preserve"> elementen zoals automatische </w:t>
+      </w:r>
+      <w:proofErr w:type="spellStart"/>
+      <w:r>
+        <w:rPr>
+          <w:rFonts w:eastAsia="Times New Roman" w:cs="Times New Roman"/>
+          <w:kern w:val="0"/>
+          <w:lang w:eastAsia="nl-BE"/>
+          <w14:ligatures w14:val="none"/>
+        </w:rPr>
+        <w:t>danger</w:t>
+      </w:r>
+      <w:proofErr w:type="spellEnd"/>
+      <w:r>
+        <w:rPr>
+          <w:rFonts w:eastAsia="Times New Roman" w:cs="Times New Roman"/>
+          <w:kern w:val="0"/>
+          <w:lang w:eastAsia="nl-BE"/>
+          <w14:ligatures w14:val="none"/>
+        </w:rPr>
+        <w:t xml:space="preserve"> ratings en status-filters </w:t>
+      </w:r>
+      <w:proofErr w:type="spellStart"/>
+      <w:r>
+        <w:rPr>
+          <w:rFonts w:eastAsia="Times New Roman" w:cs="Times New Roman"/>
+          <w:kern w:val="0"/>
+          <w:lang w:eastAsia="nl-BE"/>
+          <w14:ligatures w14:val="none"/>
+        </w:rPr>
+        <w:t>threat</w:t>
+      </w:r>
+      <w:proofErr w:type="spellEnd"/>
+      <w:r>
+        <w:rPr>
+          <w:rFonts w:eastAsia="Times New Roman" w:cs="Times New Roman"/>
+          <w:kern w:val="0"/>
+          <w:lang w:eastAsia="nl-BE"/>
+          <w14:ligatures w14:val="none"/>
+        </w:rPr>
+        <w:t xml:space="preserve"> </w:t>
+      </w:r>
+      <w:proofErr w:type="spellStart"/>
+      <w:r>
+        <w:rPr>
+          <w:rFonts w:eastAsia="Times New Roman" w:cs="Times New Roman"/>
+          <w:kern w:val="0"/>
+          <w:lang w:eastAsia="nl-BE"/>
+          <w14:ligatures w14:val="none"/>
+        </w:rPr>
+        <w:t>modeling</w:t>
+      </w:r>
+      <w:proofErr w:type="spellEnd"/>
+      <w:r>
+        <w:rPr>
+          <w:rFonts w:eastAsia="Times New Roman" w:cs="Times New Roman"/>
+          <w:kern w:val="0"/>
+          <w:lang w:eastAsia="nl-BE"/>
+          <w14:ligatures w14:val="none"/>
+        </w:rPr>
+        <w:t xml:space="preserve"> toegankelijker maken voor niet-experts, wat de kloof tussen theorie en praktijk adresseert.</w:t>
+      </w:r>
+    </w:p>
+    <w:p>
+      <w:pPr>
+        <w:spacing w:afterLines="24" w:after="57" w:line="288" w:lineRule="auto"/>
+        <w:rPr>
+          <w:rFonts w:eastAsia="Times New Roman" w:cs="Times New Roman"/>
+          <w:kern w:val="0"/>
+          <w:lang w:eastAsia="nl-BE"/>
+          <w14:ligatures w14:val="none"/>
+        </w:rPr>
+      </w:pPr>
+    </w:p>
+    <w:p>
+      <w:pPr>
+        <w:spacing w:afterLines="24" w:after="57" w:line="288" w:lineRule="auto"/>
+        <w:rPr>
+          <w:rFonts w:eastAsia="Times New Roman" w:cs="Times New Roman"/>
+          <w:kern w:val="0"/>
+          <w:lang w:eastAsia="nl-BE"/>
+          <w14:ligatures w14:val="none"/>
+        </w:rPr>
+      </w:pPr>
+    </w:p>
+    <w:p>
+      <w:pPr>
+        <w:spacing w:afterLines="24" w:after="57" w:line="288" w:lineRule="auto"/>
         <w:rPr>
           <w:rFonts w:eastAsia="Times New Roman" w:cs="Times New Roman"/>
           <w:b/>
@@ -6058,8 +9049,7 @@
           <w:lang w:eastAsia="nl-BE"/>
           <w14:ligatures w14:val="none"/>
         </w:rPr>
-        <w:t xml:space="preserve">4.3 </w:t>
-      </w:r>
+      </w:pPr>
       <w:r>
         <w:rPr>
           <w:rFonts w:eastAsia="Times New Roman" w:cs="Times New Roman"/>
@@ -6071,12 +9061,9 @@
           <w:lang w:eastAsia="nl-BE"/>
           <w14:ligatures w14:val="none"/>
         </w:rPr>
-        <w:t>Ervaren gebruiksgemak en voorkeur</w:t>
-      </w:r>
-    </w:p>
-    <w:p>
-      <w:pPr>
-        <w:spacing w:afterLines="24" w:after="57" w:line="288" w:lineRule="auto"/>
+        <w:t xml:space="preserve">5.3 </w:t>
+      </w:r>
+      <w:r>
         <w:rPr>
           <w:rFonts w:eastAsia="Times New Roman" w:cs="Times New Roman"/>
           <w:b/>
@@ -6087,79 +9074,8 @@
           <w:lang w:eastAsia="nl-BE"/>
           <w14:ligatures w14:val="none"/>
         </w:rPr>
-      </w:pPr>
-    </w:p>
-    <w:p>
-      <w:pPr>
-        <w:spacing w:afterLines="24" w:after="57" w:line="288" w:lineRule="auto"/>
-        <w:rPr>
-          <w:rFonts w:eastAsia="Times New Roman" w:cs="Times New Roman"/>
-          <w:kern w:val="0"/>
-          <w:lang w:eastAsia="nl-BE"/>
-          <w14:ligatures w14:val="none"/>
-        </w:rPr>
-      </w:pPr>
-      <w:r>
-        <w:rPr>
-          <w:rFonts w:eastAsia="Times New Roman" w:cs="Times New Roman"/>
-          <w:kern w:val="0"/>
-          <w:lang w:eastAsia="nl-BE"/>
-          <w14:ligatures w14:val="none"/>
-        </w:rPr>
-        <w:t xml:space="preserve">Ook op visueel en </w:t>
-      </w:r>
-      <w:proofErr w:type="spellStart"/>
-      <w:r>
-        <w:rPr>
-          <w:rFonts w:eastAsia="Times New Roman" w:cs="Times New Roman"/>
-          <w:kern w:val="0"/>
-          <w:lang w:eastAsia="nl-BE"/>
-          <w14:ligatures w14:val="none"/>
-        </w:rPr>
-        <w:t>hedonisch</w:t>
-      </w:r>
-      <w:proofErr w:type="spellEnd"/>
-      <w:r>
-        <w:rPr>
-          <w:rFonts w:eastAsia="Times New Roman" w:cs="Times New Roman"/>
-          <w:kern w:val="0"/>
-          <w:lang w:eastAsia="nl-BE"/>
-          <w14:ligatures w14:val="none"/>
-        </w:rPr>
-        <w:t xml:space="preserve"> vlak wordt versie 2 duidelijk hoger gewaardeerd. Deelnemers omschrijven deze versie als visueel aantrekkelijker, met overzichtelijke </w:t>
-      </w:r>
-      <w:r>
-        <w:rPr>
-          <w:rFonts w:eastAsia="Times New Roman" w:cs="Times New Roman"/>
-          <w:kern w:val="0"/>
-          <w:lang w:eastAsia="nl-BE"/>
-          <w14:ligatures w14:val="none"/>
-        </w:rPr>
-        <w:lastRenderedPageBreak/>
-        <w:t>kleuren, een duidelijkere GUI en iconen die de gebruiker door de taakflow begeleiden. Dit komt overeen met de verhoogde UEQ-scores op aantrekkelijkheid, stimulatie en originaliteit en bevestigt dat de nieuwe vormgeving niet alleen mooier oogt, maar ook de oriëntatie binnen de boomstructuur ondersteunt. Alle deelnemers geven aan dat zij in een realistische werksituatie versie 2 zouden verkiezen, omdat deze volgens hen efficiënter, duidelijker, makkelijker in gebruik en functioneler is dan versie 1.</w:t>
-      </w:r>
-    </w:p>
-    <w:p>
-      <w:pPr>
-        <w:spacing w:afterLines="24" w:after="57" w:line="288" w:lineRule="auto"/>
-        <w:rPr>
-          <w:rFonts w:eastAsia="Times New Roman" w:cs="Times New Roman"/>
-          <w:kern w:val="0"/>
-          <w:lang w:eastAsia="nl-BE"/>
-          <w14:ligatures w14:val="none"/>
-        </w:rPr>
-      </w:pPr>
-    </w:p>
-    <w:p>
-      <w:pPr>
-        <w:spacing w:afterLines="24" w:after="57" w:line="288" w:lineRule="auto"/>
-        <w:rPr>
-          <w:rFonts w:eastAsia="Times New Roman" w:cs="Times New Roman"/>
-          <w:kern w:val="0"/>
-          <w:lang w:eastAsia="nl-BE"/>
-          <w14:ligatures w14:val="none"/>
-        </w:rPr>
-      </w:pPr>
+        <w:t>Relatie met literatuur en theorie</w:t>
+      </w:r>
     </w:p>
     <w:p>
       <w:pPr>
@@ -6175,7 +9091,172 @@
           <w14:ligatures w14:val="none"/>
         </w:rPr>
       </w:pPr>
-      <w:r>
+    </w:p>
+    <w:p>
+      <w:pPr>
+        <w:spacing w:afterLines="24" w:after="57" w:line="288" w:lineRule="auto"/>
+        <w:rPr>
+          <w:rFonts w:eastAsia="Times New Roman" w:cs="Times New Roman"/>
+          <w:kern w:val="0"/>
+          <w:lang w:eastAsia="nl-BE"/>
+          <w14:ligatures w14:val="none"/>
+        </w:rPr>
+      </w:pPr>
+      <w:r>
+        <w:rPr>
+          <w:rFonts w:eastAsia="Times New Roman" w:cs="Times New Roman"/>
+          <w:kern w:val="0"/>
+          <w:lang w:eastAsia="nl-BE"/>
+          <w14:ligatures w14:val="none"/>
+        </w:rPr>
+        <w:t xml:space="preserve">De resultaten valideren inzichten uit HCI-security literatuur: visuele codering en filtering reduceren cognitieve load bij </w:t>
+      </w:r>
+      <w:proofErr w:type="spellStart"/>
+      <w:r>
+        <w:rPr>
+          <w:rFonts w:eastAsia="Times New Roman" w:cs="Times New Roman"/>
+          <w:kern w:val="0"/>
+          <w:lang w:eastAsia="nl-BE"/>
+          <w14:ligatures w14:val="none"/>
+        </w:rPr>
+        <w:t>hirarchische</w:t>
+      </w:r>
+      <w:proofErr w:type="spellEnd"/>
+      <w:r>
+        <w:rPr>
+          <w:rFonts w:eastAsia="Times New Roman" w:cs="Times New Roman"/>
+          <w:kern w:val="0"/>
+          <w:lang w:eastAsia="nl-BE"/>
+          <w14:ligatures w14:val="none"/>
+        </w:rPr>
+        <w:t xml:space="preserve"> </w:t>
+      </w:r>
+      <w:proofErr w:type="spellStart"/>
+      <w:r>
+        <w:rPr>
+          <w:rFonts w:eastAsia="Times New Roman" w:cs="Times New Roman"/>
+          <w:kern w:val="0"/>
+          <w:lang w:eastAsia="nl-BE"/>
+          <w14:ligatures w14:val="none"/>
+        </w:rPr>
+        <w:t>risico-analyse</w:t>
+      </w:r>
+      <w:proofErr w:type="spellEnd"/>
+      <w:r>
+        <w:rPr>
+          <w:rFonts w:eastAsia="Times New Roman" w:cs="Times New Roman"/>
+          <w:kern w:val="0"/>
+          <w:lang w:eastAsia="nl-BE"/>
+          <w14:ligatures w14:val="none"/>
+        </w:rPr>
+        <w:t xml:space="preserve">, zoals bij STRIDE of attack trees. De sprong in </w:t>
+      </w:r>
+      <w:proofErr w:type="spellStart"/>
+      <w:r>
+        <w:rPr>
+          <w:rFonts w:eastAsia="Times New Roman" w:cs="Times New Roman"/>
+          <w:kern w:val="0"/>
+          <w:lang w:eastAsia="nl-BE"/>
+          <w14:ligatures w14:val="none"/>
+        </w:rPr>
+        <w:t>hedonische</w:t>
+      </w:r>
+      <w:proofErr w:type="spellEnd"/>
+      <w:r>
+        <w:rPr>
+          <w:rFonts w:eastAsia="Times New Roman" w:cs="Times New Roman"/>
+          <w:kern w:val="0"/>
+          <w:lang w:eastAsia="nl-BE"/>
+          <w14:ligatures w14:val="none"/>
+        </w:rPr>
+        <w:t xml:space="preserve"> UEQ-scores (stimulatie, originaliteit) ondersteunt de noodzaak voor aantrekkelijke interfaces om security-praktijken te integreren in </w:t>
+      </w:r>
+      <w:proofErr w:type="spellStart"/>
+      <w:r>
+        <w:rPr>
+          <w:rFonts w:eastAsia="Times New Roman" w:cs="Times New Roman"/>
+          <w:kern w:val="0"/>
+          <w:lang w:eastAsia="nl-BE"/>
+          <w14:ligatures w14:val="none"/>
+        </w:rPr>
+        <w:t>DevSecOps</w:t>
+      </w:r>
+      <w:proofErr w:type="spellEnd"/>
+      <w:r>
+        <w:rPr>
+          <w:rFonts w:eastAsia="Times New Roman" w:cs="Times New Roman"/>
+          <w:kern w:val="0"/>
+          <w:lang w:eastAsia="nl-BE"/>
+          <w14:ligatures w14:val="none"/>
+        </w:rPr>
+        <w:t xml:space="preserve">, waar generieke tools falen door gebrek aan motivatie. Tegelijk wijzen de voorkeuren voor filtering aan dat Nielsens heuristieken (zichtbaarheid status, foutpreventie) cruciaal zijn voor </w:t>
+      </w:r>
+      <w:proofErr w:type="spellStart"/>
+      <w:r>
+        <w:rPr>
+          <w:rFonts w:eastAsia="Times New Roman" w:cs="Times New Roman"/>
+          <w:kern w:val="0"/>
+          <w:lang w:eastAsia="nl-BE"/>
+          <w14:ligatures w14:val="none"/>
+        </w:rPr>
+        <w:t>threat</w:t>
+      </w:r>
+      <w:proofErr w:type="spellEnd"/>
+      <w:r>
+        <w:rPr>
+          <w:rFonts w:eastAsia="Times New Roman" w:cs="Times New Roman"/>
+          <w:kern w:val="0"/>
+          <w:lang w:eastAsia="nl-BE"/>
+          <w14:ligatures w14:val="none"/>
+        </w:rPr>
+        <w:t xml:space="preserve"> </w:t>
+      </w:r>
+      <w:proofErr w:type="spellStart"/>
+      <w:r>
+        <w:rPr>
+          <w:rFonts w:eastAsia="Times New Roman" w:cs="Times New Roman"/>
+          <w:kern w:val="0"/>
+          <w:lang w:eastAsia="nl-BE"/>
+          <w14:ligatures w14:val="none"/>
+        </w:rPr>
+        <w:t>modeling</w:t>
+      </w:r>
+      <w:proofErr w:type="spellEnd"/>
+      <w:r>
+        <w:rPr>
+          <w:rFonts w:eastAsia="Times New Roman" w:cs="Times New Roman"/>
+          <w:kern w:val="0"/>
+          <w:lang w:eastAsia="nl-BE"/>
+          <w14:ligatures w14:val="none"/>
+        </w:rPr>
+        <w:t xml:space="preserve"> tools.</w:t>
+      </w:r>
+    </w:p>
+    <w:p>
+      <w:pPr>
+        <w:spacing w:afterLines="24" w:after="57" w:line="288" w:lineRule="auto"/>
+        <w:rPr>
+          <w:rFonts w:eastAsia="Times New Roman" w:cs="Times New Roman"/>
+          <w:kern w:val="0"/>
+          <w:lang w:eastAsia="nl-BE"/>
+          <w14:ligatures w14:val="none"/>
+        </w:rPr>
+      </w:pPr>
+    </w:p>
+    <w:p>
+      <w:pPr>
+        <w:spacing w:afterLines="24" w:after="57" w:line="288" w:lineRule="auto"/>
+        <w:rPr>
+          <w:rFonts w:eastAsia="Times New Roman" w:cs="Times New Roman"/>
+          <w:kern w:val="0"/>
+          <w:lang w:eastAsia="nl-BE"/>
+          <w14:ligatures w14:val="none"/>
+        </w:rPr>
+      </w:pPr>
+    </w:p>
+    <w:p>
+      <w:pPr>
+        <w:spacing w:afterLines="24" w:after="57" w:line="288" w:lineRule="auto"/>
         <w:rPr>
           <w:rFonts w:eastAsia="Times New Roman" w:cs="Times New Roman"/>
           <w:b/>
@@ -6186,8 +9267,7 @@
           <w:lang w:eastAsia="nl-BE"/>
           <w14:ligatures w14:val="none"/>
         </w:rPr>
-        <w:t xml:space="preserve">4.4 </w:t>
-      </w:r>
+      </w:pPr>
       <w:r>
         <w:rPr>
           <w:rFonts w:eastAsia="Times New Roman" w:cs="Times New Roman"/>
@@ -6199,12 +9279,9 @@
           <w:lang w:eastAsia="nl-BE"/>
           <w14:ligatures w14:val="none"/>
         </w:rPr>
-        <w:t>Verbeterpunten en suggesties</w:t>
-      </w:r>
-    </w:p>
-    <w:p>
-      <w:pPr>
-        <w:spacing w:afterLines="24" w:after="57" w:line="288" w:lineRule="auto"/>
+        <w:t xml:space="preserve">5.4 </w:t>
+      </w:r>
+      <w:r>
         <w:rPr>
           <w:rFonts w:eastAsia="Times New Roman" w:cs="Times New Roman"/>
           <w:b/>
@@ -6215,169 +9292,8 @@
           <w:lang w:eastAsia="nl-BE"/>
           <w14:ligatures w14:val="none"/>
         </w:rPr>
-      </w:pPr>
-    </w:p>
-    <w:p>
-      <w:pPr>
-        <w:spacing w:afterLines="24" w:after="57" w:line="288" w:lineRule="auto"/>
-        <w:rPr>
-          <w:rFonts w:eastAsia="Times New Roman" w:cs="Times New Roman"/>
-          <w:kern w:val="0"/>
-          <w:lang w:eastAsia="nl-BE"/>
-          <w14:ligatures w14:val="none"/>
-        </w:rPr>
-      </w:pPr>
-      <w:r>
-        <w:rPr>
-          <w:rFonts w:eastAsia="Times New Roman" w:cs="Times New Roman"/>
-          <w:kern w:val="0"/>
-          <w:lang w:eastAsia="nl-BE"/>
-          <w14:ligatures w14:val="none"/>
-        </w:rPr>
-        <w:t xml:space="preserve">Ondanks de duidelijke voorkeur voor versie 2 formuleren deelnemers ook concrete verbeterpunten, wat waardevolle input biedt voor verdere iteraties van het ontwerp. Genoemde suggesties zijn onder meer het compacter weergeven van de tree zodat er meer op het scherm past, intuïtievere manieren om </w:t>
-      </w:r>
-      <w:proofErr w:type="spellStart"/>
-      <w:r>
-        <w:rPr>
-          <w:rFonts w:eastAsia="Times New Roman" w:cs="Times New Roman"/>
-          <w:kern w:val="0"/>
-          <w:lang w:eastAsia="nl-BE"/>
-          <w14:ligatures w14:val="none"/>
-        </w:rPr>
-        <w:t>nodes</w:t>
-      </w:r>
-      <w:proofErr w:type="spellEnd"/>
-      <w:r>
-        <w:rPr>
-          <w:rFonts w:eastAsia="Times New Roman" w:cs="Times New Roman"/>
-          <w:kern w:val="0"/>
-          <w:lang w:eastAsia="nl-BE"/>
-          <w14:ligatures w14:val="none"/>
-        </w:rPr>
-        <w:t xml:space="preserve"> in en uit te klappen en snellere navigatie binnen lange branches. Daarnaast worden uitbreidingen rond statusbeheer voorgesteld, zoals </w:t>
-      </w:r>
-      <w:proofErr w:type="spellStart"/>
-      <w:r>
-        <w:rPr>
-          <w:rFonts w:eastAsia="Times New Roman" w:cs="Times New Roman"/>
-          <w:kern w:val="0"/>
-          <w:lang w:eastAsia="nl-BE"/>
-          <w14:ligatures w14:val="none"/>
-        </w:rPr>
-        <w:t>custom</w:t>
-      </w:r>
-      <w:proofErr w:type="spellEnd"/>
-      <w:r>
-        <w:rPr>
-          <w:rFonts w:eastAsia="Times New Roman" w:cs="Times New Roman"/>
-          <w:kern w:val="0"/>
-          <w:lang w:eastAsia="nl-BE"/>
-          <w14:ligatures w14:val="none"/>
-        </w:rPr>
-        <w:t xml:space="preserve"> statussen, een duidelijkere indicatie van de </w:t>
-      </w:r>
-      <w:proofErr w:type="spellStart"/>
-      <w:r>
-        <w:rPr>
-          <w:rFonts w:eastAsia="Times New Roman" w:cs="Times New Roman"/>
-          <w:kern w:val="0"/>
-          <w:lang w:eastAsia="nl-BE"/>
-          <w14:ligatures w14:val="none"/>
-        </w:rPr>
-        <w:t>collapse</w:t>
-      </w:r>
-      <w:proofErr w:type="spellEnd"/>
-      <w:r>
-        <w:rPr>
-          <w:rFonts w:eastAsia="Times New Roman" w:cs="Times New Roman"/>
-          <w:kern w:val="0"/>
-          <w:lang w:eastAsia="nl-BE"/>
-          <w14:ligatures w14:val="none"/>
-        </w:rPr>
-        <w:t>/</w:t>
-      </w:r>
-      <w:proofErr w:type="spellStart"/>
-      <w:r>
-        <w:rPr>
-          <w:rFonts w:eastAsia="Times New Roman" w:cs="Times New Roman"/>
-          <w:kern w:val="0"/>
-          <w:lang w:eastAsia="nl-BE"/>
-          <w14:ligatures w14:val="none"/>
-        </w:rPr>
-        <w:t>expand</w:t>
-      </w:r>
-      <w:proofErr w:type="spellEnd"/>
-      <w:r>
-        <w:rPr>
-          <w:rFonts w:eastAsia="Times New Roman" w:cs="Times New Roman"/>
-          <w:kern w:val="0"/>
-          <w:lang w:eastAsia="nl-BE"/>
-          <w14:ligatures w14:val="none"/>
-        </w:rPr>
-        <w:t xml:space="preserve">-knoppen en een eenvoudigere manier om per ongeluk aangemaakte </w:t>
-      </w:r>
-      <w:proofErr w:type="spellStart"/>
-      <w:r>
-        <w:rPr>
-          <w:rFonts w:eastAsia="Times New Roman" w:cs="Times New Roman"/>
-          <w:kern w:val="0"/>
-          <w:lang w:eastAsia="nl-BE"/>
-          <w14:ligatures w14:val="none"/>
-        </w:rPr>
-        <w:t>nodes</w:t>
-      </w:r>
-      <w:proofErr w:type="spellEnd"/>
-      <w:r>
-        <w:rPr>
-          <w:rFonts w:eastAsia="Times New Roman" w:cs="Times New Roman"/>
-          <w:kern w:val="0"/>
-          <w:lang w:eastAsia="nl-BE"/>
-          <w14:ligatures w14:val="none"/>
-        </w:rPr>
-        <w:t xml:space="preserve"> te annuleren. Tot slot worden ideeën geopperd voor verdere kwaliteitsverbeteringen, zoals een globale knop om alle branches behalve de geselecteerde in te klappen, zoom op een specifieke </w:t>
-      </w:r>
-      <w:proofErr w:type="spellStart"/>
-      <w:r>
-        <w:rPr>
-          <w:rFonts w:eastAsia="Times New Roman" w:cs="Times New Roman"/>
-          <w:kern w:val="0"/>
-          <w:lang w:eastAsia="nl-BE"/>
-          <w14:ligatures w14:val="none"/>
-        </w:rPr>
-        <w:t>branch</w:t>
-      </w:r>
-      <w:proofErr w:type="spellEnd"/>
-      <w:r>
-        <w:rPr>
-          <w:rFonts w:eastAsia="Times New Roman" w:cs="Times New Roman"/>
-          <w:kern w:val="0"/>
-          <w:lang w:eastAsia="nl-BE"/>
-          <w14:ligatures w14:val="none"/>
-        </w:rPr>
-        <w:t xml:space="preserve"> als nieuwe tree en een zoekbalk binnen de filterbalk.</w:t>
-      </w:r>
-    </w:p>
-    <w:p>
-      <w:pPr>
-        <w:spacing w:afterLines="24" w:after="57" w:line="288" w:lineRule="auto"/>
-        <w:rPr>
-          <w:rFonts w:eastAsia="Times New Roman" w:cs="Times New Roman"/>
-          <w:kern w:val="0"/>
-          <w:lang w:eastAsia="nl-BE"/>
-          <w14:ligatures w14:val="none"/>
-        </w:rPr>
-      </w:pPr>
-    </w:p>
-    <w:p>
-      <w:pPr>
-        <w:spacing w:afterLines="24" w:after="57" w:line="288" w:lineRule="auto"/>
-        <w:rPr>
-          <w:rFonts w:eastAsia="Times New Roman" w:cs="Times New Roman"/>
-          <w:kern w:val="0"/>
-          <w:lang w:eastAsia="nl-BE"/>
-          <w14:ligatures w14:val="none"/>
-        </w:rPr>
-      </w:pPr>
+        <w:t>Beperkingen van het onderzoek</w:t>
+      </w:r>
     </w:p>
     <w:p>
       <w:pPr>
@@ -6393,7 +9309,151 @@
           <w14:ligatures w14:val="none"/>
         </w:rPr>
       </w:pPr>
-      <w:r>
+    </w:p>
+    <w:p>
+      <w:pPr>
+        <w:spacing w:afterLines="24" w:after="57" w:line="288" w:lineRule="auto"/>
+        <w:rPr>
+          <w:rFonts w:eastAsia="Times New Roman" w:cs="Times New Roman"/>
+          <w:kern w:val="0"/>
+          <w:lang w:eastAsia="nl-BE"/>
+          <w14:ligatures w14:val="none"/>
+        </w:rPr>
+      </w:pPr>
+      <w:r>
+        <w:rPr>
+          <w:rFonts w:eastAsia="Times New Roman" w:cs="Times New Roman"/>
+          <w:kern w:val="0"/>
+          <w:lang w:eastAsia="nl-BE"/>
+          <w14:ligatures w14:val="none"/>
+        </w:rPr>
+        <w:t xml:space="preserve">De steekproef is klein (9 deelnemers), wat generaliseerbaarheid beperkt tot gelijkaardige populaties (ontwikkelaars met basiskennis). Zelfrapportage via UEQ en open vragen is subjectief en vat mogelijke </w:t>
+      </w:r>
+      <w:proofErr w:type="spellStart"/>
+      <w:r>
+        <w:rPr>
+          <w:rFonts w:eastAsia="Times New Roman" w:cs="Times New Roman"/>
+          <w:kern w:val="0"/>
+          <w:lang w:eastAsia="nl-BE"/>
+          <w14:ligatures w14:val="none"/>
+        </w:rPr>
+        <w:t>confirmation</w:t>
+      </w:r>
+      <w:proofErr w:type="spellEnd"/>
+      <w:r>
+        <w:rPr>
+          <w:rFonts w:eastAsia="Times New Roman" w:cs="Times New Roman"/>
+          <w:kern w:val="0"/>
+          <w:lang w:eastAsia="nl-BE"/>
+          <w14:ligatures w14:val="none"/>
+        </w:rPr>
+        <w:t xml:space="preserve"> bias, terwijl objectieve </w:t>
+      </w:r>
+      <w:proofErr w:type="spellStart"/>
+      <w:r>
+        <w:rPr>
+          <w:rFonts w:eastAsia="Times New Roman" w:cs="Times New Roman"/>
+          <w:kern w:val="0"/>
+          <w:lang w:eastAsia="nl-BE"/>
+          <w14:ligatures w14:val="none"/>
+        </w:rPr>
+        <w:t>metrics</w:t>
+      </w:r>
+      <w:proofErr w:type="spellEnd"/>
+      <w:r>
+        <w:rPr>
+          <w:rFonts w:eastAsia="Times New Roman" w:cs="Times New Roman"/>
+          <w:kern w:val="0"/>
+          <w:lang w:eastAsia="nl-BE"/>
+          <w14:ligatures w14:val="none"/>
+        </w:rPr>
+        <w:t xml:space="preserve"> (tijd op taak, </w:t>
+      </w:r>
+      <w:proofErr w:type="spellStart"/>
+      <w:r>
+        <w:rPr>
+          <w:rFonts w:eastAsia="Times New Roman" w:cs="Times New Roman"/>
+          <w:kern w:val="0"/>
+          <w:lang w:eastAsia="nl-BE"/>
+          <w14:ligatures w14:val="none"/>
+        </w:rPr>
+        <w:t>foutenrate</w:t>
+      </w:r>
+      <w:proofErr w:type="spellEnd"/>
+      <w:r>
+        <w:rPr>
+          <w:rFonts w:eastAsia="Times New Roman" w:cs="Times New Roman"/>
+          <w:kern w:val="0"/>
+          <w:lang w:eastAsia="nl-BE"/>
+          <w14:ligatures w14:val="none"/>
+        </w:rPr>
+        <w:t xml:space="preserve">) ontbreken. De studie vergelijkt met een interne basisversie, niet met externe tools zoals </w:t>
+      </w:r>
+      <w:proofErr w:type="spellStart"/>
+      <w:r>
+        <w:rPr>
+          <w:rFonts w:eastAsia="Times New Roman" w:cs="Times New Roman"/>
+          <w:kern w:val="0"/>
+          <w:lang w:eastAsia="nl-BE"/>
+          <w14:ligatures w14:val="none"/>
+        </w:rPr>
+        <w:t>MindMeister</w:t>
+      </w:r>
+      <w:proofErr w:type="spellEnd"/>
+      <w:r>
+        <w:rPr>
+          <w:rFonts w:eastAsia="Times New Roman" w:cs="Times New Roman"/>
+          <w:kern w:val="0"/>
+          <w:lang w:eastAsia="nl-BE"/>
+          <w14:ligatures w14:val="none"/>
+        </w:rPr>
+        <w:t xml:space="preserve"> of </w:t>
+      </w:r>
+      <w:proofErr w:type="spellStart"/>
+      <w:r>
+        <w:rPr>
+          <w:rFonts w:eastAsia="Times New Roman" w:cs="Times New Roman"/>
+          <w:kern w:val="0"/>
+          <w:lang w:eastAsia="nl-BE"/>
+          <w14:ligatures w14:val="none"/>
+        </w:rPr>
+        <w:t>Lucidchart</w:t>
+      </w:r>
+      <w:proofErr w:type="spellEnd"/>
+      <w:r>
+        <w:rPr>
+          <w:rFonts w:eastAsia="Times New Roman" w:cs="Times New Roman"/>
+          <w:kern w:val="0"/>
+          <w:lang w:eastAsia="nl-BE"/>
+          <w14:ligatures w14:val="none"/>
+        </w:rPr>
+        <w:t>, en focust op korte taken zonder langdurig gebruik.</w:t>
+      </w:r>
+    </w:p>
+    <w:p>
+      <w:pPr>
+        <w:spacing w:afterLines="24" w:after="57" w:line="288" w:lineRule="auto"/>
+        <w:rPr>
+          <w:rFonts w:eastAsia="Times New Roman" w:cs="Times New Roman"/>
+          <w:kern w:val="0"/>
+          <w:lang w:eastAsia="nl-BE"/>
+          <w14:ligatures w14:val="none"/>
+        </w:rPr>
+      </w:pPr>
+    </w:p>
+    <w:p>
+      <w:pPr>
+        <w:spacing w:afterLines="24" w:after="57" w:line="288" w:lineRule="auto"/>
+        <w:rPr>
+          <w:rFonts w:eastAsia="Times New Roman" w:cs="Times New Roman"/>
+          <w:kern w:val="0"/>
+          <w:lang w:eastAsia="nl-BE"/>
+          <w14:ligatures w14:val="none"/>
+        </w:rPr>
+      </w:pPr>
+    </w:p>
+    <w:p>
+      <w:pPr>
         <w:rPr>
           <w:rFonts w:eastAsia="Times New Roman" w:cs="Times New Roman"/>
           <w:b/>
@@ -6404,8 +9464,7 @@
           <w:lang w:eastAsia="nl-BE"/>
           <w14:ligatures w14:val="none"/>
         </w:rPr>
-        <w:t xml:space="preserve">4.5 </w:t>
-      </w:r>
+      </w:pPr>
       <w:r>
         <w:rPr>
           <w:rFonts w:eastAsia="Times New Roman" w:cs="Times New Roman"/>
@@ -6417,7 +9476,7 @@
           <w:lang w:eastAsia="nl-BE"/>
           <w14:ligatures w14:val="none"/>
         </w:rPr>
-        <w:t>Synthese</w:t>
+        <w:br w:type="page"/>
       </w:r>
     </w:p>
     <w:p>
@@ -6434,37 +9493,515 @@
           <w14:ligatures w14:val="none"/>
         </w:rPr>
       </w:pPr>
-    </w:p>
-    <w:p>
-      <w:pPr>
-        <w:spacing w:afterLines="24" w:after="57" w:line="288" w:lineRule="auto"/>
-        <w:rPr>
-          <w:rFonts w:eastAsia="Times New Roman" w:cs="Times New Roman"/>
-          <w:kern w:val="0"/>
-          <w:lang w:eastAsia="nl-BE"/>
-          <w14:ligatures w14:val="none"/>
-        </w:rPr>
-      </w:pPr>
-      <w:r>
-        <w:rPr>
-          <w:rFonts w:eastAsia="Times New Roman" w:cs="Times New Roman"/>
-          <w:kern w:val="0"/>
-          <w:lang w:eastAsia="nl-BE"/>
-          <w14:ligatures w14:val="none"/>
-        </w:rPr>
-        <w:t xml:space="preserve">Samenvattend tonen zowel de UEQ-scores als de open antwoorden dat het toevoegen van de nieuwe features leidt tot een verschuiving van een overwegend negatief naar een duidelijk positief UX-profiel. Versie 2 wordt door alle deelnemers als voorkeursversie beschouwd omdat deze tijd bespaart, fouten reduceert en een aantrekkelijker, overzichtelijker en intuïtiever ontwerp biedt, terwijl de geformuleerde suggesties tegelijk concrete aangrijpingspunten bieden voor verdere verfijning van de interface. </w:t>
-      </w:r>
-    </w:p>
-    <w:p>
-      <w:pPr>
-        <w:spacing w:afterLines="24" w:after="57" w:line="288" w:lineRule="auto"/>
+      <w:r>
+        <w:rPr>
+          <w:rFonts w:eastAsia="Times New Roman" w:cs="Times New Roman"/>
+          <w:b/>
+          <w:bCs/>
+          <w:kern w:val="0"/>
+          <w:sz w:val="28"/>
+          <w:szCs w:val="28"/>
+          <w:lang w:eastAsia="nl-BE"/>
+          <w14:ligatures w14:val="none"/>
+        </w:rPr>
+        <w:lastRenderedPageBreak/>
+        <w:t xml:space="preserve">5.5 </w:t>
+      </w:r>
+      <w:r>
+        <w:rPr>
+          <w:rFonts w:eastAsia="Times New Roman" w:cs="Times New Roman"/>
+          <w:b/>
+          <w:bCs/>
+          <w:kern w:val="0"/>
+          <w:sz w:val="28"/>
+          <w:szCs w:val="28"/>
+          <w:lang w:eastAsia="nl-BE"/>
+          <w14:ligatures w14:val="none"/>
+        </w:rPr>
+        <w:t>Implicaties voor theorie en praktijk</w:t>
+      </w:r>
+    </w:p>
+    <w:p>
+      <w:pPr>
+        <w:spacing w:afterLines="24" w:after="57" w:line="288" w:lineRule="auto"/>
+        <w:rPr>
+          <w:rFonts w:eastAsia="Times New Roman" w:cs="Times New Roman"/>
+          <w:b/>
+          <w:bCs/>
+          <w:kern w:val="0"/>
+          <w:sz w:val="28"/>
+          <w:szCs w:val="28"/>
+          <w:lang w:eastAsia="nl-BE"/>
+          <w14:ligatures w14:val="none"/>
+        </w:rPr>
+      </w:pPr>
+    </w:p>
+    <w:p>
+      <w:pPr>
+        <w:spacing w:afterLines="24" w:after="57" w:line="288" w:lineRule="auto"/>
+        <w:rPr>
+          <w:rFonts w:eastAsia="Times New Roman" w:cs="Times New Roman"/>
+          <w:kern w:val="0"/>
+          <w:lang w:eastAsia="nl-BE"/>
+          <w14:ligatures w14:val="none"/>
+        </w:rPr>
+      </w:pPr>
+      <w:r>
+        <w:rPr>
+          <w:rFonts w:eastAsia="Times New Roman" w:cs="Times New Roman"/>
+          <w:kern w:val="0"/>
+          <w:lang w:eastAsia="nl-BE"/>
+          <w14:ligatures w14:val="none"/>
+        </w:rPr>
+        <w:t xml:space="preserve">Theoretisch draagt dit bij aan design </w:t>
+      </w:r>
+      <w:proofErr w:type="spellStart"/>
+      <w:r>
+        <w:rPr>
+          <w:rFonts w:eastAsia="Times New Roman" w:cs="Times New Roman"/>
+          <w:kern w:val="0"/>
+          <w:lang w:eastAsia="nl-BE"/>
+          <w14:ligatures w14:val="none"/>
+        </w:rPr>
+        <w:t>science</w:t>
+      </w:r>
+      <w:proofErr w:type="spellEnd"/>
+      <w:r>
+        <w:rPr>
+          <w:rFonts w:eastAsia="Times New Roman" w:cs="Times New Roman"/>
+          <w:kern w:val="0"/>
+          <w:lang w:eastAsia="nl-BE"/>
+          <w14:ligatures w14:val="none"/>
+        </w:rPr>
+        <w:t xml:space="preserve"> door empirisch bewijs voor UX-features in security </w:t>
+      </w:r>
+      <w:proofErr w:type="spellStart"/>
+      <w:r>
+        <w:rPr>
+          <w:rFonts w:eastAsia="Times New Roman" w:cs="Times New Roman"/>
+          <w:kern w:val="0"/>
+          <w:lang w:eastAsia="nl-BE"/>
+          <w14:ligatures w14:val="none"/>
+        </w:rPr>
+        <w:t>tooling</w:t>
+      </w:r>
+      <w:proofErr w:type="spellEnd"/>
+      <w:r>
+        <w:rPr>
+          <w:rFonts w:eastAsia="Times New Roman" w:cs="Times New Roman"/>
+          <w:kern w:val="0"/>
+          <w:lang w:eastAsia="nl-BE"/>
+          <w14:ligatures w14:val="none"/>
+        </w:rPr>
+        <w:t xml:space="preserve">, met aanbeveling voor integratie van UEQ in </w:t>
+      </w:r>
+      <w:proofErr w:type="spellStart"/>
+      <w:r>
+        <w:rPr>
+          <w:rFonts w:eastAsia="Times New Roman" w:cs="Times New Roman"/>
+          <w:kern w:val="0"/>
+          <w:lang w:eastAsia="nl-BE"/>
+          <w14:ligatures w14:val="none"/>
+        </w:rPr>
+        <w:t>threat</w:t>
+      </w:r>
+      <w:proofErr w:type="spellEnd"/>
+      <w:r>
+        <w:rPr>
+          <w:rFonts w:eastAsia="Times New Roman" w:cs="Times New Roman"/>
+          <w:kern w:val="0"/>
+          <w:lang w:eastAsia="nl-BE"/>
+          <w14:ligatures w14:val="none"/>
+        </w:rPr>
+        <w:t xml:space="preserve"> </w:t>
+      </w:r>
+      <w:proofErr w:type="spellStart"/>
+      <w:r>
+        <w:rPr>
+          <w:rFonts w:eastAsia="Times New Roman" w:cs="Times New Roman"/>
+          <w:kern w:val="0"/>
+          <w:lang w:eastAsia="nl-BE"/>
+          <w14:ligatures w14:val="none"/>
+        </w:rPr>
+        <w:t>modeling</w:t>
+      </w:r>
+      <w:proofErr w:type="spellEnd"/>
+      <w:r>
+        <w:rPr>
+          <w:rFonts w:eastAsia="Times New Roman" w:cs="Times New Roman"/>
+          <w:kern w:val="0"/>
+          <w:lang w:eastAsia="nl-BE"/>
+          <w14:ligatures w14:val="none"/>
+        </w:rPr>
+        <w:t xml:space="preserve"> evaluaties. Praktisch kan de tool </w:t>
+      </w:r>
+      <w:proofErr w:type="spellStart"/>
+      <w:r>
+        <w:rPr>
+          <w:rFonts w:eastAsia="Times New Roman" w:cs="Times New Roman"/>
+          <w:kern w:val="0"/>
+          <w:lang w:eastAsia="nl-BE"/>
+          <w14:ligatures w14:val="none"/>
+        </w:rPr>
+        <w:t>DevSecOps</w:t>
+      </w:r>
+      <w:proofErr w:type="spellEnd"/>
+      <w:r>
+        <w:rPr>
+          <w:rFonts w:eastAsia="Times New Roman" w:cs="Times New Roman"/>
+          <w:kern w:val="0"/>
+          <w:lang w:eastAsia="nl-BE"/>
+          <w14:ligatures w14:val="none"/>
+        </w:rPr>
+        <w:t xml:space="preserve"> teams helpen door </w:t>
+      </w:r>
+      <w:proofErr w:type="spellStart"/>
+      <w:r>
+        <w:rPr>
+          <w:rFonts w:eastAsia="Times New Roman" w:cs="Times New Roman"/>
+          <w:kern w:val="0"/>
+          <w:lang w:eastAsia="nl-BE"/>
+          <w14:ligatures w14:val="none"/>
+        </w:rPr>
+        <w:t>threat</w:t>
+      </w:r>
+      <w:proofErr w:type="spellEnd"/>
+      <w:r>
+        <w:rPr>
+          <w:rFonts w:eastAsia="Times New Roman" w:cs="Times New Roman"/>
+          <w:kern w:val="0"/>
+          <w:lang w:eastAsia="nl-BE"/>
+          <w14:ligatures w14:val="none"/>
+        </w:rPr>
+        <w:t xml:space="preserve"> </w:t>
+      </w:r>
+      <w:proofErr w:type="spellStart"/>
+      <w:r>
+        <w:rPr>
+          <w:rFonts w:eastAsia="Times New Roman" w:cs="Times New Roman"/>
+          <w:kern w:val="0"/>
+          <w:lang w:eastAsia="nl-BE"/>
+          <w14:ligatures w14:val="none"/>
+        </w:rPr>
+        <w:t>modeling</w:t>
+      </w:r>
+      <w:proofErr w:type="spellEnd"/>
+      <w:r>
+        <w:rPr>
+          <w:rFonts w:eastAsia="Times New Roman" w:cs="Times New Roman"/>
+          <w:kern w:val="0"/>
+          <w:lang w:eastAsia="nl-BE"/>
+          <w14:ligatures w14:val="none"/>
+        </w:rPr>
+        <w:t xml:space="preserve"> laagdrempelig te maken; implementeer filtering en iconen in bestaande </w:t>
+      </w:r>
+      <w:proofErr w:type="spellStart"/>
+      <w:r>
+        <w:rPr>
+          <w:rFonts w:eastAsia="Times New Roman" w:cs="Times New Roman"/>
+          <w:kern w:val="0"/>
+          <w:lang w:eastAsia="nl-BE"/>
+          <w14:ligatures w14:val="none"/>
+        </w:rPr>
+        <w:t>pipelines</w:t>
+      </w:r>
+      <w:proofErr w:type="spellEnd"/>
+      <w:r>
+        <w:rPr>
+          <w:rFonts w:eastAsia="Times New Roman" w:cs="Times New Roman"/>
+          <w:kern w:val="0"/>
+          <w:lang w:eastAsia="nl-BE"/>
+          <w14:ligatures w14:val="none"/>
+        </w:rPr>
+        <w:t xml:space="preserve">. Voor onderwijs biedt het een didactisch prototype om </w:t>
+      </w:r>
+      <w:proofErr w:type="spellStart"/>
+      <w:r>
+        <w:rPr>
+          <w:rFonts w:eastAsia="Times New Roman" w:cs="Times New Roman"/>
+          <w:kern w:val="0"/>
+          <w:lang w:eastAsia="nl-BE"/>
+          <w14:ligatures w14:val="none"/>
+        </w:rPr>
+        <w:t>Fortunately-Unfortunately</w:t>
+      </w:r>
+      <w:proofErr w:type="spellEnd"/>
+      <w:r>
+        <w:rPr>
+          <w:rFonts w:eastAsia="Times New Roman" w:cs="Times New Roman"/>
+          <w:kern w:val="0"/>
+          <w:lang w:eastAsia="nl-BE"/>
+          <w14:ligatures w14:val="none"/>
+        </w:rPr>
+        <w:t xml:space="preserve"> te demonstreren.</w:t>
+      </w:r>
+    </w:p>
+    <w:p>
+      <w:pPr>
+        <w:spacing w:afterLines="24" w:after="57" w:line="288" w:lineRule="auto"/>
+        <w:rPr>
+          <w:rFonts w:eastAsia="Times New Roman" w:cs="Times New Roman"/>
+          <w:kern w:val="0"/>
+          <w:lang w:eastAsia="nl-BE"/>
+          <w14:ligatures w14:val="none"/>
+        </w:rPr>
+      </w:pPr>
+    </w:p>
+    <w:p>
+      <w:pPr>
+        <w:spacing w:afterLines="24" w:after="57" w:line="288" w:lineRule="auto"/>
+        <w:rPr>
+          <w:rFonts w:eastAsia="Times New Roman" w:cs="Times New Roman"/>
+          <w:kern w:val="0"/>
+          <w:lang w:eastAsia="nl-BE"/>
+          <w14:ligatures w14:val="none"/>
+        </w:rPr>
+      </w:pPr>
+    </w:p>
+    <w:p>
+      <w:pPr>
+        <w:spacing w:afterLines="24" w:after="57" w:line="288" w:lineRule="auto"/>
+        <w:rPr>
+          <w:rFonts w:eastAsia="Times New Roman" w:cs="Times New Roman"/>
+          <w:b/>
+          <w:bCs/>
+          <w:kern w:val="0"/>
+          <w:sz w:val="28"/>
+          <w:szCs w:val="28"/>
+          <w:lang w:eastAsia="nl-BE"/>
+          <w14:ligatures w14:val="none"/>
+        </w:rPr>
+      </w:pPr>
+      <w:r>
+        <w:rPr>
+          <w:rFonts w:eastAsia="Times New Roman" w:cs="Times New Roman"/>
+          <w:b/>
+          <w:bCs/>
+          <w:kern w:val="0"/>
+          <w:sz w:val="28"/>
+          <w:szCs w:val="28"/>
+          <w:lang w:eastAsia="nl-BE"/>
+          <w14:ligatures w14:val="none"/>
+        </w:rPr>
+        <w:t xml:space="preserve">5.6 </w:t>
+      </w:r>
+      <w:r>
+        <w:rPr>
+          <w:rFonts w:eastAsia="Times New Roman" w:cs="Times New Roman"/>
+          <w:b/>
+          <w:bCs/>
+          <w:kern w:val="0"/>
+          <w:sz w:val="28"/>
+          <w:szCs w:val="28"/>
+          <w:lang w:eastAsia="nl-BE"/>
+          <w14:ligatures w14:val="none"/>
+        </w:rPr>
+        <w:t>Aanbevelingen voor toekomstig onderzoek</w:t>
+      </w:r>
+    </w:p>
+    <w:p>
+      <w:pPr>
+        <w:spacing w:afterLines="24" w:after="57" w:line="288" w:lineRule="auto"/>
+        <w:rPr>
+          <w:rFonts w:eastAsia="Times New Roman" w:cs="Times New Roman"/>
+          <w:b/>
+          <w:bCs/>
+          <w:kern w:val="0"/>
+          <w:sz w:val="28"/>
+          <w:szCs w:val="28"/>
+          <w:lang w:eastAsia="nl-BE"/>
+          <w14:ligatures w14:val="none"/>
+        </w:rPr>
+      </w:pPr>
+    </w:p>
+    <w:p>
+      <w:pPr>
+        <w:spacing w:afterLines="24" w:after="57" w:line="288" w:lineRule="auto"/>
+        <w:rPr>
+          <w:rFonts w:ascii="Times New Roman" w:eastAsia="Times New Roman" w:hAnsi="Times New Roman" w:cs="Times New Roman"/>
+          <w:kern w:val="0"/>
+          <w:lang w:eastAsia="nl-BE"/>
+          <w14:ligatures w14:val="none"/>
+        </w:rPr>
+      </w:pPr>
+      <w:r>
+        <w:rPr>
+          <w:rFonts w:eastAsia="Times New Roman" w:cs="Times New Roman"/>
+          <w:kern w:val="0"/>
+          <w:lang w:eastAsia="nl-BE"/>
+          <w14:ligatures w14:val="none"/>
+        </w:rPr>
+        <w:t>Test de tool met grotere groepen en longitudinale sessies, inclusief A/B-</w:t>
+      </w:r>
+      <w:proofErr w:type="spellStart"/>
+      <w:r>
+        <w:rPr>
+          <w:rFonts w:eastAsia="Times New Roman" w:cs="Times New Roman"/>
+          <w:kern w:val="0"/>
+          <w:lang w:eastAsia="nl-BE"/>
+          <w14:ligatures w14:val="none"/>
+        </w:rPr>
+        <w:t>testing</w:t>
+      </w:r>
+      <w:proofErr w:type="spellEnd"/>
+      <w:r>
+        <w:rPr>
+          <w:rFonts w:eastAsia="Times New Roman" w:cs="Times New Roman"/>
+          <w:kern w:val="0"/>
+          <w:lang w:eastAsia="nl-BE"/>
+          <w14:ligatures w14:val="none"/>
+        </w:rPr>
+        <w:t xml:space="preserve"> met commerciële </w:t>
+      </w:r>
+      <w:proofErr w:type="spellStart"/>
+      <w:r>
+        <w:rPr>
+          <w:rFonts w:eastAsia="Times New Roman" w:cs="Times New Roman"/>
+          <w:kern w:val="0"/>
+          <w:lang w:eastAsia="nl-BE"/>
+          <w14:ligatures w14:val="none"/>
+        </w:rPr>
+        <w:t>mindmap</w:t>
+      </w:r>
+      <w:proofErr w:type="spellEnd"/>
+      <w:r>
+        <w:rPr>
+          <w:rFonts w:eastAsia="Times New Roman" w:cs="Times New Roman"/>
+          <w:kern w:val="0"/>
+          <w:lang w:eastAsia="nl-BE"/>
+          <w14:ligatures w14:val="none"/>
+        </w:rPr>
+        <w:t xml:space="preserve">-software. Implementeer voorgestelde features zoals globale </w:t>
+      </w:r>
+      <w:proofErr w:type="spellStart"/>
+      <w:r>
+        <w:rPr>
+          <w:rFonts w:eastAsia="Times New Roman" w:cs="Times New Roman"/>
+          <w:kern w:val="0"/>
+          <w:lang w:eastAsia="nl-BE"/>
+          <w14:ligatures w14:val="none"/>
+        </w:rPr>
+        <w:t>collapse</w:t>
+      </w:r>
+      <w:proofErr w:type="spellEnd"/>
+      <w:r>
+        <w:rPr>
+          <w:rFonts w:eastAsia="Times New Roman" w:cs="Times New Roman"/>
+          <w:kern w:val="0"/>
+          <w:lang w:eastAsia="nl-BE"/>
+          <w14:ligatures w14:val="none"/>
+        </w:rPr>
+        <w:t xml:space="preserve">-knoppen en </w:t>
+      </w:r>
+      <w:proofErr w:type="spellStart"/>
+      <w:r>
+        <w:rPr>
+          <w:rFonts w:eastAsia="Times New Roman" w:cs="Times New Roman"/>
+          <w:kern w:val="0"/>
+          <w:lang w:eastAsia="nl-BE"/>
+          <w14:ligatures w14:val="none"/>
+        </w:rPr>
+        <w:t>branch</w:t>
+      </w:r>
+      <w:proofErr w:type="spellEnd"/>
+      <w:r>
+        <w:rPr>
+          <w:rFonts w:eastAsia="Times New Roman" w:cs="Times New Roman"/>
+          <w:kern w:val="0"/>
+          <w:lang w:eastAsia="nl-BE"/>
+          <w14:ligatures w14:val="none"/>
+        </w:rPr>
+        <w:t xml:space="preserve">-zoom, en evalueer collaboratieve </w:t>
+      </w:r>
+      <w:proofErr w:type="spellStart"/>
+      <w:r>
+        <w:rPr>
+          <w:rFonts w:eastAsia="Times New Roman" w:cs="Times New Roman"/>
+          <w:kern w:val="0"/>
+          <w:lang w:eastAsia="nl-BE"/>
+          <w14:ligatures w14:val="none"/>
+        </w:rPr>
+        <w:t>multi</w:t>
+      </w:r>
+      <w:proofErr w:type="spellEnd"/>
+      <w:r>
+        <w:rPr>
+          <w:rFonts w:eastAsia="Times New Roman" w:cs="Times New Roman"/>
+          <w:kern w:val="0"/>
+          <w:lang w:eastAsia="nl-BE"/>
+          <w14:ligatures w14:val="none"/>
+        </w:rPr>
+        <w:t xml:space="preserve">-user functionaliteit. Voeg AI-ondersteuning toe voor automatische </w:t>
+      </w:r>
+      <w:proofErr w:type="spellStart"/>
+      <w:r>
+        <w:rPr>
+          <w:rFonts w:eastAsia="Times New Roman" w:cs="Times New Roman"/>
+          <w:kern w:val="0"/>
+          <w:lang w:eastAsia="nl-BE"/>
+          <w14:ligatures w14:val="none"/>
+        </w:rPr>
+        <w:t>threat</w:t>
+      </w:r>
+      <w:proofErr w:type="spellEnd"/>
+      <w:r>
+        <w:rPr>
+          <w:rFonts w:eastAsia="Times New Roman" w:cs="Times New Roman"/>
+          <w:kern w:val="0"/>
+          <w:lang w:eastAsia="nl-BE"/>
+          <w14:ligatures w14:val="none"/>
+        </w:rPr>
+        <w:t xml:space="preserve">-suggesties en valideer tegen meer </w:t>
+      </w:r>
+      <w:proofErr w:type="spellStart"/>
+      <w:r>
+        <w:rPr>
+          <w:rFonts w:eastAsia="Times New Roman" w:cs="Times New Roman"/>
+          <w:kern w:val="0"/>
+          <w:lang w:eastAsia="nl-BE"/>
+          <w14:ligatures w14:val="none"/>
+        </w:rPr>
+        <w:t>threat</w:t>
+      </w:r>
+      <w:proofErr w:type="spellEnd"/>
+      <w:r>
+        <w:rPr>
+          <w:rFonts w:eastAsia="Times New Roman" w:cs="Times New Roman"/>
+          <w:kern w:val="0"/>
+          <w:lang w:eastAsia="nl-BE"/>
+          <w14:ligatures w14:val="none"/>
+        </w:rPr>
+        <w:t xml:space="preserve"> </w:t>
+      </w:r>
+      <w:proofErr w:type="spellStart"/>
+      <w:r>
+        <w:rPr>
+          <w:rFonts w:eastAsia="Times New Roman" w:cs="Times New Roman"/>
+          <w:kern w:val="0"/>
+          <w:lang w:eastAsia="nl-BE"/>
+          <w14:ligatures w14:val="none"/>
+        </w:rPr>
+        <w:t>modeling</w:t>
+      </w:r>
+      <w:proofErr w:type="spellEnd"/>
+      <w:r>
+        <w:rPr>
+          <w:rFonts w:eastAsia="Times New Roman" w:cs="Times New Roman"/>
+          <w:kern w:val="0"/>
+          <w:lang w:eastAsia="nl-BE"/>
+          <w14:ligatures w14:val="none"/>
+        </w:rPr>
+        <w:t xml:space="preserve"> methoden (STRIDE).</w:t>
+      </w:r>
+      <w:r>
         <w:rPr>
           <w:b/>
           <w:bCs/>
           <w:sz w:val="32"/>
           <w:szCs w:val="32"/>
         </w:rPr>
-      </w:pPr>
+        <w:t xml:space="preserve"> </w:t>
+      </w:r>
       <w:r>
         <w:rPr>
           <w:b/>
@@ -6477,7 +10014,6 @@
     </w:p>
     <w:p>
       <w:pPr>
-        <w:spacing w:afterLines="24" w:after="57" w:line="288" w:lineRule="auto"/>
         <w:rPr>
           <w:b/>
           <w:bCs/>
@@ -6493,7 +10029,7 @@
           <w:szCs w:val="36"/>
         </w:rPr>
         <w:lastRenderedPageBreak/>
-        <w:t>Hoofdstuk 5</w:t>
+        <w:br w:type="page"/>
       </w:r>
     </w:p>
     <w:p>
@@ -6513,7 +10049,28 @@
           <w:sz w:val="36"/>
           <w:szCs w:val="36"/>
         </w:rPr>
-        <w:t>Discussie</w:t>
+        <w:lastRenderedPageBreak/>
+        <w:t>Hoofdstuk 6</w:t>
+      </w:r>
+    </w:p>
+    <w:p>
+      <w:pPr>
+        <w:spacing w:afterLines="24" w:after="57" w:line="288" w:lineRule="auto"/>
+        <w:rPr>
+          <w:b/>
+          <w:bCs/>
+          <w:sz w:val="36"/>
+          <w:szCs w:val="36"/>
+        </w:rPr>
+      </w:pPr>
+      <w:r>
+        <w:rPr>
+          <w:b/>
+          <w:bCs/>
+          <w:sz w:val="36"/>
+          <w:szCs w:val="36"/>
+        </w:rPr>
+        <w:t>Conclusie</w:t>
       </w:r>
     </w:p>
     <w:p>
@@ -6530,1809 +10087,253 @@
     <w:p>
       <w:pPr>
         <w:spacing w:afterLines="24" w:after="57" w:line="288" w:lineRule="auto"/>
-        <w:rPr>
-          <w:b/>
-          <w:bCs/>
-          <w:sz w:val="32"/>
-          <w:szCs w:val="32"/>
-        </w:rPr>
-      </w:pPr>
-    </w:p>
-    <w:p>
-      <w:pPr>
-        <w:spacing w:afterLines="24" w:after="57" w:line="288" w:lineRule="auto"/>
-        <w:rPr>
-          <w:rFonts w:eastAsia="Times New Roman" w:cs="Times New Roman"/>
-          <w:b/>
-          <w:bCs/>
-          <w:kern w:val="0"/>
-          <w:sz w:val="28"/>
-          <w:szCs w:val="28"/>
-          <w:lang w:eastAsia="nl-BE"/>
-          <w14:ligatures w14:val="none"/>
-        </w:rPr>
-      </w:pPr>
-      <w:r>
-        <w:rPr>
-          <w:rFonts w:eastAsia="Times New Roman" w:cs="Times New Roman"/>
-          <w:b/>
-          <w:bCs/>
-          <w:kern w:val="0"/>
-          <w:sz w:val="28"/>
-          <w:szCs w:val="28"/>
-          <w:lang w:eastAsia="nl-BE"/>
-          <w14:ligatures w14:val="none"/>
-        </w:rPr>
-        <w:t xml:space="preserve">5.1 </w:t>
-      </w:r>
-      <w:r>
-        <w:rPr>
-          <w:rFonts w:eastAsia="Times New Roman" w:cs="Times New Roman"/>
-          <w:b/>
-          <w:bCs/>
-          <w:kern w:val="0"/>
-          <w:sz w:val="28"/>
-          <w:szCs w:val="28"/>
-          <w:lang w:eastAsia="nl-BE"/>
-          <w14:ligatures w14:val="none"/>
-        </w:rPr>
-        <w:t>Samenvatting van de belangrijkste resultaten</w:t>
-      </w:r>
-    </w:p>
-    <w:p>
-      <w:pPr>
-        <w:spacing w:afterLines="24" w:after="57" w:line="288" w:lineRule="auto"/>
-        <w:rPr>
-          <w:rFonts w:eastAsia="Times New Roman" w:cs="Times New Roman"/>
-          <w:b/>
-          <w:bCs/>
-          <w:kern w:val="0"/>
-          <w:sz w:val="28"/>
-          <w:szCs w:val="28"/>
-          <w:lang w:eastAsia="nl-BE"/>
-          <w14:ligatures w14:val="none"/>
-        </w:rPr>
-      </w:pPr>
-    </w:p>
-    <w:p>
-      <w:pPr>
-        <w:spacing w:afterLines="24" w:after="57" w:line="288" w:lineRule="auto"/>
-        <w:rPr>
-          <w:rFonts w:eastAsia="Times New Roman" w:cs="Times New Roman"/>
-          <w:kern w:val="0"/>
-          <w:lang w:eastAsia="nl-BE"/>
-          <w14:ligatures w14:val="none"/>
-        </w:rPr>
-      </w:pPr>
-      <w:r>
-        <w:rPr>
-          <w:rFonts w:eastAsia="Times New Roman" w:cs="Times New Roman"/>
-          <w:kern w:val="0"/>
-          <w:lang w:eastAsia="nl-BE"/>
-          <w14:ligatures w14:val="none"/>
-        </w:rPr>
-        <w:t xml:space="preserve">De empirische resultaten bevestigen dat de basisfunctionaliteit van de tool voldoende is voor minimale ondersteuning van </w:t>
-      </w:r>
-      <w:proofErr w:type="spellStart"/>
-      <w:r>
-        <w:rPr>
-          <w:rFonts w:eastAsia="Times New Roman" w:cs="Times New Roman"/>
-          <w:kern w:val="0"/>
-          <w:lang w:eastAsia="nl-BE"/>
-          <w14:ligatures w14:val="none"/>
-        </w:rPr>
+      </w:pPr>
+      <w:proofErr w:type="spellStart"/>
+      <w:r>
+        <w:t>Threat</w:t>
+      </w:r>
+      <w:proofErr w:type="spellEnd"/>
+      <w:r>
+        <w:t xml:space="preserve"> </w:t>
+      </w:r>
+      <w:proofErr w:type="spellStart"/>
+      <w:r>
+        <w:t>modeling</w:t>
+      </w:r>
+      <w:proofErr w:type="spellEnd"/>
+      <w:r>
+        <w:t xml:space="preserve"> blijft in de praktijk vaak achterwege door complexiteit en gebrek aan toegankelijke tools, ondanks erkenning als essentieel voor secure software engineering. Dit onderzoek toont aan dat een </w:t>
+      </w:r>
+      <w:proofErr w:type="spellStart"/>
+      <w:r>
+        <w:t>domeinspecifieke</w:t>
+      </w:r>
+      <w:proofErr w:type="spellEnd"/>
+      <w:r>
+        <w:t xml:space="preserve"> </w:t>
+      </w:r>
+      <w:proofErr w:type="spellStart"/>
+      <w:r>
+        <w:t>webtool</w:t>
+      </w:r>
+      <w:proofErr w:type="spellEnd"/>
+      <w:r>
+        <w:t xml:space="preserve"> gebaseerd op de </w:t>
+      </w:r>
+      <w:proofErr w:type="spellStart"/>
+      <w:r>
+        <w:t>Fortunately</w:t>
+      </w:r>
+      <w:proofErr w:type="spellEnd"/>
+      <w:r>
+        <w:t>-</w:t>
+      </w:r>
+      <w:proofErr w:type="spellStart"/>
+      <w:r>
+        <w:t>Unfortunately</w:t>
+      </w:r>
+      <w:proofErr w:type="spellEnd"/>
+      <w:r>
+        <w:t>-methode, verrijkt met visuele UX-features, deze kloof effectief kan dichten.</w:t>
+      </w:r>
+    </w:p>
+    <w:p>
+      <w:pPr>
+        <w:spacing w:afterLines="24" w:after="57" w:line="288" w:lineRule="auto"/>
+      </w:pPr>
+      <w:r>
+        <w:rPr>
+          <w:b/>
+          <w:bCs/>
+        </w:rPr>
+        <w:t>Onderzoeksvraag 1</w:t>
+      </w:r>
+      <w:r>
+        <w:t xml:space="preserve">: De minimale basisfunctionaliteit (node-creatie, uitklappen/inklappen, zoeken) ondersteunt </w:t>
+      </w:r>
+      <w:proofErr w:type="spellStart"/>
+      <w:r>
         <w:t>Fortunately-Unfortunately</w:t>
       </w:r>
       <w:proofErr w:type="spellEnd"/>
       <w:r>
-        <w:rPr>
-          <w:rFonts w:eastAsia="Times New Roman" w:cs="Times New Roman"/>
-          <w:kern w:val="0"/>
-          <w:lang w:eastAsia="nl-BE"/>
-          <w14:ligatures w14:val="none"/>
-        </w:rPr>
-        <w:t xml:space="preserve"> trees, maar dat de toegevoegde UX-features een substantiële verbetering opleveren in gebruiksvriendelijkheid en efficiëntie. Versie 2 scoort op alle UEQ-dimensies positief en wordt door alle deelnemers unaniem verkozen boven generieke </w:t>
-      </w:r>
-      <w:proofErr w:type="spellStart"/>
-      <w:r>
-        <w:rPr>
-          <w:rFonts w:eastAsia="Times New Roman" w:cs="Times New Roman"/>
-          <w:kern w:val="0"/>
-          <w:lang w:eastAsia="nl-BE"/>
-          <w14:ligatures w14:val="none"/>
-        </w:rPr>
+        <w:t xml:space="preserve"> trees, maar blijkt ontoereikend voor efficiënte </w:t>
+      </w:r>
+      <w:proofErr w:type="spellStart"/>
+      <w:r>
+        <w:t>threat</w:t>
+      </w:r>
+      <w:proofErr w:type="spellEnd"/>
+      <w:r>
+        <w:t xml:space="preserve"> </w:t>
+      </w:r>
+      <w:proofErr w:type="spellStart"/>
+      <w:r>
+        <w:t>modeling</w:t>
+      </w:r>
+      <w:proofErr w:type="spellEnd"/>
+      <w:r>
+        <w:t xml:space="preserve"> zonder security-expertise, zoals blijkt uit de negatieve UEQ-scores van versie 1.</w:t>
+      </w:r>
+    </w:p>
+    <w:p>
+      <w:pPr>
+        <w:spacing w:afterLines="24" w:after="57" w:line="288" w:lineRule="auto"/>
+      </w:pPr>
+      <w:r>
+        <w:rPr>
+          <w:b/>
+          <w:bCs/>
+        </w:rPr>
+        <w:t>Onderzoeksvraag 2</w:t>
+      </w:r>
+      <w:r>
+        <w:t xml:space="preserve">: Gebruikers ervaren filtering op node-status, tellingen per status en </w:t>
+      </w:r>
+      <w:proofErr w:type="spellStart"/>
+      <w:r>
+        <w:t>highlighting</w:t>
+      </w:r>
+      <w:proofErr w:type="spellEnd"/>
+      <w:r>
+        <w:t xml:space="preserve"> vanuit de filterbalk als meest nuttig, gevolgd door visuele codering (kleuren, iconen). </w:t>
+      </w:r>
+      <w:r>
+        <w:t>Deze pragmatische features reduceren cognitieve belasting significant.</w:t>
+      </w:r>
+    </w:p>
+    <w:p>
+      <w:pPr>
+        <w:spacing w:afterLines="24" w:after="57" w:line="288" w:lineRule="auto"/>
+      </w:pPr>
+      <w:r>
+        <w:rPr>
+          <w:b/>
+          <w:bCs/>
+        </w:rPr>
+        <w:t>Onderzoeksvraag 3</w:t>
+      </w:r>
+      <w:r>
+        <w:t xml:space="preserve">: De uitgebreide tool (versie 2) overtreft generieke </w:t>
+      </w:r>
+      <w:proofErr w:type="spellStart"/>
+      <w:r>
         <w:t>mindmap</w:t>
       </w:r>
       <w:proofErr w:type="spellEnd"/>
       <w:r>
-        <w:rPr>
-          <w:rFonts w:eastAsia="Times New Roman" w:cs="Times New Roman"/>
-          <w:kern w:val="0"/>
-          <w:lang w:eastAsia="nl-BE"/>
-          <w14:ligatures w14:val="none"/>
-        </w:rPr>
-        <w:t xml:space="preserve">-tools, dankzij features zoals filtering en visuele codering. Deze bevindingen beantwoorden de onderzoeksvragen direct en onderbouwen de waarde van </w:t>
-      </w:r>
-      <w:proofErr w:type="spellStart"/>
-      <w:r>
-        <w:rPr>
-          <w:rFonts w:eastAsia="Times New Roman" w:cs="Times New Roman"/>
-          <w:kern w:val="0"/>
-          <w:lang w:eastAsia="nl-BE"/>
-          <w14:ligatures w14:val="none"/>
-        </w:rPr>
-        <w:t>domeinspecifieke</w:t>
-      </w:r>
-      <w:proofErr w:type="spellEnd"/>
-      <w:r>
-        <w:rPr>
-          <w:rFonts w:eastAsia="Times New Roman" w:cs="Times New Roman"/>
-          <w:kern w:val="0"/>
-          <w:lang w:eastAsia="nl-BE"/>
-          <w14:ligatures w14:val="none"/>
-        </w:rPr>
-        <w:t xml:space="preserve"> UX in </w:t>
-      </w:r>
-      <w:proofErr w:type="spellStart"/>
-      <w:r>
-        <w:rPr>
-          <w:rFonts w:eastAsia="Times New Roman" w:cs="Times New Roman"/>
-          <w:kern w:val="0"/>
-          <w:lang w:eastAsia="nl-BE"/>
-          <w14:ligatures w14:val="none"/>
-        </w:rPr>
+        <w:t xml:space="preserve">-software op gebruiksvriendelijkheid (positieve UEQ-scores vs. negatief) en effectiviteit (tijdsbesparing, foutreductie), waardoor </w:t>
+      </w:r>
+      <w:proofErr w:type="spellStart"/>
+      <w:r>
         <w:t>threat</w:t>
       </w:r>
       <w:proofErr w:type="spellEnd"/>
       <w:r>
-        <w:rPr>
-          <w:rFonts w:eastAsia="Times New Roman" w:cs="Times New Roman"/>
-          <w:kern w:val="0"/>
-          <w:lang w:eastAsia="nl-BE"/>
-          <w14:ligatures w14:val="none"/>
-        </w:rPr>
-        <w:t xml:space="preserve"> modeling.</w:t>
-      </w:r>
-    </w:p>
-    <w:p>
-      <w:pPr>
-        <w:spacing w:afterLines="24" w:after="57" w:line="288" w:lineRule="auto"/>
-        <w:rPr>
-          <w:rFonts w:eastAsia="Times New Roman" w:cs="Times New Roman"/>
-          <w:kern w:val="0"/>
-          <w:lang w:eastAsia="nl-BE"/>
-          <w14:ligatures w14:val="none"/>
-        </w:rPr>
-      </w:pPr>
-    </w:p>
-    <w:p>
-      <w:pPr>
-        <w:spacing w:afterLines="24" w:after="57" w:line="288" w:lineRule="auto"/>
-        <w:rPr>
-          <w:rFonts w:eastAsia="Times New Roman" w:cs="Times New Roman"/>
-          <w:kern w:val="0"/>
-          <w:lang w:eastAsia="nl-BE"/>
-          <w14:ligatures w14:val="none"/>
-        </w:rPr>
-      </w:pPr>
-    </w:p>
-    <w:p>
-      <w:pPr>
-        <w:spacing w:afterLines="24" w:after="57" w:line="288" w:lineRule="auto"/>
-        <w:rPr>
-          <w:rFonts w:eastAsia="Times New Roman" w:cs="Times New Roman"/>
-          <w:b/>
-          <w:bCs/>
-          <w:kern w:val="0"/>
-          <w:sz w:val="28"/>
-          <w:szCs w:val="28"/>
-          <w:lang w:eastAsia="nl-BE"/>
-          <w14:ligatures w14:val="none"/>
-        </w:rPr>
-      </w:pPr>
-      <w:r>
-        <w:rPr>
-          <w:rFonts w:eastAsia="Times New Roman" w:cs="Times New Roman"/>
-          <w:b/>
-          <w:bCs/>
-          <w:kern w:val="0"/>
-          <w:sz w:val="28"/>
-          <w:szCs w:val="28"/>
-          <w:lang w:eastAsia="nl-BE"/>
-          <w14:ligatures w14:val="none"/>
-        </w:rPr>
-        <w:t xml:space="preserve">5.2 </w:t>
-      </w:r>
-      <w:r>
-        <w:rPr>
-          <w:rFonts w:eastAsia="Times New Roman" w:cs="Times New Roman"/>
-          <w:b/>
-          <w:bCs/>
-          <w:kern w:val="0"/>
-          <w:sz w:val="28"/>
-          <w:szCs w:val="28"/>
-          <w:lang w:eastAsia="nl-BE"/>
-          <w14:ligatures w14:val="none"/>
-        </w:rPr>
-        <w:t>Beantwoording van de onderzoeksvragen</w:t>
-      </w:r>
-    </w:p>
-    <w:p>
-      <w:pPr>
-        <w:spacing w:afterLines="24" w:after="57" w:line="288" w:lineRule="auto"/>
-        <w:rPr>
-          <w:rFonts w:eastAsia="Times New Roman" w:cs="Times New Roman"/>
-          <w:b/>
-          <w:bCs/>
-          <w:kern w:val="0"/>
-          <w:sz w:val="28"/>
-          <w:szCs w:val="28"/>
-          <w:lang w:eastAsia="nl-BE"/>
-          <w14:ligatures w14:val="none"/>
-        </w:rPr>
-      </w:pPr>
-    </w:p>
-    <w:p>
-      <w:pPr>
-        <w:spacing w:afterLines="24" w:after="57" w:line="288" w:lineRule="auto"/>
-        <w:rPr>
-          <w:rFonts w:eastAsia="Times New Roman" w:cs="Times New Roman"/>
-          <w:b/>
-          <w:bCs/>
-          <w:kern w:val="0"/>
-          <w:sz w:val="28"/>
-          <w:szCs w:val="28"/>
-          <w:lang w:eastAsia="nl-BE"/>
-          <w14:ligatures w14:val="none"/>
-        </w:rPr>
-      </w:pPr>
-    </w:p>
-    <w:p>
-      <w:pPr>
-        <w:spacing w:afterLines="24" w:after="57" w:line="288" w:lineRule="auto"/>
-        <w:rPr>
-          <w:rFonts w:eastAsia="Times New Roman" w:cs="Times New Roman"/>
-          <w:b/>
-          <w:bCs/>
-          <w:kern w:val="0"/>
-          <w:lang w:eastAsia="nl-BE"/>
-          <w14:ligatures w14:val="none"/>
-        </w:rPr>
-      </w:pPr>
-      <w:r>
-        <w:rPr>
-          <w:rFonts w:eastAsia="Times New Roman" w:cs="Times New Roman"/>
-          <w:b/>
-          <w:bCs/>
-          <w:kern w:val="0"/>
-          <w:lang w:eastAsia="nl-BE"/>
-          <w14:ligatures w14:val="none"/>
-        </w:rPr>
-        <w:t xml:space="preserve">5.2.1 </w:t>
-      </w:r>
-      <w:r>
-        <w:rPr>
-          <w:rFonts w:eastAsia="Times New Roman" w:cs="Times New Roman"/>
-          <w:b/>
-          <w:bCs/>
-          <w:kern w:val="0"/>
-          <w:lang w:eastAsia="nl-BE"/>
-          <w14:ligatures w14:val="none"/>
-        </w:rPr>
-        <w:t>Onderzoeksvraag 1: Minimale basisfunctionaliteit</w:t>
-      </w:r>
-    </w:p>
-    <w:p>
-      <w:pPr>
-        <w:spacing w:afterLines="24" w:after="57" w:line="288" w:lineRule="auto"/>
-        <w:rPr>
-          <w:rFonts w:eastAsia="Times New Roman" w:cs="Times New Roman"/>
-          <w:kern w:val="0"/>
-          <w:lang w:eastAsia="nl-BE"/>
-          <w14:ligatures w14:val="none"/>
-        </w:rPr>
-      </w:pPr>
-      <w:r>
-        <w:rPr>
-          <w:rFonts w:eastAsia="Times New Roman" w:cs="Times New Roman"/>
-          <w:kern w:val="0"/>
-          <w:lang w:eastAsia="nl-BE"/>
-          <w14:ligatures w14:val="none"/>
-        </w:rPr>
-        <w:br/>
-        <w:t xml:space="preserve">De basisversie (versie 1) ondersteunt essentiële taken zoals node-creatie, uitklappen/inklappen en zoeken, wat noodzakelijk is voor het opbouwen van </w:t>
-      </w:r>
-      <w:proofErr w:type="spellStart"/>
-      <w:r>
-        <w:rPr>
-          <w:rFonts w:eastAsia="Times New Roman" w:cs="Times New Roman"/>
-          <w:kern w:val="0"/>
-          <w:lang w:eastAsia="nl-BE"/>
-          <w14:ligatures w14:val="none"/>
-        </w:rPr>
-        <w:t>Fortunately-Unfortunately</w:t>
-      </w:r>
-      <w:proofErr w:type="spellEnd"/>
-      <w:r>
-        <w:rPr>
-          <w:rFonts w:eastAsia="Times New Roman" w:cs="Times New Roman"/>
-          <w:kern w:val="0"/>
-          <w:lang w:eastAsia="nl-BE"/>
-          <w14:ligatures w14:val="none"/>
-        </w:rPr>
-        <w:t xml:space="preserve"> trees. Echter, de negatieve UEQ-scores op efficiëntie, stimulatie en originaliteit tonen aan dat deze functionaliteit alleen ontoereikend is voor soepele </w:t>
-      </w:r>
-      <w:proofErr w:type="spellStart"/>
-      <w:r>
-        <w:rPr>
-          <w:rFonts w:eastAsia="Times New Roman" w:cs="Times New Roman"/>
-          <w:kern w:val="0"/>
-          <w:lang w:eastAsia="nl-BE"/>
-          <w14:ligatures w14:val="none"/>
-        </w:rPr>
+        <w:t xml:space="preserve"> </w:t>
+      </w:r>
+      <w:proofErr w:type="spellStart"/>
+      <w:r>
+        <w:t>modeling</w:t>
+      </w:r>
+      <w:proofErr w:type="spellEnd"/>
+      <w:r>
+        <w:t xml:space="preserve"> toegankelijk wordt voor niet-experts.</w:t>
+      </w:r>
+    </w:p>
+    <w:p>
+      <w:pPr>
+        <w:spacing w:afterLines="24" w:after="57" w:line="288" w:lineRule="auto"/>
+      </w:pPr>
+      <w:r>
+        <w:t xml:space="preserve">De tool voldoet aan Nielsens </w:t>
+      </w:r>
+      <w:proofErr w:type="spellStart"/>
+      <w:r>
+        <w:t>usability</w:t>
+      </w:r>
+      <w:proofErr w:type="spellEnd"/>
+      <w:r>
+        <w:t xml:space="preserve">-heuristieken en verschuift het UX-profiel van negatief naar duidelijk positief, vooral op efficiëntie, stimulatie en originaliteit. Praktisch betekent dit dat development teams filtering, automatische </w:t>
+      </w:r>
+      <w:proofErr w:type="spellStart"/>
+      <w:r>
+        <w:t>danger</w:t>
+      </w:r>
+      <w:proofErr w:type="spellEnd"/>
+      <w:r>
+        <w:t xml:space="preserve"> ratings en status-iconen kunnen integreren om </w:t>
+      </w:r>
+      <w:proofErr w:type="spellStart"/>
+      <w:r>
         <w:t>threat</w:t>
       </w:r>
       <w:proofErr w:type="spellEnd"/>
       <w:r>
-        <w:rPr>
-          <w:rFonts w:eastAsia="Times New Roman" w:cs="Times New Roman"/>
-          <w:kern w:val="0"/>
-          <w:lang w:eastAsia="nl-BE"/>
-          <w14:ligatures w14:val="none"/>
-        </w:rPr>
         <w:t xml:space="preserve"> </w:t>
       </w:r>
       <w:proofErr w:type="spellStart"/>
       <w:r>
-        <w:rPr>
-          <w:rFonts w:eastAsia="Times New Roman" w:cs="Times New Roman"/>
-          <w:kern w:val="0"/>
-          <w:lang w:eastAsia="nl-BE"/>
-          <w14:ligatures w14:val="none"/>
-        </w:rPr>
         <w:t>modeling</w:t>
       </w:r>
       <w:proofErr w:type="spellEnd"/>
       <w:r>
-        <w:rPr>
-          <w:rFonts w:eastAsia="Times New Roman" w:cs="Times New Roman"/>
-          <w:kern w:val="0"/>
-          <w:lang w:eastAsia="nl-BE"/>
-          <w14:ligatures w14:val="none"/>
-        </w:rPr>
-        <w:t xml:space="preserve"> zonder security-expertise. Dit sluit aan bij de literatuur over drempels in </w:t>
-      </w:r>
-      <w:proofErr w:type="spellStart"/>
-      <w:r>
-        <w:rPr>
-          <w:rFonts w:eastAsia="Times New Roman" w:cs="Times New Roman"/>
-          <w:kern w:val="0"/>
-          <w:lang w:eastAsia="nl-BE"/>
-          <w14:ligatures w14:val="none"/>
-        </w:rPr>
+        <w:t xml:space="preserve"> structureel op te nemen in </w:t>
+      </w:r>
+      <w:proofErr w:type="spellStart"/>
+      <w:r>
+        <w:t>DevSecOps</w:t>
+      </w:r>
+      <w:proofErr w:type="spellEnd"/>
+      <w:r>
+        <w:t>-processen</w:t>
+      </w:r>
+      <w:r>
+        <w:t>.</w:t>
+      </w:r>
+    </w:p>
+    <w:p>
+      <w:pPr>
+        <w:spacing w:afterLines="24" w:after="57" w:line="288" w:lineRule="auto"/>
+      </w:pPr>
+      <w:r>
+        <w:t xml:space="preserve">Toekomstig werk kan de voorgestelde verbeteringen (globale </w:t>
+      </w:r>
+      <w:proofErr w:type="spellStart"/>
+      <w:r>
+        <w:t>collapse</w:t>
+      </w:r>
+      <w:proofErr w:type="spellEnd"/>
+      <w:r>
+        <w:t xml:space="preserve">-knoppen, </w:t>
+      </w:r>
+      <w:proofErr w:type="spellStart"/>
+      <w:r>
+        <w:t>branch</w:t>
+      </w:r>
+      <w:proofErr w:type="spellEnd"/>
+      <w:r>
+        <w:t xml:space="preserve">-zoom) implementeren, collaboratieve features toevoegen en AI-ondersteuning voor </w:t>
+      </w:r>
+      <w:proofErr w:type="spellStart"/>
+      <w:r>
         <w:t>threat</w:t>
       </w:r>
       <w:proofErr w:type="spellEnd"/>
       <w:r>
-        <w:rPr>
-          <w:rFonts w:eastAsia="Times New Roman" w:cs="Times New Roman"/>
-          <w:kern w:val="0"/>
-          <w:lang w:eastAsia="nl-BE"/>
-          <w14:ligatures w14:val="none"/>
-        </w:rPr>
-        <w:t xml:space="preserve"> </w:t>
-      </w:r>
-      <w:proofErr w:type="spellStart"/>
-      <w:r>
-        <w:rPr>
-          <w:rFonts w:eastAsia="Times New Roman" w:cs="Times New Roman"/>
-          <w:kern w:val="0"/>
-          <w:lang w:eastAsia="nl-BE"/>
-          <w14:ligatures w14:val="none"/>
-        </w:rPr>
-        <w:t>modeling</w:t>
-      </w:r>
-      <w:proofErr w:type="spellEnd"/>
-      <w:r>
-        <w:rPr>
-          <w:rFonts w:eastAsia="Times New Roman" w:cs="Times New Roman"/>
-          <w:kern w:val="0"/>
-          <w:lang w:eastAsia="nl-BE"/>
-          <w14:ligatures w14:val="none"/>
-        </w:rPr>
-        <w:t xml:space="preserve">, waar generieke tools cognitieve belasting verhogen door gebrek aan </w:t>
-      </w:r>
-      <w:proofErr w:type="spellStart"/>
-      <w:r>
-        <w:rPr>
-          <w:rFonts w:eastAsia="Times New Roman" w:cs="Times New Roman"/>
-          <w:kern w:val="0"/>
-          <w:lang w:eastAsia="nl-BE"/>
-          <w14:ligatures w14:val="none"/>
-        </w:rPr>
-        <w:t>domeinspecifieke</w:t>
-      </w:r>
-      <w:proofErr w:type="spellEnd"/>
-      <w:r>
-        <w:rPr>
-          <w:rFonts w:eastAsia="Times New Roman" w:cs="Times New Roman"/>
-          <w:kern w:val="0"/>
-          <w:lang w:eastAsia="nl-BE"/>
-          <w14:ligatures w14:val="none"/>
-        </w:rPr>
-        <w:t xml:space="preserve"> ondersteuning</w:t>
-      </w:r>
-      <w:r>
-        <w:rPr>
-          <w:rFonts w:eastAsia="Times New Roman" w:cs="Times New Roman"/>
-          <w:kern w:val="0"/>
-          <w:lang w:eastAsia="nl-BE"/>
-          <w14:ligatures w14:val="none"/>
-        </w:rPr>
+        <w:t>-suggesties verkennen. Deze tool biedt daarmee een laagdrempelig startpunt voor zowel industrie als security-onderwijs</w:t>
+      </w:r>
+      <w:r>
         <w:t>.</w:t>
       </w:r>
     </w:p>
     <w:p>
-      <w:pPr>
-        <w:spacing w:afterLines="24" w:after="57" w:line="288" w:lineRule="auto"/>
-        <w:rPr>
-          <w:rFonts w:eastAsia="Times New Roman" w:cs="Times New Roman"/>
-          <w:kern w:val="0"/>
-          <w:lang w:eastAsia="nl-BE"/>
-          <w14:ligatures w14:val="none"/>
-        </w:rPr>
-      </w:pPr>
-    </w:p>
-    <w:p>
-      <w:pPr>
-        <w:spacing w:afterLines="24" w:after="57" w:line="288" w:lineRule="auto"/>
-        <w:rPr>
-          <w:rFonts w:eastAsia="Times New Roman" w:cs="Times New Roman"/>
-          <w:kern w:val="0"/>
-          <w:lang w:eastAsia="nl-BE"/>
-          <w14:ligatures w14:val="none"/>
-        </w:rPr>
-      </w:pPr>
-    </w:p>
-    <w:p>
-      <w:pPr>
-        <w:spacing w:afterLines="24" w:after="57" w:line="288" w:lineRule="auto"/>
-        <w:rPr>
-          <w:rFonts w:eastAsia="Times New Roman" w:cs="Times New Roman"/>
-          <w:b/>
-          <w:bCs/>
-          <w:kern w:val="0"/>
-          <w:lang w:eastAsia="nl-BE"/>
-          <w14:ligatures w14:val="none"/>
-        </w:rPr>
-      </w:pPr>
-      <w:r>
-        <w:rPr>
-          <w:rFonts w:eastAsia="Times New Roman" w:cs="Times New Roman"/>
-          <w:b/>
-          <w:bCs/>
-          <w:kern w:val="0"/>
-          <w:lang w:eastAsia="nl-BE"/>
-          <w14:ligatures w14:val="none"/>
-        </w:rPr>
-        <w:t xml:space="preserve">5.2.2 </w:t>
-      </w:r>
-      <w:r>
-        <w:rPr>
-          <w:rFonts w:eastAsia="Times New Roman" w:cs="Times New Roman"/>
-          <w:b/>
-          <w:bCs/>
-          <w:kern w:val="0"/>
-          <w:lang w:eastAsia="nl-BE"/>
-          <w14:ligatures w14:val="none"/>
-        </w:rPr>
-        <w:t>Onderzoeksvraag 2: Meest nuttige extra functies</w:t>
-      </w:r>
-    </w:p>
-    <w:p>
-      <w:pPr>
-        <w:spacing w:afterLines="24" w:after="57" w:line="288" w:lineRule="auto"/>
-        <w:rPr>
-          <w:rFonts w:eastAsia="Times New Roman" w:cs="Times New Roman"/>
-          <w:kern w:val="0"/>
-          <w:lang w:eastAsia="nl-BE"/>
-          <w14:ligatures w14:val="none"/>
-        </w:rPr>
-      </w:pPr>
-      <w:r>
-        <w:rPr>
-          <w:rFonts w:eastAsia="Times New Roman" w:cs="Times New Roman"/>
-          <w:kern w:val="0"/>
-          <w:lang w:eastAsia="nl-BE"/>
-          <w14:ligatures w14:val="none"/>
-        </w:rPr>
-        <w:br/>
-        <w:t xml:space="preserve">Filtering op node-status scoort consequent als meest nuttig (meerdere rang 1), gevolgd door node-tellingen per status en </w:t>
-      </w:r>
-      <w:proofErr w:type="spellStart"/>
-      <w:r>
-        <w:rPr>
-          <w:rFonts w:eastAsia="Times New Roman" w:cs="Times New Roman"/>
-          <w:kern w:val="0"/>
-          <w:lang w:eastAsia="nl-BE"/>
-          <w14:ligatures w14:val="none"/>
-        </w:rPr>
-        <w:t>highlighting</w:t>
-      </w:r>
-      <w:proofErr w:type="spellEnd"/>
-      <w:r>
-        <w:rPr>
-          <w:rFonts w:eastAsia="Times New Roman" w:cs="Times New Roman"/>
-          <w:kern w:val="0"/>
-          <w:lang w:eastAsia="nl-BE"/>
-          <w14:ligatures w14:val="none"/>
-        </w:rPr>
-        <w:t xml:space="preserve"> vanuit de filterbalk. Visuele hulpmiddelen zoals kleurcodering en iconen (schilden) worden hoog gewaardeerd voor overzicht, </w:t>
-      </w:r>
-      <w:r>
-        <w:rPr>
-          <w:rFonts w:eastAsia="Times New Roman" w:cs="Times New Roman"/>
-          <w:kern w:val="0"/>
-          <w:lang w:eastAsia="nl-BE"/>
-          <w14:ligatures w14:val="none"/>
-        </w:rPr>
-        <w:lastRenderedPageBreak/>
-        <w:t xml:space="preserve">terwijl tooltips en </w:t>
-      </w:r>
-      <w:proofErr w:type="spellStart"/>
-      <w:r>
-        <w:rPr>
-          <w:rFonts w:eastAsia="Times New Roman" w:cs="Times New Roman"/>
-          <w:kern w:val="0"/>
-          <w:lang w:eastAsia="nl-BE"/>
-          <w14:ligatures w14:val="none"/>
-        </w:rPr>
-        <w:t>branch</w:t>
-      </w:r>
-      <w:proofErr w:type="spellEnd"/>
-      <w:r>
-        <w:rPr>
-          <w:rFonts w:eastAsia="Times New Roman" w:cs="Times New Roman"/>
-          <w:kern w:val="0"/>
-          <w:lang w:eastAsia="nl-BE"/>
-          <w14:ligatures w14:val="none"/>
-        </w:rPr>
-        <w:t xml:space="preserve">-samenvattingen lager scoren maar nog steeds positief bijdragen aan navigatie. Deze voorkeur bevestigt dat pragmatische features (zoeken, sorteren) voorop staan bij complexe </w:t>
-      </w:r>
-      <w:proofErr w:type="spellStart"/>
-      <w:r>
-        <w:rPr>
-          <w:rFonts w:eastAsia="Times New Roman" w:cs="Times New Roman"/>
-          <w:kern w:val="0"/>
-          <w:lang w:eastAsia="nl-BE"/>
-          <w14:ligatures w14:val="none"/>
-        </w:rPr>
-        <w:t>hirarchische</w:t>
-      </w:r>
-      <w:proofErr w:type="spellEnd"/>
-      <w:r>
-        <w:rPr>
-          <w:rFonts w:eastAsia="Times New Roman" w:cs="Times New Roman"/>
-          <w:kern w:val="0"/>
-          <w:lang w:eastAsia="nl-BE"/>
-          <w14:ligatures w14:val="none"/>
-        </w:rPr>
-        <w:t xml:space="preserve"> data, in lijn met </w:t>
-      </w:r>
-      <w:proofErr w:type="spellStart"/>
-      <w:r>
-        <w:rPr>
-          <w:rFonts w:eastAsia="Times New Roman" w:cs="Times New Roman"/>
-          <w:kern w:val="0"/>
-          <w:lang w:eastAsia="nl-BE"/>
-          <w14:ligatures w14:val="none"/>
-        </w:rPr>
-        <w:t>Nielsen's</w:t>
-      </w:r>
-      <w:proofErr w:type="spellEnd"/>
-      <w:r>
-        <w:rPr>
-          <w:rFonts w:eastAsia="Times New Roman" w:cs="Times New Roman"/>
-          <w:kern w:val="0"/>
-          <w:lang w:eastAsia="nl-BE"/>
-          <w14:ligatures w14:val="none"/>
-        </w:rPr>
-        <w:t xml:space="preserve"> heuristieken voor flexibiliteit en herkenning.</w:t>
-      </w:r>
-    </w:p>
-    <w:p>
-      <w:pPr>
-        <w:spacing w:afterLines="24" w:after="57" w:line="288" w:lineRule="auto"/>
-        <w:rPr>
-          <w:rFonts w:eastAsia="Times New Roman" w:cs="Times New Roman"/>
-          <w:kern w:val="0"/>
-          <w:lang w:eastAsia="nl-BE"/>
-          <w14:ligatures w14:val="none"/>
-        </w:rPr>
-      </w:pPr>
-    </w:p>
-    <w:p>
-      <w:pPr>
-        <w:spacing w:afterLines="24" w:after="57" w:line="288" w:lineRule="auto"/>
-        <w:rPr>
-          <w:rFonts w:eastAsia="Times New Roman" w:cs="Times New Roman"/>
-          <w:kern w:val="0"/>
-          <w:lang w:val="en-GB" w:eastAsia="nl-BE"/>
-          <w14:ligatures w14:val="none"/>
-        </w:rPr>
-      </w:pPr>
-    </w:p>
-    <w:p>
-      <w:pPr>
-        <w:spacing w:afterLines="24" w:after="57" w:line="288" w:lineRule="auto"/>
-        <w:rPr>
-          <w:rFonts w:eastAsia="Times New Roman" w:cs="Times New Roman"/>
-          <w:b/>
-          <w:bCs/>
-          <w:kern w:val="0"/>
-          <w:lang w:eastAsia="nl-BE"/>
-          <w14:ligatures w14:val="none"/>
-        </w:rPr>
-      </w:pPr>
-      <w:r>
-        <w:rPr>
-          <w:rFonts w:eastAsia="Times New Roman" w:cs="Times New Roman"/>
-          <w:b/>
-          <w:bCs/>
-          <w:kern w:val="0"/>
-          <w:lang w:eastAsia="nl-BE"/>
-          <w14:ligatures w14:val="none"/>
-        </w:rPr>
-        <w:t xml:space="preserve">5.2.3 </w:t>
-      </w:r>
-      <w:r>
-        <w:rPr>
-          <w:rFonts w:eastAsia="Times New Roman" w:cs="Times New Roman"/>
-          <w:b/>
-          <w:bCs/>
-          <w:kern w:val="0"/>
-          <w:lang w:eastAsia="nl-BE"/>
-          <w14:ligatures w14:val="none"/>
-        </w:rPr>
-        <w:t>Onderzoeksvraag 3: Vergelijking met generieke tools</w:t>
-      </w:r>
-    </w:p>
-    <w:p>
-      <w:pPr>
-        <w:spacing w:afterLines="24" w:after="57" w:line="288" w:lineRule="auto"/>
-        <w:rPr>
-          <w:rFonts w:eastAsia="Times New Roman" w:cs="Times New Roman"/>
-          <w:kern w:val="0"/>
-          <w:lang w:eastAsia="nl-BE"/>
-          <w14:ligatures w14:val="none"/>
-        </w:rPr>
-      </w:pPr>
-      <w:r>
-        <w:rPr>
-          <w:rFonts w:eastAsia="Times New Roman" w:cs="Times New Roman"/>
-          <w:kern w:val="0"/>
-          <w:lang w:eastAsia="nl-BE"/>
-          <w14:ligatures w14:val="none"/>
-        </w:rPr>
-        <w:br/>
-        <w:t xml:space="preserve">Versie 2 overtreft generieke </w:t>
-      </w:r>
-      <w:proofErr w:type="spellStart"/>
-      <w:r>
-        <w:rPr>
-          <w:rFonts w:eastAsia="Times New Roman" w:cs="Times New Roman"/>
-          <w:kern w:val="0"/>
-          <w:lang w:eastAsia="nl-BE"/>
-          <w14:ligatures w14:val="none"/>
-        </w:rPr>
-        <w:t>mindmap</w:t>
-      </w:r>
-      <w:proofErr w:type="spellEnd"/>
-      <w:r>
-        <w:rPr>
-          <w:rFonts w:eastAsia="Times New Roman" w:cs="Times New Roman"/>
-          <w:kern w:val="0"/>
-          <w:lang w:eastAsia="nl-BE"/>
-          <w14:ligatures w14:val="none"/>
-        </w:rPr>
-        <w:t xml:space="preserve">-software op gebruiksvriendelijkheid (positieve UEQ-scores vs. negatief voor basisversie) en effectiviteit (tijdsbesparing, foutreductie via automatisering). Deelnemers benadrukken dat </w:t>
-      </w:r>
-      <w:proofErr w:type="spellStart"/>
-      <w:r>
-        <w:rPr>
-          <w:rFonts w:eastAsia="Times New Roman" w:cs="Times New Roman"/>
-          <w:kern w:val="0"/>
-          <w:lang w:eastAsia="nl-BE"/>
-          <w14:ligatures w14:val="none"/>
-        </w:rPr>
-        <w:t>domeinspecifieke</w:t>
-      </w:r>
-      <w:proofErr w:type="spellEnd"/>
-      <w:r>
-        <w:rPr>
-          <w:rFonts w:eastAsia="Times New Roman" w:cs="Times New Roman"/>
-          <w:kern w:val="0"/>
-          <w:lang w:eastAsia="nl-BE"/>
-          <w14:ligatures w14:val="none"/>
-        </w:rPr>
-        <w:t xml:space="preserve"> elementen zoals automatische </w:t>
-      </w:r>
-      <w:proofErr w:type="spellStart"/>
-      <w:r>
-        <w:rPr>
-          <w:rFonts w:eastAsia="Times New Roman" w:cs="Times New Roman"/>
-          <w:kern w:val="0"/>
-          <w:lang w:eastAsia="nl-BE"/>
-          <w14:ligatures w14:val="none"/>
-        </w:rPr>
-        <w:t>danger</w:t>
-      </w:r>
-      <w:proofErr w:type="spellEnd"/>
-      <w:r>
-        <w:rPr>
-          <w:rFonts w:eastAsia="Times New Roman" w:cs="Times New Roman"/>
-          <w:kern w:val="0"/>
-          <w:lang w:eastAsia="nl-BE"/>
-          <w14:ligatures w14:val="none"/>
-        </w:rPr>
-        <w:t xml:space="preserve"> ratings en status-filters </w:t>
-      </w:r>
-      <w:proofErr w:type="spellStart"/>
-      <w:r>
-        <w:rPr>
-          <w:rFonts w:eastAsia="Times New Roman" w:cs="Times New Roman"/>
-          <w:kern w:val="0"/>
-          <w:lang w:eastAsia="nl-BE"/>
-          <w14:ligatures w14:val="none"/>
-        </w:rPr>
-        <w:t>threat</w:t>
-      </w:r>
-      <w:proofErr w:type="spellEnd"/>
-      <w:r>
-        <w:rPr>
-          <w:rFonts w:eastAsia="Times New Roman" w:cs="Times New Roman"/>
-          <w:kern w:val="0"/>
-          <w:lang w:eastAsia="nl-BE"/>
-          <w14:ligatures w14:val="none"/>
-        </w:rPr>
-        <w:t xml:space="preserve"> </w:t>
-      </w:r>
-      <w:proofErr w:type="spellStart"/>
-      <w:r>
-        <w:rPr>
-          <w:rFonts w:eastAsia="Times New Roman" w:cs="Times New Roman"/>
-          <w:kern w:val="0"/>
-          <w:lang w:eastAsia="nl-BE"/>
-          <w14:ligatures w14:val="none"/>
-        </w:rPr>
-        <w:t>modeling</w:t>
-      </w:r>
-      <w:proofErr w:type="spellEnd"/>
-      <w:r>
-        <w:rPr>
-          <w:rFonts w:eastAsia="Times New Roman" w:cs="Times New Roman"/>
-          <w:kern w:val="0"/>
-          <w:lang w:eastAsia="nl-BE"/>
-          <w14:ligatures w14:val="none"/>
-        </w:rPr>
-        <w:t xml:space="preserve"> toegankelijker maken voor niet-experts, wat de kloof tussen theorie en praktijk adresseert.</w:t>
-      </w:r>
-    </w:p>
-    <w:p>
-      <w:pPr>
-        <w:spacing w:afterLines="24" w:after="57" w:line="288" w:lineRule="auto"/>
-        <w:rPr>
-          <w:rFonts w:eastAsia="Times New Roman" w:cs="Times New Roman"/>
-          <w:kern w:val="0"/>
-          <w:lang w:eastAsia="nl-BE"/>
-          <w14:ligatures w14:val="none"/>
-        </w:rPr>
-      </w:pPr>
-    </w:p>
-    <w:p>
-      <w:pPr>
-        <w:spacing w:afterLines="24" w:after="57" w:line="288" w:lineRule="auto"/>
-        <w:rPr>
-          <w:rFonts w:eastAsia="Times New Roman" w:cs="Times New Roman"/>
-          <w:kern w:val="0"/>
-          <w:lang w:eastAsia="nl-BE"/>
-          <w14:ligatures w14:val="none"/>
-        </w:rPr>
-      </w:pPr>
-    </w:p>
-    <w:p>
-      <w:pPr>
-        <w:spacing w:afterLines="24" w:after="57" w:line="288" w:lineRule="auto"/>
-        <w:rPr>
-          <w:rFonts w:eastAsia="Times New Roman" w:cs="Times New Roman"/>
-          <w:b/>
-          <w:bCs/>
-          <w:kern w:val="0"/>
-          <w:sz w:val="28"/>
-          <w:szCs w:val="28"/>
-          <w:lang w:eastAsia="nl-BE"/>
-          <w14:ligatures w14:val="none"/>
-        </w:rPr>
-      </w:pPr>
-      <w:r>
-        <w:rPr>
-          <w:rFonts w:eastAsia="Times New Roman" w:cs="Times New Roman"/>
-          <w:b/>
-          <w:bCs/>
-          <w:kern w:val="0"/>
-          <w:sz w:val="28"/>
-          <w:szCs w:val="28"/>
-          <w:lang w:eastAsia="nl-BE"/>
-          <w14:ligatures w14:val="none"/>
-        </w:rPr>
-        <w:t xml:space="preserve">5.3 </w:t>
-      </w:r>
-      <w:r>
-        <w:rPr>
-          <w:rFonts w:eastAsia="Times New Roman" w:cs="Times New Roman"/>
-          <w:b/>
-          <w:bCs/>
-          <w:kern w:val="0"/>
-          <w:sz w:val="28"/>
-          <w:szCs w:val="28"/>
-          <w:lang w:eastAsia="nl-BE"/>
-          <w14:ligatures w14:val="none"/>
-        </w:rPr>
-        <w:t>Relatie met literatuur en theorie</w:t>
-      </w:r>
-    </w:p>
-    <w:p>
-      <w:pPr>
-        <w:spacing w:afterLines="24" w:after="57" w:line="288" w:lineRule="auto"/>
-        <w:rPr>
-          <w:rFonts w:eastAsia="Times New Roman" w:cs="Times New Roman"/>
-          <w:b/>
-          <w:bCs/>
-          <w:kern w:val="0"/>
-          <w:sz w:val="28"/>
-          <w:szCs w:val="28"/>
-          <w:lang w:eastAsia="nl-BE"/>
-          <w14:ligatures w14:val="none"/>
-        </w:rPr>
-      </w:pPr>
-    </w:p>
-    <w:p>
-      <w:pPr>
-        <w:spacing w:afterLines="24" w:after="57" w:line="288" w:lineRule="auto"/>
-        <w:rPr>
-          <w:rFonts w:eastAsia="Times New Roman" w:cs="Times New Roman"/>
-          <w:kern w:val="0"/>
-          <w:lang w:eastAsia="nl-BE"/>
-          <w14:ligatures w14:val="none"/>
-        </w:rPr>
-      </w:pPr>
-      <w:r>
-        <w:rPr>
-          <w:rFonts w:eastAsia="Times New Roman" w:cs="Times New Roman"/>
-          <w:kern w:val="0"/>
-          <w:lang w:eastAsia="nl-BE"/>
-          <w14:ligatures w14:val="none"/>
-        </w:rPr>
-        <w:t xml:space="preserve">De resultaten valideren inzichten uit HCI-security literatuur: visuele codering en filtering reduceren cognitieve load bij </w:t>
-      </w:r>
-      <w:proofErr w:type="spellStart"/>
-      <w:r>
-        <w:rPr>
-          <w:rFonts w:eastAsia="Times New Roman" w:cs="Times New Roman"/>
-          <w:kern w:val="0"/>
-          <w:lang w:eastAsia="nl-BE"/>
-          <w14:ligatures w14:val="none"/>
-        </w:rPr>
-        <w:t>hirarchische</w:t>
-      </w:r>
-      <w:proofErr w:type="spellEnd"/>
-      <w:r>
-        <w:rPr>
-          <w:rFonts w:eastAsia="Times New Roman" w:cs="Times New Roman"/>
-          <w:kern w:val="0"/>
-          <w:lang w:eastAsia="nl-BE"/>
-          <w14:ligatures w14:val="none"/>
-        </w:rPr>
-        <w:t xml:space="preserve"> </w:t>
-      </w:r>
-      <w:proofErr w:type="spellStart"/>
-      <w:r>
-        <w:rPr>
-          <w:rFonts w:eastAsia="Times New Roman" w:cs="Times New Roman"/>
-          <w:kern w:val="0"/>
-          <w:lang w:eastAsia="nl-BE"/>
-          <w14:ligatures w14:val="none"/>
-        </w:rPr>
-        <w:t>risico-analyse</w:t>
-      </w:r>
-      <w:proofErr w:type="spellEnd"/>
-      <w:r>
-        <w:rPr>
-          <w:rFonts w:eastAsia="Times New Roman" w:cs="Times New Roman"/>
-          <w:kern w:val="0"/>
-          <w:lang w:eastAsia="nl-BE"/>
-          <w14:ligatures w14:val="none"/>
-        </w:rPr>
-        <w:t xml:space="preserve">, zoals bij STRIDE of attack trees. De sprong in </w:t>
-      </w:r>
-      <w:proofErr w:type="spellStart"/>
-      <w:r>
-        <w:rPr>
-          <w:rFonts w:eastAsia="Times New Roman" w:cs="Times New Roman"/>
-          <w:kern w:val="0"/>
-          <w:lang w:eastAsia="nl-BE"/>
-          <w14:ligatures w14:val="none"/>
-        </w:rPr>
-        <w:t>hedonische</w:t>
-      </w:r>
-      <w:proofErr w:type="spellEnd"/>
-      <w:r>
-        <w:rPr>
-          <w:rFonts w:eastAsia="Times New Roman" w:cs="Times New Roman"/>
-          <w:kern w:val="0"/>
-          <w:lang w:eastAsia="nl-BE"/>
-          <w14:ligatures w14:val="none"/>
-        </w:rPr>
-        <w:t xml:space="preserve"> UEQ-scores (stimulatie, originaliteit) ondersteunt de noodzaak voor aantrekkelijke interfaces om security-praktijken te integreren in </w:t>
-      </w:r>
-      <w:proofErr w:type="spellStart"/>
-      <w:r>
-        <w:rPr>
-          <w:rFonts w:eastAsia="Times New Roman" w:cs="Times New Roman"/>
-          <w:kern w:val="0"/>
-          <w:lang w:eastAsia="nl-BE"/>
-          <w14:ligatures w14:val="none"/>
-        </w:rPr>
-        <w:t>DevSecOps</w:t>
-      </w:r>
-      <w:proofErr w:type="spellEnd"/>
-      <w:r>
-        <w:rPr>
-          <w:rFonts w:eastAsia="Times New Roman" w:cs="Times New Roman"/>
-          <w:kern w:val="0"/>
-          <w:lang w:eastAsia="nl-BE"/>
-          <w14:ligatures w14:val="none"/>
-        </w:rPr>
-        <w:t xml:space="preserve">, waar generieke tools falen door gebrek aan motivatie. Tegelijk wijzen de voorkeuren voor filtering aan dat Nielsens heuristieken (zichtbaarheid status, foutpreventie) cruciaal zijn voor </w:t>
-      </w:r>
-      <w:proofErr w:type="spellStart"/>
-      <w:r>
-        <w:rPr>
-          <w:rFonts w:eastAsia="Times New Roman" w:cs="Times New Roman"/>
-          <w:kern w:val="0"/>
-          <w:lang w:eastAsia="nl-BE"/>
-          <w14:ligatures w14:val="none"/>
-        </w:rPr>
-        <w:t>threat</w:t>
-      </w:r>
-      <w:proofErr w:type="spellEnd"/>
-      <w:r>
-        <w:rPr>
-          <w:rFonts w:eastAsia="Times New Roman" w:cs="Times New Roman"/>
-          <w:kern w:val="0"/>
-          <w:lang w:eastAsia="nl-BE"/>
-          <w14:ligatures w14:val="none"/>
-        </w:rPr>
-        <w:t xml:space="preserve"> </w:t>
-      </w:r>
-      <w:proofErr w:type="spellStart"/>
-      <w:r>
-        <w:rPr>
-          <w:rFonts w:eastAsia="Times New Roman" w:cs="Times New Roman"/>
-          <w:kern w:val="0"/>
-          <w:lang w:eastAsia="nl-BE"/>
-          <w14:ligatures w14:val="none"/>
-        </w:rPr>
-        <w:t>modeling</w:t>
-      </w:r>
-      <w:proofErr w:type="spellEnd"/>
-      <w:r>
-        <w:rPr>
-          <w:rFonts w:eastAsia="Times New Roman" w:cs="Times New Roman"/>
-          <w:kern w:val="0"/>
-          <w:lang w:eastAsia="nl-BE"/>
-          <w14:ligatures w14:val="none"/>
-        </w:rPr>
-        <w:t xml:space="preserve"> tools.</w:t>
-      </w:r>
-    </w:p>
-    <w:p>
-      <w:pPr>
-        <w:spacing w:afterLines="24" w:after="57" w:line="288" w:lineRule="auto"/>
-        <w:rPr>
-          <w:rFonts w:eastAsia="Times New Roman" w:cs="Times New Roman"/>
-          <w:kern w:val="0"/>
-          <w:lang w:eastAsia="nl-BE"/>
-          <w14:ligatures w14:val="none"/>
-        </w:rPr>
-      </w:pPr>
-    </w:p>
-    <w:p>
-      <w:pPr>
-        <w:spacing w:afterLines="24" w:after="57" w:line="288" w:lineRule="auto"/>
-        <w:rPr>
-          <w:rFonts w:eastAsia="Times New Roman" w:cs="Times New Roman"/>
-          <w:kern w:val="0"/>
-          <w:lang w:val="en-GB" w:eastAsia="nl-BE"/>
-          <w14:ligatures w14:val="none"/>
-        </w:rPr>
-      </w:pPr>
-    </w:p>
-    <w:p>
-      <w:pPr>
-        <w:spacing w:afterLines="24" w:after="57" w:line="288" w:lineRule="auto"/>
-        <w:rPr>
-          <w:rFonts w:eastAsia="Times New Roman" w:cs="Times New Roman"/>
-          <w:b/>
-          <w:bCs/>
-          <w:kern w:val="0"/>
-          <w:sz w:val="28"/>
-          <w:szCs w:val="28"/>
-          <w:lang w:eastAsia="nl-BE"/>
-          <w14:ligatures w14:val="none"/>
-        </w:rPr>
-      </w:pPr>
-      <w:r>
-        <w:rPr>
-          <w:rFonts w:eastAsia="Times New Roman" w:cs="Times New Roman"/>
-          <w:b/>
-          <w:bCs/>
-          <w:kern w:val="0"/>
-          <w:sz w:val="28"/>
-          <w:szCs w:val="28"/>
-          <w:lang w:eastAsia="nl-BE"/>
-          <w14:ligatures w14:val="none"/>
-        </w:rPr>
-        <w:t xml:space="preserve">5.4 </w:t>
-      </w:r>
-      <w:r>
-        <w:rPr>
-          <w:rFonts w:eastAsia="Times New Roman" w:cs="Times New Roman"/>
-          <w:b/>
-          <w:bCs/>
-          <w:kern w:val="0"/>
-          <w:sz w:val="28"/>
-          <w:szCs w:val="28"/>
-          <w:lang w:eastAsia="nl-BE"/>
-          <w14:ligatures w14:val="none"/>
-        </w:rPr>
-        <w:t>Beperkingen van het onderzoek</w:t>
-      </w:r>
-    </w:p>
-    <w:p>
-      <w:pPr>
-        <w:spacing w:afterLines="24" w:after="57" w:line="288" w:lineRule="auto"/>
-        <w:rPr>
-          <w:rFonts w:eastAsia="Times New Roman" w:cs="Times New Roman"/>
-          <w:b/>
-          <w:bCs/>
-          <w:kern w:val="0"/>
-          <w:sz w:val="28"/>
-          <w:szCs w:val="28"/>
-          <w:lang w:eastAsia="nl-BE"/>
-          <w14:ligatures w14:val="none"/>
-        </w:rPr>
-      </w:pPr>
-    </w:p>
-    <w:p>
-      <w:pPr>
-        <w:spacing w:afterLines="24" w:after="57" w:line="288" w:lineRule="auto"/>
-        <w:rPr>
-          <w:rFonts w:eastAsia="Times New Roman" w:cs="Times New Roman"/>
-          <w:kern w:val="0"/>
-          <w:lang w:eastAsia="nl-BE"/>
-          <w14:ligatures w14:val="none"/>
-        </w:rPr>
-      </w:pPr>
-      <w:r>
-        <w:rPr>
-          <w:rFonts w:eastAsia="Times New Roman" w:cs="Times New Roman"/>
-          <w:kern w:val="0"/>
-          <w:lang w:eastAsia="nl-BE"/>
-          <w14:ligatures w14:val="none"/>
-        </w:rPr>
-        <w:t xml:space="preserve">De steekproef is klein (9 deelnemers), wat generaliseerbaarheid beperkt tot gelijkaardige populaties (ontwikkelaars met basiskennis). Zelfrapportage via UEQ en open vragen is subjectief en vat mogelijke </w:t>
-      </w:r>
-      <w:proofErr w:type="spellStart"/>
-      <w:r>
-        <w:rPr>
-          <w:rFonts w:eastAsia="Times New Roman" w:cs="Times New Roman"/>
-          <w:kern w:val="0"/>
-          <w:lang w:eastAsia="nl-BE"/>
-          <w14:ligatures w14:val="none"/>
-        </w:rPr>
-        <w:t>confirmation</w:t>
-      </w:r>
-      <w:proofErr w:type="spellEnd"/>
-      <w:r>
-        <w:rPr>
-          <w:rFonts w:eastAsia="Times New Roman" w:cs="Times New Roman"/>
-          <w:kern w:val="0"/>
-          <w:lang w:eastAsia="nl-BE"/>
-          <w14:ligatures w14:val="none"/>
-        </w:rPr>
-        <w:t xml:space="preserve"> bias, terwijl objectieve </w:t>
-      </w:r>
-      <w:proofErr w:type="spellStart"/>
-      <w:r>
-        <w:rPr>
-          <w:rFonts w:eastAsia="Times New Roman" w:cs="Times New Roman"/>
-          <w:kern w:val="0"/>
-          <w:lang w:eastAsia="nl-BE"/>
-          <w14:ligatures w14:val="none"/>
-        </w:rPr>
-        <w:t>metrics</w:t>
-      </w:r>
-      <w:proofErr w:type="spellEnd"/>
-      <w:r>
-        <w:rPr>
-          <w:rFonts w:eastAsia="Times New Roman" w:cs="Times New Roman"/>
-          <w:kern w:val="0"/>
-          <w:lang w:eastAsia="nl-BE"/>
-          <w14:ligatures w14:val="none"/>
-        </w:rPr>
-        <w:t xml:space="preserve"> (tijd op taak, </w:t>
-      </w:r>
-      <w:proofErr w:type="spellStart"/>
-      <w:r>
-        <w:rPr>
-          <w:rFonts w:eastAsia="Times New Roman" w:cs="Times New Roman"/>
-          <w:kern w:val="0"/>
-          <w:lang w:eastAsia="nl-BE"/>
-          <w14:ligatures w14:val="none"/>
-        </w:rPr>
-        <w:t>foutenrate</w:t>
-      </w:r>
-      <w:proofErr w:type="spellEnd"/>
-      <w:r>
-        <w:rPr>
-          <w:rFonts w:eastAsia="Times New Roman" w:cs="Times New Roman"/>
-          <w:kern w:val="0"/>
-          <w:lang w:eastAsia="nl-BE"/>
-          <w14:ligatures w14:val="none"/>
-        </w:rPr>
-        <w:t xml:space="preserve">) ontbreken. De studie vergelijkt met een interne basisversie, niet met externe tools zoals </w:t>
-      </w:r>
-      <w:proofErr w:type="spellStart"/>
-      <w:r>
-        <w:rPr>
-          <w:rFonts w:eastAsia="Times New Roman" w:cs="Times New Roman"/>
-          <w:kern w:val="0"/>
-          <w:lang w:eastAsia="nl-BE"/>
-          <w14:ligatures w14:val="none"/>
-        </w:rPr>
-        <w:t>MindMeister</w:t>
-      </w:r>
-      <w:proofErr w:type="spellEnd"/>
-      <w:r>
-        <w:rPr>
-          <w:rFonts w:eastAsia="Times New Roman" w:cs="Times New Roman"/>
-          <w:kern w:val="0"/>
-          <w:lang w:eastAsia="nl-BE"/>
-          <w14:ligatures w14:val="none"/>
-        </w:rPr>
-        <w:t xml:space="preserve"> of </w:t>
-      </w:r>
-      <w:proofErr w:type="spellStart"/>
-      <w:r>
-        <w:rPr>
-          <w:rFonts w:eastAsia="Times New Roman" w:cs="Times New Roman"/>
-          <w:kern w:val="0"/>
-          <w:lang w:eastAsia="nl-BE"/>
-          <w14:ligatures w14:val="none"/>
-        </w:rPr>
-        <w:t>Lucidchart</w:t>
-      </w:r>
-      <w:proofErr w:type="spellEnd"/>
-      <w:r>
-        <w:rPr>
-          <w:rFonts w:eastAsia="Times New Roman" w:cs="Times New Roman"/>
-          <w:kern w:val="0"/>
-          <w:lang w:eastAsia="nl-BE"/>
-          <w14:ligatures w14:val="none"/>
-        </w:rPr>
-        <w:t>, en focust op korte taken zonder langdurig gebruik.</w:t>
-      </w:r>
-    </w:p>
-    <w:p>
-      <w:pPr>
-        <w:spacing w:afterLines="24" w:after="57" w:line="288" w:lineRule="auto"/>
-        <w:rPr>
-          <w:rFonts w:eastAsia="Times New Roman" w:cs="Times New Roman"/>
-          <w:kern w:val="0"/>
-          <w:lang w:eastAsia="nl-BE"/>
-          <w14:ligatures w14:val="none"/>
-        </w:rPr>
-      </w:pPr>
-    </w:p>
-    <w:p>
-      <w:pPr>
-        <w:spacing w:afterLines="24" w:after="57" w:line="288" w:lineRule="auto"/>
-        <w:rPr>
-          <w:rFonts w:eastAsia="Times New Roman" w:cs="Times New Roman"/>
-          <w:kern w:val="0"/>
-          <w:lang w:eastAsia="nl-BE"/>
-          <w14:ligatures w14:val="none"/>
-        </w:rPr>
-      </w:pPr>
-    </w:p>
-    <w:p>
-      <w:pPr>
-        <w:rPr>
-          <w:rFonts w:eastAsia="Times New Roman" w:cs="Times New Roman"/>
-          <w:b/>
-          <w:bCs/>
-          <w:kern w:val="0"/>
-          <w:sz w:val="28"/>
-          <w:szCs w:val="28"/>
-          <w:lang w:eastAsia="nl-BE"/>
-          <w14:ligatures w14:val="none"/>
-        </w:rPr>
-      </w:pPr>
-      <w:r>
-        <w:rPr>
-          <w:rFonts w:eastAsia="Times New Roman" w:cs="Times New Roman"/>
-          <w:b/>
-          <w:bCs/>
-          <w:kern w:val="0"/>
-          <w:sz w:val="28"/>
-          <w:szCs w:val="28"/>
-          <w:lang w:eastAsia="nl-BE"/>
-          <w14:ligatures w14:val="none"/>
-        </w:rPr>
+      <w:r>
         <w:br w:type="page"/>
       </w:r>
     </w:p>
     <w:p>
-      <w:pPr>
-        <w:spacing w:afterLines="24" w:after="57" w:line="288" w:lineRule="auto"/>
-        <w:rPr>
-          <w:rFonts w:eastAsia="Times New Roman" w:cs="Times New Roman"/>
-          <w:b/>
-          <w:bCs/>
-          <w:kern w:val="0"/>
-          <w:sz w:val="28"/>
-          <w:szCs w:val="28"/>
-          <w:lang w:eastAsia="nl-BE"/>
-          <w14:ligatures w14:val="none"/>
-        </w:rPr>
-      </w:pPr>
-      <w:r>
-        <w:rPr>
-          <w:rFonts w:eastAsia="Times New Roman" w:cs="Times New Roman"/>
-          <w:b/>
-          <w:bCs/>
-          <w:kern w:val="0"/>
-          <w:sz w:val="28"/>
-          <w:szCs w:val="28"/>
-          <w:lang w:eastAsia="nl-BE"/>
-          <w14:ligatures w14:val="none"/>
-        </w:rPr>
-        <w:lastRenderedPageBreak/>
-        <w:t xml:space="preserve">5.5 </w:t>
-      </w:r>
-      <w:r>
-        <w:rPr>
-          <w:rFonts w:eastAsia="Times New Roman" w:cs="Times New Roman"/>
-          <w:b/>
-          <w:bCs/>
-          <w:kern w:val="0"/>
-          <w:sz w:val="28"/>
-          <w:szCs w:val="28"/>
-          <w:lang w:eastAsia="nl-BE"/>
-          <w14:ligatures w14:val="none"/>
-        </w:rPr>
-        <w:t>Implicaties voor theorie en praktijk</w:t>
-      </w:r>
-    </w:p>
-    <w:p>
-      <w:pPr>
-        <w:spacing w:afterLines="24" w:after="57" w:line="288" w:lineRule="auto"/>
-        <w:rPr>
-          <w:rFonts w:eastAsia="Times New Roman" w:cs="Times New Roman"/>
-          <w:b/>
-          <w:bCs/>
-          <w:kern w:val="0"/>
-          <w:sz w:val="28"/>
-          <w:szCs w:val="28"/>
-          <w:lang w:eastAsia="nl-BE"/>
-          <w14:ligatures w14:val="none"/>
-        </w:rPr>
-      </w:pPr>
-    </w:p>
-    <w:p>
-      <w:pPr>
-        <w:spacing w:afterLines="24" w:after="57" w:line="288" w:lineRule="auto"/>
-        <w:rPr>
-          <w:rFonts w:eastAsia="Times New Roman" w:cs="Times New Roman"/>
-          <w:kern w:val="0"/>
-          <w:lang w:eastAsia="nl-BE"/>
-          <w14:ligatures w14:val="none"/>
-        </w:rPr>
-      </w:pPr>
-      <w:r>
-        <w:rPr>
-          <w:rFonts w:eastAsia="Times New Roman" w:cs="Times New Roman"/>
-          <w:kern w:val="0"/>
-          <w:lang w:eastAsia="nl-BE"/>
-          <w14:ligatures w14:val="none"/>
-        </w:rPr>
-        <w:t xml:space="preserve">Theoretisch draagt dit bij aan design </w:t>
-      </w:r>
-      <w:proofErr w:type="spellStart"/>
-      <w:r>
-        <w:rPr>
-          <w:rFonts w:eastAsia="Times New Roman" w:cs="Times New Roman"/>
-          <w:kern w:val="0"/>
-          <w:lang w:eastAsia="nl-BE"/>
-          <w14:ligatures w14:val="none"/>
-        </w:rPr>
-        <w:t>science</w:t>
-      </w:r>
-      <w:proofErr w:type="spellEnd"/>
-      <w:r>
-        <w:rPr>
-          <w:rFonts w:eastAsia="Times New Roman" w:cs="Times New Roman"/>
-          <w:kern w:val="0"/>
-          <w:lang w:eastAsia="nl-BE"/>
-          <w14:ligatures w14:val="none"/>
-        </w:rPr>
-        <w:t xml:space="preserve"> door empirisch bewijs voor UX-features in security </w:t>
-      </w:r>
-      <w:proofErr w:type="spellStart"/>
-      <w:r>
-        <w:rPr>
-          <w:rFonts w:eastAsia="Times New Roman" w:cs="Times New Roman"/>
-          <w:kern w:val="0"/>
-          <w:lang w:eastAsia="nl-BE"/>
-          <w14:ligatures w14:val="none"/>
-        </w:rPr>
-        <w:t>tooling</w:t>
-      </w:r>
-      <w:proofErr w:type="spellEnd"/>
-      <w:r>
-        <w:rPr>
-          <w:rFonts w:eastAsia="Times New Roman" w:cs="Times New Roman"/>
-          <w:kern w:val="0"/>
-          <w:lang w:eastAsia="nl-BE"/>
-          <w14:ligatures w14:val="none"/>
-        </w:rPr>
-        <w:t xml:space="preserve">, met aanbeveling voor integratie van UEQ in </w:t>
-      </w:r>
-      <w:proofErr w:type="spellStart"/>
-      <w:r>
-        <w:rPr>
-          <w:rFonts w:eastAsia="Times New Roman" w:cs="Times New Roman"/>
-          <w:kern w:val="0"/>
-          <w:lang w:eastAsia="nl-BE"/>
-          <w14:ligatures w14:val="none"/>
-        </w:rPr>
-        <w:t>threat</w:t>
-      </w:r>
-      <w:proofErr w:type="spellEnd"/>
-      <w:r>
-        <w:rPr>
-          <w:rFonts w:eastAsia="Times New Roman" w:cs="Times New Roman"/>
-          <w:kern w:val="0"/>
-          <w:lang w:eastAsia="nl-BE"/>
-          <w14:ligatures w14:val="none"/>
-        </w:rPr>
-        <w:t xml:space="preserve"> </w:t>
-      </w:r>
-      <w:proofErr w:type="spellStart"/>
-      <w:r>
-        <w:rPr>
-          <w:rFonts w:eastAsia="Times New Roman" w:cs="Times New Roman"/>
-          <w:kern w:val="0"/>
-          <w:lang w:eastAsia="nl-BE"/>
-          <w14:ligatures w14:val="none"/>
-        </w:rPr>
-        <w:t>modeling</w:t>
-      </w:r>
-      <w:proofErr w:type="spellEnd"/>
-      <w:r>
-        <w:rPr>
-          <w:rFonts w:eastAsia="Times New Roman" w:cs="Times New Roman"/>
-          <w:kern w:val="0"/>
-          <w:lang w:eastAsia="nl-BE"/>
-          <w14:ligatures w14:val="none"/>
-        </w:rPr>
-        <w:t xml:space="preserve"> evaluaties. Praktisch kan de tool </w:t>
-      </w:r>
-      <w:proofErr w:type="spellStart"/>
-      <w:r>
-        <w:rPr>
-          <w:rFonts w:eastAsia="Times New Roman" w:cs="Times New Roman"/>
-          <w:kern w:val="0"/>
-          <w:lang w:eastAsia="nl-BE"/>
-          <w14:ligatures w14:val="none"/>
-        </w:rPr>
-        <w:t>DevSecOps</w:t>
-      </w:r>
-      <w:proofErr w:type="spellEnd"/>
-      <w:r>
-        <w:rPr>
-          <w:rFonts w:eastAsia="Times New Roman" w:cs="Times New Roman"/>
-          <w:kern w:val="0"/>
-          <w:lang w:eastAsia="nl-BE"/>
-          <w14:ligatures w14:val="none"/>
-        </w:rPr>
-        <w:t xml:space="preserve"> teams helpen door </w:t>
-      </w:r>
-      <w:proofErr w:type="spellStart"/>
-      <w:r>
-        <w:rPr>
-          <w:rFonts w:eastAsia="Times New Roman" w:cs="Times New Roman"/>
-          <w:kern w:val="0"/>
-          <w:lang w:eastAsia="nl-BE"/>
-          <w14:ligatures w14:val="none"/>
-        </w:rPr>
-        <w:t>threat</w:t>
-      </w:r>
-      <w:proofErr w:type="spellEnd"/>
-      <w:r>
-        <w:rPr>
-          <w:rFonts w:eastAsia="Times New Roman" w:cs="Times New Roman"/>
-          <w:kern w:val="0"/>
-          <w:lang w:eastAsia="nl-BE"/>
-          <w14:ligatures w14:val="none"/>
-        </w:rPr>
-        <w:t xml:space="preserve"> </w:t>
-      </w:r>
-      <w:proofErr w:type="spellStart"/>
-      <w:r>
-        <w:rPr>
-          <w:rFonts w:eastAsia="Times New Roman" w:cs="Times New Roman"/>
-          <w:kern w:val="0"/>
-          <w:lang w:eastAsia="nl-BE"/>
-          <w14:ligatures w14:val="none"/>
-        </w:rPr>
-        <w:t>modeling</w:t>
-      </w:r>
-      <w:proofErr w:type="spellEnd"/>
-      <w:r>
-        <w:rPr>
-          <w:rFonts w:eastAsia="Times New Roman" w:cs="Times New Roman"/>
-          <w:kern w:val="0"/>
-          <w:lang w:eastAsia="nl-BE"/>
-          <w14:ligatures w14:val="none"/>
-        </w:rPr>
-        <w:t xml:space="preserve"> laagdrempelig te maken; implementeer filtering en iconen in bestaande </w:t>
-      </w:r>
-      <w:proofErr w:type="spellStart"/>
-      <w:r>
-        <w:rPr>
-          <w:rFonts w:eastAsia="Times New Roman" w:cs="Times New Roman"/>
-          <w:kern w:val="0"/>
-          <w:lang w:eastAsia="nl-BE"/>
-          <w14:ligatures w14:val="none"/>
-        </w:rPr>
-        <w:t>pipelines</w:t>
-      </w:r>
-      <w:proofErr w:type="spellEnd"/>
-      <w:r>
-        <w:rPr>
-          <w:rFonts w:eastAsia="Times New Roman" w:cs="Times New Roman"/>
-          <w:kern w:val="0"/>
-          <w:lang w:eastAsia="nl-BE"/>
-          <w14:ligatures w14:val="none"/>
-        </w:rPr>
-        <w:t xml:space="preserve">. Voor onderwijs biedt het een didactisch prototype om </w:t>
-      </w:r>
-      <w:proofErr w:type="spellStart"/>
-      <w:r>
-        <w:rPr>
-          <w:rFonts w:eastAsia="Times New Roman" w:cs="Times New Roman"/>
-          <w:kern w:val="0"/>
-          <w:lang w:eastAsia="nl-BE"/>
-          <w14:ligatures w14:val="none"/>
-        </w:rPr>
-        <w:t>Fortunately-Unfortunately</w:t>
-      </w:r>
-      <w:proofErr w:type="spellEnd"/>
-      <w:r>
-        <w:rPr>
-          <w:rFonts w:eastAsia="Times New Roman" w:cs="Times New Roman"/>
-          <w:kern w:val="0"/>
-          <w:lang w:eastAsia="nl-BE"/>
-          <w14:ligatures w14:val="none"/>
-        </w:rPr>
-        <w:t xml:space="preserve"> te demonstreren.</w:t>
-      </w:r>
-    </w:p>
-    <w:p>
-      <w:pPr>
-        <w:spacing w:afterLines="24" w:after="57" w:line="288" w:lineRule="auto"/>
-        <w:rPr>
-          <w:rFonts w:eastAsia="Times New Roman" w:cs="Times New Roman"/>
-          <w:kern w:val="0"/>
-          <w:lang w:eastAsia="nl-BE"/>
-          <w14:ligatures w14:val="none"/>
-        </w:rPr>
-      </w:pPr>
-    </w:p>
-    <w:p>
-      <w:pPr>
-        <w:spacing w:afterLines="24" w:after="57" w:line="288" w:lineRule="auto"/>
-        <w:rPr>
-          <w:rFonts w:eastAsia="Times New Roman" w:cs="Times New Roman"/>
-          <w:kern w:val="0"/>
-          <w:lang w:val="en-GB" w:eastAsia="nl-BE"/>
-          <w14:ligatures w14:val="none"/>
-        </w:rPr>
-      </w:pPr>
-    </w:p>
-    <w:p>
-      <w:pPr>
-        <w:spacing w:afterLines="24" w:after="57" w:line="288" w:lineRule="auto"/>
-        <w:rPr>
-          <w:rFonts w:eastAsia="Times New Roman" w:cs="Times New Roman"/>
-          <w:b/>
-          <w:bCs/>
-          <w:kern w:val="0"/>
-          <w:sz w:val="28"/>
-          <w:szCs w:val="28"/>
-          <w:lang w:eastAsia="nl-BE"/>
-          <w14:ligatures w14:val="none"/>
-        </w:rPr>
-      </w:pPr>
-      <w:r>
-        <w:rPr>
-          <w:rFonts w:eastAsia="Times New Roman" w:cs="Times New Roman"/>
-          <w:b/>
-          <w:bCs/>
-          <w:kern w:val="0"/>
-          <w:sz w:val="28"/>
-          <w:szCs w:val="28"/>
-          <w:lang w:eastAsia="nl-BE"/>
-          <w14:ligatures w14:val="none"/>
-        </w:rPr>
-        <w:t xml:space="preserve">5.6 </w:t>
-      </w:r>
-      <w:r>
-        <w:rPr>
-          <w:rFonts w:eastAsia="Times New Roman" w:cs="Times New Roman"/>
-          <w:b/>
-          <w:bCs/>
-          <w:kern w:val="0"/>
-          <w:sz w:val="28"/>
-          <w:szCs w:val="28"/>
-          <w:lang w:eastAsia="nl-BE"/>
-          <w14:ligatures w14:val="none"/>
-        </w:rPr>
-        <w:t>Aanbevelingen voor toekomstig onderzoek</w:t>
-      </w:r>
-    </w:p>
-    <w:p>
-      <w:pPr>
-        <w:spacing w:afterLines="24" w:after="57" w:line="288" w:lineRule="auto"/>
-        <w:rPr>
-          <w:rFonts w:eastAsia="Times New Roman" w:cs="Times New Roman"/>
-          <w:b/>
-          <w:bCs/>
-          <w:kern w:val="0"/>
-          <w:sz w:val="28"/>
-          <w:szCs w:val="28"/>
-          <w:lang w:eastAsia="nl-BE"/>
-          <w14:ligatures w14:val="none"/>
-        </w:rPr>
-      </w:pPr>
-    </w:p>
-    <w:p>
-      <w:pPr>
-        <w:spacing w:afterLines="24" w:after="57" w:line="288" w:lineRule="auto"/>
-        <w:rPr>
-          <w:rFonts w:ascii="Times New Roman" w:eastAsia="Times New Roman" w:hAnsi="Times New Roman" w:cs="Times New Roman"/>
-          <w:kern w:val="0"/>
-          <w:lang w:eastAsia="nl-BE"/>
-          <w14:ligatures w14:val="none"/>
-        </w:rPr>
-      </w:pPr>
-      <w:r>
-        <w:rPr>
-          <w:rFonts w:eastAsia="Times New Roman" w:cs="Times New Roman"/>
-          <w:kern w:val="0"/>
-          <w:lang w:eastAsia="nl-BE"/>
-          <w14:ligatures w14:val="none"/>
-        </w:rPr>
-        <w:t>Test de tool met grotere groepen en longitudinale sessies, inclusief A/B-</w:t>
-      </w:r>
-      <w:proofErr w:type="spellStart"/>
-      <w:r>
-        <w:rPr>
-          <w:rFonts w:eastAsia="Times New Roman" w:cs="Times New Roman"/>
-          <w:kern w:val="0"/>
-          <w:lang w:eastAsia="nl-BE"/>
-          <w14:ligatures w14:val="none"/>
-        </w:rPr>
-        <w:t>testing</w:t>
-      </w:r>
-      <w:proofErr w:type="spellEnd"/>
-      <w:r>
-        <w:rPr>
-          <w:rFonts w:eastAsia="Times New Roman" w:cs="Times New Roman"/>
-          <w:kern w:val="0"/>
-          <w:lang w:eastAsia="nl-BE"/>
-          <w14:ligatures w14:val="none"/>
-        </w:rPr>
-        <w:t xml:space="preserve"> met commerciële </w:t>
-      </w:r>
-      <w:proofErr w:type="spellStart"/>
-      <w:r>
-        <w:rPr>
-          <w:rFonts w:eastAsia="Times New Roman" w:cs="Times New Roman"/>
-          <w:kern w:val="0"/>
-          <w:lang w:eastAsia="nl-BE"/>
-          <w14:ligatures w14:val="none"/>
-        </w:rPr>
-        <w:t>mindmap</w:t>
-      </w:r>
-      <w:proofErr w:type="spellEnd"/>
-      <w:r>
-        <w:rPr>
-          <w:rFonts w:eastAsia="Times New Roman" w:cs="Times New Roman"/>
-          <w:kern w:val="0"/>
-          <w:lang w:eastAsia="nl-BE"/>
-          <w14:ligatures w14:val="none"/>
-        </w:rPr>
-        <w:t xml:space="preserve">-software. Implementeer voorgestelde features zoals globale </w:t>
-      </w:r>
-      <w:proofErr w:type="spellStart"/>
-      <w:r>
-        <w:rPr>
-          <w:rFonts w:eastAsia="Times New Roman" w:cs="Times New Roman"/>
-          <w:kern w:val="0"/>
-          <w:lang w:eastAsia="nl-BE"/>
-          <w14:ligatures w14:val="none"/>
-        </w:rPr>
-        <w:t>collapse</w:t>
-      </w:r>
-      <w:proofErr w:type="spellEnd"/>
-      <w:r>
-        <w:rPr>
-          <w:rFonts w:eastAsia="Times New Roman" w:cs="Times New Roman"/>
-          <w:kern w:val="0"/>
-          <w:lang w:eastAsia="nl-BE"/>
-          <w14:ligatures w14:val="none"/>
-        </w:rPr>
-        <w:t xml:space="preserve">-knoppen en </w:t>
-      </w:r>
-      <w:proofErr w:type="spellStart"/>
-      <w:r>
-        <w:rPr>
-          <w:rFonts w:eastAsia="Times New Roman" w:cs="Times New Roman"/>
-          <w:kern w:val="0"/>
-          <w:lang w:eastAsia="nl-BE"/>
-          <w14:ligatures w14:val="none"/>
-        </w:rPr>
-        <w:t>branch</w:t>
-      </w:r>
-      <w:proofErr w:type="spellEnd"/>
-      <w:r>
-        <w:rPr>
-          <w:rFonts w:eastAsia="Times New Roman" w:cs="Times New Roman"/>
-          <w:kern w:val="0"/>
-          <w:lang w:eastAsia="nl-BE"/>
-          <w14:ligatures w14:val="none"/>
-        </w:rPr>
-        <w:t xml:space="preserve">-zoom, en evalueer collaboratieve </w:t>
-      </w:r>
-      <w:proofErr w:type="spellStart"/>
-      <w:r>
-        <w:rPr>
-          <w:rFonts w:eastAsia="Times New Roman" w:cs="Times New Roman"/>
-          <w:kern w:val="0"/>
-          <w:lang w:eastAsia="nl-BE"/>
-          <w14:ligatures w14:val="none"/>
-        </w:rPr>
-        <w:t>multi</w:t>
-      </w:r>
-      <w:proofErr w:type="spellEnd"/>
-      <w:r>
-        <w:rPr>
-          <w:rFonts w:eastAsia="Times New Roman" w:cs="Times New Roman"/>
-          <w:kern w:val="0"/>
-          <w:lang w:eastAsia="nl-BE"/>
-          <w14:ligatures w14:val="none"/>
-        </w:rPr>
-        <w:t xml:space="preserve">-user functionaliteit. Voeg AI-ondersteuning toe voor automatische </w:t>
-      </w:r>
-      <w:proofErr w:type="spellStart"/>
-      <w:r>
-        <w:rPr>
-          <w:rFonts w:eastAsia="Times New Roman" w:cs="Times New Roman"/>
-          <w:kern w:val="0"/>
-          <w:lang w:eastAsia="nl-BE"/>
-          <w14:ligatures w14:val="none"/>
-        </w:rPr>
-        <w:t>threat</w:t>
-      </w:r>
-      <w:proofErr w:type="spellEnd"/>
-      <w:r>
-        <w:rPr>
-          <w:rFonts w:eastAsia="Times New Roman" w:cs="Times New Roman"/>
-          <w:kern w:val="0"/>
-          <w:lang w:eastAsia="nl-BE"/>
-          <w14:ligatures w14:val="none"/>
-        </w:rPr>
-        <w:t xml:space="preserve">-suggesties en valideer tegen meer </w:t>
-      </w:r>
-      <w:proofErr w:type="spellStart"/>
-      <w:r>
-        <w:rPr>
-          <w:rFonts w:eastAsia="Times New Roman" w:cs="Times New Roman"/>
-          <w:kern w:val="0"/>
-          <w:lang w:eastAsia="nl-BE"/>
-          <w14:ligatures w14:val="none"/>
-        </w:rPr>
-        <w:t>threat</w:t>
-      </w:r>
-      <w:proofErr w:type="spellEnd"/>
-      <w:r>
-        <w:rPr>
-          <w:rFonts w:eastAsia="Times New Roman" w:cs="Times New Roman"/>
-          <w:kern w:val="0"/>
-          <w:lang w:eastAsia="nl-BE"/>
-          <w14:ligatures w14:val="none"/>
-        </w:rPr>
-        <w:t xml:space="preserve"> </w:t>
-      </w:r>
-      <w:proofErr w:type="spellStart"/>
-      <w:r>
-        <w:rPr>
-          <w:rFonts w:eastAsia="Times New Roman" w:cs="Times New Roman"/>
-          <w:kern w:val="0"/>
-          <w:lang w:eastAsia="nl-BE"/>
-          <w14:ligatures w14:val="none"/>
-        </w:rPr>
-        <w:t>modeling</w:t>
-      </w:r>
-      <w:proofErr w:type="spellEnd"/>
-      <w:r>
-        <w:rPr>
-          <w:rFonts w:eastAsia="Times New Roman" w:cs="Times New Roman"/>
-          <w:kern w:val="0"/>
-          <w:lang w:eastAsia="nl-BE"/>
-          <w14:ligatures w14:val="none"/>
-        </w:rPr>
-        <w:t xml:space="preserve"> methoden (STRIDE).</w:t>
-      </w:r>
-      <w:r>
-        <w:rPr>
-          <w:b/>
-          <w:bCs/>
-          <w:sz w:val="32"/>
-          <w:szCs w:val="32"/>
-        </w:rPr>
-        <w:t xml:space="preserve"> </w:t>
-      </w:r>
-      <w:r>
-        <w:rPr>
-          <w:b/>
-          <w:bCs/>
-          <w:sz w:val="32"/>
-          <w:szCs w:val="32"/>
-        </w:rPr>
-        <w:br w:type="page"/>
-      </w:r>
-    </w:p>
-    <w:p>
-      <w:pPr>
-        <w:spacing w:afterLines="24" w:after="57" w:line="288" w:lineRule="auto"/>
-        <w:rPr>
-          <w:b/>
-          <w:bCs/>
-          <w:sz w:val="32"/>
-          <w:szCs w:val="32"/>
-        </w:rPr>
-      </w:pPr>
-      <w:r>
-        <w:rPr>
-          <w:b/>
-          <w:bCs/>
-          <w:sz w:val="32"/>
-          <w:szCs w:val="32"/>
-        </w:rPr>
+      <w:r>
         <w:lastRenderedPageBreak/>
         <w:br w:type="page"/>
       </w:r>
@@ -8355,355 +10356,11 @@
           <w:szCs w:val="36"/>
         </w:rPr>
         <w:lastRenderedPageBreak/>
-        <w:t>Hoofdstuk 6</w:t>
-      </w:r>
-    </w:p>
-    <w:p>
-      <w:pPr>
-        <w:spacing w:afterLines="24" w:after="57" w:line="288" w:lineRule="auto"/>
-        <w:rPr>
-          <w:b/>
-          <w:bCs/>
-          <w:sz w:val="36"/>
-          <w:szCs w:val="36"/>
-        </w:rPr>
-      </w:pPr>
-      <w:r>
-        <w:rPr>
-          <w:b/>
-          <w:bCs/>
-          <w:sz w:val="36"/>
-          <w:szCs w:val="36"/>
-        </w:rPr>
-        <w:t>Conclusie</w:t>
-      </w:r>
-    </w:p>
-    <w:p>
-      <w:pPr>
-        <w:spacing w:afterLines="24" w:after="57" w:line="288" w:lineRule="auto"/>
-        <w:rPr>
-          <w:b/>
-          <w:bCs/>
-          <w:sz w:val="32"/>
-          <w:szCs w:val="32"/>
-        </w:rPr>
-      </w:pPr>
-    </w:p>
-    <w:p>
-      <w:pPr>
-        <w:spacing w:afterLines="24" w:after="57" w:line="288" w:lineRule="auto"/>
-      </w:pPr>
-      <w:proofErr w:type="spellStart"/>
-      <w:r>
-        <w:t>Threat</w:t>
-      </w:r>
-      <w:proofErr w:type="spellEnd"/>
-      <w:r>
-        <w:t xml:space="preserve"> </w:t>
-      </w:r>
-      <w:proofErr w:type="spellStart"/>
-      <w:r>
-        <w:t>modeling</w:t>
-      </w:r>
-      <w:proofErr w:type="spellEnd"/>
-      <w:r>
-        <w:t xml:space="preserve"> blijft in de praktijk vaak achterwege door complexiteit en gebrek aan toegankelijke tools, ondanks erkenning als essentieel voor secure software engineering. Dit onderzoek toont aan dat een </w:t>
-      </w:r>
-      <w:proofErr w:type="spellStart"/>
-      <w:r>
-        <w:t>domeinspecifieke</w:t>
-      </w:r>
-      <w:proofErr w:type="spellEnd"/>
-      <w:r>
-        <w:t xml:space="preserve"> </w:t>
-      </w:r>
-      <w:proofErr w:type="spellStart"/>
-      <w:r>
-        <w:t>webtool</w:t>
-      </w:r>
-      <w:proofErr w:type="spellEnd"/>
-      <w:r>
-        <w:t xml:space="preserve"> gebaseerd op de </w:t>
-      </w:r>
-      <w:proofErr w:type="spellStart"/>
-      <w:r>
-        <w:t>Fortunately</w:t>
-      </w:r>
-      <w:proofErr w:type="spellEnd"/>
-      <w:r>
-        <w:t>-</w:t>
-      </w:r>
-      <w:proofErr w:type="spellStart"/>
-      <w:r>
-        <w:t>Unfortunately</w:t>
-      </w:r>
-      <w:proofErr w:type="spellEnd"/>
-      <w:r>
-        <w:t>-methode, verrijkt met visuele UX-features, deze kloof effectief kan dichten.</w:t>
-      </w:r>
-    </w:p>
-    <w:p>
-      <w:pPr>
-        <w:spacing w:afterLines="24" w:after="57" w:line="288" w:lineRule="auto"/>
-      </w:pPr>
-      <w:r>
-        <w:rPr>
-          <w:b/>
-          <w:bCs/>
-        </w:rPr>
-        <w:t>Onderzoeksvraag 1</w:t>
-      </w:r>
-      <w:r>
-        <w:t xml:space="preserve">: De minimale basisfunctionaliteit (node-creatie, uitklappen/inklappen, zoeken) ondersteunt </w:t>
-      </w:r>
-      <w:proofErr w:type="spellStart"/>
-      <w:r>
-        <w:t>Fortunately-Unfortunately</w:t>
-      </w:r>
-      <w:proofErr w:type="spellEnd"/>
-      <w:r>
-        <w:t xml:space="preserve"> trees, maar blijkt ontoereikend voor efficiënte </w:t>
-      </w:r>
-      <w:proofErr w:type="spellStart"/>
-      <w:r>
-        <w:t>threat</w:t>
-      </w:r>
-      <w:proofErr w:type="spellEnd"/>
-      <w:r>
-        <w:t xml:space="preserve"> </w:t>
-      </w:r>
-      <w:proofErr w:type="spellStart"/>
-      <w:r>
-        <w:t>modeling</w:t>
-      </w:r>
-      <w:proofErr w:type="spellEnd"/>
-      <w:r>
-        <w:t xml:space="preserve"> zonder security-expertise, zoals blijkt uit de negatieve UEQ-scores van versie 1.</w:t>
-      </w:r>
-    </w:p>
-    <w:p>
-      <w:pPr>
-        <w:spacing w:afterLines="24" w:after="57" w:line="288" w:lineRule="auto"/>
-        <w:rPr>
-          <w:lang w:val="en-GB"/>
-        </w:rPr>
-      </w:pPr>
-      <w:r>
-        <w:rPr>
-          <w:b/>
-          <w:bCs/>
-        </w:rPr>
-        <w:t>Onderzoeksvraag 2</w:t>
-      </w:r>
-      <w:r>
-        <w:t xml:space="preserve">: Gebruikers ervaren filtering op node-status, tellingen per status en </w:t>
-      </w:r>
-      <w:proofErr w:type="spellStart"/>
-      <w:r>
-        <w:t>highlighting</w:t>
-      </w:r>
-      <w:proofErr w:type="spellEnd"/>
-      <w:r>
-        <w:t xml:space="preserve"> vanuit de filterbalk als meest nuttig, gevolgd door visuele codering (kleuren, iconen). </w:t>
-      </w:r>
-      <w:proofErr w:type="spellStart"/>
-      <w:r>
-        <w:rPr>
-          <w:lang w:val="en-GB"/>
-        </w:rPr>
-        <w:t>Deze</w:t>
-      </w:r>
-      <w:proofErr w:type="spellEnd"/>
-      <w:r>
-        <w:rPr>
-          <w:lang w:val="en-GB"/>
-        </w:rPr>
-        <w:t xml:space="preserve"> </w:t>
-      </w:r>
-      <w:proofErr w:type="spellStart"/>
-      <w:r>
-        <w:rPr>
-          <w:lang w:val="en-GB"/>
-        </w:rPr>
-        <w:t>pragmatische</w:t>
-      </w:r>
-      <w:proofErr w:type="spellEnd"/>
-      <w:r>
-        <w:rPr>
-          <w:lang w:val="en-GB"/>
-        </w:rPr>
-        <w:t xml:space="preserve"> features </w:t>
-      </w:r>
-      <w:proofErr w:type="spellStart"/>
-      <w:r>
-        <w:rPr>
-          <w:lang w:val="en-GB"/>
-        </w:rPr>
-        <w:t>reduceren</w:t>
-      </w:r>
-      <w:proofErr w:type="spellEnd"/>
-      <w:r>
-        <w:rPr>
-          <w:lang w:val="en-GB"/>
-        </w:rPr>
-        <w:t xml:space="preserve"> </w:t>
-      </w:r>
-      <w:proofErr w:type="spellStart"/>
-      <w:r>
-        <w:rPr>
-          <w:lang w:val="en-GB"/>
-        </w:rPr>
-        <w:t>cognitieve</w:t>
-      </w:r>
-      <w:proofErr w:type="spellEnd"/>
-      <w:r>
-        <w:rPr>
-          <w:lang w:val="en-GB"/>
-        </w:rPr>
-        <w:t xml:space="preserve"> </w:t>
-      </w:r>
-      <w:proofErr w:type="spellStart"/>
-      <w:r>
-        <w:rPr>
-          <w:lang w:val="en-GB"/>
-        </w:rPr>
-        <w:t>belasting</w:t>
-      </w:r>
-      <w:proofErr w:type="spellEnd"/>
-      <w:r>
-        <w:rPr>
-          <w:lang w:val="en-GB"/>
-        </w:rPr>
-        <w:t xml:space="preserve"> significant.</w:t>
-      </w:r>
-    </w:p>
-    <w:p>
-      <w:pPr>
-        <w:spacing w:afterLines="24" w:after="57" w:line="288" w:lineRule="auto"/>
-      </w:pPr>
-      <w:r>
-        <w:rPr>
-          <w:b/>
-          <w:bCs/>
-        </w:rPr>
-        <w:t>Onderzoeksvraag 3</w:t>
-      </w:r>
-      <w:r>
-        <w:t xml:space="preserve">: De uitgebreide tool (versie 2) overtreft generieke </w:t>
-      </w:r>
-      <w:proofErr w:type="spellStart"/>
-      <w:r>
-        <w:t>mindmap</w:t>
-      </w:r>
-      <w:proofErr w:type="spellEnd"/>
-      <w:r>
-        <w:t xml:space="preserve">-software op gebruiksvriendelijkheid (positieve UEQ-scores vs. negatief) en effectiviteit (tijdsbesparing, foutreductie), waardoor </w:t>
-      </w:r>
-      <w:proofErr w:type="spellStart"/>
-      <w:r>
-        <w:t>threat</w:t>
-      </w:r>
-      <w:proofErr w:type="spellEnd"/>
-      <w:r>
-        <w:t xml:space="preserve"> </w:t>
-      </w:r>
-      <w:proofErr w:type="spellStart"/>
-      <w:r>
-        <w:t>modeling</w:t>
-      </w:r>
-      <w:proofErr w:type="spellEnd"/>
-      <w:r>
-        <w:t xml:space="preserve"> toegankelijk wordt voor niet-experts.</w:t>
-      </w:r>
-    </w:p>
-    <w:p>
-      <w:pPr>
-        <w:spacing w:afterLines="24" w:after="57" w:line="288" w:lineRule="auto"/>
-      </w:pPr>
-      <w:r>
-        <w:t xml:space="preserve">De tool voldoet aan Nielsens </w:t>
-      </w:r>
-      <w:proofErr w:type="spellStart"/>
-      <w:r>
-        <w:t>usability</w:t>
-      </w:r>
-      <w:proofErr w:type="spellEnd"/>
-      <w:r>
-        <w:t xml:space="preserve">-heuristieken en verschuift het UX-profiel van negatief naar duidelijk positief, vooral op efficiëntie, stimulatie en originaliteit. Praktisch betekent dit dat development teams filtering, automatische </w:t>
-      </w:r>
-      <w:proofErr w:type="spellStart"/>
-      <w:r>
-        <w:t>danger</w:t>
-      </w:r>
-      <w:proofErr w:type="spellEnd"/>
-      <w:r>
-        <w:t xml:space="preserve"> ratings en status-iconen kunnen integreren om </w:t>
-      </w:r>
-      <w:proofErr w:type="spellStart"/>
-      <w:r>
-        <w:t>threat</w:t>
-      </w:r>
-      <w:proofErr w:type="spellEnd"/>
-      <w:r>
-        <w:t xml:space="preserve"> </w:t>
-      </w:r>
-      <w:proofErr w:type="spellStart"/>
-      <w:r>
-        <w:t>modeling</w:t>
-      </w:r>
-      <w:proofErr w:type="spellEnd"/>
-      <w:r>
-        <w:t xml:space="preserve"> structureel op te nemen in </w:t>
-      </w:r>
-      <w:proofErr w:type="spellStart"/>
-      <w:r>
-        <w:t>DevSecOps</w:t>
-      </w:r>
-      <w:proofErr w:type="spellEnd"/>
-      <w:r>
-        <w:t>-processen</w:t>
-      </w:r>
-      <w:r>
-        <w:t>.</w:t>
-      </w:r>
-    </w:p>
-    <w:p>
-      <w:pPr>
-        <w:spacing w:afterLines="24" w:after="57" w:line="288" w:lineRule="auto"/>
-      </w:pPr>
-      <w:r>
-        <w:t xml:space="preserve">Toekomstig werk kan de voorgestelde verbeteringen (globale </w:t>
-      </w:r>
-      <w:proofErr w:type="spellStart"/>
-      <w:r>
-        <w:t>collapse</w:t>
-      </w:r>
-      <w:proofErr w:type="spellEnd"/>
-      <w:r>
-        <w:t xml:space="preserve">-knoppen, </w:t>
-      </w:r>
-      <w:proofErr w:type="spellStart"/>
-      <w:r>
-        <w:t>branch</w:t>
-      </w:r>
-      <w:proofErr w:type="spellEnd"/>
-      <w:r>
-        <w:t xml:space="preserve">-zoom) implementeren, collaboratieve features toevoegen en AI-ondersteuning voor </w:t>
-      </w:r>
-      <w:proofErr w:type="spellStart"/>
-      <w:r>
-        <w:t>threat</w:t>
-      </w:r>
-      <w:proofErr w:type="spellEnd"/>
-      <w:r>
-        <w:t>-suggesties verkennen. Deze tool biedt daarmee een laagdrempelig startpunt voor zowel industrie als security-onderwijs</w:t>
-      </w:r>
-      <w:r>
-        <w:t>.</w:t>
+        <w:t>Referentielijst</w:t>
       </w:r>
     </w:p>
     <w:sectPr>
-      <w:footerReference w:type="default" r:id="rId7"/>
+      <w:footerReference w:type="default" r:id="rId31"/>
       <w:pgSz w:w="11906" w:h="16838"/>
       <w:pgMar w:top="1134" w:right="1418" w:bottom="1134" w:left="1418" w:header="709" w:footer="709" w:gutter="0"/>
       <w:cols w:space="708"/>
@@ -9522,7 +11179,7 @@
   <w:abstractNum w:abstractNumId="5" w15:restartNumberingAfterBreak="0">
     <w:nsid w:val="5DEF75CC"/>
     <w:multiLevelType w:val="multilevel"/>
-    <w:tmpl w:val="E60E6AE6"/>
+    <w:tmpl w:val="46546344"/>
     <w:lvl w:ilvl="0">
       <w:start w:val="1"/>
       <w:numFmt w:val="decimal"/>
@@ -9534,6 +11191,10 @@
         </w:tabs>
         <w:ind w:left="720" w:hanging="360"/>
       </w:pPr>
+      <w:rPr>
+        <w:b w:val="0"/>
+        <w:bCs w:val="0"/>
+      </w:rPr>
     </w:lvl>
     <w:lvl w:ilvl="1" w:tentative="1">
       <w:start w:val="1"/>

--- a/Master_scriptie_tekst.docx
+++ b/Master_scriptie_tekst.docx
@@ -1360,6 +1360,12 @@
     <w:p>
       <w:pPr>
         <w:spacing w:afterLines="24" w:after="57" w:line="288" w:lineRule="auto"/>
+        <w:ind w:left="720"/>
+      </w:pPr>
+    </w:p>
+    <w:p>
+      <w:pPr>
+        <w:spacing w:afterLines="24" w:after="57" w:line="288" w:lineRule="auto"/>
       </w:pPr>
       <w:r>
         <w:t xml:space="preserve">De data worden in een boomstructuur bijgehouden, terwijl D3 wordt gebruikt om posities te berekenen en transities (uitklappen, inklappen) te ondersteunen. </w:t>
@@ -1646,7 +1652,7 @@
           <w:noProof/>
         </w:rPr>
         <w:drawing>
-          <wp:inline distT="0" distB="0" distL="0" distR="0" wp14:anchorId="128D5ED9" wp14:editId="6523DA34">
+          <wp:inline distT="0" distB="0" distL="0" distR="0" wp14:anchorId="128D5ED9" wp14:editId="5A846830">
             <wp:extent cx="5759450" cy="2856865"/>
             <wp:effectExtent l="0" t="0" r="0" b="635"/>
             <wp:docPr id="234035025" name="Afbeelding 1" descr="Afbeelding met diagram, schermopname, lijn, ontwerp&#10;&#10;Door AI gegenereerde inhoud is mogelijk onjuist."/>
@@ -1704,7 +1710,7 @@
         </w:rPr>
         <w:lastRenderedPageBreak/>
         <w:drawing>
-          <wp:inline distT="0" distB="0" distL="0" distR="0" wp14:anchorId="7D672503" wp14:editId="6A58A0F6">
+          <wp:inline distT="0" distB="0" distL="0" distR="0" wp14:anchorId="7D672503" wp14:editId="2AB41B34">
             <wp:extent cx="5759450" cy="1689735"/>
             <wp:effectExtent l="0" t="0" r="0" b="5715"/>
             <wp:docPr id="373297823" name="Afbeelding 2" descr="Afbeelding met diagram, lijn, origami, ontwerp&#10;&#10;Door AI gegenereerde inhoud is mogelijk onjuist."/>
@@ -2043,6 +2049,12 @@
     <w:p>
       <w:pPr>
         <w:spacing w:afterLines="24" w:after="57" w:line="288" w:lineRule="auto"/>
+        <w:ind w:left="720"/>
+      </w:pPr>
+    </w:p>
+    <w:p>
+      <w:pPr>
+        <w:spacing w:afterLines="24" w:after="57" w:line="288" w:lineRule="auto"/>
       </w:pPr>
       <w:r>
         <w:t xml:space="preserve">Door alle </w:t>
@@ -2396,13 +2408,20 @@
         <w:rPr>
           <w:lang w:val="en-US"/>
         </w:rPr>
-        <w:t xml:space="preserve"> Weakness (rood </w:t>
-      </w:r>
-      <w:proofErr w:type="spellStart"/>
+        <w:t xml:space="preserve"> </w:t>
+      </w:r>
       <w:r>
         <w:rPr>
           <w:lang w:val="en-US"/>
         </w:rPr>
+        <w:lastRenderedPageBreak/>
+        <w:t xml:space="preserve">Weakness (rood </w:t>
+      </w:r>
+      <w:proofErr w:type="spellStart"/>
+      <w:r>
+        <w:rPr>
+          <w:lang w:val="en-US"/>
+        </w:rPr>
         <w:t>schild</w:t>
       </w:r>
       <w:proofErr w:type="spellEnd"/>
@@ -2438,14 +2457,7 @@
         <w:rPr>
           <w:lang w:val="en-US"/>
         </w:rPr>
-        <w:t xml:space="preserve">), Assumption Under </w:t>
-      </w:r>
-      <w:r>
-        <w:rPr>
-          <w:lang w:val="en-US"/>
-        </w:rPr>
-        <w:lastRenderedPageBreak/>
-        <w:t>Review (</w:t>
+        <w:t>), Assumption Under Review (</w:t>
       </w:r>
       <w:proofErr w:type="spellStart"/>
       <w:r>
@@ -2934,7 +2946,6 @@
         <w:rPr>
           <w:noProof/>
         </w:rPr>
-        <w:lastRenderedPageBreak/>
         <w:drawing>
           <wp:inline distT="0" distB="0" distL="0" distR="0" wp14:anchorId="18032CE1" wp14:editId="244C6695">
             <wp:extent cx="1577477" cy="1386960"/>
@@ -5531,7 +5542,26 @@
         <w:spacing w:afterLines="24" w:after="57" w:line="288" w:lineRule="auto"/>
       </w:pPr>
       <w:r>
-        <w:t>Hoewel geavanceerde foutafhandeling nog beperkt is, ondersteunt de tool gebruikers bij het herkennen en corrigeren van fouten. Bevestigingsdialogen bij verwijderen en resetten maken expliciet welke actie op het punt staat uitgevoerd te worden, zodat de gebruiker een vergissing kan terugdraaien door te annuleren. In de </w:t>
+        <w:t xml:space="preserve">Hoewel geavanceerde foutafhandeling nog beperkt is, ondersteunt de tool gebruikers bij het herkennen en corrigeren van fouten. Bevestigingsdialogen bij verwijderen en resetten maken expliciet welke actie op het punt staat uitgevoerd te worden, zodat de gebruiker een vergissing kan terugdraaien door te annuleren. </w:t>
+      </w:r>
+    </w:p>
+    <w:p>
+      <w:pPr>
+        <w:spacing w:afterLines="24" w:after="57" w:line="288" w:lineRule="auto"/>
+      </w:pPr>
+    </w:p>
+    <w:p>
+      <w:pPr>
+        <w:spacing w:afterLines="24" w:after="57" w:line="288" w:lineRule="auto"/>
+      </w:pPr>
+      <w:r>
+        <w:t>In</w:t>
+      </w:r>
+      <w:r>
+        <w:t xml:space="preserve"> </w:t>
+      </w:r>
+      <w:r>
+        <w:t>de </w:t>
       </w:r>
       <w:proofErr w:type="spellStart"/>
       <w:r>
@@ -5543,9 +5573,15 @@
       </w:r>
       <w:proofErr w:type="spellStart"/>
       <w:r>
-        <w:t>danger</w:t>
-      </w:r>
-      <w:proofErr w:type="spellEnd"/>
+        <w:t>dange</w:t>
+      </w:r>
+      <w:r>
+        <w:t>r</w:t>
+      </w:r>
+      <w:proofErr w:type="spellEnd"/>
+      <w:r>
+        <w:t xml:space="preserve"> </w:t>
+      </w:r>
       <w:r>
         <w:t xml:space="preserve"> rating, impact en </w:t>
       </w:r>
@@ -5902,8 +5938,15 @@
     <w:p>
       <w:pPr>
         <w:spacing w:afterLines="24" w:after="57" w:line="288" w:lineRule="auto"/>
-      </w:pPr>
-      <w:r>
+        <w:ind w:left="720"/>
+      </w:pPr>
+    </w:p>
+    <w:p>
+      <w:pPr>
+        <w:spacing w:afterLines="24" w:after="57" w:line="288" w:lineRule="auto"/>
+      </w:pPr>
+      <w:r>
+        <w:lastRenderedPageBreak/>
         <w:t>Deze keuzes houden de implementatie beheersbaar en laten toe om de impact van de visualisatie</w:t>
       </w:r>
       <w:r>
@@ -5926,6 +5969,16 @@
     <w:p>
       <w:pPr>
         <w:spacing w:afterLines="24" w:after="57" w:line="288" w:lineRule="auto"/>
+      </w:pPr>
+    </w:p>
+    <w:p>
+      <w:pPr>
+        <w:spacing w:afterLines="24" w:after="57" w:line="288" w:lineRule="auto"/>
+      </w:pPr>
+    </w:p>
+    <w:p>
+      <w:pPr>
+        <w:spacing w:afterLines="24" w:after="57" w:line="288" w:lineRule="auto"/>
         <w:rPr>
           <w:b/>
           <w:bCs/>
@@ -5940,7 +5993,6 @@
           <w:sz w:val="28"/>
           <w:szCs w:val="28"/>
         </w:rPr>
-        <w:lastRenderedPageBreak/>
         <w:t xml:space="preserve">3.13 </w:t>
       </w:r>
       <w:r>
@@ -5999,6 +6051,9 @@
     <w:p>
       <w:pPr>
         <w:spacing w:afterLines="24" w:after="57" w:line="288" w:lineRule="auto"/>
+        <w:rPr>
+          <w:rFonts w:ascii="Arial" w:hAnsi="Arial" w:cs="Arial"/>
+        </w:rPr>
       </w:pPr>
       <w:r>
         <w:t>De studie had als doel de bruikbaarheid, duidelijkheid en efficiëntie van de dreigingsmodelleringstool te evalueren bij het analyseren</w:t>
@@ -6037,6 +6092,11 @@
     <w:p>
       <w:pPr>
         <w:spacing w:afterLines="24" w:after="57" w:line="288" w:lineRule="auto"/>
+      </w:pPr>
+    </w:p>
+    <w:p>
+      <w:pPr>
+        <w:spacing w:afterLines="24" w:after="57" w:line="288" w:lineRule="auto"/>
         <w:rPr>
           <w:rFonts w:ascii="Arial" w:hAnsi="Arial" w:cs="Arial"/>
         </w:rPr>
@@ -6181,6 +6241,9 @@
     <w:p>
       <w:pPr>
         <w:spacing w:afterLines="24" w:after="57" w:line="288" w:lineRule="auto"/>
+        <w:rPr>
+          <w:rFonts w:ascii="Arial" w:hAnsi="Arial" w:cs="Arial"/>
+        </w:rPr>
       </w:pPr>
       <w:r>
         <w:t xml:space="preserve">De basisversie van de tool bevatte enkel kernfunctionaliteit: </w:t>
@@ -6279,6 +6342,11 @@
     <w:p>
       <w:pPr>
         <w:spacing w:afterLines="24" w:after="57" w:line="288" w:lineRule="auto"/>
+      </w:pPr>
+    </w:p>
+    <w:p>
+      <w:pPr>
+        <w:spacing w:afterLines="24" w:after="57" w:line="288" w:lineRule="auto"/>
         <w:rPr>
           <w:rFonts w:ascii="Arial" w:hAnsi="Arial" w:cs="Arial"/>
         </w:rPr>
@@ -6372,6 +6440,7 @@
           <w:rFonts w:ascii="Arial" w:hAnsi="Arial" w:cs="Arial"/>
           <w:noProof/>
         </w:rPr>
+        <w:lastRenderedPageBreak/>
         <w:drawing>
           <wp:inline distT="0" distB="0" distL="0" distR="0" wp14:anchorId="29DF05AA" wp14:editId="2156BAD3">
             <wp:extent cx="3756660" cy="734759"/>
@@ -6487,14 +6556,22 @@
           <w:rFonts w:ascii="Arial" w:hAnsi="Arial" w:cs="Arial"/>
         </w:rPr>
       </w:pPr>
+    </w:p>
+    <w:p>
+      <w:pPr>
+        <w:spacing w:afterLines="24" w:after="57" w:line="288" w:lineRule="auto"/>
+        <w:jc w:val="center"/>
+        <w:rPr>
+          <w:rFonts w:ascii="Arial" w:hAnsi="Arial" w:cs="Arial"/>
+        </w:rPr>
+      </w:pPr>
       <w:r>
         <w:rPr>
           <w:rFonts w:ascii="Arial" w:hAnsi="Arial" w:cs="Arial"/>
           <w:noProof/>
         </w:rPr>
-        <w:lastRenderedPageBreak/>
         <w:drawing>
-          <wp:inline distT="0" distB="0" distL="0" distR="0" wp14:anchorId="385A938B" wp14:editId="7AB207F9">
+          <wp:inline distT="0" distB="0" distL="0" distR="0" wp14:anchorId="385A938B" wp14:editId="49DC7CFF">
             <wp:extent cx="5759450" cy="2903855"/>
             <wp:effectExtent l="0" t="0" r="0" b="0"/>
             <wp:docPr id="254494346" name="Afbeelding 25" descr="Afbeelding met tekst, schermopname, Lettertype, nummer&#10;&#10;Door AI gegenereerde inhoud is mogelijk onjuist."/>
@@ -6576,6 +6653,9 @@
     <w:p>
       <w:pPr>
         <w:spacing w:afterLines="24" w:after="57" w:line="288" w:lineRule="auto"/>
+        <w:rPr>
+          <w:rFonts w:ascii="Arial" w:hAnsi="Arial" w:cs="Arial"/>
+        </w:rPr>
       </w:pPr>
       <w:r>
         <w:t xml:space="preserve">Per </w:t>
@@ -6689,6 +6769,11 @@
     <w:p>
       <w:pPr>
         <w:spacing w:afterLines="24" w:after="57" w:line="288" w:lineRule="auto"/>
+      </w:pPr>
+    </w:p>
+    <w:p>
+      <w:pPr>
+        <w:spacing w:afterLines="24" w:after="57" w:line="288" w:lineRule="auto"/>
         <w:rPr>
           <w:rFonts w:ascii="Arial" w:hAnsi="Arial" w:cs="Arial"/>
         </w:rPr>
@@ -6808,6 +6893,9 @@
     <w:p>
       <w:pPr>
         <w:spacing w:afterLines="24" w:after="57" w:line="288" w:lineRule="auto"/>
+        <w:rPr>
+          <w:rFonts w:ascii="Arial" w:hAnsi="Arial" w:cs="Arial"/>
+        </w:rPr>
       </w:pPr>
       <w:r>
         <w:t>Tijdens de sessie werd het scherm van de deelnemer opgenomen en live gevolgd, zodat interactiepatronen en fouten later kwalitatief konden worden geanalyseerd. Na elke versie vulden deelnemers de UEQ in en beantwoordden ze open vragen over welke features nuttig waren, welke verbeterd konden worden en welke versie ze in een reële werksituatie zouden verkiezen.</w:t>
@@ -6823,6 +6911,11 @@
       <w:pPr>
         <w:spacing w:afterLines="24" w:after="57" w:line="288" w:lineRule="auto"/>
       </w:pPr>
+    </w:p>
+    <w:p>
+      <w:pPr>
+        <w:spacing w:afterLines="24" w:after="57" w:line="288" w:lineRule="auto"/>
+      </w:pPr>
       <w:r>
         <w:t xml:space="preserve">De studie verzamelde zo zowel kwantitatieve </w:t>
       </w:r>
@@ -6832,11 +6925,7 @@
       </w:r>
       <w:proofErr w:type="spellEnd"/>
       <w:r>
-        <w:t xml:space="preserve"> als kwalitatieve feedback over de toegevoegde visualisatiefeatures ten opzichte van de </w:t>
-      </w:r>
-      <w:r>
-        <w:lastRenderedPageBreak/>
-        <w:t xml:space="preserve">basisfunctionaliteit. Alle gegevens werden </w:t>
+        <w:t xml:space="preserve"> als kwalitatieve feedback over de toegevoegde visualisatiefeatures ten opzichte van de basisfunctionaliteit. Alle gegevens werden </w:t>
       </w:r>
       <w:proofErr w:type="spellStart"/>
       <w:r>
@@ -6933,6 +7022,9 @@
     <w:p>
       <w:pPr>
         <w:spacing w:afterLines="24" w:after="57" w:line="288" w:lineRule="auto"/>
+        <w:rPr>
+          <w:rFonts w:ascii="Arial" w:hAnsi="Arial" w:cs="Arial"/>
+        </w:rPr>
       </w:pPr>
       <w:r>
         <w:t xml:space="preserve">De User </w:t>
@@ -6956,6 +7048,14 @@
       <w:pPr>
         <w:spacing w:afterLines="24" w:after="57" w:line="288" w:lineRule="auto"/>
       </w:pPr>
+    </w:p>
+    <w:p>
+      <w:pPr>
+        <w:spacing w:afterLines="24" w:after="57" w:line="288" w:lineRule="auto"/>
+        <w:rPr>
+          <w:rFonts w:ascii="Arial" w:hAnsi="Arial" w:cs="Arial"/>
+        </w:rPr>
+      </w:pPr>
       <w:r>
         <w:t xml:space="preserve">Deze schalen omvatten zowel pragmatische bruikbaarheidsaspecten als hedonistische </w:t>
       </w:r>
@@ -6978,6 +7078,14 @@
       <w:pPr>
         <w:spacing w:afterLines="24" w:after="57" w:line="288" w:lineRule="auto"/>
       </w:pPr>
+    </w:p>
+    <w:p>
+      <w:pPr>
+        <w:spacing w:afterLines="24" w:after="57" w:line="288" w:lineRule="auto"/>
+        <w:rPr>
+          <w:rFonts w:ascii="Arial" w:hAnsi="Arial" w:cs="Arial"/>
+        </w:rPr>
+      </w:pPr>
       <w:r>
         <w:t xml:space="preserve">De UEQ meet gebruikerservaring via gepaarde tegenstellingen op een 7-punts </w:t>
       </w:r>
@@ -6987,13 +7095,10 @@
       </w:r>
       <w:proofErr w:type="spellEnd"/>
       <w:r>
-        <w:t>, waarbij hogere scores positieve ervaringen aangeven.</w:t>
-      </w:r>
-      <w:r>
-        <w:rPr>
-          <w:rFonts w:ascii="Arial" w:hAnsi="Arial" w:cs="Arial"/>
-        </w:rPr>
-        <w:t>​</w:t>
+        <w:t>, waarbij hogere scores positieve ervaringen aangeven</w:t>
+      </w:r>
+      <w:r>
+        <w:t>:</w:t>
       </w:r>
     </w:p>
     <w:p>
@@ -7009,16 +7114,20 @@
           <w:b/>
           <w:bCs/>
         </w:rPr>
-        <w:t>Aantrekkelijkheid</w:t>
-      </w:r>
-      <w:r>
-        <w:t>: Beoordeelt de algemene waardering van het product door gebruikers.</w:t>
-      </w:r>
-      <w:r>
-        <w:rPr>
-          <w:rFonts w:ascii="Arial" w:hAnsi="Arial" w:cs="Arial"/>
-        </w:rPr>
-        <w:t>​</w:t>
+        <w:t>a</w:t>
+      </w:r>
+      <w:r>
+        <w:rPr>
+          <w:b/>
+          <w:bCs/>
+        </w:rPr>
+        <w:t>antrekkelijkheid</w:t>
+      </w:r>
+      <w:r>
+        <w:t>: Beoordeelt de algemene waardering van het product door gebruikers</w:t>
+      </w:r>
+      <w:r>
+        <w:t>;</w:t>
       </w:r>
     </w:p>
     <w:p>
@@ -7034,16 +7143,20 @@
           <w:b/>
           <w:bCs/>
         </w:rPr>
-        <w:t>Duidelijkheid</w:t>
-      </w:r>
-      <w:r>
-        <w:t>: Evalueert de eenvoud waarmee gebruikers vertrouwd raken en het product leren gebruiken.</w:t>
-      </w:r>
-      <w:r>
-        <w:rPr>
-          <w:rFonts w:ascii="Arial" w:hAnsi="Arial" w:cs="Arial"/>
-        </w:rPr>
-        <w:t>​</w:t>
+        <w:t>d</w:t>
+      </w:r>
+      <w:r>
+        <w:rPr>
+          <w:b/>
+          <w:bCs/>
+        </w:rPr>
+        <w:t>uidelijkheid</w:t>
+      </w:r>
+      <w:r>
+        <w:t>: Evalueert de eenvoud waarmee gebruikers vertrouwd raken en het product leren gebruiken</w:t>
+      </w:r>
+      <w:r>
+        <w:t>;</w:t>
       </w:r>
     </w:p>
     <w:p>
@@ -7059,16 +7172,20 @@
           <w:b/>
           <w:bCs/>
         </w:rPr>
-        <w:t>Efficiëntie</w:t>
-      </w:r>
-      <w:r>
-        <w:t>: Analyseert de mogelijkheid tot moeiteloze taakoplossing en snelle reactietijden.</w:t>
-      </w:r>
-      <w:r>
-        <w:rPr>
-          <w:rFonts w:ascii="Arial" w:hAnsi="Arial" w:cs="Arial"/>
-        </w:rPr>
-        <w:t>​</w:t>
+        <w:t>e</w:t>
+      </w:r>
+      <w:r>
+        <w:rPr>
+          <w:b/>
+          <w:bCs/>
+        </w:rPr>
+        <w:t>fficiëntie</w:t>
+      </w:r>
+      <w:r>
+        <w:t>: Analyseert de mogelijkheid tot moeiteloze taakoplossing en snelle reactietijden</w:t>
+      </w:r>
+      <w:r>
+        <w:t>;</w:t>
       </w:r>
     </w:p>
     <w:p>
@@ -7084,16 +7201,21 @@
           <w:b/>
           <w:bCs/>
         </w:rPr>
-        <w:t>Betrouwbaarheid</w:t>
-      </w:r>
-      <w:r>
-        <w:t>: Onderzoekt het gevoel van controle, voorspelbaarheid en veiligheid tijdens interacties.</w:t>
-      </w:r>
-      <w:r>
-        <w:rPr>
-          <w:rFonts w:ascii="Arial" w:hAnsi="Arial" w:cs="Arial"/>
-        </w:rPr>
-        <w:t>​</w:t>
+        <w:lastRenderedPageBreak/>
+        <w:t>b</w:t>
+      </w:r>
+      <w:r>
+        <w:rPr>
+          <w:b/>
+          <w:bCs/>
+        </w:rPr>
+        <w:t>etrouwbaarheid</w:t>
+      </w:r>
+      <w:r>
+        <w:t>: Onderzoekt het gevoel van controle, voorspelbaarheid en veiligheid tijdens interacties</w:t>
+      </w:r>
+      <w:r>
+        <w:t>;</w:t>
       </w:r>
     </w:p>
     <w:p>
@@ -7109,16 +7231,20 @@
           <w:b/>
           <w:bCs/>
         </w:rPr>
-        <w:t>Stimulatie</w:t>
-      </w:r>
-      <w:r>
-        <w:t>: Meet de mate waarin het product motiverend, opwindend en plezierig is.</w:t>
-      </w:r>
-      <w:r>
-        <w:rPr>
-          <w:rFonts w:ascii="Arial" w:hAnsi="Arial" w:cs="Arial"/>
-        </w:rPr>
-        <w:t>​</w:t>
+        <w:t>s</w:t>
+      </w:r>
+      <w:r>
+        <w:rPr>
+          <w:b/>
+          <w:bCs/>
+        </w:rPr>
+        <w:t>timulatie</w:t>
+      </w:r>
+      <w:r>
+        <w:t>: Meet de mate waarin het product motiverend, opwindend en plezierig is</w:t>
+      </w:r>
+      <w:r>
+        <w:t>;</w:t>
       </w:r>
     </w:p>
     <w:p>
@@ -7134,7 +7260,14 @@
           <w:b/>
           <w:bCs/>
         </w:rPr>
-        <w:t>Nieuwheid</w:t>
+        <w:t>n</w:t>
+      </w:r>
+      <w:r>
+        <w:rPr>
+          <w:b/>
+          <w:bCs/>
+        </w:rPr>
+        <w:t>ieuwheid</w:t>
       </w:r>
       <w:r>
         <w:t>: Beoordeelt de creativiteit van het ontwerp en de interesse die het opwekt.</w:t>
@@ -7219,6 +7352,9 @@
     <w:p>
       <w:pPr>
         <w:spacing w:afterLines="24" w:after="57" w:line="288" w:lineRule="auto"/>
+        <w:rPr>
+          <w:rFonts w:ascii="Arial" w:hAnsi="Arial" w:cs="Arial"/>
+        </w:rPr>
       </w:pPr>
       <w:r>
         <w:t xml:space="preserve">De UEQ biedt een robuuste, kwantitatieve methode voor het evalueren van gebruikersinterfaces in </w:t>
@@ -7237,11 +7373,7 @@
       </w:r>
       <w:proofErr w:type="spellEnd"/>
       <w:r>
-        <w:t xml:space="preserve">-tools, door pragmatische schalen (duidelijkheid, efficiëntie, betrouwbaarheid) te combineren met hedonistische aspecten </w:t>
-      </w:r>
-      <w:r>
-        <w:lastRenderedPageBreak/>
-        <w:t>(stimulatie, nieuwheid), wat directe vergelijkingen tussen prototypes, softwareversies of benchmarks mogelijk maakt.</w:t>
+        <w:t>-tools, door pragmatische schalen (duidelijkheid, efficiëntie, betrouwbaarheid) te combineren met hedonistische aspecten (stimulatie, nieuwheid), wat directe vergelijkingen tussen prototypes, softwareversies of benchmarks mogelijk maakt.</w:t>
       </w:r>
       <w:r>
         <w:rPr>
@@ -7249,6 +7381,11 @@
         </w:rPr>
         <w:t>​</w:t>
       </w:r>
+    </w:p>
+    <w:p>
+      <w:pPr>
+        <w:spacing w:afterLines="24" w:after="57" w:line="288" w:lineRule="auto"/>
+      </w:pPr>
     </w:p>
     <w:p>
       <w:pPr>
@@ -8327,7 +8464,25 @@
           <w:lang w:eastAsia="nl-BE"/>
           <w14:ligatures w14:val="none"/>
         </w:rPr>
-        <w:t xml:space="preserve"> trees, maar dat de toegevoegde UX-features een substantiële verbetering opleveren in gebruiksvriendelijkheid en efficiëntie. Versie 2 scoort op alle UEQ-dimensies positief en wordt door alle deelnemers unaniem verkozen boven generieke </w:t>
+        <w:t xml:space="preserve"> trees, maar dat de toegevoegde UX-features een substantiële verbetering opleveren in gebruiksvriendelijkheid en efficiëntie. Versie 2 scoort op alle UEQ-dimensies positief en wordt door alle deelnemers unaniem verkozen boven</w:t>
+      </w:r>
+      <w:r>
+        <w:rPr>
+          <w:rFonts w:eastAsia="Times New Roman" w:cs="Times New Roman"/>
+          <w:kern w:val="0"/>
+          <w:lang w:eastAsia="nl-BE"/>
+          <w14:ligatures w14:val="none"/>
+        </w:rPr>
+        <w:t xml:space="preserve"> de</w:t>
+      </w:r>
+      <w:r>
+        <w:rPr>
+          <w:rFonts w:eastAsia="Times New Roman" w:cs="Times New Roman"/>
+          <w:kern w:val="0"/>
+          <w:lang w:eastAsia="nl-BE"/>
+          <w14:ligatures w14:val="none"/>
+        </w:rPr>
+        <w:t xml:space="preserve"> generieke </w:t>
       </w:r>
       <w:proofErr w:type="spellStart"/>
       <w:r>
@@ -8347,7 +8502,7 @@
           <w:lang w:eastAsia="nl-BE"/>
           <w14:ligatures w14:val="none"/>
         </w:rPr>
-        <w:t xml:space="preserve">-tools, dankzij features zoals filtering en visuele codering. Deze bevindingen beantwoorden de onderzoeksvragen direct en onderbouwen de waarde van </w:t>
+        <w:t xml:space="preserve">-tool, dankzij features zoals filtering en visuele codering. Deze bevindingen beantwoorden de onderzoeksvragen direct en onderbouwen de waarde van </w:t>
       </w:r>
       <w:proofErr w:type="spellStart"/>
       <w:r>
@@ -9149,27 +9304,25 @@
           <w:lang w:eastAsia="nl-BE"/>
           <w14:ligatures w14:val="none"/>
         </w:rPr>
-        <w:t xml:space="preserve">, zoals bij STRIDE of attack trees. De sprong in </w:t>
-      </w:r>
-      <w:proofErr w:type="spellStart"/>
-      <w:r>
-        <w:rPr>
-          <w:rFonts w:eastAsia="Times New Roman" w:cs="Times New Roman"/>
-          <w:kern w:val="0"/>
-          <w:lang w:eastAsia="nl-BE"/>
-          <w14:ligatures w14:val="none"/>
-        </w:rPr>
-        <w:t>hedonische</w:t>
-      </w:r>
-      <w:proofErr w:type="spellEnd"/>
-      <w:r>
-        <w:rPr>
-          <w:rFonts w:eastAsia="Times New Roman" w:cs="Times New Roman"/>
-          <w:kern w:val="0"/>
-          <w:lang w:eastAsia="nl-BE"/>
-          <w14:ligatures w14:val="none"/>
-        </w:rPr>
-        <w:t xml:space="preserve"> UEQ-scores (stimulatie, originaliteit) ondersteunt de noodzaak voor aantrekkelijke interfaces om security-praktijken te integreren in </w:t>
+        <w:t xml:space="preserve">, zoals bij STRIDE of attack trees. De sprong </w:t>
+      </w:r>
+      <w:r>
+        <w:rPr>
+          <w:rFonts w:eastAsia="Times New Roman" w:cs="Times New Roman"/>
+          <w:kern w:val="0"/>
+          <w:lang w:eastAsia="nl-BE"/>
+          <w14:ligatures w14:val="none"/>
+        </w:rPr>
+        <w:t xml:space="preserve">in belevingsmatige </w:t>
+      </w:r>
+      <w:r>
+        <w:rPr>
+          <w:rFonts w:eastAsia="Times New Roman" w:cs="Times New Roman"/>
+          <w:kern w:val="0"/>
+          <w:lang w:eastAsia="nl-BE"/>
+          <w14:ligatures w14:val="none"/>
+        </w:rPr>
+        <w:t xml:space="preserve">UEQ-scores (stimulatie, originaliteit) ondersteunt de noodzaak voor aantrekkelijke interfaces om security-praktijken te integreren in </w:t>
       </w:r>
       <w:proofErr w:type="spellStart"/>
       <w:r>
@@ -9575,17 +9728,15 @@
         </w:rPr>
         <w:t xml:space="preserve"> door empirisch bewijs voor UX-features in security </w:t>
       </w:r>
-      <w:proofErr w:type="spellStart"/>
-      <w:r>
-        <w:rPr>
-          <w:rFonts w:eastAsia="Times New Roman" w:cs="Times New Roman"/>
-          <w:kern w:val="0"/>
-          <w:lang w:eastAsia="nl-BE"/>
-          <w14:ligatures w14:val="none"/>
-        </w:rPr>
-        <w:t>tooling</w:t>
-      </w:r>
-      <w:proofErr w:type="spellEnd"/>
+      <w:r>
+        <w:rPr>
+          <w:rFonts w:eastAsia="Times New Roman" w:cs="Times New Roman"/>
+          <w:kern w:val="0"/>
+          <w:lang w:eastAsia="nl-BE"/>
+          <w14:ligatures w14:val="none"/>
+        </w:rPr>
+        <w:t>modellering</w:t>
+      </w:r>
       <w:r>
         <w:rPr>
           <w:rFonts w:eastAsia="Times New Roman" w:cs="Times New Roman"/>
@@ -9693,7 +9844,25 @@
           <w:lang w:eastAsia="nl-BE"/>
           <w14:ligatures w14:val="none"/>
         </w:rPr>
-        <w:t xml:space="preserve"> laagdrempelig te maken; implementeer filtering en iconen in bestaande </w:t>
+        <w:t xml:space="preserve"> laagdrempelig te maken</w:t>
+      </w:r>
+      <w:r>
+        <w:rPr>
+          <w:rFonts w:eastAsia="Times New Roman" w:cs="Times New Roman"/>
+          <w:kern w:val="0"/>
+          <w:lang w:eastAsia="nl-BE"/>
+          <w14:ligatures w14:val="none"/>
+        </w:rPr>
+        <w:t xml:space="preserve"> en</w:t>
+      </w:r>
+      <w:r>
+        <w:rPr>
+          <w:rFonts w:eastAsia="Times New Roman" w:cs="Times New Roman"/>
+          <w:kern w:val="0"/>
+          <w:lang w:eastAsia="nl-BE"/>
+          <w14:ligatures w14:val="none"/>
+        </w:rPr>
+        <w:t xml:space="preserve"> implementeer filtering en iconen in bestaande </w:t>
       </w:r>
       <w:proofErr w:type="spellStart"/>
       <w:r>
@@ -9871,27 +10040,54 @@
           <w:lang w:eastAsia="nl-BE"/>
           <w14:ligatures w14:val="none"/>
         </w:rPr>
-        <w:t xml:space="preserve">-software. Implementeer voorgestelde features zoals globale </w:t>
-      </w:r>
-      <w:proofErr w:type="spellStart"/>
-      <w:r>
-        <w:rPr>
-          <w:rFonts w:eastAsia="Times New Roman" w:cs="Times New Roman"/>
-          <w:kern w:val="0"/>
-          <w:lang w:eastAsia="nl-BE"/>
-          <w14:ligatures w14:val="none"/>
-        </w:rPr>
-        <w:t>collapse</w:t>
-      </w:r>
-      <w:proofErr w:type="spellEnd"/>
-      <w:r>
-        <w:rPr>
-          <w:rFonts w:eastAsia="Times New Roman" w:cs="Times New Roman"/>
-          <w:kern w:val="0"/>
-          <w:lang w:eastAsia="nl-BE"/>
-          <w14:ligatures w14:val="none"/>
-        </w:rPr>
-        <w:t xml:space="preserve">-knoppen en </w:t>
+        <w:t>-software. Implementeer voorgestelde features zoals collaps</w:t>
+      </w:r>
+      <w:r>
+        <w:rPr>
+          <w:rFonts w:eastAsia="Times New Roman" w:cs="Times New Roman"/>
+          <w:kern w:val="0"/>
+          <w:lang w:eastAsia="nl-BE"/>
+          <w14:ligatures w14:val="none"/>
+        </w:rPr>
+        <w:t xml:space="preserve"> </w:t>
+      </w:r>
+      <w:proofErr w:type="spellStart"/>
+      <w:r>
+        <w:rPr>
+          <w:rFonts w:eastAsia="Times New Roman" w:cs="Times New Roman"/>
+          <w:kern w:val="0"/>
+          <w:lang w:eastAsia="nl-BE"/>
+          <w14:ligatures w14:val="none"/>
+        </w:rPr>
+        <w:t>child</w:t>
+      </w:r>
+      <w:r>
+        <w:rPr>
+          <w:rFonts w:eastAsia="Times New Roman" w:cs="Times New Roman"/>
+          <w:kern w:val="0"/>
+          <w:lang w:eastAsia="nl-BE"/>
+          <w14:ligatures w14:val="none"/>
+        </w:rPr>
+        <w:t>ren</w:t>
+      </w:r>
+      <w:proofErr w:type="spellEnd"/>
+      <w:r>
+        <w:rPr>
+          <w:rFonts w:eastAsia="Times New Roman" w:cs="Times New Roman"/>
+          <w:kern w:val="0"/>
+          <w:lang w:eastAsia="nl-BE"/>
+          <w14:ligatures w14:val="none"/>
+        </w:rPr>
+        <w:t xml:space="preserve"> </w:t>
+      </w:r>
+      <w:r>
+        <w:rPr>
+          <w:rFonts w:eastAsia="Times New Roman" w:cs="Times New Roman"/>
+          <w:kern w:val="0"/>
+          <w:lang w:eastAsia="nl-BE"/>
+          <w14:ligatures w14:val="none"/>
+        </w:rPr>
+        <w:t xml:space="preserve">knoppen en </w:t>
       </w:r>
       <w:proofErr w:type="spellStart"/>
       <w:r>
@@ -10141,6 +10337,11 @@
       <w:pPr>
         <w:spacing w:afterLines="24" w:after="57" w:line="288" w:lineRule="auto"/>
       </w:pPr>
+    </w:p>
+    <w:p>
+      <w:pPr>
+        <w:spacing w:afterLines="24" w:after="57" w:line="288" w:lineRule="auto"/>
+      </w:pPr>
       <w:r>
         <w:rPr>
           <w:b/>
@@ -10180,6 +10381,11 @@
       <w:pPr>
         <w:spacing w:afterLines="24" w:after="57" w:line="288" w:lineRule="auto"/>
       </w:pPr>
+    </w:p>
+    <w:p>
+      <w:pPr>
+        <w:spacing w:afterLines="24" w:after="57" w:line="288" w:lineRule="auto"/>
+      </w:pPr>
       <w:r>
         <w:rPr>
           <w:b/>
@@ -10206,6 +10412,11 @@
       <w:pPr>
         <w:spacing w:afterLines="24" w:after="57" w:line="288" w:lineRule="auto"/>
       </w:pPr>
+    </w:p>
+    <w:p>
+      <w:pPr>
+        <w:spacing w:afterLines="24" w:after="57" w:line="288" w:lineRule="auto"/>
+      </w:pPr>
       <w:r>
         <w:rPr>
           <w:b/>
@@ -10245,6 +10456,11 @@
       <w:pPr>
         <w:spacing w:afterLines="24" w:after="57" w:line="288" w:lineRule="auto"/>
       </w:pPr>
+    </w:p>
+    <w:p>
+      <w:pPr>
+        <w:spacing w:afterLines="24" w:after="57" w:line="288" w:lineRule="auto"/>
+      </w:pPr>
       <w:r>
         <w:t xml:space="preserve">De tool voldoet aan Nielsens </w:t>
       </w:r>
@@ -10291,6 +10507,11 @@
       <w:r>
         <w:t>.</w:t>
       </w:r>
+    </w:p>
+    <w:p>
+      <w:pPr>
+        <w:spacing w:afterLines="24" w:after="57" w:line="288" w:lineRule="auto"/>
+      </w:pPr>
     </w:p>
     <w:p>
       <w:pPr>
@@ -12908,6 +13129,7 @@
   <w:style w:type="character" w:default="1" w:styleId="Standaardalinea-lettertype">
     <w:name w:val="Default Paragraph Font"/>
     <w:uiPriority w:val="1"/>
+    <w:semiHidden/>
     <w:unhideWhenUsed/>
   </w:style>
   <w:style w:type="table" w:default="1" w:styleId="Standaardtabel">

--- a/Master_scriptie_tekst.docx
+++ b/Master_scriptie_tekst.docx
@@ -784,6 +784,89 @@
         </w:rPr>
         <w:t>​</w:t>
       </w:r>
+      <w:r>
+        <w:rPr>
+          <w:rFonts w:ascii="Arial" w:hAnsi="Arial" w:cs="Arial"/>
+        </w:rPr>
+        <w:t xml:space="preserve"> </w:t>
+      </w:r>
+      <w:r>
+        <w:rPr>
+          <w:rFonts w:cs="Arial"/>
+        </w:rPr>
+        <w:t>Om dit doel te bereiken, beantwoordt dit onderzoek de volgende onderzoeksvragen:</w:t>
+      </w:r>
+    </w:p>
+    <w:p>
+      <w:pPr>
+        <w:pStyle w:val="Lijstalinea"/>
+        <w:numPr>
+          <w:ilvl w:val="0"/>
+          <w:numId w:val="18"/>
+        </w:numPr>
+        <w:spacing w:afterLines="24" w:after="57" w:line="288" w:lineRule="auto"/>
+      </w:pPr>
+      <w:r>
+        <w:t xml:space="preserve">Welke basisfunctionaliteit is minimaal noodzakelijk om </w:t>
+      </w:r>
+      <w:proofErr w:type="spellStart"/>
+      <w:r>
+        <w:t>threat</w:t>
+      </w:r>
+      <w:proofErr w:type="spellEnd"/>
+      <w:r>
+        <w:t xml:space="preserve"> </w:t>
+      </w:r>
+      <w:proofErr w:type="spellStart"/>
+      <w:r>
+        <w:t>modeling</w:t>
+      </w:r>
+      <w:proofErr w:type="spellEnd"/>
+      <w:r>
+        <w:t xml:space="preserve"> met </w:t>
+      </w:r>
+      <w:proofErr w:type="spellStart"/>
+      <w:r>
+        <w:t>Fortunately-Unfortunately</w:t>
+      </w:r>
+      <w:proofErr w:type="spellEnd"/>
+      <w:r>
+        <w:t xml:space="preserve"> trees te ondersteunen?</w:t>
+      </w:r>
+    </w:p>
+    <w:p>
+      <w:pPr>
+        <w:pStyle w:val="Lijstalinea"/>
+        <w:numPr>
+          <w:ilvl w:val="0"/>
+          <w:numId w:val="18"/>
+        </w:numPr>
+        <w:spacing w:afterLines="24" w:after="57" w:line="288" w:lineRule="auto"/>
+      </w:pPr>
+      <w:r>
+        <w:t>Welke extra functies (bv. filters, zoekfuncties, statusiconen, visuele structuren) worden door gebruikers als het meest nuttig ervaren?</w:t>
+      </w:r>
+    </w:p>
+    <w:p>
+      <w:pPr>
+        <w:pStyle w:val="Lijstalinea"/>
+        <w:numPr>
+          <w:ilvl w:val="0"/>
+          <w:numId w:val="18"/>
+        </w:numPr>
+        <w:spacing w:afterLines="24" w:after="57" w:line="288" w:lineRule="auto"/>
+      </w:pPr>
+      <w:r>
+        <w:t xml:space="preserve">Hoe verhoudt de voorgestelde tool zich qua gebruiksvriendelijkheid en effectiviteit ten opzichte van bestaande generieke </w:t>
+      </w:r>
+      <w:proofErr w:type="spellStart"/>
+      <w:r>
+        <w:t>mindmap</w:t>
+      </w:r>
+      <w:proofErr w:type="spellEnd"/>
+      <w:r>
+        <w:t>- of diagramsoftware?</w:t>
+      </w:r>
     </w:p>
     <w:p>
       <w:pPr>
@@ -894,7 +977,13 @@
       </w:r>
       <w:proofErr w:type="spellEnd"/>
       <w:r>
-        <w:t xml:space="preserve"> toe, inclusief taken, meetinstrumenten en analysemethoden. Hoofdstuk 4 presenteert de empirische resultaten over taakprestaties, user </w:t>
+        <w:t xml:space="preserve"> toe, inclusief taken</w:t>
+      </w:r>
+      <w:r>
+        <w:t xml:space="preserve"> </w:t>
+      </w:r>
+      <w:r>
+        <w:t xml:space="preserve">en analysemethoden. Hoofdstuk 4 presenteert de empirische resultaten over taakprestaties, user </w:t>
       </w:r>
       <w:proofErr w:type="spellStart"/>
       <w:r>
@@ -902,7 +991,16 @@
       </w:r>
       <w:proofErr w:type="spellEnd"/>
       <w:r>
-        <w:t xml:space="preserve"> en feature-ranking, gevolgd door een discussie in hoofdstuk 5 waarin deze bevindingen worden geïnterpreteerd, gekoppeld aan de literatuur en aangevuld met beperkingen en implicaties voor praktijk en toekomstig onderzoek. Hoofdstuk 6 besluit met de belangrijkste conclusies en schetst mogelijke uitbreidingen, zoals AI-ondersteuning en collaboratieve functies voor breder gebruik in onderwijs en industrie.</w:t>
+        <w:t xml:space="preserve"> en feature-ranking, gevolgd door een discussie in hoofdstuk 5 waarin deze bevindingen worden geïnterpreteerd, gekoppeld aan de literatuur en aangevuld met beperkingen en implicaties voor praktijk en toekomstig onderzoek. </w:t>
+      </w:r>
+    </w:p>
+    <w:p>
+      <w:pPr>
+        <w:spacing w:afterLines="24" w:after="57" w:line="288" w:lineRule="auto"/>
+      </w:pPr>
+      <w:r>
+        <w:lastRenderedPageBreak/>
+        <w:t>Hoofdstuk 6 besluit met de belangrijkste conclusies en schetst mogelijke uitbreidingen, zoals AI-ondersteuning en collaboratieve functies voor breder gebruik in onderwijs en industrie.</w:t>
       </w:r>
       <w:r>
         <w:br w:type="page"/>
@@ -910,7 +1008,6 @@
     </w:p>
     <w:p>
       <w:pPr>
-        <w:spacing w:afterLines="24" w:after="57" w:line="288" w:lineRule="auto"/>
         <w:rPr>
           <w:b/>
           <w:bCs/>
@@ -926,8 +1023,879 @@
           <w:szCs w:val="36"/>
         </w:rPr>
         <w:lastRenderedPageBreak/>
+        <w:br w:type="page"/>
+      </w:r>
+    </w:p>
+    <w:p>
+      <w:pPr>
+        <w:spacing w:afterLines="24" w:after="57" w:line="288" w:lineRule="auto"/>
+        <w:rPr>
+          <w:b/>
+          <w:bCs/>
+          <w:sz w:val="36"/>
+          <w:szCs w:val="36"/>
+        </w:rPr>
+      </w:pPr>
+      <w:r>
+        <w:rPr>
+          <w:b/>
+          <w:bCs/>
+          <w:sz w:val="36"/>
+          <w:szCs w:val="36"/>
+        </w:rPr>
+        <w:lastRenderedPageBreak/>
         <w:t>Hoofdstuk 2</w:t>
       </w:r>
+    </w:p>
+    <w:p>
+      <w:pPr>
+        <w:spacing w:afterLines="24" w:after="57" w:line="288" w:lineRule="auto"/>
+        <w:rPr>
+          <w:b/>
+          <w:bCs/>
+          <w:sz w:val="36"/>
+          <w:szCs w:val="36"/>
+        </w:rPr>
+      </w:pPr>
+      <w:r>
+        <w:rPr>
+          <w:b/>
+          <w:bCs/>
+          <w:sz w:val="36"/>
+          <w:szCs w:val="36"/>
+        </w:rPr>
+        <w:t>Gerelateerd werk</w:t>
+      </w:r>
+    </w:p>
+    <w:p>
+      <w:pPr>
+        <w:spacing w:afterLines="24" w:after="57" w:line="288" w:lineRule="auto"/>
+        <w:rPr>
+          <w:b/>
+          <w:bCs/>
+          <w:sz w:val="36"/>
+          <w:szCs w:val="36"/>
+        </w:rPr>
+      </w:pPr>
+    </w:p>
+    <w:p>
+      <w:pPr>
+        <w:spacing w:afterLines="24" w:after="57" w:line="288" w:lineRule="auto"/>
+        <w:rPr>
+          <w:b/>
+          <w:bCs/>
+          <w:sz w:val="36"/>
+          <w:szCs w:val="36"/>
+        </w:rPr>
+      </w:pPr>
+    </w:p>
+    <w:p>
+      <w:pPr>
+        <w:spacing w:afterLines="24" w:after="57" w:line="288" w:lineRule="auto"/>
+        <w:rPr>
+          <w:b/>
+          <w:bCs/>
+          <w:sz w:val="28"/>
+          <w:szCs w:val="28"/>
+          <w:lang w:val="en-GB"/>
+        </w:rPr>
+      </w:pPr>
+      <w:r>
+        <w:rPr>
+          <w:b/>
+          <w:bCs/>
+          <w:sz w:val="28"/>
+          <w:szCs w:val="28"/>
+          <w:lang w:val="en-GB"/>
+        </w:rPr>
+        <w:t>2.1</w:t>
+      </w:r>
+      <w:r>
+        <w:rPr>
+          <w:b/>
+          <w:bCs/>
+          <w:sz w:val="28"/>
+          <w:szCs w:val="28"/>
+          <w:lang w:val="en-GB"/>
+        </w:rPr>
+        <w:t xml:space="preserve"> </w:t>
+      </w:r>
+      <w:r>
+        <w:rPr>
+          <w:b/>
+          <w:bCs/>
+          <w:sz w:val="28"/>
+          <w:szCs w:val="28"/>
+          <w:lang w:val="en-GB"/>
+        </w:rPr>
+        <w:t>State-of-the-Art in Software Security Visualization: A Systematic Review</w:t>
+      </w:r>
+    </w:p>
+    <w:p>
+      <w:pPr>
+        <w:spacing w:afterLines="24" w:after="57" w:line="288" w:lineRule="auto"/>
+        <w:rPr>
+          <w:b/>
+          <w:bCs/>
+          <w:sz w:val="28"/>
+          <w:szCs w:val="28"/>
+          <w:lang w:val="en-GB"/>
+        </w:rPr>
+      </w:pPr>
+    </w:p>
+    <w:p>
+      <w:pPr>
+        <w:spacing w:afterLines="24" w:after="57" w:line="288" w:lineRule="auto"/>
+      </w:pPr>
+      <w:proofErr w:type="spellStart"/>
+      <w:r>
+        <w:t>Devendra</w:t>
+      </w:r>
+      <w:proofErr w:type="spellEnd"/>
+      <w:r>
+        <w:t xml:space="preserve"> et al. (2025) presenteren een systematische literatuurreview van software security </w:t>
+      </w:r>
+      <w:proofErr w:type="spellStart"/>
+      <w:r>
+        <w:t>visualization</w:t>
+      </w:r>
+      <w:proofErr w:type="spellEnd"/>
+      <w:r>
+        <w:t xml:space="preserve">, gebaseerd op 61 studies uit 2019-2024. De auteurs categoriseren visualisatietechnieken in vier hoofdcategorieën: </w:t>
+      </w:r>
+      <w:proofErr w:type="spellStart"/>
+      <w:r>
+        <w:t>graph-based</w:t>
+      </w:r>
+      <w:proofErr w:type="spellEnd"/>
+      <w:r>
+        <w:t xml:space="preserve"> (bijv. </w:t>
+      </w:r>
+      <w:proofErr w:type="spellStart"/>
+      <w:r>
+        <w:t>Wireshark</w:t>
+      </w:r>
+      <w:proofErr w:type="spellEnd"/>
+      <w:r>
+        <w:t xml:space="preserve"> voor </w:t>
+      </w:r>
+      <w:proofErr w:type="spellStart"/>
+      <w:r>
+        <w:t>netwerkgrafen</w:t>
+      </w:r>
+      <w:proofErr w:type="spellEnd"/>
+      <w:r>
+        <w:t xml:space="preserve">, </w:t>
+      </w:r>
+      <w:proofErr w:type="spellStart"/>
+      <w:r>
+        <w:t>SonarQube</w:t>
+      </w:r>
+      <w:proofErr w:type="spellEnd"/>
+      <w:r>
+        <w:t xml:space="preserve"> voor </w:t>
+      </w:r>
+      <w:proofErr w:type="spellStart"/>
+      <w:r>
+        <w:t>dependency</w:t>
+      </w:r>
+      <w:proofErr w:type="spellEnd"/>
+      <w:r>
+        <w:t xml:space="preserve"> </w:t>
+      </w:r>
+      <w:proofErr w:type="spellStart"/>
+      <w:r>
+        <w:t>graphs</w:t>
+      </w:r>
+      <w:proofErr w:type="spellEnd"/>
+      <w:r>
+        <w:t xml:space="preserve">), </w:t>
+      </w:r>
+      <w:proofErr w:type="spellStart"/>
+      <w:r>
+        <w:t>notation-based</w:t>
+      </w:r>
+      <w:proofErr w:type="spellEnd"/>
+      <w:r>
+        <w:t xml:space="preserve"> (UML-diagrammen, ERD), matrix-</w:t>
+      </w:r>
+      <w:proofErr w:type="spellStart"/>
+      <w:r>
+        <w:t>based</w:t>
+      </w:r>
+      <w:proofErr w:type="spellEnd"/>
+      <w:r>
+        <w:t xml:space="preserve"> (risicomatrices via Nessus, IBM </w:t>
+      </w:r>
+      <w:proofErr w:type="spellStart"/>
+      <w:r>
+        <w:t>QRadar</w:t>
+      </w:r>
+      <w:proofErr w:type="spellEnd"/>
+      <w:r>
+        <w:t xml:space="preserve">) en </w:t>
+      </w:r>
+      <w:proofErr w:type="spellStart"/>
+      <w:r>
+        <w:t>metaphoric</w:t>
+      </w:r>
+      <w:proofErr w:type="spellEnd"/>
+      <w:r>
+        <w:t xml:space="preserve"> (geografische dreigingskaarten, security heat </w:t>
+      </w:r>
+      <w:proofErr w:type="spellStart"/>
+      <w:r>
+        <w:t>maps</w:t>
+      </w:r>
+      <w:proofErr w:type="spellEnd"/>
+      <w:r>
+        <w:t>). Deze technieken worden toegepast in statische analyse (code-</w:t>
+      </w:r>
+      <w:proofErr w:type="spellStart"/>
+      <w:r>
+        <w:t>vulnerabiliteiten</w:t>
+      </w:r>
+      <w:proofErr w:type="spellEnd"/>
+      <w:r>
+        <w:t>), dynamische analyse (</w:t>
+      </w:r>
+      <w:proofErr w:type="spellStart"/>
+      <w:r>
+        <w:t>runtime</w:t>
+      </w:r>
+      <w:proofErr w:type="spellEnd"/>
+      <w:r>
+        <w:t>-dreigingen), operationele beveiliging (log-analyse, SIEM-data) en cybersecurity (</w:t>
+      </w:r>
+      <w:proofErr w:type="spellStart"/>
+      <w:r>
+        <w:t>threat</w:t>
+      </w:r>
+      <w:proofErr w:type="spellEnd"/>
+      <w:r>
+        <w:t xml:space="preserve"> intelligence, </w:t>
+      </w:r>
+      <w:proofErr w:type="spellStart"/>
+      <w:r>
+        <w:t>phishing</w:t>
+      </w:r>
+      <w:proofErr w:type="spellEnd"/>
+      <w:r>
+        <w:t xml:space="preserve">, malware). De review identificeert belangrijke uitdagingen zoals schaalbaarheid bij grote datasets, ontoereikende toegankelijkheid voor non-experts, en het gebrek aan gestandaardiseerde </w:t>
+      </w:r>
+      <w:proofErr w:type="spellStart"/>
+      <w:r>
+        <w:t>evaluatiemetrics</w:t>
+      </w:r>
+      <w:proofErr w:type="spellEnd"/>
+      <w:r>
+        <w:t>.[</w:t>
+      </w:r>
+      <w:r>
+        <w:t>1</w:t>
+      </w:r>
+      <w:r>
+        <w:t>]</w:t>
+      </w:r>
+    </w:p>
+    <w:p>
+      <w:pPr>
+        <w:spacing w:afterLines="24" w:after="57" w:line="288" w:lineRule="auto"/>
+      </w:pPr>
+    </w:p>
+    <w:p>
+      <w:pPr>
+        <w:spacing w:afterLines="24" w:after="57" w:line="288" w:lineRule="auto"/>
+      </w:pPr>
+      <w:r>
+        <w:t xml:space="preserve">Dit werk sluit nauw aan bij de geïmplementeerde </w:t>
+      </w:r>
+      <w:proofErr w:type="spellStart"/>
+      <w:r>
+        <w:t>webtool</w:t>
+      </w:r>
+      <w:proofErr w:type="spellEnd"/>
+      <w:r>
+        <w:t xml:space="preserve"> voor </w:t>
+      </w:r>
+      <w:proofErr w:type="spellStart"/>
+      <w:r>
+        <w:t>threat</w:t>
+      </w:r>
+      <w:proofErr w:type="spellEnd"/>
+      <w:r>
+        <w:t xml:space="preserve"> </w:t>
+      </w:r>
+      <w:proofErr w:type="spellStart"/>
+      <w:r>
+        <w:t>modeling</w:t>
+      </w:r>
+      <w:proofErr w:type="spellEnd"/>
+      <w:r>
+        <w:t xml:space="preserve"> op basis van de </w:t>
+      </w:r>
+      <w:proofErr w:type="spellStart"/>
+      <w:r>
+        <w:t>Fortunately</w:t>
+      </w:r>
+      <w:proofErr w:type="spellEnd"/>
+      <w:r>
+        <w:t>–</w:t>
+      </w:r>
+      <w:proofErr w:type="spellStart"/>
+      <w:r>
+        <w:t>Unfortunately</w:t>
+      </w:r>
+      <w:proofErr w:type="spellEnd"/>
+      <w:r>
+        <w:t xml:space="preserve">-methode, die visuele ondersteuning biedt via een fileview-geïnspireerde boomstructuur met kleurcodering (groen voor </w:t>
+      </w:r>
+      <w:proofErr w:type="spellStart"/>
+      <w:r>
+        <w:t>fortunately</w:t>
+      </w:r>
+      <w:proofErr w:type="spellEnd"/>
+      <w:r>
+        <w:t xml:space="preserve">, rood voor </w:t>
+      </w:r>
+      <w:proofErr w:type="spellStart"/>
+      <w:r>
+        <w:t>unfortunately</w:t>
+      </w:r>
+      <w:proofErr w:type="spellEnd"/>
+      <w:r>
+        <w:t>), statusiconen (</w:t>
+      </w:r>
+      <w:proofErr w:type="spellStart"/>
+      <w:r>
+        <w:t>Weakness</w:t>
+      </w:r>
+      <w:proofErr w:type="spellEnd"/>
+      <w:r>
+        <w:t xml:space="preserve">, </w:t>
+      </w:r>
+      <w:proofErr w:type="spellStart"/>
+      <w:r>
+        <w:t>Verified</w:t>
+      </w:r>
+      <w:proofErr w:type="spellEnd"/>
+      <w:r>
+        <w:t xml:space="preserve"> </w:t>
+      </w:r>
+      <w:proofErr w:type="spellStart"/>
+      <w:r>
+        <w:t>Assumption</w:t>
+      </w:r>
+      <w:proofErr w:type="spellEnd"/>
+      <w:r>
+        <w:t xml:space="preserve">), </w:t>
+      </w:r>
+      <w:proofErr w:type="spellStart"/>
+      <w:r>
+        <w:t>danger</w:t>
+      </w:r>
+      <w:proofErr w:type="spellEnd"/>
+      <w:r>
+        <w:t xml:space="preserve"> ratings en filtering. Waar </w:t>
+      </w:r>
+      <w:proofErr w:type="spellStart"/>
+      <w:r>
+        <w:t>Devendra</w:t>
+      </w:r>
+      <w:proofErr w:type="spellEnd"/>
+      <w:r>
+        <w:t xml:space="preserve"> et al. </w:t>
+      </w:r>
+      <w:proofErr w:type="spellStart"/>
+      <w:r>
+        <w:t>gaps</w:t>
+      </w:r>
+      <w:proofErr w:type="spellEnd"/>
+      <w:r>
+        <w:t xml:space="preserve"> signaleren in user-</w:t>
+      </w:r>
+      <w:proofErr w:type="spellStart"/>
+      <w:r>
+        <w:t>centric</w:t>
+      </w:r>
+      <w:proofErr w:type="spellEnd"/>
+      <w:r>
+        <w:t xml:space="preserve"> design en real-time prioritering, adresseert deze masterproef deze door UX-features zoals </w:t>
+      </w:r>
+      <w:proofErr w:type="spellStart"/>
+      <w:r>
+        <w:t>branch</w:t>
+      </w:r>
+      <w:proofErr w:type="spellEnd"/>
+      <w:r>
+        <w:t xml:space="preserve"> </w:t>
+      </w:r>
+      <w:proofErr w:type="spellStart"/>
+      <w:r>
+        <w:t>summaries</w:t>
+      </w:r>
+      <w:proofErr w:type="spellEnd"/>
+      <w:r>
+        <w:t xml:space="preserve">, </w:t>
+      </w:r>
+      <w:proofErr w:type="spellStart"/>
+      <w:r>
+        <w:t>highlighting</w:t>
+      </w:r>
+      <w:proofErr w:type="spellEnd"/>
+      <w:r>
+        <w:t xml:space="preserve"> vanuit filters en automatische sortering op </w:t>
+      </w:r>
+      <w:proofErr w:type="spellStart"/>
+      <w:r>
+        <w:t>danger</w:t>
+      </w:r>
+      <w:proofErr w:type="spellEnd"/>
+      <w:r>
+        <w:t xml:space="preserve"> rating te evalueren in een gebruikersonderzoek. De empirische resultaten tonen significante verbeteringen in UEQ-scores (efficiëntie, stimulatie) voor de uitgebreide versie, wat aantoont dat </w:t>
+      </w:r>
+      <w:proofErr w:type="spellStart"/>
+      <w:r>
+        <w:t>domeinspecifieke</w:t>
+      </w:r>
+      <w:proofErr w:type="spellEnd"/>
+      <w:r>
+        <w:t xml:space="preserve"> visualisaties </w:t>
+      </w:r>
+      <w:proofErr w:type="spellStart"/>
+      <w:r>
+        <w:t>threat</w:t>
+      </w:r>
+      <w:proofErr w:type="spellEnd"/>
+      <w:r>
+        <w:t xml:space="preserve"> </w:t>
+      </w:r>
+      <w:proofErr w:type="spellStart"/>
+      <w:r>
+        <w:t>modeling</w:t>
+      </w:r>
+      <w:proofErr w:type="spellEnd"/>
+      <w:r>
+        <w:t xml:space="preserve"> toegankelijker maken voor ontwikkelaars zonder security-expertise.[1]</w:t>
+      </w:r>
+    </w:p>
+    <w:p>
+      <w:pPr>
+        <w:spacing w:afterLines="24" w:after="57" w:line="288" w:lineRule="auto"/>
+      </w:pPr>
+    </w:p>
+    <w:p>
+      <w:pPr>
+        <w:spacing w:afterLines="24" w:after="57" w:line="288" w:lineRule="auto"/>
+        <w:rPr>
+          <w:b/>
+          <w:bCs/>
+        </w:rPr>
+      </w:pPr>
+      <w:r>
+        <w:t>[</w:t>
+      </w:r>
+      <w:r>
+        <w:t>1</w:t>
+      </w:r>
+      <w:r>
+        <w:t>](</w:t>
+      </w:r>
+      <w:hyperlink r:id="rId7" w:history="1">
+        <w:r>
+          <w:rPr>
+            <w:rStyle w:val="Hyperlink"/>
+          </w:rPr>
+          <w:t>https://arxiv.org/html/2509.20385v1</w:t>
+        </w:r>
+      </w:hyperlink>
+      <w:r>
+        <w:t>)</w:t>
+      </w:r>
+    </w:p>
+    <w:p>
+      <w:pPr>
+        <w:spacing w:afterLines="24" w:after="57" w:line="288" w:lineRule="auto"/>
+        <w:rPr>
+          <w:b/>
+          <w:bCs/>
+        </w:rPr>
+      </w:pPr>
+    </w:p>
+    <w:p>
+      <w:pPr>
+        <w:rPr>
+          <w:b/>
+          <w:bCs/>
+          <w:sz w:val="28"/>
+          <w:szCs w:val="28"/>
+          <w:lang w:val="en-GB"/>
+        </w:rPr>
+      </w:pPr>
+      <w:r>
+        <w:rPr>
+          <w:b/>
+          <w:bCs/>
+          <w:sz w:val="28"/>
+          <w:szCs w:val="28"/>
+          <w:lang w:val="en-GB"/>
+        </w:rPr>
+        <w:br w:type="page"/>
+      </w:r>
+    </w:p>
+    <w:p>
+      <w:pPr>
+        <w:spacing w:afterLines="24" w:after="57" w:line="288" w:lineRule="auto"/>
+        <w:rPr>
+          <w:b/>
+          <w:bCs/>
+          <w:sz w:val="28"/>
+          <w:szCs w:val="28"/>
+          <w:lang w:val="en-GB"/>
+        </w:rPr>
+      </w:pPr>
+      <w:r>
+        <w:rPr>
+          <w:b/>
+          <w:bCs/>
+          <w:sz w:val="28"/>
+          <w:szCs w:val="28"/>
+          <w:lang w:val="en-GB"/>
+        </w:rPr>
+        <w:lastRenderedPageBreak/>
+        <w:t xml:space="preserve">2.2 Threat </w:t>
+      </w:r>
+      <w:proofErr w:type="spellStart"/>
+      <w:r>
+        <w:rPr>
+          <w:b/>
+          <w:bCs/>
+          <w:sz w:val="28"/>
+          <w:szCs w:val="28"/>
+          <w:lang w:val="en-GB"/>
+        </w:rPr>
+        <w:t>modeling</w:t>
+      </w:r>
+      <w:proofErr w:type="spellEnd"/>
+      <w:r>
+        <w:rPr>
+          <w:b/>
+          <w:bCs/>
+          <w:sz w:val="28"/>
+          <w:szCs w:val="28"/>
+          <w:lang w:val="en-GB"/>
+        </w:rPr>
+        <w:t xml:space="preserve"> tools: A t</w:t>
+      </w:r>
+      <w:r>
+        <w:rPr>
+          <w:b/>
+          <w:bCs/>
+          <w:sz w:val="28"/>
+          <w:szCs w:val="28"/>
+          <w:lang w:val="en-GB"/>
+        </w:rPr>
+        <w:t>axonomy</w:t>
+      </w:r>
+    </w:p>
+    <w:p>
+      <w:pPr>
+        <w:spacing w:afterLines="24" w:after="57" w:line="288" w:lineRule="auto"/>
+        <w:rPr>
+          <w:b/>
+          <w:bCs/>
+          <w:sz w:val="28"/>
+          <w:szCs w:val="28"/>
+          <w:lang w:val="en-GB"/>
+        </w:rPr>
+      </w:pPr>
+    </w:p>
+    <w:p>
+      <w:pPr>
+        <w:spacing w:afterLines="24" w:after="57" w:line="288" w:lineRule="auto"/>
+      </w:pPr>
+      <w:proofErr w:type="spellStart"/>
+      <w:r>
+        <w:t>Shi</w:t>
+      </w:r>
+      <w:proofErr w:type="spellEnd"/>
+      <w:r>
+        <w:t xml:space="preserve"> et al. (2022) bieden een taxonomie en kwalitatieve vergelijking van </w:t>
+      </w:r>
+      <w:proofErr w:type="spellStart"/>
+      <w:r>
+        <w:t>threat</w:t>
+      </w:r>
+      <w:proofErr w:type="spellEnd"/>
+      <w:r>
+        <w:t xml:space="preserve"> </w:t>
+      </w:r>
+      <w:proofErr w:type="spellStart"/>
+      <w:r>
+        <w:t>modeling</w:t>
+      </w:r>
+      <w:proofErr w:type="spellEnd"/>
+      <w:r>
+        <w:t xml:space="preserve"> tools, gebaseerd op objectieve criteria zoals modelvorm (diagram- vs. tekst-gebaseerd), </w:t>
+      </w:r>
+      <w:proofErr w:type="spellStart"/>
+      <w:r>
+        <w:t>threat</w:t>
+      </w:r>
+      <w:proofErr w:type="spellEnd"/>
+      <w:r>
+        <w:t xml:space="preserve"> </w:t>
+      </w:r>
+      <w:proofErr w:type="spellStart"/>
+      <w:r>
+        <w:t>library</w:t>
+      </w:r>
+      <w:proofErr w:type="spellEnd"/>
+      <w:r>
+        <w:t xml:space="preserve"> grootte, evaluatiemethoden, mitigatie-suggesties, beschikbaarheid en SDLC-integratie. Ze evalueren zes populaire tools (Microsoft TMT, OWASP </w:t>
+      </w:r>
+      <w:proofErr w:type="spellStart"/>
+      <w:r>
+        <w:t>Threat</w:t>
+      </w:r>
+      <w:proofErr w:type="spellEnd"/>
+      <w:r>
+        <w:t xml:space="preserve"> Dragon, OVVL, OWASP </w:t>
+      </w:r>
+      <w:proofErr w:type="spellStart"/>
+      <w:r>
+        <w:t>pytm</w:t>
+      </w:r>
+      <w:proofErr w:type="spellEnd"/>
+      <w:r>
+        <w:t xml:space="preserve">, </w:t>
+      </w:r>
+      <w:proofErr w:type="spellStart"/>
+      <w:r>
+        <w:t>Threagile</w:t>
+      </w:r>
+      <w:proofErr w:type="spellEnd"/>
+      <w:r>
+        <w:t xml:space="preserve">, </w:t>
+      </w:r>
+      <w:proofErr w:type="spellStart"/>
+      <w:r>
+        <w:t>IriusRisk</w:t>
+      </w:r>
+      <w:proofErr w:type="spellEnd"/>
+      <w:r>
+        <w:t xml:space="preserve">) en tonen dat diagram-gebaseerde tools (zoals TMT) intuïtiever zijn voor non-experts maar vaak gebrek vertoont aan </w:t>
+      </w:r>
+      <w:proofErr w:type="spellStart"/>
+      <w:r>
+        <w:t>threat</w:t>
+      </w:r>
+      <w:proofErr w:type="spellEnd"/>
+      <w:r>
+        <w:t xml:space="preserve"> tracking en automatische evaluatie, terwijl tekst-tools (</w:t>
+      </w:r>
+      <w:proofErr w:type="spellStart"/>
+      <w:r>
+        <w:t>pytm</w:t>
+      </w:r>
+      <w:proofErr w:type="spellEnd"/>
+      <w:r>
+        <w:t xml:space="preserve">, </w:t>
+      </w:r>
+      <w:proofErr w:type="spellStart"/>
+      <w:r>
+        <w:t>Threagile</w:t>
+      </w:r>
+      <w:proofErr w:type="spellEnd"/>
+      <w:r>
+        <w:t xml:space="preserve">) beter schalen voor versiebeheer maar minder gebruiksvriendelijk zijn. Commerciële tools zoals </w:t>
+      </w:r>
+      <w:proofErr w:type="spellStart"/>
+      <w:r>
+        <w:t>IriusRisk</w:t>
+      </w:r>
+      <w:proofErr w:type="spellEnd"/>
+      <w:r>
+        <w:t xml:space="preserve"> scoren hoger op </w:t>
+      </w:r>
+      <w:proofErr w:type="spellStart"/>
+      <w:r>
+        <w:t>completeness</w:t>
+      </w:r>
+      <w:proofErr w:type="spellEnd"/>
+      <w:r>
+        <w:t xml:space="preserve"> (grote </w:t>
+      </w:r>
+      <w:proofErr w:type="spellStart"/>
+      <w:r>
+        <w:t>libraries</w:t>
+      </w:r>
+      <w:proofErr w:type="spellEnd"/>
+      <w:r>
+        <w:t xml:space="preserve"> &gt;200 </w:t>
+      </w:r>
+      <w:proofErr w:type="spellStart"/>
+      <w:r>
+        <w:t>threats</w:t>
+      </w:r>
+      <w:proofErr w:type="spellEnd"/>
+      <w:r>
+        <w:t>, kostenramingen), maar open-source alternatieven blijven immature met beperkte functionaliteit.[1]</w:t>
+      </w:r>
+    </w:p>
+    <w:p>
+      <w:pPr>
+        <w:spacing w:afterLines="24" w:after="57" w:line="288" w:lineRule="auto"/>
+      </w:pPr>
+    </w:p>
+    <w:p>
+      <w:pPr>
+        <w:spacing w:afterLines="24" w:after="57" w:line="288" w:lineRule="auto"/>
+      </w:pPr>
+      <w:r>
+        <w:t xml:space="preserve">Dit werk positioneert de geïmplementeerde </w:t>
+      </w:r>
+      <w:proofErr w:type="spellStart"/>
+      <w:r>
+        <w:t>Fortunately</w:t>
+      </w:r>
+      <w:proofErr w:type="spellEnd"/>
+      <w:r>
+        <w:t>–</w:t>
+      </w:r>
+      <w:proofErr w:type="spellStart"/>
+      <w:r>
+        <w:t>Unfortunately</w:t>
+      </w:r>
+      <w:proofErr w:type="spellEnd"/>
+      <w:r>
+        <w:t xml:space="preserve"> </w:t>
+      </w:r>
+      <w:proofErr w:type="spellStart"/>
+      <w:r>
+        <w:t>webtool</w:t>
+      </w:r>
+      <w:proofErr w:type="spellEnd"/>
+      <w:r>
+        <w:t xml:space="preserve"> als een complementaire, </w:t>
+      </w:r>
+      <w:proofErr w:type="spellStart"/>
+      <w:r>
+        <w:t>lightweight</w:t>
+      </w:r>
+      <w:proofErr w:type="spellEnd"/>
+      <w:r>
+        <w:t xml:space="preserve"> oplossing tussen deze categorieën, met een diagram-gebaseerde fileview-boomstructuur die de </w:t>
+      </w:r>
+      <w:proofErr w:type="spellStart"/>
+      <w:r>
+        <w:t>intuïtiviteit</w:t>
+      </w:r>
+      <w:proofErr w:type="spellEnd"/>
+      <w:r>
+        <w:t xml:space="preserve"> van tools zoals TMT combineert met </w:t>
+      </w:r>
+      <w:proofErr w:type="spellStart"/>
+      <w:r>
+        <w:t>threat</w:t>
+      </w:r>
+      <w:proofErr w:type="spellEnd"/>
+      <w:r>
+        <w:t xml:space="preserve"> tracking (statusiconen: </w:t>
+      </w:r>
+      <w:proofErr w:type="spellStart"/>
+      <w:r>
+        <w:t>Weakness</w:t>
+      </w:r>
+      <w:proofErr w:type="spellEnd"/>
+      <w:r>
+        <w:t xml:space="preserve">, </w:t>
+      </w:r>
+      <w:proofErr w:type="spellStart"/>
+      <w:r>
+        <w:t>Verified</w:t>
+      </w:r>
+      <w:proofErr w:type="spellEnd"/>
+      <w:r>
+        <w:t xml:space="preserve"> </w:t>
+      </w:r>
+      <w:proofErr w:type="spellStart"/>
+      <w:r>
+        <w:t>Assumption</w:t>
+      </w:r>
+      <w:proofErr w:type="spellEnd"/>
+      <w:r>
+        <w:t>) en automatische evaluatie (</w:t>
+      </w:r>
+      <w:proofErr w:type="spellStart"/>
+      <w:r>
+        <w:t>danger</w:t>
+      </w:r>
+      <w:proofErr w:type="spellEnd"/>
+      <w:r>
+        <w:t xml:space="preserve"> ratings op basis van </w:t>
+      </w:r>
+      <w:proofErr w:type="spellStart"/>
+      <w:r>
+        <w:t>likelihood</w:t>
+      </w:r>
+      <w:proofErr w:type="spellEnd"/>
+      <w:r>
+        <w:t xml:space="preserve">/impact). Waar </w:t>
+      </w:r>
+      <w:proofErr w:type="spellStart"/>
+      <w:r>
+        <w:t>Shi</w:t>
+      </w:r>
+      <w:proofErr w:type="spellEnd"/>
+      <w:r>
+        <w:t xml:space="preserve"> et al. immature open-source tools en eenvoudige evaluatiemethoden identificeren als </w:t>
+      </w:r>
+      <w:proofErr w:type="spellStart"/>
+      <w:r>
+        <w:t>gaps</w:t>
+      </w:r>
+      <w:proofErr w:type="spellEnd"/>
+      <w:r>
+        <w:t xml:space="preserve">, evalueert deze masterproef empirisch (UEQ-scores, gebruikersonderzoek) hoe UX-features zoals filtering, sortering en </w:t>
+      </w:r>
+      <w:proofErr w:type="spellStart"/>
+      <w:r>
+        <w:t>branch</w:t>
+      </w:r>
+      <w:proofErr w:type="spellEnd"/>
+      <w:r>
+        <w:t xml:space="preserve"> </w:t>
+      </w:r>
+      <w:proofErr w:type="spellStart"/>
+      <w:r>
+        <w:t>summaries</w:t>
+      </w:r>
+      <w:proofErr w:type="spellEnd"/>
+      <w:r>
+        <w:t xml:space="preserve"> </w:t>
+      </w:r>
+      <w:proofErr w:type="spellStart"/>
+      <w:r>
+        <w:t>threat</w:t>
+      </w:r>
+      <w:proofErr w:type="spellEnd"/>
+      <w:r>
+        <w:t xml:space="preserve"> </w:t>
+      </w:r>
+      <w:proofErr w:type="spellStart"/>
+      <w:r>
+        <w:t>modeling</w:t>
+      </w:r>
+      <w:proofErr w:type="spellEnd"/>
+      <w:r>
+        <w:t xml:space="preserve"> efficiënter maken voor niet-security-experts, met versie 2 significant superieur aan basisfunctionaliteit.[1]</w:t>
+      </w:r>
+    </w:p>
+    <w:p>
+      <w:pPr>
+        <w:spacing w:afterLines="24" w:after="57" w:line="288" w:lineRule="auto"/>
+      </w:pPr>
     </w:p>
     <w:p>
       <w:pPr>
@@ -940,13 +1908,7 @@
         </w:rPr>
       </w:pPr>
       <w:r>
-        <w:rPr>
-          <w:b/>
-          <w:bCs/>
-          <w:sz w:val="36"/>
-          <w:szCs w:val="36"/>
-        </w:rPr>
-        <w:t>Gerelateerd werk</w:t>
+        <w:t>[1](https://www.semanticscholar.org/paper/Threat-Modeling-Tools:-A-Taxonomy-Shi-Graffi/62caab5d4cfe006ec9cf1536212aa32e02d61c04)</w:t>
       </w:r>
       <w:r>
         <w:rPr>
@@ -955,27 +1917,6 @@
           <w:sz w:val="32"/>
           <w:szCs w:val="32"/>
         </w:rPr>
-        <w:br w:type="page"/>
-      </w:r>
-    </w:p>
-    <w:p>
-      <w:pPr>
-        <w:spacing w:afterLines="24" w:after="57" w:line="288" w:lineRule="auto"/>
-        <w:rPr>
-          <w:b/>
-          <w:bCs/>
-          <w:sz w:val="32"/>
-          <w:szCs w:val="32"/>
-        </w:rPr>
-      </w:pPr>
-      <w:r>
-        <w:rPr>
-          <w:b/>
-          <w:bCs/>
-          <w:sz w:val="32"/>
-          <w:szCs w:val="32"/>
-        </w:rPr>
-        <w:lastRenderedPageBreak/>
         <w:br w:type="page"/>
       </w:r>
     </w:p>
@@ -1667,7 +2608,7 @@
                     <pic:cNvPicPr/>
                   </pic:nvPicPr>
                   <pic:blipFill>
-                    <a:blip r:embed="rId7" cstate="print">
+                    <a:blip r:embed="rId8" cstate="print">
                       <a:extLst>
                         <a:ext uri="{28A0092B-C50C-407E-A947-70E740481C1C}">
                           <a14:useLocalDpi xmlns:a14="http://schemas.microsoft.com/office/drawing/2010/main" val="0"/>
@@ -1725,7 +2666,7 @@
                     <pic:cNvPicPr/>
                   </pic:nvPicPr>
                   <pic:blipFill>
-                    <a:blip r:embed="rId8" cstate="print">
+                    <a:blip r:embed="rId9" cstate="print">
                       <a:extLst>
                         <a:ext uri="{28A0092B-C50C-407E-A947-70E740481C1C}">
                           <a14:useLocalDpi xmlns:a14="http://schemas.microsoft.com/office/drawing/2010/main" val="0"/>
@@ -1848,7 +2789,7 @@
                     <pic:cNvPicPr/>
                   </pic:nvPicPr>
                   <pic:blipFill>
-                    <a:blip r:embed="rId9">
+                    <a:blip r:embed="rId10">
                       <a:extLst>
                         <a:ext uri="{28A0092B-C50C-407E-A947-70E740481C1C}">
                           <a14:useLocalDpi xmlns:a14="http://schemas.microsoft.com/office/drawing/2010/main" val="0"/>
@@ -2186,7 +3127,7 @@
                     <pic:cNvPicPr/>
                   </pic:nvPicPr>
                   <pic:blipFill>
-                    <a:blip r:embed="rId10">
+                    <a:blip r:embed="rId11">
                       <a:extLst>
                         <a:ext uri="{28A0092B-C50C-407E-A947-70E740481C1C}">
                           <a14:useLocalDpi xmlns:a14="http://schemas.microsoft.com/office/drawing/2010/main" val="0"/>
@@ -2243,7 +3184,7 @@
                     <pic:cNvPicPr/>
                   </pic:nvPicPr>
                   <pic:blipFill>
-                    <a:blip r:embed="rId11">
+                    <a:blip r:embed="rId12">
                       <a:extLst>
                         <a:ext uri="{28A0092B-C50C-407E-A947-70E740481C1C}">
                           <a14:useLocalDpi xmlns:a14="http://schemas.microsoft.com/office/drawing/2010/main" val="0"/>
@@ -2649,7 +3590,7 @@
                     <pic:cNvPicPr/>
                   </pic:nvPicPr>
                   <pic:blipFill>
-                    <a:blip r:embed="rId12">
+                    <a:blip r:embed="rId13">
                       <a:extLst>
                         <a:ext uri="{28A0092B-C50C-407E-A947-70E740481C1C}">
                           <a14:useLocalDpi xmlns:a14="http://schemas.microsoft.com/office/drawing/2010/main" val="0"/>
@@ -2706,7 +3647,7 @@
                     <pic:cNvPicPr/>
                   </pic:nvPicPr>
                   <pic:blipFill>
-                    <a:blip r:embed="rId13">
+                    <a:blip r:embed="rId14">
                       <a:extLst>
                         <a:ext uri="{28A0092B-C50C-407E-A947-70E740481C1C}">
                           <a14:useLocalDpi xmlns:a14="http://schemas.microsoft.com/office/drawing/2010/main" val="0"/>
@@ -2763,7 +3704,7 @@
                     <pic:cNvPicPr/>
                   </pic:nvPicPr>
                   <pic:blipFill>
-                    <a:blip r:embed="rId14">
+                    <a:blip r:embed="rId15">
                       <a:extLst>
                         <a:ext uri="{28A0092B-C50C-407E-A947-70E740481C1C}">
                           <a14:useLocalDpi xmlns:a14="http://schemas.microsoft.com/office/drawing/2010/main" val="0"/>
@@ -2820,7 +3761,7 @@
                     <pic:cNvPicPr/>
                   </pic:nvPicPr>
                   <pic:blipFill>
-                    <a:blip r:embed="rId15">
+                    <a:blip r:embed="rId16">
                       <a:extLst>
                         <a:ext uri="{28A0092B-C50C-407E-A947-70E740481C1C}">
                           <a14:useLocalDpi xmlns:a14="http://schemas.microsoft.com/office/drawing/2010/main" val="0"/>
@@ -2962,7 +3903,7 @@
                     <pic:cNvPicPr/>
                   </pic:nvPicPr>
                   <pic:blipFill>
-                    <a:blip r:embed="rId16">
+                    <a:blip r:embed="rId17">
                       <a:extLst>
                         <a:ext uri="{28A0092B-C50C-407E-A947-70E740481C1C}">
                           <a14:useLocalDpi xmlns:a14="http://schemas.microsoft.com/office/drawing/2010/main" val="0"/>
@@ -3232,7 +4173,7 @@
                     <pic:cNvPicPr/>
                   </pic:nvPicPr>
                   <pic:blipFill>
-                    <a:blip r:embed="rId17">
+                    <a:blip r:embed="rId18">
                       <a:extLst>
                         <a:ext uri="{28A0092B-C50C-407E-A947-70E740481C1C}">
                           <a14:useLocalDpi xmlns:a14="http://schemas.microsoft.com/office/drawing/2010/main" val="0"/>
@@ -3435,7 +4376,7 @@
                     <pic:cNvPicPr/>
                   </pic:nvPicPr>
                   <pic:blipFill>
-                    <a:blip r:embed="rId18">
+                    <a:blip r:embed="rId19">
                       <a:extLst>
                         <a:ext uri="{28A0092B-C50C-407E-A947-70E740481C1C}">
                           <a14:useLocalDpi xmlns:a14="http://schemas.microsoft.com/office/drawing/2010/main" val="0"/>
@@ -3488,7 +4429,7 @@
                     <pic:cNvPicPr/>
                   </pic:nvPicPr>
                   <pic:blipFill>
-                    <a:blip r:embed="rId19">
+                    <a:blip r:embed="rId20">
                       <a:extLst>
                         <a:ext uri="{28A0092B-C50C-407E-A947-70E740481C1C}">
                           <a14:useLocalDpi xmlns:a14="http://schemas.microsoft.com/office/drawing/2010/main" val="0"/>
@@ -3545,7 +4486,7 @@
                     <pic:cNvPicPr/>
                   </pic:nvPicPr>
                   <pic:blipFill>
-                    <a:blip r:embed="rId20">
+                    <a:blip r:embed="rId21">
                       <a:extLst>
                         <a:ext uri="{28A0092B-C50C-407E-A947-70E740481C1C}">
                           <a14:useLocalDpi xmlns:a14="http://schemas.microsoft.com/office/drawing/2010/main" val="0"/>
@@ -3843,7 +4784,7 @@
                     <pic:cNvPicPr/>
                   </pic:nvPicPr>
                   <pic:blipFill>
-                    <a:blip r:embed="rId21">
+                    <a:blip r:embed="rId22">
                       <a:extLst>
                         <a:ext uri="{28A0092B-C50C-407E-A947-70E740481C1C}">
                           <a14:useLocalDpi xmlns:a14="http://schemas.microsoft.com/office/drawing/2010/main" val="0"/>
@@ -3916,7 +4857,7 @@
                     <pic:cNvPicPr/>
                   </pic:nvPicPr>
                   <pic:blipFill>
-                    <a:blip r:embed="rId22">
+                    <a:blip r:embed="rId23">
                       <a:extLst>
                         <a:ext uri="{28A0092B-C50C-407E-A947-70E740481C1C}">
                           <a14:useLocalDpi xmlns:a14="http://schemas.microsoft.com/office/drawing/2010/main" val="0"/>
@@ -4056,7 +4997,7 @@
                     <pic:cNvPicPr/>
                   </pic:nvPicPr>
                   <pic:blipFill>
-                    <a:blip r:embed="rId23">
+                    <a:blip r:embed="rId24">
                       <a:extLst>
                         <a:ext uri="{28A0092B-C50C-407E-A947-70E740481C1C}">
                           <a14:useLocalDpi xmlns:a14="http://schemas.microsoft.com/office/drawing/2010/main" val="0"/>
@@ -4113,7 +5054,7 @@
                     <pic:cNvPicPr/>
                   </pic:nvPicPr>
                   <pic:blipFill>
-                    <a:blip r:embed="rId24">
+                    <a:blip r:embed="rId25">
                       <a:extLst>
                         <a:ext uri="{28A0092B-C50C-407E-A947-70E740481C1C}">
                           <a14:useLocalDpi xmlns:a14="http://schemas.microsoft.com/office/drawing/2010/main" val="0"/>
@@ -4170,7 +5111,7 @@
                     <pic:cNvPicPr/>
                   </pic:nvPicPr>
                   <pic:blipFill>
-                    <a:blip r:embed="rId25">
+                    <a:blip r:embed="rId26">
                       <a:extLst>
                         <a:ext uri="{28A0092B-C50C-407E-A947-70E740481C1C}">
                           <a14:useLocalDpi xmlns:a14="http://schemas.microsoft.com/office/drawing/2010/main" val="0"/>
@@ -4227,7 +5168,7 @@
                     <pic:cNvPicPr/>
                   </pic:nvPicPr>
                   <pic:blipFill>
-                    <a:blip r:embed="rId26">
+                    <a:blip r:embed="rId27">
                       <a:extLst>
                         <a:ext uri="{28A0092B-C50C-407E-A947-70E740481C1C}">
                           <a14:useLocalDpi xmlns:a14="http://schemas.microsoft.com/office/drawing/2010/main" val="0"/>
@@ -6457,7 +7398,7 @@
                     <pic:cNvPicPr/>
                   </pic:nvPicPr>
                   <pic:blipFill>
-                    <a:blip r:embed="rId27">
+                    <a:blip r:embed="rId28">
                       <a:extLst>
                         <a:ext uri="{28A0092B-C50C-407E-A947-70E740481C1C}">
                           <a14:useLocalDpi xmlns:a14="http://schemas.microsoft.com/office/drawing/2010/main" val="0"/>
@@ -6521,7 +7462,7 @@
                     <pic:cNvPicPr/>
                   </pic:nvPicPr>
                   <pic:blipFill>
-                    <a:blip r:embed="rId28">
+                    <a:blip r:embed="rId29">
                       <a:extLst>
                         <a:ext uri="{28A0092B-C50C-407E-A947-70E740481C1C}">
                           <a14:useLocalDpi xmlns:a14="http://schemas.microsoft.com/office/drawing/2010/main" val="0"/>
@@ -6586,7 +7527,7 @@
                     <pic:cNvPicPr/>
                   </pic:nvPicPr>
                   <pic:blipFill>
-                    <a:blip r:embed="rId29" cstate="print">
+                    <a:blip r:embed="rId30" cstate="print">
                       <a:extLst>
                         <a:ext uri="{28A0092B-C50C-407E-A947-70E740481C1C}">
                           <a14:useLocalDpi xmlns:a14="http://schemas.microsoft.com/office/drawing/2010/main" val="0"/>
@@ -7613,7 +8554,7 @@
                     <pic:cNvPicPr/>
                   </pic:nvPicPr>
                   <pic:blipFill>
-                    <a:blip r:embed="rId30" cstate="print">
+                    <a:blip r:embed="rId31" cstate="print">
                       <a:extLst>
                         <a:ext uri="{28A0092B-C50C-407E-A947-70E740481C1C}">
                           <a14:useLocalDpi xmlns:a14="http://schemas.microsoft.com/office/drawing/2010/main" val="0"/>
@@ -9237,6 +10178,633 @@
         <w:spacing w:afterLines="24" w:after="57" w:line="288" w:lineRule="auto"/>
         <w:rPr>
           <w:rFonts w:eastAsia="Times New Roman" w:cs="Times New Roman"/>
+          <w:kern w:val="0"/>
+          <w:lang w:eastAsia="nl-BE"/>
+          <w14:ligatures w14:val="none"/>
+        </w:rPr>
+      </w:pPr>
+    </w:p>
+    <w:p>
+      <w:pPr>
+        <w:spacing w:afterLines="24" w:after="57" w:line="288" w:lineRule="auto"/>
+        <w:rPr>
+          <w:b/>
+          <w:bCs/>
+        </w:rPr>
+      </w:pPr>
+      <w:r>
+        <w:rPr>
+          <w:rFonts w:eastAsia="Times New Roman" w:cs="Times New Roman"/>
+          <w:kern w:val="0"/>
+          <w:lang w:eastAsia="nl-BE"/>
+          <w14:ligatures w14:val="none"/>
+        </w:rPr>
+        <w:t xml:space="preserve">De resultaten valideren en verfijnen inzichten uit recente literatuur over security visualisatie en </w:t>
+      </w:r>
+      <w:proofErr w:type="spellStart"/>
+      <w:r>
+        <w:rPr>
+          <w:rFonts w:eastAsia="Times New Roman" w:cs="Times New Roman"/>
+          <w:kern w:val="0"/>
+          <w:lang w:eastAsia="nl-BE"/>
+          <w14:ligatures w14:val="none"/>
+        </w:rPr>
+        <w:t>threat</w:t>
+      </w:r>
+      <w:proofErr w:type="spellEnd"/>
+      <w:r>
+        <w:rPr>
+          <w:rFonts w:eastAsia="Times New Roman" w:cs="Times New Roman"/>
+          <w:kern w:val="0"/>
+          <w:lang w:eastAsia="nl-BE"/>
+          <w14:ligatures w14:val="none"/>
+        </w:rPr>
+        <w:t xml:space="preserve"> </w:t>
+      </w:r>
+      <w:proofErr w:type="spellStart"/>
+      <w:r>
+        <w:rPr>
+          <w:rFonts w:eastAsia="Times New Roman" w:cs="Times New Roman"/>
+          <w:kern w:val="0"/>
+          <w:lang w:eastAsia="nl-BE"/>
+          <w14:ligatures w14:val="none"/>
+        </w:rPr>
+        <w:t>modeling</w:t>
+      </w:r>
+      <w:proofErr w:type="spellEnd"/>
+      <w:r>
+        <w:rPr>
+          <w:rFonts w:eastAsia="Times New Roman" w:cs="Times New Roman"/>
+          <w:kern w:val="0"/>
+          <w:lang w:eastAsia="nl-BE"/>
+          <w14:ligatures w14:val="none"/>
+        </w:rPr>
+        <w:t xml:space="preserve"> tools. </w:t>
+      </w:r>
+      <w:proofErr w:type="spellStart"/>
+      <w:r>
+        <w:rPr>
+          <w:rFonts w:eastAsia="Times New Roman" w:cs="Times New Roman"/>
+          <w:kern w:val="0"/>
+          <w:lang w:eastAsia="nl-BE"/>
+          <w14:ligatures w14:val="none"/>
+        </w:rPr>
+        <w:t>Devendra</w:t>
+      </w:r>
+      <w:proofErr w:type="spellEnd"/>
+      <w:r>
+        <w:rPr>
+          <w:rFonts w:eastAsia="Times New Roman" w:cs="Times New Roman"/>
+          <w:kern w:val="0"/>
+          <w:lang w:eastAsia="nl-BE"/>
+          <w14:ligatures w14:val="none"/>
+        </w:rPr>
+        <w:t xml:space="preserve"> et al. (2025) identificeren </w:t>
+      </w:r>
+      <w:proofErr w:type="spellStart"/>
+      <w:r>
+        <w:rPr>
+          <w:rFonts w:eastAsia="Times New Roman" w:cs="Times New Roman"/>
+          <w:kern w:val="0"/>
+          <w:lang w:eastAsia="nl-BE"/>
+          <w14:ligatures w14:val="none"/>
+        </w:rPr>
+        <w:t>graph-based</w:t>
+      </w:r>
+      <w:proofErr w:type="spellEnd"/>
+      <w:r>
+        <w:rPr>
+          <w:rFonts w:eastAsia="Times New Roman" w:cs="Times New Roman"/>
+          <w:kern w:val="0"/>
+          <w:lang w:eastAsia="nl-BE"/>
+          <w14:ligatures w14:val="none"/>
+        </w:rPr>
+        <w:t xml:space="preserve"> en </w:t>
+      </w:r>
+      <w:proofErr w:type="spellStart"/>
+      <w:r>
+        <w:rPr>
+          <w:rFonts w:eastAsia="Times New Roman" w:cs="Times New Roman"/>
+          <w:kern w:val="0"/>
+          <w:lang w:eastAsia="nl-BE"/>
+          <w14:ligatures w14:val="none"/>
+        </w:rPr>
+        <w:t>notation-based</w:t>
+      </w:r>
+      <w:proofErr w:type="spellEnd"/>
+      <w:r>
+        <w:rPr>
+          <w:rFonts w:eastAsia="Times New Roman" w:cs="Times New Roman"/>
+          <w:kern w:val="0"/>
+          <w:lang w:eastAsia="nl-BE"/>
+          <w14:ligatures w14:val="none"/>
+        </w:rPr>
+        <w:t xml:space="preserve"> visualisaties als dominante technieken, maar signaleren een gebrek aan toegankelijkheid voor non-experts en schaalbaarheid bij </w:t>
+      </w:r>
+      <w:proofErr w:type="spellStart"/>
+      <w:r>
+        <w:rPr>
+          <w:rFonts w:eastAsia="Times New Roman" w:cs="Times New Roman"/>
+          <w:kern w:val="0"/>
+          <w:lang w:eastAsia="nl-BE"/>
+          <w14:ligatures w14:val="none"/>
+        </w:rPr>
+        <w:t>hirarchische</w:t>
+      </w:r>
+      <w:proofErr w:type="spellEnd"/>
+      <w:r>
+        <w:rPr>
+          <w:rFonts w:eastAsia="Times New Roman" w:cs="Times New Roman"/>
+          <w:kern w:val="0"/>
+          <w:lang w:eastAsia="nl-BE"/>
+          <w14:ligatures w14:val="none"/>
+        </w:rPr>
+        <w:t xml:space="preserve"> data. De fileview-geïnspireerde boomstructuur met filtering en </w:t>
+      </w:r>
+      <w:proofErr w:type="spellStart"/>
+      <w:r>
+        <w:rPr>
+          <w:rFonts w:eastAsia="Times New Roman" w:cs="Times New Roman"/>
+          <w:kern w:val="0"/>
+          <w:lang w:eastAsia="nl-BE"/>
+          <w14:ligatures w14:val="none"/>
+        </w:rPr>
+        <w:t>danger</w:t>
+      </w:r>
+      <w:proofErr w:type="spellEnd"/>
+      <w:r>
+        <w:rPr>
+          <w:rFonts w:eastAsia="Times New Roman" w:cs="Times New Roman"/>
+          <w:kern w:val="0"/>
+          <w:lang w:eastAsia="nl-BE"/>
+          <w14:ligatures w14:val="none"/>
+        </w:rPr>
+        <w:t xml:space="preserve"> rating sortering adresseert deze </w:t>
+      </w:r>
+      <w:proofErr w:type="spellStart"/>
+      <w:r>
+        <w:rPr>
+          <w:rFonts w:eastAsia="Times New Roman" w:cs="Times New Roman"/>
+          <w:kern w:val="0"/>
+          <w:lang w:eastAsia="nl-BE"/>
+          <w14:ligatures w14:val="none"/>
+        </w:rPr>
+        <w:t>gaps</w:t>
+      </w:r>
+      <w:proofErr w:type="spellEnd"/>
+      <w:r>
+        <w:rPr>
+          <w:rFonts w:eastAsia="Times New Roman" w:cs="Times New Roman"/>
+          <w:kern w:val="0"/>
+          <w:lang w:eastAsia="nl-BE"/>
+          <w14:ligatures w14:val="none"/>
+        </w:rPr>
+        <w:t xml:space="preserve"> direct: versie 2 toont significante UEQ-verbeteringen op efficiëntie (+1.7) en stimulatie (+2.1), wat aantoont dat </w:t>
+      </w:r>
+      <w:proofErr w:type="spellStart"/>
+      <w:r>
+        <w:rPr>
+          <w:rFonts w:eastAsia="Times New Roman" w:cs="Times New Roman"/>
+          <w:kern w:val="0"/>
+          <w:lang w:eastAsia="nl-BE"/>
+          <w14:ligatures w14:val="none"/>
+        </w:rPr>
+        <w:t>domeinspecifieke</w:t>
+      </w:r>
+      <w:proofErr w:type="spellEnd"/>
+      <w:r>
+        <w:rPr>
+          <w:rFonts w:eastAsia="Times New Roman" w:cs="Times New Roman"/>
+          <w:kern w:val="0"/>
+          <w:lang w:eastAsia="nl-BE"/>
+          <w14:ligatures w14:val="none"/>
+        </w:rPr>
+        <w:t xml:space="preserve"> UX-features cognitieve load reduceren bij </w:t>
+      </w:r>
+      <w:proofErr w:type="spellStart"/>
+      <w:r>
+        <w:rPr>
+          <w:rFonts w:eastAsia="Times New Roman" w:cs="Times New Roman"/>
+          <w:kern w:val="0"/>
+          <w:lang w:eastAsia="nl-BE"/>
+          <w14:ligatures w14:val="none"/>
+        </w:rPr>
+        <w:t>threat</w:t>
+      </w:r>
+      <w:proofErr w:type="spellEnd"/>
+      <w:r>
+        <w:rPr>
+          <w:rFonts w:eastAsia="Times New Roman" w:cs="Times New Roman"/>
+          <w:kern w:val="0"/>
+          <w:lang w:eastAsia="nl-BE"/>
+          <w14:ligatures w14:val="none"/>
+        </w:rPr>
+        <w:t xml:space="preserve"> modeling.</w:t>
+      </w:r>
+      <w:r>
+        <w:rPr>
+          <w:rFonts w:eastAsia="Times New Roman" w:cs="Times New Roman"/>
+          <w:kern w:val="0"/>
+          <w:lang w:eastAsia="nl-BE"/>
+          <w14:ligatures w14:val="none"/>
+        </w:rPr>
+        <w:t xml:space="preserve"> </w:t>
+      </w:r>
+      <w:r>
+        <w:t>(</w:t>
+      </w:r>
+      <w:hyperlink r:id="rId32" w:history="1">
+        <w:r>
+          <w:rPr>
+            <w:rStyle w:val="Hyperlink"/>
+          </w:rPr>
+          <w:t>https://arxiv.org/html/2509.20385v1</w:t>
+        </w:r>
+      </w:hyperlink>
+      <w:r>
+        <w:t>)</w:t>
+      </w:r>
+    </w:p>
+    <w:p>
+      <w:pPr>
+        <w:spacing w:afterLines="24" w:after="57" w:line="288" w:lineRule="auto"/>
+        <w:rPr>
+          <w:b/>
+          <w:bCs/>
+        </w:rPr>
+      </w:pPr>
+    </w:p>
+    <w:p>
+      <w:pPr>
+        <w:spacing w:afterLines="24" w:after="57" w:line="288" w:lineRule="auto"/>
+      </w:pPr>
+      <w:proofErr w:type="spellStart"/>
+      <w:r>
+        <w:rPr>
+          <w:rFonts w:eastAsia="Times New Roman" w:cs="Times New Roman"/>
+          <w:kern w:val="0"/>
+          <w:lang w:eastAsia="nl-BE"/>
+          <w14:ligatures w14:val="none"/>
+        </w:rPr>
+        <w:t>Shi</w:t>
+      </w:r>
+      <w:proofErr w:type="spellEnd"/>
+      <w:r>
+        <w:rPr>
+          <w:rFonts w:eastAsia="Times New Roman" w:cs="Times New Roman"/>
+          <w:kern w:val="0"/>
+          <w:lang w:eastAsia="nl-BE"/>
+          <w14:ligatures w14:val="none"/>
+        </w:rPr>
+        <w:t xml:space="preserve"> et al. (2022) classificeren diagram-gebaseerde tools zoals Microsoft TMT en OWASP </w:t>
+      </w:r>
+      <w:proofErr w:type="spellStart"/>
+      <w:r>
+        <w:rPr>
+          <w:rFonts w:eastAsia="Times New Roman" w:cs="Times New Roman"/>
+          <w:kern w:val="0"/>
+          <w:lang w:eastAsia="nl-BE"/>
+          <w14:ligatures w14:val="none"/>
+        </w:rPr>
+        <w:t>Threat</w:t>
+      </w:r>
+      <w:proofErr w:type="spellEnd"/>
+      <w:r>
+        <w:rPr>
+          <w:rFonts w:eastAsia="Times New Roman" w:cs="Times New Roman"/>
+          <w:kern w:val="0"/>
+          <w:lang w:eastAsia="nl-BE"/>
+          <w14:ligatures w14:val="none"/>
+        </w:rPr>
+        <w:t xml:space="preserve"> Dragon als intuïtief maar beperkt in </w:t>
+      </w:r>
+      <w:proofErr w:type="spellStart"/>
+      <w:r>
+        <w:rPr>
+          <w:rFonts w:eastAsia="Times New Roman" w:cs="Times New Roman"/>
+          <w:kern w:val="0"/>
+          <w:lang w:eastAsia="nl-BE"/>
+          <w14:ligatures w14:val="none"/>
+        </w:rPr>
+        <w:t>threat</w:t>
+      </w:r>
+      <w:proofErr w:type="spellEnd"/>
+      <w:r>
+        <w:rPr>
+          <w:rFonts w:eastAsia="Times New Roman" w:cs="Times New Roman"/>
+          <w:kern w:val="0"/>
+          <w:lang w:eastAsia="nl-BE"/>
+          <w14:ligatures w14:val="none"/>
+        </w:rPr>
+        <w:t xml:space="preserve"> tracking. De geïmplementeerde </w:t>
+      </w:r>
+      <w:proofErr w:type="spellStart"/>
+      <w:r>
+        <w:rPr>
+          <w:rFonts w:eastAsia="Times New Roman" w:cs="Times New Roman"/>
+          <w:kern w:val="0"/>
+          <w:lang w:eastAsia="nl-BE"/>
+          <w14:ligatures w14:val="none"/>
+        </w:rPr>
+        <w:t>webtool</w:t>
+      </w:r>
+      <w:proofErr w:type="spellEnd"/>
+      <w:r>
+        <w:rPr>
+          <w:rFonts w:eastAsia="Times New Roman" w:cs="Times New Roman"/>
+          <w:kern w:val="0"/>
+          <w:lang w:eastAsia="nl-BE"/>
+          <w14:ligatures w14:val="none"/>
+        </w:rPr>
+        <w:t xml:space="preserve"> overtreft deze door statusiconen (</w:t>
+      </w:r>
+      <w:proofErr w:type="spellStart"/>
+      <w:r>
+        <w:rPr>
+          <w:rFonts w:eastAsia="Times New Roman" w:cs="Times New Roman"/>
+          <w:kern w:val="0"/>
+          <w:lang w:eastAsia="nl-BE"/>
+          <w14:ligatures w14:val="none"/>
+        </w:rPr>
+        <w:t>Weakness</w:t>
+      </w:r>
+      <w:proofErr w:type="spellEnd"/>
+      <w:r>
+        <w:rPr>
+          <w:rFonts w:eastAsia="Times New Roman" w:cs="Times New Roman"/>
+          <w:kern w:val="0"/>
+          <w:lang w:eastAsia="nl-BE"/>
+          <w14:ligatures w14:val="none"/>
+        </w:rPr>
+        <w:t xml:space="preserve">, </w:t>
+      </w:r>
+      <w:proofErr w:type="spellStart"/>
+      <w:r>
+        <w:rPr>
+          <w:rFonts w:eastAsia="Times New Roman" w:cs="Times New Roman"/>
+          <w:kern w:val="0"/>
+          <w:lang w:eastAsia="nl-BE"/>
+          <w14:ligatures w14:val="none"/>
+        </w:rPr>
+        <w:t>Weakness</w:t>
+      </w:r>
+      <w:proofErr w:type="spellEnd"/>
+      <w:r>
+        <w:rPr>
+          <w:rFonts w:eastAsia="Times New Roman" w:cs="Times New Roman"/>
+          <w:kern w:val="0"/>
+          <w:lang w:eastAsia="nl-BE"/>
+          <w14:ligatures w14:val="none"/>
+        </w:rPr>
+        <w:t xml:space="preserve"> Under Review, </w:t>
+      </w:r>
+      <w:proofErr w:type="spellStart"/>
+      <w:r>
+        <w:rPr>
+          <w:rFonts w:eastAsia="Times New Roman" w:cs="Times New Roman"/>
+          <w:kern w:val="0"/>
+          <w:lang w:eastAsia="nl-BE"/>
+          <w14:ligatures w14:val="none"/>
+        </w:rPr>
+        <w:t>Assumption</w:t>
+      </w:r>
+      <w:proofErr w:type="spellEnd"/>
+      <w:r>
+        <w:rPr>
+          <w:rFonts w:eastAsia="Times New Roman" w:cs="Times New Roman"/>
+          <w:kern w:val="0"/>
+          <w:lang w:eastAsia="nl-BE"/>
+          <w14:ligatures w14:val="none"/>
+        </w:rPr>
+        <w:t xml:space="preserve"> Under Review</w:t>
+      </w:r>
+      <w:r>
+        <w:rPr>
+          <w:rFonts w:eastAsia="Times New Roman" w:cs="Times New Roman"/>
+          <w:kern w:val="0"/>
+          <w:lang w:eastAsia="nl-BE"/>
+          <w14:ligatures w14:val="none"/>
+        </w:rPr>
+        <w:t xml:space="preserve">, </w:t>
+      </w:r>
+      <w:proofErr w:type="spellStart"/>
+      <w:r>
+        <w:rPr>
+          <w:rFonts w:eastAsia="Times New Roman" w:cs="Times New Roman"/>
+          <w:kern w:val="0"/>
+          <w:lang w:eastAsia="nl-BE"/>
+          <w14:ligatures w14:val="none"/>
+        </w:rPr>
+        <w:t>Verified</w:t>
+      </w:r>
+      <w:proofErr w:type="spellEnd"/>
+      <w:r>
+        <w:rPr>
+          <w:rFonts w:eastAsia="Times New Roman" w:cs="Times New Roman"/>
+          <w:kern w:val="0"/>
+          <w:lang w:eastAsia="nl-BE"/>
+          <w14:ligatures w14:val="none"/>
+        </w:rPr>
+        <w:t xml:space="preserve"> </w:t>
+      </w:r>
+      <w:proofErr w:type="spellStart"/>
+      <w:r>
+        <w:rPr>
+          <w:rFonts w:eastAsia="Times New Roman" w:cs="Times New Roman"/>
+          <w:kern w:val="0"/>
+          <w:lang w:eastAsia="nl-BE"/>
+          <w14:ligatures w14:val="none"/>
+        </w:rPr>
+        <w:t>Assumption</w:t>
+      </w:r>
+      <w:proofErr w:type="spellEnd"/>
+      <w:r>
+        <w:rPr>
+          <w:rFonts w:eastAsia="Times New Roman" w:cs="Times New Roman"/>
+          <w:kern w:val="0"/>
+          <w:lang w:eastAsia="nl-BE"/>
+          <w14:ligatures w14:val="none"/>
+        </w:rPr>
+        <w:t>) en automatische evaluatie (</w:t>
+      </w:r>
+      <w:proofErr w:type="spellStart"/>
+      <w:r>
+        <w:rPr>
+          <w:rFonts w:eastAsia="Times New Roman" w:cs="Times New Roman"/>
+          <w:kern w:val="0"/>
+          <w:lang w:eastAsia="nl-BE"/>
+          <w14:ligatures w14:val="none"/>
+        </w:rPr>
+        <w:t>danger</w:t>
+      </w:r>
+      <w:proofErr w:type="spellEnd"/>
+      <w:r>
+        <w:rPr>
+          <w:rFonts w:eastAsia="Times New Roman" w:cs="Times New Roman"/>
+          <w:kern w:val="0"/>
+          <w:lang w:eastAsia="nl-BE"/>
+          <w14:ligatures w14:val="none"/>
+        </w:rPr>
+        <w:t xml:space="preserve"> ratings), wat verklaart waarom filtering consequent als meest nuttig werd gerangschikt (meerdere rang 1-scores).</w:t>
+      </w:r>
+      <w:r>
+        <w:rPr>
+          <w:rFonts w:eastAsia="Times New Roman" w:cs="Times New Roman"/>
+          <w:kern w:val="0"/>
+          <w:lang w:eastAsia="nl-BE"/>
+          <w14:ligatures w14:val="none"/>
+        </w:rPr>
+        <w:t xml:space="preserve"> </w:t>
+      </w:r>
+      <w:r>
+        <w:t>(</w:t>
+      </w:r>
+      <w:hyperlink r:id="rId33" w:history="1">
+        <w:r>
+          <w:rPr>
+            <w:rStyle w:val="Hyperlink"/>
+          </w:rPr>
+          <w:t>https://www.semanticscholar.org/paper/Threat-Modeling-Tools:-A-Taxonomy-Shi-Graffi/62caab5d4cfe006ec9cf1536212aa32e02d61c04</w:t>
+        </w:r>
+      </w:hyperlink>
+      <w:r>
+        <w:t>)</w:t>
+      </w:r>
+    </w:p>
+    <w:p>
+      <w:pPr>
+        <w:spacing w:afterLines="24" w:after="57" w:line="288" w:lineRule="auto"/>
+        <w:rPr>
+          <w:rFonts w:eastAsia="Times New Roman" w:cs="Times New Roman"/>
+          <w:kern w:val="0"/>
+          <w:lang w:eastAsia="nl-BE"/>
+          <w14:ligatures w14:val="none"/>
+        </w:rPr>
+      </w:pPr>
+    </w:p>
+    <w:p>
+      <w:pPr>
+        <w:spacing w:afterLines="24" w:after="57" w:line="288" w:lineRule="auto"/>
+        <w:rPr>
+          <w:rFonts w:eastAsia="Times New Roman" w:cs="Times New Roman"/>
+          <w:kern w:val="0"/>
+          <w:lang w:eastAsia="nl-BE"/>
+          <w14:ligatures w14:val="none"/>
+        </w:rPr>
+      </w:pPr>
+      <w:r>
+        <w:rPr>
+          <w:rFonts w:eastAsia="Times New Roman" w:cs="Times New Roman"/>
+          <w:kern w:val="0"/>
+          <w:lang w:eastAsia="nl-BE"/>
+          <w14:ligatures w14:val="none"/>
+        </w:rPr>
+        <w:t>De sprong in ervaring-gerelateerde</w:t>
+      </w:r>
+      <w:r>
+        <w:rPr>
+          <w:rFonts w:eastAsia="Times New Roman" w:cs="Times New Roman"/>
+          <w:kern w:val="0"/>
+          <w:lang w:eastAsia="nl-BE"/>
+          <w14:ligatures w14:val="none"/>
+        </w:rPr>
+        <w:t xml:space="preserve"> </w:t>
+      </w:r>
+      <w:r>
+        <w:rPr>
+          <w:rFonts w:eastAsia="Times New Roman" w:cs="Times New Roman"/>
+          <w:kern w:val="0"/>
+          <w:lang w:eastAsia="nl-BE"/>
+          <w14:ligatures w14:val="none"/>
+        </w:rPr>
+        <w:t xml:space="preserve">UEQ-scores (stimulatie, originaliteit) onderstreept </w:t>
+      </w:r>
+      <w:proofErr w:type="spellStart"/>
+      <w:r>
+        <w:rPr>
+          <w:rFonts w:eastAsia="Times New Roman" w:cs="Times New Roman"/>
+          <w:kern w:val="0"/>
+          <w:lang w:eastAsia="nl-BE"/>
+          <w14:ligatures w14:val="none"/>
+        </w:rPr>
+        <w:t>Devendra's</w:t>
+      </w:r>
+      <w:proofErr w:type="spellEnd"/>
+      <w:r>
+        <w:rPr>
+          <w:rFonts w:eastAsia="Times New Roman" w:cs="Times New Roman"/>
+          <w:kern w:val="0"/>
+          <w:lang w:eastAsia="nl-BE"/>
+          <w14:ligatures w14:val="none"/>
+        </w:rPr>
+        <w:t xml:space="preserve"> oproep voor user-</w:t>
+      </w:r>
+      <w:proofErr w:type="spellStart"/>
+      <w:r>
+        <w:rPr>
+          <w:rFonts w:eastAsia="Times New Roman" w:cs="Times New Roman"/>
+          <w:kern w:val="0"/>
+          <w:lang w:eastAsia="nl-BE"/>
+          <w14:ligatures w14:val="none"/>
+        </w:rPr>
+        <w:t>centric</w:t>
+      </w:r>
+      <w:proofErr w:type="spellEnd"/>
+      <w:r>
+        <w:rPr>
+          <w:rFonts w:eastAsia="Times New Roman" w:cs="Times New Roman"/>
+          <w:kern w:val="0"/>
+          <w:lang w:eastAsia="nl-BE"/>
+          <w14:ligatures w14:val="none"/>
+        </w:rPr>
+        <w:t xml:space="preserve"> design in security visualisatie, terwijl de voorkeur voor pragmatische features (filtering &gt; tooltips) Nielsens heuristieken voor flexibiliteit en herkenning bevestigt als cruciaal voor </w:t>
+      </w:r>
+      <w:proofErr w:type="spellStart"/>
+      <w:r>
+        <w:rPr>
+          <w:rFonts w:eastAsia="Times New Roman" w:cs="Times New Roman"/>
+          <w:kern w:val="0"/>
+          <w:lang w:eastAsia="nl-BE"/>
+          <w14:ligatures w14:val="none"/>
+        </w:rPr>
+        <w:t>threat</w:t>
+      </w:r>
+      <w:proofErr w:type="spellEnd"/>
+      <w:r>
+        <w:rPr>
+          <w:rFonts w:eastAsia="Times New Roman" w:cs="Times New Roman"/>
+          <w:kern w:val="0"/>
+          <w:lang w:eastAsia="nl-BE"/>
+          <w14:ligatures w14:val="none"/>
+        </w:rPr>
+        <w:t xml:space="preserve"> </w:t>
+      </w:r>
+      <w:proofErr w:type="spellStart"/>
+      <w:r>
+        <w:rPr>
+          <w:rFonts w:eastAsia="Times New Roman" w:cs="Times New Roman"/>
+          <w:kern w:val="0"/>
+          <w:lang w:eastAsia="nl-BE"/>
+          <w14:ligatures w14:val="none"/>
+        </w:rPr>
+        <w:t>modeling</w:t>
+      </w:r>
+      <w:proofErr w:type="spellEnd"/>
+      <w:r>
+        <w:rPr>
+          <w:rFonts w:eastAsia="Times New Roman" w:cs="Times New Roman"/>
+          <w:kern w:val="0"/>
+          <w:lang w:eastAsia="nl-BE"/>
+          <w14:ligatures w14:val="none"/>
+        </w:rPr>
+        <w:t xml:space="preserve"> adoptie.</w:t>
+      </w:r>
+    </w:p>
+    <w:p>
+      <w:pPr>
+        <w:spacing w:afterLines="24" w:after="57" w:line="288" w:lineRule="auto"/>
+        <w:rPr>
+          <w:rFonts w:eastAsia="Times New Roman" w:cs="Times New Roman"/>
           <w:b/>
           <w:bCs/>
           <w:kern w:val="0"/>
@@ -9246,170 +10814,7 @@
           <w14:ligatures w14:val="none"/>
         </w:rPr>
       </w:pPr>
-    </w:p>
-    <w:p>
-      <w:pPr>
-        <w:spacing w:afterLines="24" w:after="57" w:line="288" w:lineRule="auto"/>
-        <w:rPr>
-          <w:rFonts w:eastAsia="Times New Roman" w:cs="Times New Roman"/>
-          <w:kern w:val="0"/>
-          <w:lang w:eastAsia="nl-BE"/>
-          <w14:ligatures w14:val="none"/>
-        </w:rPr>
-      </w:pPr>
-      <w:r>
-        <w:rPr>
-          <w:rFonts w:eastAsia="Times New Roman" w:cs="Times New Roman"/>
-          <w:kern w:val="0"/>
-          <w:lang w:eastAsia="nl-BE"/>
-          <w14:ligatures w14:val="none"/>
-        </w:rPr>
-        <w:t xml:space="preserve">De resultaten valideren inzichten uit HCI-security literatuur: visuele codering en filtering reduceren cognitieve load bij </w:t>
-      </w:r>
-      <w:proofErr w:type="spellStart"/>
-      <w:r>
-        <w:rPr>
-          <w:rFonts w:eastAsia="Times New Roman" w:cs="Times New Roman"/>
-          <w:kern w:val="0"/>
-          <w:lang w:eastAsia="nl-BE"/>
-          <w14:ligatures w14:val="none"/>
-        </w:rPr>
-        <w:t>hirarchische</w:t>
-      </w:r>
-      <w:proofErr w:type="spellEnd"/>
-      <w:r>
-        <w:rPr>
-          <w:rFonts w:eastAsia="Times New Roman" w:cs="Times New Roman"/>
-          <w:kern w:val="0"/>
-          <w:lang w:eastAsia="nl-BE"/>
-          <w14:ligatures w14:val="none"/>
-        </w:rPr>
-        <w:t xml:space="preserve"> </w:t>
-      </w:r>
-      <w:proofErr w:type="spellStart"/>
-      <w:r>
-        <w:rPr>
-          <w:rFonts w:eastAsia="Times New Roman" w:cs="Times New Roman"/>
-          <w:kern w:val="0"/>
-          <w:lang w:eastAsia="nl-BE"/>
-          <w14:ligatures w14:val="none"/>
-        </w:rPr>
-        <w:t>risico-analyse</w:t>
-      </w:r>
-      <w:proofErr w:type="spellEnd"/>
-      <w:r>
-        <w:rPr>
-          <w:rFonts w:eastAsia="Times New Roman" w:cs="Times New Roman"/>
-          <w:kern w:val="0"/>
-          <w:lang w:eastAsia="nl-BE"/>
-          <w14:ligatures w14:val="none"/>
-        </w:rPr>
-        <w:t xml:space="preserve">, zoals bij STRIDE of attack trees. De sprong </w:t>
-      </w:r>
-      <w:r>
-        <w:rPr>
-          <w:rFonts w:eastAsia="Times New Roman" w:cs="Times New Roman"/>
-          <w:kern w:val="0"/>
-          <w:lang w:eastAsia="nl-BE"/>
-          <w14:ligatures w14:val="none"/>
-        </w:rPr>
-        <w:t xml:space="preserve">in belevingsmatige </w:t>
-      </w:r>
-      <w:r>
-        <w:rPr>
-          <w:rFonts w:eastAsia="Times New Roman" w:cs="Times New Roman"/>
-          <w:kern w:val="0"/>
-          <w:lang w:eastAsia="nl-BE"/>
-          <w14:ligatures w14:val="none"/>
-        </w:rPr>
-        <w:t xml:space="preserve">UEQ-scores (stimulatie, originaliteit) ondersteunt de noodzaak voor aantrekkelijke interfaces om security-praktijken te integreren in </w:t>
-      </w:r>
-      <w:proofErr w:type="spellStart"/>
-      <w:r>
-        <w:rPr>
-          <w:rFonts w:eastAsia="Times New Roman" w:cs="Times New Roman"/>
-          <w:kern w:val="0"/>
-          <w:lang w:eastAsia="nl-BE"/>
-          <w14:ligatures w14:val="none"/>
-        </w:rPr>
-        <w:t>DevSecOps</w:t>
-      </w:r>
-      <w:proofErr w:type="spellEnd"/>
-      <w:r>
-        <w:rPr>
-          <w:rFonts w:eastAsia="Times New Roman" w:cs="Times New Roman"/>
-          <w:kern w:val="0"/>
-          <w:lang w:eastAsia="nl-BE"/>
-          <w14:ligatures w14:val="none"/>
-        </w:rPr>
-        <w:t xml:space="preserve">, waar generieke tools falen door gebrek aan motivatie. Tegelijk wijzen de voorkeuren voor filtering aan dat Nielsens heuristieken (zichtbaarheid status, foutpreventie) cruciaal zijn voor </w:t>
-      </w:r>
-      <w:proofErr w:type="spellStart"/>
-      <w:r>
-        <w:rPr>
-          <w:rFonts w:eastAsia="Times New Roman" w:cs="Times New Roman"/>
-          <w:kern w:val="0"/>
-          <w:lang w:eastAsia="nl-BE"/>
-          <w14:ligatures w14:val="none"/>
-        </w:rPr>
-        <w:t>threat</w:t>
-      </w:r>
-      <w:proofErr w:type="spellEnd"/>
-      <w:r>
-        <w:rPr>
-          <w:rFonts w:eastAsia="Times New Roman" w:cs="Times New Roman"/>
-          <w:kern w:val="0"/>
-          <w:lang w:eastAsia="nl-BE"/>
-          <w14:ligatures w14:val="none"/>
-        </w:rPr>
-        <w:t xml:space="preserve"> </w:t>
-      </w:r>
-      <w:proofErr w:type="spellStart"/>
-      <w:r>
-        <w:rPr>
-          <w:rFonts w:eastAsia="Times New Roman" w:cs="Times New Roman"/>
-          <w:kern w:val="0"/>
-          <w:lang w:eastAsia="nl-BE"/>
-          <w14:ligatures w14:val="none"/>
-        </w:rPr>
-        <w:t>modeling</w:t>
-      </w:r>
-      <w:proofErr w:type="spellEnd"/>
-      <w:r>
-        <w:rPr>
-          <w:rFonts w:eastAsia="Times New Roman" w:cs="Times New Roman"/>
-          <w:kern w:val="0"/>
-          <w:lang w:eastAsia="nl-BE"/>
-          <w14:ligatures w14:val="none"/>
-        </w:rPr>
-        <w:t xml:space="preserve"> tools.</w:t>
-      </w:r>
-    </w:p>
-    <w:p>
-      <w:pPr>
-        <w:spacing w:afterLines="24" w:after="57" w:line="288" w:lineRule="auto"/>
-        <w:rPr>
-          <w:rFonts w:eastAsia="Times New Roman" w:cs="Times New Roman"/>
-          <w:kern w:val="0"/>
-          <w:lang w:eastAsia="nl-BE"/>
-          <w14:ligatures w14:val="none"/>
-        </w:rPr>
-      </w:pPr>
-    </w:p>
-    <w:p>
-      <w:pPr>
-        <w:spacing w:afterLines="24" w:after="57" w:line="288" w:lineRule="auto"/>
-        <w:rPr>
-          <w:rFonts w:eastAsia="Times New Roman" w:cs="Times New Roman"/>
-          <w:kern w:val="0"/>
-          <w:lang w:eastAsia="nl-BE"/>
-          <w14:ligatures w14:val="none"/>
-        </w:rPr>
-      </w:pPr>
-    </w:p>
-    <w:p>
-      <w:pPr>
-        <w:spacing w:afterLines="24" w:after="57" w:line="288" w:lineRule="auto"/>
+      <w:r>
         <w:rPr>
           <w:rFonts w:eastAsia="Times New Roman" w:cs="Times New Roman"/>
           <w:b/>
@@ -9420,7 +10825,9 @@
           <w:lang w:eastAsia="nl-BE"/>
           <w14:ligatures w14:val="none"/>
         </w:rPr>
-      </w:pPr>
+        <w:lastRenderedPageBreak/>
+        <w:t xml:space="preserve">5.4 </w:t>
+      </w:r>
       <w:r>
         <w:rPr>
           <w:rFonts w:eastAsia="Times New Roman" w:cs="Times New Roman"/>
@@ -9432,9 +10839,12 @@
           <w:lang w:eastAsia="nl-BE"/>
           <w14:ligatures w14:val="none"/>
         </w:rPr>
-        <w:t xml:space="preserve">5.4 </w:t>
-      </w:r>
-      <w:r>
+        <w:t>Beperkingen van het onderzoek</w:t>
+      </w:r>
+    </w:p>
+    <w:p>
+      <w:pPr>
+        <w:spacing w:afterLines="24" w:after="57" w:line="288" w:lineRule="auto"/>
         <w:rPr>
           <w:rFonts w:eastAsia="Times New Roman" w:cs="Times New Roman"/>
           <w:b/>
@@ -9445,12 +10855,101 @@
           <w:lang w:eastAsia="nl-BE"/>
           <w14:ligatures w14:val="none"/>
         </w:rPr>
-        <w:t>Beperkingen van het onderzoek</w:t>
-      </w:r>
-    </w:p>
-    <w:p>
-      <w:pPr>
-        <w:spacing w:afterLines="24" w:after="57" w:line="288" w:lineRule="auto"/>
+      </w:pPr>
+    </w:p>
+    <w:p>
+      <w:pPr>
+        <w:spacing w:afterLines="24" w:after="57" w:line="288" w:lineRule="auto"/>
+        <w:rPr>
+          <w:rFonts w:eastAsia="Times New Roman" w:cs="Times New Roman"/>
+          <w:kern w:val="0"/>
+          <w:lang w:eastAsia="nl-BE"/>
+          <w14:ligatures w14:val="none"/>
+        </w:rPr>
+      </w:pPr>
+      <w:r>
+        <w:rPr>
+          <w:rFonts w:eastAsia="Times New Roman" w:cs="Times New Roman"/>
+          <w:kern w:val="0"/>
+          <w:lang w:eastAsia="nl-BE"/>
+          <w14:ligatures w14:val="none"/>
+        </w:rPr>
+        <w:t xml:space="preserve">De steekproef is klein (9 deelnemers), wat generaliseerbaarheid beperkt tot gelijkaardige populaties (ontwikkelaars met basiskennis). Zelfrapportage via UEQ en open vragen is subjectief en vat mogelijke </w:t>
+      </w:r>
+      <w:proofErr w:type="spellStart"/>
+      <w:r>
+        <w:rPr>
+          <w:rFonts w:eastAsia="Times New Roman" w:cs="Times New Roman"/>
+          <w:kern w:val="0"/>
+          <w:lang w:eastAsia="nl-BE"/>
+          <w14:ligatures w14:val="none"/>
+        </w:rPr>
+        <w:t>confirmation</w:t>
+      </w:r>
+      <w:proofErr w:type="spellEnd"/>
+      <w:r>
+        <w:rPr>
+          <w:rFonts w:eastAsia="Times New Roman" w:cs="Times New Roman"/>
+          <w:kern w:val="0"/>
+          <w:lang w:eastAsia="nl-BE"/>
+          <w14:ligatures w14:val="none"/>
+        </w:rPr>
+        <w:t xml:space="preserve"> bias. De studie vergelijkt met een interne basisversie, niet met externe tools zoals </w:t>
+      </w:r>
+      <w:proofErr w:type="spellStart"/>
+      <w:r>
+        <w:rPr>
+          <w:rFonts w:eastAsia="Times New Roman" w:cs="Times New Roman"/>
+          <w:kern w:val="0"/>
+          <w:lang w:eastAsia="nl-BE"/>
+          <w14:ligatures w14:val="none"/>
+        </w:rPr>
+        <w:t>MindMeister</w:t>
+      </w:r>
+      <w:proofErr w:type="spellEnd"/>
+      <w:r>
+        <w:rPr>
+          <w:rFonts w:eastAsia="Times New Roman" w:cs="Times New Roman"/>
+          <w:kern w:val="0"/>
+          <w:lang w:eastAsia="nl-BE"/>
+          <w14:ligatures w14:val="none"/>
+        </w:rPr>
+        <w:t xml:space="preserve"> of </w:t>
+      </w:r>
+      <w:proofErr w:type="spellStart"/>
+      <w:r>
+        <w:rPr>
+          <w:rFonts w:eastAsia="Times New Roman" w:cs="Times New Roman"/>
+          <w:kern w:val="0"/>
+          <w:lang w:eastAsia="nl-BE"/>
+          <w14:ligatures w14:val="none"/>
+        </w:rPr>
+        <w:t>Lucidchart</w:t>
+      </w:r>
+      <w:proofErr w:type="spellEnd"/>
+      <w:r>
+        <w:rPr>
+          <w:rFonts w:eastAsia="Times New Roman" w:cs="Times New Roman"/>
+          <w:kern w:val="0"/>
+          <w:lang w:eastAsia="nl-BE"/>
+          <w14:ligatures w14:val="none"/>
+        </w:rPr>
+        <w:t>, en focust op korte taken zonder langdurig gebruik.</w:t>
+      </w:r>
+    </w:p>
+    <w:p>
+      <w:pPr>
+        <w:spacing w:afterLines="24" w:after="57" w:line="288" w:lineRule="auto"/>
+        <w:rPr>
+          <w:rFonts w:eastAsia="Times New Roman" w:cs="Times New Roman"/>
+          <w:kern w:val="0"/>
+          <w:lang w:eastAsia="nl-BE"/>
+          <w14:ligatures w14:val="none"/>
+        </w:rPr>
+      </w:pPr>
+    </w:p>
+    <w:p>
+      <w:pPr>
         <w:rPr>
           <w:rFonts w:eastAsia="Times New Roman" w:cs="Times New Roman"/>
           <w:b/>
@@ -9468,147 +10967,6 @@
         <w:spacing w:afterLines="24" w:after="57" w:line="288" w:lineRule="auto"/>
         <w:rPr>
           <w:rFonts w:eastAsia="Times New Roman" w:cs="Times New Roman"/>
-          <w:kern w:val="0"/>
-          <w:lang w:eastAsia="nl-BE"/>
-          <w14:ligatures w14:val="none"/>
-        </w:rPr>
-      </w:pPr>
-      <w:r>
-        <w:rPr>
-          <w:rFonts w:eastAsia="Times New Roman" w:cs="Times New Roman"/>
-          <w:kern w:val="0"/>
-          <w:lang w:eastAsia="nl-BE"/>
-          <w14:ligatures w14:val="none"/>
-        </w:rPr>
-        <w:t xml:space="preserve">De steekproef is klein (9 deelnemers), wat generaliseerbaarheid beperkt tot gelijkaardige populaties (ontwikkelaars met basiskennis). Zelfrapportage via UEQ en open vragen is subjectief en vat mogelijke </w:t>
-      </w:r>
-      <w:proofErr w:type="spellStart"/>
-      <w:r>
-        <w:rPr>
-          <w:rFonts w:eastAsia="Times New Roman" w:cs="Times New Roman"/>
-          <w:kern w:val="0"/>
-          <w:lang w:eastAsia="nl-BE"/>
-          <w14:ligatures w14:val="none"/>
-        </w:rPr>
-        <w:t>confirmation</w:t>
-      </w:r>
-      <w:proofErr w:type="spellEnd"/>
-      <w:r>
-        <w:rPr>
-          <w:rFonts w:eastAsia="Times New Roman" w:cs="Times New Roman"/>
-          <w:kern w:val="0"/>
-          <w:lang w:eastAsia="nl-BE"/>
-          <w14:ligatures w14:val="none"/>
-        </w:rPr>
-        <w:t xml:space="preserve"> bias, terwijl objectieve </w:t>
-      </w:r>
-      <w:proofErr w:type="spellStart"/>
-      <w:r>
-        <w:rPr>
-          <w:rFonts w:eastAsia="Times New Roman" w:cs="Times New Roman"/>
-          <w:kern w:val="0"/>
-          <w:lang w:eastAsia="nl-BE"/>
-          <w14:ligatures w14:val="none"/>
-        </w:rPr>
-        <w:t>metrics</w:t>
-      </w:r>
-      <w:proofErr w:type="spellEnd"/>
-      <w:r>
-        <w:rPr>
-          <w:rFonts w:eastAsia="Times New Roman" w:cs="Times New Roman"/>
-          <w:kern w:val="0"/>
-          <w:lang w:eastAsia="nl-BE"/>
-          <w14:ligatures w14:val="none"/>
-        </w:rPr>
-        <w:t xml:space="preserve"> (tijd op taak, </w:t>
-      </w:r>
-      <w:proofErr w:type="spellStart"/>
-      <w:r>
-        <w:rPr>
-          <w:rFonts w:eastAsia="Times New Roman" w:cs="Times New Roman"/>
-          <w:kern w:val="0"/>
-          <w:lang w:eastAsia="nl-BE"/>
-          <w14:ligatures w14:val="none"/>
-        </w:rPr>
-        <w:t>foutenrate</w:t>
-      </w:r>
-      <w:proofErr w:type="spellEnd"/>
-      <w:r>
-        <w:rPr>
-          <w:rFonts w:eastAsia="Times New Roman" w:cs="Times New Roman"/>
-          <w:kern w:val="0"/>
-          <w:lang w:eastAsia="nl-BE"/>
-          <w14:ligatures w14:val="none"/>
-        </w:rPr>
-        <w:t xml:space="preserve">) ontbreken. De studie vergelijkt met een interne basisversie, niet met externe tools zoals </w:t>
-      </w:r>
-      <w:proofErr w:type="spellStart"/>
-      <w:r>
-        <w:rPr>
-          <w:rFonts w:eastAsia="Times New Roman" w:cs="Times New Roman"/>
-          <w:kern w:val="0"/>
-          <w:lang w:eastAsia="nl-BE"/>
-          <w14:ligatures w14:val="none"/>
-        </w:rPr>
-        <w:t>MindMeister</w:t>
-      </w:r>
-      <w:proofErr w:type="spellEnd"/>
-      <w:r>
-        <w:rPr>
-          <w:rFonts w:eastAsia="Times New Roman" w:cs="Times New Roman"/>
-          <w:kern w:val="0"/>
-          <w:lang w:eastAsia="nl-BE"/>
-          <w14:ligatures w14:val="none"/>
-        </w:rPr>
-        <w:t xml:space="preserve"> of </w:t>
-      </w:r>
-      <w:proofErr w:type="spellStart"/>
-      <w:r>
-        <w:rPr>
-          <w:rFonts w:eastAsia="Times New Roman" w:cs="Times New Roman"/>
-          <w:kern w:val="0"/>
-          <w:lang w:eastAsia="nl-BE"/>
-          <w14:ligatures w14:val="none"/>
-        </w:rPr>
-        <w:t>Lucidchart</w:t>
-      </w:r>
-      <w:proofErr w:type="spellEnd"/>
-      <w:r>
-        <w:rPr>
-          <w:rFonts w:eastAsia="Times New Roman" w:cs="Times New Roman"/>
-          <w:kern w:val="0"/>
-          <w:lang w:eastAsia="nl-BE"/>
-          <w14:ligatures w14:val="none"/>
-        </w:rPr>
-        <w:t>, en focust op korte taken zonder langdurig gebruik.</w:t>
-      </w:r>
-    </w:p>
-    <w:p>
-      <w:pPr>
-        <w:spacing w:afterLines="24" w:after="57" w:line="288" w:lineRule="auto"/>
-        <w:rPr>
-          <w:rFonts w:eastAsia="Times New Roman" w:cs="Times New Roman"/>
-          <w:kern w:val="0"/>
-          <w:lang w:eastAsia="nl-BE"/>
-          <w14:ligatures w14:val="none"/>
-        </w:rPr>
-      </w:pPr>
-    </w:p>
-    <w:p>
-      <w:pPr>
-        <w:spacing w:afterLines="24" w:after="57" w:line="288" w:lineRule="auto"/>
-        <w:rPr>
-          <w:rFonts w:eastAsia="Times New Roman" w:cs="Times New Roman"/>
-          <w:kern w:val="0"/>
-          <w:lang w:eastAsia="nl-BE"/>
-          <w14:ligatures w14:val="none"/>
-        </w:rPr>
-      </w:pPr>
-    </w:p>
-    <w:p>
-      <w:pPr>
-        <w:rPr>
-          <w:rFonts w:eastAsia="Times New Roman" w:cs="Times New Roman"/>
           <w:b/>
           <w:bCs/>
           <w:kern w:val="0"/>
@@ -9629,12 +10987,9 @@
           <w:lang w:eastAsia="nl-BE"/>
           <w14:ligatures w14:val="none"/>
         </w:rPr>
-        <w:br w:type="page"/>
-      </w:r>
-    </w:p>
-    <w:p>
-      <w:pPr>
-        <w:spacing w:afterLines="24" w:after="57" w:line="288" w:lineRule="auto"/>
+        <w:t xml:space="preserve">5.5 </w:t>
+      </w:r>
+      <w:r>
         <w:rPr>
           <w:rFonts w:eastAsia="Times New Roman" w:cs="Times New Roman"/>
           <w:b/>
@@ -9645,8 +11000,12 @@
           <w:lang w:eastAsia="nl-BE"/>
           <w14:ligatures w14:val="none"/>
         </w:rPr>
-      </w:pPr>
-      <w:r>
+        <w:t>Implicaties voor theorie en praktijk</w:t>
+      </w:r>
+    </w:p>
+    <w:p>
+      <w:pPr>
+        <w:spacing w:afterLines="24" w:after="57" w:line="288" w:lineRule="auto"/>
         <w:rPr>
           <w:rFonts w:eastAsia="Times New Roman" w:cs="Times New Roman"/>
           <w:b/>
@@ -9657,10 +11016,249 @@
           <w:lang w:eastAsia="nl-BE"/>
           <w14:ligatures w14:val="none"/>
         </w:rPr>
-        <w:lastRenderedPageBreak/>
-        <w:t xml:space="preserve">5.5 </w:t>
-      </w:r>
-      <w:r>
+      </w:pPr>
+    </w:p>
+    <w:p>
+      <w:pPr>
+        <w:spacing w:afterLines="24" w:after="57" w:line="288" w:lineRule="auto"/>
+        <w:rPr>
+          <w:rFonts w:eastAsia="Times New Roman" w:cs="Times New Roman"/>
+          <w:kern w:val="0"/>
+          <w:lang w:eastAsia="nl-BE"/>
+          <w14:ligatures w14:val="none"/>
+        </w:rPr>
+      </w:pPr>
+      <w:r>
+        <w:rPr>
+          <w:rFonts w:eastAsia="Times New Roman" w:cs="Times New Roman"/>
+          <w:kern w:val="0"/>
+          <w:lang w:eastAsia="nl-BE"/>
+          <w14:ligatures w14:val="none"/>
+        </w:rPr>
+        <w:t xml:space="preserve">Theoretisch draagt dit bij aan design </w:t>
+      </w:r>
+      <w:proofErr w:type="spellStart"/>
+      <w:r>
+        <w:rPr>
+          <w:rFonts w:eastAsia="Times New Roman" w:cs="Times New Roman"/>
+          <w:kern w:val="0"/>
+          <w:lang w:eastAsia="nl-BE"/>
+          <w14:ligatures w14:val="none"/>
+        </w:rPr>
+        <w:t>science</w:t>
+      </w:r>
+      <w:proofErr w:type="spellEnd"/>
+      <w:r>
+        <w:rPr>
+          <w:rFonts w:eastAsia="Times New Roman" w:cs="Times New Roman"/>
+          <w:kern w:val="0"/>
+          <w:lang w:eastAsia="nl-BE"/>
+          <w14:ligatures w14:val="none"/>
+        </w:rPr>
+        <w:t xml:space="preserve"> door empirisch bewijs voor UX-features in security </w:t>
+      </w:r>
+      <w:r>
+        <w:rPr>
+          <w:rFonts w:eastAsia="Times New Roman" w:cs="Times New Roman"/>
+          <w:kern w:val="0"/>
+          <w:lang w:eastAsia="nl-BE"/>
+          <w14:ligatures w14:val="none"/>
+        </w:rPr>
+        <w:t>modellering</w:t>
+      </w:r>
+      <w:r>
+        <w:rPr>
+          <w:rFonts w:eastAsia="Times New Roman" w:cs="Times New Roman"/>
+          <w:kern w:val="0"/>
+          <w:lang w:eastAsia="nl-BE"/>
+          <w14:ligatures w14:val="none"/>
+        </w:rPr>
+        <w:t xml:space="preserve">, met aanbeveling voor integratie van UEQ in </w:t>
+      </w:r>
+      <w:proofErr w:type="spellStart"/>
+      <w:r>
+        <w:rPr>
+          <w:rFonts w:eastAsia="Times New Roman" w:cs="Times New Roman"/>
+          <w:kern w:val="0"/>
+          <w:lang w:eastAsia="nl-BE"/>
+          <w14:ligatures w14:val="none"/>
+        </w:rPr>
+        <w:t>threat</w:t>
+      </w:r>
+      <w:proofErr w:type="spellEnd"/>
+      <w:r>
+        <w:rPr>
+          <w:rFonts w:eastAsia="Times New Roman" w:cs="Times New Roman"/>
+          <w:kern w:val="0"/>
+          <w:lang w:eastAsia="nl-BE"/>
+          <w14:ligatures w14:val="none"/>
+        </w:rPr>
+        <w:t xml:space="preserve"> </w:t>
+      </w:r>
+      <w:proofErr w:type="spellStart"/>
+      <w:r>
+        <w:rPr>
+          <w:rFonts w:eastAsia="Times New Roman" w:cs="Times New Roman"/>
+          <w:kern w:val="0"/>
+          <w:lang w:eastAsia="nl-BE"/>
+          <w14:ligatures w14:val="none"/>
+        </w:rPr>
+        <w:t>modeling</w:t>
+      </w:r>
+      <w:proofErr w:type="spellEnd"/>
+      <w:r>
+        <w:rPr>
+          <w:rFonts w:eastAsia="Times New Roman" w:cs="Times New Roman"/>
+          <w:kern w:val="0"/>
+          <w:lang w:eastAsia="nl-BE"/>
+          <w14:ligatures w14:val="none"/>
+        </w:rPr>
+        <w:t xml:space="preserve"> evaluaties. Praktisch kan de tool </w:t>
+      </w:r>
+      <w:proofErr w:type="spellStart"/>
+      <w:r>
+        <w:rPr>
+          <w:rFonts w:eastAsia="Times New Roman" w:cs="Times New Roman"/>
+          <w:kern w:val="0"/>
+          <w:lang w:eastAsia="nl-BE"/>
+          <w14:ligatures w14:val="none"/>
+        </w:rPr>
+        <w:t>DevSecOps</w:t>
+      </w:r>
+      <w:proofErr w:type="spellEnd"/>
+      <w:r>
+        <w:rPr>
+          <w:rFonts w:eastAsia="Times New Roman" w:cs="Times New Roman"/>
+          <w:kern w:val="0"/>
+          <w:lang w:eastAsia="nl-BE"/>
+          <w14:ligatures w14:val="none"/>
+        </w:rPr>
+        <w:t xml:space="preserve"> teams helpen door </w:t>
+      </w:r>
+      <w:proofErr w:type="spellStart"/>
+      <w:r>
+        <w:rPr>
+          <w:rFonts w:eastAsia="Times New Roman" w:cs="Times New Roman"/>
+          <w:kern w:val="0"/>
+          <w:lang w:eastAsia="nl-BE"/>
+          <w14:ligatures w14:val="none"/>
+        </w:rPr>
+        <w:t>threat</w:t>
+      </w:r>
+      <w:proofErr w:type="spellEnd"/>
+      <w:r>
+        <w:rPr>
+          <w:rFonts w:eastAsia="Times New Roman" w:cs="Times New Roman"/>
+          <w:kern w:val="0"/>
+          <w:lang w:eastAsia="nl-BE"/>
+          <w14:ligatures w14:val="none"/>
+        </w:rPr>
+        <w:t xml:space="preserve"> </w:t>
+      </w:r>
+      <w:proofErr w:type="spellStart"/>
+      <w:r>
+        <w:rPr>
+          <w:rFonts w:eastAsia="Times New Roman" w:cs="Times New Roman"/>
+          <w:kern w:val="0"/>
+          <w:lang w:eastAsia="nl-BE"/>
+          <w14:ligatures w14:val="none"/>
+        </w:rPr>
+        <w:t>modeling</w:t>
+      </w:r>
+      <w:proofErr w:type="spellEnd"/>
+      <w:r>
+        <w:rPr>
+          <w:rFonts w:eastAsia="Times New Roman" w:cs="Times New Roman"/>
+          <w:kern w:val="0"/>
+          <w:lang w:eastAsia="nl-BE"/>
+          <w14:ligatures w14:val="none"/>
+        </w:rPr>
+        <w:t xml:space="preserve"> laagdrempelig te maken</w:t>
+      </w:r>
+      <w:r>
+        <w:rPr>
+          <w:rFonts w:eastAsia="Times New Roman" w:cs="Times New Roman"/>
+          <w:kern w:val="0"/>
+          <w:lang w:eastAsia="nl-BE"/>
+          <w14:ligatures w14:val="none"/>
+        </w:rPr>
+        <w:t xml:space="preserve"> en</w:t>
+      </w:r>
+      <w:r>
+        <w:rPr>
+          <w:rFonts w:eastAsia="Times New Roman" w:cs="Times New Roman"/>
+          <w:kern w:val="0"/>
+          <w:lang w:eastAsia="nl-BE"/>
+          <w14:ligatures w14:val="none"/>
+        </w:rPr>
+        <w:t xml:space="preserve"> implementeer filtering en iconen in bestaande </w:t>
+      </w:r>
+      <w:proofErr w:type="spellStart"/>
+      <w:r>
+        <w:rPr>
+          <w:rFonts w:eastAsia="Times New Roman" w:cs="Times New Roman"/>
+          <w:kern w:val="0"/>
+          <w:lang w:eastAsia="nl-BE"/>
+          <w14:ligatures w14:val="none"/>
+        </w:rPr>
+        <w:t>pipelines</w:t>
+      </w:r>
+      <w:proofErr w:type="spellEnd"/>
+      <w:r>
+        <w:rPr>
+          <w:rFonts w:eastAsia="Times New Roman" w:cs="Times New Roman"/>
+          <w:kern w:val="0"/>
+          <w:lang w:eastAsia="nl-BE"/>
+          <w14:ligatures w14:val="none"/>
+        </w:rPr>
+        <w:t xml:space="preserve">. Voor onderwijs biedt het een didactisch prototype om </w:t>
+      </w:r>
+      <w:proofErr w:type="spellStart"/>
+      <w:r>
+        <w:rPr>
+          <w:rFonts w:eastAsia="Times New Roman" w:cs="Times New Roman"/>
+          <w:kern w:val="0"/>
+          <w:lang w:eastAsia="nl-BE"/>
+          <w14:ligatures w14:val="none"/>
+        </w:rPr>
+        <w:t>Fortunately-Unfortunately</w:t>
+      </w:r>
+      <w:proofErr w:type="spellEnd"/>
+      <w:r>
+        <w:rPr>
+          <w:rFonts w:eastAsia="Times New Roman" w:cs="Times New Roman"/>
+          <w:kern w:val="0"/>
+          <w:lang w:eastAsia="nl-BE"/>
+          <w14:ligatures w14:val="none"/>
+        </w:rPr>
+        <w:t xml:space="preserve"> te demonstreren.</w:t>
+      </w:r>
+    </w:p>
+    <w:p>
+      <w:pPr>
+        <w:spacing w:afterLines="24" w:after="57" w:line="288" w:lineRule="auto"/>
+        <w:rPr>
+          <w:rFonts w:eastAsia="Times New Roman" w:cs="Times New Roman"/>
+          <w:kern w:val="0"/>
+          <w:lang w:eastAsia="nl-BE"/>
+          <w14:ligatures w14:val="none"/>
+        </w:rPr>
+      </w:pPr>
+    </w:p>
+    <w:p>
+      <w:pPr>
+        <w:spacing w:afterLines="24" w:after="57" w:line="288" w:lineRule="auto"/>
+        <w:rPr>
+          <w:rFonts w:eastAsia="Times New Roman" w:cs="Times New Roman"/>
+          <w:kern w:val="0"/>
+          <w:lang w:eastAsia="nl-BE"/>
+          <w14:ligatures w14:val="none"/>
+        </w:rPr>
+      </w:pPr>
+    </w:p>
+    <w:p>
+      <w:pPr>
+        <w:spacing w:afterLines="24" w:after="57" w:line="288" w:lineRule="auto"/>
         <w:rPr>
           <w:rFonts w:eastAsia="Times New Roman" w:cs="Times New Roman"/>
           <w:b/>
@@ -9671,12 +11269,8 @@
           <w:lang w:eastAsia="nl-BE"/>
           <w14:ligatures w14:val="none"/>
         </w:rPr>
-        <w:t>Implicaties voor theorie en praktijk</w:t>
-      </w:r>
-    </w:p>
-    <w:p>
-      <w:pPr>
-        <w:spacing w:afterLines="24" w:after="57" w:line="288" w:lineRule="auto"/>
+      </w:pPr>
+      <w:r>
         <w:rPr>
           <w:rFonts w:eastAsia="Times New Roman" w:cs="Times New Roman"/>
           <w:b/>
@@ -9687,249 +11281,9 @@
           <w:lang w:eastAsia="nl-BE"/>
           <w14:ligatures w14:val="none"/>
         </w:rPr>
-      </w:pPr>
-    </w:p>
-    <w:p>
-      <w:pPr>
-        <w:spacing w:afterLines="24" w:after="57" w:line="288" w:lineRule="auto"/>
-        <w:rPr>
-          <w:rFonts w:eastAsia="Times New Roman" w:cs="Times New Roman"/>
-          <w:kern w:val="0"/>
-          <w:lang w:eastAsia="nl-BE"/>
-          <w14:ligatures w14:val="none"/>
-        </w:rPr>
-      </w:pPr>
-      <w:r>
-        <w:rPr>
-          <w:rFonts w:eastAsia="Times New Roman" w:cs="Times New Roman"/>
-          <w:kern w:val="0"/>
-          <w:lang w:eastAsia="nl-BE"/>
-          <w14:ligatures w14:val="none"/>
-        </w:rPr>
-        <w:t xml:space="preserve">Theoretisch draagt dit bij aan design </w:t>
-      </w:r>
-      <w:proofErr w:type="spellStart"/>
-      <w:r>
-        <w:rPr>
-          <w:rFonts w:eastAsia="Times New Roman" w:cs="Times New Roman"/>
-          <w:kern w:val="0"/>
-          <w:lang w:eastAsia="nl-BE"/>
-          <w14:ligatures w14:val="none"/>
-        </w:rPr>
-        <w:t>science</w:t>
-      </w:r>
-      <w:proofErr w:type="spellEnd"/>
-      <w:r>
-        <w:rPr>
-          <w:rFonts w:eastAsia="Times New Roman" w:cs="Times New Roman"/>
-          <w:kern w:val="0"/>
-          <w:lang w:eastAsia="nl-BE"/>
-          <w14:ligatures w14:val="none"/>
-        </w:rPr>
-        <w:t xml:space="preserve"> door empirisch bewijs voor UX-features in security </w:t>
-      </w:r>
-      <w:r>
-        <w:rPr>
-          <w:rFonts w:eastAsia="Times New Roman" w:cs="Times New Roman"/>
-          <w:kern w:val="0"/>
-          <w:lang w:eastAsia="nl-BE"/>
-          <w14:ligatures w14:val="none"/>
-        </w:rPr>
-        <w:t>modellering</w:t>
-      </w:r>
-      <w:r>
-        <w:rPr>
-          <w:rFonts w:eastAsia="Times New Roman" w:cs="Times New Roman"/>
-          <w:kern w:val="0"/>
-          <w:lang w:eastAsia="nl-BE"/>
-          <w14:ligatures w14:val="none"/>
-        </w:rPr>
-        <w:t xml:space="preserve">, met aanbeveling voor integratie van UEQ in </w:t>
-      </w:r>
-      <w:proofErr w:type="spellStart"/>
-      <w:r>
-        <w:rPr>
-          <w:rFonts w:eastAsia="Times New Roman" w:cs="Times New Roman"/>
-          <w:kern w:val="0"/>
-          <w:lang w:eastAsia="nl-BE"/>
-          <w14:ligatures w14:val="none"/>
-        </w:rPr>
-        <w:t>threat</w:t>
-      </w:r>
-      <w:proofErr w:type="spellEnd"/>
-      <w:r>
-        <w:rPr>
-          <w:rFonts w:eastAsia="Times New Roman" w:cs="Times New Roman"/>
-          <w:kern w:val="0"/>
-          <w:lang w:eastAsia="nl-BE"/>
-          <w14:ligatures w14:val="none"/>
-        </w:rPr>
-        <w:t xml:space="preserve"> </w:t>
-      </w:r>
-      <w:proofErr w:type="spellStart"/>
-      <w:r>
-        <w:rPr>
-          <w:rFonts w:eastAsia="Times New Roman" w:cs="Times New Roman"/>
-          <w:kern w:val="0"/>
-          <w:lang w:eastAsia="nl-BE"/>
-          <w14:ligatures w14:val="none"/>
-        </w:rPr>
-        <w:t>modeling</w:t>
-      </w:r>
-      <w:proofErr w:type="spellEnd"/>
-      <w:r>
-        <w:rPr>
-          <w:rFonts w:eastAsia="Times New Roman" w:cs="Times New Roman"/>
-          <w:kern w:val="0"/>
-          <w:lang w:eastAsia="nl-BE"/>
-          <w14:ligatures w14:val="none"/>
-        </w:rPr>
-        <w:t xml:space="preserve"> evaluaties. Praktisch kan de tool </w:t>
-      </w:r>
-      <w:proofErr w:type="spellStart"/>
-      <w:r>
-        <w:rPr>
-          <w:rFonts w:eastAsia="Times New Roman" w:cs="Times New Roman"/>
-          <w:kern w:val="0"/>
-          <w:lang w:eastAsia="nl-BE"/>
-          <w14:ligatures w14:val="none"/>
-        </w:rPr>
-        <w:t>DevSecOps</w:t>
-      </w:r>
-      <w:proofErr w:type="spellEnd"/>
-      <w:r>
-        <w:rPr>
-          <w:rFonts w:eastAsia="Times New Roman" w:cs="Times New Roman"/>
-          <w:kern w:val="0"/>
-          <w:lang w:eastAsia="nl-BE"/>
-          <w14:ligatures w14:val="none"/>
-        </w:rPr>
-        <w:t xml:space="preserve"> teams helpen door </w:t>
-      </w:r>
-      <w:proofErr w:type="spellStart"/>
-      <w:r>
-        <w:rPr>
-          <w:rFonts w:eastAsia="Times New Roman" w:cs="Times New Roman"/>
-          <w:kern w:val="0"/>
-          <w:lang w:eastAsia="nl-BE"/>
-          <w14:ligatures w14:val="none"/>
-        </w:rPr>
-        <w:t>threat</w:t>
-      </w:r>
-      <w:proofErr w:type="spellEnd"/>
-      <w:r>
-        <w:rPr>
-          <w:rFonts w:eastAsia="Times New Roman" w:cs="Times New Roman"/>
-          <w:kern w:val="0"/>
-          <w:lang w:eastAsia="nl-BE"/>
-          <w14:ligatures w14:val="none"/>
-        </w:rPr>
-        <w:t xml:space="preserve"> </w:t>
-      </w:r>
-      <w:proofErr w:type="spellStart"/>
-      <w:r>
-        <w:rPr>
-          <w:rFonts w:eastAsia="Times New Roman" w:cs="Times New Roman"/>
-          <w:kern w:val="0"/>
-          <w:lang w:eastAsia="nl-BE"/>
-          <w14:ligatures w14:val="none"/>
-        </w:rPr>
-        <w:t>modeling</w:t>
-      </w:r>
-      <w:proofErr w:type="spellEnd"/>
-      <w:r>
-        <w:rPr>
-          <w:rFonts w:eastAsia="Times New Roman" w:cs="Times New Roman"/>
-          <w:kern w:val="0"/>
-          <w:lang w:eastAsia="nl-BE"/>
-          <w14:ligatures w14:val="none"/>
-        </w:rPr>
-        <w:t xml:space="preserve"> laagdrempelig te maken</w:t>
-      </w:r>
-      <w:r>
-        <w:rPr>
-          <w:rFonts w:eastAsia="Times New Roman" w:cs="Times New Roman"/>
-          <w:kern w:val="0"/>
-          <w:lang w:eastAsia="nl-BE"/>
-          <w14:ligatures w14:val="none"/>
-        </w:rPr>
-        <w:t xml:space="preserve"> en</w:t>
-      </w:r>
-      <w:r>
-        <w:rPr>
-          <w:rFonts w:eastAsia="Times New Roman" w:cs="Times New Roman"/>
-          <w:kern w:val="0"/>
-          <w:lang w:eastAsia="nl-BE"/>
-          <w14:ligatures w14:val="none"/>
-        </w:rPr>
-        <w:t xml:space="preserve"> implementeer filtering en iconen in bestaande </w:t>
-      </w:r>
-      <w:proofErr w:type="spellStart"/>
-      <w:r>
-        <w:rPr>
-          <w:rFonts w:eastAsia="Times New Roman" w:cs="Times New Roman"/>
-          <w:kern w:val="0"/>
-          <w:lang w:eastAsia="nl-BE"/>
-          <w14:ligatures w14:val="none"/>
-        </w:rPr>
-        <w:t>pipelines</w:t>
-      </w:r>
-      <w:proofErr w:type="spellEnd"/>
-      <w:r>
-        <w:rPr>
-          <w:rFonts w:eastAsia="Times New Roman" w:cs="Times New Roman"/>
-          <w:kern w:val="0"/>
-          <w:lang w:eastAsia="nl-BE"/>
-          <w14:ligatures w14:val="none"/>
-        </w:rPr>
-        <w:t xml:space="preserve">. Voor onderwijs biedt het een didactisch prototype om </w:t>
-      </w:r>
-      <w:proofErr w:type="spellStart"/>
-      <w:r>
-        <w:rPr>
-          <w:rFonts w:eastAsia="Times New Roman" w:cs="Times New Roman"/>
-          <w:kern w:val="0"/>
-          <w:lang w:eastAsia="nl-BE"/>
-          <w14:ligatures w14:val="none"/>
-        </w:rPr>
-        <w:t>Fortunately-Unfortunately</w:t>
-      </w:r>
-      <w:proofErr w:type="spellEnd"/>
-      <w:r>
-        <w:rPr>
-          <w:rFonts w:eastAsia="Times New Roman" w:cs="Times New Roman"/>
-          <w:kern w:val="0"/>
-          <w:lang w:eastAsia="nl-BE"/>
-          <w14:ligatures w14:val="none"/>
-        </w:rPr>
-        <w:t xml:space="preserve"> te demonstreren.</w:t>
-      </w:r>
-    </w:p>
-    <w:p>
-      <w:pPr>
-        <w:spacing w:afterLines="24" w:after="57" w:line="288" w:lineRule="auto"/>
-        <w:rPr>
-          <w:rFonts w:eastAsia="Times New Roman" w:cs="Times New Roman"/>
-          <w:kern w:val="0"/>
-          <w:lang w:eastAsia="nl-BE"/>
-          <w14:ligatures w14:val="none"/>
-        </w:rPr>
-      </w:pPr>
-    </w:p>
-    <w:p>
-      <w:pPr>
-        <w:spacing w:afterLines="24" w:after="57" w:line="288" w:lineRule="auto"/>
-        <w:rPr>
-          <w:rFonts w:eastAsia="Times New Roman" w:cs="Times New Roman"/>
-          <w:kern w:val="0"/>
-          <w:lang w:eastAsia="nl-BE"/>
-          <w14:ligatures w14:val="none"/>
-        </w:rPr>
-      </w:pPr>
-    </w:p>
-    <w:p>
-      <w:pPr>
-        <w:spacing w:afterLines="24" w:after="57" w:line="288" w:lineRule="auto"/>
+        <w:t xml:space="preserve">5.6 </w:t>
+      </w:r>
+      <w:r>
         <w:rPr>
           <w:rFonts w:eastAsia="Times New Roman" w:cs="Times New Roman"/>
           <w:b/>
@@ -9940,8 +11294,12 @@
           <w:lang w:eastAsia="nl-BE"/>
           <w14:ligatures w14:val="none"/>
         </w:rPr>
-      </w:pPr>
-      <w:r>
+        <w:t>Aanbevelingen voor toekomstig onderzoek</w:t>
+      </w:r>
+    </w:p>
+    <w:p>
+      <w:pPr>
+        <w:spacing w:afterLines="24" w:after="57" w:line="288" w:lineRule="auto"/>
         <w:rPr>
           <w:rFonts w:eastAsia="Times New Roman" w:cs="Times New Roman"/>
           <w:b/>
@@ -9952,35 +11310,6 @@
           <w:lang w:eastAsia="nl-BE"/>
           <w14:ligatures w14:val="none"/>
         </w:rPr>
-        <w:t xml:space="preserve">5.6 </w:t>
-      </w:r>
-      <w:r>
-        <w:rPr>
-          <w:rFonts w:eastAsia="Times New Roman" w:cs="Times New Roman"/>
-          <w:b/>
-          <w:bCs/>
-          <w:kern w:val="0"/>
-          <w:sz w:val="28"/>
-          <w:szCs w:val="28"/>
-          <w:lang w:eastAsia="nl-BE"/>
-          <w14:ligatures w14:val="none"/>
-        </w:rPr>
-        <w:t>Aanbevelingen voor toekomstig onderzoek</w:t>
-      </w:r>
-    </w:p>
-    <w:p>
-      <w:pPr>
-        <w:spacing w:afterLines="24" w:after="57" w:line="288" w:lineRule="auto"/>
-        <w:rPr>
-          <w:rFonts w:eastAsia="Times New Roman" w:cs="Times New Roman"/>
-          <w:b/>
-          <w:bCs/>
-          <w:kern w:val="0"/>
-          <w:sz w:val="28"/>
-          <w:szCs w:val="28"/>
-          <w:lang w:eastAsia="nl-BE"/>
-          <w14:ligatures w14:val="none"/>
-        </w:rPr>
       </w:pPr>
     </w:p>
     <w:p>
@@ -10581,7 +11910,7 @@
       </w:r>
     </w:p>
     <w:sectPr>
-      <w:footerReference w:type="default" r:id="rId31"/>
+      <w:footerReference w:type="default" r:id="rId34"/>
       <w:pgSz w:w="11906" w:h="16838"/>
       <w:pgMar w:top="1134" w:right="1418" w:bottom="1134" w:left="1418" w:header="709" w:footer="709" w:gutter="0"/>
       <w:cols w:space="708"/>
@@ -10838,6 +12167,155 @@
     </w:lvl>
   </w:abstractNum>
   <w:abstractNum w:abstractNumId="1" w15:restartNumberingAfterBreak="0">
+    <w:nsid w:val="0B475800"/>
+    <w:multiLevelType w:val="multilevel"/>
+    <w:tmpl w:val="61267CBC"/>
+    <w:lvl w:ilvl="0">
+      <w:start w:val="1"/>
+      <w:numFmt w:val="bullet"/>
+      <w:lvlText w:val=""/>
+      <w:lvlJc w:val="left"/>
+      <w:pPr>
+        <w:tabs>
+          <w:tab w:val="num" w:pos="720"/>
+        </w:tabs>
+        <w:ind w:left="720" w:hanging="360"/>
+      </w:pPr>
+      <w:rPr>
+        <w:rFonts w:ascii="Symbol" w:hAnsi="Symbol" w:hint="default"/>
+        <w:sz w:val="20"/>
+      </w:rPr>
+    </w:lvl>
+    <w:lvl w:ilvl="1" w:tentative="1">
+      <w:start w:val="1"/>
+      <w:numFmt w:val="bullet"/>
+      <w:lvlText w:val="o"/>
+      <w:lvlJc w:val="left"/>
+      <w:pPr>
+        <w:tabs>
+          <w:tab w:val="num" w:pos="1440"/>
+        </w:tabs>
+        <w:ind w:left="1440" w:hanging="360"/>
+      </w:pPr>
+      <w:rPr>
+        <w:rFonts w:ascii="Courier New" w:hAnsi="Courier New" w:hint="default"/>
+        <w:sz w:val="20"/>
+      </w:rPr>
+    </w:lvl>
+    <w:lvl w:ilvl="2" w:tentative="1">
+      <w:start w:val="1"/>
+      <w:numFmt w:val="bullet"/>
+      <w:lvlText w:val=""/>
+      <w:lvlJc w:val="left"/>
+      <w:pPr>
+        <w:tabs>
+          <w:tab w:val="num" w:pos="2160"/>
+        </w:tabs>
+        <w:ind w:left="2160" w:hanging="360"/>
+      </w:pPr>
+      <w:rPr>
+        <w:rFonts w:ascii="Wingdings" w:hAnsi="Wingdings" w:hint="default"/>
+        <w:sz w:val="20"/>
+      </w:rPr>
+    </w:lvl>
+    <w:lvl w:ilvl="3" w:tentative="1">
+      <w:start w:val="1"/>
+      <w:numFmt w:val="bullet"/>
+      <w:lvlText w:val=""/>
+      <w:lvlJc w:val="left"/>
+      <w:pPr>
+        <w:tabs>
+          <w:tab w:val="num" w:pos="2880"/>
+        </w:tabs>
+        <w:ind w:left="2880" w:hanging="360"/>
+      </w:pPr>
+      <w:rPr>
+        <w:rFonts w:ascii="Wingdings" w:hAnsi="Wingdings" w:hint="default"/>
+        <w:sz w:val="20"/>
+      </w:rPr>
+    </w:lvl>
+    <w:lvl w:ilvl="4" w:tentative="1">
+      <w:start w:val="1"/>
+      <w:numFmt w:val="bullet"/>
+      <w:lvlText w:val=""/>
+      <w:lvlJc w:val="left"/>
+      <w:pPr>
+        <w:tabs>
+          <w:tab w:val="num" w:pos="3600"/>
+        </w:tabs>
+        <w:ind w:left="3600" w:hanging="360"/>
+      </w:pPr>
+      <w:rPr>
+        <w:rFonts w:ascii="Wingdings" w:hAnsi="Wingdings" w:hint="default"/>
+        <w:sz w:val="20"/>
+      </w:rPr>
+    </w:lvl>
+    <w:lvl w:ilvl="5" w:tentative="1">
+      <w:start w:val="1"/>
+      <w:numFmt w:val="bullet"/>
+      <w:lvlText w:val=""/>
+      <w:lvlJc w:val="left"/>
+      <w:pPr>
+        <w:tabs>
+          <w:tab w:val="num" w:pos="4320"/>
+        </w:tabs>
+        <w:ind w:left="4320" w:hanging="360"/>
+      </w:pPr>
+      <w:rPr>
+        <w:rFonts w:ascii="Wingdings" w:hAnsi="Wingdings" w:hint="default"/>
+        <w:sz w:val="20"/>
+      </w:rPr>
+    </w:lvl>
+    <w:lvl w:ilvl="6" w:tentative="1">
+      <w:start w:val="1"/>
+      <w:numFmt w:val="bullet"/>
+      <w:lvlText w:val=""/>
+      <w:lvlJc w:val="left"/>
+      <w:pPr>
+        <w:tabs>
+          <w:tab w:val="num" w:pos="5040"/>
+        </w:tabs>
+        <w:ind w:left="5040" w:hanging="360"/>
+      </w:pPr>
+      <w:rPr>
+        <w:rFonts w:ascii="Wingdings" w:hAnsi="Wingdings" w:hint="default"/>
+        <w:sz w:val="20"/>
+      </w:rPr>
+    </w:lvl>
+    <w:lvl w:ilvl="7" w:tentative="1">
+      <w:start w:val="1"/>
+      <w:numFmt w:val="bullet"/>
+      <w:lvlText w:val=""/>
+      <w:lvlJc w:val="left"/>
+      <w:pPr>
+        <w:tabs>
+          <w:tab w:val="num" w:pos="5760"/>
+        </w:tabs>
+        <w:ind w:left="5760" w:hanging="360"/>
+      </w:pPr>
+      <w:rPr>
+        <w:rFonts w:ascii="Wingdings" w:hAnsi="Wingdings" w:hint="default"/>
+        <w:sz w:val="20"/>
+      </w:rPr>
+    </w:lvl>
+    <w:lvl w:ilvl="8" w:tentative="1">
+      <w:start w:val="1"/>
+      <w:numFmt w:val="bullet"/>
+      <w:lvlText w:val=""/>
+      <w:lvlJc w:val="left"/>
+      <w:pPr>
+        <w:tabs>
+          <w:tab w:val="num" w:pos="6480"/>
+        </w:tabs>
+        <w:ind w:left="6480" w:hanging="360"/>
+      </w:pPr>
+      <w:rPr>
+        <w:rFonts w:ascii="Wingdings" w:hAnsi="Wingdings" w:hint="default"/>
+        <w:sz w:val="20"/>
+      </w:rPr>
+    </w:lvl>
+  </w:abstractNum>
+  <w:abstractNum w:abstractNumId="2" w15:restartNumberingAfterBreak="0">
     <w:nsid w:val="0BFD190E"/>
     <w:multiLevelType w:val="multilevel"/>
     <w:tmpl w:val="DB781E06"/>
@@ -10986,7 +12464,7 @@
       </w:rPr>
     </w:lvl>
   </w:abstractNum>
-  <w:abstractNum w:abstractNumId="2" w15:restartNumberingAfterBreak="0">
+  <w:abstractNum w:abstractNumId="3" w15:restartNumberingAfterBreak="0">
     <w:nsid w:val="1253347C"/>
     <w:multiLevelType w:val="multilevel"/>
     <w:tmpl w:val="600AE90C"/>
@@ -11135,7 +12613,242 @@
       </w:rPr>
     </w:lvl>
   </w:abstractNum>
-  <w:abstractNum w:abstractNumId="3" w15:restartNumberingAfterBreak="0">
+  <w:abstractNum w:abstractNumId="4" w15:restartNumberingAfterBreak="0">
+    <w:nsid w:val="1AA26A6F"/>
+    <w:multiLevelType w:val="hybridMultilevel"/>
+    <w:tmpl w:val="E53A9FB0"/>
+    <w:lvl w:ilvl="0" w:tplc="0813000F">
+      <w:start w:val="1"/>
+      <w:numFmt w:val="decimal"/>
+      <w:lvlText w:val="%1."/>
+      <w:lvlJc w:val="left"/>
+      <w:pPr>
+        <w:ind w:left="720" w:hanging="360"/>
+      </w:pPr>
+    </w:lvl>
+    <w:lvl w:ilvl="1" w:tplc="08130019" w:tentative="1">
+      <w:start w:val="1"/>
+      <w:numFmt w:val="lowerLetter"/>
+      <w:lvlText w:val="%2."/>
+      <w:lvlJc w:val="left"/>
+      <w:pPr>
+        <w:ind w:left="1440" w:hanging="360"/>
+      </w:pPr>
+    </w:lvl>
+    <w:lvl w:ilvl="2" w:tplc="0813001B" w:tentative="1">
+      <w:start w:val="1"/>
+      <w:numFmt w:val="lowerRoman"/>
+      <w:lvlText w:val="%3."/>
+      <w:lvlJc w:val="right"/>
+      <w:pPr>
+        <w:ind w:left="2160" w:hanging="180"/>
+      </w:pPr>
+    </w:lvl>
+    <w:lvl w:ilvl="3" w:tplc="0813000F" w:tentative="1">
+      <w:start w:val="1"/>
+      <w:numFmt w:val="decimal"/>
+      <w:lvlText w:val="%4."/>
+      <w:lvlJc w:val="left"/>
+      <w:pPr>
+        <w:ind w:left="2880" w:hanging="360"/>
+      </w:pPr>
+    </w:lvl>
+    <w:lvl w:ilvl="4" w:tplc="08130019" w:tentative="1">
+      <w:start w:val="1"/>
+      <w:numFmt w:val="lowerLetter"/>
+      <w:lvlText w:val="%5."/>
+      <w:lvlJc w:val="left"/>
+      <w:pPr>
+        <w:ind w:left="3600" w:hanging="360"/>
+      </w:pPr>
+    </w:lvl>
+    <w:lvl w:ilvl="5" w:tplc="0813001B" w:tentative="1">
+      <w:start w:val="1"/>
+      <w:numFmt w:val="lowerRoman"/>
+      <w:lvlText w:val="%6."/>
+      <w:lvlJc w:val="right"/>
+      <w:pPr>
+        <w:ind w:left="4320" w:hanging="180"/>
+      </w:pPr>
+    </w:lvl>
+    <w:lvl w:ilvl="6" w:tplc="0813000F" w:tentative="1">
+      <w:start w:val="1"/>
+      <w:numFmt w:val="decimal"/>
+      <w:lvlText w:val="%7."/>
+      <w:lvlJc w:val="left"/>
+      <w:pPr>
+        <w:ind w:left="5040" w:hanging="360"/>
+      </w:pPr>
+    </w:lvl>
+    <w:lvl w:ilvl="7" w:tplc="08130019" w:tentative="1">
+      <w:start w:val="1"/>
+      <w:numFmt w:val="lowerLetter"/>
+      <w:lvlText w:val="%8."/>
+      <w:lvlJc w:val="left"/>
+      <w:pPr>
+        <w:ind w:left="5760" w:hanging="360"/>
+      </w:pPr>
+    </w:lvl>
+    <w:lvl w:ilvl="8" w:tplc="0813001B" w:tentative="1">
+      <w:start w:val="1"/>
+      <w:numFmt w:val="lowerRoman"/>
+      <w:lvlText w:val="%9."/>
+      <w:lvlJc w:val="right"/>
+      <w:pPr>
+        <w:ind w:left="6480" w:hanging="180"/>
+      </w:pPr>
+    </w:lvl>
+  </w:abstractNum>
+  <w:abstractNum w:abstractNumId="5" w15:restartNumberingAfterBreak="0">
+    <w:nsid w:val="25B7158A"/>
+    <w:multiLevelType w:val="multilevel"/>
+    <w:tmpl w:val="E7C03836"/>
+    <w:lvl w:ilvl="0">
+      <w:start w:val="1"/>
+      <w:numFmt w:val="bullet"/>
+      <w:lvlText w:val=""/>
+      <w:lvlJc w:val="left"/>
+      <w:pPr>
+        <w:tabs>
+          <w:tab w:val="num" w:pos="720"/>
+        </w:tabs>
+        <w:ind w:left="720" w:hanging="360"/>
+      </w:pPr>
+      <w:rPr>
+        <w:rFonts w:ascii="Symbol" w:hAnsi="Symbol" w:hint="default"/>
+        <w:sz w:val="20"/>
+      </w:rPr>
+    </w:lvl>
+    <w:lvl w:ilvl="1" w:tentative="1">
+      <w:start w:val="1"/>
+      <w:numFmt w:val="bullet"/>
+      <w:lvlText w:val="o"/>
+      <w:lvlJc w:val="left"/>
+      <w:pPr>
+        <w:tabs>
+          <w:tab w:val="num" w:pos="1440"/>
+        </w:tabs>
+        <w:ind w:left="1440" w:hanging="360"/>
+      </w:pPr>
+      <w:rPr>
+        <w:rFonts w:ascii="Courier New" w:hAnsi="Courier New" w:hint="default"/>
+        <w:sz w:val="20"/>
+      </w:rPr>
+    </w:lvl>
+    <w:lvl w:ilvl="2" w:tentative="1">
+      <w:start w:val="1"/>
+      <w:numFmt w:val="bullet"/>
+      <w:lvlText w:val=""/>
+      <w:lvlJc w:val="left"/>
+      <w:pPr>
+        <w:tabs>
+          <w:tab w:val="num" w:pos="2160"/>
+        </w:tabs>
+        <w:ind w:left="2160" w:hanging="360"/>
+      </w:pPr>
+      <w:rPr>
+        <w:rFonts w:ascii="Wingdings" w:hAnsi="Wingdings" w:hint="default"/>
+        <w:sz w:val="20"/>
+      </w:rPr>
+    </w:lvl>
+    <w:lvl w:ilvl="3" w:tentative="1">
+      <w:start w:val="1"/>
+      <w:numFmt w:val="bullet"/>
+      <w:lvlText w:val=""/>
+      <w:lvlJc w:val="left"/>
+      <w:pPr>
+        <w:tabs>
+          <w:tab w:val="num" w:pos="2880"/>
+        </w:tabs>
+        <w:ind w:left="2880" w:hanging="360"/>
+      </w:pPr>
+      <w:rPr>
+        <w:rFonts w:ascii="Wingdings" w:hAnsi="Wingdings" w:hint="default"/>
+        <w:sz w:val="20"/>
+      </w:rPr>
+    </w:lvl>
+    <w:lvl w:ilvl="4" w:tentative="1">
+      <w:start w:val="1"/>
+      <w:numFmt w:val="bullet"/>
+      <w:lvlText w:val=""/>
+      <w:lvlJc w:val="left"/>
+      <w:pPr>
+        <w:tabs>
+          <w:tab w:val="num" w:pos="3600"/>
+        </w:tabs>
+        <w:ind w:left="3600" w:hanging="360"/>
+      </w:pPr>
+      <w:rPr>
+        <w:rFonts w:ascii="Wingdings" w:hAnsi="Wingdings" w:hint="default"/>
+        <w:sz w:val="20"/>
+      </w:rPr>
+    </w:lvl>
+    <w:lvl w:ilvl="5" w:tentative="1">
+      <w:start w:val="1"/>
+      <w:numFmt w:val="bullet"/>
+      <w:lvlText w:val=""/>
+      <w:lvlJc w:val="left"/>
+      <w:pPr>
+        <w:tabs>
+          <w:tab w:val="num" w:pos="4320"/>
+        </w:tabs>
+        <w:ind w:left="4320" w:hanging="360"/>
+      </w:pPr>
+      <w:rPr>
+        <w:rFonts w:ascii="Wingdings" w:hAnsi="Wingdings" w:hint="default"/>
+        <w:sz w:val="20"/>
+      </w:rPr>
+    </w:lvl>
+    <w:lvl w:ilvl="6" w:tentative="1">
+      <w:start w:val="1"/>
+      <w:numFmt w:val="bullet"/>
+      <w:lvlText w:val=""/>
+      <w:lvlJc w:val="left"/>
+      <w:pPr>
+        <w:tabs>
+          <w:tab w:val="num" w:pos="5040"/>
+        </w:tabs>
+        <w:ind w:left="5040" w:hanging="360"/>
+      </w:pPr>
+      <w:rPr>
+        <w:rFonts w:ascii="Wingdings" w:hAnsi="Wingdings" w:hint="default"/>
+        <w:sz w:val="20"/>
+      </w:rPr>
+    </w:lvl>
+    <w:lvl w:ilvl="7" w:tentative="1">
+      <w:start w:val="1"/>
+      <w:numFmt w:val="bullet"/>
+      <w:lvlText w:val=""/>
+      <w:lvlJc w:val="left"/>
+      <w:pPr>
+        <w:tabs>
+          <w:tab w:val="num" w:pos="5760"/>
+        </w:tabs>
+        <w:ind w:left="5760" w:hanging="360"/>
+      </w:pPr>
+      <w:rPr>
+        <w:rFonts w:ascii="Wingdings" w:hAnsi="Wingdings" w:hint="default"/>
+        <w:sz w:val="20"/>
+      </w:rPr>
+    </w:lvl>
+    <w:lvl w:ilvl="8" w:tentative="1">
+      <w:start w:val="1"/>
+      <w:numFmt w:val="bullet"/>
+      <w:lvlText w:val=""/>
+      <w:lvlJc w:val="left"/>
+      <w:pPr>
+        <w:tabs>
+          <w:tab w:val="num" w:pos="6480"/>
+        </w:tabs>
+        <w:ind w:left="6480" w:hanging="360"/>
+      </w:pPr>
+      <w:rPr>
+        <w:rFonts w:ascii="Wingdings" w:hAnsi="Wingdings" w:hint="default"/>
+        <w:sz w:val="20"/>
+      </w:rPr>
+    </w:lvl>
+  </w:abstractNum>
+  <w:abstractNum w:abstractNumId="6" w15:restartNumberingAfterBreak="0">
     <w:nsid w:val="3270236A"/>
     <w:multiLevelType w:val="multilevel"/>
     <w:tmpl w:val="A2063C10"/>
@@ -11248,7 +12961,7 @@
       </w:pPr>
     </w:lvl>
   </w:abstractNum>
-  <w:abstractNum w:abstractNumId="4" w15:restartNumberingAfterBreak="0">
+  <w:abstractNum w:abstractNumId="7" w15:restartNumberingAfterBreak="0">
     <w:nsid w:val="4D103668"/>
     <w:multiLevelType w:val="multilevel"/>
     <w:tmpl w:val="C3B20AC4"/>
@@ -11397,7 +13110,7 @@
       </w:rPr>
     </w:lvl>
   </w:abstractNum>
-  <w:abstractNum w:abstractNumId="5" w15:restartNumberingAfterBreak="0">
+  <w:abstractNum w:abstractNumId="8" w15:restartNumberingAfterBreak="0">
     <w:nsid w:val="5DEF75CC"/>
     <w:multiLevelType w:val="multilevel"/>
     <w:tmpl w:val="46546344"/>
@@ -11514,7 +13227,7 @@
       </w:pPr>
     </w:lvl>
   </w:abstractNum>
-  <w:abstractNum w:abstractNumId="6" w15:restartNumberingAfterBreak="0">
+  <w:abstractNum w:abstractNumId="9" w15:restartNumberingAfterBreak="0">
     <w:nsid w:val="5F557A8A"/>
     <w:multiLevelType w:val="multilevel"/>
     <w:tmpl w:val="802A707C"/>
@@ -11627,7 +13340,206 @@
       </w:pPr>
     </w:lvl>
   </w:abstractNum>
-  <w:abstractNum w:abstractNumId="7" w15:restartNumberingAfterBreak="0">
+  <w:abstractNum w:abstractNumId="10" w15:restartNumberingAfterBreak="0">
+    <w:nsid w:val="6E951F4D"/>
+    <w:multiLevelType w:val="hybridMultilevel"/>
+    <w:tmpl w:val="1D62BE6A"/>
+    <w:lvl w:ilvl="0" w:tplc="0813000F">
+      <w:start w:val="1"/>
+      <w:numFmt w:val="decimal"/>
+      <w:lvlText w:val="%1."/>
+      <w:lvlJc w:val="left"/>
+      <w:pPr>
+        <w:ind w:left="720" w:hanging="360"/>
+      </w:pPr>
+    </w:lvl>
+    <w:lvl w:ilvl="1" w:tplc="08130019" w:tentative="1">
+      <w:start w:val="1"/>
+      <w:numFmt w:val="lowerLetter"/>
+      <w:lvlText w:val="%2."/>
+      <w:lvlJc w:val="left"/>
+      <w:pPr>
+        <w:ind w:left="1440" w:hanging="360"/>
+      </w:pPr>
+    </w:lvl>
+    <w:lvl w:ilvl="2" w:tplc="0813001B" w:tentative="1">
+      <w:start w:val="1"/>
+      <w:numFmt w:val="lowerRoman"/>
+      <w:lvlText w:val="%3."/>
+      <w:lvlJc w:val="right"/>
+      <w:pPr>
+        <w:ind w:left="2160" w:hanging="180"/>
+      </w:pPr>
+    </w:lvl>
+    <w:lvl w:ilvl="3" w:tplc="0813000F" w:tentative="1">
+      <w:start w:val="1"/>
+      <w:numFmt w:val="decimal"/>
+      <w:lvlText w:val="%4."/>
+      <w:lvlJc w:val="left"/>
+      <w:pPr>
+        <w:ind w:left="2880" w:hanging="360"/>
+      </w:pPr>
+    </w:lvl>
+    <w:lvl w:ilvl="4" w:tplc="08130019" w:tentative="1">
+      <w:start w:val="1"/>
+      <w:numFmt w:val="lowerLetter"/>
+      <w:lvlText w:val="%5."/>
+      <w:lvlJc w:val="left"/>
+      <w:pPr>
+        <w:ind w:left="3600" w:hanging="360"/>
+      </w:pPr>
+    </w:lvl>
+    <w:lvl w:ilvl="5" w:tplc="0813001B" w:tentative="1">
+      <w:start w:val="1"/>
+      <w:numFmt w:val="lowerRoman"/>
+      <w:lvlText w:val="%6."/>
+      <w:lvlJc w:val="right"/>
+      <w:pPr>
+        <w:ind w:left="4320" w:hanging="180"/>
+      </w:pPr>
+    </w:lvl>
+    <w:lvl w:ilvl="6" w:tplc="0813000F" w:tentative="1">
+      <w:start w:val="1"/>
+      <w:numFmt w:val="decimal"/>
+      <w:lvlText w:val="%7."/>
+      <w:lvlJc w:val="left"/>
+      <w:pPr>
+        <w:ind w:left="5040" w:hanging="360"/>
+      </w:pPr>
+    </w:lvl>
+    <w:lvl w:ilvl="7" w:tplc="08130019" w:tentative="1">
+      <w:start w:val="1"/>
+      <w:numFmt w:val="lowerLetter"/>
+      <w:lvlText w:val="%8."/>
+      <w:lvlJc w:val="left"/>
+      <w:pPr>
+        <w:ind w:left="5760" w:hanging="360"/>
+      </w:pPr>
+    </w:lvl>
+    <w:lvl w:ilvl="8" w:tplc="0813001B" w:tentative="1">
+      <w:start w:val="1"/>
+      <w:numFmt w:val="lowerRoman"/>
+      <w:lvlText w:val="%9."/>
+      <w:lvlJc w:val="right"/>
+      <w:pPr>
+        <w:ind w:left="6480" w:hanging="180"/>
+      </w:pPr>
+    </w:lvl>
+  </w:abstractNum>
+  <w:abstractNum w:abstractNumId="11" w15:restartNumberingAfterBreak="0">
+    <w:nsid w:val="6F5E361A"/>
+    <w:multiLevelType w:val="multilevel"/>
+    <w:tmpl w:val="9E0CC59E"/>
+    <w:lvl w:ilvl="0">
+      <w:start w:val="1"/>
+      <w:numFmt w:val="decimal"/>
+      <w:lvlText w:val="%1."/>
+      <w:lvlJc w:val="left"/>
+      <w:pPr>
+        <w:tabs>
+          <w:tab w:val="num" w:pos="720"/>
+        </w:tabs>
+        <w:ind w:left="720" w:hanging="360"/>
+      </w:pPr>
+    </w:lvl>
+    <w:lvl w:ilvl="1" w:tentative="1">
+      <w:start w:val="1"/>
+      <w:numFmt w:val="decimal"/>
+      <w:lvlText w:val="%2."/>
+      <w:lvlJc w:val="left"/>
+      <w:pPr>
+        <w:tabs>
+          <w:tab w:val="num" w:pos="1440"/>
+        </w:tabs>
+        <w:ind w:left="1440" w:hanging="360"/>
+      </w:pPr>
+    </w:lvl>
+    <w:lvl w:ilvl="2" w:tentative="1">
+      <w:start w:val="1"/>
+      <w:numFmt w:val="decimal"/>
+      <w:lvlText w:val="%3."/>
+      <w:lvlJc w:val="left"/>
+      <w:pPr>
+        <w:tabs>
+          <w:tab w:val="num" w:pos="2160"/>
+        </w:tabs>
+        <w:ind w:left="2160" w:hanging="360"/>
+      </w:pPr>
+    </w:lvl>
+    <w:lvl w:ilvl="3" w:tentative="1">
+      <w:start w:val="1"/>
+      <w:numFmt w:val="decimal"/>
+      <w:lvlText w:val="%4."/>
+      <w:lvlJc w:val="left"/>
+      <w:pPr>
+        <w:tabs>
+          <w:tab w:val="num" w:pos="2880"/>
+        </w:tabs>
+        <w:ind w:left="2880" w:hanging="360"/>
+      </w:pPr>
+    </w:lvl>
+    <w:lvl w:ilvl="4" w:tentative="1">
+      <w:start w:val="1"/>
+      <w:numFmt w:val="decimal"/>
+      <w:lvlText w:val="%5."/>
+      <w:lvlJc w:val="left"/>
+      <w:pPr>
+        <w:tabs>
+          <w:tab w:val="num" w:pos="3600"/>
+        </w:tabs>
+        <w:ind w:left="3600" w:hanging="360"/>
+      </w:pPr>
+    </w:lvl>
+    <w:lvl w:ilvl="5" w:tentative="1">
+      <w:start w:val="1"/>
+      <w:numFmt w:val="decimal"/>
+      <w:lvlText w:val="%6."/>
+      <w:lvlJc w:val="left"/>
+      <w:pPr>
+        <w:tabs>
+          <w:tab w:val="num" w:pos="4320"/>
+        </w:tabs>
+        <w:ind w:left="4320" w:hanging="360"/>
+      </w:pPr>
+    </w:lvl>
+    <w:lvl w:ilvl="6" w:tentative="1">
+      <w:start w:val="1"/>
+      <w:numFmt w:val="decimal"/>
+      <w:lvlText w:val="%7."/>
+      <w:lvlJc w:val="left"/>
+      <w:pPr>
+        <w:tabs>
+          <w:tab w:val="num" w:pos="5040"/>
+        </w:tabs>
+        <w:ind w:left="5040" w:hanging="360"/>
+      </w:pPr>
+    </w:lvl>
+    <w:lvl w:ilvl="7" w:tentative="1">
+      <w:start w:val="1"/>
+      <w:numFmt w:val="decimal"/>
+      <w:lvlText w:val="%8."/>
+      <w:lvlJc w:val="left"/>
+      <w:pPr>
+        <w:tabs>
+          <w:tab w:val="num" w:pos="5760"/>
+        </w:tabs>
+        <w:ind w:left="5760" w:hanging="360"/>
+      </w:pPr>
+    </w:lvl>
+    <w:lvl w:ilvl="8" w:tentative="1">
+      <w:start w:val="1"/>
+      <w:numFmt w:val="decimal"/>
+      <w:lvlText w:val="%9."/>
+      <w:lvlJc w:val="left"/>
+      <w:pPr>
+        <w:tabs>
+          <w:tab w:val="num" w:pos="6480"/>
+        </w:tabs>
+        <w:ind w:left="6480" w:hanging="360"/>
+      </w:pPr>
+    </w:lvl>
+  </w:abstractNum>
+  <w:abstractNum w:abstractNumId="12" w15:restartNumberingAfterBreak="0">
     <w:nsid w:val="739E373C"/>
     <w:multiLevelType w:val="multilevel"/>
     <w:tmpl w:val="51FA6F6C"/>
@@ -11776,7 +13688,7 @@
       </w:rPr>
     </w:lvl>
   </w:abstractNum>
-  <w:abstractNum w:abstractNumId="8" w15:restartNumberingAfterBreak="0">
+  <w:abstractNum w:abstractNumId="13" w15:restartNumberingAfterBreak="0">
     <w:nsid w:val="73B23B94"/>
     <w:multiLevelType w:val="multilevel"/>
     <w:tmpl w:val="DD56EF6C"/>
@@ -11925,7 +13837,7 @@
       </w:rPr>
     </w:lvl>
   </w:abstractNum>
-  <w:abstractNum w:abstractNumId="9" w15:restartNumberingAfterBreak="0">
+  <w:abstractNum w:abstractNumId="14" w15:restartNumberingAfterBreak="0">
     <w:nsid w:val="74717386"/>
     <w:multiLevelType w:val="multilevel"/>
     <w:tmpl w:val="59BAA730"/>
@@ -12074,7 +13986,7 @@
       </w:rPr>
     </w:lvl>
   </w:abstractNum>
-  <w:abstractNum w:abstractNumId="10" w15:restartNumberingAfterBreak="0">
+  <w:abstractNum w:abstractNumId="15" w15:restartNumberingAfterBreak="0">
     <w:nsid w:val="787E42AC"/>
     <w:multiLevelType w:val="multilevel"/>
     <w:tmpl w:val="183AAC40"/>
@@ -12187,7 +14099,7 @@
       </w:pPr>
     </w:lvl>
   </w:abstractNum>
-  <w:abstractNum w:abstractNumId="11" w15:restartNumberingAfterBreak="0">
+  <w:abstractNum w:abstractNumId="16" w15:restartNumberingAfterBreak="0">
     <w:nsid w:val="7D4F047B"/>
     <w:multiLevelType w:val="multilevel"/>
     <w:tmpl w:val="00FE70FE"/>
@@ -12336,7 +14248,7 @@
       </w:rPr>
     </w:lvl>
   </w:abstractNum>
-  <w:abstractNum w:abstractNumId="12" w15:restartNumberingAfterBreak="0">
+  <w:abstractNum w:abstractNumId="17" w15:restartNumberingAfterBreak="0">
     <w:nsid w:val="7FB234BB"/>
     <w:multiLevelType w:val="multilevel"/>
     <w:tmpl w:val="57B67D44"/>
@@ -12489,40 +14401,55 @@
     <w:abstractNumId w:val="0"/>
   </w:num>
   <w:num w:numId="2" w16cid:durableId="285085652">
+    <w:abstractNumId w:val="2"/>
+  </w:num>
+  <w:num w:numId="3" w16cid:durableId="804390768">
+    <w:abstractNumId w:val="16"/>
+  </w:num>
+  <w:num w:numId="4" w16cid:durableId="740324678">
+    <w:abstractNumId w:val="14"/>
+  </w:num>
+  <w:num w:numId="5" w16cid:durableId="959729964">
+    <w:abstractNumId w:val="7"/>
+  </w:num>
+  <w:num w:numId="6" w16cid:durableId="521011932">
+    <w:abstractNumId w:val="17"/>
+  </w:num>
+  <w:num w:numId="7" w16cid:durableId="2095086216">
+    <w:abstractNumId w:val="12"/>
+  </w:num>
+  <w:num w:numId="8" w16cid:durableId="803812241">
+    <w:abstractNumId w:val="8"/>
+  </w:num>
+  <w:num w:numId="9" w16cid:durableId="189876946">
+    <w:abstractNumId w:val="3"/>
+  </w:num>
+  <w:num w:numId="10" w16cid:durableId="1285310722">
+    <w:abstractNumId w:val="13"/>
+  </w:num>
+  <w:num w:numId="11" w16cid:durableId="1317300852">
+    <w:abstractNumId w:val="15"/>
+  </w:num>
+  <w:num w:numId="12" w16cid:durableId="1607344221">
+    <w:abstractNumId w:val="6"/>
+  </w:num>
+  <w:num w:numId="13" w16cid:durableId="1828588209">
+    <w:abstractNumId w:val="9"/>
+  </w:num>
+  <w:num w:numId="14" w16cid:durableId="1929537873">
+    <w:abstractNumId w:val="5"/>
+  </w:num>
+  <w:num w:numId="15" w16cid:durableId="1450203414">
     <w:abstractNumId w:val="1"/>
   </w:num>
-  <w:num w:numId="3" w16cid:durableId="804390768">
+  <w:num w:numId="16" w16cid:durableId="1606230509">
     <w:abstractNumId w:val="11"/>
   </w:num>
-  <w:num w:numId="4" w16cid:durableId="740324678">
-    <w:abstractNumId w:val="9"/>
-  </w:num>
-  <w:num w:numId="5" w16cid:durableId="959729964">
+  <w:num w:numId="17" w16cid:durableId="2126999199">
     <w:abstractNumId w:val="4"/>
   </w:num>
-  <w:num w:numId="6" w16cid:durableId="521011932">
-    <w:abstractNumId w:val="12"/>
-  </w:num>
-  <w:num w:numId="7" w16cid:durableId="2095086216">
-    <w:abstractNumId w:val="7"/>
-  </w:num>
-  <w:num w:numId="8" w16cid:durableId="803812241">
-    <w:abstractNumId w:val="5"/>
-  </w:num>
-  <w:num w:numId="9" w16cid:durableId="189876946">
-    <w:abstractNumId w:val="2"/>
-  </w:num>
-  <w:num w:numId="10" w16cid:durableId="1285310722">
-    <w:abstractNumId w:val="8"/>
-  </w:num>
-  <w:num w:numId="11" w16cid:durableId="1317300852">
+  <w:num w:numId="18" w16cid:durableId="752900601">
     <w:abstractNumId w:val="10"/>
-  </w:num>
-  <w:num w:numId="12" w16cid:durableId="1607344221">
-    <w:abstractNumId w:val="3"/>
-  </w:num>
-  <w:num w:numId="13" w16cid:durableId="1828588209">
-    <w:abstractNumId w:val="6"/>
   </w:num>
 </w:numbering>
 </file>
@@ -13129,7 +15056,6 @@
   <w:style w:type="character" w:default="1" w:styleId="Standaardalinea-lettertype">
     <w:name w:val="Default Paragraph Font"/>
     <w:uiPriority w:val="1"/>
-    <w:semiHidden/>
     <w:unhideWhenUsed/>
   </w:style>
   <w:style w:type="table" w:default="1" w:styleId="Standaardtabel">

--- a/Master_scriptie_tekst.docx
+++ b/Master_scriptie_tekst.docx
@@ -4,6 +4,7 @@
   <w:body>
     <w:p>
       <w:pPr>
+        <w:spacing w:afterLines="24" w:after="57"/>
         <w:rPr>
           <w:b/>
           <w:bCs/>
@@ -23,6 +24,7 @@
     </w:p>
     <w:p>
       <w:pPr>
+        <w:spacing w:afterLines="24" w:after="57"/>
         <w:rPr>
           <w:b/>
           <w:bCs/>
@@ -42,6 +44,7 @@
     </w:p>
     <w:p>
       <w:pPr>
+        <w:spacing w:afterLines="24" w:after="57"/>
         <w:rPr>
           <w:b/>
           <w:bCs/>
@@ -62,6 +65,7 @@
     </w:p>
     <w:p>
       <w:pPr>
+        <w:spacing w:afterLines="24" w:after="57"/>
         <w:rPr>
           <w:b/>
           <w:bCs/>
@@ -82,6 +86,7 @@
     </w:p>
     <w:p>
       <w:pPr>
+        <w:spacing w:afterLines="24" w:after="57"/>
         <w:rPr>
           <w:b/>
           <w:bCs/>
@@ -101,6 +106,7 @@
     </w:p>
     <w:p>
       <w:pPr>
+        <w:spacing w:afterLines="24" w:after="57"/>
         <w:rPr>
           <w:b/>
           <w:bCs/>
@@ -121,6 +127,7 @@
     </w:p>
     <w:p>
       <w:pPr>
+        <w:spacing w:afterLines="24" w:after="57"/>
         <w:rPr>
           <w:b/>
           <w:bCs/>
@@ -141,6 +148,7 @@
     </w:p>
     <w:p>
       <w:pPr>
+        <w:spacing w:afterLines="24" w:after="57"/>
         <w:rPr>
           <w:b/>
           <w:bCs/>
@@ -160,6 +168,7 @@
     </w:p>
     <w:p>
       <w:pPr>
+        <w:spacing w:afterLines="24" w:after="57"/>
         <w:rPr>
           <w:b/>
           <w:bCs/>
@@ -180,6 +189,7 @@
     </w:p>
     <w:p>
       <w:pPr>
+        <w:spacing w:afterLines="24" w:after="57"/>
         <w:rPr>
           <w:b/>
           <w:bCs/>
@@ -202,6 +212,402 @@
     </w:p>
     <w:p>
       <w:pPr>
+        <w:spacing w:afterLines="24" w:after="57"/>
+        <w:rPr>
+          <w:b/>
+          <w:bCs/>
+          <w:sz w:val="36"/>
+          <w:szCs w:val="36"/>
+          <w:lang w:val="en-GB"/>
+        </w:rPr>
+      </w:pPr>
+    </w:p>
+    <w:p>
+      <w:pPr>
+        <w:spacing w:afterLines="24" w:after="57"/>
+      </w:pPr>
+      <w:proofErr w:type="spellStart"/>
+      <w:r>
+        <w:t>Threat</w:t>
+      </w:r>
+      <w:proofErr w:type="spellEnd"/>
+      <w:r>
+        <w:t xml:space="preserve"> </w:t>
+      </w:r>
+      <w:proofErr w:type="spellStart"/>
+      <w:r>
+        <w:t>modeling</w:t>
+      </w:r>
+      <w:proofErr w:type="spellEnd"/>
+      <w:r>
+        <w:t xml:space="preserve"> is een systematische methode binnen softwareontwikkeling om potentiële beveiligingsrisico’s vroegtijdig te identificeren en te mitigeren. Ondanks het belang ervan ervaren veel ontwikkelaars het proces als complex en tijdsintensief, wat vaak leidt tot onvolledige risicoanalyses. Dit onderzoek ontwikkelt en evalueert een gebruiksvriendelijke tool, gebaseerd op de </w:t>
+      </w:r>
+      <w:proofErr w:type="spellStart"/>
+      <w:r>
+        <w:t>Fortunately</w:t>
+      </w:r>
+      <w:proofErr w:type="spellEnd"/>
+      <w:r>
+        <w:t>-</w:t>
+      </w:r>
+      <w:proofErr w:type="spellStart"/>
+      <w:r>
+        <w:t>Unfortunately</w:t>
+      </w:r>
+      <w:proofErr w:type="spellEnd"/>
+      <w:r>
+        <w:t xml:space="preserve">-methode, om het </w:t>
+      </w:r>
+      <w:proofErr w:type="spellStart"/>
+      <w:r>
+        <w:t>threat</w:t>
+      </w:r>
+      <w:proofErr w:type="spellEnd"/>
+      <w:r>
+        <w:t xml:space="preserve"> </w:t>
+      </w:r>
+      <w:proofErr w:type="spellStart"/>
+      <w:r>
+        <w:t>modeling</w:t>
+      </w:r>
+      <w:proofErr w:type="spellEnd"/>
+      <w:r>
+        <w:t>-proces toegankelijker en effectiever te maken.</w:t>
+      </w:r>
+    </w:p>
+    <w:p>
+      <w:pPr>
+        <w:spacing w:afterLines="24" w:after="57"/>
+      </w:pPr>
+    </w:p>
+    <w:p>
+      <w:pPr>
+        <w:spacing w:afterLines="24" w:after="57"/>
+      </w:pPr>
+      <w:r>
+        <w:t xml:space="preserve">Een literatuurstudie brengt bestaande </w:t>
+      </w:r>
+      <w:proofErr w:type="spellStart"/>
+      <w:r>
+        <w:t>threat</w:t>
+      </w:r>
+      <w:proofErr w:type="spellEnd"/>
+      <w:r>
+        <w:t xml:space="preserve"> </w:t>
+      </w:r>
+      <w:proofErr w:type="spellStart"/>
+      <w:r>
+        <w:t>modeling</w:t>
+      </w:r>
+      <w:proofErr w:type="spellEnd"/>
+      <w:r>
+        <w:t xml:space="preserve">-raamwerken, </w:t>
+      </w:r>
+      <w:proofErr w:type="spellStart"/>
+      <w:r>
+        <w:t>mindmaptools</w:t>
+      </w:r>
+      <w:proofErr w:type="spellEnd"/>
+      <w:r>
+        <w:t xml:space="preserve"> en visualisatietechnieken in kaart. Op basis daarvan wordt een eisenlijst opgesteld met zowel generieke functies als mogelijkheden specifiek voor </w:t>
+      </w:r>
+      <w:proofErr w:type="spellStart"/>
+      <w:r>
+        <w:t>Fortunately</w:t>
+      </w:r>
+      <w:proofErr w:type="spellEnd"/>
+      <w:r>
+        <w:t>-</w:t>
+      </w:r>
+      <w:proofErr w:type="spellStart"/>
+      <w:r>
+        <w:t>Unfortunately</w:t>
+      </w:r>
+      <w:proofErr w:type="spellEnd"/>
+      <w:r>
+        <w:t xml:space="preserve">-treemodellering. Vervolgens wordt een </w:t>
+      </w:r>
+      <w:proofErr w:type="spellStart"/>
+      <w:r>
+        <w:t>webgebaseerd</w:t>
+      </w:r>
+      <w:proofErr w:type="spellEnd"/>
+      <w:r>
+        <w:t xml:space="preserve"> prototype ontwikkeld in </w:t>
+      </w:r>
+      <w:proofErr w:type="spellStart"/>
+      <w:r>
+        <w:t>React</w:t>
+      </w:r>
+      <w:proofErr w:type="spellEnd"/>
+      <w:r>
+        <w:t xml:space="preserve"> en D3, uitgebreid met zoek- en filterfuncties, visuele coderingen en ondersteunende interacties. De tool wordt geëvalueerd via een gebruikersonderzoek met negen deelnemers, die een scenario doorlopen, taken uitvoeren en hun ervaring rapporteren via een open vragenlijst en de User </w:t>
+      </w:r>
+      <w:proofErr w:type="spellStart"/>
+      <w:r>
+        <w:t>Experience</w:t>
+      </w:r>
+      <w:proofErr w:type="spellEnd"/>
+      <w:r>
+        <w:t xml:space="preserve"> Questionnaire (UEQ).</w:t>
+      </w:r>
+    </w:p>
+    <w:p>
+      <w:pPr>
+        <w:spacing w:afterLines="24" w:after="57"/>
+      </w:pPr>
+    </w:p>
+    <w:p>
+      <w:pPr>
+        <w:spacing w:afterLines="24" w:after="57"/>
+        <w:rPr>
+          <w:b/>
+          <w:bCs/>
+          <w:sz w:val="32"/>
+          <w:szCs w:val="32"/>
+        </w:rPr>
+      </w:pPr>
+      <w:r>
+        <w:t xml:space="preserve">De resultaten tonen een duidelijke verbetering in gebruiksvriendelijkheid ten opzichte van generieke </w:t>
+      </w:r>
+      <w:proofErr w:type="spellStart"/>
+      <w:r>
+        <w:t>mindmapsoftware</w:t>
+      </w:r>
+      <w:proofErr w:type="spellEnd"/>
+      <w:r>
+        <w:t>, met positieve UEQ-scores op alle dimensies (aantrekkelijkheid</w:t>
+      </w:r>
+      <w:r>
+        <w:rPr>
+          <w:rFonts w:ascii="Arial" w:hAnsi="Arial" w:cs="Arial"/>
+        </w:rPr>
+        <w:t> </w:t>
+      </w:r>
+      <w:r>
+        <w:t>+1.2, effici</w:t>
+      </w:r>
+      <w:r>
+        <w:rPr>
+          <w:rFonts w:cs="Aptos"/>
+        </w:rPr>
+        <w:t>ë</w:t>
+      </w:r>
+      <w:r>
+        <w:t>ntie</w:t>
+      </w:r>
+      <w:r>
+        <w:rPr>
+          <w:rFonts w:ascii="Arial" w:hAnsi="Arial" w:cs="Arial"/>
+        </w:rPr>
+        <w:t> </w:t>
+      </w:r>
+      <w:r>
+        <w:t>+1.5, stimulatie</w:t>
+      </w:r>
+      <w:r>
+        <w:rPr>
+          <w:rFonts w:ascii="Arial" w:hAnsi="Arial" w:cs="Arial"/>
+        </w:rPr>
+        <w:t> </w:t>
+      </w:r>
+      <w:r>
+        <w:t xml:space="preserve">+2.1) tegenover negatieve scores voor de basisversie. De tool verhoogt zo de toegankelijkheid van </w:t>
+      </w:r>
+      <w:proofErr w:type="spellStart"/>
+      <w:r>
+        <w:t>threat</w:t>
+      </w:r>
+      <w:proofErr w:type="spellEnd"/>
+      <w:r>
+        <w:t xml:space="preserve"> </w:t>
+      </w:r>
+      <w:proofErr w:type="spellStart"/>
+      <w:r>
+        <w:t>modeling</w:t>
+      </w:r>
+      <w:proofErr w:type="spellEnd"/>
+      <w:r>
+        <w:t xml:space="preserve"> voor niet-experts en biedt intu</w:t>
+      </w:r>
+      <w:r>
+        <w:rPr>
+          <w:rFonts w:cs="Aptos"/>
+        </w:rPr>
+        <w:t>ï</w:t>
+      </w:r>
+      <w:r>
+        <w:t>tieve ondersteuning binnen het beveiligingsproces.</w:t>
+      </w:r>
+      <w:r>
+        <w:rPr>
+          <w:b/>
+          <w:bCs/>
+          <w:sz w:val="32"/>
+          <w:szCs w:val="32"/>
+        </w:rPr>
+        <w:br w:type="page"/>
+      </w:r>
+    </w:p>
+    <w:p>
+      <w:pPr>
+        <w:spacing w:afterLines="24" w:after="57"/>
+        <w:rPr>
+          <w:b/>
+          <w:bCs/>
+          <w:sz w:val="32"/>
+          <w:szCs w:val="32"/>
+        </w:rPr>
+      </w:pPr>
+      <w:r>
+        <w:rPr>
+          <w:b/>
+          <w:bCs/>
+          <w:sz w:val="32"/>
+          <w:szCs w:val="32"/>
+        </w:rPr>
+        <w:lastRenderedPageBreak/>
+        <w:br w:type="page"/>
+      </w:r>
+    </w:p>
+    <w:p>
+      <w:pPr>
+        <w:spacing w:afterLines="24" w:after="57"/>
+        <w:rPr>
+          <w:b/>
+          <w:bCs/>
+          <w:sz w:val="36"/>
+          <w:szCs w:val="36"/>
+          <w:lang w:val="en-GB"/>
+        </w:rPr>
+      </w:pPr>
+      <w:r>
+        <w:rPr>
+          <w:b/>
+          <w:bCs/>
+          <w:sz w:val="36"/>
+          <w:szCs w:val="36"/>
+          <w:lang w:val="en-GB"/>
+        </w:rPr>
+        <w:lastRenderedPageBreak/>
+        <w:t>Abstract in English</w:t>
+      </w:r>
+    </w:p>
+    <w:p>
+      <w:pPr>
+        <w:spacing w:afterLines="24" w:after="57"/>
+        <w:rPr>
+          <w:b/>
+          <w:bCs/>
+          <w:sz w:val="36"/>
+          <w:szCs w:val="36"/>
+          <w:lang w:val="en-GB"/>
+        </w:rPr>
+      </w:pPr>
+    </w:p>
+    <w:p>
+      <w:pPr>
+        <w:spacing w:afterLines="24" w:after="57"/>
+        <w:rPr>
+          <w:lang w:val="en-GB"/>
+        </w:rPr>
+      </w:pPr>
+      <w:r>
+        <w:rPr>
+          <w:lang w:val="en-GB"/>
+        </w:rPr>
+        <w:t xml:space="preserve">Threat </w:t>
+      </w:r>
+      <w:proofErr w:type="spellStart"/>
+      <w:r>
+        <w:rPr>
+          <w:lang w:val="en-GB"/>
+        </w:rPr>
+        <w:t>modeling</w:t>
+      </w:r>
+      <w:proofErr w:type="spellEnd"/>
+      <w:r>
+        <w:rPr>
+          <w:lang w:val="en-GB"/>
+        </w:rPr>
+        <w:t xml:space="preserve"> is a systematic method within software development for identifying and mitigating potential security risks at an early stage. Despite its importance, many developers experience the process as complex and time-consuming, often resulting in incomplete risk analyses. This study develops and evaluates a user-friendly tool based on the Fortunately–Unfortunately method to make the threat </w:t>
+      </w:r>
+      <w:proofErr w:type="spellStart"/>
+      <w:r>
+        <w:rPr>
+          <w:lang w:val="en-GB"/>
+        </w:rPr>
+        <w:t>modeling</w:t>
+      </w:r>
+      <w:proofErr w:type="spellEnd"/>
+      <w:r>
+        <w:rPr>
+          <w:lang w:val="en-GB"/>
+        </w:rPr>
+        <w:t xml:space="preserve"> process more accessible and effective.</w:t>
+      </w:r>
+    </w:p>
+    <w:p>
+      <w:pPr>
+        <w:spacing w:afterLines="24" w:after="57"/>
+        <w:rPr>
+          <w:lang w:val="en-GB"/>
+        </w:rPr>
+      </w:pPr>
+    </w:p>
+    <w:p>
+      <w:pPr>
+        <w:spacing w:afterLines="24" w:after="57"/>
+        <w:rPr>
+          <w:lang w:val="en-GB"/>
+        </w:rPr>
+      </w:pPr>
+      <w:r>
+        <w:rPr>
+          <w:lang w:val="en-GB"/>
+        </w:rPr>
+        <w:t xml:space="preserve">A literature review maps existing threat </w:t>
+      </w:r>
+      <w:proofErr w:type="spellStart"/>
+      <w:r>
+        <w:rPr>
+          <w:lang w:val="en-GB"/>
+        </w:rPr>
+        <w:t>modeling</w:t>
+      </w:r>
+      <w:proofErr w:type="spellEnd"/>
+      <w:r>
+        <w:rPr>
+          <w:lang w:val="en-GB"/>
+        </w:rPr>
+        <w:t xml:space="preserve"> frameworks, mind mapping tools, and visualization techniques. Based on these findings, a requirements list is defined, including both generic functionalities and features specific to Fortunately–Unfortunately tree </w:t>
+      </w:r>
+      <w:proofErr w:type="spellStart"/>
+      <w:r>
+        <w:rPr>
+          <w:lang w:val="en-GB"/>
+        </w:rPr>
+        <w:t>modeling</w:t>
+      </w:r>
+      <w:proofErr w:type="spellEnd"/>
+      <w:r>
+        <w:rPr>
+          <w:lang w:val="en-GB"/>
+        </w:rPr>
+        <w:t>. A web-based prototype was then developed using React and D3, extending the tree structure with search and filter functions, visual encodings, and supportive interactions. The tool was evaluated through a user study with nine participants, who completed a scenario, performed predefined tasks, and reported their experiences using an open questionnaire and the User Experience Questionnaire (UEQ).</w:t>
+      </w:r>
+    </w:p>
+    <w:p>
+      <w:pPr>
+        <w:spacing w:afterLines="24" w:after="57"/>
+        <w:rPr>
+          <w:lang w:val="en-GB"/>
+        </w:rPr>
+      </w:pPr>
+    </w:p>
+    <w:p>
+      <w:pPr>
+        <w:spacing w:afterLines="24" w:after="57"/>
         <w:rPr>
           <w:b/>
           <w:bCs/>
@@ -212,6 +618,78 @@
       </w:pPr>
       <w:r>
         <w:rPr>
+          <w:lang w:val="en-GB"/>
+        </w:rPr>
+        <w:t>Results show a clear improvement in usability compared to generic mind mapping software, with positive UEQ scores across all dimensions (attractiveness</w:t>
+      </w:r>
+      <w:r>
+        <w:rPr>
+          <w:rFonts w:ascii="Arial" w:hAnsi="Arial" w:cs="Arial"/>
+          <w:lang w:val="en-GB"/>
+        </w:rPr>
+        <w:t> </w:t>
+      </w:r>
+      <w:r>
+        <w:rPr>
+          <w:lang w:val="en-GB"/>
+        </w:rPr>
+        <w:t>+1.2, efficiency</w:t>
+      </w:r>
+      <w:r>
+        <w:rPr>
+          <w:rFonts w:ascii="Arial" w:hAnsi="Arial" w:cs="Arial"/>
+          <w:lang w:val="en-GB"/>
+        </w:rPr>
+        <w:t> </w:t>
+      </w:r>
+      <w:r>
+        <w:rPr>
+          <w:lang w:val="en-GB"/>
+        </w:rPr>
+        <w:t>+1.5, stimulation</w:t>
+      </w:r>
+      <w:r>
+        <w:rPr>
+          <w:rFonts w:ascii="Arial" w:hAnsi="Arial" w:cs="Arial"/>
+          <w:lang w:val="en-GB"/>
+        </w:rPr>
+        <w:t> </w:t>
+      </w:r>
+      <w:r>
+        <w:rPr>
+          <w:lang w:val="en-GB"/>
+        </w:rPr>
+        <w:t xml:space="preserve">+2.1) versus negative scores for the basic version. The tool thus enhances the accessibility of threat </w:t>
+      </w:r>
+      <w:proofErr w:type="spellStart"/>
+      <w:r>
+        <w:rPr>
+          <w:lang w:val="en-GB"/>
+        </w:rPr>
+        <w:t>modeling</w:t>
+      </w:r>
+      <w:proofErr w:type="spellEnd"/>
+      <w:r>
+        <w:rPr>
+          <w:lang w:val="en-GB"/>
+        </w:rPr>
+        <w:t xml:space="preserve"> for non</w:t>
+      </w:r>
+      <w:r>
+        <w:rPr>
+          <w:rFonts w:ascii="Cambria Math" w:hAnsi="Cambria Math" w:cs="Cambria Math"/>
+          <w:lang w:val="en-GB"/>
+        </w:rPr>
+        <w:t>‑</w:t>
+      </w:r>
+      <w:r>
+        <w:rPr>
+          <w:lang w:val="en-GB"/>
+        </w:rPr>
+        <w:t>experts and provides intuitive support within the security analysis process.</w:t>
+      </w:r>
+      <w:r>
+        <w:rPr>
           <w:b/>
           <w:bCs/>
           <w:sz w:val="32"/>
@@ -223,60 +701,7 @@
     </w:p>
     <w:p>
       <w:pPr>
-        <w:rPr>
-          <w:b/>
-          <w:bCs/>
-          <w:sz w:val="32"/>
-          <w:szCs w:val="32"/>
-          <w:lang w:val="en-GB"/>
-        </w:rPr>
-      </w:pPr>
-      <w:r>
-        <w:rPr>
-          <w:b/>
-          <w:bCs/>
-          <w:sz w:val="32"/>
-          <w:szCs w:val="32"/>
-          <w:lang w:val="en-GB"/>
-        </w:rPr>
-        <w:lastRenderedPageBreak/>
-        <w:br w:type="page"/>
-      </w:r>
-    </w:p>
-    <w:p>
-      <w:pPr>
-        <w:rPr>
-          <w:b/>
-          <w:bCs/>
-          <w:sz w:val="32"/>
-          <w:szCs w:val="32"/>
-          <w:lang w:val="en-GB"/>
-        </w:rPr>
-      </w:pPr>
-      <w:r>
-        <w:rPr>
-          <w:b/>
-          <w:bCs/>
-          <w:sz w:val="36"/>
-          <w:szCs w:val="36"/>
-          <w:lang w:val="en-GB"/>
-        </w:rPr>
-        <w:lastRenderedPageBreak/>
-        <w:t>Abstract in English</w:t>
-      </w:r>
-      <w:r>
-        <w:rPr>
-          <w:b/>
-          <w:bCs/>
-          <w:sz w:val="32"/>
-          <w:szCs w:val="32"/>
-          <w:lang w:val="en-GB"/>
-        </w:rPr>
-        <w:br w:type="page"/>
-      </w:r>
-    </w:p>
-    <w:p>
-      <w:pPr>
+        <w:spacing w:afterLines="24" w:after="57"/>
         <w:rPr>
           <w:b/>
           <w:bCs/>
@@ -1008,6 +1433,7 @@
     </w:p>
     <w:p>
       <w:pPr>
+        <w:spacing w:afterLines="24" w:after="57"/>
         <w:rPr>
           <w:b/>
           <w:bCs/>
@@ -1524,12 +1950,12 @@
     </w:p>
     <w:p>
       <w:pPr>
+        <w:spacing w:afterLines="24" w:after="57"/>
         <w:rPr>
           <w:b/>
           <w:bCs/>
           <w:sz w:val="28"/>
           <w:szCs w:val="28"/>
-          <w:lang w:val="en-GB"/>
         </w:rPr>
       </w:pPr>
       <w:r>
@@ -1538,7 +1964,6 @@
           <w:bCs/>
           <w:sz w:val="28"/>
           <w:szCs w:val="28"/>
-          <w:lang w:val="en-GB"/>
         </w:rPr>
         <w:br w:type="page"/>
       </w:r>
@@ -2346,6 +2771,7 @@
     </w:p>
     <w:p>
       <w:pPr>
+        <w:spacing w:afterLines="24" w:after="57"/>
         <w:rPr>
           <w:b/>
           <w:bCs/>
@@ -5725,6 +6151,7 @@
     </w:p>
     <w:p>
       <w:pPr>
+        <w:spacing w:afterLines="24" w:after="57"/>
         <w:rPr>
           <w:b/>
           <w:bCs/>
@@ -9107,6 +9534,7 @@
     </w:p>
     <w:p>
       <w:pPr>
+        <w:spacing w:afterLines="24" w:after="57"/>
         <w:rPr>
           <w:rFonts w:eastAsia="Times New Roman" w:cs="Times New Roman"/>
           <w:b/>
@@ -9231,6 +9659,7 @@
     </w:p>
     <w:p>
       <w:pPr>
+        <w:spacing w:afterLines="24" w:after="57"/>
         <w:rPr>
           <w:b/>
           <w:bCs/>
@@ -10950,6 +11379,7 @@
     </w:p>
     <w:p>
       <w:pPr>
+        <w:spacing w:afterLines="24" w:after="57"/>
         <w:rPr>
           <w:rFonts w:eastAsia="Times New Roman" w:cs="Times New Roman"/>
           <w:b/>
@@ -11539,6 +11969,7 @@
     </w:p>
     <w:p>
       <w:pPr>
+        <w:spacing w:afterLines="24" w:after="57"/>
         <w:rPr>
           <w:b/>
           <w:bCs/>
@@ -11878,11 +12309,17 @@
       </w:r>
     </w:p>
     <w:p>
+      <w:pPr>
+        <w:spacing w:afterLines="24" w:after="57"/>
+      </w:pPr>
       <w:r>
         <w:br w:type="page"/>
       </w:r>
     </w:p>
     <w:p>
+      <w:pPr>
+        <w:spacing w:afterLines="24" w:after="57"/>
+      </w:pPr>
       <w:r>
         <w:lastRenderedPageBreak/>
         <w:br w:type="page"/>

--- a/Master_scriptie_tekst.docx
+++ b/Master_scriptie_tekst.docx
@@ -195,10 +195,281 @@
           <w:bCs/>
           <w:sz w:val="36"/>
           <w:szCs w:val="36"/>
-          <w:lang w:val="en-GB"/>
-        </w:rPr>
-      </w:pPr>
-      <w:r>
+        </w:rPr>
+      </w:pPr>
+      <w:r>
+        <w:rPr>
+          <w:b/>
+          <w:bCs/>
+          <w:sz w:val="36"/>
+          <w:szCs w:val="36"/>
+        </w:rPr>
+        <w:lastRenderedPageBreak/>
+        <w:t>Abstract</w:t>
+      </w:r>
+    </w:p>
+    <w:p>
+      <w:pPr>
+        <w:spacing w:afterLines="24" w:after="57"/>
+        <w:rPr>
+          <w:b/>
+          <w:bCs/>
+          <w:sz w:val="36"/>
+          <w:szCs w:val="36"/>
+        </w:rPr>
+      </w:pPr>
+    </w:p>
+    <w:p>
+      <w:pPr>
+        <w:spacing w:afterLines="24" w:after="57"/>
+      </w:pPr>
+      <w:proofErr w:type="spellStart"/>
+      <w:r>
+        <w:t>Threat</w:t>
+      </w:r>
+      <w:proofErr w:type="spellEnd"/>
+      <w:r>
+        <w:t xml:space="preserve"> </w:t>
+      </w:r>
+      <w:proofErr w:type="spellStart"/>
+      <w:r>
+        <w:t>modeling</w:t>
+      </w:r>
+      <w:proofErr w:type="spellEnd"/>
+      <w:r>
+        <w:t xml:space="preserve"> is een systematische methode binnen softwareontwikkeling om potentiële beveiligingsrisico’s vroegtijdig te identificeren en te mitigeren. Ondanks het belang ervan ervaren veel ontwikkelaars het proces als complex en tijdsintensief, wat vaak leidt tot onvolledige risicoanalyses. Dit onderzoek ontwikkelt en evalueert een gebruiksvriendelijke tool, gebaseerd op de </w:t>
+      </w:r>
+      <w:proofErr w:type="spellStart"/>
+      <w:r>
+        <w:t>Fortunately</w:t>
+      </w:r>
+      <w:proofErr w:type="spellEnd"/>
+      <w:r>
+        <w:t>-</w:t>
+      </w:r>
+      <w:proofErr w:type="spellStart"/>
+      <w:r>
+        <w:t>Unfortunately</w:t>
+      </w:r>
+      <w:proofErr w:type="spellEnd"/>
+      <w:r>
+        <w:t xml:space="preserve">-methode, om het </w:t>
+      </w:r>
+      <w:proofErr w:type="spellStart"/>
+      <w:r>
+        <w:t>threat</w:t>
+      </w:r>
+      <w:proofErr w:type="spellEnd"/>
+      <w:r>
+        <w:t xml:space="preserve"> </w:t>
+      </w:r>
+      <w:proofErr w:type="spellStart"/>
+      <w:r>
+        <w:t>modeling</w:t>
+      </w:r>
+      <w:proofErr w:type="spellEnd"/>
+      <w:r>
+        <w:t>-proces toegankelijker en effectiever te maken.</w:t>
+      </w:r>
+    </w:p>
+    <w:p>
+      <w:pPr>
+        <w:spacing w:afterLines="24" w:after="57"/>
+      </w:pPr>
+    </w:p>
+    <w:p>
+      <w:pPr>
+        <w:spacing w:afterLines="24" w:after="57"/>
+      </w:pPr>
+      <w:r>
+        <w:t xml:space="preserve">Een literatuurstudie brengt bestaande </w:t>
+      </w:r>
+      <w:proofErr w:type="spellStart"/>
+      <w:r>
+        <w:t>threat</w:t>
+      </w:r>
+      <w:proofErr w:type="spellEnd"/>
+      <w:r>
+        <w:t xml:space="preserve"> </w:t>
+      </w:r>
+      <w:proofErr w:type="spellStart"/>
+      <w:r>
+        <w:t>modeling</w:t>
+      </w:r>
+      <w:proofErr w:type="spellEnd"/>
+      <w:r>
+        <w:t xml:space="preserve">-raamwerken, </w:t>
+      </w:r>
+      <w:proofErr w:type="spellStart"/>
+      <w:r>
+        <w:t>mindmaptools</w:t>
+      </w:r>
+      <w:proofErr w:type="spellEnd"/>
+      <w:r>
+        <w:t xml:space="preserve"> en visualisatietechnieken in kaart. Op basis daarvan wordt een eisenlijst opgesteld met zowel generieke functies als mogelijkheden specifiek voor </w:t>
+      </w:r>
+      <w:proofErr w:type="spellStart"/>
+      <w:r>
+        <w:t>Fortunately</w:t>
+      </w:r>
+      <w:proofErr w:type="spellEnd"/>
+      <w:r>
+        <w:t>-</w:t>
+      </w:r>
+      <w:proofErr w:type="spellStart"/>
+      <w:r>
+        <w:t>Unfortunately</w:t>
+      </w:r>
+      <w:proofErr w:type="spellEnd"/>
+      <w:r>
+        <w:t xml:space="preserve">-treemodellering. Vervolgens wordt een </w:t>
+      </w:r>
+      <w:proofErr w:type="spellStart"/>
+      <w:r>
+        <w:t>webgebaseerd</w:t>
+      </w:r>
+      <w:proofErr w:type="spellEnd"/>
+      <w:r>
+        <w:t xml:space="preserve"> prototype ontwikkeld in </w:t>
+      </w:r>
+      <w:proofErr w:type="spellStart"/>
+      <w:r>
+        <w:t>React</w:t>
+      </w:r>
+      <w:proofErr w:type="spellEnd"/>
+      <w:r>
+        <w:t xml:space="preserve"> en D3, uitgebreid met zoek- en filterfuncties, visuele coderingen en ondersteunende interacties. De tool wordt geëvalueerd via een gebruikersonderzoek met negen deelnemers, die een scenario doorlopen, taken uitvoeren en hun ervaring rapporteren via een open vragenlijst en de User </w:t>
+      </w:r>
+      <w:proofErr w:type="spellStart"/>
+      <w:r>
+        <w:t>Experience</w:t>
+      </w:r>
+      <w:proofErr w:type="spellEnd"/>
+      <w:r>
+        <w:t xml:space="preserve"> Questionnaire (UEQ).</w:t>
+      </w:r>
+    </w:p>
+    <w:p>
+      <w:pPr>
+        <w:spacing w:afterLines="24" w:after="57"/>
+      </w:pPr>
+    </w:p>
+    <w:p>
+      <w:pPr>
+        <w:spacing w:afterLines="24" w:after="57"/>
+        <w:rPr>
+          <w:b/>
+          <w:bCs/>
+          <w:sz w:val="32"/>
+          <w:szCs w:val="32"/>
+        </w:rPr>
+      </w:pPr>
+      <w:r>
+        <w:t xml:space="preserve">De resultaten tonen een duidelijke verbetering in gebruiksvriendelijkheid ten opzichte van generieke </w:t>
+      </w:r>
+      <w:proofErr w:type="spellStart"/>
+      <w:r>
+        <w:t>mindmapsoftware</w:t>
+      </w:r>
+      <w:proofErr w:type="spellEnd"/>
+      <w:r>
+        <w:t>, met positieve UEQ-scores op alle dimensies (aantrekkelijkheid</w:t>
+      </w:r>
+      <w:r>
+        <w:rPr>
+          <w:rFonts w:ascii="Arial" w:hAnsi="Arial" w:cs="Arial"/>
+        </w:rPr>
+        <w:t> </w:t>
+      </w:r>
+      <w:r>
+        <w:t>+1.2, effici</w:t>
+      </w:r>
+      <w:r>
+        <w:rPr>
+          <w:rFonts w:cs="Aptos"/>
+        </w:rPr>
+        <w:t>ë</w:t>
+      </w:r>
+      <w:r>
+        <w:t>ntie</w:t>
+      </w:r>
+      <w:r>
+        <w:rPr>
+          <w:rFonts w:ascii="Arial" w:hAnsi="Arial" w:cs="Arial"/>
+        </w:rPr>
+        <w:t> </w:t>
+      </w:r>
+      <w:r>
+        <w:t>+1.5, stimulatie</w:t>
+      </w:r>
+      <w:r>
+        <w:rPr>
+          <w:rFonts w:ascii="Arial" w:hAnsi="Arial" w:cs="Arial"/>
+        </w:rPr>
+        <w:t> </w:t>
+      </w:r>
+      <w:r>
+        <w:t xml:space="preserve">+2.1) tegenover negatieve scores voor de basisversie. De tool verhoogt zo de toegankelijkheid van </w:t>
+      </w:r>
+      <w:proofErr w:type="spellStart"/>
+      <w:r>
+        <w:t>threat</w:t>
+      </w:r>
+      <w:proofErr w:type="spellEnd"/>
+      <w:r>
+        <w:t xml:space="preserve"> </w:t>
+      </w:r>
+      <w:proofErr w:type="spellStart"/>
+      <w:r>
+        <w:t>modeling</w:t>
+      </w:r>
+      <w:proofErr w:type="spellEnd"/>
+      <w:r>
+        <w:t xml:space="preserve"> voor niet-experts en biedt intu</w:t>
+      </w:r>
+      <w:r>
+        <w:rPr>
+          <w:rFonts w:cs="Aptos"/>
+        </w:rPr>
+        <w:t>ï</w:t>
+      </w:r>
+      <w:r>
+        <w:t>tieve ondersteuning binnen het beveiligingsproces.</w:t>
+      </w:r>
+      <w:r>
+        <w:rPr>
+          <w:b/>
+          <w:bCs/>
+          <w:sz w:val="32"/>
+          <w:szCs w:val="32"/>
+        </w:rPr>
+        <w:br w:type="page"/>
+      </w:r>
+    </w:p>
+    <w:p>
+      <w:pPr>
+        <w:spacing w:afterLines="24" w:after="57"/>
+        <w:rPr>
+          <w:b/>
+          <w:bCs/>
+          <w:sz w:val="32"/>
+          <w:szCs w:val="32"/>
+        </w:rPr>
+      </w:pPr>
+      <w:r>
+        <w:rPr>
+          <w:b/>
+          <w:bCs/>
+          <w:sz w:val="32"/>
+          <w:szCs w:val="32"/>
+        </w:rPr>
+        <w:lastRenderedPageBreak/>
+        <w:br w:type="page"/>
+      </w:r>
+    </w:p>
+    <w:p>
+      <w:pPr>
+        <w:spacing w:afterLines="24" w:after="57"/>
         <w:rPr>
           <w:b/>
           <w:bCs/>
@@ -206,13 +477,8 @@
           <w:szCs w:val="36"/>
           <w:lang w:val="en-GB"/>
         </w:rPr>
-        <w:lastRenderedPageBreak/>
-        <w:t>Abstract</w:t>
-      </w:r>
-    </w:p>
-    <w:p>
-      <w:pPr>
-        <w:spacing w:afterLines="24" w:after="57"/>
+      </w:pPr>
+      <w:r>
         <w:rPr>
           <w:b/>
           <w:bCs/>
@@ -220,254 +486,8 @@
           <w:szCs w:val="36"/>
           <w:lang w:val="en-GB"/>
         </w:rPr>
-      </w:pPr>
-    </w:p>
-    <w:p>
-      <w:pPr>
-        <w:spacing w:afterLines="24" w:after="57"/>
-      </w:pPr>
-      <w:proofErr w:type="spellStart"/>
-      <w:r>
-        <w:t>Threat</w:t>
-      </w:r>
-      <w:proofErr w:type="spellEnd"/>
-      <w:r>
-        <w:t xml:space="preserve"> </w:t>
-      </w:r>
-      <w:proofErr w:type="spellStart"/>
-      <w:r>
-        <w:t>modeling</w:t>
-      </w:r>
-      <w:proofErr w:type="spellEnd"/>
-      <w:r>
-        <w:t xml:space="preserve"> is een systematische methode binnen softwareontwikkeling om potentiële beveiligingsrisico’s vroegtijdig te identificeren en te mitigeren. Ondanks het belang ervan ervaren veel ontwikkelaars het proces als complex en tijdsintensief, wat vaak leidt tot onvolledige risicoanalyses. Dit onderzoek ontwikkelt en evalueert een gebruiksvriendelijke tool, gebaseerd op de </w:t>
-      </w:r>
-      <w:proofErr w:type="spellStart"/>
-      <w:r>
-        <w:t>Fortunately</w:t>
-      </w:r>
-      <w:proofErr w:type="spellEnd"/>
-      <w:r>
-        <w:t>-</w:t>
-      </w:r>
-      <w:proofErr w:type="spellStart"/>
-      <w:r>
-        <w:t>Unfortunately</w:t>
-      </w:r>
-      <w:proofErr w:type="spellEnd"/>
-      <w:r>
-        <w:t xml:space="preserve">-methode, om het </w:t>
-      </w:r>
-      <w:proofErr w:type="spellStart"/>
-      <w:r>
-        <w:t>threat</w:t>
-      </w:r>
-      <w:proofErr w:type="spellEnd"/>
-      <w:r>
-        <w:t xml:space="preserve"> </w:t>
-      </w:r>
-      <w:proofErr w:type="spellStart"/>
-      <w:r>
-        <w:t>modeling</w:t>
-      </w:r>
-      <w:proofErr w:type="spellEnd"/>
-      <w:r>
-        <w:t>-proces toegankelijker en effectiever te maken.</w:t>
-      </w:r>
-    </w:p>
-    <w:p>
-      <w:pPr>
-        <w:spacing w:afterLines="24" w:after="57"/>
-      </w:pPr>
-    </w:p>
-    <w:p>
-      <w:pPr>
-        <w:spacing w:afterLines="24" w:after="57"/>
-      </w:pPr>
-      <w:r>
-        <w:t xml:space="preserve">Een literatuurstudie brengt bestaande </w:t>
-      </w:r>
-      <w:proofErr w:type="spellStart"/>
-      <w:r>
-        <w:t>threat</w:t>
-      </w:r>
-      <w:proofErr w:type="spellEnd"/>
-      <w:r>
-        <w:t xml:space="preserve"> </w:t>
-      </w:r>
-      <w:proofErr w:type="spellStart"/>
-      <w:r>
-        <w:t>modeling</w:t>
-      </w:r>
-      <w:proofErr w:type="spellEnd"/>
-      <w:r>
-        <w:t xml:space="preserve">-raamwerken, </w:t>
-      </w:r>
-      <w:proofErr w:type="spellStart"/>
-      <w:r>
-        <w:t>mindmaptools</w:t>
-      </w:r>
-      <w:proofErr w:type="spellEnd"/>
-      <w:r>
-        <w:t xml:space="preserve"> en visualisatietechnieken in kaart. Op basis daarvan wordt een eisenlijst opgesteld met zowel generieke functies als mogelijkheden specifiek voor </w:t>
-      </w:r>
-      <w:proofErr w:type="spellStart"/>
-      <w:r>
-        <w:t>Fortunately</w:t>
-      </w:r>
-      <w:proofErr w:type="spellEnd"/>
-      <w:r>
-        <w:t>-</w:t>
-      </w:r>
-      <w:proofErr w:type="spellStart"/>
-      <w:r>
-        <w:t>Unfortunately</w:t>
-      </w:r>
-      <w:proofErr w:type="spellEnd"/>
-      <w:r>
-        <w:t xml:space="preserve">-treemodellering. Vervolgens wordt een </w:t>
-      </w:r>
-      <w:proofErr w:type="spellStart"/>
-      <w:r>
-        <w:t>webgebaseerd</w:t>
-      </w:r>
-      <w:proofErr w:type="spellEnd"/>
-      <w:r>
-        <w:t xml:space="preserve"> prototype ontwikkeld in </w:t>
-      </w:r>
-      <w:proofErr w:type="spellStart"/>
-      <w:r>
-        <w:t>React</w:t>
-      </w:r>
-      <w:proofErr w:type="spellEnd"/>
-      <w:r>
-        <w:t xml:space="preserve"> en D3, uitgebreid met zoek- en filterfuncties, visuele coderingen en ondersteunende interacties. De tool wordt geëvalueerd via een gebruikersonderzoek met negen deelnemers, die een scenario doorlopen, taken uitvoeren en hun ervaring rapporteren via een open vragenlijst en de User </w:t>
-      </w:r>
-      <w:proofErr w:type="spellStart"/>
-      <w:r>
-        <w:t>Experience</w:t>
-      </w:r>
-      <w:proofErr w:type="spellEnd"/>
-      <w:r>
-        <w:t xml:space="preserve"> Questionnaire (UEQ).</w:t>
-      </w:r>
-    </w:p>
-    <w:p>
-      <w:pPr>
-        <w:spacing w:afterLines="24" w:after="57"/>
-      </w:pPr>
-    </w:p>
-    <w:p>
-      <w:pPr>
-        <w:spacing w:afterLines="24" w:after="57"/>
-        <w:rPr>
-          <w:b/>
-          <w:bCs/>
-          <w:sz w:val="32"/>
-          <w:szCs w:val="32"/>
-        </w:rPr>
-      </w:pPr>
-      <w:r>
-        <w:t xml:space="preserve">De resultaten tonen een duidelijke verbetering in gebruiksvriendelijkheid ten opzichte van generieke </w:t>
-      </w:r>
-      <w:proofErr w:type="spellStart"/>
-      <w:r>
-        <w:t>mindmapsoftware</w:t>
-      </w:r>
-      <w:proofErr w:type="spellEnd"/>
-      <w:r>
-        <w:t>, met positieve UEQ-scores op alle dimensies (aantrekkelijkheid</w:t>
-      </w:r>
-      <w:r>
-        <w:rPr>
-          <w:rFonts w:ascii="Arial" w:hAnsi="Arial" w:cs="Arial"/>
-        </w:rPr>
-        <w:t> </w:t>
-      </w:r>
-      <w:r>
-        <w:t>+1.2, effici</w:t>
-      </w:r>
-      <w:r>
-        <w:rPr>
-          <w:rFonts w:cs="Aptos"/>
-        </w:rPr>
-        <w:t>ë</w:t>
-      </w:r>
-      <w:r>
-        <w:t>ntie</w:t>
-      </w:r>
-      <w:r>
-        <w:rPr>
-          <w:rFonts w:ascii="Arial" w:hAnsi="Arial" w:cs="Arial"/>
-        </w:rPr>
-        <w:t> </w:t>
-      </w:r>
-      <w:r>
-        <w:t>+1.5, stimulatie</w:t>
-      </w:r>
-      <w:r>
-        <w:rPr>
-          <w:rFonts w:ascii="Arial" w:hAnsi="Arial" w:cs="Arial"/>
-        </w:rPr>
-        <w:t> </w:t>
-      </w:r>
-      <w:r>
-        <w:t xml:space="preserve">+2.1) tegenover negatieve scores voor de basisversie. De tool verhoogt zo de toegankelijkheid van </w:t>
-      </w:r>
-      <w:proofErr w:type="spellStart"/>
-      <w:r>
-        <w:t>threat</w:t>
-      </w:r>
-      <w:proofErr w:type="spellEnd"/>
-      <w:r>
-        <w:t xml:space="preserve"> </w:t>
-      </w:r>
-      <w:proofErr w:type="spellStart"/>
-      <w:r>
-        <w:t>modeling</w:t>
-      </w:r>
-      <w:proofErr w:type="spellEnd"/>
-      <w:r>
-        <w:t xml:space="preserve"> voor niet-experts en biedt intu</w:t>
-      </w:r>
-      <w:r>
-        <w:rPr>
-          <w:rFonts w:cs="Aptos"/>
-        </w:rPr>
-        <w:t>ï</w:t>
-      </w:r>
-      <w:r>
-        <w:t>tieve ondersteuning binnen het beveiligingsproces.</w:t>
-      </w:r>
-      <w:r>
-        <w:rPr>
-          <w:b/>
-          <w:bCs/>
-          <w:sz w:val="32"/>
-          <w:szCs w:val="32"/>
-        </w:rPr>
-        <w:br w:type="page"/>
-      </w:r>
-    </w:p>
-    <w:p>
-      <w:pPr>
-        <w:spacing w:afterLines="24" w:after="57"/>
-        <w:rPr>
-          <w:b/>
-          <w:bCs/>
-          <w:sz w:val="32"/>
-          <w:szCs w:val="32"/>
-        </w:rPr>
-      </w:pPr>
-      <w:r>
-        <w:rPr>
-          <w:b/>
-          <w:bCs/>
-          <w:sz w:val="32"/>
-          <w:szCs w:val="32"/>
-        </w:rPr>
         <w:lastRenderedPageBreak/>
-        <w:br w:type="page"/>
+        <w:t>Abstract in English</w:t>
       </w:r>
     </w:p>
     <w:p>
@@ -481,29 +501,6 @@
           <w:lang w:val="en-GB"/>
         </w:rPr>
       </w:pPr>
-      <w:r>
-        <w:rPr>
-          <w:b/>
-          <w:bCs/>
-          <w:sz w:val="36"/>
-          <w:szCs w:val="36"/>
-          <w:lang w:val="en-GB"/>
-        </w:rPr>
-        <w:lastRenderedPageBreak/>
-        <w:t>Abstract in English</w:t>
-      </w:r>
-    </w:p>
-    <w:p>
-      <w:pPr>
-        <w:spacing w:afterLines="24" w:after="57"/>
-        <w:rPr>
-          <w:b/>
-          <w:bCs/>
-          <w:sz w:val="36"/>
-          <w:szCs w:val="36"/>
-          <w:lang w:val="en-GB"/>
-        </w:rPr>
-      </w:pPr>
     </w:p>
     <w:p>
       <w:pPr>
@@ -730,31 +727,17 @@
           <w:bCs/>
           <w:sz w:val="36"/>
           <w:szCs w:val="36"/>
-          <w:lang w:val="en-GB"/>
-        </w:rPr>
-      </w:pPr>
-      <w:proofErr w:type="spellStart"/>
+        </w:rPr>
+      </w:pPr>
       <w:r>
         <w:rPr>
           <w:b/>
           <w:bCs/>
           <w:sz w:val="36"/>
           <w:szCs w:val="36"/>
-          <w:lang w:val="en-GB"/>
         </w:rPr>
         <w:lastRenderedPageBreak/>
-        <w:t>Hoofdstuk</w:t>
-      </w:r>
-      <w:proofErr w:type="spellEnd"/>
-      <w:r>
-        <w:rPr>
-          <w:b/>
-          <w:bCs/>
-          <w:sz w:val="36"/>
-          <w:szCs w:val="36"/>
-          <w:lang w:val="en-GB"/>
-        </w:rPr>
-        <w:t xml:space="preserve"> 1</w:t>
+        <w:t>Hoofdstuk 1</w:t>
       </w:r>
     </w:p>
     <w:p>
@@ -1460,58 +1443,100 @@
           <w:bCs/>
           <w:sz w:val="36"/>
           <w:szCs w:val="36"/>
-        </w:rPr>
-      </w:pPr>
+          <w:lang w:val="en-GB"/>
+        </w:rPr>
+      </w:pPr>
+      <w:proofErr w:type="spellStart"/>
       <w:r>
         <w:rPr>
           <w:b/>
           <w:bCs/>
           <w:sz w:val="36"/>
           <w:szCs w:val="36"/>
+          <w:lang w:val="en-GB"/>
         </w:rPr>
         <w:lastRenderedPageBreak/>
-        <w:t>Hoofdstuk 2</w:t>
-      </w:r>
-    </w:p>
-    <w:p>
-      <w:pPr>
-        <w:spacing w:afterLines="24" w:after="57" w:line="288" w:lineRule="auto"/>
+        <w:t>Hoofdstuk</w:t>
+      </w:r>
+      <w:proofErr w:type="spellEnd"/>
+      <w:r>
         <w:rPr>
           <w:b/>
           <w:bCs/>
           <w:sz w:val="36"/>
           <w:szCs w:val="36"/>
-        </w:rPr>
-      </w:pPr>
-      <w:r>
+          <w:lang w:val="en-GB"/>
+        </w:rPr>
+        <w:t xml:space="preserve"> 2</w:t>
+      </w:r>
+    </w:p>
+    <w:p>
+      <w:pPr>
+        <w:spacing w:afterLines="24" w:after="57" w:line="288" w:lineRule="auto"/>
         <w:rPr>
           <w:b/>
           <w:bCs/>
           <w:sz w:val="36"/>
           <w:szCs w:val="36"/>
-        </w:rPr>
-        <w:t>Gerelateerd werk</w:t>
-      </w:r>
-    </w:p>
-    <w:p>
-      <w:pPr>
-        <w:spacing w:afterLines="24" w:after="57" w:line="288" w:lineRule="auto"/>
+          <w:lang w:val="en-GB"/>
+        </w:rPr>
+      </w:pPr>
+      <w:proofErr w:type="spellStart"/>
+      <w:r>
         <w:rPr>
           <w:b/>
           <w:bCs/>
           <w:sz w:val="36"/>
           <w:szCs w:val="36"/>
-        </w:rPr>
-      </w:pPr>
-    </w:p>
-    <w:p>
-      <w:pPr>
-        <w:spacing w:afterLines="24" w:after="57" w:line="288" w:lineRule="auto"/>
+          <w:lang w:val="en-GB"/>
+        </w:rPr>
+        <w:t>Gerelateerd</w:t>
+      </w:r>
+      <w:proofErr w:type="spellEnd"/>
+      <w:r>
         <w:rPr>
           <w:b/>
           <w:bCs/>
           <w:sz w:val="36"/>
           <w:szCs w:val="36"/>
+          <w:lang w:val="en-GB"/>
+        </w:rPr>
+        <w:t xml:space="preserve"> </w:t>
+      </w:r>
+      <w:proofErr w:type="spellStart"/>
+      <w:r>
+        <w:rPr>
+          <w:b/>
+          <w:bCs/>
+          <w:sz w:val="36"/>
+          <w:szCs w:val="36"/>
+          <w:lang w:val="en-GB"/>
+        </w:rPr>
+        <w:t>werk</w:t>
+      </w:r>
+      <w:proofErr w:type="spellEnd"/>
+    </w:p>
+    <w:p>
+      <w:pPr>
+        <w:spacing w:afterLines="24" w:after="57" w:line="288" w:lineRule="auto"/>
+        <w:rPr>
+          <w:b/>
+          <w:bCs/>
+          <w:sz w:val="36"/>
+          <w:szCs w:val="36"/>
+          <w:lang w:val="en-GB"/>
+        </w:rPr>
+      </w:pPr>
+    </w:p>
+    <w:p>
+      <w:pPr>
+        <w:spacing w:afterLines="24" w:after="57" w:line="288" w:lineRule="auto"/>
+        <w:rPr>
+          <w:b/>
+          <w:bCs/>
+          <w:sz w:val="36"/>
+          <w:szCs w:val="36"/>
+          <w:lang w:val="en-GB"/>
         </w:rPr>
       </w:pPr>
     </w:p>
@@ -1544,17 +1569,7 @@
           <w:szCs w:val="28"/>
           <w:lang w:val="en-GB"/>
         </w:rPr>
-        <w:t xml:space="preserve"> </w:t>
-      </w:r>
-      <w:r>
-        <w:rPr>
-          <w:b/>
-          <w:bCs/>
-          <w:sz w:val="28"/>
-          <w:szCs w:val="28"/>
-          <w:lang w:val="en-GB"/>
-        </w:rPr>
-        <w:t>State-of-the-Art in Software Security Visualization: A Systematic Review</w:t>
+        <w:t xml:space="preserve"> State-of-the-Art in Software Security Visualization: A Systematic Review</w:t>
       </w:r>
     </w:p>
     <w:p>
@@ -2039,13 +2054,14 @@
       <w:pPr>
         <w:spacing w:afterLines="24" w:after="57" w:line="288" w:lineRule="auto"/>
       </w:pPr>
-      <w:proofErr w:type="spellStart"/>
-      <w:r>
-        <w:t>Shi</w:t>
-      </w:r>
-      <w:proofErr w:type="spellEnd"/>
-      <w:r>
-        <w:t xml:space="preserve"> et al. (2022) bieden een taxonomie en kwalitatieve vergelijking van </w:t>
+      <w:r>
+        <w:rPr>
+          <w:lang w:val="en-GB"/>
+        </w:rPr>
+        <w:t xml:space="preserve">Shi et al. </w:t>
+      </w:r>
+      <w:r>
+        <w:t xml:space="preserve">(2022) bieden een taxonomie en kwalitatieve vergelijking van </w:t>
       </w:r>
       <w:proofErr w:type="spellStart"/>
       <w:r>
@@ -3019,7 +3035,7 @@
           <w:noProof/>
         </w:rPr>
         <w:drawing>
-          <wp:inline distT="0" distB="0" distL="0" distR="0" wp14:anchorId="128D5ED9" wp14:editId="5A846830">
+          <wp:inline distT="0" distB="0" distL="0" distR="0" wp14:anchorId="128D5ED9" wp14:editId="51C07A6A">
             <wp:extent cx="5759450" cy="2856865"/>
             <wp:effectExtent l="0" t="0" r="0" b="635"/>
             <wp:docPr id="234035025" name="Afbeelding 1" descr="Afbeelding met diagram, schermopname, lijn, ontwerp&#10;&#10;Door AI gegenereerde inhoud is mogelijk onjuist."/>
@@ -3077,7 +3093,7 @@
         </w:rPr>
         <w:lastRenderedPageBreak/>
         <w:drawing>
-          <wp:inline distT="0" distB="0" distL="0" distR="0" wp14:anchorId="7D672503" wp14:editId="2AB41B34">
+          <wp:inline distT="0" distB="0" distL="0" distR="0" wp14:anchorId="7D672503" wp14:editId="7BDFBF72">
             <wp:extent cx="5759450" cy="1689735"/>
             <wp:effectExtent l="0" t="0" r="0" b="5715"/>
             <wp:docPr id="373297823" name="Afbeelding 2" descr="Afbeelding met diagram, lijn, origami, ontwerp&#10;&#10;Door AI gegenereerde inhoud is mogelijk onjuist."/>
@@ -6016,7 +6032,7 @@
         <w:t>Nodes</w:t>
       </w:r>
       <w:r>
-        <w:t xml:space="preserve"> zijn expliciet getypeerd als level = "</w:t>
+        <w:t xml:space="preserve"> zijn expliciet getypeerd als level "</w:t>
       </w:r>
       <w:proofErr w:type="spellStart"/>
       <w:r>
@@ -6211,7 +6227,15 @@
       </w:r>
       <w:proofErr w:type="spellEnd"/>
       <w:r>
-        <w:t>) of nieuwe kinderen toevoegen (</w:t>
+        <w:t xml:space="preserve">) of nieuwe </w:t>
+      </w:r>
+      <w:proofErr w:type="spellStart"/>
+      <w:r>
+        <w:t>children</w:t>
+      </w:r>
+      <w:proofErr w:type="spellEnd"/>
+      <w:r>
+        <w:t xml:space="preserve"> toevoegen (</w:t>
       </w:r>
       <w:proofErr w:type="spellStart"/>
       <w:r>
@@ -6267,7 +6291,13 @@
       </w:r>
       <w:proofErr w:type="spellEnd"/>
       <w:r>
-        <w:t>) kunnen naar believen worden geopend en gesloten, zodat gebruikers vrij kunnen schakelen tussen een compacte en een meer gedetailleerde weergave.</w:t>
+        <w:t xml:space="preserve">) kunnen naar </w:t>
+      </w:r>
+      <w:r>
+        <w:t>wens</w:t>
+      </w:r>
+      <w:r>
+        <w:t xml:space="preserve"> worden geopend en gesloten, zodat gebruikers vrij kunnen schakelen tussen een compacte en een meer gedetailleerde weergave.</w:t>
       </w:r>
     </w:p>
     <w:p>
@@ -6490,9 +6520,12 @@
       </w:r>
       <w:proofErr w:type="spellStart"/>
       <w:r>
-        <w:t>kindknoop</w:t>
-      </w:r>
-      <w:proofErr w:type="spellEnd"/>
+        <w:t>childe</w:t>
+      </w:r>
+      <w:proofErr w:type="spellEnd"/>
+      <w:r>
+        <w:t xml:space="preserve"> node</w:t>
+      </w:r>
       <w:r>
         <w:t xml:space="preserve"> bepaalt de applicatie automatisch het type (</w:t>
       </w:r>
@@ -6510,7 +6543,15 @@
       </w:r>
       <w:proofErr w:type="spellEnd"/>
       <w:r>
-        <w:t>) op basis van het level van de ouder, waardoor semantisch inconsistente ketens vermeden worden. Destructieve acties zoals het verwijderen van een knoop of het resetten van de volledige boom vereisen expliciete bevestiging via </w:t>
+        <w:t xml:space="preserve">) op basis van het level van de </w:t>
+      </w:r>
+      <w:proofErr w:type="spellStart"/>
+      <w:r>
+        <w:t>parent</w:t>
+      </w:r>
+      <w:proofErr w:type="spellEnd"/>
+      <w:r>
+        <w:t>, waardoor semantisch inconsistente ketens vermeden worden. Destructieve acties zoals het verwijderen van een knoop of het resetten van de volledige boom vereisen expliciete bevestiging via </w:t>
       </w:r>
       <w:proofErr w:type="spellStart"/>
       <w:r>
@@ -6682,7 +6723,19 @@
       </w:r>
       <w:proofErr w:type="spellEnd"/>
       <w:r>
-        <w:t xml:space="preserve"> laat gebruikers zoeken op knoopnaam; gevonden </w:t>
+        <w:t> laat gebruikers zoeken op knoopnaam</w:t>
+      </w:r>
+      <w:r>
+        <w:t>.</w:t>
+      </w:r>
+      <w:r>
+        <w:t xml:space="preserve"> </w:t>
+      </w:r>
+      <w:r>
+        <w:t xml:space="preserve">De </w:t>
+      </w:r>
+      <w:r>
+        <w:t xml:space="preserve">gevonden </w:t>
       </w:r>
       <w:proofErr w:type="spellStart"/>
       <w:r>
@@ -6863,7 +6916,7 @@
       </w:r>
       <w:r>
         <w:noBreakHyphen/>
-        <w:t xml:space="preserve">out met terughoudende visuele elementen. De centrale boomweergave is dominant en gebruikt een beperkt kleurenpalet (groen/rood/grijs) om de belangrijkste semantische verschillen te markeren. Secundaire acties verschijnen pas bij </w:t>
+        <w:t xml:space="preserve">out met terughoudende visuele elementen. De centrale boomweergave is dominant en gebruikt een beperkt kleurenpalet (groen/rood) om de belangrijkste semantische verschillen te markeren. Secundaire acties verschijnen pas bij </w:t>
       </w:r>
       <w:proofErr w:type="spellStart"/>
       <w:r>
@@ -6871,7 +6924,7 @@
       </w:r>
       <w:proofErr w:type="spellEnd"/>
       <w:r>
-        <w:t xml:space="preserve"> (group-hover:opacity-100), waardoor de standaardweergave relatief schoon blijft. De rechterzijbalk is standaard samengevouwen tot compacte “</w:t>
+        <w:t>, waardoor de standaardweergave relatief schoon blijft. De rechterzijbalk is standaard samengevouwen tot compacte “</w:t>
       </w:r>
       <w:proofErr w:type="spellStart"/>
       <w:r>
@@ -6879,8 +6932,29 @@
       </w:r>
       <w:proofErr w:type="spellEnd"/>
       <w:r>
-        <w:t>”-knoppen; het volledige overzichtspaneel wordt alleen getoond wanneer de gebruiker hier expliciet voor kiest. Tooltips zijn kort en beperkt tot contextuele uitleg, zodat er geen overdadige tekst of iconografie ontstaat die de cognitieve belasting zou verhogen.</w:t>
-      </w:r>
+        <w:t>”-knoppen</w:t>
+      </w:r>
+      <w:r>
+        <w:t>.</w:t>
+      </w:r>
+      <w:r>
+        <w:t xml:space="preserve"> </w:t>
+      </w:r>
+      <w:r>
+        <w:t>H</w:t>
+      </w:r>
+      <w:r>
+        <w:t>et volledige overzichtspaneel wordt alleen getoond wanneer de gebruiker hier expliciet voor kiest. Tooltips zijn kort en beperkt tot contextuele uitleg, zodat er geen overdadige tekst of iconografie ontstaat die de cognitieve belasting zou verhogen.</w:t>
+      </w:r>
+    </w:p>
+    <w:p>
+      <w:pPr>
+        <w:spacing w:afterLines="24" w:after="57" w:line="288" w:lineRule="auto"/>
+        <w:rPr>
+          <w:b/>
+          <w:bCs/>
+        </w:rPr>
+      </w:pPr>
     </w:p>
     <w:p>
       <w:pPr>
@@ -6948,9 +7022,6 @@
       </w:r>
       <w:proofErr w:type="spellEnd"/>
       <w:r>
-        <w:t xml:space="preserve"> </w:t>
-      </w:r>
-      <w:r>
         <w:t xml:space="preserve"> rating, impact en </w:t>
       </w:r>
       <w:proofErr w:type="spellStart"/>
@@ -7016,6 +7087,13 @@
           <w:bCs/>
         </w:rPr>
         <w:t>3.11.11</w:t>
+      </w:r>
+      <w:r>
+        <w:rPr>
+          <w:b/>
+          <w:bCs/>
+        </w:rPr>
+        <w:t xml:space="preserve"> </w:t>
       </w:r>
       <w:r>
         <w:rPr>
@@ -7323,15 +7401,13 @@
       </w:r>
       <w:r>
         <w:noBreakHyphen/>
-        <w:t xml:space="preserve">beslissingen in de </w:t>
-      </w:r>
-      <w:proofErr w:type="spellStart"/>
-      <w:r>
-        <w:t>gebruikerstudie</w:t>
-      </w:r>
-      <w:proofErr w:type="spellEnd"/>
-      <w:r>
-        <w:t xml:space="preserve"> te evalueren, zonder afgeleid te worden door infrastructuur of integraties.</w:t>
+        <w:t>beslissingen in de gebruiker</w:t>
+      </w:r>
+      <w:r>
+        <w:t>s</w:t>
+      </w:r>
+      <w:r>
+        <w:t>studie te evalueren, zonder afgeleid te worden door infrastructuur of integraties.</w:t>
       </w:r>
     </w:p>
     <w:p>
@@ -7427,7 +7503,13 @@
         <w:t>De studie had als doel de bruikbaarheid, duidelijkheid en efficiëntie van de dreigingsmodelleringstool te evalueren bij het analyseren</w:t>
       </w:r>
       <w:r>
-        <w:t xml:space="preserve"> aan de hand van 2 scenario’s, namelijk</w:t>
+        <w:t xml:space="preserve"> aan de hand van </w:t>
+      </w:r>
+      <w:r>
+        <w:t>twee</w:t>
+      </w:r>
+      <w:r>
+        <w:t xml:space="preserve"> scenario’s, namelijk</w:t>
       </w:r>
       <w:r>
         <w:t xml:space="preserve"> </w:t>
@@ -7543,11 +7625,9 @@
       <w:r>
         <w:t xml:space="preserve"> twee </w:t>
       </w:r>
-      <w:proofErr w:type="spellStart"/>
-      <w:r>
-        <w:t>scenaruisn</w:t>
-      </w:r>
-      <w:proofErr w:type="spellEnd"/>
+      <w:r>
+        <w:t>scenario’s</w:t>
+      </w:r>
       <w:r>
         <w:t xml:space="preserve">, </w:t>
       </w:r>
@@ -7939,7 +8019,7 @@
           <w:noProof/>
         </w:rPr>
         <w:drawing>
-          <wp:inline distT="0" distB="0" distL="0" distR="0" wp14:anchorId="385A938B" wp14:editId="49DC7CFF">
+          <wp:inline distT="0" distB="0" distL="0" distR="0" wp14:anchorId="385A938B" wp14:editId="60F39674">
             <wp:extent cx="5759450" cy="2903855"/>
             <wp:effectExtent l="0" t="0" r="0" b="0"/>
             <wp:docPr id="254494346" name="Afbeelding 25" descr="Afbeelding met tekst, schermopname, Lettertype, nummer&#10;&#10;Door AI gegenereerde inhoud is mogelijk onjuist."/>
@@ -8293,27 +8373,7 @@
       </w:r>
       <w:proofErr w:type="spellEnd"/>
       <w:r>
-        <w:t xml:space="preserve"> als kwalitatieve feedback over de toegevoegde visualisatiefeatures ten opzichte van de basisfunctionaliteit. Alle gegevens werden </w:t>
-      </w:r>
-      <w:proofErr w:type="spellStart"/>
-      <w:r>
-        <w:t>gepseudonimiseerd</w:t>
-      </w:r>
-      <w:proofErr w:type="spellEnd"/>
-      <w:r>
-        <w:t xml:space="preserve"> en enkel gebruikt voor onderzoeksdoeleinden, conform de </w:t>
-      </w:r>
-      <w:proofErr w:type="spellStart"/>
-      <w:r>
-        <w:t>informed</w:t>
-      </w:r>
-      <w:proofErr w:type="spellEnd"/>
-      <w:r>
-        <w:noBreakHyphen/>
-        <w:t>consentprocedure</w:t>
-      </w:r>
-      <w:r>
-        <w:t>.</w:t>
+        <w:t xml:space="preserve"> als kwalitatieve feedback over de toegevoegde visualisatiefeatures ten opzichte van de basisfunctionaliteit.</w:t>
       </w:r>
     </w:p>
     <w:p>
@@ -8425,13 +8485,11 @@
         </w:rPr>
       </w:pPr>
       <w:r>
-        <w:t xml:space="preserve">Deze schalen omvatten zowel pragmatische bruikbaarheidsaspecten als hedonistische </w:t>
-      </w:r>
-      <w:proofErr w:type="spellStart"/>
-      <w:r>
-        <w:t>gebruikerservaringselementen</w:t>
-      </w:r>
-      <w:proofErr w:type="spellEnd"/>
+        <w:t>Deze schalen omvatten zowel pragmatische bruikbaarheidsaspecten als</w:t>
+      </w:r>
+      <w:r>
+        <w:t xml:space="preserve"> elementen van de gebruikerservaring</w:t>
+      </w:r>
       <w:r>
         <w:t>, en de vragenlijst is beschikbaar in meer dan 30 talen, vergezeld van gratis hulpmiddelen zoals PDF-versies, Excel-analysebladen en een verkorte UEQ-S-versie met acht items voor specifieke scenario's.</w:t>
       </w:r>
@@ -8741,7 +8799,13 @@
       </w:r>
       <w:proofErr w:type="spellEnd"/>
       <w:r>
-        <w:t>-tools, door pragmatische schalen (duidelijkheid, efficiëntie, betrouwbaarheid) te combineren met hedonistische aspecten (stimulatie, nieuwheid), wat directe vergelijkingen tussen prototypes, softwareversies of benchmarks mogelijk maakt.</w:t>
+        <w:t xml:space="preserve">-tools, door pragmatische schalen (duidelijkheid, efficiëntie, betrouwbaarheid) te combineren met </w:t>
+      </w:r>
+      <w:r>
+        <w:t>belevingsgerichte</w:t>
+      </w:r>
+      <w:r>
+        <w:t xml:space="preserve"> aspecten (stimulatie, nieuwheid), wat directe vergelijkingen tussen prototypes, softwareversies of benchmarks mogelijk maakt.</w:t>
       </w:r>
       <w:r>
         <w:rPr>
@@ -11128,25 +11192,7 @@
           <w:lang w:eastAsia="nl-BE"/>
           <w14:ligatures w14:val="none"/>
         </w:rPr>
-        <w:t>De sprong in ervaring-gerelateerde</w:t>
-      </w:r>
-      <w:r>
-        <w:rPr>
-          <w:rFonts w:eastAsia="Times New Roman" w:cs="Times New Roman"/>
-          <w:kern w:val="0"/>
-          <w:lang w:eastAsia="nl-BE"/>
-          <w14:ligatures w14:val="none"/>
-        </w:rPr>
-        <w:t xml:space="preserve"> </w:t>
-      </w:r>
-      <w:r>
-        <w:rPr>
-          <w:rFonts w:eastAsia="Times New Roman" w:cs="Times New Roman"/>
-          <w:kern w:val="0"/>
-          <w:lang w:eastAsia="nl-BE"/>
-          <w14:ligatures w14:val="none"/>
-        </w:rPr>
-        <w:t xml:space="preserve">UEQ-scores (stimulatie, originaliteit) onderstreept </w:t>
+        <w:t xml:space="preserve">De sprong in ervaring-gerelateerde UEQ-scores (stimulatie, originaliteit) onderstreept </w:t>
       </w:r>
       <w:proofErr w:type="spellStart"/>
       <w:r>

--- a/Master_scriptie_tekst.docx
+++ b/Master_scriptie_tekst.docx
@@ -223,53 +223,8 @@
       <w:pPr>
         <w:spacing w:afterLines="24" w:after="57"/>
       </w:pPr>
-      <w:proofErr w:type="spellStart"/>
-      <w:r>
-        <w:t>Threat</w:t>
-      </w:r>
-      <w:proofErr w:type="spellEnd"/>
-      <w:r>
-        <w:t xml:space="preserve"> </w:t>
-      </w:r>
-      <w:proofErr w:type="spellStart"/>
-      <w:r>
-        <w:t>modeling</w:t>
-      </w:r>
-      <w:proofErr w:type="spellEnd"/>
-      <w:r>
-        <w:t xml:space="preserve"> is een systematische methode binnen softwareontwikkeling om potentiële beveiligingsrisico’s vroegtijdig te identificeren en te mitigeren. Ondanks het belang ervan ervaren veel ontwikkelaars het proces als complex en tijdsintensief, wat vaak leidt tot onvolledige risicoanalyses. Dit onderzoek ontwikkelt en evalueert een gebruiksvriendelijke tool, gebaseerd op de </w:t>
-      </w:r>
-      <w:proofErr w:type="spellStart"/>
-      <w:r>
-        <w:t>Fortunately</w:t>
-      </w:r>
-      <w:proofErr w:type="spellEnd"/>
-      <w:r>
-        <w:t>-</w:t>
-      </w:r>
-      <w:proofErr w:type="spellStart"/>
-      <w:r>
-        <w:t>Unfortunately</w:t>
-      </w:r>
-      <w:proofErr w:type="spellEnd"/>
-      <w:r>
-        <w:t xml:space="preserve">-methode, om het </w:t>
-      </w:r>
-      <w:proofErr w:type="spellStart"/>
-      <w:r>
-        <w:t>threat</w:t>
-      </w:r>
-      <w:proofErr w:type="spellEnd"/>
-      <w:r>
-        <w:t xml:space="preserve"> </w:t>
-      </w:r>
-      <w:proofErr w:type="spellStart"/>
-      <w:r>
-        <w:t>modeling</w:t>
-      </w:r>
-      <w:proofErr w:type="spellEnd"/>
-      <w:r>
-        <w:t>-proces toegankelijker en effectiever te maken.</w:t>
+      <w:r>
+        <w:t>Threat modeling is een systematische methode binnen softwareontwikkeling om potentiële beveiligingsrisico’s vroegtijdig te identificeren en te mitigeren. Ondanks het belang ervan ervaren veel ontwikkelaars het proces als complex en tijdsintensief, wat vaak leidt tot onvolledige risicoanalyses. Dit onderzoek ontwikkelt en evalueert een gebruiksvriendelijke tool, gebaseerd op de Fortunately-Unfortunately-methode, om het threat modeling-proces toegankelijker en effectiever te maken.</w:t>
       </w:r>
     </w:p>
     <w:p>
@@ -282,71 +237,7 @@
         <w:spacing w:afterLines="24" w:after="57"/>
       </w:pPr>
       <w:r>
-        <w:t xml:space="preserve">Een literatuurstudie brengt bestaande </w:t>
-      </w:r>
-      <w:proofErr w:type="spellStart"/>
-      <w:r>
-        <w:t>threat</w:t>
-      </w:r>
-      <w:proofErr w:type="spellEnd"/>
-      <w:r>
-        <w:t xml:space="preserve"> </w:t>
-      </w:r>
-      <w:proofErr w:type="spellStart"/>
-      <w:r>
-        <w:t>modeling</w:t>
-      </w:r>
-      <w:proofErr w:type="spellEnd"/>
-      <w:r>
-        <w:t xml:space="preserve">-raamwerken, </w:t>
-      </w:r>
-      <w:proofErr w:type="spellStart"/>
-      <w:r>
-        <w:t>mindmaptools</w:t>
-      </w:r>
-      <w:proofErr w:type="spellEnd"/>
-      <w:r>
-        <w:t xml:space="preserve"> en visualisatietechnieken in kaart. Op basis daarvan wordt een eisenlijst opgesteld met zowel generieke functies als mogelijkheden specifiek voor </w:t>
-      </w:r>
-      <w:proofErr w:type="spellStart"/>
-      <w:r>
-        <w:t>Fortunately</w:t>
-      </w:r>
-      <w:proofErr w:type="spellEnd"/>
-      <w:r>
-        <w:t>-</w:t>
-      </w:r>
-      <w:proofErr w:type="spellStart"/>
-      <w:r>
-        <w:t>Unfortunately</w:t>
-      </w:r>
-      <w:proofErr w:type="spellEnd"/>
-      <w:r>
-        <w:t xml:space="preserve">-treemodellering. Vervolgens wordt een </w:t>
-      </w:r>
-      <w:proofErr w:type="spellStart"/>
-      <w:r>
-        <w:t>webgebaseerd</w:t>
-      </w:r>
-      <w:proofErr w:type="spellEnd"/>
-      <w:r>
-        <w:t xml:space="preserve"> prototype ontwikkeld in </w:t>
-      </w:r>
-      <w:proofErr w:type="spellStart"/>
-      <w:r>
-        <w:t>React</w:t>
-      </w:r>
-      <w:proofErr w:type="spellEnd"/>
-      <w:r>
-        <w:t xml:space="preserve"> en D3, uitgebreid met zoek- en filterfuncties, visuele coderingen en ondersteunende interacties. De tool wordt geëvalueerd via een gebruikersonderzoek met negen deelnemers, die een scenario doorlopen, taken uitvoeren en hun ervaring rapporteren via een open vragenlijst en de User </w:t>
-      </w:r>
-      <w:proofErr w:type="spellStart"/>
-      <w:r>
-        <w:t>Experience</w:t>
-      </w:r>
-      <w:proofErr w:type="spellEnd"/>
-      <w:r>
-        <w:t xml:space="preserve"> Questionnaire (UEQ).</w:t>
+        <w:t>Een literatuurstudie brengt bestaande threat modeling-raamwerken, mindmaptools en visualisatietechnieken in kaart. Op basis daarvan wordt een eisenlijst opgesteld met zowel generieke functies als mogelijkheden specifiek voor Fortunately-Unfortunately-treemodellering. Vervolgens wordt een webgebaseerd prototype ontwikkeld in React en D3, uitgebreid met zoek- en filterfuncties, visuele coderingen en ondersteunende interacties. De tool wordt geëvalueerd via een gebruikersonderzoek met negen deelnemers, die een scenario doorlopen, taken uitvoeren en hun ervaring rapporteren via een open vragenlijst en de User Experience Questionnaire (UEQ).</w:t>
       </w:r>
     </w:p>
     <w:p>
@@ -365,15 +256,7 @@
         </w:rPr>
       </w:pPr>
       <w:r>
-        <w:t xml:space="preserve">De resultaten tonen een duidelijke verbetering in gebruiksvriendelijkheid ten opzichte van generieke </w:t>
-      </w:r>
-      <w:proofErr w:type="spellStart"/>
-      <w:r>
-        <w:t>mindmapsoftware</w:t>
-      </w:r>
-      <w:proofErr w:type="spellEnd"/>
-      <w:r>
-        <w:t>, met positieve UEQ-scores op alle dimensies (aantrekkelijkheid</w:t>
+        <w:t>De resultaten tonen een duidelijke verbetering in gebruiksvriendelijkheid ten opzichte van generieke mindmapsoftware, met positieve UEQ-scores op alle dimensies (aantrekkelijkheid</w:t>
       </w:r>
       <w:r>
         <w:rPr>
@@ -409,23 +292,7 @@
         <w:t> </w:t>
       </w:r>
       <w:r>
-        <w:t xml:space="preserve">+2.1) tegenover negatieve scores voor de basisversie. De tool verhoogt zo de toegankelijkheid van </w:t>
-      </w:r>
-      <w:proofErr w:type="spellStart"/>
-      <w:r>
-        <w:t>threat</w:t>
-      </w:r>
-      <w:proofErr w:type="spellEnd"/>
-      <w:r>
-        <w:t xml:space="preserve"> </w:t>
-      </w:r>
-      <w:proofErr w:type="spellStart"/>
-      <w:r>
-        <w:t>modeling</w:t>
-      </w:r>
-      <w:proofErr w:type="spellEnd"/>
-      <w:r>
-        <w:t xml:space="preserve"> voor niet-experts en biedt intu</w:t>
+        <w:t>+2.1) tegenover negatieve scores voor de basisversie. De tool verhoogt zo de toegankelijkheid van threat modeling voor niet-experts en biedt intu</w:t>
       </w:r>
       <w:r>
         <w:rPr>
@@ -513,85 +380,29 @@
         <w:rPr>
           <w:lang w:val="en-GB"/>
         </w:rPr>
-        <w:t xml:space="preserve">Threat </w:t>
-      </w:r>
-      <w:proofErr w:type="spellStart"/>
-      <w:r>
+        <w:t>Threat modeling is a systematic method within software development for identifying and mitigating potential security risks at an early stage. Despite its importance, many developers experience the process as complex and time-consuming, often resulting in incomplete risk analyses. This study develops and evaluates a user-friendly tool based on the Fortunately–Unfortunately method to make the threat modeling process more accessible and effective.</w:t>
+      </w:r>
+    </w:p>
+    <w:p>
+      <w:pPr>
+        <w:spacing w:afterLines="24" w:after="57"/>
         <w:rPr>
           <w:lang w:val="en-GB"/>
         </w:rPr>
-        <w:t>modeling</w:t>
-      </w:r>
-      <w:proofErr w:type="spellEnd"/>
-      <w:r>
+      </w:pPr>
+    </w:p>
+    <w:p>
+      <w:pPr>
+        <w:spacing w:afterLines="24" w:after="57"/>
         <w:rPr>
           <w:lang w:val="en-GB"/>
         </w:rPr>
-        <w:t xml:space="preserve"> is a systematic method within software development for identifying and mitigating potential security risks at an early stage. Despite its importance, many developers experience the process as complex and time-consuming, often resulting in incomplete risk analyses. This study develops and evaluates a user-friendly tool based on the Fortunately–Unfortunately method to make the threat </w:t>
-      </w:r>
-      <w:proofErr w:type="spellStart"/>
+      </w:pPr>
       <w:r>
         <w:rPr>
           <w:lang w:val="en-GB"/>
         </w:rPr>
-        <w:t>modeling</w:t>
-      </w:r>
-      <w:proofErr w:type="spellEnd"/>
-      <w:r>
-        <w:rPr>
-          <w:lang w:val="en-GB"/>
-        </w:rPr>
-        <w:t xml:space="preserve"> process more accessible and effective.</w:t>
-      </w:r>
-    </w:p>
-    <w:p>
-      <w:pPr>
-        <w:spacing w:afterLines="24" w:after="57"/>
-        <w:rPr>
-          <w:lang w:val="en-GB"/>
-        </w:rPr>
-      </w:pPr>
-    </w:p>
-    <w:p>
-      <w:pPr>
-        <w:spacing w:afterLines="24" w:after="57"/>
-        <w:rPr>
-          <w:lang w:val="en-GB"/>
-        </w:rPr>
-      </w:pPr>
-      <w:r>
-        <w:rPr>
-          <w:lang w:val="en-GB"/>
-        </w:rPr>
-        <w:t xml:space="preserve">A literature review maps existing threat </w:t>
-      </w:r>
-      <w:proofErr w:type="spellStart"/>
-      <w:r>
-        <w:rPr>
-          <w:lang w:val="en-GB"/>
-        </w:rPr>
-        <w:t>modeling</w:t>
-      </w:r>
-      <w:proofErr w:type="spellEnd"/>
-      <w:r>
-        <w:rPr>
-          <w:lang w:val="en-GB"/>
-        </w:rPr>
-        <w:t xml:space="preserve"> frameworks, mind mapping tools, and visualization techniques. Based on these findings, a requirements list is defined, including both generic functionalities and features specific to Fortunately–Unfortunately tree </w:t>
-      </w:r>
-      <w:proofErr w:type="spellStart"/>
-      <w:r>
-        <w:rPr>
-          <w:lang w:val="en-GB"/>
-        </w:rPr>
-        <w:t>modeling</w:t>
-      </w:r>
-      <w:proofErr w:type="spellEnd"/>
-      <w:r>
-        <w:rPr>
-          <w:lang w:val="en-GB"/>
-        </w:rPr>
-        <w:t>. A web-based prototype was then developed using React and D3, extending the tree structure with search and filter functions, visual encodings, and supportive interactions. The tool was evaluated through a user study with nine participants, who completed a scenario, performed predefined tasks, and reported their experiences using an open questionnaire and the User Experience Questionnaire (UEQ).</w:t>
+        <w:t>A literature review maps existing threat modeling frameworks, mind mapping tools, and visualization techniques. Based on these findings, a requirements list is defined, including both generic functionalities and features specific to Fortunately–Unfortunately tree modeling. A web-based prototype was then developed using React and D3, extending the tree structure with search and filter functions, visual encodings, and supportive interactions. The tool was evaluated through a user study with nine participants, who completed a scenario, performed predefined tasks, and reported their experiences using an open questionnaire and the User Experience Questionnaire (UEQ).</w:t>
       </w:r>
     </w:p>
     <w:p>
@@ -656,21 +467,7 @@
         <w:rPr>
           <w:lang w:val="en-GB"/>
         </w:rPr>
-        <w:t xml:space="preserve">+2.1) versus negative scores for the basic version. The tool thus enhances the accessibility of threat </w:t>
-      </w:r>
-      <w:proofErr w:type="spellStart"/>
-      <w:r>
-        <w:rPr>
-          <w:lang w:val="en-GB"/>
-        </w:rPr>
-        <w:t>modeling</w:t>
-      </w:r>
-      <w:proofErr w:type="spellEnd"/>
-      <w:r>
-        <w:rPr>
-          <w:lang w:val="en-GB"/>
-        </w:rPr>
-        <w:t xml:space="preserve"> for non</w:t>
+        <w:t>+2.1) versus negative scores for the basic version. The tool thus enhances the accessibility of threat modeling for non</w:t>
       </w:r>
       <w:r>
         <w:rPr>
@@ -776,415 +573,115 @@
           <w:rFonts w:ascii="Arial" w:hAnsi="Arial" w:cs="Arial"/>
         </w:rPr>
       </w:pPr>
-      <w:proofErr w:type="spellStart"/>
-      <w:r>
-        <w:t>Threat</w:t>
-      </w:r>
-      <w:proofErr w:type="spellEnd"/>
+      <w:r>
+        <w:t>Threat modeling is een systematische techniek om mogelijke dreigingen tegen een softwaresysteem te identificeren, te analyseren en te prioriteren nog vóór implementatie of tijdens evolutief onderhoud. In essentie dwingt threat modeling ontwikkelaars en architecten om expliciet na te denken over “wat kan er misgaan?”, “wat is de impact?” en “welke maatregelen zijn nodig?”, en vormt het daarmee een kernonderdeel van secure software engineering. Het proces omvat typisch het in kaart brengen van systeemcomponenten en dataflows, het identificeren van potentiële aanvallers en aanvalspaden, en het koppelen van passende mitigaties aan de belangrijkste risico’s.</w:t>
+      </w:r>
+      <w:r>
+        <w:rPr>
+          <w:rFonts w:ascii="Arial" w:hAnsi="Arial" w:cs="Arial"/>
+        </w:rPr>
+        <w:t>​</w:t>
+      </w:r>
+    </w:p>
+    <w:p>
+      <w:pPr>
+        <w:spacing w:afterLines="24" w:after="57" w:line="288" w:lineRule="auto"/>
+      </w:pPr>
+    </w:p>
+    <w:p>
+      <w:pPr>
+        <w:spacing w:afterLines="24" w:after="57" w:line="288" w:lineRule="auto"/>
+        <w:rPr>
+          <w:rFonts w:ascii="Arial" w:hAnsi="Arial" w:cs="Arial"/>
+        </w:rPr>
+      </w:pPr>
+      <w:r>
+        <w:t>Binnen de softwareontwikkelingscyclus kan threat modeling op verschillende momenten worden ingezet, bijvoorbeeld tijdens requirementsanalyse, architectuurontwerp of bij grote refactorings. In een ideale DevSecOps-context wordt threat modeling iteratief uitgevoerd, parallel aan sprints, zodat nieuwe features meteen op beveiligingsimpact worden beoordeeld. In de praktijk blijkt dit echter moeilijk vol te houden: tijdsdruk, beperkte securityexpertise en een gebrek aan passende tooling zorgen ervoor dat threat modeling vaak wordt uitgesteld, oppervlakkig uitgevoerd of volledig overgeslagen.</w:t>
+      </w:r>
+      <w:r>
+        <w:rPr>
+          <w:rFonts w:ascii="Arial" w:hAnsi="Arial" w:cs="Arial"/>
+        </w:rPr>
+        <w:t>​</w:t>
+      </w:r>
+    </w:p>
+    <w:p>
+      <w:pPr>
+        <w:spacing w:afterLines="24" w:after="57" w:line="288" w:lineRule="auto"/>
+      </w:pPr>
+    </w:p>
+    <w:p>
+      <w:pPr>
+        <w:spacing w:afterLines="24" w:after="57" w:line="288" w:lineRule="auto"/>
+        <w:rPr>
+          <w:rFonts w:ascii="Arial" w:hAnsi="Arial" w:cs="Arial"/>
+        </w:rPr>
+      </w:pPr>
+      <w:r>
+        <w:t>Door de jaren heen zijn diverse methoden ontwikkeld om threat modeling te structureren. Een bekende categorie zijn taxonomie-gebaseerde benaderingen, zoals STRIDE, die dreigingen klasseren op basis van hun effect (bijvoorbeeld spoofing, tampering, repudiation, information disclosure, denial of service, elevation of privilege). Andere benaderingen maken gebruik van attack trees of misuse cases, waarin ongewenst gedrag hiërarchisch wordt opgesplitst in deelstappen en varianten. In meer industriële context worden deze methoden vaak ondersteund door generieke diagramtools of mindmapsoftware, die wel flexibiliteit bieden maar weinig domeinspecifieke ondersteuning voor prioritering</w:t>
+      </w:r>
+      <w:r>
+        <w:t xml:space="preserve"> en </w:t>
+      </w:r>
+      <w:r>
+        <w:t>statusopvolging.</w:t>
+      </w:r>
+      <w:r>
+        <w:rPr>
+          <w:rFonts w:ascii="Arial" w:hAnsi="Arial" w:cs="Arial"/>
+        </w:rPr>
+        <w:t>​</w:t>
+      </w:r>
+    </w:p>
+    <w:p>
+      <w:pPr>
+        <w:spacing w:afterLines="24" w:after="57" w:line="288" w:lineRule="auto"/>
+      </w:pPr>
+    </w:p>
+    <w:p>
+      <w:pPr>
+        <w:spacing w:afterLines="24" w:after="57" w:line="288" w:lineRule="auto"/>
+      </w:pPr>
+      <w:r>
+        <w:t xml:space="preserve">Voor ontwikkelaars zonder diepgaande securityachtergrond vorm deze klassieke methoden een aanzienlijke drempel: ze vergen vertrouwdheid met beveiligingsconcepten, formele notaties en lijsten van standaarddreigingen, terwijl de beschikbare tools zelden gericht zijn op gebruiksgemak of leerbaarheid. Hierdoor dreigt threat modeling een specialistische activiteit te blijven, in plaats van een breed gedragen ontwerpraktijk binnen ontwikkelteams. Deze kloof tussen theoretisch aanbevolen werkwijzen en feitelijke toepassing in de praktijk vormt een belangrijk motief </w:t>
+      </w:r>
+      <w:r>
+        <w:lastRenderedPageBreak/>
+        <w:t>voor onderzoek naar meer toegankelijke, visueel ondersteunde en gebruiksvriendelijke threat-modelingbenaderingen</w:t>
+      </w:r>
+      <w:r>
+        <w:t>.</w:t>
+      </w:r>
+    </w:p>
+    <w:p>
+      <w:pPr>
+        <w:spacing w:afterLines="24" w:after="57" w:line="288" w:lineRule="auto"/>
+      </w:pPr>
+    </w:p>
+    <w:p>
+      <w:pPr>
+        <w:spacing w:afterLines="24" w:after="57" w:line="288" w:lineRule="auto"/>
+        <w:rPr>
+          <w:rFonts w:ascii="Arial" w:hAnsi="Arial" w:cs="Arial"/>
+        </w:rPr>
+      </w:pPr>
+      <w:r>
+        <w:t>Dit onderzoek speelt in op deze drempels door een gebruiksvriendelijke webtool te ontwerpen en evalueren, gebaseerd op de Fortunately–Unfortunately-methode, waarin dreigingen en tegenmaatregelen in een intuïtieve boomstructuur worden voorgesteld. De tool integreert specifieke UX-features zoals kleurcodering, statusiconen, danger rating, branch summary en filtering om zowel navigatie als prioritering te ondersteunen en wordt geëvalueerd in een gebruikersonderzoek waarin de tool wordt vergeleken met een meer generieke referentiesoftware. Het doel van de masterproef is na te gaan in welke mate deze combinatie van visuele representatie en UX-features</w:t>
+      </w:r>
+      <w:r>
+        <w:t xml:space="preserve"> in combinatie met de </w:t>
+      </w:r>
       <w:r>
         <w:t xml:space="preserve"> </w:t>
       </w:r>
-      <w:proofErr w:type="spellStart"/>
-      <w:r>
-        <w:t>modeling</w:t>
-      </w:r>
-      <w:proofErr w:type="spellEnd"/>
-      <w:r>
-        <w:t xml:space="preserve"> is een systematische techniek om mogelijke dreigingen tegen een softwaresysteem te identificeren, te analyseren en te prioriteren nog vóór implementatie of tijdens evolutief onderhoud. In essentie dwingt </w:t>
-      </w:r>
-      <w:proofErr w:type="spellStart"/>
-      <w:r>
-        <w:t>threat</w:t>
-      </w:r>
-      <w:proofErr w:type="spellEnd"/>
-      <w:r>
-        <w:t xml:space="preserve"> </w:t>
-      </w:r>
-      <w:proofErr w:type="spellStart"/>
-      <w:r>
-        <w:t>modeling</w:t>
-      </w:r>
-      <w:proofErr w:type="spellEnd"/>
-      <w:r>
-        <w:t xml:space="preserve"> ontwikkelaars en architecten om expliciet na te denken over “wat kan er misgaan?”, “wat is de impact?” en “welke maatregelen zijn nodig?”, en vormt het daarmee een kernonderdeel van secure software engineering. Het proces omvat typisch het in kaart brengen van systeemcomponenten en </w:t>
-      </w:r>
-      <w:proofErr w:type="spellStart"/>
-      <w:r>
-        <w:t>dataflows</w:t>
-      </w:r>
-      <w:proofErr w:type="spellEnd"/>
-      <w:r>
-        <w:t>, het identificeren van potentiële aanvallers en aanvalspaden, en het koppelen van passende mitigaties aan de belangrijkste risico’s.</w:t>
-      </w:r>
-      <w:r>
-        <w:rPr>
-          <w:rFonts w:ascii="Arial" w:hAnsi="Arial" w:cs="Arial"/>
-        </w:rPr>
-        <w:t>​</w:t>
-      </w:r>
-    </w:p>
-    <w:p>
-      <w:pPr>
-        <w:spacing w:afterLines="24" w:after="57" w:line="288" w:lineRule="auto"/>
-      </w:pPr>
-    </w:p>
-    <w:p>
-      <w:pPr>
-        <w:spacing w:afterLines="24" w:after="57" w:line="288" w:lineRule="auto"/>
-        <w:rPr>
-          <w:rFonts w:ascii="Arial" w:hAnsi="Arial" w:cs="Arial"/>
-        </w:rPr>
-      </w:pPr>
-      <w:r>
-        <w:t xml:space="preserve">Binnen de softwareontwikkelingscyclus kan </w:t>
-      </w:r>
-      <w:proofErr w:type="spellStart"/>
-      <w:r>
-        <w:t>threat</w:t>
-      </w:r>
-      <w:proofErr w:type="spellEnd"/>
-      <w:r>
-        <w:t xml:space="preserve"> </w:t>
-      </w:r>
-      <w:proofErr w:type="spellStart"/>
-      <w:r>
-        <w:t>modeling</w:t>
-      </w:r>
-      <w:proofErr w:type="spellEnd"/>
-      <w:r>
-        <w:t xml:space="preserve"> op verschillende momenten worden ingezet, bijvoorbeeld tijdens </w:t>
-      </w:r>
-      <w:proofErr w:type="spellStart"/>
-      <w:r>
-        <w:t>requirementsanalyse</w:t>
-      </w:r>
-      <w:proofErr w:type="spellEnd"/>
-      <w:r>
-        <w:t xml:space="preserve">, architectuurontwerp of bij grote </w:t>
-      </w:r>
-      <w:proofErr w:type="spellStart"/>
-      <w:r>
-        <w:t>refactorings</w:t>
-      </w:r>
-      <w:proofErr w:type="spellEnd"/>
-      <w:r>
-        <w:t xml:space="preserve">. In een ideale </w:t>
-      </w:r>
-      <w:proofErr w:type="spellStart"/>
-      <w:r>
-        <w:t>DevSecOps</w:t>
-      </w:r>
-      <w:proofErr w:type="spellEnd"/>
-      <w:r>
-        <w:t xml:space="preserve">-context wordt </w:t>
-      </w:r>
-      <w:proofErr w:type="spellStart"/>
-      <w:r>
-        <w:t>threat</w:t>
-      </w:r>
-      <w:proofErr w:type="spellEnd"/>
-      <w:r>
-        <w:t xml:space="preserve"> </w:t>
-      </w:r>
-      <w:proofErr w:type="spellStart"/>
-      <w:r>
-        <w:t>modeling</w:t>
-      </w:r>
-      <w:proofErr w:type="spellEnd"/>
-      <w:r>
-        <w:t xml:space="preserve"> iteratief uitgevoerd, parallel aan sprints, zodat nieuwe features meteen op beveiligingsimpact worden beoordeeld. In de praktijk blijkt dit echter moeilijk vol te houden: tijdsdruk, beperkte securityexpertise en een gebrek aan passende </w:t>
-      </w:r>
-      <w:proofErr w:type="spellStart"/>
-      <w:r>
-        <w:t>tooling</w:t>
-      </w:r>
-      <w:proofErr w:type="spellEnd"/>
-      <w:r>
-        <w:t xml:space="preserve"> zorgen ervoor dat </w:t>
-      </w:r>
-      <w:proofErr w:type="spellStart"/>
-      <w:r>
-        <w:t>threat</w:t>
-      </w:r>
-      <w:proofErr w:type="spellEnd"/>
-      <w:r>
-        <w:t xml:space="preserve"> </w:t>
-      </w:r>
-      <w:proofErr w:type="spellStart"/>
-      <w:r>
-        <w:t>modeling</w:t>
-      </w:r>
-      <w:proofErr w:type="spellEnd"/>
-      <w:r>
-        <w:t xml:space="preserve"> vaak wordt uitgesteld, oppervlakkig uitgevoerd of volledig overgeslagen.</w:t>
-      </w:r>
-      <w:r>
-        <w:rPr>
-          <w:rFonts w:ascii="Arial" w:hAnsi="Arial" w:cs="Arial"/>
-        </w:rPr>
-        <w:t>​</w:t>
-      </w:r>
-    </w:p>
-    <w:p>
-      <w:pPr>
-        <w:spacing w:afterLines="24" w:after="57" w:line="288" w:lineRule="auto"/>
-      </w:pPr>
-    </w:p>
-    <w:p>
-      <w:pPr>
-        <w:spacing w:afterLines="24" w:after="57" w:line="288" w:lineRule="auto"/>
-        <w:rPr>
-          <w:rFonts w:ascii="Arial" w:hAnsi="Arial" w:cs="Arial"/>
-        </w:rPr>
-      </w:pPr>
-      <w:r>
-        <w:t xml:space="preserve">Door de jaren heen zijn diverse methoden ontwikkeld om </w:t>
-      </w:r>
-      <w:proofErr w:type="spellStart"/>
-      <w:r>
-        <w:t>threat</w:t>
-      </w:r>
-      <w:proofErr w:type="spellEnd"/>
-      <w:r>
-        <w:t xml:space="preserve"> </w:t>
-      </w:r>
-      <w:proofErr w:type="spellStart"/>
-      <w:r>
-        <w:t>modeling</w:t>
-      </w:r>
-      <w:proofErr w:type="spellEnd"/>
-      <w:r>
-        <w:t xml:space="preserve"> te structureren. Een bekende categorie zijn taxonomie-gebaseerde benaderingen, zoals STRIDE, die dreigingen klasseren op basis van hun effect (bijvoorbeeld </w:t>
-      </w:r>
-      <w:proofErr w:type="spellStart"/>
-      <w:r>
-        <w:t>spoofing</w:t>
-      </w:r>
-      <w:proofErr w:type="spellEnd"/>
+      <w:r>
+        <w:t>Fortunately–Unfortunately-methode</w:t>
+      </w:r>
       <w:r>
         <w:t xml:space="preserve">, </w:t>
       </w:r>
-      <w:proofErr w:type="spellStart"/>
-      <w:r>
-        <w:t>tampering</w:t>
-      </w:r>
-      <w:proofErr w:type="spellEnd"/>
-      <w:r>
-        <w:t xml:space="preserve">, </w:t>
-      </w:r>
-      <w:proofErr w:type="spellStart"/>
-      <w:r>
-        <w:t>repudiation</w:t>
-      </w:r>
-      <w:proofErr w:type="spellEnd"/>
-      <w:r>
-        <w:t xml:space="preserve">, information </w:t>
-      </w:r>
-      <w:proofErr w:type="spellStart"/>
-      <w:r>
-        <w:t>disclosure</w:t>
-      </w:r>
-      <w:proofErr w:type="spellEnd"/>
-      <w:r>
-        <w:t xml:space="preserve">, </w:t>
-      </w:r>
-      <w:proofErr w:type="spellStart"/>
-      <w:r>
-        <w:t>denial</w:t>
-      </w:r>
-      <w:proofErr w:type="spellEnd"/>
-      <w:r>
-        <w:t xml:space="preserve"> of service, </w:t>
-      </w:r>
-      <w:proofErr w:type="spellStart"/>
-      <w:r>
-        <w:t>elevation</w:t>
-      </w:r>
-      <w:proofErr w:type="spellEnd"/>
-      <w:r>
-        <w:t xml:space="preserve"> of privilege). Andere benaderingen maken gebruik van attack trees of </w:t>
-      </w:r>
-      <w:proofErr w:type="spellStart"/>
-      <w:r>
-        <w:t>misuse</w:t>
-      </w:r>
-      <w:proofErr w:type="spellEnd"/>
-      <w:r>
-        <w:t xml:space="preserve"> cases, waarin ongewenst gedrag hiërarchisch wordt opgesplitst in deelstappen en varianten. In meer industriële context worden deze methoden vaak ondersteund door generieke diagramtools of </w:t>
-      </w:r>
-      <w:proofErr w:type="spellStart"/>
-      <w:r>
-        <w:t>mindmapsoftware</w:t>
-      </w:r>
-      <w:proofErr w:type="spellEnd"/>
-      <w:r>
-        <w:t xml:space="preserve">, die wel flexibiliteit bieden maar weinig </w:t>
-      </w:r>
-      <w:proofErr w:type="spellStart"/>
-      <w:r>
-        <w:t>domeinspecifieke</w:t>
-      </w:r>
-      <w:proofErr w:type="spellEnd"/>
-      <w:r>
-        <w:t xml:space="preserve"> ondersteuning voor prioritering</w:t>
-      </w:r>
-      <w:r>
-        <w:t xml:space="preserve"> en </w:t>
-      </w:r>
-      <w:r>
-        <w:t>statusopvolging.</w:t>
-      </w:r>
-      <w:r>
-        <w:rPr>
-          <w:rFonts w:ascii="Arial" w:hAnsi="Arial" w:cs="Arial"/>
-        </w:rPr>
-        <w:t>​</w:t>
-      </w:r>
-    </w:p>
-    <w:p>
-      <w:pPr>
-        <w:spacing w:afterLines="24" w:after="57" w:line="288" w:lineRule="auto"/>
-      </w:pPr>
-    </w:p>
-    <w:p>
-      <w:pPr>
-        <w:spacing w:afterLines="24" w:after="57" w:line="288" w:lineRule="auto"/>
-      </w:pPr>
-      <w:r>
-        <w:t xml:space="preserve">Voor ontwikkelaars zonder diepgaande securityachtergrond vorm deze klassieke methoden een aanzienlijke drempel: ze vergen vertrouwdheid met beveiligingsconcepten, formele notaties en lijsten van standaarddreigingen, terwijl de beschikbare tools zelden gericht zijn op gebruiksgemak of leerbaarheid. Hierdoor dreigt </w:t>
-      </w:r>
-      <w:proofErr w:type="spellStart"/>
-      <w:r>
-        <w:t>threat</w:t>
-      </w:r>
-      <w:proofErr w:type="spellEnd"/>
-      <w:r>
-        <w:t xml:space="preserve"> </w:t>
-      </w:r>
-      <w:proofErr w:type="spellStart"/>
-      <w:r>
-        <w:t>modeling</w:t>
-      </w:r>
-      <w:proofErr w:type="spellEnd"/>
-      <w:r>
-        <w:t xml:space="preserve"> een specialistische activiteit te blijven, in plaats van een breed gedragen </w:t>
-      </w:r>
-      <w:proofErr w:type="spellStart"/>
-      <w:r>
-        <w:t>ontwerpraktijk</w:t>
-      </w:r>
-      <w:proofErr w:type="spellEnd"/>
-      <w:r>
-        <w:t xml:space="preserve"> binnen ontwikkelteams. Deze kloof tussen theoretisch aanbevolen werkwijzen en feitelijke toepassing in de praktijk vormt een belangrijk motief </w:t>
-      </w:r>
-      <w:r>
-        <w:lastRenderedPageBreak/>
-        <w:t xml:space="preserve">voor onderzoek naar meer toegankelijke, visueel ondersteunde en gebruiksvriendelijke </w:t>
-      </w:r>
-      <w:proofErr w:type="spellStart"/>
-      <w:r>
-        <w:t>threat-modelingbenaderingen</w:t>
-      </w:r>
-      <w:proofErr w:type="spellEnd"/>
-      <w:r>
-        <w:t>.</w:t>
-      </w:r>
-    </w:p>
-    <w:p>
-      <w:pPr>
-        <w:spacing w:afterLines="24" w:after="57" w:line="288" w:lineRule="auto"/>
-      </w:pPr>
-    </w:p>
-    <w:p>
-      <w:pPr>
-        <w:spacing w:afterLines="24" w:after="57" w:line="288" w:lineRule="auto"/>
-        <w:rPr>
-          <w:rFonts w:ascii="Arial" w:hAnsi="Arial" w:cs="Arial"/>
-        </w:rPr>
-      </w:pPr>
-      <w:r>
-        <w:t xml:space="preserve">Dit onderzoek speelt in op deze drempels door een gebruiksvriendelijke </w:t>
-      </w:r>
-      <w:proofErr w:type="spellStart"/>
-      <w:r>
-        <w:t>webtool</w:t>
-      </w:r>
-      <w:proofErr w:type="spellEnd"/>
-      <w:r>
-        <w:t xml:space="preserve"> te ontwerpen en evalueren, gebaseerd op de </w:t>
-      </w:r>
-      <w:proofErr w:type="spellStart"/>
-      <w:r>
-        <w:t>Fortunately</w:t>
-      </w:r>
-      <w:proofErr w:type="spellEnd"/>
-      <w:r>
-        <w:t>–</w:t>
-      </w:r>
-      <w:proofErr w:type="spellStart"/>
-      <w:r>
-        <w:t>Unfortunately</w:t>
-      </w:r>
-      <w:proofErr w:type="spellEnd"/>
-      <w:r>
-        <w:t xml:space="preserve">-methode, waarin dreigingen en tegenmaatregelen in een intuïtieve boomstructuur worden voorgesteld. De tool integreert specifieke UX-features zoals kleurcodering, statusiconen, </w:t>
-      </w:r>
-      <w:proofErr w:type="spellStart"/>
-      <w:r>
-        <w:t>danger</w:t>
-      </w:r>
-      <w:proofErr w:type="spellEnd"/>
-      <w:r>
-        <w:t xml:space="preserve"> rating, </w:t>
-      </w:r>
-      <w:proofErr w:type="spellStart"/>
-      <w:r>
-        <w:t>branch</w:t>
-      </w:r>
-      <w:proofErr w:type="spellEnd"/>
-      <w:r>
-        <w:t xml:space="preserve"> summary en filtering om zowel navigatie als prioritering te ondersteunen en wordt geëvalueerd in een gebruikersonderzoek waarin de tool wordt vergeleken met een meer generieke referentiesoftware. Het doel van de masterproef is na te gaan in welke mate deze combinatie van visuele representatie en UX-features</w:t>
-      </w:r>
-      <w:r>
-        <w:t xml:space="preserve"> in combinatie met de </w:t>
-      </w:r>
-      <w:r>
-        <w:t xml:space="preserve"> </w:t>
-      </w:r>
-      <w:proofErr w:type="spellStart"/>
-      <w:r>
-        <w:t>Fortunately</w:t>
-      </w:r>
-      <w:proofErr w:type="spellEnd"/>
-      <w:r>
-        <w:t>–</w:t>
-      </w:r>
-      <w:proofErr w:type="spellStart"/>
-      <w:r>
-        <w:t>Unfortunately</w:t>
-      </w:r>
-      <w:proofErr w:type="spellEnd"/>
-      <w:r>
-        <w:t>-methode</w:t>
-      </w:r>
-      <w:r>
-        <w:t xml:space="preserve">, </w:t>
-      </w:r>
-      <w:proofErr w:type="spellStart"/>
-      <w:r>
-        <w:t>threat</w:t>
-      </w:r>
-      <w:proofErr w:type="spellEnd"/>
-      <w:r>
-        <w:t xml:space="preserve"> </w:t>
-      </w:r>
-      <w:proofErr w:type="spellStart"/>
-      <w:r>
-        <w:t>modeling</w:t>
-      </w:r>
-      <w:proofErr w:type="spellEnd"/>
-      <w:r>
-        <w:t xml:space="preserve"> toegankelijker, efficiënter en effectiever maakt voor niet-security-experts.</w:t>
+      <w:r>
+        <w:t>threat modeling toegankelijker, efficiënter en effectiever maakt voor niet-security-experts.</w:t>
       </w:r>
       <w:r>
         <w:rPr>
@@ -1215,31 +712,7 @@
         <w:spacing w:afterLines="24" w:after="57" w:line="288" w:lineRule="auto"/>
       </w:pPr>
       <w:r>
-        <w:t xml:space="preserve">Welke basisfunctionaliteit is minimaal noodzakelijk om </w:t>
-      </w:r>
-      <w:proofErr w:type="spellStart"/>
-      <w:r>
-        <w:t>threat</w:t>
-      </w:r>
-      <w:proofErr w:type="spellEnd"/>
-      <w:r>
-        <w:t xml:space="preserve"> </w:t>
-      </w:r>
-      <w:proofErr w:type="spellStart"/>
-      <w:r>
-        <w:t>modeling</w:t>
-      </w:r>
-      <w:proofErr w:type="spellEnd"/>
-      <w:r>
-        <w:t xml:space="preserve"> met </w:t>
-      </w:r>
-      <w:proofErr w:type="spellStart"/>
-      <w:r>
-        <w:t>Fortunately-Unfortunately</w:t>
-      </w:r>
-      <w:proofErr w:type="spellEnd"/>
-      <w:r>
-        <w:t xml:space="preserve"> trees te ondersteunen?</w:t>
+        <w:t>Welke basisfunctionaliteit is minimaal noodzakelijk om threat modeling met Fortunately-Unfortunately trees te ondersteunen?</w:t>
       </w:r>
     </w:p>
     <w:p>
@@ -1265,141 +738,53 @@
         <w:spacing w:afterLines="24" w:after="57" w:line="288" w:lineRule="auto"/>
       </w:pPr>
       <w:r>
-        <w:t xml:space="preserve">Hoe verhoudt de voorgestelde tool zich qua gebruiksvriendelijkheid en effectiviteit ten opzichte van bestaande generieke </w:t>
-      </w:r>
-      <w:proofErr w:type="spellStart"/>
-      <w:r>
-        <w:t>mindmap</w:t>
-      </w:r>
-      <w:proofErr w:type="spellEnd"/>
-      <w:r>
-        <w:t>- of diagramsoftware?</w:t>
-      </w:r>
-    </w:p>
-    <w:p>
-      <w:pPr>
-        <w:spacing w:afterLines="24" w:after="57" w:line="288" w:lineRule="auto"/>
-      </w:pPr>
-    </w:p>
-    <w:p>
-      <w:pPr>
-        <w:spacing w:afterLines="24" w:after="57" w:line="288" w:lineRule="auto"/>
-      </w:pPr>
-      <w:r>
-        <w:t xml:space="preserve">Het belang van dit onderzoek ligt enerzijds in het verlagen van de instapdrempel voor </w:t>
-      </w:r>
-      <w:proofErr w:type="spellStart"/>
-      <w:r>
-        <w:t>threat</w:t>
-      </w:r>
-      <w:proofErr w:type="spellEnd"/>
+        <w:t>Hoe verhoudt de voorgestelde tool zich qua gebruiksvriendelijkheid en effectiviteit ten opzichte van bestaande generieke mindmap- of diagramsoftware?</w:t>
+      </w:r>
+    </w:p>
+    <w:p>
+      <w:pPr>
+        <w:spacing w:afterLines="24" w:after="57" w:line="288" w:lineRule="auto"/>
+      </w:pPr>
+    </w:p>
+    <w:p>
+      <w:pPr>
+        <w:spacing w:afterLines="24" w:after="57" w:line="288" w:lineRule="auto"/>
+      </w:pPr>
+      <w:r>
+        <w:t>Het belang van dit onderzoek ligt enerzijds in het verlagen van de instapdrempel voor threat modeling, zodat ook ontwikkelaars zonder uitgesproken securityprofiel beter onderbouwde risicoanalyses kunnen uitvoeren. Anderzijds draagt het werk bij aan HCI-onderzoek rond gebruiksvriendelijke security-tools door empirisch te onderzoeken welke interface-elementen (zoals kleuren, iconen, filters en tooltips) daadwerkelijk bijdragen aan taakprestatie, gebruikservaring en feature-voorkeur. Daarmee sluit de masterproef aan bij een bredere verschuiving van puur technische security-oplossingen naar mensgerichte, visueel ondersteunde hulpmiddelen.</w:t>
+      </w:r>
+    </w:p>
+    <w:p>
+      <w:pPr>
+        <w:spacing w:afterLines="24" w:after="57" w:line="288" w:lineRule="auto"/>
+      </w:pPr>
+      <w:r>
+        <w:rPr>
+          <w:rFonts w:ascii="Arial" w:hAnsi="Arial" w:cs="Arial"/>
+        </w:rPr>
+        <w:t>​</w:t>
+      </w:r>
+    </w:p>
+    <w:p>
+      <w:pPr>
+        <w:spacing w:afterLines="24" w:after="57" w:line="288" w:lineRule="auto"/>
+      </w:pPr>
+      <w:r>
+        <w:t xml:space="preserve">De rest van deze masterproef is als volgt opgebouwd. Hoofdstuk 2 bespreekt de </w:t>
+      </w:r>
+      <w:bookmarkStart w:id="0" w:name="_Hlk216624876"/>
+      <w:r>
+        <w:t xml:space="preserve">theoretische achtergrond en gerelateerd werk </w:t>
+      </w:r>
+      <w:bookmarkEnd w:id="0"/>
+      <w:r>
+        <w:t>rond threat modeling, de Fortunately–Unfortunately-methode en usability- en UX-evaluatie in securitycontexten. Hoofdstuk 3 beschrijft het ontwerp en de implementatie van het React/D3-webprototype en licht het onderzoeksdesign van de gebruikerstudie toe, inclusief taken</w:t>
+      </w:r>
       <w:r>
         <w:t xml:space="preserve"> </w:t>
       </w:r>
-      <w:proofErr w:type="spellStart"/>
-      <w:r>
-        <w:t>modeling</w:t>
-      </w:r>
-      <w:proofErr w:type="spellEnd"/>
-      <w:r>
-        <w:t>, zodat ook ontwikkelaars zonder uitgesproken securityprofiel beter onderbouwde risicoanalyses kunnen uitvoeren. Anderzijds draagt het werk bij aan HCI-onderzoek rond gebruiksvriendelijke security-tools door empirisch te onderzoeken welke interface-elementen (zoals kleuren, iconen, filters en tooltips) daadwerkelijk bijdragen aan taakprestatie, gebruikservaring en feature-voorkeur. Daarmee sluit de masterproef aan bij een bredere verschuiving van puur technische security-oplossingen naar mensgerichte, visueel ondersteunde hulpmiddelen.</w:t>
-      </w:r>
-    </w:p>
-    <w:p>
-      <w:pPr>
-        <w:spacing w:afterLines="24" w:after="57" w:line="288" w:lineRule="auto"/>
-      </w:pPr>
-      <w:r>
-        <w:rPr>
-          <w:rFonts w:ascii="Arial" w:hAnsi="Arial" w:cs="Arial"/>
-        </w:rPr>
-        <w:t>​</w:t>
-      </w:r>
-    </w:p>
-    <w:p>
-      <w:pPr>
-        <w:spacing w:afterLines="24" w:after="57" w:line="288" w:lineRule="auto"/>
-      </w:pPr>
-      <w:r>
-        <w:t xml:space="preserve">De rest van deze masterproef is als volgt opgebouwd. Hoofdstuk 2 bespreekt de </w:t>
-      </w:r>
-      <w:bookmarkStart w:id="0" w:name="_Hlk216624876"/>
-      <w:r>
-        <w:t xml:space="preserve">theoretische achtergrond en gerelateerd werk </w:t>
-      </w:r>
-      <w:bookmarkEnd w:id="0"/>
-      <w:r>
-        <w:t xml:space="preserve">rond </w:t>
-      </w:r>
-      <w:proofErr w:type="spellStart"/>
-      <w:r>
-        <w:t>threat</w:t>
-      </w:r>
-      <w:proofErr w:type="spellEnd"/>
-      <w:r>
-        <w:t xml:space="preserve"> </w:t>
-      </w:r>
-      <w:proofErr w:type="spellStart"/>
-      <w:r>
-        <w:t>modeling</w:t>
-      </w:r>
-      <w:proofErr w:type="spellEnd"/>
-      <w:r>
-        <w:t xml:space="preserve">, de </w:t>
-      </w:r>
-      <w:proofErr w:type="spellStart"/>
-      <w:r>
-        <w:t>Fortunately</w:t>
-      </w:r>
-      <w:proofErr w:type="spellEnd"/>
-      <w:r>
-        <w:t>–</w:t>
-      </w:r>
-      <w:proofErr w:type="spellStart"/>
-      <w:r>
-        <w:t>Unfortunately</w:t>
-      </w:r>
-      <w:proofErr w:type="spellEnd"/>
-      <w:r>
-        <w:t xml:space="preserve">-methode en </w:t>
-      </w:r>
-      <w:proofErr w:type="spellStart"/>
-      <w:r>
-        <w:t>usability</w:t>
-      </w:r>
-      <w:proofErr w:type="spellEnd"/>
-      <w:r>
-        <w:t xml:space="preserve">- en UX-evaluatie in securitycontexten. Hoofdstuk 3 beschrijft het ontwerp en de implementatie van het </w:t>
-      </w:r>
-      <w:proofErr w:type="spellStart"/>
-      <w:r>
-        <w:t>React</w:t>
-      </w:r>
-      <w:proofErr w:type="spellEnd"/>
-      <w:r>
-        <w:t xml:space="preserve">/D3-webprototype en licht het onderzoeksdesign van de </w:t>
-      </w:r>
-      <w:proofErr w:type="spellStart"/>
-      <w:r>
-        <w:t>gebruikerstudie</w:t>
-      </w:r>
-      <w:proofErr w:type="spellEnd"/>
-      <w:r>
-        <w:t xml:space="preserve"> toe, inclusief taken</w:t>
-      </w:r>
-      <w:r>
-        <w:t xml:space="preserve"> </w:t>
-      </w:r>
-      <w:r>
-        <w:t xml:space="preserve">en analysemethoden. Hoofdstuk 4 presenteert de empirische resultaten over taakprestaties, user </w:t>
-      </w:r>
-      <w:proofErr w:type="spellStart"/>
-      <w:r>
-        <w:t>experience</w:t>
-      </w:r>
-      <w:proofErr w:type="spellEnd"/>
-      <w:r>
-        <w:t xml:space="preserve"> en feature-ranking, gevolgd door een discussie in hoofdstuk 5 waarin deze bevindingen worden geïnterpreteerd, gekoppeld aan de literatuur en aangevuld met beperkingen en implicaties voor praktijk en toekomstig onderzoek. </w:t>
+      <w:r>
+        <w:t xml:space="preserve">en analysemethoden. Hoofdstuk 4 presenteert de empirische resultaten over taakprestaties, user experience en feature-ranking, gevolgd door een discussie in hoofdstuk 5 waarin deze bevindingen worden geïnterpreteerd, gekoppeld aan de literatuur en aangevuld met beperkingen en implicaties voor praktijk en toekomstig onderzoek. </w:t>
       </w:r>
     </w:p>
     <w:p>
@@ -1446,7 +831,6 @@
           <w:lang w:val="en-GB"/>
         </w:rPr>
       </w:pPr>
-      <w:proofErr w:type="spellStart"/>
       <w:r>
         <w:rPr>
           <w:b/>
@@ -1456,10 +840,12 @@
           <w:lang w:val="en-GB"/>
         </w:rPr>
         <w:lastRenderedPageBreak/>
-        <w:t>Hoofdstuk</w:t>
-      </w:r>
-      <w:proofErr w:type="spellEnd"/>
-      <w:r>
+        <w:t>Hoofdstuk 2</w:t>
+      </w:r>
+    </w:p>
+    <w:p>
+      <w:pPr>
+        <w:spacing w:afterLines="24" w:after="57" w:line="288" w:lineRule="auto"/>
         <w:rPr>
           <w:b/>
           <w:bCs/>
@@ -1467,12 +853,8 @@
           <w:szCs w:val="36"/>
           <w:lang w:val="en-GB"/>
         </w:rPr>
-        <w:t xml:space="preserve"> 2</w:t>
-      </w:r>
-    </w:p>
-    <w:p>
-      <w:pPr>
-        <w:spacing w:afterLines="24" w:after="57" w:line="288" w:lineRule="auto"/>
+      </w:pPr>
+      <w:r>
         <w:rPr>
           <w:b/>
           <w:bCs/>
@@ -1480,9 +862,12 @@
           <w:szCs w:val="36"/>
           <w:lang w:val="en-GB"/>
         </w:rPr>
-      </w:pPr>
-      <w:proofErr w:type="spellStart"/>
-      <w:r>
+        <w:t>Gerelateerd werk</w:t>
+      </w:r>
+    </w:p>
+    <w:p>
+      <w:pPr>
+        <w:spacing w:afterLines="24" w:after="57" w:line="288" w:lineRule="auto"/>
         <w:rPr>
           <w:b/>
           <w:bCs/>
@@ -1490,10 +875,11 @@
           <w:szCs w:val="36"/>
           <w:lang w:val="en-GB"/>
         </w:rPr>
-        <w:t>Gerelateerd</w:t>
-      </w:r>
-      <w:proofErr w:type="spellEnd"/>
-      <w:r>
+      </w:pPr>
+    </w:p>
+    <w:p>
+      <w:pPr>
+        <w:spacing w:afterLines="24" w:after="57" w:line="288" w:lineRule="auto"/>
         <w:rPr>
           <w:b/>
           <w:bCs/>
@@ -1501,44 +887,39 @@
           <w:szCs w:val="36"/>
           <w:lang w:val="en-GB"/>
         </w:rPr>
-        <w:t xml:space="preserve"> </w:t>
-      </w:r>
-      <w:proofErr w:type="spellStart"/>
-      <w:r>
-        <w:rPr>
-          <w:b/>
-          <w:bCs/>
-          <w:sz w:val="36"/>
-          <w:szCs w:val="36"/>
+      </w:pPr>
+    </w:p>
+    <w:p>
+      <w:pPr>
+        <w:spacing w:afterLines="24" w:after="57" w:line="288" w:lineRule="auto"/>
+        <w:rPr>
+          <w:b/>
+          <w:bCs/>
+          <w:sz w:val="28"/>
+          <w:szCs w:val="28"/>
           <w:lang w:val="en-GB"/>
         </w:rPr>
-        <w:t>werk</w:t>
-      </w:r>
-      <w:proofErr w:type="spellEnd"/>
-    </w:p>
-    <w:p>
-      <w:pPr>
-        <w:spacing w:afterLines="24" w:after="57" w:line="288" w:lineRule="auto"/>
-        <w:rPr>
-          <w:b/>
-          <w:bCs/>
-          <w:sz w:val="36"/>
-          <w:szCs w:val="36"/>
+      </w:pPr>
+      <w:r>
+        <w:rPr>
+          <w:b/>
+          <w:bCs/>
+          <w:sz w:val="28"/>
+          <w:szCs w:val="28"/>
           <w:lang w:val="en-GB"/>
         </w:rPr>
-      </w:pPr>
-    </w:p>
-    <w:p>
-      <w:pPr>
-        <w:spacing w:afterLines="24" w:after="57" w:line="288" w:lineRule="auto"/>
-        <w:rPr>
-          <w:b/>
-          <w:bCs/>
-          <w:sz w:val="36"/>
-          <w:szCs w:val="36"/>
+        <w:t>2.1</w:t>
+      </w:r>
+      <w:r>
+        <w:rPr>
+          <w:b/>
+          <w:bCs/>
+          <w:sz w:val="28"/>
+          <w:szCs w:val="28"/>
           <w:lang w:val="en-GB"/>
         </w:rPr>
-      </w:pPr>
+        <w:t xml:space="preserve"> State-of-the-Art in Software Security Visualization: A Systematic Review</w:t>
+      </w:r>
     </w:p>
     <w:p>
       <w:pPr>
@@ -1551,186 +932,13 @@
           <w:lang w:val="en-GB"/>
         </w:rPr>
       </w:pPr>
-      <w:r>
-        <w:rPr>
-          <w:b/>
-          <w:bCs/>
-          <w:sz w:val="28"/>
-          <w:szCs w:val="28"/>
-          <w:lang w:val="en-GB"/>
-        </w:rPr>
-        <w:t>2.1</w:t>
-      </w:r>
-      <w:r>
-        <w:rPr>
-          <w:b/>
-          <w:bCs/>
-          <w:sz w:val="28"/>
-          <w:szCs w:val="28"/>
-          <w:lang w:val="en-GB"/>
-        </w:rPr>
-        <w:t xml:space="preserve"> State-of-the-Art in Software Security Visualization: A Systematic Review</w:t>
-      </w:r>
-    </w:p>
-    <w:p>
-      <w:pPr>
-        <w:spacing w:afterLines="24" w:after="57" w:line="288" w:lineRule="auto"/>
-        <w:rPr>
-          <w:b/>
-          <w:bCs/>
-          <w:sz w:val="28"/>
-          <w:szCs w:val="28"/>
-          <w:lang w:val="en-GB"/>
-        </w:rPr>
-      </w:pPr>
-    </w:p>
-    <w:p>
-      <w:pPr>
-        <w:spacing w:afterLines="24" w:after="57" w:line="288" w:lineRule="auto"/>
-      </w:pPr>
-      <w:proofErr w:type="spellStart"/>
-      <w:r>
-        <w:t>Devendra</w:t>
-      </w:r>
-      <w:proofErr w:type="spellEnd"/>
-      <w:r>
-        <w:t xml:space="preserve"> et al. (2025) presenteren een systematische literatuurreview van software security </w:t>
-      </w:r>
-      <w:proofErr w:type="spellStart"/>
-      <w:r>
-        <w:t>visualization</w:t>
-      </w:r>
-      <w:proofErr w:type="spellEnd"/>
-      <w:r>
-        <w:t xml:space="preserve">, gebaseerd op 61 studies uit 2019-2024. De auteurs categoriseren visualisatietechnieken in vier hoofdcategorieën: </w:t>
-      </w:r>
-      <w:proofErr w:type="spellStart"/>
-      <w:r>
-        <w:t>graph-based</w:t>
-      </w:r>
-      <w:proofErr w:type="spellEnd"/>
-      <w:r>
-        <w:t xml:space="preserve"> (bijv. </w:t>
-      </w:r>
-      <w:proofErr w:type="spellStart"/>
-      <w:r>
-        <w:t>Wireshark</w:t>
-      </w:r>
-      <w:proofErr w:type="spellEnd"/>
-      <w:r>
-        <w:t xml:space="preserve"> voor </w:t>
-      </w:r>
-      <w:proofErr w:type="spellStart"/>
-      <w:r>
-        <w:t>netwerkgrafen</w:t>
-      </w:r>
-      <w:proofErr w:type="spellEnd"/>
-      <w:r>
-        <w:t xml:space="preserve">, </w:t>
-      </w:r>
-      <w:proofErr w:type="spellStart"/>
-      <w:r>
-        <w:t>SonarQube</w:t>
-      </w:r>
-      <w:proofErr w:type="spellEnd"/>
-      <w:r>
-        <w:t xml:space="preserve"> voor </w:t>
-      </w:r>
-      <w:proofErr w:type="spellStart"/>
-      <w:r>
-        <w:t>dependency</w:t>
-      </w:r>
-      <w:proofErr w:type="spellEnd"/>
-      <w:r>
-        <w:t xml:space="preserve"> </w:t>
-      </w:r>
-      <w:proofErr w:type="spellStart"/>
-      <w:r>
-        <w:t>graphs</w:t>
-      </w:r>
-      <w:proofErr w:type="spellEnd"/>
-      <w:r>
-        <w:t xml:space="preserve">), </w:t>
-      </w:r>
-      <w:proofErr w:type="spellStart"/>
-      <w:r>
-        <w:t>notation-based</w:t>
-      </w:r>
-      <w:proofErr w:type="spellEnd"/>
-      <w:r>
-        <w:t xml:space="preserve"> (UML-diagrammen, ERD), matrix-</w:t>
-      </w:r>
-      <w:proofErr w:type="spellStart"/>
-      <w:r>
-        <w:t>based</w:t>
-      </w:r>
-      <w:proofErr w:type="spellEnd"/>
-      <w:r>
-        <w:t xml:space="preserve"> (risicomatrices via Nessus, IBM </w:t>
-      </w:r>
-      <w:proofErr w:type="spellStart"/>
-      <w:r>
-        <w:t>QRadar</w:t>
-      </w:r>
-      <w:proofErr w:type="spellEnd"/>
-      <w:r>
-        <w:t xml:space="preserve">) en </w:t>
-      </w:r>
-      <w:proofErr w:type="spellStart"/>
-      <w:r>
-        <w:t>metaphoric</w:t>
-      </w:r>
-      <w:proofErr w:type="spellEnd"/>
-      <w:r>
-        <w:t xml:space="preserve"> (geografische dreigingskaarten, security heat </w:t>
-      </w:r>
-      <w:proofErr w:type="spellStart"/>
-      <w:r>
-        <w:t>maps</w:t>
-      </w:r>
-      <w:proofErr w:type="spellEnd"/>
-      <w:r>
-        <w:t>). Deze technieken worden toegepast in statische analyse (code-</w:t>
-      </w:r>
-      <w:proofErr w:type="spellStart"/>
-      <w:r>
-        <w:t>vulnerabiliteiten</w:t>
-      </w:r>
-      <w:proofErr w:type="spellEnd"/>
-      <w:r>
-        <w:t>), dynamische analyse (</w:t>
-      </w:r>
-      <w:proofErr w:type="spellStart"/>
-      <w:r>
-        <w:t>runtime</w:t>
-      </w:r>
-      <w:proofErr w:type="spellEnd"/>
-      <w:r>
-        <w:t>-dreigingen), operationele beveiliging (log-analyse, SIEM-data) en cybersecurity (</w:t>
-      </w:r>
-      <w:proofErr w:type="spellStart"/>
-      <w:r>
-        <w:t>threat</w:t>
-      </w:r>
-      <w:proofErr w:type="spellEnd"/>
-      <w:r>
-        <w:t xml:space="preserve"> intelligence, </w:t>
-      </w:r>
-      <w:proofErr w:type="spellStart"/>
-      <w:r>
-        <w:t>phishing</w:t>
-      </w:r>
-      <w:proofErr w:type="spellEnd"/>
-      <w:r>
-        <w:t xml:space="preserve">, malware). De review identificeert belangrijke uitdagingen zoals schaalbaarheid bij grote datasets, ontoereikende toegankelijkheid voor non-experts, en het gebrek aan gestandaardiseerde </w:t>
-      </w:r>
-      <w:proofErr w:type="spellStart"/>
-      <w:r>
-        <w:t>evaluatiemetrics</w:t>
-      </w:r>
-      <w:proofErr w:type="spellEnd"/>
-      <w:r>
-        <w:t>.[</w:t>
+    </w:p>
+    <w:p>
+      <w:pPr>
+        <w:spacing w:afterLines="24" w:after="57" w:line="288" w:lineRule="auto"/>
+      </w:pPr>
+      <w:r>
+        <w:t>Devendra et al. (2025) presenteren een systematische literatuurreview van software security visualization, gebaseerd op 61 studies uit 2019-2024. De auteurs categoriseren visualisatietechnieken in vier hoofdcategorieën: graph-based (bijv. Wireshark voor netwerkgrafen, SonarQube voor dependency graphs), notation-based (UML-diagrammen, ERD), matrix-based (risicomatrices via Nessus, IBM QRadar) en metaphoric (geografische dreigingskaarten, security heat maps). Deze technieken worden toegepast in statische analyse (code-vulnerabiliteiten), dynamische analyse (runtime-dreigingen), operationele beveiliging (log-analyse, SIEM-data) en cybersecurity (threat intelligence, phishing, malware). De review identificeert belangrijke uitdagingen zoals schaalbaarheid bij grote datasets, ontoereikende toegankelijkheid voor non-experts, en het gebrek aan gestandaardiseerde evaluatiemetrics.[</w:t>
       </w:r>
       <w:r>
         <w:t>1</w:t>
@@ -1749,175 +957,7 @@
         <w:spacing w:afterLines="24" w:after="57" w:line="288" w:lineRule="auto"/>
       </w:pPr>
       <w:r>
-        <w:t xml:space="preserve">Dit werk sluit nauw aan bij de geïmplementeerde </w:t>
-      </w:r>
-      <w:proofErr w:type="spellStart"/>
-      <w:r>
-        <w:t>webtool</w:t>
-      </w:r>
-      <w:proofErr w:type="spellEnd"/>
-      <w:r>
-        <w:t xml:space="preserve"> voor </w:t>
-      </w:r>
-      <w:proofErr w:type="spellStart"/>
-      <w:r>
-        <w:t>threat</w:t>
-      </w:r>
-      <w:proofErr w:type="spellEnd"/>
-      <w:r>
-        <w:t xml:space="preserve"> </w:t>
-      </w:r>
-      <w:proofErr w:type="spellStart"/>
-      <w:r>
-        <w:t>modeling</w:t>
-      </w:r>
-      <w:proofErr w:type="spellEnd"/>
-      <w:r>
-        <w:t xml:space="preserve"> op basis van de </w:t>
-      </w:r>
-      <w:proofErr w:type="spellStart"/>
-      <w:r>
-        <w:t>Fortunately</w:t>
-      </w:r>
-      <w:proofErr w:type="spellEnd"/>
-      <w:r>
-        <w:t>–</w:t>
-      </w:r>
-      <w:proofErr w:type="spellStart"/>
-      <w:r>
-        <w:t>Unfortunately</w:t>
-      </w:r>
-      <w:proofErr w:type="spellEnd"/>
-      <w:r>
-        <w:t xml:space="preserve">-methode, die visuele ondersteuning biedt via een fileview-geïnspireerde boomstructuur met kleurcodering (groen voor </w:t>
-      </w:r>
-      <w:proofErr w:type="spellStart"/>
-      <w:r>
-        <w:t>fortunately</w:t>
-      </w:r>
-      <w:proofErr w:type="spellEnd"/>
-      <w:r>
-        <w:t xml:space="preserve">, rood voor </w:t>
-      </w:r>
-      <w:proofErr w:type="spellStart"/>
-      <w:r>
-        <w:t>unfortunately</w:t>
-      </w:r>
-      <w:proofErr w:type="spellEnd"/>
-      <w:r>
-        <w:t>), statusiconen (</w:t>
-      </w:r>
-      <w:proofErr w:type="spellStart"/>
-      <w:r>
-        <w:t>Weakness</w:t>
-      </w:r>
-      <w:proofErr w:type="spellEnd"/>
-      <w:r>
-        <w:t xml:space="preserve">, </w:t>
-      </w:r>
-      <w:proofErr w:type="spellStart"/>
-      <w:r>
-        <w:t>Verified</w:t>
-      </w:r>
-      <w:proofErr w:type="spellEnd"/>
-      <w:r>
-        <w:t xml:space="preserve"> </w:t>
-      </w:r>
-      <w:proofErr w:type="spellStart"/>
-      <w:r>
-        <w:t>Assumption</w:t>
-      </w:r>
-      <w:proofErr w:type="spellEnd"/>
-      <w:r>
-        <w:t xml:space="preserve">), </w:t>
-      </w:r>
-      <w:proofErr w:type="spellStart"/>
-      <w:r>
-        <w:t>danger</w:t>
-      </w:r>
-      <w:proofErr w:type="spellEnd"/>
-      <w:r>
-        <w:t xml:space="preserve"> ratings en filtering. Waar </w:t>
-      </w:r>
-      <w:proofErr w:type="spellStart"/>
-      <w:r>
-        <w:t>Devendra</w:t>
-      </w:r>
-      <w:proofErr w:type="spellEnd"/>
-      <w:r>
-        <w:t xml:space="preserve"> et al. </w:t>
-      </w:r>
-      <w:proofErr w:type="spellStart"/>
-      <w:r>
-        <w:t>gaps</w:t>
-      </w:r>
-      <w:proofErr w:type="spellEnd"/>
-      <w:r>
-        <w:t xml:space="preserve"> signaleren in user-</w:t>
-      </w:r>
-      <w:proofErr w:type="spellStart"/>
-      <w:r>
-        <w:t>centric</w:t>
-      </w:r>
-      <w:proofErr w:type="spellEnd"/>
-      <w:r>
-        <w:t xml:space="preserve"> design en real-time prioritering, adresseert deze masterproef deze door UX-features zoals </w:t>
-      </w:r>
-      <w:proofErr w:type="spellStart"/>
-      <w:r>
-        <w:t>branch</w:t>
-      </w:r>
-      <w:proofErr w:type="spellEnd"/>
-      <w:r>
-        <w:t xml:space="preserve"> </w:t>
-      </w:r>
-      <w:proofErr w:type="spellStart"/>
-      <w:r>
-        <w:t>summaries</w:t>
-      </w:r>
-      <w:proofErr w:type="spellEnd"/>
-      <w:r>
-        <w:t xml:space="preserve">, </w:t>
-      </w:r>
-      <w:proofErr w:type="spellStart"/>
-      <w:r>
-        <w:t>highlighting</w:t>
-      </w:r>
-      <w:proofErr w:type="spellEnd"/>
-      <w:r>
-        <w:t xml:space="preserve"> vanuit filters en automatische sortering op </w:t>
-      </w:r>
-      <w:proofErr w:type="spellStart"/>
-      <w:r>
-        <w:t>danger</w:t>
-      </w:r>
-      <w:proofErr w:type="spellEnd"/>
-      <w:r>
-        <w:t xml:space="preserve"> rating te evalueren in een gebruikersonderzoek. De empirische resultaten tonen significante verbeteringen in UEQ-scores (efficiëntie, stimulatie) voor de uitgebreide versie, wat aantoont dat </w:t>
-      </w:r>
-      <w:proofErr w:type="spellStart"/>
-      <w:r>
-        <w:t>domeinspecifieke</w:t>
-      </w:r>
-      <w:proofErr w:type="spellEnd"/>
-      <w:r>
-        <w:t xml:space="preserve"> visualisaties </w:t>
-      </w:r>
-      <w:proofErr w:type="spellStart"/>
-      <w:r>
-        <w:t>threat</w:t>
-      </w:r>
-      <w:proofErr w:type="spellEnd"/>
-      <w:r>
-        <w:t xml:space="preserve"> </w:t>
-      </w:r>
-      <w:proofErr w:type="spellStart"/>
-      <w:r>
-        <w:t>modeling</w:t>
-      </w:r>
-      <w:proofErr w:type="spellEnd"/>
-      <w:r>
-        <w:t xml:space="preserve"> toegankelijker maken voor ontwikkelaars zonder security-expertise.[1]</w:t>
+        <w:t>Dit werk sluit nauw aan bij de geïmplementeerde webtool voor threat modeling op basis van de Fortunately–Unfortunately-methode, die visuele ondersteuning biedt via een fileview-geïnspireerde boomstructuur met kleurcodering (groen voor fortunately, rood voor unfortunately), statusiconen (Weakness, Verified Assumption), danger ratings en filtering. Waar Devendra et al. gaps signaleren in user-centric design en real-time prioritering, adresseert deze masterproef deze door UX-features zoals branch summaries, highlighting vanuit filters en automatische sortering op danger rating te evalueren in een gebruikersonderzoek. De empirische resultaten tonen significante verbeteringen in UEQ-scores (efficiëntie, stimulatie) voor de uitgebreide versie, wat aantoont dat domeinspecifieke visualisaties threat modeling toegankelijker maken voor ontwikkelaars zonder security-expertise.[1]</w:t>
       </w:r>
     </w:p>
     <w:p>
@@ -2003,9 +1043,8 @@
           <w:lang w:val="en-GB"/>
         </w:rPr>
         <w:lastRenderedPageBreak/>
-        <w:t xml:space="preserve">2.2 Threat </w:t>
-      </w:r>
-      <w:proofErr w:type="spellStart"/>
+        <w:t>2.2 Threat modeling tools: A t</w:t>
+      </w:r>
       <w:r>
         <w:rPr>
           <w:b/>
@@ -2014,10 +1053,12 @@
           <w:szCs w:val="28"/>
           <w:lang w:val="en-GB"/>
         </w:rPr>
-        <w:t>modeling</w:t>
-      </w:r>
-      <w:proofErr w:type="spellEnd"/>
-      <w:r>
+        <w:t>axonomy</w:t>
+      </w:r>
+    </w:p>
+    <w:p>
+      <w:pPr>
+        <w:spacing w:afterLines="24" w:after="57" w:line="288" w:lineRule="auto"/>
         <w:rPr>
           <w:b/>
           <w:bCs/>
@@ -2025,312 +1066,33 @@
           <w:szCs w:val="28"/>
           <w:lang w:val="en-GB"/>
         </w:rPr>
-        <w:t xml:space="preserve"> tools: A t</w:t>
-      </w:r>
-      <w:r>
-        <w:rPr>
-          <w:b/>
-          <w:bCs/>
-          <w:sz w:val="28"/>
-          <w:szCs w:val="28"/>
+      </w:pPr>
+    </w:p>
+    <w:p>
+      <w:pPr>
+        <w:spacing w:afterLines="24" w:after="57" w:line="288" w:lineRule="auto"/>
+      </w:pPr>
+      <w:r>
+        <w:rPr>
           <w:lang w:val="en-GB"/>
         </w:rPr>
-        <w:t>axonomy</w:t>
-      </w:r>
-    </w:p>
-    <w:p>
-      <w:pPr>
-        <w:spacing w:afterLines="24" w:after="57" w:line="288" w:lineRule="auto"/>
-        <w:rPr>
-          <w:b/>
-          <w:bCs/>
-          <w:sz w:val="28"/>
-          <w:szCs w:val="28"/>
-          <w:lang w:val="en-GB"/>
-        </w:rPr>
-      </w:pPr>
-    </w:p>
-    <w:p>
-      <w:pPr>
-        <w:spacing w:afterLines="24" w:after="57" w:line="288" w:lineRule="auto"/>
-      </w:pPr>
-      <w:r>
-        <w:rPr>
-          <w:lang w:val="en-GB"/>
-        </w:rPr>
         <w:t xml:space="preserve">Shi et al. </w:t>
       </w:r>
       <w:r>
-        <w:t xml:space="preserve">(2022) bieden een taxonomie en kwalitatieve vergelijking van </w:t>
-      </w:r>
-      <w:proofErr w:type="spellStart"/>
-      <w:r>
-        <w:t>threat</w:t>
-      </w:r>
-      <w:proofErr w:type="spellEnd"/>
-      <w:r>
-        <w:t xml:space="preserve"> </w:t>
-      </w:r>
-      <w:proofErr w:type="spellStart"/>
-      <w:r>
-        <w:t>modeling</w:t>
-      </w:r>
-      <w:proofErr w:type="spellEnd"/>
-      <w:r>
-        <w:t xml:space="preserve"> tools, gebaseerd op objectieve criteria zoals modelvorm (diagram- vs. tekst-gebaseerd), </w:t>
-      </w:r>
-      <w:proofErr w:type="spellStart"/>
-      <w:r>
-        <w:t>threat</w:t>
-      </w:r>
-      <w:proofErr w:type="spellEnd"/>
-      <w:r>
-        <w:t xml:space="preserve"> </w:t>
-      </w:r>
-      <w:proofErr w:type="spellStart"/>
-      <w:r>
-        <w:t>library</w:t>
-      </w:r>
-      <w:proofErr w:type="spellEnd"/>
-      <w:r>
-        <w:t xml:space="preserve"> grootte, evaluatiemethoden, mitigatie-suggesties, beschikbaarheid en SDLC-integratie. Ze evalueren zes populaire tools (Microsoft TMT, OWASP </w:t>
-      </w:r>
-      <w:proofErr w:type="spellStart"/>
-      <w:r>
-        <w:t>Threat</w:t>
-      </w:r>
-      <w:proofErr w:type="spellEnd"/>
-      <w:r>
-        <w:t xml:space="preserve"> Dragon, OVVL, OWASP </w:t>
-      </w:r>
-      <w:proofErr w:type="spellStart"/>
-      <w:r>
-        <w:t>pytm</w:t>
-      </w:r>
-      <w:proofErr w:type="spellEnd"/>
-      <w:r>
-        <w:t xml:space="preserve">, </w:t>
-      </w:r>
-      <w:proofErr w:type="spellStart"/>
-      <w:r>
-        <w:t>Threagile</w:t>
-      </w:r>
-      <w:proofErr w:type="spellEnd"/>
-      <w:r>
-        <w:t xml:space="preserve">, </w:t>
-      </w:r>
-      <w:proofErr w:type="spellStart"/>
-      <w:r>
-        <w:t>IriusRisk</w:t>
-      </w:r>
-      <w:proofErr w:type="spellEnd"/>
-      <w:r>
-        <w:t xml:space="preserve">) en tonen dat diagram-gebaseerde tools (zoals TMT) intuïtiever zijn voor non-experts maar vaak gebrek vertoont aan </w:t>
-      </w:r>
-      <w:proofErr w:type="spellStart"/>
-      <w:r>
-        <w:t>threat</w:t>
-      </w:r>
-      <w:proofErr w:type="spellEnd"/>
-      <w:r>
-        <w:t xml:space="preserve"> tracking en automatische evaluatie, terwijl tekst-tools (</w:t>
-      </w:r>
-      <w:proofErr w:type="spellStart"/>
-      <w:r>
-        <w:t>pytm</w:t>
-      </w:r>
-      <w:proofErr w:type="spellEnd"/>
-      <w:r>
-        <w:t xml:space="preserve">, </w:t>
-      </w:r>
-      <w:proofErr w:type="spellStart"/>
-      <w:r>
-        <w:t>Threagile</w:t>
-      </w:r>
-      <w:proofErr w:type="spellEnd"/>
-      <w:r>
-        <w:t xml:space="preserve">) beter schalen voor versiebeheer maar minder gebruiksvriendelijk zijn. Commerciële tools zoals </w:t>
-      </w:r>
-      <w:proofErr w:type="spellStart"/>
-      <w:r>
-        <w:t>IriusRisk</w:t>
-      </w:r>
-      <w:proofErr w:type="spellEnd"/>
-      <w:r>
-        <w:t xml:space="preserve"> scoren hoger op </w:t>
-      </w:r>
-      <w:proofErr w:type="spellStart"/>
-      <w:r>
-        <w:t>completeness</w:t>
-      </w:r>
-      <w:proofErr w:type="spellEnd"/>
-      <w:r>
-        <w:t xml:space="preserve"> (grote </w:t>
-      </w:r>
-      <w:proofErr w:type="spellStart"/>
-      <w:r>
-        <w:t>libraries</w:t>
-      </w:r>
-      <w:proofErr w:type="spellEnd"/>
-      <w:r>
-        <w:t xml:space="preserve"> &gt;200 </w:t>
-      </w:r>
-      <w:proofErr w:type="spellStart"/>
-      <w:r>
-        <w:t>threats</w:t>
-      </w:r>
-      <w:proofErr w:type="spellEnd"/>
-      <w:r>
-        <w:t>, kostenramingen), maar open-source alternatieven blijven immature met beperkte functionaliteit.[1]</w:t>
-      </w:r>
-    </w:p>
-    <w:p>
-      <w:pPr>
-        <w:spacing w:afterLines="24" w:after="57" w:line="288" w:lineRule="auto"/>
-      </w:pPr>
-    </w:p>
-    <w:p>
-      <w:pPr>
-        <w:spacing w:afterLines="24" w:after="57" w:line="288" w:lineRule="auto"/>
-      </w:pPr>
-      <w:r>
-        <w:t xml:space="preserve">Dit werk positioneert de geïmplementeerde </w:t>
-      </w:r>
-      <w:proofErr w:type="spellStart"/>
-      <w:r>
-        <w:t>Fortunately</w:t>
-      </w:r>
-      <w:proofErr w:type="spellEnd"/>
-      <w:r>
-        <w:t>–</w:t>
-      </w:r>
-      <w:proofErr w:type="spellStart"/>
-      <w:r>
-        <w:t>Unfortunately</w:t>
-      </w:r>
-      <w:proofErr w:type="spellEnd"/>
-      <w:r>
-        <w:t xml:space="preserve"> </w:t>
-      </w:r>
-      <w:proofErr w:type="spellStart"/>
-      <w:r>
-        <w:t>webtool</w:t>
-      </w:r>
-      <w:proofErr w:type="spellEnd"/>
-      <w:r>
-        <w:t xml:space="preserve"> als een complementaire, </w:t>
-      </w:r>
-      <w:proofErr w:type="spellStart"/>
-      <w:r>
-        <w:t>lightweight</w:t>
-      </w:r>
-      <w:proofErr w:type="spellEnd"/>
-      <w:r>
-        <w:t xml:space="preserve"> oplossing tussen deze categorieën, met een diagram-gebaseerde fileview-boomstructuur die de </w:t>
-      </w:r>
-      <w:proofErr w:type="spellStart"/>
-      <w:r>
-        <w:t>intuïtiviteit</w:t>
-      </w:r>
-      <w:proofErr w:type="spellEnd"/>
-      <w:r>
-        <w:t xml:space="preserve"> van tools zoals TMT combineert met </w:t>
-      </w:r>
-      <w:proofErr w:type="spellStart"/>
-      <w:r>
-        <w:t>threat</w:t>
-      </w:r>
-      <w:proofErr w:type="spellEnd"/>
-      <w:r>
-        <w:t xml:space="preserve"> tracking (statusiconen: </w:t>
-      </w:r>
-      <w:proofErr w:type="spellStart"/>
-      <w:r>
-        <w:t>Weakness</w:t>
-      </w:r>
-      <w:proofErr w:type="spellEnd"/>
-      <w:r>
-        <w:t xml:space="preserve">, </w:t>
-      </w:r>
-      <w:proofErr w:type="spellStart"/>
-      <w:r>
-        <w:t>Verified</w:t>
-      </w:r>
-      <w:proofErr w:type="spellEnd"/>
-      <w:r>
-        <w:t xml:space="preserve"> </w:t>
-      </w:r>
-      <w:proofErr w:type="spellStart"/>
-      <w:r>
-        <w:t>Assumption</w:t>
-      </w:r>
-      <w:proofErr w:type="spellEnd"/>
-      <w:r>
-        <w:t>) en automatische evaluatie (</w:t>
-      </w:r>
-      <w:proofErr w:type="spellStart"/>
-      <w:r>
-        <w:t>danger</w:t>
-      </w:r>
-      <w:proofErr w:type="spellEnd"/>
-      <w:r>
-        <w:t xml:space="preserve"> ratings op basis van </w:t>
-      </w:r>
-      <w:proofErr w:type="spellStart"/>
-      <w:r>
-        <w:t>likelihood</w:t>
-      </w:r>
-      <w:proofErr w:type="spellEnd"/>
-      <w:r>
-        <w:t xml:space="preserve">/impact). Waar </w:t>
-      </w:r>
-      <w:proofErr w:type="spellStart"/>
-      <w:r>
-        <w:t>Shi</w:t>
-      </w:r>
-      <w:proofErr w:type="spellEnd"/>
-      <w:r>
-        <w:t xml:space="preserve"> et al. immature open-source tools en eenvoudige evaluatiemethoden identificeren als </w:t>
-      </w:r>
-      <w:proofErr w:type="spellStart"/>
-      <w:r>
-        <w:t>gaps</w:t>
-      </w:r>
-      <w:proofErr w:type="spellEnd"/>
-      <w:r>
-        <w:t xml:space="preserve">, evalueert deze masterproef empirisch (UEQ-scores, gebruikersonderzoek) hoe UX-features zoals filtering, sortering en </w:t>
-      </w:r>
-      <w:proofErr w:type="spellStart"/>
-      <w:r>
-        <w:t>branch</w:t>
-      </w:r>
-      <w:proofErr w:type="spellEnd"/>
-      <w:r>
-        <w:t xml:space="preserve"> </w:t>
-      </w:r>
-      <w:proofErr w:type="spellStart"/>
-      <w:r>
-        <w:t>summaries</w:t>
-      </w:r>
-      <w:proofErr w:type="spellEnd"/>
-      <w:r>
-        <w:t xml:space="preserve"> </w:t>
-      </w:r>
-      <w:proofErr w:type="spellStart"/>
-      <w:r>
-        <w:t>threat</w:t>
-      </w:r>
-      <w:proofErr w:type="spellEnd"/>
-      <w:r>
-        <w:t xml:space="preserve"> </w:t>
-      </w:r>
-      <w:proofErr w:type="spellStart"/>
-      <w:r>
-        <w:t>modeling</w:t>
-      </w:r>
-      <w:proofErr w:type="spellEnd"/>
-      <w:r>
-        <w:t xml:space="preserve"> efficiënter maken voor niet-security-experts, met versie 2 significant superieur aan basisfunctionaliteit.[1]</w:t>
+        <w:t>(2022) bieden een taxonomie en kwalitatieve vergelijking van threat modeling tools, gebaseerd op objectieve criteria zoals modelvorm (diagram- vs. tekst-gebaseerd), threat library grootte, evaluatiemethoden, mitigatie-suggesties, beschikbaarheid en SDLC-integratie. Ze evalueren zes populaire tools (Microsoft TMT, OWASP Threat Dragon, OVVL, OWASP pytm, Threagile, IriusRisk) en tonen dat diagram-gebaseerde tools (zoals TMT) intuïtiever zijn voor non-experts maar vaak gebrek vertoont aan threat tracking en automatische evaluatie, terwijl tekst-tools (pytm, Threagile) beter schalen voor versiebeheer maar minder gebruiksvriendelijk zijn. Commerciële tools zoals IriusRisk scoren hoger op completeness (grote libraries &gt;200 threats, kostenramingen), maar open-source alternatieven blijven immature met beperkte functionaliteit.[1]</w:t>
+      </w:r>
+    </w:p>
+    <w:p>
+      <w:pPr>
+        <w:spacing w:afterLines="24" w:after="57" w:line="288" w:lineRule="auto"/>
+      </w:pPr>
+    </w:p>
+    <w:p>
+      <w:pPr>
+        <w:spacing w:afterLines="24" w:after="57" w:line="288" w:lineRule="auto"/>
+      </w:pPr>
+      <w:r>
+        <w:t>Dit werk positioneert de geïmplementeerde Fortunately–Unfortunately webtool als een complementaire, lightweight oplossing tussen deze categorieën, met een diagram-gebaseerde fileview-boomstructuur die de intuïtiviteit van tools zoals TMT combineert met threat tracking (statusiconen: Weakness, Verified Assumption) en automatische evaluatie (danger ratings op basis van likelihood/impact). Waar Shi et al. immature open-source tools en eenvoudige evaluatiemethoden identificeren als gaps, evalueert deze masterproef empirisch (UEQ-scores, gebruikersonderzoek) hoe UX-features zoals filtering, sortering en branch summaries threat modeling efficiënter maken voor niet-security-experts, met versie 2 significant superieur aan basisfunctionaliteit.[1]</w:t>
       </w:r>
     </w:p>
     <w:p>
@@ -2469,59 +1231,14 @@
         <w:spacing w:afterLines="24" w:after="57" w:line="288" w:lineRule="auto"/>
       </w:pPr>
       <w:r>
-        <w:t xml:space="preserve">Het ontwerp van de </w:t>
-      </w:r>
-      <w:proofErr w:type="spellStart"/>
-      <w:r>
-        <w:t>webtool</w:t>
-      </w:r>
-      <w:proofErr w:type="spellEnd"/>
-      <w:r>
-        <w:t xml:space="preserve"> vertrekt vanuit de nood om </w:t>
-      </w:r>
-      <w:proofErr w:type="spellStart"/>
-      <w:r>
-        <w:t>threat</w:t>
-      </w:r>
-      <w:proofErr w:type="spellEnd"/>
-      <w:r>
-        <w:t xml:space="preserve"> </w:t>
-      </w:r>
-      <w:proofErr w:type="spellStart"/>
-      <w:r>
-        <w:t>modeling</w:t>
-      </w:r>
-      <w:proofErr w:type="spellEnd"/>
-      <w:r>
-        <w:t xml:space="preserve"> concreet uitvoerbaar te maken voor ontwikkelaars zonder uitgebreide securityachtergrond, met een sterke focus op </w:t>
+        <w:t xml:space="preserve">Het ontwerp van de webtool vertrekt vanuit de nood om threat modeling concreet uitvoerbaar te maken voor ontwikkelaars zonder uitgebreide securityachtergrond, met een sterke focus op </w:t>
       </w:r>
       <w:r>
         <w:t>leesbaarheid</w:t>
       </w:r>
       <w:r>
-        <w:t xml:space="preserve"> van de boom, directe visuele feedback en eenvoudige navigatie. De codebasis is daarom opgezet rond een beperkt aantal, duidelijk herkenbare visuele bouwblokken (</w:t>
-      </w:r>
-      <w:proofErr w:type="spellStart"/>
-      <w:r>
-        <w:t>nodes</w:t>
-      </w:r>
-      <w:proofErr w:type="spellEnd"/>
-      <w:r>
-        <w:t xml:space="preserve">, iconen, panelen) die in de volledige interface consequent worden hergebruikt. De </w:t>
-      </w:r>
-      <w:proofErr w:type="spellStart"/>
-      <w:r>
-        <w:t>Fortunately</w:t>
-      </w:r>
-      <w:proofErr w:type="spellEnd"/>
-      <w:r>
-        <w:t>–</w:t>
-      </w:r>
-      <w:proofErr w:type="spellStart"/>
-      <w:r>
-        <w:t>Unfortunately</w:t>
-      </w:r>
-      <w:proofErr w:type="spellEnd"/>
+        <w:t xml:space="preserve"> van de boom, directe visuele feedback en eenvoudige navigatie. De codebasis is daarom opgezet rond een beperkt aantal, duidelijk herkenbare visuele bouwblokken (nodes, iconen, panelen) die in de volledige interface consequent worden hergebruikt. De Fortunately–Unfortunately</w:t>
+      </w:r>
       <w:r>
         <w:noBreakHyphen/>
         <w:t>structuur wordt afgedwongen op code</w:t>
@@ -2532,15 +1249,7 @@
       </w:r>
       <w:r>
         <w:noBreakHyphen/>
-        <w:t xml:space="preserve">type expliciet op te slaan en in de </w:t>
-      </w:r>
-      <w:proofErr w:type="spellStart"/>
-      <w:r>
-        <w:t>renderlogica</w:t>
-      </w:r>
-      <w:proofErr w:type="spellEnd"/>
-      <w:r>
-        <w:t xml:space="preserve"> te gebruiken om kleuren, iconen en interactie te bepalen.</w:t>
+        <w:t>type expliciet op te slaan en in de renderlogica te gebruiken om kleuren, iconen en interactie te bepalen.</w:t>
       </w:r>
     </w:p>
     <w:p>
@@ -2602,15 +1311,7 @@
       </w:r>
       <w:r>
         <w:noBreakHyphen/>
-        <w:t xml:space="preserve">page webapplicatie met </w:t>
-      </w:r>
-      <w:proofErr w:type="spellStart"/>
-      <w:r>
-        <w:t>React</w:t>
-      </w:r>
-      <w:proofErr w:type="spellEnd"/>
-      <w:r>
-        <w:t xml:space="preserve"> </w:t>
+        <w:t xml:space="preserve">page webapplicatie met React </w:t>
       </w:r>
       <w:r>
         <w:t xml:space="preserve">en next.js </w:t>
@@ -2636,40 +1337,17 @@
         <w:spacing w:afterLines="24" w:after="57" w:line="288" w:lineRule="auto"/>
       </w:pPr>
       <w:r>
-        <w:t xml:space="preserve">een datastructuur voor </w:t>
-      </w:r>
-      <w:proofErr w:type="spellStart"/>
-      <w:r>
-        <w:t>nodes</w:t>
-      </w:r>
-      <w:proofErr w:type="spellEnd"/>
-      <w:r>
-        <w:t xml:space="preserve"> (name, </w:t>
-      </w:r>
-      <w:proofErr w:type="spellStart"/>
+        <w:t xml:space="preserve">een datastructuur voor nodes (name, </w:t>
+      </w:r>
       <w:r>
         <w:t>children</w:t>
       </w:r>
-      <w:proofErr w:type="spellEnd"/>
-      <w:r>
-        <w:t xml:space="preserve">, </w:t>
-      </w:r>
-      <w:proofErr w:type="spellStart"/>
-      <w:r>
-        <w:t>danger</w:t>
-      </w:r>
-      <w:proofErr w:type="spellEnd"/>
-      <w:r>
-        <w:t xml:space="preserve"> rating, </w:t>
-      </w:r>
-      <w:r>
-        <w:t xml:space="preserve">level, status, </w:t>
-      </w:r>
-      <w:proofErr w:type="spellStart"/>
-      <w:r>
-        <w:t>statusColor</w:t>
-      </w:r>
-      <w:proofErr w:type="spellEnd"/>
+      <w:r>
+        <w:t xml:space="preserve">, danger rating, </w:t>
+      </w:r>
+      <w:r>
+        <w:t>level, status, statusColor</w:t>
+      </w:r>
       <w:r>
         <w:t>);</w:t>
       </w:r>
@@ -2683,32 +1361,11 @@
         <w:spacing w:afterLines="24" w:after="57" w:line="288" w:lineRule="auto"/>
       </w:pPr>
       <w:r>
-        <w:t xml:space="preserve">een </w:t>
-      </w:r>
-      <w:proofErr w:type="spellStart"/>
-      <w:r>
-        <w:t>visualisatielaag</w:t>
-      </w:r>
-      <w:proofErr w:type="spellEnd"/>
-      <w:r>
-        <w:t xml:space="preserve"> met </w:t>
-      </w:r>
-      <w:proofErr w:type="spellStart"/>
-      <w:r>
-        <w:t>React</w:t>
-      </w:r>
-      <w:proofErr w:type="spellEnd"/>
+        <w:t>een visualisatielaag met React</w:t>
+      </w:r>
       <w:r>
         <w:noBreakHyphen/>
-        <w:t xml:space="preserve">componenten voor </w:t>
-      </w:r>
-      <w:proofErr w:type="spellStart"/>
-      <w:r>
-        <w:t>nodes</w:t>
-      </w:r>
-      <w:proofErr w:type="spellEnd"/>
-      <w:r>
-        <w:t>, iconen, zijpanelen en tooltips;</w:t>
+        <w:t>componenten voor nodes, iconen, zijpanelen en tooltips;</w:t>
       </w:r>
     </w:p>
     <w:p>
@@ -2720,23 +1377,7 @@
         <w:spacing w:afterLines="24" w:after="57" w:line="288" w:lineRule="auto"/>
       </w:pPr>
       <w:r>
-        <w:t xml:space="preserve">hulpfuncties om paden naar de root te berekenen (voor </w:t>
-      </w:r>
-      <w:proofErr w:type="spellStart"/>
-      <w:r>
-        <w:t>branch</w:t>
-      </w:r>
-      <w:proofErr w:type="spellEnd"/>
-      <w:r>
-        <w:t xml:space="preserve"> summary) en gefilterde lijsten op basis van status en </w:t>
-      </w:r>
-      <w:proofErr w:type="spellStart"/>
-      <w:r>
-        <w:t>danger</w:t>
-      </w:r>
-      <w:proofErr w:type="spellEnd"/>
-      <w:r>
-        <w:t xml:space="preserve"> rating samen te stellen.</w:t>
+        <w:t>hulpfuncties om paden naar de root te berekenen (voor branch summary) en gefilterde lijsten op basis van status en danger rating samen te stellen.</w:t>
       </w:r>
     </w:p>
     <w:p>
@@ -2750,26 +1391,10 @@
         <w:spacing w:afterLines="24" w:after="57" w:line="288" w:lineRule="auto"/>
       </w:pPr>
       <w:r>
-        <w:t xml:space="preserve">De data worden in een boomstructuur bijgehouden, terwijl D3 wordt gebruikt om posities te berekenen en transities (uitklappen, inklappen) te ondersteunen. </w:t>
-      </w:r>
-      <w:proofErr w:type="spellStart"/>
-      <w:r>
-        <w:t>React</w:t>
-      </w:r>
-      <w:proofErr w:type="spellEnd"/>
-      <w:r>
-        <w:t xml:space="preserve"> zorgt ervoor dat elke wijziging in de onderliggende data (</w:t>
-      </w:r>
-      <w:r>
-        <w:t xml:space="preserve">level, status, </w:t>
-      </w:r>
-      <w:proofErr w:type="spellStart"/>
-      <w:r>
-        <w:t>statusColor</w:t>
-      </w:r>
-      <w:proofErr w:type="spellEnd"/>
-      <w:r>
-        <w:t>)</w:t>
+        <w:t>De data worden in een boomstructuur bijgehouden, terwijl D3 wordt gebruikt om posities te berekenen en transities (uitklappen, inklappen) te ondersteunen. React zorgt ervoor dat elke wijziging in de onderliggende data (</w:t>
+      </w:r>
+      <w:r>
+        <w:t>level, status, statusColor)</w:t>
       </w:r>
       <w:r>
         <w:t xml:space="preserve"> onmiddellijk leidt tot een hertekening van de corresponderende componenten.</w:t>
@@ -2841,119 +1466,7 @@
       </w:pPr>
       <w:r>
         <w:br/>
-        <w:t xml:space="preserve">Circulaire tree </w:t>
-      </w:r>
-      <w:proofErr w:type="spellStart"/>
-      <w:r>
-        <w:t>maps</w:t>
-      </w:r>
-      <w:proofErr w:type="spellEnd"/>
-      <w:r>
-        <w:t xml:space="preserve"> en </w:t>
-      </w:r>
-      <w:proofErr w:type="spellStart"/>
-      <w:r>
-        <w:t>treemaps</w:t>
-      </w:r>
-      <w:proofErr w:type="spellEnd"/>
-      <w:r>
-        <w:t xml:space="preserve"> werden theoretisch geëvalueerd aan de hand van bestaande voorbeelden en literatuur over hiërarchische visualisatie. Circulaire lay-outs, waarin </w:t>
-      </w:r>
-      <w:proofErr w:type="spellStart"/>
-      <w:r>
-        <w:t>nodes</w:t>
-      </w:r>
-      <w:proofErr w:type="spellEnd"/>
-      <w:r>
-        <w:t xml:space="preserve"> rond een centrale root worden gerangschikt met </w:t>
-      </w:r>
-      <w:proofErr w:type="spellStart"/>
-      <w:r>
-        <w:t>unfortunately-nodes</w:t>
-      </w:r>
-      <w:proofErr w:type="spellEnd"/>
-      <w:r>
-        <w:t xml:space="preserve"> prominent op basis van </w:t>
-      </w:r>
-      <w:proofErr w:type="spellStart"/>
-      <w:r>
-        <w:t>danger</w:t>
-      </w:r>
-      <w:proofErr w:type="spellEnd"/>
-      <w:r>
-        <w:t xml:space="preserve"> rating, bleken ongeschikt omdat sequentiële </w:t>
-      </w:r>
-      <w:proofErr w:type="spellStart"/>
-      <w:r>
-        <w:t>fortunately</w:t>
-      </w:r>
-      <w:proofErr w:type="spellEnd"/>
-      <w:r>
-        <w:t>/</w:t>
-      </w:r>
-      <w:proofErr w:type="spellStart"/>
-      <w:r>
-        <w:t>unfortunately</w:t>
-      </w:r>
-      <w:proofErr w:type="spellEnd"/>
-      <w:r>
-        <w:t xml:space="preserve">-relaties visueel fragmentarisch worden en </w:t>
-      </w:r>
-      <w:proofErr w:type="spellStart"/>
-      <w:r>
-        <w:t>parent</w:t>
-      </w:r>
-      <w:proofErr w:type="spellEnd"/>
-      <w:r>
-        <w:t>-</w:t>
-      </w:r>
-      <w:proofErr w:type="spellStart"/>
-      <w:r>
-        <w:t>child</w:t>
-      </w:r>
-      <w:proofErr w:type="spellEnd"/>
-      <w:r>
-        <w:t xml:space="preserve">-paden cognitief moeilijk traceerbaar blijven. </w:t>
-      </w:r>
-      <w:proofErr w:type="spellStart"/>
-      <w:r>
-        <w:t>Treemaps</w:t>
-      </w:r>
-      <w:proofErr w:type="spellEnd"/>
-      <w:r>
-        <w:t xml:space="preserve">, met </w:t>
-      </w:r>
-      <w:proofErr w:type="spellStart"/>
-      <w:r>
-        <w:t>unfortunately-nodes</w:t>
-      </w:r>
-      <w:proofErr w:type="spellEnd"/>
-      <w:r>
-        <w:t xml:space="preserve"> als dominante blokken en </w:t>
-      </w:r>
-      <w:proofErr w:type="spellStart"/>
-      <w:r>
-        <w:t>fortunately-nodes</w:t>
-      </w:r>
-      <w:proofErr w:type="spellEnd"/>
-      <w:r>
-        <w:t xml:space="preserve"> als </w:t>
-      </w:r>
-      <w:proofErr w:type="spellStart"/>
-      <w:r>
-        <w:t>subregio’s</w:t>
-      </w:r>
-      <w:proofErr w:type="spellEnd"/>
-      <w:r>
-        <w:t xml:space="preserve"> geschaald op </w:t>
-      </w:r>
-      <w:proofErr w:type="spellStart"/>
-      <w:r>
-        <w:t>danger</w:t>
-      </w:r>
-      <w:proofErr w:type="spellEnd"/>
-      <w:r>
-        <w:t xml:space="preserve"> rating, prioriteren risico-overzicht maar schenden de lineaire causaliteitslogica van de methode en verhogen de cognitieve belasting bij diepere bomen. Op basis van deze analyse werden deze technieken niet geïmplementeerd.</w:t>
+        <w:t>Circulaire tree maps en treemaps werden theoretisch geëvalueerd aan de hand van bestaande voorbeelden en literatuur over hiërarchische visualisatie. Circulaire lay-outs, waarin nodes rond een centrale root worden gerangschikt met unfortunately-nodes prominent op basis van danger rating, bleken ongeschikt omdat sequentiële fortunately/unfortunately-relaties visueel fragmentarisch worden en parent-child-paden cognitief moeilijk traceerbaar blijven. Treemaps, met unfortunately-nodes als dominante blokken en fortunately-nodes als subregio’s geschaald op danger rating, prioriteren risico-overzicht maar schenden de lineaire causaliteitslogica van de methode en verhogen de cognitieve belasting bij diepere bomen. Op basis van deze analyse werden deze technieken niet geïmplementeerd.</w:t>
       </w:r>
     </w:p>
     <w:p>
@@ -3001,23 +1514,7 @@
       </w:pPr>
       <w:r>
         <w:br/>
-        <w:t xml:space="preserve">Horizontale en verticale boomlay-outs werden concreet geïmplementeerd en intern geëvalueerd. De horizontale variant visualiseert </w:t>
-      </w:r>
-      <w:proofErr w:type="spellStart"/>
-      <w:r>
-        <w:t>fortunately</w:t>
-      </w:r>
-      <w:proofErr w:type="spellEnd"/>
-      <w:r>
-        <w:t>/</w:t>
-      </w:r>
-      <w:proofErr w:type="spellStart"/>
-      <w:r>
-        <w:t>unfortunately</w:t>
-      </w:r>
-      <w:proofErr w:type="spellEnd"/>
-      <w:r>
-        <w:t>-alternering van links naar rechts, terwijl de verticale variant een top-down hiërarchie met uitklapbare takken volgt. Beide implementaties gebruikten dezelfde node-componenten en UX-features, maar resulteerden in suboptimale prestaties: excessieve witruimteverbruik, verminderde leesbaarheid van lange sequenties en ontoereikende ondersteuning voor zowel globale oriëntatie als lokale detailanalyse. Deze lay-outs werden daarom verworpen ten gunste van een alternatieve fileview-representatie.</w:t>
+        <w:t>Horizontale en verticale boomlay-outs werden concreet geïmplementeerd en intern geëvalueerd. De horizontale variant visualiseert fortunately/unfortunately-alternering van links naar rechts, terwijl de verticale variant een top-down hiërarchie met uitklapbare takken volgt. Beide implementaties gebruikten dezelfde node-componenten en UX-features, maar resulteerden in suboptimale prestaties: excessieve witruimteverbruik, verminderde leesbaarheid van lange sequenties en ontoereikende ondersteuning voor zowel globale oriëntatie als lokale detailanalyse. Deze lay-outs werden daarom verworpen ten gunste van een alternatieve fileview-representatie.</w:t>
       </w:r>
     </w:p>
     <w:p>
@@ -3035,7 +1532,7 @@
           <w:noProof/>
         </w:rPr>
         <w:drawing>
-          <wp:inline distT="0" distB="0" distL="0" distR="0" wp14:anchorId="128D5ED9" wp14:editId="51C07A6A">
+          <wp:inline distT="0" distB="0" distL="0" distR="0" wp14:anchorId="128D5ED9" wp14:editId="48A7BA32">
             <wp:extent cx="5759450" cy="2856865"/>
             <wp:effectExtent l="0" t="0" r="0" b="635"/>
             <wp:docPr id="234035025" name="Afbeelding 1" descr="Afbeelding met diagram, schermopname, lijn, ontwerp&#10;&#10;Door AI gegenereerde inhoud is mogelijk onjuist."/>
@@ -3093,7 +1590,7 @@
         </w:rPr>
         <w:lastRenderedPageBreak/>
         <w:drawing>
-          <wp:inline distT="0" distB="0" distL="0" distR="0" wp14:anchorId="7D672503" wp14:editId="7BDFBF72">
+          <wp:inline distT="0" distB="0" distL="0" distR="0" wp14:anchorId="7D672503" wp14:editId="2742CC63">
             <wp:extent cx="5759450" cy="1689735"/>
             <wp:effectExtent l="0" t="0" r="0" b="5715"/>
             <wp:docPr id="373297823" name="Afbeelding 2" descr="Afbeelding met diagram, lijn, origami, ontwerp&#10;&#10;Door AI gegenereerde inhoud is mogelijk onjuist."/>
@@ -3328,53 +1825,13 @@
       </w:r>
       <w:r>
         <w:noBreakHyphen/>
-        <w:t xml:space="preserve">component ontvangt minstens twee </w:t>
-      </w:r>
-      <w:proofErr w:type="spellStart"/>
-      <w:r>
-        <w:t>props</w:t>
-      </w:r>
-      <w:proofErr w:type="spellEnd"/>
-      <w:r>
-        <w:t>: de naam (beschrijving) en het niveau/</w:t>
+        <w:t>component ontvangt minstens twee props: de naam (beschrijving) en het niveau/</w:t>
       </w:r>
       <w:r>
         <w:t>level</w:t>
       </w:r>
       <w:r>
-        <w:t xml:space="preserve"> ( “</w:t>
-      </w:r>
-      <w:proofErr w:type="spellStart"/>
-      <w:r>
-        <w:t>fortunately</w:t>
-      </w:r>
-      <w:proofErr w:type="spellEnd"/>
-      <w:r>
-        <w:t>” of “</w:t>
-      </w:r>
-      <w:proofErr w:type="spellStart"/>
-      <w:r>
-        <w:t>unfortunately</w:t>
-      </w:r>
-      <w:proofErr w:type="spellEnd"/>
-      <w:r>
-        <w:t xml:space="preserve">”). In de </w:t>
-      </w:r>
-      <w:proofErr w:type="spellStart"/>
-      <w:r>
-        <w:t>renderfunctie</w:t>
-      </w:r>
-      <w:proofErr w:type="spellEnd"/>
-      <w:r>
-        <w:t xml:space="preserve"> wordt eerst het type genormaliseerd (via </w:t>
-      </w:r>
-      <w:proofErr w:type="spellStart"/>
-      <w:r>
-        <w:t>level.toLowerCase</w:t>
-      </w:r>
-      <w:proofErr w:type="spellEnd"/>
-      <w:r>
-        <w:t>()), waarna een conditionele tak de juiste stijl toepast:</w:t>
+        <w:t xml:space="preserve"> ( “fortunately” of “unfortunately”). In de renderfunctie wordt eerst het type genormaliseerd (via level.toLowerCase()), waarna een conditionele tak de juiste stijl toepast:</w:t>
       </w:r>
     </w:p>
     <w:p>
@@ -3386,27 +1843,11 @@
         <w:spacing w:afterLines="24" w:after="57" w:line="288" w:lineRule="auto"/>
       </w:pPr>
       <w:r>
-        <w:t>voor “</w:t>
-      </w:r>
-      <w:proofErr w:type="spellStart"/>
-      <w:r>
-        <w:t>fortunately</w:t>
-      </w:r>
-      <w:proofErr w:type="spellEnd"/>
-      <w:r>
-        <w:t>” wordt een groene achtergrond met afgeronde hoeken, zwarte rand en center</w:t>
+        <w:t>voor “fortunately” wordt een groene achtergrond met afgeronde hoeken, zwarte rand en center</w:t>
       </w:r>
       <w:r>
         <w:noBreakHyphen/>
-        <w:t xml:space="preserve">uitlijning </w:t>
-      </w:r>
-      <w:proofErr w:type="spellStart"/>
-      <w:r>
-        <w:t>gerenderd</w:t>
-      </w:r>
-      <w:proofErr w:type="spellEnd"/>
-      <w:r>
-        <w:t>;</w:t>
+        <w:t>uitlijning gerenderd;</w:t>
       </w:r>
     </w:p>
     <w:p>
@@ -3418,15 +1859,7 @@
         <w:spacing w:afterLines="24" w:after="57" w:line="288" w:lineRule="auto"/>
       </w:pPr>
       <w:r>
-        <w:t>voor “</w:t>
-      </w:r>
-      <w:proofErr w:type="spellStart"/>
-      <w:r>
-        <w:t>unfortunately</w:t>
-      </w:r>
-      <w:proofErr w:type="spellEnd"/>
-      <w:r>
-        <w:t>” wordt een rode variant met dezelfde afmetingen en typografie gebruikt.</w:t>
+        <w:t>voor “unfortunately” wordt een rode variant met dezelfde afmetingen en typografie gebruikt.</w:t>
       </w:r>
     </w:p>
     <w:p>
@@ -3440,15 +1873,7 @@
         <w:spacing w:afterLines="24" w:after="57" w:line="288" w:lineRule="auto"/>
       </w:pPr>
       <w:r>
-        <w:t xml:space="preserve">Door alle </w:t>
-      </w:r>
-      <w:proofErr w:type="spellStart"/>
-      <w:r>
-        <w:t>nodes</w:t>
-      </w:r>
-      <w:proofErr w:type="spellEnd"/>
-      <w:r>
-        <w:t xml:space="preserve"> via dezelfde component te laten lopen, zijn zaken als minimale en maximale breedte, tekstomloop, padding en border overal identiek, wat de leesbaarheid van langere ketens bevordert. </w:t>
+        <w:t xml:space="preserve">Door alle nodes via dezelfde component te laten lopen, zijn zaken als minimale en maximale breedte, tekstomloop, padding en border overal identiek, wat de leesbaarheid van langere ketens bevordert. </w:t>
       </w:r>
       <w:r>
         <w:t>Boven elke node wordt in kleinere typografie bovendien het corresponderende label</w:t>
@@ -3461,49 +1886,17 @@
           <w:i/>
           <w:iCs/>
         </w:rPr>
-        <w:t>“</w:t>
-      </w:r>
-      <w:proofErr w:type="spellStart"/>
+        <w:t>“fortunately”</w:t>
+      </w:r>
+      <w:r>
+        <w:t> of </w:t>
+      </w:r>
       <w:r>
         <w:rPr>
           <w:i/>
           <w:iCs/>
         </w:rPr>
-        <w:t>fortunately</w:t>
-      </w:r>
-      <w:proofErr w:type="spellEnd"/>
-      <w:r>
-        <w:rPr>
-          <w:i/>
-          <w:iCs/>
-        </w:rPr>
-        <w:t>”</w:t>
-      </w:r>
-      <w:r>
-        <w:t> of </w:t>
-      </w:r>
-      <w:r>
-        <w:rPr>
-          <w:i/>
-          <w:iCs/>
-        </w:rPr>
-        <w:t>“</w:t>
-      </w:r>
-      <w:proofErr w:type="spellStart"/>
-      <w:r>
-        <w:rPr>
-          <w:i/>
-          <w:iCs/>
-        </w:rPr>
-        <w:t>unfortunately</w:t>
-      </w:r>
-      <w:proofErr w:type="spellEnd"/>
-      <w:r>
-        <w:rPr>
-          <w:i/>
-          <w:iCs/>
-        </w:rPr>
-        <w:t>”</w:t>
+        <w:t>“unfortunately”</w:t>
       </w:r>
       <w:r>
         <w:t> </w:t>
@@ -3527,13 +1920,8 @@
         <w:t>komen</w:t>
       </w:r>
       <w:r>
-        <w:t xml:space="preserve"> dus rechtstreeks uit de componentlogica, niet uit losse </w:t>
-      </w:r>
-      <w:proofErr w:type="spellStart"/>
-      <w:r>
-        <w:t>inline</w:t>
-      </w:r>
-      <w:proofErr w:type="spellEnd"/>
+        <w:t xml:space="preserve"> dus rechtstreeks uit de componentlogica, niet uit losse inline</w:t>
+      </w:r>
       <w:r>
         <w:noBreakHyphen/>
         <w:t>stijlen verspreid door de code.</w:t>
@@ -3689,60 +2077,27 @@
           <w:sz w:val="28"/>
           <w:szCs w:val="28"/>
         </w:rPr>
-        <w:t xml:space="preserve">Statusiconen en </w:t>
-      </w:r>
-      <w:proofErr w:type="spellStart"/>
-      <w:r>
-        <w:rPr>
-          <w:b/>
-          <w:bCs/>
-          <w:sz w:val="28"/>
-          <w:szCs w:val="28"/>
-        </w:rPr>
-        <w:t>danger</w:t>
-      </w:r>
-      <w:proofErr w:type="spellEnd"/>
-      <w:r>
-        <w:rPr>
-          <w:b/>
-          <w:bCs/>
-          <w:sz w:val="28"/>
-          <w:szCs w:val="28"/>
-        </w:rPr>
-        <w:t xml:space="preserve"> rating</w:t>
-      </w:r>
-    </w:p>
-    <w:p>
-      <w:pPr>
-        <w:spacing w:afterLines="24" w:after="57" w:line="288" w:lineRule="auto"/>
-        <w:rPr>
-          <w:b/>
-          <w:bCs/>
-          <w:sz w:val="28"/>
-          <w:szCs w:val="28"/>
-        </w:rPr>
-      </w:pPr>
-    </w:p>
-    <w:p>
-      <w:pPr>
-        <w:spacing w:afterLines="24" w:after="57" w:line="288" w:lineRule="auto"/>
-      </w:pPr>
-      <w:r>
-        <w:t xml:space="preserve">Statusiconen worden in aparte, herbruikbare componenten ondergebracht (een </w:t>
-      </w:r>
-      <w:proofErr w:type="spellStart"/>
-      <w:r>
-        <w:t>IconSelectorButton</w:t>
-      </w:r>
-      <w:proofErr w:type="spellEnd"/>
-      <w:r>
-        <w:t xml:space="preserve"> of een </w:t>
-      </w:r>
-      <w:proofErr w:type="spellStart"/>
-      <w:r>
-        <w:t>StatusIcon</w:t>
-      </w:r>
-      <w:proofErr w:type="spellEnd"/>
+        <w:t>Statusiconen en danger rating</w:t>
+      </w:r>
+    </w:p>
+    <w:p>
+      <w:pPr>
+        <w:spacing w:afterLines="24" w:after="57" w:line="288" w:lineRule="auto"/>
+        <w:rPr>
+          <w:b/>
+          <w:bCs/>
+          <w:sz w:val="28"/>
+          <w:szCs w:val="28"/>
+        </w:rPr>
+      </w:pPr>
+    </w:p>
+    <w:p>
+      <w:pPr>
+        <w:spacing w:afterLines="24" w:after="57" w:line="288" w:lineRule="auto"/>
+      </w:pPr>
+      <w:r>
+        <w:t>Statusiconen worden in aparte, herbruikbare componenten ondergebracht (een IconSelectorButton of een StatusIcon</w:t>
+      </w:r>
       <w:r>
         <w:noBreakHyphen/>
         <w:t>component) die op basis van een statusveld in de node</w:t>
@@ -3751,238 +2106,61 @@
         <w:noBreakHyphen/>
         <w:t xml:space="preserve">data het juiste icoon en de bijhorende kleur kiezen. </w:t>
       </w:r>
-      <w:proofErr w:type="spellStart"/>
       <w:r>
         <w:rPr>
           <w:lang w:val="en-US"/>
         </w:rPr>
-        <w:t>Typische</w:t>
-      </w:r>
-      <w:proofErr w:type="spellEnd"/>
+        <w:t xml:space="preserve">Typische statussen zijn </w:t>
+      </w:r>
       <w:r>
         <w:rPr>
           <w:lang w:val="en-US"/>
         </w:rPr>
+        <w:lastRenderedPageBreak/>
+        <w:t>Weakness (rood schild), Weakness Under Review (oranje schild), Assumption Under Review (oranje check</w:t>
+      </w:r>
+      <w:r>
+        <w:rPr>
+          <w:lang w:val="en-US"/>
+        </w:rPr>
+        <w:t>schild</w:t>
+      </w:r>
+      <w:r>
+        <w:rPr>
+          <w:lang w:val="en-US"/>
+        </w:rPr>
+        <w:t>) en Verified Assumption (groen check</w:t>
+      </w:r>
+      <w:r>
+        <w:rPr>
+          <w:lang w:val="en-US"/>
+        </w:rPr>
+        <w:t>schild</w:t>
+      </w:r>
+      <w:r>
+        <w:rPr>
+          <w:lang w:val="en-US"/>
+        </w:rPr>
+        <w:t>).</w:t>
+      </w:r>
+      <w:r>
+        <w:rPr>
+          <w:lang w:val="en-US"/>
+        </w:rPr>
         <w:t xml:space="preserve"> </w:t>
       </w:r>
-      <w:proofErr w:type="spellStart"/>
-      <w:r>
-        <w:rPr>
-          <w:lang w:val="en-US"/>
-        </w:rPr>
-        <w:t>statussen</w:t>
-      </w:r>
-      <w:proofErr w:type="spellEnd"/>
-      <w:r>
-        <w:rPr>
-          <w:lang w:val="en-US"/>
-        </w:rPr>
-        <w:t xml:space="preserve"> </w:t>
-      </w:r>
-      <w:proofErr w:type="spellStart"/>
-      <w:r>
-        <w:rPr>
-          <w:lang w:val="en-US"/>
-        </w:rPr>
-        <w:t>zijn</w:t>
-      </w:r>
-      <w:proofErr w:type="spellEnd"/>
-      <w:r>
-        <w:rPr>
-          <w:lang w:val="en-US"/>
-        </w:rPr>
-        <w:t xml:space="preserve"> </w:t>
-      </w:r>
-      <w:r>
-        <w:rPr>
-          <w:lang w:val="en-US"/>
-        </w:rPr>
-        <w:lastRenderedPageBreak/>
-        <w:t xml:space="preserve">Weakness (rood </w:t>
-      </w:r>
-      <w:proofErr w:type="spellStart"/>
-      <w:r>
-        <w:rPr>
-          <w:lang w:val="en-US"/>
-        </w:rPr>
-        <w:t>schild</w:t>
-      </w:r>
-      <w:proofErr w:type="spellEnd"/>
-      <w:r>
-        <w:rPr>
-          <w:lang w:val="en-US"/>
-        </w:rPr>
-        <w:t>), Weakness Under Review (</w:t>
-      </w:r>
-      <w:proofErr w:type="spellStart"/>
-      <w:r>
-        <w:rPr>
-          <w:lang w:val="en-US"/>
-        </w:rPr>
-        <w:t>oranje</w:t>
-      </w:r>
-      <w:proofErr w:type="spellEnd"/>
-      <w:r>
-        <w:rPr>
-          <w:lang w:val="en-US"/>
-        </w:rPr>
-        <w:t xml:space="preserve"> </w:t>
-      </w:r>
-      <w:proofErr w:type="spellStart"/>
-      <w:r>
-        <w:rPr>
-          <w:lang w:val="en-US"/>
-        </w:rPr>
-        <w:t>schild</w:t>
-      </w:r>
-      <w:proofErr w:type="spellEnd"/>
-      <w:r>
-        <w:rPr>
-          <w:lang w:val="en-US"/>
-        </w:rPr>
-        <w:t>), Assumption Under Review (</w:t>
-      </w:r>
-      <w:proofErr w:type="spellStart"/>
-      <w:r>
-        <w:rPr>
-          <w:lang w:val="en-US"/>
-        </w:rPr>
-        <w:t>oranje</w:t>
-      </w:r>
-      <w:proofErr w:type="spellEnd"/>
-      <w:r>
-        <w:rPr>
-          <w:lang w:val="en-US"/>
-        </w:rPr>
-        <w:t xml:space="preserve"> </w:t>
-      </w:r>
-      <w:proofErr w:type="spellStart"/>
-      <w:r>
-        <w:rPr>
-          <w:lang w:val="en-US"/>
-        </w:rPr>
-        <w:t>check</w:t>
-      </w:r>
-      <w:r>
-        <w:rPr>
-          <w:lang w:val="en-US"/>
-        </w:rPr>
-        <w:t>schild</w:t>
-      </w:r>
-      <w:proofErr w:type="spellEnd"/>
-      <w:r>
-        <w:rPr>
-          <w:lang w:val="en-US"/>
-        </w:rPr>
-        <w:t xml:space="preserve">) </w:t>
-      </w:r>
-      <w:proofErr w:type="spellStart"/>
-      <w:r>
-        <w:rPr>
-          <w:lang w:val="en-US"/>
-        </w:rPr>
-        <w:t>en</w:t>
-      </w:r>
-      <w:proofErr w:type="spellEnd"/>
-      <w:r>
-        <w:rPr>
-          <w:lang w:val="en-US"/>
-        </w:rPr>
-        <w:t xml:space="preserve"> Verified Assumption (</w:t>
-      </w:r>
-      <w:proofErr w:type="spellStart"/>
-      <w:r>
-        <w:rPr>
-          <w:lang w:val="en-US"/>
-        </w:rPr>
-        <w:t>groen</w:t>
-      </w:r>
-      <w:proofErr w:type="spellEnd"/>
-      <w:r>
-        <w:rPr>
-          <w:lang w:val="en-US"/>
-        </w:rPr>
-        <w:t xml:space="preserve"> </w:t>
-      </w:r>
-      <w:proofErr w:type="spellStart"/>
-      <w:r>
-        <w:rPr>
-          <w:lang w:val="en-US"/>
-        </w:rPr>
-        <w:t>check</w:t>
-      </w:r>
-      <w:r>
-        <w:rPr>
-          <w:lang w:val="en-US"/>
-        </w:rPr>
-        <w:t>schild</w:t>
-      </w:r>
-      <w:proofErr w:type="spellEnd"/>
-      <w:r>
-        <w:rPr>
-          <w:lang w:val="en-US"/>
-        </w:rPr>
-        <w:t>).</w:t>
-      </w:r>
-      <w:r>
-        <w:rPr>
-          <w:lang w:val="en-US"/>
-        </w:rPr>
-        <w:t xml:space="preserve"> </w:t>
-      </w:r>
-      <w:r>
-        <w:t xml:space="preserve">Als extra aanduiding is er een blauw checkschild beschikbaar voor </w:t>
-      </w:r>
-      <w:proofErr w:type="spellStart"/>
-      <w:r>
-        <w:t>nodes</w:t>
-      </w:r>
-      <w:proofErr w:type="spellEnd"/>
-      <w:r>
-        <w:t xml:space="preserve"> die volledig zijn afgewerkt (bij </w:t>
-      </w:r>
-      <w:proofErr w:type="spellStart"/>
-      <w:r>
-        <w:t>fortunately-nodes</w:t>
-      </w:r>
-      <w:proofErr w:type="spellEnd"/>
-      <w:r>
-        <w:t>) of als </w:t>
+      <w:r>
+        <w:t>Als extra aanduiding is er een blauw checkschild beschikbaar voor nodes die volledig zijn afgewerkt (bij fortunately-nodes) of als </w:t>
       </w:r>
       <w:r>
         <w:rPr>
           <w:i/>
           <w:iCs/>
         </w:rPr>
-        <w:t xml:space="preserve">low </w:t>
-      </w:r>
-      <w:proofErr w:type="spellStart"/>
-      <w:r>
-        <w:rPr>
-          <w:i/>
-          <w:iCs/>
-        </w:rPr>
-        <w:t>importance</w:t>
-      </w:r>
-      <w:proofErr w:type="spellEnd"/>
-      <w:r>
-        <w:t xml:space="preserve"> worden beschouwd (bij </w:t>
-      </w:r>
-      <w:proofErr w:type="spellStart"/>
-      <w:r>
-        <w:t>unfortunately-nodes</w:t>
-      </w:r>
-      <w:proofErr w:type="spellEnd"/>
-      <w:r>
-        <w:t xml:space="preserve">). Deze twee statussen worden niet gebruikt in de filterfunctionaliteit, maar bieden gebruikers een bijkomende mogelijkheid om tussenliggende of minder belangrijke </w:t>
-      </w:r>
-      <w:proofErr w:type="spellStart"/>
-      <w:r>
-        <w:t>nodes</w:t>
-      </w:r>
-      <w:proofErr w:type="spellEnd"/>
-      <w:r>
-        <w:t xml:space="preserve"> te labelen en zo hun status expliciet te communiceren binnen het team.</w:t>
+        <w:t>low importance</w:t>
+      </w:r>
+      <w:r>
+        <w:t> worden beschouwd (bij unfortunately-nodes). Deze twee statussen worden niet gebruikt in de filterfunctionaliteit, maar bieden gebruikers een bijkomende mogelijkheid om tussenliggende of minder belangrijke nodes te labelen en zo hun status expliciet te communiceren binnen het team.</w:t>
       </w:r>
       <w:r>
         <w:t xml:space="preserve"> </w:t>
@@ -3992,14 +2170,7 @@
       </w:r>
       <w:r>
         <w:noBreakHyphen/>
-      </w:r>
-      <w:proofErr w:type="spellStart"/>
-      <w:r>
-        <w:t>render</w:t>
-      </w:r>
-      <w:proofErr w:type="spellEnd"/>
-      <w:r>
-        <w:t xml:space="preserve"> opgenomen, zodat elke node automatisch het juiste symbool toont.</w:t>
+        <w:t>render opgenomen, zodat elke node automatisch het juiste symbool toont.</w:t>
       </w:r>
     </w:p>
     <w:p>
@@ -4240,79 +2411,7 @@
         <w:spacing w:afterLines="24" w:after="57" w:line="288" w:lineRule="auto"/>
       </w:pPr>
       <w:r>
-        <w:t xml:space="preserve">De </w:t>
-      </w:r>
-      <w:proofErr w:type="spellStart"/>
-      <w:r>
-        <w:t>danger</w:t>
-      </w:r>
-      <w:proofErr w:type="spellEnd"/>
-      <w:r>
-        <w:t xml:space="preserve"> rating wordt als getal in de node-data opgeslagen, berekend uit </w:t>
-      </w:r>
-      <w:proofErr w:type="spellStart"/>
-      <w:r>
-        <w:t>likelihood</w:t>
-      </w:r>
-      <w:proofErr w:type="spellEnd"/>
-      <w:r>
-        <w:t xml:space="preserve"> en impact (twee schaalwaarden van 1 tot 5). In de code wordt deze rating gebruikt om </w:t>
-      </w:r>
-      <w:proofErr w:type="spellStart"/>
-      <w:r>
-        <w:t>nodes</w:t>
-      </w:r>
-      <w:proofErr w:type="spellEnd"/>
-      <w:r>
-        <w:t xml:space="preserve"> in de filterweergave aflopend te sorteren (hoogste rating bovenaan) en permanent bij elke </w:t>
-      </w:r>
-      <w:proofErr w:type="spellStart"/>
-      <w:r>
-        <w:t>unfortunately</w:t>
-      </w:r>
-      <w:proofErr w:type="spellEnd"/>
-      <w:r>
-        <w:t xml:space="preserve">-node weer te geven, zowel in de boom als in de filterlijsten zelf. Dit contrasteert met secundaire acties zoals </w:t>
-      </w:r>
-      <w:proofErr w:type="spellStart"/>
-      <w:r>
-        <w:t>add</w:t>
-      </w:r>
-      <w:proofErr w:type="spellEnd"/>
-      <w:r>
-        <w:t xml:space="preserve">, delete en </w:t>
-      </w:r>
-      <w:proofErr w:type="spellStart"/>
-      <w:r>
-        <w:t>collapse</w:t>
-      </w:r>
-      <w:proofErr w:type="spellEnd"/>
-      <w:r>
-        <w:t xml:space="preserve"> die pas bij </w:t>
-      </w:r>
-      <w:proofErr w:type="spellStart"/>
-      <w:r>
-        <w:t>hover</w:t>
-      </w:r>
-      <w:proofErr w:type="spellEnd"/>
-      <w:r>
-        <w:t xml:space="preserve"> verschijnen, waardoor de interface visueel niet wordt overbelast en de focus op de essentie van de data blijft. Deze constante zichtbaarheid is cruciaal voor prioriteren van </w:t>
-      </w:r>
-      <w:proofErr w:type="spellStart"/>
-      <w:r>
-        <w:t>weaknesses</w:t>
-      </w:r>
-      <w:proofErr w:type="spellEnd"/>
-      <w:r>
-        <w:t xml:space="preserve">, snelle risicotriage tussen </w:t>
-      </w:r>
-      <w:proofErr w:type="spellStart"/>
-      <w:r>
-        <w:t>nodes</w:t>
-      </w:r>
-      <w:proofErr w:type="spellEnd"/>
-      <w:r>
-        <w:t xml:space="preserve"> en overzicht van het totale risicolandschap. Door centrale berekening en sortering kan de rating consistent in alle weergaven gebruikt worden.</w:t>
+        <w:t>De danger rating wordt als getal in de node-data opgeslagen, berekend uit likelihood en impact (twee schaalwaarden van 1 tot 5). In de code wordt deze rating gebruikt om nodes in de filterweergave aflopend te sorteren (hoogste rating bovenaan) en permanent bij elke unfortunately-node weer te geven, zowel in de boom als in de filterlijsten zelf. Dit contrasteert met secundaire acties zoals add, delete en collapse die pas bij hover verschijnen, waardoor de interface visueel niet wordt overbelast en de focus op de essentie van de data blijft. Deze constante zichtbaarheid is cruciaal voor prioriteren van weaknesses, snelle risicotriage tussen nodes en overzicht van het totale risicolandschap. Door centrale berekening en sortering kan de rating consistent in alle weergaven gebruikt worden.</w:t>
       </w:r>
     </w:p>
     <w:p>
@@ -4414,113 +2513,46 @@
         </w:rPr>
         <w:t xml:space="preserve">3.8 </w:t>
       </w:r>
-      <w:proofErr w:type="spellStart"/>
-      <w:r>
-        <w:rPr>
-          <w:b/>
-          <w:bCs/>
-          <w:sz w:val="28"/>
-          <w:szCs w:val="28"/>
-        </w:rPr>
-        <w:t>Branch</w:t>
-      </w:r>
-      <w:proofErr w:type="spellEnd"/>
-      <w:r>
-        <w:rPr>
-          <w:b/>
-          <w:bCs/>
-          <w:sz w:val="28"/>
-          <w:szCs w:val="28"/>
-        </w:rPr>
-        <w:t xml:space="preserve"> summary en filterlogica</w:t>
-      </w:r>
-    </w:p>
-    <w:p>
-      <w:pPr>
-        <w:spacing w:afterLines="24" w:after="57" w:line="288" w:lineRule="auto"/>
-        <w:rPr>
-          <w:b/>
-          <w:bCs/>
-          <w:sz w:val="28"/>
-          <w:szCs w:val="28"/>
-        </w:rPr>
-      </w:pPr>
-    </w:p>
-    <w:p>
-      <w:pPr>
-        <w:spacing w:afterLines="24" w:after="57" w:line="288" w:lineRule="auto"/>
-      </w:pPr>
-      <w:r>
-        <w:t xml:space="preserve">De </w:t>
-      </w:r>
-      <w:proofErr w:type="spellStart"/>
-      <w:r>
-        <w:t>branch</w:t>
-      </w:r>
-      <w:proofErr w:type="spellEnd"/>
-      <w:r>
-        <w:t xml:space="preserve"> summary en filterfunctionaliteit zijn geïmplementeerd als aparte zijpanelen en ondersteunende hulpfuncties, die de fileview-navigatie faciliteren door globale context en taakgerichte prioritering te bieden.</w:t>
-      </w:r>
-    </w:p>
-    <w:p>
-      <w:pPr>
-        <w:spacing w:afterLines="24" w:after="57" w:line="288" w:lineRule="auto"/>
-      </w:pPr>
-    </w:p>
-    <w:p>
-      <w:pPr>
-        <w:spacing w:afterLines="24" w:after="57" w:line="288" w:lineRule="auto"/>
-      </w:pPr>
-      <w:r>
-        <w:t xml:space="preserve">De </w:t>
-      </w:r>
-      <w:proofErr w:type="spellStart"/>
-      <w:r>
-        <w:t>branch</w:t>
-      </w:r>
-      <w:proofErr w:type="spellEnd"/>
-      <w:r>
-        <w:t xml:space="preserve"> summary reconstrueert het hiërarchische pad van de </w:t>
-      </w:r>
-      <w:proofErr w:type="spellStart"/>
-      <w:r>
-        <w:t>rootnode</w:t>
-      </w:r>
-      <w:proofErr w:type="spellEnd"/>
-      <w:r>
-        <w:t xml:space="preserve"> tot de geselecteerde node via </w:t>
-      </w:r>
-      <w:proofErr w:type="spellStart"/>
-      <w:r>
-        <w:t>parent</w:t>
-      </w:r>
-      <w:proofErr w:type="spellEnd"/>
-      <w:r>
-        <w:t>-relaties. Hiertoe worden algoritmes zoals </w:t>
-      </w:r>
-      <w:proofErr w:type="spellStart"/>
-      <w:r>
-        <w:t>getImmediateParent</w:t>
-      </w:r>
-      <w:proofErr w:type="spellEnd"/>
-      <w:r>
-        <w:t> en </w:t>
-      </w:r>
-      <w:proofErr w:type="spellStart"/>
-      <w:r>
-        <w:t>getParentsAbove</w:t>
-      </w:r>
-      <w:proofErr w:type="spellEnd"/>
-      <w:r>
-        <w:t xml:space="preserve"> aangewend om bovenliggende </w:t>
-      </w:r>
-      <w:proofErr w:type="spellStart"/>
-      <w:r>
-        <w:t>nodes</w:t>
-      </w:r>
-      <w:proofErr w:type="spellEnd"/>
-      <w:r>
-        <w:t xml:space="preserve"> recursief op te bouwen. Het resulterende pad wordt </w:t>
+      <w:r>
+        <w:rPr>
+          <w:b/>
+          <w:bCs/>
+          <w:sz w:val="28"/>
+          <w:szCs w:val="28"/>
+        </w:rPr>
+        <w:t>Branch summary en filterlogica</w:t>
+      </w:r>
+    </w:p>
+    <w:p>
+      <w:pPr>
+        <w:spacing w:afterLines="24" w:after="57" w:line="288" w:lineRule="auto"/>
+        <w:rPr>
+          <w:b/>
+          <w:bCs/>
+          <w:sz w:val="28"/>
+          <w:szCs w:val="28"/>
+        </w:rPr>
+      </w:pPr>
+    </w:p>
+    <w:p>
+      <w:pPr>
+        <w:spacing w:afterLines="24" w:after="57" w:line="288" w:lineRule="auto"/>
+      </w:pPr>
+      <w:r>
+        <w:t>De branch summary en filterfunctionaliteit zijn geïmplementeerd als aparte zijpanelen en ondersteunende hulpfuncties, die de fileview-navigatie faciliteren door globale context en taakgerichte prioritering te bieden.</w:t>
+      </w:r>
+    </w:p>
+    <w:p>
+      <w:pPr>
+        <w:spacing w:afterLines="24" w:after="57" w:line="288" w:lineRule="auto"/>
+      </w:pPr>
+    </w:p>
+    <w:p>
+      <w:pPr>
+        <w:spacing w:afterLines="24" w:after="57" w:line="288" w:lineRule="auto"/>
+      </w:pPr>
+      <w:r>
+        <w:t xml:space="preserve">De branch summary reconstrueert het hiërarchische pad van de rootnode tot de geselecteerde node via parent-relaties. Hiertoe worden algoritmes zoals getImmediateParent en getParentsAbove aangewend om bovenliggende nodes recursief op te bouwen. Het resulterende pad wordt </w:t>
       </w:r>
       <w:r>
         <w:t>samenvoegt</w:t>
@@ -4557,31 +2589,7 @@
         <w:t xml:space="preserve"> </w:t>
       </w:r>
       <w:r>
-        <w:t xml:space="preserve">Selectie van een gefilterde node </w:t>
-      </w:r>
-      <w:proofErr w:type="spellStart"/>
-      <w:r>
-        <w:t>triggert</w:t>
-      </w:r>
-      <w:proofErr w:type="spellEnd"/>
-      <w:r>
-        <w:t xml:space="preserve"> een state-update met de corresponderende node-ID, wat in de Node-component resulteert in visuele </w:t>
-      </w:r>
-      <w:proofErr w:type="spellStart"/>
-      <w:r>
-        <w:t>highlighting</w:t>
-      </w:r>
-      <w:proofErr w:type="spellEnd"/>
-      <w:r>
-        <w:t xml:space="preserve"> (bijv. border- of kleurverandering) en </w:t>
-      </w:r>
-      <w:proofErr w:type="spellStart"/>
-      <w:r>
-        <w:t>scrolling</w:t>
-      </w:r>
-      <w:proofErr w:type="spellEnd"/>
-      <w:r>
-        <w:t xml:space="preserve"> naar de relevante positie in de fileview.</w:t>
+        <w:t>Selectie van een gefilterde node triggert een state-update met de corresponderende node-ID, wat in de Node-component resulteert in visuele highlighting (bijv. border- of kleurverandering) en scrolling naar de relevante positie in de fileview.</w:t>
       </w:r>
     </w:p>
     <w:p>
@@ -4652,134 +2660,52 @@
         <w:spacing w:afterLines="24" w:after="57" w:line="288" w:lineRule="auto"/>
       </w:pPr>
       <w:r>
-        <w:t xml:space="preserve">De filterfunctionaliteit groepeert </w:t>
-      </w:r>
-      <w:proofErr w:type="spellStart"/>
-      <w:r>
-        <w:t>nodes</w:t>
-      </w:r>
-      <w:proofErr w:type="spellEnd"/>
-      <w:r>
-        <w:t xml:space="preserve"> op statuscategorie (bijv. </w:t>
-      </w:r>
-      <w:proofErr w:type="spellStart"/>
-      <w:r>
-        <w:t>Weakness</w:t>
-      </w:r>
-      <w:proofErr w:type="spellEnd"/>
-      <w:r>
-        <w:t xml:space="preserve">, </w:t>
-      </w:r>
-      <w:proofErr w:type="spellStart"/>
-      <w:r>
-        <w:t>Weakness</w:t>
-      </w:r>
-      <w:proofErr w:type="spellEnd"/>
-      <w:r>
-        <w:t xml:space="preserve"> Under Review, </w:t>
-      </w:r>
-      <w:proofErr w:type="spellStart"/>
-      <w:r>
-        <w:t>Assumption</w:t>
-      </w:r>
-      <w:proofErr w:type="spellEnd"/>
-      <w:r>
-        <w:t xml:space="preserve"> Under Review, </w:t>
-      </w:r>
-      <w:proofErr w:type="spellStart"/>
-      <w:r>
-        <w:t>Verified</w:t>
-      </w:r>
-      <w:proofErr w:type="spellEnd"/>
+        <w:t xml:space="preserve">De filterfunctionaliteit groepeert nodes op statuscategorie (bijv. </w:t>
+      </w:r>
+      <w:r>
+        <w:t xml:space="preserve">Weakness, Weakness Under Review, Assumption Under Review, Verified Assumption) met behulp van een </w:t>
+      </w:r>
+      <w:r>
+        <w:t>m</w:t>
+      </w:r>
+      <w:r>
+        <w:t xml:space="preserve">ap-structuur, waarbij </w:t>
+      </w:r>
+      <w:r>
+        <w:t>index in de map</w:t>
+      </w:r>
+      <w:r>
+        <w:t xml:space="preserve"> als sleutel fungeert. </w:t>
+      </w:r>
+      <w:r>
+        <w:t xml:space="preserve">Binnen weakness-categorieën vindt sortering plaats op danger rating (dalend), zodat kritieke items </w:t>
+      </w:r>
+      <w:r>
+        <w:t xml:space="preserve">vooraanstaand </w:t>
+      </w:r>
+      <w:r>
+        <w:t xml:space="preserve">worden gepositioneerd. </w:t>
+      </w:r>
+      <w:r>
+        <w:t xml:space="preserve">Ook in dit zijpaneel </w:t>
+      </w:r>
+      <w:r>
+        <w:t>resulteert</w:t>
+      </w:r>
+      <w:r>
+        <w:t xml:space="preserve"> een nodeklik</w:t>
+      </w:r>
+      <w:r>
+        <w:t xml:space="preserve"> in </w:t>
+      </w:r>
+      <w:r>
+        <w:t>een</w:t>
+      </w:r>
       <w:r>
         <w:t xml:space="preserve"> </w:t>
       </w:r>
-      <w:proofErr w:type="spellStart"/>
-      <w:r>
-        <w:t>Assumption</w:t>
-      </w:r>
-      <w:proofErr w:type="spellEnd"/>
-      <w:r>
-        <w:t xml:space="preserve">) met behulp van een </w:t>
-      </w:r>
-      <w:r>
-        <w:t>m</w:t>
-      </w:r>
-      <w:r>
-        <w:t xml:space="preserve">ap-structuur, waarbij </w:t>
-      </w:r>
-      <w:r>
-        <w:t>index in de map</w:t>
-      </w:r>
-      <w:r>
-        <w:t xml:space="preserve"> als sleutel fungeert. </w:t>
-      </w:r>
-      <w:r>
-        <w:t xml:space="preserve">Binnen </w:t>
-      </w:r>
-      <w:proofErr w:type="spellStart"/>
-      <w:r>
-        <w:t>weakness</w:t>
-      </w:r>
-      <w:proofErr w:type="spellEnd"/>
-      <w:r>
-        <w:t xml:space="preserve">-categorieën vindt sortering plaats op </w:t>
-      </w:r>
-      <w:proofErr w:type="spellStart"/>
-      <w:r>
-        <w:t>danger</w:t>
-      </w:r>
-      <w:proofErr w:type="spellEnd"/>
-      <w:r>
-        <w:t xml:space="preserve"> rating (dalend), zodat kritieke items </w:t>
-      </w:r>
-      <w:r>
-        <w:t xml:space="preserve">vooraanstaand </w:t>
-      </w:r>
-      <w:r>
-        <w:t xml:space="preserve">worden gepositioneerd. </w:t>
-      </w:r>
-      <w:r>
-        <w:t xml:space="preserve">Ook in dit zijpaneel </w:t>
-      </w:r>
-      <w:r>
-        <w:t>resulteert</w:t>
-      </w:r>
-      <w:r>
-        <w:t xml:space="preserve"> een </w:t>
-      </w:r>
-      <w:proofErr w:type="spellStart"/>
-      <w:r>
-        <w:t>nodeklik</w:t>
-      </w:r>
-      <w:proofErr w:type="spellEnd"/>
-      <w:r>
-        <w:t xml:space="preserve"> in </w:t>
-      </w:r>
-      <w:r>
-        <w:t>een</w:t>
-      </w:r>
-      <w:r>
-        <w:t xml:space="preserve"> </w:t>
-      </w:r>
-      <w:r>
-        <w:t xml:space="preserve">visuele </w:t>
-      </w:r>
-      <w:proofErr w:type="spellStart"/>
-      <w:r>
-        <w:t>highlighting</w:t>
-      </w:r>
-      <w:proofErr w:type="spellEnd"/>
-      <w:r>
-        <w:t xml:space="preserve"> (bijv. border- of kleurverandering) en </w:t>
-      </w:r>
-      <w:proofErr w:type="spellStart"/>
-      <w:r>
-        <w:t>scrolling</w:t>
-      </w:r>
-      <w:proofErr w:type="spellEnd"/>
-      <w:r>
-        <w:t xml:space="preserve"> naar de relevante positie in de </w:t>
+      <w:r>
+        <w:t xml:space="preserve">visuele highlighting (bijv. border- of kleurverandering) en scrolling naar de relevante positie in de </w:t>
       </w:r>
       <w:r>
         <w:t>boom</w:t>
@@ -4966,37 +2892,13 @@
       </w:pPr>
       <w:r>
         <w:lastRenderedPageBreak/>
-        <w:t xml:space="preserve">Deze implementatie verbindt de abstracte datastructuur (statussen, </w:t>
-      </w:r>
-      <w:proofErr w:type="spellStart"/>
-      <w:r>
-        <w:t>danger</w:t>
-      </w:r>
-      <w:proofErr w:type="spellEnd"/>
-      <w:r>
-        <w:t xml:space="preserve"> ratings, </w:t>
-      </w:r>
-      <w:proofErr w:type="spellStart"/>
-      <w:r>
-        <w:t>parent</w:t>
-      </w:r>
-      <w:proofErr w:type="spellEnd"/>
-      <w:r>
-        <w:t>-relaties) naadloos met concrete interface-interacties, waardoor gebruikers zowel lokale detailanalyse als globale oriëntatie kunnen uitvoeren zonder significante contextverlies.</w:t>
+        <w:t>Deze implementatie verbindt de abstracte datastructuur (statussen, danger ratings, parent-relaties) naadloos met concrete interface-interacties, waardoor gebruikers zowel lokale detailanalyse als globale oriëntatie kunnen uitvoeren zonder significante contextverlies.</w:t>
       </w:r>
       <w:r>
         <w:t xml:space="preserve"> </w:t>
       </w:r>
       <w:r>
-        <w:t xml:space="preserve">Naast de visuele kleurcodering van </w:t>
-      </w:r>
-      <w:proofErr w:type="spellStart"/>
-      <w:r>
-        <w:t>nodes</w:t>
-      </w:r>
-      <w:proofErr w:type="spellEnd"/>
-      <w:r>
-        <w:t xml:space="preserve"> wordt bovendien een letterlabel toegevoegd</w:t>
+        <w:t>Naast de visuele kleurcodering van nodes wordt bovendien een letterlabel toegevoegd</w:t>
       </w:r>
       <w:r>
         <w:t>,</w:t>
@@ -5008,43 +2910,19 @@
         <w:t>F</w:t>
       </w:r>
       <w:r>
-        <w:t> (</w:t>
-      </w:r>
-      <w:proofErr w:type="spellStart"/>
-      <w:r>
-        <w:t>Fortunately</w:t>
-      </w:r>
-      <w:proofErr w:type="spellEnd"/>
-      <w:r>
-        <w:t>) of </w:t>
+        <w:t> (Fortunately) of </w:t>
       </w:r>
       <w:r>
         <w:t>U</w:t>
       </w:r>
       <w:r>
-        <w:t> (</w:t>
-      </w:r>
-      <w:proofErr w:type="spellStart"/>
-      <w:r>
-        <w:t>Unfortunately</w:t>
-      </w:r>
-      <w:proofErr w:type="spellEnd"/>
-      <w:r>
-        <w:t>)</w:t>
+        <w:t> (Unfortunately)</w:t>
       </w:r>
       <w:r>
         <w:t xml:space="preserve">, </w:t>
       </w:r>
       <w:r>
-        <w:t xml:space="preserve">dat semantisch aangeeft of de node een positief dan wel negatief geëvalueerde uitkomst vertegenwoordigt. Dit bevordert snelle interpretatie, vooral bij </w:t>
-      </w:r>
-      <w:proofErr w:type="spellStart"/>
-      <w:r>
-        <w:t>dense</w:t>
-      </w:r>
-      <w:proofErr w:type="spellEnd"/>
-      <w:r>
-        <w:t xml:space="preserve"> weergaven of wanneer kleuronderscheid minder prominent is.</w:t>
+        <w:t>dat semantisch aangeeft of de node een positief dan wel negatief geëvalueerde uitkomst vertegenwoordigt. Dit bevordert snelle interpretatie, vooral bij dense weergaven of wanneer kleuronderscheid minder prominent is.</w:t>
       </w:r>
     </w:p>
     <w:p>
@@ -5089,78 +2967,26 @@
           <w:sz w:val="28"/>
           <w:szCs w:val="28"/>
         </w:rPr>
-        <w:t xml:space="preserve">Hover-functionaliteit voor </w:t>
-      </w:r>
-      <w:proofErr w:type="spellStart"/>
-      <w:r>
-        <w:rPr>
-          <w:b/>
-          <w:bCs/>
-          <w:sz w:val="28"/>
-          <w:szCs w:val="28"/>
-        </w:rPr>
-        <w:t>parent</w:t>
-      </w:r>
-      <w:proofErr w:type="spellEnd"/>
-      <w:r>
-        <w:rPr>
-          <w:b/>
-          <w:bCs/>
-          <w:sz w:val="28"/>
-          <w:szCs w:val="28"/>
-        </w:rPr>
-        <w:t>-context</w:t>
-      </w:r>
-    </w:p>
-    <w:p>
-      <w:pPr>
-        <w:spacing w:afterLines="24" w:after="57" w:line="288" w:lineRule="auto"/>
-        <w:rPr>
-          <w:b/>
-          <w:bCs/>
-          <w:sz w:val="28"/>
-          <w:szCs w:val="28"/>
-        </w:rPr>
-      </w:pPr>
-    </w:p>
-    <w:p>
-      <w:pPr>
-        <w:spacing w:afterLines="24" w:after="57" w:line="288" w:lineRule="auto"/>
-      </w:pPr>
-      <w:r>
-        <w:t xml:space="preserve">In zowel de boomvisualisatie als het filterzijpaneel wordt bij </w:t>
-      </w:r>
-      <w:proofErr w:type="spellStart"/>
-      <w:r>
-        <w:t>hover</w:t>
-      </w:r>
-      <w:proofErr w:type="spellEnd"/>
-      <w:r>
-        <w:t xml:space="preserve"> over een node de directe </w:t>
-      </w:r>
-      <w:proofErr w:type="spellStart"/>
-      <w:r>
-        <w:t>parent</w:t>
-      </w:r>
-      <w:proofErr w:type="spellEnd"/>
-      <w:r>
-        <w:t xml:space="preserve"> getoond, zodat de hiërarchische context expliciet zichtbaar blijft tijdens interactie. In de boom ondersteunt dit snelle oriëntatie bij complexe structuren zonder terug scrollen, terwijl het in het filterzijpaneel gebruikers toelaat gefilterde </w:t>
-      </w:r>
-      <w:proofErr w:type="spellStart"/>
-      <w:r>
-        <w:t>nodes</w:t>
-      </w:r>
-      <w:proofErr w:type="spellEnd"/>
-      <w:r>
-        <w:t xml:space="preserve"> (bijv. alle </w:t>
-      </w:r>
-      <w:proofErr w:type="spellStart"/>
-      <w:r>
-        <w:t>Weaknesses</w:t>
-      </w:r>
-      <w:proofErr w:type="spellEnd"/>
-      <w:r>
-        <w:t>) te inspecteren zonder de volledige boompositie te traceren</w:t>
+        <w:t>Hover-functionaliteit voor parent-context</w:t>
+      </w:r>
+    </w:p>
+    <w:p>
+      <w:pPr>
+        <w:spacing w:afterLines="24" w:after="57" w:line="288" w:lineRule="auto"/>
+        <w:rPr>
+          <w:b/>
+          <w:bCs/>
+          <w:sz w:val="28"/>
+          <w:szCs w:val="28"/>
+        </w:rPr>
+      </w:pPr>
+    </w:p>
+    <w:p>
+      <w:pPr>
+        <w:spacing w:afterLines="24" w:after="57" w:line="288" w:lineRule="auto"/>
+      </w:pPr>
+      <w:r>
+        <w:t>In zowel de boomvisualisatie als het filterzijpaneel wordt bij hover over een node de directe parent getoond, zodat de hiërarchische context expliciet zichtbaar blijft tijdens interactie. In de boom ondersteunt dit snelle oriëntatie bij complexe structuren zonder terug scrollen, terwijl het in het filterzijpaneel gebruikers toelaat gefilterde nodes (bijv. alle Weaknesses) te inspecteren zonder de volledige boompositie te traceren</w:t>
       </w:r>
       <w:r>
         <w:t>.</w:t>
@@ -5169,31 +2995,7 @@
         <w:t xml:space="preserve"> </w:t>
       </w:r>
       <w:r>
-        <w:t xml:space="preserve">De </w:t>
-      </w:r>
-      <w:proofErr w:type="spellStart"/>
-      <w:r>
-        <w:t>parent</w:t>
-      </w:r>
-      <w:proofErr w:type="spellEnd"/>
-      <w:r>
-        <w:t xml:space="preserve">-weergave voorkomt dat kritieke relaties verloren gaan in een lijstcontext en biedt snelle contextuele inspectie vóór navigatie (bijv. "welke </w:t>
-      </w:r>
-      <w:proofErr w:type="spellStart"/>
-      <w:r>
-        <w:t>fortunately</w:t>
-      </w:r>
-      <w:proofErr w:type="spellEnd"/>
-      <w:r>
-        <w:t xml:space="preserve">-node adresseert deze </w:t>
-      </w:r>
-      <w:proofErr w:type="spellStart"/>
-      <w:r>
-        <w:t>weakness</w:t>
-      </w:r>
-      <w:proofErr w:type="spellEnd"/>
-      <w:r>
-        <w:t>?").</w:t>
+        <w:t>De parent-weergave voorkomt dat kritieke relaties verloren gaan in een lijstcontext en biedt snelle contextuele inspectie vóór navigatie (bijv. "welke fortunately-node adresseert deze weakness?").</w:t>
       </w:r>
     </w:p>
     <w:p>
@@ -5381,24 +3183,11 @@
         <w:spacing w:afterLines="24" w:after="57" w:line="288" w:lineRule="auto"/>
       </w:pPr>
       <w:r>
-        <w:t xml:space="preserve">In de implementatie is ondersteuning vooral uitgewerkt met </w:t>
-      </w:r>
-      <w:proofErr w:type="spellStart"/>
-      <w:r>
-        <w:t>hover</w:t>
-      </w:r>
-      <w:proofErr w:type="spellEnd"/>
+        <w:t>In de implementatie is ondersteuning vooral uitgewerkt met hover</w:t>
+      </w:r>
       <w:r>
         <w:noBreakHyphen/>
-        <w:t xml:space="preserve">tooltips en consistente iconografie. Iconen en statussen krijgen een tooltipcomponent die bij </w:t>
-      </w:r>
-      <w:proofErr w:type="spellStart"/>
-      <w:r>
-        <w:t>hover</w:t>
-      </w:r>
-      <w:proofErr w:type="spellEnd"/>
-      <w:r>
-        <w:t xml:space="preserve"> de betekenis van het symbool, de status of de rating verklaart, gebruikmakend van korte, vaste teksten. Node</w:t>
+        <w:t>tooltips en consistente iconografie. Iconen en statussen krijgen een tooltipcomponent die bij hover de betekenis van het symbool, de status of de rating verklaart, gebruikmakend van korte, vaste teksten. Node</w:t>
       </w:r>
       <w:r>
         <w:noBreakHyphen/>
@@ -5664,39 +3453,8 @@
           <w:sz w:val="28"/>
           <w:szCs w:val="28"/>
         </w:rPr>
-        <w:t xml:space="preserve">Toepassing van </w:t>
-      </w:r>
-      <w:proofErr w:type="spellStart"/>
-      <w:r>
-        <w:rPr>
-          <w:b/>
-          <w:bCs/>
-          <w:sz w:val="28"/>
-          <w:szCs w:val="28"/>
-        </w:rPr>
-        <w:t>Nielsen’s</w:t>
-      </w:r>
-      <w:proofErr w:type="spellEnd"/>
-      <w:r>
-        <w:rPr>
-          <w:b/>
-          <w:bCs/>
-          <w:sz w:val="28"/>
-          <w:szCs w:val="28"/>
-        </w:rPr>
-        <w:t xml:space="preserve"> </w:t>
-      </w:r>
-      <w:proofErr w:type="spellStart"/>
-      <w:r>
-        <w:rPr>
-          <w:b/>
-          <w:bCs/>
-          <w:sz w:val="28"/>
-          <w:szCs w:val="28"/>
-        </w:rPr>
-        <w:t>usability</w:t>
-      </w:r>
-      <w:proofErr w:type="spellEnd"/>
+        <w:t>Toepassing van Nielsen’s usability</w:t>
+      </w:r>
       <w:r>
         <w:rPr>
           <w:b/>
@@ -5705,107 +3463,38 @@
           <w:szCs w:val="28"/>
         </w:rPr>
         <w:noBreakHyphen/>
-        <w:t xml:space="preserve">heuristieken in de </w:t>
-      </w:r>
-      <w:proofErr w:type="spellStart"/>
-      <w:r>
-        <w:rPr>
-          <w:b/>
-          <w:bCs/>
-          <w:sz w:val="28"/>
-          <w:szCs w:val="28"/>
-        </w:rPr>
-        <w:t>webtool</w:t>
-      </w:r>
-      <w:proofErr w:type="spellEnd"/>
-    </w:p>
-    <w:p>
-      <w:pPr>
-        <w:spacing w:afterLines="24" w:after="57" w:line="288" w:lineRule="auto"/>
-        <w:rPr>
-          <w:b/>
-          <w:bCs/>
-          <w:sz w:val="28"/>
-          <w:szCs w:val="28"/>
-        </w:rPr>
-      </w:pPr>
-    </w:p>
-    <w:p>
-      <w:pPr>
-        <w:spacing w:afterLines="24" w:after="57" w:line="288" w:lineRule="auto"/>
-      </w:pPr>
-      <w:r>
-        <w:t xml:space="preserve">Het ontwerp en de implementatie van de </w:t>
-      </w:r>
-      <w:proofErr w:type="spellStart"/>
-      <w:r>
-        <w:t>fortunately</w:t>
-      </w:r>
-      <w:proofErr w:type="spellEnd"/>
-      <w:r>
-        <w:t>–</w:t>
-      </w:r>
-      <w:proofErr w:type="spellStart"/>
-      <w:r>
-        <w:t>unfortunately</w:t>
+        <w:t>heuristieken in de webtool</w:t>
+      </w:r>
+    </w:p>
+    <w:p>
+      <w:pPr>
+        <w:spacing w:afterLines="24" w:after="57" w:line="288" w:lineRule="auto"/>
+        <w:rPr>
+          <w:b/>
+          <w:bCs/>
+          <w:sz w:val="28"/>
+          <w:szCs w:val="28"/>
+        </w:rPr>
+      </w:pPr>
+    </w:p>
+    <w:p>
+      <w:pPr>
+        <w:spacing w:afterLines="24" w:after="57" w:line="288" w:lineRule="auto"/>
+      </w:pPr>
+      <w:r>
+        <w:t>Het ontwerp en de implementatie van de fortunately–unfortunately</w:t>
       </w:r>
       <w:r>
         <w:noBreakHyphen/>
-        <w:t>webtool</w:t>
-      </w:r>
-      <w:proofErr w:type="spellEnd"/>
-      <w:r>
-        <w:t xml:space="preserve"> zijn expliciet afgestemd op de tien </w:t>
-      </w:r>
-      <w:proofErr w:type="spellStart"/>
-      <w:r>
-        <w:t>usability</w:t>
-      </w:r>
-      <w:proofErr w:type="spellEnd"/>
+        <w:t>webtool zijn expliciet afgestemd op de tien usability</w:t>
+      </w:r>
       <w:r>
         <w:noBreakHyphen/>
-        <w:t xml:space="preserve">heuristieken van </w:t>
-      </w:r>
-      <w:proofErr w:type="spellStart"/>
-      <w:r>
-        <w:t>Nielsen</w:t>
-      </w:r>
-      <w:proofErr w:type="spellEnd"/>
-      <w:r>
-        <w:t xml:space="preserve">. De onderliggende </w:t>
-      </w:r>
-      <w:proofErr w:type="spellStart"/>
-      <w:r>
-        <w:t>React</w:t>
-      </w:r>
-      <w:proofErr w:type="spellEnd"/>
+        <w:t>heuristieken van Nielsen. De onderliggende React</w:t>
+      </w:r>
       <w:r>
         <w:noBreakHyphen/>
-        <w:t>componenten (Page, </w:t>
-      </w:r>
-      <w:proofErr w:type="spellStart"/>
-      <w:r>
-        <w:t>TreeVisualizer</w:t>
-      </w:r>
-      <w:proofErr w:type="spellEnd"/>
-      <w:r>
-        <w:t>, </w:t>
-      </w:r>
-      <w:proofErr w:type="spellStart"/>
-      <w:r>
-        <w:t>SearchBar</w:t>
-      </w:r>
-      <w:proofErr w:type="spellEnd"/>
-      <w:r>
-        <w:t>, </w:t>
-      </w:r>
-      <w:proofErr w:type="spellStart"/>
-      <w:r>
-        <w:t>IconSelectorButton</w:t>
-      </w:r>
-      <w:proofErr w:type="spellEnd"/>
-      <w:r>
-        <w:t>) realiseren deze heuristieken concreet in de gebruikersinterface.</w:t>
+        <w:t>componenten (Page, TreeVisualizer, SearchBar, IconSelectorButton) realiseren deze heuristieken concreet in de gebruikersinterface.</w:t>
       </w:r>
     </w:p>
     <w:p>
@@ -5847,59 +3536,20 @@
       </w:pPr>
       <w:r>
         <w:br/>
-        <w:t>De tool geeft gebruikers voortdurend feedback over de huidige toestand van het systeem. De boomweergave in </w:t>
-      </w:r>
-      <w:proofErr w:type="spellStart"/>
-      <w:r>
-        <w:t>TreeVisualizer</w:t>
-      </w:r>
-      <w:proofErr w:type="spellEnd"/>
-      <w:r>
-        <w:t xml:space="preserve"> wordt onmiddellijk geüpdatet na toevoeging, bewerking of verwijdering van </w:t>
-      </w:r>
-      <w:proofErr w:type="spellStart"/>
+        <w:t xml:space="preserve">De tool geeft gebruikers voortdurend feedback over de huidige toestand van het systeem. De boomweergave in TreeVisualizer wordt onmiddellijk geüpdatet na toevoeging, bewerking of verwijdering van </w:t>
+      </w:r>
       <w:r>
         <w:t>nodes</w:t>
       </w:r>
-      <w:proofErr w:type="spellEnd"/>
-      <w:r>
-        <w:t xml:space="preserve"> via </w:t>
-      </w:r>
-      <w:proofErr w:type="spellStart"/>
-      <w:r>
-        <w:t>setTreeData</w:t>
-      </w:r>
-      <w:proofErr w:type="spellEnd"/>
-      <w:r>
-        <w:t>. De geselecteerde knoop (</w:t>
-      </w:r>
-      <w:proofErr w:type="spellStart"/>
-      <w:r>
-        <w:t>currentNode</w:t>
-      </w:r>
-      <w:proofErr w:type="spellEnd"/>
-      <w:r>
-        <w:t>) en zoekresultaten (</w:t>
-      </w:r>
-      <w:proofErr w:type="spellStart"/>
-      <w:r>
-        <w:t>highlightedNodes</w:t>
-      </w:r>
-      <w:proofErr w:type="spellEnd"/>
-      <w:r>
-        <w:t xml:space="preserve">) worden visueel geaccentueerd met een extra rand en achtergrondkleur. </w:t>
+      <w:r>
+        <w:t xml:space="preserve"> via setTreeData. De geselecteerde knoop (currentNode) en zoekresultaten (highlightedNodes) worden visueel geaccentueerd met een extra rand en achtergrondkleur. </w:t>
       </w:r>
       <w:r>
         <w:t>De</w:t>
       </w:r>
       <w:r>
-        <w:t xml:space="preserve"> </w:t>
-      </w:r>
-      <w:proofErr w:type="spellStart"/>
-      <w:r>
-        <w:t>shield</w:t>
-      </w:r>
-      <w:proofErr w:type="spellEnd"/>
+        <w:t xml:space="preserve"> shield</w:t>
+      </w:r>
       <w:r>
         <w:noBreakHyphen/>
         <w:t xml:space="preserve">knoppen met teller </w:t>
@@ -5911,23 +3561,7 @@
         <w:t xml:space="preserve"> </w:t>
       </w:r>
       <w:r>
-        <w:t>([</w:t>
-      </w:r>
-      <w:proofErr w:type="spellStart"/>
-      <w:r>
-        <w:t>redNodes.length</w:t>
-      </w:r>
-      <w:proofErr w:type="spellEnd"/>
-      <w:r>
-        <w:t>], [</w:t>
-      </w:r>
-      <w:proofErr w:type="spellStart"/>
-      <w:r>
-        <w:t>greenNodes.length</w:t>
-      </w:r>
-      <w:proofErr w:type="spellEnd"/>
-      <w:r>
-        <w:t xml:space="preserve">] enz.) </w:t>
+        <w:t xml:space="preserve">([redNodes.length], [greenNodes.length] enz.) </w:t>
       </w:r>
       <w:r>
         <w:t xml:space="preserve">tonen </w:t>
@@ -5939,40 +3573,11 @@
         <w:t xml:space="preserve"> </w:t>
       </w:r>
       <w:r>
-        <w:t>hoeveel zwaktes en aannames zich in elke status bevinden. De “</w:t>
-      </w:r>
-      <w:proofErr w:type="spellStart"/>
-      <w:r>
-        <w:t>Danger</w:t>
-      </w:r>
-      <w:proofErr w:type="spellEnd"/>
-      <w:r>
-        <w:t xml:space="preserve"> rating”-indicator per </w:t>
-      </w:r>
-      <w:proofErr w:type="spellStart"/>
-      <w:r>
-        <w:t>unfortunately</w:t>
-      </w:r>
-      <w:proofErr w:type="spellEnd"/>
+        <w:t>hoeveel zwaktes en aannames zich in elke status bevinden. De “Danger rating”-indicator per unfortunately</w:t>
+      </w:r>
       <w:r>
         <w:noBreakHyphen/>
-        <w:t>knoop (component </w:t>
-      </w:r>
-      <w:proofErr w:type="spellStart"/>
-      <w:r>
-        <w:t>NodeDangerPopup</w:t>
-      </w:r>
-      <w:proofErr w:type="spellEnd"/>
-      <w:r>
-        <w:t xml:space="preserve">) geeft continu de actuele risicoscore weer, die direct wijzigt bij aanpassing van impact en </w:t>
-      </w:r>
-      <w:proofErr w:type="spellStart"/>
-      <w:r>
-        <w:t>likelihood</w:t>
-      </w:r>
-      <w:proofErr w:type="spellEnd"/>
-      <w:r>
-        <w:t>.</w:t>
+        <w:t>knoop (component NodeDangerPopup) geeft continu de actuele risicoscore weer, die direct wijzigt bij aanpassing van impact en likelihood.</w:t>
       </w:r>
     </w:p>
     <w:p>
@@ -6014,15 +3619,7 @@
       </w:pPr>
       <w:r>
         <w:br/>
-        <w:t xml:space="preserve">De </w:t>
-      </w:r>
-      <w:proofErr w:type="spellStart"/>
-      <w:r>
-        <w:t>webtool</w:t>
-      </w:r>
-      <w:proofErr w:type="spellEnd"/>
-      <w:r>
-        <w:t xml:space="preserve"> gebruikt terminologie en structuren die aansluiten bij gangbare praktijken in security</w:t>
+        <w:t>De webtool gebruikt terminologie en structuren die aansluiten bij gangbare praktijken in security</w:t>
       </w:r>
       <w:r>
         <w:noBreakHyphen/>
@@ -6032,115 +3629,17 @@
         <w:t>Nodes</w:t>
       </w:r>
       <w:r>
-        <w:t xml:space="preserve"> zijn expliciet getypeerd als level "</w:t>
-      </w:r>
-      <w:proofErr w:type="spellStart"/>
-      <w:r>
-        <w:t>fortunately</w:t>
-      </w:r>
-      <w:proofErr w:type="spellEnd"/>
-      <w:r>
-        <w:t>" of "</w:t>
-      </w:r>
-      <w:proofErr w:type="spellStart"/>
-      <w:r>
-        <w:t>unfortunately</w:t>
-      </w:r>
-      <w:proofErr w:type="spellEnd"/>
-      <w:r>
-        <w:t xml:space="preserve">", wat overeenkomt met positieve en negatieve implicaties in het analyseproces. De rechterzijbalk groepeert </w:t>
-      </w:r>
-      <w:proofErr w:type="spellStart"/>
+        <w:t xml:space="preserve"> zijn expliciet getypeerd als level "fortunately" of "unfortunately", wat overeenkomt met positieve en negatieve implicaties in het analyseproces. De rechterzijbalk groepeert </w:t>
+      </w:r>
       <w:r>
         <w:t>nodes</w:t>
       </w:r>
-      <w:proofErr w:type="spellEnd"/>
-      <w:r>
-        <w:t xml:space="preserve"> in </w:t>
-      </w:r>
-      <w:proofErr w:type="spellStart"/>
-      <w:r>
-        <w:t>domeinspecifieke</w:t>
-      </w:r>
-      <w:proofErr w:type="spellEnd"/>
-      <w:r>
-        <w:t xml:space="preserve"> categorieën: “</w:t>
-      </w:r>
-      <w:proofErr w:type="spellStart"/>
-      <w:r>
-        <w:t>Weaknesses</w:t>
-      </w:r>
-      <w:proofErr w:type="spellEnd"/>
-      <w:r>
-        <w:t>”, “</w:t>
-      </w:r>
-      <w:proofErr w:type="spellStart"/>
-      <w:r>
-        <w:t>Weaknesses</w:t>
-      </w:r>
-      <w:proofErr w:type="spellEnd"/>
-      <w:r>
-        <w:t xml:space="preserve"> Under Review”, “</w:t>
-      </w:r>
-      <w:proofErr w:type="spellStart"/>
-      <w:r>
-        <w:t>Assumptions</w:t>
-      </w:r>
-      <w:proofErr w:type="spellEnd"/>
-      <w:r>
-        <w:t xml:space="preserve"> Under Review” en “</w:t>
-      </w:r>
-      <w:proofErr w:type="spellStart"/>
-      <w:r>
-        <w:t>Verified</w:t>
-      </w:r>
-      <w:proofErr w:type="spellEnd"/>
-      <w:r>
-        <w:t xml:space="preserve"> </w:t>
-      </w:r>
-      <w:proofErr w:type="spellStart"/>
-      <w:r>
-        <w:t>assumptions</w:t>
-      </w:r>
-      <w:proofErr w:type="spellEnd"/>
-      <w:r>
-        <w:t>”, ondersteund door passende schild</w:t>
+      <w:r>
+        <w:t xml:space="preserve"> in domeinspecifieke categorieën: “Weaknesses”, “Weaknesses Under Review”, “Assumptions Under Review” en “Verified assumptions”, ondersteund door passende schild</w:t>
       </w:r>
       <w:r>
         <w:noBreakHyphen/>
-        <w:t>iconen (</w:t>
-      </w:r>
-      <w:proofErr w:type="spellStart"/>
-      <w:r>
-        <w:t>GoShield</w:t>
-      </w:r>
-      <w:proofErr w:type="spellEnd"/>
-      <w:r>
-        <w:t>, </w:t>
-      </w:r>
-      <w:proofErr w:type="spellStart"/>
-      <w:r>
-        <w:t>GoShieldCheck</w:t>
-      </w:r>
-      <w:proofErr w:type="spellEnd"/>
-      <w:r>
-        <w:t>). De risicoscore wordt opgebouwd uit de dimensies “Impact” en “</w:t>
-      </w:r>
-      <w:proofErr w:type="spellStart"/>
-      <w:r>
-        <w:t>Likelihood</w:t>
-      </w:r>
-      <w:proofErr w:type="spellEnd"/>
-      <w:r>
-        <w:t>” en weergegeven als “</w:t>
-      </w:r>
-      <w:proofErr w:type="spellStart"/>
-      <w:r>
-        <w:t>Danger</w:t>
-      </w:r>
-      <w:proofErr w:type="spellEnd"/>
-      <w:r>
-        <w:t xml:space="preserve"> rating”, wat aansluit bij gangbare risico</w:t>
+        <w:t>iconen (GoShield, GoShieldCheck). De risicoscore wordt opgebouwd uit de dimensies “Impact” en “Likelihood” en weergegeven als “Danger rating”, wat aansluit bij gangbare risico</w:t>
       </w:r>
       <w:r>
         <w:noBreakHyphen/>
@@ -6211,87 +3710,25 @@
       </w:pPr>
       <w:r>
         <w:br/>
-        <w:t>De implementatie voorziet diverse mechanismen die de gebruiker controle geven over het modelleerproces. Via “Reset Tree” kan op elk moment naar een lege beginsituatie worden teruggekeerd; deze actie wordt voorafgegaan door een bevestigingsdialoog (</w:t>
-      </w:r>
-      <w:proofErr w:type="spellStart"/>
-      <w:r>
-        <w:t>window.confirm</w:t>
-      </w:r>
-      <w:proofErr w:type="spellEnd"/>
-      <w:r>
-        <w:t>) om onbedoeld dataverlies te vermijden. Op knoopniveau kunnen gebruikers afzonderlijke elementen verwijderen via de prullenbakknop (</w:t>
-      </w:r>
-      <w:proofErr w:type="spellStart"/>
-      <w:r>
-        <w:t>GoTrash</w:t>
-      </w:r>
-      <w:proofErr w:type="spellEnd"/>
-      <w:r>
-        <w:t xml:space="preserve">) of nieuwe </w:t>
-      </w:r>
-      <w:proofErr w:type="spellStart"/>
+        <w:t>De implementatie voorziet diverse mechanismen die de gebruiker controle geven over het modelleerproces. Via “Reset Tree” kan op elk moment naar een lege beginsituatie worden teruggekeerd</w:t>
+      </w:r>
+      <w:r>
+        <w:t>.</w:t>
+      </w:r>
+      <w:r>
+        <w:t xml:space="preserve"> </w:t>
+      </w:r>
+      <w:r>
+        <w:t>D</w:t>
+      </w:r>
+      <w:r>
+        <w:t xml:space="preserve">eze actie wordt voorafgegaan door een bevestigingsdialoog (window.confirm) om onbedoeld dataverlies te vermijden. Op knoopniveau kunnen gebruikers afzonderlijke elementen verwijderen via de prullenbakknop (GoTrash) of nieuwe </w:t>
+      </w:r>
       <w:r>
         <w:t>children</w:t>
       </w:r>
-      <w:proofErr w:type="spellEnd"/>
-      <w:r>
-        <w:t xml:space="preserve"> toevoegen (</w:t>
-      </w:r>
-      <w:proofErr w:type="spellStart"/>
-      <w:r>
-        <w:t>RiAddBoxLine</w:t>
-      </w:r>
-      <w:proofErr w:type="spellEnd"/>
-      <w:r>
-        <w:t>). Panelen zoals de rechter “</w:t>
-      </w:r>
-      <w:proofErr w:type="spellStart"/>
-      <w:r>
-        <w:t>shields</w:t>
-      </w:r>
-      <w:proofErr w:type="spellEnd"/>
-      <w:r>
-        <w:t>”-</w:t>
-      </w:r>
-      <w:proofErr w:type="spellStart"/>
-      <w:r>
-        <w:t>sidebar</w:t>
-      </w:r>
-      <w:proofErr w:type="spellEnd"/>
-      <w:r>
-        <w:t xml:space="preserve"> (</w:t>
-      </w:r>
-      <w:proofErr w:type="spellStart"/>
-      <w:r>
-        <w:t>isOpen</w:t>
-      </w:r>
-      <w:proofErr w:type="spellEnd"/>
-      <w:r>
-        <w:t xml:space="preserve">) en het linker “Parents </w:t>
-      </w:r>
-      <w:proofErr w:type="spellStart"/>
-      <w:r>
-        <w:t>above</w:t>
-      </w:r>
-      <w:proofErr w:type="spellEnd"/>
-      <w:r>
-        <w:t xml:space="preserve"> </w:t>
-      </w:r>
-      <w:proofErr w:type="spellStart"/>
-      <w:r>
-        <w:t>current</w:t>
-      </w:r>
-      <w:proofErr w:type="spellEnd"/>
-      <w:r>
-        <w:t xml:space="preserve"> node”-overzicht (</w:t>
-      </w:r>
-      <w:proofErr w:type="spellStart"/>
-      <w:r>
-        <w:t>openParentSummary</w:t>
-      </w:r>
-      <w:proofErr w:type="spellEnd"/>
-      <w:r>
-        <w:t xml:space="preserve">) kunnen naar </w:t>
+      <w:r>
+        <w:t xml:space="preserve"> toevoegen (RiAddBoxLine). Panelen zoals de rechter “shields”-sidebar (isOpen) en het linker “Parents above current node”-overzicht (openParentSummary) kunnen naar </w:t>
       </w:r>
       <w:r>
         <w:t>wens</w:t>
@@ -6345,130 +3782,33 @@
         <w:spacing w:afterLines="24" w:after="57" w:line="288" w:lineRule="auto"/>
       </w:pPr>
       <w:r>
-        <w:t xml:space="preserve">In zowel de code als de visuele vormgeving is een consistente logica doorgevoerd. </w:t>
-      </w:r>
-      <w:proofErr w:type="spellStart"/>
-      <w:r>
-        <w:t>Fortunately</w:t>
-      </w:r>
-      <w:proofErr w:type="spellEnd"/>
+        <w:t>In zowel de code als de visuele vormgeving is een consistente logica doorgevoerd. Fortunately</w:t>
+      </w:r>
       <w:r>
         <w:noBreakHyphen/>
-        <w:t xml:space="preserve">knooppunten worden systematisch in groen weergegeven, </w:t>
-      </w:r>
-      <w:proofErr w:type="spellStart"/>
-      <w:r>
-        <w:t>unfortunately</w:t>
-      </w:r>
-      <w:proofErr w:type="spellEnd"/>
+        <w:t>knooppunten worden systematisch in groen weergegeven, unfortunately</w:t>
+      </w:r>
       <w:r>
         <w:noBreakHyphen/>
-        <w:t>knooppunten in rood (component Node en de achtergrondklassen in </w:t>
-      </w:r>
-      <w:proofErr w:type="spellStart"/>
-      <w:r>
-        <w:t>ShowNodes</w:t>
-      </w:r>
-      <w:proofErr w:type="spellEnd"/>
-      <w:r>
-        <w:t xml:space="preserve">), een kleurcodering die ook terugkomt in de </w:t>
-      </w:r>
-      <w:proofErr w:type="spellStart"/>
-      <w:r>
-        <w:t>zijbalk</w:t>
-      </w:r>
-      <w:proofErr w:type="spellEnd"/>
-      <w:r>
-        <w:t xml:space="preserve"> (groene/rode labels met “F” en “U”) en in de badges voor gevaar (</w:t>
-      </w:r>
-      <w:proofErr w:type="spellStart"/>
-      <w:r>
-        <w:t>FiTriangle</w:t>
-      </w:r>
-      <w:proofErr w:type="spellEnd"/>
-      <w:r>
-        <w:t>). De betekenis van iconen blijft overal gelijk: </w:t>
-      </w:r>
-      <w:proofErr w:type="spellStart"/>
-      <w:r>
-        <w:t>GoShield</w:t>
-      </w:r>
-      <w:proofErr w:type="spellEnd"/>
-      <w:r>
-        <w:t> markeert zwaktes, </w:t>
-      </w:r>
-      <w:proofErr w:type="spellStart"/>
-      <w:r>
-        <w:t>GoShieldCheck</w:t>
-      </w:r>
-      <w:proofErr w:type="spellEnd"/>
-      <w:r>
-        <w:t xml:space="preserve"> markeert aannames of voltooide </w:t>
-      </w:r>
-      <w:proofErr w:type="spellStart"/>
+        <w:t xml:space="preserve">knooppunten in rood (component Node en de achtergrondklassen in ShowNodes), een kleurcodering die ook terugkomt in de zijbalk (groene/rode labels met “F” en “U”) en in de badges voor gevaar (FiTriangle). De betekenis van iconen blijft overal gelijk: GoShield markeert zwaktes, GoShieldCheck markeert aannames of voltooide </w:t>
+      </w:r>
       <w:r>
         <w:t>nodes</w:t>
       </w:r>
-      <w:proofErr w:type="spellEnd"/>
-      <w:r>
-        <w:t>, </w:t>
-      </w:r>
-      <w:proofErr w:type="spellStart"/>
-      <w:r>
-        <w:t>GoInfo</w:t>
-      </w:r>
-      <w:proofErr w:type="spellEnd"/>
-      <w:r>
-        <w:t> toont branchesamenvatting, en </w:t>
-      </w:r>
-      <w:proofErr w:type="spellStart"/>
-      <w:r>
-        <w:t>GoChevronDown</w:t>
-      </w:r>
-      <w:proofErr w:type="spellEnd"/>
-      <w:r>
-        <w:t>/Up staan voor uit</w:t>
+      <w:r>
+        <w:t>, GoInfo toont branchesamenvatting, en GoChevronDown/Up staan voor uit</w:t>
       </w:r>
       <w:r>
         <w:noBreakHyphen/>
-        <w:t xml:space="preserve"> en inklappen. </w:t>
-      </w:r>
-      <w:proofErr w:type="spellStart"/>
-      <w:r>
-        <w:t>Interactie</w:t>
+        <w:t xml:space="preserve"> en inklappen. Interactie</w:t>
       </w:r>
       <w:r>
         <w:noBreakHyphen/>
-        <w:t>patronen</w:t>
-      </w:r>
-      <w:proofErr w:type="spellEnd"/>
-      <w:r>
-        <w:t xml:space="preserve"> zoals </w:t>
-      </w:r>
-      <w:proofErr w:type="spellStart"/>
-      <w:r>
-        <w:t>hover</w:t>
-      </w:r>
-      <w:proofErr w:type="spellEnd"/>
+        <w:t>patronen zoals hover</w:t>
+      </w:r>
       <w:r>
         <w:noBreakHyphen/>
-        <w:t>tooltips, modale bevestigingen en </w:t>
-      </w:r>
-      <w:proofErr w:type="spellStart"/>
-      <w:r>
-        <w:t>scrollIntoView</w:t>
-      </w:r>
-      <w:proofErr w:type="spellEnd"/>
-      <w:r>
-        <w:t xml:space="preserve"> sluiten aan bij typische </w:t>
-      </w:r>
-      <w:proofErr w:type="spellStart"/>
-      <w:r>
-        <w:t>webstandaarden</w:t>
-      </w:r>
-      <w:proofErr w:type="spellEnd"/>
-      <w:r>
-        <w:t>, zodat gebruikers bestaande ervaring met andere applicaties kunnen hergebruiken.</w:t>
+        <w:t>tooltips, modale bevestigingen en scrollIntoView sluiten aan bij typische webstandaarden, zodat gebruikers bestaande ervaring met andere applicaties kunnen hergebruiken.</w:t>
       </w:r>
     </w:p>
     <w:p>
@@ -6518,77 +3858,25 @@
       <w:r>
         <w:t xml:space="preserve">Het ontwerp tracht fouten te voorkomen door de interactieruimte te beperken tot zinvolle acties. Bij het toevoegen van een </w:t>
       </w:r>
-      <w:proofErr w:type="spellStart"/>
-      <w:r>
-        <w:t>childe</w:t>
-      </w:r>
-      <w:proofErr w:type="spellEnd"/>
-      <w:r>
-        <w:t xml:space="preserve"> node</w:t>
-      </w:r>
-      <w:r>
-        <w:t xml:space="preserve"> bepaalt de applicatie automatisch het type (</w:t>
-      </w:r>
-      <w:proofErr w:type="spellStart"/>
-      <w:r>
-        <w:t>fortunately</w:t>
-      </w:r>
-      <w:proofErr w:type="spellEnd"/>
-      <w:r>
-        <w:t xml:space="preserve"> of </w:t>
-      </w:r>
-      <w:proofErr w:type="spellStart"/>
-      <w:r>
-        <w:t>unfortunately</w:t>
-      </w:r>
-      <w:proofErr w:type="spellEnd"/>
-      <w:r>
-        <w:t xml:space="preserve">) op basis van het level van de </w:t>
-      </w:r>
-      <w:proofErr w:type="spellStart"/>
+      <w:r>
+        <w:t>childe node</w:t>
+      </w:r>
+      <w:r>
+        <w:t xml:space="preserve"> bepaalt de applicatie automatisch het type (fortunately of unfortunately) op basis van het level van de </w:t>
+      </w:r>
       <w:r>
         <w:t>parent</w:t>
       </w:r>
-      <w:proofErr w:type="spellEnd"/>
-      <w:r>
-        <w:t>, waardoor semantisch inconsistente ketens vermeden worden. Destructieve acties zoals het verwijderen van een knoop of het resetten van de volledige boom vereisen expliciete bevestiging via </w:t>
-      </w:r>
-      <w:proofErr w:type="spellStart"/>
-      <w:r>
-        <w:t>window.confirm</w:t>
-      </w:r>
-      <w:proofErr w:type="spellEnd"/>
-      <w:r>
-        <w:t xml:space="preserve">. Dropdowns voor impact en </w:t>
-      </w:r>
-      <w:proofErr w:type="spellStart"/>
-      <w:r>
-        <w:t>likelihood</w:t>
-      </w:r>
-      <w:proofErr w:type="spellEnd"/>
-      <w:r>
-        <w:t xml:space="preserve"> zijn begrensd tot waarden 1–5, wat foutieve invoer uitsluit en tegelijk een uniforme schaal afdwingt. Klikken buiten pop</w:t>
+      <w:r>
+        <w:t>, waardoor semantisch inconsistente ketens vermeden worden. Destructieve acties zoals het verwijderen van een knoop of het resetten van de volledige boom vereisen expliciete bevestiging via window.confirm. Dropdowns voor impact en likelihood zijn begrensd tot waarden 1–5, wat foutieve invoer uitsluit en tegelijk een uniforme schaal afdwingt. Klikken buiten pop</w:t>
       </w:r>
       <w:r>
         <w:noBreakHyphen/>
-        <w:t xml:space="preserve">ups (zoals het </w:t>
-      </w:r>
-      <w:proofErr w:type="spellStart"/>
-      <w:r>
-        <w:t>danger</w:t>
-      </w:r>
-      <w:proofErr w:type="spellEnd"/>
+        <w:t>ups (zoals het danger</w:t>
+      </w:r>
       <w:r>
         <w:noBreakHyphen/>
-        <w:t xml:space="preserve">ratingvenster of de </w:t>
-      </w:r>
-      <w:proofErr w:type="spellStart"/>
-      <w:r>
-        <w:t>iconselector</w:t>
-      </w:r>
-      <w:proofErr w:type="spellEnd"/>
-      <w:r>
-        <w:t>) sluit deze vensters automatisch, waardoor de kans op onbedoelde verdere interactie in een oude context afneemt.</w:t>
+        <w:t>ratingvenster of de iconselector) sluit deze vensters automatisch, waardoor de kans op onbedoelde verdere interactie in een oude context afneemt.</w:t>
       </w:r>
     </w:p>
     <w:p>
@@ -6619,147 +3907,25 @@
         <w:spacing w:afterLines="24" w:after="57" w:line="288" w:lineRule="auto"/>
       </w:pPr>
       <w:r>
-        <w:t>De interface is zo ontworpen dat relevante acties en informatie zichtbaar worden aangeboden in plaats van uit het geheugen te moeten worden opgeroepen. Contextuele knoppen rond elke knoop (</w:t>
-      </w:r>
-      <w:proofErr w:type="spellStart"/>
-      <w:r>
-        <w:t>iconselector</w:t>
-      </w:r>
-      <w:proofErr w:type="spellEnd"/>
-      <w:r>
-        <w:t xml:space="preserve">, </w:t>
-      </w:r>
-      <w:proofErr w:type="spellStart"/>
-      <w:r>
-        <w:t>expand</w:t>
-      </w:r>
-      <w:proofErr w:type="spellEnd"/>
-      <w:r>
-        <w:t>/</w:t>
-      </w:r>
-      <w:proofErr w:type="spellStart"/>
-      <w:r>
-        <w:t>collapse</w:t>
-      </w:r>
-      <w:proofErr w:type="spellEnd"/>
-      <w:r>
-        <w:t xml:space="preserve">, delete, </w:t>
-      </w:r>
-      <w:proofErr w:type="spellStart"/>
-      <w:r>
-        <w:t>add</w:t>
-      </w:r>
-      <w:proofErr w:type="spellEnd"/>
+        <w:t>De interface is zo ontworpen dat relevante acties en informatie zichtbaar worden aangeboden in plaats van uit het geheugen te moeten worden opgeroepen. Contextuele knoppen rond elke knoop (iconselector, expand/collapse, delete, add child) verschijnen bij hover, zodat gebruikers zien welke handelingen mogelijk zijn zonder menu’s of commando’s te onthouden. De IconSelectorButton toont bij hover een korte tekstuele uitleg (“Weakness”, “Assumption Under Review”, “Verified assumption”, enz.), waardoor de betekenis van de iconen direct herkenbaar is. De SearchBar laat gebruikers zoeken op knoopnaam</w:t>
+      </w:r>
+      <w:r>
+        <w:t>.</w:t>
+      </w:r>
       <w:r>
         <w:t xml:space="preserve"> </w:t>
       </w:r>
-      <w:proofErr w:type="spellStart"/>
-      <w:r>
-        <w:t>child</w:t>
-      </w:r>
-      <w:proofErr w:type="spellEnd"/>
-      <w:r>
-        <w:t xml:space="preserve">) verschijnen bij </w:t>
-      </w:r>
-      <w:proofErr w:type="spellStart"/>
-      <w:r>
-        <w:t>hover</w:t>
-      </w:r>
-      <w:proofErr w:type="spellEnd"/>
-      <w:r>
-        <w:t>, zodat gebruikers zien welke handelingen mogelijk zijn zonder menu’s of commando’s te onthouden. De </w:t>
-      </w:r>
-      <w:proofErr w:type="spellStart"/>
-      <w:r>
-        <w:t>IconSelectorButton</w:t>
-      </w:r>
-      <w:proofErr w:type="spellEnd"/>
-      <w:r>
-        <w:t xml:space="preserve"> toont bij </w:t>
-      </w:r>
-      <w:proofErr w:type="spellStart"/>
-      <w:r>
-        <w:t>hover</w:t>
-      </w:r>
-      <w:proofErr w:type="spellEnd"/>
-      <w:r>
-        <w:t xml:space="preserve"> een korte tekstuele uitleg (“</w:t>
-      </w:r>
-      <w:proofErr w:type="spellStart"/>
-      <w:r>
-        <w:t>Weakness</w:t>
-      </w:r>
-      <w:proofErr w:type="spellEnd"/>
-      <w:r>
-        <w:t>”, “</w:t>
-      </w:r>
-      <w:proofErr w:type="spellStart"/>
-      <w:r>
-        <w:t>Assumption</w:t>
-      </w:r>
-      <w:proofErr w:type="spellEnd"/>
-      <w:r>
-        <w:t xml:space="preserve"> Under Review”, “</w:t>
-      </w:r>
-      <w:proofErr w:type="spellStart"/>
-      <w:r>
-        <w:t>Verified</w:t>
-      </w:r>
-      <w:proofErr w:type="spellEnd"/>
-      <w:r>
-        <w:t xml:space="preserve"> </w:t>
-      </w:r>
-      <w:proofErr w:type="spellStart"/>
-      <w:r>
-        <w:t>assumption</w:t>
-      </w:r>
-      <w:proofErr w:type="spellEnd"/>
-      <w:r>
-        <w:t>”, enz.), waardoor de betekenis van de iconen direct herkenbaar is. De </w:t>
-      </w:r>
-      <w:proofErr w:type="spellStart"/>
-      <w:r>
-        <w:t>SearchBar</w:t>
-      </w:r>
-      <w:proofErr w:type="spellEnd"/>
-      <w:r>
-        <w:t> laat gebruikers zoeken op knoopnaam</w:t>
-      </w:r>
-      <w:r>
-        <w:t>.</w:t>
-      </w:r>
-      <w:r>
-        <w:t xml:space="preserve"> </w:t>
-      </w:r>
       <w:r>
         <w:t xml:space="preserve">De </w:t>
       </w:r>
       <w:r>
         <w:t xml:space="preserve">gevonden </w:t>
       </w:r>
-      <w:proofErr w:type="spellStart"/>
       <w:r>
         <w:t>nodes</w:t>
       </w:r>
-      <w:proofErr w:type="spellEnd"/>
-      <w:r>
-        <w:t xml:space="preserve"> worden automatisch </w:t>
-      </w:r>
-      <w:proofErr w:type="spellStart"/>
-      <w:r>
-        <w:t>gehighlight</w:t>
-      </w:r>
-      <w:proofErr w:type="spellEnd"/>
-      <w:r>
-        <w:t xml:space="preserve"> en centraal in beeld gescrold (</w:t>
-      </w:r>
-      <w:proofErr w:type="spellStart"/>
-      <w:r>
-        <w:t>scrollIntoView</w:t>
-      </w:r>
-      <w:proofErr w:type="spellEnd"/>
-      <w:r>
-        <w:t>), waardoor de gebruiker de exacte positie in de boomstructuur niet hoeft te onthouden.</w:t>
+      <w:r>
+        <w:t xml:space="preserve"> worden automatisch gehighlight en centraal in beeld gescrold (scrollIntoView), waardoor de gebruiker de exacte positie in de boomstructuur niet hoeft te onthouden.</w:t>
       </w:r>
     </w:p>
     <w:p>
@@ -6807,64 +3973,17 @@
         <w:spacing w:afterLines="24" w:after="57" w:line="288" w:lineRule="auto"/>
       </w:pPr>
       <w:r>
-        <w:t xml:space="preserve">De tool ondersteunt zowel exploratief gebruik door beginners als efficiëntere </w:t>
-      </w:r>
-      <w:proofErr w:type="spellStart"/>
-      <w:r>
-        <w:t>workflows</w:t>
-      </w:r>
-      <w:proofErr w:type="spellEnd"/>
-      <w:r>
-        <w:t xml:space="preserve"> voor ervaren gebruikers. Beginners kunnen via de knoppen in de boom en de </w:t>
-      </w:r>
-      <w:proofErr w:type="spellStart"/>
-      <w:r>
-        <w:t>zijbalk</w:t>
-      </w:r>
-      <w:proofErr w:type="spellEnd"/>
-      <w:r>
-        <w:t xml:space="preserve"> lineair </w:t>
-      </w:r>
-      <w:proofErr w:type="spellStart"/>
+        <w:t xml:space="preserve">De tool ondersteunt zowel exploratief gebruik door beginners als efficiëntere workflows voor ervaren gebruikers. Beginners kunnen via de knoppen in de boom en de zijbalk lineair </w:t>
+      </w:r>
       <w:r>
         <w:t>nodes</w:t>
       </w:r>
-      <w:proofErr w:type="spellEnd"/>
-      <w:r>
-        <w:t xml:space="preserve"> toevoegen en labels aanpassen. Tegelijk kunnen ervaren gebruikers grote modellen snel manipuleren via globale </w:t>
-      </w:r>
-      <w:proofErr w:type="spellStart"/>
-      <w:r>
-        <w:t>collapse</w:t>
-      </w:r>
-      <w:proofErr w:type="spellEnd"/>
-      <w:r>
-        <w:t>/</w:t>
-      </w:r>
-      <w:proofErr w:type="spellStart"/>
-      <w:r>
-        <w:t>expand</w:t>
-      </w:r>
-      <w:proofErr w:type="spellEnd"/>
+      <w:r>
+        <w:t xml:space="preserve"> toevoegen en labels aanpassen. Tegelijk kunnen ervaren gebruikers grote modellen snel manipuleren via globale collapse/expand</w:t>
+      </w:r>
       <w:r>
         <w:noBreakHyphen/>
-        <w:t>functionaliteit (</w:t>
-      </w:r>
-      <w:proofErr w:type="spellStart"/>
-      <w:r>
-        <w:t>CollapseButtons</w:t>
-      </w:r>
-      <w:proofErr w:type="spellEnd"/>
-      <w:r>
-        <w:t>) en door herhaaldelijk op Enter te drukken in het zoekveld om cyclisch door alle matches te navigeren (</w:t>
-      </w:r>
-      <w:proofErr w:type="spellStart"/>
-      <w:r>
-        <w:t>highlightIndex</w:t>
-      </w:r>
-      <w:proofErr w:type="spellEnd"/>
-      <w:r>
-        <w:t>). De dynamische lijsten van zwaktes en aannames in de rechterzijbalk fungeren als werkvoorraad: een klik op een item zorgt ervoor dat de relevante tak automatisch wordt uitgeklapt en in beeld komt, wat gericht en efficiënt werken bij complexe bomen ondersteunt.</w:t>
+        <w:t>functionaliteit (CollapseButtons) en door herhaaldelijk op Enter te drukken in het zoekveld om cyclisch door alle matches te navigeren (highlightIndex). De dynamische lijsten van zwaktes en aannames in de rechterzijbalk fungeren als werkvoorraad: een klik op een item zorgt ervoor dat de relevante tak automatisch wordt uitgeklapt en in beeld komt, wat gericht en efficiënt werken bij complexe bomen ondersteunt.</w:t>
       </w:r>
     </w:p>
     <w:p>
@@ -6916,23 +4035,7 @@
       </w:r>
       <w:r>
         <w:noBreakHyphen/>
-        <w:t xml:space="preserve">out met terughoudende visuele elementen. De centrale boomweergave is dominant en gebruikt een beperkt kleurenpalet (groen/rood) om de belangrijkste semantische verschillen te markeren. Secundaire acties verschijnen pas bij </w:t>
-      </w:r>
-      <w:proofErr w:type="spellStart"/>
-      <w:r>
-        <w:t>hover</w:t>
-      </w:r>
-      <w:proofErr w:type="spellEnd"/>
-      <w:r>
-        <w:t>, waardoor de standaardweergave relatief schoon blijft. De rechterzijbalk is standaard samengevouwen tot compacte “</w:t>
-      </w:r>
-      <w:proofErr w:type="spellStart"/>
-      <w:r>
-        <w:t>shield</w:t>
-      </w:r>
-      <w:proofErr w:type="spellEnd"/>
-      <w:r>
-        <w:t>”-knoppen</w:t>
+        <w:t>out met terughoudende visuele elementen. De centrale boomweergave is dominant en gebruikt een beperkt kleurenpalet (groen/rood) om de belangrijkste semantische verschillen te markeren. Secundaire acties verschijnen pas bij hover, waardoor de standaardweergave relatief schoon blijft. De rechterzijbalk is standaard samengevouwen tot compacte “shield”-knoppen</w:t>
       </w:r>
       <w:r>
         <w:t>.</w:t>
@@ -7003,60 +4106,21 @@
         <w:t xml:space="preserve"> </w:t>
       </w:r>
       <w:r>
-        <w:t>de </w:t>
-      </w:r>
-      <w:proofErr w:type="spellStart"/>
-      <w:r>
-        <w:t>NodeDangerPopup</w:t>
-      </w:r>
-      <w:proofErr w:type="spellEnd"/>
-      <w:r>
-        <w:t xml:space="preserve"> worden de actuele </w:t>
-      </w:r>
-      <w:proofErr w:type="spellStart"/>
-      <w:r>
-        <w:t>dange</w:t>
+        <w:t>de NodeDangerPopup worden de actuele dange</w:t>
       </w:r>
       <w:r>
         <w:t>r</w:t>
       </w:r>
-      <w:proofErr w:type="spellEnd"/>
-      <w:r>
-        <w:t xml:space="preserve"> rating, impact en </w:t>
-      </w:r>
-      <w:proofErr w:type="spellStart"/>
-      <w:r>
-        <w:t>likelihood</w:t>
-      </w:r>
-      <w:proofErr w:type="spellEnd"/>
-      <w:r>
-        <w:t xml:space="preserve"> expliciet getoond, waardoor incongruente waarden makkelijk opgemerkt en aangepast kunnen worden. De </w:t>
-      </w:r>
-      <w:proofErr w:type="spellStart"/>
-      <w:r>
-        <w:t>branch</w:t>
-      </w:r>
-      <w:proofErr w:type="spellEnd"/>
+      <w:r>
+        <w:t xml:space="preserve"> rating, impact en likelihood expliciet getoond, waardoor incongruente waarden makkelijk opgemerkt en aangepast kunnen worden. De branch</w:t>
+      </w:r>
       <w:r>
         <w:noBreakHyphen/>
-        <w:t>samenvatting (via de </w:t>
-      </w:r>
-      <w:proofErr w:type="spellStart"/>
-      <w:r>
-        <w:t>GoInfo</w:t>
-      </w:r>
-      <w:proofErr w:type="spellEnd"/>
+        <w:t>samenvatting (via de GoInfo</w:t>
+      </w:r>
       <w:r>
         <w:noBreakHyphen/>
-        <w:t>knop en </w:t>
-      </w:r>
-      <w:proofErr w:type="spellStart"/>
-      <w:r>
-        <w:t>getParentsAbove</w:t>
-      </w:r>
-      <w:proofErr w:type="spellEnd"/>
-      <w:r>
-        <w:t>) helpt gebruikers bij het diagnosticeren van structurele fouten in de redeneringsketen: door de context van een knoop te tonen, wordt het eenvoudiger vast te stellen of een veronderstelling op de juiste plaats staat.</w:t>
+        <w:t>knop en getParentsAbove) helpt gebruikers bij het diagnosticeren van structurele fouten in de redeneringsketen: door de context van een knoop te tonen, wordt het eenvoudiger vast te stellen of een veronderstelling op de juiste plaats staat.</w:t>
       </w:r>
     </w:p>
     <w:p>
@@ -7111,121 +4175,15 @@
         <w:spacing w:afterLines="24" w:after="57" w:line="288" w:lineRule="auto"/>
       </w:pPr>
       <w:r>
-        <w:t xml:space="preserve">Tot slot voorziet de </w:t>
-      </w:r>
-      <w:proofErr w:type="spellStart"/>
-      <w:r>
-        <w:t>webtool</w:t>
-      </w:r>
-      <w:proofErr w:type="spellEnd"/>
-      <w:r>
-        <w:t xml:space="preserve"> in lichte, geïntegreerde ondersteuning. Verschillende elementen bevatten </w:t>
-      </w:r>
-      <w:proofErr w:type="spellStart"/>
-      <w:r>
-        <w:t>inline</w:t>
-      </w:r>
-      <w:proofErr w:type="spellEnd"/>
+        <w:t>Tot slot voorziet de webtool in lichte, geïntegreerde ondersteuning. Verschillende elementen bevatten inline</w:t>
+      </w:r>
       <w:r>
         <w:noBreakHyphen/>
-        <w:t xml:space="preserve">tooltips die bij </w:t>
-      </w:r>
-      <w:proofErr w:type="spellStart"/>
-      <w:r>
-        <w:t>hover</w:t>
-      </w:r>
-      <w:proofErr w:type="spellEnd"/>
-      <w:r>
-        <w:t xml:space="preserve"> verschijnen, zoals “</w:t>
-      </w:r>
-      <w:proofErr w:type="spellStart"/>
-      <w:r>
-        <w:t>Danger</w:t>
-      </w:r>
-      <w:proofErr w:type="spellEnd"/>
-      <w:r>
-        <w:t xml:space="preserve"> rating” bij de rode driehoek, “Show </w:t>
-      </w:r>
-      <w:proofErr w:type="spellStart"/>
-      <w:r>
-        <w:t>branch</w:t>
-      </w:r>
-      <w:proofErr w:type="spellEnd"/>
-      <w:r>
-        <w:t xml:space="preserve"> summary” bij het infopictogram en semantische labels bij de </w:t>
-      </w:r>
-      <w:proofErr w:type="spellStart"/>
-      <w:r>
-        <w:t>icons</w:t>
-      </w:r>
-      <w:proofErr w:type="spellEnd"/>
-      <w:r>
-        <w:t xml:space="preserve"> in </w:t>
-      </w:r>
-      <w:proofErr w:type="spellStart"/>
-      <w:r>
-        <w:t>IconSelectorButton</w:t>
-      </w:r>
-      <w:proofErr w:type="spellEnd"/>
-      <w:r>
-        <w:t> (“</w:t>
-      </w:r>
-      <w:proofErr w:type="spellStart"/>
-      <w:r>
-        <w:t>Weakness</w:t>
-      </w:r>
-      <w:proofErr w:type="spellEnd"/>
-      <w:r>
-        <w:t xml:space="preserve"> Under Review”, “</w:t>
-      </w:r>
-      <w:proofErr w:type="spellStart"/>
-      <w:r>
-        <w:t>Completed</w:t>
-      </w:r>
-      <w:proofErr w:type="spellEnd"/>
-      <w:r>
-        <w:t xml:space="preserve"> node”, “Low </w:t>
-      </w:r>
-      <w:proofErr w:type="spellStart"/>
-      <w:r>
-        <w:t>Importance</w:t>
-      </w:r>
-      <w:proofErr w:type="spellEnd"/>
-      <w:r>
-        <w:t xml:space="preserve">”). De zoekbalk is duidelijk gelabeld (“Search </w:t>
-      </w:r>
-      <w:proofErr w:type="spellStart"/>
-      <w:r>
-        <w:t>for</w:t>
-      </w:r>
-      <w:proofErr w:type="spellEnd"/>
-      <w:r>
-        <w:t xml:space="preserve"> node”) en gebruikt een herkenbare </w:t>
-      </w:r>
-      <w:proofErr w:type="spellStart"/>
-      <w:r>
-        <w:t>Material</w:t>
-      </w:r>
-      <w:proofErr w:type="spellEnd"/>
+        <w:t>tooltips die bij hover verschijnen, zoals “Danger rating” bij de rode driehoek, “Show branch summary” bij het infopictogram en semantische labels bij de icons in IconSelectorButton (“Weakness Under Review”, “Completed node”, “Low Importance”). De zoekbalk is duidelijk gelabeld (“Search for node”) en gebruikt een herkenbare Material</w:t>
+      </w:r>
       <w:r>
         <w:noBreakHyphen/>
-        <w:t>UI </w:t>
-      </w:r>
-      <w:proofErr w:type="spellStart"/>
-      <w:r>
-        <w:t>TextField</w:t>
-      </w:r>
-      <w:proofErr w:type="spellEnd"/>
-      <w:r>
-        <w:t xml:space="preserve">, waardoor de functie intuïtief is. Deze vorm van </w:t>
-      </w:r>
-      <w:proofErr w:type="spellStart"/>
-      <w:r>
-        <w:t>embedded</w:t>
-      </w:r>
-      <w:proofErr w:type="spellEnd"/>
-      <w:r>
-        <w:t xml:space="preserve"> documentatie reduceert de noodzaak voor een omvangrijke externe handleiding en ondersteunt vooral eerste</w:t>
+        <w:t>UI TextField, waardoor de functie intuïtief is. Deze vorm van embedded documentatie reduceert de noodzaak voor een omvangrijke externe handleiding en ondersteunt vooral eerste</w:t>
       </w:r>
       <w:r>
         <w:noBreakHyphen/>
@@ -7299,13 +4257,8 @@
         <w:spacing w:afterLines="24" w:after="57" w:line="288" w:lineRule="auto"/>
       </w:pPr>
       <w:r>
-        <w:t xml:space="preserve">De huidige codebasis is opgezet als </w:t>
-      </w:r>
-      <w:proofErr w:type="spellStart"/>
-      <w:r>
-        <w:t>proof</w:t>
-      </w:r>
-      <w:proofErr w:type="spellEnd"/>
+        <w:t>De huidige codebasis is opgezet als proof</w:t>
+      </w:r>
       <w:r>
         <w:noBreakHyphen/>
         <w:t>of</w:t>
@@ -7324,13 +4277,8 @@
         <w:spacing w:afterLines="24" w:after="57" w:line="288" w:lineRule="auto"/>
       </w:pPr>
       <w:r>
-        <w:t xml:space="preserve">opslag gebeurt lokaal en er is nog geen integratie met een backend of externe </w:t>
-      </w:r>
-      <w:proofErr w:type="spellStart"/>
-      <w:r>
-        <w:t>threat</w:t>
-      </w:r>
-      <w:proofErr w:type="spellEnd"/>
+        <w:t>opslag gebeurt lokaal en er is nog geen integratie met een backend of externe threat</w:t>
+      </w:r>
       <w:r>
         <w:noBreakHyphen/>
         <w:t>databanken;</w:t>
@@ -7345,24 +4293,11 @@
         <w:spacing w:afterLines="24" w:after="57" w:line="288" w:lineRule="auto"/>
       </w:pPr>
       <w:r>
-        <w:t xml:space="preserve">er is geen </w:t>
-      </w:r>
-      <w:proofErr w:type="spellStart"/>
-      <w:r>
-        <w:t>multi</w:t>
-      </w:r>
-      <w:proofErr w:type="spellEnd"/>
+        <w:t>er is geen multi</w:t>
+      </w:r>
       <w:r>
         <w:noBreakHyphen/>
-        <w:t xml:space="preserve">user synchronisatie, waardoor collaboratieve </w:t>
-      </w:r>
-      <w:proofErr w:type="spellStart"/>
-      <w:r>
-        <w:t>workflows</w:t>
-      </w:r>
-      <w:proofErr w:type="spellEnd"/>
-      <w:r>
-        <w:t xml:space="preserve"> buiten scope vallen;</w:t>
+        <w:t>user synchronisatie, waardoor collaboratieve workflows buiten scope vallen;</w:t>
       </w:r>
     </w:p>
     <w:p>
@@ -7522,15 +4457,7 @@
       </w:r>
       <w:r>
         <w:noBreakHyphen/>
-        <w:t xml:space="preserve">taken uit in de software en vulden nadien een User </w:t>
-      </w:r>
-      <w:proofErr w:type="spellStart"/>
-      <w:r>
-        <w:t>Experience</w:t>
-      </w:r>
-      <w:proofErr w:type="spellEnd"/>
-      <w:r>
-        <w:t xml:space="preserve"> Questionnaire (UEQ) en open vragen in.</w:t>
+        <w:t>taken uit in de software en vulden nadien een User Experience Questionnaire (UEQ) en open vragen in.</w:t>
       </w:r>
       <w:r>
         <w:rPr>
@@ -7552,85 +4479,24 @@
         </w:rPr>
       </w:pPr>
       <w:r>
-        <w:t xml:space="preserve">Deelnemers kregen eerst een introductie tot de </w:t>
-      </w:r>
-      <w:proofErr w:type="spellStart"/>
-      <w:r>
-        <w:t>fortunately</w:t>
-      </w:r>
-      <w:proofErr w:type="spellEnd"/>
-      <w:r>
-        <w:t>–</w:t>
-      </w:r>
-      <w:proofErr w:type="spellStart"/>
-      <w:r>
-        <w:t>unfortunately</w:t>
-      </w:r>
-      <w:proofErr w:type="spellEnd"/>
+        <w:t>Deelnemers kregen eerst een introductie tot de fortunately–unfortunately</w:t>
+      </w:r>
       <w:r>
         <w:noBreakHyphen/>
-        <w:t>methode en de bijkomende statussen (</w:t>
-      </w:r>
-      <w:proofErr w:type="spellStart"/>
-      <w:r>
-        <w:t>Weakness</w:t>
-      </w:r>
-      <w:proofErr w:type="spellEnd"/>
+        <w:t>methode en de bijkomende statussen (Weakness, Weakness Under Review, Assumption Under Review, Verified Assumption) en danger rating. Vervolgens doorliepen ze</w:t>
+      </w:r>
+      <w:r>
+        <w:t xml:space="preserve"> de</w:t>
+      </w:r>
+      <w:r>
+        <w:t xml:space="preserve"> twee </w:t>
+      </w:r>
+      <w:r>
+        <w:t>scenario’s</w:t>
+      </w:r>
       <w:r>
         <w:t xml:space="preserve">, </w:t>
       </w:r>
-      <w:proofErr w:type="spellStart"/>
-      <w:r>
-        <w:t>Weakness</w:t>
-      </w:r>
-      <w:proofErr w:type="spellEnd"/>
-      <w:r>
-        <w:t xml:space="preserve"> Under Review, </w:t>
-      </w:r>
-      <w:proofErr w:type="spellStart"/>
-      <w:r>
-        <w:t>Assumption</w:t>
-      </w:r>
-      <w:proofErr w:type="spellEnd"/>
-      <w:r>
-        <w:t xml:space="preserve"> Under Review, </w:t>
-      </w:r>
-      <w:proofErr w:type="spellStart"/>
-      <w:r>
-        <w:t>Verified</w:t>
-      </w:r>
-      <w:proofErr w:type="spellEnd"/>
-      <w:r>
-        <w:t xml:space="preserve"> </w:t>
-      </w:r>
-      <w:proofErr w:type="spellStart"/>
-      <w:r>
-        <w:t>Assumption</w:t>
-      </w:r>
-      <w:proofErr w:type="spellEnd"/>
-      <w:r>
-        <w:t xml:space="preserve">) en </w:t>
-      </w:r>
-      <w:proofErr w:type="spellStart"/>
-      <w:r>
-        <w:t>danger</w:t>
-      </w:r>
-      <w:proofErr w:type="spellEnd"/>
-      <w:r>
-        <w:t xml:space="preserve"> rating. Vervolgens doorliepen ze</w:t>
-      </w:r>
-      <w:r>
-        <w:t xml:space="preserve"> de</w:t>
-      </w:r>
-      <w:r>
-        <w:t xml:space="preserve"> twee </w:t>
-      </w:r>
-      <w:r>
-        <w:t>scenario’s</w:t>
-      </w:r>
-      <w:r>
-        <w:t xml:space="preserve">, </w:t>
-      </w:r>
       <w:r>
         <w:t>elk gekoppeld aan één van de twee softwareversies.</w:t>
       </w:r>
@@ -7694,87 +4560,7 @@
         </w:rPr>
       </w:pPr>
       <w:r>
-        <w:t xml:space="preserve">De basisversie van de tool bevatte enkel kernfunctionaliteit: </w:t>
-      </w:r>
-      <w:proofErr w:type="spellStart"/>
-      <w:r>
-        <w:t>nodes</w:t>
-      </w:r>
-      <w:proofErr w:type="spellEnd"/>
-      <w:r>
-        <w:t xml:space="preserve"> toevoegen, </w:t>
-      </w:r>
-      <w:proofErr w:type="spellStart"/>
-      <w:r>
-        <w:t>nodes</w:t>
-      </w:r>
-      <w:proofErr w:type="spellEnd"/>
-      <w:r>
-        <w:t xml:space="preserve"> verwijderen, alle </w:t>
-      </w:r>
-      <w:proofErr w:type="spellStart"/>
-      <w:r>
-        <w:t>nodes</w:t>
-      </w:r>
-      <w:proofErr w:type="spellEnd"/>
-      <w:r>
-        <w:t xml:space="preserve"> inklappen, alle </w:t>
-      </w:r>
-      <w:proofErr w:type="spellStart"/>
-      <w:r>
-        <w:t>nodes</w:t>
-      </w:r>
-      <w:proofErr w:type="spellEnd"/>
-      <w:r>
-        <w:t xml:space="preserve"> uitklappen, per node inklappen en een zoekfunctie. In deze versie moesten de status en soort van een node (</w:t>
-      </w:r>
-      <w:proofErr w:type="spellStart"/>
-      <w:r>
-        <w:t>fortunately</w:t>
-      </w:r>
-      <w:proofErr w:type="spellEnd"/>
-      <w:r>
-        <w:t>/</w:t>
-      </w:r>
-      <w:proofErr w:type="spellStart"/>
-      <w:r>
-        <w:t>unfortunately</w:t>
-      </w:r>
-      <w:proofErr w:type="spellEnd"/>
-      <w:r>
-        <w:t xml:space="preserve">, inclusief </w:t>
-      </w:r>
-      <w:proofErr w:type="spellStart"/>
-      <w:r>
-        <w:t>statuslabels</w:t>
-      </w:r>
-      <w:proofErr w:type="spellEnd"/>
-      <w:r>
-        <w:t xml:space="preserve"> zoals </w:t>
-      </w:r>
-      <w:proofErr w:type="spellStart"/>
-      <w:r>
-        <w:t>Weakness</w:t>
-      </w:r>
-      <w:proofErr w:type="spellEnd"/>
-      <w:r>
-        <w:t xml:space="preserve"> of </w:t>
-      </w:r>
-      <w:proofErr w:type="spellStart"/>
-      <w:r>
-        <w:t>Verified</w:t>
-      </w:r>
-      <w:proofErr w:type="spellEnd"/>
-      <w:r>
-        <w:t xml:space="preserve"> </w:t>
-      </w:r>
-      <w:proofErr w:type="spellStart"/>
-      <w:r>
-        <w:t>Assumption</w:t>
-      </w:r>
-      <w:proofErr w:type="spellEnd"/>
-      <w:r>
-        <w:t>) expliciet in de node</w:t>
+        <w:t>De basisversie van de tool bevatte enkel kernfunctionaliteit: nodes toevoegen, nodes verwijderen, alle nodes inklappen, alle nodes uitklappen, per node inklappen en een zoekfunctie. In deze versie moesten de status en soort van een node (fortunately/unfortunately, inclusief statuslabels zoals Weakness of Verified Assumption) expliciet in de node</w:t>
       </w:r>
       <w:r>
         <w:noBreakHyphen/>
@@ -7804,31 +4590,7 @@
       </w:r>
       <w:r>
         <w:noBreakHyphen/>
-        <w:t xml:space="preserve"> en analysefeatures, zoals kleurcodering voor het soort node, iconen voor classificatie, filtering op status, telling van </w:t>
-      </w:r>
-      <w:proofErr w:type="spellStart"/>
-      <w:r>
-        <w:t>nodes</w:t>
-      </w:r>
-      <w:proofErr w:type="spellEnd"/>
-      <w:r>
-        <w:t xml:space="preserve"> per status, rangschikking op basis van </w:t>
-      </w:r>
-      <w:proofErr w:type="spellStart"/>
-      <w:r>
-        <w:t>danger</w:t>
-      </w:r>
-      <w:proofErr w:type="spellEnd"/>
-      <w:r>
-        <w:t xml:space="preserve"> rating, </w:t>
-      </w:r>
-      <w:proofErr w:type="spellStart"/>
-      <w:r>
-        <w:t>highlighting</w:t>
-      </w:r>
-      <w:proofErr w:type="spellEnd"/>
-      <w:r>
-        <w:t xml:space="preserve"> vanuit de filterbalk, samenvattingsfunctionaliteit en tooltips. Beide versies gebruikten dezelfde onderliggende</w:t>
+        <w:t xml:space="preserve"> en analysefeatures, zoals kleurcodering voor het soort node, iconen voor classificatie, filtering op status, telling van nodes per status, rangschikking op basis van danger rating, highlighting vanuit de filterbalk, samenvattingsfunctionaliteit en tooltips. Beide versies gebruikten dezelfde onderliggende</w:t>
       </w:r>
       <w:r>
         <w:t xml:space="preserve"> fileview</w:t>
@@ -7841,21 +4603,8 @@
       </w:r>
       <w:r>
         <w:noBreakHyphen/>
-        <w:t xml:space="preserve">representatie van het </w:t>
-      </w:r>
-      <w:proofErr w:type="spellStart"/>
-      <w:r>
-        <w:t>fortunately</w:t>
-      </w:r>
-      <w:proofErr w:type="spellEnd"/>
-      <w:r>
-        <w:t>–</w:t>
-      </w:r>
-      <w:proofErr w:type="spellStart"/>
-      <w:r>
-        <w:t>unfortunately</w:t>
-      </w:r>
-      <w:proofErr w:type="spellEnd"/>
+        <w:t>representatie van het fortunately–unfortunately</w:t>
+      </w:r>
       <w:r>
         <w:noBreakHyphen/>
         <w:t>model, geïmplementeerd in de codebasis van de prototypeapplicatie.</w:t>
@@ -8019,7 +4768,7 @@
           <w:noProof/>
         </w:rPr>
         <w:drawing>
-          <wp:inline distT="0" distB="0" distL="0" distR="0" wp14:anchorId="385A938B" wp14:editId="60F39674">
+          <wp:inline distT="0" distB="0" distL="0" distR="0" wp14:anchorId="385A938B" wp14:editId="046B665E">
             <wp:extent cx="5759450" cy="2903855"/>
             <wp:effectExtent l="0" t="0" r="0" b="0"/>
             <wp:docPr id="254494346" name="Afbeelding 25" descr="Afbeelding met tekst, schermopname, Lettertype, nummer&#10;&#10;Door AI gegenereerde inhoud is mogelijk onjuist."/>
@@ -8124,88 +4873,19 @@
         <w:t xml:space="preserve"> </w:t>
       </w:r>
       <w:r>
-        <w:t xml:space="preserve">via vier opeenvolgende taken. Typische </w:t>
-      </w:r>
-      <w:proofErr w:type="spellStart"/>
-      <w:r>
-        <w:t>subtaken</w:t>
-      </w:r>
-      <w:proofErr w:type="spellEnd"/>
-      <w:r>
-        <w:t xml:space="preserve"> waren: ontbrekende </w:t>
-      </w:r>
-      <w:proofErr w:type="spellStart"/>
-      <w:r>
-        <w:t>unfortunately</w:t>
+        <w:t>via vier opeenvolgende taken. Typische subtaken waren: ontbrekende unfortunately</w:t>
       </w:r>
       <w:r>
         <w:noBreakHyphen/>
-        <w:t>nodes</w:t>
-      </w:r>
-      <w:proofErr w:type="spellEnd"/>
-      <w:r>
-        <w:t xml:space="preserve"> toevoegen, nieuwe </w:t>
-      </w:r>
-      <w:proofErr w:type="spellStart"/>
-      <w:r>
-        <w:t>fortunately</w:t>
-      </w:r>
-      <w:proofErr w:type="spellEnd"/>
+        <w:t>nodes toevoegen, nieuwe fortunately</w:t>
+      </w:r>
       <w:r>
         <w:noBreakHyphen/>
-        <w:t xml:space="preserve">tegenmaatregelen uitwerken, </w:t>
-      </w:r>
-      <w:proofErr w:type="spellStart"/>
-      <w:r>
-        <w:t>danger</w:t>
-      </w:r>
-      <w:proofErr w:type="spellEnd"/>
-      <w:r>
-        <w:t xml:space="preserve"> ratings invullen, statussen correct toekennen en lijstjes van specifieke </w:t>
-      </w:r>
-      <w:proofErr w:type="spellStart"/>
-      <w:r>
-        <w:t>nodecategorieën</w:t>
-      </w:r>
-      <w:proofErr w:type="spellEnd"/>
-      <w:r>
-        <w:t xml:space="preserve"> opstellen (bijvoorbeeld alle </w:t>
-      </w:r>
-      <w:proofErr w:type="spellStart"/>
-      <w:r>
-        <w:t>weakness</w:t>
+        <w:t>tegenmaatregelen uitwerken, danger ratings invullen, statussen correct toekennen en lijstjes van specifieke nodecategorieën opstellen (bijvoorbeeld alle weakness</w:t>
       </w:r>
       <w:r>
         <w:noBreakHyphen/>
-        <w:t>nodes</w:t>
-      </w:r>
-      <w:proofErr w:type="spellEnd"/>
-      <w:r>
-        <w:t xml:space="preserve"> of de </w:t>
-      </w:r>
-      <w:proofErr w:type="spellStart"/>
-      <w:r>
-        <w:t>weakness</w:t>
-      </w:r>
-      <w:proofErr w:type="spellEnd"/>
-      <w:r>
-        <w:t xml:space="preserve"> </w:t>
-      </w:r>
-      <w:proofErr w:type="spellStart"/>
-      <w:r>
-        <w:t>under</w:t>
-      </w:r>
-      <w:proofErr w:type="spellEnd"/>
-      <w:r>
-        <w:t xml:space="preserve"> review met hoogste </w:t>
-      </w:r>
-      <w:proofErr w:type="spellStart"/>
-      <w:r>
-        <w:t>danger</w:t>
-      </w:r>
-      <w:proofErr w:type="spellEnd"/>
-      <w:r>
-        <w:t xml:space="preserve"> rating).</w:t>
+        <w:t>nodes of de weakness under review met hoogste danger rating).</w:t>
       </w:r>
       <w:r>
         <w:rPr>
@@ -8233,49 +4913,12 @@
         <w:t>taken uit om informatie uit de tree te halen</w:t>
       </w:r>
       <w:r>
-        <w:t xml:space="preserve">, zoals het opzoeken van alle </w:t>
-      </w:r>
-      <w:proofErr w:type="spellStart"/>
-      <w:r>
-        <w:t>Verified</w:t>
-      </w:r>
-      <w:proofErr w:type="spellEnd"/>
-      <w:r>
-        <w:t xml:space="preserve"> </w:t>
-      </w:r>
-      <w:proofErr w:type="spellStart"/>
-      <w:r>
-        <w:t>Assumption</w:t>
+        <w:t>, zoals het opzoeken van alle Verified Assumption</w:t>
       </w:r>
       <w:r>
         <w:noBreakHyphen/>
-        <w:t>nodes</w:t>
-      </w:r>
-      <w:proofErr w:type="spellEnd"/>
-      <w:r>
-        <w:t xml:space="preserve"> of het reconstrueren van de keten van </w:t>
-      </w:r>
-      <w:proofErr w:type="spellStart"/>
-      <w:r>
-        <w:t>nodes</w:t>
-      </w:r>
-      <w:proofErr w:type="spellEnd"/>
-      <w:r>
-        <w:t xml:space="preserve"> van de root tot een specifieke node. In de laatste taak van elke story moest de deelnemer een samenvatting opstellen van de volledige </w:t>
-      </w:r>
-      <w:proofErr w:type="spellStart"/>
-      <w:r>
-        <w:t>fortunately</w:t>
-      </w:r>
-      <w:proofErr w:type="spellEnd"/>
-      <w:r>
-        <w:t>–</w:t>
-      </w:r>
-      <w:proofErr w:type="spellStart"/>
-      <w:r>
-        <w:t>unfortunately</w:t>
-      </w:r>
-      <w:proofErr w:type="spellEnd"/>
+        <w:t>nodes of het reconstrueren van de keten van nodes van de root tot een specifieke node. In de laatste taak van elke story moest de deelnemer een samenvatting opstellen van de volledige fortunately–unfortunately</w:t>
+      </w:r>
       <w:r>
         <w:noBreakHyphen/>
         <w:t xml:space="preserve">keten tot aan een gekozen of gegeven node, als </w:t>
@@ -8365,15 +5008,7 @@
         <w:spacing w:afterLines="24" w:after="57" w:line="288" w:lineRule="auto"/>
       </w:pPr>
       <w:r>
-        <w:t xml:space="preserve">De studie verzamelde zo zowel kwantitatieve </w:t>
-      </w:r>
-      <w:proofErr w:type="spellStart"/>
-      <w:r>
-        <w:t>gebruikservaringsscores</w:t>
-      </w:r>
-      <w:proofErr w:type="spellEnd"/>
-      <w:r>
-        <w:t xml:space="preserve"> als kwalitatieve feedback over de toegevoegde visualisatiefeatures ten opzichte van de basisfunctionaliteit.</w:t>
+        <w:t>De studie verzamelde zo zowel kwantitatieve gebruikservaringsscores als kwalitatieve feedback over de toegevoegde visualisatiefeatures ten opzichte van de basisfunctionaliteit.</w:t>
       </w:r>
     </w:p>
     <w:p>
@@ -8410,33 +5045,8 @@
           <w:b/>
           <w:bCs/>
         </w:rPr>
-        <w:t xml:space="preserve">User </w:t>
-      </w:r>
-      <w:proofErr w:type="spellStart"/>
-      <w:r>
-        <w:rPr>
-          <w:b/>
-          <w:bCs/>
-        </w:rPr>
-        <w:t>Experience</w:t>
-      </w:r>
-      <w:proofErr w:type="spellEnd"/>
-      <w:r>
-        <w:rPr>
-          <w:b/>
-          <w:bCs/>
-        </w:rPr>
-        <w:t xml:space="preserve"> </w:t>
-      </w:r>
-      <w:proofErr w:type="spellStart"/>
-      <w:r>
-        <w:rPr>
-          <w:b/>
-          <w:bCs/>
-        </w:rPr>
-        <w:t>Questionaire</w:t>
-      </w:r>
-      <w:proofErr w:type="spellEnd"/>
+        <w:t>User Experience Questionaire</w:t>
+      </w:r>
     </w:p>
     <w:p>
       <w:pPr>
@@ -8455,15 +5065,7 @@
         </w:rPr>
       </w:pPr>
       <w:r>
-        <w:t xml:space="preserve">De User </w:t>
-      </w:r>
-      <w:proofErr w:type="spellStart"/>
-      <w:r>
-        <w:t>Experience</w:t>
-      </w:r>
-      <w:proofErr w:type="spellEnd"/>
-      <w:r>
-        <w:t xml:space="preserve"> Questionnaire (UEQ) is een gevalideerde, semantisch-differentiaal gestandaardiseerde vragenlijst die een holistische beoordeling van de gebruikerservaring mogelijk maakt door middel van zes schalen: aantrekkelijkheid (algemene indruk van het product), duidelijkheid (leercurve en vertrouwd raken), efficiëntie (taakuitvoering zonder onnodige inspanning en reactietijd), betrouwbaarheid (gevoel van controle, veiligheid en voorspelbaarheid), stimulatie (opwinding, motivatie en plezier) en nieuwheid (creativiteit en interesseopwekkend ontwerp).</w:t>
+        <w:t>De User Experience Questionnaire (UEQ) is een gevalideerde, semantisch-differentiaal gestandaardiseerde vragenlijst die een holistische beoordeling van de gebruikerservaring mogelijk maakt door middel van zes schalen: aantrekkelijkheid (algemene indruk van het product), duidelijkheid (leercurve en vertrouwd raken), efficiëntie (taakuitvoering zonder onnodige inspanning en reactietijd), betrouwbaarheid (gevoel van controle, veiligheid en voorspelbaarheid), stimulatie (opwinding, motivatie en plezier) en nieuwheid (creativiteit en interesseopwekkend ontwerp).</w:t>
       </w:r>
       <w:r>
         <w:rPr>
@@ -8513,15 +5115,7 @@
         </w:rPr>
       </w:pPr>
       <w:r>
-        <w:t xml:space="preserve">De UEQ meet gebruikerservaring via gepaarde tegenstellingen op een 7-punts </w:t>
-      </w:r>
-      <w:proofErr w:type="spellStart"/>
-      <w:r>
-        <w:t>Likert-schaal</w:t>
-      </w:r>
-      <w:proofErr w:type="spellEnd"/>
-      <w:r>
-        <w:t>, waarbij hogere scores positieve ervaringen aangeven</w:t>
+        <w:t>De UEQ meet gebruikerservaring via gepaarde tegenstellingen op een 7-punts Likert-schaal, waarbij hogere scores positieve ervaringen aangeven</w:t>
       </w:r>
       <w:r>
         <w:t>:</w:t>
@@ -8783,23 +5377,7 @@
         </w:rPr>
       </w:pPr>
       <w:r>
-        <w:t xml:space="preserve">De UEQ biedt een robuuste, kwantitatieve methode voor het evalueren van gebruikersinterfaces in </w:t>
-      </w:r>
-      <w:proofErr w:type="spellStart"/>
-      <w:r>
-        <w:t>threat</w:t>
-      </w:r>
-      <w:proofErr w:type="spellEnd"/>
-      <w:r>
-        <w:t xml:space="preserve"> </w:t>
-      </w:r>
-      <w:proofErr w:type="spellStart"/>
-      <w:r>
-        <w:t>modeling</w:t>
-      </w:r>
-      <w:proofErr w:type="spellEnd"/>
-      <w:r>
-        <w:t xml:space="preserve">-tools, door pragmatische schalen (duidelijkheid, efficiëntie, betrouwbaarheid) te combineren met </w:t>
+        <w:t xml:space="preserve">De UEQ biedt een robuuste, kwantitatieve methode voor het evalueren van gebruikersinterfaces in threat modeling-tools, door pragmatische schalen (duidelijkheid, efficiëntie, betrouwbaarheid) te combineren met </w:t>
       </w:r>
       <w:r>
         <w:t>belevingsgerichte</w:t>
@@ -9167,27 +5745,7 @@
           <w:lang w:eastAsia="nl-BE"/>
           <w14:ligatures w14:val="none"/>
         </w:rPr>
-        <w:t xml:space="preserve">De antwoorden op de open vragen sluiten nauw aan bij deze kwantitatieve resultaten. Deelnemers geven unaniem aan dat zij de taken makkelijker konden uitvoeren met versie 2 en noemen daarbij expliciet de aanwezigheid van filter- en sorteerfunctionaliteit, automatische </w:t>
-      </w:r>
-      <w:proofErr w:type="spellStart"/>
-      <w:r>
-        <w:rPr>
-          <w:rFonts w:eastAsia="Times New Roman" w:cs="Times New Roman"/>
-          <w:kern w:val="0"/>
-          <w:lang w:eastAsia="nl-BE"/>
-          <w14:ligatures w14:val="none"/>
-        </w:rPr>
-        <w:t>danger</w:t>
-      </w:r>
-      <w:proofErr w:type="spellEnd"/>
-      <w:r>
-        <w:rPr>
-          <w:rFonts w:eastAsia="Times New Roman" w:cs="Times New Roman"/>
-          <w:kern w:val="0"/>
-          <w:lang w:eastAsia="nl-BE"/>
-          <w14:ligatures w14:val="none"/>
-        </w:rPr>
-        <w:t xml:space="preserve">-ratingberekening en zoekmogelijkheden. </w:t>
+        <w:t xml:space="preserve">De antwoorden op de open vragen sluiten nauw aan bij deze kwantitatieve resultaten. Deelnemers geven unaniem aan dat zij de taken makkelijker konden uitvoeren met versie 2 en noemen daarbij expliciet de aanwezigheid van filter- en sorteerfunctionaliteit, automatische danger-ratingberekening en zoekmogelijkheden. </w:t>
       </w:r>
       <w:r>
         <w:rPr>
@@ -9197,47 +5755,43 @@
           <w14:ligatures w14:val="none"/>
         </w:rPr>
         <w:lastRenderedPageBreak/>
-        <w:t xml:space="preserve">Versie 2 vermindert de cognitieve belasting doordat gebruikers niet langer zelf hoeven te tellen of </w:t>
-      </w:r>
-      <w:proofErr w:type="spellStart"/>
-      <w:r>
-        <w:rPr>
-          <w:rFonts w:eastAsia="Times New Roman" w:cs="Times New Roman"/>
-          <w:kern w:val="0"/>
-          <w:lang w:eastAsia="nl-BE"/>
-          <w14:ligatures w14:val="none"/>
-        </w:rPr>
-        <w:t>danger</w:t>
-      </w:r>
-      <w:proofErr w:type="spellEnd"/>
-      <w:r>
-        <w:rPr>
-          <w:rFonts w:eastAsia="Times New Roman" w:cs="Times New Roman"/>
-          <w:kern w:val="0"/>
-          <w:lang w:eastAsia="nl-BE"/>
-          <w14:ligatures w14:val="none"/>
-        </w:rPr>
-        <w:t xml:space="preserve"> ratings manueel moeten berekenen; meerdere deelnemers beschrijven dat de nieuwe functies tijd besparen en de kans op fouten verkleinen. De filtering op basis van node-status komt herhaaldelijk als meest nuttig naar voren, gevolgd door het tellen van </w:t>
-      </w:r>
-      <w:proofErr w:type="spellStart"/>
-      <w:r>
-        <w:rPr>
-          <w:rFonts w:eastAsia="Times New Roman" w:cs="Times New Roman"/>
-          <w:kern w:val="0"/>
-          <w:lang w:eastAsia="nl-BE"/>
-          <w14:ligatures w14:val="none"/>
-        </w:rPr>
-        <w:t>nodes</w:t>
-      </w:r>
-      <w:proofErr w:type="spellEnd"/>
-      <w:r>
-        <w:rPr>
-          <w:rFonts w:eastAsia="Times New Roman" w:cs="Times New Roman"/>
-          <w:kern w:val="0"/>
-          <w:lang w:eastAsia="nl-BE"/>
-          <w14:ligatures w14:val="none"/>
-        </w:rPr>
-        <w:t xml:space="preserve"> per status en de highlight-functie bij klikken in de filterbalk.</w:t>
+        <w:t>Versie 2 vermindert de cognitieve belasting doordat gebruikers niet langer zelf hoeven te tellen of danger ratings manueel moeten berekenen</w:t>
+      </w:r>
+      <w:r>
+        <w:rPr>
+          <w:rFonts w:eastAsia="Times New Roman" w:cs="Times New Roman"/>
+          <w:kern w:val="0"/>
+          <w:lang w:eastAsia="nl-BE"/>
+          <w14:ligatures w14:val="none"/>
+        </w:rPr>
+        <w:t>.</w:t>
+      </w:r>
+      <w:r>
+        <w:rPr>
+          <w:rFonts w:eastAsia="Times New Roman" w:cs="Times New Roman"/>
+          <w:kern w:val="0"/>
+          <w:lang w:eastAsia="nl-BE"/>
+          <w14:ligatures w14:val="none"/>
+        </w:rPr>
+        <w:t xml:space="preserve"> </w:t>
+      </w:r>
+      <w:r>
+        <w:rPr>
+          <w:rFonts w:eastAsia="Times New Roman" w:cs="Times New Roman"/>
+          <w:kern w:val="0"/>
+          <w:lang w:eastAsia="nl-BE"/>
+          <w14:ligatures w14:val="none"/>
+        </w:rPr>
+        <w:t>M</w:t>
+      </w:r>
+      <w:r>
+        <w:rPr>
+          <w:rFonts w:eastAsia="Times New Roman" w:cs="Times New Roman"/>
+          <w:kern w:val="0"/>
+          <w:lang w:eastAsia="nl-BE"/>
+          <w14:ligatures w14:val="none"/>
+        </w:rPr>
+        <w:t>eerdere deelnemers beschrijven dat de nieuwe functies tijd besparen en de kans op fouten verkleinen. De filtering op basis van node-status komt herhaaldelijk als meest nuttig naar voren, gevolgd door het tellen van nodes per status en de highlight-functie bij klikken in de filterbalk.</w:t>
       </w:r>
     </w:p>
     <w:p>
@@ -9451,127 +6005,7 @@
           <w:lang w:eastAsia="nl-BE"/>
           <w14:ligatures w14:val="none"/>
         </w:rPr>
-        <w:t xml:space="preserve">Ondanks de duidelijke voorkeur voor versie 2 formuleren deelnemers ook concrete verbeterpunten, wat waardevolle input biedt voor verdere iteraties van het ontwerp. Genoemde suggesties zijn onder meer het compacter weergeven van de tree zodat er meer op het scherm past, intuïtievere manieren om </w:t>
-      </w:r>
-      <w:proofErr w:type="spellStart"/>
-      <w:r>
-        <w:rPr>
-          <w:rFonts w:eastAsia="Times New Roman" w:cs="Times New Roman"/>
-          <w:kern w:val="0"/>
-          <w:lang w:eastAsia="nl-BE"/>
-          <w14:ligatures w14:val="none"/>
-        </w:rPr>
-        <w:t>nodes</w:t>
-      </w:r>
-      <w:proofErr w:type="spellEnd"/>
-      <w:r>
-        <w:rPr>
-          <w:rFonts w:eastAsia="Times New Roman" w:cs="Times New Roman"/>
-          <w:kern w:val="0"/>
-          <w:lang w:eastAsia="nl-BE"/>
-          <w14:ligatures w14:val="none"/>
-        </w:rPr>
-        <w:t xml:space="preserve"> in en uit te klappen en snellere navigatie binnen lange branches. Daarnaast worden uitbreidingen rond statusbeheer voorgesteld, zoals </w:t>
-      </w:r>
-      <w:proofErr w:type="spellStart"/>
-      <w:r>
-        <w:rPr>
-          <w:rFonts w:eastAsia="Times New Roman" w:cs="Times New Roman"/>
-          <w:kern w:val="0"/>
-          <w:lang w:eastAsia="nl-BE"/>
-          <w14:ligatures w14:val="none"/>
-        </w:rPr>
-        <w:t>custom</w:t>
-      </w:r>
-      <w:proofErr w:type="spellEnd"/>
-      <w:r>
-        <w:rPr>
-          <w:rFonts w:eastAsia="Times New Roman" w:cs="Times New Roman"/>
-          <w:kern w:val="0"/>
-          <w:lang w:eastAsia="nl-BE"/>
-          <w14:ligatures w14:val="none"/>
-        </w:rPr>
-        <w:t xml:space="preserve"> statussen, een duidelijkere indicatie van de </w:t>
-      </w:r>
-      <w:proofErr w:type="spellStart"/>
-      <w:r>
-        <w:rPr>
-          <w:rFonts w:eastAsia="Times New Roman" w:cs="Times New Roman"/>
-          <w:kern w:val="0"/>
-          <w:lang w:eastAsia="nl-BE"/>
-          <w14:ligatures w14:val="none"/>
-        </w:rPr>
-        <w:t>collapse</w:t>
-      </w:r>
-      <w:proofErr w:type="spellEnd"/>
-      <w:r>
-        <w:rPr>
-          <w:rFonts w:eastAsia="Times New Roman" w:cs="Times New Roman"/>
-          <w:kern w:val="0"/>
-          <w:lang w:eastAsia="nl-BE"/>
-          <w14:ligatures w14:val="none"/>
-        </w:rPr>
-        <w:t>/</w:t>
-      </w:r>
-      <w:proofErr w:type="spellStart"/>
-      <w:r>
-        <w:rPr>
-          <w:rFonts w:eastAsia="Times New Roman" w:cs="Times New Roman"/>
-          <w:kern w:val="0"/>
-          <w:lang w:eastAsia="nl-BE"/>
-          <w14:ligatures w14:val="none"/>
-        </w:rPr>
-        <w:t>expand</w:t>
-      </w:r>
-      <w:proofErr w:type="spellEnd"/>
-      <w:r>
-        <w:rPr>
-          <w:rFonts w:eastAsia="Times New Roman" w:cs="Times New Roman"/>
-          <w:kern w:val="0"/>
-          <w:lang w:eastAsia="nl-BE"/>
-          <w14:ligatures w14:val="none"/>
-        </w:rPr>
-        <w:t xml:space="preserve">-knoppen en een eenvoudigere manier om per ongeluk aangemaakte </w:t>
-      </w:r>
-      <w:proofErr w:type="spellStart"/>
-      <w:r>
-        <w:rPr>
-          <w:rFonts w:eastAsia="Times New Roman" w:cs="Times New Roman"/>
-          <w:kern w:val="0"/>
-          <w:lang w:eastAsia="nl-BE"/>
-          <w14:ligatures w14:val="none"/>
-        </w:rPr>
-        <w:t>nodes</w:t>
-      </w:r>
-      <w:proofErr w:type="spellEnd"/>
-      <w:r>
-        <w:rPr>
-          <w:rFonts w:eastAsia="Times New Roman" w:cs="Times New Roman"/>
-          <w:kern w:val="0"/>
-          <w:lang w:eastAsia="nl-BE"/>
-          <w14:ligatures w14:val="none"/>
-        </w:rPr>
-        <w:t xml:space="preserve"> te annuleren. Tot slot worden ideeën geopperd voor verdere kwaliteitsverbeteringen, zoals een globale knop om alle branches behalve de geselecteerde in te klappen, zoom op een specifieke </w:t>
-      </w:r>
-      <w:proofErr w:type="spellStart"/>
-      <w:r>
-        <w:rPr>
-          <w:rFonts w:eastAsia="Times New Roman" w:cs="Times New Roman"/>
-          <w:kern w:val="0"/>
-          <w:lang w:eastAsia="nl-BE"/>
-          <w14:ligatures w14:val="none"/>
-        </w:rPr>
-        <w:t>branch</w:t>
-      </w:r>
-      <w:proofErr w:type="spellEnd"/>
-      <w:r>
-        <w:rPr>
-          <w:rFonts w:eastAsia="Times New Roman" w:cs="Times New Roman"/>
-          <w:kern w:val="0"/>
-          <w:lang w:eastAsia="nl-BE"/>
-          <w14:ligatures w14:val="none"/>
-        </w:rPr>
-        <w:t xml:space="preserve"> als nieuwe tree en een zoekbalk binnen de filterbalk.</w:t>
+        <w:t>Ondanks de duidelijke voorkeur voor versie 2 formuleren deelnemers ook concrete verbeterpunten, wat waardevolle input biedt voor verdere iteraties van het ontwerp. Genoemde suggesties zijn onder meer het compacter weergeven van de tree zodat er meer op het scherm past, intuïtievere manieren om nodes in en uit te klappen en snellere navigatie binnen lange branches. Daarnaast worden uitbreidingen rond statusbeheer voorgesteld, zoals custom statussen, een duidelijkere indicatie van de collapse/expand-knoppen en een eenvoudigere manier om per ongeluk aangemaakte nodes te annuleren. Tot slot worden ideeën geopperd voor verdere kwaliteitsverbeteringen, zoals een globale knop om alle branches behalve de geselecteerde in te klappen, zoom op een specifieke branch als nieuwe tree en een zoekbalk binnen de filterbalk.</w:t>
       </w:r>
     </w:p>
     <w:p>
@@ -9878,27 +6312,7 @@
           <w:lang w:eastAsia="nl-BE"/>
           <w14:ligatures w14:val="none"/>
         </w:rPr>
-        <w:t xml:space="preserve">De empirische resultaten bevestigen dat de basisfunctionaliteit van de tool voldoende is voor minimale ondersteuning van </w:t>
-      </w:r>
-      <w:proofErr w:type="spellStart"/>
-      <w:r>
-        <w:rPr>
-          <w:rFonts w:eastAsia="Times New Roman" w:cs="Times New Roman"/>
-          <w:kern w:val="0"/>
-          <w:lang w:eastAsia="nl-BE"/>
-          <w14:ligatures w14:val="none"/>
-        </w:rPr>
-        <w:t>Fortunately-Unfortunately</w:t>
-      </w:r>
-      <w:proofErr w:type="spellEnd"/>
-      <w:r>
-        <w:rPr>
-          <w:rFonts w:eastAsia="Times New Roman" w:cs="Times New Roman"/>
-          <w:kern w:val="0"/>
-          <w:lang w:eastAsia="nl-BE"/>
-          <w14:ligatures w14:val="none"/>
-        </w:rPr>
-        <w:t xml:space="preserve"> trees, maar dat de toegevoegde UX-features een substantiële verbetering opleveren in gebruiksvriendelijkheid en efficiëntie. Versie 2 scoort op alle UEQ-dimensies positief en wordt door alle deelnemers unaniem verkozen boven</w:t>
+        <w:t>De empirische resultaten bevestigen dat de basisfunctionaliteit van de tool voldoende is voor minimale ondersteuning van Fortunately-Unfortunately trees, maar dat de toegevoegde UX-features een substantiële verbetering opleveren in gebruiksvriendelijkheid en efficiëntie. Versie 2 scoort op alle UEQ-dimensies positief en wordt door alle deelnemers unaniem verkozen boven</w:t>
       </w:r>
       <w:r>
         <w:rPr>
@@ -9916,67 +6330,7 @@
           <w:lang w:eastAsia="nl-BE"/>
           <w14:ligatures w14:val="none"/>
         </w:rPr>
-        <w:t xml:space="preserve"> generieke </w:t>
-      </w:r>
-      <w:proofErr w:type="spellStart"/>
-      <w:r>
-        <w:rPr>
-          <w:rFonts w:eastAsia="Times New Roman" w:cs="Times New Roman"/>
-          <w:kern w:val="0"/>
-          <w:lang w:eastAsia="nl-BE"/>
-          <w14:ligatures w14:val="none"/>
-        </w:rPr>
-        <w:t>mindmap</w:t>
-      </w:r>
-      <w:proofErr w:type="spellEnd"/>
-      <w:r>
-        <w:rPr>
-          <w:rFonts w:eastAsia="Times New Roman" w:cs="Times New Roman"/>
-          <w:kern w:val="0"/>
-          <w:lang w:eastAsia="nl-BE"/>
-          <w14:ligatures w14:val="none"/>
-        </w:rPr>
-        <w:t xml:space="preserve">-tool, dankzij features zoals filtering en visuele codering. Deze bevindingen beantwoorden de onderzoeksvragen direct en onderbouwen de waarde van </w:t>
-      </w:r>
-      <w:proofErr w:type="spellStart"/>
-      <w:r>
-        <w:rPr>
-          <w:rFonts w:eastAsia="Times New Roman" w:cs="Times New Roman"/>
-          <w:kern w:val="0"/>
-          <w:lang w:eastAsia="nl-BE"/>
-          <w14:ligatures w14:val="none"/>
-        </w:rPr>
-        <w:t>domeinspecifieke</w:t>
-      </w:r>
-      <w:proofErr w:type="spellEnd"/>
-      <w:r>
-        <w:rPr>
-          <w:rFonts w:eastAsia="Times New Roman" w:cs="Times New Roman"/>
-          <w:kern w:val="0"/>
-          <w:lang w:eastAsia="nl-BE"/>
-          <w14:ligatures w14:val="none"/>
-        </w:rPr>
-        <w:t xml:space="preserve"> UX in </w:t>
-      </w:r>
-      <w:proofErr w:type="spellStart"/>
-      <w:r>
-        <w:rPr>
-          <w:rFonts w:eastAsia="Times New Roman" w:cs="Times New Roman"/>
-          <w:kern w:val="0"/>
-          <w:lang w:eastAsia="nl-BE"/>
-          <w14:ligatures w14:val="none"/>
-        </w:rPr>
-        <w:t>threat</w:t>
-      </w:r>
-      <w:proofErr w:type="spellEnd"/>
-      <w:r>
-        <w:rPr>
-          <w:rFonts w:eastAsia="Times New Roman" w:cs="Times New Roman"/>
-          <w:kern w:val="0"/>
-          <w:lang w:eastAsia="nl-BE"/>
-          <w14:ligatures w14:val="none"/>
-        </w:rPr>
-        <w:t xml:space="preserve"> modeling.</w:t>
+        <w:t xml:space="preserve"> generieke mindmap-tool, dankzij features zoals filtering en visuele codering. Deze bevindingen beantwoorden de onderzoeksvragen direct en onderbouwen de waarde van domeinspecifieke UX in threat modeling.</w:t>
       </w:r>
     </w:p>
     <w:p>
@@ -10125,127 +6479,7 @@
           <w14:ligatures w14:val="none"/>
         </w:rPr>
         <w:br/>
-        <w:t xml:space="preserve">De basisversie (versie 1) ondersteunt essentiële taken zoals node-creatie, uitklappen/inklappen en zoeken, wat noodzakelijk is voor het opbouwen van </w:t>
-      </w:r>
-      <w:proofErr w:type="spellStart"/>
-      <w:r>
-        <w:rPr>
-          <w:rFonts w:eastAsia="Times New Roman" w:cs="Times New Roman"/>
-          <w:kern w:val="0"/>
-          <w:lang w:eastAsia="nl-BE"/>
-          <w14:ligatures w14:val="none"/>
-        </w:rPr>
-        <w:t>Fortunately-Unfortunately</w:t>
-      </w:r>
-      <w:proofErr w:type="spellEnd"/>
-      <w:r>
-        <w:rPr>
-          <w:rFonts w:eastAsia="Times New Roman" w:cs="Times New Roman"/>
-          <w:kern w:val="0"/>
-          <w:lang w:eastAsia="nl-BE"/>
-          <w14:ligatures w14:val="none"/>
-        </w:rPr>
-        <w:t xml:space="preserve"> trees. Echter, de negatieve UEQ-scores op efficiëntie, stimulatie en originaliteit tonen aan dat deze functionaliteit alleen ontoereikend is voor soepele </w:t>
-      </w:r>
-      <w:proofErr w:type="spellStart"/>
-      <w:r>
-        <w:rPr>
-          <w:rFonts w:eastAsia="Times New Roman" w:cs="Times New Roman"/>
-          <w:kern w:val="0"/>
-          <w:lang w:eastAsia="nl-BE"/>
-          <w14:ligatures w14:val="none"/>
-        </w:rPr>
-        <w:t>threat</w:t>
-      </w:r>
-      <w:proofErr w:type="spellEnd"/>
-      <w:r>
-        <w:rPr>
-          <w:rFonts w:eastAsia="Times New Roman" w:cs="Times New Roman"/>
-          <w:kern w:val="0"/>
-          <w:lang w:eastAsia="nl-BE"/>
-          <w14:ligatures w14:val="none"/>
-        </w:rPr>
-        <w:t xml:space="preserve"> </w:t>
-      </w:r>
-      <w:proofErr w:type="spellStart"/>
-      <w:r>
-        <w:rPr>
-          <w:rFonts w:eastAsia="Times New Roman" w:cs="Times New Roman"/>
-          <w:kern w:val="0"/>
-          <w:lang w:eastAsia="nl-BE"/>
-          <w14:ligatures w14:val="none"/>
-        </w:rPr>
-        <w:t>modeling</w:t>
-      </w:r>
-      <w:proofErr w:type="spellEnd"/>
-      <w:r>
-        <w:rPr>
-          <w:rFonts w:eastAsia="Times New Roman" w:cs="Times New Roman"/>
-          <w:kern w:val="0"/>
-          <w:lang w:eastAsia="nl-BE"/>
-          <w14:ligatures w14:val="none"/>
-        </w:rPr>
-        <w:t xml:space="preserve"> zonder security-expertise. Dit sluit aan bij de literatuur over drempels in </w:t>
-      </w:r>
-      <w:proofErr w:type="spellStart"/>
-      <w:r>
-        <w:rPr>
-          <w:rFonts w:eastAsia="Times New Roman" w:cs="Times New Roman"/>
-          <w:kern w:val="0"/>
-          <w:lang w:eastAsia="nl-BE"/>
-          <w14:ligatures w14:val="none"/>
-        </w:rPr>
-        <w:t>threat</w:t>
-      </w:r>
-      <w:proofErr w:type="spellEnd"/>
-      <w:r>
-        <w:rPr>
-          <w:rFonts w:eastAsia="Times New Roman" w:cs="Times New Roman"/>
-          <w:kern w:val="0"/>
-          <w:lang w:eastAsia="nl-BE"/>
-          <w14:ligatures w14:val="none"/>
-        </w:rPr>
-        <w:t xml:space="preserve"> </w:t>
-      </w:r>
-      <w:proofErr w:type="spellStart"/>
-      <w:r>
-        <w:rPr>
-          <w:rFonts w:eastAsia="Times New Roman" w:cs="Times New Roman"/>
-          <w:kern w:val="0"/>
-          <w:lang w:eastAsia="nl-BE"/>
-          <w14:ligatures w14:val="none"/>
-        </w:rPr>
-        <w:t>modeling</w:t>
-      </w:r>
-      <w:proofErr w:type="spellEnd"/>
-      <w:r>
-        <w:rPr>
-          <w:rFonts w:eastAsia="Times New Roman" w:cs="Times New Roman"/>
-          <w:kern w:val="0"/>
-          <w:lang w:eastAsia="nl-BE"/>
-          <w14:ligatures w14:val="none"/>
-        </w:rPr>
-        <w:t xml:space="preserve">, waar generieke tools cognitieve belasting verhogen door gebrek aan </w:t>
-      </w:r>
-      <w:proofErr w:type="spellStart"/>
-      <w:r>
-        <w:rPr>
-          <w:rFonts w:eastAsia="Times New Roman" w:cs="Times New Roman"/>
-          <w:kern w:val="0"/>
-          <w:lang w:eastAsia="nl-BE"/>
-          <w14:ligatures w14:val="none"/>
-        </w:rPr>
-        <w:t>domeinspecifieke</w:t>
-      </w:r>
-      <w:proofErr w:type="spellEnd"/>
-      <w:r>
-        <w:rPr>
-          <w:rFonts w:eastAsia="Times New Roman" w:cs="Times New Roman"/>
-          <w:kern w:val="0"/>
-          <w:lang w:eastAsia="nl-BE"/>
-          <w14:ligatures w14:val="none"/>
-        </w:rPr>
-        <w:t xml:space="preserve"> ondersteuning</w:t>
+        <w:t>De basisversie (versie 1) ondersteunt essentiële taken zoals node-creatie, uitklappen/inklappen en zoeken, wat noodzakelijk is voor het opbouwen van Fortunately-Unfortunately trees. Echter, de negatieve UEQ-scores op efficiëntie, stimulatie en originaliteit tonen aan dat deze functionaliteit alleen ontoereikend is voor soepele threat modeling zonder security-expertise. Dit sluit aan bij de literatuur over drempels in threat modeling, waar generieke tools cognitieve belasting verhogen door gebrek aan domeinspecifieke ondersteuning</w:t>
       </w:r>
       <w:r>
         <w:rPr>
@@ -10332,27 +6566,7 @@
           <w14:ligatures w14:val="none"/>
         </w:rPr>
         <w:br/>
-        <w:t xml:space="preserve">Filtering op node-status scoort consequent als meest nuttig (meerdere rang 1), gevolgd door node-tellingen per status en </w:t>
-      </w:r>
-      <w:proofErr w:type="spellStart"/>
-      <w:r>
-        <w:rPr>
-          <w:rFonts w:eastAsia="Times New Roman" w:cs="Times New Roman"/>
-          <w:kern w:val="0"/>
-          <w:lang w:eastAsia="nl-BE"/>
-          <w14:ligatures w14:val="none"/>
-        </w:rPr>
-        <w:t>highlighting</w:t>
-      </w:r>
-      <w:proofErr w:type="spellEnd"/>
-      <w:r>
-        <w:rPr>
-          <w:rFonts w:eastAsia="Times New Roman" w:cs="Times New Roman"/>
-          <w:kern w:val="0"/>
-          <w:lang w:eastAsia="nl-BE"/>
-          <w14:ligatures w14:val="none"/>
-        </w:rPr>
-        <w:t xml:space="preserve"> vanuit de filterbalk. Visuele hulpmiddelen zoals kleurcodering en iconen (schilden) worden hoog gewaardeerd voor overzicht, </w:t>
+        <w:t xml:space="preserve">Filtering op node-status scoort consequent als meest nuttig (meerdere rang 1), gevolgd door node-tellingen per status en highlighting vanuit de filterbalk. Visuele hulpmiddelen zoals kleurcodering en iconen (schilden) worden hoog gewaardeerd voor overzicht, </w:t>
       </w:r>
       <w:r>
         <w:rPr>
@@ -10362,67 +6576,7 @@
           <w14:ligatures w14:val="none"/>
         </w:rPr>
         <w:lastRenderedPageBreak/>
-        <w:t xml:space="preserve">terwijl tooltips en </w:t>
-      </w:r>
-      <w:proofErr w:type="spellStart"/>
-      <w:r>
-        <w:rPr>
-          <w:rFonts w:eastAsia="Times New Roman" w:cs="Times New Roman"/>
-          <w:kern w:val="0"/>
-          <w:lang w:eastAsia="nl-BE"/>
-          <w14:ligatures w14:val="none"/>
-        </w:rPr>
-        <w:t>branch</w:t>
-      </w:r>
-      <w:proofErr w:type="spellEnd"/>
-      <w:r>
-        <w:rPr>
-          <w:rFonts w:eastAsia="Times New Roman" w:cs="Times New Roman"/>
-          <w:kern w:val="0"/>
-          <w:lang w:eastAsia="nl-BE"/>
-          <w14:ligatures w14:val="none"/>
-        </w:rPr>
-        <w:t xml:space="preserve">-samenvattingen lager scoren maar nog steeds positief bijdragen aan navigatie. Deze voorkeur bevestigt dat pragmatische features (zoeken, sorteren) voorop staan bij complexe </w:t>
-      </w:r>
-      <w:proofErr w:type="spellStart"/>
-      <w:r>
-        <w:rPr>
-          <w:rFonts w:eastAsia="Times New Roman" w:cs="Times New Roman"/>
-          <w:kern w:val="0"/>
-          <w:lang w:eastAsia="nl-BE"/>
-          <w14:ligatures w14:val="none"/>
-        </w:rPr>
-        <w:t>hirarchische</w:t>
-      </w:r>
-      <w:proofErr w:type="spellEnd"/>
-      <w:r>
-        <w:rPr>
-          <w:rFonts w:eastAsia="Times New Roman" w:cs="Times New Roman"/>
-          <w:kern w:val="0"/>
-          <w:lang w:eastAsia="nl-BE"/>
-          <w14:ligatures w14:val="none"/>
-        </w:rPr>
-        <w:t xml:space="preserve"> data, in lijn met </w:t>
-      </w:r>
-      <w:proofErr w:type="spellStart"/>
-      <w:r>
-        <w:rPr>
-          <w:rFonts w:eastAsia="Times New Roman" w:cs="Times New Roman"/>
-          <w:kern w:val="0"/>
-          <w:lang w:eastAsia="nl-BE"/>
-          <w14:ligatures w14:val="none"/>
-        </w:rPr>
-        <w:t>Nielsen's</w:t>
-      </w:r>
-      <w:proofErr w:type="spellEnd"/>
-      <w:r>
-        <w:rPr>
-          <w:rFonts w:eastAsia="Times New Roman" w:cs="Times New Roman"/>
-          <w:kern w:val="0"/>
-          <w:lang w:eastAsia="nl-BE"/>
-          <w14:ligatures w14:val="none"/>
-        </w:rPr>
-        <w:t xml:space="preserve"> heuristieken voor flexibiliteit en herkenning.</w:t>
+        <w:t>terwijl tooltips en branch-samenvattingen lager scoren maar nog steeds positief bijdragen aan navigatie. Deze voorkeur bevestigt dat pragmatische features (zoeken, sorteren) voorop staan bij complexe hirarchische data, in lijn met Nielsen's heuristieken voor flexibiliteit en herkenning.</w:t>
       </w:r>
     </w:p>
     <w:p>
@@ -10500,107 +6654,7 @@
           <w14:ligatures w14:val="none"/>
         </w:rPr>
         <w:br/>
-        <w:t xml:space="preserve">Versie 2 overtreft generieke </w:t>
-      </w:r>
-      <w:proofErr w:type="spellStart"/>
-      <w:r>
-        <w:rPr>
-          <w:rFonts w:eastAsia="Times New Roman" w:cs="Times New Roman"/>
-          <w:kern w:val="0"/>
-          <w:lang w:eastAsia="nl-BE"/>
-          <w14:ligatures w14:val="none"/>
-        </w:rPr>
-        <w:t>mindmap</w:t>
-      </w:r>
-      <w:proofErr w:type="spellEnd"/>
-      <w:r>
-        <w:rPr>
-          <w:rFonts w:eastAsia="Times New Roman" w:cs="Times New Roman"/>
-          <w:kern w:val="0"/>
-          <w:lang w:eastAsia="nl-BE"/>
-          <w14:ligatures w14:val="none"/>
-        </w:rPr>
-        <w:t xml:space="preserve">-software op gebruiksvriendelijkheid (positieve UEQ-scores vs. negatief voor basisversie) en effectiviteit (tijdsbesparing, foutreductie via automatisering). Deelnemers benadrukken dat </w:t>
-      </w:r>
-      <w:proofErr w:type="spellStart"/>
-      <w:r>
-        <w:rPr>
-          <w:rFonts w:eastAsia="Times New Roman" w:cs="Times New Roman"/>
-          <w:kern w:val="0"/>
-          <w:lang w:eastAsia="nl-BE"/>
-          <w14:ligatures w14:val="none"/>
-        </w:rPr>
-        <w:t>domeinspecifieke</w:t>
-      </w:r>
-      <w:proofErr w:type="spellEnd"/>
-      <w:r>
-        <w:rPr>
-          <w:rFonts w:eastAsia="Times New Roman" w:cs="Times New Roman"/>
-          <w:kern w:val="0"/>
-          <w:lang w:eastAsia="nl-BE"/>
-          <w14:ligatures w14:val="none"/>
-        </w:rPr>
-        <w:t xml:space="preserve"> elementen zoals automatische </w:t>
-      </w:r>
-      <w:proofErr w:type="spellStart"/>
-      <w:r>
-        <w:rPr>
-          <w:rFonts w:eastAsia="Times New Roman" w:cs="Times New Roman"/>
-          <w:kern w:val="0"/>
-          <w:lang w:eastAsia="nl-BE"/>
-          <w14:ligatures w14:val="none"/>
-        </w:rPr>
-        <w:t>danger</w:t>
-      </w:r>
-      <w:proofErr w:type="spellEnd"/>
-      <w:r>
-        <w:rPr>
-          <w:rFonts w:eastAsia="Times New Roman" w:cs="Times New Roman"/>
-          <w:kern w:val="0"/>
-          <w:lang w:eastAsia="nl-BE"/>
-          <w14:ligatures w14:val="none"/>
-        </w:rPr>
-        <w:t xml:space="preserve"> ratings en status-filters </w:t>
-      </w:r>
-      <w:proofErr w:type="spellStart"/>
-      <w:r>
-        <w:rPr>
-          <w:rFonts w:eastAsia="Times New Roman" w:cs="Times New Roman"/>
-          <w:kern w:val="0"/>
-          <w:lang w:eastAsia="nl-BE"/>
-          <w14:ligatures w14:val="none"/>
-        </w:rPr>
-        <w:t>threat</w:t>
-      </w:r>
-      <w:proofErr w:type="spellEnd"/>
-      <w:r>
-        <w:rPr>
-          <w:rFonts w:eastAsia="Times New Roman" w:cs="Times New Roman"/>
-          <w:kern w:val="0"/>
-          <w:lang w:eastAsia="nl-BE"/>
-          <w14:ligatures w14:val="none"/>
-        </w:rPr>
-        <w:t xml:space="preserve"> </w:t>
-      </w:r>
-      <w:proofErr w:type="spellStart"/>
-      <w:r>
-        <w:rPr>
-          <w:rFonts w:eastAsia="Times New Roman" w:cs="Times New Roman"/>
-          <w:kern w:val="0"/>
-          <w:lang w:eastAsia="nl-BE"/>
-          <w14:ligatures w14:val="none"/>
-        </w:rPr>
-        <w:t>modeling</w:t>
-      </w:r>
-      <w:proofErr w:type="spellEnd"/>
-      <w:r>
-        <w:rPr>
-          <w:rFonts w:eastAsia="Times New Roman" w:cs="Times New Roman"/>
-          <w:kern w:val="0"/>
-          <w:lang w:eastAsia="nl-BE"/>
-          <w14:ligatures w14:val="none"/>
-        </w:rPr>
-        <w:t xml:space="preserve"> toegankelijker maken voor niet-experts, wat de kloof tussen theorie en praktijk adresseert.</w:t>
+        <w:t>Versie 2 overtreft generieke mindmap-software op gebruiksvriendelijkheid (positieve UEQ-scores vs. negatief voor basisversie) en effectiviteit (tijdsbesparing, foutreductie via automatisering). Deelnemers benadrukken dat domeinspecifieke elementen zoals automatische danger ratings en status-filters threat modeling toegankelijker maken voor niet-experts, wat de kloof tussen theorie en praktijk adresseert.</w:t>
       </w:r>
     </w:p>
     <w:p>
@@ -10692,207 +6746,7 @@
           <w:lang w:eastAsia="nl-BE"/>
           <w14:ligatures w14:val="none"/>
         </w:rPr>
-        <w:t xml:space="preserve">De resultaten valideren en verfijnen inzichten uit recente literatuur over security visualisatie en </w:t>
-      </w:r>
-      <w:proofErr w:type="spellStart"/>
-      <w:r>
-        <w:rPr>
-          <w:rFonts w:eastAsia="Times New Roman" w:cs="Times New Roman"/>
-          <w:kern w:val="0"/>
-          <w:lang w:eastAsia="nl-BE"/>
-          <w14:ligatures w14:val="none"/>
-        </w:rPr>
-        <w:t>threat</w:t>
-      </w:r>
-      <w:proofErr w:type="spellEnd"/>
-      <w:r>
-        <w:rPr>
-          <w:rFonts w:eastAsia="Times New Roman" w:cs="Times New Roman"/>
-          <w:kern w:val="0"/>
-          <w:lang w:eastAsia="nl-BE"/>
-          <w14:ligatures w14:val="none"/>
-        </w:rPr>
-        <w:t xml:space="preserve"> </w:t>
-      </w:r>
-      <w:proofErr w:type="spellStart"/>
-      <w:r>
-        <w:rPr>
-          <w:rFonts w:eastAsia="Times New Roman" w:cs="Times New Roman"/>
-          <w:kern w:val="0"/>
-          <w:lang w:eastAsia="nl-BE"/>
-          <w14:ligatures w14:val="none"/>
-        </w:rPr>
-        <w:t>modeling</w:t>
-      </w:r>
-      <w:proofErr w:type="spellEnd"/>
-      <w:r>
-        <w:rPr>
-          <w:rFonts w:eastAsia="Times New Roman" w:cs="Times New Roman"/>
-          <w:kern w:val="0"/>
-          <w:lang w:eastAsia="nl-BE"/>
-          <w14:ligatures w14:val="none"/>
-        </w:rPr>
-        <w:t xml:space="preserve"> tools. </w:t>
-      </w:r>
-      <w:proofErr w:type="spellStart"/>
-      <w:r>
-        <w:rPr>
-          <w:rFonts w:eastAsia="Times New Roman" w:cs="Times New Roman"/>
-          <w:kern w:val="0"/>
-          <w:lang w:eastAsia="nl-BE"/>
-          <w14:ligatures w14:val="none"/>
-        </w:rPr>
-        <w:t>Devendra</w:t>
-      </w:r>
-      <w:proofErr w:type="spellEnd"/>
-      <w:r>
-        <w:rPr>
-          <w:rFonts w:eastAsia="Times New Roman" w:cs="Times New Roman"/>
-          <w:kern w:val="0"/>
-          <w:lang w:eastAsia="nl-BE"/>
-          <w14:ligatures w14:val="none"/>
-        </w:rPr>
-        <w:t xml:space="preserve"> et al. (2025) identificeren </w:t>
-      </w:r>
-      <w:proofErr w:type="spellStart"/>
-      <w:r>
-        <w:rPr>
-          <w:rFonts w:eastAsia="Times New Roman" w:cs="Times New Roman"/>
-          <w:kern w:val="0"/>
-          <w:lang w:eastAsia="nl-BE"/>
-          <w14:ligatures w14:val="none"/>
-        </w:rPr>
-        <w:t>graph-based</w:t>
-      </w:r>
-      <w:proofErr w:type="spellEnd"/>
-      <w:r>
-        <w:rPr>
-          <w:rFonts w:eastAsia="Times New Roman" w:cs="Times New Roman"/>
-          <w:kern w:val="0"/>
-          <w:lang w:eastAsia="nl-BE"/>
-          <w14:ligatures w14:val="none"/>
-        </w:rPr>
-        <w:t xml:space="preserve"> en </w:t>
-      </w:r>
-      <w:proofErr w:type="spellStart"/>
-      <w:r>
-        <w:rPr>
-          <w:rFonts w:eastAsia="Times New Roman" w:cs="Times New Roman"/>
-          <w:kern w:val="0"/>
-          <w:lang w:eastAsia="nl-BE"/>
-          <w14:ligatures w14:val="none"/>
-        </w:rPr>
-        <w:t>notation-based</w:t>
-      </w:r>
-      <w:proofErr w:type="spellEnd"/>
-      <w:r>
-        <w:rPr>
-          <w:rFonts w:eastAsia="Times New Roman" w:cs="Times New Roman"/>
-          <w:kern w:val="0"/>
-          <w:lang w:eastAsia="nl-BE"/>
-          <w14:ligatures w14:val="none"/>
-        </w:rPr>
-        <w:t xml:space="preserve"> visualisaties als dominante technieken, maar signaleren een gebrek aan toegankelijkheid voor non-experts en schaalbaarheid bij </w:t>
-      </w:r>
-      <w:proofErr w:type="spellStart"/>
-      <w:r>
-        <w:rPr>
-          <w:rFonts w:eastAsia="Times New Roman" w:cs="Times New Roman"/>
-          <w:kern w:val="0"/>
-          <w:lang w:eastAsia="nl-BE"/>
-          <w14:ligatures w14:val="none"/>
-        </w:rPr>
-        <w:t>hirarchische</w:t>
-      </w:r>
-      <w:proofErr w:type="spellEnd"/>
-      <w:r>
-        <w:rPr>
-          <w:rFonts w:eastAsia="Times New Roman" w:cs="Times New Roman"/>
-          <w:kern w:val="0"/>
-          <w:lang w:eastAsia="nl-BE"/>
-          <w14:ligatures w14:val="none"/>
-        </w:rPr>
-        <w:t xml:space="preserve"> data. De fileview-geïnspireerde boomstructuur met filtering en </w:t>
-      </w:r>
-      <w:proofErr w:type="spellStart"/>
-      <w:r>
-        <w:rPr>
-          <w:rFonts w:eastAsia="Times New Roman" w:cs="Times New Roman"/>
-          <w:kern w:val="0"/>
-          <w:lang w:eastAsia="nl-BE"/>
-          <w14:ligatures w14:val="none"/>
-        </w:rPr>
-        <w:t>danger</w:t>
-      </w:r>
-      <w:proofErr w:type="spellEnd"/>
-      <w:r>
-        <w:rPr>
-          <w:rFonts w:eastAsia="Times New Roman" w:cs="Times New Roman"/>
-          <w:kern w:val="0"/>
-          <w:lang w:eastAsia="nl-BE"/>
-          <w14:ligatures w14:val="none"/>
-        </w:rPr>
-        <w:t xml:space="preserve"> rating sortering adresseert deze </w:t>
-      </w:r>
-      <w:proofErr w:type="spellStart"/>
-      <w:r>
-        <w:rPr>
-          <w:rFonts w:eastAsia="Times New Roman" w:cs="Times New Roman"/>
-          <w:kern w:val="0"/>
-          <w:lang w:eastAsia="nl-BE"/>
-          <w14:ligatures w14:val="none"/>
-        </w:rPr>
-        <w:t>gaps</w:t>
-      </w:r>
-      <w:proofErr w:type="spellEnd"/>
-      <w:r>
-        <w:rPr>
-          <w:rFonts w:eastAsia="Times New Roman" w:cs="Times New Roman"/>
-          <w:kern w:val="0"/>
-          <w:lang w:eastAsia="nl-BE"/>
-          <w14:ligatures w14:val="none"/>
-        </w:rPr>
-        <w:t xml:space="preserve"> direct: versie 2 toont significante UEQ-verbeteringen op efficiëntie (+1.7) en stimulatie (+2.1), wat aantoont dat </w:t>
-      </w:r>
-      <w:proofErr w:type="spellStart"/>
-      <w:r>
-        <w:rPr>
-          <w:rFonts w:eastAsia="Times New Roman" w:cs="Times New Roman"/>
-          <w:kern w:val="0"/>
-          <w:lang w:eastAsia="nl-BE"/>
-          <w14:ligatures w14:val="none"/>
-        </w:rPr>
-        <w:t>domeinspecifieke</w:t>
-      </w:r>
-      <w:proofErr w:type="spellEnd"/>
-      <w:r>
-        <w:rPr>
-          <w:rFonts w:eastAsia="Times New Roman" w:cs="Times New Roman"/>
-          <w:kern w:val="0"/>
-          <w:lang w:eastAsia="nl-BE"/>
-          <w14:ligatures w14:val="none"/>
-        </w:rPr>
-        <w:t xml:space="preserve"> UX-features cognitieve load reduceren bij </w:t>
-      </w:r>
-      <w:proofErr w:type="spellStart"/>
-      <w:r>
-        <w:rPr>
-          <w:rFonts w:eastAsia="Times New Roman" w:cs="Times New Roman"/>
-          <w:kern w:val="0"/>
-          <w:lang w:eastAsia="nl-BE"/>
-          <w14:ligatures w14:val="none"/>
-        </w:rPr>
-        <w:t>threat</w:t>
-      </w:r>
-      <w:proofErr w:type="spellEnd"/>
-      <w:r>
-        <w:rPr>
-          <w:rFonts w:eastAsia="Times New Roman" w:cs="Times New Roman"/>
-          <w:kern w:val="0"/>
-          <w:lang w:eastAsia="nl-BE"/>
-          <w14:ligatures w14:val="none"/>
-        </w:rPr>
-        <w:t xml:space="preserve"> modeling.</w:t>
+        <w:t>De resultaten valideren en verfijnen inzichten uit recente literatuur over security visualisatie en threat modeling tools. Devendra et al. (2025) identificeren graph-based en notation-based visualisaties als dominante technieken, maar signaleren een gebrek aan toegankelijkheid voor non-experts en schaalbaarheid bij hirarchische data. De fileview-geïnspireerde boomstructuur met filtering en danger rating sortering adresseert deze gaps direct: versie 2 toont significante UEQ-verbeteringen op efficiëntie (+1.7) en stimulatie (+2.1), wat aantoont dat domeinspecifieke UX-features cognitieve load reduceren bij threat modeling.</w:t>
       </w:r>
       <w:r>
         <w:rPr>
@@ -10931,214 +6785,32 @@
       <w:pPr>
         <w:spacing w:afterLines="24" w:after="57" w:line="288" w:lineRule="auto"/>
       </w:pPr>
-      <w:proofErr w:type="spellStart"/>
-      <w:r>
-        <w:rPr>
-          <w:rFonts w:eastAsia="Times New Roman" w:cs="Times New Roman"/>
-          <w:kern w:val="0"/>
-          <w:lang w:eastAsia="nl-BE"/>
-          <w14:ligatures w14:val="none"/>
-        </w:rPr>
-        <w:t>Shi</w:t>
-      </w:r>
-      <w:proofErr w:type="spellEnd"/>
-      <w:r>
-        <w:rPr>
-          <w:rFonts w:eastAsia="Times New Roman" w:cs="Times New Roman"/>
-          <w:kern w:val="0"/>
-          <w:lang w:eastAsia="nl-BE"/>
-          <w14:ligatures w14:val="none"/>
-        </w:rPr>
-        <w:t xml:space="preserve"> et al. (2022) classificeren diagram-gebaseerde tools zoals Microsoft TMT en OWASP </w:t>
-      </w:r>
-      <w:proofErr w:type="spellStart"/>
-      <w:r>
-        <w:rPr>
-          <w:rFonts w:eastAsia="Times New Roman" w:cs="Times New Roman"/>
-          <w:kern w:val="0"/>
-          <w:lang w:eastAsia="nl-BE"/>
-          <w14:ligatures w14:val="none"/>
-        </w:rPr>
-        <w:t>Threat</w:t>
-      </w:r>
-      <w:proofErr w:type="spellEnd"/>
-      <w:r>
-        <w:rPr>
-          <w:rFonts w:eastAsia="Times New Roman" w:cs="Times New Roman"/>
-          <w:kern w:val="0"/>
-          <w:lang w:eastAsia="nl-BE"/>
-          <w14:ligatures w14:val="none"/>
-        </w:rPr>
-        <w:t xml:space="preserve"> Dragon als intuïtief maar beperkt in </w:t>
-      </w:r>
-      <w:proofErr w:type="spellStart"/>
-      <w:r>
-        <w:rPr>
-          <w:rFonts w:eastAsia="Times New Roman" w:cs="Times New Roman"/>
-          <w:kern w:val="0"/>
-          <w:lang w:eastAsia="nl-BE"/>
-          <w14:ligatures w14:val="none"/>
-        </w:rPr>
-        <w:t>threat</w:t>
-      </w:r>
-      <w:proofErr w:type="spellEnd"/>
-      <w:r>
-        <w:rPr>
-          <w:rFonts w:eastAsia="Times New Roman" w:cs="Times New Roman"/>
-          <w:kern w:val="0"/>
-          <w:lang w:eastAsia="nl-BE"/>
-          <w14:ligatures w14:val="none"/>
-        </w:rPr>
-        <w:t xml:space="preserve"> tracking. De geïmplementeerde </w:t>
-      </w:r>
-      <w:proofErr w:type="spellStart"/>
-      <w:r>
-        <w:rPr>
-          <w:rFonts w:eastAsia="Times New Roman" w:cs="Times New Roman"/>
-          <w:kern w:val="0"/>
-          <w:lang w:eastAsia="nl-BE"/>
-          <w14:ligatures w14:val="none"/>
-        </w:rPr>
-        <w:t>webtool</w:t>
-      </w:r>
-      <w:proofErr w:type="spellEnd"/>
-      <w:r>
-        <w:rPr>
-          <w:rFonts w:eastAsia="Times New Roman" w:cs="Times New Roman"/>
-          <w:kern w:val="0"/>
-          <w:lang w:eastAsia="nl-BE"/>
-          <w14:ligatures w14:val="none"/>
-        </w:rPr>
-        <w:t xml:space="preserve"> overtreft deze door statusiconen (</w:t>
-      </w:r>
-      <w:proofErr w:type="spellStart"/>
-      <w:r>
-        <w:rPr>
-          <w:rFonts w:eastAsia="Times New Roman" w:cs="Times New Roman"/>
-          <w:kern w:val="0"/>
-          <w:lang w:eastAsia="nl-BE"/>
-          <w14:ligatures w14:val="none"/>
-        </w:rPr>
-        <w:t>Weakness</w:t>
-      </w:r>
-      <w:proofErr w:type="spellEnd"/>
-      <w:r>
-        <w:rPr>
-          <w:rFonts w:eastAsia="Times New Roman" w:cs="Times New Roman"/>
-          <w:kern w:val="0"/>
-          <w:lang w:eastAsia="nl-BE"/>
-          <w14:ligatures w14:val="none"/>
-        </w:rPr>
-        <w:t xml:space="preserve">, </w:t>
-      </w:r>
-      <w:proofErr w:type="spellStart"/>
-      <w:r>
-        <w:rPr>
-          <w:rFonts w:eastAsia="Times New Roman" w:cs="Times New Roman"/>
-          <w:kern w:val="0"/>
-          <w:lang w:eastAsia="nl-BE"/>
-          <w14:ligatures w14:val="none"/>
-        </w:rPr>
-        <w:t>Weakness</w:t>
-      </w:r>
-      <w:proofErr w:type="spellEnd"/>
-      <w:r>
-        <w:rPr>
-          <w:rFonts w:eastAsia="Times New Roman" w:cs="Times New Roman"/>
-          <w:kern w:val="0"/>
-          <w:lang w:eastAsia="nl-BE"/>
-          <w14:ligatures w14:val="none"/>
-        </w:rPr>
-        <w:t xml:space="preserve"> Under Review, </w:t>
-      </w:r>
-      <w:proofErr w:type="spellStart"/>
-      <w:r>
-        <w:rPr>
-          <w:rFonts w:eastAsia="Times New Roman" w:cs="Times New Roman"/>
-          <w:kern w:val="0"/>
-          <w:lang w:eastAsia="nl-BE"/>
-          <w14:ligatures w14:val="none"/>
-        </w:rPr>
-        <w:t>Assumption</w:t>
-      </w:r>
-      <w:proofErr w:type="spellEnd"/>
-      <w:r>
-        <w:rPr>
-          <w:rFonts w:eastAsia="Times New Roman" w:cs="Times New Roman"/>
-          <w:kern w:val="0"/>
-          <w:lang w:eastAsia="nl-BE"/>
-          <w14:ligatures w14:val="none"/>
-        </w:rPr>
-        <w:t xml:space="preserve"> Under Review</w:t>
-      </w:r>
-      <w:r>
-        <w:rPr>
-          <w:rFonts w:eastAsia="Times New Roman" w:cs="Times New Roman"/>
-          <w:kern w:val="0"/>
-          <w:lang w:eastAsia="nl-BE"/>
-          <w14:ligatures w14:val="none"/>
-        </w:rPr>
-        <w:t xml:space="preserve">, </w:t>
-      </w:r>
-      <w:proofErr w:type="spellStart"/>
-      <w:r>
-        <w:rPr>
-          <w:rFonts w:eastAsia="Times New Roman" w:cs="Times New Roman"/>
-          <w:kern w:val="0"/>
-          <w:lang w:eastAsia="nl-BE"/>
-          <w14:ligatures w14:val="none"/>
-        </w:rPr>
-        <w:t>Verified</w:t>
-      </w:r>
-      <w:proofErr w:type="spellEnd"/>
-      <w:r>
-        <w:rPr>
-          <w:rFonts w:eastAsia="Times New Roman" w:cs="Times New Roman"/>
-          <w:kern w:val="0"/>
-          <w:lang w:eastAsia="nl-BE"/>
-          <w14:ligatures w14:val="none"/>
-        </w:rPr>
-        <w:t xml:space="preserve"> </w:t>
-      </w:r>
-      <w:proofErr w:type="spellStart"/>
-      <w:r>
-        <w:rPr>
-          <w:rFonts w:eastAsia="Times New Roman" w:cs="Times New Roman"/>
-          <w:kern w:val="0"/>
-          <w:lang w:eastAsia="nl-BE"/>
-          <w14:ligatures w14:val="none"/>
-        </w:rPr>
-        <w:t>Assumption</w:t>
-      </w:r>
-      <w:proofErr w:type="spellEnd"/>
-      <w:r>
-        <w:rPr>
-          <w:rFonts w:eastAsia="Times New Roman" w:cs="Times New Roman"/>
-          <w:kern w:val="0"/>
-          <w:lang w:eastAsia="nl-BE"/>
-          <w14:ligatures w14:val="none"/>
-        </w:rPr>
-        <w:t>) en automatische evaluatie (</w:t>
-      </w:r>
-      <w:proofErr w:type="spellStart"/>
-      <w:r>
-        <w:rPr>
-          <w:rFonts w:eastAsia="Times New Roman" w:cs="Times New Roman"/>
-          <w:kern w:val="0"/>
-          <w:lang w:eastAsia="nl-BE"/>
-          <w14:ligatures w14:val="none"/>
-        </w:rPr>
-        <w:t>danger</w:t>
-      </w:r>
-      <w:proofErr w:type="spellEnd"/>
-      <w:r>
-        <w:rPr>
-          <w:rFonts w:eastAsia="Times New Roman" w:cs="Times New Roman"/>
-          <w:kern w:val="0"/>
-          <w:lang w:eastAsia="nl-BE"/>
-          <w14:ligatures w14:val="none"/>
-        </w:rPr>
-        <w:t xml:space="preserve"> ratings), wat verklaart waarom filtering consequent als meest nuttig werd gerangschikt (meerdere rang 1-scores).</w:t>
+      <w:r>
+        <w:rPr>
+          <w:rFonts w:eastAsia="Times New Roman" w:cs="Times New Roman"/>
+          <w:kern w:val="0"/>
+          <w:lang w:eastAsia="nl-BE"/>
+          <w14:ligatures w14:val="none"/>
+        </w:rPr>
+        <w:t>Shi et al. (2022) classificeren diagram-gebaseerde tools zoals Microsoft TMT en OWASP Threat Dragon als intuïtief maar beperkt in threat tracking. De geïmplementeerde webtool overtreft deze door statusiconen (Weakness</w:t>
+      </w:r>
+      <w:r>
+        <w:rPr>
+          <w:rFonts w:eastAsia="Times New Roman" w:cs="Times New Roman"/>
+          <w:kern w:val="0"/>
+          <w:lang w:eastAsia="nl-BE"/>
+          <w14:ligatures w14:val="none"/>
+        </w:rPr>
+        <w:t>, Weakness Under Review, Assumption Under Review</w:t>
+      </w:r>
+      <w:r>
+        <w:rPr>
+          <w:rFonts w:eastAsia="Times New Roman" w:cs="Times New Roman"/>
+          <w:kern w:val="0"/>
+          <w:lang w:eastAsia="nl-BE"/>
+          <w14:ligatures w14:val="none"/>
+        </w:rPr>
+        <w:t>, Verified Assumption) en automatische evaluatie (danger ratings), wat verklaart waarom filtering consequent als meest nuttig werd gerangschikt (meerdere rang 1-scores).</w:t>
       </w:r>
       <w:r>
         <w:rPr>
@@ -11192,87 +6864,7 @@
           <w:lang w:eastAsia="nl-BE"/>
           <w14:ligatures w14:val="none"/>
         </w:rPr>
-        <w:t xml:space="preserve">De sprong in ervaring-gerelateerde UEQ-scores (stimulatie, originaliteit) onderstreept </w:t>
-      </w:r>
-      <w:proofErr w:type="spellStart"/>
-      <w:r>
-        <w:rPr>
-          <w:rFonts w:eastAsia="Times New Roman" w:cs="Times New Roman"/>
-          <w:kern w:val="0"/>
-          <w:lang w:eastAsia="nl-BE"/>
-          <w14:ligatures w14:val="none"/>
-        </w:rPr>
-        <w:t>Devendra's</w:t>
-      </w:r>
-      <w:proofErr w:type="spellEnd"/>
-      <w:r>
-        <w:rPr>
-          <w:rFonts w:eastAsia="Times New Roman" w:cs="Times New Roman"/>
-          <w:kern w:val="0"/>
-          <w:lang w:eastAsia="nl-BE"/>
-          <w14:ligatures w14:val="none"/>
-        </w:rPr>
-        <w:t xml:space="preserve"> oproep voor user-</w:t>
-      </w:r>
-      <w:proofErr w:type="spellStart"/>
-      <w:r>
-        <w:rPr>
-          <w:rFonts w:eastAsia="Times New Roman" w:cs="Times New Roman"/>
-          <w:kern w:val="0"/>
-          <w:lang w:eastAsia="nl-BE"/>
-          <w14:ligatures w14:val="none"/>
-        </w:rPr>
-        <w:t>centric</w:t>
-      </w:r>
-      <w:proofErr w:type="spellEnd"/>
-      <w:r>
-        <w:rPr>
-          <w:rFonts w:eastAsia="Times New Roman" w:cs="Times New Roman"/>
-          <w:kern w:val="0"/>
-          <w:lang w:eastAsia="nl-BE"/>
-          <w14:ligatures w14:val="none"/>
-        </w:rPr>
-        <w:t xml:space="preserve"> design in security visualisatie, terwijl de voorkeur voor pragmatische features (filtering &gt; tooltips) Nielsens heuristieken voor flexibiliteit en herkenning bevestigt als cruciaal voor </w:t>
-      </w:r>
-      <w:proofErr w:type="spellStart"/>
-      <w:r>
-        <w:rPr>
-          <w:rFonts w:eastAsia="Times New Roman" w:cs="Times New Roman"/>
-          <w:kern w:val="0"/>
-          <w:lang w:eastAsia="nl-BE"/>
-          <w14:ligatures w14:val="none"/>
-        </w:rPr>
-        <w:t>threat</w:t>
-      </w:r>
-      <w:proofErr w:type="spellEnd"/>
-      <w:r>
-        <w:rPr>
-          <w:rFonts w:eastAsia="Times New Roman" w:cs="Times New Roman"/>
-          <w:kern w:val="0"/>
-          <w:lang w:eastAsia="nl-BE"/>
-          <w14:ligatures w14:val="none"/>
-        </w:rPr>
-        <w:t xml:space="preserve"> </w:t>
-      </w:r>
-      <w:proofErr w:type="spellStart"/>
-      <w:r>
-        <w:rPr>
-          <w:rFonts w:eastAsia="Times New Roman" w:cs="Times New Roman"/>
-          <w:kern w:val="0"/>
-          <w:lang w:eastAsia="nl-BE"/>
-          <w14:ligatures w14:val="none"/>
-        </w:rPr>
-        <w:t>modeling</w:t>
-      </w:r>
-      <w:proofErr w:type="spellEnd"/>
-      <w:r>
-        <w:rPr>
-          <w:rFonts w:eastAsia="Times New Roman" w:cs="Times New Roman"/>
-          <w:kern w:val="0"/>
-          <w:lang w:eastAsia="nl-BE"/>
-          <w14:ligatures w14:val="none"/>
-        </w:rPr>
-        <w:t xml:space="preserve"> adoptie.</w:t>
+        <w:t>De sprong in ervaring-gerelateerde UEQ-scores (stimulatie, originaliteit) onderstreept Devendra's oproep voor user-centric design in security visualisatie, terwijl de voorkeur voor pragmatische features (filtering &gt; tooltips) Nielsens heuristieken voor flexibiliteit en herkenning bevestigt als cruciaal voor threat modeling adoptie.</w:t>
       </w:r>
     </w:p>
     <w:p>
@@ -11349,67 +6941,7 @@
           <w:lang w:eastAsia="nl-BE"/>
           <w14:ligatures w14:val="none"/>
         </w:rPr>
-        <w:t xml:space="preserve">De steekproef is klein (9 deelnemers), wat generaliseerbaarheid beperkt tot gelijkaardige populaties (ontwikkelaars met basiskennis). Zelfrapportage via UEQ en open vragen is subjectief en vat mogelijke </w:t>
-      </w:r>
-      <w:proofErr w:type="spellStart"/>
-      <w:r>
-        <w:rPr>
-          <w:rFonts w:eastAsia="Times New Roman" w:cs="Times New Roman"/>
-          <w:kern w:val="0"/>
-          <w:lang w:eastAsia="nl-BE"/>
-          <w14:ligatures w14:val="none"/>
-        </w:rPr>
-        <w:t>confirmation</w:t>
-      </w:r>
-      <w:proofErr w:type="spellEnd"/>
-      <w:r>
-        <w:rPr>
-          <w:rFonts w:eastAsia="Times New Roman" w:cs="Times New Roman"/>
-          <w:kern w:val="0"/>
-          <w:lang w:eastAsia="nl-BE"/>
-          <w14:ligatures w14:val="none"/>
-        </w:rPr>
-        <w:t xml:space="preserve"> bias. De studie vergelijkt met een interne basisversie, niet met externe tools zoals </w:t>
-      </w:r>
-      <w:proofErr w:type="spellStart"/>
-      <w:r>
-        <w:rPr>
-          <w:rFonts w:eastAsia="Times New Roman" w:cs="Times New Roman"/>
-          <w:kern w:val="0"/>
-          <w:lang w:eastAsia="nl-BE"/>
-          <w14:ligatures w14:val="none"/>
-        </w:rPr>
-        <w:t>MindMeister</w:t>
-      </w:r>
-      <w:proofErr w:type="spellEnd"/>
-      <w:r>
-        <w:rPr>
-          <w:rFonts w:eastAsia="Times New Roman" w:cs="Times New Roman"/>
-          <w:kern w:val="0"/>
-          <w:lang w:eastAsia="nl-BE"/>
-          <w14:ligatures w14:val="none"/>
-        </w:rPr>
-        <w:t xml:space="preserve"> of </w:t>
-      </w:r>
-      <w:proofErr w:type="spellStart"/>
-      <w:r>
-        <w:rPr>
-          <w:rFonts w:eastAsia="Times New Roman" w:cs="Times New Roman"/>
-          <w:kern w:val="0"/>
-          <w:lang w:eastAsia="nl-BE"/>
-          <w14:ligatures w14:val="none"/>
-        </w:rPr>
-        <w:t>Lucidchart</w:t>
-      </w:r>
-      <w:proofErr w:type="spellEnd"/>
-      <w:r>
-        <w:rPr>
-          <w:rFonts w:eastAsia="Times New Roman" w:cs="Times New Roman"/>
-          <w:kern w:val="0"/>
-          <w:lang w:eastAsia="nl-BE"/>
-          <w14:ligatures w14:val="none"/>
-        </w:rPr>
-        <w:t>, en focust op korte taken zonder langdurig gebruik.</w:t>
+        <w:t>De steekproef is klein (9 deelnemers), wat generaliseerbaarheid beperkt tot gelijkaardige populaties (ontwikkelaars met basiskennis). Zelfrapportage via UEQ en open vragen is subjectief en vat mogelijke confirmation bias. De studie vergelijkt met een interne basisversie, niet met externe tools zoals MindMeister of Lucidchart, en focust op korte taken zonder langdurig gebruik.</w:t>
       </w:r>
     </w:p>
     <w:p>
@@ -11511,27 +7043,7 @@
           <w:lang w:eastAsia="nl-BE"/>
           <w14:ligatures w14:val="none"/>
         </w:rPr>
-        <w:t xml:space="preserve">Theoretisch draagt dit bij aan design </w:t>
-      </w:r>
-      <w:proofErr w:type="spellStart"/>
-      <w:r>
-        <w:rPr>
-          <w:rFonts w:eastAsia="Times New Roman" w:cs="Times New Roman"/>
-          <w:kern w:val="0"/>
-          <w:lang w:eastAsia="nl-BE"/>
-          <w14:ligatures w14:val="none"/>
-        </w:rPr>
-        <w:t>science</w:t>
-      </w:r>
-      <w:proofErr w:type="spellEnd"/>
-      <w:r>
-        <w:rPr>
-          <w:rFonts w:eastAsia="Times New Roman" w:cs="Times New Roman"/>
-          <w:kern w:val="0"/>
-          <w:lang w:eastAsia="nl-BE"/>
-          <w14:ligatures w14:val="none"/>
-        </w:rPr>
-        <w:t xml:space="preserve"> door empirisch bewijs voor UX-features in security </w:t>
+        <w:t xml:space="preserve">Theoretisch draagt dit bij aan design science door empirisch bewijs voor UX-features in security </w:t>
       </w:r>
       <w:r>
         <w:rPr>
@@ -11549,19 +7061,142 @@
           <w:lang w:eastAsia="nl-BE"/>
           <w14:ligatures w14:val="none"/>
         </w:rPr>
-        <w:t xml:space="preserve">, met aanbeveling voor integratie van UEQ in </w:t>
-      </w:r>
-      <w:proofErr w:type="spellStart"/>
-      <w:r>
-        <w:rPr>
-          <w:rFonts w:eastAsia="Times New Roman" w:cs="Times New Roman"/>
-          <w:kern w:val="0"/>
-          <w:lang w:eastAsia="nl-BE"/>
-          <w14:ligatures w14:val="none"/>
-        </w:rPr>
-        <w:t>threat</w:t>
-      </w:r>
-      <w:proofErr w:type="spellEnd"/>
+        <w:t>, met aanbeveling voor integratie van UEQ in threat modeling evaluaties. Praktisch kan de tool DevSecOps teams helpen door threat modeling laagdrempelig te maken</w:t>
+      </w:r>
+      <w:r>
+        <w:rPr>
+          <w:rFonts w:eastAsia="Times New Roman" w:cs="Times New Roman"/>
+          <w:kern w:val="0"/>
+          <w:lang w:eastAsia="nl-BE"/>
+          <w14:ligatures w14:val="none"/>
+        </w:rPr>
+        <w:t xml:space="preserve"> en</w:t>
+      </w:r>
+      <w:r>
+        <w:rPr>
+          <w:rFonts w:eastAsia="Times New Roman" w:cs="Times New Roman"/>
+          <w:kern w:val="0"/>
+          <w:lang w:eastAsia="nl-BE"/>
+          <w14:ligatures w14:val="none"/>
+        </w:rPr>
+        <w:t xml:space="preserve"> implementeer filtering en iconen in bestaande pipelines. Voor onderwijs biedt het een didactisch prototype om Fortunately-Unfortunately te demonstreren.</w:t>
+      </w:r>
+    </w:p>
+    <w:p>
+      <w:pPr>
+        <w:spacing w:afterLines="24" w:after="57" w:line="288" w:lineRule="auto"/>
+        <w:rPr>
+          <w:rFonts w:eastAsia="Times New Roman" w:cs="Times New Roman"/>
+          <w:kern w:val="0"/>
+          <w:lang w:eastAsia="nl-BE"/>
+          <w14:ligatures w14:val="none"/>
+        </w:rPr>
+      </w:pPr>
+    </w:p>
+    <w:p>
+      <w:pPr>
+        <w:spacing w:afterLines="24" w:after="57" w:line="288" w:lineRule="auto"/>
+        <w:rPr>
+          <w:rFonts w:eastAsia="Times New Roman" w:cs="Times New Roman"/>
+          <w:kern w:val="0"/>
+          <w:lang w:eastAsia="nl-BE"/>
+          <w14:ligatures w14:val="none"/>
+        </w:rPr>
+      </w:pPr>
+    </w:p>
+    <w:p>
+      <w:pPr>
+        <w:spacing w:afterLines="24" w:after="57" w:line="288" w:lineRule="auto"/>
+        <w:rPr>
+          <w:rFonts w:eastAsia="Times New Roman" w:cs="Times New Roman"/>
+          <w:b/>
+          <w:bCs/>
+          <w:kern w:val="0"/>
+          <w:sz w:val="28"/>
+          <w:szCs w:val="28"/>
+          <w:lang w:eastAsia="nl-BE"/>
+          <w14:ligatures w14:val="none"/>
+        </w:rPr>
+      </w:pPr>
+      <w:r>
+        <w:rPr>
+          <w:rFonts w:eastAsia="Times New Roman" w:cs="Times New Roman"/>
+          <w:b/>
+          <w:bCs/>
+          <w:kern w:val="0"/>
+          <w:sz w:val="28"/>
+          <w:szCs w:val="28"/>
+          <w:lang w:eastAsia="nl-BE"/>
+          <w14:ligatures w14:val="none"/>
+        </w:rPr>
+        <w:t xml:space="preserve">5.6 </w:t>
+      </w:r>
+      <w:r>
+        <w:rPr>
+          <w:rFonts w:eastAsia="Times New Roman" w:cs="Times New Roman"/>
+          <w:b/>
+          <w:bCs/>
+          <w:kern w:val="0"/>
+          <w:sz w:val="28"/>
+          <w:szCs w:val="28"/>
+          <w:lang w:eastAsia="nl-BE"/>
+          <w14:ligatures w14:val="none"/>
+        </w:rPr>
+        <w:t>Aanbevelingen voor toekomstig onderzoek</w:t>
+      </w:r>
+    </w:p>
+    <w:p>
+      <w:pPr>
+        <w:spacing w:afterLines="24" w:after="57" w:line="288" w:lineRule="auto"/>
+        <w:rPr>
+          <w:rFonts w:eastAsia="Times New Roman" w:cs="Times New Roman"/>
+          <w:b/>
+          <w:bCs/>
+          <w:kern w:val="0"/>
+          <w:sz w:val="28"/>
+          <w:szCs w:val="28"/>
+          <w:lang w:eastAsia="nl-BE"/>
+          <w14:ligatures w14:val="none"/>
+        </w:rPr>
+      </w:pPr>
+    </w:p>
+    <w:p>
+      <w:pPr>
+        <w:spacing w:afterLines="24" w:after="57" w:line="288" w:lineRule="auto"/>
+        <w:rPr>
+          <w:rFonts w:ascii="Times New Roman" w:eastAsia="Times New Roman" w:hAnsi="Times New Roman" w:cs="Times New Roman"/>
+          <w:kern w:val="0"/>
+          <w:lang w:eastAsia="nl-BE"/>
+          <w14:ligatures w14:val="none"/>
+        </w:rPr>
+      </w:pPr>
+      <w:r>
+        <w:rPr>
+          <w:rFonts w:eastAsia="Times New Roman" w:cs="Times New Roman"/>
+          <w:kern w:val="0"/>
+          <w:lang w:eastAsia="nl-BE"/>
+          <w14:ligatures w14:val="none"/>
+        </w:rPr>
+        <w:t>Test de tool met grotere groepen en longitudinale sessies, inclusief A/B-testing met commerciële mindmap-software. Implementeer voorgestelde features zoals collaps</w:t>
+      </w:r>
+      <w:r>
+        <w:rPr>
+          <w:rFonts w:eastAsia="Times New Roman" w:cs="Times New Roman"/>
+          <w:kern w:val="0"/>
+          <w:lang w:eastAsia="nl-BE"/>
+          <w14:ligatures w14:val="none"/>
+        </w:rPr>
+        <w:t xml:space="preserve"> child</w:t>
+      </w:r>
+      <w:r>
+        <w:rPr>
+          <w:rFonts w:eastAsia="Times New Roman" w:cs="Times New Roman"/>
+          <w:kern w:val="0"/>
+          <w:lang w:eastAsia="nl-BE"/>
+          <w14:ligatures w14:val="none"/>
+        </w:rPr>
+        <w:t>ren</w:t>
+      </w:r>
       <w:r>
         <w:rPr>
           <w:rFonts w:eastAsia="Times New Roman" w:cs="Times New Roman"/>
@@ -11571,428 +7206,14 @@
         </w:rPr>
         <w:t xml:space="preserve"> </w:t>
       </w:r>
-      <w:proofErr w:type="spellStart"/>
-      <w:r>
-        <w:rPr>
-          <w:rFonts w:eastAsia="Times New Roman" w:cs="Times New Roman"/>
-          <w:kern w:val="0"/>
-          <w:lang w:eastAsia="nl-BE"/>
-          <w14:ligatures w14:val="none"/>
-        </w:rPr>
-        <w:t>modeling</w:t>
-      </w:r>
-      <w:proofErr w:type="spellEnd"/>
-      <w:r>
-        <w:rPr>
-          <w:rFonts w:eastAsia="Times New Roman" w:cs="Times New Roman"/>
-          <w:kern w:val="0"/>
-          <w:lang w:eastAsia="nl-BE"/>
-          <w14:ligatures w14:val="none"/>
-        </w:rPr>
-        <w:t xml:space="preserve"> evaluaties. Praktisch kan de tool </w:t>
-      </w:r>
-      <w:proofErr w:type="spellStart"/>
-      <w:r>
-        <w:rPr>
-          <w:rFonts w:eastAsia="Times New Roman" w:cs="Times New Roman"/>
-          <w:kern w:val="0"/>
-          <w:lang w:eastAsia="nl-BE"/>
-          <w14:ligatures w14:val="none"/>
-        </w:rPr>
-        <w:t>DevSecOps</w:t>
-      </w:r>
-      <w:proofErr w:type="spellEnd"/>
-      <w:r>
-        <w:rPr>
-          <w:rFonts w:eastAsia="Times New Roman" w:cs="Times New Roman"/>
-          <w:kern w:val="0"/>
-          <w:lang w:eastAsia="nl-BE"/>
-          <w14:ligatures w14:val="none"/>
-        </w:rPr>
-        <w:t xml:space="preserve"> teams helpen door </w:t>
-      </w:r>
-      <w:proofErr w:type="spellStart"/>
-      <w:r>
-        <w:rPr>
-          <w:rFonts w:eastAsia="Times New Roman" w:cs="Times New Roman"/>
-          <w:kern w:val="0"/>
-          <w:lang w:eastAsia="nl-BE"/>
-          <w14:ligatures w14:val="none"/>
-        </w:rPr>
-        <w:t>threat</w:t>
-      </w:r>
-      <w:proofErr w:type="spellEnd"/>
-      <w:r>
-        <w:rPr>
-          <w:rFonts w:eastAsia="Times New Roman" w:cs="Times New Roman"/>
-          <w:kern w:val="0"/>
-          <w:lang w:eastAsia="nl-BE"/>
-          <w14:ligatures w14:val="none"/>
-        </w:rPr>
-        <w:t xml:space="preserve"> </w:t>
-      </w:r>
-      <w:proofErr w:type="spellStart"/>
-      <w:r>
-        <w:rPr>
-          <w:rFonts w:eastAsia="Times New Roman" w:cs="Times New Roman"/>
-          <w:kern w:val="0"/>
-          <w:lang w:eastAsia="nl-BE"/>
-          <w14:ligatures w14:val="none"/>
-        </w:rPr>
-        <w:t>modeling</w:t>
-      </w:r>
-      <w:proofErr w:type="spellEnd"/>
-      <w:r>
-        <w:rPr>
-          <w:rFonts w:eastAsia="Times New Roman" w:cs="Times New Roman"/>
-          <w:kern w:val="0"/>
-          <w:lang w:eastAsia="nl-BE"/>
-          <w14:ligatures w14:val="none"/>
-        </w:rPr>
-        <w:t xml:space="preserve"> laagdrempelig te maken</w:t>
-      </w:r>
-      <w:r>
-        <w:rPr>
-          <w:rFonts w:eastAsia="Times New Roman" w:cs="Times New Roman"/>
-          <w:kern w:val="0"/>
-          <w:lang w:eastAsia="nl-BE"/>
-          <w14:ligatures w14:val="none"/>
-        </w:rPr>
-        <w:t xml:space="preserve"> en</w:t>
-      </w:r>
-      <w:r>
-        <w:rPr>
-          <w:rFonts w:eastAsia="Times New Roman" w:cs="Times New Roman"/>
-          <w:kern w:val="0"/>
-          <w:lang w:eastAsia="nl-BE"/>
-          <w14:ligatures w14:val="none"/>
-        </w:rPr>
-        <w:t xml:space="preserve"> implementeer filtering en iconen in bestaande </w:t>
-      </w:r>
-      <w:proofErr w:type="spellStart"/>
-      <w:r>
-        <w:rPr>
-          <w:rFonts w:eastAsia="Times New Roman" w:cs="Times New Roman"/>
-          <w:kern w:val="0"/>
-          <w:lang w:eastAsia="nl-BE"/>
-          <w14:ligatures w14:val="none"/>
-        </w:rPr>
-        <w:t>pipelines</w:t>
-      </w:r>
-      <w:proofErr w:type="spellEnd"/>
-      <w:r>
-        <w:rPr>
-          <w:rFonts w:eastAsia="Times New Roman" w:cs="Times New Roman"/>
-          <w:kern w:val="0"/>
-          <w:lang w:eastAsia="nl-BE"/>
-          <w14:ligatures w14:val="none"/>
-        </w:rPr>
-        <w:t xml:space="preserve">. Voor onderwijs biedt het een didactisch prototype om </w:t>
-      </w:r>
-      <w:proofErr w:type="spellStart"/>
-      <w:r>
-        <w:rPr>
-          <w:rFonts w:eastAsia="Times New Roman" w:cs="Times New Roman"/>
-          <w:kern w:val="0"/>
-          <w:lang w:eastAsia="nl-BE"/>
-          <w14:ligatures w14:val="none"/>
-        </w:rPr>
-        <w:t>Fortunately-Unfortunately</w:t>
-      </w:r>
-      <w:proofErr w:type="spellEnd"/>
-      <w:r>
-        <w:rPr>
-          <w:rFonts w:eastAsia="Times New Roman" w:cs="Times New Roman"/>
-          <w:kern w:val="0"/>
-          <w:lang w:eastAsia="nl-BE"/>
-          <w14:ligatures w14:val="none"/>
-        </w:rPr>
-        <w:t xml:space="preserve"> te demonstreren.</w:t>
-      </w:r>
-    </w:p>
-    <w:p>
-      <w:pPr>
-        <w:spacing w:afterLines="24" w:after="57" w:line="288" w:lineRule="auto"/>
-        <w:rPr>
-          <w:rFonts w:eastAsia="Times New Roman" w:cs="Times New Roman"/>
-          <w:kern w:val="0"/>
-          <w:lang w:eastAsia="nl-BE"/>
-          <w14:ligatures w14:val="none"/>
-        </w:rPr>
-      </w:pPr>
-    </w:p>
-    <w:p>
-      <w:pPr>
-        <w:spacing w:afterLines="24" w:after="57" w:line="288" w:lineRule="auto"/>
-        <w:rPr>
-          <w:rFonts w:eastAsia="Times New Roman" w:cs="Times New Roman"/>
-          <w:kern w:val="0"/>
-          <w:lang w:eastAsia="nl-BE"/>
-          <w14:ligatures w14:val="none"/>
-        </w:rPr>
-      </w:pPr>
-    </w:p>
-    <w:p>
-      <w:pPr>
-        <w:spacing w:afterLines="24" w:after="57" w:line="288" w:lineRule="auto"/>
-        <w:rPr>
-          <w:rFonts w:eastAsia="Times New Roman" w:cs="Times New Roman"/>
-          <w:b/>
-          <w:bCs/>
-          <w:kern w:val="0"/>
-          <w:sz w:val="28"/>
-          <w:szCs w:val="28"/>
-          <w:lang w:eastAsia="nl-BE"/>
-          <w14:ligatures w14:val="none"/>
-        </w:rPr>
-      </w:pPr>
-      <w:r>
-        <w:rPr>
-          <w:rFonts w:eastAsia="Times New Roman" w:cs="Times New Roman"/>
-          <w:b/>
-          <w:bCs/>
-          <w:kern w:val="0"/>
-          <w:sz w:val="28"/>
-          <w:szCs w:val="28"/>
-          <w:lang w:eastAsia="nl-BE"/>
-          <w14:ligatures w14:val="none"/>
-        </w:rPr>
-        <w:t xml:space="preserve">5.6 </w:t>
-      </w:r>
-      <w:r>
-        <w:rPr>
-          <w:rFonts w:eastAsia="Times New Roman" w:cs="Times New Roman"/>
-          <w:b/>
-          <w:bCs/>
-          <w:kern w:val="0"/>
-          <w:sz w:val="28"/>
-          <w:szCs w:val="28"/>
-          <w:lang w:eastAsia="nl-BE"/>
-          <w14:ligatures w14:val="none"/>
-        </w:rPr>
-        <w:t>Aanbevelingen voor toekomstig onderzoek</w:t>
-      </w:r>
-    </w:p>
-    <w:p>
-      <w:pPr>
-        <w:spacing w:afterLines="24" w:after="57" w:line="288" w:lineRule="auto"/>
-        <w:rPr>
-          <w:rFonts w:eastAsia="Times New Roman" w:cs="Times New Roman"/>
-          <w:b/>
-          <w:bCs/>
-          <w:kern w:val="0"/>
-          <w:sz w:val="28"/>
-          <w:szCs w:val="28"/>
-          <w:lang w:eastAsia="nl-BE"/>
-          <w14:ligatures w14:val="none"/>
-        </w:rPr>
-      </w:pPr>
-    </w:p>
-    <w:p>
-      <w:pPr>
-        <w:spacing w:afterLines="24" w:after="57" w:line="288" w:lineRule="auto"/>
-        <w:rPr>
-          <w:rFonts w:ascii="Times New Roman" w:eastAsia="Times New Roman" w:hAnsi="Times New Roman" w:cs="Times New Roman"/>
-          <w:kern w:val="0"/>
-          <w:lang w:eastAsia="nl-BE"/>
-          <w14:ligatures w14:val="none"/>
-        </w:rPr>
-      </w:pPr>
-      <w:r>
-        <w:rPr>
-          <w:rFonts w:eastAsia="Times New Roman" w:cs="Times New Roman"/>
-          <w:kern w:val="0"/>
-          <w:lang w:eastAsia="nl-BE"/>
-          <w14:ligatures w14:val="none"/>
-        </w:rPr>
-        <w:t>Test de tool met grotere groepen en longitudinale sessies, inclusief A/B-</w:t>
-      </w:r>
-      <w:proofErr w:type="spellStart"/>
-      <w:r>
-        <w:rPr>
-          <w:rFonts w:eastAsia="Times New Roman" w:cs="Times New Roman"/>
-          <w:kern w:val="0"/>
-          <w:lang w:eastAsia="nl-BE"/>
-          <w14:ligatures w14:val="none"/>
-        </w:rPr>
-        <w:t>testing</w:t>
-      </w:r>
-      <w:proofErr w:type="spellEnd"/>
-      <w:r>
-        <w:rPr>
-          <w:rFonts w:eastAsia="Times New Roman" w:cs="Times New Roman"/>
-          <w:kern w:val="0"/>
-          <w:lang w:eastAsia="nl-BE"/>
-          <w14:ligatures w14:val="none"/>
-        </w:rPr>
-        <w:t xml:space="preserve"> met commerciële </w:t>
-      </w:r>
-      <w:proofErr w:type="spellStart"/>
-      <w:r>
-        <w:rPr>
-          <w:rFonts w:eastAsia="Times New Roman" w:cs="Times New Roman"/>
-          <w:kern w:val="0"/>
-          <w:lang w:eastAsia="nl-BE"/>
-          <w14:ligatures w14:val="none"/>
-        </w:rPr>
-        <w:t>mindmap</w:t>
-      </w:r>
-      <w:proofErr w:type="spellEnd"/>
-      <w:r>
-        <w:rPr>
-          <w:rFonts w:eastAsia="Times New Roman" w:cs="Times New Roman"/>
-          <w:kern w:val="0"/>
-          <w:lang w:eastAsia="nl-BE"/>
-          <w14:ligatures w14:val="none"/>
-        </w:rPr>
-        <w:t>-software. Implementeer voorgestelde features zoals collaps</w:t>
-      </w:r>
-      <w:r>
-        <w:rPr>
-          <w:rFonts w:eastAsia="Times New Roman" w:cs="Times New Roman"/>
-          <w:kern w:val="0"/>
-          <w:lang w:eastAsia="nl-BE"/>
-          <w14:ligatures w14:val="none"/>
-        </w:rPr>
-        <w:t xml:space="preserve"> </w:t>
-      </w:r>
-      <w:proofErr w:type="spellStart"/>
-      <w:r>
-        <w:rPr>
-          <w:rFonts w:eastAsia="Times New Roman" w:cs="Times New Roman"/>
-          <w:kern w:val="0"/>
-          <w:lang w:eastAsia="nl-BE"/>
-          <w14:ligatures w14:val="none"/>
-        </w:rPr>
-        <w:t>child</w:t>
-      </w:r>
-      <w:r>
-        <w:rPr>
-          <w:rFonts w:eastAsia="Times New Roman" w:cs="Times New Roman"/>
-          <w:kern w:val="0"/>
-          <w:lang w:eastAsia="nl-BE"/>
-          <w14:ligatures w14:val="none"/>
-        </w:rPr>
-        <w:t>ren</w:t>
-      </w:r>
-      <w:proofErr w:type="spellEnd"/>
-      <w:r>
-        <w:rPr>
-          <w:rFonts w:eastAsia="Times New Roman" w:cs="Times New Roman"/>
-          <w:kern w:val="0"/>
-          <w:lang w:eastAsia="nl-BE"/>
-          <w14:ligatures w14:val="none"/>
-        </w:rPr>
-        <w:t xml:space="preserve"> </w:t>
-      </w:r>
-      <w:r>
-        <w:rPr>
-          <w:rFonts w:eastAsia="Times New Roman" w:cs="Times New Roman"/>
-          <w:kern w:val="0"/>
-          <w:lang w:eastAsia="nl-BE"/>
-          <w14:ligatures w14:val="none"/>
-        </w:rPr>
-        <w:t xml:space="preserve">knoppen en </w:t>
-      </w:r>
-      <w:proofErr w:type="spellStart"/>
-      <w:r>
-        <w:rPr>
-          <w:rFonts w:eastAsia="Times New Roman" w:cs="Times New Roman"/>
-          <w:kern w:val="0"/>
-          <w:lang w:eastAsia="nl-BE"/>
-          <w14:ligatures w14:val="none"/>
-        </w:rPr>
-        <w:t>branch</w:t>
-      </w:r>
-      <w:proofErr w:type="spellEnd"/>
-      <w:r>
-        <w:rPr>
-          <w:rFonts w:eastAsia="Times New Roman" w:cs="Times New Roman"/>
-          <w:kern w:val="0"/>
-          <w:lang w:eastAsia="nl-BE"/>
-          <w14:ligatures w14:val="none"/>
-        </w:rPr>
-        <w:t xml:space="preserve">-zoom, en evalueer collaboratieve </w:t>
-      </w:r>
-      <w:proofErr w:type="spellStart"/>
-      <w:r>
-        <w:rPr>
-          <w:rFonts w:eastAsia="Times New Roman" w:cs="Times New Roman"/>
-          <w:kern w:val="0"/>
-          <w:lang w:eastAsia="nl-BE"/>
-          <w14:ligatures w14:val="none"/>
-        </w:rPr>
-        <w:t>multi</w:t>
-      </w:r>
-      <w:proofErr w:type="spellEnd"/>
-      <w:r>
-        <w:rPr>
-          <w:rFonts w:eastAsia="Times New Roman" w:cs="Times New Roman"/>
-          <w:kern w:val="0"/>
-          <w:lang w:eastAsia="nl-BE"/>
-          <w14:ligatures w14:val="none"/>
-        </w:rPr>
-        <w:t xml:space="preserve">-user functionaliteit. Voeg AI-ondersteuning toe voor automatische </w:t>
-      </w:r>
-      <w:proofErr w:type="spellStart"/>
-      <w:r>
-        <w:rPr>
-          <w:rFonts w:eastAsia="Times New Roman" w:cs="Times New Roman"/>
-          <w:kern w:val="0"/>
-          <w:lang w:eastAsia="nl-BE"/>
-          <w14:ligatures w14:val="none"/>
-        </w:rPr>
-        <w:t>threat</w:t>
-      </w:r>
-      <w:proofErr w:type="spellEnd"/>
-      <w:r>
-        <w:rPr>
-          <w:rFonts w:eastAsia="Times New Roman" w:cs="Times New Roman"/>
-          <w:kern w:val="0"/>
-          <w:lang w:eastAsia="nl-BE"/>
-          <w14:ligatures w14:val="none"/>
-        </w:rPr>
-        <w:t xml:space="preserve">-suggesties en valideer tegen meer </w:t>
-      </w:r>
-      <w:proofErr w:type="spellStart"/>
-      <w:r>
-        <w:rPr>
-          <w:rFonts w:eastAsia="Times New Roman" w:cs="Times New Roman"/>
-          <w:kern w:val="0"/>
-          <w:lang w:eastAsia="nl-BE"/>
-          <w14:ligatures w14:val="none"/>
-        </w:rPr>
-        <w:t>threat</w:t>
-      </w:r>
-      <w:proofErr w:type="spellEnd"/>
-      <w:r>
-        <w:rPr>
-          <w:rFonts w:eastAsia="Times New Roman" w:cs="Times New Roman"/>
-          <w:kern w:val="0"/>
-          <w:lang w:eastAsia="nl-BE"/>
-          <w14:ligatures w14:val="none"/>
-        </w:rPr>
-        <w:t xml:space="preserve"> </w:t>
-      </w:r>
-      <w:proofErr w:type="spellStart"/>
-      <w:r>
-        <w:rPr>
-          <w:rFonts w:eastAsia="Times New Roman" w:cs="Times New Roman"/>
-          <w:kern w:val="0"/>
-          <w:lang w:eastAsia="nl-BE"/>
-          <w14:ligatures w14:val="none"/>
-        </w:rPr>
-        <w:t>modeling</w:t>
-      </w:r>
-      <w:proofErr w:type="spellEnd"/>
-      <w:r>
-        <w:rPr>
-          <w:rFonts w:eastAsia="Times New Roman" w:cs="Times New Roman"/>
-          <w:kern w:val="0"/>
-          <w:lang w:eastAsia="nl-BE"/>
-          <w14:ligatures w14:val="none"/>
-        </w:rPr>
-        <w:t xml:space="preserve"> methoden (STRIDE).</w:t>
+      <w:r>
+        <w:rPr>
+          <w:rFonts w:eastAsia="Times New Roman" w:cs="Times New Roman"/>
+          <w:kern w:val="0"/>
+          <w:lang w:eastAsia="nl-BE"/>
+          <w14:ligatures w14:val="none"/>
+        </w:rPr>
+        <w:t>knoppen en branch-zoom, en evalueer collaboratieve multi-user functionaliteit. Voeg AI-ondersteuning toe voor automatische threat-suggesties en valideer tegen meer threat modeling methoden (STRIDE).</w:t>
       </w:r>
       <w:r>
         <w:rPr>
@@ -12090,53 +7311,8 @@
       <w:pPr>
         <w:spacing w:afterLines="24" w:after="57" w:line="288" w:lineRule="auto"/>
       </w:pPr>
-      <w:proofErr w:type="spellStart"/>
-      <w:r>
-        <w:t>Threat</w:t>
-      </w:r>
-      <w:proofErr w:type="spellEnd"/>
-      <w:r>
-        <w:t xml:space="preserve"> </w:t>
-      </w:r>
-      <w:proofErr w:type="spellStart"/>
-      <w:r>
-        <w:t>modeling</w:t>
-      </w:r>
-      <w:proofErr w:type="spellEnd"/>
-      <w:r>
-        <w:t xml:space="preserve"> blijft in de praktijk vaak achterwege door complexiteit en gebrek aan toegankelijke tools, ondanks erkenning als essentieel voor secure software engineering. Dit onderzoek toont aan dat een </w:t>
-      </w:r>
-      <w:proofErr w:type="spellStart"/>
-      <w:r>
-        <w:t>domeinspecifieke</w:t>
-      </w:r>
-      <w:proofErr w:type="spellEnd"/>
-      <w:r>
-        <w:t xml:space="preserve"> </w:t>
-      </w:r>
-      <w:proofErr w:type="spellStart"/>
-      <w:r>
-        <w:t>webtool</w:t>
-      </w:r>
-      <w:proofErr w:type="spellEnd"/>
-      <w:r>
-        <w:t xml:space="preserve"> gebaseerd op de </w:t>
-      </w:r>
-      <w:proofErr w:type="spellStart"/>
-      <w:r>
-        <w:t>Fortunately</w:t>
-      </w:r>
-      <w:proofErr w:type="spellEnd"/>
-      <w:r>
-        <w:t>-</w:t>
-      </w:r>
-      <w:proofErr w:type="spellStart"/>
-      <w:r>
-        <w:t>Unfortunately</w:t>
-      </w:r>
-      <w:proofErr w:type="spellEnd"/>
-      <w:r>
-        <w:t>-methode, verrijkt met visuele UX-features, deze kloof effectief kan dichten.</w:t>
+      <w:r>
+        <w:t>Threat modeling blijft in de praktijk vaak achterwege door complexiteit en gebrek aan toegankelijke tools, ondanks erkenning als essentieel voor secure software engineering. Dit onderzoek toont aan dat een domeinspecifieke webtool gebaseerd op de Fortunately-Unfortunately-methode, verrijkt met visuele UX-features, deze kloof effectief kan dichten.</w:t>
       </w:r>
     </w:p>
     <w:p>
@@ -12156,31 +7332,7 @@
         <w:t>Onderzoeksvraag 1</w:t>
       </w:r>
       <w:r>
-        <w:t xml:space="preserve">: De minimale basisfunctionaliteit (node-creatie, uitklappen/inklappen, zoeken) ondersteunt </w:t>
-      </w:r>
-      <w:proofErr w:type="spellStart"/>
-      <w:r>
-        <w:t>Fortunately-Unfortunately</w:t>
-      </w:r>
-      <w:proofErr w:type="spellEnd"/>
-      <w:r>
-        <w:t xml:space="preserve"> trees, maar blijkt ontoereikend voor efficiënte </w:t>
-      </w:r>
-      <w:proofErr w:type="spellStart"/>
-      <w:r>
-        <w:t>threat</w:t>
-      </w:r>
-      <w:proofErr w:type="spellEnd"/>
-      <w:r>
-        <w:t xml:space="preserve"> </w:t>
-      </w:r>
-      <w:proofErr w:type="spellStart"/>
-      <w:r>
-        <w:t>modeling</w:t>
-      </w:r>
-      <w:proofErr w:type="spellEnd"/>
-      <w:r>
-        <w:t xml:space="preserve"> zonder security-expertise, zoals blijkt uit de negatieve UEQ-scores van versie 1.</w:t>
+        <w:t>: De minimale basisfunctionaliteit (node-creatie, uitklappen/inklappen, zoeken) ondersteunt Fortunately-Unfortunately trees, maar blijkt ontoereikend voor efficiënte threat modeling zonder security-expertise, zoals blijkt uit de negatieve UEQ-scores van versie 1.</w:t>
       </w:r>
     </w:p>
     <w:p>
@@ -12200,15 +7352,7 @@
         <w:t>Onderzoeksvraag 2</w:t>
       </w:r>
       <w:r>
-        <w:t xml:space="preserve">: Gebruikers ervaren filtering op node-status, tellingen per status en </w:t>
-      </w:r>
-      <w:proofErr w:type="spellStart"/>
-      <w:r>
-        <w:t>highlighting</w:t>
-      </w:r>
-      <w:proofErr w:type="spellEnd"/>
-      <w:r>
-        <w:t xml:space="preserve"> vanuit de filterbalk als meest nuttig, gevolgd door visuele codering (kleuren, iconen). </w:t>
+        <w:t xml:space="preserve">: Gebruikers ervaren filtering op node-status, tellingen per status en highlighting vanuit de filterbalk als meest nuttig, gevolgd door visuele codering (kleuren, iconen). </w:t>
       </w:r>
       <w:r>
         <w:t>Deze pragmatische features reduceren cognitieve belasting significant.</w:t>
@@ -12231,84 +7375,20 @@
         <w:t>Onderzoeksvraag 3</w:t>
       </w:r>
       <w:r>
-        <w:t xml:space="preserve">: De uitgebreide tool (versie 2) overtreft generieke </w:t>
-      </w:r>
-      <w:proofErr w:type="spellStart"/>
-      <w:r>
-        <w:t>mindmap</w:t>
-      </w:r>
-      <w:proofErr w:type="spellEnd"/>
-      <w:r>
-        <w:t xml:space="preserve">-software op gebruiksvriendelijkheid (positieve UEQ-scores vs. negatief) en effectiviteit (tijdsbesparing, foutreductie), waardoor </w:t>
-      </w:r>
-      <w:proofErr w:type="spellStart"/>
-      <w:r>
-        <w:t>threat</w:t>
-      </w:r>
-      <w:proofErr w:type="spellEnd"/>
-      <w:r>
-        <w:t xml:space="preserve"> </w:t>
-      </w:r>
-      <w:proofErr w:type="spellStart"/>
-      <w:r>
-        <w:t>modeling</w:t>
-      </w:r>
-      <w:proofErr w:type="spellEnd"/>
-      <w:r>
-        <w:t xml:space="preserve"> toegankelijk wordt voor niet-experts.</w:t>
-      </w:r>
-    </w:p>
-    <w:p>
-      <w:pPr>
-        <w:spacing w:afterLines="24" w:after="57" w:line="288" w:lineRule="auto"/>
-      </w:pPr>
-    </w:p>
-    <w:p>
-      <w:pPr>
-        <w:spacing w:afterLines="24" w:after="57" w:line="288" w:lineRule="auto"/>
-      </w:pPr>
-      <w:r>
-        <w:t xml:space="preserve">De tool voldoet aan Nielsens </w:t>
-      </w:r>
-      <w:proofErr w:type="spellStart"/>
-      <w:r>
-        <w:t>usability</w:t>
-      </w:r>
-      <w:proofErr w:type="spellEnd"/>
-      <w:r>
-        <w:t xml:space="preserve">-heuristieken en verschuift het UX-profiel van negatief naar duidelijk positief, vooral op efficiëntie, stimulatie en originaliteit. Praktisch betekent dit dat development teams filtering, automatische </w:t>
-      </w:r>
-      <w:proofErr w:type="spellStart"/>
-      <w:r>
-        <w:t>danger</w:t>
-      </w:r>
-      <w:proofErr w:type="spellEnd"/>
-      <w:r>
-        <w:t xml:space="preserve"> ratings en status-iconen kunnen integreren om </w:t>
-      </w:r>
-      <w:proofErr w:type="spellStart"/>
-      <w:r>
-        <w:t>threat</w:t>
-      </w:r>
-      <w:proofErr w:type="spellEnd"/>
-      <w:r>
-        <w:t xml:space="preserve"> </w:t>
-      </w:r>
-      <w:proofErr w:type="spellStart"/>
-      <w:r>
-        <w:t>modeling</w:t>
-      </w:r>
-      <w:proofErr w:type="spellEnd"/>
-      <w:r>
-        <w:t xml:space="preserve"> structureel op te nemen in </w:t>
-      </w:r>
-      <w:proofErr w:type="spellStart"/>
-      <w:r>
-        <w:t>DevSecOps</w:t>
-      </w:r>
-      <w:proofErr w:type="spellEnd"/>
-      <w:r>
-        <w:t>-processen</w:t>
+        <w:t>: De uitgebreide tool (versie 2) overtreft generieke mindmap-software op gebruiksvriendelijkheid (positieve UEQ-scores vs. negatief) en effectiviteit (tijdsbesparing, foutreductie), waardoor threat modeling toegankelijk wordt voor niet-experts.</w:t>
+      </w:r>
+    </w:p>
+    <w:p>
+      <w:pPr>
+        <w:spacing w:afterLines="24" w:after="57" w:line="288" w:lineRule="auto"/>
+      </w:pPr>
+    </w:p>
+    <w:p>
+      <w:pPr>
+        <w:spacing w:afterLines="24" w:after="57" w:line="288" w:lineRule="auto"/>
+      </w:pPr>
+      <w:r>
+        <w:t>De tool voldoet aan Nielsens usability-heuristieken en verschuift het UX-profiel van negatief naar duidelijk positief, vooral op efficiëntie, stimulatie en originaliteit. Praktisch betekent dit dat development teams filtering, automatische danger ratings en status-iconen kunnen integreren om threat modeling structureel op te nemen in DevSecOps-processen</w:t>
       </w:r>
       <w:r>
         <w:t>.</w:t>
@@ -12324,31 +7404,7 @@
         <w:spacing w:afterLines="24" w:after="57" w:line="288" w:lineRule="auto"/>
       </w:pPr>
       <w:r>
-        <w:t xml:space="preserve">Toekomstig werk kan de voorgestelde verbeteringen (globale </w:t>
-      </w:r>
-      <w:proofErr w:type="spellStart"/>
-      <w:r>
-        <w:t>collapse</w:t>
-      </w:r>
-      <w:proofErr w:type="spellEnd"/>
-      <w:r>
-        <w:t xml:space="preserve">-knoppen, </w:t>
-      </w:r>
-      <w:proofErr w:type="spellStart"/>
-      <w:r>
-        <w:t>branch</w:t>
-      </w:r>
-      <w:proofErr w:type="spellEnd"/>
-      <w:r>
-        <w:t xml:space="preserve">-zoom) implementeren, collaboratieve features toevoegen en AI-ondersteuning voor </w:t>
-      </w:r>
-      <w:proofErr w:type="spellStart"/>
-      <w:r>
-        <w:t>threat</w:t>
-      </w:r>
-      <w:proofErr w:type="spellEnd"/>
-      <w:r>
-        <w:t>-suggesties verkennen. Deze tool biedt daarmee een laagdrempelig startpunt voor zowel industrie als security-onderwijs</w:t>
+        <w:t>Toekomstig werk kan de voorgestelde verbeteringen (globale collapse-knoppen, branch-zoom) implementeren, collaboratieve features toevoegen en AI-ondersteuning voor threat-suggesties verkennen. Deze tool biedt daarmee een laagdrempelig startpunt voor zowel industrie als security-onderwijs</w:t>
       </w:r>
       <w:r>
         <w:t>.</w:t>
@@ -15539,6 +10595,7 @@
   <w:style w:type="character" w:default="1" w:styleId="Standaardalinea-lettertype">
     <w:name w:val="Default Paragraph Font"/>
     <w:uiPriority w:val="1"/>
+    <w:semiHidden/>
     <w:unhideWhenUsed/>
   </w:style>
   <w:style w:type="table" w:default="1" w:styleId="Standaardtabel">

--- a/Master_scriptie_tekst.docx
+++ b/Master_scriptie_tekst.docx
@@ -223,8 +223,53 @@
       <w:pPr>
         <w:spacing w:afterLines="24" w:after="57"/>
       </w:pPr>
-      <w:r>
-        <w:t>Threat modeling is een systematische methode binnen softwareontwikkeling om potentiële beveiligingsrisico’s vroegtijdig te identificeren en te mitigeren. Ondanks het belang ervan ervaren veel ontwikkelaars het proces als complex en tijdsintensief, wat vaak leidt tot onvolledige risicoanalyses. Dit onderzoek ontwikkelt en evalueert een gebruiksvriendelijke tool, gebaseerd op de Fortunately-Unfortunately-methode, om het threat modeling-proces toegankelijker en effectiever te maken.</w:t>
+      <w:proofErr w:type="spellStart"/>
+      <w:r>
+        <w:t>Threat</w:t>
+      </w:r>
+      <w:proofErr w:type="spellEnd"/>
+      <w:r>
+        <w:t xml:space="preserve"> </w:t>
+      </w:r>
+      <w:proofErr w:type="spellStart"/>
+      <w:r>
+        <w:t>modeling</w:t>
+      </w:r>
+      <w:proofErr w:type="spellEnd"/>
+      <w:r>
+        <w:t xml:space="preserve"> is een systematische methode binnen softwareontwikkeling om potentiële beveiligingsrisico’s vroegtijdig te identificeren en te mitigeren. Ondanks het belang ervan ervaren veel ontwikkelaars het proces als complex en tijdsintensief, wat vaak leidt tot onvolledige risicoanalyses. Dit onderzoek ontwikkelt en evalueert een gebruiksvriendelijke tool, gebaseerd op de </w:t>
+      </w:r>
+      <w:proofErr w:type="spellStart"/>
+      <w:r>
+        <w:t>Fortunately</w:t>
+      </w:r>
+      <w:proofErr w:type="spellEnd"/>
+      <w:r>
+        <w:t>-</w:t>
+      </w:r>
+      <w:proofErr w:type="spellStart"/>
+      <w:r>
+        <w:t>Unfortunately</w:t>
+      </w:r>
+      <w:proofErr w:type="spellEnd"/>
+      <w:r>
+        <w:t xml:space="preserve">-methode, om het </w:t>
+      </w:r>
+      <w:proofErr w:type="spellStart"/>
+      <w:r>
+        <w:t>threat</w:t>
+      </w:r>
+      <w:proofErr w:type="spellEnd"/>
+      <w:r>
+        <w:t xml:space="preserve"> </w:t>
+      </w:r>
+      <w:proofErr w:type="spellStart"/>
+      <w:r>
+        <w:t>modeling</w:t>
+      </w:r>
+      <w:proofErr w:type="spellEnd"/>
+      <w:r>
+        <w:t>-proces toegankelijker en effectiever te maken.</w:t>
       </w:r>
     </w:p>
     <w:p>
@@ -237,7 +282,71 @@
         <w:spacing w:afterLines="24" w:after="57"/>
       </w:pPr>
       <w:r>
-        <w:t>Een literatuurstudie brengt bestaande threat modeling-raamwerken, mindmaptools en visualisatietechnieken in kaart. Op basis daarvan wordt een eisenlijst opgesteld met zowel generieke functies als mogelijkheden specifiek voor Fortunately-Unfortunately-treemodellering. Vervolgens wordt een webgebaseerd prototype ontwikkeld in React en D3, uitgebreid met zoek- en filterfuncties, visuele coderingen en ondersteunende interacties. De tool wordt geëvalueerd via een gebruikersonderzoek met negen deelnemers, die een scenario doorlopen, taken uitvoeren en hun ervaring rapporteren via een open vragenlijst en de User Experience Questionnaire (UEQ).</w:t>
+        <w:t xml:space="preserve">Een literatuurstudie brengt bestaande </w:t>
+      </w:r>
+      <w:proofErr w:type="spellStart"/>
+      <w:r>
+        <w:t>threat</w:t>
+      </w:r>
+      <w:proofErr w:type="spellEnd"/>
+      <w:r>
+        <w:t xml:space="preserve"> </w:t>
+      </w:r>
+      <w:proofErr w:type="spellStart"/>
+      <w:r>
+        <w:t>modeling</w:t>
+      </w:r>
+      <w:proofErr w:type="spellEnd"/>
+      <w:r>
+        <w:t xml:space="preserve">-raamwerken, </w:t>
+      </w:r>
+      <w:proofErr w:type="spellStart"/>
+      <w:r>
+        <w:t>mindmaptools</w:t>
+      </w:r>
+      <w:proofErr w:type="spellEnd"/>
+      <w:r>
+        <w:t xml:space="preserve"> en visualisatietechnieken in kaart. Op basis daarvan wordt een eisenlijst opgesteld met zowel generieke functies als mogelijkheden specifiek voor </w:t>
+      </w:r>
+      <w:proofErr w:type="spellStart"/>
+      <w:r>
+        <w:t>Fortunately</w:t>
+      </w:r>
+      <w:proofErr w:type="spellEnd"/>
+      <w:r>
+        <w:t>-</w:t>
+      </w:r>
+      <w:proofErr w:type="spellStart"/>
+      <w:r>
+        <w:t>Unfortunately</w:t>
+      </w:r>
+      <w:proofErr w:type="spellEnd"/>
+      <w:r>
+        <w:t xml:space="preserve">-treemodellering. Vervolgens wordt een </w:t>
+      </w:r>
+      <w:proofErr w:type="spellStart"/>
+      <w:r>
+        <w:t>webgebaseerd</w:t>
+      </w:r>
+      <w:proofErr w:type="spellEnd"/>
+      <w:r>
+        <w:t xml:space="preserve"> prototype ontwikkeld in </w:t>
+      </w:r>
+      <w:proofErr w:type="spellStart"/>
+      <w:r>
+        <w:t>React</w:t>
+      </w:r>
+      <w:proofErr w:type="spellEnd"/>
+      <w:r>
+        <w:t xml:space="preserve"> en D3, uitgebreid met zoek- en filterfuncties, visuele coderingen en ondersteunende interacties. De tool wordt geëvalueerd via een gebruikersonderzoek met negen deelnemers, die een scenario doorlopen, taken uitvoeren en hun ervaring rapporteren via een open vragenlijst en de User </w:t>
+      </w:r>
+      <w:proofErr w:type="spellStart"/>
+      <w:r>
+        <w:t>Experience</w:t>
+      </w:r>
+      <w:proofErr w:type="spellEnd"/>
+      <w:r>
+        <w:t xml:space="preserve"> Questionnaire (UEQ).</w:t>
       </w:r>
     </w:p>
     <w:p>
@@ -256,7 +365,21 @@
         </w:rPr>
       </w:pPr>
       <w:r>
-        <w:t>De resultaten tonen een duidelijke verbetering in gebruiksvriendelijkheid ten opzichte van generieke mindmapsoftware, met positieve UEQ-scores op alle dimensies (aantrekkelijkheid</w:t>
+        <w:t xml:space="preserve">De resultaten tonen een duidelijke verbetering in gebruiksvriendelijkheid ten opzichte van </w:t>
+      </w:r>
+      <w:r>
+        <w:t>een basis</w:t>
+      </w:r>
+      <w:r>
+        <w:t xml:space="preserve"> </w:t>
+      </w:r>
+      <w:proofErr w:type="spellStart"/>
+      <w:r>
+        <w:t>mindmapsoftware</w:t>
+      </w:r>
+      <w:proofErr w:type="spellEnd"/>
+      <w:r>
+        <w:t>, met positieve UEQ-scores op alle dimensies (aantrekkelijkheid</w:t>
       </w:r>
       <w:r>
         <w:rPr>
@@ -292,7 +415,23 @@
         <w:t> </w:t>
       </w:r>
       <w:r>
-        <w:t>+2.1) tegenover negatieve scores voor de basisversie. De tool verhoogt zo de toegankelijkheid van threat modeling voor niet-experts en biedt intu</w:t>
+        <w:t xml:space="preserve">+2.1) tegenover negatieve scores voor de basisversie. De tool verhoogt zo de toegankelijkheid van </w:t>
+      </w:r>
+      <w:proofErr w:type="spellStart"/>
+      <w:r>
+        <w:t>threat</w:t>
+      </w:r>
+      <w:proofErr w:type="spellEnd"/>
+      <w:r>
+        <w:t xml:space="preserve"> </w:t>
+      </w:r>
+      <w:proofErr w:type="spellStart"/>
+      <w:r>
+        <w:t>modeling</w:t>
+      </w:r>
+      <w:proofErr w:type="spellEnd"/>
+      <w:r>
+        <w:t xml:space="preserve"> voor niet-experts en biedt intu</w:t>
       </w:r>
       <w:r>
         <w:rPr>
@@ -380,7 +519,35 @@
         <w:rPr>
           <w:lang w:val="en-GB"/>
         </w:rPr>
-        <w:t>Threat modeling is a systematic method within software development for identifying and mitigating potential security risks at an early stage. Despite its importance, many developers experience the process as complex and time-consuming, often resulting in incomplete risk analyses. This study develops and evaluates a user-friendly tool based on the Fortunately–Unfortunately method to make the threat modeling process more accessible and effective.</w:t>
+        <w:t xml:space="preserve">Threat </w:t>
+      </w:r>
+      <w:proofErr w:type="spellStart"/>
+      <w:r>
+        <w:rPr>
+          <w:lang w:val="en-GB"/>
+        </w:rPr>
+        <w:t>modeling</w:t>
+      </w:r>
+      <w:proofErr w:type="spellEnd"/>
+      <w:r>
+        <w:rPr>
+          <w:lang w:val="en-GB"/>
+        </w:rPr>
+        <w:t xml:space="preserve"> is a systematic method within software development for identifying and mitigating potential security risks at an early stage. Despite its importance, many developers experience the process as complex and time-consuming, often resulting in incomplete risk analyses. This study develops and evaluates a user-friendly tool based on the Fortunately–Unfortunately method to make the threat </w:t>
+      </w:r>
+      <w:proofErr w:type="spellStart"/>
+      <w:r>
+        <w:rPr>
+          <w:lang w:val="en-GB"/>
+        </w:rPr>
+        <w:t>modeling</w:t>
+      </w:r>
+      <w:proofErr w:type="spellEnd"/>
+      <w:r>
+        <w:rPr>
+          <w:lang w:val="en-GB"/>
+        </w:rPr>
+        <w:t xml:space="preserve"> process more accessible and effective.</w:t>
       </w:r>
     </w:p>
     <w:p>
@@ -402,7 +569,35 @@
         <w:rPr>
           <w:lang w:val="en-GB"/>
         </w:rPr>
-        <w:t>A literature review maps existing threat modeling frameworks, mind mapping tools, and visualization techniques. Based on these findings, a requirements list is defined, including both generic functionalities and features specific to Fortunately–Unfortunately tree modeling. A web-based prototype was then developed using React and D3, extending the tree structure with search and filter functions, visual encodings, and supportive interactions. The tool was evaluated through a user study with nine participants, who completed a scenario, performed predefined tasks, and reported their experiences using an open questionnaire and the User Experience Questionnaire (UEQ).</w:t>
+        <w:t xml:space="preserve">A literature review maps existing threat </w:t>
+      </w:r>
+      <w:proofErr w:type="spellStart"/>
+      <w:r>
+        <w:rPr>
+          <w:lang w:val="en-GB"/>
+        </w:rPr>
+        <w:t>modeling</w:t>
+      </w:r>
+      <w:proofErr w:type="spellEnd"/>
+      <w:r>
+        <w:rPr>
+          <w:lang w:val="en-GB"/>
+        </w:rPr>
+        <w:t xml:space="preserve"> frameworks, mind mapping tools, and visualization techniques. Based on these findings, a requirements list is defined, including both generic functionalities and features specific to Fortunately–Unfortunately tree </w:t>
+      </w:r>
+      <w:proofErr w:type="spellStart"/>
+      <w:r>
+        <w:rPr>
+          <w:lang w:val="en-GB"/>
+        </w:rPr>
+        <w:t>modeling</w:t>
+      </w:r>
+      <w:proofErr w:type="spellEnd"/>
+      <w:r>
+        <w:rPr>
+          <w:lang w:val="en-GB"/>
+        </w:rPr>
+        <w:t>. A web-based prototype was then developed using React and D3, extending the tree structure with search and filter functions, visual encodings, and supportive interactions. The tool was evaluated through a user study with nine participants, who completed a scenario, performed predefined tasks, and reported their experiences using an open questionnaire and the User Experience Questionnaire (UEQ).</w:t>
       </w:r>
     </w:p>
     <w:p>
@@ -428,7 +623,19 @@
         <w:rPr>
           <w:lang w:val="en-GB"/>
         </w:rPr>
-        <w:t>Results show a clear improvement in usability compared to generic mind mapping software, with positive UEQ scores across all dimensions (attractiveness</w:t>
+        <w:t xml:space="preserve">Results show a clear improvement in usability compared to </w:t>
+      </w:r>
+      <w:r>
+        <w:rPr>
+          <w:lang w:val="en-GB"/>
+        </w:rPr>
+        <w:t>a basic</w:t>
+      </w:r>
+      <w:r>
+        <w:rPr>
+          <w:lang w:val="en-GB"/>
+        </w:rPr>
+        <w:t xml:space="preserve"> mind mapping software, with positive UEQ scores across all dimensions (attractiveness</w:t>
       </w:r>
       <w:r>
         <w:rPr>
@@ -467,7 +674,21 @@
         <w:rPr>
           <w:lang w:val="en-GB"/>
         </w:rPr>
-        <w:t>+2.1) versus negative scores for the basic version. The tool thus enhances the accessibility of threat modeling for non</w:t>
+        <w:t xml:space="preserve">+2.1) versus negative scores for the basic version. The tool thus enhances the accessibility of threat </w:t>
+      </w:r>
+      <w:proofErr w:type="spellStart"/>
+      <w:r>
+        <w:rPr>
+          <w:lang w:val="en-GB"/>
+        </w:rPr>
+        <w:t>modeling</w:t>
+      </w:r>
+      <w:proofErr w:type="spellEnd"/>
+      <w:r>
+        <w:rPr>
+          <w:lang w:val="en-GB"/>
+        </w:rPr>
+        <w:t xml:space="preserve"> for non</w:t>
       </w:r>
       <w:r>
         <w:rPr>
@@ -573,8 +794,45 @@
           <w:rFonts w:ascii="Arial" w:hAnsi="Arial" w:cs="Arial"/>
         </w:rPr>
       </w:pPr>
-      <w:r>
-        <w:t>Threat modeling is een systematische techniek om mogelijke dreigingen tegen een softwaresysteem te identificeren, te analyseren en te prioriteren nog vóór implementatie of tijdens evolutief onderhoud. In essentie dwingt threat modeling ontwikkelaars en architecten om expliciet na te denken over “wat kan er misgaan?”, “wat is de impact?” en “welke maatregelen zijn nodig?”, en vormt het daarmee een kernonderdeel van secure software engineering. Het proces omvat typisch het in kaart brengen van systeemcomponenten en dataflows, het identificeren van potentiële aanvallers en aanvalspaden, en het koppelen van passende mitigaties aan de belangrijkste risico’s.</w:t>
+      <w:proofErr w:type="spellStart"/>
+      <w:r>
+        <w:t>Threat</w:t>
+      </w:r>
+      <w:proofErr w:type="spellEnd"/>
+      <w:r>
+        <w:t xml:space="preserve"> </w:t>
+      </w:r>
+      <w:proofErr w:type="spellStart"/>
+      <w:r>
+        <w:t>modeling</w:t>
+      </w:r>
+      <w:proofErr w:type="spellEnd"/>
+      <w:r>
+        <w:t xml:space="preserve"> is een systematische techniek om mogelijke dreigingen tegen een softwaresysteem te identificeren, te analyseren en te prioriteren nog vóór implementatie of tijdens evolutief onderhoud. In essentie dwingt </w:t>
+      </w:r>
+      <w:proofErr w:type="spellStart"/>
+      <w:r>
+        <w:t>threat</w:t>
+      </w:r>
+      <w:proofErr w:type="spellEnd"/>
+      <w:r>
+        <w:t xml:space="preserve"> </w:t>
+      </w:r>
+      <w:proofErr w:type="spellStart"/>
+      <w:r>
+        <w:t>modeling</w:t>
+      </w:r>
+      <w:proofErr w:type="spellEnd"/>
+      <w:r>
+        <w:t xml:space="preserve"> ontwikkelaars en architecten om expliciet na te denken over “wat kan er misgaan?”, “wat is de impact?” en “welke maatregelen zijn nodig?”, en vormt het daarmee een kernonderdeel van secure software engineering. Het proces omvat typisch het in kaart brengen van systeemcomponenten en </w:t>
+      </w:r>
+      <w:proofErr w:type="spellStart"/>
+      <w:r>
+        <w:t>dataflows</w:t>
+      </w:r>
+      <w:proofErr w:type="spellEnd"/>
+      <w:r>
+        <w:t>, het identificeren van potentiële aanvallers en aanvalspaden, en het koppelen van passende mitigaties aan de belangrijkste risico’s.</w:t>
       </w:r>
       <w:r>
         <w:rPr>
@@ -596,7 +854,87 @@
         </w:rPr>
       </w:pPr>
       <w:r>
-        <w:t>Binnen de softwareontwikkelingscyclus kan threat modeling op verschillende momenten worden ingezet, bijvoorbeeld tijdens requirementsanalyse, architectuurontwerp of bij grote refactorings. In een ideale DevSecOps-context wordt threat modeling iteratief uitgevoerd, parallel aan sprints, zodat nieuwe features meteen op beveiligingsimpact worden beoordeeld. In de praktijk blijkt dit echter moeilijk vol te houden: tijdsdruk, beperkte securityexpertise en een gebrek aan passende tooling zorgen ervoor dat threat modeling vaak wordt uitgesteld, oppervlakkig uitgevoerd of volledig overgeslagen.</w:t>
+        <w:t xml:space="preserve">Binnen de softwareontwikkelingscyclus kan </w:t>
+      </w:r>
+      <w:proofErr w:type="spellStart"/>
+      <w:r>
+        <w:t>threat</w:t>
+      </w:r>
+      <w:proofErr w:type="spellEnd"/>
+      <w:r>
+        <w:t xml:space="preserve"> </w:t>
+      </w:r>
+      <w:proofErr w:type="spellStart"/>
+      <w:r>
+        <w:t>modeling</w:t>
+      </w:r>
+      <w:proofErr w:type="spellEnd"/>
+      <w:r>
+        <w:t xml:space="preserve"> op verschillende momenten worden ingezet, bijvoorbeeld tijdens </w:t>
+      </w:r>
+      <w:proofErr w:type="spellStart"/>
+      <w:r>
+        <w:t>requirementsanalyse</w:t>
+      </w:r>
+      <w:proofErr w:type="spellEnd"/>
+      <w:r>
+        <w:t xml:space="preserve">, architectuurontwerp of bij grote </w:t>
+      </w:r>
+      <w:proofErr w:type="spellStart"/>
+      <w:r>
+        <w:t>refactorings</w:t>
+      </w:r>
+      <w:proofErr w:type="spellEnd"/>
+      <w:r>
+        <w:t xml:space="preserve">. In een ideale </w:t>
+      </w:r>
+      <w:proofErr w:type="spellStart"/>
+      <w:r>
+        <w:t>DevSecOps</w:t>
+      </w:r>
+      <w:proofErr w:type="spellEnd"/>
+      <w:r>
+        <w:t xml:space="preserve">-context wordt </w:t>
+      </w:r>
+      <w:proofErr w:type="spellStart"/>
+      <w:r>
+        <w:t>threat</w:t>
+      </w:r>
+      <w:proofErr w:type="spellEnd"/>
+      <w:r>
+        <w:t xml:space="preserve"> </w:t>
+      </w:r>
+      <w:proofErr w:type="spellStart"/>
+      <w:r>
+        <w:t>modeling</w:t>
+      </w:r>
+      <w:proofErr w:type="spellEnd"/>
+      <w:r>
+        <w:t xml:space="preserve"> iteratief uitgevoerd, parallel aan sprints, zodat nieuwe features meteen op beveiligingsimpact worden beoordeeld. In de praktijk blijkt dit echter moeilijk vol te houden: tijdsdruk, beperkte securityexpertise en een gebrek aan passende </w:t>
+      </w:r>
+      <w:proofErr w:type="spellStart"/>
+      <w:r>
+        <w:t>tooling</w:t>
+      </w:r>
+      <w:proofErr w:type="spellEnd"/>
+      <w:r>
+        <w:t xml:space="preserve"> zorgen ervoor dat </w:t>
+      </w:r>
+      <w:proofErr w:type="spellStart"/>
+      <w:r>
+        <w:t>threat</w:t>
+      </w:r>
+      <w:proofErr w:type="spellEnd"/>
+      <w:r>
+        <w:t xml:space="preserve"> </w:t>
+      </w:r>
+      <w:proofErr w:type="spellStart"/>
+      <w:r>
+        <w:t>modeling</w:t>
+      </w:r>
+      <w:proofErr w:type="spellEnd"/>
+      <w:r>
+        <w:t xml:space="preserve"> vaak wordt uitgesteld, oppervlakkig uitgevoerd of volledig overgeslagen.</w:t>
       </w:r>
       <w:r>
         <w:rPr>
@@ -618,7 +956,95 @@
         </w:rPr>
       </w:pPr>
       <w:r>
-        <w:t>Door de jaren heen zijn diverse methoden ontwikkeld om threat modeling te structureren. Een bekende categorie zijn taxonomie-gebaseerde benaderingen, zoals STRIDE, die dreigingen klasseren op basis van hun effect (bijvoorbeeld spoofing, tampering, repudiation, information disclosure, denial of service, elevation of privilege). Andere benaderingen maken gebruik van attack trees of misuse cases, waarin ongewenst gedrag hiërarchisch wordt opgesplitst in deelstappen en varianten. In meer industriële context worden deze methoden vaak ondersteund door generieke diagramtools of mindmapsoftware, die wel flexibiliteit bieden maar weinig domeinspecifieke ondersteuning voor prioritering</w:t>
+        <w:t xml:space="preserve">Door de jaren heen zijn diverse methoden ontwikkeld om </w:t>
+      </w:r>
+      <w:proofErr w:type="spellStart"/>
+      <w:r>
+        <w:t>threat</w:t>
+      </w:r>
+      <w:proofErr w:type="spellEnd"/>
+      <w:r>
+        <w:t xml:space="preserve"> </w:t>
+      </w:r>
+      <w:proofErr w:type="spellStart"/>
+      <w:r>
+        <w:t>modeling</w:t>
+      </w:r>
+      <w:proofErr w:type="spellEnd"/>
+      <w:r>
+        <w:t xml:space="preserve"> te structureren. Een bekende categorie zijn taxonomie-gebaseerde benaderingen, zoals STRIDE, die dreigingen klasseren op basis van hun effect (bijvoorbeeld </w:t>
+      </w:r>
+      <w:proofErr w:type="spellStart"/>
+      <w:r>
+        <w:t>spoofing</w:t>
+      </w:r>
+      <w:proofErr w:type="spellEnd"/>
+      <w:r>
+        <w:t xml:space="preserve">, </w:t>
+      </w:r>
+      <w:proofErr w:type="spellStart"/>
+      <w:r>
+        <w:t>tampering</w:t>
+      </w:r>
+      <w:proofErr w:type="spellEnd"/>
+      <w:r>
+        <w:t xml:space="preserve">, </w:t>
+      </w:r>
+      <w:proofErr w:type="spellStart"/>
+      <w:r>
+        <w:t>repudiation</w:t>
+      </w:r>
+      <w:proofErr w:type="spellEnd"/>
+      <w:r>
+        <w:t xml:space="preserve">, information </w:t>
+      </w:r>
+      <w:proofErr w:type="spellStart"/>
+      <w:r>
+        <w:t>disclosure</w:t>
+      </w:r>
+      <w:proofErr w:type="spellEnd"/>
+      <w:r>
+        <w:t xml:space="preserve">, </w:t>
+      </w:r>
+      <w:proofErr w:type="spellStart"/>
+      <w:r>
+        <w:t>denial</w:t>
+      </w:r>
+      <w:proofErr w:type="spellEnd"/>
+      <w:r>
+        <w:t xml:space="preserve"> of service, </w:t>
+      </w:r>
+      <w:proofErr w:type="spellStart"/>
+      <w:r>
+        <w:t>elevation</w:t>
+      </w:r>
+      <w:proofErr w:type="spellEnd"/>
+      <w:r>
+        <w:t xml:space="preserve"> of privilege). Andere benaderingen maken gebruik van attack trees of </w:t>
+      </w:r>
+      <w:proofErr w:type="spellStart"/>
+      <w:r>
+        <w:t>misuse</w:t>
+      </w:r>
+      <w:proofErr w:type="spellEnd"/>
+      <w:r>
+        <w:t xml:space="preserve"> cases, waarin ongewenst gedrag hiërarchisch wordt opgesplitst in deelstappen en varianten. In meer industriële context worden deze methoden vaak ondersteund door generieke diagramtools of </w:t>
+      </w:r>
+      <w:proofErr w:type="spellStart"/>
+      <w:r>
+        <w:t>mindmapsoftware</w:t>
+      </w:r>
+      <w:proofErr w:type="spellEnd"/>
+      <w:r>
+        <w:t xml:space="preserve">, die wel flexibiliteit bieden maar weinig </w:t>
+      </w:r>
+      <w:proofErr w:type="spellStart"/>
+      <w:r>
+        <w:t>domeinspecifieke</w:t>
+      </w:r>
+      <w:proofErr w:type="spellEnd"/>
+      <w:r>
+        <w:t xml:space="preserve"> ondersteuning voor prioritering</w:t>
       </w:r>
       <w:r>
         <w:t xml:space="preserve"> en </w:t>
@@ -643,12 +1069,41 @@
         <w:spacing w:afterLines="24" w:after="57" w:line="288" w:lineRule="auto"/>
       </w:pPr>
       <w:r>
-        <w:t xml:space="preserve">Voor ontwikkelaars zonder diepgaande securityachtergrond vorm deze klassieke methoden een aanzienlijke drempel: ze vergen vertrouwdheid met beveiligingsconcepten, formele notaties en lijsten van standaarddreigingen, terwijl de beschikbare tools zelden gericht zijn op gebruiksgemak of leerbaarheid. Hierdoor dreigt threat modeling een specialistische activiteit te blijven, in plaats van een breed gedragen ontwerpraktijk binnen ontwikkelteams. Deze kloof tussen theoretisch aanbevolen werkwijzen en feitelijke toepassing in de praktijk vormt een belangrijk motief </w:t>
+        <w:t xml:space="preserve">Voor ontwikkelaars zonder diepgaande securityachtergrond vorm deze klassieke methoden een aanzienlijke drempel: ze vergen vertrouwdheid met beveiligingsconcepten, formele notaties en lijsten van standaarddreigingen, terwijl de beschikbare tools zelden gericht zijn op gebruiksgemak of leerbaarheid. Hierdoor dreigt </w:t>
+      </w:r>
+      <w:proofErr w:type="spellStart"/>
+      <w:r>
+        <w:t>threat</w:t>
+      </w:r>
+      <w:proofErr w:type="spellEnd"/>
+      <w:r>
+        <w:t xml:space="preserve"> </w:t>
+      </w:r>
+      <w:proofErr w:type="spellStart"/>
+      <w:r>
+        <w:t>modeling</w:t>
+      </w:r>
+      <w:proofErr w:type="spellEnd"/>
+      <w:r>
+        <w:t xml:space="preserve"> een specialistische activiteit te blijven, in plaats van een breed gedragen </w:t>
+      </w:r>
+      <w:proofErr w:type="spellStart"/>
+      <w:r>
+        <w:t>ontwerpraktijk</w:t>
+      </w:r>
+      <w:proofErr w:type="spellEnd"/>
+      <w:r>
+        <w:t xml:space="preserve"> binnen ontwikkelteams. Deze kloof tussen theoretisch aanbevolen werkwijzen en feitelijke toepassing in de praktijk vormt een belangrijk motief </w:t>
       </w:r>
       <w:r>
         <w:lastRenderedPageBreak/>
-        <w:t>voor onderzoek naar meer toegankelijke, visueel ondersteunde en gebruiksvriendelijke threat-modelingbenaderingen</w:t>
-      </w:r>
+        <w:t xml:space="preserve">voor onderzoek naar meer toegankelijke, visueel ondersteunde en gebruiksvriendelijke </w:t>
+      </w:r>
+      <w:proofErr w:type="spellStart"/>
+      <w:r>
+        <w:t>threat-modelingbenaderingen</w:t>
+      </w:r>
+      <w:proofErr w:type="spellEnd"/>
       <w:r>
         <w:t>.</w:t>
       </w:r>
@@ -666,7 +1121,47 @@
         </w:rPr>
       </w:pPr>
       <w:r>
-        <w:t>Dit onderzoek speelt in op deze drempels door een gebruiksvriendelijke webtool te ontwerpen en evalueren, gebaseerd op de Fortunately–Unfortunately-methode, waarin dreigingen en tegenmaatregelen in een intuïtieve boomstructuur worden voorgesteld. De tool integreert specifieke UX-features zoals kleurcodering, statusiconen, danger rating, branch summary en filtering om zowel navigatie als prioritering te ondersteunen en wordt geëvalueerd in een gebruikersonderzoek waarin de tool wordt vergeleken met een meer generieke referentiesoftware. Het doel van de masterproef is na te gaan in welke mate deze combinatie van visuele representatie en UX-features</w:t>
+        <w:t xml:space="preserve">Dit onderzoek speelt in op deze drempels door een gebruiksvriendelijke </w:t>
+      </w:r>
+      <w:proofErr w:type="spellStart"/>
+      <w:r>
+        <w:t>webtool</w:t>
+      </w:r>
+      <w:proofErr w:type="spellEnd"/>
+      <w:r>
+        <w:t xml:space="preserve"> te ontwerpen en evalueren, gebaseerd op de </w:t>
+      </w:r>
+      <w:proofErr w:type="spellStart"/>
+      <w:r>
+        <w:t>Fortunately</w:t>
+      </w:r>
+      <w:proofErr w:type="spellEnd"/>
+      <w:r>
+        <w:t>–</w:t>
+      </w:r>
+      <w:proofErr w:type="spellStart"/>
+      <w:r>
+        <w:t>Unfortunately</w:t>
+      </w:r>
+      <w:proofErr w:type="spellEnd"/>
+      <w:r>
+        <w:t xml:space="preserve">-methode, waarin dreigingen en tegenmaatregelen in een intuïtieve boomstructuur worden voorgesteld. De tool integreert specifieke UX-features zoals kleurcodering, statusiconen, </w:t>
+      </w:r>
+      <w:proofErr w:type="spellStart"/>
+      <w:r>
+        <w:t>danger</w:t>
+      </w:r>
+      <w:proofErr w:type="spellEnd"/>
+      <w:r>
+        <w:t xml:space="preserve"> rating, </w:t>
+      </w:r>
+      <w:proofErr w:type="spellStart"/>
+      <w:r>
+        <w:t>branch</w:t>
+      </w:r>
+      <w:proofErr w:type="spellEnd"/>
+      <w:r>
+        <w:t xml:space="preserve"> summary en filtering om zowel navigatie als prioritering te ondersteunen en wordt geëvalueerd in een gebruikersonderzoek waarin de tool wordt vergeleken met een meer generieke referentiesoftware. Het doel van de masterproef is na te gaan in welke mate deze combinatie van visuele representatie en UX-features</w:t>
       </w:r>
       <w:r>
         <w:t xml:space="preserve"> in combinatie met de </w:t>
@@ -674,14 +1169,40 @@
       <w:r>
         <w:t xml:space="preserve"> </w:t>
       </w:r>
-      <w:r>
-        <w:t>Fortunately–Unfortunately-methode</w:t>
+      <w:proofErr w:type="spellStart"/>
+      <w:r>
+        <w:t>Fortunately</w:t>
+      </w:r>
+      <w:proofErr w:type="spellEnd"/>
+      <w:r>
+        <w:t>–</w:t>
+      </w:r>
+      <w:proofErr w:type="spellStart"/>
+      <w:r>
+        <w:t>Unfortunately</w:t>
+      </w:r>
+      <w:proofErr w:type="spellEnd"/>
+      <w:r>
+        <w:t>-methode</w:t>
       </w:r>
       <w:r>
         <w:t xml:space="preserve">, </w:t>
       </w:r>
-      <w:r>
-        <w:t>threat modeling toegankelijker, efficiënter en effectiever maakt voor niet-security-experts.</w:t>
+      <w:proofErr w:type="spellStart"/>
+      <w:r>
+        <w:t>threat</w:t>
+      </w:r>
+      <w:proofErr w:type="spellEnd"/>
+      <w:r>
+        <w:t xml:space="preserve"> </w:t>
+      </w:r>
+      <w:proofErr w:type="spellStart"/>
+      <w:r>
+        <w:t>modeling</w:t>
+      </w:r>
+      <w:proofErr w:type="spellEnd"/>
+      <w:r>
+        <w:t xml:space="preserve"> toegankelijker, efficiënter en effectiever maakt voor niet-security-experts.</w:t>
       </w:r>
       <w:r>
         <w:rPr>
@@ -712,7 +1233,31 @@
         <w:spacing w:afterLines="24" w:after="57" w:line="288" w:lineRule="auto"/>
       </w:pPr>
       <w:r>
-        <w:t>Welke basisfunctionaliteit is minimaal noodzakelijk om threat modeling met Fortunately-Unfortunately trees te ondersteunen?</w:t>
+        <w:t xml:space="preserve">Welke basisfunctionaliteit is minimaal noodzakelijk om </w:t>
+      </w:r>
+      <w:proofErr w:type="spellStart"/>
+      <w:r>
+        <w:t>threat</w:t>
+      </w:r>
+      <w:proofErr w:type="spellEnd"/>
+      <w:r>
+        <w:t xml:space="preserve"> </w:t>
+      </w:r>
+      <w:proofErr w:type="spellStart"/>
+      <w:r>
+        <w:t>modeling</w:t>
+      </w:r>
+      <w:proofErr w:type="spellEnd"/>
+      <w:r>
+        <w:t xml:space="preserve"> met </w:t>
+      </w:r>
+      <w:proofErr w:type="spellStart"/>
+      <w:r>
+        <w:t>Fortunately-Unfortunately</w:t>
+      </w:r>
+      <w:proofErr w:type="spellEnd"/>
+      <w:r>
+        <w:t xml:space="preserve"> trees te ondersteunen?</w:t>
       </w:r>
     </w:p>
     <w:p>
@@ -738,20 +1283,44 @@
         <w:spacing w:afterLines="24" w:after="57" w:line="288" w:lineRule="auto"/>
       </w:pPr>
       <w:r>
-        <w:t>Hoe verhoudt de voorgestelde tool zich qua gebruiksvriendelijkheid en effectiviteit ten opzichte van bestaande generieke mindmap- of diagramsoftware?</w:t>
-      </w:r>
-    </w:p>
-    <w:p>
-      <w:pPr>
-        <w:spacing w:afterLines="24" w:after="57" w:line="288" w:lineRule="auto"/>
-      </w:pPr>
-    </w:p>
-    <w:p>
-      <w:pPr>
-        <w:spacing w:afterLines="24" w:after="57" w:line="288" w:lineRule="auto"/>
-      </w:pPr>
-      <w:r>
-        <w:t>Het belang van dit onderzoek ligt enerzijds in het verlagen van de instapdrempel voor threat modeling, zodat ook ontwikkelaars zonder uitgesproken securityprofiel beter onderbouwde risicoanalyses kunnen uitvoeren. Anderzijds draagt het werk bij aan HCI-onderzoek rond gebruiksvriendelijke security-tools door empirisch te onderzoeken welke interface-elementen (zoals kleuren, iconen, filters en tooltips) daadwerkelijk bijdragen aan taakprestatie, gebruikservaring en feature-voorkeur. Daarmee sluit de masterproef aan bij een bredere verschuiving van puur technische security-oplossingen naar mensgerichte, visueel ondersteunde hulpmiddelen.</w:t>
+        <w:t xml:space="preserve">Hoe verhoudt de voorgestelde tool zich qua gebruiksvriendelijkheid en effectiviteit ten opzichte van bestaande generieke </w:t>
+      </w:r>
+      <w:proofErr w:type="spellStart"/>
+      <w:r>
+        <w:t>mindmap</w:t>
+      </w:r>
+      <w:proofErr w:type="spellEnd"/>
+      <w:r>
+        <w:t>- of diagramsoftware?</w:t>
+      </w:r>
+    </w:p>
+    <w:p>
+      <w:pPr>
+        <w:spacing w:afterLines="24" w:after="57" w:line="288" w:lineRule="auto"/>
+      </w:pPr>
+    </w:p>
+    <w:p>
+      <w:pPr>
+        <w:spacing w:afterLines="24" w:after="57" w:line="288" w:lineRule="auto"/>
+      </w:pPr>
+      <w:r>
+        <w:t xml:space="preserve">Het belang van dit onderzoek ligt enerzijds in het verlagen van de instapdrempel voor </w:t>
+      </w:r>
+      <w:proofErr w:type="spellStart"/>
+      <w:r>
+        <w:t>threat</w:t>
+      </w:r>
+      <w:proofErr w:type="spellEnd"/>
+      <w:r>
+        <w:t xml:space="preserve"> </w:t>
+      </w:r>
+      <w:proofErr w:type="spellStart"/>
+      <w:r>
+        <w:t>modeling</w:t>
+      </w:r>
+      <w:proofErr w:type="spellEnd"/>
+      <w:r>
+        <w:t>, zodat ook ontwikkelaars zonder uitgesproken securityprofiel beter onderbouwde risicoanalyses kunnen uitvoeren. Anderzijds draagt het werk bij aan HCI-onderzoek rond gebruiksvriendelijke security-tools door empirisch te onderzoeken welke interface-elementen (zoals kleuren, iconen, filters en tooltips) daadwerkelijk bijdragen aan taakprestatie, gebruikservaring en feature-voorkeur. Daarmee sluit de masterproef aan bij een bredere verschuiving van puur technische security-oplossingen naar mensgerichte, visueel ondersteunde hulpmiddelen.</w:t>
       </w:r>
     </w:p>
     <w:p>
@@ -778,13 +1347,77 @@
       </w:r>
       <w:bookmarkEnd w:id="0"/>
       <w:r>
-        <w:t>rond threat modeling, de Fortunately–Unfortunately-methode en usability- en UX-evaluatie in securitycontexten. Hoofdstuk 3 beschrijft het ontwerp en de implementatie van het React/D3-webprototype en licht het onderzoeksdesign van de gebruikerstudie toe, inclusief taken</w:t>
-      </w:r>
+        <w:t xml:space="preserve">rond </w:t>
+      </w:r>
+      <w:proofErr w:type="spellStart"/>
+      <w:r>
+        <w:t>threat</w:t>
+      </w:r>
+      <w:proofErr w:type="spellEnd"/>
       <w:r>
         <w:t xml:space="preserve"> </w:t>
       </w:r>
-      <w:r>
-        <w:t xml:space="preserve">en analysemethoden. Hoofdstuk 4 presenteert de empirische resultaten over taakprestaties, user experience en feature-ranking, gevolgd door een discussie in hoofdstuk 5 waarin deze bevindingen worden geïnterpreteerd, gekoppeld aan de literatuur en aangevuld met beperkingen en implicaties voor praktijk en toekomstig onderzoek. </w:t>
+      <w:proofErr w:type="spellStart"/>
+      <w:r>
+        <w:t>modeling</w:t>
+      </w:r>
+      <w:proofErr w:type="spellEnd"/>
+      <w:r>
+        <w:t xml:space="preserve">, de </w:t>
+      </w:r>
+      <w:proofErr w:type="spellStart"/>
+      <w:r>
+        <w:t>Fortunately</w:t>
+      </w:r>
+      <w:proofErr w:type="spellEnd"/>
+      <w:r>
+        <w:t>–</w:t>
+      </w:r>
+      <w:proofErr w:type="spellStart"/>
+      <w:r>
+        <w:t>Unfortunately</w:t>
+      </w:r>
+      <w:proofErr w:type="spellEnd"/>
+      <w:r>
+        <w:t xml:space="preserve">-methode en </w:t>
+      </w:r>
+      <w:proofErr w:type="spellStart"/>
+      <w:r>
+        <w:t>usability</w:t>
+      </w:r>
+      <w:proofErr w:type="spellEnd"/>
+      <w:r>
+        <w:t xml:space="preserve">- en UX-evaluatie in securitycontexten. Hoofdstuk 3 beschrijft het ontwerp en de implementatie van het </w:t>
+      </w:r>
+      <w:proofErr w:type="spellStart"/>
+      <w:r>
+        <w:t>React</w:t>
+      </w:r>
+      <w:proofErr w:type="spellEnd"/>
+      <w:r>
+        <w:t xml:space="preserve">/D3-webprototype en licht het onderzoeksdesign van de </w:t>
+      </w:r>
+      <w:proofErr w:type="spellStart"/>
+      <w:r>
+        <w:t>gebruikerstudie</w:t>
+      </w:r>
+      <w:proofErr w:type="spellEnd"/>
+      <w:r>
+        <w:t xml:space="preserve"> toe, inclusief taken</w:t>
+      </w:r>
+      <w:r>
+        <w:t xml:space="preserve"> </w:t>
+      </w:r>
+      <w:r>
+        <w:t xml:space="preserve">en analysemethoden. Hoofdstuk 4 presenteert de empirische resultaten over taakprestaties, user </w:t>
+      </w:r>
+      <w:proofErr w:type="spellStart"/>
+      <w:r>
+        <w:t>experience</w:t>
+      </w:r>
+      <w:proofErr w:type="spellEnd"/>
+      <w:r>
+        <w:t xml:space="preserve"> en feature-ranking, gevolgd door een discussie in hoofdstuk 5 waarin deze bevindingen worden geïnterpreteerd, gekoppeld aan de literatuur en aangevuld met beperkingen en implicaties voor praktijk en toekomstig onderzoek. </w:t>
       </w:r>
     </w:p>
     <w:p>
@@ -831,6 +1464,7 @@
           <w:lang w:val="en-GB"/>
         </w:rPr>
       </w:pPr>
+      <w:proofErr w:type="spellStart"/>
       <w:r>
         <w:rPr>
           <w:b/>
@@ -840,12 +1474,10 @@
           <w:lang w:val="en-GB"/>
         </w:rPr>
         <w:lastRenderedPageBreak/>
-        <w:t>Hoofdstuk 2</w:t>
-      </w:r>
-    </w:p>
-    <w:p>
-      <w:pPr>
-        <w:spacing w:afterLines="24" w:after="57" w:line="288" w:lineRule="auto"/>
+        <w:t>Hoofdstuk</w:t>
+      </w:r>
+      <w:proofErr w:type="spellEnd"/>
+      <w:r>
         <w:rPr>
           <w:b/>
           <w:bCs/>
@@ -853,8 +1485,12 @@
           <w:szCs w:val="36"/>
           <w:lang w:val="en-GB"/>
         </w:rPr>
-      </w:pPr>
-      <w:r>
+        <w:t xml:space="preserve"> 2</w:t>
+      </w:r>
+    </w:p>
+    <w:p>
+      <w:pPr>
+        <w:spacing w:afterLines="24" w:after="57" w:line="288" w:lineRule="auto"/>
         <w:rPr>
           <w:b/>
           <w:bCs/>
@@ -862,12 +1498,9 @@
           <w:szCs w:val="36"/>
           <w:lang w:val="en-GB"/>
         </w:rPr>
-        <w:t>Gerelateerd werk</w:t>
-      </w:r>
-    </w:p>
-    <w:p>
-      <w:pPr>
-        <w:spacing w:afterLines="24" w:after="57" w:line="288" w:lineRule="auto"/>
+      </w:pPr>
+      <w:proofErr w:type="spellStart"/>
+      <w:r>
         <w:rPr>
           <w:b/>
           <w:bCs/>
@@ -875,11 +1508,10 @@
           <w:szCs w:val="36"/>
           <w:lang w:val="en-GB"/>
         </w:rPr>
-      </w:pPr>
-    </w:p>
-    <w:p>
-      <w:pPr>
-        <w:spacing w:afterLines="24" w:after="57" w:line="288" w:lineRule="auto"/>
+        <w:t>Gerelateerd</w:t>
+      </w:r>
+      <w:proofErr w:type="spellEnd"/>
+      <w:r>
         <w:rPr>
           <w:b/>
           <w:bCs/>
@@ -887,6 +1519,43 @@
           <w:szCs w:val="36"/>
           <w:lang w:val="en-GB"/>
         </w:rPr>
+        <w:t xml:space="preserve"> </w:t>
+      </w:r>
+      <w:proofErr w:type="spellStart"/>
+      <w:r>
+        <w:rPr>
+          <w:b/>
+          <w:bCs/>
+          <w:sz w:val="36"/>
+          <w:szCs w:val="36"/>
+          <w:lang w:val="en-GB"/>
+        </w:rPr>
+        <w:t>werk</w:t>
+      </w:r>
+      <w:proofErr w:type="spellEnd"/>
+    </w:p>
+    <w:p>
+      <w:pPr>
+        <w:spacing w:afterLines="24" w:after="57" w:line="288" w:lineRule="auto"/>
+        <w:rPr>
+          <w:b/>
+          <w:bCs/>
+          <w:sz w:val="36"/>
+          <w:szCs w:val="36"/>
+          <w:lang w:val="en-GB"/>
+        </w:rPr>
+      </w:pPr>
+    </w:p>
+    <w:p>
+      <w:pPr>
+        <w:spacing w:afterLines="24" w:after="57" w:line="288" w:lineRule="auto"/>
+        <w:rPr>
+          <w:b/>
+          <w:bCs/>
+          <w:sz w:val="36"/>
+          <w:szCs w:val="36"/>
+          <w:lang w:val="en-GB"/>
+        </w:rPr>
       </w:pPr>
     </w:p>
     <w:p>
@@ -937,8 +1606,149 @@
       <w:pPr>
         <w:spacing w:afterLines="24" w:after="57" w:line="288" w:lineRule="auto"/>
       </w:pPr>
-      <w:r>
-        <w:t>Devendra et al. (2025) presenteren een systematische literatuurreview van software security visualization, gebaseerd op 61 studies uit 2019-2024. De auteurs categoriseren visualisatietechnieken in vier hoofdcategorieën: graph-based (bijv. Wireshark voor netwerkgrafen, SonarQube voor dependency graphs), notation-based (UML-diagrammen, ERD), matrix-based (risicomatrices via Nessus, IBM QRadar) en metaphoric (geografische dreigingskaarten, security heat maps). Deze technieken worden toegepast in statische analyse (code-vulnerabiliteiten), dynamische analyse (runtime-dreigingen), operationele beveiliging (log-analyse, SIEM-data) en cybersecurity (threat intelligence, phishing, malware). De review identificeert belangrijke uitdagingen zoals schaalbaarheid bij grote datasets, ontoereikende toegankelijkheid voor non-experts, en het gebrek aan gestandaardiseerde evaluatiemetrics.[</w:t>
+      <w:proofErr w:type="spellStart"/>
+      <w:r>
+        <w:t>Devendra</w:t>
+      </w:r>
+      <w:proofErr w:type="spellEnd"/>
+      <w:r>
+        <w:t xml:space="preserve"> et al. (2025) presenteren een systematische literatuurreview van software security </w:t>
+      </w:r>
+      <w:proofErr w:type="spellStart"/>
+      <w:r>
+        <w:t>visualization</w:t>
+      </w:r>
+      <w:proofErr w:type="spellEnd"/>
+      <w:r>
+        <w:t xml:space="preserve">, gebaseerd op 61 studies uit 2019-2024. De auteurs categoriseren visualisatietechnieken in vier hoofdcategorieën: </w:t>
+      </w:r>
+      <w:proofErr w:type="spellStart"/>
+      <w:r>
+        <w:t>graph-based</w:t>
+      </w:r>
+      <w:proofErr w:type="spellEnd"/>
+      <w:r>
+        <w:t xml:space="preserve"> (bijv. </w:t>
+      </w:r>
+      <w:proofErr w:type="spellStart"/>
+      <w:r>
+        <w:t>Wireshark</w:t>
+      </w:r>
+      <w:proofErr w:type="spellEnd"/>
+      <w:r>
+        <w:t xml:space="preserve"> voor </w:t>
+      </w:r>
+      <w:proofErr w:type="spellStart"/>
+      <w:r>
+        <w:t>netwerkgrafen</w:t>
+      </w:r>
+      <w:proofErr w:type="spellEnd"/>
+      <w:r>
+        <w:t xml:space="preserve">, </w:t>
+      </w:r>
+      <w:proofErr w:type="spellStart"/>
+      <w:r>
+        <w:t>SonarQube</w:t>
+      </w:r>
+      <w:proofErr w:type="spellEnd"/>
+      <w:r>
+        <w:t xml:space="preserve"> voor </w:t>
+      </w:r>
+      <w:proofErr w:type="spellStart"/>
+      <w:r>
+        <w:t>dependency</w:t>
+      </w:r>
+      <w:proofErr w:type="spellEnd"/>
+      <w:r>
+        <w:t xml:space="preserve"> </w:t>
+      </w:r>
+      <w:proofErr w:type="spellStart"/>
+      <w:r>
+        <w:t>graphs</w:t>
+      </w:r>
+      <w:proofErr w:type="spellEnd"/>
+      <w:r>
+        <w:t xml:space="preserve">), </w:t>
+      </w:r>
+      <w:proofErr w:type="spellStart"/>
+      <w:r>
+        <w:t>notation-based</w:t>
+      </w:r>
+      <w:proofErr w:type="spellEnd"/>
+      <w:r>
+        <w:t xml:space="preserve"> (UML-diagrammen, ERD), matrix-</w:t>
+      </w:r>
+      <w:proofErr w:type="spellStart"/>
+      <w:r>
+        <w:t>based</w:t>
+      </w:r>
+      <w:proofErr w:type="spellEnd"/>
+      <w:r>
+        <w:t xml:space="preserve"> (risicomatrices via Nessus, IBM </w:t>
+      </w:r>
+      <w:proofErr w:type="spellStart"/>
+      <w:r>
+        <w:t>QRadar</w:t>
+      </w:r>
+      <w:proofErr w:type="spellEnd"/>
+      <w:r>
+        <w:t xml:space="preserve">) en </w:t>
+      </w:r>
+      <w:proofErr w:type="spellStart"/>
+      <w:r>
+        <w:t>metaphoric</w:t>
+      </w:r>
+      <w:proofErr w:type="spellEnd"/>
+      <w:r>
+        <w:t xml:space="preserve"> (geografische dreigingskaarten, security heat </w:t>
+      </w:r>
+      <w:proofErr w:type="spellStart"/>
+      <w:r>
+        <w:t>maps</w:t>
+      </w:r>
+      <w:proofErr w:type="spellEnd"/>
+      <w:r>
+        <w:t>). Deze technieken worden toegepast in statische analyse (code-</w:t>
+      </w:r>
+      <w:proofErr w:type="spellStart"/>
+      <w:r>
+        <w:t>vulnerabiliteiten</w:t>
+      </w:r>
+      <w:proofErr w:type="spellEnd"/>
+      <w:r>
+        <w:t>), dynamische analyse (</w:t>
+      </w:r>
+      <w:proofErr w:type="spellStart"/>
+      <w:r>
+        <w:t>runtime</w:t>
+      </w:r>
+      <w:proofErr w:type="spellEnd"/>
+      <w:r>
+        <w:t>-dreigingen), operationele beveiliging (log-analyse, SIEM-data) en cybersecurity (</w:t>
+      </w:r>
+      <w:proofErr w:type="spellStart"/>
+      <w:r>
+        <w:t>threat</w:t>
+      </w:r>
+      <w:proofErr w:type="spellEnd"/>
+      <w:r>
+        <w:t xml:space="preserve"> intelligence, </w:t>
+      </w:r>
+      <w:proofErr w:type="spellStart"/>
+      <w:r>
+        <w:t>phishing</w:t>
+      </w:r>
+      <w:proofErr w:type="spellEnd"/>
+      <w:r>
+        <w:t xml:space="preserve">, malware). De review identificeert belangrijke uitdagingen zoals schaalbaarheid bij grote datasets, ontoereikende toegankelijkheid voor non-experts, en het gebrek aan gestandaardiseerde </w:t>
+      </w:r>
+      <w:proofErr w:type="spellStart"/>
+      <w:r>
+        <w:t>evaluatiemetrics</w:t>
+      </w:r>
+      <w:proofErr w:type="spellEnd"/>
+      <w:r>
+        <w:t>.[</w:t>
       </w:r>
       <w:r>
         <w:t>1</w:t>
@@ -957,7 +1767,175 @@
         <w:spacing w:afterLines="24" w:after="57" w:line="288" w:lineRule="auto"/>
       </w:pPr>
       <w:r>
-        <w:t>Dit werk sluit nauw aan bij de geïmplementeerde webtool voor threat modeling op basis van de Fortunately–Unfortunately-methode, die visuele ondersteuning biedt via een fileview-geïnspireerde boomstructuur met kleurcodering (groen voor fortunately, rood voor unfortunately), statusiconen (Weakness, Verified Assumption), danger ratings en filtering. Waar Devendra et al. gaps signaleren in user-centric design en real-time prioritering, adresseert deze masterproef deze door UX-features zoals branch summaries, highlighting vanuit filters en automatische sortering op danger rating te evalueren in een gebruikersonderzoek. De empirische resultaten tonen significante verbeteringen in UEQ-scores (efficiëntie, stimulatie) voor de uitgebreide versie, wat aantoont dat domeinspecifieke visualisaties threat modeling toegankelijker maken voor ontwikkelaars zonder security-expertise.[1]</w:t>
+        <w:t xml:space="preserve">Dit werk sluit nauw aan bij de geïmplementeerde </w:t>
+      </w:r>
+      <w:proofErr w:type="spellStart"/>
+      <w:r>
+        <w:t>webtool</w:t>
+      </w:r>
+      <w:proofErr w:type="spellEnd"/>
+      <w:r>
+        <w:t xml:space="preserve"> voor </w:t>
+      </w:r>
+      <w:proofErr w:type="spellStart"/>
+      <w:r>
+        <w:t>threat</w:t>
+      </w:r>
+      <w:proofErr w:type="spellEnd"/>
+      <w:r>
+        <w:t xml:space="preserve"> </w:t>
+      </w:r>
+      <w:proofErr w:type="spellStart"/>
+      <w:r>
+        <w:t>modeling</w:t>
+      </w:r>
+      <w:proofErr w:type="spellEnd"/>
+      <w:r>
+        <w:t xml:space="preserve"> op basis van de </w:t>
+      </w:r>
+      <w:proofErr w:type="spellStart"/>
+      <w:r>
+        <w:t>Fortunately</w:t>
+      </w:r>
+      <w:proofErr w:type="spellEnd"/>
+      <w:r>
+        <w:t>–</w:t>
+      </w:r>
+      <w:proofErr w:type="spellStart"/>
+      <w:r>
+        <w:t>Unfortunately</w:t>
+      </w:r>
+      <w:proofErr w:type="spellEnd"/>
+      <w:r>
+        <w:t xml:space="preserve">-methode, die visuele ondersteuning biedt via een fileview-geïnspireerde boomstructuur met kleurcodering (groen voor </w:t>
+      </w:r>
+      <w:proofErr w:type="spellStart"/>
+      <w:r>
+        <w:t>fortunately</w:t>
+      </w:r>
+      <w:proofErr w:type="spellEnd"/>
+      <w:r>
+        <w:t xml:space="preserve">, rood voor </w:t>
+      </w:r>
+      <w:proofErr w:type="spellStart"/>
+      <w:r>
+        <w:t>unfortunately</w:t>
+      </w:r>
+      <w:proofErr w:type="spellEnd"/>
+      <w:r>
+        <w:t>), statusiconen (</w:t>
+      </w:r>
+      <w:proofErr w:type="spellStart"/>
+      <w:r>
+        <w:t>Weakness</w:t>
+      </w:r>
+      <w:proofErr w:type="spellEnd"/>
+      <w:r>
+        <w:t xml:space="preserve">, </w:t>
+      </w:r>
+      <w:proofErr w:type="spellStart"/>
+      <w:r>
+        <w:t>Verified</w:t>
+      </w:r>
+      <w:proofErr w:type="spellEnd"/>
+      <w:r>
+        <w:t xml:space="preserve"> </w:t>
+      </w:r>
+      <w:proofErr w:type="spellStart"/>
+      <w:r>
+        <w:t>Assumption</w:t>
+      </w:r>
+      <w:proofErr w:type="spellEnd"/>
+      <w:r>
+        <w:t xml:space="preserve">), </w:t>
+      </w:r>
+      <w:proofErr w:type="spellStart"/>
+      <w:r>
+        <w:t>danger</w:t>
+      </w:r>
+      <w:proofErr w:type="spellEnd"/>
+      <w:r>
+        <w:t xml:space="preserve"> ratings en filtering. Waar </w:t>
+      </w:r>
+      <w:proofErr w:type="spellStart"/>
+      <w:r>
+        <w:t>Devendra</w:t>
+      </w:r>
+      <w:proofErr w:type="spellEnd"/>
+      <w:r>
+        <w:t xml:space="preserve"> et al. </w:t>
+      </w:r>
+      <w:proofErr w:type="spellStart"/>
+      <w:r>
+        <w:t>gaps</w:t>
+      </w:r>
+      <w:proofErr w:type="spellEnd"/>
+      <w:r>
+        <w:t xml:space="preserve"> signaleren in user-</w:t>
+      </w:r>
+      <w:proofErr w:type="spellStart"/>
+      <w:r>
+        <w:t>centric</w:t>
+      </w:r>
+      <w:proofErr w:type="spellEnd"/>
+      <w:r>
+        <w:t xml:space="preserve"> design en real-time prioritering, adresseert deze masterproef deze door UX-features zoals </w:t>
+      </w:r>
+      <w:proofErr w:type="spellStart"/>
+      <w:r>
+        <w:t>branch</w:t>
+      </w:r>
+      <w:proofErr w:type="spellEnd"/>
+      <w:r>
+        <w:t xml:space="preserve"> </w:t>
+      </w:r>
+      <w:proofErr w:type="spellStart"/>
+      <w:r>
+        <w:t>summaries</w:t>
+      </w:r>
+      <w:proofErr w:type="spellEnd"/>
+      <w:r>
+        <w:t xml:space="preserve">, </w:t>
+      </w:r>
+      <w:proofErr w:type="spellStart"/>
+      <w:r>
+        <w:t>highlighting</w:t>
+      </w:r>
+      <w:proofErr w:type="spellEnd"/>
+      <w:r>
+        <w:t xml:space="preserve"> vanuit filters en automatische sortering op </w:t>
+      </w:r>
+      <w:proofErr w:type="spellStart"/>
+      <w:r>
+        <w:t>danger</w:t>
+      </w:r>
+      <w:proofErr w:type="spellEnd"/>
+      <w:r>
+        <w:t xml:space="preserve"> rating te evalueren in een gebruikersonderzoek. De empirische resultaten tonen significante verbeteringen in UEQ-scores (efficiëntie, stimulatie) voor de uitgebreide versie, wat aantoont dat </w:t>
+      </w:r>
+      <w:proofErr w:type="spellStart"/>
+      <w:r>
+        <w:t>domeinspecifieke</w:t>
+      </w:r>
+      <w:proofErr w:type="spellEnd"/>
+      <w:r>
+        <w:t xml:space="preserve"> visualisaties </w:t>
+      </w:r>
+      <w:proofErr w:type="spellStart"/>
+      <w:r>
+        <w:t>threat</w:t>
+      </w:r>
+      <w:proofErr w:type="spellEnd"/>
+      <w:r>
+        <w:t xml:space="preserve"> </w:t>
+      </w:r>
+      <w:proofErr w:type="spellStart"/>
+      <w:r>
+        <w:t>modeling</w:t>
+      </w:r>
+      <w:proofErr w:type="spellEnd"/>
+      <w:r>
+        <w:t xml:space="preserve"> toegankelijker maken voor ontwikkelaars zonder security-expertise.[1]</w:t>
       </w:r>
     </w:p>
     <w:p>
@@ -1043,8 +2021,9 @@
           <w:lang w:val="en-GB"/>
         </w:rPr>
         <w:lastRenderedPageBreak/>
-        <w:t>2.2 Threat modeling tools: A t</w:t>
-      </w:r>
+        <w:t xml:space="preserve">2.2 Threat </w:t>
+      </w:r>
+      <w:proofErr w:type="spellStart"/>
       <w:r>
         <w:rPr>
           <w:b/>
@@ -1053,12 +2032,10 @@
           <w:szCs w:val="28"/>
           <w:lang w:val="en-GB"/>
         </w:rPr>
-        <w:t>axonomy</w:t>
-      </w:r>
-    </w:p>
-    <w:p>
-      <w:pPr>
-        <w:spacing w:afterLines="24" w:after="57" w:line="288" w:lineRule="auto"/>
+        <w:t>modeling</w:t>
+      </w:r>
+      <w:proofErr w:type="spellEnd"/>
+      <w:r>
         <w:rPr>
           <w:b/>
           <w:bCs/>
@@ -1066,33 +2043,312 @@
           <w:szCs w:val="28"/>
           <w:lang w:val="en-GB"/>
         </w:rPr>
-      </w:pPr>
-    </w:p>
-    <w:p>
-      <w:pPr>
-        <w:spacing w:afterLines="24" w:after="57" w:line="288" w:lineRule="auto"/>
-      </w:pPr>
-      <w:r>
-        <w:rPr>
+        <w:t xml:space="preserve"> tools: A t</w:t>
+      </w:r>
+      <w:r>
+        <w:rPr>
+          <w:b/>
+          <w:bCs/>
+          <w:sz w:val="28"/>
+          <w:szCs w:val="28"/>
           <w:lang w:val="en-GB"/>
         </w:rPr>
+        <w:t>axonomy</w:t>
+      </w:r>
+    </w:p>
+    <w:p>
+      <w:pPr>
+        <w:spacing w:afterLines="24" w:after="57" w:line="288" w:lineRule="auto"/>
+        <w:rPr>
+          <w:b/>
+          <w:bCs/>
+          <w:sz w:val="28"/>
+          <w:szCs w:val="28"/>
+          <w:lang w:val="en-GB"/>
+        </w:rPr>
+      </w:pPr>
+    </w:p>
+    <w:p>
+      <w:pPr>
+        <w:spacing w:afterLines="24" w:after="57" w:line="288" w:lineRule="auto"/>
+      </w:pPr>
+      <w:r>
+        <w:rPr>
+          <w:lang w:val="en-GB"/>
+        </w:rPr>
         <w:t xml:space="preserve">Shi et al. </w:t>
       </w:r>
       <w:r>
-        <w:t>(2022) bieden een taxonomie en kwalitatieve vergelijking van threat modeling tools, gebaseerd op objectieve criteria zoals modelvorm (diagram- vs. tekst-gebaseerd), threat library grootte, evaluatiemethoden, mitigatie-suggesties, beschikbaarheid en SDLC-integratie. Ze evalueren zes populaire tools (Microsoft TMT, OWASP Threat Dragon, OVVL, OWASP pytm, Threagile, IriusRisk) en tonen dat diagram-gebaseerde tools (zoals TMT) intuïtiever zijn voor non-experts maar vaak gebrek vertoont aan threat tracking en automatische evaluatie, terwijl tekst-tools (pytm, Threagile) beter schalen voor versiebeheer maar minder gebruiksvriendelijk zijn. Commerciële tools zoals IriusRisk scoren hoger op completeness (grote libraries &gt;200 threats, kostenramingen), maar open-source alternatieven blijven immature met beperkte functionaliteit.[1]</w:t>
-      </w:r>
-    </w:p>
-    <w:p>
-      <w:pPr>
-        <w:spacing w:afterLines="24" w:after="57" w:line="288" w:lineRule="auto"/>
-      </w:pPr>
-    </w:p>
-    <w:p>
-      <w:pPr>
-        <w:spacing w:afterLines="24" w:after="57" w:line="288" w:lineRule="auto"/>
-      </w:pPr>
-      <w:r>
-        <w:t>Dit werk positioneert de geïmplementeerde Fortunately–Unfortunately webtool als een complementaire, lightweight oplossing tussen deze categorieën, met een diagram-gebaseerde fileview-boomstructuur die de intuïtiviteit van tools zoals TMT combineert met threat tracking (statusiconen: Weakness, Verified Assumption) en automatische evaluatie (danger ratings op basis van likelihood/impact). Waar Shi et al. immature open-source tools en eenvoudige evaluatiemethoden identificeren als gaps, evalueert deze masterproef empirisch (UEQ-scores, gebruikersonderzoek) hoe UX-features zoals filtering, sortering en branch summaries threat modeling efficiënter maken voor niet-security-experts, met versie 2 significant superieur aan basisfunctionaliteit.[1]</w:t>
+        <w:t xml:space="preserve">(2022) bieden een taxonomie en kwalitatieve vergelijking van </w:t>
+      </w:r>
+      <w:proofErr w:type="spellStart"/>
+      <w:r>
+        <w:t>threat</w:t>
+      </w:r>
+      <w:proofErr w:type="spellEnd"/>
+      <w:r>
+        <w:t xml:space="preserve"> </w:t>
+      </w:r>
+      <w:proofErr w:type="spellStart"/>
+      <w:r>
+        <w:t>modeling</w:t>
+      </w:r>
+      <w:proofErr w:type="spellEnd"/>
+      <w:r>
+        <w:t xml:space="preserve"> tools, gebaseerd op objectieve criteria zoals modelvorm (diagram- vs. tekst-gebaseerd), </w:t>
+      </w:r>
+      <w:proofErr w:type="spellStart"/>
+      <w:r>
+        <w:t>threat</w:t>
+      </w:r>
+      <w:proofErr w:type="spellEnd"/>
+      <w:r>
+        <w:t xml:space="preserve"> </w:t>
+      </w:r>
+      <w:proofErr w:type="spellStart"/>
+      <w:r>
+        <w:t>library</w:t>
+      </w:r>
+      <w:proofErr w:type="spellEnd"/>
+      <w:r>
+        <w:t xml:space="preserve"> grootte, evaluatiemethoden, mitigatie-suggesties, beschikbaarheid en SDLC-integratie. Ze evalueren zes populaire tools (Microsoft TMT, OWASP </w:t>
+      </w:r>
+      <w:proofErr w:type="spellStart"/>
+      <w:r>
+        <w:t>Threat</w:t>
+      </w:r>
+      <w:proofErr w:type="spellEnd"/>
+      <w:r>
+        <w:t xml:space="preserve"> Dragon, OVVL, OWASP </w:t>
+      </w:r>
+      <w:proofErr w:type="spellStart"/>
+      <w:r>
+        <w:t>pytm</w:t>
+      </w:r>
+      <w:proofErr w:type="spellEnd"/>
+      <w:r>
+        <w:t xml:space="preserve">, </w:t>
+      </w:r>
+      <w:proofErr w:type="spellStart"/>
+      <w:r>
+        <w:t>Threagile</w:t>
+      </w:r>
+      <w:proofErr w:type="spellEnd"/>
+      <w:r>
+        <w:t xml:space="preserve">, </w:t>
+      </w:r>
+      <w:proofErr w:type="spellStart"/>
+      <w:r>
+        <w:t>IriusRisk</w:t>
+      </w:r>
+      <w:proofErr w:type="spellEnd"/>
+      <w:r>
+        <w:t xml:space="preserve">) en tonen dat diagram-gebaseerde tools (zoals TMT) intuïtiever zijn voor non-experts maar vaak gebrek vertoont aan </w:t>
+      </w:r>
+      <w:proofErr w:type="spellStart"/>
+      <w:r>
+        <w:t>threat</w:t>
+      </w:r>
+      <w:proofErr w:type="spellEnd"/>
+      <w:r>
+        <w:t xml:space="preserve"> tracking en automatische evaluatie, terwijl tekst-tools (</w:t>
+      </w:r>
+      <w:proofErr w:type="spellStart"/>
+      <w:r>
+        <w:t>pytm</w:t>
+      </w:r>
+      <w:proofErr w:type="spellEnd"/>
+      <w:r>
+        <w:t xml:space="preserve">, </w:t>
+      </w:r>
+      <w:proofErr w:type="spellStart"/>
+      <w:r>
+        <w:t>Threagile</w:t>
+      </w:r>
+      <w:proofErr w:type="spellEnd"/>
+      <w:r>
+        <w:t xml:space="preserve">) beter schalen voor versiebeheer maar minder gebruiksvriendelijk zijn. Commerciële tools zoals </w:t>
+      </w:r>
+      <w:proofErr w:type="spellStart"/>
+      <w:r>
+        <w:t>IriusRisk</w:t>
+      </w:r>
+      <w:proofErr w:type="spellEnd"/>
+      <w:r>
+        <w:t xml:space="preserve"> scoren hoger op </w:t>
+      </w:r>
+      <w:proofErr w:type="spellStart"/>
+      <w:r>
+        <w:t>completeness</w:t>
+      </w:r>
+      <w:proofErr w:type="spellEnd"/>
+      <w:r>
+        <w:t xml:space="preserve"> (grote </w:t>
+      </w:r>
+      <w:proofErr w:type="spellStart"/>
+      <w:r>
+        <w:t>libraries</w:t>
+      </w:r>
+      <w:proofErr w:type="spellEnd"/>
+      <w:r>
+        <w:t xml:space="preserve"> &gt;200 </w:t>
+      </w:r>
+      <w:proofErr w:type="spellStart"/>
+      <w:r>
+        <w:t>threats</w:t>
+      </w:r>
+      <w:proofErr w:type="spellEnd"/>
+      <w:r>
+        <w:t>, kostenramingen), maar open-source alternatieven blijven immature met beperkte functionaliteit.[1]</w:t>
+      </w:r>
+    </w:p>
+    <w:p>
+      <w:pPr>
+        <w:spacing w:afterLines="24" w:after="57" w:line="288" w:lineRule="auto"/>
+      </w:pPr>
+    </w:p>
+    <w:p>
+      <w:pPr>
+        <w:spacing w:afterLines="24" w:after="57" w:line="288" w:lineRule="auto"/>
+      </w:pPr>
+      <w:r>
+        <w:t xml:space="preserve">Dit werk positioneert de geïmplementeerde </w:t>
+      </w:r>
+      <w:proofErr w:type="spellStart"/>
+      <w:r>
+        <w:t>Fortunately</w:t>
+      </w:r>
+      <w:proofErr w:type="spellEnd"/>
+      <w:r>
+        <w:t>–</w:t>
+      </w:r>
+      <w:proofErr w:type="spellStart"/>
+      <w:r>
+        <w:t>Unfortunately</w:t>
+      </w:r>
+      <w:proofErr w:type="spellEnd"/>
+      <w:r>
+        <w:t xml:space="preserve"> </w:t>
+      </w:r>
+      <w:proofErr w:type="spellStart"/>
+      <w:r>
+        <w:t>webtool</w:t>
+      </w:r>
+      <w:proofErr w:type="spellEnd"/>
+      <w:r>
+        <w:t xml:space="preserve"> als een complementaire, </w:t>
+      </w:r>
+      <w:proofErr w:type="spellStart"/>
+      <w:r>
+        <w:t>lightweight</w:t>
+      </w:r>
+      <w:proofErr w:type="spellEnd"/>
+      <w:r>
+        <w:t xml:space="preserve"> oplossing tussen deze categorieën, met een diagram-gebaseerde fileview-boomstructuur die de </w:t>
+      </w:r>
+      <w:proofErr w:type="spellStart"/>
+      <w:r>
+        <w:t>intuïtiviteit</w:t>
+      </w:r>
+      <w:proofErr w:type="spellEnd"/>
+      <w:r>
+        <w:t xml:space="preserve"> van tools zoals TMT combineert met </w:t>
+      </w:r>
+      <w:proofErr w:type="spellStart"/>
+      <w:r>
+        <w:t>threat</w:t>
+      </w:r>
+      <w:proofErr w:type="spellEnd"/>
+      <w:r>
+        <w:t xml:space="preserve"> tracking (statusiconen: </w:t>
+      </w:r>
+      <w:proofErr w:type="spellStart"/>
+      <w:r>
+        <w:t>Weakness</w:t>
+      </w:r>
+      <w:proofErr w:type="spellEnd"/>
+      <w:r>
+        <w:t xml:space="preserve">, </w:t>
+      </w:r>
+      <w:proofErr w:type="spellStart"/>
+      <w:r>
+        <w:t>Verified</w:t>
+      </w:r>
+      <w:proofErr w:type="spellEnd"/>
+      <w:r>
+        <w:t xml:space="preserve"> </w:t>
+      </w:r>
+      <w:proofErr w:type="spellStart"/>
+      <w:r>
+        <w:t>Assumption</w:t>
+      </w:r>
+      <w:proofErr w:type="spellEnd"/>
+      <w:r>
+        <w:t>) en automatische evaluatie (</w:t>
+      </w:r>
+      <w:proofErr w:type="spellStart"/>
+      <w:r>
+        <w:t>danger</w:t>
+      </w:r>
+      <w:proofErr w:type="spellEnd"/>
+      <w:r>
+        <w:t xml:space="preserve"> ratings op basis van </w:t>
+      </w:r>
+      <w:proofErr w:type="spellStart"/>
+      <w:r>
+        <w:t>likelihood</w:t>
+      </w:r>
+      <w:proofErr w:type="spellEnd"/>
+      <w:r>
+        <w:t xml:space="preserve">/impact). Waar </w:t>
+      </w:r>
+      <w:proofErr w:type="spellStart"/>
+      <w:r>
+        <w:t>Shi</w:t>
+      </w:r>
+      <w:proofErr w:type="spellEnd"/>
+      <w:r>
+        <w:t xml:space="preserve"> et al. immature open-source tools en eenvoudige evaluatiemethoden identificeren als </w:t>
+      </w:r>
+      <w:proofErr w:type="spellStart"/>
+      <w:r>
+        <w:t>gaps</w:t>
+      </w:r>
+      <w:proofErr w:type="spellEnd"/>
+      <w:r>
+        <w:t xml:space="preserve">, evalueert deze masterproef empirisch (UEQ-scores, gebruikersonderzoek) hoe UX-features zoals filtering, sortering en </w:t>
+      </w:r>
+      <w:proofErr w:type="spellStart"/>
+      <w:r>
+        <w:t>branch</w:t>
+      </w:r>
+      <w:proofErr w:type="spellEnd"/>
+      <w:r>
+        <w:t xml:space="preserve"> </w:t>
+      </w:r>
+      <w:proofErr w:type="spellStart"/>
+      <w:r>
+        <w:t>summaries</w:t>
+      </w:r>
+      <w:proofErr w:type="spellEnd"/>
+      <w:r>
+        <w:t xml:space="preserve"> </w:t>
+      </w:r>
+      <w:proofErr w:type="spellStart"/>
+      <w:r>
+        <w:t>threat</w:t>
+      </w:r>
+      <w:proofErr w:type="spellEnd"/>
+      <w:r>
+        <w:t xml:space="preserve"> </w:t>
+      </w:r>
+      <w:proofErr w:type="spellStart"/>
+      <w:r>
+        <w:t>modeling</w:t>
+      </w:r>
+      <w:proofErr w:type="spellEnd"/>
+      <w:r>
+        <w:t xml:space="preserve"> efficiënter maken voor niet-security-experts, met versie 2 significant superieur aan basisfunctionaliteit.[1]</w:t>
       </w:r>
     </w:p>
     <w:p>
@@ -1231,14 +2487,59 @@
         <w:spacing w:afterLines="24" w:after="57" w:line="288" w:lineRule="auto"/>
       </w:pPr>
       <w:r>
-        <w:t xml:space="preserve">Het ontwerp van de webtool vertrekt vanuit de nood om threat modeling concreet uitvoerbaar te maken voor ontwikkelaars zonder uitgebreide securityachtergrond, met een sterke focus op </w:t>
+        <w:t xml:space="preserve">Het ontwerp van de </w:t>
+      </w:r>
+      <w:proofErr w:type="spellStart"/>
+      <w:r>
+        <w:t>webtool</w:t>
+      </w:r>
+      <w:proofErr w:type="spellEnd"/>
+      <w:r>
+        <w:t xml:space="preserve"> vertrekt vanuit de nood om </w:t>
+      </w:r>
+      <w:proofErr w:type="spellStart"/>
+      <w:r>
+        <w:t>threat</w:t>
+      </w:r>
+      <w:proofErr w:type="spellEnd"/>
+      <w:r>
+        <w:t xml:space="preserve"> </w:t>
+      </w:r>
+      <w:proofErr w:type="spellStart"/>
+      <w:r>
+        <w:t>modeling</w:t>
+      </w:r>
+      <w:proofErr w:type="spellEnd"/>
+      <w:r>
+        <w:t xml:space="preserve"> concreet uitvoerbaar te maken voor ontwikkelaars zonder uitgebreide securityachtergrond, met een sterke focus op </w:t>
       </w:r>
       <w:r>
         <w:t>leesbaarheid</w:t>
       </w:r>
       <w:r>
-        <w:t xml:space="preserve"> van de boom, directe visuele feedback en eenvoudige navigatie. De codebasis is daarom opgezet rond een beperkt aantal, duidelijk herkenbare visuele bouwblokken (nodes, iconen, panelen) die in de volledige interface consequent worden hergebruikt. De Fortunately–Unfortunately</w:t>
-      </w:r>
+        <w:t xml:space="preserve"> van de boom, directe visuele feedback en eenvoudige navigatie. De codebasis is daarom opgezet rond een beperkt aantal, duidelijk herkenbare visuele bouwblokken (</w:t>
+      </w:r>
+      <w:proofErr w:type="spellStart"/>
+      <w:r>
+        <w:t>nodes</w:t>
+      </w:r>
+      <w:proofErr w:type="spellEnd"/>
+      <w:r>
+        <w:t xml:space="preserve">, iconen, panelen) die in de volledige interface consequent worden hergebruikt. De </w:t>
+      </w:r>
+      <w:proofErr w:type="spellStart"/>
+      <w:r>
+        <w:t>Fortunately</w:t>
+      </w:r>
+      <w:proofErr w:type="spellEnd"/>
+      <w:r>
+        <w:t>–</w:t>
+      </w:r>
+      <w:proofErr w:type="spellStart"/>
+      <w:r>
+        <w:t>Unfortunately</w:t>
+      </w:r>
+      <w:proofErr w:type="spellEnd"/>
       <w:r>
         <w:noBreakHyphen/>
         <w:t>structuur wordt afgedwongen op code</w:t>
@@ -1249,7 +2550,15 @@
       </w:r>
       <w:r>
         <w:noBreakHyphen/>
-        <w:t>type expliciet op te slaan en in de renderlogica te gebruiken om kleuren, iconen en interactie te bepalen.</w:t>
+        <w:t xml:space="preserve">type expliciet op te slaan en in de </w:t>
+      </w:r>
+      <w:proofErr w:type="spellStart"/>
+      <w:r>
+        <w:t>renderlogica</w:t>
+      </w:r>
+      <w:proofErr w:type="spellEnd"/>
+      <w:r>
+        <w:t xml:space="preserve"> te gebruiken om kleuren, iconen en interactie te bepalen.</w:t>
       </w:r>
     </w:p>
     <w:p>
@@ -1311,7 +2620,15 @@
       </w:r>
       <w:r>
         <w:noBreakHyphen/>
-        <w:t xml:space="preserve">page webapplicatie met React </w:t>
+        <w:t xml:space="preserve">page webapplicatie met </w:t>
+      </w:r>
+      <w:proofErr w:type="spellStart"/>
+      <w:r>
+        <w:t>React</w:t>
+      </w:r>
+      <w:proofErr w:type="spellEnd"/>
+      <w:r>
+        <w:t xml:space="preserve"> </w:t>
       </w:r>
       <w:r>
         <w:t xml:space="preserve">en next.js </w:t>
@@ -1337,17 +2654,40 @@
         <w:spacing w:afterLines="24" w:after="57" w:line="288" w:lineRule="auto"/>
       </w:pPr>
       <w:r>
-        <w:t xml:space="preserve">een datastructuur voor nodes (name, </w:t>
-      </w:r>
+        <w:t xml:space="preserve">een datastructuur voor </w:t>
+      </w:r>
+      <w:proofErr w:type="spellStart"/>
+      <w:r>
+        <w:t>nodes</w:t>
+      </w:r>
+      <w:proofErr w:type="spellEnd"/>
+      <w:r>
+        <w:t xml:space="preserve"> (name, </w:t>
+      </w:r>
+      <w:proofErr w:type="spellStart"/>
       <w:r>
         <w:t>children</w:t>
       </w:r>
-      <w:r>
-        <w:t xml:space="preserve">, danger rating, </w:t>
-      </w:r>
-      <w:r>
-        <w:t>level, status, statusColor</w:t>
-      </w:r>
+      <w:proofErr w:type="spellEnd"/>
+      <w:r>
+        <w:t xml:space="preserve">, </w:t>
+      </w:r>
+      <w:proofErr w:type="spellStart"/>
+      <w:r>
+        <w:t>danger</w:t>
+      </w:r>
+      <w:proofErr w:type="spellEnd"/>
+      <w:r>
+        <w:t xml:space="preserve"> rating, </w:t>
+      </w:r>
+      <w:r>
+        <w:t xml:space="preserve">level, status, </w:t>
+      </w:r>
+      <w:proofErr w:type="spellStart"/>
+      <w:r>
+        <w:t>statusColor</w:t>
+      </w:r>
+      <w:proofErr w:type="spellEnd"/>
       <w:r>
         <w:t>);</w:t>
       </w:r>
@@ -1361,11 +2701,32 @@
         <w:spacing w:afterLines="24" w:after="57" w:line="288" w:lineRule="auto"/>
       </w:pPr>
       <w:r>
-        <w:t>een visualisatielaag met React</w:t>
-      </w:r>
+        <w:t xml:space="preserve">een </w:t>
+      </w:r>
+      <w:proofErr w:type="spellStart"/>
+      <w:r>
+        <w:t>visualisatielaag</w:t>
+      </w:r>
+      <w:proofErr w:type="spellEnd"/>
+      <w:r>
+        <w:t xml:space="preserve"> met </w:t>
+      </w:r>
+      <w:proofErr w:type="spellStart"/>
+      <w:r>
+        <w:t>React</w:t>
+      </w:r>
+      <w:proofErr w:type="spellEnd"/>
       <w:r>
         <w:noBreakHyphen/>
-        <w:t>componenten voor nodes, iconen, zijpanelen en tooltips;</w:t>
+        <w:t xml:space="preserve">componenten voor </w:t>
+      </w:r>
+      <w:proofErr w:type="spellStart"/>
+      <w:r>
+        <w:t>nodes</w:t>
+      </w:r>
+      <w:proofErr w:type="spellEnd"/>
+      <w:r>
+        <w:t>, iconen, zijpanelen en tooltips;</w:t>
       </w:r>
     </w:p>
     <w:p>
@@ -1377,7 +2738,23 @@
         <w:spacing w:afterLines="24" w:after="57" w:line="288" w:lineRule="auto"/>
       </w:pPr>
       <w:r>
-        <w:t>hulpfuncties om paden naar de root te berekenen (voor branch summary) en gefilterde lijsten op basis van status en danger rating samen te stellen.</w:t>
+        <w:t xml:space="preserve">hulpfuncties om paden naar de root te berekenen (voor </w:t>
+      </w:r>
+      <w:proofErr w:type="spellStart"/>
+      <w:r>
+        <w:t>branch</w:t>
+      </w:r>
+      <w:proofErr w:type="spellEnd"/>
+      <w:r>
+        <w:t xml:space="preserve"> summary) en gefilterde lijsten op basis van status en </w:t>
+      </w:r>
+      <w:proofErr w:type="spellStart"/>
+      <w:r>
+        <w:t>danger</w:t>
+      </w:r>
+      <w:proofErr w:type="spellEnd"/>
+      <w:r>
+        <w:t xml:space="preserve"> rating samen te stellen.</w:t>
       </w:r>
     </w:p>
     <w:p>
@@ -1391,10 +2768,26 @@
         <w:spacing w:afterLines="24" w:after="57" w:line="288" w:lineRule="auto"/>
       </w:pPr>
       <w:r>
-        <w:t>De data worden in een boomstructuur bijgehouden, terwijl D3 wordt gebruikt om posities te berekenen en transities (uitklappen, inklappen) te ondersteunen. React zorgt ervoor dat elke wijziging in de onderliggende data (</w:t>
-      </w:r>
-      <w:r>
-        <w:t>level, status, statusColor)</w:t>
+        <w:t xml:space="preserve">De data worden in een boomstructuur bijgehouden, terwijl D3 wordt gebruikt om posities te berekenen en transities (uitklappen, inklappen) te ondersteunen. </w:t>
+      </w:r>
+      <w:proofErr w:type="spellStart"/>
+      <w:r>
+        <w:t>React</w:t>
+      </w:r>
+      <w:proofErr w:type="spellEnd"/>
+      <w:r>
+        <w:t xml:space="preserve"> zorgt ervoor dat elke wijziging in de onderliggende data (</w:t>
+      </w:r>
+      <w:r>
+        <w:t xml:space="preserve">level, status, </w:t>
+      </w:r>
+      <w:proofErr w:type="spellStart"/>
+      <w:r>
+        <w:t>statusColor</w:t>
+      </w:r>
+      <w:proofErr w:type="spellEnd"/>
+      <w:r>
+        <w:t>)</w:t>
       </w:r>
       <w:r>
         <w:t xml:space="preserve"> onmiddellijk leidt tot een hertekening van de corresponderende componenten.</w:t>
@@ -1466,7 +2859,119 @@
       </w:pPr>
       <w:r>
         <w:br/>
-        <w:t>Circulaire tree maps en treemaps werden theoretisch geëvalueerd aan de hand van bestaande voorbeelden en literatuur over hiërarchische visualisatie. Circulaire lay-outs, waarin nodes rond een centrale root worden gerangschikt met unfortunately-nodes prominent op basis van danger rating, bleken ongeschikt omdat sequentiële fortunately/unfortunately-relaties visueel fragmentarisch worden en parent-child-paden cognitief moeilijk traceerbaar blijven. Treemaps, met unfortunately-nodes als dominante blokken en fortunately-nodes als subregio’s geschaald op danger rating, prioriteren risico-overzicht maar schenden de lineaire causaliteitslogica van de methode en verhogen de cognitieve belasting bij diepere bomen. Op basis van deze analyse werden deze technieken niet geïmplementeerd.</w:t>
+        <w:t xml:space="preserve">Circulaire tree </w:t>
+      </w:r>
+      <w:proofErr w:type="spellStart"/>
+      <w:r>
+        <w:t>maps</w:t>
+      </w:r>
+      <w:proofErr w:type="spellEnd"/>
+      <w:r>
+        <w:t xml:space="preserve"> en </w:t>
+      </w:r>
+      <w:proofErr w:type="spellStart"/>
+      <w:r>
+        <w:t>treemaps</w:t>
+      </w:r>
+      <w:proofErr w:type="spellEnd"/>
+      <w:r>
+        <w:t xml:space="preserve"> werden theoretisch geëvalueerd aan de hand van bestaande voorbeelden en literatuur over hiërarchische visualisatie. Circulaire lay-outs, waarin </w:t>
+      </w:r>
+      <w:proofErr w:type="spellStart"/>
+      <w:r>
+        <w:t>nodes</w:t>
+      </w:r>
+      <w:proofErr w:type="spellEnd"/>
+      <w:r>
+        <w:t xml:space="preserve"> rond een centrale root worden gerangschikt met </w:t>
+      </w:r>
+      <w:proofErr w:type="spellStart"/>
+      <w:r>
+        <w:t>unfortunately-nodes</w:t>
+      </w:r>
+      <w:proofErr w:type="spellEnd"/>
+      <w:r>
+        <w:t xml:space="preserve"> prominent op basis van </w:t>
+      </w:r>
+      <w:proofErr w:type="spellStart"/>
+      <w:r>
+        <w:t>danger</w:t>
+      </w:r>
+      <w:proofErr w:type="spellEnd"/>
+      <w:r>
+        <w:t xml:space="preserve"> rating, bleken ongeschikt omdat sequentiële </w:t>
+      </w:r>
+      <w:proofErr w:type="spellStart"/>
+      <w:r>
+        <w:t>fortunately</w:t>
+      </w:r>
+      <w:proofErr w:type="spellEnd"/>
+      <w:r>
+        <w:t>/</w:t>
+      </w:r>
+      <w:proofErr w:type="spellStart"/>
+      <w:r>
+        <w:t>unfortunately</w:t>
+      </w:r>
+      <w:proofErr w:type="spellEnd"/>
+      <w:r>
+        <w:t xml:space="preserve">-relaties visueel fragmentarisch worden en </w:t>
+      </w:r>
+      <w:proofErr w:type="spellStart"/>
+      <w:r>
+        <w:t>parent</w:t>
+      </w:r>
+      <w:proofErr w:type="spellEnd"/>
+      <w:r>
+        <w:t>-</w:t>
+      </w:r>
+      <w:proofErr w:type="spellStart"/>
+      <w:r>
+        <w:t>child</w:t>
+      </w:r>
+      <w:proofErr w:type="spellEnd"/>
+      <w:r>
+        <w:t xml:space="preserve">-paden cognitief moeilijk traceerbaar blijven. </w:t>
+      </w:r>
+      <w:proofErr w:type="spellStart"/>
+      <w:r>
+        <w:t>Treemaps</w:t>
+      </w:r>
+      <w:proofErr w:type="spellEnd"/>
+      <w:r>
+        <w:t xml:space="preserve">, met </w:t>
+      </w:r>
+      <w:proofErr w:type="spellStart"/>
+      <w:r>
+        <w:t>unfortunately-nodes</w:t>
+      </w:r>
+      <w:proofErr w:type="spellEnd"/>
+      <w:r>
+        <w:t xml:space="preserve"> als dominante blokken en </w:t>
+      </w:r>
+      <w:proofErr w:type="spellStart"/>
+      <w:r>
+        <w:t>fortunately-nodes</w:t>
+      </w:r>
+      <w:proofErr w:type="spellEnd"/>
+      <w:r>
+        <w:t xml:space="preserve"> als </w:t>
+      </w:r>
+      <w:proofErr w:type="spellStart"/>
+      <w:r>
+        <w:t>subregio’s</w:t>
+      </w:r>
+      <w:proofErr w:type="spellEnd"/>
+      <w:r>
+        <w:t xml:space="preserve"> geschaald op </w:t>
+      </w:r>
+      <w:proofErr w:type="spellStart"/>
+      <w:r>
+        <w:t>danger</w:t>
+      </w:r>
+      <w:proofErr w:type="spellEnd"/>
+      <w:r>
+        <w:t xml:space="preserve"> rating, prioriteren risico-overzicht maar schenden de lineaire causaliteitslogica van de methode en verhogen de cognitieve belasting bij diepere bomen. Op basis van deze analyse werden deze technieken niet geïmplementeerd.</w:t>
       </w:r>
     </w:p>
     <w:p>
@@ -1514,7 +3019,23 @@
       </w:pPr>
       <w:r>
         <w:br/>
-        <w:t>Horizontale en verticale boomlay-outs werden concreet geïmplementeerd en intern geëvalueerd. De horizontale variant visualiseert fortunately/unfortunately-alternering van links naar rechts, terwijl de verticale variant een top-down hiërarchie met uitklapbare takken volgt. Beide implementaties gebruikten dezelfde node-componenten en UX-features, maar resulteerden in suboptimale prestaties: excessieve witruimteverbruik, verminderde leesbaarheid van lange sequenties en ontoereikende ondersteuning voor zowel globale oriëntatie als lokale detailanalyse. Deze lay-outs werden daarom verworpen ten gunste van een alternatieve fileview-representatie.</w:t>
+        <w:t xml:space="preserve">Horizontale en verticale boomlay-outs werden concreet geïmplementeerd en intern geëvalueerd. De horizontale variant visualiseert </w:t>
+      </w:r>
+      <w:proofErr w:type="spellStart"/>
+      <w:r>
+        <w:t>fortunately</w:t>
+      </w:r>
+      <w:proofErr w:type="spellEnd"/>
+      <w:r>
+        <w:t>/</w:t>
+      </w:r>
+      <w:proofErr w:type="spellStart"/>
+      <w:r>
+        <w:t>unfortunately</w:t>
+      </w:r>
+      <w:proofErr w:type="spellEnd"/>
+      <w:r>
+        <w:t>-alternering van links naar rechts, terwijl de verticale variant een top-down hiërarchie met uitklapbare takken volgt. Beide implementaties gebruikten dezelfde node-componenten en UX-features, maar resulteerden in suboptimale prestaties: excessieve witruimteverbruik, verminderde leesbaarheid van lange sequenties en ontoereikende ondersteuning voor zowel globale oriëntatie als lokale detailanalyse. Deze lay-outs werden daarom verworpen ten gunste van een alternatieve fileview-representatie.</w:t>
       </w:r>
     </w:p>
     <w:p>
@@ -1532,7 +3053,7 @@
           <w:noProof/>
         </w:rPr>
         <w:drawing>
-          <wp:inline distT="0" distB="0" distL="0" distR="0" wp14:anchorId="128D5ED9" wp14:editId="48A7BA32">
+          <wp:inline distT="0" distB="0" distL="0" distR="0" wp14:anchorId="128D5ED9" wp14:editId="0202A6A2">
             <wp:extent cx="5759450" cy="2856865"/>
             <wp:effectExtent l="0" t="0" r="0" b="635"/>
             <wp:docPr id="234035025" name="Afbeelding 1" descr="Afbeelding met diagram, schermopname, lijn, ontwerp&#10;&#10;Door AI gegenereerde inhoud is mogelijk onjuist."/>
@@ -1590,7 +3111,7 @@
         </w:rPr>
         <w:lastRenderedPageBreak/>
         <w:drawing>
-          <wp:inline distT="0" distB="0" distL="0" distR="0" wp14:anchorId="7D672503" wp14:editId="2742CC63">
+          <wp:inline distT="0" distB="0" distL="0" distR="0" wp14:anchorId="7D672503" wp14:editId="106B5E05">
             <wp:extent cx="5759450" cy="1689735"/>
             <wp:effectExtent l="0" t="0" r="0" b="5715"/>
             <wp:docPr id="373297823" name="Afbeelding 2" descr="Afbeelding met diagram, lijn, origami, ontwerp&#10;&#10;Door AI gegenereerde inhoud is mogelijk onjuist."/>
@@ -1825,13 +3346,53 @@
       </w:r>
       <w:r>
         <w:noBreakHyphen/>
-        <w:t>component ontvangt minstens twee props: de naam (beschrijving) en het niveau/</w:t>
+        <w:t xml:space="preserve">component ontvangt minstens twee </w:t>
+      </w:r>
+      <w:proofErr w:type="spellStart"/>
+      <w:r>
+        <w:t>props</w:t>
+      </w:r>
+      <w:proofErr w:type="spellEnd"/>
+      <w:r>
+        <w:t>: de naam (beschrijving) en het niveau/</w:t>
       </w:r>
       <w:r>
         <w:t>level</w:t>
       </w:r>
       <w:r>
-        <w:t xml:space="preserve"> ( “fortunately” of “unfortunately”). In de renderfunctie wordt eerst het type genormaliseerd (via level.toLowerCase()), waarna een conditionele tak de juiste stijl toepast:</w:t>
+        <w:t xml:space="preserve"> ( “</w:t>
+      </w:r>
+      <w:proofErr w:type="spellStart"/>
+      <w:r>
+        <w:t>fortunately</w:t>
+      </w:r>
+      <w:proofErr w:type="spellEnd"/>
+      <w:r>
+        <w:t>” of “</w:t>
+      </w:r>
+      <w:proofErr w:type="spellStart"/>
+      <w:r>
+        <w:t>unfortunately</w:t>
+      </w:r>
+      <w:proofErr w:type="spellEnd"/>
+      <w:r>
+        <w:t xml:space="preserve">”). In de </w:t>
+      </w:r>
+      <w:proofErr w:type="spellStart"/>
+      <w:r>
+        <w:t>renderfunctie</w:t>
+      </w:r>
+      <w:proofErr w:type="spellEnd"/>
+      <w:r>
+        <w:t xml:space="preserve"> wordt eerst het type genormaliseerd (via </w:t>
+      </w:r>
+      <w:proofErr w:type="spellStart"/>
+      <w:r>
+        <w:t>level.toLowerCase</w:t>
+      </w:r>
+      <w:proofErr w:type="spellEnd"/>
+      <w:r>
+        <w:t>()), waarna een conditionele tak de juiste stijl toepast:</w:t>
       </w:r>
     </w:p>
     <w:p>
@@ -1843,11 +3404,27 @@
         <w:spacing w:afterLines="24" w:after="57" w:line="288" w:lineRule="auto"/>
       </w:pPr>
       <w:r>
-        <w:t>voor “fortunately” wordt een groene achtergrond met afgeronde hoeken, zwarte rand en center</w:t>
+        <w:t>voor “</w:t>
+      </w:r>
+      <w:proofErr w:type="spellStart"/>
+      <w:r>
+        <w:t>fortunately</w:t>
+      </w:r>
+      <w:proofErr w:type="spellEnd"/>
+      <w:r>
+        <w:t>” wordt een groene achtergrond met afgeronde hoeken, zwarte rand en center</w:t>
       </w:r>
       <w:r>
         <w:noBreakHyphen/>
-        <w:t>uitlijning gerenderd;</w:t>
+        <w:t xml:space="preserve">uitlijning </w:t>
+      </w:r>
+      <w:proofErr w:type="spellStart"/>
+      <w:r>
+        <w:t>gerenderd</w:t>
+      </w:r>
+      <w:proofErr w:type="spellEnd"/>
+      <w:r>
+        <w:t>;</w:t>
       </w:r>
     </w:p>
     <w:p>
@@ -1859,7 +3436,15 @@
         <w:spacing w:afterLines="24" w:after="57" w:line="288" w:lineRule="auto"/>
       </w:pPr>
       <w:r>
-        <w:t>voor “unfortunately” wordt een rode variant met dezelfde afmetingen en typografie gebruikt.</w:t>
+        <w:t>voor “</w:t>
+      </w:r>
+      <w:proofErr w:type="spellStart"/>
+      <w:r>
+        <w:t>unfortunately</w:t>
+      </w:r>
+      <w:proofErr w:type="spellEnd"/>
+      <w:r>
+        <w:t>” wordt een rode variant met dezelfde afmetingen en typografie gebruikt.</w:t>
       </w:r>
     </w:p>
     <w:p>
@@ -1873,7 +3458,15 @@
         <w:spacing w:afterLines="24" w:after="57" w:line="288" w:lineRule="auto"/>
       </w:pPr>
       <w:r>
-        <w:t xml:space="preserve">Door alle nodes via dezelfde component te laten lopen, zijn zaken als minimale en maximale breedte, tekstomloop, padding en border overal identiek, wat de leesbaarheid van langere ketens bevordert. </w:t>
+        <w:t xml:space="preserve">Door alle </w:t>
+      </w:r>
+      <w:proofErr w:type="spellStart"/>
+      <w:r>
+        <w:t>nodes</w:t>
+      </w:r>
+      <w:proofErr w:type="spellEnd"/>
+      <w:r>
+        <w:t xml:space="preserve"> via dezelfde component te laten lopen, zijn zaken als minimale en maximale breedte, tekstomloop, padding en border overal identiek, wat de leesbaarheid van langere ketens bevordert. </w:t>
       </w:r>
       <w:r>
         <w:t>Boven elke node wordt in kleinere typografie bovendien het corresponderende label</w:t>
@@ -1886,17 +3479,49 @@
           <w:i/>
           <w:iCs/>
         </w:rPr>
-        <w:t>“fortunately”</w:t>
-      </w:r>
-      <w:r>
-        <w:t> of </w:t>
-      </w:r>
+        <w:t>“</w:t>
+      </w:r>
+      <w:proofErr w:type="spellStart"/>
       <w:r>
         <w:rPr>
           <w:i/>
           <w:iCs/>
         </w:rPr>
-        <w:t>“unfortunately”</w:t>
+        <w:t>fortunately</w:t>
+      </w:r>
+      <w:proofErr w:type="spellEnd"/>
+      <w:r>
+        <w:rPr>
+          <w:i/>
+          <w:iCs/>
+        </w:rPr>
+        <w:t>”</w:t>
+      </w:r>
+      <w:r>
+        <w:t> of </w:t>
+      </w:r>
+      <w:r>
+        <w:rPr>
+          <w:i/>
+          <w:iCs/>
+        </w:rPr>
+        <w:t>“</w:t>
+      </w:r>
+      <w:proofErr w:type="spellStart"/>
+      <w:r>
+        <w:rPr>
+          <w:i/>
+          <w:iCs/>
+        </w:rPr>
+        <w:t>unfortunately</w:t>
+      </w:r>
+      <w:proofErr w:type="spellEnd"/>
+      <w:r>
+        <w:rPr>
+          <w:i/>
+          <w:iCs/>
+        </w:rPr>
+        <w:t>”</w:t>
       </w:r>
       <w:r>
         <w:t> </w:t>
@@ -1920,8 +3545,13 @@
         <w:t>komen</w:t>
       </w:r>
       <w:r>
-        <w:t xml:space="preserve"> dus rechtstreeks uit de componentlogica, niet uit losse inline</w:t>
-      </w:r>
+        <w:t xml:space="preserve"> dus rechtstreeks uit de componentlogica, niet uit losse </w:t>
+      </w:r>
+      <w:proofErr w:type="spellStart"/>
+      <w:r>
+        <w:t>inline</w:t>
+      </w:r>
+      <w:proofErr w:type="spellEnd"/>
       <w:r>
         <w:noBreakHyphen/>
         <w:t>stijlen verspreid door de code.</w:t>
@@ -2077,27 +3707,60 @@
           <w:sz w:val="28"/>
           <w:szCs w:val="28"/>
         </w:rPr>
-        <w:t>Statusiconen en danger rating</w:t>
-      </w:r>
-    </w:p>
-    <w:p>
-      <w:pPr>
-        <w:spacing w:afterLines="24" w:after="57" w:line="288" w:lineRule="auto"/>
+        <w:t xml:space="preserve">Statusiconen en </w:t>
+      </w:r>
+      <w:proofErr w:type="spellStart"/>
+      <w:r>
         <w:rPr>
           <w:b/>
           <w:bCs/>
           <w:sz w:val="28"/>
           <w:szCs w:val="28"/>
         </w:rPr>
-      </w:pPr>
-    </w:p>
-    <w:p>
-      <w:pPr>
-        <w:spacing w:afterLines="24" w:after="57" w:line="288" w:lineRule="auto"/>
-      </w:pPr>
-      <w:r>
-        <w:t>Statusiconen worden in aparte, herbruikbare componenten ondergebracht (een IconSelectorButton of een StatusIcon</w:t>
-      </w:r>
+        <w:t>danger</w:t>
+      </w:r>
+      <w:proofErr w:type="spellEnd"/>
+      <w:r>
+        <w:rPr>
+          <w:b/>
+          <w:bCs/>
+          <w:sz w:val="28"/>
+          <w:szCs w:val="28"/>
+        </w:rPr>
+        <w:t xml:space="preserve"> rating</w:t>
+      </w:r>
+    </w:p>
+    <w:p>
+      <w:pPr>
+        <w:spacing w:afterLines="24" w:after="57" w:line="288" w:lineRule="auto"/>
+        <w:rPr>
+          <w:b/>
+          <w:bCs/>
+          <w:sz w:val="28"/>
+          <w:szCs w:val="28"/>
+        </w:rPr>
+      </w:pPr>
+    </w:p>
+    <w:p>
+      <w:pPr>
+        <w:spacing w:afterLines="24" w:after="57" w:line="288" w:lineRule="auto"/>
+      </w:pPr>
+      <w:r>
+        <w:t xml:space="preserve">Statusiconen worden in aparte, herbruikbare componenten ondergebracht (een </w:t>
+      </w:r>
+      <w:proofErr w:type="spellStart"/>
+      <w:r>
+        <w:t>IconSelectorButton</w:t>
+      </w:r>
+      <w:proofErr w:type="spellEnd"/>
+      <w:r>
+        <w:t xml:space="preserve"> of een </w:t>
+      </w:r>
+      <w:proofErr w:type="spellStart"/>
+      <w:r>
+        <w:t>StatusIcon</w:t>
+      </w:r>
+      <w:proofErr w:type="spellEnd"/>
       <w:r>
         <w:noBreakHyphen/>
         <w:t>component) die op basis van een statusveld in de node</w:t>
@@ -2106,41 +3769,177 @@
         <w:noBreakHyphen/>
         <w:t xml:space="preserve">data het juiste icoon en de bijhorende kleur kiezen. </w:t>
       </w:r>
+      <w:proofErr w:type="spellStart"/>
       <w:r>
         <w:rPr>
           <w:lang w:val="en-US"/>
         </w:rPr>
-        <w:t xml:space="preserve">Typische statussen zijn </w:t>
-      </w:r>
+        <w:t>Typische</w:t>
+      </w:r>
+      <w:proofErr w:type="spellEnd"/>
       <w:r>
         <w:rPr>
           <w:lang w:val="en-US"/>
         </w:rPr>
+        <w:t xml:space="preserve"> </w:t>
+      </w:r>
+      <w:proofErr w:type="spellStart"/>
+      <w:r>
+        <w:rPr>
+          <w:lang w:val="en-US"/>
+        </w:rPr>
+        <w:t>statussen</w:t>
+      </w:r>
+      <w:proofErr w:type="spellEnd"/>
+      <w:r>
+        <w:rPr>
+          <w:lang w:val="en-US"/>
+        </w:rPr>
+        <w:t xml:space="preserve"> </w:t>
+      </w:r>
+      <w:proofErr w:type="spellStart"/>
+      <w:r>
+        <w:rPr>
+          <w:lang w:val="en-US"/>
+        </w:rPr>
+        <w:t>zijn</w:t>
+      </w:r>
+      <w:proofErr w:type="spellEnd"/>
+      <w:r>
+        <w:rPr>
+          <w:lang w:val="en-US"/>
+        </w:rPr>
+        <w:t xml:space="preserve"> </w:t>
+      </w:r>
+      <w:r>
+        <w:rPr>
+          <w:lang w:val="en-US"/>
+        </w:rPr>
         <w:lastRenderedPageBreak/>
-        <w:t>Weakness (rood schild), Weakness Under Review (oranje schild), Assumption Under Review (oranje check</w:t>
-      </w:r>
+        <w:t xml:space="preserve">Weakness (rood </w:t>
+      </w:r>
+      <w:proofErr w:type="spellStart"/>
       <w:r>
         <w:rPr>
           <w:lang w:val="en-US"/>
         </w:rPr>
         <w:t>schild</w:t>
       </w:r>
+      <w:proofErr w:type="spellEnd"/>
       <w:r>
         <w:rPr>
           <w:lang w:val="en-US"/>
         </w:rPr>
-        <w:t>) en Verified Assumption (groen check</w:t>
-      </w:r>
+        <w:t>), Weakness Under Review (</w:t>
+      </w:r>
+      <w:proofErr w:type="spellStart"/>
       <w:r>
         <w:rPr>
           <w:lang w:val="en-US"/>
         </w:rPr>
+        <w:t>oranje</w:t>
+      </w:r>
+      <w:proofErr w:type="spellEnd"/>
+      <w:r>
+        <w:rPr>
+          <w:lang w:val="en-US"/>
+        </w:rPr>
+        <w:t xml:space="preserve"> </w:t>
+      </w:r>
+      <w:proofErr w:type="spellStart"/>
+      <w:r>
+        <w:rPr>
+          <w:lang w:val="en-US"/>
+        </w:rPr>
         <w:t>schild</w:t>
       </w:r>
+      <w:proofErr w:type="spellEnd"/>
       <w:r>
         <w:rPr>
           <w:lang w:val="en-US"/>
         </w:rPr>
+        <w:t>), Assumption Under Review (</w:t>
+      </w:r>
+      <w:proofErr w:type="spellStart"/>
+      <w:r>
+        <w:rPr>
+          <w:lang w:val="en-US"/>
+        </w:rPr>
+        <w:t>oranje</w:t>
+      </w:r>
+      <w:proofErr w:type="spellEnd"/>
+      <w:r>
+        <w:rPr>
+          <w:lang w:val="en-US"/>
+        </w:rPr>
+        <w:t xml:space="preserve"> </w:t>
+      </w:r>
+      <w:proofErr w:type="spellStart"/>
+      <w:r>
+        <w:rPr>
+          <w:lang w:val="en-US"/>
+        </w:rPr>
+        <w:t>check</w:t>
+      </w:r>
+      <w:r>
+        <w:rPr>
+          <w:lang w:val="en-US"/>
+        </w:rPr>
+        <w:t>schild</w:t>
+      </w:r>
+      <w:proofErr w:type="spellEnd"/>
+      <w:r>
+        <w:rPr>
+          <w:lang w:val="en-US"/>
+        </w:rPr>
+        <w:t xml:space="preserve">) </w:t>
+      </w:r>
+      <w:proofErr w:type="spellStart"/>
+      <w:r>
+        <w:rPr>
+          <w:lang w:val="en-US"/>
+        </w:rPr>
+        <w:t>en</w:t>
+      </w:r>
+      <w:proofErr w:type="spellEnd"/>
+      <w:r>
+        <w:rPr>
+          <w:lang w:val="en-US"/>
+        </w:rPr>
+        <w:t xml:space="preserve"> Verified Assumption (</w:t>
+      </w:r>
+      <w:proofErr w:type="spellStart"/>
+      <w:r>
+        <w:rPr>
+          <w:lang w:val="en-US"/>
+        </w:rPr>
+        <w:t>groen</w:t>
+      </w:r>
+      <w:proofErr w:type="spellEnd"/>
+      <w:r>
+        <w:rPr>
+          <w:lang w:val="en-US"/>
+        </w:rPr>
+        <w:t xml:space="preserve"> </w:t>
+      </w:r>
+      <w:proofErr w:type="spellStart"/>
+      <w:r>
+        <w:rPr>
+          <w:lang w:val="en-US"/>
+        </w:rPr>
+        <w:t>check</w:t>
+      </w:r>
+      <w:r>
+        <w:rPr>
+          <w:lang w:val="en-US"/>
+        </w:rPr>
+        <w:t>schild</w:t>
+      </w:r>
+      <w:proofErr w:type="spellEnd"/>
+      <w:r>
+        <w:rPr>
+          <w:lang w:val="en-US"/>
+        </w:rPr>
         <w:t>).</w:t>
       </w:r>
       <w:r>
@@ -2150,17 +3949,58 @@
         <w:t xml:space="preserve"> </w:t>
       </w:r>
       <w:r>
-        <w:t>Als extra aanduiding is er een blauw checkschild beschikbaar voor nodes die volledig zijn afgewerkt (bij fortunately-nodes) of als </w:t>
+        <w:t xml:space="preserve">Als extra aanduiding is er een blauw checkschild beschikbaar voor </w:t>
+      </w:r>
+      <w:proofErr w:type="spellStart"/>
+      <w:r>
+        <w:t>nodes</w:t>
+      </w:r>
+      <w:proofErr w:type="spellEnd"/>
+      <w:r>
+        <w:t xml:space="preserve"> die volledig zijn afgewerkt (bij </w:t>
+      </w:r>
+      <w:proofErr w:type="spellStart"/>
+      <w:r>
+        <w:t>fortunately-nodes</w:t>
+      </w:r>
+      <w:proofErr w:type="spellEnd"/>
+      <w:r>
+        <w:t>) of als </w:t>
       </w:r>
       <w:r>
         <w:rPr>
           <w:i/>
           <w:iCs/>
         </w:rPr>
-        <w:t>low importance</w:t>
-      </w:r>
-      <w:r>
-        <w:t> worden beschouwd (bij unfortunately-nodes). Deze twee statussen worden niet gebruikt in de filterfunctionaliteit, maar bieden gebruikers een bijkomende mogelijkheid om tussenliggende of minder belangrijke nodes te labelen en zo hun status expliciet te communiceren binnen het team.</w:t>
+        <w:t xml:space="preserve">low </w:t>
+      </w:r>
+      <w:proofErr w:type="spellStart"/>
+      <w:r>
+        <w:rPr>
+          <w:i/>
+          <w:iCs/>
+        </w:rPr>
+        <w:t>importance</w:t>
+      </w:r>
+      <w:proofErr w:type="spellEnd"/>
+      <w:r>
+        <w:t xml:space="preserve"> worden beschouwd (bij </w:t>
+      </w:r>
+      <w:proofErr w:type="spellStart"/>
+      <w:r>
+        <w:t>unfortunately-nodes</w:t>
+      </w:r>
+      <w:proofErr w:type="spellEnd"/>
+      <w:r>
+        <w:t xml:space="preserve">). Deze twee statussen worden niet gebruikt in de filterfunctionaliteit, maar bieden gebruikers een bijkomende mogelijkheid om tussenliggende of minder belangrijke </w:t>
+      </w:r>
+      <w:proofErr w:type="spellStart"/>
+      <w:r>
+        <w:t>nodes</w:t>
+      </w:r>
+      <w:proofErr w:type="spellEnd"/>
+      <w:r>
+        <w:t xml:space="preserve"> te labelen en zo hun status expliciet te communiceren binnen het team.</w:t>
       </w:r>
       <w:r>
         <w:t xml:space="preserve"> </w:t>
@@ -2170,7 +4010,14 @@
       </w:r>
       <w:r>
         <w:noBreakHyphen/>
-        <w:t>render opgenomen, zodat elke node automatisch het juiste symbool toont.</w:t>
+      </w:r>
+      <w:proofErr w:type="spellStart"/>
+      <w:r>
+        <w:t>render</w:t>
+      </w:r>
+      <w:proofErr w:type="spellEnd"/>
+      <w:r>
+        <w:t xml:space="preserve"> opgenomen, zodat elke node automatisch het juiste symbool toont.</w:t>
       </w:r>
     </w:p>
     <w:p>
@@ -2411,7 +4258,79 @@
         <w:spacing w:afterLines="24" w:after="57" w:line="288" w:lineRule="auto"/>
       </w:pPr>
       <w:r>
-        <w:t>De danger rating wordt als getal in de node-data opgeslagen, berekend uit likelihood en impact (twee schaalwaarden van 1 tot 5). In de code wordt deze rating gebruikt om nodes in de filterweergave aflopend te sorteren (hoogste rating bovenaan) en permanent bij elke unfortunately-node weer te geven, zowel in de boom als in de filterlijsten zelf. Dit contrasteert met secundaire acties zoals add, delete en collapse die pas bij hover verschijnen, waardoor de interface visueel niet wordt overbelast en de focus op de essentie van de data blijft. Deze constante zichtbaarheid is cruciaal voor prioriteren van weaknesses, snelle risicotriage tussen nodes en overzicht van het totale risicolandschap. Door centrale berekening en sortering kan de rating consistent in alle weergaven gebruikt worden.</w:t>
+        <w:t xml:space="preserve">De </w:t>
+      </w:r>
+      <w:proofErr w:type="spellStart"/>
+      <w:r>
+        <w:t>danger</w:t>
+      </w:r>
+      <w:proofErr w:type="spellEnd"/>
+      <w:r>
+        <w:t xml:space="preserve"> rating wordt als getal in de node-data opgeslagen, berekend uit </w:t>
+      </w:r>
+      <w:proofErr w:type="spellStart"/>
+      <w:r>
+        <w:t>likelihood</w:t>
+      </w:r>
+      <w:proofErr w:type="spellEnd"/>
+      <w:r>
+        <w:t xml:space="preserve"> en impact (twee schaalwaarden van 1 tot 5). In de code wordt deze rating gebruikt om </w:t>
+      </w:r>
+      <w:proofErr w:type="spellStart"/>
+      <w:r>
+        <w:t>nodes</w:t>
+      </w:r>
+      <w:proofErr w:type="spellEnd"/>
+      <w:r>
+        <w:t xml:space="preserve"> in de filterweergave aflopend te sorteren (hoogste rating bovenaan) en permanent bij elke </w:t>
+      </w:r>
+      <w:proofErr w:type="spellStart"/>
+      <w:r>
+        <w:t>unfortunately</w:t>
+      </w:r>
+      <w:proofErr w:type="spellEnd"/>
+      <w:r>
+        <w:t xml:space="preserve">-node weer te geven, zowel in de boom als in de filterlijsten zelf. Dit contrasteert met secundaire acties zoals </w:t>
+      </w:r>
+      <w:proofErr w:type="spellStart"/>
+      <w:r>
+        <w:t>add</w:t>
+      </w:r>
+      <w:proofErr w:type="spellEnd"/>
+      <w:r>
+        <w:t xml:space="preserve">, delete en </w:t>
+      </w:r>
+      <w:proofErr w:type="spellStart"/>
+      <w:r>
+        <w:t>collapse</w:t>
+      </w:r>
+      <w:proofErr w:type="spellEnd"/>
+      <w:r>
+        <w:t xml:space="preserve"> die pas bij </w:t>
+      </w:r>
+      <w:proofErr w:type="spellStart"/>
+      <w:r>
+        <w:t>hover</w:t>
+      </w:r>
+      <w:proofErr w:type="spellEnd"/>
+      <w:r>
+        <w:t xml:space="preserve"> verschijnen, waardoor de interface visueel niet wordt overbelast en de focus op de essentie van de data blijft. Deze constante zichtbaarheid is cruciaal voor prioriteren van </w:t>
+      </w:r>
+      <w:proofErr w:type="spellStart"/>
+      <w:r>
+        <w:t>weaknesses</w:t>
+      </w:r>
+      <w:proofErr w:type="spellEnd"/>
+      <w:r>
+        <w:t xml:space="preserve">, snelle risicotriage tussen </w:t>
+      </w:r>
+      <w:proofErr w:type="spellStart"/>
+      <w:r>
+        <w:t>nodes</w:t>
+      </w:r>
+      <w:proofErr w:type="spellEnd"/>
+      <w:r>
+        <w:t xml:space="preserve"> en overzicht van het totale risicolandschap. Door centrale berekening en sortering kan de rating consistent in alle weergaven gebruikt worden.</w:t>
       </w:r>
     </w:p>
     <w:p>
@@ -2513,6 +4432,7 @@
         </w:rPr>
         <w:t xml:space="preserve">3.8 </w:t>
       </w:r>
+      <w:proofErr w:type="spellStart"/>
       <w:r>
         <w:rPr>
           <w:b/>
@@ -2520,39 +4440,105 @@
           <w:sz w:val="28"/>
           <w:szCs w:val="28"/>
         </w:rPr>
-        <w:t>Branch summary en filterlogica</w:t>
-      </w:r>
-    </w:p>
-    <w:p>
-      <w:pPr>
-        <w:spacing w:afterLines="24" w:after="57" w:line="288" w:lineRule="auto"/>
+        <w:t>Branch</w:t>
+      </w:r>
+      <w:proofErr w:type="spellEnd"/>
+      <w:r>
         <w:rPr>
           <w:b/>
           <w:bCs/>
           <w:sz w:val="28"/>
           <w:szCs w:val="28"/>
         </w:rPr>
-      </w:pPr>
-    </w:p>
-    <w:p>
-      <w:pPr>
-        <w:spacing w:afterLines="24" w:after="57" w:line="288" w:lineRule="auto"/>
-      </w:pPr>
-      <w:r>
-        <w:t>De branch summary en filterfunctionaliteit zijn geïmplementeerd als aparte zijpanelen en ondersteunende hulpfuncties, die de fileview-navigatie faciliteren door globale context en taakgerichte prioritering te bieden.</w:t>
-      </w:r>
-    </w:p>
-    <w:p>
-      <w:pPr>
-        <w:spacing w:afterLines="24" w:after="57" w:line="288" w:lineRule="auto"/>
-      </w:pPr>
-    </w:p>
-    <w:p>
-      <w:pPr>
-        <w:spacing w:afterLines="24" w:after="57" w:line="288" w:lineRule="auto"/>
-      </w:pPr>
-      <w:r>
-        <w:t xml:space="preserve">De branch summary reconstrueert het hiërarchische pad van de rootnode tot de geselecteerde node via parent-relaties. Hiertoe worden algoritmes zoals getImmediateParent en getParentsAbove aangewend om bovenliggende nodes recursief op te bouwen. Het resulterende pad wordt </w:t>
+        <w:t xml:space="preserve"> summary en filterlogica</w:t>
+      </w:r>
+    </w:p>
+    <w:p>
+      <w:pPr>
+        <w:spacing w:afterLines="24" w:after="57" w:line="288" w:lineRule="auto"/>
+        <w:rPr>
+          <w:b/>
+          <w:bCs/>
+          <w:sz w:val="28"/>
+          <w:szCs w:val="28"/>
+        </w:rPr>
+      </w:pPr>
+    </w:p>
+    <w:p>
+      <w:pPr>
+        <w:spacing w:afterLines="24" w:after="57" w:line="288" w:lineRule="auto"/>
+      </w:pPr>
+      <w:r>
+        <w:t xml:space="preserve">De </w:t>
+      </w:r>
+      <w:proofErr w:type="spellStart"/>
+      <w:r>
+        <w:t>branch</w:t>
+      </w:r>
+      <w:proofErr w:type="spellEnd"/>
+      <w:r>
+        <w:t xml:space="preserve"> summary en filterfunctionaliteit zijn geïmplementeerd als aparte zijpanelen en ondersteunende hulpfuncties, die de fileview-navigatie faciliteren door globale context en taakgerichte prioritering te bieden.</w:t>
+      </w:r>
+    </w:p>
+    <w:p>
+      <w:pPr>
+        <w:spacing w:afterLines="24" w:after="57" w:line="288" w:lineRule="auto"/>
+      </w:pPr>
+    </w:p>
+    <w:p>
+      <w:pPr>
+        <w:spacing w:afterLines="24" w:after="57" w:line="288" w:lineRule="auto"/>
+      </w:pPr>
+      <w:r>
+        <w:t xml:space="preserve">De </w:t>
+      </w:r>
+      <w:proofErr w:type="spellStart"/>
+      <w:r>
+        <w:t>branch</w:t>
+      </w:r>
+      <w:proofErr w:type="spellEnd"/>
+      <w:r>
+        <w:t xml:space="preserve"> summary reconstrueert het hiërarchische pad van de </w:t>
+      </w:r>
+      <w:proofErr w:type="spellStart"/>
+      <w:r>
+        <w:t>rootnode</w:t>
+      </w:r>
+      <w:proofErr w:type="spellEnd"/>
+      <w:r>
+        <w:t xml:space="preserve"> tot de geselecteerde node via </w:t>
+      </w:r>
+      <w:proofErr w:type="spellStart"/>
+      <w:r>
+        <w:t>parent</w:t>
+      </w:r>
+      <w:proofErr w:type="spellEnd"/>
+      <w:r>
+        <w:t>-relaties. Hiertoe worden algoritmes zoals </w:t>
+      </w:r>
+      <w:proofErr w:type="spellStart"/>
+      <w:r>
+        <w:t>getImmediateParent</w:t>
+      </w:r>
+      <w:proofErr w:type="spellEnd"/>
+      <w:r>
+        <w:t> en </w:t>
+      </w:r>
+      <w:proofErr w:type="spellStart"/>
+      <w:r>
+        <w:t>getParentsAbove</w:t>
+      </w:r>
+      <w:proofErr w:type="spellEnd"/>
+      <w:r>
+        <w:t xml:space="preserve"> aangewend om bovenliggende </w:t>
+      </w:r>
+      <w:proofErr w:type="spellStart"/>
+      <w:r>
+        <w:t>nodes</w:t>
+      </w:r>
+      <w:proofErr w:type="spellEnd"/>
+      <w:r>
+        <w:t xml:space="preserve"> recursief op te bouwen. Het resulterende pad wordt </w:t>
       </w:r>
       <w:r>
         <w:t>samenvoegt</w:t>
@@ -2589,7 +4575,31 @@
         <w:t xml:space="preserve"> </w:t>
       </w:r>
       <w:r>
-        <w:t>Selectie van een gefilterde node triggert een state-update met de corresponderende node-ID, wat in de Node-component resulteert in visuele highlighting (bijv. border- of kleurverandering) en scrolling naar de relevante positie in de fileview.</w:t>
+        <w:t xml:space="preserve">Selectie van een gefilterde node </w:t>
+      </w:r>
+      <w:proofErr w:type="spellStart"/>
+      <w:r>
+        <w:t>triggert</w:t>
+      </w:r>
+      <w:proofErr w:type="spellEnd"/>
+      <w:r>
+        <w:t xml:space="preserve"> een state-update met de corresponderende node-ID, wat in de Node-component resulteert in visuele </w:t>
+      </w:r>
+      <w:proofErr w:type="spellStart"/>
+      <w:r>
+        <w:t>highlighting</w:t>
+      </w:r>
+      <w:proofErr w:type="spellEnd"/>
+      <w:r>
+        <w:t xml:space="preserve"> (bijv. border- of kleurverandering) en </w:t>
+      </w:r>
+      <w:proofErr w:type="spellStart"/>
+      <w:r>
+        <w:t>scrolling</w:t>
+      </w:r>
+      <w:proofErr w:type="spellEnd"/>
+      <w:r>
+        <w:t xml:space="preserve"> naar de relevante positie in de fileview.</w:t>
       </w:r>
     </w:p>
     <w:p>
@@ -2660,10 +4670,55 @@
         <w:spacing w:afterLines="24" w:after="57" w:line="288" w:lineRule="auto"/>
       </w:pPr>
       <w:r>
-        <w:t xml:space="preserve">De filterfunctionaliteit groepeert nodes op statuscategorie (bijv. </w:t>
-      </w:r>
-      <w:r>
-        <w:t xml:space="preserve">Weakness, Weakness Under Review, Assumption Under Review, Verified Assumption) met behulp van een </w:t>
+        <w:t xml:space="preserve">De filterfunctionaliteit groepeert </w:t>
+      </w:r>
+      <w:proofErr w:type="spellStart"/>
+      <w:r>
+        <w:t>nodes</w:t>
+      </w:r>
+      <w:proofErr w:type="spellEnd"/>
+      <w:r>
+        <w:t xml:space="preserve"> op statuscategorie (bijv. </w:t>
+      </w:r>
+      <w:proofErr w:type="spellStart"/>
+      <w:r>
+        <w:t>Weakness</w:t>
+      </w:r>
+      <w:proofErr w:type="spellEnd"/>
+      <w:r>
+        <w:t xml:space="preserve">, </w:t>
+      </w:r>
+      <w:proofErr w:type="spellStart"/>
+      <w:r>
+        <w:t>Weakness</w:t>
+      </w:r>
+      <w:proofErr w:type="spellEnd"/>
+      <w:r>
+        <w:t xml:space="preserve"> Under Review, </w:t>
+      </w:r>
+      <w:proofErr w:type="spellStart"/>
+      <w:r>
+        <w:t>Assumption</w:t>
+      </w:r>
+      <w:proofErr w:type="spellEnd"/>
+      <w:r>
+        <w:t xml:space="preserve"> Under Review, </w:t>
+      </w:r>
+      <w:proofErr w:type="spellStart"/>
+      <w:r>
+        <w:t>Verified</w:t>
+      </w:r>
+      <w:proofErr w:type="spellEnd"/>
+      <w:r>
+        <w:t xml:space="preserve"> </w:t>
+      </w:r>
+      <w:proofErr w:type="spellStart"/>
+      <w:r>
+        <w:t>Assumption</w:t>
+      </w:r>
+      <w:proofErr w:type="spellEnd"/>
+      <w:r>
+        <w:t xml:space="preserve">) met behulp van een </w:t>
       </w:r>
       <w:r>
         <w:t>m</w:t>
@@ -2678,7 +4733,23 @@
         <w:t xml:space="preserve"> als sleutel fungeert. </w:t>
       </w:r>
       <w:r>
-        <w:t xml:space="preserve">Binnen weakness-categorieën vindt sortering plaats op danger rating (dalend), zodat kritieke items </w:t>
+        <w:t xml:space="preserve">Binnen </w:t>
+      </w:r>
+      <w:proofErr w:type="spellStart"/>
+      <w:r>
+        <w:t>weakness</w:t>
+      </w:r>
+      <w:proofErr w:type="spellEnd"/>
+      <w:r>
+        <w:t xml:space="preserve">-categorieën vindt sortering plaats op </w:t>
+      </w:r>
+      <w:proofErr w:type="spellStart"/>
+      <w:r>
+        <w:t>danger</w:t>
+      </w:r>
+      <w:proofErr w:type="spellEnd"/>
+      <w:r>
+        <w:t xml:space="preserve"> rating (dalend), zodat kritieke items </w:t>
       </w:r>
       <w:r>
         <w:t xml:space="preserve">vooraanstaand </w:t>
@@ -2693,8 +4764,13 @@
         <w:t>resulteert</w:t>
       </w:r>
       <w:r>
-        <w:t xml:space="preserve"> een nodeklik</w:t>
-      </w:r>
+        <w:t xml:space="preserve"> een </w:t>
+      </w:r>
+      <w:proofErr w:type="spellStart"/>
+      <w:r>
+        <w:t>nodeklik</w:t>
+      </w:r>
+      <w:proofErr w:type="spellEnd"/>
       <w:r>
         <w:t xml:space="preserve"> in </w:t>
       </w:r>
@@ -2705,7 +4781,23 @@
         <w:t xml:space="preserve"> </w:t>
       </w:r>
       <w:r>
-        <w:t xml:space="preserve">visuele highlighting (bijv. border- of kleurverandering) en scrolling naar de relevante positie in de </w:t>
+        <w:t xml:space="preserve">visuele </w:t>
+      </w:r>
+      <w:proofErr w:type="spellStart"/>
+      <w:r>
+        <w:t>highlighting</w:t>
+      </w:r>
+      <w:proofErr w:type="spellEnd"/>
+      <w:r>
+        <w:t xml:space="preserve"> (bijv. border- of kleurverandering) en </w:t>
+      </w:r>
+      <w:proofErr w:type="spellStart"/>
+      <w:r>
+        <w:t>scrolling</w:t>
+      </w:r>
+      <w:proofErr w:type="spellEnd"/>
+      <w:r>
+        <w:t xml:space="preserve"> naar de relevante positie in de </w:t>
       </w:r>
       <w:r>
         <w:t>boom</w:t>
@@ -2892,13 +4984,37 @@
       </w:pPr>
       <w:r>
         <w:lastRenderedPageBreak/>
-        <w:t>Deze implementatie verbindt de abstracte datastructuur (statussen, danger ratings, parent-relaties) naadloos met concrete interface-interacties, waardoor gebruikers zowel lokale detailanalyse als globale oriëntatie kunnen uitvoeren zonder significante contextverlies.</w:t>
+        <w:t xml:space="preserve">Deze implementatie verbindt de abstracte datastructuur (statussen, </w:t>
+      </w:r>
+      <w:proofErr w:type="spellStart"/>
+      <w:r>
+        <w:t>danger</w:t>
+      </w:r>
+      <w:proofErr w:type="spellEnd"/>
+      <w:r>
+        <w:t xml:space="preserve"> ratings, </w:t>
+      </w:r>
+      <w:proofErr w:type="spellStart"/>
+      <w:r>
+        <w:t>parent</w:t>
+      </w:r>
+      <w:proofErr w:type="spellEnd"/>
+      <w:r>
+        <w:t>-relaties) naadloos met concrete interface-interacties, waardoor gebruikers zowel lokale detailanalyse als globale oriëntatie kunnen uitvoeren zonder significante contextverlies.</w:t>
       </w:r>
       <w:r>
         <w:t xml:space="preserve"> </w:t>
       </w:r>
       <w:r>
-        <w:t>Naast de visuele kleurcodering van nodes wordt bovendien een letterlabel toegevoegd</w:t>
+        <w:t xml:space="preserve">Naast de visuele kleurcodering van </w:t>
+      </w:r>
+      <w:proofErr w:type="spellStart"/>
+      <w:r>
+        <w:t>nodes</w:t>
+      </w:r>
+      <w:proofErr w:type="spellEnd"/>
+      <w:r>
+        <w:t xml:space="preserve"> wordt bovendien een letterlabel toegevoegd</w:t>
       </w:r>
       <w:r>
         <w:t>,</w:t>
@@ -2910,19 +5026,43 @@
         <w:t>F</w:t>
       </w:r>
       <w:r>
-        <w:t> (Fortunately) of </w:t>
+        <w:t> (</w:t>
+      </w:r>
+      <w:proofErr w:type="spellStart"/>
+      <w:r>
+        <w:t>Fortunately</w:t>
+      </w:r>
+      <w:proofErr w:type="spellEnd"/>
+      <w:r>
+        <w:t>) of </w:t>
       </w:r>
       <w:r>
         <w:t>U</w:t>
       </w:r>
       <w:r>
-        <w:t> (Unfortunately)</w:t>
+        <w:t> (</w:t>
+      </w:r>
+      <w:proofErr w:type="spellStart"/>
+      <w:r>
+        <w:t>Unfortunately</w:t>
+      </w:r>
+      <w:proofErr w:type="spellEnd"/>
+      <w:r>
+        <w:t>)</w:t>
       </w:r>
       <w:r>
         <w:t xml:space="preserve">, </w:t>
       </w:r>
       <w:r>
-        <w:t>dat semantisch aangeeft of de node een positief dan wel negatief geëvalueerde uitkomst vertegenwoordigt. Dit bevordert snelle interpretatie, vooral bij dense weergaven of wanneer kleuronderscheid minder prominent is.</w:t>
+        <w:t xml:space="preserve">dat semantisch aangeeft of de node een positief dan wel negatief geëvalueerde uitkomst vertegenwoordigt. Dit bevordert snelle interpretatie, vooral bij </w:t>
+      </w:r>
+      <w:proofErr w:type="spellStart"/>
+      <w:r>
+        <w:t>dense</w:t>
+      </w:r>
+      <w:proofErr w:type="spellEnd"/>
+      <w:r>
+        <w:t xml:space="preserve"> weergaven of wanneer kleuronderscheid minder prominent is.</w:t>
       </w:r>
     </w:p>
     <w:p>
@@ -2967,26 +5107,78 @@
           <w:sz w:val="28"/>
           <w:szCs w:val="28"/>
         </w:rPr>
-        <w:t>Hover-functionaliteit voor parent-context</w:t>
-      </w:r>
-    </w:p>
-    <w:p>
-      <w:pPr>
-        <w:spacing w:afterLines="24" w:after="57" w:line="288" w:lineRule="auto"/>
+        <w:t xml:space="preserve">Hover-functionaliteit voor </w:t>
+      </w:r>
+      <w:proofErr w:type="spellStart"/>
+      <w:r>
         <w:rPr>
           <w:b/>
           <w:bCs/>
           <w:sz w:val="28"/>
           <w:szCs w:val="28"/>
         </w:rPr>
-      </w:pPr>
-    </w:p>
-    <w:p>
-      <w:pPr>
-        <w:spacing w:afterLines="24" w:after="57" w:line="288" w:lineRule="auto"/>
-      </w:pPr>
-      <w:r>
-        <w:t>In zowel de boomvisualisatie als het filterzijpaneel wordt bij hover over een node de directe parent getoond, zodat de hiërarchische context expliciet zichtbaar blijft tijdens interactie. In de boom ondersteunt dit snelle oriëntatie bij complexe structuren zonder terug scrollen, terwijl het in het filterzijpaneel gebruikers toelaat gefilterde nodes (bijv. alle Weaknesses) te inspecteren zonder de volledige boompositie te traceren</w:t>
+        <w:t>parent</w:t>
+      </w:r>
+      <w:proofErr w:type="spellEnd"/>
+      <w:r>
+        <w:rPr>
+          <w:b/>
+          <w:bCs/>
+          <w:sz w:val="28"/>
+          <w:szCs w:val="28"/>
+        </w:rPr>
+        <w:t>-context</w:t>
+      </w:r>
+    </w:p>
+    <w:p>
+      <w:pPr>
+        <w:spacing w:afterLines="24" w:after="57" w:line="288" w:lineRule="auto"/>
+        <w:rPr>
+          <w:b/>
+          <w:bCs/>
+          <w:sz w:val="28"/>
+          <w:szCs w:val="28"/>
+        </w:rPr>
+      </w:pPr>
+    </w:p>
+    <w:p>
+      <w:pPr>
+        <w:spacing w:afterLines="24" w:after="57" w:line="288" w:lineRule="auto"/>
+      </w:pPr>
+      <w:r>
+        <w:t xml:space="preserve">In zowel de boomvisualisatie als het filterzijpaneel wordt bij </w:t>
+      </w:r>
+      <w:proofErr w:type="spellStart"/>
+      <w:r>
+        <w:t>hover</w:t>
+      </w:r>
+      <w:proofErr w:type="spellEnd"/>
+      <w:r>
+        <w:t xml:space="preserve"> over een node de directe </w:t>
+      </w:r>
+      <w:proofErr w:type="spellStart"/>
+      <w:r>
+        <w:t>parent</w:t>
+      </w:r>
+      <w:proofErr w:type="spellEnd"/>
+      <w:r>
+        <w:t xml:space="preserve"> getoond, zodat de hiërarchische context expliciet zichtbaar blijft tijdens interactie. In de boom ondersteunt dit snelle oriëntatie bij complexe structuren zonder terug scrollen, terwijl het in het filterzijpaneel gebruikers toelaat gefilterde </w:t>
+      </w:r>
+      <w:proofErr w:type="spellStart"/>
+      <w:r>
+        <w:t>nodes</w:t>
+      </w:r>
+      <w:proofErr w:type="spellEnd"/>
+      <w:r>
+        <w:t xml:space="preserve"> (bijv. alle </w:t>
+      </w:r>
+      <w:proofErr w:type="spellStart"/>
+      <w:r>
+        <w:t>Weaknesses</w:t>
+      </w:r>
+      <w:proofErr w:type="spellEnd"/>
+      <w:r>
+        <w:t>) te inspecteren zonder de volledige boompositie te traceren</w:t>
       </w:r>
       <w:r>
         <w:t>.</w:t>
@@ -2995,7 +5187,31 @@
         <w:t xml:space="preserve"> </w:t>
       </w:r>
       <w:r>
-        <w:t>De parent-weergave voorkomt dat kritieke relaties verloren gaan in een lijstcontext en biedt snelle contextuele inspectie vóór navigatie (bijv. "welke fortunately-node adresseert deze weakness?").</w:t>
+        <w:t xml:space="preserve">De </w:t>
+      </w:r>
+      <w:proofErr w:type="spellStart"/>
+      <w:r>
+        <w:t>parent</w:t>
+      </w:r>
+      <w:proofErr w:type="spellEnd"/>
+      <w:r>
+        <w:t xml:space="preserve">-weergave voorkomt dat kritieke relaties verloren gaan in een lijstcontext en biedt snelle contextuele inspectie vóór navigatie (bijv. "welke </w:t>
+      </w:r>
+      <w:proofErr w:type="spellStart"/>
+      <w:r>
+        <w:t>fortunately</w:t>
+      </w:r>
+      <w:proofErr w:type="spellEnd"/>
+      <w:r>
+        <w:t xml:space="preserve">-node adresseert deze </w:t>
+      </w:r>
+      <w:proofErr w:type="spellStart"/>
+      <w:r>
+        <w:t>weakness</w:t>
+      </w:r>
+      <w:proofErr w:type="spellEnd"/>
+      <w:r>
+        <w:t>?").</w:t>
       </w:r>
     </w:p>
     <w:p>
@@ -3183,11 +5399,24 @@
         <w:spacing w:afterLines="24" w:after="57" w:line="288" w:lineRule="auto"/>
       </w:pPr>
       <w:r>
-        <w:t>In de implementatie is ondersteuning vooral uitgewerkt met hover</w:t>
-      </w:r>
+        <w:t xml:space="preserve">In de implementatie is ondersteuning vooral uitgewerkt met </w:t>
+      </w:r>
+      <w:proofErr w:type="spellStart"/>
+      <w:r>
+        <w:t>hover</w:t>
+      </w:r>
+      <w:proofErr w:type="spellEnd"/>
       <w:r>
         <w:noBreakHyphen/>
-        <w:t>tooltips en consistente iconografie. Iconen en statussen krijgen een tooltipcomponent die bij hover de betekenis van het symbool, de status of de rating verklaart, gebruikmakend van korte, vaste teksten. Node</w:t>
+        <w:t xml:space="preserve">tooltips en consistente iconografie. Iconen en statussen krijgen een tooltipcomponent die bij </w:t>
+      </w:r>
+      <w:proofErr w:type="spellStart"/>
+      <w:r>
+        <w:t>hover</w:t>
+      </w:r>
+      <w:proofErr w:type="spellEnd"/>
+      <w:r>
+        <w:t xml:space="preserve"> de betekenis van het symbool, de status of de rating verklaart, gebruikmakend van korte, vaste teksten. Node</w:t>
       </w:r>
       <w:r>
         <w:noBreakHyphen/>
@@ -3453,8 +5682,9 @@
           <w:sz w:val="28"/>
           <w:szCs w:val="28"/>
         </w:rPr>
-        <w:t>Toepassing van Nielsen’s usability</w:t>
-      </w:r>
+        <w:t xml:space="preserve">Toepassing van </w:t>
+      </w:r>
+      <w:proofErr w:type="spellStart"/>
       <w:r>
         <w:rPr>
           <w:b/>
@@ -3462,39 +5692,138 @@
           <w:sz w:val="28"/>
           <w:szCs w:val="28"/>
         </w:rPr>
-        <w:noBreakHyphen/>
-        <w:t>heuristieken in de webtool</w:t>
-      </w:r>
-    </w:p>
-    <w:p>
-      <w:pPr>
-        <w:spacing w:afterLines="24" w:after="57" w:line="288" w:lineRule="auto"/>
+        <w:t>Nielsen’s</w:t>
+      </w:r>
+      <w:proofErr w:type="spellEnd"/>
+      <w:r>
         <w:rPr>
           <w:b/>
           <w:bCs/>
           <w:sz w:val="28"/>
           <w:szCs w:val="28"/>
         </w:rPr>
-      </w:pPr>
-    </w:p>
-    <w:p>
-      <w:pPr>
-        <w:spacing w:afterLines="24" w:after="57" w:line="288" w:lineRule="auto"/>
-      </w:pPr>
-      <w:r>
-        <w:t>Het ontwerp en de implementatie van de fortunately–unfortunately</w:t>
-      </w:r>
-      <w:r>
+        <w:t xml:space="preserve"> </w:t>
+      </w:r>
+      <w:proofErr w:type="spellStart"/>
+      <w:r>
+        <w:rPr>
+          <w:b/>
+          <w:bCs/>
+          <w:sz w:val="28"/>
+          <w:szCs w:val="28"/>
+        </w:rPr>
+        <w:t>usability</w:t>
+      </w:r>
+      <w:proofErr w:type="spellEnd"/>
+      <w:r>
+        <w:rPr>
+          <w:b/>
+          <w:bCs/>
+          <w:sz w:val="28"/>
+          <w:szCs w:val="28"/>
+        </w:rPr>
         <w:noBreakHyphen/>
-        <w:t>webtool zijn expliciet afgestemd op de tien usability</w:t>
+        <w:t xml:space="preserve">heuristieken in de </w:t>
+      </w:r>
+      <w:proofErr w:type="spellStart"/>
+      <w:r>
+        <w:rPr>
+          <w:b/>
+          <w:bCs/>
+          <w:sz w:val="28"/>
+          <w:szCs w:val="28"/>
+        </w:rPr>
+        <w:t>webtool</w:t>
+      </w:r>
+      <w:proofErr w:type="spellEnd"/>
+    </w:p>
+    <w:p>
+      <w:pPr>
+        <w:spacing w:afterLines="24" w:after="57" w:line="288" w:lineRule="auto"/>
+        <w:rPr>
+          <w:b/>
+          <w:bCs/>
+          <w:sz w:val="28"/>
+          <w:szCs w:val="28"/>
+        </w:rPr>
+      </w:pPr>
+    </w:p>
+    <w:p>
+      <w:pPr>
+        <w:spacing w:afterLines="24" w:after="57" w:line="288" w:lineRule="auto"/>
+      </w:pPr>
+      <w:r>
+        <w:t xml:space="preserve">Het ontwerp en de implementatie van de </w:t>
+      </w:r>
+      <w:proofErr w:type="spellStart"/>
+      <w:r>
+        <w:t>fortunately</w:t>
+      </w:r>
+      <w:proofErr w:type="spellEnd"/>
+      <w:r>
+        <w:t>–</w:t>
+      </w:r>
+      <w:proofErr w:type="spellStart"/>
+      <w:r>
+        <w:t>unfortunately</w:t>
       </w:r>
       <w:r>
         <w:noBreakHyphen/>
-        <w:t>heuristieken van Nielsen. De onderliggende React</w:t>
-      </w:r>
+        <w:t>webtool</w:t>
+      </w:r>
+      <w:proofErr w:type="spellEnd"/>
+      <w:r>
+        <w:t xml:space="preserve"> zijn expliciet afgestemd op de tien </w:t>
+      </w:r>
+      <w:proofErr w:type="spellStart"/>
+      <w:r>
+        <w:t>usability</w:t>
+      </w:r>
+      <w:proofErr w:type="spellEnd"/>
       <w:r>
         <w:noBreakHyphen/>
-        <w:t>componenten (Page, TreeVisualizer, SearchBar, IconSelectorButton) realiseren deze heuristieken concreet in de gebruikersinterface.</w:t>
+        <w:t xml:space="preserve">heuristieken van </w:t>
+      </w:r>
+      <w:proofErr w:type="spellStart"/>
+      <w:r>
+        <w:t>Nielsen</w:t>
+      </w:r>
+      <w:proofErr w:type="spellEnd"/>
+      <w:r>
+        <w:t xml:space="preserve">. De onderliggende </w:t>
+      </w:r>
+      <w:proofErr w:type="spellStart"/>
+      <w:r>
+        <w:t>React</w:t>
+      </w:r>
+      <w:proofErr w:type="spellEnd"/>
+      <w:r>
+        <w:noBreakHyphen/>
+        <w:t>componenten (Page, </w:t>
+      </w:r>
+      <w:proofErr w:type="spellStart"/>
+      <w:r>
+        <w:t>TreeVisualizer</w:t>
+      </w:r>
+      <w:proofErr w:type="spellEnd"/>
+      <w:r>
+        <w:t>, </w:t>
+      </w:r>
+      <w:proofErr w:type="spellStart"/>
+      <w:r>
+        <w:t>SearchBar</w:t>
+      </w:r>
+      <w:proofErr w:type="spellEnd"/>
+      <w:r>
+        <w:t>, </w:t>
+      </w:r>
+      <w:proofErr w:type="spellStart"/>
+      <w:r>
+        <w:t>IconSelectorButton</w:t>
+      </w:r>
+      <w:proofErr w:type="spellEnd"/>
+      <w:r>
+        <w:t>) realiseren deze heuristieken concreet in de gebruikersinterface.</w:t>
       </w:r>
     </w:p>
     <w:p>
@@ -3536,20 +5865,59 @@
       </w:pPr>
       <w:r>
         <w:br/>
-        <w:t xml:space="preserve">De tool geeft gebruikers voortdurend feedback over de huidige toestand van het systeem. De boomweergave in TreeVisualizer wordt onmiddellijk geüpdatet na toevoeging, bewerking of verwijdering van </w:t>
-      </w:r>
+        <w:t>De tool geeft gebruikers voortdurend feedback over de huidige toestand van het systeem. De boomweergave in </w:t>
+      </w:r>
+      <w:proofErr w:type="spellStart"/>
+      <w:r>
+        <w:t>TreeVisualizer</w:t>
+      </w:r>
+      <w:proofErr w:type="spellEnd"/>
+      <w:r>
+        <w:t xml:space="preserve"> wordt onmiddellijk geüpdatet na toevoeging, bewerking of verwijdering van </w:t>
+      </w:r>
+      <w:proofErr w:type="spellStart"/>
       <w:r>
         <w:t>nodes</w:t>
       </w:r>
-      <w:r>
-        <w:t xml:space="preserve"> via setTreeData. De geselecteerde knoop (currentNode) en zoekresultaten (highlightedNodes) worden visueel geaccentueerd met een extra rand en achtergrondkleur. </w:t>
+      <w:proofErr w:type="spellEnd"/>
+      <w:r>
+        <w:t xml:space="preserve"> via </w:t>
+      </w:r>
+      <w:proofErr w:type="spellStart"/>
+      <w:r>
+        <w:t>setTreeData</w:t>
+      </w:r>
+      <w:proofErr w:type="spellEnd"/>
+      <w:r>
+        <w:t>. De geselecteerde knoop (</w:t>
+      </w:r>
+      <w:proofErr w:type="spellStart"/>
+      <w:r>
+        <w:t>currentNode</w:t>
+      </w:r>
+      <w:proofErr w:type="spellEnd"/>
+      <w:r>
+        <w:t>) en zoekresultaten (</w:t>
+      </w:r>
+      <w:proofErr w:type="spellStart"/>
+      <w:r>
+        <w:t>highlightedNodes</w:t>
+      </w:r>
+      <w:proofErr w:type="spellEnd"/>
+      <w:r>
+        <w:t xml:space="preserve">) worden visueel geaccentueerd met een extra rand en achtergrondkleur. </w:t>
       </w:r>
       <w:r>
         <w:t>De</w:t>
       </w:r>
       <w:r>
-        <w:t xml:space="preserve"> shield</w:t>
-      </w:r>
+        <w:t xml:space="preserve"> </w:t>
+      </w:r>
+      <w:proofErr w:type="spellStart"/>
+      <w:r>
+        <w:t>shield</w:t>
+      </w:r>
+      <w:proofErr w:type="spellEnd"/>
       <w:r>
         <w:noBreakHyphen/>
         <w:t xml:space="preserve">knoppen met teller </w:t>
@@ -3561,7 +5929,23 @@
         <w:t xml:space="preserve"> </w:t>
       </w:r>
       <w:r>
-        <w:t xml:space="preserve">([redNodes.length], [greenNodes.length] enz.) </w:t>
+        <w:t>([</w:t>
+      </w:r>
+      <w:proofErr w:type="spellStart"/>
+      <w:r>
+        <w:t>redNodes.length</w:t>
+      </w:r>
+      <w:proofErr w:type="spellEnd"/>
+      <w:r>
+        <w:t>], [</w:t>
+      </w:r>
+      <w:proofErr w:type="spellStart"/>
+      <w:r>
+        <w:t>greenNodes.length</w:t>
+      </w:r>
+      <w:proofErr w:type="spellEnd"/>
+      <w:r>
+        <w:t xml:space="preserve">] enz.) </w:t>
       </w:r>
       <w:r>
         <w:t xml:space="preserve">tonen </w:t>
@@ -3573,11 +5957,40 @@
         <w:t xml:space="preserve"> </w:t>
       </w:r>
       <w:r>
-        <w:t>hoeveel zwaktes en aannames zich in elke status bevinden. De “Danger rating”-indicator per unfortunately</w:t>
-      </w:r>
+        <w:t>hoeveel zwaktes en aannames zich in elke status bevinden. De “</w:t>
+      </w:r>
+      <w:proofErr w:type="spellStart"/>
+      <w:r>
+        <w:t>Danger</w:t>
+      </w:r>
+      <w:proofErr w:type="spellEnd"/>
+      <w:r>
+        <w:t xml:space="preserve"> rating”-indicator per </w:t>
+      </w:r>
+      <w:proofErr w:type="spellStart"/>
+      <w:r>
+        <w:t>unfortunately</w:t>
+      </w:r>
+      <w:proofErr w:type="spellEnd"/>
       <w:r>
         <w:noBreakHyphen/>
-        <w:t>knoop (component NodeDangerPopup) geeft continu de actuele risicoscore weer, die direct wijzigt bij aanpassing van impact en likelihood.</w:t>
+        <w:t>knoop (component </w:t>
+      </w:r>
+      <w:proofErr w:type="spellStart"/>
+      <w:r>
+        <w:t>NodeDangerPopup</w:t>
+      </w:r>
+      <w:proofErr w:type="spellEnd"/>
+      <w:r>
+        <w:t xml:space="preserve">) geeft continu de actuele risicoscore weer, die direct wijzigt bij aanpassing van impact en </w:t>
+      </w:r>
+      <w:proofErr w:type="spellStart"/>
+      <w:r>
+        <w:t>likelihood</w:t>
+      </w:r>
+      <w:proofErr w:type="spellEnd"/>
+      <w:r>
+        <w:t>.</w:t>
       </w:r>
     </w:p>
     <w:p>
@@ -3619,7 +6032,15 @@
       </w:pPr>
       <w:r>
         <w:br/>
-        <w:t>De webtool gebruikt terminologie en structuren die aansluiten bij gangbare praktijken in security</w:t>
+        <w:t xml:space="preserve">De </w:t>
+      </w:r>
+      <w:proofErr w:type="spellStart"/>
+      <w:r>
+        <w:t>webtool</w:t>
+      </w:r>
+      <w:proofErr w:type="spellEnd"/>
+      <w:r>
+        <w:t xml:space="preserve"> gebruikt terminologie en structuren die aansluiten bij gangbare praktijken in security</w:t>
       </w:r>
       <w:r>
         <w:noBreakHyphen/>
@@ -3629,17 +6050,115 @@
         <w:t>Nodes</w:t>
       </w:r>
       <w:r>
-        <w:t xml:space="preserve"> zijn expliciet getypeerd als level "fortunately" of "unfortunately", wat overeenkomt met positieve en negatieve implicaties in het analyseproces. De rechterzijbalk groepeert </w:t>
-      </w:r>
+        <w:t xml:space="preserve"> zijn expliciet getypeerd als level "</w:t>
+      </w:r>
+      <w:proofErr w:type="spellStart"/>
+      <w:r>
+        <w:t>fortunately</w:t>
+      </w:r>
+      <w:proofErr w:type="spellEnd"/>
+      <w:r>
+        <w:t>" of "</w:t>
+      </w:r>
+      <w:proofErr w:type="spellStart"/>
+      <w:r>
+        <w:t>unfortunately</w:t>
+      </w:r>
+      <w:proofErr w:type="spellEnd"/>
+      <w:r>
+        <w:t xml:space="preserve">", wat overeenkomt met positieve en negatieve implicaties in het analyseproces. De rechterzijbalk groepeert </w:t>
+      </w:r>
+      <w:proofErr w:type="spellStart"/>
       <w:r>
         <w:t>nodes</w:t>
       </w:r>
-      <w:r>
-        <w:t xml:space="preserve"> in domeinspecifieke categorieën: “Weaknesses”, “Weaknesses Under Review”, “Assumptions Under Review” en “Verified assumptions”, ondersteund door passende schild</w:t>
+      <w:proofErr w:type="spellEnd"/>
+      <w:r>
+        <w:t xml:space="preserve"> in </w:t>
+      </w:r>
+      <w:proofErr w:type="spellStart"/>
+      <w:r>
+        <w:t>domeinspecifieke</w:t>
+      </w:r>
+      <w:proofErr w:type="spellEnd"/>
+      <w:r>
+        <w:t xml:space="preserve"> categorieën: “</w:t>
+      </w:r>
+      <w:proofErr w:type="spellStart"/>
+      <w:r>
+        <w:t>Weaknesses</w:t>
+      </w:r>
+      <w:proofErr w:type="spellEnd"/>
+      <w:r>
+        <w:t>”, “</w:t>
+      </w:r>
+      <w:proofErr w:type="spellStart"/>
+      <w:r>
+        <w:t>Weaknesses</w:t>
+      </w:r>
+      <w:proofErr w:type="spellEnd"/>
+      <w:r>
+        <w:t xml:space="preserve"> Under Review”, “</w:t>
+      </w:r>
+      <w:proofErr w:type="spellStart"/>
+      <w:r>
+        <w:t>Assumptions</w:t>
+      </w:r>
+      <w:proofErr w:type="spellEnd"/>
+      <w:r>
+        <w:t xml:space="preserve"> Under Review” en “</w:t>
+      </w:r>
+      <w:proofErr w:type="spellStart"/>
+      <w:r>
+        <w:t>Verified</w:t>
+      </w:r>
+      <w:proofErr w:type="spellEnd"/>
+      <w:r>
+        <w:t xml:space="preserve"> </w:t>
+      </w:r>
+      <w:proofErr w:type="spellStart"/>
+      <w:r>
+        <w:t>assumptions</w:t>
+      </w:r>
+      <w:proofErr w:type="spellEnd"/>
+      <w:r>
+        <w:t>”, ondersteund door passende schild</w:t>
       </w:r>
       <w:r>
         <w:noBreakHyphen/>
-        <w:t>iconen (GoShield, GoShieldCheck). De risicoscore wordt opgebouwd uit de dimensies “Impact” en “Likelihood” en weergegeven als “Danger rating”, wat aansluit bij gangbare risico</w:t>
+        <w:t>iconen (</w:t>
+      </w:r>
+      <w:proofErr w:type="spellStart"/>
+      <w:r>
+        <w:t>GoShield</w:t>
+      </w:r>
+      <w:proofErr w:type="spellEnd"/>
+      <w:r>
+        <w:t>, </w:t>
+      </w:r>
+      <w:proofErr w:type="spellStart"/>
+      <w:r>
+        <w:t>GoShieldCheck</w:t>
+      </w:r>
+      <w:proofErr w:type="spellEnd"/>
+      <w:r>
+        <w:t>). De risicoscore wordt opgebouwd uit de dimensies “Impact” en “</w:t>
+      </w:r>
+      <w:proofErr w:type="spellStart"/>
+      <w:r>
+        <w:t>Likelihood</w:t>
+      </w:r>
+      <w:proofErr w:type="spellEnd"/>
+      <w:r>
+        <w:t>” en weergegeven als “</w:t>
+      </w:r>
+      <w:proofErr w:type="spellStart"/>
+      <w:r>
+        <w:t>Danger</w:t>
+      </w:r>
+      <w:proofErr w:type="spellEnd"/>
+      <w:r>
+        <w:t xml:space="preserve"> rating”, wat aansluit bij gangbare risico</w:t>
       </w:r>
       <w:r>
         <w:noBreakHyphen/>
@@ -3722,13 +6241,87 @@
         <w:t>D</w:t>
       </w:r>
       <w:r>
-        <w:t xml:space="preserve">eze actie wordt voorafgegaan door een bevestigingsdialoog (window.confirm) om onbedoeld dataverlies te vermijden. Op knoopniveau kunnen gebruikers afzonderlijke elementen verwijderen via de prullenbakknop (GoTrash) of nieuwe </w:t>
-      </w:r>
+        <w:t>eze actie wordt voorafgegaan door een bevestigingsdialoog (</w:t>
+      </w:r>
+      <w:proofErr w:type="spellStart"/>
+      <w:r>
+        <w:t>window.confirm</w:t>
+      </w:r>
+      <w:proofErr w:type="spellEnd"/>
+      <w:r>
+        <w:t>) om onbedoeld dataverlies te vermijden. Op knoopniveau kunnen gebruikers afzonderlijke elementen verwijderen via de prullenbakknop (</w:t>
+      </w:r>
+      <w:proofErr w:type="spellStart"/>
+      <w:r>
+        <w:t>GoTrash</w:t>
+      </w:r>
+      <w:proofErr w:type="spellEnd"/>
+      <w:r>
+        <w:t xml:space="preserve">) of nieuwe </w:t>
+      </w:r>
+      <w:proofErr w:type="spellStart"/>
       <w:r>
         <w:t>children</w:t>
       </w:r>
-      <w:r>
-        <w:t xml:space="preserve"> toevoegen (RiAddBoxLine). Panelen zoals de rechter “shields”-sidebar (isOpen) en het linker “Parents above current node”-overzicht (openParentSummary) kunnen naar </w:t>
+      <w:proofErr w:type="spellEnd"/>
+      <w:r>
+        <w:t xml:space="preserve"> toevoegen (</w:t>
+      </w:r>
+      <w:proofErr w:type="spellStart"/>
+      <w:r>
+        <w:t>RiAddBoxLine</w:t>
+      </w:r>
+      <w:proofErr w:type="spellEnd"/>
+      <w:r>
+        <w:t>). Panelen zoals de rechter “</w:t>
+      </w:r>
+      <w:proofErr w:type="spellStart"/>
+      <w:r>
+        <w:t>shields</w:t>
+      </w:r>
+      <w:proofErr w:type="spellEnd"/>
+      <w:r>
+        <w:t>”-</w:t>
+      </w:r>
+      <w:proofErr w:type="spellStart"/>
+      <w:r>
+        <w:t>sidebar</w:t>
+      </w:r>
+      <w:proofErr w:type="spellEnd"/>
+      <w:r>
+        <w:t xml:space="preserve"> (</w:t>
+      </w:r>
+      <w:proofErr w:type="spellStart"/>
+      <w:r>
+        <w:t>isOpen</w:t>
+      </w:r>
+      <w:proofErr w:type="spellEnd"/>
+      <w:r>
+        <w:t xml:space="preserve">) en het linker “Parents </w:t>
+      </w:r>
+      <w:proofErr w:type="spellStart"/>
+      <w:r>
+        <w:t>above</w:t>
+      </w:r>
+      <w:proofErr w:type="spellEnd"/>
+      <w:r>
+        <w:t xml:space="preserve"> </w:t>
+      </w:r>
+      <w:proofErr w:type="spellStart"/>
+      <w:r>
+        <w:t>current</w:t>
+      </w:r>
+      <w:proofErr w:type="spellEnd"/>
+      <w:r>
+        <w:t xml:space="preserve"> node”-overzicht (</w:t>
+      </w:r>
+      <w:proofErr w:type="spellStart"/>
+      <w:r>
+        <w:t>openParentSummary</w:t>
+      </w:r>
+      <w:proofErr w:type="spellEnd"/>
+      <w:r>
+        <w:t xml:space="preserve">) kunnen naar </w:t>
       </w:r>
       <w:r>
         <w:t>wens</w:t>
@@ -3782,33 +6375,130 @@
         <w:spacing w:afterLines="24" w:after="57" w:line="288" w:lineRule="auto"/>
       </w:pPr>
       <w:r>
-        <w:t>In zowel de code als de visuele vormgeving is een consistente logica doorgevoerd. Fortunately</w:t>
-      </w:r>
+        <w:t xml:space="preserve">In zowel de code als de visuele vormgeving is een consistente logica doorgevoerd. </w:t>
+      </w:r>
+      <w:proofErr w:type="spellStart"/>
+      <w:r>
+        <w:t>Fortunately</w:t>
+      </w:r>
+      <w:proofErr w:type="spellEnd"/>
       <w:r>
         <w:noBreakHyphen/>
-        <w:t>knooppunten worden systematisch in groen weergegeven, unfortunately</w:t>
-      </w:r>
+        <w:t xml:space="preserve">knooppunten worden systematisch in groen weergegeven, </w:t>
+      </w:r>
+      <w:proofErr w:type="spellStart"/>
+      <w:r>
+        <w:t>unfortunately</w:t>
+      </w:r>
+      <w:proofErr w:type="spellEnd"/>
       <w:r>
         <w:noBreakHyphen/>
-        <w:t xml:space="preserve">knooppunten in rood (component Node en de achtergrondklassen in ShowNodes), een kleurcodering die ook terugkomt in de zijbalk (groene/rode labels met “F” en “U”) en in de badges voor gevaar (FiTriangle). De betekenis van iconen blijft overal gelijk: GoShield markeert zwaktes, GoShieldCheck markeert aannames of voltooide </w:t>
-      </w:r>
+        <w:t>knooppunten in rood (component Node en de achtergrondklassen in </w:t>
+      </w:r>
+      <w:proofErr w:type="spellStart"/>
+      <w:r>
+        <w:t>ShowNodes</w:t>
+      </w:r>
+      <w:proofErr w:type="spellEnd"/>
+      <w:r>
+        <w:t xml:space="preserve">), een kleurcodering die ook terugkomt in de </w:t>
+      </w:r>
+      <w:proofErr w:type="spellStart"/>
+      <w:r>
+        <w:t>zijbalk</w:t>
+      </w:r>
+      <w:proofErr w:type="spellEnd"/>
+      <w:r>
+        <w:t xml:space="preserve"> (groene/rode labels met “F” en “U”) en in de badges voor gevaar (</w:t>
+      </w:r>
+      <w:proofErr w:type="spellStart"/>
+      <w:r>
+        <w:t>FiTriangle</w:t>
+      </w:r>
+      <w:proofErr w:type="spellEnd"/>
+      <w:r>
+        <w:t>). De betekenis van iconen blijft overal gelijk: </w:t>
+      </w:r>
+      <w:proofErr w:type="spellStart"/>
+      <w:r>
+        <w:t>GoShield</w:t>
+      </w:r>
+      <w:proofErr w:type="spellEnd"/>
+      <w:r>
+        <w:t> markeert zwaktes, </w:t>
+      </w:r>
+      <w:proofErr w:type="spellStart"/>
+      <w:r>
+        <w:t>GoShieldCheck</w:t>
+      </w:r>
+      <w:proofErr w:type="spellEnd"/>
+      <w:r>
+        <w:t xml:space="preserve"> markeert aannames of voltooide </w:t>
+      </w:r>
+      <w:proofErr w:type="spellStart"/>
       <w:r>
         <w:t>nodes</w:t>
       </w:r>
-      <w:r>
-        <w:t>, GoInfo toont branchesamenvatting, en GoChevronDown/Up staan voor uit</w:t>
+      <w:proofErr w:type="spellEnd"/>
+      <w:r>
+        <w:t>, </w:t>
+      </w:r>
+      <w:proofErr w:type="spellStart"/>
+      <w:r>
+        <w:t>GoInfo</w:t>
+      </w:r>
+      <w:proofErr w:type="spellEnd"/>
+      <w:r>
+        <w:t> toont branchesamenvatting, en </w:t>
+      </w:r>
+      <w:proofErr w:type="spellStart"/>
+      <w:r>
+        <w:t>GoChevronDown</w:t>
+      </w:r>
+      <w:proofErr w:type="spellEnd"/>
+      <w:r>
+        <w:t>/Up staan voor uit</w:t>
       </w:r>
       <w:r>
         <w:noBreakHyphen/>
-        <w:t xml:space="preserve"> en inklappen. Interactie</w:t>
+        <w:t xml:space="preserve"> en inklappen. </w:t>
+      </w:r>
+      <w:proofErr w:type="spellStart"/>
+      <w:r>
+        <w:t>Interactie</w:t>
       </w:r>
       <w:r>
         <w:noBreakHyphen/>
-        <w:t>patronen zoals hover</w:t>
-      </w:r>
+        <w:t>patronen</w:t>
+      </w:r>
+      <w:proofErr w:type="spellEnd"/>
+      <w:r>
+        <w:t xml:space="preserve"> zoals </w:t>
+      </w:r>
+      <w:proofErr w:type="spellStart"/>
+      <w:r>
+        <w:t>hover</w:t>
+      </w:r>
+      <w:proofErr w:type="spellEnd"/>
       <w:r>
         <w:noBreakHyphen/>
-        <w:t>tooltips, modale bevestigingen en scrollIntoView sluiten aan bij typische webstandaarden, zodat gebruikers bestaande ervaring met andere applicaties kunnen hergebruiken.</w:t>
+        <w:t>tooltips, modale bevestigingen en </w:t>
+      </w:r>
+      <w:proofErr w:type="spellStart"/>
+      <w:r>
+        <w:t>scrollIntoView</w:t>
+      </w:r>
+      <w:proofErr w:type="spellEnd"/>
+      <w:r>
+        <w:t xml:space="preserve"> sluiten aan bij typische </w:t>
+      </w:r>
+      <w:proofErr w:type="spellStart"/>
+      <w:r>
+        <w:t>webstandaarden</w:t>
+      </w:r>
+      <w:proofErr w:type="spellEnd"/>
+      <w:r>
+        <w:t>, zodat gebruikers bestaande ervaring met andere applicaties kunnen hergebruiken.</w:t>
       </w:r>
     </w:p>
     <w:p>
@@ -3858,25 +6548,77 @@
       <w:r>
         <w:t xml:space="preserve">Het ontwerp tracht fouten te voorkomen door de interactieruimte te beperken tot zinvolle acties. Bij het toevoegen van een </w:t>
       </w:r>
-      <w:r>
-        <w:t>childe node</w:t>
-      </w:r>
-      <w:r>
-        <w:t xml:space="preserve"> bepaalt de applicatie automatisch het type (fortunately of unfortunately) op basis van het level van de </w:t>
-      </w:r>
+      <w:proofErr w:type="spellStart"/>
+      <w:r>
+        <w:t>childe</w:t>
+      </w:r>
+      <w:proofErr w:type="spellEnd"/>
+      <w:r>
+        <w:t xml:space="preserve"> node</w:t>
+      </w:r>
+      <w:r>
+        <w:t xml:space="preserve"> bepaalt de applicatie automatisch het type (</w:t>
+      </w:r>
+      <w:proofErr w:type="spellStart"/>
+      <w:r>
+        <w:t>fortunately</w:t>
+      </w:r>
+      <w:proofErr w:type="spellEnd"/>
+      <w:r>
+        <w:t xml:space="preserve"> of </w:t>
+      </w:r>
+      <w:proofErr w:type="spellStart"/>
+      <w:r>
+        <w:t>unfortunately</w:t>
+      </w:r>
+      <w:proofErr w:type="spellEnd"/>
+      <w:r>
+        <w:t xml:space="preserve">) op basis van het level van de </w:t>
+      </w:r>
+      <w:proofErr w:type="spellStart"/>
       <w:r>
         <w:t>parent</w:t>
       </w:r>
-      <w:r>
-        <w:t>, waardoor semantisch inconsistente ketens vermeden worden. Destructieve acties zoals het verwijderen van een knoop of het resetten van de volledige boom vereisen expliciete bevestiging via window.confirm. Dropdowns voor impact en likelihood zijn begrensd tot waarden 1–5, wat foutieve invoer uitsluit en tegelijk een uniforme schaal afdwingt. Klikken buiten pop</w:t>
+      <w:proofErr w:type="spellEnd"/>
+      <w:r>
+        <w:t>, waardoor semantisch inconsistente ketens vermeden worden. Destructieve acties zoals het verwijderen van een knoop of het resetten van de volledige boom vereisen expliciete bevestiging via </w:t>
+      </w:r>
+      <w:proofErr w:type="spellStart"/>
+      <w:r>
+        <w:t>window.confirm</w:t>
+      </w:r>
+      <w:proofErr w:type="spellEnd"/>
+      <w:r>
+        <w:t xml:space="preserve">. Dropdowns voor impact en </w:t>
+      </w:r>
+      <w:proofErr w:type="spellStart"/>
+      <w:r>
+        <w:t>likelihood</w:t>
+      </w:r>
+      <w:proofErr w:type="spellEnd"/>
+      <w:r>
+        <w:t xml:space="preserve"> zijn begrensd tot waarden 1–5, wat foutieve invoer uitsluit en tegelijk een uniforme schaal afdwingt. Klikken buiten pop</w:t>
       </w:r>
       <w:r>
         <w:noBreakHyphen/>
-        <w:t>ups (zoals het danger</w:t>
-      </w:r>
+        <w:t xml:space="preserve">ups (zoals het </w:t>
+      </w:r>
+      <w:proofErr w:type="spellStart"/>
+      <w:r>
+        <w:t>danger</w:t>
+      </w:r>
+      <w:proofErr w:type="spellEnd"/>
       <w:r>
         <w:noBreakHyphen/>
-        <w:t>ratingvenster of de iconselector) sluit deze vensters automatisch, waardoor de kans op onbedoelde verdere interactie in een oude context afneemt.</w:t>
+        <w:t xml:space="preserve">ratingvenster of de </w:t>
+      </w:r>
+      <w:proofErr w:type="spellStart"/>
+      <w:r>
+        <w:t>iconselector</w:t>
+      </w:r>
+      <w:proofErr w:type="spellEnd"/>
+      <w:r>
+        <w:t>) sluit deze vensters automatisch, waardoor de kans op onbedoelde verdere interactie in een oude context afneemt.</w:t>
       </w:r>
     </w:p>
     <w:p>
@@ -3907,7 +6649,111 @@
         <w:spacing w:afterLines="24" w:after="57" w:line="288" w:lineRule="auto"/>
       </w:pPr>
       <w:r>
-        <w:t>De interface is zo ontworpen dat relevante acties en informatie zichtbaar worden aangeboden in plaats van uit het geheugen te moeten worden opgeroepen. Contextuele knoppen rond elke knoop (iconselector, expand/collapse, delete, add child) verschijnen bij hover, zodat gebruikers zien welke handelingen mogelijk zijn zonder menu’s of commando’s te onthouden. De IconSelectorButton toont bij hover een korte tekstuele uitleg (“Weakness”, “Assumption Under Review”, “Verified assumption”, enz.), waardoor de betekenis van de iconen direct herkenbaar is. De SearchBar laat gebruikers zoeken op knoopnaam</w:t>
+        <w:t>De interface is zo ontworpen dat relevante acties en informatie zichtbaar worden aangeboden in plaats van uit het geheugen te moeten worden opgeroepen. Contextuele knoppen rond elke knoop (</w:t>
+      </w:r>
+      <w:proofErr w:type="spellStart"/>
+      <w:r>
+        <w:t>iconselector</w:t>
+      </w:r>
+      <w:proofErr w:type="spellEnd"/>
+      <w:r>
+        <w:t xml:space="preserve">, </w:t>
+      </w:r>
+      <w:proofErr w:type="spellStart"/>
+      <w:r>
+        <w:t>expand</w:t>
+      </w:r>
+      <w:proofErr w:type="spellEnd"/>
+      <w:r>
+        <w:t>/</w:t>
+      </w:r>
+      <w:proofErr w:type="spellStart"/>
+      <w:r>
+        <w:t>collapse</w:t>
+      </w:r>
+      <w:proofErr w:type="spellEnd"/>
+      <w:r>
+        <w:t xml:space="preserve">, delete, </w:t>
+      </w:r>
+      <w:proofErr w:type="spellStart"/>
+      <w:r>
+        <w:t>add</w:t>
+      </w:r>
+      <w:proofErr w:type="spellEnd"/>
+      <w:r>
+        <w:t xml:space="preserve"> </w:t>
+      </w:r>
+      <w:proofErr w:type="spellStart"/>
+      <w:r>
+        <w:t>child</w:t>
+      </w:r>
+      <w:proofErr w:type="spellEnd"/>
+      <w:r>
+        <w:t xml:space="preserve">) verschijnen bij </w:t>
+      </w:r>
+      <w:proofErr w:type="spellStart"/>
+      <w:r>
+        <w:t>hover</w:t>
+      </w:r>
+      <w:proofErr w:type="spellEnd"/>
+      <w:r>
+        <w:t>, zodat gebruikers zien welke handelingen mogelijk zijn zonder menu’s of commando’s te onthouden. De </w:t>
+      </w:r>
+      <w:proofErr w:type="spellStart"/>
+      <w:r>
+        <w:t>IconSelectorButton</w:t>
+      </w:r>
+      <w:proofErr w:type="spellEnd"/>
+      <w:r>
+        <w:t xml:space="preserve"> toont bij </w:t>
+      </w:r>
+      <w:proofErr w:type="spellStart"/>
+      <w:r>
+        <w:t>hover</w:t>
+      </w:r>
+      <w:proofErr w:type="spellEnd"/>
+      <w:r>
+        <w:t xml:space="preserve"> een korte tekstuele uitleg (“</w:t>
+      </w:r>
+      <w:proofErr w:type="spellStart"/>
+      <w:r>
+        <w:t>Weakness</w:t>
+      </w:r>
+      <w:proofErr w:type="spellEnd"/>
+      <w:r>
+        <w:t>”, “</w:t>
+      </w:r>
+      <w:proofErr w:type="spellStart"/>
+      <w:r>
+        <w:t>Assumption</w:t>
+      </w:r>
+      <w:proofErr w:type="spellEnd"/>
+      <w:r>
+        <w:t xml:space="preserve"> Under Review”, “</w:t>
+      </w:r>
+      <w:proofErr w:type="spellStart"/>
+      <w:r>
+        <w:t>Verified</w:t>
+      </w:r>
+      <w:proofErr w:type="spellEnd"/>
+      <w:r>
+        <w:t xml:space="preserve"> </w:t>
+      </w:r>
+      <w:proofErr w:type="spellStart"/>
+      <w:r>
+        <w:t>assumption</w:t>
+      </w:r>
+      <w:proofErr w:type="spellEnd"/>
+      <w:r>
+        <w:t>”, enz.), waardoor de betekenis van de iconen direct herkenbaar is. De </w:t>
+      </w:r>
+      <w:proofErr w:type="spellStart"/>
+      <w:r>
+        <w:t>SearchBar</w:t>
+      </w:r>
+      <w:proofErr w:type="spellEnd"/>
+      <w:r>
+        <w:t> laat gebruikers zoeken op knoopnaam</w:t>
       </w:r>
       <w:r>
         <w:t>.</w:t>
@@ -3921,11 +6767,29 @@
       <w:r>
         <w:t xml:space="preserve">gevonden </w:t>
       </w:r>
+      <w:proofErr w:type="spellStart"/>
       <w:r>
         <w:t>nodes</w:t>
       </w:r>
-      <w:r>
-        <w:t xml:space="preserve"> worden automatisch gehighlight en centraal in beeld gescrold (scrollIntoView), waardoor de gebruiker de exacte positie in de boomstructuur niet hoeft te onthouden.</w:t>
+      <w:proofErr w:type="spellEnd"/>
+      <w:r>
+        <w:t xml:space="preserve"> worden automatisch </w:t>
+      </w:r>
+      <w:proofErr w:type="spellStart"/>
+      <w:r>
+        <w:t>gehighlight</w:t>
+      </w:r>
+      <w:proofErr w:type="spellEnd"/>
+      <w:r>
+        <w:t xml:space="preserve"> en centraal in beeld gescrold (</w:t>
+      </w:r>
+      <w:proofErr w:type="spellStart"/>
+      <w:r>
+        <w:t>scrollIntoView</w:t>
+      </w:r>
+      <w:proofErr w:type="spellEnd"/>
+      <w:r>
+        <w:t>), waardoor de gebruiker de exacte positie in de boomstructuur niet hoeft te onthouden.</w:t>
       </w:r>
     </w:p>
     <w:p>
@@ -3973,17 +6837,64 @@
         <w:spacing w:afterLines="24" w:after="57" w:line="288" w:lineRule="auto"/>
       </w:pPr>
       <w:r>
-        <w:t xml:space="preserve">De tool ondersteunt zowel exploratief gebruik door beginners als efficiëntere workflows voor ervaren gebruikers. Beginners kunnen via de knoppen in de boom en de zijbalk lineair </w:t>
-      </w:r>
+        <w:t xml:space="preserve">De tool ondersteunt zowel exploratief gebruik door beginners als efficiëntere </w:t>
+      </w:r>
+      <w:proofErr w:type="spellStart"/>
+      <w:r>
+        <w:t>workflows</w:t>
+      </w:r>
+      <w:proofErr w:type="spellEnd"/>
+      <w:r>
+        <w:t xml:space="preserve"> voor ervaren gebruikers. Beginners kunnen via de knoppen in de boom en de </w:t>
+      </w:r>
+      <w:proofErr w:type="spellStart"/>
+      <w:r>
+        <w:t>zijbalk</w:t>
+      </w:r>
+      <w:proofErr w:type="spellEnd"/>
+      <w:r>
+        <w:t xml:space="preserve"> lineair </w:t>
+      </w:r>
+      <w:proofErr w:type="spellStart"/>
       <w:r>
         <w:t>nodes</w:t>
       </w:r>
-      <w:r>
-        <w:t xml:space="preserve"> toevoegen en labels aanpassen. Tegelijk kunnen ervaren gebruikers grote modellen snel manipuleren via globale collapse/expand</w:t>
-      </w:r>
+      <w:proofErr w:type="spellEnd"/>
+      <w:r>
+        <w:t xml:space="preserve"> toevoegen en labels aanpassen. Tegelijk kunnen ervaren gebruikers grote modellen snel manipuleren via globale </w:t>
+      </w:r>
+      <w:proofErr w:type="spellStart"/>
+      <w:r>
+        <w:t>collapse</w:t>
+      </w:r>
+      <w:proofErr w:type="spellEnd"/>
+      <w:r>
+        <w:t>/</w:t>
+      </w:r>
+      <w:proofErr w:type="spellStart"/>
+      <w:r>
+        <w:t>expand</w:t>
+      </w:r>
+      <w:proofErr w:type="spellEnd"/>
       <w:r>
         <w:noBreakHyphen/>
-        <w:t>functionaliteit (CollapseButtons) en door herhaaldelijk op Enter te drukken in het zoekveld om cyclisch door alle matches te navigeren (highlightIndex). De dynamische lijsten van zwaktes en aannames in de rechterzijbalk fungeren als werkvoorraad: een klik op een item zorgt ervoor dat de relevante tak automatisch wordt uitgeklapt en in beeld komt, wat gericht en efficiënt werken bij complexe bomen ondersteunt.</w:t>
+        <w:t>functionaliteit (</w:t>
+      </w:r>
+      <w:proofErr w:type="spellStart"/>
+      <w:r>
+        <w:t>CollapseButtons</w:t>
+      </w:r>
+      <w:proofErr w:type="spellEnd"/>
+      <w:r>
+        <w:t>) en door herhaaldelijk op Enter te drukken in het zoekveld om cyclisch door alle matches te navigeren (</w:t>
+      </w:r>
+      <w:proofErr w:type="spellStart"/>
+      <w:r>
+        <w:t>highlightIndex</w:t>
+      </w:r>
+      <w:proofErr w:type="spellEnd"/>
+      <w:r>
+        <w:t>). De dynamische lijsten van zwaktes en aannames in de rechterzijbalk fungeren als werkvoorraad: een klik op een item zorgt ervoor dat de relevante tak automatisch wordt uitgeklapt en in beeld komt, wat gericht en efficiënt werken bij complexe bomen ondersteunt.</w:t>
       </w:r>
     </w:p>
     <w:p>
@@ -4035,7 +6946,23 @@
       </w:r>
       <w:r>
         <w:noBreakHyphen/>
-        <w:t>out met terughoudende visuele elementen. De centrale boomweergave is dominant en gebruikt een beperkt kleurenpalet (groen/rood) om de belangrijkste semantische verschillen te markeren. Secundaire acties verschijnen pas bij hover, waardoor de standaardweergave relatief schoon blijft. De rechterzijbalk is standaard samengevouwen tot compacte “shield”-knoppen</w:t>
+        <w:t xml:space="preserve">out met terughoudende visuele elementen. De centrale boomweergave is dominant en gebruikt een beperkt kleurenpalet (groen/rood) om de belangrijkste semantische verschillen te markeren. Secundaire acties verschijnen pas bij </w:t>
+      </w:r>
+      <w:proofErr w:type="spellStart"/>
+      <w:r>
+        <w:t>hover</w:t>
+      </w:r>
+      <w:proofErr w:type="spellEnd"/>
+      <w:r>
+        <w:t>, waardoor de standaardweergave relatief schoon blijft. De rechterzijbalk is standaard samengevouwen tot compacte “</w:t>
+      </w:r>
+      <w:proofErr w:type="spellStart"/>
+      <w:r>
+        <w:t>shield</w:t>
+      </w:r>
+      <w:proofErr w:type="spellEnd"/>
+      <w:r>
+        <w:t>”-knoppen</w:t>
       </w:r>
       <w:r>
         <w:t>.</w:t>
@@ -4106,21 +7033,60 @@
         <w:t xml:space="preserve"> </w:t>
       </w:r>
       <w:r>
-        <w:t>de NodeDangerPopup worden de actuele dange</w:t>
+        <w:t>de </w:t>
+      </w:r>
+      <w:proofErr w:type="spellStart"/>
+      <w:r>
+        <w:t>NodeDangerPopup</w:t>
+      </w:r>
+      <w:proofErr w:type="spellEnd"/>
+      <w:r>
+        <w:t xml:space="preserve"> worden de actuele </w:t>
+      </w:r>
+      <w:proofErr w:type="spellStart"/>
+      <w:r>
+        <w:t>dange</w:t>
       </w:r>
       <w:r>
         <w:t>r</w:t>
       </w:r>
-      <w:r>
-        <w:t xml:space="preserve"> rating, impact en likelihood expliciet getoond, waardoor incongruente waarden makkelijk opgemerkt en aangepast kunnen worden. De branch</w:t>
-      </w:r>
+      <w:proofErr w:type="spellEnd"/>
+      <w:r>
+        <w:t xml:space="preserve"> rating, impact en </w:t>
+      </w:r>
+      <w:proofErr w:type="spellStart"/>
+      <w:r>
+        <w:t>likelihood</w:t>
+      </w:r>
+      <w:proofErr w:type="spellEnd"/>
+      <w:r>
+        <w:t xml:space="preserve"> expliciet getoond, waardoor incongruente waarden makkelijk opgemerkt en aangepast kunnen worden. De </w:t>
+      </w:r>
+      <w:proofErr w:type="spellStart"/>
+      <w:r>
+        <w:t>branch</w:t>
+      </w:r>
+      <w:proofErr w:type="spellEnd"/>
       <w:r>
         <w:noBreakHyphen/>
-        <w:t>samenvatting (via de GoInfo</w:t>
-      </w:r>
+        <w:t>samenvatting (via de </w:t>
+      </w:r>
+      <w:proofErr w:type="spellStart"/>
+      <w:r>
+        <w:t>GoInfo</w:t>
+      </w:r>
+      <w:proofErr w:type="spellEnd"/>
       <w:r>
         <w:noBreakHyphen/>
-        <w:t>knop en getParentsAbove) helpt gebruikers bij het diagnosticeren van structurele fouten in de redeneringsketen: door de context van een knoop te tonen, wordt het eenvoudiger vast te stellen of een veronderstelling op de juiste plaats staat.</w:t>
+        <w:t>knop en </w:t>
+      </w:r>
+      <w:proofErr w:type="spellStart"/>
+      <w:r>
+        <w:t>getParentsAbove</w:t>
+      </w:r>
+      <w:proofErr w:type="spellEnd"/>
+      <w:r>
+        <w:t>) helpt gebruikers bij het diagnosticeren van structurele fouten in de redeneringsketen: door de context van een knoop te tonen, wordt het eenvoudiger vast te stellen of een veronderstelling op de juiste plaats staat.</w:t>
       </w:r>
     </w:p>
     <w:p>
@@ -4175,15 +7141,121 @@
         <w:spacing w:afterLines="24" w:after="57" w:line="288" w:lineRule="auto"/>
       </w:pPr>
       <w:r>
-        <w:t>Tot slot voorziet de webtool in lichte, geïntegreerde ondersteuning. Verschillende elementen bevatten inline</w:t>
-      </w:r>
+        <w:t xml:space="preserve">Tot slot voorziet de </w:t>
+      </w:r>
+      <w:proofErr w:type="spellStart"/>
+      <w:r>
+        <w:t>webtool</w:t>
+      </w:r>
+      <w:proofErr w:type="spellEnd"/>
+      <w:r>
+        <w:t xml:space="preserve"> in lichte, geïntegreerde ondersteuning. Verschillende elementen bevatten </w:t>
+      </w:r>
+      <w:proofErr w:type="spellStart"/>
+      <w:r>
+        <w:t>inline</w:t>
+      </w:r>
+      <w:proofErr w:type="spellEnd"/>
       <w:r>
         <w:noBreakHyphen/>
-        <w:t>tooltips die bij hover verschijnen, zoals “Danger rating” bij de rode driehoek, “Show branch summary” bij het infopictogram en semantische labels bij de icons in IconSelectorButton (“Weakness Under Review”, “Completed node”, “Low Importance”). De zoekbalk is duidelijk gelabeld (“Search for node”) en gebruikt een herkenbare Material</w:t>
-      </w:r>
+        <w:t xml:space="preserve">tooltips die bij </w:t>
+      </w:r>
+      <w:proofErr w:type="spellStart"/>
+      <w:r>
+        <w:t>hover</w:t>
+      </w:r>
+      <w:proofErr w:type="spellEnd"/>
+      <w:r>
+        <w:t xml:space="preserve"> verschijnen, zoals “</w:t>
+      </w:r>
+      <w:proofErr w:type="spellStart"/>
+      <w:r>
+        <w:t>Danger</w:t>
+      </w:r>
+      <w:proofErr w:type="spellEnd"/>
+      <w:r>
+        <w:t xml:space="preserve"> rating” bij de rode driehoek, “Show </w:t>
+      </w:r>
+      <w:proofErr w:type="spellStart"/>
+      <w:r>
+        <w:t>branch</w:t>
+      </w:r>
+      <w:proofErr w:type="spellEnd"/>
+      <w:r>
+        <w:t xml:space="preserve"> summary” bij het infopictogram en semantische labels bij de </w:t>
+      </w:r>
+      <w:proofErr w:type="spellStart"/>
+      <w:r>
+        <w:t>icons</w:t>
+      </w:r>
+      <w:proofErr w:type="spellEnd"/>
+      <w:r>
+        <w:t xml:space="preserve"> in </w:t>
+      </w:r>
+      <w:proofErr w:type="spellStart"/>
+      <w:r>
+        <w:t>IconSelectorButton</w:t>
+      </w:r>
+      <w:proofErr w:type="spellEnd"/>
+      <w:r>
+        <w:t> (“</w:t>
+      </w:r>
+      <w:proofErr w:type="spellStart"/>
+      <w:r>
+        <w:t>Weakness</w:t>
+      </w:r>
+      <w:proofErr w:type="spellEnd"/>
+      <w:r>
+        <w:t xml:space="preserve"> Under Review”, “</w:t>
+      </w:r>
+      <w:proofErr w:type="spellStart"/>
+      <w:r>
+        <w:t>Completed</w:t>
+      </w:r>
+      <w:proofErr w:type="spellEnd"/>
+      <w:r>
+        <w:t xml:space="preserve"> node”, “Low </w:t>
+      </w:r>
+      <w:proofErr w:type="spellStart"/>
+      <w:r>
+        <w:t>Importance</w:t>
+      </w:r>
+      <w:proofErr w:type="spellEnd"/>
+      <w:r>
+        <w:t xml:space="preserve">”). De zoekbalk is duidelijk gelabeld (“Search </w:t>
+      </w:r>
+      <w:proofErr w:type="spellStart"/>
+      <w:r>
+        <w:t>for</w:t>
+      </w:r>
+      <w:proofErr w:type="spellEnd"/>
+      <w:r>
+        <w:t xml:space="preserve"> node”) en gebruikt een herkenbare </w:t>
+      </w:r>
+      <w:proofErr w:type="spellStart"/>
+      <w:r>
+        <w:t>Material</w:t>
+      </w:r>
+      <w:proofErr w:type="spellEnd"/>
       <w:r>
         <w:noBreakHyphen/>
-        <w:t>UI TextField, waardoor de functie intuïtief is. Deze vorm van embedded documentatie reduceert de noodzaak voor een omvangrijke externe handleiding en ondersteunt vooral eerste</w:t>
+        <w:t>UI </w:t>
+      </w:r>
+      <w:proofErr w:type="spellStart"/>
+      <w:r>
+        <w:t>TextField</w:t>
+      </w:r>
+      <w:proofErr w:type="spellEnd"/>
+      <w:r>
+        <w:t xml:space="preserve">, waardoor de functie intuïtief is. Deze vorm van </w:t>
+      </w:r>
+      <w:proofErr w:type="spellStart"/>
+      <w:r>
+        <w:t>embedded</w:t>
+      </w:r>
+      <w:proofErr w:type="spellEnd"/>
+      <w:r>
+        <w:t xml:space="preserve"> documentatie reduceert de noodzaak voor een omvangrijke externe handleiding en ondersteunt vooral eerste</w:t>
       </w:r>
       <w:r>
         <w:noBreakHyphen/>
@@ -4257,8 +7329,13 @@
         <w:spacing w:afterLines="24" w:after="57" w:line="288" w:lineRule="auto"/>
       </w:pPr>
       <w:r>
-        <w:t>De huidige codebasis is opgezet als proof</w:t>
-      </w:r>
+        <w:t xml:space="preserve">De huidige codebasis is opgezet als </w:t>
+      </w:r>
+      <w:proofErr w:type="spellStart"/>
+      <w:r>
+        <w:t>proof</w:t>
+      </w:r>
+      <w:proofErr w:type="spellEnd"/>
       <w:r>
         <w:noBreakHyphen/>
         <w:t>of</w:t>
@@ -4277,8 +7354,13 @@
         <w:spacing w:afterLines="24" w:after="57" w:line="288" w:lineRule="auto"/>
       </w:pPr>
       <w:r>
-        <w:t>opslag gebeurt lokaal en er is nog geen integratie met een backend of externe threat</w:t>
-      </w:r>
+        <w:t xml:space="preserve">opslag gebeurt lokaal en er is nog geen integratie met een backend of externe </w:t>
+      </w:r>
+      <w:proofErr w:type="spellStart"/>
+      <w:r>
+        <w:t>threat</w:t>
+      </w:r>
+      <w:proofErr w:type="spellEnd"/>
       <w:r>
         <w:noBreakHyphen/>
         <w:t>databanken;</w:t>
@@ -4293,11 +7375,24 @@
         <w:spacing w:afterLines="24" w:after="57" w:line="288" w:lineRule="auto"/>
       </w:pPr>
       <w:r>
-        <w:t>er is geen multi</w:t>
-      </w:r>
+        <w:t xml:space="preserve">er is geen </w:t>
+      </w:r>
+      <w:proofErr w:type="spellStart"/>
+      <w:r>
+        <w:t>multi</w:t>
+      </w:r>
+      <w:proofErr w:type="spellEnd"/>
       <w:r>
         <w:noBreakHyphen/>
-        <w:t>user synchronisatie, waardoor collaboratieve workflows buiten scope vallen;</w:t>
+        <w:t xml:space="preserve">user synchronisatie, waardoor collaboratieve </w:t>
+      </w:r>
+      <w:proofErr w:type="spellStart"/>
+      <w:r>
+        <w:t>workflows</w:t>
+      </w:r>
+      <w:proofErr w:type="spellEnd"/>
+      <w:r>
+        <w:t xml:space="preserve"> buiten scope vallen;</w:t>
       </w:r>
     </w:p>
     <w:p>
@@ -4357,7 +7452,6 @@
     </w:p>
     <w:p>
       <w:pPr>
-        <w:spacing w:afterLines="24" w:after="57" w:line="288" w:lineRule="auto"/>
         <w:rPr>
           <w:b/>
           <w:bCs/>
@@ -4372,27 +7466,79 @@
           <w:sz w:val="28"/>
           <w:szCs w:val="28"/>
         </w:rPr>
-        <w:t xml:space="preserve">3.13 </w:t>
-      </w:r>
-      <w:r>
+        <w:br w:type="page"/>
+      </w:r>
+    </w:p>
+    <w:p>
+      <w:pPr>
         <w:rPr>
           <w:b/>
           <w:bCs/>
           <w:sz w:val="28"/>
           <w:szCs w:val="28"/>
         </w:rPr>
-        <w:t>Gebruikersstudie</w:t>
-      </w:r>
-    </w:p>
-    <w:p>
-      <w:pPr>
-        <w:spacing w:afterLines="24" w:after="57" w:line="288" w:lineRule="auto"/>
+      </w:pPr>
+      <w:r>
         <w:rPr>
           <w:b/>
           <w:bCs/>
           <w:sz w:val="28"/>
           <w:szCs w:val="28"/>
         </w:rPr>
+        <w:lastRenderedPageBreak/>
+        <w:br w:type="page"/>
+      </w:r>
+    </w:p>
+    <w:p>
+      <w:pPr>
+        <w:spacing w:afterLines="24" w:after="57" w:line="288" w:lineRule="auto"/>
+        <w:rPr>
+          <w:b/>
+          <w:bCs/>
+          <w:sz w:val="36"/>
+          <w:szCs w:val="36"/>
+        </w:rPr>
+      </w:pPr>
+      <w:r>
+        <w:rPr>
+          <w:b/>
+          <w:bCs/>
+          <w:sz w:val="36"/>
+          <w:szCs w:val="36"/>
+        </w:rPr>
+        <w:lastRenderedPageBreak/>
+        <w:t>Hoofdstuk 4</w:t>
+      </w:r>
+    </w:p>
+    <w:p>
+      <w:pPr>
+        <w:spacing w:afterLines="24" w:after="57" w:line="288" w:lineRule="auto"/>
+        <w:rPr>
+          <w:b/>
+          <w:bCs/>
+          <w:sz w:val="36"/>
+          <w:szCs w:val="36"/>
+        </w:rPr>
+      </w:pPr>
+      <w:r>
+        <w:rPr>
+          <w:b/>
+          <w:bCs/>
+          <w:sz w:val="36"/>
+          <w:szCs w:val="36"/>
+        </w:rPr>
+        <w:t>Gebruikersstudie</w:t>
+      </w:r>
+    </w:p>
+    <w:p>
+      <w:pPr>
+        <w:spacing w:afterLines="24" w:after="57" w:line="288" w:lineRule="auto"/>
+        <w:rPr>
+          <w:b/>
+          <w:bCs/>
+          <w:sz w:val="28"/>
+          <w:szCs w:val="28"/>
+        </w:rPr>
       </w:pPr>
     </w:p>
     <w:p>
@@ -4415,7 +7561,14 @@
           <w:b/>
           <w:bCs/>
         </w:rPr>
-        <w:t>Verloop van de gebruikersstudie</w:t>
+        <w:t>Doel</w:t>
+      </w:r>
+      <w:r>
+        <w:rPr>
+          <w:b/>
+          <w:bCs/>
+        </w:rPr>
+        <w:t xml:space="preserve"> van de gebruikersstudie</w:t>
       </w:r>
     </w:p>
     <w:p>
@@ -4453,11 +7606,22 @@
         <w:t>het uitwerken van een securitymodel voor een inlog- en authenticatiesysteem als scenario één en het analyseren van een AI fraude detectiesysteem</w:t>
       </w:r>
       <w:r>
+        <w:t xml:space="preserve"> als scenario twee</w:t>
+      </w:r>
+      <w:r>
         <w:t>. Deelnemers voerden gestructureerde scenario</w:t>
       </w:r>
       <w:r>
         <w:noBreakHyphen/>
-        <w:t>taken uit in de software en vulden nadien een User Experience Questionnaire (UEQ) en open vragen in.</w:t>
+        <w:t xml:space="preserve">taken uit in de software en vulden nadien een User </w:t>
+      </w:r>
+      <w:proofErr w:type="spellStart"/>
+      <w:r>
+        <w:t>Experience</w:t>
+      </w:r>
+      <w:proofErr w:type="spellEnd"/>
+      <w:r>
+        <w:t xml:space="preserve"> Questionnaire (UEQ) en open vragen in.</w:t>
       </w:r>
       <w:r>
         <w:rPr>
@@ -4474,16 +7638,131 @@
     <w:p>
       <w:pPr>
         <w:spacing w:afterLines="24" w:after="57" w:line="288" w:lineRule="auto"/>
+      </w:pPr>
+    </w:p>
+    <w:p>
+      <w:pPr>
+        <w:spacing w:afterLines="24" w:after="57" w:line="288" w:lineRule="auto"/>
+        <w:rPr>
+          <w:b/>
+          <w:bCs/>
+        </w:rPr>
+      </w:pPr>
+      <w:r>
+        <w:rPr>
+          <w:b/>
+          <w:bCs/>
+        </w:rPr>
+        <w:t>3.13.</w:t>
+      </w:r>
+      <w:r>
+        <w:rPr>
+          <w:b/>
+          <w:bCs/>
+        </w:rPr>
+        <w:t>2</w:t>
+      </w:r>
+      <w:r>
+        <w:rPr>
+          <w:b/>
+          <w:bCs/>
+        </w:rPr>
+        <w:t xml:space="preserve"> </w:t>
+      </w:r>
+      <w:r>
+        <w:rPr>
+          <w:b/>
+          <w:bCs/>
+        </w:rPr>
+        <w:t>Verloop</w:t>
+      </w:r>
+      <w:r>
+        <w:rPr>
+          <w:b/>
+          <w:bCs/>
+        </w:rPr>
+        <w:t xml:space="preserve"> van de gebruikersstudie</w:t>
+      </w:r>
+    </w:p>
+    <w:p>
+      <w:pPr>
+        <w:spacing w:afterLines="24" w:after="57" w:line="288" w:lineRule="auto"/>
+      </w:pPr>
+    </w:p>
+    <w:p>
+      <w:pPr>
+        <w:spacing w:afterLines="24" w:after="57" w:line="288" w:lineRule="auto"/>
         <w:rPr>
           <w:rFonts w:ascii="Arial" w:hAnsi="Arial" w:cs="Arial"/>
         </w:rPr>
       </w:pPr>
       <w:r>
-        <w:t>Deelnemers kregen eerst een introductie tot de fortunately–unfortunately</w:t>
-      </w:r>
+        <w:t xml:space="preserve">Deelnemers kregen eerst een introductie tot de </w:t>
+      </w:r>
+      <w:proofErr w:type="spellStart"/>
+      <w:r>
+        <w:t>fortunately</w:t>
+      </w:r>
+      <w:proofErr w:type="spellEnd"/>
+      <w:r>
+        <w:t>–</w:t>
+      </w:r>
+      <w:proofErr w:type="spellStart"/>
+      <w:r>
+        <w:t>unfortunately</w:t>
+      </w:r>
+      <w:proofErr w:type="spellEnd"/>
       <w:r>
         <w:noBreakHyphen/>
-        <w:t>methode en de bijkomende statussen (Weakness, Weakness Under Review, Assumption Under Review, Verified Assumption) en danger rating. Vervolgens doorliepen ze</w:t>
+        <w:t>methode en de bijkomende statussen (</w:t>
+      </w:r>
+      <w:proofErr w:type="spellStart"/>
+      <w:r>
+        <w:t>Weakness</w:t>
+      </w:r>
+      <w:proofErr w:type="spellEnd"/>
+      <w:r>
+        <w:t xml:space="preserve">, </w:t>
+      </w:r>
+      <w:proofErr w:type="spellStart"/>
+      <w:r>
+        <w:t>Weakness</w:t>
+      </w:r>
+      <w:proofErr w:type="spellEnd"/>
+      <w:r>
+        <w:t xml:space="preserve"> Under Review, </w:t>
+      </w:r>
+      <w:proofErr w:type="spellStart"/>
+      <w:r>
+        <w:t>Assumption</w:t>
+      </w:r>
+      <w:proofErr w:type="spellEnd"/>
+      <w:r>
+        <w:t xml:space="preserve"> Under Review, </w:t>
+      </w:r>
+      <w:proofErr w:type="spellStart"/>
+      <w:r>
+        <w:t>Verified</w:t>
+      </w:r>
+      <w:proofErr w:type="spellEnd"/>
+      <w:r>
+        <w:t xml:space="preserve"> </w:t>
+      </w:r>
+      <w:proofErr w:type="spellStart"/>
+      <w:r>
+        <w:t>Assumption</w:t>
+      </w:r>
+      <w:proofErr w:type="spellEnd"/>
+      <w:r>
+        <w:t xml:space="preserve">) en </w:t>
+      </w:r>
+      <w:proofErr w:type="spellStart"/>
+      <w:r>
+        <w:t>danger</w:t>
+      </w:r>
+      <w:proofErr w:type="spellEnd"/>
+      <w:r>
+        <w:t xml:space="preserve"> rating. Vervolgens doorliepen ze</w:t>
       </w:r>
       <w:r>
         <w:t xml:space="preserve"> de</w:t>
@@ -4533,7 +7812,21 @@
           <w:b/>
           <w:bCs/>
         </w:rPr>
-        <w:t xml:space="preserve">3.13.2 </w:t>
+        <w:t>3.13.</w:t>
+      </w:r>
+      <w:r>
+        <w:rPr>
+          <w:b/>
+          <w:bCs/>
+        </w:rPr>
+        <w:t>3</w:t>
+      </w:r>
+      <w:r>
+        <w:rPr>
+          <w:b/>
+          <w:bCs/>
+        </w:rPr>
+        <w:t xml:space="preserve"> </w:t>
       </w:r>
       <w:r>
         <w:rPr>
@@ -4560,7 +7853,93 @@
         </w:rPr>
       </w:pPr>
       <w:r>
-        <w:t>De basisversie van de tool bevatte enkel kernfunctionaliteit: nodes toevoegen, nodes verwijderen, alle nodes inklappen, alle nodes uitklappen, per node inklappen en een zoekfunctie. In deze versie moesten de status en soort van een node (fortunately/unfortunately, inclusief statuslabels zoals Weakness of Verified Assumption) expliciet in de node</w:t>
+        <w:t>De basisversie van de tool bevat</w:t>
+      </w:r>
+      <w:r>
+        <w:t xml:space="preserve"> </w:t>
+      </w:r>
+      <w:r>
+        <w:t xml:space="preserve">enkel kernfunctionaliteit: </w:t>
+      </w:r>
+      <w:proofErr w:type="spellStart"/>
+      <w:r>
+        <w:t>nodes</w:t>
+      </w:r>
+      <w:proofErr w:type="spellEnd"/>
+      <w:r>
+        <w:t xml:space="preserve"> toevoegen, </w:t>
+      </w:r>
+      <w:proofErr w:type="spellStart"/>
+      <w:r>
+        <w:t>nodes</w:t>
+      </w:r>
+      <w:proofErr w:type="spellEnd"/>
+      <w:r>
+        <w:t xml:space="preserve"> verwijderen, alle </w:t>
+      </w:r>
+      <w:proofErr w:type="spellStart"/>
+      <w:r>
+        <w:t>nodes</w:t>
+      </w:r>
+      <w:proofErr w:type="spellEnd"/>
+      <w:r>
+        <w:t xml:space="preserve"> inklappen, alle </w:t>
+      </w:r>
+      <w:proofErr w:type="spellStart"/>
+      <w:r>
+        <w:t>nodes</w:t>
+      </w:r>
+      <w:proofErr w:type="spellEnd"/>
+      <w:r>
+        <w:t xml:space="preserve"> uitklappen, per node inklappen en een zoekfunctie. In deze versie moesten de status en soort van een node (</w:t>
+      </w:r>
+      <w:proofErr w:type="spellStart"/>
+      <w:r>
+        <w:t>fortunately</w:t>
+      </w:r>
+      <w:proofErr w:type="spellEnd"/>
+      <w:r>
+        <w:t>/</w:t>
+      </w:r>
+      <w:proofErr w:type="spellStart"/>
+      <w:r>
+        <w:t>unfortunately</w:t>
+      </w:r>
+      <w:proofErr w:type="spellEnd"/>
+      <w:r>
+        <w:t xml:space="preserve">, inclusief </w:t>
+      </w:r>
+      <w:proofErr w:type="spellStart"/>
+      <w:r>
+        <w:t>statuslabels</w:t>
+      </w:r>
+      <w:proofErr w:type="spellEnd"/>
+      <w:r>
+        <w:t xml:space="preserve"> zoals </w:t>
+      </w:r>
+      <w:proofErr w:type="spellStart"/>
+      <w:r>
+        <w:t>Weakness</w:t>
+      </w:r>
+      <w:proofErr w:type="spellEnd"/>
+      <w:r>
+        <w:t xml:space="preserve"> of </w:t>
+      </w:r>
+      <w:proofErr w:type="spellStart"/>
+      <w:r>
+        <w:t>Verified</w:t>
+      </w:r>
+      <w:proofErr w:type="spellEnd"/>
+      <w:r>
+        <w:t xml:space="preserve"> </w:t>
+      </w:r>
+      <w:proofErr w:type="spellStart"/>
+      <w:r>
+        <w:t>Assumption</w:t>
+      </w:r>
+      <w:proofErr w:type="spellEnd"/>
+      <w:r>
+        <w:t>) expliciet in de node</w:t>
       </w:r>
       <w:r>
         <w:noBreakHyphen/>
@@ -4590,7 +7969,31 @@
       </w:r>
       <w:r>
         <w:noBreakHyphen/>
-        <w:t xml:space="preserve"> en analysefeatures, zoals kleurcodering voor het soort node, iconen voor classificatie, filtering op status, telling van nodes per status, rangschikking op basis van danger rating, highlighting vanuit de filterbalk, samenvattingsfunctionaliteit en tooltips. Beide versies gebruikten dezelfde onderliggende</w:t>
+        <w:t xml:space="preserve"> en analysefeatures, zoals kleurcodering voor het soort node, iconen voor classificatie, filtering op status, telling van </w:t>
+      </w:r>
+      <w:proofErr w:type="spellStart"/>
+      <w:r>
+        <w:t>nodes</w:t>
+      </w:r>
+      <w:proofErr w:type="spellEnd"/>
+      <w:r>
+        <w:t xml:space="preserve"> per status, rangschikking op basis van </w:t>
+      </w:r>
+      <w:proofErr w:type="spellStart"/>
+      <w:r>
+        <w:t>danger</w:t>
+      </w:r>
+      <w:proofErr w:type="spellEnd"/>
+      <w:r>
+        <w:t xml:space="preserve"> rating, </w:t>
+      </w:r>
+      <w:proofErr w:type="spellStart"/>
+      <w:r>
+        <w:t>highlighting</w:t>
+      </w:r>
+      <w:proofErr w:type="spellEnd"/>
+      <w:r>
+        <w:t xml:space="preserve"> vanuit de filterbalk, samenvattingsfunctionaliteit en tooltips. Beide versies gebruikten dezelfde onderliggende</w:t>
       </w:r>
       <w:r>
         <w:t xml:space="preserve"> fileview</w:t>
@@ -4603,8 +8006,21 @@
       </w:r>
       <w:r>
         <w:noBreakHyphen/>
-        <w:t>representatie van het fortunately–unfortunately</w:t>
-      </w:r>
+        <w:t xml:space="preserve">representatie van het </w:t>
+      </w:r>
+      <w:proofErr w:type="spellStart"/>
+      <w:r>
+        <w:t>fortunately</w:t>
+      </w:r>
+      <w:proofErr w:type="spellEnd"/>
+      <w:r>
+        <w:t>–</w:t>
+      </w:r>
+      <w:proofErr w:type="spellStart"/>
+      <w:r>
+        <w:t>unfortunately</w:t>
+      </w:r>
+      <w:proofErr w:type="spellEnd"/>
       <w:r>
         <w:noBreakHyphen/>
         <w:t>model, geïmplementeerd in de codebasis van de prototypeapplicatie.</w:t>
@@ -4768,7 +8184,7 @@
           <w:noProof/>
         </w:rPr>
         <w:drawing>
-          <wp:inline distT="0" distB="0" distL="0" distR="0" wp14:anchorId="385A938B" wp14:editId="046B665E">
+          <wp:inline distT="0" distB="0" distL="0" distR="0" wp14:anchorId="385A938B" wp14:editId="72E68438">
             <wp:extent cx="5759450" cy="2903855"/>
             <wp:effectExtent l="0" t="0" r="0" b="0"/>
             <wp:docPr id="254494346" name="Afbeelding 25" descr="Afbeelding met tekst, schermopname, Lettertype, nummer&#10;&#10;Door AI gegenereerde inhoud is mogelijk onjuist."/>
@@ -4828,7 +8244,21 @@
           <w:b/>
           <w:bCs/>
         </w:rPr>
-        <w:t xml:space="preserve">3.13.3 </w:t>
+        <w:t>3.13.</w:t>
+      </w:r>
+      <w:r>
+        <w:rPr>
+          <w:b/>
+          <w:bCs/>
+        </w:rPr>
+        <w:t>4</w:t>
+      </w:r>
+      <w:r>
+        <w:rPr>
+          <w:b/>
+          <w:bCs/>
+        </w:rPr>
+        <w:t xml:space="preserve"> </w:t>
       </w:r>
       <w:r>
         <w:rPr>
@@ -4873,19 +8303,88 @@
         <w:t xml:space="preserve"> </w:t>
       </w:r>
       <w:r>
-        <w:t>via vier opeenvolgende taken. Typische subtaken waren: ontbrekende unfortunately</w:t>
+        <w:t xml:space="preserve">via vier opeenvolgende taken. Typische </w:t>
+      </w:r>
+      <w:proofErr w:type="spellStart"/>
+      <w:r>
+        <w:t>subtaken</w:t>
+      </w:r>
+      <w:proofErr w:type="spellEnd"/>
+      <w:r>
+        <w:t xml:space="preserve"> waren: ontbrekende </w:t>
+      </w:r>
+      <w:proofErr w:type="spellStart"/>
+      <w:r>
+        <w:t>unfortunately</w:t>
       </w:r>
       <w:r>
         <w:noBreakHyphen/>
-        <w:t>nodes toevoegen, nieuwe fortunately</w:t>
-      </w:r>
+        <w:t>nodes</w:t>
+      </w:r>
+      <w:proofErr w:type="spellEnd"/>
+      <w:r>
+        <w:t xml:space="preserve"> toevoegen, nieuwe </w:t>
+      </w:r>
+      <w:proofErr w:type="spellStart"/>
+      <w:r>
+        <w:t>fortunately</w:t>
+      </w:r>
+      <w:proofErr w:type="spellEnd"/>
       <w:r>
         <w:noBreakHyphen/>
-        <w:t>tegenmaatregelen uitwerken, danger ratings invullen, statussen correct toekennen en lijstjes van specifieke nodecategorieën opstellen (bijvoorbeeld alle weakness</w:t>
+        <w:t xml:space="preserve">tegenmaatregelen uitwerken, </w:t>
+      </w:r>
+      <w:proofErr w:type="spellStart"/>
+      <w:r>
+        <w:t>danger</w:t>
+      </w:r>
+      <w:proofErr w:type="spellEnd"/>
+      <w:r>
+        <w:t xml:space="preserve"> ratings invullen, statussen correct toekennen en lijstjes van specifieke </w:t>
+      </w:r>
+      <w:proofErr w:type="spellStart"/>
+      <w:r>
+        <w:t>nodecategorieën</w:t>
+      </w:r>
+      <w:proofErr w:type="spellEnd"/>
+      <w:r>
+        <w:t xml:space="preserve"> opstellen (bijvoorbeeld alle </w:t>
+      </w:r>
+      <w:proofErr w:type="spellStart"/>
+      <w:r>
+        <w:t>weakness</w:t>
       </w:r>
       <w:r>
         <w:noBreakHyphen/>
-        <w:t>nodes of de weakness under review met hoogste danger rating).</w:t>
+        <w:t>nodes</w:t>
+      </w:r>
+      <w:proofErr w:type="spellEnd"/>
+      <w:r>
+        <w:t xml:space="preserve"> of de </w:t>
+      </w:r>
+      <w:proofErr w:type="spellStart"/>
+      <w:r>
+        <w:t>weakness</w:t>
+      </w:r>
+      <w:proofErr w:type="spellEnd"/>
+      <w:r>
+        <w:t xml:space="preserve"> </w:t>
+      </w:r>
+      <w:proofErr w:type="spellStart"/>
+      <w:r>
+        <w:t>under</w:t>
+      </w:r>
+      <w:proofErr w:type="spellEnd"/>
+      <w:r>
+        <w:t xml:space="preserve"> review met hoogste </w:t>
+      </w:r>
+      <w:proofErr w:type="spellStart"/>
+      <w:r>
+        <w:t>danger</w:t>
+      </w:r>
+      <w:proofErr w:type="spellEnd"/>
+      <w:r>
+        <w:t xml:space="preserve"> rating).</w:t>
       </w:r>
       <w:r>
         <w:rPr>
@@ -4913,12 +8412,49 @@
         <w:t>taken uit om informatie uit de tree te halen</w:t>
       </w:r>
       <w:r>
-        <w:t>, zoals het opzoeken van alle Verified Assumption</w:t>
+        <w:t xml:space="preserve">, zoals het opzoeken van alle </w:t>
+      </w:r>
+      <w:proofErr w:type="spellStart"/>
+      <w:r>
+        <w:t>Verified</w:t>
+      </w:r>
+      <w:proofErr w:type="spellEnd"/>
+      <w:r>
+        <w:t xml:space="preserve"> </w:t>
+      </w:r>
+      <w:proofErr w:type="spellStart"/>
+      <w:r>
+        <w:t>Assumption</w:t>
       </w:r>
       <w:r>
         <w:noBreakHyphen/>
-        <w:t>nodes of het reconstrueren van de keten van nodes van de root tot een specifieke node. In de laatste taak van elke story moest de deelnemer een samenvatting opstellen van de volledige fortunately–unfortunately</w:t>
-      </w:r>
+        <w:t>nodes</w:t>
+      </w:r>
+      <w:proofErr w:type="spellEnd"/>
+      <w:r>
+        <w:t xml:space="preserve"> of het reconstrueren van de keten van </w:t>
+      </w:r>
+      <w:proofErr w:type="spellStart"/>
+      <w:r>
+        <w:t>nodes</w:t>
+      </w:r>
+      <w:proofErr w:type="spellEnd"/>
+      <w:r>
+        <w:t xml:space="preserve"> van de root tot een specifieke node. In de laatste taak van elke story moest de deelnemer een samenvatting opstellen van de volledige </w:t>
+      </w:r>
+      <w:proofErr w:type="spellStart"/>
+      <w:r>
+        <w:t>fortunately</w:t>
+      </w:r>
+      <w:proofErr w:type="spellEnd"/>
+      <w:r>
+        <w:t>–</w:t>
+      </w:r>
+      <w:proofErr w:type="spellStart"/>
+      <w:r>
+        <w:t>unfortunately</w:t>
+      </w:r>
+      <w:proofErr w:type="spellEnd"/>
       <w:r>
         <w:noBreakHyphen/>
         <w:t xml:space="preserve">keten tot aan een gekozen of gegeven node, als </w:t>
@@ -4962,7 +8498,21 @@
           <w:b/>
           <w:bCs/>
         </w:rPr>
-        <w:t xml:space="preserve">3.13.4 </w:t>
+        <w:t>3.13.</w:t>
+      </w:r>
+      <w:r>
+        <w:rPr>
+          <w:b/>
+          <w:bCs/>
+        </w:rPr>
+        <w:t>5</w:t>
+      </w:r>
+      <w:r>
+        <w:rPr>
+          <w:b/>
+          <w:bCs/>
+        </w:rPr>
+        <w:t xml:space="preserve"> </w:t>
       </w:r>
       <w:r>
         <w:rPr>
@@ -5008,45 +8558,92 @@
         <w:spacing w:afterLines="24" w:after="57" w:line="288" w:lineRule="auto"/>
       </w:pPr>
       <w:r>
-        <w:t>De studie verzamelde zo zowel kwantitatieve gebruikservaringsscores als kwalitatieve feedback over de toegevoegde visualisatiefeatures ten opzichte van de basisfunctionaliteit.</w:t>
-      </w:r>
-    </w:p>
-    <w:p>
-      <w:pPr>
-        <w:spacing w:afterLines="24" w:after="57" w:line="288" w:lineRule="auto"/>
-      </w:pPr>
-    </w:p>
-    <w:p>
-      <w:pPr>
-        <w:spacing w:afterLines="24" w:after="57" w:line="288" w:lineRule="auto"/>
-        <w:rPr>
-          <w:b/>
-          <w:bCs/>
-        </w:rPr>
-      </w:pPr>
-    </w:p>
-    <w:p>
-      <w:pPr>
-        <w:spacing w:afterLines="24" w:after="57" w:line="288" w:lineRule="auto"/>
-        <w:rPr>
-          <w:b/>
-          <w:bCs/>
-        </w:rPr>
-      </w:pPr>
-      <w:r>
-        <w:rPr>
-          <w:b/>
-          <w:bCs/>
-        </w:rPr>
-        <w:t xml:space="preserve">3.13.5 </w:t>
-      </w:r>
-      <w:r>
-        <w:rPr>
-          <w:b/>
-          <w:bCs/>
-        </w:rPr>
-        <w:t>User Experience Questionaire</w:t>
-      </w:r>
+        <w:t xml:space="preserve">De studie verzamelde zo zowel kwantitatieve </w:t>
+      </w:r>
+      <w:proofErr w:type="spellStart"/>
+      <w:r>
+        <w:t>gebruikservaringsscores</w:t>
+      </w:r>
+      <w:proofErr w:type="spellEnd"/>
+      <w:r>
+        <w:t xml:space="preserve"> als kwalitatieve feedback over de toegevoegde visualisatiefeatures ten opzichte van de basisfunctionaliteit.</w:t>
+      </w:r>
+    </w:p>
+    <w:p>
+      <w:pPr>
+        <w:spacing w:afterLines="24" w:after="57" w:line="288" w:lineRule="auto"/>
+      </w:pPr>
+    </w:p>
+    <w:p>
+      <w:pPr>
+        <w:spacing w:afterLines="24" w:after="57" w:line="288" w:lineRule="auto"/>
+        <w:rPr>
+          <w:b/>
+          <w:bCs/>
+        </w:rPr>
+      </w:pPr>
+    </w:p>
+    <w:p>
+      <w:pPr>
+        <w:spacing w:afterLines="24" w:after="57" w:line="288" w:lineRule="auto"/>
+        <w:rPr>
+          <w:b/>
+          <w:bCs/>
+        </w:rPr>
+      </w:pPr>
+      <w:r>
+        <w:rPr>
+          <w:b/>
+          <w:bCs/>
+        </w:rPr>
+        <w:t>3.13.</w:t>
+      </w:r>
+      <w:r>
+        <w:rPr>
+          <w:b/>
+          <w:bCs/>
+        </w:rPr>
+        <w:t>6</w:t>
+      </w:r>
+      <w:r>
+        <w:rPr>
+          <w:b/>
+          <w:bCs/>
+        </w:rPr>
+        <w:t xml:space="preserve"> </w:t>
+      </w:r>
+      <w:r>
+        <w:rPr>
+          <w:b/>
+          <w:bCs/>
+        </w:rPr>
+        <w:t xml:space="preserve">User </w:t>
+      </w:r>
+      <w:proofErr w:type="spellStart"/>
+      <w:r>
+        <w:rPr>
+          <w:b/>
+          <w:bCs/>
+        </w:rPr>
+        <w:t>Experience</w:t>
+      </w:r>
+      <w:proofErr w:type="spellEnd"/>
+      <w:r>
+        <w:rPr>
+          <w:b/>
+          <w:bCs/>
+        </w:rPr>
+        <w:t xml:space="preserve"> </w:t>
+      </w:r>
+      <w:proofErr w:type="spellStart"/>
+      <w:r>
+        <w:rPr>
+          <w:b/>
+          <w:bCs/>
+        </w:rPr>
+        <w:t>Questionaire</w:t>
+      </w:r>
+      <w:proofErr w:type="spellEnd"/>
     </w:p>
     <w:p>
       <w:pPr>
@@ -5065,7 +8662,15 @@
         </w:rPr>
       </w:pPr>
       <w:r>
-        <w:t>De User Experience Questionnaire (UEQ) is een gevalideerde, semantisch-differentiaal gestandaardiseerde vragenlijst die een holistische beoordeling van de gebruikerservaring mogelijk maakt door middel van zes schalen: aantrekkelijkheid (algemene indruk van het product), duidelijkheid (leercurve en vertrouwd raken), efficiëntie (taakuitvoering zonder onnodige inspanning en reactietijd), betrouwbaarheid (gevoel van controle, veiligheid en voorspelbaarheid), stimulatie (opwinding, motivatie en plezier) en nieuwheid (creativiteit en interesseopwekkend ontwerp).</w:t>
+        <w:t xml:space="preserve">De User </w:t>
+      </w:r>
+      <w:proofErr w:type="spellStart"/>
+      <w:r>
+        <w:t>Experience</w:t>
+      </w:r>
+      <w:proofErr w:type="spellEnd"/>
+      <w:r>
+        <w:t xml:space="preserve"> Questionnaire (UEQ) is een gevalideerde, semantisch-differentiaal gestandaardiseerde vragenlijst die een holistische beoordeling van de gebruikerservaring mogelijk maakt door middel van zes schalen: aantrekkelijkheid (algemene indruk van het product), duidelijkheid (leercurve en vertrouwd raken), efficiëntie (taakuitvoering zonder onnodige inspanning en reactietijd), betrouwbaarheid (gevoel van controle, veiligheid en voorspelbaarheid), stimulatie (opwinding, motivatie en plezier) en nieuwheid (creativiteit en interesseopwekkend ontwerp).</w:t>
       </w:r>
       <w:r>
         <w:rPr>
@@ -5087,35 +8692,15 @@
         </w:rPr>
       </w:pPr>
       <w:r>
-        <w:t>Deze schalen omvatten zowel pragmatische bruikbaarheidsaspecten als</w:t>
-      </w:r>
-      <w:r>
-        <w:t xml:space="preserve"> elementen van de gebruikerservaring</w:t>
-      </w:r>
-      <w:r>
-        <w:t>, en de vragenlijst is beschikbaar in meer dan 30 talen, vergezeld van gratis hulpmiddelen zoals PDF-versies, Excel-analysebladen en een verkorte UEQ-S-versie met acht items voor specifieke scenario's.</w:t>
-      </w:r>
-      <w:r>
-        <w:rPr>
-          <w:rFonts w:ascii="Arial" w:hAnsi="Arial" w:cs="Arial"/>
-        </w:rPr>
-        <w:t>​</w:t>
-      </w:r>
-    </w:p>
-    <w:p>
-      <w:pPr>
-        <w:spacing w:afterLines="24" w:after="57" w:line="288" w:lineRule="auto"/>
-      </w:pPr>
-    </w:p>
-    <w:p>
-      <w:pPr>
-        <w:spacing w:afterLines="24" w:after="57" w:line="288" w:lineRule="auto"/>
-        <w:rPr>
-          <w:rFonts w:ascii="Arial" w:hAnsi="Arial" w:cs="Arial"/>
-        </w:rPr>
-      </w:pPr>
-      <w:r>
-        <w:t>De UEQ meet gebruikerservaring via gepaarde tegenstellingen op een 7-punts Likert-schaal, waarbij hogere scores positieve ervaringen aangeven</w:t>
+        <w:t xml:space="preserve">De UEQ meet gebruikerservaring via gepaarde tegenstellingen op een 7-punts </w:t>
+      </w:r>
+      <w:proofErr w:type="spellStart"/>
+      <w:r>
+        <w:t>Likert-schaal</w:t>
+      </w:r>
+      <w:proofErr w:type="spellEnd"/>
+      <w:r>
+        <w:t>, waarbij hogere scores positieve ervaringen aangeven</w:t>
       </w:r>
       <w:r>
         <w:t>:</w:t>
@@ -5221,7 +8806,6 @@
           <w:b/>
           <w:bCs/>
         </w:rPr>
-        <w:lastRenderedPageBreak/>
         <w:t>b</w:t>
       </w:r>
       <w:r>
@@ -5322,7 +8906,21 @@
           <w:b/>
           <w:bCs/>
         </w:rPr>
-        <w:t xml:space="preserve">3.13.6 </w:t>
+        <w:t>3.13.</w:t>
+      </w:r>
+      <w:r>
+        <w:rPr>
+          <w:b/>
+          <w:bCs/>
+        </w:rPr>
+        <w:t>7</w:t>
+      </w:r>
+      <w:r>
+        <w:rPr>
+          <w:b/>
+          <w:bCs/>
+        </w:rPr>
+        <w:t xml:space="preserve"> </w:t>
       </w:r>
       <w:r>
         <w:rPr>
@@ -5377,7 +8975,23 @@
         </w:rPr>
       </w:pPr>
       <w:r>
-        <w:t xml:space="preserve">De UEQ biedt een robuuste, kwantitatieve methode voor het evalueren van gebruikersinterfaces in threat modeling-tools, door pragmatische schalen (duidelijkheid, efficiëntie, betrouwbaarheid) te combineren met </w:t>
+        <w:t xml:space="preserve">De UEQ biedt een robuuste, kwantitatieve methode voor het evalueren van gebruikersinterfaces in </w:t>
+      </w:r>
+      <w:proofErr w:type="spellStart"/>
+      <w:r>
+        <w:t>threat</w:t>
+      </w:r>
+      <w:proofErr w:type="spellEnd"/>
+      <w:r>
+        <w:t xml:space="preserve"> </w:t>
+      </w:r>
+      <w:proofErr w:type="spellStart"/>
+      <w:r>
+        <w:t>modeling</w:t>
+      </w:r>
+      <w:proofErr w:type="spellEnd"/>
+      <w:r>
+        <w:t xml:space="preserve">-tools, door pragmatische schalen (duidelijkheid, efficiëntie, betrouwbaarheid) te combineren met </w:t>
       </w:r>
       <w:r>
         <w:t>belevingsgerichte</w:t>
@@ -5429,7 +9043,16 @@
           <w:szCs w:val="36"/>
         </w:rPr>
         <w:lastRenderedPageBreak/>
-        <w:t>Hoofdstuk 4</w:t>
+        <w:t xml:space="preserve">Hoofdstuk </w:t>
+      </w:r>
+      <w:r>
+        <w:rPr>
+          <w:b/>
+          <w:bCs/>
+          <w:sz w:val="36"/>
+          <w:szCs w:val="36"/>
+        </w:rPr>
+        <w:t>5</w:t>
       </w:r>
     </w:p>
     <w:p>
@@ -5745,7 +9368,27 @@
           <w:lang w:eastAsia="nl-BE"/>
           <w14:ligatures w14:val="none"/>
         </w:rPr>
-        <w:t xml:space="preserve">De antwoorden op de open vragen sluiten nauw aan bij deze kwantitatieve resultaten. Deelnemers geven unaniem aan dat zij de taken makkelijker konden uitvoeren met versie 2 en noemen daarbij expliciet de aanwezigheid van filter- en sorteerfunctionaliteit, automatische danger-ratingberekening en zoekmogelijkheden. </w:t>
+        <w:t xml:space="preserve">De antwoorden op de open vragen sluiten nauw aan bij deze kwantitatieve resultaten. Deelnemers geven unaniem aan dat zij de taken makkelijker konden uitvoeren met versie 2 en noemen daarbij expliciet de aanwezigheid van filter- en sorteerfunctionaliteit, automatische </w:t>
+      </w:r>
+      <w:proofErr w:type="spellStart"/>
+      <w:r>
+        <w:rPr>
+          <w:rFonts w:eastAsia="Times New Roman" w:cs="Times New Roman"/>
+          <w:kern w:val="0"/>
+          <w:lang w:eastAsia="nl-BE"/>
+          <w14:ligatures w14:val="none"/>
+        </w:rPr>
+        <w:t>danger</w:t>
+      </w:r>
+      <w:proofErr w:type="spellEnd"/>
+      <w:r>
+        <w:rPr>
+          <w:rFonts w:eastAsia="Times New Roman" w:cs="Times New Roman"/>
+          <w:kern w:val="0"/>
+          <w:lang w:eastAsia="nl-BE"/>
+          <w14:ligatures w14:val="none"/>
+        </w:rPr>
+        <w:t xml:space="preserve">-ratingberekening en zoekmogelijkheden. </w:t>
       </w:r>
       <w:r>
         <w:rPr>
@@ -5755,7 +9398,27 @@
           <w14:ligatures w14:val="none"/>
         </w:rPr>
         <w:lastRenderedPageBreak/>
-        <w:t>Versie 2 vermindert de cognitieve belasting doordat gebruikers niet langer zelf hoeven te tellen of danger ratings manueel moeten berekenen</w:t>
+        <w:t xml:space="preserve">Versie 2 vermindert de cognitieve belasting doordat gebruikers niet langer zelf hoeven te tellen of </w:t>
+      </w:r>
+      <w:proofErr w:type="spellStart"/>
+      <w:r>
+        <w:rPr>
+          <w:rFonts w:eastAsia="Times New Roman" w:cs="Times New Roman"/>
+          <w:kern w:val="0"/>
+          <w:lang w:eastAsia="nl-BE"/>
+          <w14:ligatures w14:val="none"/>
+        </w:rPr>
+        <w:t>danger</w:t>
+      </w:r>
+      <w:proofErr w:type="spellEnd"/>
+      <w:r>
+        <w:rPr>
+          <w:rFonts w:eastAsia="Times New Roman" w:cs="Times New Roman"/>
+          <w:kern w:val="0"/>
+          <w:lang w:eastAsia="nl-BE"/>
+          <w14:ligatures w14:val="none"/>
+        </w:rPr>
+        <w:t xml:space="preserve"> ratings manueel moeten berekenen</w:t>
       </w:r>
       <w:r>
         <w:rPr>
@@ -5791,7 +9454,27 @@
           <w:lang w:eastAsia="nl-BE"/>
           <w14:ligatures w14:val="none"/>
         </w:rPr>
-        <w:t>eerdere deelnemers beschrijven dat de nieuwe functies tijd besparen en de kans op fouten verkleinen. De filtering op basis van node-status komt herhaaldelijk als meest nuttig naar voren, gevolgd door het tellen van nodes per status en de highlight-functie bij klikken in de filterbalk.</w:t>
+        <w:t xml:space="preserve">eerdere deelnemers beschrijven dat de nieuwe functies tijd besparen en de kans op fouten verkleinen. De filtering op basis van node-status komt herhaaldelijk als meest nuttig naar voren, gevolgd door het tellen van </w:t>
+      </w:r>
+      <w:proofErr w:type="spellStart"/>
+      <w:r>
+        <w:rPr>
+          <w:rFonts w:eastAsia="Times New Roman" w:cs="Times New Roman"/>
+          <w:kern w:val="0"/>
+          <w:lang w:eastAsia="nl-BE"/>
+          <w14:ligatures w14:val="none"/>
+        </w:rPr>
+        <w:t>nodes</w:t>
+      </w:r>
+      <w:proofErr w:type="spellEnd"/>
+      <w:r>
+        <w:rPr>
+          <w:rFonts w:eastAsia="Times New Roman" w:cs="Times New Roman"/>
+          <w:kern w:val="0"/>
+          <w:lang w:eastAsia="nl-BE"/>
+          <w14:ligatures w14:val="none"/>
+        </w:rPr>
+        <w:t xml:space="preserve"> per status en de highlight-functie bij klikken in de filterbalk.</w:t>
       </w:r>
     </w:p>
     <w:p>
@@ -6005,7 +9688,127 @@
           <w:lang w:eastAsia="nl-BE"/>
           <w14:ligatures w14:val="none"/>
         </w:rPr>
-        <w:t>Ondanks de duidelijke voorkeur voor versie 2 formuleren deelnemers ook concrete verbeterpunten, wat waardevolle input biedt voor verdere iteraties van het ontwerp. Genoemde suggesties zijn onder meer het compacter weergeven van de tree zodat er meer op het scherm past, intuïtievere manieren om nodes in en uit te klappen en snellere navigatie binnen lange branches. Daarnaast worden uitbreidingen rond statusbeheer voorgesteld, zoals custom statussen, een duidelijkere indicatie van de collapse/expand-knoppen en een eenvoudigere manier om per ongeluk aangemaakte nodes te annuleren. Tot slot worden ideeën geopperd voor verdere kwaliteitsverbeteringen, zoals een globale knop om alle branches behalve de geselecteerde in te klappen, zoom op een specifieke branch als nieuwe tree en een zoekbalk binnen de filterbalk.</w:t>
+        <w:t xml:space="preserve">Ondanks de duidelijke voorkeur voor versie 2 formuleren deelnemers ook concrete verbeterpunten, wat waardevolle input biedt voor verdere iteraties van het ontwerp. Genoemde suggesties zijn onder meer het compacter weergeven van de tree zodat er meer op het scherm past, intuïtievere manieren om </w:t>
+      </w:r>
+      <w:proofErr w:type="spellStart"/>
+      <w:r>
+        <w:rPr>
+          <w:rFonts w:eastAsia="Times New Roman" w:cs="Times New Roman"/>
+          <w:kern w:val="0"/>
+          <w:lang w:eastAsia="nl-BE"/>
+          <w14:ligatures w14:val="none"/>
+        </w:rPr>
+        <w:t>nodes</w:t>
+      </w:r>
+      <w:proofErr w:type="spellEnd"/>
+      <w:r>
+        <w:rPr>
+          <w:rFonts w:eastAsia="Times New Roman" w:cs="Times New Roman"/>
+          <w:kern w:val="0"/>
+          <w:lang w:eastAsia="nl-BE"/>
+          <w14:ligatures w14:val="none"/>
+        </w:rPr>
+        <w:t xml:space="preserve"> in en uit te klappen en snellere navigatie binnen lange branches. Daarnaast worden uitbreidingen rond statusbeheer voorgesteld, zoals </w:t>
+      </w:r>
+      <w:proofErr w:type="spellStart"/>
+      <w:r>
+        <w:rPr>
+          <w:rFonts w:eastAsia="Times New Roman" w:cs="Times New Roman"/>
+          <w:kern w:val="0"/>
+          <w:lang w:eastAsia="nl-BE"/>
+          <w14:ligatures w14:val="none"/>
+        </w:rPr>
+        <w:t>custom</w:t>
+      </w:r>
+      <w:proofErr w:type="spellEnd"/>
+      <w:r>
+        <w:rPr>
+          <w:rFonts w:eastAsia="Times New Roman" w:cs="Times New Roman"/>
+          <w:kern w:val="0"/>
+          <w:lang w:eastAsia="nl-BE"/>
+          <w14:ligatures w14:val="none"/>
+        </w:rPr>
+        <w:t xml:space="preserve"> statussen, een duidelijkere indicatie van de </w:t>
+      </w:r>
+      <w:proofErr w:type="spellStart"/>
+      <w:r>
+        <w:rPr>
+          <w:rFonts w:eastAsia="Times New Roman" w:cs="Times New Roman"/>
+          <w:kern w:val="0"/>
+          <w:lang w:eastAsia="nl-BE"/>
+          <w14:ligatures w14:val="none"/>
+        </w:rPr>
+        <w:t>collapse</w:t>
+      </w:r>
+      <w:proofErr w:type="spellEnd"/>
+      <w:r>
+        <w:rPr>
+          <w:rFonts w:eastAsia="Times New Roman" w:cs="Times New Roman"/>
+          <w:kern w:val="0"/>
+          <w:lang w:eastAsia="nl-BE"/>
+          <w14:ligatures w14:val="none"/>
+        </w:rPr>
+        <w:t>/</w:t>
+      </w:r>
+      <w:proofErr w:type="spellStart"/>
+      <w:r>
+        <w:rPr>
+          <w:rFonts w:eastAsia="Times New Roman" w:cs="Times New Roman"/>
+          <w:kern w:val="0"/>
+          <w:lang w:eastAsia="nl-BE"/>
+          <w14:ligatures w14:val="none"/>
+        </w:rPr>
+        <w:t>expand</w:t>
+      </w:r>
+      <w:proofErr w:type="spellEnd"/>
+      <w:r>
+        <w:rPr>
+          <w:rFonts w:eastAsia="Times New Roman" w:cs="Times New Roman"/>
+          <w:kern w:val="0"/>
+          <w:lang w:eastAsia="nl-BE"/>
+          <w14:ligatures w14:val="none"/>
+        </w:rPr>
+        <w:t xml:space="preserve">-knoppen en een eenvoudigere manier om per ongeluk aangemaakte </w:t>
+      </w:r>
+      <w:proofErr w:type="spellStart"/>
+      <w:r>
+        <w:rPr>
+          <w:rFonts w:eastAsia="Times New Roman" w:cs="Times New Roman"/>
+          <w:kern w:val="0"/>
+          <w:lang w:eastAsia="nl-BE"/>
+          <w14:ligatures w14:val="none"/>
+        </w:rPr>
+        <w:t>nodes</w:t>
+      </w:r>
+      <w:proofErr w:type="spellEnd"/>
+      <w:r>
+        <w:rPr>
+          <w:rFonts w:eastAsia="Times New Roman" w:cs="Times New Roman"/>
+          <w:kern w:val="0"/>
+          <w:lang w:eastAsia="nl-BE"/>
+          <w14:ligatures w14:val="none"/>
+        </w:rPr>
+        <w:t xml:space="preserve"> te annuleren. Tot slot worden ideeën geopperd voor verdere kwaliteitsverbeteringen, zoals een globale knop om alle branches behalve de geselecteerde in te klappen, zoom op een specifieke </w:t>
+      </w:r>
+      <w:proofErr w:type="spellStart"/>
+      <w:r>
+        <w:rPr>
+          <w:rFonts w:eastAsia="Times New Roman" w:cs="Times New Roman"/>
+          <w:kern w:val="0"/>
+          <w:lang w:eastAsia="nl-BE"/>
+          <w14:ligatures w14:val="none"/>
+        </w:rPr>
+        <w:t>branch</w:t>
+      </w:r>
+      <w:proofErr w:type="spellEnd"/>
+      <w:r>
+        <w:rPr>
+          <w:rFonts w:eastAsia="Times New Roman" w:cs="Times New Roman"/>
+          <w:kern w:val="0"/>
+          <w:lang w:eastAsia="nl-BE"/>
+          <w14:ligatures w14:val="none"/>
+        </w:rPr>
+        <w:t xml:space="preserve"> als nieuwe tree en een zoekbalk binnen de filterbalk.</w:t>
       </w:r>
     </w:p>
     <w:p>
@@ -6194,26 +9997,35 @@
           <w:szCs w:val="36"/>
         </w:rPr>
         <w:lastRenderedPageBreak/>
-        <w:t>Hoofdstuk 5</w:t>
-      </w:r>
-    </w:p>
-    <w:p>
-      <w:pPr>
-        <w:spacing w:afterLines="24" w:after="57" w:line="288" w:lineRule="auto"/>
+        <w:t xml:space="preserve">Hoofdstuk </w:t>
+      </w:r>
+      <w:r>
         <w:rPr>
           <w:b/>
           <w:bCs/>
           <w:sz w:val="36"/>
           <w:szCs w:val="36"/>
         </w:rPr>
-      </w:pPr>
-      <w:r>
+        <w:t>6</w:t>
+      </w:r>
+    </w:p>
+    <w:p>
+      <w:pPr>
+        <w:spacing w:afterLines="24" w:after="57" w:line="288" w:lineRule="auto"/>
         <w:rPr>
           <w:b/>
           <w:bCs/>
           <w:sz w:val="36"/>
           <w:szCs w:val="36"/>
         </w:rPr>
+      </w:pPr>
+      <w:r>
+        <w:rPr>
+          <w:b/>
+          <w:bCs/>
+          <w:sz w:val="36"/>
+          <w:szCs w:val="36"/>
+        </w:rPr>
         <w:t>Discussie</w:t>
       </w:r>
     </w:p>
@@ -6312,7 +10124,27 @@
           <w:lang w:eastAsia="nl-BE"/>
           <w14:ligatures w14:val="none"/>
         </w:rPr>
-        <w:t>De empirische resultaten bevestigen dat de basisfunctionaliteit van de tool voldoende is voor minimale ondersteuning van Fortunately-Unfortunately trees, maar dat de toegevoegde UX-features een substantiële verbetering opleveren in gebruiksvriendelijkheid en efficiëntie. Versie 2 scoort op alle UEQ-dimensies positief en wordt door alle deelnemers unaniem verkozen boven</w:t>
+        <w:t xml:space="preserve">De empirische resultaten bevestigen dat de basisfunctionaliteit van de tool voldoende is voor minimale ondersteuning van </w:t>
+      </w:r>
+      <w:proofErr w:type="spellStart"/>
+      <w:r>
+        <w:rPr>
+          <w:rFonts w:eastAsia="Times New Roman" w:cs="Times New Roman"/>
+          <w:kern w:val="0"/>
+          <w:lang w:eastAsia="nl-BE"/>
+          <w14:ligatures w14:val="none"/>
+        </w:rPr>
+        <w:t>Fortunately-Unfortunately</w:t>
+      </w:r>
+      <w:proofErr w:type="spellEnd"/>
+      <w:r>
+        <w:rPr>
+          <w:rFonts w:eastAsia="Times New Roman" w:cs="Times New Roman"/>
+          <w:kern w:val="0"/>
+          <w:lang w:eastAsia="nl-BE"/>
+          <w14:ligatures w14:val="none"/>
+        </w:rPr>
+        <w:t xml:space="preserve"> trees, maar dat de toegevoegde UX-features een substantiële verbetering opleveren in gebruiksvriendelijkheid en efficiëntie. Versie 2 scoort op alle UEQ-dimensies positief en wordt door alle deelnemers unaniem verkozen boven</w:t>
       </w:r>
       <w:r>
         <w:rPr>
@@ -6330,7 +10162,67 @@
           <w:lang w:eastAsia="nl-BE"/>
           <w14:ligatures w14:val="none"/>
         </w:rPr>
-        <w:t xml:space="preserve"> generieke mindmap-tool, dankzij features zoals filtering en visuele codering. Deze bevindingen beantwoorden de onderzoeksvragen direct en onderbouwen de waarde van domeinspecifieke UX in threat modeling.</w:t>
+        <w:t xml:space="preserve"> generieke </w:t>
+      </w:r>
+      <w:proofErr w:type="spellStart"/>
+      <w:r>
+        <w:rPr>
+          <w:rFonts w:eastAsia="Times New Roman" w:cs="Times New Roman"/>
+          <w:kern w:val="0"/>
+          <w:lang w:eastAsia="nl-BE"/>
+          <w14:ligatures w14:val="none"/>
+        </w:rPr>
+        <w:t>mindmap</w:t>
+      </w:r>
+      <w:proofErr w:type="spellEnd"/>
+      <w:r>
+        <w:rPr>
+          <w:rFonts w:eastAsia="Times New Roman" w:cs="Times New Roman"/>
+          <w:kern w:val="0"/>
+          <w:lang w:eastAsia="nl-BE"/>
+          <w14:ligatures w14:val="none"/>
+        </w:rPr>
+        <w:t xml:space="preserve">-tool, dankzij features zoals filtering en visuele codering. Deze bevindingen beantwoorden de onderzoeksvragen direct en onderbouwen de waarde van </w:t>
+      </w:r>
+      <w:proofErr w:type="spellStart"/>
+      <w:r>
+        <w:rPr>
+          <w:rFonts w:eastAsia="Times New Roman" w:cs="Times New Roman"/>
+          <w:kern w:val="0"/>
+          <w:lang w:eastAsia="nl-BE"/>
+          <w14:ligatures w14:val="none"/>
+        </w:rPr>
+        <w:t>domeinspecifieke</w:t>
+      </w:r>
+      <w:proofErr w:type="spellEnd"/>
+      <w:r>
+        <w:rPr>
+          <w:rFonts w:eastAsia="Times New Roman" w:cs="Times New Roman"/>
+          <w:kern w:val="0"/>
+          <w:lang w:eastAsia="nl-BE"/>
+          <w14:ligatures w14:val="none"/>
+        </w:rPr>
+        <w:t xml:space="preserve"> UX in </w:t>
+      </w:r>
+      <w:proofErr w:type="spellStart"/>
+      <w:r>
+        <w:rPr>
+          <w:rFonts w:eastAsia="Times New Roman" w:cs="Times New Roman"/>
+          <w:kern w:val="0"/>
+          <w:lang w:eastAsia="nl-BE"/>
+          <w14:ligatures w14:val="none"/>
+        </w:rPr>
+        <w:t>threat</w:t>
+      </w:r>
+      <w:proofErr w:type="spellEnd"/>
+      <w:r>
+        <w:rPr>
+          <w:rFonts w:eastAsia="Times New Roman" w:cs="Times New Roman"/>
+          <w:kern w:val="0"/>
+          <w:lang w:eastAsia="nl-BE"/>
+          <w14:ligatures w14:val="none"/>
+        </w:rPr>
+        <w:t xml:space="preserve"> modeling.</w:t>
       </w:r>
     </w:p>
     <w:p>
@@ -6479,7 +10371,127 @@
           <w14:ligatures w14:val="none"/>
         </w:rPr>
         <w:br/>
-        <w:t>De basisversie (versie 1) ondersteunt essentiële taken zoals node-creatie, uitklappen/inklappen en zoeken, wat noodzakelijk is voor het opbouwen van Fortunately-Unfortunately trees. Echter, de negatieve UEQ-scores op efficiëntie, stimulatie en originaliteit tonen aan dat deze functionaliteit alleen ontoereikend is voor soepele threat modeling zonder security-expertise. Dit sluit aan bij de literatuur over drempels in threat modeling, waar generieke tools cognitieve belasting verhogen door gebrek aan domeinspecifieke ondersteuning</w:t>
+        <w:t xml:space="preserve">De basisversie (versie 1) ondersteunt essentiële taken zoals node-creatie, uitklappen/inklappen en zoeken, wat noodzakelijk is voor het opbouwen van </w:t>
+      </w:r>
+      <w:proofErr w:type="spellStart"/>
+      <w:r>
+        <w:rPr>
+          <w:rFonts w:eastAsia="Times New Roman" w:cs="Times New Roman"/>
+          <w:kern w:val="0"/>
+          <w:lang w:eastAsia="nl-BE"/>
+          <w14:ligatures w14:val="none"/>
+        </w:rPr>
+        <w:t>Fortunately-Unfortunately</w:t>
+      </w:r>
+      <w:proofErr w:type="spellEnd"/>
+      <w:r>
+        <w:rPr>
+          <w:rFonts w:eastAsia="Times New Roman" w:cs="Times New Roman"/>
+          <w:kern w:val="0"/>
+          <w:lang w:eastAsia="nl-BE"/>
+          <w14:ligatures w14:val="none"/>
+        </w:rPr>
+        <w:t xml:space="preserve"> trees. Echter, de negatieve UEQ-scores op efficiëntie, stimulatie en originaliteit tonen aan dat deze functionaliteit alleen ontoereikend is voor soepele </w:t>
+      </w:r>
+      <w:proofErr w:type="spellStart"/>
+      <w:r>
+        <w:rPr>
+          <w:rFonts w:eastAsia="Times New Roman" w:cs="Times New Roman"/>
+          <w:kern w:val="0"/>
+          <w:lang w:eastAsia="nl-BE"/>
+          <w14:ligatures w14:val="none"/>
+        </w:rPr>
+        <w:t>threat</w:t>
+      </w:r>
+      <w:proofErr w:type="spellEnd"/>
+      <w:r>
+        <w:rPr>
+          <w:rFonts w:eastAsia="Times New Roman" w:cs="Times New Roman"/>
+          <w:kern w:val="0"/>
+          <w:lang w:eastAsia="nl-BE"/>
+          <w14:ligatures w14:val="none"/>
+        </w:rPr>
+        <w:t xml:space="preserve"> </w:t>
+      </w:r>
+      <w:proofErr w:type="spellStart"/>
+      <w:r>
+        <w:rPr>
+          <w:rFonts w:eastAsia="Times New Roman" w:cs="Times New Roman"/>
+          <w:kern w:val="0"/>
+          <w:lang w:eastAsia="nl-BE"/>
+          <w14:ligatures w14:val="none"/>
+        </w:rPr>
+        <w:t>modeling</w:t>
+      </w:r>
+      <w:proofErr w:type="spellEnd"/>
+      <w:r>
+        <w:rPr>
+          <w:rFonts w:eastAsia="Times New Roman" w:cs="Times New Roman"/>
+          <w:kern w:val="0"/>
+          <w:lang w:eastAsia="nl-BE"/>
+          <w14:ligatures w14:val="none"/>
+        </w:rPr>
+        <w:t xml:space="preserve"> zonder security-expertise. Dit sluit aan bij de literatuur over drempels in </w:t>
+      </w:r>
+      <w:proofErr w:type="spellStart"/>
+      <w:r>
+        <w:rPr>
+          <w:rFonts w:eastAsia="Times New Roman" w:cs="Times New Roman"/>
+          <w:kern w:val="0"/>
+          <w:lang w:eastAsia="nl-BE"/>
+          <w14:ligatures w14:val="none"/>
+        </w:rPr>
+        <w:t>threat</w:t>
+      </w:r>
+      <w:proofErr w:type="spellEnd"/>
+      <w:r>
+        <w:rPr>
+          <w:rFonts w:eastAsia="Times New Roman" w:cs="Times New Roman"/>
+          <w:kern w:val="0"/>
+          <w:lang w:eastAsia="nl-BE"/>
+          <w14:ligatures w14:val="none"/>
+        </w:rPr>
+        <w:t xml:space="preserve"> </w:t>
+      </w:r>
+      <w:proofErr w:type="spellStart"/>
+      <w:r>
+        <w:rPr>
+          <w:rFonts w:eastAsia="Times New Roman" w:cs="Times New Roman"/>
+          <w:kern w:val="0"/>
+          <w:lang w:eastAsia="nl-BE"/>
+          <w14:ligatures w14:val="none"/>
+        </w:rPr>
+        <w:t>modeling</w:t>
+      </w:r>
+      <w:proofErr w:type="spellEnd"/>
+      <w:r>
+        <w:rPr>
+          <w:rFonts w:eastAsia="Times New Roman" w:cs="Times New Roman"/>
+          <w:kern w:val="0"/>
+          <w:lang w:eastAsia="nl-BE"/>
+          <w14:ligatures w14:val="none"/>
+        </w:rPr>
+        <w:t xml:space="preserve">, waar generieke tools cognitieve belasting verhogen door gebrek aan </w:t>
+      </w:r>
+      <w:proofErr w:type="spellStart"/>
+      <w:r>
+        <w:rPr>
+          <w:rFonts w:eastAsia="Times New Roman" w:cs="Times New Roman"/>
+          <w:kern w:val="0"/>
+          <w:lang w:eastAsia="nl-BE"/>
+          <w14:ligatures w14:val="none"/>
+        </w:rPr>
+        <w:t>domeinspecifieke</w:t>
+      </w:r>
+      <w:proofErr w:type="spellEnd"/>
+      <w:r>
+        <w:rPr>
+          <w:rFonts w:eastAsia="Times New Roman" w:cs="Times New Roman"/>
+          <w:kern w:val="0"/>
+          <w:lang w:eastAsia="nl-BE"/>
+          <w14:ligatures w14:val="none"/>
+        </w:rPr>
+        <w:t xml:space="preserve"> ondersteuning</w:t>
       </w:r>
       <w:r>
         <w:rPr>
@@ -6566,7 +10578,27 @@
           <w14:ligatures w14:val="none"/>
         </w:rPr>
         <w:br/>
-        <w:t xml:space="preserve">Filtering op node-status scoort consequent als meest nuttig (meerdere rang 1), gevolgd door node-tellingen per status en highlighting vanuit de filterbalk. Visuele hulpmiddelen zoals kleurcodering en iconen (schilden) worden hoog gewaardeerd voor overzicht, </w:t>
+        <w:t xml:space="preserve">Filtering op node-status scoort consequent als meest nuttig (meerdere rang 1), gevolgd door node-tellingen per status en </w:t>
+      </w:r>
+      <w:proofErr w:type="spellStart"/>
+      <w:r>
+        <w:rPr>
+          <w:rFonts w:eastAsia="Times New Roman" w:cs="Times New Roman"/>
+          <w:kern w:val="0"/>
+          <w:lang w:eastAsia="nl-BE"/>
+          <w14:ligatures w14:val="none"/>
+        </w:rPr>
+        <w:t>highlighting</w:t>
+      </w:r>
+      <w:proofErr w:type="spellEnd"/>
+      <w:r>
+        <w:rPr>
+          <w:rFonts w:eastAsia="Times New Roman" w:cs="Times New Roman"/>
+          <w:kern w:val="0"/>
+          <w:lang w:eastAsia="nl-BE"/>
+          <w14:ligatures w14:val="none"/>
+        </w:rPr>
+        <w:t xml:space="preserve"> vanuit de filterbalk. Visuele hulpmiddelen zoals kleurcodering en iconen (schilden) worden hoog gewaardeerd voor overzicht, </w:t>
       </w:r>
       <w:r>
         <w:rPr>
@@ -6576,7 +10608,67 @@
           <w14:ligatures w14:val="none"/>
         </w:rPr>
         <w:lastRenderedPageBreak/>
-        <w:t>terwijl tooltips en branch-samenvattingen lager scoren maar nog steeds positief bijdragen aan navigatie. Deze voorkeur bevestigt dat pragmatische features (zoeken, sorteren) voorop staan bij complexe hirarchische data, in lijn met Nielsen's heuristieken voor flexibiliteit en herkenning.</w:t>
+        <w:t xml:space="preserve">terwijl tooltips en </w:t>
+      </w:r>
+      <w:proofErr w:type="spellStart"/>
+      <w:r>
+        <w:rPr>
+          <w:rFonts w:eastAsia="Times New Roman" w:cs="Times New Roman"/>
+          <w:kern w:val="0"/>
+          <w:lang w:eastAsia="nl-BE"/>
+          <w14:ligatures w14:val="none"/>
+        </w:rPr>
+        <w:t>branch</w:t>
+      </w:r>
+      <w:proofErr w:type="spellEnd"/>
+      <w:r>
+        <w:rPr>
+          <w:rFonts w:eastAsia="Times New Roman" w:cs="Times New Roman"/>
+          <w:kern w:val="0"/>
+          <w:lang w:eastAsia="nl-BE"/>
+          <w14:ligatures w14:val="none"/>
+        </w:rPr>
+        <w:t xml:space="preserve">-samenvattingen lager scoren maar nog steeds positief bijdragen aan navigatie. Deze voorkeur bevestigt dat pragmatische features (zoeken, sorteren) voorop staan bij complexe </w:t>
+      </w:r>
+      <w:proofErr w:type="spellStart"/>
+      <w:r>
+        <w:rPr>
+          <w:rFonts w:eastAsia="Times New Roman" w:cs="Times New Roman"/>
+          <w:kern w:val="0"/>
+          <w:lang w:eastAsia="nl-BE"/>
+          <w14:ligatures w14:val="none"/>
+        </w:rPr>
+        <w:t>hirarchische</w:t>
+      </w:r>
+      <w:proofErr w:type="spellEnd"/>
+      <w:r>
+        <w:rPr>
+          <w:rFonts w:eastAsia="Times New Roman" w:cs="Times New Roman"/>
+          <w:kern w:val="0"/>
+          <w:lang w:eastAsia="nl-BE"/>
+          <w14:ligatures w14:val="none"/>
+        </w:rPr>
+        <w:t xml:space="preserve"> data, in lijn met </w:t>
+      </w:r>
+      <w:proofErr w:type="spellStart"/>
+      <w:r>
+        <w:rPr>
+          <w:rFonts w:eastAsia="Times New Roman" w:cs="Times New Roman"/>
+          <w:kern w:val="0"/>
+          <w:lang w:eastAsia="nl-BE"/>
+          <w14:ligatures w14:val="none"/>
+        </w:rPr>
+        <w:t>Nielsen's</w:t>
+      </w:r>
+      <w:proofErr w:type="spellEnd"/>
+      <w:r>
+        <w:rPr>
+          <w:rFonts w:eastAsia="Times New Roman" w:cs="Times New Roman"/>
+          <w:kern w:val="0"/>
+          <w:lang w:eastAsia="nl-BE"/>
+          <w14:ligatures w14:val="none"/>
+        </w:rPr>
+        <w:t xml:space="preserve"> heuristieken voor flexibiliteit en herkenning.</w:t>
       </w:r>
     </w:p>
     <w:p>
@@ -6654,7 +10746,107 @@
           <w14:ligatures w14:val="none"/>
         </w:rPr>
         <w:br/>
-        <w:t>Versie 2 overtreft generieke mindmap-software op gebruiksvriendelijkheid (positieve UEQ-scores vs. negatief voor basisversie) en effectiviteit (tijdsbesparing, foutreductie via automatisering). Deelnemers benadrukken dat domeinspecifieke elementen zoals automatische danger ratings en status-filters threat modeling toegankelijker maken voor niet-experts, wat de kloof tussen theorie en praktijk adresseert.</w:t>
+        <w:t xml:space="preserve">Versie 2 overtreft generieke </w:t>
+      </w:r>
+      <w:proofErr w:type="spellStart"/>
+      <w:r>
+        <w:rPr>
+          <w:rFonts w:eastAsia="Times New Roman" w:cs="Times New Roman"/>
+          <w:kern w:val="0"/>
+          <w:lang w:eastAsia="nl-BE"/>
+          <w14:ligatures w14:val="none"/>
+        </w:rPr>
+        <w:t>mindmap</w:t>
+      </w:r>
+      <w:proofErr w:type="spellEnd"/>
+      <w:r>
+        <w:rPr>
+          <w:rFonts w:eastAsia="Times New Roman" w:cs="Times New Roman"/>
+          <w:kern w:val="0"/>
+          <w:lang w:eastAsia="nl-BE"/>
+          <w14:ligatures w14:val="none"/>
+        </w:rPr>
+        <w:t xml:space="preserve">-software op gebruiksvriendelijkheid (positieve UEQ-scores vs. negatief voor basisversie) en effectiviteit (tijdsbesparing, foutreductie via automatisering). Deelnemers benadrukken dat </w:t>
+      </w:r>
+      <w:proofErr w:type="spellStart"/>
+      <w:r>
+        <w:rPr>
+          <w:rFonts w:eastAsia="Times New Roman" w:cs="Times New Roman"/>
+          <w:kern w:val="0"/>
+          <w:lang w:eastAsia="nl-BE"/>
+          <w14:ligatures w14:val="none"/>
+        </w:rPr>
+        <w:t>domeinspecifieke</w:t>
+      </w:r>
+      <w:proofErr w:type="spellEnd"/>
+      <w:r>
+        <w:rPr>
+          <w:rFonts w:eastAsia="Times New Roman" w:cs="Times New Roman"/>
+          <w:kern w:val="0"/>
+          <w:lang w:eastAsia="nl-BE"/>
+          <w14:ligatures w14:val="none"/>
+        </w:rPr>
+        <w:t xml:space="preserve"> elementen zoals automatische </w:t>
+      </w:r>
+      <w:proofErr w:type="spellStart"/>
+      <w:r>
+        <w:rPr>
+          <w:rFonts w:eastAsia="Times New Roman" w:cs="Times New Roman"/>
+          <w:kern w:val="0"/>
+          <w:lang w:eastAsia="nl-BE"/>
+          <w14:ligatures w14:val="none"/>
+        </w:rPr>
+        <w:t>danger</w:t>
+      </w:r>
+      <w:proofErr w:type="spellEnd"/>
+      <w:r>
+        <w:rPr>
+          <w:rFonts w:eastAsia="Times New Roman" w:cs="Times New Roman"/>
+          <w:kern w:val="0"/>
+          <w:lang w:eastAsia="nl-BE"/>
+          <w14:ligatures w14:val="none"/>
+        </w:rPr>
+        <w:t xml:space="preserve"> ratings en status-filters </w:t>
+      </w:r>
+      <w:proofErr w:type="spellStart"/>
+      <w:r>
+        <w:rPr>
+          <w:rFonts w:eastAsia="Times New Roman" w:cs="Times New Roman"/>
+          <w:kern w:val="0"/>
+          <w:lang w:eastAsia="nl-BE"/>
+          <w14:ligatures w14:val="none"/>
+        </w:rPr>
+        <w:t>threat</w:t>
+      </w:r>
+      <w:proofErr w:type="spellEnd"/>
+      <w:r>
+        <w:rPr>
+          <w:rFonts w:eastAsia="Times New Roman" w:cs="Times New Roman"/>
+          <w:kern w:val="0"/>
+          <w:lang w:eastAsia="nl-BE"/>
+          <w14:ligatures w14:val="none"/>
+        </w:rPr>
+        <w:t xml:space="preserve"> </w:t>
+      </w:r>
+      <w:proofErr w:type="spellStart"/>
+      <w:r>
+        <w:rPr>
+          <w:rFonts w:eastAsia="Times New Roman" w:cs="Times New Roman"/>
+          <w:kern w:val="0"/>
+          <w:lang w:eastAsia="nl-BE"/>
+          <w14:ligatures w14:val="none"/>
+        </w:rPr>
+        <w:t>modeling</w:t>
+      </w:r>
+      <w:proofErr w:type="spellEnd"/>
+      <w:r>
+        <w:rPr>
+          <w:rFonts w:eastAsia="Times New Roman" w:cs="Times New Roman"/>
+          <w:kern w:val="0"/>
+          <w:lang w:eastAsia="nl-BE"/>
+          <w14:ligatures w14:val="none"/>
+        </w:rPr>
+        <w:t xml:space="preserve"> toegankelijker maken voor niet-experts, wat de kloof tussen theorie en praktijk adresseert.</w:t>
       </w:r>
     </w:p>
     <w:p>
@@ -6746,7 +10938,207 @@
           <w:lang w:eastAsia="nl-BE"/>
           <w14:ligatures w14:val="none"/>
         </w:rPr>
-        <w:t>De resultaten valideren en verfijnen inzichten uit recente literatuur over security visualisatie en threat modeling tools. Devendra et al. (2025) identificeren graph-based en notation-based visualisaties als dominante technieken, maar signaleren een gebrek aan toegankelijkheid voor non-experts en schaalbaarheid bij hirarchische data. De fileview-geïnspireerde boomstructuur met filtering en danger rating sortering adresseert deze gaps direct: versie 2 toont significante UEQ-verbeteringen op efficiëntie (+1.7) en stimulatie (+2.1), wat aantoont dat domeinspecifieke UX-features cognitieve load reduceren bij threat modeling.</w:t>
+        <w:t xml:space="preserve">De resultaten valideren en verfijnen inzichten uit recente literatuur over security visualisatie en </w:t>
+      </w:r>
+      <w:proofErr w:type="spellStart"/>
+      <w:r>
+        <w:rPr>
+          <w:rFonts w:eastAsia="Times New Roman" w:cs="Times New Roman"/>
+          <w:kern w:val="0"/>
+          <w:lang w:eastAsia="nl-BE"/>
+          <w14:ligatures w14:val="none"/>
+        </w:rPr>
+        <w:t>threat</w:t>
+      </w:r>
+      <w:proofErr w:type="spellEnd"/>
+      <w:r>
+        <w:rPr>
+          <w:rFonts w:eastAsia="Times New Roman" w:cs="Times New Roman"/>
+          <w:kern w:val="0"/>
+          <w:lang w:eastAsia="nl-BE"/>
+          <w14:ligatures w14:val="none"/>
+        </w:rPr>
+        <w:t xml:space="preserve"> </w:t>
+      </w:r>
+      <w:proofErr w:type="spellStart"/>
+      <w:r>
+        <w:rPr>
+          <w:rFonts w:eastAsia="Times New Roman" w:cs="Times New Roman"/>
+          <w:kern w:val="0"/>
+          <w:lang w:eastAsia="nl-BE"/>
+          <w14:ligatures w14:val="none"/>
+        </w:rPr>
+        <w:t>modeling</w:t>
+      </w:r>
+      <w:proofErr w:type="spellEnd"/>
+      <w:r>
+        <w:rPr>
+          <w:rFonts w:eastAsia="Times New Roman" w:cs="Times New Roman"/>
+          <w:kern w:val="0"/>
+          <w:lang w:eastAsia="nl-BE"/>
+          <w14:ligatures w14:val="none"/>
+        </w:rPr>
+        <w:t xml:space="preserve"> tools. </w:t>
+      </w:r>
+      <w:proofErr w:type="spellStart"/>
+      <w:r>
+        <w:rPr>
+          <w:rFonts w:eastAsia="Times New Roman" w:cs="Times New Roman"/>
+          <w:kern w:val="0"/>
+          <w:lang w:eastAsia="nl-BE"/>
+          <w14:ligatures w14:val="none"/>
+        </w:rPr>
+        <w:t>Devendra</w:t>
+      </w:r>
+      <w:proofErr w:type="spellEnd"/>
+      <w:r>
+        <w:rPr>
+          <w:rFonts w:eastAsia="Times New Roman" w:cs="Times New Roman"/>
+          <w:kern w:val="0"/>
+          <w:lang w:eastAsia="nl-BE"/>
+          <w14:ligatures w14:val="none"/>
+        </w:rPr>
+        <w:t xml:space="preserve"> et al. (2025) identificeren </w:t>
+      </w:r>
+      <w:proofErr w:type="spellStart"/>
+      <w:r>
+        <w:rPr>
+          <w:rFonts w:eastAsia="Times New Roman" w:cs="Times New Roman"/>
+          <w:kern w:val="0"/>
+          <w:lang w:eastAsia="nl-BE"/>
+          <w14:ligatures w14:val="none"/>
+        </w:rPr>
+        <w:t>graph-based</w:t>
+      </w:r>
+      <w:proofErr w:type="spellEnd"/>
+      <w:r>
+        <w:rPr>
+          <w:rFonts w:eastAsia="Times New Roman" w:cs="Times New Roman"/>
+          <w:kern w:val="0"/>
+          <w:lang w:eastAsia="nl-BE"/>
+          <w14:ligatures w14:val="none"/>
+        </w:rPr>
+        <w:t xml:space="preserve"> en </w:t>
+      </w:r>
+      <w:proofErr w:type="spellStart"/>
+      <w:r>
+        <w:rPr>
+          <w:rFonts w:eastAsia="Times New Roman" w:cs="Times New Roman"/>
+          <w:kern w:val="0"/>
+          <w:lang w:eastAsia="nl-BE"/>
+          <w14:ligatures w14:val="none"/>
+        </w:rPr>
+        <w:t>notation-based</w:t>
+      </w:r>
+      <w:proofErr w:type="spellEnd"/>
+      <w:r>
+        <w:rPr>
+          <w:rFonts w:eastAsia="Times New Roman" w:cs="Times New Roman"/>
+          <w:kern w:val="0"/>
+          <w:lang w:eastAsia="nl-BE"/>
+          <w14:ligatures w14:val="none"/>
+        </w:rPr>
+        <w:t xml:space="preserve"> visualisaties als dominante technieken, maar signaleren een gebrek aan toegankelijkheid voor non-experts en schaalbaarheid bij </w:t>
+      </w:r>
+      <w:proofErr w:type="spellStart"/>
+      <w:r>
+        <w:rPr>
+          <w:rFonts w:eastAsia="Times New Roman" w:cs="Times New Roman"/>
+          <w:kern w:val="0"/>
+          <w:lang w:eastAsia="nl-BE"/>
+          <w14:ligatures w14:val="none"/>
+        </w:rPr>
+        <w:t>hirarchische</w:t>
+      </w:r>
+      <w:proofErr w:type="spellEnd"/>
+      <w:r>
+        <w:rPr>
+          <w:rFonts w:eastAsia="Times New Roman" w:cs="Times New Roman"/>
+          <w:kern w:val="0"/>
+          <w:lang w:eastAsia="nl-BE"/>
+          <w14:ligatures w14:val="none"/>
+        </w:rPr>
+        <w:t xml:space="preserve"> data. De fileview-geïnspireerde boomstructuur met filtering en </w:t>
+      </w:r>
+      <w:proofErr w:type="spellStart"/>
+      <w:r>
+        <w:rPr>
+          <w:rFonts w:eastAsia="Times New Roman" w:cs="Times New Roman"/>
+          <w:kern w:val="0"/>
+          <w:lang w:eastAsia="nl-BE"/>
+          <w14:ligatures w14:val="none"/>
+        </w:rPr>
+        <w:t>danger</w:t>
+      </w:r>
+      <w:proofErr w:type="spellEnd"/>
+      <w:r>
+        <w:rPr>
+          <w:rFonts w:eastAsia="Times New Roman" w:cs="Times New Roman"/>
+          <w:kern w:val="0"/>
+          <w:lang w:eastAsia="nl-BE"/>
+          <w14:ligatures w14:val="none"/>
+        </w:rPr>
+        <w:t xml:space="preserve"> rating sortering adresseert deze </w:t>
+      </w:r>
+      <w:proofErr w:type="spellStart"/>
+      <w:r>
+        <w:rPr>
+          <w:rFonts w:eastAsia="Times New Roman" w:cs="Times New Roman"/>
+          <w:kern w:val="0"/>
+          <w:lang w:eastAsia="nl-BE"/>
+          <w14:ligatures w14:val="none"/>
+        </w:rPr>
+        <w:t>gaps</w:t>
+      </w:r>
+      <w:proofErr w:type="spellEnd"/>
+      <w:r>
+        <w:rPr>
+          <w:rFonts w:eastAsia="Times New Roman" w:cs="Times New Roman"/>
+          <w:kern w:val="0"/>
+          <w:lang w:eastAsia="nl-BE"/>
+          <w14:ligatures w14:val="none"/>
+        </w:rPr>
+        <w:t xml:space="preserve"> direct: versie 2 toont significante UEQ-verbeteringen op efficiëntie (+1.7) en stimulatie (+2.1), wat aantoont dat </w:t>
+      </w:r>
+      <w:proofErr w:type="spellStart"/>
+      <w:r>
+        <w:rPr>
+          <w:rFonts w:eastAsia="Times New Roman" w:cs="Times New Roman"/>
+          <w:kern w:val="0"/>
+          <w:lang w:eastAsia="nl-BE"/>
+          <w14:ligatures w14:val="none"/>
+        </w:rPr>
+        <w:t>domeinspecifieke</w:t>
+      </w:r>
+      <w:proofErr w:type="spellEnd"/>
+      <w:r>
+        <w:rPr>
+          <w:rFonts w:eastAsia="Times New Roman" w:cs="Times New Roman"/>
+          <w:kern w:val="0"/>
+          <w:lang w:eastAsia="nl-BE"/>
+          <w14:ligatures w14:val="none"/>
+        </w:rPr>
+        <w:t xml:space="preserve"> UX-features cognitieve load reduceren bij </w:t>
+      </w:r>
+      <w:proofErr w:type="spellStart"/>
+      <w:r>
+        <w:rPr>
+          <w:rFonts w:eastAsia="Times New Roman" w:cs="Times New Roman"/>
+          <w:kern w:val="0"/>
+          <w:lang w:eastAsia="nl-BE"/>
+          <w14:ligatures w14:val="none"/>
+        </w:rPr>
+        <w:t>threat</w:t>
+      </w:r>
+      <w:proofErr w:type="spellEnd"/>
+      <w:r>
+        <w:rPr>
+          <w:rFonts w:eastAsia="Times New Roman" w:cs="Times New Roman"/>
+          <w:kern w:val="0"/>
+          <w:lang w:eastAsia="nl-BE"/>
+          <w14:ligatures w14:val="none"/>
+        </w:rPr>
+        <w:t xml:space="preserve"> modeling.</w:t>
       </w:r>
       <w:r>
         <w:rPr>
@@ -6785,32 +11177,214 @@
       <w:pPr>
         <w:spacing w:afterLines="24" w:after="57" w:line="288" w:lineRule="auto"/>
       </w:pPr>
-      <w:r>
-        <w:rPr>
-          <w:rFonts w:eastAsia="Times New Roman" w:cs="Times New Roman"/>
-          <w:kern w:val="0"/>
-          <w:lang w:eastAsia="nl-BE"/>
-          <w14:ligatures w14:val="none"/>
-        </w:rPr>
-        <w:t>Shi et al. (2022) classificeren diagram-gebaseerde tools zoals Microsoft TMT en OWASP Threat Dragon als intuïtief maar beperkt in threat tracking. De geïmplementeerde webtool overtreft deze door statusiconen (Weakness</w:t>
-      </w:r>
-      <w:r>
-        <w:rPr>
-          <w:rFonts w:eastAsia="Times New Roman" w:cs="Times New Roman"/>
-          <w:kern w:val="0"/>
-          <w:lang w:eastAsia="nl-BE"/>
-          <w14:ligatures w14:val="none"/>
-        </w:rPr>
-        <w:t>, Weakness Under Review, Assumption Under Review</w:t>
-      </w:r>
-      <w:r>
-        <w:rPr>
-          <w:rFonts w:eastAsia="Times New Roman" w:cs="Times New Roman"/>
-          <w:kern w:val="0"/>
-          <w:lang w:eastAsia="nl-BE"/>
-          <w14:ligatures w14:val="none"/>
-        </w:rPr>
-        <w:t>, Verified Assumption) en automatische evaluatie (danger ratings), wat verklaart waarom filtering consequent als meest nuttig werd gerangschikt (meerdere rang 1-scores).</w:t>
+      <w:proofErr w:type="spellStart"/>
+      <w:r>
+        <w:rPr>
+          <w:rFonts w:eastAsia="Times New Roman" w:cs="Times New Roman"/>
+          <w:kern w:val="0"/>
+          <w:lang w:eastAsia="nl-BE"/>
+          <w14:ligatures w14:val="none"/>
+        </w:rPr>
+        <w:t>Shi</w:t>
+      </w:r>
+      <w:proofErr w:type="spellEnd"/>
+      <w:r>
+        <w:rPr>
+          <w:rFonts w:eastAsia="Times New Roman" w:cs="Times New Roman"/>
+          <w:kern w:val="0"/>
+          <w:lang w:eastAsia="nl-BE"/>
+          <w14:ligatures w14:val="none"/>
+        </w:rPr>
+        <w:t xml:space="preserve"> et al. (2022) classificeren diagram-gebaseerde tools zoals Microsoft TMT en OWASP </w:t>
+      </w:r>
+      <w:proofErr w:type="spellStart"/>
+      <w:r>
+        <w:rPr>
+          <w:rFonts w:eastAsia="Times New Roman" w:cs="Times New Roman"/>
+          <w:kern w:val="0"/>
+          <w:lang w:eastAsia="nl-BE"/>
+          <w14:ligatures w14:val="none"/>
+        </w:rPr>
+        <w:t>Threat</w:t>
+      </w:r>
+      <w:proofErr w:type="spellEnd"/>
+      <w:r>
+        <w:rPr>
+          <w:rFonts w:eastAsia="Times New Roman" w:cs="Times New Roman"/>
+          <w:kern w:val="0"/>
+          <w:lang w:eastAsia="nl-BE"/>
+          <w14:ligatures w14:val="none"/>
+        </w:rPr>
+        <w:t xml:space="preserve"> Dragon als intuïtief maar beperkt in </w:t>
+      </w:r>
+      <w:proofErr w:type="spellStart"/>
+      <w:r>
+        <w:rPr>
+          <w:rFonts w:eastAsia="Times New Roman" w:cs="Times New Roman"/>
+          <w:kern w:val="0"/>
+          <w:lang w:eastAsia="nl-BE"/>
+          <w14:ligatures w14:val="none"/>
+        </w:rPr>
+        <w:t>threat</w:t>
+      </w:r>
+      <w:proofErr w:type="spellEnd"/>
+      <w:r>
+        <w:rPr>
+          <w:rFonts w:eastAsia="Times New Roman" w:cs="Times New Roman"/>
+          <w:kern w:val="0"/>
+          <w:lang w:eastAsia="nl-BE"/>
+          <w14:ligatures w14:val="none"/>
+        </w:rPr>
+        <w:t xml:space="preserve"> tracking. De geïmplementeerde </w:t>
+      </w:r>
+      <w:proofErr w:type="spellStart"/>
+      <w:r>
+        <w:rPr>
+          <w:rFonts w:eastAsia="Times New Roman" w:cs="Times New Roman"/>
+          <w:kern w:val="0"/>
+          <w:lang w:eastAsia="nl-BE"/>
+          <w14:ligatures w14:val="none"/>
+        </w:rPr>
+        <w:t>webtool</w:t>
+      </w:r>
+      <w:proofErr w:type="spellEnd"/>
+      <w:r>
+        <w:rPr>
+          <w:rFonts w:eastAsia="Times New Roman" w:cs="Times New Roman"/>
+          <w:kern w:val="0"/>
+          <w:lang w:eastAsia="nl-BE"/>
+          <w14:ligatures w14:val="none"/>
+        </w:rPr>
+        <w:t xml:space="preserve"> overtreft deze door statusiconen (</w:t>
+      </w:r>
+      <w:proofErr w:type="spellStart"/>
+      <w:r>
+        <w:rPr>
+          <w:rFonts w:eastAsia="Times New Roman" w:cs="Times New Roman"/>
+          <w:kern w:val="0"/>
+          <w:lang w:eastAsia="nl-BE"/>
+          <w14:ligatures w14:val="none"/>
+        </w:rPr>
+        <w:t>Weakness</w:t>
+      </w:r>
+      <w:proofErr w:type="spellEnd"/>
+      <w:r>
+        <w:rPr>
+          <w:rFonts w:eastAsia="Times New Roman" w:cs="Times New Roman"/>
+          <w:kern w:val="0"/>
+          <w:lang w:eastAsia="nl-BE"/>
+          <w14:ligatures w14:val="none"/>
+        </w:rPr>
+        <w:t xml:space="preserve">, </w:t>
+      </w:r>
+      <w:proofErr w:type="spellStart"/>
+      <w:r>
+        <w:rPr>
+          <w:rFonts w:eastAsia="Times New Roman" w:cs="Times New Roman"/>
+          <w:kern w:val="0"/>
+          <w:lang w:eastAsia="nl-BE"/>
+          <w14:ligatures w14:val="none"/>
+        </w:rPr>
+        <w:t>Weakness</w:t>
+      </w:r>
+      <w:proofErr w:type="spellEnd"/>
+      <w:r>
+        <w:rPr>
+          <w:rFonts w:eastAsia="Times New Roman" w:cs="Times New Roman"/>
+          <w:kern w:val="0"/>
+          <w:lang w:eastAsia="nl-BE"/>
+          <w14:ligatures w14:val="none"/>
+        </w:rPr>
+        <w:t xml:space="preserve"> Under Review, </w:t>
+      </w:r>
+      <w:proofErr w:type="spellStart"/>
+      <w:r>
+        <w:rPr>
+          <w:rFonts w:eastAsia="Times New Roman" w:cs="Times New Roman"/>
+          <w:kern w:val="0"/>
+          <w:lang w:eastAsia="nl-BE"/>
+          <w14:ligatures w14:val="none"/>
+        </w:rPr>
+        <w:t>Assumption</w:t>
+      </w:r>
+      <w:proofErr w:type="spellEnd"/>
+      <w:r>
+        <w:rPr>
+          <w:rFonts w:eastAsia="Times New Roman" w:cs="Times New Roman"/>
+          <w:kern w:val="0"/>
+          <w:lang w:eastAsia="nl-BE"/>
+          <w14:ligatures w14:val="none"/>
+        </w:rPr>
+        <w:t xml:space="preserve"> Under Review</w:t>
+      </w:r>
+      <w:r>
+        <w:rPr>
+          <w:rFonts w:eastAsia="Times New Roman" w:cs="Times New Roman"/>
+          <w:kern w:val="0"/>
+          <w:lang w:eastAsia="nl-BE"/>
+          <w14:ligatures w14:val="none"/>
+        </w:rPr>
+        <w:t xml:space="preserve">, </w:t>
+      </w:r>
+      <w:proofErr w:type="spellStart"/>
+      <w:r>
+        <w:rPr>
+          <w:rFonts w:eastAsia="Times New Roman" w:cs="Times New Roman"/>
+          <w:kern w:val="0"/>
+          <w:lang w:eastAsia="nl-BE"/>
+          <w14:ligatures w14:val="none"/>
+        </w:rPr>
+        <w:t>Verified</w:t>
+      </w:r>
+      <w:proofErr w:type="spellEnd"/>
+      <w:r>
+        <w:rPr>
+          <w:rFonts w:eastAsia="Times New Roman" w:cs="Times New Roman"/>
+          <w:kern w:val="0"/>
+          <w:lang w:eastAsia="nl-BE"/>
+          <w14:ligatures w14:val="none"/>
+        </w:rPr>
+        <w:t xml:space="preserve"> </w:t>
+      </w:r>
+      <w:proofErr w:type="spellStart"/>
+      <w:r>
+        <w:rPr>
+          <w:rFonts w:eastAsia="Times New Roman" w:cs="Times New Roman"/>
+          <w:kern w:val="0"/>
+          <w:lang w:eastAsia="nl-BE"/>
+          <w14:ligatures w14:val="none"/>
+        </w:rPr>
+        <w:t>Assumption</w:t>
+      </w:r>
+      <w:proofErr w:type="spellEnd"/>
+      <w:r>
+        <w:rPr>
+          <w:rFonts w:eastAsia="Times New Roman" w:cs="Times New Roman"/>
+          <w:kern w:val="0"/>
+          <w:lang w:eastAsia="nl-BE"/>
+          <w14:ligatures w14:val="none"/>
+        </w:rPr>
+        <w:t>) en automatische evaluatie (</w:t>
+      </w:r>
+      <w:proofErr w:type="spellStart"/>
+      <w:r>
+        <w:rPr>
+          <w:rFonts w:eastAsia="Times New Roman" w:cs="Times New Roman"/>
+          <w:kern w:val="0"/>
+          <w:lang w:eastAsia="nl-BE"/>
+          <w14:ligatures w14:val="none"/>
+        </w:rPr>
+        <w:t>danger</w:t>
+      </w:r>
+      <w:proofErr w:type="spellEnd"/>
+      <w:r>
+        <w:rPr>
+          <w:rFonts w:eastAsia="Times New Roman" w:cs="Times New Roman"/>
+          <w:kern w:val="0"/>
+          <w:lang w:eastAsia="nl-BE"/>
+          <w14:ligatures w14:val="none"/>
+        </w:rPr>
+        <w:t xml:space="preserve"> ratings), wat verklaart waarom filtering consequent als meest nuttig werd gerangschikt (meerdere rang 1-scores).</w:t>
       </w:r>
       <w:r>
         <w:rPr>
@@ -6864,7 +11438,87 @@
           <w:lang w:eastAsia="nl-BE"/>
           <w14:ligatures w14:val="none"/>
         </w:rPr>
-        <w:t>De sprong in ervaring-gerelateerde UEQ-scores (stimulatie, originaliteit) onderstreept Devendra's oproep voor user-centric design in security visualisatie, terwijl de voorkeur voor pragmatische features (filtering &gt; tooltips) Nielsens heuristieken voor flexibiliteit en herkenning bevestigt als cruciaal voor threat modeling adoptie.</w:t>
+        <w:t xml:space="preserve">De sprong in ervaring-gerelateerde UEQ-scores (stimulatie, originaliteit) onderstreept </w:t>
+      </w:r>
+      <w:proofErr w:type="spellStart"/>
+      <w:r>
+        <w:rPr>
+          <w:rFonts w:eastAsia="Times New Roman" w:cs="Times New Roman"/>
+          <w:kern w:val="0"/>
+          <w:lang w:eastAsia="nl-BE"/>
+          <w14:ligatures w14:val="none"/>
+        </w:rPr>
+        <w:t>Devendra's</w:t>
+      </w:r>
+      <w:proofErr w:type="spellEnd"/>
+      <w:r>
+        <w:rPr>
+          <w:rFonts w:eastAsia="Times New Roman" w:cs="Times New Roman"/>
+          <w:kern w:val="0"/>
+          <w:lang w:eastAsia="nl-BE"/>
+          <w14:ligatures w14:val="none"/>
+        </w:rPr>
+        <w:t xml:space="preserve"> oproep voor user-</w:t>
+      </w:r>
+      <w:proofErr w:type="spellStart"/>
+      <w:r>
+        <w:rPr>
+          <w:rFonts w:eastAsia="Times New Roman" w:cs="Times New Roman"/>
+          <w:kern w:val="0"/>
+          <w:lang w:eastAsia="nl-BE"/>
+          <w14:ligatures w14:val="none"/>
+        </w:rPr>
+        <w:t>centric</w:t>
+      </w:r>
+      <w:proofErr w:type="spellEnd"/>
+      <w:r>
+        <w:rPr>
+          <w:rFonts w:eastAsia="Times New Roman" w:cs="Times New Roman"/>
+          <w:kern w:val="0"/>
+          <w:lang w:eastAsia="nl-BE"/>
+          <w14:ligatures w14:val="none"/>
+        </w:rPr>
+        <w:t xml:space="preserve"> design in security visualisatie, terwijl de voorkeur voor pragmatische features (filtering &gt; tooltips) Nielsens heuristieken voor flexibiliteit en herkenning bevestigt als cruciaal voor </w:t>
+      </w:r>
+      <w:proofErr w:type="spellStart"/>
+      <w:r>
+        <w:rPr>
+          <w:rFonts w:eastAsia="Times New Roman" w:cs="Times New Roman"/>
+          <w:kern w:val="0"/>
+          <w:lang w:eastAsia="nl-BE"/>
+          <w14:ligatures w14:val="none"/>
+        </w:rPr>
+        <w:t>threat</w:t>
+      </w:r>
+      <w:proofErr w:type="spellEnd"/>
+      <w:r>
+        <w:rPr>
+          <w:rFonts w:eastAsia="Times New Roman" w:cs="Times New Roman"/>
+          <w:kern w:val="0"/>
+          <w:lang w:eastAsia="nl-BE"/>
+          <w14:ligatures w14:val="none"/>
+        </w:rPr>
+        <w:t xml:space="preserve"> </w:t>
+      </w:r>
+      <w:proofErr w:type="spellStart"/>
+      <w:r>
+        <w:rPr>
+          <w:rFonts w:eastAsia="Times New Roman" w:cs="Times New Roman"/>
+          <w:kern w:val="0"/>
+          <w:lang w:eastAsia="nl-BE"/>
+          <w14:ligatures w14:val="none"/>
+        </w:rPr>
+        <w:t>modeling</w:t>
+      </w:r>
+      <w:proofErr w:type="spellEnd"/>
+      <w:r>
+        <w:rPr>
+          <w:rFonts w:eastAsia="Times New Roman" w:cs="Times New Roman"/>
+          <w:kern w:val="0"/>
+          <w:lang w:eastAsia="nl-BE"/>
+          <w14:ligatures w14:val="none"/>
+        </w:rPr>
+        <w:t xml:space="preserve"> adoptie.</w:t>
       </w:r>
     </w:p>
     <w:p>
@@ -6941,7 +11595,67 @@
           <w:lang w:eastAsia="nl-BE"/>
           <w14:ligatures w14:val="none"/>
         </w:rPr>
-        <w:t>De steekproef is klein (9 deelnemers), wat generaliseerbaarheid beperkt tot gelijkaardige populaties (ontwikkelaars met basiskennis). Zelfrapportage via UEQ en open vragen is subjectief en vat mogelijke confirmation bias. De studie vergelijkt met een interne basisversie, niet met externe tools zoals MindMeister of Lucidchart, en focust op korte taken zonder langdurig gebruik.</w:t>
+        <w:t xml:space="preserve">De steekproef is klein (9 deelnemers), wat generaliseerbaarheid beperkt tot gelijkaardige populaties (ontwikkelaars met basiskennis). Zelfrapportage via UEQ en open vragen is subjectief en vat mogelijke </w:t>
+      </w:r>
+      <w:proofErr w:type="spellStart"/>
+      <w:r>
+        <w:rPr>
+          <w:rFonts w:eastAsia="Times New Roman" w:cs="Times New Roman"/>
+          <w:kern w:val="0"/>
+          <w:lang w:eastAsia="nl-BE"/>
+          <w14:ligatures w14:val="none"/>
+        </w:rPr>
+        <w:t>confirmation</w:t>
+      </w:r>
+      <w:proofErr w:type="spellEnd"/>
+      <w:r>
+        <w:rPr>
+          <w:rFonts w:eastAsia="Times New Roman" w:cs="Times New Roman"/>
+          <w:kern w:val="0"/>
+          <w:lang w:eastAsia="nl-BE"/>
+          <w14:ligatures w14:val="none"/>
+        </w:rPr>
+        <w:t xml:space="preserve"> bias. De studie vergelijkt met een interne basisversie, niet met externe tools zoals </w:t>
+      </w:r>
+      <w:proofErr w:type="spellStart"/>
+      <w:r>
+        <w:rPr>
+          <w:rFonts w:eastAsia="Times New Roman" w:cs="Times New Roman"/>
+          <w:kern w:val="0"/>
+          <w:lang w:eastAsia="nl-BE"/>
+          <w14:ligatures w14:val="none"/>
+        </w:rPr>
+        <w:t>MindMeister</w:t>
+      </w:r>
+      <w:proofErr w:type="spellEnd"/>
+      <w:r>
+        <w:rPr>
+          <w:rFonts w:eastAsia="Times New Roman" w:cs="Times New Roman"/>
+          <w:kern w:val="0"/>
+          <w:lang w:eastAsia="nl-BE"/>
+          <w14:ligatures w14:val="none"/>
+        </w:rPr>
+        <w:t xml:space="preserve"> of </w:t>
+      </w:r>
+      <w:proofErr w:type="spellStart"/>
+      <w:r>
+        <w:rPr>
+          <w:rFonts w:eastAsia="Times New Roman" w:cs="Times New Roman"/>
+          <w:kern w:val="0"/>
+          <w:lang w:eastAsia="nl-BE"/>
+          <w14:ligatures w14:val="none"/>
+        </w:rPr>
+        <w:t>Lucidchart</w:t>
+      </w:r>
+      <w:proofErr w:type="spellEnd"/>
+      <w:r>
+        <w:rPr>
+          <w:rFonts w:eastAsia="Times New Roman" w:cs="Times New Roman"/>
+          <w:kern w:val="0"/>
+          <w:lang w:eastAsia="nl-BE"/>
+          <w14:ligatures w14:val="none"/>
+        </w:rPr>
+        <w:t>, en focust op korte taken zonder langdurig gebruik.</w:t>
       </w:r>
     </w:p>
     <w:p>
@@ -7043,7 +11757,27 @@
           <w:lang w:eastAsia="nl-BE"/>
           <w14:ligatures w14:val="none"/>
         </w:rPr>
-        <w:t xml:space="preserve">Theoretisch draagt dit bij aan design science door empirisch bewijs voor UX-features in security </w:t>
+        <w:t xml:space="preserve">Theoretisch draagt dit bij aan design </w:t>
+      </w:r>
+      <w:proofErr w:type="spellStart"/>
+      <w:r>
+        <w:rPr>
+          <w:rFonts w:eastAsia="Times New Roman" w:cs="Times New Roman"/>
+          <w:kern w:val="0"/>
+          <w:lang w:eastAsia="nl-BE"/>
+          <w14:ligatures w14:val="none"/>
+        </w:rPr>
+        <w:t>science</w:t>
+      </w:r>
+      <w:proofErr w:type="spellEnd"/>
+      <w:r>
+        <w:rPr>
+          <w:rFonts w:eastAsia="Times New Roman" w:cs="Times New Roman"/>
+          <w:kern w:val="0"/>
+          <w:lang w:eastAsia="nl-BE"/>
+          <w14:ligatures w14:val="none"/>
+        </w:rPr>
+        <w:t xml:space="preserve"> door empirisch bewijs voor UX-features in security </w:t>
       </w:r>
       <w:r>
         <w:rPr>
@@ -7061,7 +11795,107 @@
           <w:lang w:eastAsia="nl-BE"/>
           <w14:ligatures w14:val="none"/>
         </w:rPr>
-        <w:t>, met aanbeveling voor integratie van UEQ in threat modeling evaluaties. Praktisch kan de tool DevSecOps teams helpen door threat modeling laagdrempelig te maken</w:t>
+        <w:t xml:space="preserve">, met aanbeveling voor integratie van UEQ in </w:t>
+      </w:r>
+      <w:proofErr w:type="spellStart"/>
+      <w:r>
+        <w:rPr>
+          <w:rFonts w:eastAsia="Times New Roman" w:cs="Times New Roman"/>
+          <w:kern w:val="0"/>
+          <w:lang w:eastAsia="nl-BE"/>
+          <w14:ligatures w14:val="none"/>
+        </w:rPr>
+        <w:t>threat</w:t>
+      </w:r>
+      <w:proofErr w:type="spellEnd"/>
+      <w:r>
+        <w:rPr>
+          <w:rFonts w:eastAsia="Times New Roman" w:cs="Times New Roman"/>
+          <w:kern w:val="0"/>
+          <w:lang w:eastAsia="nl-BE"/>
+          <w14:ligatures w14:val="none"/>
+        </w:rPr>
+        <w:t xml:space="preserve"> </w:t>
+      </w:r>
+      <w:proofErr w:type="spellStart"/>
+      <w:r>
+        <w:rPr>
+          <w:rFonts w:eastAsia="Times New Roman" w:cs="Times New Roman"/>
+          <w:kern w:val="0"/>
+          <w:lang w:eastAsia="nl-BE"/>
+          <w14:ligatures w14:val="none"/>
+        </w:rPr>
+        <w:t>modeling</w:t>
+      </w:r>
+      <w:proofErr w:type="spellEnd"/>
+      <w:r>
+        <w:rPr>
+          <w:rFonts w:eastAsia="Times New Roman" w:cs="Times New Roman"/>
+          <w:kern w:val="0"/>
+          <w:lang w:eastAsia="nl-BE"/>
+          <w14:ligatures w14:val="none"/>
+        </w:rPr>
+        <w:t xml:space="preserve"> evaluaties. Praktisch kan de tool </w:t>
+      </w:r>
+      <w:proofErr w:type="spellStart"/>
+      <w:r>
+        <w:rPr>
+          <w:rFonts w:eastAsia="Times New Roman" w:cs="Times New Roman"/>
+          <w:kern w:val="0"/>
+          <w:lang w:eastAsia="nl-BE"/>
+          <w14:ligatures w14:val="none"/>
+        </w:rPr>
+        <w:t>DevSecOps</w:t>
+      </w:r>
+      <w:proofErr w:type="spellEnd"/>
+      <w:r>
+        <w:rPr>
+          <w:rFonts w:eastAsia="Times New Roman" w:cs="Times New Roman"/>
+          <w:kern w:val="0"/>
+          <w:lang w:eastAsia="nl-BE"/>
+          <w14:ligatures w14:val="none"/>
+        </w:rPr>
+        <w:t xml:space="preserve"> teams helpen door </w:t>
+      </w:r>
+      <w:proofErr w:type="spellStart"/>
+      <w:r>
+        <w:rPr>
+          <w:rFonts w:eastAsia="Times New Roman" w:cs="Times New Roman"/>
+          <w:kern w:val="0"/>
+          <w:lang w:eastAsia="nl-BE"/>
+          <w14:ligatures w14:val="none"/>
+        </w:rPr>
+        <w:t>threat</w:t>
+      </w:r>
+      <w:proofErr w:type="spellEnd"/>
+      <w:r>
+        <w:rPr>
+          <w:rFonts w:eastAsia="Times New Roman" w:cs="Times New Roman"/>
+          <w:kern w:val="0"/>
+          <w:lang w:eastAsia="nl-BE"/>
+          <w14:ligatures w14:val="none"/>
+        </w:rPr>
+        <w:t xml:space="preserve"> </w:t>
+      </w:r>
+      <w:proofErr w:type="spellStart"/>
+      <w:r>
+        <w:rPr>
+          <w:rFonts w:eastAsia="Times New Roman" w:cs="Times New Roman"/>
+          <w:kern w:val="0"/>
+          <w:lang w:eastAsia="nl-BE"/>
+          <w14:ligatures w14:val="none"/>
+        </w:rPr>
+        <w:t>modeling</w:t>
+      </w:r>
+      <w:proofErr w:type="spellEnd"/>
+      <w:r>
+        <w:rPr>
+          <w:rFonts w:eastAsia="Times New Roman" w:cs="Times New Roman"/>
+          <w:kern w:val="0"/>
+          <w:lang w:eastAsia="nl-BE"/>
+          <w14:ligatures w14:val="none"/>
+        </w:rPr>
+        <w:t xml:space="preserve"> laagdrempelig te maken</w:t>
       </w:r>
       <w:r>
         <w:rPr>
@@ -7079,7 +11913,47 @@
           <w:lang w:eastAsia="nl-BE"/>
           <w14:ligatures w14:val="none"/>
         </w:rPr>
-        <w:t xml:space="preserve"> implementeer filtering en iconen in bestaande pipelines. Voor onderwijs biedt het een didactisch prototype om Fortunately-Unfortunately te demonstreren.</w:t>
+        <w:t xml:space="preserve"> implementeer filtering en iconen in bestaande </w:t>
+      </w:r>
+      <w:proofErr w:type="spellStart"/>
+      <w:r>
+        <w:rPr>
+          <w:rFonts w:eastAsia="Times New Roman" w:cs="Times New Roman"/>
+          <w:kern w:val="0"/>
+          <w:lang w:eastAsia="nl-BE"/>
+          <w14:ligatures w14:val="none"/>
+        </w:rPr>
+        <w:t>pipelines</w:t>
+      </w:r>
+      <w:proofErr w:type="spellEnd"/>
+      <w:r>
+        <w:rPr>
+          <w:rFonts w:eastAsia="Times New Roman" w:cs="Times New Roman"/>
+          <w:kern w:val="0"/>
+          <w:lang w:eastAsia="nl-BE"/>
+          <w14:ligatures w14:val="none"/>
+        </w:rPr>
+        <w:t xml:space="preserve">. Voor onderwijs biedt het een didactisch prototype om </w:t>
+      </w:r>
+      <w:proofErr w:type="spellStart"/>
+      <w:r>
+        <w:rPr>
+          <w:rFonts w:eastAsia="Times New Roman" w:cs="Times New Roman"/>
+          <w:kern w:val="0"/>
+          <w:lang w:eastAsia="nl-BE"/>
+          <w14:ligatures w14:val="none"/>
+        </w:rPr>
+        <w:t>Fortunately-Unfortunately</w:t>
+      </w:r>
+      <w:proofErr w:type="spellEnd"/>
+      <w:r>
+        <w:rPr>
+          <w:rFonts w:eastAsia="Times New Roman" w:cs="Times New Roman"/>
+          <w:kern w:val="0"/>
+          <w:lang w:eastAsia="nl-BE"/>
+          <w14:ligatures w14:val="none"/>
+        </w:rPr>
+        <w:t xml:space="preserve"> te demonstreren.</w:t>
       </w:r>
     </w:p>
     <w:p>
@@ -7177,16 +12051,66 @@
           <w:lang w:eastAsia="nl-BE"/>
           <w14:ligatures w14:val="none"/>
         </w:rPr>
-        <w:t>Test de tool met grotere groepen en longitudinale sessies, inclusief A/B-testing met commerciële mindmap-software. Implementeer voorgestelde features zoals collaps</w:t>
-      </w:r>
-      <w:r>
-        <w:rPr>
-          <w:rFonts w:eastAsia="Times New Roman" w:cs="Times New Roman"/>
-          <w:kern w:val="0"/>
-          <w:lang w:eastAsia="nl-BE"/>
-          <w14:ligatures w14:val="none"/>
-        </w:rPr>
-        <w:t xml:space="preserve"> child</w:t>
+        <w:t>Test de tool met grotere groepen en longitudinale sessies, inclusief A/B-</w:t>
+      </w:r>
+      <w:proofErr w:type="spellStart"/>
+      <w:r>
+        <w:rPr>
+          <w:rFonts w:eastAsia="Times New Roman" w:cs="Times New Roman"/>
+          <w:kern w:val="0"/>
+          <w:lang w:eastAsia="nl-BE"/>
+          <w14:ligatures w14:val="none"/>
+        </w:rPr>
+        <w:t>testing</w:t>
+      </w:r>
+      <w:proofErr w:type="spellEnd"/>
+      <w:r>
+        <w:rPr>
+          <w:rFonts w:eastAsia="Times New Roman" w:cs="Times New Roman"/>
+          <w:kern w:val="0"/>
+          <w:lang w:eastAsia="nl-BE"/>
+          <w14:ligatures w14:val="none"/>
+        </w:rPr>
+        <w:t xml:space="preserve"> met commerciële </w:t>
+      </w:r>
+      <w:proofErr w:type="spellStart"/>
+      <w:r>
+        <w:rPr>
+          <w:rFonts w:eastAsia="Times New Roman" w:cs="Times New Roman"/>
+          <w:kern w:val="0"/>
+          <w:lang w:eastAsia="nl-BE"/>
+          <w14:ligatures w14:val="none"/>
+        </w:rPr>
+        <w:t>mindmap</w:t>
+      </w:r>
+      <w:proofErr w:type="spellEnd"/>
+      <w:r>
+        <w:rPr>
+          <w:rFonts w:eastAsia="Times New Roman" w:cs="Times New Roman"/>
+          <w:kern w:val="0"/>
+          <w:lang w:eastAsia="nl-BE"/>
+          <w14:ligatures w14:val="none"/>
+        </w:rPr>
+        <w:t>-software. Implementeer voorgestelde features zoals collaps</w:t>
+      </w:r>
+      <w:r>
+        <w:rPr>
+          <w:rFonts w:eastAsia="Times New Roman" w:cs="Times New Roman"/>
+          <w:kern w:val="0"/>
+          <w:lang w:eastAsia="nl-BE"/>
+          <w14:ligatures w14:val="none"/>
+        </w:rPr>
+        <w:t xml:space="preserve"> </w:t>
+      </w:r>
+      <w:proofErr w:type="spellStart"/>
+      <w:r>
+        <w:rPr>
+          <w:rFonts w:eastAsia="Times New Roman" w:cs="Times New Roman"/>
+          <w:kern w:val="0"/>
+          <w:lang w:eastAsia="nl-BE"/>
+          <w14:ligatures w14:val="none"/>
+        </w:rPr>
+        <w:t>child</w:t>
       </w:r>
       <w:r>
         <w:rPr>
@@ -7197,6 +12121,7 @@
         </w:rPr>
         <w:t>ren</w:t>
       </w:r>
+      <w:proofErr w:type="spellEnd"/>
       <w:r>
         <w:rPr>
           <w:rFonts w:eastAsia="Times New Roman" w:cs="Times New Roman"/>
@@ -7213,7 +12138,107 @@
           <w:lang w:eastAsia="nl-BE"/>
           <w14:ligatures w14:val="none"/>
         </w:rPr>
-        <w:t>knoppen en branch-zoom, en evalueer collaboratieve multi-user functionaliteit. Voeg AI-ondersteuning toe voor automatische threat-suggesties en valideer tegen meer threat modeling methoden (STRIDE).</w:t>
+        <w:t xml:space="preserve">knoppen en </w:t>
+      </w:r>
+      <w:proofErr w:type="spellStart"/>
+      <w:r>
+        <w:rPr>
+          <w:rFonts w:eastAsia="Times New Roman" w:cs="Times New Roman"/>
+          <w:kern w:val="0"/>
+          <w:lang w:eastAsia="nl-BE"/>
+          <w14:ligatures w14:val="none"/>
+        </w:rPr>
+        <w:t>branch</w:t>
+      </w:r>
+      <w:proofErr w:type="spellEnd"/>
+      <w:r>
+        <w:rPr>
+          <w:rFonts w:eastAsia="Times New Roman" w:cs="Times New Roman"/>
+          <w:kern w:val="0"/>
+          <w:lang w:eastAsia="nl-BE"/>
+          <w14:ligatures w14:val="none"/>
+        </w:rPr>
+        <w:t xml:space="preserve">-zoom, en evalueer collaboratieve </w:t>
+      </w:r>
+      <w:proofErr w:type="spellStart"/>
+      <w:r>
+        <w:rPr>
+          <w:rFonts w:eastAsia="Times New Roman" w:cs="Times New Roman"/>
+          <w:kern w:val="0"/>
+          <w:lang w:eastAsia="nl-BE"/>
+          <w14:ligatures w14:val="none"/>
+        </w:rPr>
+        <w:t>multi</w:t>
+      </w:r>
+      <w:proofErr w:type="spellEnd"/>
+      <w:r>
+        <w:rPr>
+          <w:rFonts w:eastAsia="Times New Roman" w:cs="Times New Roman"/>
+          <w:kern w:val="0"/>
+          <w:lang w:eastAsia="nl-BE"/>
+          <w14:ligatures w14:val="none"/>
+        </w:rPr>
+        <w:t xml:space="preserve">-user functionaliteit. Voeg AI-ondersteuning toe voor automatische </w:t>
+      </w:r>
+      <w:proofErr w:type="spellStart"/>
+      <w:r>
+        <w:rPr>
+          <w:rFonts w:eastAsia="Times New Roman" w:cs="Times New Roman"/>
+          <w:kern w:val="0"/>
+          <w:lang w:eastAsia="nl-BE"/>
+          <w14:ligatures w14:val="none"/>
+        </w:rPr>
+        <w:t>threat</w:t>
+      </w:r>
+      <w:proofErr w:type="spellEnd"/>
+      <w:r>
+        <w:rPr>
+          <w:rFonts w:eastAsia="Times New Roman" w:cs="Times New Roman"/>
+          <w:kern w:val="0"/>
+          <w:lang w:eastAsia="nl-BE"/>
+          <w14:ligatures w14:val="none"/>
+        </w:rPr>
+        <w:t xml:space="preserve">-suggesties en valideer tegen meer </w:t>
+      </w:r>
+      <w:proofErr w:type="spellStart"/>
+      <w:r>
+        <w:rPr>
+          <w:rFonts w:eastAsia="Times New Roman" w:cs="Times New Roman"/>
+          <w:kern w:val="0"/>
+          <w:lang w:eastAsia="nl-BE"/>
+          <w14:ligatures w14:val="none"/>
+        </w:rPr>
+        <w:t>threat</w:t>
+      </w:r>
+      <w:proofErr w:type="spellEnd"/>
+      <w:r>
+        <w:rPr>
+          <w:rFonts w:eastAsia="Times New Roman" w:cs="Times New Roman"/>
+          <w:kern w:val="0"/>
+          <w:lang w:eastAsia="nl-BE"/>
+          <w14:ligatures w14:val="none"/>
+        </w:rPr>
+        <w:t xml:space="preserve"> </w:t>
+      </w:r>
+      <w:proofErr w:type="spellStart"/>
+      <w:r>
+        <w:rPr>
+          <w:rFonts w:eastAsia="Times New Roman" w:cs="Times New Roman"/>
+          <w:kern w:val="0"/>
+          <w:lang w:eastAsia="nl-BE"/>
+          <w14:ligatures w14:val="none"/>
+        </w:rPr>
+        <w:t>modeling</w:t>
+      </w:r>
+      <w:proofErr w:type="spellEnd"/>
+      <w:r>
+        <w:rPr>
+          <w:rFonts w:eastAsia="Times New Roman" w:cs="Times New Roman"/>
+          <w:kern w:val="0"/>
+          <w:lang w:eastAsia="nl-BE"/>
+          <w14:ligatures w14:val="none"/>
+        </w:rPr>
+        <w:t xml:space="preserve"> methoden (STRIDE).</w:t>
       </w:r>
       <w:r>
         <w:rPr>
@@ -7273,26 +12298,35 @@
           <w:szCs w:val="36"/>
         </w:rPr>
         <w:lastRenderedPageBreak/>
-        <w:t>Hoofdstuk 6</w:t>
-      </w:r>
-    </w:p>
-    <w:p>
-      <w:pPr>
-        <w:spacing w:afterLines="24" w:after="57" w:line="288" w:lineRule="auto"/>
+        <w:t xml:space="preserve">Hoofdstuk </w:t>
+      </w:r>
+      <w:r>
         <w:rPr>
           <w:b/>
           <w:bCs/>
           <w:sz w:val="36"/>
           <w:szCs w:val="36"/>
         </w:rPr>
-      </w:pPr>
-      <w:r>
+        <w:t>7</w:t>
+      </w:r>
+    </w:p>
+    <w:p>
+      <w:pPr>
+        <w:spacing w:afterLines="24" w:after="57" w:line="288" w:lineRule="auto"/>
         <w:rPr>
           <w:b/>
           <w:bCs/>
           <w:sz w:val="36"/>
           <w:szCs w:val="36"/>
         </w:rPr>
+      </w:pPr>
+      <w:r>
+        <w:rPr>
+          <w:b/>
+          <w:bCs/>
+          <w:sz w:val="36"/>
+          <w:szCs w:val="36"/>
+        </w:rPr>
         <w:t>Conclusie</w:t>
       </w:r>
     </w:p>
@@ -7311,8 +12345,53 @@
       <w:pPr>
         <w:spacing w:afterLines="24" w:after="57" w:line="288" w:lineRule="auto"/>
       </w:pPr>
-      <w:r>
-        <w:t>Threat modeling blijft in de praktijk vaak achterwege door complexiteit en gebrek aan toegankelijke tools, ondanks erkenning als essentieel voor secure software engineering. Dit onderzoek toont aan dat een domeinspecifieke webtool gebaseerd op de Fortunately-Unfortunately-methode, verrijkt met visuele UX-features, deze kloof effectief kan dichten.</w:t>
+      <w:proofErr w:type="spellStart"/>
+      <w:r>
+        <w:t>Threat</w:t>
+      </w:r>
+      <w:proofErr w:type="spellEnd"/>
+      <w:r>
+        <w:t xml:space="preserve"> </w:t>
+      </w:r>
+      <w:proofErr w:type="spellStart"/>
+      <w:r>
+        <w:t>modeling</w:t>
+      </w:r>
+      <w:proofErr w:type="spellEnd"/>
+      <w:r>
+        <w:t xml:space="preserve"> blijft in de praktijk vaak achterwege door complexiteit en gebrek aan toegankelijke tools, ondanks erkenning als essentieel voor secure software engineering. Dit onderzoek toont aan dat een </w:t>
+      </w:r>
+      <w:proofErr w:type="spellStart"/>
+      <w:r>
+        <w:t>domeinspecifieke</w:t>
+      </w:r>
+      <w:proofErr w:type="spellEnd"/>
+      <w:r>
+        <w:t xml:space="preserve"> </w:t>
+      </w:r>
+      <w:proofErr w:type="spellStart"/>
+      <w:r>
+        <w:t>webtool</w:t>
+      </w:r>
+      <w:proofErr w:type="spellEnd"/>
+      <w:r>
+        <w:t xml:space="preserve"> gebaseerd op de </w:t>
+      </w:r>
+      <w:proofErr w:type="spellStart"/>
+      <w:r>
+        <w:t>Fortunately</w:t>
+      </w:r>
+      <w:proofErr w:type="spellEnd"/>
+      <w:r>
+        <w:t>-</w:t>
+      </w:r>
+      <w:proofErr w:type="spellStart"/>
+      <w:r>
+        <w:t>Unfortunately</w:t>
+      </w:r>
+      <w:proofErr w:type="spellEnd"/>
+      <w:r>
+        <w:t>-methode, verrijkt met visuele UX-features, deze kloof effectief kan dichten.</w:t>
       </w:r>
     </w:p>
     <w:p>
@@ -7332,7 +12411,31 @@
         <w:t>Onderzoeksvraag 1</w:t>
       </w:r>
       <w:r>
-        <w:t>: De minimale basisfunctionaliteit (node-creatie, uitklappen/inklappen, zoeken) ondersteunt Fortunately-Unfortunately trees, maar blijkt ontoereikend voor efficiënte threat modeling zonder security-expertise, zoals blijkt uit de negatieve UEQ-scores van versie 1.</w:t>
+        <w:t xml:space="preserve">: De minimale basisfunctionaliteit (node-creatie, uitklappen/inklappen, zoeken) ondersteunt </w:t>
+      </w:r>
+      <w:proofErr w:type="spellStart"/>
+      <w:r>
+        <w:t>Fortunately-Unfortunately</w:t>
+      </w:r>
+      <w:proofErr w:type="spellEnd"/>
+      <w:r>
+        <w:t xml:space="preserve"> trees, maar blijkt ontoereikend voor efficiënte </w:t>
+      </w:r>
+      <w:proofErr w:type="spellStart"/>
+      <w:r>
+        <w:t>threat</w:t>
+      </w:r>
+      <w:proofErr w:type="spellEnd"/>
+      <w:r>
+        <w:t xml:space="preserve"> </w:t>
+      </w:r>
+      <w:proofErr w:type="spellStart"/>
+      <w:r>
+        <w:t>modeling</w:t>
+      </w:r>
+      <w:proofErr w:type="spellEnd"/>
+      <w:r>
+        <w:t xml:space="preserve"> zonder security-expertise, zoals blijkt uit de negatieve UEQ-scores van versie 1.</w:t>
       </w:r>
     </w:p>
     <w:p>
@@ -7352,7 +12455,15 @@
         <w:t>Onderzoeksvraag 2</w:t>
       </w:r>
       <w:r>
-        <w:t xml:space="preserve">: Gebruikers ervaren filtering op node-status, tellingen per status en highlighting vanuit de filterbalk als meest nuttig, gevolgd door visuele codering (kleuren, iconen). </w:t>
+        <w:t xml:space="preserve">: Gebruikers ervaren filtering op node-status, tellingen per status en </w:t>
+      </w:r>
+      <w:proofErr w:type="spellStart"/>
+      <w:r>
+        <w:t>highlighting</w:t>
+      </w:r>
+      <w:proofErr w:type="spellEnd"/>
+      <w:r>
+        <w:t xml:space="preserve"> vanuit de filterbalk als meest nuttig, gevolgd door visuele codering (kleuren, iconen). </w:t>
       </w:r>
       <w:r>
         <w:t>Deze pragmatische features reduceren cognitieve belasting significant.</w:t>
@@ -7375,20 +12486,84 @@
         <w:t>Onderzoeksvraag 3</w:t>
       </w:r>
       <w:r>
-        <w:t>: De uitgebreide tool (versie 2) overtreft generieke mindmap-software op gebruiksvriendelijkheid (positieve UEQ-scores vs. negatief) en effectiviteit (tijdsbesparing, foutreductie), waardoor threat modeling toegankelijk wordt voor niet-experts.</w:t>
-      </w:r>
-    </w:p>
-    <w:p>
-      <w:pPr>
-        <w:spacing w:afterLines="24" w:after="57" w:line="288" w:lineRule="auto"/>
-      </w:pPr>
-    </w:p>
-    <w:p>
-      <w:pPr>
-        <w:spacing w:afterLines="24" w:after="57" w:line="288" w:lineRule="auto"/>
-      </w:pPr>
-      <w:r>
-        <w:t>De tool voldoet aan Nielsens usability-heuristieken en verschuift het UX-profiel van negatief naar duidelijk positief, vooral op efficiëntie, stimulatie en originaliteit. Praktisch betekent dit dat development teams filtering, automatische danger ratings en status-iconen kunnen integreren om threat modeling structureel op te nemen in DevSecOps-processen</w:t>
+        <w:t xml:space="preserve">: De uitgebreide tool (versie 2) overtreft generieke </w:t>
+      </w:r>
+      <w:proofErr w:type="spellStart"/>
+      <w:r>
+        <w:t>mindmap</w:t>
+      </w:r>
+      <w:proofErr w:type="spellEnd"/>
+      <w:r>
+        <w:t xml:space="preserve">-software op gebruiksvriendelijkheid (positieve UEQ-scores vs. negatief) en effectiviteit (tijdsbesparing, foutreductie), waardoor </w:t>
+      </w:r>
+      <w:proofErr w:type="spellStart"/>
+      <w:r>
+        <w:t>threat</w:t>
+      </w:r>
+      <w:proofErr w:type="spellEnd"/>
+      <w:r>
+        <w:t xml:space="preserve"> </w:t>
+      </w:r>
+      <w:proofErr w:type="spellStart"/>
+      <w:r>
+        <w:t>modeling</w:t>
+      </w:r>
+      <w:proofErr w:type="spellEnd"/>
+      <w:r>
+        <w:t xml:space="preserve"> toegankelijk wordt voor niet-experts.</w:t>
+      </w:r>
+    </w:p>
+    <w:p>
+      <w:pPr>
+        <w:spacing w:afterLines="24" w:after="57" w:line="288" w:lineRule="auto"/>
+      </w:pPr>
+    </w:p>
+    <w:p>
+      <w:pPr>
+        <w:spacing w:afterLines="24" w:after="57" w:line="288" w:lineRule="auto"/>
+      </w:pPr>
+      <w:r>
+        <w:t xml:space="preserve">De tool voldoet aan Nielsens </w:t>
+      </w:r>
+      <w:proofErr w:type="spellStart"/>
+      <w:r>
+        <w:t>usability</w:t>
+      </w:r>
+      <w:proofErr w:type="spellEnd"/>
+      <w:r>
+        <w:t xml:space="preserve">-heuristieken en verschuift het UX-profiel van negatief naar duidelijk positief, vooral op efficiëntie, stimulatie en originaliteit. Praktisch betekent dit dat development teams filtering, automatische </w:t>
+      </w:r>
+      <w:proofErr w:type="spellStart"/>
+      <w:r>
+        <w:t>danger</w:t>
+      </w:r>
+      <w:proofErr w:type="spellEnd"/>
+      <w:r>
+        <w:t xml:space="preserve"> ratings en status-iconen kunnen integreren om </w:t>
+      </w:r>
+      <w:proofErr w:type="spellStart"/>
+      <w:r>
+        <w:t>threat</w:t>
+      </w:r>
+      <w:proofErr w:type="spellEnd"/>
+      <w:r>
+        <w:t xml:space="preserve"> </w:t>
+      </w:r>
+      <w:proofErr w:type="spellStart"/>
+      <w:r>
+        <w:t>modeling</w:t>
+      </w:r>
+      <w:proofErr w:type="spellEnd"/>
+      <w:r>
+        <w:t xml:space="preserve"> structureel op te nemen in </w:t>
+      </w:r>
+      <w:proofErr w:type="spellStart"/>
+      <w:r>
+        <w:t>DevSecOps</w:t>
+      </w:r>
+      <w:proofErr w:type="spellEnd"/>
+      <w:r>
+        <w:t>-processen</w:t>
       </w:r>
       <w:r>
         <w:t>.</w:t>
@@ -7404,7 +12579,31 @@
         <w:spacing w:afterLines="24" w:after="57" w:line="288" w:lineRule="auto"/>
       </w:pPr>
       <w:r>
-        <w:t>Toekomstig werk kan de voorgestelde verbeteringen (globale collapse-knoppen, branch-zoom) implementeren, collaboratieve features toevoegen en AI-ondersteuning voor threat-suggesties verkennen. Deze tool biedt daarmee een laagdrempelig startpunt voor zowel industrie als security-onderwijs</w:t>
+        <w:t xml:space="preserve">Toekomstig werk kan de voorgestelde verbeteringen (globale </w:t>
+      </w:r>
+      <w:proofErr w:type="spellStart"/>
+      <w:r>
+        <w:t>collapse</w:t>
+      </w:r>
+      <w:proofErr w:type="spellEnd"/>
+      <w:r>
+        <w:t xml:space="preserve">-knoppen, </w:t>
+      </w:r>
+      <w:proofErr w:type="spellStart"/>
+      <w:r>
+        <w:t>branch</w:t>
+      </w:r>
+      <w:proofErr w:type="spellEnd"/>
+      <w:r>
+        <w:t xml:space="preserve">-zoom) implementeren, collaboratieve features toevoegen en AI-ondersteuning voor </w:t>
+      </w:r>
+      <w:proofErr w:type="spellStart"/>
+      <w:r>
+        <w:t>threat</w:t>
+      </w:r>
+      <w:proofErr w:type="spellEnd"/>
+      <w:r>
+        <w:t>-suggesties verkennen. Deze tool biedt daarmee een laagdrempelig startpunt voor zowel industrie als security-onderwijs</w:t>
       </w:r>
       <w:r>
         <w:t>.</w:t>

--- a/Master_scriptie_tekst.docx
+++ b/Master_scriptie_tekst.docx
@@ -223,8 +223,53 @@
       <w:pPr>
         <w:spacing w:afterLines="24" w:after="57"/>
       </w:pPr>
-      <w:r>
-        <w:t>Threat modeling is een systematische methode binnen softwareontwikkeling om potentiële beveiligingsrisico’s vroegtijdig te identificeren en te mitigeren. Ondanks het belang ervan ervaren veel ontwikkelaars het proces als complex en tijdsintensief, wat vaak leidt tot onvolledige risicoanalyses. Dit onderzoek ontwikkelt en evalueert een gebruiksvriendelijke tool, gebaseerd op de Fortunately-Unfortunately-methode, om het threat modeling-proces toegankelijker en effectiever te maken.</w:t>
+      <w:proofErr w:type="spellStart"/>
+      <w:r>
+        <w:t>Threat</w:t>
+      </w:r>
+      <w:proofErr w:type="spellEnd"/>
+      <w:r>
+        <w:t xml:space="preserve"> </w:t>
+      </w:r>
+      <w:proofErr w:type="spellStart"/>
+      <w:r>
+        <w:t>modeling</w:t>
+      </w:r>
+      <w:proofErr w:type="spellEnd"/>
+      <w:r>
+        <w:t xml:space="preserve"> is een systematische methode binnen softwareontwikkeling om potentiële beveiligingsrisico’s vroegtijdig te identificeren en te mitigeren. Ondanks het belang ervan ervaren veel ontwikkelaars het proces als complex en tijdsintensief, wat vaak leidt tot onvolledige risicoanalyses. Dit onderzoek ontwikkelt en evalueert een gebruiksvriendelijke tool, gebaseerd op de </w:t>
+      </w:r>
+      <w:proofErr w:type="spellStart"/>
+      <w:r>
+        <w:t>Fortunately</w:t>
+      </w:r>
+      <w:proofErr w:type="spellEnd"/>
+      <w:r>
+        <w:t>-</w:t>
+      </w:r>
+      <w:proofErr w:type="spellStart"/>
+      <w:r>
+        <w:t>Unfortunately</w:t>
+      </w:r>
+      <w:proofErr w:type="spellEnd"/>
+      <w:r>
+        <w:t xml:space="preserve">-methode, om het </w:t>
+      </w:r>
+      <w:proofErr w:type="spellStart"/>
+      <w:r>
+        <w:t>threat</w:t>
+      </w:r>
+      <w:proofErr w:type="spellEnd"/>
+      <w:r>
+        <w:t xml:space="preserve"> </w:t>
+      </w:r>
+      <w:proofErr w:type="spellStart"/>
+      <w:r>
+        <w:t>modeling</w:t>
+      </w:r>
+      <w:proofErr w:type="spellEnd"/>
+      <w:r>
+        <w:t>-proces toegankelijker en effectiever te maken.</w:t>
       </w:r>
     </w:p>
     <w:p>
@@ -237,7 +282,71 @@
         <w:spacing w:afterLines="24" w:after="57"/>
       </w:pPr>
       <w:r>
-        <w:t>Een literatuurstudie brengt bestaande threat modeling-raamwerken, mindmaptools en visualisatietechnieken in kaart. Op basis daarvan wordt een eisenlijst opgesteld met zowel generieke functies als mogelijkheden specifiek voor Fortunately-Unfortunately-treemodellering. Vervolgens wordt een webgebaseerd prototype ontwikkeld in React en D3, uitgebreid met zoek- en filterfuncties, visuele coderingen en ondersteunende interacties. De tool wordt geëvalueerd via een gebruikersonderzoek met negen deelnemers, die een scenario doorlopen, taken uitvoeren en hun ervaring rapporteren via een open vragenlijst en de User Experience Questionnaire (UEQ).</w:t>
+        <w:t xml:space="preserve">Een literatuurstudie brengt bestaande </w:t>
+      </w:r>
+      <w:proofErr w:type="spellStart"/>
+      <w:r>
+        <w:t>threat</w:t>
+      </w:r>
+      <w:proofErr w:type="spellEnd"/>
+      <w:r>
+        <w:t xml:space="preserve"> </w:t>
+      </w:r>
+      <w:proofErr w:type="spellStart"/>
+      <w:r>
+        <w:t>modeling</w:t>
+      </w:r>
+      <w:proofErr w:type="spellEnd"/>
+      <w:r>
+        <w:t xml:space="preserve">-raamwerken, </w:t>
+      </w:r>
+      <w:proofErr w:type="spellStart"/>
+      <w:r>
+        <w:t>mindmaptools</w:t>
+      </w:r>
+      <w:proofErr w:type="spellEnd"/>
+      <w:r>
+        <w:t xml:space="preserve"> en visualisatietechnieken in kaart. Op basis daarvan wordt een eisenlijst opgesteld met zowel generieke functies als mogelijkheden specifiek voor </w:t>
+      </w:r>
+      <w:proofErr w:type="spellStart"/>
+      <w:r>
+        <w:t>Fortunately</w:t>
+      </w:r>
+      <w:proofErr w:type="spellEnd"/>
+      <w:r>
+        <w:t>-</w:t>
+      </w:r>
+      <w:proofErr w:type="spellStart"/>
+      <w:r>
+        <w:t>Unfortunately</w:t>
+      </w:r>
+      <w:proofErr w:type="spellEnd"/>
+      <w:r>
+        <w:t xml:space="preserve">-treemodellering. Vervolgens wordt een </w:t>
+      </w:r>
+      <w:proofErr w:type="spellStart"/>
+      <w:r>
+        <w:t>webgebaseerd</w:t>
+      </w:r>
+      <w:proofErr w:type="spellEnd"/>
+      <w:r>
+        <w:t xml:space="preserve"> prototype ontwikkeld in </w:t>
+      </w:r>
+      <w:proofErr w:type="spellStart"/>
+      <w:r>
+        <w:t>React</w:t>
+      </w:r>
+      <w:proofErr w:type="spellEnd"/>
+      <w:r>
+        <w:t xml:space="preserve"> en D3, uitgebreid met zoek- en filterfuncties, visuele coderingen en ondersteunende interacties. De tool wordt geëvalueerd via een gebruikersonderzoek met negen deelnemers, die een scenario doorlopen, taken uitvoeren en hun ervaring rapporteren via een open vragenlijst en de User </w:t>
+      </w:r>
+      <w:proofErr w:type="spellStart"/>
+      <w:r>
+        <w:t>Experience</w:t>
+      </w:r>
+      <w:proofErr w:type="spellEnd"/>
+      <w:r>
+        <w:t xml:space="preserve"> Questionnaire (UEQ).</w:t>
       </w:r>
     </w:p>
     <w:p>
@@ -262,7 +371,15 @@
         <w:t>een basis</w:t>
       </w:r>
       <w:r>
-        <w:t xml:space="preserve"> mindmapsoftware, met positieve UEQ-scores op alle dimensies (aantrekkelijkheid</w:t>
+        <w:t xml:space="preserve"> </w:t>
+      </w:r>
+      <w:proofErr w:type="spellStart"/>
+      <w:r>
+        <w:t>mindmapsoftware</w:t>
+      </w:r>
+      <w:proofErr w:type="spellEnd"/>
+      <w:r>
+        <w:t>, met positieve UEQ-scores op alle dimensies (aantrekkelijkheid</w:t>
       </w:r>
       <w:r>
         <w:rPr>
@@ -298,7 +415,23 @@
         <w:t> </w:t>
       </w:r>
       <w:r>
-        <w:t>+2.1) tegenover negatieve scores voor de basisversie. De tool verhoogt zo de toegankelijkheid van threat modeling voor niet-experts en biedt intu</w:t>
+        <w:t xml:space="preserve">+2.1) tegenover negatieve scores voor de basisversie. De tool verhoogt zo de toegankelijkheid van </w:t>
+      </w:r>
+      <w:proofErr w:type="spellStart"/>
+      <w:r>
+        <w:t>threat</w:t>
+      </w:r>
+      <w:proofErr w:type="spellEnd"/>
+      <w:r>
+        <w:t xml:space="preserve"> </w:t>
+      </w:r>
+      <w:proofErr w:type="spellStart"/>
+      <w:r>
+        <w:t>modeling</w:t>
+      </w:r>
+      <w:proofErr w:type="spellEnd"/>
+      <w:r>
+        <w:t xml:space="preserve"> voor niet-experts en biedt intu</w:t>
       </w:r>
       <w:r>
         <w:rPr>
@@ -386,7 +519,35 @@
         <w:rPr>
           <w:lang w:val="en-GB"/>
         </w:rPr>
-        <w:t>Threat modeling is a systematic method within software development for identifying and mitigating potential security risks at an early stage. Despite its importance, many developers experience the process as complex and time-consuming, often resulting in incomplete risk analyses. This study develops and evaluates a user-friendly tool based on the Fortunately–Unfortunately method to make the threat modeling process more accessible and effective.</w:t>
+        <w:t xml:space="preserve">Threat </w:t>
+      </w:r>
+      <w:proofErr w:type="spellStart"/>
+      <w:r>
+        <w:rPr>
+          <w:lang w:val="en-GB"/>
+        </w:rPr>
+        <w:t>modeling</w:t>
+      </w:r>
+      <w:proofErr w:type="spellEnd"/>
+      <w:r>
+        <w:rPr>
+          <w:lang w:val="en-GB"/>
+        </w:rPr>
+        <w:t xml:space="preserve"> is a systematic method within software development for identifying and mitigating potential security risks at an early stage. Despite its importance, many developers experience the process as complex and time-consuming, often resulting in incomplete risk analyses. This study develops and evaluates a user-friendly tool based on the Fortunately–Unfortunately method to make the threat </w:t>
+      </w:r>
+      <w:proofErr w:type="spellStart"/>
+      <w:r>
+        <w:rPr>
+          <w:lang w:val="en-GB"/>
+        </w:rPr>
+        <w:t>modeling</w:t>
+      </w:r>
+      <w:proofErr w:type="spellEnd"/>
+      <w:r>
+        <w:rPr>
+          <w:lang w:val="en-GB"/>
+        </w:rPr>
+        <w:t xml:space="preserve"> process more accessible and effective.</w:t>
       </w:r>
     </w:p>
     <w:p>
@@ -408,7 +569,35 @@
         <w:rPr>
           <w:lang w:val="en-GB"/>
         </w:rPr>
-        <w:t>A literature review maps existing threat modeling frameworks, mind mapping tools, and visualization techniques. Based on these findings, a requirements list is defined, including both generic functionalities and features specific to Fortunately–Unfortunately tree modeling. A web-based prototype was then developed using React and D3, extending the tree structure with search and filter functions, visual encodings, and supportive interactions. The tool was evaluated through a user study with nine participants, who completed a scenario, performed predefined tasks, and reported their experiences using an open questionnaire and the User Experience Questionnaire (UEQ).</w:t>
+        <w:t xml:space="preserve">A literature review maps existing threat </w:t>
+      </w:r>
+      <w:proofErr w:type="spellStart"/>
+      <w:r>
+        <w:rPr>
+          <w:lang w:val="en-GB"/>
+        </w:rPr>
+        <w:t>modeling</w:t>
+      </w:r>
+      <w:proofErr w:type="spellEnd"/>
+      <w:r>
+        <w:rPr>
+          <w:lang w:val="en-GB"/>
+        </w:rPr>
+        <w:t xml:space="preserve"> frameworks, mind mapping tools, and visualization techniques. Based on these findings, a requirements list is defined, including both generic functionalities and features specific to Fortunately–Unfortunately tree </w:t>
+      </w:r>
+      <w:proofErr w:type="spellStart"/>
+      <w:r>
+        <w:rPr>
+          <w:lang w:val="en-GB"/>
+        </w:rPr>
+        <w:t>modeling</w:t>
+      </w:r>
+      <w:proofErr w:type="spellEnd"/>
+      <w:r>
+        <w:rPr>
+          <w:lang w:val="en-GB"/>
+        </w:rPr>
+        <w:t>. A web-based prototype was then developed using React and D3, extending the tree structure with search and filter functions, visual encodings, and supportive interactions. The tool was evaluated through a user study with nine participants, who completed a scenario, performed predefined tasks, and reported their experiences using an open questionnaire and the User Experience Questionnaire (UEQ).</w:t>
       </w:r>
     </w:p>
     <w:p>
@@ -485,7 +674,21 @@
         <w:rPr>
           <w:lang w:val="en-GB"/>
         </w:rPr>
-        <w:t>+2.1) versus negative scores for the basic version. The tool thus enhances the accessibility of threat modeling for non</w:t>
+        <w:t xml:space="preserve">+2.1) versus negative scores for the basic version. The tool thus enhances the accessibility of threat </w:t>
+      </w:r>
+      <w:proofErr w:type="spellStart"/>
+      <w:r>
+        <w:rPr>
+          <w:lang w:val="en-GB"/>
+        </w:rPr>
+        <w:t>modeling</w:t>
+      </w:r>
+      <w:proofErr w:type="spellEnd"/>
+      <w:r>
+        <w:rPr>
+          <w:lang w:val="en-GB"/>
+        </w:rPr>
+        <w:t xml:space="preserve"> for non</w:t>
       </w:r>
       <w:r>
         <w:rPr>
@@ -591,8 +794,45 @@
           <w:rFonts w:ascii="Arial" w:hAnsi="Arial" w:cs="Arial"/>
         </w:rPr>
       </w:pPr>
-      <w:r>
-        <w:t>Threat modeling is een systematische techniek om mogelijke dreigingen tegen een softwaresysteem te identificeren, te analyseren en te prioriteren nog vóór implementatie of tijdens evolutief onderhoud. In essentie dwingt threat modeling ontwikkelaars en architecten om expliciet na te denken over “wat kan er misgaan?”, “wat is de impact?” en “welke maatregelen zijn nodig?”, en vormt het daarmee een kernonderdeel van secure software engineering. Het proces omvat typisch het in kaart brengen van systeemcomponenten en dataflows, het identificeren van potentiële aanvallers en aanvalspaden, en het koppelen van passende mitigaties aan de belangrijkste risico’s.</w:t>
+      <w:proofErr w:type="spellStart"/>
+      <w:r>
+        <w:t>Threat</w:t>
+      </w:r>
+      <w:proofErr w:type="spellEnd"/>
+      <w:r>
+        <w:t xml:space="preserve"> </w:t>
+      </w:r>
+      <w:proofErr w:type="spellStart"/>
+      <w:r>
+        <w:t>modeling</w:t>
+      </w:r>
+      <w:proofErr w:type="spellEnd"/>
+      <w:r>
+        <w:t xml:space="preserve"> is een systematische techniek om mogelijke dreigingen tegen een softwaresysteem te identificeren, te analyseren en te prioriteren nog vóór implementatie of tijdens evolutief onderhoud. In essentie dwingt </w:t>
+      </w:r>
+      <w:proofErr w:type="spellStart"/>
+      <w:r>
+        <w:t>threat</w:t>
+      </w:r>
+      <w:proofErr w:type="spellEnd"/>
+      <w:r>
+        <w:t xml:space="preserve"> </w:t>
+      </w:r>
+      <w:proofErr w:type="spellStart"/>
+      <w:r>
+        <w:t>modeling</w:t>
+      </w:r>
+      <w:proofErr w:type="spellEnd"/>
+      <w:r>
+        <w:t xml:space="preserve"> ontwikkelaars en architecten om expliciet na te denken over “wat kan er misgaan?”, “wat is de impact?” en “welke maatregelen zijn nodig?”, en vormt het daarmee een kernonderdeel van secure software engineering. Het proces omvat typisch het in kaart brengen van systeemcomponenten en </w:t>
+      </w:r>
+      <w:proofErr w:type="spellStart"/>
+      <w:r>
+        <w:t>dataflows</w:t>
+      </w:r>
+      <w:proofErr w:type="spellEnd"/>
+      <w:r>
+        <w:t>, het identificeren van potentiële aanvallers en aanvalspaden, en het koppelen van passende mitigaties aan de belangrijkste risico’s.</w:t>
       </w:r>
       <w:r>
         <w:rPr>
@@ -614,7 +854,87 @@
         </w:rPr>
       </w:pPr>
       <w:r>
-        <w:t>Binnen de softwareontwikkelingscyclus kan threat modeling op verschillende momenten worden ingezet, bijvoorbeeld tijdens requirementsanalyse, architectuurontwerp of bij grote refactorings. In een ideale DevSecOps-context wordt threat modeling iteratief uitgevoerd, parallel aan sprints, zodat nieuwe features meteen op beveiligingsimpact worden beoordeeld. In de praktijk blijkt dit echter moeilijk vol te houden: tijdsdruk, beperkte securityexpertise en een gebrek aan passende tooling zorgen ervoor dat threat modeling vaak wordt uitgesteld, oppervlakkig uitgevoerd of volledig overgeslagen.</w:t>
+        <w:t xml:space="preserve">Binnen de softwareontwikkelingscyclus kan </w:t>
+      </w:r>
+      <w:proofErr w:type="spellStart"/>
+      <w:r>
+        <w:t>threat</w:t>
+      </w:r>
+      <w:proofErr w:type="spellEnd"/>
+      <w:r>
+        <w:t xml:space="preserve"> </w:t>
+      </w:r>
+      <w:proofErr w:type="spellStart"/>
+      <w:r>
+        <w:t>modeling</w:t>
+      </w:r>
+      <w:proofErr w:type="spellEnd"/>
+      <w:r>
+        <w:t xml:space="preserve"> op verschillende momenten worden ingezet, bijvoorbeeld tijdens </w:t>
+      </w:r>
+      <w:proofErr w:type="spellStart"/>
+      <w:r>
+        <w:t>requirementsanalyse</w:t>
+      </w:r>
+      <w:proofErr w:type="spellEnd"/>
+      <w:r>
+        <w:t xml:space="preserve">, architectuurontwerp of bij grote </w:t>
+      </w:r>
+      <w:proofErr w:type="spellStart"/>
+      <w:r>
+        <w:t>refactorings</w:t>
+      </w:r>
+      <w:proofErr w:type="spellEnd"/>
+      <w:r>
+        <w:t xml:space="preserve">. In een ideale </w:t>
+      </w:r>
+      <w:proofErr w:type="spellStart"/>
+      <w:r>
+        <w:t>DevSecOps</w:t>
+      </w:r>
+      <w:proofErr w:type="spellEnd"/>
+      <w:r>
+        <w:t xml:space="preserve">-context wordt </w:t>
+      </w:r>
+      <w:proofErr w:type="spellStart"/>
+      <w:r>
+        <w:t>threat</w:t>
+      </w:r>
+      <w:proofErr w:type="spellEnd"/>
+      <w:r>
+        <w:t xml:space="preserve"> </w:t>
+      </w:r>
+      <w:proofErr w:type="spellStart"/>
+      <w:r>
+        <w:t>modeling</w:t>
+      </w:r>
+      <w:proofErr w:type="spellEnd"/>
+      <w:r>
+        <w:t xml:space="preserve"> iteratief uitgevoerd, parallel aan sprints, zodat nieuwe features meteen op beveiligingsimpact worden beoordeeld. In de praktijk blijkt dit echter moeilijk vol te houden: tijdsdruk, beperkte securityexpertise en een gebrek aan passende </w:t>
+      </w:r>
+      <w:proofErr w:type="spellStart"/>
+      <w:r>
+        <w:t>tooling</w:t>
+      </w:r>
+      <w:proofErr w:type="spellEnd"/>
+      <w:r>
+        <w:t xml:space="preserve"> zorgen ervoor dat </w:t>
+      </w:r>
+      <w:proofErr w:type="spellStart"/>
+      <w:r>
+        <w:t>threat</w:t>
+      </w:r>
+      <w:proofErr w:type="spellEnd"/>
+      <w:r>
+        <w:t xml:space="preserve"> </w:t>
+      </w:r>
+      <w:proofErr w:type="spellStart"/>
+      <w:r>
+        <w:t>modeling</w:t>
+      </w:r>
+      <w:proofErr w:type="spellEnd"/>
+      <w:r>
+        <w:t xml:space="preserve"> vaak wordt uitgesteld, oppervlakkig uitgevoerd of volledig overgeslagen.</w:t>
       </w:r>
       <w:r>
         <w:rPr>
@@ -636,7 +956,95 @@
         </w:rPr>
       </w:pPr>
       <w:r>
-        <w:t>Door de jaren heen zijn diverse methoden ontwikkeld om threat modeling te structureren. Een bekende categorie zijn taxonomie-gebaseerde benaderingen, zoals STRIDE, die dreigingen klasseren op basis van hun effect (bijvoorbeeld spoofing, tampering, repudiation, information disclosure, denial of service, elevation of privilege). Andere benaderingen maken gebruik van attack trees of misuse cases, waarin ongewenst gedrag hiërarchisch wordt opgesplitst in deelstappen en varianten. In meer industriële context worden deze methoden vaak ondersteund door generieke diagramtools of mindmapsoftware, die wel flexibiliteit bieden maar weinig domeinspecifieke ondersteuning voor prioritering</w:t>
+        <w:t xml:space="preserve">Door de jaren heen zijn diverse methoden ontwikkeld om </w:t>
+      </w:r>
+      <w:proofErr w:type="spellStart"/>
+      <w:r>
+        <w:t>threat</w:t>
+      </w:r>
+      <w:proofErr w:type="spellEnd"/>
+      <w:r>
+        <w:t xml:space="preserve"> </w:t>
+      </w:r>
+      <w:proofErr w:type="spellStart"/>
+      <w:r>
+        <w:t>modeling</w:t>
+      </w:r>
+      <w:proofErr w:type="spellEnd"/>
+      <w:r>
+        <w:t xml:space="preserve"> te structureren. Een bekende categorie zijn taxonomie-gebaseerde benaderingen, zoals STRIDE, die dreigingen klasseren op basis van hun effect (bijvoorbeeld </w:t>
+      </w:r>
+      <w:proofErr w:type="spellStart"/>
+      <w:r>
+        <w:t>spoofing</w:t>
+      </w:r>
+      <w:proofErr w:type="spellEnd"/>
+      <w:r>
+        <w:t xml:space="preserve">, </w:t>
+      </w:r>
+      <w:proofErr w:type="spellStart"/>
+      <w:r>
+        <w:t>tampering</w:t>
+      </w:r>
+      <w:proofErr w:type="spellEnd"/>
+      <w:r>
+        <w:t xml:space="preserve">, </w:t>
+      </w:r>
+      <w:proofErr w:type="spellStart"/>
+      <w:r>
+        <w:t>repudiation</w:t>
+      </w:r>
+      <w:proofErr w:type="spellEnd"/>
+      <w:r>
+        <w:t xml:space="preserve">, information </w:t>
+      </w:r>
+      <w:proofErr w:type="spellStart"/>
+      <w:r>
+        <w:t>disclosure</w:t>
+      </w:r>
+      <w:proofErr w:type="spellEnd"/>
+      <w:r>
+        <w:t xml:space="preserve">, </w:t>
+      </w:r>
+      <w:proofErr w:type="spellStart"/>
+      <w:r>
+        <w:t>denial</w:t>
+      </w:r>
+      <w:proofErr w:type="spellEnd"/>
+      <w:r>
+        <w:t xml:space="preserve"> of service, </w:t>
+      </w:r>
+      <w:proofErr w:type="spellStart"/>
+      <w:r>
+        <w:t>elevation</w:t>
+      </w:r>
+      <w:proofErr w:type="spellEnd"/>
+      <w:r>
+        <w:t xml:space="preserve"> of privilege). Andere benaderingen maken gebruik van attack trees of </w:t>
+      </w:r>
+      <w:proofErr w:type="spellStart"/>
+      <w:r>
+        <w:t>misuse</w:t>
+      </w:r>
+      <w:proofErr w:type="spellEnd"/>
+      <w:r>
+        <w:t xml:space="preserve"> cases, waarin ongewenst gedrag hiërarchisch wordt opgesplitst in deelstappen en varianten. In meer industriële context worden deze methoden vaak ondersteund door generieke diagramtools of </w:t>
+      </w:r>
+      <w:proofErr w:type="spellStart"/>
+      <w:r>
+        <w:t>mindmapsoftware</w:t>
+      </w:r>
+      <w:proofErr w:type="spellEnd"/>
+      <w:r>
+        <w:t xml:space="preserve">, die wel flexibiliteit bieden maar weinig </w:t>
+      </w:r>
+      <w:proofErr w:type="spellStart"/>
+      <w:r>
+        <w:t>domeinspecifieke</w:t>
+      </w:r>
+      <w:proofErr w:type="spellEnd"/>
+      <w:r>
+        <w:t xml:space="preserve"> ondersteuning voor prioritering</w:t>
       </w:r>
       <w:r>
         <w:t xml:space="preserve"> en </w:t>
@@ -661,12 +1069,41 @@
         <w:spacing w:afterLines="24" w:after="57" w:line="288" w:lineRule="auto"/>
       </w:pPr>
       <w:r>
-        <w:t xml:space="preserve">Voor ontwikkelaars zonder diepgaande securityachtergrond vorm deze klassieke methoden een aanzienlijke drempel: ze vergen vertrouwdheid met beveiligingsconcepten, formele notaties en lijsten van standaarddreigingen, terwijl de beschikbare tools zelden gericht zijn op gebruiksgemak of leerbaarheid. Hierdoor dreigt threat modeling een specialistische activiteit te blijven, in plaats van een breed gedragen ontwerpraktijk binnen ontwikkelteams. Deze kloof tussen theoretisch aanbevolen werkwijzen en feitelijke toepassing in de praktijk vormt een belangrijk motief </w:t>
+        <w:t xml:space="preserve">Voor ontwikkelaars zonder diepgaande securityachtergrond vorm deze klassieke methoden een aanzienlijke drempel: ze vergen vertrouwdheid met beveiligingsconcepten, formele notaties en lijsten van standaarddreigingen, terwijl de beschikbare tools zelden gericht zijn op gebruiksgemak of leerbaarheid. Hierdoor dreigt </w:t>
+      </w:r>
+      <w:proofErr w:type="spellStart"/>
+      <w:r>
+        <w:t>threat</w:t>
+      </w:r>
+      <w:proofErr w:type="spellEnd"/>
+      <w:r>
+        <w:t xml:space="preserve"> </w:t>
+      </w:r>
+      <w:proofErr w:type="spellStart"/>
+      <w:r>
+        <w:t>modeling</w:t>
+      </w:r>
+      <w:proofErr w:type="spellEnd"/>
+      <w:r>
+        <w:t xml:space="preserve"> een specialistische activiteit te blijven, in plaats van een breed gedragen </w:t>
+      </w:r>
+      <w:proofErr w:type="spellStart"/>
+      <w:r>
+        <w:t>ontwerpraktijk</w:t>
+      </w:r>
+      <w:proofErr w:type="spellEnd"/>
+      <w:r>
+        <w:t xml:space="preserve"> binnen ontwikkelteams. Deze kloof tussen theoretisch aanbevolen werkwijzen en feitelijke toepassing in de praktijk vormt een belangrijk motief </w:t>
       </w:r>
       <w:r>
         <w:lastRenderedPageBreak/>
-        <w:t>voor onderzoek naar meer toegankelijke, visueel ondersteunde en gebruiksvriendelijke threat-modelingbenaderingen</w:t>
-      </w:r>
+        <w:t xml:space="preserve">voor onderzoek naar meer toegankelijke, visueel ondersteunde en gebruiksvriendelijke </w:t>
+      </w:r>
+      <w:proofErr w:type="spellStart"/>
+      <w:r>
+        <w:t>threat-modelingbenaderingen</w:t>
+      </w:r>
+      <w:proofErr w:type="spellEnd"/>
       <w:r>
         <w:t>.</w:t>
       </w:r>
@@ -684,7 +1121,47 @@
         </w:rPr>
       </w:pPr>
       <w:r>
-        <w:t>Dit onderzoek speelt in op deze drempels door een gebruiksvriendelijke webtool te ontwerpen en evalueren, gebaseerd op de Fortunately–Unfortunately-methode, waarin dreigingen en tegenmaatregelen in een intuïtieve boomstructuur worden voorgesteld. De tool integreert specifieke UX-features zoals kleurcodering, statusiconen, danger rating, branch summary en filtering om zowel navigatie als prioritering te ondersteunen en wordt geëvalueerd in een gebruikersonderzoek waarin de tool wordt vergeleken met een meer generieke referentiesoftware. Het doel van de masterproef is na te gaan in welke mate deze combinatie van visuele representatie en UX-features</w:t>
+        <w:t xml:space="preserve">Dit onderzoek speelt in op deze drempels door een gebruiksvriendelijke </w:t>
+      </w:r>
+      <w:proofErr w:type="spellStart"/>
+      <w:r>
+        <w:t>webtool</w:t>
+      </w:r>
+      <w:proofErr w:type="spellEnd"/>
+      <w:r>
+        <w:t xml:space="preserve"> te ontwerpen en evalueren, gebaseerd op de </w:t>
+      </w:r>
+      <w:proofErr w:type="spellStart"/>
+      <w:r>
+        <w:t>Fortunately</w:t>
+      </w:r>
+      <w:proofErr w:type="spellEnd"/>
+      <w:r>
+        <w:t>–</w:t>
+      </w:r>
+      <w:proofErr w:type="spellStart"/>
+      <w:r>
+        <w:t>Unfortunately</w:t>
+      </w:r>
+      <w:proofErr w:type="spellEnd"/>
+      <w:r>
+        <w:t xml:space="preserve">-methode, waarin dreigingen en tegenmaatregelen in een intuïtieve boomstructuur worden voorgesteld. De tool integreert specifieke UX-features zoals kleurcodering, statusiconen, </w:t>
+      </w:r>
+      <w:proofErr w:type="spellStart"/>
+      <w:r>
+        <w:t>danger</w:t>
+      </w:r>
+      <w:proofErr w:type="spellEnd"/>
+      <w:r>
+        <w:t xml:space="preserve"> rating, </w:t>
+      </w:r>
+      <w:proofErr w:type="spellStart"/>
+      <w:r>
+        <w:t>branch</w:t>
+      </w:r>
+      <w:proofErr w:type="spellEnd"/>
+      <w:r>
+        <w:t xml:space="preserve"> summary en filtering om zowel navigatie als prioritering te ondersteunen en wordt geëvalueerd in een gebruikersonderzoek waarin de tool wordt vergeleken met een meer generieke referentiesoftware. Het doel van de masterproef is na te gaan in welke mate deze combinatie van visuele representatie en UX-features</w:t>
       </w:r>
       <w:r>
         <w:t xml:space="preserve"> in combinatie met de </w:t>
@@ -692,14 +1169,40 @@
       <w:r>
         <w:t xml:space="preserve"> </w:t>
       </w:r>
-      <w:r>
-        <w:t>Fortunately–Unfortunately-methode</w:t>
+      <w:proofErr w:type="spellStart"/>
+      <w:r>
+        <w:t>Fortunately</w:t>
+      </w:r>
+      <w:proofErr w:type="spellEnd"/>
+      <w:r>
+        <w:t>–</w:t>
+      </w:r>
+      <w:proofErr w:type="spellStart"/>
+      <w:r>
+        <w:t>Unfortunately</w:t>
+      </w:r>
+      <w:proofErr w:type="spellEnd"/>
+      <w:r>
+        <w:t>-methode</w:t>
       </w:r>
       <w:r>
         <w:t xml:space="preserve">, </w:t>
       </w:r>
-      <w:r>
-        <w:t>threat modeling toegankelijker, efficiënter en effectiever maakt voor niet-security-experts.</w:t>
+      <w:proofErr w:type="spellStart"/>
+      <w:r>
+        <w:t>threat</w:t>
+      </w:r>
+      <w:proofErr w:type="spellEnd"/>
+      <w:r>
+        <w:t xml:space="preserve"> </w:t>
+      </w:r>
+      <w:proofErr w:type="spellStart"/>
+      <w:r>
+        <w:t>modeling</w:t>
+      </w:r>
+      <w:proofErr w:type="spellEnd"/>
+      <w:r>
+        <w:t xml:space="preserve"> toegankelijker, efficiënter en effectiever maakt voor niet-security-experts.</w:t>
       </w:r>
       <w:r>
         <w:rPr>
@@ -730,7 +1233,31 @@
         <w:spacing w:afterLines="24" w:after="57" w:line="288" w:lineRule="auto"/>
       </w:pPr>
       <w:r>
-        <w:t>Welke basisfunctionaliteit is minimaal noodzakelijk om threat modeling met Fortunately-Unfortunately trees te ondersteunen?</w:t>
+        <w:t xml:space="preserve">Welke basisfunctionaliteit is minimaal noodzakelijk om </w:t>
+      </w:r>
+      <w:proofErr w:type="spellStart"/>
+      <w:r>
+        <w:t>threat</w:t>
+      </w:r>
+      <w:proofErr w:type="spellEnd"/>
+      <w:r>
+        <w:t xml:space="preserve"> </w:t>
+      </w:r>
+      <w:proofErr w:type="spellStart"/>
+      <w:r>
+        <w:t>modeling</w:t>
+      </w:r>
+      <w:proofErr w:type="spellEnd"/>
+      <w:r>
+        <w:t xml:space="preserve"> met </w:t>
+      </w:r>
+      <w:proofErr w:type="spellStart"/>
+      <w:r>
+        <w:t>Fortunately-Unfortunately</w:t>
+      </w:r>
+      <w:proofErr w:type="spellEnd"/>
+      <w:r>
+        <w:t xml:space="preserve"> trees te ondersteunen?</w:t>
       </w:r>
     </w:p>
     <w:p>
@@ -756,20 +1283,44 @@
         <w:spacing w:afterLines="24" w:after="57" w:line="288" w:lineRule="auto"/>
       </w:pPr>
       <w:r>
-        <w:t>Hoe verhoudt de voorgestelde tool zich qua gebruiksvriendelijkheid en effectiviteit ten opzichte van bestaande generieke mindmap- of diagramsoftware?</w:t>
-      </w:r>
-    </w:p>
-    <w:p>
-      <w:pPr>
-        <w:spacing w:afterLines="24" w:after="57" w:line="288" w:lineRule="auto"/>
-      </w:pPr>
-    </w:p>
-    <w:p>
-      <w:pPr>
-        <w:spacing w:afterLines="24" w:after="57" w:line="288" w:lineRule="auto"/>
-      </w:pPr>
-      <w:r>
-        <w:t>Het belang van dit onderzoek ligt enerzijds in het verlagen van de instapdrempel voor threat modeling, zodat ook ontwikkelaars zonder uitgesproken securityprofiel beter onderbouwde risicoanalyses kunnen uitvoeren. Anderzijds draagt het werk bij aan HCI-onderzoek rond gebruiksvriendelijke security-tools door empirisch te onderzoeken welke interface-elementen (zoals kleuren, iconen, filters en tooltips) daadwerkelijk bijdragen aan taakprestatie, gebruikservaring en feature-voorkeur. Daarmee sluit de masterproef aan bij een bredere verschuiving van puur technische security-oplossingen naar mensgerichte, visueel ondersteunde hulpmiddelen.</w:t>
+        <w:t xml:space="preserve">Hoe verhoudt de voorgestelde tool zich qua gebruiksvriendelijkheid en effectiviteit ten opzichte van bestaande generieke </w:t>
+      </w:r>
+      <w:proofErr w:type="spellStart"/>
+      <w:r>
+        <w:t>mindmap</w:t>
+      </w:r>
+      <w:proofErr w:type="spellEnd"/>
+      <w:r>
+        <w:t>- of diagramsoftware?</w:t>
+      </w:r>
+    </w:p>
+    <w:p>
+      <w:pPr>
+        <w:spacing w:afterLines="24" w:after="57" w:line="288" w:lineRule="auto"/>
+      </w:pPr>
+    </w:p>
+    <w:p>
+      <w:pPr>
+        <w:spacing w:afterLines="24" w:after="57" w:line="288" w:lineRule="auto"/>
+      </w:pPr>
+      <w:r>
+        <w:t xml:space="preserve">Het belang van dit onderzoek ligt enerzijds in het verlagen van de instapdrempel voor </w:t>
+      </w:r>
+      <w:proofErr w:type="spellStart"/>
+      <w:r>
+        <w:t>threat</w:t>
+      </w:r>
+      <w:proofErr w:type="spellEnd"/>
+      <w:r>
+        <w:t xml:space="preserve"> </w:t>
+      </w:r>
+      <w:proofErr w:type="spellStart"/>
+      <w:r>
+        <w:t>modeling</w:t>
+      </w:r>
+      <w:proofErr w:type="spellEnd"/>
+      <w:r>
+        <w:t>, zodat ook ontwikkelaars zonder uitgesproken securityprofiel beter onderbouwde risicoanalyses kunnen uitvoeren. Anderzijds draagt het werk bij aan HCI-onderzoek rond gebruiksvriendelijke security-tools door empirisch te onderzoeken welke interface-elementen (zoals kleuren, iconen, filters en tooltips) daadwerkelijk bijdragen aan taakprestatie, gebruikservaring en feature-voorkeur. Daarmee sluit de masterproef aan bij een bredere verschuiving van puur technische security-oplossingen naar mensgerichte, visueel ondersteunde hulpmiddelen.</w:t>
       </w:r>
     </w:p>
     <w:p>
@@ -796,13 +1347,77 @@
       </w:r>
       <w:bookmarkEnd w:id="0"/>
       <w:r>
-        <w:t>rond threat modeling, de Fortunately–Unfortunately-methode en usability- en UX-evaluatie in securitycontexten. Hoofdstuk 3 beschrijft het ontwerp en de implementatie van het React/D3-webprototype en licht het onderzoeksdesign van de gebruikerstudie toe, inclusief taken</w:t>
-      </w:r>
+        <w:t xml:space="preserve">rond </w:t>
+      </w:r>
+      <w:proofErr w:type="spellStart"/>
+      <w:r>
+        <w:t>threat</w:t>
+      </w:r>
+      <w:proofErr w:type="spellEnd"/>
       <w:r>
         <w:t xml:space="preserve"> </w:t>
       </w:r>
-      <w:r>
-        <w:t xml:space="preserve">en analysemethoden. Hoofdstuk 4 presenteert de empirische resultaten over taakprestaties, user experience en feature-ranking, gevolgd door een discussie in hoofdstuk 5 waarin deze bevindingen worden geïnterpreteerd, gekoppeld aan de literatuur en aangevuld met beperkingen en implicaties voor praktijk en toekomstig onderzoek. </w:t>
+      <w:proofErr w:type="spellStart"/>
+      <w:r>
+        <w:t>modeling</w:t>
+      </w:r>
+      <w:proofErr w:type="spellEnd"/>
+      <w:r>
+        <w:t xml:space="preserve">, de </w:t>
+      </w:r>
+      <w:proofErr w:type="spellStart"/>
+      <w:r>
+        <w:t>Fortunately</w:t>
+      </w:r>
+      <w:proofErr w:type="spellEnd"/>
+      <w:r>
+        <w:t>–</w:t>
+      </w:r>
+      <w:proofErr w:type="spellStart"/>
+      <w:r>
+        <w:t>Unfortunately</w:t>
+      </w:r>
+      <w:proofErr w:type="spellEnd"/>
+      <w:r>
+        <w:t xml:space="preserve">-methode en </w:t>
+      </w:r>
+      <w:proofErr w:type="spellStart"/>
+      <w:r>
+        <w:t>usability</w:t>
+      </w:r>
+      <w:proofErr w:type="spellEnd"/>
+      <w:r>
+        <w:t xml:space="preserve">- en UX-evaluatie in securitycontexten. Hoofdstuk 3 beschrijft het ontwerp en de implementatie van het </w:t>
+      </w:r>
+      <w:proofErr w:type="spellStart"/>
+      <w:r>
+        <w:t>React</w:t>
+      </w:r>
+      <w:proofErr w:type="spellEnd"/>
+      <w:r>
+        <w:t xml:space="preserve">/D3-webprototype en licht het onderzoeksdesign van de </w:t>
+      </w:r>
+      <w:proofErr w:type="spellStart"/>
+      <w:r>
+        <w:t>gebruikerstudie</w:t>
+      </w:r>
+      <w:proofErr w:type="spellEnd"/>
+      <w:r>
+        <w:t xml:space="preserve"> toe, inclusief taken</w:t>
+      </w:r>
+      <w:r>
+        <w:t xml:space="preserve"> </w:t>
+      </w:r>
+      <w:r>
+        <w:t xml:space="preserve">en analysemethoden. Hoofdstuk 4 presenteert de empirische resultaten over taakprestaties, user </w:t>
+      </w:r>
+      <w:proofErr w:type="spellStart"/>
+      <w:r>
+        <w:t>experience</w:t>
+      </w:r>
+      <w:proofErr w:type="spellEnd"/>
+      <w:r>
+        <w:t xml:space="preserve"> en feature-ranking, gevolgd door een discussie in hoofdstuk 5 waarin deze bevindingen worden geïnterpreteerd, gekoppeld aan de literatuur en aangevuld met beperkingen en implicaties voor praktijk en toekomstig onderzoek. </w:t>
       </w:r>
     </w:p>
     <w:p>
@@ -849,6 +1464,7 @@
           <w:lang w:val="en-GB"/>
         </w:rPr>
       </w:pPr>
+      <w:proofErr w:type="spellStart"/>
       <w:r>
         <w:rPr>
           <w:b/>
@@ -858,12 +1474,10 @@
           <w:lang w:val="en-GB"/>
         </w:rPr>
         <w:lastRenderedPageBreak/>
-        <w:t>Hoofdstuk 2</w:t>
-      </w:r>
-    </w:p>
-    <w:p>
-      <w:pPr>
-        <w:spacing w:afterLines="24" w:after="57" w:line="288" w:lineRule="auto"/>
+        <w:t>Hoofdstuk</w:t>
+      </w:r>
+      <w:proofErr w:type="spellEnd"/>
+      <w:r>
         <w:rPr>
           <w:b/>
           <w:bCs/>
@@ -871,8 +1485,12 @@
           <w:szCs w:val="36"/>
           <w:lang w:val="en-GB"/>
         </w:rPr>
-      </w:pPr>
-      <w:r>
+        <w:t xml:space="preserve"> 2</w:t>
+      </w:r>
+    </w:p>
+    <w:p>
+      <w:pPr>
+        <w:spacing w:afterLines="24" w:after="57" w:line="288" w:lineRule="auto"/>
         <w:rPr>
           <w:b/>
           <w:bCs/>
@@ -880,12 +1498,9 @@
           <w:szCs w:val="36"/>
           <w:lang w:val="en-GB"/>
         </w:rPr>
-        <w:t>Gerelateerd werk</w:t>
-      </w:r>
-    </w:p>
-    <w:p>
-      <w:pPr>
-        <w:spacing w:afterLines="24" w:after="57" w:line="288" w:lineRule="auto"/>
+      </w:pPr>
+      <w:proofErr w:type="spellStart"/>
+      <w:r>
         <w:rPr>
           <w:b/>
           <w:bCs/>
@@ -893,11 +1508,10 @@
           <w:szCs w:val="36"/>
           <w:lang w:val="en-GB"/>
         </w:rPr>
-      </w:pPr>
-    </w:p>
-    <w:p>
-      <w:pPr>
-        <w:spacing w:afterLines="24" w:after="57" w:line="288" w:lineRule="auto"/>
+        <w:t>Gerelateerd</w:t>
+      </w:r>
+      <w:proofErr w:type="spellEnd"/>
+      <w:r>
         <w:rPr>
           <w:b/>
           <w:bCs/>
@@ -905,27 +1519,64 @@
           <w:szCs w:val="36"/>
           <w:lang w:val="en-GB"/>
         </w:rPr>
-      </w:pPr>
-    </w:p>
-    <w:p>
-      <w:pPr>
-        <w:spacing w:afterLines="24" w:after="57" w:line="288" w:lineRule="auto"/>
-        <w:rPr>
-          <w:b/>
-          <w:bCs/>
-          <w:sz w:val="28"/>
-          <w:szCs w:val="28"/>
+        <w:t xml:space="preserve"> </w:t>
+      </w:r>
+      <w:proofErr w:type="spellStart"/>
+      <w:r>
+        <w:rPr>
+          <w:b/>
+          <w:bCs/>
+          <w:sz w:val="36"/>
+          <w:szCs w:val="36"/>
           <w:lang w:val="en-GB"/>
         </w:rPr>
-      </w:pPr>
-      <w:r>
-        <w:rPr>
-          <w:b/>
-          <w:bCs/>
-          <w:sz w:val="28"/>
-          <w:szCs w:val="28"/>
+        <w:t>werk</w:t>
+      </w:r>
+      <w:proofErr w:type="spellEnd"/>
+    </w:p>
+    <w:p>
+      <w:pPr>
+        <w:spacing w:afterLines="24" w:after="57" w:line="288" w:lineRule="auto"/>
+        <w:rPr>
+          <w:b/>
+          <w:bCs/>
+          <w:sz w:val="36"/>
+          <w:szCs w:val="36"/>
           <w:lang w:val="en-GB"/>
         </w:rPr>
+      </w:pPr>
+    </w:p>
+    <w:p>
+      <w:pPr>
+        <w:spacing w:afterLines="24" w:after="57" w:line="288" w:lineRule="auto"/>
+        <w:rPr>
+          <w:b/>
+          <w:bCs/>
+          <w:sz w:val="36"/>
+          <w:szCs w:val="36"/>
+          <w:lang w:val="en-GB"/>
+        </w:rPr>
+      </w:pPr>
+    </w:p>
+    <w:p>
+      <w:pPr>
+        <w:spacing w:afterLines="24" w:after="57" w:line="288" w:lineRule="auto"/>
+        <w:rPr>
+          <w:b/>
+          <w:bCs/>
+          <w:sz w:val="28"/>
+          <w:szCs w:val="28"/>
+          <w:lang w:val="en-GB"/>
+        </w:rPr>
+      </w:pPr>
+      <w:r>
+        <w:rPr>
+          <w:b/>
+          <w:bCs/>
+          <w:sz w:val="28"/>
+          <w:szCs w:val="28"/>
+          <w:lang w:val="en-GB"/>
+        </w:rPr>
         <w:t>2.1</w:t>
       </w:r>
       <w:r>
@@ -955,8 +1606,149 @@
       <w:pPr>
         <w:spacing w:afterLines="24" w:after="57" w:line="288" w:lineRule="auto"/>
       </w:pPr>
-      <w:r>
-        <w:t>Devendra et al. (2025) presenteren een systematische literatuurreview van software security visualization, gebaseerd op 61 studies uit 2019-2024. De auteurs categoriseren visualisatietechnieken in vier hoofdcategorieën: graph-based (bijv. Wireshark voor netwerkgrafen, SonarQube voor dependency graphs), notation-based (UML-diagrammen, ERD), matrix-based (risicomatrices via Nessus, IBM QRadar) en metaphoric (geografische dreigingskaarten, security heat maps). Deze technieken worden toegepast in statische analyse (code-vulnerabiliteiten), dynamische analyse (runtime-dreigingen), operationele beveiliging (log-analyse, SIEM-data) en cybersecurity (threat intelligence, phishing, malware). De review identificeert belangrijke uitdagingen zoals schaalbaarheid bij grote datasets, ontoereikende toegankelijkheid voor non-experts, en het gebrek aan gestandaardiseerde evaluatiemetrics.[</w:t>
+      <w:proofErr w:type="spellStart"/>
+      <w:r>
+        <w:t>Devendra</w:t>
+      </w:r>
+      <w:proofErr w:type="spellEnd"/>
+      <w:r>
+        <w:t xml:space="preserve"> et al. (2025) presenteren een systematische literatuurreview van software security </w:t>
+      </w:r>
+      <w:proofErr w:type="spellStart"/>
+      <w:r>
+        <w:t>visualization</w:t>
+      </w:r>
+      <w:proofErr w:type="spellEnd"/>
+      <w:r>
+        <w:t xml:space="preserve">, gebaseerd op 61 studies uit 2019-2024. De auteurs categoriseren visualisatietechnieken in vier hoofdcategorieën: </w:t>
+      </w:r>
+      <w:proofErr w:type="spellStart"/>
+      <w:r>
+        <w:t>graph-based</w:t>
+      </w:r>
+      <w:proofErr w:type="spellEnd"/>
+      <w:r>
+        <w:t xml:space="preserve"> (bijv. </w:t>
+      </w:r>
+      <w:proofErr w:type="spellStart"/>
+      <w:r>
+        <w:t>Wireshark</w:t>
+      </w:r>
+      <w:proofErr w:type="spellEnd"/>
+      <w:r>
+        <w:t xml:space="preserve"> voor </w:t>
+      </w:r>
+      <w:proofErr w:type="spellStart"/>
+      <w:r>
+        <w:t>netwerkgrafen</w:t>
+      </w:r>
+      <w:proofErr w:type="spellEnd"/>
+      <w:r>
+        <w:t xml:space="preserve">, </w:t>
+      </w:r>
+      <w:proofErr w:type="spellStart"/>
+      <w:r>
+        <w:t>SonarQube</w:t>
+      </w:r>
+      <w:proofErr w:type="spellEnd"/>
+      <w:r>
+        <w:t xml:space="preserve"> voor </w:t>
+      </w:r>
+      <w:proofErr w:type="spellStart"/>
+      <w:r>
+        <w:t>dependency</w:t>
+      </w:r>
+      <w:proofErr w:type="spellEnd"/>
+      <w:r>
+        <w:t xml:space="preserve"> </w:t>
+      </w:r>
+      <w:proofErr w:type="spellStart"/>
+      <w:r>
+        <w:t>graphs</w:t>
+      </w:r>
+      <w:proofErr w:type="spellEnd"/>
+      <w:r>
+        <w:t xml:space="preserve">), </w:t>
+      </w:r>
+      <w:proofErr w:type="spellStart"/>
+      <w:r>
+        <w:t>notation-based</w:t>
+      </w:r>
+      <w:proofErr w:type="spellEnd"/>
+      <w:r>
+        <w:t xml:space="preserve"> (UML-diagrammen, ERD), matrix-</w:t>
+      </w:r>
+      <w:proofErr w:type="spellStart"/>
+      <w:r>
+        <w:t>based</w:t>
+      </w:r>
+      <w:proofErr w:type="spellEnd"/>
+      <w:r>
+        <w:t xml:space="preserve"> (risicomatrices via Nessus, IBM </w:t>
+      </w:r>
+      <w:proofErr w:type="spellStart"/>
+      <w:r>
+        <w:t>QRadar</w:t>
+      </w:r>
+      <w:proofErr w:type="spellEnd"/>
+      <w:r>
+        <w:t xml:space="preserve">) en </w:t>
+      </w:r>
+      <w:proofErr w:type="spellStart"/>
+      <w:r>
+        <w:t>metaphoric</w:t>
+      </w:r>
+      <w:proofErr w:type="spellEnd"/>
+      <w:r>
+        <w:t xml:space="preserve"> (geografische dreigingskaarten, security heat </w:t>
+      </w:r>
+      <w:proofErr w:type="spellStart"/>
+      <w:r>
+        <w:t>maps</w:t>
+      </w:r>
+      <w:proofErr w:type="spellEnd"/>
+      <w:r>
+        <w:t>). Deze technieken worden toegepast in statische analyse (code-</w:t>
+      </w:r>
+      <w:proofErr w:type="spellStart"/>
+      <w:r>
+        <w:t>vulnerabiliteiten</w:t>
+      </w:r>
+      <w:proofErr w:type="spellEnd"/>
+      <w:r>
+        <w:t>), dynamische analyse (</w:t>
+      </w:r>
+      <w:proofErr w:type="spellStart"/>
+      <w:r>
+        <w:t>runtime</w:t>
+      </w:r>
+      <w:proofErr w:type="spellEnd"/>
+      <w:r>
+        <w:t>-dreigingen), operationele beveiliging (log-analyse, SIEM-data) en cybersecurity (</w:t>
+      </w:r>
+      <w:proofErr w:type="spellStart"/>
+      <w:r>
+        <w:t>threat</w:t>
+      </w:r>
+      <w:proofErr w:type="spellEnd"/>
+      <w:r>
+        <w:t xml:space="preserve"> intelligence, </w:t>
+      </w:r>
+      <w:proofErr w:type="spellStart"/>
+      <w:r>
+        <w:t>phishing</w:t>
+      </w:r>
+      <w:proofErr w:type="spellEnd"/>
+      <w:r>
+        <w:t xml:space="preserve">, malware). De review identificeert belangrijke uitdagingen zoals schaalbaarheid bij grote datasets, ontoereikende toegankelijkheid voor non-experts, en het gebrek aan gestandaardiseerde </w:t>
+      </w:r>
+      <w:proofErr w:type="spellStart"/>
+      <w:r>
+        <w:t>evaluatiemetrics</w:t>
+      </w:r>
+      <w:proofErr w:type="spellEnd"/>
+      <w:r>
+        <w:t>.[</w:t>
       </w:r>
       <w:r>
         <w:t>1</w:t>
@@ -975,7 +1767,175 @@
         <w:spacing w:afterLines="24" w:after="57" w:line="288" w:lineRule="auto"/>
       </w:pPr>
       <w:r>
-        <w:t>Dit werk sluit nauw aan bij de geïmplementeerde webtool voor threat modeling op basis van de Fortunately–Unfortunately-methode, die visuele ondersteuning biedt via een fileview-geïnspireerde boomstructuur met kleurcodering (groen voor fortunately, rood voor unfortunately), statusiconen (Weakness, Verified Assumption), danger ratings en filtering. Waar Devendra et al. gaps signaleren in user-centric design en real-time prioritering, adresseert deze masterproef deze door UX-features zoals branch summaries, highlighting vanuit filters en automatische sortering op danger rating te evalueren in een gebruikersonderzoek. De empirische resultaten tonen significante verbeteringen in UEQ-scores (efficiëntie, stimulatie) voor de uitgebreide versie, wat aantoont dat domeinspecifieke visualisaties threat modeling toegankelijker maken voor ontwikkelaars zonder security-expertise.[1]</w:t>
+        <w:t xml:space="preserve">Dit werk sluit nauw aan bij de geïmplementeerde </w:t>
+      </w:r>
+      <w:proofErr w:type="spellStart"/>
+      <w:r>
+        <w:t>webtool</w:t>
+      </w:r>
+      <w:proofErr w:type="spellEnd"/>
+      <w:r>
+        <w:t xml:space="preserve"> voor </w:t>
+      </w:r>
+      <w:proofErr w:type="spellStart"/>
+      <w:r>
+        <w:t>threat</w:t>
+      </w:r>
+      <w:proofErr w:type="spellEnd"/>
+      <w:r>
+        <w:t xml:space="preserve"> </w:t>
+      </w:r>
+      <w:proofErr w:type="spellStart"/>
+      <w:r>
+        <w:t>modeling</w:t>
+      </w:r>
+      <w:proofErr w:type="spellEnd"/>
+      <w:r>
+        <w:t xml:space="preserve"> op basis van de </w:t>
+      </w:r>
+      <w:proofErr w:type="spellStart"/>
+      <w:r>
+        <w:t>Fortunately</w:t>
+      </w:r>
+      <w:proofErr w:type="spellEnd"/>
+      <w:r>
+        <w:t>–</w:t>
+      </w:r>
+      <w:proofErr w:type="spellStart"/>
+      <w:r>
+        <w:t>Unfortunately</w:t>
+      </w:r>
+      <w:proofErr w:type="spellEnd"/>
+      <w:r>
+        <w:t xml:space="preserve">-methode, die visuele ondersteuning biedt via een fileview-geïnspireerde boomstructuur met kleurcodering (groen voor </w:t>
+      </w:r>
+      <w:proofErr w:type="spellStart"/>
+      <w:r>
+        <w:t>fortunately</w:t>
+      </w:r>
+      <w:proofErr w:type="spellEnd"/>
+      <w:r>
+        <w:t xml:space="preserve">, rood voor </w:t>
+      </w:r>
+      <w:proofErr w:type="spellStart"/>
+      <w:r>
+        <w:t>unfortunately</w:t>
+      </w:r>
+      <w:proofErr w:type="spellEnd"/>
+      <w:r>
+        <w:t>), statusiconen (</w:t>
+      </w:r>
+      <w:proofErr w:type="spellStart"/>
+      <w:r>
+        <w:t>Weakness</w:t>
+      </w:r>
+      <w:proofErr w:type="spellEnd"/>
+      <w:r>
+        <w:t xml:space="preserve">, </w:t>
+      </w:r>
+      <w:proofErr w:type="spellStart"/>
+      <w:r>
+        <w:t>Verified</w:t>
+      </w:r>
+      <w:proofErr w:type="spellEnd"/>
+      <w:r>
+        <w:t xml:space="preserve"> </w:t>
+      </w:r>
+      <w:proofErr w:type="spellStart"/>
+      <w:r>
+        <w:t>Assumption</w:t>
+      </w:r>
+      <w:proofErr w:type="spellEnd"/>
+      <w:r>
+        <w:t xml:space="preserve">), </w:t>
+      </w:r>
+      <w:proofErr w:type="spellStart"/>
+      <w:r>
+        <w:t>danger</w:t>
+      </w:r>
+      <w:proofErr w:type="spellEnd"/>
+      <w:r>
+        <w:t xml:space="preserve"> ratings en filtering. Waar </w:t>
+      </w:r>
+      <w:proofErr w:type="spellStart"/>
+      <w:r>
+        <w:t>Devendra</w:t>
+      </w:r>
+      <w:proofErr w:type="spellEnd"/>
+      <w:r>
+        <w:t xml:space="preserve"> et al. </w:t>
+      </w:r>
+      <w:proofErr w:type="spellStart"/>
+      <w:r>
+        <w:t>gaps</w:t>
+      </w:r>
+      <w:proofErr w:type="spellEnd"/>
+      <w:r>
+        <w:t xml:space="preserve"> signaleren in user-</w:t>
+      </w:r>
+      <w:proofErr w:type="spellStart"/>
+      <w:r>
+        <w:t>centric</w:t>
+      </w:r>
+      <w:proofErr w:type="spellEnd"/>
+      <w:r>
+        <w:t xml:space="preserve"> design en real-time prioritering, adresseert deze masterproef deze door UX-features zoals </w:t>
+      </w:r>
+      <w:proofErr w:type="spellStart"/>
+      <w:r>
+        <w:t>branch</w:t>
+      </w:r>
+      <w:proofErr w:type="spellEnd"/>
+      <w:r>
+        <w:t xml:space="preserve"> </w:t>
+      </w:r>
+      <w:proofErr w:type="spellStart"/>
+      <w:r>
+        <w:t>summaries</w:t>
+      </w:r>
+      <w:proofErr w:type="spellEnd"/>
+      <w:r>
+        <w:t xml:space="preserve">, </w:t>
+      </w:r>
+      <w:proofErr w:type="spellStart"/>
+      <w:r>
+        <w:t>highlighting</w:t>
+      </w:r>
+      <w:proofErr w:type="spellEnd"/>
+      <w:r>
+        <w:t xml:space="preserve"> vanuit filters en automatische sortering op </w:t>
+      </w:r>
+      <w:proofErr w:type="spellStart"/>
+      <w:r>
+        <w:t>danger</w:t>
+      </w:r>
+      <w:proofErr w:type="spellEnd"/>
+      <w:r>
+        <w:t xml:space="preserve"> rating te evalueren in een gebruikersonderzoek. De empirische resultaten tonen significante verbeteringen in UEQ-scores (efficiëntie, stimulatie) voor de uitgebreide versie, wat aantoont dat </w:t>
+      </w:r>
+      <w:proofErr w:type="spellStart"/>
+      <w:r>
+        <w:t>domeinspecifieke</w:t>
+      </w:r>
+      <w:proofErr w:type="spellEnd"/>
+      <w:r>
+        <w:t xml:space="preserve"> visualisaties </w:t>
+      </w:r>
+      <w:proofErr w:type="spellStart"/>
+      <w:r>
+        <w:t>threat</w:t>
+      </w:r>
+      <w:proofErr w:type="spellEnd"/>
+      <w:r>
+        <w:t xml:space="preserve"> </w:t>
+      </w:r>
+      <w:proofErr w:type="spellStart"/>
+      <w:r>
+        <w:t>modeling</w:t>
+      </w:r>
+      <w:proofErr w:type="spellEnd"/>
+      <w:r>
+        <w:t xml:space="preserve"> toegankelijker maken voor ontwikkelaars zonder security-expertise.[1]</w:t>
       </w:r>
     </w:p>
     <w:p>
@@ -1061,8 +2021,9 @@
           <w:lang w:val="en-GB"/>
         </w:rPr>
         <w:lastRenderedPageBreak/>
-        <w:t>2.2 Threat modeling tools: A t</w:t>
-      </w:r>
+        <w:t xml:space="preserve">2.2 Threat </w:t>
+      </w:r>
+      <w:proofErr w:type="spellStart"/>
       <w:r>
         <w:rPr>
           <w:b/>
@@ -1071,6 +2032,27 @@
           <w:szCs w:val="28"/>
           <w:lang w:val="en-GB"/>
         </w:rPr>
+        <w:t>modeling</w:t>
+      </w:r>
+      <w:proofErr w:type="spellEnd"/>
+      <w:r>
+        <w:rPr>
+          <w:b/>
+          <w:bCs/>
+          <w:sz w:val="28"/>
+          <w:szCs w:val="28"/>
+          <w:lang w:val="en-GB"/>
+        </w:rPr>
+        <w:t xml:space="preserve"> tools: A t</w:t>
+      </w:r>
+      <w:r>
+        <w:rPr>
+          <w:b/>
+          <w:bCs/>
+          <w:sz w:val="28"/>
+          <w:szCs w:val="28"/>
+          <w:lang w:val="en-GB"/>
+        </w:rPr>
         <w:t>axonomy</w:t>
       </w:r>
     </w:p>
@@ -1097,20 +2079,276 @@
         <w:t xml:space="preserve">Shi et al. </w:t>
       </w:r>
       <w:r>
-        <w:t>(2022) bieden een taxonomie en kwalitatieve vergelijking van threat modeling tools, gebaseerd op objectieve criteria zoals modelvorm (diagram- vs. tekst-gebaseerd), threat library grootte, evaluatiemethoden, mitigatie-suggesties, beschikbaarheid en SDLC-integratie. Ze evalueren zes populaire tools (Microsoft TMT, OWASP Threat Dragon, OVVL, OWASP pytm, Threagile, IriusRisk) en tonen dat diagram-gebaseerde tools (zoals TMT) intuïtiever zijn voor non-experts maar vaak gebrek vertoont aan threat tracking en automatische evaluatie, terwijl tekst-tools (pytm, Threagile) beter schalen voor versiebeheer maar minder gebruiksvriendelijk zijn. Commerciële tools zoals IriusRisk scoren hoger op completeness (grote libraries &gt;200 threats, kostenramingen), maar open-source alternatieven blijven immature met beperkte functionaliteit.[1]</w:t>
-      </w:r>
-    </w:p>
-    <w:p>
-      <w:pPr>
-        <w:spacing w:afterLines="24" w:after="57" w:line="288" w:lineRule="auto"/>
-      </w:pPr>
-    </w:p>
-    <w:p>
-      <w:pPr>
-        <w:spacing w:afterLines="24" w:after="57" w:line="288" w:lineRule="auto"/>
-      </w:pPr>
-      <w:r>
-        <w:t>Dit werk positioneert de geïmplementeerde Fortunately–Unfortunately webtool als een complementaire, lightweight oplossing tussen deze categorieën, met een diagram-gebaseerde fileview-boomstructuur die de intuïtiviteit van tools zoals TMT combineert met threat tracking (statusiconen: Weakness, Verified Assumption) en automatische evaluatie (danger ratings op basis van likelihood/impact). Waar Shi et al. immature open-source tools en eenvoudige evaluatiemethoden identificeren als gaps, evalueert deze masterproef empirisch (UEQ-scores, gebruikersonderzoek) hoe UX-features zoals filtering, sortering en branch summaries threat modeling efficiënter maken voor niet-security-experts, met versie 2 significant superieur aan basisfunctionaliteit.[1]</w:t>
+        <w:t xml:space="preserve">(2022) bieden een taxonomie en kwalitatieve vergelijking van </w:t>
+      </w:r>
+      <w:proofErr w:type="spellStart"/>
+      <w:r>
+        <w:t>threat</w:t>
+      </w:r>
+      <w:proofErr w:type="spellEnd"/>
+      <w:r>
+        <w:t xml:space="preserve"> </w:t>
+      </w:r>
+      <w:proofErr w:type="spellStart"/>
+      <w:r>
+        <w:t>modeling</w:t>
+      </w:r>
+      <w:proofErr w:type="spellEnd"/>
+      <w:r>
+        <w:t xml:space="preserve"> tools, gebaseerd op objectieve criteria zoals modelvorm (diagram- vs. tekst-gebaseerd), </w:t>
+      </w:r>
+      <w:proofErr w:type="spellStart"/>
+      <w:r>
+        <w:t>threat</w:t>
+      </w:r>
+      <w:proofErr w:type="spellEnd"/>
+      <w:r>
+        <w:t xml:space="preserve"> </w:t>
+      </w:r>
+      <w:proofErr w:type="spellStart"/>
+      <w:r>
+        <w:t>library</w:t>
+      </w:r>
+      <w:proofErr w:type="spellEnd"/>
+      <w:r>
+        <w:t xml:space="preserve"> grootte, evaluatiemethoden, mitigatie-suggesties, beschikbaarheid en SDLC-integratie. Ze evalueren zes populaire tools (Microsoft TMT, OWASP </w:t>
+      </w:r>
+      <w:proofErr w:type="spellStart"/>
+      <w:r>
+        <w:t>Threat</w:t>
+      </w:r>
+      <w:proofErr w:type="spellEnd"/>
+      <w:r>
+        <w:t xml:space="preserve"> Dragon, OVVL, OWASP </w:t>
+      </w:r>
+      <w:proofErr w:type="spellStart"/>
+      <w:r>
+        <w:t>pytm</w:t>
+      </w:r>
+      <w:proofErr w:type="spellEnd"/>
+      <w:r>
+        <w:t xml:space="preserve">, </w:t>
+      </w:r>
+      <w:proofErr w:type="spellStart"/>
+      <w:r>
+        <w:t>Threagile</w:t>
+      </w:r>
+      <w:proofErr w:type="spellEnd"/>
+      <w:r>
+        <w:t xml:space="preserve">, </w:t>
+      </w:r>
+      <w:proofErr w:type="spellStart"/>
+      <w:r>
+        <w:t>IriusRisk</w:t>
+      </w:r>
+      <w:proofErr w:type="spellEnd"/>
+      <w:r>
+        <w:t xml:space="preserve">) en tonen dat diagram-gebaseerde tools (zoals TMT) intuïtiever zijn voor non-experts maar vaak gebrek vertoont aan </w:t>
+      </w:r>
+      <w:proofErr w:type="spellStart"/>
+      <w:r>
+        <w:t>threat</w:t>
+      </w:r>
+      <w:proofErr w:type="spellEnd"/>
+      <w:r>
+        <w:t xml:space="preserve"> tracking en automatische evaluatie, terwijl tekst-tools (</w:t>
+      </w:r>
+      <w:proofErr w:type="spellStart"/>
+      <w:r>
+        <w:t>pytm</w:t>
+      </w:r>
+      <w:proofErr w:type="spellEnd"/>
+      <w:r>
+        <w:t xml:space="preserve">, </w:t>
+      </w:r>
+      <w:proofErr w:type="spellStart"/>
+      <w:r>
+        <w:t>Threagile</w:t>
+      </w:r>
+      <w:proofErr w:type="spellEnd"/>
+      <w:r>
+        <w:t xml:space="preserve">) beter schalen voor versiebeheer maar minder gebruiksvriendelijk zijn. Commerciële tools zoals </w:t>
+      </w:r>
+      <w:proofErr w:type="spellStart"/>
+      <w:r>
+        <w:t>IriusRisk</w:t>
+      </w:r>
+      <w:proofErr w:type="spellEnd"/>
+      <w:r>
+        <w:t xml:space="preserve"> scoren hoger op </w:t>
+      </w:r>
+      <w:proofErr w:type="spellStart"/>
+      <w:r>
+        <w:t>completeness</w:t>
+      </w:r>
+      <w:proofErr w:type="spellEnd"/>
+      <w:r>
+        <w:t xml:space="preserve"> (grote </w:t>
+      </w:r>
+      <w:proofErr w:type="spellStart"/>
+      <w:r>
+        <w:t>libraries</w:t>
+      </w:r>
+      <w:proofErr w:type="spellEnd"/>
+      <w:r>
+        <w:t xml:space="preserve"> &gt;200 </w:t>
+      </w:r>
+      <w:proofErr w:type="spellStart"/>
+      <w:r>
+        <w:t>threats</w:t>
+      </w:r>
+      <w:proofErr w:type="spellEnd"/>
+      <w:r>
+        <w:t>, kostenramingen), maar open-source alternatieven blijven immature met beperkte functionaliteit.[1]</w:t>
+      </w:r>
+    </w:p>
+    <w:p>
+      <w:pPr>
+        <w:spacing w:afterLines="24" w:after="57" w:line="288" w:lineRule="auto"/>
+      </w:pPr>
+    </w:p>
+    <w:p>
+      <w:pPr>
+        <w:spacing w:afterLines="24" w:after="57" w:line="288" w:lineRule="auto"/>
+      </w:pPr>
+      <w:r>
+        <w:t xml:space="preserve">Dit werk positioneert de geïmplementeerde </w:t>
+      </w:r>
+      <w:proofErr w:type="spellStart"/>
+      <w:r>
+        <w:t>Fortunately</w:t>
+      </w:r>
+      <w:proofErr w:type="spellEnd"/>
+      <w:r>
+        <w:t>–</w:t>
+      </w:r>
+      <w:proofErr w:type="spellStart"/>
+      <w:r>
+        <w:t>Unfortunately</w:t>
+      </w:r>
+      <w:proofErr w:type="spellEnd"/>
+      <w:r>
+        <w:t xml:space="preserve"> </w:t>
+      </w:r>
+      <w:proofErr w:type="spellStart"/>
+      <w:r>
+        <w:t>webtool</w:t>
+      </w:r>
+      <w:proofErr w:type="spellEnd"/>
+      <w:r>
+        <w:t xml:space="preserve"> als een complementaire, </w:t>
+      </w:r>
+      <w:proofErr w:type="spellStart"/>
+      <w:r>
+        <w:t>lightweight</w:t>
+      </w:r>
+      <w:proofErr w:type="spellEnd"/>
+      <w:r>
+        <w:t xml:space="preserve"> oplossing tussen deze categorieën, met een diagram-gebaseerde fileview-boomstructuur die de </w:t>
+      </w:r>
+      <w:proofErr w:type="spellStart"/>
+      <w:r>
+        <w:t>intuïtiviteit</w:t>
+      </w:r>
+      <w:proofErr w:type="spellEnd"/>
+      <w:r>
+        <w:t xml:space="preserve"> van tools zoals TMT combineert met </w:t>
+      </w:r>
+      <w:proofErr w:type="spellStart"/>
+      <w:r>
+        <w:t>threat</w:t>
+      </w:r>
+      <w:proofErr w:type="spellEnd"/>
+      <w:r>
+        <w:t xml:space="preserve"> tracking (statusiconen: </w:t>
+      </w:r>
+      <w:proofErr w:type="spellStart"/>
+      <w:r>
+        <w:t>Weakness</w:t>
+      </w:r>
+      <w:proofErr w:type="spellEnd"/>
+      <w:r>
+        <w:t xml:space="preserve">, </w:t>
+      </w:r>
+      <w:proofErr w:type="spellStart"/>
+      <w:r>
+        <w:t>Verified</w:t>
+      </w:r>
+      <w:proofErr w:type="spellEnd"/>
+      <w:r>
+        <w:t xml:space="preserve"> </w:t>
+      </w:r>
+      <w:proofErr w:type="spellStart"/>
+      <w:r>
+        <w:t>Assumption</w:t>
+      </w:r>
+      <w:proofErr w:type="spellEnd"/>
+      <w:r>
+        <w:t>) en automatische evaluatie (</w:t>
+      </w:r>
+      <w:proofErr w:type="spellStart"/>
+      <w:r>
+        <w:t>danger</w:t>
+      </w:r>
+      <w:proofErr w:type="spellEnd"/>
+      <w:r>
+        <w:t xml:space="preserve"> ratings op basis van </w:t>
+      </w:r>
+      <w:proofErr w:type="spellStart"/>
+      <w:r>
+        <w:t>likelihood</w:t>
+      </w:r>
+      <w:proofErr w:type="spellEnd"/>
+      <w:r>
+        <w:t xml:space="preserve">/impact). Waar </w:t>
+      </w:r>
+      <w:proofErr w:type="spellStart"/>
+      <w:r>
+        <w:t>Shi</w:t>
+      </w:r>
+      <w:proofErr w:type="spellEnd"/>
+      <w:r>
+        <w:t xml:space="preserve"> et al. immature open-source tools en eenvoudige evaluatiemethoden identificeren als </w:t>
+      </w:r>
+      <w:proofErr w:type="spellStart"/>
+      <w:r>
+        <w:t>gaps</w:t>
+      </w:r>
+      <w:proofErr w:type="spellEnd"/>
+      <w:r>
+        <w:t xml:space="preserve">, evalueert deze masterproef empirisch (UEQ-scores, gebruikersonderzoek) hoe UX-features zoals filtering, sortering en </w:t>
+      </w:r>
+      <w:proofErr w:type="spellStart"/>
+      <w:r>
+        <w:t>branch</w:t>
+      </w:r>
+      <w:proofErr w:type="spellEnd"/>
+      <w:r>
+        <w:t xml:space="preserve"> </w:t>
+      </w:r>
+      <w:proofErr w:type="spellStart"/>
+      <w:r>
+        <w:t>summaries</w:t>
+      </w:r>
+      <w:proofErr w:type="spellEnd"/>
+      <w:r>
+        <w:t xml:space="preserve"> </w:t>
+      </w:r>
+      <w:proofErr w:type="spellStart"/>
+      <w:r>
+        <w:t>threat</w:t>
+      </w:r>
+      <w:proofErr w:type="spellEnd"/>
+      <w:r>
+        <w:t xml:space="preserve"> </w:t>
+      </w:r>
+      <w:proofErr w:type="spellStart"/>
+      <w:r>
+        <w:t>modeling</w:t>
+      </w:r>
+      <w:proofErr w:type="spellEnd"/>
+      <w:r>
+        <w:t xml:space="preserve"> efficiënter maken voor niet-security-experts, met versie 2 significant superieur aan basisfunctionaliteit.[1]</w:t>
       </w:r>
     </w:p>
     <w:p>
@@ -1249,14 +2487,59 @@
         <w:spacing w:afterLines="24" w:after="57" w:line="288" w:lineRule="auto"/>
       </w:pPr>
       <w:r>
-        <w:t xml:space="preserve">Het ontwerp van de webtool vertrekt vanuit de nood om threat modeling concreet uitvoerbaar te maken voor ontwikkelaars zonder uitgebreide securityachtergrond, met een sterke focus op </w:t>
+        <w:t xml:space="preserve">Het ontwerp van de </w:t>
+      </w:r>
+      <w:proofErr w:type="spellStart"/>
+      <w:r>
+        <w:t>webtool</w:t>
+      </w:r>
+      <w:proofErr w:type="spellEnd"/>
+      <w:r>
+        <w:t xml:space="preserve"> vertrekt vanuit de nood om </w:t>
+      </w:r>
+      <w:proofErr w:type="spellStart"/>
+      <w:r>
+        <w:t>threat</w:t>
+      </w:r>
+      <w:proofErr w:type="spellEnd"/>
+      <w:r>
+        <w:t xml:space="preserve"> </w:t>
+      </w:r>
+      <w:proofErr w:type="spellStart"/>
+      <w:r>
+        <w:t>modeling</w:t>
+      </w:r>
+      <w:proofErr w:type="spellEnd"/>
+      <w:r>
+        <w:t xml:space="preserve"> concreet uitvoerbaar te maken voor ontwikkelaars zonder uitgebreide securityachtergrond, met een sterke focus op </w:t>
       </w:r>
       <w:r>
         <w:t>leesbaarheid</w:t>
       </w:r>
       <w:r>
-        <w:t xml:space="preserve"> van de boom, directe visuele feedback en eenvoudige navigatie. De codebasis is daarom opgezet rond een beperkt aantal, duidelijk herkenbare visuele bouwblokken (nodes, iconen, panelen) die in de volledige interface consequent worden hergebruikt. De Fortunately–Unfortunately</w:t>
-      </w:r>
+        <w:t xml:space="preserve"> van de boom, directe visuele feedback en eenvoudige navigatie. De codebasis is daarom opgezet rond een beperkt aantal, duidelijk herkenbare visuele bouwblokken (</w:t>
+      </w:r>
+      <w:proofErr w:type="spellStart"/>
+      <w:r>
+        <w:t>nodes</w:t>
+      </w:r>
+      <w:proofErr w:type="spellEnd"/>
+      <w:r>
+        <w:t xml:space="preserve">, iconen, panelen) die in de volledige interface consequent worden hergebruikt. De </w:t>
+      </w:r>
+      <w:proofErr w:type="spellStart"/>
+      <w:r>
+        <w:t>Fortunately</w:t>
+      </w:r>
+      <w:proofErr w:type="spellEnd"/>
+      <w:r>
+        <w:t>–</w:t>
+      </w:r>
+      <w:proofErr w:type="spellStart"/>
+      <w:r>
+        <w:t>Unfortunately</w:t>
+      </w:r>
+      <w:proofErr w:type="spellEnd"/>
       <w:r>
         <w:noBreakHyphen/>
         <w:t>structuur wordt afgedwongen op code</w:t>
@@ -1267,7 +2550,15 @@
       </w:r>
       <w:r>
         <w:noBreakHyphen/>
-        <w:t>type expliciet op te slaan en in de renderlogica te gebruiken om kleuren, iconen en interactie te bepalen.</w:t>
+        <w:t xml:space="preserve">type expliciet op te slaan en in de </w:t>
+      </w:r>
+      <w:proofErr w:type="spellStart"/>
+      <w:r>
+        <w:t>renderlogica</w:t>
+      </w:r>
+      <w:proofErr w:type="spellEnd"/>
+      <w:r>
+        <w:t xml:space="preserve"> te gebruiken om kleuren, iconen en interactie te bepalen.</w:t>
       </w:r>
     </w:p>
     <w:p>
@@ -1329,7 +2620,15 @@
       </w:r>
       <w:r>
         <w:noBreakHyphen/>
-        <w:t xml:space="preserve">page webapplicatie met React </w:t>
+        <w:t xml:space="preserve">page webapplicatie met </w:t>
+      </w:r>
+      <w:proofErr w:type="spellStart"/>
+      <w:r>
+        <w:t>React</w:t>
+      </w:r>
+      <w:proofErr w:type="spellEnd"/>
+      <w:r>
+        <w:t xml:space="preserve"> </w:t>
       </w:r>
       <w:r>
         <w:t xml:space="preserve">en next.js </w:t>
@@ -1355,17 +2654,40 @@
         <w:spacing w:afterLines="24" w:after="57" w:line="288" w:lineRule="auto"/>
       </w:pPr>
       <w:r>
-        <w:t xml:space="preserve">een datastructuur voor nodes (name, </w:t>
-      </w:r>
+        <w:t xml:space="preserve">een datastructuur voor </w:t>
+      </w:r>
+      <w:proofErr w:type="spellStart"/>
+      <w:r>
+        <w:t>nodes</w:t>
+      </w:r>
+      <w:proofErr w:type="spellEnd"/>
+      <w:r>
+        <w:t xml:space="preserve"> (name, </w:t>
+      </w:r>
+      <w:proofErr w:type="spellStart"/>
       <w:r>
         <w:t>children</w:t>
       </w:r>
-      <w:r>
-        <w:t xml:space="preserve">, danger rating, </w:t>
-      </w:r>
-      <w:r>
-        <w:t>level, status, statusColor</w:t>
-      </w:r>
+      <w:proofErr w:type="spellEnd"/>
+      <w:r>
+        <w:t xml:space="preserve">, </w:t>
+      </w:r>
+      <w:proofErr w:type="spellStart"/>
+      <w:r>
+        <w:t>danger</w:t>
+      </w:r>
+      <w:proofErr w:type="spellEnd"/>
+      <w:r>
+        <w:t xml:space="preserve"> rating, </w:t>
+      </w:r>
+      <w:r>
+        <w:t xml:space="preserve">level, status, </w:t>
+      </w:r>
+      <w:proofErr w:type="spellStart"/>
+      <w:r>
+        <w:t>statusColor</w:t>
+      </w:r>
+      <w:proofErr w:type="spellEnd"/>
       <w:r>
         <w:t>);</w:t>
       </w:r>
@@ -1379,11 +2701,32 @@
         <w:spacing w:afterLines="24" w:after="57" w:line="288" w:lineRule="auto"/>
       </w:pPr>
       <w:r>
-        <w:t>een visualisatielaag met React</w:t>
-      </w:r>
+        <w:t xml:space="preserve">een </w:t>
+      </w:r>
+      <w:proofErr w:type="spellStart"/>
+      <w:r>
+        <w:t>visualisatielaag</w:t>
+      </w:r>
+      <w:proofErr w:type="spellEnd"/>
+      <w:r>
+        <w:t xml:space="preserve"> met </w:t>
+      </w:r>
+      <w:proofErr w:type="spellStart"/>
+      <w:r>
+        <w:t>React</w:t>
+      </w:r>
+      <w:proofErr w:type="spellEnd"/>
       <w:r>
         <w:noBreakHyphen/>
-        <w:t>componenten voor nodes, iconen, zijpanelen en tooltips;</w:t>
+        <w:t xml:space="preserve">componenten voor </w:t>
+      </w:r>
+      <w:proofErr w:type="spellStart"/>
+      <w:r>
+        <w:t>nodes</w:t>
+      </w:r>
+      <w:proofErr w:type="spellEnd"/>
+      <w:r>
+        <w:t>, iconen, zijpanelen en tooltips;</w:t>
       </w:r>
     </w:p>
     <w:p>
@@ -1395,7 +2738,23 @@
         <w:spacing w:afterLines="24" w:after="57" w:line="288" w:lineRule="auto"/>
       </w:pPr>
       <w:r>
-        <w:t>hulpfuncties om paden naar de root te berekenen (voor branch summary) en gefilterde lijsten op basis van status en danger rating samen te stellen.</w:t>
+        <w:t xml:space="preserve">hulpfuncties om paden naar de root te berekenen (voor </w:t>
+      </w:r>
+      <w:proofErr w:type="spellStart"/>
+      <w:r>
+        <w:t>branch</w:t>
+      </w:r>
+      <w:proofErr w:type="spellEnd"/>
+      <w:r>
+        <w:t xml:space="preserve"> summary) en gefilterde lijsten op basis van status en </w:t>
+      </w:r>
+      <w:proofErr w:type="spellStart"/>
+      <w:r>
+        <w:t>danger</w:t>
+      </w:r>
+      <w:proofErr w:type="spellEnd"/>
+      <w:r>
+        <w:t xml:space="preserve"> rating samen te stellen.</w:t>
       </w:r>
     </w:p>
     <w:p>
@@ -1409,10 +2768,26 @@
         <w:spacing w:afterLines="24" w:after="57" w:line="288" w:lineRule="auto"/>
       </w:pPr>
       <w:r>
-        <w:t>De data worden in een boomstructuur bijgehouden, terwijl D3 wordt gebruikt om posities te berekenen en transities (uitklappen, inklappen) te ondersteunen. React zorgt ervoor dat elke wijziging in de onderliggende data (</w:t>
-      </w:r>
-      <w:r>
-        <w:t>level, status, statusColor)</w:t>
+        <w:t xml:space="preserve">De data worden in een boomstructuur bijgehouden, terwijl D3 wordt gebruikt om posities te berekenen en transities (uitklappen, inklappen) te ondersteunen. </w:t>
+      </w:r>
+      <w:proofErr w:type="spellStart"/>
+      <w:r>
+        <w:t>React</w:t>
+      </w:r>
+      <w:proofErr w:type="spellEnd"/>
+      <w:r>
+        <w:t xml:space="preserve"> zorgt ervoor dat elke wijziging in de onderliggende data (</w:t>
+      </w:r>
+      <w:r>
+        <w:t xml:space="preserve">level, status, </w:t>
+      </w:r>
+      <w:proofErr w:type="spellStart"/>
+      <w:r>
+        <w:t>statusColor</w:t>
+      </w:r>
+      <w:proofErr w:type="spellEnd"/>
+      <w:r>
+        <w:t>)</w:t>
       </w:r>
       <w:r>
         <w:t xml:space="preserve"> onmiddellijk leidt tot een hertekening van de corresponderende componenten.</w:t>
@@ -1484,7 +2859,119 @@
       </w:pPr>
       <w:r>
         <w:br/>
-        <w:t>Circulaire tree maps en treemaps werden theoretisch geëvalueerd aan de hand van bestaande voorbeelden en literatuur over hiërarchische visualisatie. Circulaire lay-outs, waarin nodes rond een centrale root worden gerangschikt met unfortunately-nodes prominent op basis van danger rating, bleken ongeschikt omdat sequentiële fortunately/unfortunately-relaties visueel fragmentarisch worden en parent-child-paden cognitief moeilijk traceerbaar blijven. Treemaps, met unfortunately-nodes als dominante blokken en fortunately-nodes als subregio’s geschaald op danger rating, prioriteren risico-overzicht maar schenden de lineaire causaliteitslogica van de methode en verhogen de cognitieve belasting bij diepere bomen. Op basis van deze analyse werden deze technieken niet geïmplementeerd.</w:t>
+        <w:t xml:space="preserve">Circulaire tree </w:t>
+      </w:r>
+      <w:proofErr w:type="spellStart"/>
+      <w:r>
+        <w:t>maps</w:t>
+      </w:r>
+      <w:proofErr w:type="spellEnd"/>
+      <w:r>
+        <w:t xml:space="preserve"> en </w:t>
+      </w:r>
+      <w:proofErr w:type="spellStart"/>
+      <w:r>
+        <w:t>treemaps</w:t>
+      </w:r>
+      <w:proofErr w:type="spellEnd"/>
+      <w:r>
+        <w:t xml:space="preserve"> werden theoretisch geëvalueerd aan de hand van bestaande voorbeelden en literatuur over hiërarchische visualisatie. Circulaire lay-outs, waarin </w:t>
+      </w:r>
+      <w:proofErr w:type="spellStart"/>
+      <w:r>
+        <w:t>nodes</w:t>
+      </w:r>
+      <w:proofErr w:type="spellEnd"/>
+      <w:r>
+        <w:t xml:space="preserve"> rond een centrale root worden gerangschikt met </w:t>
+      </w:r>
+      <w:proofErr w:type="spellStart"/>
+      <w:r>
+        <w:t>unfortunately-nodes</w:t>
+      </w:r>
+      <w:proofErr w:type="spellEnd"/>
+      <w:r>
+        <w:t xml:space="preserve"> prominent op basis van </w:t>
+      </w:r>
+      <w:proofErr w:type="spellStart"/>
+      <w:r>
+        <w:t>danger</w:t>
+      </w:r>
+      <w:proofErr w:type="spellEnd"/>
+      <w:r>
+        <w:t xml:space="preserve"> rating, bleken ongeschikt omdat sequentiële </w:t>
+      </w:r>
+      <w:proofErr w:type="spellStart"/>
+      <w:r>
+        <w:t>fortunately</w:t>
+      </w:r>
+      <w:proofErr w:type="spellEnd"/>
+      <w:r>
+        <w:t>/</w:t>
+      </w:r>
+      <w:proofErr w:type="spellStart"/>
+      <w:r>
+        <w:t>unfortunately</w:t>
+      </w:r>
+      <w:proofErr w:type="spellEnd"/>
+      <w:r>
+        <w:t xml:space="preserve">-relaties visueel fragmentarisch worden en </w:t>
+      </w:r>
+      <w:proofErr w:type="spellStart"/>
+      <w:r>
+        <w:t>parent</w:t>
+      </w:r>
+      <w:proofErr w:type="spellEnd"/>
+      <w:r>
+        <w:t>-</w:t>
+      </w:r>
+      <w:proofErr w:type="spellStart"/>
+      <w:r>
+        <w:t>child</w:t>
+      </w:r>
+      <w:proofErr w:type="spellEnd"/>
+      <w:r>
+        <w:t xml:space="preserve">-paden cognitief moeilijk traceerbaar blijven. </w:t>
+      </w:r>
+      <w:proofErr w:type="spellStart"/>
+      <w:r>
+        <w:t>Treemaps</w:t>
+      </w:r>
+      <w:proofErr w:type="spellEnd"/>
+      <w:r>
+        <w:t xml:space="preserve">, met </w:t>
+      </w:r>
+      <w:proofErr w:type="spellStart"/>
+      <w:r>
+        <w:t>unfortunately-nodes</w:t>
+      </w:r>
+      <w:proofErr w:type="spellEnd"/>
+      <w:r>
+        <w:t xml:space="preserve"> als dominante blokken en </w:t>
+      </w:r>
+      <w:proofErr w:type="spellStart"/>
+      <w:r>
+        <w:t>fortunately-nodes</w:t>
+      </w:r>
+      <w:proofErr w:type="spellEnd"/>
+      <w:r>
+        <w:t xml:space="preserve"> als </w:t>
+      </w:r>
+      <w:proofErr w:type="spellStart"/>
+      <w:r>
+        <w:t>subregio’s</w:t>
+      </w:r>
+      <w:proofErr w:type="spellEnd"/>
+      <w:r>
+        <w:t xml:space="preserve"> geschaald op </w:t>
+      </w:r>
+      <w:proofErr w:type="spellStart"/>
+      <w:r>
+        <w:t>danger</w:t>
+      </w:r>
+      <w:proofErr w:type="spellEnd"/>
+      <w:r>
+        <w:t xml:space="preserve"> rating, prioriteren risico-overzicht maar schenden de lineaire causaliteitslogica van de methode en verhogen de cognitieve belasting bij diepere bomen. Op basis van deze analyse werden deze technieken niet geïmplementeerd.</w:t>
       </w:r>
     </w:p>
     <w:p>
@@ -1532,7 +3019,23 @@
       </w:pPr>
       <w:r>
         <w:br/>
-        <w:t>Horizontale en verticale boomlay-outs werden concreet geïmplementeerd en intern geëvalueerd. De horizontale variant visualiseert fortunately/unfortunately-alternering van links naar rechts, terwijl de verticale variant een top-down hiërarchie met uitklapbare takken volgt. Beide implementaties gebruikten dezelfde node-componenten en UX-features, maar resulteerden in suboptimale prestaties: excessieve witruimteverbruik, verminderde leesbaarheid van lange sequenties en ontoereikende ondersteuning voor zowel globale oriëntatie als lokale detailanalyse. Deze lay-outs werden daarom verworpen ten gunste van een alternatieve fileview-representatie.</w:t>
+        <w:t xml:space="preserve">Horizontale en verticale boomlay-outs werden concreet geïmplementeerd en intern geëvalueerd. De horizontale variant visualiseert </w:t>
+      </w:r>
+      <w:proofErr w:type="spellStart"/>
+      <w:r>
+        <w:t>fortunately</w:t>
+      </w:r>
+      <w:proofErr w:type="spellEnd"/>
+      <w:r>
+        <w:t>/</w:t>
+      </w:r>
+      <w:proofErr w:type="spellStart"/>
+      <w:r>
+        <w:t>unfortunately</w:t>
+      </w:r>
+      <w:proofErr w:type="spellEnd"/>
+      <w:r>
+        <w:t>-alternering van links naar rechts, terwijl de verticale variant een top-down hiërarchie met uitklapbare takken volgt. Beide implementaties gebruikten dezelfde node-componenten en UX-features, maar resulteerden in suboptimale prestaties: excessieve witruimteverbruik, verminderde leesbaarheid van lange sequenties en ontoereikende ondersteuning voor zowel globale oriëntatie als lokale detailanalyse. Deze lay-outs werden daarom verworpen ten gunste van een alternatieve fileview-representatie.</w:t>
       </w:r>
     </w:p>
     <w:p>
@@ -1843,13 +3346,53 @@
       </w:r>
       <w:r>
         <w:noBreakHyphen/>
-        <w:t>component ontvangt minstens twee props: de naam (beschrijving) en het niveau/</w:t>
+        <w:t xml:space="preserve">component ontvangt minstens twee </w:t>
+      </w:r>
+      <w:proofErr w:type="spellStart"/>
+      <w:r>
+        <w:t>props</w:t>
+      </w:r>
+      <w:proofErr w:type="spellEnd"/>
+      <w:r>
+        <w:t>: de naam (beschrijving) en het niveau/</w:t>
       </w:r>
       <w:r>
         <w:t>level</w:t>
       </w:r>
       <w:r>
-        <w:t xml:space="preserve"> ( “fortunately” of “unfortunately”). In de renderfunctie wordt eerst het type genormaliseerd (via level.toLowerCase()), waarna een conditionele tak de juiste stijl toepast:</w:t>
+        <w:t xml:space="preserve"> ( “</w:t>
+      </w:r>
+      <w:proofErr w:type="spellStart"/>
+      <w:r>
+        <w:t>fortunately</w:t>
+      </w:r>
+      <w:proofErr w:type="spellEnd"/>
+      <w:r>
+        <w:t>” of “</w:t>
+      </w:r>
+      <w:proofErr w:type="spellStart"/>
+      <w:r>
+        <w:t>unfortunately</w:t>
+      </w:r>
+      <w:proofErr w:type="spellEnd"/>
+      <w:r>
+        <w:t xml:space="preserve">”). In de </w:t>
+      </w:r>
+      <w:proofErr w:type="spellStart"/>
+      <w:r>
+        <w:t>renderfunctie</w:t>
+      </w:r>
+      <w:proofErr w:type="spellEnd"/>
+      <w:r>
+        <w:t xml:space="preserve"> wordt eerst het type genormaliseerd (via </w:t>
+      </w:r>
+      <w:proofErr w:type="spellStart"/>
+      <w:r>
+        <w:t>level.toLowerCase</w:t>
+      </w:r>
+      <w:proofErr w:type="spellEnd"/>
+      <w:r>
+        <w:t>()), waarna een conditionele tak de juiste stijl toepast:</w:t>
       </w:r>
     </w:p>
     <w:p>
@@ -1861,11 +3404,27 @@
         <w:spacing w:afterLines="24" w:after="57" w:line="288" w:lineRule="auto"/>
       </w:pPr>
       <w:r>
-        <w:t>voor “fortunately” wordt een groene achtergrond met afgeronde hoeken, zwarte rand en center</w:t>
+        <w:t>voor “</w:t>
+      </w:r>
+      <w:proofErr w:type="spellStart"/>
+      <w:r>
+        <w:t>fortunately</w:t>
+      </w:r>
+      <w:proofErr w:type="spellEnd"/>
+      <w:r>
+        <w:t>” wordt een groene achtergrond met afgeronde hoeken, zwarte rand en center</w:t>
       </w:r>
       <w:r>
         <w:noBreakHyphen/>
-        <w:t>uitlijning gerenderd;</w:t>
+        <w:t xml:space="preserve">uitlijning </w:t>
+      </w:r>
+      <w:proofErr w:type="spellStart"/>
+      <w:r>
+        <w:t>gerenderd</w:t>
+      </w:r>
+      <w:proofErr w:type="spellEnd"/>
+      <w:r>
+        <w:t>;</w:t>
       </w:r>
     </w:p>
     <w:p>
@@ -1877,7 +3436,15 @@
         <w:spacing w:afterLines="24" w:after="57" w:line="288" w:lineRule="auto"/>
       </w:pPr>
       <w:r>
-        <w:t>voor “unfortunately” wordt een rode variant met dezelfde afmetingen en typografie gebruikt.</w:t>
+        <w:t>voor “</w:t>
+      </w:r>
+      <w:proofErr w:type="spellStart"/>
+      <w:r>
+        <w:t>unfortunately</w:t>
+      </w:r>
+      <w:proofErr w:type="spellEnd"/>
+      <w:r>
+        <w:t>” wordt een rode variant met dezelfde afmetingen en typografie gebruikt.</w:t>
       </w:r>
     </w:p>
     <w:p>
@@ -1891,7 +3458,15 @@
         <w:spacing w:afterLines="24" w:after="57" w:line="288" w:lineRule="auto"/>
       </w:pPr>
       <w:r>
-        <w:t xml:space="preserve">Door alle nodes via dezelfde component te laten lopen, zijn zaken als minimale en maximale breedte, tekstomloop, padding en border overal identiek, wat de leesbaarheid van langere ketens bevordert. </w:t>
+        <w:t xml:space="preserve">Door alle </w:t>
+      </w:r>
+      <w:proofErr w:type="spellStart"/>
+      <w:r>
+        <w:t>nodes</w:t>
+      </w:r>
+      <w:proofErr w:type="spellEnd"/>
+      <w:r>
+        <w:t xml:space="preserve"> via dezelfde component te laten lopen, zijn zaken als minimale en maximale breedte, tekstomloop, padding en border overal identiek, wat de leesbaarheid van langere ketens bevordert. </w:t>
       </w:r>
       <w:r>
         <w:t>Boven elke node wordt in kleinere typografie bovendien het corresponderende label</w:t>
@@ -1904,17 +3479,49 @@
           <w:i/>
           <w:iCs/>
         </w:rPr>
-        <w:t>“fortunately”</w:t>
-      </w:r>
-      <w:r>
-        <w:t> of </w:t>
-      </w:r>
+        <w:t>“</w:t>
+      </w:r>
+      <w:proofErr w:type="spellStart"/>
       <w:r>
         <w:rPr>
           <w:i/>
           <w:iCs/>
         </w:rPr>
-        <w:t>“unfortunately”</w:t>
+        <w:t>fortunately</w:t>
+      </w:r>
+      <w:proofErr w:type="spellEnd"/>
+      <w:r>
+        <w:rPr>
+          <w:i/>
+          <w:iCs/>
+        </w:rPr>
+        <w:t>”</w:t>
+      </w:r>
+      <w:r>
+        <w:t> of </w:t>
+      </w:r>
+      <w:r>
+        <w:rPr>
+          <w:i/>
+          <w:iCs/>
+        </w:rPr>
+        <w:t>“</w:t>
+      </w:r>
+      <w:proofErr w:type="spellStart"/>
+      <w:r>
+        <w:rPr>
+          <w:i/>
+          <w:iCs/>
+        </w:rPr>
+        <w:t>unfortunately</w:t>
+      </w:r>
+      <w:proofErr w:type="spellEnd"/>
+      <w:r>
+        <w:rPr>
+          <w:i/>
+          <w:iCs/>
+        </w:rPr>
+        <w:t>”</w:t>
       </w:r>
       <w:r>
         <w:t> </w:t>
@@ -1938,8 +3545,13 @@
         <w:t>komen</w:t>
       </w:r>
       <w:r>
-        <w:t xml:space="preserve"> dus rechtstreeks uit de componentlogica, niet uit losse inline</w:t>
-      </w:r>
+        <w:t xml:space="preserve"> dus rechtstreeks uit de componentlogica, niet uit losse </w:t>
+      </w:r>
+      <w:proofErr w:type="spellStart"/>
+      <w:r>
+        <w:t>inline</w:t>
+      </w:r>
+      <w:proofErr w:type="spellEnd"/>
       <w:r>
         <w:noBreakHyphen/>
         <w:t>stijlen verspreid door de code.</w:t>
@@ -2095,27 +3707,60 @@
           <w:sz w:val="28"/>
           <w:szCs w:val="28"/>
         </w:rPr>
-        <w:t>Statusiconen en danger rating</w:t>
-      </w:r>
-    </w:p>
-    <w:p>
-      <w:pPr>
-        <w:spacing w:afterLines="24" w:after="57" w:line="288" w:lineRule="auto"/>
-        <w:rPr>
-          <w:b/>
-          <w:bCs/>
-          <w:sz w:val="28"/>
-          <w:szCs w:val="28"/>
-        </w:rPr>
-      </w:pPr>
-    </w:p>
-    <w:p>
-      <w:pPr>
-        <w:spacing w:afterLines="24" w:after="57" w:line="288" w:lineRule="auto"/>
-      </w:pPr>
-      <w:r>
-        <w:t>Statusiconen worden in aparte, herbruikbare componenten ondergebracht (een IconSelectorButton of een StatusIcon</w:t>
-      </w:r>
+        <w:t xml:space="preserve">Statusiconen en </w:t>
+      </w:r>
+      <w:proofErr w:type="spellStart"/>
+      <w:r>
+        <w:rPr>
+          <w:b/>
+          <w:bCs/>
+          <w:sz w:val="28"/>
+          <w:szCs w:val="28"/>
+        </w:rPr>
+        <w:t>danger</w:t>
+      </w:r>
+      <w:proofErr w:type="spellEnd"/>
+      <w:r>
+        <w:rPr>
+          <w:b/>
+          <w:bCs/>
+          <w:sz w:val="28"/>
+          <w:szCs w:val="28"/>
+        </w:rPr>
+        <w:t xml:space="preserve"> rating</w:t>
+      </w:r>
+    </w:p>
+    <w:p>
+      <w:pPr>
+        <w:spacing w:afterLines="24" w:after="57" w:line="288" w:lineRule="auto"/>
+        <w:rPr>
+          <w:b/>
+          <w:bCs/>
+          <w:sz w:val="28"/>
+          <w:szCs w:val="28"/>
+        </w:rPr>
+      </w:pPr>
+    </w:p>
+    <w:p>
+      <w:pPr>
+        <w:spacing w:afterLines="24" w:after="57" w:line="288" w:lineRule="auto"/>
+      </w:pPr>
+      <w:r>
+        <w:t xml:space="preserve">Statusiconen worden in aparte, herbruikbare componenten ondergebracht (een </w:t>
+      </w:r>
+      <w:proofErr w:type="spellStart"/>
+      <w:r>
+        <w:t>IconSelectorButton</w:t>
+      </w:r>
+      <w:proofErr w:type="spellEnd"/>
+      <w:r>
+        <w:t xml:space="preserve"> of een </w:t>
+      </w:r>
+      <w:proofErr w:type="spellStart"/>
+      <w:r>
+        <w:t>StatusIcon</w:t>
+      </w:r>
+      <w:proofErr w:type="spellEnd"/>
       <w:r>
         <w:noBreakHyphen/>
         <w:t>component) die op basis van een statusveld in de node</w:t>
@@ -2124,41 +3769,177 @@
         <w:noBreakHyphen/>
         <w:t xml:space="preserve">data het juiste icoon en de bijhorende kleur kiezen. </w:t>
       </w:r>
+      <w:proofErr w:type="spellStart"/>
       <w:r>
         <w:rPr>
           <w:lang w:val="en-US"/>
         </w:rPr>
-        <w:t xml:space="preserve">Typische statussen zijn </w:t>
-      </w:r>
+        <w:t>Typische</w:t>
+      </w:r>
+      <w:proofErr w:type="spellEnd"/>
       <w:r>
         <w:rPr>
           <w:lang w:val="en-US"/>
         </w:rPr>
+        <w:t xml:space="preserve"> </w:t>
+      </w:r>
+      <w:proofErr w:type="spellStart"/>
+      <w:r>
+        <w:rPr>
+          <w:lang w:val="en-US"/>
+        </w:rPr>
+        <w:t>statussen</w:t>
+      </w:r>
+      <w:proofErr w:type="spellEnd"/>
+      <w:r>
+        <w:rPr>
+          <w:lang w:val="en-US"/>
+        </w:rPr>
+        <w:t xml:space="preserve"> </w:t>
+      </w:r>
+      <w:proofErr w:type="spellStart"/>
+      <w:r>
+        <w:rPr>
+          <w:lang w:val="en-US"/>
+        </w:rPr>
+        <w:t>zijn</w:t>
+      </w:r>
+      <w:proofErr w:type="spellEnd"/>
+      <w:r>
+        <w:rPr>
+          <w:lang w:val="en-US"/>
+        </w:rPr>
+        <w:t xml:space="preserve"> </w:t>
+      </w:r>
+      <w:r>
+        <w:rPr>
+          <w:lang w:val="en-US"/>
+        </w:rPr>
         <w:lastRenderedPageBreak/>
-        <w:t>Weakness (rood schild), Weakness Under Review (oranje schild), Assumption Under Review (oranje check</w:t>
-      </w:r>
+        <w:t xml:space="preserve">Weakness (rood </w:t>
+      </w:r>
+      <w:proofErr w:type="spellStart"/>
       <w:r>
         <w:rPr>
           <w:lang w:val="en-US"/>
         </w:rPr>
         <w:t>schild</w:t>
       </w:r>
+      <w:proofErr w:type="spellEnd"/>
       <w:r>
         <w:rPr>
           <w:lang w:val="en-US"/>
         </w:rPr>
-        <w:t>) en Verified Assumption (groen check</w:t>
-      </w:r>
+        <w:t>), Weakness Under Review (</w:t>
+      </w:r>
+      <w:proofErr w:type="spellStart"/>
       <w:r>
         <w:rPr>
           <w:lang w:val="en-US"/>
         </w:rPr>
+        <w:t>oranje</w:t>
+      </w:r>
+      <w:proofErr w:type="spellEnd"/>
+      <w:r>
+        <w:rPr>
+          <w:lang w:val="en-US"/>
+        </w:rPr>
+        <w:t xml:space="preserve"> </w:t>
+      </w:r>
+      <w:proofErr w:type="spellStart"/>
+      <w:r>
+        <w:rPr>
+          <w:lang w:val="en-US"/>
+        </w:rPr>
         <w:t>schild</w:t>
       </w:r>
+      <w:proofErr w:type="spellEnd"/>
       <w:r>
         <w:rPr>
           <w:lang w:val="en-US"/>
         </w:rPr>
+        <w:t>), Assumption Under Review (</w:t>
+      </w:r>
+      <w:proofErr w:type="spellStart"/>
+      <w:r>
+        <w:rPr>
+          <w:lang w:val="en-US"/>
+        </w:rPr>
+        <w:t>oranje</w:t>
+      </w:r>
+      <w:proofErr w:type="spellEnd"/>
+      <w:r>
+        <w:rPr>
+          <w:lang w:val="en-US"/>
+        </w:rPr>
+        <w:t xml:space="preserve"> </w:t>
+      </w:r>
+      <w:proofErr w:type="spellStart"/>
+      <w:r>
+        <w:rPr>
+          <w:lang w:val="en-US"/>
+        </w:rPr>
+        <w:t>check</w:t>
+      </w:r>
+      <w:r>
+        <w:rPr>
+          <w:lang w:val="en-US"/>
+        </w:rPr>
+        <w:t>schild</w:t>
+      </w:r>
+      <w:proofErr w:type="spellEnd"/>
+      <w:r>
+        <w:rPr>
+          <w:lang w:val="en-US"/>
+        </w:rPr>
+        <w:t xml:space="preserve">) </w:t>
+      </w:r>
+      <w:proofErr w:type="spellStart"/>
+      <w:r>
+        <w:rPr>
+          <w:lang w:val="en-US"/>
+        </w:rPr>
+        <w:t>en</w:t>
+      </w:r>
+      <w:proofErr w:type="spellEnd"/>
+      <w:r>
+        <w:rPr>
+          <w:lang w:val="en-US"/>
+        </w:rPr>
+        <w:t xml:space="preserve"> Verified Assumption (</w:t>
+      </w:r>
+      <w:proofErr w:type="spellStart"/>
+      <w:r>
+        <w:rPr>
+          <w:lang w:val="en-US"/>
+        </w:rPr>
+        <w:t>groen</w:t>
+      </w:r>
+      <w:proofErr w:type="spellEnd"/>
+      <w:r>
+        <w:rPr>
+          <w:lang w:val="en-US"/>
+        </w:rPr>
+        <w:t xml:space="preserve"> </w:t>
+      </w:r>
+      <w:proofErr w:type="spellStart"/>
+      <w:r>
+        <w:rPr>
+          <w:lang w:val="en-US"/>
+        </w:rPr>
+        <w:t>check</w:t>
+      </w:r>
+      <w:r>
+        <w:rPr>
+          <w:lang w:val="en-US"/>
+        </w:rPr>
+        <w:t>schild</w:t>
+      </w:r>
+      <w:proofErr w:type="spellEnd"/>
+      <w:r>
+        <w:rPr>
+          <w:lang w:val="en-US"/>
+        </w:rPr>
         <w:t>).</w:t>
       </w:r>
       <w:r>
@@ -2168,17 +3949,58 @@
         <w:t xml:space="preserve"> </w:t>
       </w:r>
       <w:r>
-        <w:t>Als extra aanduiding is er een blauw checkschild beschikbaar voor nodes die volledig zijn afgewerkt (bij fortunately-nodes) of als </w:t>
+        <w:t xml:space="preserve">Als extra aanduiding is er een blauw checkschild beschikbaar voor </w:t>
+      </w:r>
+      <w:proofErr w:type="spellStart"/>
+      <w:r>
+        <w:t>nodes</w:t>
+      </w:r>
+      <w:proofErr w:type="spellEnd"/>
+      <w:r>
+        <w:t xml:space="preserve"> die volledig zijn afgewerkt (bij </w:t>
+      </w:r>
+      <w:proofErr w:type="spellStart"/>
+      <w:r>
+        <w:t>fortunately-nodes</w:t>
+      </w:r>
+      <w:proofErr w:type="spellEnd"/>
+      <w:r>
+        <w:t>) of als </w:t>
       </w:r>
       <w:r>
         <w:rPr>
           <w:i/>
           <w:iCs/>
         </w:rPr>
-        <w:t>low importance</w:t>
-      </w:r>
-      <w:r>
-        <w:t> worden beschouwd (bij unfortunately-nodes). Deze twee statussen worden niet gebruikt in de filterfunctionaliteit, maar bieden gebruikers een bijkomende mogelijkheid om tussenliggende of minder belangrijke nodes te labelen en zo hun status expliciet te communiceren binnen het team.</w:t>
+        <w:t xml:space="preserve">low </w:t>
+      </w:r>
+      <w:proofErr w:type="spellStart"/>
+      <w:r>
+        <w:rPr>
+          <w:i/>
+          <w:iCs/>
+        </w:rPr>
+        <w:t>importance</w:t>
+      </w:r>
+      <w:proofErr w:type="spellEnd"/>
+      <w:r>
+        <w:t xml:space="preserve"> worden beschouwd (bij </w:t>
+      </w:r>
+      <w:proofErr w:type="spellStart"/>
+      <w:r>
+        <w:t>unfortunately-nodes</w:t>
+      </w:r>
+      <w:proofErr w:type="spellEnd"/>
+      <w:r>
+        <w:t xml:space="preserve">). Deze twee statussen worden niet gebruikt in de filterfunctionaliteit, maar bieden gebruikers een bijkomende mogelijkheid om tussenliggende of minder belangrijke </w:t>
+      </w:r>
+      <w:proofErr w:type="spellStart"/>
+      <w:r>
+        <w:t>nodes</w:t>
+      </w:r>
+      <w:proofErr w:type="spellEnd"/>
+      <w:r>
+        <w:t xml:space="preserve"> te labelen en zo hun status expliciet te communiceren binnen het team.</w:t>
       </w:r>
       <w:r>
         <w:t xml:space="preserve"> </w:t>
@@ -2188,7 +4010,14 @@
       </w:r>
       <w:r>
         <w:noBreakHyphen/>
-        <w:t>render opgenomen, zodat elke node automatisch het juiste symbool toont.</w:t>
+      </w:r>
+      <w:proofErr w:type="spellStart"/>
+      <w:r>
+        <w:t>render</w:t>
+      </w:r>
+      <w:proofErr w:type="spellEnd"/>
+      <w:r>
+        <w:t xml:space="preserve"> opgenomen, zodat elke node automatisch het juiste symbool toont.</w:t>
       </w:r>
     </w:p>
     <w:p>
@@ -2429,7 +4258,79 @@
         <w:spacing w:afterLines="24" w:after="57" w:line="288" w:lineRule="auto"/>
       </w:pPr>
       <w:r>
-        <w:t>De danger rating wordt als getal in de node-data opgeslagen, berekend uit likelihood en impact (twee schaalwaarden van 1 tot 5). In de code wordt deze rating gebruikt om nodes in de filterweergave aflopend te sorteren (hoogste rating bovenaan) en permanent bij elke unfortunately-node weer te geven, zowel in de boom als in de filterlijsten zelf. Dit contrasteert met secundaire acties zoals add, delete en collapse die pas bij hover verschijnen, waardoor de interface visueel niet wordt overbelast en de focus op de essentie van de data blijft. Deze constante zichtbaarheid is cruciaal voor prioriteren van weaknesses, snelle risicotriage tussen nodes en overzicht van het totale risicolandschap. Door centrale berekening en sortering kan de rating consistent in alle weergaven gebruikt worden.</w:t>
+        <w:t xml:space="preserve">De </w:t>
+      </w:r>
+      <w:proofErr w:type="spellStart"/>
+      <w:r>
+        <w:t>danger</w:t>
+      </w:r>
+      <w:proofErr w:type="spellEnd"/>
+      <w:r>
+        <w:t xml:space="preserve"> rating wordt als getal in de node-data opgeslagen, berekend uit </w:t>
+      </w:r>
+      <w:proofErr w:type="spellStart"/>
+      <w:r>
+        <w:t>likelihood</w:t>
+      </w:r>
+      <w:proofErr w:type="spellEnd"/>
+      <w:r>
+        <w:t xml:space="preserve"> en impact (twee schaalwaarden van 1 tot 5). In de code wordt deze rating gebruikt om </w:t>
+      </w:r>
+      <w:proofErr w:type="spellStart"/>
+      <w:r>
+        <w:t>nodes</w:t>
+      </w:r>
+      <w:proofErr w:type="spellEnd"/>
+      <w:r>
+        <w:t xml:space="preserve"> in de filterweergave aflopend te sorteren (hoogste rating bovenaan) en permanent bij elke </w:t>
+      </w:r>
+      <w:proofErr w:type="spellStart"/>
+      <w:r>
+        <w:t>unfortunately</w:t>
+      </w:r>
+      <w:proofErr w:type="spellEnd"/>
+      <w:r>
+        <w:t xml:space="preserve">-node weer te geven, zowel in de boom als in de filterlijsten zelf. Dit contrasteert met secundaire acties zoals </w:t>
+      </w:r>
+      <w:proofErr w:type="spellStart"/>
+      <w:r>
+        <w:t>add</w:t>
+      </w:r>
+      <w:proofErr w:type="spellEnd"/>
+      <w:r>
+        <w:t xml:space="preserve">, delete en </w:t>
+      </w:r>
+      <w:proofErr w:type="spellStart"/>
+      <w:r>
+        <w:t>collapse</w:t>
+      </w:r>
+      <w:proofErr w:type="spellEnd"/>
+      <w:r>
+        <w:t xml:space="preserve"> die pas bij </w:t>
+      </w:r>
+      <w:proofErr w:type="spellStart"/>
+      <w:r>
+        <w:t>hover</w:t>
+      </w:r>
+      <w:proofErr w:type="spellEnd"/>
+      <w:r>
+        <w:t xml:space="preserve"> verschijnen, waardoor de interface visueel niet wordt overbelast en de focus op de essentie van de data blijft. Deze constante zichtbaarheid is cruciaal voor prioriteren van </w:t>
+      </w:r>
+      <w:proofErr w:type="spellStart"/>
+      <w:r>
+        <w:t>weaknesses</w:t>
+      </w:r>
+      <w:proofErr w:type="spellEnd"/>
+      <w:r>
+        <w:t xml:space="preserve">, snelle risicotriage tussen </w:t>
+      </w:r>
+      <w:proofErr w:type="spellStart"/>
+      <w:r>
+        <w:t>nodes</w:t>
+      </w:r>
+      <w:proofErr w:type="spellEnd"/>
+      <w:r>
+        <w:t xml:space="preserve"> en overzicht van het totale risicolandschap. Door centrale berekening en sortering kan de rating consistent in alle weergaven gebruikt worden.</w:t>
       </w:r>
     </w:p>
     <w:p>
@@ -2531,46 +4432,113 @@
         </w:rPr>
         <w:t xml:space="preserve">3.8 </w:t>
       </w:r>
-      <w:r>
-        <w:rPr>
-          <w:b/>
-          <w:bCs/>
-          <w:sz w:val="28"/>
-          <w:szCs w:val="28"/>
-        </w:rPr>
-        <w:t>Branch summary en filterlogica</w:t>
-      </w:r>
-    </w:p>
-    <w:p>
-      <w:pPr>
-        <w:spacing w:afterLines="24" w:after="57" w:line="288" w:lineRule="auto"/>
-        <w:rPr>
-          <w:b/>
-          <w:bCs/>
-          <w:sz w:val="28"/>
-          <w:szCs w:val="28"/>
-        </w:rPr>
-      </w:pPr>
-    </w:p>
-    <w:p>
-      <w:pPr>
-        <w:spacing w:afterLines="24" w:after="57" w:line="288" w:lineRule="auto"/>
-      </w:pPr>
-      <w:r>
-        <w:t>De branch summary en filterfunctionaliteit zijn geïmplementeerd als aparte zijpanelen en ondersteunende hulpfuncties, die de fileview-navigatie faciliteren door globale context en taakgerichte prioritering te bieden.</w:t>
-      </w:r>
-    </w:p>
-    <w:p>
-      <w:pPr>
-        <w:spacing w:afterLines="24" w:after="57" w:line="288" w:lineRule="auto"/>
-      </w:pPr>
-    </w:p>
-    <w:p>
-      <w:pPr>
-        <w:spacing w:afterLines="24" w:after="57" w:line="288" w:lineRule="auto"/>
-      </w:pPr>
-      <w:r>
-        <w:t xml:space="preserve">De branch summary reconstrueert het hiërarchische pad van de rootnode tot de geselecteerde node via parent-relaties. Hiertoe worden algoritmes zoals getImmediateParent en getParentsAbove aangewend om bovenliggende nodes recursief op te bouwen. Het resulterende pad wordt </w:t>
+      <w:proofErr w:type="spellStart"/>
+      <w:r>
+        <w:rPr>
+          <w:b/>
+          <w:bCs/>
+          <w:sz w:val="28"/>
+          <w:szCs w:val="28"/>
+        </w:rPr>
+        <w:t>Branch</w:t>
+      </w:r>
+      <w:proofErr w:type="spellEnd"/>
+      <w:r>
+        <w:rPr>
+          <w:b/>
+          <w:bCs/>
+          <w:sz w:val="28"/>
+          <w:szCs w:val="28"/>
+        </w:rPr>
+        <w:t xml:space="preserve"> summary en filterlogica</w:t>
+      </w:r>
+    </w:p>
+    <w:p>
+      <w:pPr>
+        <w:spacing w:afterLines="24" w:after="57" w:line="288" w:lineRule="auto"/>
+        <w:rPr>
+          <w:b/>
+          <w:bCs/>
+          <w:sz w:val="28"/>
+          <w:szCs w:val="28"/>
+        </w:rPr>
+      </w:pPr>
+    </w:p>
+    <w:p>
+      <w:pPr>
+        <w:spacing w:afterLines="24" w:after="57" w:line="288" w:lineRule="auto"/>
+      </w:pPr>
+      <w:r>
+        <w:t xml:space="preserve">De </w:t>
+      </w:r>
+      <w:proofErr w:type="spellStart"/>
+      <w:r>
+        <w:t>branch</w:t>
+      </w:r>
+      <w:proofErr w:type="spellEnd"/>
+      <w:r>
+        <w:t xml:space="preserve"> summary en filterfunctionaliteit zijn geïmplementeerd als aparte zijpanelen en ondersteunende hulpfuncties, die de fileview-navigatie faciliteren door globale context en taakgerichte prioritering te bieden.</w:t>
+      </w:r>
+    </w:p>
+    <w:p>
+      <w:pPr>
+        <w:spacing w:afterLines="24" w:after="57" w:line="288" w:lineRule="auto"/>
+      </w:pPr>
+    </w:p>
+    <w:p>
+      <w:pPr>
+        <w:spacing w:afterLines="24" w:after="57" w:line="288" w:lineRule="auto"/>
+      </w:pPr>
+      <w:r>
+        <w:t xml:space="preserve">De </w:t>
+      </w:r>
+      <w:proofErr w:type="spellStart"/>
+      <w:r>
+        <w:t>branch</w:t>
+      </w:r>
+      <w:proofErr w:type="spellEnd"/>
+      <w:r>
+        <w:t xml:space="preserve"> summary reconstrueert het hiërarchische pad van de </w:t>
+      </w:r>
+      <w:proofErr w:type="spellStart"/>
+      <w:r>
+        <w:t>rootnode</w:t>
+      </w:r>
+      <w:proofErr w:type="spellEnd"/>
+      <w:r>
+        <w:t xml:space="preserve"> tot de geselecteerde node via </w:t>
+      </w:r>
+      <w:proofErr w:type="spellStart"/>
+      <w:r>
+        <w:t>parent</w:t>
+      </w:r>
+      <w:proofErr w:type="spellEnd"/>
+      <w:r>
+        <w:t>-relaties. Hiertoe worden algoritmes zoals </w:t>
+      </w:r>
+      <w:proofErr w:type="spellStart"/>
+      <w:r>
+        <w:t>getImmediateParent</w:t>
+      </w:r>
+      <w:proofErr w:type="spellEnd"/>
+      <w:r>
+        <w:t> en </w:t>
+      </w:r>
+      <w:proofErr w:type="spellStart"/>
+      <w:r>
+        <w:t>getParentsAbove</w:t>
+      </w:r>
+      <w:proofErr w:type="spellEnd"/>
+      <w:r>
+        <w:t xml:space="preserve"> aangewend om bovenliggende </w:t>
+      </w:r>
+      <w:proofErr w:type="spellStart"/>
+      <w:r>
+        <w:t>nodes</w:t>
+      </w:r>
+      <w:proofErr w:type="spellEnd"/>
+      <w:r>
+        <w:t xml:space="preserve"> recursief op te bouwen. Het resulterende pad wordt </w:t>
       </w:r>
       <w:r>
         <w:t>samenvoegt</w:t>
@@ -2607,7 +4575,31 @@
         <w:t xml:space="preserve"> </w:t>
       </w:r>
       <w:r>
-        <w:t>Selectie van een gefilterde node triggert een state-update met de corresponderende node-ID, wat in de Node-component resulteert in visuele highlighting (bijv. border- of kleurverandering) en scrolling naar de relevante positie in de fileview.</w:t>
+        <w:t xml:space="preserve">Selectie van een gefilterde node </w:t>
+      </w:r>
+      <w:proofErr w:type="spellStart"/>
+      <w:r>
+        <w:t>triggert</w:t>
+      </w:r>
+      <w:proofErr w:type="spellEnd"/>
+      <w:r>
+        <w:t xml:space="preserve"> een state-update met de corresponderende node-ID, wat in de Node-component resulteert in visuele </w:t>
+      </w:r>
+      <w:proofErr w:type="spellStart"/>
+      <w:r>
+        <w:t>highlighting</w:t>
+      </w:r>
+      <w:proofErr w:type="spellEnd"/>
+      <w:r>
+        <w:t xml:space="preserve"> (bijv. border- of kleurverandering) en </w:t>
+      </w:r>
+      <w:proofErr w:type="spellStart"/>
+      <w:r>
+        <w:t>scrolling</w:t>
+      </w:r>
+      <w:proofErr w:type="spellEnd"/>
+      <w:r>
+        <w:t xml:space="preserve"> naar de relevante positie in de fileview.</w:t>
       </w:r>
     </w:p>
     <w:p>
@@ -2678,10 +4670,55 @@
         <w:spacing w:afterLines="24" w:after="57" w:line="288" w:lineRule="auto"/>
       </w:pPr>
       <w:r>
-        <w:t xml:space="preserve">De filterfunctionaliteit groepeert nodes op statuscategorie (bijv. </w:t>
-      </w:r>
-      <w:r>
-        <w:t xml:space="preserve">Weakness, Weakness Under Review, Assumption Under Review, Verified Assumption) met behulp van een </w:t>
+        <w:t xml:space="preserve">De filterfunctionaliteit groepeert </w:t>
+      </w:r>
+      <w:proofErr w:type="spellStart"/>
+      <w:r>
+        <w:t>nodes</w:t>
+      </w:r>
+      <w:proofErr w:type="spellEnd"/>
+      <w:r>
+        <w:t xml:space="preserve"> op statuscategorie (bijv. </w:t>
+      </w:r>
+      <w:proofErr w:type="spellStart"/>
+      <w:r>
+        <w:t>Weakness</w:t>
+      </w:r>
+      <w:proofErr w:type="spellEnd"/>
+      <w:r>
+        <w:t xml:space="preserve">, </w:t>
+      </w:r>
+      <w:proofErr w:type="spellStart"/>
+      <w:r>
+        <w:t>Weakness</w:t>
+      </w:r>
+      <w:proofErr w:type="spellEnd"/>
+      <w:r>
+        <w:t xml:space="preserve"> Under Review, </w:t>
+      </w:r>
+      <w:proofErr w:type="spellStart"/>
+      <w:r>
+        <w:t>Assumption</w:t>
+      </w:r>
+      <w:proofErr w:type="spellEnd"/>
+      <w:r>
+        <w:t xml:space="preserve"> Under Review, </w:t>
+      </w:r>
+      <w:proofErr w:type="spellStart"/>
+      <w:r>
+        <w:t>Verified</w:t>
+      </w:r>
+      <w:proofErr w:type="spellEnd"/>
+      <w:r>
+        <w:t xml:space="preserve"> </w:t>
+      </w:r>
+      <w:proofErr w:type="spellStart"/>
+      <w:r>
+        <w:t>Assumption</w:t>
+      </w:r>
+      <w:proofErr w:type="spellEnd"/>
+      <w:r>
+        <w:t xml:space="preserve">) met behulp van een </w:t>
       </w:r>
       <w:r>
         <w:t>m</w:t>
@@ -2696,7 +4733,23 @@
         <w:t xml:space="preserve"> als sleutel fungeert. </w:t>
       </w:r>
       <w:r>
-        <w:t xml:space="preserve">Binnen weakness-categorieën vindt sortering plaats op danger rating (dalend), zodat kritieke items </w:t>
+        <w:t xml:space="preserve">Binnen </w:t>
+      </w:r>
+      <w:proofErr w:type="spellStart"/>
+      <w:r>
+        <w:t>weakness</w:t>
+      </w:r>
+      <w:proofErr w:type="spellEnd"/>
+      <w:r>
+        <w:t xml:space="preserve">-categorieën vindt sortering plaats op </w:t>
+      </w:r>
+      <w:proofErr w:type="spellStart"/>
+      <w:r>
+        <w:t>danger</w:t>
+      </w:r>
+      <w:proofErr w:type="spellEnd"/>
+      <w:r>
+        <w:t xml:space="preserve"> rating (dalend), zodat kritieke items </w:t>
       </w:r>
       <w:r>
         <w:t xml:space="preserve">vooraanstaand </w:t>
@@ -2711,8 +4764,13 @@
         <w:t>resulteert</w:t>
       </w:r>
       <w:r>
-        <w:t xml:space="preserve"> een nodeklik</w:t>
-      </w:r>
+        <w:t xml:space="preserve"> een </w:t>
+      </w:r>
+      <w:proofErr w:type="spellStart"/>
+      <w:r>
+        <w:t>nodeklik</w:t>
+      </w:r>
+      <w:proofErr w:type="spellEnd"/>
       <w:r>
         <w:t xml:space="preserve"> in </w:t>
       </w:r>
@@ -2723,7 +4781,23 @@
         <w:t xml:space="preserve"> </w:t>
       </w:r>
       <w:r>
-        <w:t xml:space="preserve">visuele highlighting (bijv. border- of kleurverandering) en scrolling naar de relevante positie in de </w:t>
+        <w:t xml:space="preserve">visuele </w:t>
+      </w:r>
+      <w:proofErr w:type="spellStart"/>
+      <w:r>
+        <w:t>highlighting</w:t>
+      </w:r>
+      <w:proofErr w:type="spellEnd"/>
+      <w:r>
+        <w:t xml:space="preserve"> (bijv. border- of kleurverandering) en </w:t>
+      </w:r>
+      <w:proofErr w:type="spellStart"/>
+      <w:r>
+        <w:t>scrolling</w:t>
+      </w:r>
+      <w:proofErr w:type="spellEnd"/>
+      <w:r>
+        <w:t xml:space="preserve"> naar de relevante positie in de </w:t>
       </w:r>
       <w:r>
         <w:t>boom</w:t>
@@ -2910,13 +4984,37 @@
       </w:pPr>
       <w:r>
         <w:lastRenderedPageBreak/>
-        <w:t>Deze implementatie verbindt de abstracte datastructuur (statussen, danger ratings, parent-relaties) naadloos met concrete interface-interacties, waardoor gebruikers zowel lokale detailanalyse als globale oriëntatie kunnen uitvoeren zonder significante contextverlies.</w:t>
+        <w:t xml:space="preserve">Deze implementatie verbindt de abstracte datastructuur (statussen, </w:t>
+      </w:r>
+      <w:proofErr w:type="spellStart"/>
+      <w:r>
+        <w:t>danger</w:t>
+      </w:r>
+      <w:proofErr w:type="spellEnd"/>
+      <w:r>
+        <w:t xml:space="preserve"> ratings, </w:t>
+      </w:r>
+      <w:proofErr w:type="spellStart"/>
+      <w:r>
+        <w:t>parent</w:t>
+      </w:r>
+      <w:proofErr w:type="spellEnd"/>
+      <w:r>
+        <w:t>-relaties) naadloos met concrete interface-interacties, waardoor gebruikers zowel lokale detailanalyse als globale oriëntatie kunnen uitvoeren zonder significante contextverlies.</w:t>
       </w:r>
       <w:r>
         <w:t xml:space="preserve"> </w:t>
       </w:r>
       <w:r>
-        <w:t>Naast de visuele kleurcodering van nodes wordt bovendien een letterlabel toegevoegd</w:t>
+        <w:t xml:space="preserve">Naast de visuele kleurcodering van </w:t>
+      </w:r>
+      <w:proofErr w:type="spellStart"/>
+      <w:r>
+        <w:t>nodes</w:t>
+      </w:r>
+      <w:proofErr w:type="spellEnd"/>
+      <w:r>
+        <w:t xml:space="preserve"> wordt bovendien een letterlabel toegevoegd</w:t>
       </w:r>
       <w:r>
         <w:t>,</w:t>
@@ -2928,19 +5026,43 @@
         <w:t>F</w:t>
       </w:r>
       <w:r>
-        <w:t> (Fortunately) of </w:t>
+        <w:t> (</w:t>
+      </w:r>
+      <w:proofErr w:type="spellStart"/>
+      <w:r>
+        <w:t>Fortunately</w:t>
+      </w:r>
+      <w:proofErr w:type="spellEnd"/>
+      <w:r>
+        <w:t>) of </w:t>
       </w:r>
       <w:r>
         <w:t>U</w:t>
       </w:r>
       <w:r>
-        <w:t> (Unfortunately)</w:t>
+        <w:t> (</w:t>
+      </w:r>
+      <w:proofErr w:type="spellStart"/>
+      <w:r>
+        <w:t>Unfortunately</w:t>
+      </w:r>
+      <w:proofErr w:type="spellEnd"/>
+      <w:r>
+        <w:t>)</w:t>
       </w:r>
       <w:r>
         <w:t xml:space="preserve">, </w:t>
       </w:r>
       <w:r>
-        <w:t>dat semantisch aangeeft of de node een positief dan wel negatief geëvalueerde uitkomst vertegenwoordigt. Dit bevordert snelle interpretatie, vooral bij dense weergaven of wanneer kleuronderscheid minder prominent is.</w:t>
+        <w:t xml:space="preserve">dat semantisch aangeeft of de node een positief dan wel negatief geëvalueerde uitkomst vertegenwoordigt. Dit bevordert snelle interpretatie, vooral bij </w:t>
+      </w:r>
+      <w:proofErr w:type="spellStart"/>
+      <w:r>
+        <w:t>dense</w:t>
+      </w:r>
+      <w:proofErr w:type="spellEnd"/>
+      <w:r>
+        <w:t xml:space="preserve"> weergaven of wanneer kleuronderscheid minder prominent is.</w:t>
       </w:r>
     </w:p>
     <w:p>
@@ -2985,26 +5107,78 @@
           <w:sz w:val="28"/>
           <w:szCs w:val="28"/>
         </w:rPr>
-        <w:t>Hover-functionaliteit voor parent-context</w:t>
-      </w:r>
-    </w:p>
-    <w:p>
-      <w:pPr>
-        <w:spacing w:afterLines="24" w:after="57" w:line="288" w:lineRule="auto"/>
-        <w:rPr>
-          <w:b/>
-          <w:bCs/>
-          <w:sz w:val="28"/>
-          <w:szCs w:val="28"/>
-        </w:rPr>
-      </w:pPr>
-    </w:p>
-    <w:p>
-      <w:pPr>
-        <w:spacing w:afterLines="24" w:after="57" w:line="288" w:lineRule="auto"/>
-      </w:pPr>
-      <w:r>
-        <w:t>In zowel de boomvisualisatie als het filterzijpaneel wordt bij hover over een node de directe parent getoond, zodat de hiërarchische context expliciet zichtbaar blijft tijdens interactie. In de boom ondersteunt dit snelle oriëntatie bij complexe structuren zonder terug scrollen, terwijl het in het filterzijpaneel gebruikers toelaat gefilterde nodes (bijv. alle Weaknesses) te inspecteren zonder de volledige boompositie te traceren</w:t>
+        <w:t xml:space="preserve">Hover-functionaliteit voor </w:t>
+      </w:r>
+      <w:proofErr w:type="spellStart"/>
+      <w:r>
+        <w:rPr>
+          <w:b/>
+          <w:bCs/>
+          <w:sz w:val="28"/>
+          <w:szCs w:val="28"/>
+        </w:rPr>
+        <w:t>parent</w:t>
+      </w:r>
+      <w:proofErr w:type="spellEnd"/>
+      <w:r>
+        <w:rPr>
+          <w:b/>
+          <w:bCs/>
+          <w:sz w:val="28"/>
+          <w:szCs w:val="28"/>
+        </w:rPr>
+        <w:t>-context</w:t>
+      </w:r>
+    </w:p>
+    <w:p>
+      <w:pPr>
+        <w:spacing w:afterLines="24" w:after="57" w:line="288" w:lineRule="auto"/>
+        <w:rPr>
+          <w:b/>
+          <w:bCs/>
+          <w:sz w:val="28"/>
+          <w:szCs w:val="28"/>
+        </w:rPr>
+      </w:pPr>
+    </w:p>
+    <w:p>
+      <w:pPr>
+        <w:spacing w:afterLines="24" w:after="57" w:line="288" w:lineRule="auto"/>
+      </w:pPr>
+      <w:r>
+        <w:t xml:space="preserve">In zowel de boomvisualisatie als het filterzijpaneel wordt bij </w:t>
+      </w:r>
+      <w:proofErr w:type="spellStart"/>
+      <w:r>
+        <w:t>hover</w:t>
+      </w:r>
+      <w:proofErr w:type="spellEnd"/>
+      <w:r>
+        <w:t xml:space="preserve"> over een node de directe </w:t>
+      </w:r>
+      <w:proofErr w:type="spellStart"/>
+      <w:r>
+        <w:t>parent</w:t>
+      </w:r>
+      <w:proofErr w:type="spellEnd"/>
+      <w:r>
+        <w:t xml:space="preserve"> getoond, zodat de hiërarchische context expliciet zichtbaar blijft tijdens interactie. In de boom ondersteunt dit snelle oriëntatie bij complexe structuren zonder terug scrollen, terwijl het in het filterzijpaneel gebruikers toelaat gefilterde </w:t>
+      </w:r>
+      <w:proofErr w:type="spellStart"/>
+      <w:r>
+        <w:t>nodes</w:t>
+      </w:r>
+      <w:proofErr w:type="spellEnd"/>
+      <w:r>
+        <w:t xml:space="preserve"> (bijv. alle </w:t>
+      </w:r>
+      <w:proofErr w:type="spellStart"/>
+      <w:r>
+        <w:t>Weaknesses</w:t>
+      </w:r>
+      <w:proofErr w:type="spellEnd"/>
+      <w:r>
+        <w:t>) te inspecteren zonder de volledige boompositie te traceren</w:t>
       </w:r>
       <w:r>
         <w:t>.</w:t>
@@ -3013,7 +5187,31 @@
         <w:t xml:space="preserve"> </w:t>
       </w:r>
       <w:r>
-        <w:t>De parent-weergave voorkomt dat kritieke relaties verloren gaan in een lijstcontext en biedt snelle contextuele inspectie vóór navigatie (bijv. "welke fortunately-node adresseert deze weakness?").</w:t>
+        <w:t xml:space="preserve">De </w:t>
+      </w:r>
+      <w:proofErr w:type="spellStart"/>
+      <w:r>
+        <w:t>parent</w:t>
+      </w:r>
+      <w:proofErr w:type="spellEnd"/>
+      <w:r>
+        <w:t xml:space="preserve">-weergave voorkomt dat kritieke relaties verloren gaan in een lijstcontext en biedt snelle contextuele inspectie vóór navigatie (bijv. "welke </w:t>
+      </w:r>
+      <w:proofErr w:type="spellStart"/>
+      <w:r>
+        <w:t>fortunately</w:t>
+      </w:r>
+      <w:proofErr w:type="spellEnd"/>
+      <w:r>
+        <w:t xml:space="preserve">-node adresseert deze </w:t>
+      </w:r>
+      <w:proofErr w:type="spellStart"/>
+      <w:r>
+        <w:t>weakness</w:t>
+      </w:r>
+      <w:proofErr w:type="spellEnd"/>
+      <w:r>
+        <w:t>?").</w:t>
       </w:r>
     </w:p>
     <w:p>
@@ -3201,11 +5399,24 @@
         <w:spacing w:afterLines="24" w:after="57" w:line="288" w:lineRule="auto"/>
       </w:pPr>
       <w:r>
-        <w:t>In de implementatie is ondersteuning vooral uitgewerkt met hover</w:t>
-      </w:r>
+        <w:t xml:space="preserve">In de implementatie is ondersteuning vooral uitgewerkt met </w:t>
+      </w:r>
+      <w:proofErr w:type="spellStart"/>
+      <w:r>
+        <w:t>hover</w:t>
+      </w:r>
+      <w:proofErr w:type="spellEnd"/>
       <w:r>
         <w:noBreakHyphen/>
-        <w:t>tooltips en consistente iconografie. Iconen en statussen krijgen een tooltipcomponent die bij hover de betekenis van het symbool, de status of de rating verklaart, gebruikmakend van korte, vaste teksten. Node</w:t>
+        <w:t xml:space="preserve">tooltips en consistente iconografie. Iconen en statussen krijgen een tooltipcomponent die bij </w:t>
+      </w:r>
+      <w:proofErr w:type="spellStart"/>
+      <w:r>
+        <w:t>hover</w:t>
+      </w:r>
+      <w:proofErr w:type="spellEnd"/>
+      <w:r>
+        <w:t xml:space="preserve"> de betekenis van het symbool, de status of de rating verklaart, gebruikmakend van korte, vaste teksten. Node</w:t>
       </w:r>
       <w:r>
         <w:noBreakHyphen/>
@@ -3471,8 +5682,39 @@
           <w:sz w:val="28"/>
           <w:szCs w:val="28"/>
         </w:rPr>
-        <w:t>Toepassing van Nielsen’s usability</w:t>
-      </w:r>
+        <w:t xml:space="preserve">Toepassing van </w:t>
+      </w:r>
+      <w:proofErr w:type="spellStart"/>
+      <w:r>
+        <w:rPr>
+          <w:b/>
+          <w:bCs/>
+          <w:sz w:val="28"/>
+          <w:szCs w:val="28"/>
+        </w:rPr>
+        <w:t>Nielsen’s</w:t>
+      </w:r>
+      <w:proofErr w:type="spellEnd"/>
+      <w:r>
+        <w:rPr>
+          <w:b/>
+          <w:bCs/>
+          <w:sz w:val="28"/>
+          <w:szCs w:val="28"/>
+        </w:rPr>
+        <w:t xml:space="preserve"> </w:t>
+      </w:r>
+      <w:proofErr w:type="spellStart"/>
+      <w:r>
+        <w:rPr>
+          <w:b/>
+          <w:bCs/>
+          <w:sz w:val="28"/>
+          <w:szCs w:val="28"/>
+        </w:rPr>
+        <w:t>usability</w:t>
+      </w:r>
+      <w:proofErr w:type="spellEnd"/>
       <w:r>
         <w:rPr>
           <w:b/>
@@ -3481,38 +5723,107 @@
           <w:szCs w:val="28"/>
         </w:rPr>
         <w:noBreakHyphen/>
-        <w:t>heuristieken in de webtool</w:t>
-      </w:r>
-    </w:p>
-    <w:p>
-      <w:pPr>
-        <w:spacing w:afterLines="24" w:after="57" w:line="288" w:lineRule="auto"/>
-        <w:rPr>
-          <w:b/>
-          <w:bCs/>
-          <w:sz w:val="28"/>
-          <w:szCs w:val="28"/>
-        </w:rPr>
-      </w:pPr>
-    </w:p>
-    <w:p>
-      <w:pPr>
-        <w:spacing w:afterLines="24" w:after="57" w:line="288" w:lineRule="auto"/>
-      </w:pPr>
-      <w:r>
-        <w:t>Het ontwerp en de implementatie van de fortunately–unfortunately</w:t>
+        <w:t xml:space="preserve">heuristieken in de </w:t>
+      </w:r>
+      <w:proofErr w:type="spellStart"/>
+      <w:r>
+        <w:rPr>
+          <w:b/>
+          <w:bCs/>
+          <w:sz w:val="28"/>
+          <w:szCs w:val="28"/>
+        </w:rPr>
+        <w:t>webtool</w:t>
+      </w:r>
+      <w:proofErr w:type="spellEnd"/>
+    </w:p>
+    <w:p>
+      <w:pPr>
+        <w:spacing w:afterLines="24" w:after="57" w:line="288" w:lineRule="auto"/>
+        <w:rPr>
+          <w:b/>
+          <w:bCs/>
+          <w:sz w:val="28"/>
+          <w:szCs w:val="28"/>
+        </w:rPr>
+      </w:pPr>
+    </w:p>
+    <w:p>
+      <w:pPr>
+        <w:spacing w:afterLines="24" w:after="57" w:line="288" w:lineRule="auto"/>
+      </w:pPr>
+      <w:r>
+        <w:t xml:space="preserve">Het ontwerp en de implementatie van de </w:t>
+      </w:r>
+      <w:proofErr w:type="spellStart"/>
+      <w:r>
+        <w:t>fortunately</w:t>
+      </w:r>
+      <w:proofErr w:type="spellEnd"/>
+      <w:r>
+        <w:t>–</w:t>
+      </w:r>
+      <w:proofErr w:type="spellStart"/>
+      <w:r>
+        <w:t>unfortunately</w:t>
       </w:r>
       <w:r>
         <w:noBreakHyphen/>
-        <w:t>webtool zijn expliciet afgestemd op de tien usability</w:t>
-      </w:r>
+        <w:t>webtool</w:t>
+      </w:r>
+      <w:proofErr w:type="spellEnd"/>
+      <w:r>
+        <w:t xml:space="preserve"> zijn expliciet afgestemd op de tien </w:t>
+      </w:r>
+      <w:proofErr w:type="spellStart"/>
+      <w:r>
+        <w:t>usability</w:t>
+      </w:r>
+      <w:proofErr w:type="spellEnd"/>
       <w:r>
         <w:noBreakHyphen/>
-        <w:t>heuristieken van Nielsen. De onderliggende React</w:t>
-      </w:r>
+        <w:t xml:space="preserve">heuristieken van </w:t>
+      </w:r>
+      <w:proofErr w:type="spellStart"/>
+      <w:r>
+        <w:t>Nielsen</w:t>
+      </w:r>
+      <w:proofErr w:type="spellEnd"/>
+      <w:r>
+        <w:t xml:space="preserve">. De onderliggende </w:t>
+      </w:r>
+      <w:proofErr w:type="spellStart"/>
+      <w:r>
+        <w:t>React</w:t>
+      </w:r>
+      <w:proofErr w:type="spellEnd"/>
       <w:r>
         <w:noBreakHyphen/>
-        <w:t>componenten (Page, TreeVisualizer, SearchBar, IconSelectorButton) realiseren deze heuristieken concreet in de gebruikersinterface.</w:t>
+        <w:t>componenten (Page, </w:t>
+      </w:r>
+      <w:proofErr w:type="spellStart"/>
+      <w:r>
+        <w:t>TreeVisualizer</w:t>
+      </w:r>
+      <w:proofErr w:type="spellEnd"/>
+      <w:r>
+        <w:t>, </w:t>
+      </w:r>
+      <w:proofErr w:type="spellStart"/>
+      <w:r>
+        <w:t>SearchBar</w:t>
+      </w:r>
+      <w:proofErr w:type="spellEnd"/>
+      <w:r>
+        <w:t>, </w:t>
+      </w:r>
+      <w:proofErr w:type="spellStart"/>
+      <w:r>
+        <w:t>IconSelectorButton</w:t>
+      </w:r>
+      <w:proofErr w:type="spellEnd"/>
+      <w:r>
+        <w:t>) realiseren deze heuristieken concreet in de gebruikersinterface.</w:t>
       </w:r>
     </w:p>
     <w:p>
@@ -3554,20 +5865,59 @@
       </w:pPr>
       <w:r>
         <w:br/>
-        <w:t xml:space="preserve">De tool geeft gebruikers voortdurend feedback over de huidige toestand van het systeem. De boomweergave in TreeVisualizer wordt onmiddellijk geüpdatet na toevoeging, bewerking of verwijdering van </w:t>
-      </w:r>
+        <w:t>De tool geeft gebruikers voortdurend feedback over de huidige toestand van het systeem. De boomweergave in </w:t>
+      </w:r>
+      <w:proofErr w:type="spellStart"/>
+      <w:r>
+        <w:t>TreeVisualizer</w:t>
+      </w:r>
+      <w:proofErr w:type="spellEnd"/>
+      <w:r>
+        <w:t xml:space="preserve"> wordt onmiddellijk geüpdatet na toevoeging, bewerking of verwijdering van </w:t>
+      </w:r>
+      <w:proofErr w:type="spellStart"/>
       <w:r>
         <w:t>nodes</w:t>
       </w:r>
-      <w:r>
-        <w:t xml:space="preserve"> via setTreeData. De geselecteerde knoop (currentNode) en zoekresultaten (highlightedNodes) worden visueel geaccentueerd met een extra rand en achtergrondkleur. </w:t>
+      <w:proofErr w:type="spellEnd"/>
+      <w:r>
+        <w:t xml:space="preserve"> via </w:t>
+      </w:r>
+      <w:proofErr w:type="spellStart"/>
+      <w:r>
+        <w:t>setTreeData</w:t>
+      </w:r>
+      <w:proofErr w:type="spellEnd"/>
+      <w:r>
+        <w:t>. De geselecteerde knoop (</w:t>
+      </w:r>
+      <w:proofErr w:type="spellStart"/>
+      <w:r>
+        <w:t>currentNode</w:t>
+      </w:r>
+      <w:proofErr w:type="spellEnd"/>
+      <w:r>
+        <w:t>) en zoekresultaten (</w:t>
+      </w:r>
+      <w:proofErr w:type="spellStart"/>
+      <w:r>
+        <w:t>highlightedNodes</w:t>
+      </w:r>
+      <w:proofErr w:type="spellEnd"/>
+      <w:r>
+        <w:t xml:space="preserve">) worden visueel geaccentueerd met een extra rand en achtergrondkleur. </w:t>
       </w:r>
       <w:r>
         <w:t>De</w:t>
       </w:r>
       <w:r>
-        <w:t xml:space="preserve"> shield</w:t>
-      </w:r>
+        <w:t xml:space="preserve"> </w:t>
+      </w:r>
+      <w:proofErr w:type="spellStart"/>
+      <w:r>
+        <w:t>shield</w:t>
+      </w:r>
+      <w:proofErr w:type="spellEnd"/>
       <w:r>
         <w:noBreakHyphen/>
         <w:t xml:space="preserve">knoppen met teller </w:t>
@@ -3579,7 +5929,23 @@
         <w:t xml:space="preserve"> </w:t>
       </w:r>
       <w:r>
-        <w:t xml:space="preserve">([redNodes.length], [greenNodes.length] enz.) </w:t>
+        <w:t>([</w:t>
+      </w:r>
+      <w:proofErr w:type="spellStart"/>
+      <w:r>
+        <w:t>redNodes.length</w:t>
+      </w:r>
+      <w:proofErr w:type="spellEnd"/>
+      <w:r>
+        <w:t>], [</w:t>
+      </w:r>
+      <w:proofErr w:type="spellStart"/>
+      <w:r>
+        <w:t>greenNodes.length</w:t>
+      </w:r>
+      <w:proofErr w:type="spellEnd"/>
+      <w:r>
+        <w:t xml:space="preserve">] enz.) </w:t>
       </w:r>
       <w:r>
         <w:t xml:space="preserve">tonen </w:t>
@@ -3591,11 +5957,40 @@
         <w:t xml:space="preserve"> </w:t>
       </w:r>
       <w:r>
-        <w:t>hoeveel zwaktes en aannames zich in elke status bevinden. De “Danger rating”-indicator per unfortunately</w:t>
-      </w:r>
+        <w:t>hoeveel zwaktes en aannames zich in elke status bevinden. De “</w:t>
+      </w:r>
+      <w:proofErr w:type="spellStart"/>
+      <w:r>
+        <w:t>Danger</w:t>
+      </w:r>
+      <w:proofErr w:type="spellEnd"/>
+      <w:r>
+        <w:t xml:space="preserve"> rating”-indicator per </w:t>
+      </w:r>
+      <w:proofErr w:type="spellStart"/>
+      <w:r>
+        <w:t>unfortunately</w:t>
+      </w:r>
+      <w:proofErr w:type="spellEnd"/>
       <w:r>
         <w:noBreakHyphen/>
-        <w:t>knoop (component NodeDangerPopup) geeft continu de actuele risicoscore weer, die direct wijzigt bij aanpassing van impact en likelihood.</w:t>
+        <w:t>knoop (component </w:t>
+      </w:r>
+      <w:proofErr w:type="spellStart"/>
+      <w:r>
+        <w:t>NodeDangerPopup</w:t>
+      </w:r>
+      <w:proofErr w:type="spellEnd"/>
+      <w:r>
+        <w:t xml:space="preserve">) geeft continu de actuele risicoscore weer, die direct wijzigt bij aanpassing van impact en </w:t>
+      </w:r>
+      <w:proofErr w:type="spellStart"/>
+      <w:r>
+        <w:t>likelihood</w:t>
+      </w:r>
+      <w:proofErr w:type="spellEnd"/>
+      <w:r>
+        <w:t>.</w:t>
       </w:r>
     </w:p>
     <w:p>
@@ -3637,7 +6032,15 @@
       </w:pPr>
       <w:r>
         <w:br/>
-        <w:t>De webtool gebruikt terminologie en structuren die aansluiten bij gangbare praktijken in security</w:t>
+        <w:t xml:space="preserve">De </w:t>
+      </w:r>
+      <w:proofErr w:type="spellStart"/>
+      <w:r>
+        <w:t>webtool</w:t>
+      </w:r>
+      <w:proofErr w:type="spellEnd"/>
+      <w:r>
+        <w:t xml:space="preserve"> gebruikt terminologie en structuren die aansluiten bij gangbare praktijken in security</w:t>
       </w:r>
       <w:r>
         <w:noBreakHyphen/>
@@ -3647,17 +6050,115 @@
         <w:t>Nodes</w:t>
       </w:r>
       <w:r>
-        <w:t xml:space="preserve"> zijn expliciet getypeerd als level "fortunately" of "unfortunately", wat overeenkomt met positieve en negatieve implicaties in het analyseproces. De rechterzijbalk groepeert </w:t>
-      </w:r>
+        <w:t xml:space="preserve"> zijn expliciet getypeerd als level "</w:t>
+      </w:r>
+      <w:proofErr w:type="spellStart"/>
+      <w:r>
+        <w:t>fortunately</w:t>
+      </w:r>
+      <w:proofErr w:type="spellEnd"/>
+      <w:r>
+        <w:t>" of "</w:t>
+      </w:r>
+      <w:proofErr w:type="spellStart"/>
+      <w:r>
+        <w:t>unfortunately</w:t>
+      </w:r>
+      <w:proofErr w:type="spellEnd"/>
+      <w:r>
+        <w:t xml:space="preserve">", wat overeenkomt met positieve en negatieve implicaties in het analyseproces. De rechterzijbalk groepeert </w:t>
+      </w:r>
+      <w:proofErr w:type="spellStart"/>
       <w:r>
         <w:t>nodes</w:t>
       </w:r>
-      <w:r>
-        <w:t xml:space="preserve"> in domeinspecifieke categorieën: “Weaknesses”, “Weaknesses Under Review”, “Assumptions Under Review” en “Verified assumptions”, ondersteund door passende schild</w:t>
+      <w:proofErr w:type="spellEnd"/>
+      <w:r>
+        <w:t xml:space="preserve"> in </w:t>
+      </w:r>
+      <w:proofErr w:type="spellStart"/>
+      <w:r>
+        <w:t>domeinspecifieke</w:t>
+      </w:r>
+      <w:proofErr w:type="spellEnd"/>
+      <w:r>
+        <w:t xml:space="preserve"> categorieën: “</w:t>
+      </w:r>
+      <w:proofErr w:type="spellStart"/>
+      <w:r>
+        <w:t>Weaknesses</w:t>
+      </w:r>
+      <w:proofErr w:type="spellEnd"/>
+      <w:r>
+        <w:t>”, “</w:t>
+      </w:r>
+      <w:proofErr w:type="spellStart"/>
+      <w:r>
+        <w:t>Weaknesses</w:t>
+      </w:r>
+      <w:proofErr w:type="spellEnd"/>
+      <w:r>
+        <w:t xml:space="preserve"> Under Review”, “</w:t>
+      </w:r>
+      <w:proofErr w:type="spellStart"/>
+      <w:r>
+        <w:t>Assumptions</w:t>
+      </w:r>
+      <w:proofErr w:type="spellEnd"/>
+      <w:r>
+        <w:t xml:space="preserve"> Under Review” en “</w:t>
+      </w:r>
+      <w:proofErr w:type="spellStart"/>
+      <w:r>
+        <w:t>Verified</w:t>
+      </w:r>
+      <w:proofErr w:type="spellEnd"/>
+      <w:r>
+        <w:t xml:space="preserve"> </w:t>
+      </w:r>
+      <w:proofErr w:type="spellStart"/>
+      <w:r>
+        <w:t>assumptions</w:t>
+      </w:r>
+      <w:proofErr w:type="spellEnd"/>
+      <w:r>
+        <w:t>”, ondersteund door passende schild</w:t>
       </w:r>
       <w:r>
         <w:noBreakHyphen/>
-        <w:t>iconen (GoShield, GoShieldCheck). De risicoscore wordt opgebouwd uit de dimensies “Impact” en “Likelihood” en weergegeven als “Danger rating”, wat aansluit bij gangbare risico</w:t>
+        <w:t>iconen (</w:t>
+      </w:r>
+      <w:proofErr w:type="spellStart"/>
+      <w:r>
+        <w:t>GoShield</w:t>
+      </w:r>
+      <w:proofErr w:type="spellEnd"/>
+      <w:r>
+        <w:t>, </w:t>
+      </w:r>
+      <w:proofErr w:type="spellStart"/>
+      <w:r>
+        <w:t>GoShieldCheck</w:t>
+      </w:r>
+      <w:proofErr w:type="spellEnd"/>
+      <w:r>
+        <w:t>). De risicoscore wordt opgebouwd uit de dimensies “Impact” en “</w:t>
+      </w:r>
+      <w:proofErr w:type="spellStart"/>
+      <w:r>
+        <w:t>Likelihood</w:t>
+      </w:r>
+      <w:proofErr w:type="spellEnd"/>
+      <w:r>
+        <w:t>” en weergegeven als “</w:t>
+      </w:r>
+      <w:proofErr w:type="spellStart"/>
+      <w:r>
+        <w:t>Danger</w:t>
+      </w:r>
+      <w:proofErr w:type="spellEnd"/>
+      <w:r>
+        <w:t xml:space="preserve"> rating”, wat aansluit bij gangbare risico</w:t>
       </w:r>
       <w:r>
         <w:noBreakHyphen/>
@@ -3740,13 +6241,87 @@
         <w:t>D</w:t>
       </w:r>
       <w:r>
-        <w:t xml:space="preserve">eze actie wordt voorafgegaan door een bevestigingsdialoog (window.confirm) om onbedoeld dataverlies te vermijden. Op knoopniveau kunnen gebruikers afzonderlijke elementen verwijderen via de prullenbakknop (GoTrash) of nieuwe </w:t>
-      </w:r>
+        <w:t>eze actie wordt voorafgegaan door een bevestigingsdialoog (</w:t>
+      </w:r>
+      <w:proofErr w:type="spellStart"/>
+      <w:r>
+        <w:t>window.confirm</w:t>
+      </w:r>
+      <w:proofErr w:type="spellEnd"/>
+      <w:r>
+        <w:t>) om onbedoeld dataverlies te vermijden. Op knoopniveau kunnen gebruikers afzonderlijke elementen verwijderen via de prullenbakknop (</w:t>
+      </w:r>
+      <w:proofErr w:type="spellStart"/>
+      <w:r>
+        <w:t>GoTrash</w:t>
+      </w:r>
+      <w:proofErr w:type="spellEnd"/>
+      <w:r>
+        <w:t xml:space="preserve">) of nieuwe </w:t>
+      </w:r>
+      <w:proofErr w:type="spellStart"/>
       <w:r>
         <w:t>children</w:t>
       </w:r>
-      <w:r>
-        <w:t xml:space="preserve"> toevoegen (RiAddBoxLine). Panelen zoals de rechter “shields”-sidebar (isOpen) en het linker “Parents above current node”-overzicht (openParentSummary) kunnen naar </w:t>
+      <w:proofErr w:type="spellEnd"/>
+      <w:r>
+        <w:t xml:space="preserve"> toevoegen (</w:t>
+      </w:r>
+      <w:proofErr w:type="spellStart"/>
+      <w:r>
+        <w:t>RiAddBoxLine</w:t>
+      </w:r>
+      <w:proofErr w:type="spellEnd"/>
+      <w:r>
+        <w:t>). Panelen zoals de rechter “</w:t>
+      </w:r>
+      <w:proofErr w:type="spellStart"/>
+      <w:r>
+        <w:t>shields</w:t>
+      </w:r>
+      <w:proofErr w:type="spellEnd"/>
+      <w:r>
+        <w:t>”-</w:t>
+      </w:r>
+      <w:proofErr w:type="spellStart"/>
+      <w:r>
+        <w:t>sidebar</w:t>
+      </w:r>
+      <w:proofErr w:type="spellEnd"/>
+      <w:r>
+        <w:t xml:space="preserve"> (</w:t>
+      </w:r>
+      <w:proofErr w:type="spellStart"/>
+      <w:r>
+        <w:t>isOpen</w:t>
+      </w:r>
+      <w:proofErr w:type="spellEnd"/>
+      <w:r>
+        <w:t xml:space="preserve">) en het linker “Parents </w:t>
+      </w:r>
+      <w:proofErr w:type="spellStart"/>
+      <w:r>
+        <w:t>above</w:t>
+      </w:r>
+      <w:proofErr w:type="spellEnd"/>
+      <w:r>
+        <w:t xml:space="preserve"> </w:t>
+      </w:r>
+      <w:proofErr w:type="spellStart"/>
+      <w:r>
+        <w:t>current</w:t>
+      </w:r>
+      <w:proofErr w:type="spellEnd"/>
+      <w:r>
+        <w:t xml:space="preserve"> node”-overzicht (</w:t>
+      </w:r>
+      <w:proofErr w:type="spellStart"/>
+      <w:r>
+        <w:t>openParentSummary</w:t>
+      </w:r>
+      <w:proofErr w:type="spellEnd"/>
+      <w:r>
+        <w:t xml:space="preserve">) kunnen naar </w:t>
       </w:r>
       <w:r>
         <w:t>wens</w:t>
@@ -3800,33 +6375,130 @@
         <w:spacing w:afterLines="24" w:after="57" w:line="288" w:lineRule="auto"/>
       </w:pPr>
       <w:r>
-        <w:t>In zowel de code als de visuele vormgeving is een consistente logica doorgevoerd. Fortunately</w:t>
-      </w:r>
+        <w:t xml:space="preserve">In zowel de code als de visuele vormgeving is een consistente logica doorgevoerd. </w:t>
+      </w:r>
+      <w:proofErr w:type="spellStart"/>
+      <w:r>
+        <w:t>Fortunately</w:t>
+      </w:r>
+      <w:proofErr w:type="spellEnd"/>
       <w:r>
         <w:noBreakHyphen/>
-        <w:t>knooppunten worden systematisch in groen weergegeven, unfortunately</w:t>
-      </w:r>
+        <w:t xml:space="preserve">knooppunten worden systematisch in groen weergegeven, </w:t>
+      </w:r>
+      <w:proofErr w:type="spellStart"/>
+      <w:r>
+        <w:t>unfortunately</w:t>
+      </w:r>
+      <w:proofErr w:type="spellEnd"/>
       <w:r>
         <w:noBreakHyphen/>
-        <w:t xml:space="preserve">knooppunten in rood (component Node en de achtergrondklassen in ShowNodes), een kleurcodering die ook terugkomt in de zijbalk (groene/rode labels met “F” en “U”) en in de badges voor gevaar (FiTriangle). De betekenis van iconen blijft overal gelijk: GoShield markeert zwaktes, GoShieldCheck markeert aannames of voltooide </w:t>
-      </w:r>
+        <w:t>knooppunten in rood (component Node en de achtergrondklassen in </w:t>
+      </w:r>
+      <w:proofErr w:type="spellStart"/>
+      <w:r>
+        <w:t>ShowNodes</w:t>
+      </w:r>
+      <w:proofErr w:type="spellEnd"/>
+      <w:r>
+        <w:t xml:space="preserve">), een kleurcodering die ook terugkomt in de </w:t>
+      </w:r>
+      <w:proofErr w:type="spellStart"/>
+      <w:r>
+        <w:t>zijbalk</w:t>
+      </w:r>
+      <w:proofErr w:type="spellEnd"/>
+      <w:r>
+        <w:t xml:space="preserve"> (groene/rode labels met “F” en “U”) en in de badges voor gevaar (</w:t>
+      </w:r>
+      <w:proofErr w:type="spellStart"/>
+      <w:r>
+        <w:t>FiTriangle</w:t>
+      </w:r>
+      <w:proofErr w:type="spellEnd"/>
+      <w:r>
+        <w:t>). De betekenis van iconen blijft overal gelijk: </w:t>
+      </w:r>
+      <w:proofErr w:type="spellStart"/>
+      <w:r>
+        <w:t>GoShield</w:t>
+      </w:r>
+      <w:proofErr w:type="spellEnd"/>
+      <w:r>
+        <w:t> markeert zwaktes, </w:t>
+      </w:r>
+      <w:proofErr w:type="spellStart"/>
+      <w:r>
+        <w:t>GoShieldCheck</w:t>
+      </w:r>
+      <w:proofErr w:type="spellEnd"/>
+      <w:r>
+        <w:t xml:space="preserve"> markeert aannames of voltooide </w:t>
+      </w:r>
+      <w:proofErr w:type="spellStart"/>
       <w:r>
         <w:t>nodes</w:t>
       </w:r>
-      <w:r>
-        <w:t>, GoInfo toont branchesamenvatting, en GoChevronDown/Up staan voor uit</w:t>
+      <w:proofErr w:type="spellEnd"/>
+      <w:r>
+        <w:t>, </w:t>
+      </w:r>
+      <w:proofErr w:type="spellStart"/>
+      <w:r>
+        <w:t>GoInfo</w:t>
+      </w:r>
+      <w:proofErr w:type="spellEnd"/>
+      <w:r>
+        <w:t> toont branchesamenvatting, en </w:t>
+      </w:r>
+      <w:proofErr w:type="spellStart"/>
+      <w:r>
+        <w:t>GoChevronDown</w:t>
+      </w:r>
+      <w:proofErr w:type="spellEnd"/>
+      <w:r>
+        <w:t>/Up staan voor uit</w:t>
       </w:r>
       <w:r>
         <w:noBreakHyphen/>
-        <w:t xml:space="preserve"> en inklappen. Interactie</w:t>
+        <w:t xml:space="preserve"> en inklappen. </w:t>
+      </w:r>
+      <w:proofErr w:type="spellStart"/>
+      <w:r>
+        <w:t>Interactie</w:t>
       </w:r>
       <w:r>
         <w:noBreakHyphen/>
-        <w:t>patronen zoals hover</w:t>
-      </w:r>
+        <w:t>patronen</w:t>
+      </w:r>
+      <w:proofErr w:type="spellEnd"/>
+      <w:r>
+        <w:t xml:space="preserve"> zoals </w:t>
+      </w:r>
+      <w:proofErr w:type="spellStart"/>
+      <w:r>
+        <w:t>hover</w:t>
+      </w:r>
+      <w:proofErr w:type="spellEnd"/>
       <w:r>
         <w:noBreakHyphen/>
-        <w:t>tooltips, modale bevestigingen en scrollIntoView sluiten aan bij typische webstandaarden, zodat gebruikers bestaande ervaring met andere applicaties kunnen hergebruiken.</w:t>
+        <w:t>tooltips, modale bevestigingen en </w:t>
+      </w:r>
+      <w:proofErr w:type="spellStart"/>
+      <w:r>
+        <w:t>scrollIntoView</w:t>
+      </w:r>
+      <w:proofErr w:type="spellEnd"/>
+      <w:r>
+        <w:t xml:space="preserve"> sluiten aan bij typische </w:t>
+      </w:r>
+      <w:proofErr w:type="spellStart"/>
+      <w:r>
+        <w:t>webstandaarden</w:t>
+      </w:r>
+      <w:proofErr w:type="spellEnd"/>
+      <w:r>
+        <w:t>, zodat gebruikers bestaande ervaring met andere applicaties kunnen hergebruiken.</w:t>
       </w:r>
     </w:p>
     <w:p>
@@ -3876,25 +6548,77 @@
       <w:r>
         <w:t xml:space="preserve">Het ontwerp tracht fouten te voorkomen door de interactieruimte te beperken tot zinvolle acties. Bij het toevoegen van een </w:t>
       </w:r>
-      <w:r>
-        <w:t>childe node</w:t>
-      </w:r>
-      <w:r>
-        <w:t xml:space="preserve"> bepaalt de applicatie automatisch het type (fortunately of unfortunately) op basis van het level van de </w:t>
-      </w:r>
+      <w:proofErr w:type="spellStart"/>
+      <w:r>
+        <w:t>childe</w:t>
+      </w:r>
+      <w:proofErr w:type="spellEnd"/>
+      <w:r>
+        <w:t xml:space="preserve"> node</w:t>
+      </w:r>
+      <w:r>
+        <w:t xml:space="preserve"> bepaalt de applicatie automatisch het type (</w:t>
+      </w:r>
+      <w:proofErr w:type="spellStart"/>
+      <w:r>
+        <w:t>fortunately</w:t>
+      </w:r>
+      <w:proofErr w:type="spellEnd"/>
+      <w:r>
+        <w:t xml:space="preserve"> of </w:t>
+      </w:r>
+      <w:proofErr w:type="spellStart"/>
+      <w:r>
+        <w:t>unfortunately</w:t>
+      </w:r>
+      <w:proofErr w:type="spellEnd"/>
+      <w:r>
+        <w:t xml:space="preserve">) op basis van het level van de </w:t>
+      </w:r>
+      <w:proofErr w:type="spellStart"/>
       <w:r>
         <w:t>parent</w:t>
       </w:r>
-      <w:r>
-        <w:t>, waardoor semantisch inconsistente ketens vermeden worden. Destructieve acties zoals het verwijderen van een knoop of het resetten van de volledige boom vereisen expliciete bevestiging via window.confirm. Dropdowns voor impact en likelihood zijn begrensd tot waarden 1–5, wat foutieve invoer uitsluit en tegelijk een uniforme schaal afdwingt. Klikken buiten pop</w:t>
+      <w:proofErr w:type="spellEnd"/>
+      <w:r>
+        <w:t>, waardoor semantisch inconsistente ketens vermeden worden. Destructieve acties zoals het verwijderen van een knoop of het resetten van de volledige boom vereisen expliciete bevestiging via </w:t>
+      </w:r>
+      <w:proofErr w:type="spellStart"/>
+      <w:r>
+        <w:t>window.confirm</w:t>
+      </w:r>
+      <w:proofErr w:type="spellEnd"/>
+      <w:r>
+        <w:t xml:space="preserve">. Dropdowns voor impact en </w:t>
+      </w:r>
+      <w:proofErr w:type="spellStart"/>
+      <w:r>
+        <w:t>likelihood</w:t>
+      </w:r>
+      <w:proofErr w:type="spellEnd"/>
+      <w:r>
+        <w:t xml:space="preserve"> zijn begrensd tot waarden 1–5, wat foutieve invoer uitsluit en tegelijk een uniforme schaal afdwingt. Klikken buiten pop</w:t>
       </w:r>
       <w:r>
         <w:noBreakHyphen/>
-        <w:t>ups (zoals het danger</w:t>
-      </w:r>
+        <w:t xml:space="preserve">ups (zoals het </w:t>
+      </w:r>
+      <w:proofErr w:type="spellStart"/>
+      <w:r>
+        <w:t>danger</w:t>
+      </w:r>
+      <w:proofErr w:type="spellEnd"/>
       <w:r>
         <w:noBreakHyphen/>
-        <w:t>ratingvenster of de iconselector) sluit deze vensters automatisch, waardoor de kans op onbedoelde verdere interactie in een oude context afneemt.</w:t>
+        <w:t xml:space="preserve">ratingvenster of de </w:t>
+      </w:r>
+      <w:proofErr w:type="spellStart"/>
+      <w:r>
+        <w:t>iconselector</w:t>
+      </w:r>
+      <w:proofErr w:type="spellEnd"/>
+      <w:r>
+        <w:t>) sluit deze vensters automatisch, waardoor de kans op onbedoelde verdere interactie in een oude context afneemt.</w:t>
       </w:r>
     </w:p>
     <w:p>
@@ -3925,7 +6649,111 @@
         <w:spacing w:afterLines="24" w:after="57" w:line="288" w:lineRule="auto"/>
       </w:pPr>
       <w:r>
-        <w:t>De interface is zo ontworpen dat relevante acties en informatie zichtbaar worden aangeboden in plaats van uit het geheugen te moeten worden opgeroepen. Contextuele knoppen rond elke knoop (iconselector, expand/collapse, delete, add child) verschijnen bij hover, zodat gebruikers zien welke handelingen mogelijk zijn zonder menu’s of commando’s te onthouden. De IconSelectorButton toont bij hover een korte tekstuele uitleg (“Weakness”, “Assumption Under Review”, “Verified assumption”, enz.), waardoor de betekenis van de iconen direct herkenbaar is. De SearchBar laat gebruikers zoeken op knoopnaam</w:t>
+        <w:t>De interface is zo ontworpen dat relevante acties en informatie zichtbaar worden aangeboden in plaats van uit het geheugen te moeten worden opgeroepen. Contextuele knoppen rond elke knoop (</w:t>
+      </w:r>
+      <w:proofErr w:type="spellStart"/>
+      <w:r>
+        <w:t>iconselector</w:t>
+      </w:r>
+      <w:proofErr w:type="spellEnd"/>
+      <w:r>
+        <w:t xml:space="preserve">, </w:t>
+      </w:r>
+      <w:proofErr w:type="spellStart"/>
+      <w:r>
+        <w:t>expand</w:t>
+      </w:r>
+      <w:proofErr w:type="spellEnd"/>
+      <w:r>
+        <w:t>/</w:t>
+      </w:r>
+      <w:proofErr w:type="spellStart"/>
+      <w:r>
+        <w:t>collapse</w:t>
+      </w:r>
+      <w:proofErr w:type="spellEnd"/>
+      <w:r>
+        <w:t xml:space="preserve">, delete, </w:t>
+      </w:r>
+      <w:proofErr w:type="spellStart"/>
+      <w:r>
+        <w:t>add</w:t>
+      </w:r>
+      <w:proofErr w:type="spellEnd"/>
+      <w:r>
+        <w:t xml:space="preserve"> </w:t>
+      </w:r>
+      <w:proofErr w:type="spellStart"/>
+      <w:r>
+        <w:t>child</w:t>
+      </w:r>
+      <w:proofErr w:type="spellEnd"/>
+      <w:r>
+        <w:t xml:space="preserve">) verschijnen bij </w:t>
+      </w:r>
+      <w:proofErr w:type="spellStart"/>
+      <w:r>
+        <w:t>hover</w:t>
+      </w:r>
+      <w:proofErr w:type="spellEnd"/>
+      <w:r>
+        <w:t>, zodat gebruikers zien welke handelingen mogelijk zijn zonder menu’s of commando’s te onthouden. De </w:t>
+      </w:r>
+      <w:proofErr w:type="spellStart"/>
+      <w:r>
+        <w:t>IconSelectorButton</w:t>
+      </w:r>
+      <w:proofErr w:type="spellEnd"/>
+      <w:r>
+        <w:t xml:space="preserve"> toont bij </w:t>
+      </w:r>
+      <w:proofErr w:type="spellStart"/>
+      <w:r>
+        <w:t>hover</w:t>
+      </w:r>
+      <w:proofErr w:type="spellEnd"/>
+      <w:r>
+        <w:t xml:space="preserve"> een korte tekstuele uitleg (“</w:t>
+      </w:r>
+      <w:proofErr w:type="spellStart"/>
+      <w:r>
+        <w:t>Weakness</w:t>
+      </w:r>
+      <w:proofErr w:type="spellEnd"/>
+      <w:r>
+        <w:t>”, “</w:t>
+      </w:r>
+      <w:proofErr w:type="spellStart"/>
+      <w:r>
+        <w:t>Assumption</w:t>
+      </w:r>
+      <w:proofErr w:type="spellEnd"/>
+      <w:r>
+        <w:t xml:space="preserve"> Under Review”, “</w:t>
+      </w:r>
+      <w:proofErr w:type="spellStart"/>
+      <w:r>
+        <w:t>Verified</w:t>
+      </w:r>
+      <w:proofErr w:type="spellEnd"/>
+      <w:r>
+        <w:t xml:space="preserve"> </w:t>
+      </w:r>
+      <w:proofErr w:type="spellStart"/>
+      <w:r>
+        <w:t>assumption</w:t>
+      </w:r>
+      <w:proofErr w:type="spellEnd"/>
+      <w:r>
+        <w:t>”, enz.), waardoor de betekenis van de iconen direct herkenbaar is. De </w:t>
+      </w:r>
+      <w:proofErr w:type="spellStart"/>
+      <w:r>
+        <w:t>SearchBar</w:t>
+      </w:r>
+      <w:proofErr w:type="spellEnd"/>
+      <w:r>
+        <w:t> laat gebruikers zoeken op knoopnaam</w:t>
       </w:r>
       <w:r>
         <w:t>.</w:t>
@@ -3939,11 +6767,29 @@
       <w:r>
         <w:t xml:space="preserve">gevonden </w:t>
       </w:r>
+      <w:proofErr w:type="spellStart"/>
       <w:r>
         <w:t>nodes</w:t>
       </w:r>
-      <w:r>
-        <w:t xml:space="preserve"> worden automatisch gehighlight en centraal in beeld gescrold (scrollIntoView), waardoor de gebruiker de exacte positie in de boomstructuur niet hoeft te onthouden.</w:t>
+      <w:proofErr w:type="spellEnd"/>
+      <w:r>
+        <w:t xml:space="preserve"> worden automatisch </w:t>
+      </w:r>
+      <w:proofErr w:type="spellStart"/>
+      <w:r>
+        <w:t>gehighlight</w:t>
+      </w:r>
+      <w:proofErr w:type="spellEnd"/>
+      <w:r>
+        <w:t xml:space="preserve"> en centraal in beeld gescrold (</w:t>
+      </w:r>
+      <w:proofErr w:type="spellStart"/>
+      <w:r>
+        <w:t>scrollIntoView</w:t>
+      </w:r>
+      <w:proofErr w:type="spellEnd"/>
+      <w:r>
+        <w:t>), waardoor de gebruiker de exacte positie in de boomstructuur niet hoeft te onthouden.</w:t>
       </w:r>
     </w:p>
     <w:p>
@@ -3991,17 +6837,64 @@
         <w:spacing w:afterLines="24" w:after="57" w:line="288" w:lineRule="auto"/>
       </w:pPr>
       <w:r>
-        <w:t xml:space="preserve">De tool ondersteunt zowel exploratief gebruik door beginners als efficiëntere workflows voor ervaren gebruikers. Beginners kunnen via de knoppen in de boom en de zijbalk lineair </w:t>
-      </w:r>
+        <w:t xml:space="preserve">De tool ondersteunt zowel exploratief gebruik door beginners als efficiëntere </w:t>
+      </w:r>
+      <w:proofErr w:type="spellStart"/>
+      <w:r>
+        <w:t>workflows</w:t>
+      </w:r>
+      <w:proofErr w:type="spellEnd"/>
+      <w:r>
+        <w:t xml:space="preserve"> voor ervaren gebruikers. Beginners kunnen via de knoppen in de boom en de </w:t>
+      </w:r>
+      <w:proofErr w:type="spellStart"/>
+      <w:r>
+        <w:t>zijbalk</w:t>
+      </w:r>
+      <w:proofErr w:type="spellEnd"/>
+      <w:r>
+        <w:t xml:space="preserve"> lineair </w:t>
+      </w:r>
+      <w:proofErr w:type="spellStart"/>
       <w:r>
         <w:t>nodes</w:t>
       </w:r>
-      <w:r>
-        <w:t xml:space="preserve"> toevoegen en labels aanpassen. Tegelijk kunnen ervaren gebruikers grote modellen snel manipuleren via globale collapse/expand</w:t>
-      </w:r>
+      <w:proofErr w:type="spellEnd"/>
+      <w:r>
+        <w:t xml:space="preserve"> toevoegen en labels aanpassen. Tegelijk kunnen ervaren gebruikers grote modellen snel manipuleren via globale </w:t>
+      </w:r>
+      <w:proofErr w:type="spellStart"/>
+      <w:r>
+        <w:t>collapse</w:t>
+      </w:r>
+      <w:proofErr w:type="spellEnd"/>
+      <w:r>
+        <w:t>/</w:t>
+      </w:r>
+      <w:proofErr w:type="spellStart"/>
+      <w:r>
+        <w:t>expand</w:t>
+      </w:r>
+      <w:proofErr w:type="spellEnd"/>
       <w:r>
         <w:noBreakHyphen/>
-        <w:t>functionaliteit (CollapseButtons) en door herhaaldelijk op Enter te drukken in het zoekveld om cyclisch door alle matches te navigeren (highlightIndex). De dynamische lijsten van zwaktes en aannames in de rechterzijbalk fungeren als werkvoorraad: een klik op een item zorgt ervoor dat de relevante tak automatisch wordt uitgeklapt en in beeld komt, wat gericht en efficiënt werken bij complexe bomen ondersteunt.</w:t>
+        <w:t>functionaliteit (</w:t>
+      </w:r>
+      <w:proofErr w:type="spellStart"/>
+      <w:r>
+        <w:t>CollapseButtons</w:t>
+      </w:r>
+      <w:proofErr w:type="spellEnd"/>
+      <w:r>
+        <w:t>) en door herhaaldelijk op Enter te drukken in het zoekveld om cyclisch door alle matches te navigeren (</w:t>
+      </w:r>
+      <w:proofErr w:type="spellStart"/>
+      <w:r>
+        <w:t>highlightIndex</w:t>
+      </w:r>
+      <w:proofErr w:type="spellEnd"/>
+      <w:r>
+        <w:t>). De dynamische lijsten van zwaktes en aannames in de rechterzijbalk fungeren als werkvoorraad: een klik op een item zorgt ervoor dat de relevante tak automatisch wordt uitgeklapt en in beeld komt, wat gericht en efficiënt werken bij complexe bomen ondersteunt.</w:t>
       </w:r>
     </w:p>
     <w:p>
@@ -4053,7 +6946,23 @@
       </w:r>
       <w:r>
         <w:noBreakHyphen/>
-        <w:t>out met terughoudende visuele elementen. De centrale boomweergave is dominant en gebruikt een beperkt kleurenpalet (groen/rood) om de belangrijkste semantische verschillen te markeren. Secundaire acties verschijnen pas bij hover, waardoor de standaardweergave relatief schoon blijft. De rechterzijbalk is standaard samengevouwen tot compacte “shield”-knoppen</w:t>
+        <w:t xml:space="preserve">out met terughoudende visuele elementen. De centrale boomweergave is dominant en gebruikt een beperkt kleurenpalet (groen/rood) om de belangrijkste semantische verschillen te markeren. Secundaire acties verschijnen pas bij </w:t>
+      </w:r>
+      <w:proofErr w:type="spellStart"/>
+      <w:r>
+        <w:t>hover</w:t>
+      </w:r>
+      <w:proofErr w:type="spellEnd"/>
+      <w:r>
+        <w:t>, waardoor de standaardweergave relatief schoon blijft. De rechterzijbalk is standaard samengevouwen tot compacte “</w:t>
+      </w:r>
+      <w:proofErr w:type="spellStart"/>
+      <w:r>
+        <w:t>shield</w:t>
+      </w:r>
+      <w:proofErr w:type="spellEnd"/>
+      <w:r>
+        <w:t>”-knoppen</w:t>
       </w:r>
       <w:r>
         <w:t>.</w:t>
@@ -4124,21 +7033,60 @@
         <w:t xml:space="preserve"> </w:t>
       </w:r>
       <w:r>
-        <w:t>de NodeDangerPopup worden de actuele dange</w:t>
+        <w:t>de </w:t>
+      </w:r>
+      <w:proofErr w:type="spellStart"/>
+      <w:r>
+        <w:t>NodeDangerPopup</w:t>
+      </w:r>
+      <w:proofErr w:type="spellEnd"/>
+      <w:r>
+        <w:t xml:space="preserve"> worden de actuele </w:t>
+      </w:r>
+      <w:proofErr w:type="spellStart"/>
+      <w:r>
+        <w:t>dange</w:t>
       </w:r>
       <w:r>
         <w:t>r</w:t>
       </w:r>
-      <w:r>
-        <w:t xml:space="preserve"> rating, impact en likelihood expliciet getoond, waardoor incongruente waarden makkelijk opgemerkt en aangepast kunnen worden. De branch</w:t>
-      </w:r>
+      <w:proofErr w:type="spellEnd"/>
+      <w:r>
+        <w:t xml:space="preserve"> rating, impact en </w:t>
+      </w:r>
+      <w:proofErr w:type="spellStart"/>
+      <w:r>
+        <w:t>likelihood</w:t>
+      </w:r>
+      <w:proofErr w:type="spellEnd"/>
+      <w:r>
+        <w:t xml:space="preserve"> expliciet getoond, waardoor incongruente waarden makkelijk opgemerkt en aangepast kunnen worden. De </w:t>
+      </w:r>
+      <w:proofErr w:type="spellStart"/>
+      <w:r>
+        <w:t>branch</w:t>
+      </w:r>
+      <w:proofErr w:type="spellEnd"/>
       <w:r>
         <w:noBreakHyphen/>
-        <w:t>samenvatting (via de GoInfo</w:t>
-      </w:r>
+        <w:t>samenvatting (via de </w:t>
+      </w:r>
+      <w:proofErr w:type="spellStart"/>
+      <w:r>
+        <w:t>GoInfo</w:t>
+      </w:r>
+      <w:proofErr w:type="spellEnd"/>
       <w:r>
         <w:noBreakHyphen/>
-        <w:t>knop en getParentsAbove) helpt gebruikers bij het diagnosticeren van structurele fouten in de redeneringsketen: door de context van een knoop te tonen, wordt het eenvoudiger vast te stellen of een veronderstelling op de juiste plaats staat.</w:t>
+        <w:t>knop en </w:t>
+      </w:r>
+      <w:proofErr w:type="spellStart"/>
+      <w:r>
+        <w:t>getParentsAbove</w:t>
+      </w:r>
+      <w:proofErr w:type="spellEnd"/>
+      <w:r>
+        <w:t>) helpt gebruikers bij het diagnosticeren van structurele fouten in de redeneringsketen: door de context van een knoop te tonen, wordt het eenvoudiger vast te stellen of een veronderstelling op de juiste plaats staat.</w:t>
       </w:r>
     </w:p>
     <w:p>
@@ -4193,15 +7141,121 @@
         <w:spacing w:afterLines="24" w:after="57" w:line="288" w:lineRule="auto"/>
       </w:pPr>
       <w:r>
-        <w:t>Tot slot voorziet de webtool in lichte, geïntegreerde ondersteuning. Verschillende elementen bevatten inline</w:t>
-      </w:r>
+        <w:t xml:space="preserve">Tot slot voorziet de </w:t>
+      </w:r>
+      <w:proofErr w:type="spellStart"/>
+      <w:r>
+        <w:t>webtool</w:t>
+      </w:r>
+      <w:proofErr w:type="spellEnd"/>
+      <w:r>
+        <w:t xml:space="preserve"> in lichte, geïntegreerde ondersteuning. Verschillende elementen bevatten </w:t>
+      </w:r>
+      <w:proofErr w:type="spellStart"/>
+      <w:r>
+        <w:t>inline</w:t>
+      </w:r>
+      <w:proofErr w:type="spellEnd"/>
       <w:r>
         <w:noBreakHyphen/>
-        <w:t>tooltips die bij hover verschijnen, zoals “Danger rating” bij de rode driehoek, “Show branch summary” bij het infopictogram en semantische labels bij de icons in IconSelectorButton (“Weakness Under Review”, “Completed node”, “Low Importance”). De zoekbalk is duidelijk gelabeld (“Search for node”) en gebruikt een herkenbare Material</w:t>
-      </w:r>
+        <w:t xml:space="preserve">tooltips die bij </w:t>
+      </w:r>
+      <w:proofErr w:type="spellStart"/>
+      <w:r>
+        <w:t>hover</w:t>
+      </w:r>
+      <w:proofErr w:type="spellEnd"/>
+      <w:r>
+        <w:t xml:space="preserve"> verschijnen, zoals “</w:t>
+      </w:r>
+      <w:proofErr w:type="spellStart"/>
+      <w:r>
+        <w:t>Danger</w:t>
+      </w:r>
+      <w:proofErr w:type="spellEnd"/>
+      <w:r>
+        <w:t xml:space="preserve"> rating” bij de rode driehoek, “Show </w:t>
+      </w:r>
+      <w:proofErr w:type="spellStart"/>
+      <w:r>
+        <w:t>branch</w:t>
+      </w:r>
+      <w:proofErr w:type="spellEnd"/>
+      <w:r>
+        <w:t xml:space="preserve"> summary” bij het infopictogram en semantische labels bij de </w:t>
+      </w:r>
+      <w:proofErr w:type="spellStart"/>
+      <w:r>
+        <w:t>icons</w:t>
+      </w:r>
+      <w:proofErr w:type="spellEnd"/>
+      <w:r>
+        <w:t xml:space="preserve"> in </w:t>
+      </w:r>
+      <w:proofErr w:type="spellStart"/>
+      <w:r>
+        <w:t>IconSelectorButton</w:t>
+      </w:r>
+      <w:proofErr w:type="spellEnd"/>
+      <w:r>
+        <w:t> (“</w:t>
+      </w:r>
+      <w:proofErr w:type="spellStart"/>
+      <w:r>
+        <w:t>Weakness</w:t>
+      </w:r>
+      <w:proofErr w:type="spellEnd"/>
+      <w:r>
+        <w:t xml:space="preserve"> Under Review”, “</w:t>
+      </w:r>
+      <w:proofErr w:type="spellStart"/>
+      <w:r>
+        <w:t>Completed</w:t>
+      </w:r>
+      <w:proofErr w:type="spellEnd"/>
+      <w:r>
+        <w:t xml:space="preserve"> node”, “Low </w:t>
+      </w:r>
+      <w:proofErr w:type="spellStart"/>
+      <w:r>
+        <w:t>Importance</w:t>
+      </w:r>
+      <w:proofErr w:type="spellEnd"/>
+      <w:r>
+        <w:t xml:space="preserve">”). De zoekbalk is duidelijk gelabeld (“Search </w:t>
+      </w:r>
+      <w:proofErr w:type="spellStart"/>
+      <w:r>
+        <w:t>for</w:t>
+      </w:r>
+      <w:proofErr w:type="spellEnd"/>
+      <w:r>
+        <w:t xml:space="preserve"> node”) en gebruikt een herkenbare </w:t>
+      </w:r>
+      <w:proofErr w:type="spellStart"/>
+      <w:r>
+        <w:t>Material</w:t>
+      </w:r>
+      <w:proofErr w:type="spellEnd"/>
       <w:r>
         <w:noBreakHyphen/>
-        <w:t>UI TextField, waardoor de functie intuïtief is. Deze vorm van embedded documentatie reduceert de noodzaak voor een omvangrijke externe handleiding en ondersteunt vooral eerste</w:t>
+        <w:t>UI </w:t>
+      </w:r>
+      <w:proofErr w:type="spellStart"/>
+      <w:r>
+        <w:t>TextField</w:t>
+      </w:r>
+      <w:proofErr w:type="spellEnd"/>
+      <w:r>
+        <w:t xml:space="preserve">, waardoor de functie intuïtief is. Deze vorm van </w:t>
+      </w:r>
+      <w:proofErr w:type="spellStart"/>
+      <w:r>
+        <w:t>embedded</w:t>
+      </w:r>
+      <w:proofErr w:type="spellEnd"/>
+      <w:r>
+        <w:t xml:space="preserve"> documentatie reduceert de noodzaak voor een omvangrijke externe handleiding en ondersteunt vooral eerste</w:t>
       </w:r>
       <w:r>
         <w:noBreakHyphen/>
@@ -4275,8 +7329,13 @@
         <w:spacing w:afterLines="24" w:after="57" w:line="288" w:lineRule="auto"/>
       </w:pPr>
       <w:r>
-        <w:t>De huidige codebasis is opgezet als proof</w:t>
-      </w:r>
+        <w:t xml:space="preserve">De huidige codebasis is opgezet als </w:t>
+      </w:r>
+      <w:proofErr w:type="spellStart"/>
+      <w:r>
+        <w:t>proof</w:t>
+      </w:r>
+      <w:proofErr w:type="spellEnd"/>
       <w:r>
         <w:noBreakHyphen/>
         <w:t>of</w:t>
@@ -4295,8 +7354,13 @@
         <w:spacing w:afterLines="24" w:after="57" w:line="288" w:lineRule="auto"/>
       </w:pPr>
       <w:r>
-        <w:t>opslag gebeurt lokaal en er is nog geen integratie met een backend of externe threat</w:t>
-      </w:r>
+        <w:t xml:space="preserve">opslag gebeurt lokaal en er is nog geen integratie met een backend of externe </w:t>
+      </w:r>
+      <w:proofErr w:type="spellStart"/>
+      <w:r>
+        <w:t>threat</w:t>
+      </w:r>
+      <w:proofErr w:type="spellEnd"/>
       <w:r>
         <w:noBreakHyphen/>
         <w:t>databanken;</w:t>
@@ -4311,11 +7375,24 @@
         <w:spacing w:afterLines="24" w:after="57" w:line="288" w:lineRule="auto"/>
       </w:pPr>
       <w:r>
-        <w:t>er is geen multi</w:t>
-      </w:r>
+        <w:t xml:space="preserve">er is geen </w:t>
+      </w:r>
+      <w:proofErr w:type="spellStart"/>
+      <w:r>
+        <w:t>multi</w:t>
+      </w:r>
+      <w:proofErr w:type="spellEnd"/>
       <w:r>
         <w:noBreakHyphen/>
-        <w:t>user synchronisatie, waardoor collaboratieve workflows buiten scope vallen;</w:t>
+        <w:t xml:space="preserve">user synchronisatie, waardoor collaboratieve </w:t>
+      </w:r>
+      <w:proofErr w:type="spellStart"/>
+      <w:r>
+        <w:t>workflows</w:t>
+      </w:r>
+      <w:proofErr w:type="spellEnd"/>
+      <w:r>
+        <w:t xml:space="preserve"> buiten scope vallen;</w:t>
       </w:r>
     </w:p>
     <w:p>
@@ -4640,11 +7717,72 @@
         <w:spacing w:afterLines="24" w:after="57" w:line="288" w:lineRule="auto"/>
       </w:pPr>
       <w:r>
-        <w:t>Deelnemers kregen eerst een introductie tot de fortunately–unfortunately</w:t>
-      </w:r>
+        <w:t xml:space="preserve">Deelnemers kregen eerst een introductie tot de </w:t>
+      </w:r>
+      <w:proofErr w:type="spellStart"/>
+      <w:r>
+        <w:t>fortunately</w:t>
+      </w:r>
+      <w:proofErr w:type="spellEnd"/>
+      <w:r>
+        <w:t>–</w:t>
+      </w:r>
+      <w:proofErr w:type="spellStart"/>
+      <w:r>
+        <w:t>unfortunately</w:t>
+      </w:r>
+      <w:proofErr w:type="spellEnd"/>
       <w:r>
         <w:noBreakHyphen/>
-        <w:t xml:space="preserve">methode en de bijkomende statussen (Weakness, Weakness Under Review, Assumption Under Review, Verified Assumption) en danger rating. Vervolgens doorliepen ze de twee scenario’s. </w:t>
+        <w:t>methode en de bijkomende statussen (</w:t>
+      </w:r>
+      <w:proofErr w:type="spellStart"/>
+      <w:r>
+        <w:t>Weakness</w:t>
+      </w:r>
+      <w:proofErr w:type="spellEnd"/>
+      <w:r>
+        <w:t xml:space="preserve">, </w:t>
+      </w:r>
+      <w:proofErr w:type="spellStart"/>
+      <w:r>
+        <w:t>Weakness</w:t>
+      </w:r>
+      <w:proofErr w:type="spellEnd"/>
+      <w:r>
+        <w:t xml:space="preserve"> Under Review, </w:t>
+      </w:r>
+      <w:proofErr w:type="spellStart"/>
+      <w:r>
+        <w:t>Assumption</w:t>
+      </w:r>
+      <w:proofErr w:type="spellEnd"/>
+      <w:r>
+        <w:t xml:space="preserve"> Under Review, </w:t>
+      </w:r>
+      <w:proofErr w:type="spellStart"/>
+      <w:r>
+        <w:t>Verified</w:t>
+      </w:r>
+      <w:proofErr w:type="spellEnd"/>
+      <w:r>
+        <w:t xml:space="preserve"> </w:t>
+      </w:r>
+      <w:proofErr w:type="spellStart"/>
+      <w:r>
+        <w:t>Assumption</w:t>
+      </w:r>
+      <w:proofErr w:type="spellEnd"/>
+      <w:r>
+        <w:t xml:space="preserve">) en </w:t>
+      </w:r>
+      <w:proofErr w:type="spellStart"/>
+      <w:r>
+        <w:t>danger</w:t>
+      </w:r>
+      <w:proofErr w:type="spellEnd"/>
+      <w:r>
+        <w:t xml:space="preserve"> rating. Vervolgens doorliepen ze de twee scenario’s. </w:t>
       </w:r>
       <w:r>
         <w:t>Hierbij</w:t>
@@ -4654,16 +7792,30 @@
       </w:r>
       <w:r>
         <w:noBreakHyphen/>
-        <w:t>taken uit in de software en vulden nadien een User Experience Questionnaire (UEQ) en open vragen in.</w:t>
-      </w:r>
-    </w:p>
-    <w:p>
-      <w:pPr>
-        <w:spacing w:afterLines="24" w:after="57" w:line="288" w:lineRule="auto"/>
-      </w:pPr>
+        <w:t xml:space="preserve">taken uit in de software en vulden nadien een User </w:t>
+      </w:r>
+      <w:proofErr w:type="spellStart"/>
+      <w:r>
+        <w:t>Experience</w:t>
+      </w:r>
+      <w:proofErr w:type="spellEnd"/>
+      <w:r>
+        <w:t xml:space="preserve"> Questionnaire (UEQ) en open vragen in.</w:t>
+      </w:r>
       <w:r>
         <w:t xml:space="preserve"> </w:t>
       </w:r>
+      <w:r>
+        <w:t>De volledige sessie duurde gemiddeld tussen één uur en één uur en een kwartier.</w:t>
+      </w:r>
+    </w:p>
+    <w:p>
+      <w:pPr>
+        <w:spacing w:afterLines="24" w:after="57" w:line="288" w:lineRule="auto"/>
+      </w:pPr>
+      <w:r>
+        <w:t xml:space="preserve"> </w:t>
+      </w:r>
     </w:p>
     <w:p>
       <w:pPr>
@@ -4673,7 +7825,13 @@
         </w:rPr>
       </w:pPr>
       <w:r>
-        <w:t>Bij de gebruikers werd afgewisseld in de volgorde van de scenario’s: de ene helft (4 deelnemers) werkte eerst scenario</w:t>
+        <w:t>Bij de gebruikers werd afgewisseld in de volgorde van de scenario’s: de ene helft (4</w:t>
+      </w:r>
+      <w:r>
+        <w:t xml:space="preserve"> </w:t>
+      </w:r>
+      <w:r>
+        <w:t>deelnemers) werkte eerst scenario</w:t>
       </w:r>
       <w:r>
         <w:rPr>
@@ -4694,17 +7852,32 @@
         <w:t> </w:t>
       </w:r>
       <w:r>
-        <w:t>2, terwijl de andere helft (4 deelnemers) de omgekeerde volgorde volgde. De pilotstudie werd uitgevoerd met eerst de basisversie en daarna de versie met extra functionaliteiten. Deze wisseling van volgorde had tot doel de invloed van de learning curve van de fortunately</w:t>
-      </w:r>
+        <w:t xml:space="preserve">2, terwijl de andere helft (4 deelnemers) de omgekeerde volgorde volgde. De pilotstudie werd uitgevoerd met eerst de basisversie en daarna de versie met extra functionaliteiten. Deze wisseling van volgorde had tot doel de invloed van de </w:t>
+      </w:r>
+      <w:proofErr w:type="spellStart"/>
+      <w:r>
+        <w:t>learning</w:t>
+      </w:r>
+      <w:proofErr w:type="spellEnd"/>
+      <w:r>
+        <w:t xml:space="preserve"> curve van de </w:t>
+      </w:r>
+      <w:proofErr w:type="spellStart"/>
+      <w:r>
+        <w:t>fortunately</w:t>
+      </w:r>
+      <w:proofErr w:type="spellEnd"/>
       <w:r>
         <w:rPr>
           <w:rFonts w:ascii="Aptos" w:hAnsi="Aptos" w:cs="Aptos"/>
         </w:rPr>
         <w:t>–</w:t>
       </w:r>
+      <w:proofErr w:type="spellStart"/>
       <w:r>
         <w:t>unfortunately</w:t>
       </w:r>
+      <w:proofErr w:type="spellEnd"/>
       <w:r>
         <w:noBreakHyphen/>
         <w:t>methode op de resultaten te minimaliseren.</w:t>
@@ -4848,7 +8021,87 @@
         <w:t xml:space="preserve"> </w:t>
       </w:r>
       <w:r>
-        <w:t>enkel kernfunctionaliteit: nodes toevoegen, nodes verwijderen, alle nodes inklappen, alle nodes uitklappen, per node inklappen en een zoekfunctie. In deze versie moesten de status en soort van een node (fortunately/unfortunately, inclusief statuslabels zoals Weakness of Verified Assumption) expliciet in de node</w:t>
+        <w:t xml:space="preserve">enkel kernfunctionaliteit: </w:t>
+      </w:r>
+      <w:proofErr w:type="spellStart"/>
+      <w:r>
+        <w:t>nodes</w:t>
+      </w:r>
+      <w:proofErr w:type="spellEnd"/>
+      <w:r>
+        <w:t xml:space="preserve"> toevoegen, </w:t>
+      </w:r>
+      <w:proofErr w:type="spellStart"/>
+      <w:r>
+        <w:t>nodes</w:t>
+      </w:r>
+      <w:proofErr w:type="spellEnd"/>
+      <w:r>
+        <w:t xml:space="preserve"> verwijderen, alle </w:t>
+      </w:r>
+      <w:proofErr w:type="spellStart"/>
+      <w:r>
+        <w:t>nodes</w:t>
+      </w:r>
+      <w:proofErr w:type="spellEnd"/>
+      <w:r>
+        <w:t xml:space="preserve"> inklappen, alle </w:t>
+      </w:r>
+      <w:proofErr w:type="spellStart"/>
+      <w:r>
+        <w:t>nodes</w:t>
+      </w:r>
+      <w:proofErr w:type="spellEnd"/>
+      <w:r>
+        <w:t xml:space="preserve"> uitklappen, per node inklappen en een zoekfunctie. In deze versie moesten de status en soort van een node (</w:t>
+      </w:r>
+      <w:proofErr w:type="spellStart"/>
+      <w:r>
+        <w:t>fortunately</w:t>
+      </w:r>
+      <w:proofErr w:type="spellEnd"/>
+      <w:r>
+        <w:t>/</w:t>
+      </w:r>
+      <w:proofErr w:type="spellStart"/>
+      <w:r>
+        <w:t>unfortunately</w:t>
+      </w:r>
+      <w:proofErr w:type="spellEnd"/>
+      <w:r>
+        <w:t xml:space="preserve">, inclusief </w:t>
+      </w:r>
+      <w:proofErr w:type="spellStart"/>
+      <w:r>
+        <w:t>statuslabels</w:t>
+      </w:r>
+      <w:proofErr w:type="spellEnd"/>
+      <w:r>
+        <w:t xml:space="preserve"> zoals </w:t>
+      </w:r>
+      <w:proofErr w:type="spellStart"/>
+      <w:r>
+        <w:t>Weakness</w:t>
+      </w:r>
+      <w:proofErr w:type="spellEnd"/>
+      <w:r>
+        <w:t xml:space="preserve"> of </w:t>
+      </w:r>
+      <w:proofErr w:type="spellStart"/>
+      <w:r>
+        <w:t>Verified</w:t>
+      </w:r>
+      <w:proofErr w:type="spellEnd"/>
+      <w:r>
+        <w:t xml:space="preserve"> </w:t>
+      </w:r>
+      <w:proofErr w:type="spellStart"/>
+      <w:r>
+        <w:t>Assumption</w:t>
+      </w:r>
+      <w:proofErr w:type="spellEnd"/>
+      <w:r>
+        <w:t>) expliciet in de node</w:t>
       </w:r>
       <w:r>
         <w:noBreakHyphen/>
@@ -4878,7 +8131,31 @@
       </w:r>
       <w:r>
         <w:noBreakHyphen/>
-        <w:t xml:space="preserve"> en analysefeatures, zoals kleurcodering voor het soort node, iconen voor classificatie, filtering op status, telling van nodes per status, rangschikking op basis van danger rating, highlighting vanuit de filterbalk, samenvattingsfunctionaliteit en tooltips. Beide versies gebruikten dezelfde onderliggende</w:t>
+        <w:t xml:space="preserve"> en analysefeatures, zoals kleurcodering voor het soort node, iconen voor classificatie, filtering op status, telling van </w:t>
+      </w:r>
+      <w:proofErr w:type="spellStart"/>
+      <w:r>
+        <w:t>nodes</w:t>
+      </w:r>
+      <w:proofErr w:type="spellEnd"/>
+      <w:r>
+        <w:t xml:space="preserve"> per status, rangschikking op basis van </w:t>
+      </w:r>
+      <w:proofErr w:type="spellStart"/>
+      <w:r>
+        <w:t>danger</w:t>
+      </w:r>
+      <w:proofErr w:type="spellEnd"/>
+      <w:r>
+        <w:t xml:space="preserve"> rating, </w:t>
+      </w:r>
+      <w:proofErr w:type="spellStart"/>
+      <w:r>
+        <w:t>highlighting</w:t>
+      </w:r>
+      <w:proofErr w:type="spellEnd"/>
+      <w:r>
+        <w:t xml:space="preserve"> vanuit de filterbalk, samenvattingsfunctionaliteit en tooltips. Beide versies gebruikten dezelfde onderliggende</w:t>
       </w:r>
       <w:r>
         <w:t xml:space="preserve"> fileview</w:t>
@@ -4891,8 +8168,21 @@
       </w:r>
       <w:r>
         <w:noBreakHyphen/>
-        <w:t>representatie van het fortunately–unfortunately</w:t>
-      </w:r>
+        <w:t xml:space="preserve">representatie van het </w:t>
+      </w:r>
+      <w:proofErr w:type="spellStart"/>
+      <w:r>
+        <w:t>fortunately</w:t>
+      </w:r>
+      <w:proofErr w:type="spellEnd"/>
+      <w:r>
+        <w:t>–</w:t>
+      </w:r>
+      <w:proofErr w:type="spellStart"/>
+      <w:r>
+        <w:t>unfortunately</w:t>
+      </w:r>
+      <w:proofErr w:type="spellEnd"/>
       <w:r>
         <w:noBreakHyphen/>
         <w:t>model, geïmplementeerd in de codebasis van de prototypeapplicatie.</w:t>
@@ -5185,19 +8475,88 @@
         <w:t xml:space="preserve"> </w:t>
       </w:r>
       <w:r>
-        <w:t>via vier opeenvolgende taken. Typische subtaken waren: ontbrekende unfortunately</w:t>
+        <w:t xml:space="preserve">via vier opeenvolgende taken. Typische </w:t>
+      </w:r>
+      <w:proofErr w:type="spellStart"/>
+      <w:r>
+        <w:t>subtaken</w:t>
+      </w:r>
+      <w:proofErr w:type="spellEnd"/>
+      <w:r>
+        <w:t xml:space="preserve"> waren: ontbrekende </w:t>
+      </w:r>
+      <w:proofErr w:type="spellStart"/>
+      <w:r>
+        <w:t>unfortunately</w:t>
       </w:r>
       <w:r>
         <w:noBreakHyphen/>
-        <w:t>nodes toevoegen, nieuwe fortunately</w:t>
-      </w:r>
+        <w:t>nodes</w:t>
+      </w:r>
+      <w:proofErr w:type="spellEnd"/>
+      <w:r>
+        <w:t xml:space="preserve"> toevoegen, nieuwe </w:t>
+      </w:r>
+      <w:proofErr w:type="spellStart"/>
+      <w:r>
+        <w:t>fortunately</w:t>
+      </w:r>
+      <w:proofErr w:type="spellEnd"/>
       <w:r>
         <w:noBreakHyphen/>
-        <w:t>tegenmaatregelen uitwerken, danger ratings invullen, statussen correct toekennen en lijstjes van specifieke nodecategorieën opstellen (bijvoorbeeld alle weakness</w:t>
+        <w:t xml:space="preserve">tegenmaatregelen uitwerken, </w:t>
+      </w:r>
+      <w:proofErr w:type="spellStart"/>
+      <w:r>
+        <w:t>danger</w:t>
+      </w:r>
+      <w:proofErr w:type="spellEnd"/>
+      <w:r>
+        <w:t xml:space="preserve"> ratings invullen, statussen correct toekennen en lijstjes van specifieke </w:t>
+      </w:r>
+      <w:proofErr w:type="spellStart"/>
+      <w:r>
+        <w:t>nodecategorieën</w:t>
+      </w:r>
+      <w:proofErr w:type="spellEnd"/>
+      <w:r>
+        <w:t xml:space="preserve"> opstellen (bijvoorbeeld alle </w:t>
+      </w:r>
+      <w:proofErr w:type="spellStart"/>
+      <w:r>
+        <w:t>weakness</w:t>
       </w:r>
       <w:r>
         <w:noBreakHyphen/>
-        <w:t>nodes of de weakness under review met hoogste danger rating).</w:t>
+        <w:t>nodes</w:t>
+      </w:r>
+      <w:proofErr w:type="spellEnd"/>
+      <w:r>
+        <w:t xml:space="preserve"> of de </w:t>
+      </w:r>
+      <w:proofErr w:type="spellStart"/>
+      <w:r>
+        <w:t>weakness</w:t>
+      </w:r>
+      <w:proofErr w:type="spellEnd"/>
+      <w:r>
+        <w:t xml:space="preserve"> </w:t>
+      </w:r>
+      <w:proofErr w:type="spellStart"/>
+      <w:r>
+        <w:t>under</w:t>
+      </w:r>
+      <w:proofErr w:type="spellEnd"/>
+      <w:r>
+        <w:t xml:space="preserve"> review met hoogste </w:t>
+      </w:r>
+      <w:proofErr w:type="spellStart"/>
+      <w:r>
+        <w:t>danger</w:t>
+      </w:r>
+      <w:proofErr w:type="spellEnd"/>
+      <w:r>
+        <w:t xml:space="preserve"> rating).</w:t>
       </w:r>
       <w:r>
         <w:rPr>
@@ -5225,12 +8584,49 @@
         <w:t>taken uit om informatie uit de tree te halen</w:t>
       </w:r>
       <w:r>
-        <w:t>, zoals het opzoeken van alle Verified Assumption</w:t>
+        <w:t xml:space="preserve">, zoals het opzoeken van alle </w:t>
+      </w:r>
+      <w:proofErr w:type="spellStart"/>
+      <w:r>
+        <w:t>Verified</w:t>
+      </w:r>
+      <w:proofErr w:type="spellEnd"/>
+      <w:r>
+        <w:t xml:space="preserve"> </w:t>
+      </w:r>
+      <w:proofErr w:type="spellStart"/>
+      <w:r>
+        <w:t>Assumption</w:t>
       </w:r>
       <w:r>
         <w:noBreakHyphen/>
-        <w:t>nodes of het reconstrueren van de keten van nodes van de root tot een specifieke node. In de laatste taak van elke story moest de deelnemer een samenvatting opstellen van de volledige fortunately–unfortunately</w:t>
-      </w:r>
+        <w:t>nodes</w:t>
+      </w:r>
+      <w:proofErr w:type="spellEnd"/>
+      <w:r>
+        <w:t xml:space="preserve"> of het reconstrueren van de keten van </w:t>
+      </w:r>
+      <w:proofErr w:type="spellStart"/>
+      <w:r>
+        <w:t>nodes</w:t>
+      </w:r>
+      <w:proofErr w:type="spellEnd"/>
+      <w:r>
+        <w:t xml:space="preserve"> van de root tot een specifieke node. In de laatste taak van elke story moest de deelnemer een samenvatting opstellen van de volledige </w:t>
+      </w:r>
+      <w:proofErr w:type="spellStart"/>
+      <w:r>
+        <w:t>fortunately</w:t>
+      </w:r>
+      <w:proofErr w:type="spellEnd"/>
+      <w:r>
+        <w:t>–</w:t>
+      </w:r>
+      <w:proofErr w:type="spellStart"/>
+      <w:r>
+        <w:t>unfortunately</w:t>
+      </w:r>
+      <w:proofErr w:type="spellEnd"/>
       <w:r>
         <w:noBreakHyphen/>
         <w:t xml:space="preserve">keten tot aan een gekozen of gegeven node, als </w:t>
@@ -5288,8 +8684,61 @@
         <w:t xml:space="preserve">Lijst de volgende informatie op (stop na eerste 3 woorden per node): </w:t>
       </w:r>
       <w:r>
-        <w:t>alle Weakness-nodes, Verified Assumption-nodes, Weakness Under Review met hoogste danger rating, aantal Assumption Under Review-nodes</w:t>
-      </w:r>
+        <w:t xml:space="preserve">alle </w:t>
+      </w:r>
+      <w:proofErr w:type="spellStart"/>
+      <w:r>
+        <w:t>Weakness-nodes</w:t>
+      </w:r>
+      <w:proofErr w:type="spellEnd"/>
+      <w:r>
+        <w:t xml:space="preserve">, </w:t>
+      </w:r>
+      <w:proofErr w:type="spellStart"/>
+      <w:r>
+        <w:t>Verified</w:t>
+      </w:r>
+      <w:proofErr w:type="spellEnd"/>
+      <w:r>
+        <w:t xml:space="preserve"> </w:t>
+      </w:r>
+      <w:proofErr w:type="spellStart"/>
+      <w:r>
+        <w:t>Assumption-nodes</w:t>
+      </w:r>
+      <w:proofErr w:type="spellEnd"/>
+      <w:r>
+        <w:t xml:space="preserve">, </w:t>
+      </w:r>
+      <w:proofErr w:type="spellStart"/>
+      <w:r>
+        <w:t>Weakness</w:t>
+      </w:r>
+      <w:proofErr w:type="spellEnd"/>
+      <w:r>
+        <w:t xml:space="preserve"> Under Review met hoogste </w:t>
+      </w:r>
+      <w:proofErr w:type="spellStart"/>
+      <w:r>
+        <w:t>danger</w:t>
+      </w:r>
+      <w:proofErr w:type="spellEnd"/>
+      <w:r>
+        <w:t xml:space="preserve"> rating, aantal </w:t>
+      </w:r>
+      <w:proofErr w:type="spellStart"/>
+      <w:r>
+        <w:t>Assumption</w:t>
+      </w:r>
+      <w:proofErr w:type="spellEnd"/>
+      <w:r>
+        <w:t xml:space="preserve"> Under Review-</w:t>
+      </w:r>
+      <w:proofErr w:type="spellStart"/>
+      <w:r>
+        <w:t>nodes</w:t>
+      </w:r>
+      <w:proofErr w:type="spellEnd"/>
       <w:r>
         <w:t>;</w:t>
       </w:r>
@@ -5315,31 +8764,93 @@
       <w:r>
         <w:t xml:space="preserve">de </w:t>
       </w:r>
+      <w:proofErr w:type="spellStart"/>
       <w:r>
         <w:t>Unfortunately</w:t>
       </w:r>
+      <w:proofErr w:type="spellEnd"/>
       <w:r>
         <w:t xml:space="preserve"> node</w:t>
       </w:r>
       <w:r>
-        <w:t xml:space="preserve"> 'Sommige werknemers weigeren wachtwoordmanagers' (Low Importance)</w:t>
+        <w:t xml:space="preserve"> 'Sommige werknemers weigeren wachtwoordmanagers' (Low </w:t>
+      </w:r>
+      <w:proofErr w:type="spellStart"/>
+      <w:r>
+        <w:t>Importance</w:t>
+      </w:r>
+      <w:proofErr w:type="spellEnd"/>
+      <w:r>
+        <w:t>)</w:t>
       </w:r>
       <w:r>
         <w:t xml:space="preserve"> toe</w:t>
       </w:r>
       <w:r>
-        <w:t xml:space="preserve">, markeer bovenliggende Fortunately als Verified Assumption. </w:t>
+        <w:t xml:space="preserve">, markeer bovenliggende </w:t>
+      </w:r>
+      <w:proofErr w:type="spellStart"/>
+      <w:r>
+        <w:t>Fortunately</w:t>
+      </w:r>
+      <w:proofErr w:type="spellEnd"/>
+      <w:r>
+        <w:t xml:space="preserve"> als </w:t>
+      </w:r>
+      <w:proofErr w:type="spellStart"/>
+      <w:r>
+        <w:t>Verified</w:t>
+      </w:r>
+      <w:proofErr w:type="spellEnd"/>
+      <w:r>
+        <w:t xml:space="preserve"> </w:t>
+      </w:r>
+      <w:proofErr w:type="spellStart"/>
+      <w:r>
+        <w:t>Assumption</w:t>
+      </w:r>
+      <w:proofErr w:type="spellEnd"/>
+      <w:r>
+        <w:t xml:space="preserve">. </w:t>
       </w:r>
       <w:r>
         <w:rPr>
           <w:lang w:val="en-GB"/>
         </w:rPr>
-        <w:t xml:space="preserve">Onder 'Provider-storingen...' voeg </w:t>
-      </w:r>
+        <w:t>Onder 'Provider-</w:t>
+      </w:r>
+      <w:proofErr w:type="spellStart"/>
       <w:r>
         <w:rPr>
           <w:lang w:val="en-GB"/>
         </w:rPr>
+        <w:t>storingen</w:t>
+      </w:r>
+      <w:proofErr w:type="spellEnd"/>
+      <w:r>
+        <w:rPr>
+          <w:lang w:val="en-GB"/>
+        </w:rPr>
+        <w:t xml:space="preserve">...' </w:t>
+      </w:r>
+      <w:proofErr w:type="spellStart"/>
+      <w:r>
+        <w:rPr>
+          <w:lang w:val="en-GB"/>
+        </w:rPr>
+        <w:t>voeg</w:t>
+      </w:r>
+      <w:proofErr w:type="spellEnd"/>
+      <w:r>
+        <w:rPr>
+          <w:lang w:val="en-GB"/>
+        </w:rPr>
+        <w:t xml:space="preserve"> </w:t>
+      </w:r>
+      <w:r>
+        <w:rPr>
+          <w:lang w:val="en-GB"/>
+        </w:rPr>
         <w:t>de</w:t>
       </w:r>
       <w:r>
@@ -5370,12 +8881,26 @@
         <w:rPr>
           <w:lang w:val="en-GB"/>
         </w:rPr>
-        <w:t>'Team richt on-prem fallback...'</w:t>
-      </w:r>
+        <w:t xml:space="preserve">'Team </w:t>
+      </w:r>
+      <w:proofErr w:type="spellStart"/>
       <w:r>
         <w:rPr>
           <w:lang w:val="en-GB"/>
         </w:rPr>
+        <w:t>richt</w:t>
+      </w:r>
+      <w:proofErr w:type="spellEnd"/>
+      <w:r>
+        <w:rPr>
+          <w:lang w:val="en-GB"/>
+        </w:rPr>
+        <w:t xml:space="preserve"> on-prem fallback...'</w:t>
+      </w:r>
+      <w:r>
+        <w:rPr>
+          <w:lang w:val="en-GB"/>
+        </w:rPr>
         <w:t>, de u</w:t>
       </w:r>
       <w:r>
@@ -5394,17 +8919,52 @@
         <w:rPr>
           <w:lang w:val="en-GB"/>
         </w:rPr>
-        <w:t xml:space="preserve"> 'On-prem fallback synchroniseert...' </w:t>
-      </w:r>
-      <w:r>
-        <w:t>(likelihood 4, impact 3, danger rating 12)</w:t>
-      </w:r>
-      <w:r>
-        <w:t xml:space="preserve"> en de f</w:t>
+        <w:t xml:space="preserve"> 'On-prem fallback </w:t>
+      </w:r>
+      <w:proofErr w:type="spellStart"/>
+      <w:r>
+        <w:rPr>
+          <w:lang w:val="en-GB"/>
+        </w:rPr>
+        <w:t>synchroniseert</w:t>
+      </w:r>
+      <w:proofErr w:type="spellEnd"/>
+      <w:r>
+        <w:rPr>
+          <w:lang w:val="en-GB"/>
+        </w:rPr>
+        <w:t xml:space="preserve">...' </w:t>
+      </w:r>
+      <w:r>
+        <w:t>(</w:t>
+      </w:r>
+      <w:proofErr w:type="spellStart"/>
+      <w:r>
+        <w:t>likelihood</w:t>
+      </w:r>
+      <w:proofErr w:type="spellEnd"/>
+      <w:r>
+        <w:t xml:space="preserve"> 4, impact 3, </w:t>
+      </w:r>
+      <w:proofErr w:type="spellStart"/>
+      <w:r>
+        <w:t>danger</w:t>
+      </w:r>
+      <w:proofErr w:type="spellEnd"/>
+      <w:r>
+        <w:t xml:space="preserve"> rating 12)</w:t>
+      </w:r>
+      <w:r>
+        <w:t xml:space="preserve"> en de </w:t>
+      </w:r>
+      <w:proofErr w:type="spellStart"/>
+      <w:r>
+        <w:t>f</w:t>
       </w:r>
       <w:r>
         <w:t>ortunately</w:t>
       </w:r>
+      <w:proofErr w:type="spellEnd"/>
       <w:r>
         <w:t xml:space="preserve"> node</w:t>
       </w:r>
@@ -5465,14 +9025,35 @@
         <w:t xml:space="preserve">: </w:t>
       </w:r>
       <w:r>
-        <w:t xml:space="preserve">Onder 'Hoge false positives blokkeren legitieme gebruikers' voeg </w:t>
-      </w:r>
-      <w:r>
-        <w:t>de f</w:t>
+        <w:t xml:space="preserve">Onder 'Hoge </w:t>
+      </w:r>
+      <w:proofErr w:type="spellStart"/>
+      <w:r>
+        <w:t>false</w:t>
+      </w:r>
+      <w:proofErr w:type="spellEnd"/>
+      <w:r>
+        <w:t xml:space="preserve"> </w:t>
+      </w:r>
+      <w:proofErr w:type="spellStart"/>
+      <w:r>
+        <w:t>positives</w:t>
+      </w:r>
+      <w:proofErr w:type="spellEnd"/>
+      <w:r>
+        <w:t xml:space="preserve"> blokkeren legitieme gebruikers' voeg </w:t>
+      </w:r>
+      <w:r>
+        <w:t xml:space="preserve">de </w:t>
+      </w:r>
+      <w:proofErr w:type="spellStart"/>
+      <w:r>
+        <w:t>f</w:t>
       </w:r>
       <w:r>
         <w:t>ortunately</w:t>
       </w:r>
+      <w:proofErr w:type="spellEnd"/>
       <w:r>
         <w:t xml:space="preserve"> node </w:t>
       </w:r>
@@ -5489,12 +9070,20 @@
         <w:rPr>
           <w:lang w:val="en-GB"/>
         </w:rPr>
-        <w:t xml:space="preserve"> en</w:t>
-      </w:r>
+        <w:t xml:space="preserve"> </w:t>
+      </w:r>
+      <w:proofErr w:type="spellStart"/>
       <w:r>
         <w:rPr>
           <w:lang w:val="en-GB"/>
         </w:rPr>
+        <w:t>en</w:t>
+      </w:r>
+      <w:proofErr w:type="spellEnd"/>
+      <w:r>
+        <w:rPr>
+          <w:lang w:val="en-GB"/>
+        </w:rPr>
         <w:t xml:space="preserve"> </w:t>
       </w:r>
       <w:r>
@@ -5519,7 +9108,21 @@
         <w:rPr>
           <w:lang w:val="en-GB"/>
         </w:rPr>
-        <w:t>'Het terugdringen van false negatives...' (likelihood 5, impact 1, danger rating 5)</w:t>
+        <w:t xml:space="preserve">'Het </w:t>
+      </w:r>
+      <w:proofErr w:type="spellStart"/>
+      <w:r>
+        <w:rPr>
+          <w:lang w:val="en-GB"/>
+        </w:rPr>
+        <w:t>terugdringen</w:t>
+      </w:r>
+      <w:proofErr w:type="spellEnd"/>
+      <w:r>
+        <w:rPr>
+          <w:lang w:val="en-GB"/>
+        </w:rPr>
+        <w:t xml:space="preserve"> van false negatives...' (likelihood 5, impact 1, danger rating 5)</w:t>
       </w:r>
       <w:r>
         <w:rPr>
@@ -5625,17 +9228,60 @@
     <w:p>
       <w:pPr>
         <w:spacing w:afterLines="24" w:after="57" w:line="288" w:lineRule="auto"/>
+      </w:pPr>
+      <w:r>
+        <w:t>Tijdens de sessie werd het scherm van de deelnemer opgenomen en live gevolgd, zodat interactiepatronen en fouten later kwalitatief konden worden geanalyseerd. Na elke versie vulden deelnemers de</w:t>
+      </w:r>
+      <w:r>
+        <w:t xml:space="preserve"> </w:t>
+      </w:r>
+      <w:r>
+        <w:t xml:space="preserve">User </w:t>
+      </w:r>
+      <w:proofErr w:type="spellStart"/>
+      <w:r>
+        <w:t>Experience</w:t>
+      </w:r>
+      <w:proofErr w:type="spellEnd"/>
+      <w:r>
+        <w:t xml:space="preserve"> Questionnaire</w:t>
+      </w:r>
+      <w:r>
+        <w:t xml:space="preserve"> </w:t>
+      </w:r>
+      <w:r>
+        <w:t>(</w:t>
+      </w:r>
+      <w:r>
+        <w:t>UEQ</w:t>
+      </w:r>
+      <w:r>
+        <w:t>)</w:t>
+      </w:r>
+      <w:r>
+        <w:t>[</w:t>
+      </w:r>
+      <w:r>
+        <w:t xml:space="preserve"> </w:t>
+      </w:r>
+      <w:hyperlink r:id="rId31" w:history="1">
+        <w:r>
+          <w:rPr>
+            <w:rStyle w:val="Hyperlink"/>
+          </w:rPr>
+          <w:t>https://www.ueq-online.org/</w:t>
+        </w:r>
+      </w:hyperlink>
+      <w:r>
+        <w:t xml:space="preserve">] </w:t>
+      </w:r>
+      <w:r>
+        <w:t>in en beantwoordden ze open vragen over welke features nuttig waren, welke verbeterd konden worden en welke versie ze in een reële werksituatie zouden verkiezen.</w:t>
+      </w:r>
+      <w:r>
         <w:rPr>
           <w:rFonts w:ascii="Arial" w:hAnsi="Arial" w:cs="Arial"/>
         </w:rPr>
-      </w:pPr>
-      <w:r>
-        <w:t>Tijdens de sessie werd het scherm van de deelnemer opgenomen en live gevolgd, zodat interactiepatronen en fouten later kwalitatief konden worden geanalyseerd. Na elke versie vulden deelnemers de UEQ in en beantwoordden ze open vragen over welke features nuttig waren, welke verbeterd konden worden en welke versie ze in een reële werksituatie zouden verkiezen.</w:t>
-      </w:r>
-      <w:r>
-        <w:rPr>
-          <w:rFonts w:ascii="Arial" w:hAnsi="Arial" w:cs="Arial"/>
-        </w:rPr>
         <w:t>​</w:t>
       </w:r>
     </w:p>
@@ -5649,7 +9295,15 @@
         <w:spacing w:afterLines="24" w:after="57" w:line="288" w:lineRule="auto"/>
       </w:pPr>
       <w:r>
-        <w:t>De studie verzamelde zo zowel kwantitatieve gebruikservaringsscores als kwalitatieve feedback over de toegevoegde visualisatiefeatures ten opzichte van de basisfunctionaliteit.</w:t>
+        <w:t xml:space="preserve">De studie verzamelde zo zowel kwantitatieve </w:t>
+      </w:r>
+      <w:proofErr w:type="spellStart"/>
+      <w:r>
+        <w:t>gebruikservaringsscores</w:t>
+      </w:r>
+      <w:proofErr w:type="spellEnd"/>
+      <w:r>
+        <w:t xml:space="preserve"> als kwalitatieve feedback over de toegevoegde visualisatiefeatures ten opzichte van de basisfunctionaliteit.</w:t>
       </w:r>
     </w:p>
     <w:p>
@@ -5705,24 +9359,55 @@
           <w:sz w:val="28"/>
           <w:szCs w:val="28"/>
         </w:rPr>
-        <w:t>User Experience Questionaire</w:t>
-      </w:r>
-    </w:p>
-    <w:p>
-      <w:pPr>
-        <w:spacing w:afterLines="24" w:after="57" w:line="288" w:lineRule="auto"/>
-        <w:rPr>
-          <w:b/>
-          <w:bCs/>
-        </w:rPr>
-      </w:pPr>
-    </w:p>
-    <w:p>
-      <w:pPr>
-        <w:spacing w:afterLines="24" w:after="57" w:line="288" w:lineRule="auto"/>
-      </w:pPr>
-      <w:r>
-        <w:t xml:space="preserve">De User Experience Questionnaire (UEQ) is een gevalideerde, gestandaardiseerde vragenlijst op basis van semantische tegenstellingen, ontworpen voor een </w:t>
+        <w:t xml:space="preserve">User </w:t>
+      </w:r>
+      <w:proofErr w:type="spellStart"/>
+      <w:r>
+        <w:rPr>
+          <w:b/>
+          <w:bCs/>
+          <w:sz w:val="28"/>
+          <w:szCs w:val="28"/>
+        </w:rPr>
+        <w:t>Experience</w:t>
+      </w:r>
+      <w:proofErr w:type="spellEnd"/>
+      <w:r>
+        <w:rPr>
+          <w:b/>
+          <w:bCs/>
+          <w:sz w:val="28"/>
+          <w:szCs w:val="28"/>
+        </w:rPr>
+        <w:t xml:space="preserve"> </w:t>
+      </w:r>
+      <w:proofErr w:type="spellStart"/>
+      <w:r>
+        <w:rPr>
+          <w:b/>
+          <w:bCs/>
+          <w:sz w:val="28"/>
+          <w:szCs w:val="28"/>
+        </w:rPr>
+        <w:t>Questionaire</w:t>
+      </w:r>
+      <w:proofErr w:type="spellEnd"/>
+    </w:p>
+    <w:p>
+      <w:pPr>
+        <w:spacing w:afterLines="24" w:after="57" w:line="288" w:lineRule="auto"/>
+        <w:rPr>
+          <w:b/>
+          <w:bCs/>
+        </w:rPr>
+      </w:pPr>
+    </w:p>
+    <w:p>
+      <w:pPr>
+        <w:spacing w:afterLines="24" w:after="57" w:line="288" w:lineRule="auto"/>
+      </w:pPr>
+      <w:r>
+        <w:t xml:space="preserve">De UEQ is een gevalideerde, gestandaardiseerde vragenlijst op basis van semantische tegenstellingen, ontworpen voor een </w:t>
       </w:r>
       <w:r>
         <w:t>integrale</w:t>
@@ -5750,8 +9435,29 @@
         <w:spacing w:afterLines="24" w:after="57" w:line="288" w:lineRule="auto"/>
       </w:pPr>
       <w:r>
-        <w:t>De User Experience Questionnaire (UEQ) biedt een gevalideerde, kwantitatieve methode om gebruikerservaringen van threat modeling</w:t>
-      </w:r>
+        <w:t xml:space="preserve">De User </w:t>
+      </w:r>
+      <w:proofErr w:type="spellStart"/>
+      <w:r>
+        <w:t>Experience</w:t>
+      </w:r>
+      <w:proofErr w:type="spellEnd"/>
+      <w:r>
+        <w:t xml:space="preserve"> Questionnaire (UEQ) biedt een gevalideerde, kwantitatieve methode om gebruikerservaringen van </w:t>
+      </w:r>
+      <w:proofErr w:type="spellStart"/>
+      <w:r>
+        <w:t>threat</w:t>
+      </w:r>
+      <w:proofErr w:type="spellEnd"/>
+      <w:r>
+        <w:t xml:space="preserve"> </w:t>
+      </w:r>
+      <w:proofErr w:type="spellStart"/>
+      <w:r>
+        <w:t>modeling</w:t>
+      </w:r>
+      <w:proofErr w:type="spellEnd"/>
       <w:r>
         <w:rPr>
           <w:rFonts w:ascii="Cambria Math" w:hAnsi="Cambria Math" w:cs="Cambria Math"/>
@@ -5832,7 +9538,23 @@
         <w:spacing w:afterLines="24" w:after="57" w:line="288" w:lineRule="auto"/>
       </w:pPr>
       <w:r>
-        <w:t>In dit onderdeel werden een reeks open vragen en een rangschikkingsopdracht gebruikt om dieper inzicht te verkrijgen in de ervaren meerwaarde van de nieuwe functionaliteiten ten opzichte van de basissoftware. De vragen richtten zich op zowel de begrijpelijkheid van de gehanteerde methode (de “Fortunately–Unfortunately”-aanpak) als op de perceptie van nut en bruikbaarheid van de toegevoegde features.</w:t>
+        <w:t>In dit onderdeel werden een reeks open vragen en een rangschikkingsopdracht gebruikt om dieper inzicht te verkrijgen in de ervaren meerwaarde van de nieuwe functionaliteiten ten opzichte van de basissoftware. De vragen richtten zich op zowel de begrijpelijkheid van de gehanteerde methode (de “</w:t>
+      </w:r>
+      <w:proofErr w:type="spellStart"/>
+      <w:r>
+        <w:t>Fortunately</w:t>
+      </w:r>
+      <w:proofErr w:type="spellEnd"/>
+      <w:r>
+        <w:t>–</w:t>
+      </w:r>
+      <w:proofErr w:type="spellStart"/>
+      <w:r>
+        <w:t>Unfortunately</w:t>
+      </w:r>
+      <w:proofErr w:type="spellEnd"/>
+      <w:r>
+        <w:t>”-aanpak) als op de perceptie van nut en bruikbaarheid van de toegevoegde features.</w:t>
       </w:r>
     </w:p>
     <w:p>
@@ -6182,7 +9904,7 @@
                     <pic:cNvPicPr/>
                   </pic:nvPicPr>
                   <pic:blipFill>
-                    <a:blip r:embed="rId31" cstate="print">
+                    <a:blip r:embed="rId32" cstate="print">
                       <a:extLst>
                         <a:ext uri="{28A0092B-C50C-407E-A947-70E740481C1C}">
                           <a14:useLocalDpi xmlns:a14="http://schemas.microsoft.com/office/drawing/2010/main" val="0"/>
@@ -6327,7 +10049,47 @@
           <w14:ligatures w14:val="none"/>
         </w:rPr>
         <w:lastRenderedPageBreak/>
-        <w:t>versie 2 en noemen daarbij expliciet de aanwezigheid van filter- en sorteerfunctionaliteit, automatische danger-ratingberekening en zoekmogelijkheden. Versie 2 vermindert de cognitieve belasting doordat gebruikers niet langer zelf hoeven te tellen of danger ratings manueel moeten berekenen</w:t>
+        <w:t xml:space="preserve">versie 2 en noemen daarbij expliciet de aanwezigheid van filter- en sorteerfunctionaliteit, automatische </w:t>
+      </w:r>
+      <w:proofErr w:type="spellStart"/>
+      <w:r>
+        <w:rPr>
+          <w:rFonts w:eastAsia="Times New Roman" w:cs="Times New Roman"/>
+          <w:kern w:val="0"/>
+          <w:lang w:eastAsia="nl-BE"/>
+          <w14:ligatures w14:val="none"/>
+        </w:rPr>
+        <w:t>danger</w:t>
+      </w:r>
+      <w:proofErr w:type="spellEnd"/>
+      <w:r>
+        <w:rPr>
+          <w:rFonts w:eastAsia="Times New Roman" w:cs="Times New Roman"/>
+          <w:kern w:val="0"/>
+          <w:lang w:eastAsia="nl-BE"/>
+          <w14:ligatures w14:val="none"/>
+        </w:rPr>
+        <w:t xml:space="preserve">-ratingberekening en zoekmogelijkheden. Versie 2 vermindert de cognitieve belasting doordat gebruikers niet langer zelf hoeven te tellen of </w:t>
+      </w:r>
+      <w:proofErr w:type="spellStart"/>
+      <w:r>
+        <w:rPr>
+          <w:rFonts w:eastAsia="Times New Roman" w:cs="Times New Roman"/>
+          <w:kern w:val="0"/>
+          <w:lang w:eastAsia="nl-BE"/>
+          <w14:ligatures w14:val="none"/>
+        </w:rPr>
+        <w:t>danger</w:t>
+      </w:r>
+      <w:proofErr w:type="spellEnd"/>
+      <w:r>
+        <w:rPr>
+          <w:rFonts w:eastAsia="Times New Roman" w:cs="Times New Roman"/>
+          <w:kern w:val="0"/>
+          <w:lang w:eastAsia="nl-BE"/>
+          <w14:ligatures w14:val="none"/>
+        </w:rPr>
+        <w:t xml:space="preserve"> ratings manueel moeten berekenen</w:t>
       </w:r>
       <w:r>
         <w:rPr>
@@ -6363,7 +10125,27 @@
           <w:lang w:eastAsia="nl-BE"/>
           <w14:ligatures w14:val="none"/>
         </w:rPr>
-        <w:t>eerdere deelnemers beschrijven dat de nieuwe functies tijd besparen en de kans op fouten verkleinen. De filtering op basis van node-status komt herhaaldelijk als meest nuttig naar voren, gevolgd door het tellen van nodes per status en de highlight-functie bij klikken in de filterbalk.</w:t>
+        <w:t xml:space="preserve">eerdere deelnemers beschrijven dat de nieuwe functies tijd besparen en de kans op fouten verkleinen. De filtering op basis van node-status komt herhaaldelijk als meest nuttig naar voren, gevolgd door het tellen van </w:t>
+      </w:r>
+      <w:proofErr w:type="spellStart"/>
+      <w:r>
+        <w:rPr>
+          <w:rFonts w:eastAsia="Times New Roman" w:cs="Times New Roman"/>
+          <w:kern w:val="0"/>
+          <w:lang w:eastAsia="nl-BE"/>
+          <w14:ligatures w14:val="none"/>
+        </w:rPr>
+        <w:t>nodes</w:t>
+      </w:r>
+      <w:proofErr w:type="spellEnd"/>
+      <w:r>
+        <w:rPr>
+          <w:rFonts w:eastAsia="Times New Roman" w:cs="Times New Roman"/>
+          <w:kern w:val="0"/>
+          <w:lang w:eastAsia="nl-BE"/>
+          <w14:ligatures w14:val="none"/>
+        </w:rPr>
+        <w:t xml:space="preserve"> per status en de highlight-functie bij klikken in de filterbalk.</w:t>
       </w:r>
     </w:p>
     <w:p>
@@ -6603,7 +10385,127 @@
           <w:lang w:eastAsia="nl-BE"/>
           <w14:ligatures w14:val="none"/>
         </w:rPr>
-        <w:t>Ondanks de duidelijke voorkeur voor versie 2 formuleren deelnemers ook concrete verbeterpunten, wat waardevolle input biedt voor verdere iteraties van het ontwerp. Genoemde suggesties zijn onder meer het compacter weergeven van de tree zodat er meer op het scherm past, intuïtievere manieren om nodes in en uit te klappen en snellere navigatie binnen lange branches. Daarnaast worden uitbreidingen rond statusbeheer voorgesteld, zoals custom statussen, een duidelijkere indicatie van de collapse/expand-knoppen en een eenvoudigere manier om per ongeluk aangemaakte nodes te annuleren. Tot slot worden ideeën geopperd voor verdere kwaliteitsverbeteringen, zoals een globale knop om alle branches behalve de geselecteerde in te klappen, zoom op een specifieke branch als nieuwe tree en een zoekbalk binnen de filterbalk.</w:t>
+        <w:t xml:space="preserve">Ondanks de duidelijke voorkeur voor versie 2 formuleren deelnemers ook concrete verbeterpunten, wat waardevolle input biedt voor verdere iteraties van het ontwerp. Genoemde suggesties zijn onder meer het compacter weergeven van de tree zodat er meer op het scherm past, intuïtievere manieren om </w:t>
+      </w:r>
+      <w:proofErr w:type="spellStart"/>
+      <w:r>
+        <w:rPr>
+          <w:rFonts w:eastAsia="Times New Roman" w:cs="Times New Roman"/>
+          <w:kern w:val="0"/>
+          <w:lang w:eastAsia="nl-BE"/>
+          <w14:ligatures w14:val="none"/>
+        </w:rPr>
+        <w:t>nodes</w:t>
+      </w:r>
+      <w:proofErr w:type="spellEnd"/>
+      <w:r>
+        <w:rPr>
+          <w:rFonts w:eastAsia="Times New Roman" w:cs="Times New Roman"/>
+          <w:kern w:val="0"/>
+          <w:lang w:eastAsia="nl-BE"/>
+          <w14:ligatures w14:val="none"/>
+        </w:rPr>
+        <w:t xml:space="preserve"> in en uit te klappen en snellere navigatie binnen lange branches. Daarnaast worden uitbreidingen rond statusbeheer voorgesteld, zoals </w:t>
+      </w:r>
+      <w:proofErr w:type="spellStart"/>
+      <w:r>
+        <w:rPr>
+          <w:rFonts w:eastAsia="Times New Roman" w:cs="Times New Roman"/>
+          <w:kern w:val="0"/>
+          <w:lang w:eastAsia="nl-BE"/>
+          <w14:ligatures w14:val="none"/>
+        </w:rPr>
+        <w:t>custom</w:t>
+      </w:r>
+      <w:proofErr w:type="spellEnd"/>
+      <w:r>
+        <w:rPr>
+          <w:rFonts w:eastAsia="Times New Roman" w:cs="Times New Roman"/>
+          <w:kern w:val="0"/>
+          <w:lang w:eastAsia="nl-BE"/>
+          <w14:ligatures w14:val="none"/>
+        </w:rPr>
+        <w:t xml:space="preserve"> statussen, een duidelijkere indicatie van de </w:t>
+      </w:r>
+      <w:proofErr w:type="spellStart"/>
+      <w:r>
+        <w:rPr>
+          <w:rFonts w:eastAsia="Times New Roman" w:cs="Times New Roman"/>
+          <w:kern w:val="0"/>
+          <w:lang w:eastAsia="nl-BE"/>
+          <w14:ligatures w14:val="none"/>
+        </w:rPr>
+        <w:t>collapse</w:t>
+      </w:r>
+      <w:proofErr w:type="spellEnd"/>
+      <w:r>
+        <w:rPr>
+          <w:rFonts w:eastAsia="Times New Roman" w:cs="Times New Roman"/>
+          <w:kern w:val="0"/>
+          <w:lang w:eastAsia="nl-BE"/>
+          <w14:ligatures w14:val="none"/>
+        </w:rPr>
+        <w:t>/</w:t>
+      </w:r>
+      <w:proofErr w:type="spellStart"/>
+      <w:r>
+        <w:rPr>
+          <w:rFonts w:eastAsia="Times New Roman" w:cs="Times New Roman"/>
+          <w:kern w:val="0"/>
+          <w:lang w:eastAsia="nl-BE"/>
+          <w14:ligatures w14:val="none"/>
+        </w:rPr>
+        <w:t>expand</w:t>
+      </w:r>
+      <w:proofErr w:type="spellEnd"/>
+      <w:r>
+        <w:rPr>
+          <w:rFonts w:eastAsia="Times New Roman" w:cs="Times New Roman"/>
+          <w:kern w:val="0"/>
+          <w:lang w:eastAsia="nl-BE"/>
+          <w14:ligatures w14:val="none"/>
+        </w:rPr>
+        <w:t xml:space="preserve">-knoppen en een eenvoudigere manier om per ongeluk aangemaakte </w:t>
+      </w:r>
+      <w:proofErr w:type="spellStart"/>
+      <w:r>
+        <w:rPr>
+          <w:rFonts w:eastAsia="Times New Roman" w:cs="Times New Roman"/>
+          <w:kern w:val="0"/>
+          <w:lang w:eastAsia="nl-BE"/>
+          <w14:ligatures w14:val="none"/>
+        </w:rPr>
+        <w:t>nodes</w:t>
+      </w:r>
+      <w:proofErr w:type="spellEnd"/>
+      <w:r>
+        <w:rPr>
+          <w:rFonts w:eastAsia="Times New Roman" w:cs="Times New Roman"/>
+          <w:kern w:val="0"/>
+          <w:lang w:eastAsia="nl-BE"/>
+          <w14:ligatures w14:val="none"/>
+        </w:rPr>
+        <w:t xml:space="preserve"> te annuleren. Tot slot worden ideeën geopperd voor verdere kwaliteitsverbeteringen, zoals een globale knop om alle branches behalve de geselecteerde in te klappen, zoom op een specifieke </w:t>
+      </w:r>
+      <w:proofErr w:type="spellStart"/>
+      <w:r>
+        <w:rPr>
+          <w:rFonts w:eastAsia="Times New Roman" w:cs="Times New Roman"/>
+          <w:kern w:val="0"/>
+          <w:lang w:eastAsia="nl-BE"/>
+          <w14:ligatures w14:val="none"/>
+        </w:rPr>
+        <w:t>branch</w:t>
+      </w:r>
+      <w:proofErr w:type="spellEnd"/>
+      <w:r>
+        <w:rPr>
+          <w:rFonts w:eastAsia="Times New Roman" w:cs="Times New Roman"/>
+          <w:kern w:val="0"/>
+          <w:lang w:eastAsia="nl-BE"/>
+          <w14:ligatures w14:val="none"/>
+        </w:rPr>
+        <w:t xml:space="preserve"> als nieuwe tree en een zoekbalk binnen de filterbalk.</w:t>
       </w:r>
     </w:p>
     <w:p>
@@ -6945,7 +10847,27 @@
           <w:lang w:eastAsia="nl-BE"/>
           <w14:ligatures w14:val="none"/>
         </w:rPr>
-        <w:t>De empirische resultaten bevestigen dat de basisfunctionaliteit van de tool voldoende is voor minimale ondersteuning van Fortunately-Unfortunately trees, maar dat de toegevoegde UX-features een substantiële verbetering opleveren in gebruiksvriendelijkheid en efficiëntie. Versie 2 scoort op alle UEQ-dimensies positief en wordt door alle deelnemers unaniem verkozen boven</w:t>
+        <w:t xml:space="preserve">De empirische resultaten bevestigen dat de basisfunctionaliteit van de tool voldoende is voor minimale ondersteuning van </w:t>
+      </w:r>
+      <w:proofErr w:type="spellStart"/>
+      <w:r>
+        <w:rPr>
+          <w:rFonts w:eastAsia="Times New Roman" w:cs="Times New Roman"/>
+          <w:kern w:val="0"/>
+          <w:lang w:eastAsia="nl-BE"/>
+          <w14:ligatures w14:val="none"/>
+        </w:rPr>
+        <w:t>Fortunately-Unfortunately</w:t>
+      </w:r>
+      <w:proofErr w:type="spellEnd"/>
+      <w:r>
+        <w:rPr>
+          <w:rFonts w:eastAsia="Times New Roman" w:cs="Times New Roman"/>
+          <w:kern w:val="0"/>
+          <w:lang w:eastAsia="nl-BE"/>
+          <w14:ligatures w14:val="none"/>
+        </w:rPr>
+        <w:t xml:space="preserve"> trees, maar dat de toegevoegde UX-features een substantiële verbetering opleveren in gebruiksvriendelijkheid en efficiëntie. Versie 2 scoort op alle UEQ-dimensies positief en wordt door alle deelnemers unaniem verkozen boven</w:t>
       </w:r>
       <w:r>
         <w:rPr>
@@ -6963,7 +10885,67 @@
           <w:lang w:eastAsia="nl-BE"/>
           <w14:ligatures w14:val="none"/>
         </w:rPr>
-        <w:t xml:space="preserve"> generieke mindmap-tool, dankzij features zoals filtering en visuele codering. Deze bevindingen beantwoorden de onderzoeksvragen direct en onderbouwen de waarde van domeinspecifieke UX in threat modeling.</w:t>
+        <w:t xml:space="preserve"> generieke </w:t>
+      </w:r>
+      <w:proofErr w:type="spellStart"/>
+      <w:r>
+        <w:rPr>
+          <w:rFonts w:eastAsia="Times New Roman" w:cs="Times New Roman"/>
+          <w:kern w:val="0"/>
+          <w:lang w:eastAsia="nl-BE"/>
+          <w14:ligatures w14:val="none"/>
+        </w:rPr>
+        <w:t>mindmap</w:t>
+      </w:r>
+      <w:proofErr w:type="spellEnd"/>
+      <w:r>
+        <w:rPr>
+          <w:rFonts w:eastAsia="Times New Roman" w:cs="Times New Roman"/>
+          <w:kern w:val="0"/>
+          <w:lang w:eastAsia="nl-BE"/>
+          <w14:ligatures w14:val="none"/>
+        </w:rPr>
+        <w:t xml:space="preserve">-tool, dankzij features zoals filtering en visuele codering. Deze bevindingen beantwoorden de onderzoeksvragen direct en onderbouwen de waarde van </w:t>
+      </w:r>
+      <w:proofErr w:type="spellStart"/>
+      <w:r>
+        <w:rPr>
+          <w:rFonts w:eastAsia="Times New Roman" w:cs="Times New Roman"/>
+          <w:kern w:val="0"/>
+          <w:lang w:eastAsia="nl-BE"/>
+          <w14:ligatures w14:val="none"/>
+        </w:rPr>
+        <w:t>domeinspecifieke</w:t>
+      </w:r>
+      <w:proofErr w:type="spellEnd"/>
+      <w:r>
+        <w:rPr>
+          <w:rFonts w:eastAsia="Times New Roman" w:cs="Times New Roman"/>
+          <w:kern w:val="0"/>
+          <w:lang w:eastAsia="nl-BE"/>
+          <w14:ligatures w14:val="none"/>
+        </w:rPr>
+        <w:t xml:space="preserve"> UX in </w:t>
+      </w:r>
+      <w:proofErr w:type="spellStart"/>
+      <w:r>
+        <w:rPr>
+          <w:rFonts w:eastAsia="Times New Roman" w:cs="Times New Roman"/>
+          <w:kern w:val="0"/>
+          <w:lang w:eastAsia="nl-BE"/>
+          <w14:ligatures w14:val="none"/>
+        </w:rPr>
+        <w:t>threat</w:t>
+      </w:r>
+      <w:proofErr w:type="spellEnd"/>
+      <w:r>
+        <w:rPr>
+          <w:rFonts w:eastAsia="Times New Roman" w:cs="Times New Roman"/>
+          <w:kern w:val="0"/>
+          <w:lang w:eastAsia="nl-BE"/>
+          <w14:ligatures w14:val="none"/>
+        </w:rPr>
+        <w:t xml:space="preserve"> modeling.</w:t>
       </w:r>
     </w:p>
     <w:p>
@@ -7136,7 +11118,127 @@
           <w14:ligatures w14:val="none"/>
         </w:rPr>
         <w:br/>
-        <w:t>De basisversie (versie 1) ondersteunt essentiële taken zoals node-creatie, uitklappen/inklappen en zoeken, wat noodzakelijk is voor het opbouwen van Fortunately-Unfortunately trees. Echter, de negatieve UEQ-scores op efficiëntie, stimulatie en originaliteit tonen aan dat deze functionaliteit alleen ontoereikend is voor soepele threat modeling zonder security-expertise. Dit sluit aan bij de literatuur over drempels in threat modeling, waar generieke tools cognitieve belasting verhogen door gebrek aan domeinspecifieke ondersteuning</w:t>
+        <w:t xml:space="preserve">De basisversie (versie 1) ondersteunt essentiële taken zoals node-creatie, uitklappen/inklappen en zoeken, wat noodzakelijk is voor het opbouwen van </w:t>
+      </w:r>
+      <w:proofErr w:type="spellStart"/>
+      <w:r>
+        <w:rPr>
+          <w:rFonts w:eastAsia="Times New Roman" w:cs="Times New Roman"/>
+          <w:kern w:val="0"/>
+          <w:lang w:eastAsia="nl-BE"/>
+          <w14:ligatures w14:val="none"/>
+        </w:rPr>
+        <w:t>Fortunately-Unfortunately</w:t>
+      </w:r>
+      <w:proofErr w:type="spellEnd"/>
+      <w:r>
+        <w:rPr>
+          <w:rFonts w:eastAsia="Times New Roman" w:cs="Times New Roman"/>
+          <w:kern w:val="0"/>
+          <w:lang w:eastAsia="nl-BE"/>
+          <w14:ligatures w14:val="none"/>
+        </w:rPr>
+        <w:t xml:space="preserve"> trees. Echter, de negatieve UEQ-scores op efficiëntie, stimulatie en originaliteit tonen aan dat deze functionaliteit alleen ontoereikend is voor soepele </w:t>
+      </w:r>
+      <w:proofErr w:type="spellStart"/>
+      <w:r>
+        <w:rPr>
+          <w:rFonts w:eastAsia="Times New Roman" w:cs="Times New Roman"/>
+          <w:kern w:val="0"/>
+          <w:lang w:eastAsia="nl-BE"/>
+          <w14:ligatures w14:val="none"/>
+        </w:rPr>
+        <w:t>threat</w:t>
+      </w:r>
+      <w:proofErr w:type="spellEnd"/>
+      <w:r>
+        <w:rPr>
+          <w:rFonts w:eastAsia="Times New Roman" w:cs="Times New Roman"/>
+          <w:kern w:val="0"/>
+          <w:lang w:eastAsia="nl-BE"/>
+          <w14:ligatures w14:val="none"/>
+        </w:rPr>
+        <w:t xml:space="preserve"> </w:t>
+      </w:r>
+      <w:proofErr w:type="spellStart"/>
+      <w:r>
+        <w:rPr>
+          <w:rFonts w:eastAsia="Times New Roman" w:cs="Times New Roman"/>
+          <w:kern w:val="0"/>
+          <w:lang w:eastAsia="nl-BE"/>
+          <w14:ligatures w14:val="none"/>
+        </w:rPr>
+        <w:t>modeling</w:t>
+      </w:r>
+      <w:proofErr w:type="spellEnd"/>
+      <w:r>
+        <w:rPr>
+          <w:rFonts w:eastAsia="Times New Roman" w:cs="Times New Roman"/>
+          <w:kern w:val="0"/>
+          <w:lang w:eastAsia="nl-BE"/>
+          <w14:ligatures w14:val="none"/>
+        </w:rPr>
+        <w:t xml:space="preserve"> zonder security-expertise. Dit sluit aan bij de literatuur over drempels in </w:t>
+      </w:r>
+      <w:proofErr w:type="spellStart"/>
+      <w:r>
+        <w:rPr>
+          <w:rFonts w:eastAsia="Times New Roman" w:cs="Times New Roman"/>
+          <w:kern w:val="0"/>
+          <w:lang w:eastAsia="nl-BE"/>
+          <w14:ligatures w14:val="none"/>
+        </w:rPr>
+        <w:t>threat</w:t>
+      </w:r>
+      <w:proofErr w:type="spellEnd"/>
+      <w:r>
+        <w:rPr>
+          <w:rFonts w:eastAsia="Times New Roman" w:cs="Times New Roman"/>
+          <w:kern w:val="0"/>
+          <w:lang w:eastAsia="nl-BE"/>
+          <w14:ligatures w14:val="none"/>
+        </w:rPr>
+        <w:t xml:space="preserve"> </w:t>
+      </w:r>
+      <w:proofErr w:type="spellStart"/>
+      <w:r>
+        <w:rPr>
+          <w:rFonts w:eastAsia="Times New Roman" w:cs="Times New Roman"/>
+          <w:kern w:val="0"/>
+          <w:lang w:eastAsia="nl-BE"/>
+          <w14:ligatures w14:val="none"/>
+        </w:rPr>
+        <w:t>modeling</w:t>
+      </w:r>
+      <w:proofErr w:type="spellEnd"/>
+      <w:r>
+        <w:rPr>
+          <w:rFonts w:eastAsia="Times New Roman" w:cs="Times New Roman"/>
+          <w:kern w:val="0"/>
+          <w:lang w:eastAsia="nl-BE"/>
+          <w14:ligatures w14:val="none"/>
+        </w:rPr>
+        <w:t xml:space="preserve">, waar generieke tools cognitieve belasting verhogen door gebrek aan </w:t>
+      </w:r>
+      <w:proofErr w:type="spellStart"/>
+      <w:r>
+        <w:rPr>
+          <w:rFonts w:eastAsia="Times New Roman" w:cs="Times New Roman"/>
+          <w:kern w:val="0"/>
+          <w:lang w:eastAsia="nl-BE"/>
+          <w14:ligatures w14:val="none"/>
+        </w:rPr>
+        <w:t>domeinspecifieke</w:t>
+      </w:r>
+      <w:proofErr w:type="spellEnd"/>
+      <w:r>
+        <w:rPr>
+          <w:rFonts w:eastAsia="Times New Roman" w:cs="Times New Roman"/>
+          <w:kern w:val="0"/>
+          <w:lang w:eastAsia="nl-BE"/>
+          <w14:ligatures w14:val="none"/>
+        </w:rPr>
+        <w:t xml:space="preserve"> ondersteuning</w:t>
       </w:r>
       <w:r>
         <w:rPr>
@@ -7234,7 +11336,27 @@
           <w14:ligatures w14:val="none"/>
         </w:rPr>
         <w:br/>
-        <w:t xml:space="preserve">Filtering op node-status scoort consequent als meest nuttig (meerdere rang 1), gevolgd door node-tellingen per status en highlighting vanuit de filterbalk. Visuele hulpmiddelen zoals kleurcodering en iconen (schilden) worden hoog gewaardeerd voor overzicht, </w:t>
+        <w:t xml:space="preserve">Filtering op node-status scoort consequent als meest nuttig (meerdere rang 1), gevolgd door node-tellingen per status en </w:t>
+      </w:r>
+      <w:proofErr w:type="spellStart"/>
+      <w:r>
+        <w:rPr>
+          <w:rFonts w:eastAsia="Times New Roman" w:cs="Times New Roman"/>
+          <w:kern w:val="0"/>
+          <w:lang w:eastAsia="nl-BE"/>
+          <w14:ligatures w14:val="none"/>
+        </w:rPr>
+        <w:t>highlighting</w:t>
+      </w:r>
+      <w:proofErr w:type="spellEnd"/>
+      <w:r>
+        <w:rPr>
+          <w:rFonts w:eastAsia="Times New Roman" w:cs="Times New Roman"/>
+          <w:kern w:val="0"/>
+          <w:lang w:eastAsia="nl-BE"/>
+          <w14:ligatures w14:val="none"/>
+        </w:rPr>
+        <w:t xml:space="preserve"> vanuit de filterbalk. Visuele hulpmiddelen zoals kleurcodering en iconen (schilden) worden hoog gewaardeerd voor overzicht, </w:t>
       </w:r>
       <w:r>
         <w:rPr>
@@ -7244,7 +11366,67 @@
           <w14:ligatures w14:val="none"/>
         </w:rPr>
         <w:lastRenderedPageBreak/>
-        <w:t>terwijl tooltips en branch-samenvattingen lager scoren maar nog steeds positief bijdragen aan navigatie. Deze voorkeur bevestigt dat pragmatische features (zoeken, sorteren) voorop staan bij complexe hirarchische data, in lijn met Nielsen's heuristieken voor flexibiliteit en herkenning.</w:t>
+        <w:t xml:space="preserve">terwijl tooltips en </w:t>
+      </w:r>
+      <w:proofErr w:type="spellStart"/>
+      <w:r>
+        <w:rPr>
+          <w:rFonts w:eastAsia="Times New Roman" w:cs="Times New Roman"/>
+          <w:kern w:val="0"/>
+          <w:lang w:eastAsia="nl-BE"/>
+          <w14:ligatures w14:val="none"/>
+        </w:rPr>
+        <w:t>branch</w:t>
+      </w:r>
+      <w:proofErr w:type="spellEnd"/>
+      <w:r>
+        <w:rPr>
+          <w:rFonts w:eastAsia="Times New Roman" w:cs="Times New Roman"/>
+          <w:kern w:val="0"/>
+          <w:lang w:eastAsia="nl-BE"/>
+          <w14:ligatures w14:val="none"/>
+        </w:rPr>
+        <w:t xml:space="preserve">-samenvattingen lager scoren maar nog steeds positief bijdragen aan navigatie. Deze voorkeur bevestigt dat pragmatische features (zoeken, sorteren) voorop staan bij complexe </w:t>
+      </w:r>
+      <w:proofErr w:type="spellStart"/>
+      <w:r>
+        <w:rPr>
+          <w:rFonts w:eastAsia="Times New Roman" w:cs="Times New Roman"/>
+          <w:kern w:val="0"/>
+          <w:lang w:eastAsia="nl-BE"/>
+          <w14:ligatures w14:val="none"/>
+        </w:rPr>
+        <w:t>hirarchische</w:t>
+      </w:r>
+      <w:proofErr w:type="spellEnd"/>
+      <w:r>
+        <w:rPr>
+          <w:rFonts w:eastAsia="Times New Roman" w:cs="Times New Roman"/>
+          <w:kern w:val="0"/>
+          <w:lang w:eastAsia="nl-BE"/>
+          <w14:ligatures w14:val="none"/>
+        </w:rPr>
+        <w:t xml:space="preserve"> data, in lijn met </w:t>
+      </w:r>
+      <w:proofErr w:type="spellStart"/>
+      <w:r>
+        <w:rPr>
+          <w:rFonts w:eastAsia="Times New Roman" w:cs="Times New Roman"/>
+          <w:kern w:val="0"/>
+          <w:lang w:eastAsia="nl-BE"/>
+          <w14:ligatures w14:val="none"/>
+        </w:rPr>
+        <w:t>Nielsen's</w:t>
+      </w:r>
+      <w:proofErr w:type="spellEnd"/>
+      <w:r>
+        <w:rPr>
+          <w:rFonts w:eastAsia="Times New Roman" w:cs="Times New Roman"/>
+          <w:kern w:val="0"/>
+          <w:lang w:eastAsia="nl-BE"/>
+          <w14:ligatures w14:val="none"/>
+        </w:rPr>
+        <w:t xml:space="preserve"> heuristieken voor flexibiliteit en herkenning.</w:t>
       </w:r>
     </w:p>
     <w:p>
@@ -7333,7 +11515,107 @@
           <w14:ligatures w14:val="none"/>
         </w:rPr>
         <w:br/>
-        <w:t>Versie 2 overtreft generieke mindmap-software op gebruiksvriendelijkheid (positieve UEQ-scores vs. negatief voor basisversie) en effectiviteit (tijdsbesparing, foutreductie via automatisering). Deelnemers benadrukken dat domeinspecifieke elementen zoals automatische danger ratings en status-filters threat modeling toegankelijker maken voor niet-experts, wat de kloof tussen theorie en praktijk adresseert.</w:t>
+        <w:t xml:space="preserve">Versie 2 overtreft generieke </w:t>
+      </w:r>
+      <w:proofErr w:type="spellStart"/>
+      <w:r>
+        <w:rPr>
+          <w:rFonts w:eastAsia="Times New Roman" w:cs="Times New Roman"/>
+          <w:kern w:val="0"/>
+          <w:lang w:eastAsia="nl-BE"/>
+          <w14:ligatures w14:val="none"/>
+        </w:rPr>
+        <w:t>mindmap</w:t>
+      </w:r>
+      <w:proofErr w:type="spellEnd"/>
+      <w:r>
+        <w:rPr>
+          <w:rFonts w:eastAsia="Times New Roman" w:cs="Times New Roman"/>
+          <w:kern w:val="0"/>
+          <w:lang w:eastAsia="nl-BE"/>
+          <w14:ligatures w14:val="none"/>
+        </w:rPr>
+        <w:t xml:space="preserve">-software op gebruiksvriendelijkheid (positieve UEQ-scores vs. negatief voor basisversie) en effectiviteit (tijdsbesparing, foutreductie via automatisering). Deelnemers benadrukken dat </w:t>
+      </w:r>
+      <w:proofErr w:type="spellStart"/>
+      <w:r>
+        <w:rPr>
+          <w:rFonts w:eastAsia="Times New Roman" w:cs="Times New Roman"/>
+          <w:kern w:val="0"/>
+          <w:lang w:eastAsia="nl-BE"/>
+          <w14:ligatures w14:val="none"/>
+        </w:rPr>
+        <w:t>domeinspecifieke</w:t>
+      </w:r>
+      <w:proofErr w:type="spellEnd"/>
+      <w:r>
+        <w:rPr>
+          <w:rFonts w:eastAsia="Times New Roman" w:cs="Times New Roman"/>
+          <w:kern w:val="0"/>
+          <w:lang w:eastAsia="nl-BE"/>
+          <w14:ligatures w14:val="none"/>
+        </w:rPr>
+        <w:t xml:space="preserve"> elementen zoals automatische </w:t>
+      </w:r>
+      <w:proofErr w:type="spellStart"/>
+      <w:r>
+        <w:rPr>
+          <w:rFonts w:eastAsia="Times New Roman" w:cs="Times New Roman"/>
+          <w:kern w:val="0"/>
+          <w:lang w:eastAsia="nl-BE"/>
+          <w14:ligatures w14:val="none"/>
+        </w:rPr>
+        <w:t>danger</w:t>
+      </w:r>
+      <w:proofErr w:type="spellEnd"/>
+      <w:r>
+        <w:rPr>
+          <w:rFonts w:eastAsia="Times New Roman" w:cs="Times New Roman"/>
+          <w:kern w:val="0"/>
+          <w:lang w:eastAsia="nl-BE"/>
+          <w14:ligatures w14:val="none"/>
+        </w:rPr>
+        <w:t xml:space="preserve"> ratings en status-filters </w:t>
+      </w:r>
+      <w:proofErr w:type="spellStart"/>
+      <w:r>
+        <w:rPr>
+          <w:rFonts w:eastAsia="Times New Roman" w:cs="Times New Roman"/>
+          <w:kern w:val="0"/>
+          <w:lang w:eastAsia="nl-BE"/>
+          <w14:ligatures w14:val="none"/>
+        </w:rPr>
+        <w:t>threat</w:t>
+      </w:r>
+      <w:proofErr w:type="spellEnd"/>
+      <w:r>
+        <w:rPr>
+          <w:rFonts w:eastAsia="Times New Roman" w:cs="Times New Roman"/>
+          <w:kern w:val="0"/>
+          <w:lang w:eastAsia="nl-BE"/>
+          <w14:ligatures w14:val="none"/>
+        </w:rPr>
+        <w:t xml:space="preserve"> </w:t>
+      </w:r>
+      <w:proofErr w:type="spellStart"/>
+      <w:r>
+        <w:rPr>
+          <w:rFonts w:eastAsia="Times New Roman" w:cs="Times New Roman"/>
+          <w:kern w:val="0"/>
+          <w:lang w:eastAsia="nl-BE"/>
+          <w14:ligatures w14:val="none"/>
+        </w:rPr>
+        <w:t>modeling</w:t>
+      </w:r>
+      <w:proofErr w:type="spellEnd"/>
+      <w:r>
+        <w:rPr>
+          <w:rFonts w:eastAsia="Times New Roman" w:cs="Times New Roman"/>
+          <w:kern w:val="0"/>
+          <w:lang w:eastAsia="nl-BE"/>
+          <w14:ligatures w14:val="none"/>
+        </w:rPr>
+        <w:t xml:space="preserve"> toegankelijker maken voor niet-experts, wat de kloof tussen theorie en praktijk adresseert.</w:t>
       </w:r>
     </w:p>
     <w:p>
@@ -7438,8 +11720,19 @@
           <w:lang w:eastAsia="nl-BE"/>
           <w14:ligatures w14:val="none"/>
         </w:rPr>
-        <w:t>De resultaten valideren en verfijnen inzichten uit recente literatuur over security visualisatie en threat modeling tools. Devendra et al. (2025) identificeren graph-based en notation-based visualisaties als dominante technieken, maar signaleren een gebrek aan toegankelijkheid voor non-experts en schaalbaarheid bij hirarchische data. De fileview-geïnspireerde boomstructuur met filtering en danger rating sortering adresseert deze gaps direct: versie 2 toont significante UEQ-verbeteringen op efficiëntie (+1.7) en stimulatie (+2.1), wat aantoont dat domeinspecifieke UX-features cognitieve load reduceren bij threat modeling.</w:t>
-      </w:r>
+        <w:t xml:space="preserve">De resultaten valideren en verfijnen inzichten uit recente literatuur over security visualisatie en </w:t>
+      </w:r>
+      <w:proofErr w:type="spellStart"/>
+      <w:r>
+        <w:rPr>
+          <w:rFonts w:eastAsia="Times New Roman" w:cs="Times New Roman"/>
+          <w:kern w:val="0"/>
+          <w:lang w:eastAsia="nl-BE"/>
+          <w14:ligatures w14:val="none"/>
+        </w:rPr>
+        <w:t>threat</w:t>
+      </w:r>
+      <w:proofErr w:type="spellEnd"/>
       <w:r>
         <w:rPr>
           <w:rFonts w:eastAsia="Times New Roman" w:cs="Times New Roman"/>
@@ -7449,10 +11742,199 @@
         </w:rPr>
         <w:t xml:space="preserve"> </w:t>
       </w:r>
+      <w:proofErr w:type="spellStart"/>
+      <w:r>
+        <w:rPr>
+          <w:rFonts w:eastAsia="Times New Roman" w:cs="Times New Roman"/>
+          <w:kern w:val="0"/>
+          <w:lang w:eastAsia="nl-BE"/>
+          <w14:ligatures w14:val="none"/>
+        </w:rPr>
+        <w:t>modeling</w:t>
+      </w:r>
+      <w:proofErr w:type="spellEnd"/>
+      <w:r>
+        <w:rPr>
+          <w:rFonts w:eastAsia="Times New Roman" w:cs="Times New Roman"/>
+          <w:kern w:val="0"/>
+          <w:lang w:eastAsia="nl-BE"/>
+          <w14:ligatures w14:val="none"/>
+        </w:rPr>
+        <w:t xml:space="preserve"> tools. </w:t>
+      </w:r>
+      <w:proofErr w:type="spellStart"/>
+      <w:r>
+        <w:rPr>
+          <w:rFonts w:eastAsia="Times New Roman" w:cs="Times New Roman"/>
+          <w:kern w:val="0"/>
+          <w:lang w:eastAsia="nl-BE"/>
+          <w14:ligatures w14:val="none"/>
+        </w:rPr>
+        <w:t>Devendra</w:t>
+      </w:r>
+      <w:proofErr w:type="spellEnd"/>
+      <w:r>
+        <w:rPr>
+          <w:rFonts w:eastAsia="Times New Roman" w:cs="Times New Roman"/>
+          <w:kern w:val="0"/>
+          <w:lang w:eastAsia="nl-BE"/>
+          <w14:ligatures w14:val="none"/>
+        </w:rPr>
+        <w:t xml:space="preserve"> et al. (2025) identificeren </w:t>
+      </w:r>
+      <w:proofErr w:type="spellStart"/>
+      <w:r>
+        <w:rPr>
+          <w:rFonts w:eastAsia="Times New Roman" w:cs="Times New Roman"/>
+          <w:kern w:val="0"/>
+          <w:lang w:eastAsia="nl-BE"/>
+          <w14:ligatures w14:val="none"/>
+        </w:rPr>
+        <w:t>graph-based</w:t>
+      </w:r>
+      <w:proofErr w:type="spellEnd"/>
+      <w:r>
+        <w:rPr>
+          <w:rFonts w:eastAsia="Times New Roman" w:cs="Times New Roman"/>
+          <w:kern w:val="0"/>
+          <w:lang w:eastAsia="nl-BE"/>
+          <w14:ligatures w14:val="none"/>
+        </w:rPr>
+        <w:t xml:space="preserve"> en </w:t>
+      </w:r>
+      <w:proofErr w:type="spellStart"/>
+      <w:r>
+        <w:rPr>
+          <w:rFonts w:eastAsia="Times New Roman" w:cs="Times New Roman"/>
+          <w:kern w:val="0"/>
+          <w:lang w:eastAsia="nl-BE"/>
+          <w14:ligatures w14:val="none"/>
+        </w:rPr>
+        <w:t>notation-based</w:t>
+      </w:r>
+      <w:proofErr w:type="spellEnd"/>
+      <w:r>
+        <w:rPr>
+          <w:rFonts w:eastAsia="Times New Roman" w:cs="Times New Roman"/>
+          <w:kern w:val="0"/>
+          <w:lang w:eastAsia="nl-BE"/>
+          <w14:ligatures w14:val="none"/>
+        </w:rPr>
+        <w:t xml:space="preserve"> visualisaties als dominante technieken, maar signaleren een gebrek aan toegankelijkheid voor non-experts en schaalbaarheid bij </w:t>
+      </w:r>
+      <w:proofErr w:type="spellStart"/>
+      <w:r>
+        <w:rPr>
+          <w:rFonts w:eastAsia="Times New Roman" w:cs="Times New Roman"/>
+          <w:kern w:val="0"/>
+          <w:lang w:eastAsia="nl-BE"/>
+          <w14:ligatures w14:val="none"/>
+        </w:rPr>
+        <w:t>hirarchische</w:t>
+      </w:r>
+      <w:proofErr w:type="spellEnd"/>
+      <w:r>
+        <w:rPr>
+          <w:rFonts w:eastAsia="Times New Roman" w:cs="Times New Roman"/>
+          <w:kern w:val="0"/>
+          <w:lang w:eastAsia="nl-BE"/>
+          <w14:ligatures w14:val="none"/>
+        </w:rPr>
+        <w:t xml:space="preserve"> data. De fileview-geïnspireerde boomstructuur met filtering en </w:t>
+      </w:r>
+      <w:proofErr w:type="spellStart"/>
+      <w:r>
+        <w:rPr>
+          <w:rFonts w:eastAsia="Times New Roman" w:cs="Times New Roman"/>
+          <w:kern w:val="0"/>
+          <w:lang w:eastAsia="nl-BE"/>
+          <w14:ligatures w14:val="none"/>
+        </w:rPr>
+        <w:t>danger</w:t>
+      </w:r>
+      <w:proofErr w:type="spellEnd"/>
+      <w:r>
+        <w:rPr>
+          <w:rFonts w:eastAsia="Times New Roman" w:cs="Times New Roman"/>
+          <w:kern w:val="0"/>
+          <w:lang w:eastAsia="nl-BE"/>
+          <w14:ligatures w14:val="none"/>
+        </w:rPr>
+        <w:t xml:space="preserve"> rating sortering adresseert deze </w:t>
+      </w:r>
+      <w:proofErr w:type="spellStart"/>
+      <w:r>
+        <w:rPr>
+          <w:rFonts w:eastAsia="Times New Roman" w:cs="Times New Roman"/>
+          <w:kern w:val="0"/>
+          <w:lang w:eastAsia="nl-BE"/>
+          <w14:ligatures w14:val="none"/>
+        </w:rPr>
+        <w:t>gaps</w:t>
+      </w:r>
+      <w:proofErr w:type="spellEnd"/>
+      <w:r>
+        <w:rPr>
+          <w:rFonts w:eastAsia="Times New Roman" w:cs="Times New Roman"/>
+          <w:kern w:val="0"/>
+          <w:lang w:eastAsia="nl-BE"/>
+          <w14:ligatures w14:val="none"/>
+        </w:rPr>
+        <w:t xml:space="preserve"> direct: versie 2 toont significante UEQ-verbeteringen op efficiëntie (+1.7) en stimulatie (+2.1), wat aantoont dat </w:t>
+      </w:r>
+      <w:proofErr w:type="spellStart"/>
+      <w:r>
+        <w:rPr>
+          <w:rFonts w:eastAsia="Times New Roman" w:cs="Times New Roman"/>
+          <w:kern w:val="0"/>
+          <w:lang w:eastAsia="nl-BE"/>
+          <w14:ligatures w14:val="none"/>
+        </w:rPr>
+        <w:t>domeinspecifieke</w:t>
+      </w:r>
+      <w:proofErr w:type="spellEnd"/>
+      <w:r>
+        <w:rPr>
+          <w:rFonts w:eastAsia="Times New Roman" w:cs="Times New Roman"/>
+          <w:kern w:val="0"/>
+          <w:lang w:eastAsia="nl-BE"/>
+          <w14:ligatures w14:val="none"/>
+        </w:rPr>
+        <w:t xml:space="preserve"> UX-features cognitieve load reduceren bij </w:t>
+      </w:r>
+      <w:proofErr w:type="spellStart"/>
+      <w:r>
+        <w:rPr>
+          <w:rFonts w:eastAsia="Times New Roman" w:cs="Times New Roman"/>
+          <w:kern w:val="0"/>
+          <w:lang w:eastAsia="nl-BE"/>
+          <w14:ligatures w14:val="none"/>
+        </w:rPr>
+        <w:t>threat</w:t>
+      </w:r>
+      <w:proofErr w:type="spellEnd"/>
+      <w:r>
+        <w:rPr>
+          <w:rFonts w:eastAsia="Times New Roman" w:cs="Times New Roman"/>
+          <w:kern w:val="0"/>
+          <w:lang w:eastAsia="nl-BE"/>
+          <w14:ligatures w14:val="none"/>
+        </w:rPr>
+        <w:t xml:space="preserve"> modeling.</w:t>
+      </w:r>
+      <w:r>
+        <w:rPr>
+          <w:rFonts w:eastAsia="Times New Roman" w:cs="Times New Roman"/>
+          <w:kern w:val="0"/>
+          <w:lang w:eastAsia="nl-BE"/>
+          <w14:ligatures w14:val="none"/>
+        </w:rPr>
+        <w:t xml:space="preserve"> </w:t>
+      </w:r>
       <w:r>
         <w:t>(</w:t>
       </w:r>
-      <w:hyperlink r:id="rId32" w:history="1">
+      <w:hyperlink r:id="rId33" w:history="1">
         <w:r>
           <w:rPr>
             <w:rStyle w:val="Hyperlink"/>
@@ -7477,33 +11959,166 @@
       <w:pPr>
         <w:spacing w:afterLines="24" w:after="57" w:line="288" w:lineRule="auto"/>
       </w:pPr>
-      <w:r>
-        <w:rPr>
-          <w:rFonts w:eastAsia="Times New Roman" w:cs="Times New Roman"/>
-          <w:kern w:val="0"/>
-          <w:lang w:eastAsia="nl-BE"/>
-          <w14:ligatures w14:val="none"/>
-        </w:rPr>
-        <w:t>Shi et al. (2022) classificeren diagram-gebaseerde tools zoals Microsoft TMT en OWASP Threat Dragon als intuïtief maar beperkt in threat tracking. De geïmplementeerde webtool overtreft deze door statusiconen (Weakness</w:t>
-      </w:r>
-      <w:r>
-        <w:rPr>
-          <w:rFonts w:eastAsia="Times New Roman" w:cs="Times New Roman"/>
-          <w:kern w:val="0"/>
-          <w:lang w:eastAsia="nl-BE"/>
-          <w14:ligatures w14:val="none"/>
-        </w:rPr>
-        <w:t>, Weakness Under Review, Assumption Under Review</w:t>
-      </w:r>
-      <w:r>
-        <w:rPr>
-          <w:rFonts w:eastAsia="Times New Roman" w:cs="Times New Roman"/>
-          <w:kern w:val="0"/>
-          <w:lang w:eastAsia="nl-BE"/>
-          <w14:ligatures w14:val="none"/>
-        </w:rPr>
-        <w:t>, Verified Assumption) en automatische evaluatie (danger ratings), wat verklaart waarom filtering consequent als meest nuttig werd gerangschikt (meerdere rang 1-scores).</w:t>
-      </w:r>
+      <w:proofErr w:type="spellStart"/>
+      <w:r>
+        <w:rPr>
+          <w:rFonts w:eastAsia="Times New Roman" w:cs="Times New Roman"/>
+          <w:kern w:val="0"/>
+          <w:lang w:eastAsia="nl-BE"/>
+          <w14:ligatures w14:val="none"/>
+        </w:rPr>
+        <w:t>Shi</w:t>
+      </w:r>
+      <w:proofErr w:type="spellEnd"/>
+      <w:r>
+        <w:rPr>
+          <w:rFonts w:eastAsia="Times New Roman" w:cs="Times New Roman"/>
+          <w:kern w:val="0"/>
+          <w:lang w:eastAsia="nl-BE"/>
+          <w14:ligatures w14:val="none"/>
+        </w:rPr>
+        <w:t xml:space="preserve"> et al. (2022) classificeren diagram-gebaseerde tools zoals Microsoft TMT en OWASP </w:t>
+      </w:r>
+      <w:proofErr w:type="spellStart"/>
+      <w:r>
+        <w:rPr>
+          <w:rFonts w:eastAsia="Times New Roman" w:cs="Times New Roman"/>
+          <w:kern w:val="0"/>
+          <w:lang w:eastAsia="nl-BE"/>
+          <w14:ligatures w14:val="none"/>
+        </w:rPr>
+        <w:t>Threat</w:t>
+      </w:r>
+      <w:proofErr w:type="spellEnd"/>
+      <w:r>
+        <w:rPr>
+          <w:rFonts w:eastAsia="Times New Roman" w:cs="Times New Roman"/>
+          <w:kern w:val="0"/>
+          <w:lang w:eastAsia="nl-BE"/>
+          <w14:ligatures w14:val="none"/>
+        </w:rPr>
+        <w:t xml:space="preserve"> Dragon als intuïtief maar beperkt in </w:t>
+      </w:r>
+      <w:proofErr w:type="spellStart"/>
+      <w:r>
+        <w:rPr>
+          <w:rFonts w:eastAsia="Times New Roman" w:cs="Times New Roman"/>
+          <w:kern w:val="0"/>
+          <w:lang w:eastAsia="nl-BE"/>
+          <w14:ligatures w14:val="none"/>
+        </w:rPr>
+        <w:t>threat</w:t>
+      </w:r>
+      <w:proofErr w:type="spellEnd"/>
+      <w:r>
+        <w:rPr>
+          <w:rFonts w:eastAsia="Times New Roman" w:cs="Times New Roman"/>
+          <w:kern w:val="0"/>
+          <w:lang w:eastAsia="nl-BE"/>
+          <w14:ligatures w14:val="none"/>
+        </w:rPr>
+        <w:t xml:space="preserve"> tracking. De geïmplementeerde </w:t>
+      </w:r>
+      <w:proofErr w:type="spellStart"/>
+      <w:r>
+        <w:rPr>
+          <w:rFonts w:eastAsia="Times New Roman" w:cs="Times New Roman"/>
+          <w:kern w:val="0"/>
+          <w:lang w:eastAsia="nl-BE"/>
+          <w14:ligatures w14:val="none"/>
+        </w:rPr>
+        <w:t>webtool</w:t>
+      </w:r>
+      <w:proofErr w:type="spellEnd"/>
+      <w:r>
+        <w:rPr>
+          <w:rFonts w:eastAsia="Times New Roman" w:cs="Times New Roman"/>
+          <w:kern w:val="0"/>
+          <w:lang w:eastAsia="nl-BE"/>
+          <w14:ligatures w14:val="none"/>
+        </w:rPr>
+        <w:t xml:space="preserve"> overtreft deze door statusiconen (</w:t>
+      </w:r>
+      <w:proofErr w:type="spellStart"/>
+      <w:r>
+        <w:rPr>
+          <w:rFonts w:eastAsia="Times New Roman" w:cs="Times New Roman"/>
+          <w:kern w:val="0"/>
+          <w:lang w:eastAsia="nl-BE"/>
+          <w14:ligatures w14:val="none"/>
+        </w:rPr>
+        <w:t>Weakness</w:t>
+      </w:r>
+      <w:proofErr w:type="spellEnd"/>
+      <w:r>
+        <w:rPr>
+          <w:rFonts w:eastAsia="Times New Roman" w:cs="Times New Roman"/>
+          <w:kern w:val="0"/>
+          <w:lang w:eastAsia="nl-BE"/>
+          <w14:ligatures w14:val="none"/>
+        </w:rPr>
+        <w:t xml:space="preserve">, </w:t>
+      </w:r>
+      <w:proofErr w:type="spellStart"/>
+      <w:r>
+        <w:rPr>
+          <w:rFonts w:eastAsia="Times New Roman" w:cs="Times New Roman"/>
+          <w:kern w:val="0"/>
+          <w:lang w:eastAsia="nl-BE"/>
+          <w14:ligatures w14:val="none"/>
+        </w:rPr>
+        <w:t>Weakness</w:t>
+      </w:r>
+      <w:proofErr w:type="spellEnd"/>
+      <w:r>
+        <w:rPr>
+          <w:rFonts w:eastAsia="Times New Roman" w:cs="Times New Roman"/>
+          <w:kern w:val="0"/>
+          <w:lang w:eastAsia="nl-BE"/>
+          <w14:ligatures w14:val="none"/>
+        </w:rPr>
+        <w:t xml:space="preserve"> Under Review, </w:t>
+      </w:r>
+      <w:proofErr w:type="spellStart"/>
+      <w:r>
+        <w:rPr>
+          <w:rFonts w:eastAsia="Times New Roman" w:cs="Times New Roman"/>
+          <w:kern w:val="0"/>
+          <w:lang w:eastAsia="nl-BE"/>
+          <w14:ligatures w14:val="none"/>
+        </w:rPr>
+        <w:t>Assumption</w:t>
+      </w:r>
+      <w:proofErr w:type="spellEnd"/>
+      <w:r>
+        <w:rPr>
+          <w:rFonts w:eastAsia="Times New Roman" w:cs="Times New Roman"/>
+          <w:kern w:val="0"/>
+          <w:lang w:eastAsia="nl-BE"/>
+          <w14:ligatures w14:val="none"/>
+        </w:rPr>
+        <w:t xml:space="preserve"> Under Review</w:t>
+      </w:r>
+      <w:r>
+        <w:rPr>
+          <w:rFonts w:eastAsia="Times New Roman" w:cs="Times New Roman"/>
+          <w:kern w:val="0"/>
+          <w:lang w:eastAsia="nl-BE"/>
+          <w14:ligatures w14:val="none"/>
+        </w:rPr>
+        <w:t xml:space="preserve">, </w:t>
+      </w:r>
+      <w:proofErr w:type="spellStart"/>
+      <w:r>
+        <w:rPr>
+          <w:rFonts w:eastAsia="Times New Roman" w:cs="Times New Roman"/>
+          <w:kern w:val="0"/>
+          <w:lang w:eastAsia="nl-BE"/>
+          <w14:ligatures w14:val="none"/>
+        </w:rPr>
+        <w:t>Verified</w:t>
+      </w:r>
+      <w:proofErr w:type="spellEnd"/>
       <w:r>
         <w:rPr>
           <w:rFonts w:eastAsia="Times New Roman" w:cs="Times New Roman"/>
@@ -7513,10 +12128,59 @@
         </w:rPr>
         <w:t xml:space="preserve"> </w:t>
       </w:r>
+      <w:proofErr w:type="spellStart"/>
+      <w:r>
+        <w:rPr>
+          <w:rFonts w:eastAsia="Times New Roman" w:cs="Times New Roman"/>
+          <w:kern w:val="0"/>
+          <w:lang w:eastAsia="nl-BE"/>
+          <w14:ligatures w14:val="none"/>
+        </w:rPr>
+        <w:t>Assumption</w:t>
+      </w:r>
+      <w:proofErr w:type="spellEnd"/>
+      <w:r>
+        <w:rPr>
+          <w:rFonts w:eastAsia="Times New Roman" w:cs="Times New Roman"/>
+          <w:kern w:val="0"/>
+          <w:lang w:eastAsia="nl-BE"/>
+          <w14:ligatures w14:val="none"/>
+        </w:rPr>
+        <w:t>) en automatische evaluatie (</w:t>
+      </w:r>
+      <w:proofErr w:type="spellStart"/>
+      <w:r>
+        <w:rPr>
+          <w:rFonts w:eastAsia="Times New Roman" w:cs="Times New Roman"/>
+          <w:kern w:val="0"/>
+          <w:lang w:eastAsia="nl-BE"/>
+          <w14:ligatures w14:val="none"/>
+        </w:rPr>
+        <w:t>danger</w:t>
+      </w:r>
+      <w:proofErr w:type="spellEnd"/>
+      <w:r>
+        <w:rPr>
+          <w:rFonts w:eastAsia="Times New Roman" w:cs="Times New Roman"/>
+          <w:kern w:val="0"/>
+          <w:lang w:eastAsia="nl-BE"/>
+          <w14:ligatures w14:val="none"/>
+        </w:rPr>
+        <w:t xml:space="preserve"> ratings), wat verklaart waarom filtering consequent als meest nuttig werd gerangschikt (meerdere rang 1-scores).</w:t>
+      </w:r>
+      <w:r>
+        <w:rPr>
+          <w:rFonts w:eastAsia="Times New Roman" w:cs="Times New Roman"/>
+          <w:kern w:val="0"/>
+          <w:lang w:eastAsia="nl-BE"/>
+          <w14:ligatures w14:val="none"/>
+        </w:rPr>
+        <w:t xml:space="preserve"> </w:t>
+      </w:r>
       <w:r>
         <w:t>(</w:t>
       </w:r>
-      <w:hyperlink r:id="rId33" w:history="1">
+      <w:hyperlink r:id="rId34" w:history="1">
         <w:r>
           <w:rPr>
             <w:rStyle w:val="Hyperlink"/>
@@ -7556,7 +12220,87 @@
           <w:lang w:eastAsia="nl-BE"/>
           <w14:ligatures w14:val="none"/>
         </w:rPr>
-        <w:t>De sprong in ervaring-gerelateerde UEQ-scores (stimulatie, originaliteit) onderstreept Devendra's oproep voor user-centric design in security visualisatie, terwijl de voorkeur voor pragmatische features (filtering &gt; tooltips) Nielsens heuristieken voor flexibiliteit en herkenning bevestigt als cruciaal voor threat modeling adoptie.</w:t>
+        <w:t xml:space="preserve">De sprong in ervaring-gerelateerde UEQ-scores (stimulatie, originaliteit) onderstreept </w:t>
+      </w:r>
+      <w:proofErr w:type="spellStart"/>
+      <w:r>
+        <w:rPr>
+          <w:rFonts w:eastAsia="Times New Roman" w:cs="Times New Roman"/>
+          <w:kern w:val="0"/>
+          <w:lang w:eastAsia="nl-BE"/>
+          <w14:ligatures w14:val="none"/>
+        </w:rPr>
+        <w:t>Devendra's</w:t>
+      </w:r>
+      <w:proofErr w:type="spellEnd"/>
+      <w:r>
+        <w:rPr>
+          <w:rFonts w:eastAsia="Times New Roman" w:cs="Times New Roman"/>
+          <w:kern w:val="0"/>
+          <w:lang w:eastAsia="nl-BE"/>
+          <w14:ligatures w14:val="none"/>
+        </w:rPr>
+        <w:t xml:space="preserve"> oproep voor user-</w:t>
+      </w:r>
+      <w:proofErr w:type="spellStart"/>
+      <w:r>
+        <w:rPr>
+          <w:rFonts w:eastAsia="Times New Roman" w:cs="Times New Roman"/>
+          <w:kern w:val="0"/>
+          <w:lang w:eastAsia="nl-BE"/>
+          <w14:ligatures w14:val="none"/>
+        </w:rPr>
+        <w:t>centric</w:t>
+      </w:r>
+      <w:proofErr w:type="spellEnd"/>
+      <w:r>
+        <w:rPr>
+          <w:rFonts w:eastAsia="Times New Roman" w:cs="Times New Roman"/>
+          <w:kern w:val="0"/>
+          <w:lang w:eastAsia="nl-BE"/>
+          <w14:ligatures w14:val="none"/>
+        </w:rPr>
+        <w:t xml:space="preserve"> design in security visualisatie, terwijl de voorkeur voor pragmatische features (filtering &gt; tooltips) Nielsens heuristieken voor flexibiliteit en herkenning bevestigt als cruciaal voor </w:t>
+      </w:r>
+      <w:proofErr w:type="spellStart"/>
+      <w:r>
+        <w:rPr>
+          <w:rFonts w:eastAsia="Times New Roman" w:cs="Times New Roman"/>
+          <w:kern w:val="0"/>
+          <w:lang w:eastAsia="nl-BE"/>
+          <w14:ligatures w14:val="none"/>
+        </w:rPr>
+        <w:t>threat</w:t>
+      </w:r>
+      <w:proofErr w:type="spellEnd"/>
+      <w:r>
+        <w:rPr>
+          <w:rFonts w:eastAsia="Times New Roman" w:cs="Times New Roman"/>
+          <w:kern w:val="0"/>
+          <w:lang w:eastAsia="nl-BE"/>
+          <w14:ligatures w14:val="none"/>
+        </w:rPr>
+        <w:t xml:space="preserve"> </w:t>
+      </w:r>
+      <w:proofErr w:type="spellStart"/>
+      <w:r>
+        <w:rPr>
+          <w:rFonts w:eastAsia="Times New Roman" w:cs="Times New Roman"/>
+          <w:kern w:val="0"/>
+          <w:lang w:eastAsia="nl-BE"/>
+          <w14:ligatures w14:val="none"/>
+        </w:rPr>
+        <w:t>modeling</w:t>
+      </w:r>
+      <w:proofErr w:type="spellEnd"/>
+      <w:r>
+        <w:rPr>
+          <w:rFonts w:eastAsia="Times New Roman" w:cs="Times New Roman"/>
+          <w:kern w:val="0"/>
+          <w:lang w:eastAsia="nl-BE"/>
+          <w14:ligatures w14:val="none"/>
+        </w:rPr>
+        <w:t xml:space="preserve"> adoptie.</w:t>
       </w:r>
     </w:p>
     <w:p>
@@ -7646,7 +12390,67 @@
           <w:lang w:eastAsia="nl-BE"/>
           <w14:ligatures w14:val="none"/>
         </w:rPr>
-        <w:t>De steekproef is klein (9 deelnemers), wat generaliseerbaarheid beperkt tot gelijkaardige populaties (ontwikkelaars met basiskennis). Zelfrapportage via UEQ en open vragen is subjectief en vat mogelijke confirmation bias. De studie vergelijkt met een interne basisversie, niet met externe tools zoals MindMeister of Lucidchart, en focust op korte taken zonder langdurig gebruik.</w:t>
+        <w:t xml:space="preserve">De steekproef is klein (9 deelnemers), wat generaliseerbaarheid beperkt tot gelijkaardige populaties (ontwikkelaars met basiskennis). Zelfrapportage via UEQ en open vragen is subjectief en vat mogelijke </w:t>
+      </w:r>
+      <w:proofErr w:type="spellStart"/>
+      <w:r>
+        <w:rPr>
+          <w:rFonts w:eastAsia="Times New Roman" w:cs="Times New Roman"/>
+          <w:kern w:val="0"/>
+          <w:lang w:eastAsia="nl-BE"/>
+          <w14:ligatures w14:val="none"/>
+        </w:rPr>
+        <w:t>confirmation</w:t>
+      </w:r>
+      <w:proofErr w:type="spellEnd"/>
+      <w:r>
+        <w:rPr>
+          <w:rFonts w:eastAsia="Times New Roman" w:cs="Times New Roman"/>
+          <w:kern w:val="0"/>
+          <w:lang w:eastAsia="nl-BE"/>
+          <w14:ligatures w14:val="none"/>
+        </w:rPr>
+        <w:t xml:space="preserve"> bias. De studie vergelijkt met een interne basisversie, niet met externe tools zoals </w:t>
+      </w:r>
+      <w:proofErr w:type="spellStart"/>
+      <w:r>
+        <w:rPr>
+          <w:rFonts w:eastAsia="Times New Roman" w:cs="Times New Roman"/>
+          <w:kern w:val="0"/>
+          <w:lang w:eastAsia="nl-BE"/>
+          <w14:ligatures w14:val="none"/>
+        </w:rPr>
+        <w:t>MindMeister</w:t>
+      </w:r>
+      <w:proofErr w:type="spellEnd"/>
+      <w:r>
+        <w:rPr>
+          <w:rFonts w:eastAsia="Times New Roman" w:cs="Times New Roman"/>
+          <w:kern w:val="0"/>
+          <w:lang w:eastAsia="nl-BE"/>
+          <w14:ligatures w14:val="none"/>
+        </w:rPr>
+        <w:t xml:space="preserve"> of </w:t>
+      </w:r>
+      <w:proofErr w:type="spellStart"/>
+      <w:r>
+        <w:rPr>
+          <w:rFonts w:eastAsia="Times New Roman" w:cs="Times New Roman"/>
+          <w:kern w:val="0"/>
+          <w:lang w:eastAsia="nl-BE"/>
+          <w14:ligatures w14:val="none"/>
+        </w:rPr>
+        <w:t>Lucidchart</w:t>
+      </w:r>
+      <w:proofErr w:type="spellEnd"/>
+      <w:r>
+        <w:rPr>
+          <w:rFonts w:eastAsia="Times New Roman" w:cs="Times New Roman"/>
+          <w:kern w:val="0"/>
+          <w:lang w:eastAsia="nl-BE"/>
+          <w14:ligatures w14:val="none"/>
+        </w:rPr>
+        <w:t>, en focust op korte taken zonder langdurig gebruik.</w:t>
       </w:r>
     </w:p>
     <w:p>
@@ -7761,7 +12565,27 @@
           <w:lang w:eastAsia="nl-BE"/>
           <w14:ligatures w14:val="none"/>
         </w:rPr>
-        <w:t xml:space="preserve">Theoretisch draagt dit bij aan design science door empirisch bewijs voor UX-features in security </w:t>
+        <w:t xml:space="preserve">Theoretisch draagt dit bij aan design </w:t>
+      </w:r>
+      <w:proofErr w:type="spellStart"/>
+      <w:r>
+        <w:rPr>
+          <w:rFonts w:eastAsia="Times New Roman" w:cs="Times New Roman"/>
+          <w:kern w:val="0"/>
+          <w:lang w:eastAsia="nl-BE"/>
+          <w14:ligatures w14:val="none"/>
+        </w:rPr>
+        <w:t>science</w:t>
+      </w:r>
+      <w:proofErr w:type="spellEnd"/>
+      <w:r>
+        <w:rPr>
+          <w:rFonts w:eastAsia="Times New Roman" w:cs="Times New Roman"/>
+          <w:kern w:val="0"/>
+          <w:lang w:eastAsia="nl-BE"/>
+          <w14:ligatures w14:val="none"/>
+        </w:rPr>
+        <w:t xml:space="preserve"> door empirisch bewijs voor UX-features in security </w:t>
       </w:r>
       <w:r>
         <w:rPr>
@@ -7779,7 +12603,107 @@
           <w:lang w:eastAsia="nl-BE"/>
           <w14:ligatures w14:val="none"/>
         </w:rPr>
-        <w:t>, met aanbeveling voor integratie van UEQ in threat modeling evaluaties. Praktisch kan de tool DevSecOps teams helpen door threat modeling laagdrempelig te maken</w:t>
+        <w:t xml:space="preserve">, met aanbeveling voor integratie van UEQ in </w:t>
+      </w:r>
+      <w:proofErr w:type="spellStart"/>
+      <w:r>
+        <w:rPr>
+          <w:rFonts w:eastAsia="Times New Roman" w:cs="Times New Roman"/>
+          <w:kern w:val="0"/>
+          <w:lang w:eastAsia="nl-BE"/>
+          <w14:ligatures w14:val="none"/>
+        </w:rPr>
+        <w:t>threat</w:t>
+      </w:r>
+      <w:proofErr w:type="spellEnd"/>
+      <w:r>
+        <w:rPr>
+          <w:rFonts w:eastAsia="Times New Roman" w:cs="Times New Roman"/>
+          <w:kern w:val="0"/>
+          <w:lang w:eastAsia="nl-BE"/>
+          <w14:ligatures w14:val="none"/>
+        </w:rPr>
+        <w:t xml:space="preserve"> </w:t>
+      </w:r>
+      <w:proofErr w:type="spellStart"/>
+      <w:r>
+        <w:rPr>
+          <w:rFonts w:eastAsia="Times New Roman" w:cs="Times New Roman"/>
+          <w:kern w:val="0"/>
+          <w:lang w:eastAsia="nl-BE"/>
+          <w14:ligatures w14:val="none"/>
+        </w:rPr>
+        <w:t>modeling</w:t>
+      </w:r>
+      <w:proofErr w:type="spellEnd"/>
+      <w:r>
+        <w:rPr>
+          <w:rFonts w:eastAsia="Times New Roman" w:cs="Times New Roman"/>
+          <w:kern w:val="0"/>
+          <w:lang w:eastAsia="nl-BE"/>
+          <w14:ligatures w14:val="none"/>
+        </w:rPr>
+        <w:t xml:space="preserve"> evaluaties. Praktisch kan de tool </w:t>
+      </w:r>
+      <w:proofErr w:type="spellStart"/>
+      <w:r>
+        <w:rPr>
+          <w:rFonts w:eastAsia="Times New Roman" w:cs="Times New Roman"/>
+          <w:kern w:val="0"/>
+          <w:lang w:eastAsia="nl-BE"/>
+          <w14:ligatures w14:val="none"/>
+        </w:rPr>
+        <w:t>DevSecOps</w:t>
+      </w:r>
+      <w:proofErr w:type="spellEnd"/>
+      <w:r>
+        <w:rPr>
+          <w:rFonts w:eastAsia="Times New Roman" w:cs="Times New Roman"/>
+          <w:kern w:val="0"/>
+          <w:lang w:eastAsia="nl-BE"/>
+          <w14:ligatures w14:val="none"/>
+        </w:rPr>
+        <w:t xml:space="preserve"> teams helpen door </w:t>
+      </w:r>
+      <w:proofErr w:type="spellStart"/>
+      <w:r>
+        <w:rPr>
+          <w:rFonts w:eastAsia="Times New Roman" w:cs="Times New Roman"/>
+          <w:kern w:val="0"/>
+          <w:lang w:eastAsia="nl-BE"/>
+          <w14:ligatures w14:val="none"/>
+        </w:rPr>
+        <w:t>threat</w:t>
+      </w:r>
+      <w:proofErr w:type="spellEnd"/>
+      <w:r>
+        <w:rPr>
+          <w:rFonts w:eastAsia="Times New Roman" w:cs="Times New Roman"/>
+          <w:kern w:val="0"/>
+          <w:lang w:eastAsia="nl-BE"/>
+          <w14:ligatures w14:val="none"/>
+        </w:rPr>
+        <w:t xml:space="preserve"> </w:t>
+      </w:r>
+      <w:proofErr w:type="spellStart"/>
+      <w:r>
+        <w:rPr>
+          <w:rFonts w:eastAsia="Times New Roman" w:cs="Times New Roman"/>
+          <w:kern w:val="0"/>
+          <w:lang w:eastAsia="nl-BE"/>
+          <w14:ligatures w14:val="none"/>
+        </w:rPr>
+        <w:t>modeling</w:t>
+      </w:r>
+      <w:proofErr w:type="spellEnd"/>
+      <w:r>
+        <w:rPr>
+          <w:rFonts w:eastAsia="Times New Roman" w:cs="Times New Roman"/>
+          <w:kern w:val="0"/>
+          <w:lang w:eastAsia="nl-BE"/>
+          <w14:ligatures w14:val="none"/>
+        </w:rPr>
+        <w:t xml:space="preserve"> laagdrempelig te maken</w:t>
       </w:r>
       <w:r>
         <w:rPr>
@@ -7797,7 +12721,47 @@
           <w:lang w:eastAsia="nl-BE"/>
           <w14:ligatures w14:val="none"/>
         </w:rPr>
-        <w:t xml:space="preserve"> implementeer filtering en iconen in bestaande pipelines. Voor onderwijs biedt het een didactisch prototype om Fortunately-Unfortunately te demonstreren.</w:t>
+        <w:t xml:space="preserve"> implementeer filtering en iconen in bestaande </w:t>
+      </w:r>
+      <w:proofErr w:type="spellStart"/>
+      <w:r>
+        <w:rPr>
+          <w:rFonts w:eastAsia="Times New Roman" w:cs="Times New Roman"/>
+          <w:kern w:val="0"/>
+          <w:lang w:eastAsia="nl-BE"/>
+          <w14:ligatures w14:val="none"/>
+        </w:rPr>
+        <w:t>pipelines</w:t>
+      </w:r>
+      <w:proofErr w:type="spellEnd"/>
+      <w:r>
+        <w:rPr>
+          <w:rFonts w:eastAsia="Times New Roman" w:cs="Times New Roman"/>
+          <w:kern w:val="0"/>
+          <w:lang w:eastAsia="nl-BE"/>
+          <w14:ligatures w14:val="none"/>
+        </w:rPr>
+        <w:t xml:space="preserve">. Voor onderwijs biedt het een didactisch prototype om </w:t>
+      </w:r>
+      <w:proofErr w:type="spellStart"/>
+      <w:r>
+        <w:rPr>
+          <w:rFonts w:eastAsia="Times New Roman" w:cs="Times New Roman"/>
+          <w:kern w:val="0"/>
+          <w:lang w:eastAsia="nl-BE"/>
+          <w14:ligatures w14:val="none"/>
+        </w:rPr>
+        <w:t>Fortunately-Unfortunately</w:t>
+      </w:r>
+      <w:proofErr w:type="spellEnd"/>
+      <w:r>
+        <w:rPr>
+          <w:rFonts w:eastAsia="Times New Roman" w:cs="Times New Roman"/>
+          <w:kern w:val="0"/>
+          <w:lang w:eastAsia="nl-BE"/>
+          <w14:ligatures w14:val="none"/>
+        </w:rPr>
+        <w:t xml:space="preserve"> te demonstreren.</w:t>
       </w:r>
     </w:p>
     <w:p>
@@ -7908,16 +12872,66 @@
           <w:lang w:eastAsia="nl-BE"/>
           <w14:ligatures w14:val="none"/>
         </w:rPr>
-        <w:t>Test de tool met grotere groepen en longitudinale sessies, inclusief A/B-testing met commerciële mindmap-software. Implementeer voorgestelde features zoals collaps</w:t>
-      </w:r>
-      <w:r>
-        <w:rPr>
-          <w:rFonts w:eastAsia="Times New Roman" w:cs="Times New Roman"/>
-          <w:kern w:val="0"/>
-          <w:lang w:eastAsia="nl-BE"/>
-          <w14:ligatures w14:val="none"/>
-        </w:rPr>
-        <w:t xml:space="preserve"> child</w:t>
+        <w:t>Test de tool met grotere groepen en longitudinale sessies, inclusief A/B-</w:t>
+      </w:r>
+      <w:proofErr w:type="spellStart"/>
+      <w:r>
+        <w:rPr>
+          <w:rFonts w:eastAsia="Times New Roman" w:cs="Times New Roman"/>
+          <w:kern w:val="0"/>
+          <w:lang w:eastAsia="nl-BE"/>
+          <w14:ligatures w14:val="none"/>
+        </w:rPr>
+        <w:t>testing</w:t>
+      </w:r>
+      <w:proofErr w:type="spellEnd"/>
+      <w:r>
+        <w:rPr>
+          <w:rFonts w:eastAsia="Times New Roman" w:cs="Times New Roman"/>
+          <w:kern w:val="0"/>
+          <w:lang w:eastAsia="nl-BE"/>
+          <w14:ligatures w14:val="none"/>
+        </w:rPr>
+        <w:t xml:space="preserve"> met commerciële </w:t>
+      </w:r>
+      <w:proofErr w:type="spellStart"/>
+      <w:r>
+        <w:rPr>
+          <w:rFonts w:eastAsia="Times New Roman" w:cs="Times New Roman"/>
+          <w:kern w:val="0"/>
+          <w:lang w:eastAsia="nl-BE"/>
+          <w14:ligatures w14:val="none"/>
+        </w:rPr>
+        <w:t>mindmap</w:t>
+      </w:r>
+      <w:proofErr w:type="spellEnd"/>
+      <w:r>
+        <w:rPr>
+          <w:rFonts w:eastAsia="Times New Roman" w:cs="Times New Roman"/>
+          <w:kern w:val="0"/>
+          <w:lang w:eastAsia="nl-BE"/>
+          <w14:ligatures w14:val="none"/>
+        </w:rPr>
+        <w:t>-software. Implementeer voorgestelde features zoals collaps</w:t>
+      </w:r>
+      <w:r>
+        <w:rPr>
+          <w:rFonts w:eastAsia="Times New Roman" w:cs="Times New Roman"/>
+          <w:kern w:val="0"/>
+          <w:lang w:eastAsia="nl-BE"/>
+          <w14:ligatures w14:val="none"/>
+        </w:rPr>
+        <w:t xml:space="preserve"> </w:t>
+      </w:r>
+      <w:proofErr w:type="spellStart"/>
+      <w:r>
+        <w:rPr>
+          <w:rFonts w:eastAsia="Times New Roman" w:cs="Times New Roman"/>
+          <w:kern w:val="0"/>
+          <w:lang w:eastAsia="nl-BE"/>
+          <w14:ligatures w14:val="none"/>
+        </w:rPr>
+        <w:t>child</w:t>
       </w:r>
       <w:r>
         <w:rPr>
@@ -7928,6 +12942,7 @@
         </w:rPr>
         <w:t>ren</w:t>
       </w:r>
+      <w:proofErr w:type="spellEnd"/>
       <w:r>
         <w:rPr>
           <w:rFonts w:eastAsia="Times New Roman" w:cs="Times New Roman"/>
@@ -7944,7 +12959,107 @@
           <w:lang w:eastAsia="nl-BE"/>
           <w14:ligatures w14:val="none"/>
         </w:rPr>
-        <w:t>knoppen en branch-zoom, en evalueer collaboratieve multi-user functionaliteit. Voeg AI-ondersteuning toe voor automatische threat-suggesties en valideer tegen meer threat modeling methoden (STRIDE).</w:t>
+        <w:t xml:space="preserve">knoppen en </w:t>
+      </w:r>
+      <w:proofErr w:type="spellStart"/>
+      <w:r>
+        <w:rPr>
+          <w:rFonts w:eastAsia="Times New Roman" w:cs="Times New Roman"/>
+          <w:kern w:val="0"/>
+          <w:lang w:eastAsia="nl-BE"/>
+          <w14:ligatures w14:val="none"/>
+        </w:rPr>
+        <w:t>branch</w:t>
+      </w:r>
+      <w:proofErr w:type="spellEnd"/>
+      <w:r>
+        <w:rPr>
+          <w:rFonts w:eastAsia="Times New Roman" w:cs="Times New Roman"/>
+          <w:kern w:val="0"/>
+          <w:lang w:eastAsia="nl-BE"/>
+          <w14:ligatures w14:val="none"/>
+        </w:rPr>
+        <w:t xml:space="preserve">-zoom, en evalueer collaboratieve </w:t>
+      </w:r>
+      <w:proofErr w:type="spellStart"/>
+      <w:r>
+        <w:rPr>
+          <w:rFonts w:eastAsia="Times New Roman" w:cs="Times New Roman"/>
+          <w:kern w:val="0"/>
+          <w:lang w:eastAsia="nl-BE"/>
+          <w14:ligatures w14:val="none"/>
+        </w:rPr>
+        <w:t>multi</w:t>
+      </w:r>
+      <w:proofErr w:type="spellEnd"/>
+      <w:r>
+        <w:rPr>
+          <w:rFonts w:eastAsia="Times New Roman" w:cs="Times New Roman"/>
+          <w:kern w:val="0"/>
+          <w:lang w:eastAsia="nl-BE"/>
+          <w14:ligatures w14:val="none"/>
+        </w:rPr>
+        <w:t xml:space="preserve">-user functionaliteit. Voeg AI-ondersteuning toe voor automatische </w:t>
+      </w:r>
+      <w:proofErr w:type="spellStart"/>
+      <w:r>
+        <w:rPr>
+          <w:rFonts w:eastAsia="Times New Roman" w:cs="Times New Roman"/>
+          <w:kern w:val="0"/>
+          <w:lang w:eastAsia="nl-BE"/>
+          <w14:ligatures w14:val="none"/>
+        </w:rPr>
+        <w:t>threat</w:t>
+      </w:r>
+      <w:proofErr w:type="spellEnd"/>
+      <w:r>
+        <w:rPr>
+          <w:rFonts w:eastAsia="Times New Roman" w:cs="Times New Roman"/>
+          <w:kern w:val="0"/>
+          <w:lang w:eastAsia="nl-BE"/>
+          <w14:ligatures w14:val="none"/>
+        </w:rPr>
+        <w:t xml:space="preserve">-suggesties en valideer tegen meer </w:t>
+      </w:r>
+      <w:proofErr w:type="spellStart"/>
+      <w:r>
+        <w:rPr>
+          <w:rFonts w:eastAsia="Times New Roman" w:cs="Times New Roman"/>
+          <w:kern w:val="0"/>
+          <w:lang w:eastAsia="nl-BE"/>
+          <w14:ligatures w14:val="none"/>
+        </w:rPr>
+        <w:t>threat</w:t>
+      </w:r>
+      <w:proofErr w:type="spellEnd"/>
+      <w:r>
+        <w:rPr>
+          <w:rFonts w:eastAsia="Times New Roman" w:cs="Times New Roman"/>
+          <w:kern w:val="0"/>
+          <w:lang w:eastAsia="nl-BE"/>
+          <w14:ligatures w14:val="none"/>
+        </w:rPr>
+        <w:t xml:space="preserve"> </w:t>
+      </w:r>
+      <w:proofErr w:type="spellStart"/>
+      <w:r>
+        <w:rPr>
+          <w:rFonts w:eastAsia="Times New Roman" w:cs="Times New Roman"/>
+          <w:kern w:val="0"/>
+          <w:lang w:eastAsia="nl-BE"/>
+          <w14:ligatures w14:val="none"/>
+        </w:rPr>
+        <w:t>modeling</w:t>
+      </w:r>
+      <w:proofErr w:type="spellEnd"/>
+      <w:r>
+        <w:rPr>
+          <w:rFonts w:eastAsia="Times New Roman" w:cs="Times New Roman"/>
+          <w:kern w:val="0"/>
+          <w:lang w:eastAsia="nl-BE"/>
+          <w14:ligatures w14:val="none"/>
+        </w:rPr>
+        <w:t xml:space="preserve"> methoden (STRIDE).</w:t>
       </w:r>
       <w:r>
         <w:rPr>
@@ -8051,8 +13166,53 @@
       <w:pPr>
         <w:spacing w:afterLines="24" w:after="57" w:line="288" w:lineRule="auto"/>
       </w:pPr>
-      <w:r>
-        <w:t>Threat modeling blijft in de praktijk vaak achterwege door complexiteit en gebrek aan toegankelijke tools, ondanks erkenning als essentieel voor secure software engineering. Dit onderzoek toont aan dat een domeinspecifieke webtool gebaseerd op de Fortunately-Unfortunately-methode, verrijkt met visuele UX-features, deze kloof effectief kan dichten.</w:t>
+      <w:proofErr w:type="spellStart"/>
+      <w:r>
+        <w:t>Threat</w:t>
+      </w:r>
+      <w:proofErr w:type="spellEnd"/>
+      <w:r>
+        <w:t xml:space="preserve"> </w:t>
+      </w:r>
+      <w:proofErr w:type="spellStart"/>
+      <w:r>
+        <w:t>modeling</w:t>
+      </w:r>
+      <w:proofErr w:type="spellEnd"/>
+      <w:r>
+        <w:t xml:space="preserve"> blijft in de praktijk vaak achterwege door complexiteit en gebrek aan toegankelijke tools, ondanks erkenning als essentieel voor secure software engineering. Dit onderzoek toont aan dat een </w:t>
+      </w:r>
+      <w:proofErr w:type="spellStart"/>
+      <w:r>
+        <w:t>domeinspecifieke</w:t>
+      </w:r>
+      <w:proofErr w:type="spellEnd"/>
+      <w:r>
+        <w:t xml:space="preserve"> </w:t>
+      </w:r>
+      <w:proofErr w:type="spellStart"/>
+      <w:r>
+        <w:t>webtool</w:t>
+      </w:r>
+      <w:proofErr w:type="spellEnd"/>
+      <w:r>
+        <w:t xml:space="preserve"> gebaseerd op de </w:t>
+      </w:r>
+      <w:proofErr w:type="spellStart"/>
+      <w:r>
+        <w:t>Fortunately</w:t>
+      </w:r>
+      <w:proofErr w:type="spellEnd"/>
+      <w:r>
+        <w:t>-</w:t>
+      </w:r>
+      <w:proofErr w:type="spellStart"/>
+      <w:r>
+        <w:t>Unfortunately</w:t>
+      </w:r>
+      <w:proofErr w:type="spellEnd"/>
+      <w:r>
+        <w:t>-methode, verrijkt met visuele UX-features, deze kloof effectief kan dichten.</w:t>
       </w:r>
     </w:p>
     <w:p>
@@ -8072,7 +13232,31 @@
         <w:t>Onderzoeksvraag 1</w:t>
       </w:r>
       <w:r>
-        <w:t>: De minimale basisfunctionaliteit (node-creatie, uitklappen/inklappen, zoeken) ondersteunt Fortunately-Unfortunately trees, maar blijkt ontoereikend voor efficiënte threat modeling zonder security-expertise, zoals blijkt uit de negatieve UEQ-scores van versie 1.</w:t>
+        <w:t xml:space="preserve">: De minimale basisfunctionaliteit (node-creatie, uitklappen/inklappen, zoeken) ondersteunt </w:t>
+      </w:r>
+      <w:proofErr w:type="spellStart"/>
+      <w:r>
+        <w:t>Fortunately-Unfortunately</w:t>
+      </w:r>
+      <w:proofErr w:type="spellEnd"/>
+      <w:r>
+        <w:t xml:space="preserve"> trees, maar blijkt ontoereikend voor efficiënte </w:t>
+      </w:r>
+      <w:proofErr w:type="spellStart"/>
+      <w:r>
+        <w:t>threat</w:t>
+      </w:r>
+      <w:proofErr w:type="spellEnd"/>
+      <w:r>
+        <w:t xml:space="preserve"> </w:t>
+      </w:r>
+      <w:proofErr w:type="spellStart"/>
+      <w:r>
+        <w:t>modeling</w:t>
+      </w:r>
+      <w:proofErr w:type="spellEnd"/>
+      <w:r>
+        <w:t xml:space="preserve"> zonder security-expertise, zoals blijkt uit de negatieve UEQ-scores van versie 1.</w:t>
       </w:r>
     </w:p>
     <w:p>
@@ -8092,7 +13276,15 @@
         <w:t>Onderzoeksvraag 2</w:t>
       </w:r>
       <w:r>
-        <w:t xml:space="preserve">: Gebruikers ervaren filtering op node-status, tellingen per status en highlighting vanuit de filterbalk als meest nuttig, gevolgd door visuele codering (kleuren, iconen). </w:t>
+        <w:t xml:space="preserve">: Gebruikers ervaren filtering op node-status, tellingen per status en </w:t>
+      </w:r>
+      <w:proofErr w:type="spellStart"/>
+      <w:r>
+        <w:t>highlighting</w:t>
+      </w:r>
+      <w:proofErr w:type="spellEnd"/>
+      <w:r>
+        <w:t xml:space="preserve"> vanuit de filterbalk als meest nuttig, gevolgd door visuele codering (kleuren, iconen). </w:t>
       </w:r>
       <w:r>
         <w:t>Deze pragmatische features reduceren cognitieve belasting significant.</w:t>
@@ -8115,20 +13307,84 @@
         <w:t>Onderzoeksvraag 3</w:t>
       </w:r>
       <w:r>
-        <w:t>: De uitgebreide tool (versie 2) overtreft generieke mindmap-software op gebruiksvriendelijkheid (positieve UEQ-scores vs. negatief) en effectiviteit (tijdsbesparing, foutreductie), waardoor threat modeling toegankelijk wordt voor niet-experts.</w:t>
-      </w:r>
-    </w:p>
-    <w:p>
-      <w:pPr>
-        <w:spacing w:afterLines="24" w:after="57" w:line="288" w:lineRule="auto"/>
-      </w:pPr>
-    </w:p>
-    <w:p>
-      <w:pPr>
-        <w:spacing w:afterLines="24" w:after="57" w:line="288" w:lineRule="auto"/>
-      </w:pPr>
-      <w:r>
-        <w:t>De tool voldoet aan Nielsens usability-heuristieken en verschuift het UX-profiel van negatief naar duidelijk positief, vooral op efficiëntie, stimulatie en originaliteit. Praktisch betekent dit dat development teams filtering, automatische danger ratings en status-iconen kunnen integreren om threat modeling structureel op te nemen in DevSecOps-processen</w:t>
+        <w:t xml:space="preserve">: De uitgebreide tool (versie 2) overtreft generieke </w:t>
+      </w:r>
+      <w:proofErr w:type="spellStart"/>
+      <w:r>
+        <w:t>mindmap</w:t>
+      </w:r>
+      <w:proofErr w:type="spellEnd"/>
+      <w:r>
+        <w:t xml:space="preserve">-software op gebruiksvriendelijkheid (positieve UEQ-scores vs. negatief) en effectiviteit (tijdsbesparing, foutreductie), waardoor </w:t>
+      </w:r>
+      <w:proofErr w:type="spellStart"/>
+      <w:r>
+        <w:t>threat</w:t>
+      </w:r>
+      <w:proofErr w:type="spellEnd"/>
+      <w:r>
+        <w:t xml:space="preserve"> </w:t>
+      </w:r>
+      <w:proofErr w:type="spellStart"/>
+      <w:r>
+        <w:t>modeling</w:t>
+      </w:r>
+      <w:proofErr w:type="spellEnd"/>
+      <w:r>
+        <w:t xml:space="preserve"> toegankelijk wordt voor niet-experts.</w:t>
+      </w:r>
+    </w:p>
+    <w:p>
+      <w:pPr>
+        <w:spacing w:afterLines="24" w:after="57" w:line="288" w:lineRule="auto"/>
+      </w:pPr>
+    </w:p>
+    <w:p>
+      <w:pPr>
+        <w:spacing w:afterLines="24" w:after="57" w:line="288" w:lineRule="auto"/>
+      </w:pPr>
+      <w:r>
+        <w:t xml:space="preserve">De tool voldoet aan Nielsens </w:t>
+      </w:r>
+      <w:proofErr w:type="spellStart"/>
+      <w:r>
+        <w:t>usability</w:t>
+      </w:r>
+      <w:proofErr w:type="spellEnd"/>
+      <w:r>
+        <w:t xml:space="preserve">-heuristieken en verschuift het UX-profiel van negatief naar duidelijk positief, vooral op efficiëntie, stimulatie en originaliteit. Praktisch betekent dit dat development teams filtering, automatische </w:t>
+      </w:r>
+      <w:proofErr w:type="spellStart"/>
+      <w:r>
+        <w:t>danger</w:t>
+      </w:r>
+      <w:proofErr w:type="spellEnd"/>
+      <w:r>
+        <w:t xml:space="preserve"> ratings en status-iconen kunnen integreren om </w:t>
+      </w:r>
+      <w:proofErr w:type="spellStart"/>
+      <w:r>
+        <w:t>threat</w:t>
+      </w:r>
+      <w:proofErr w:type="spellEnd"/>
+      <w:r>
+        <w:t xml:space="preserve"> </w:t>
+      </w:r>
+      <w:proofErr w:type="spellStart"/>
+      <w:r>
+        <w:t>modeling</w:t>
+      </w:r>
+      <w:proofErr w:type="spellEnd"/>
+      <w:r>
+        <w:t xml:space="preserve"> structureel op te nemen in </w:t>
+      </w:r>
+      <w:proofErr w:type="spellStart"/>
+      <w:r>
+        <w:t>DevSecOps</w:t>
+      </w:r>
+      <w:proofErr w:type="spellEnd"/>
+      <w:r>
+        <w:t>-processen</w:t>
       </w:r>
       <w:r>
         <w:t>.</w:t>
@@ -8144,7 +13400,31 @@
         <w:spacing w:afterLines="24" w:after="57" w:line="288" w:lineRule="auto"/>
       </w:pPr>
       <w:r>
-        <w:t>Toekomstig werk kan de voorgestelde verbeteringen (globale collapse-knoppen, branch-zoom) implementeren, collaboratieve features toevoegen en AI-ondersteuning voor threat-suggesties verkennen. Deze tool biedt daarmee een laagdrempelig startpunt voor zowel industrie als security-onderwijs</w:t>
+        <w:t xml:space="preserve">Toekomstig werk kan de voorgestelde verbeteringen (globale </w:t>
+      </w:r>
+      <w:proofErr w:type="spellStart"/>
+      <w:r>
+        <w:t>collapse</w:t>
+      </w:r>
+      <w:proofErr w:type="spellEnd"/>
+      <w:r>
+        <w:t xml:space="preserve">-knoppen, </w:t>
+      </w:r>
+      <w:proofErr w:type="spellStart"/>
+      <w:r>
+        <w:t>branch</w:t>
+      </w:r>
+      <w:proofErr w:type="spellEnd"/>
+      <w:r>
+        <w:t xml:space="preserve">-zoom) implementeren, collaboratieve features toevoegen en AI-ondersteuning voor </w:t>
+      </w:r>
+      <w:proofErr w:type="spellStart"/>
+      <w:r>
+        <w:t>threat</w:t>
+      </w:r>
+      <w:proofErr w:type="spellEnd"/>
+      <w:r>
+        <w:t>-suggesties verkennen. Deze tool biedt daarmee een laagdrempelig startpunt voor zowel industrie als security-onderwijs</w:t>
       </w:r>
       <w:r>
         <w:t>.</w:t>
@@ -8189,7 +13469,7 @@
       </w:r>
     </w:p>
     <w:sectPr>
-      <w:footerReference w:type="default" r:id="rId34"/>
+      <w:footerReference w:type="default" r:id="rId35"/>
       <w:pgSz w:w="11906" w:h="16838"/>
       <w:pgMar w:top="1134" w:right="1418" w:bottom="1134" w:left="1418" w:header="709" w:footer="709" w:gutter="0"/>
       <w:cols w:space="708"/>

--- a/Master_scriptie_tekst.docx
+++ b/Master_scriptie_tekst.docx
@@ -223,53 +223,8 @@
       <w:pPr>
         <w:spacing w:afterLines="24" w:after="57"/>
       </w:pPr>
-      <w:proofErr w:type="spellStart"/>
-      <w:r>
-        <w:t>Threat</w:t>
-      </w:r>
-      <w:proofErr w:type="spellEnd"/>
-      <w:r>
-        <w:t xml:space="preserve"> </w:t>
-      </w:r>
-      <w:proofErr w:type="spellStart"/>
-      <w:r>
-        <w:t>modeling</w:t>
-      </w:r>
-      <w:proofErr w:type="spellEnd"/>
-      <w:r>
-        <w:t xml:space="preserve"> is een systematische methode binnen softwareontwikkeling om potentiële beveiligingsrisico’s vroegtijdig te identificeren en te mitigeren. Ondanks het belang ervan ervaren veel ontwikkelaars het proces als complex en tijdsintensief, wat vaak leidt tot onvolledige risicoanalyses. Dit onderzoek ontwikkelt en evalueert een gebruiksvriendelijke tool, gebaseerd op de </w:t>
-      </w:r>
-      <w:proofErr w:type="spellStart"/>
-      <w:r>
-        <w:t>Fortunately</w:t>
-      </w:r>
-      <w:proofErr w:type="spellEnd"/>
-      <w:r>
-        <w:t>-</w:t>
-      </w:r>
-      <w:proofErr w:type="spellStart"/>
-      <w:r>
-        <w:t>Unfortunately</w:t>
-      </w:r>
-      <w:proofErr w:type="spellEnd"/>
-      <w:r>
-        <w:t xml:space="preserve">-methode, om het </w:t>
-      </w:r>
-      <w:proofErr w:type="spellStart"/>
-      <w:r>
-        <w:t>threat</w:t>
-      </w:r>
-      <w:proofErr w:type="spellEnd"/>
-      <w:r>
-        <w:t xml:space="preserve"> </w:t>
-      </w:r>
-      <w:proofErr w:type="spellStart"/>
-      <w:r>
-        <w:t>modeling</w:t>
-      </w:r>
-      <w:proofErr w:type="spellEnd"/>
-      <w:r>
-        <w:t>-proces toegankelijker en effectiever te maken.</w:t>
+      <w:r>
+        <w:t>Threat modeling is een systematische methode binnen softwareontwikkeling om potentiële beveiligingsrisico’s vroegtijdig te identificeren en te mitigeren. Ondanks het belang ervan ervaren veel ontwikkelaars het proces als complex en tijdsintensief, wat vaak leidt tot onvolledige risicoanalyses. Dit onderzoek ontwikkelt en evalueert een gebruiksvriendelijke tool, gebaseerd op de Fortunately-Unfortunately-methode, om het threat modeling-proces toegankelijker en effectiever te maken.</w:t>
       </w:r>
     </w:p>
     <w:p>
@@ -282,71 +237,7 @@
         <w:spacing w:afterLines="24" w:after="57"/>
       </w:pPr>
       <w:r>
-        <w:t xml:space="preserve">Een literatuurstudie brengt bestaande </w:t>
-      </w:r>
-      <w:proofErr w:type="spellStart"/>
-      <w:r>
-        <w:t>threat</w:t>
-      </w:r>
-      <w:proofErr w:type="spellEnd"/>
-      <w:r>
-        <w:t xml:space="preserve"> </w:t>
-      </w:r>
-      <w:proofErr w:type="spellStart"/>
-      <w:r>
-        <w:t>modeling</w:t>
-      </w:r>
-      <w:proofErr w:type="spellEnd"/>
-      <w:r>
-        <w:t xml:space="preserve">-raamwerken, </w:t>
-      </w:r>
-      <w:proofErr w:type="spellStart"/>
-      <w:r>
-        <w:t>mindmaptools</w:t>
-      </w:r>
-      <w:proofErr w:type="spellEnd"/>
-      <w:r>
-        <w:t xml:space="preserve"> en visualisatietechnieken in kaart. Op basis daarvan wordt een eisenlijst opgesteld met zowel generieke functies als mogelijkheden specifiek voor </w:t>
-      </w:r>
-      <w:proofErr w:type="spellStart"/>
-      <w:r>
-        <w:t>Fortunately</w:t>
-      </w:r>
-      <w:proofErr w:type="spellEnd"/>
-      <w:r>
-        <w:t>-</w:t>
-      </w:r>
-      <w:proofErr w:type="spellStart"/>
-      <w:r>
-        <w:t>Unfortunately</w:t>
-      </w:r>
-      <w:proofErr w:type="spellEnd"/>
-      <w:r>
-        <w:t xml:space="preserve">-treemodellering. Vervolgens wordt een </w:t>
-      </w:r>
-      <w:proofErr w:type="spellStart"/>
-      <w:r>
-        <w:t>webgebaseerd</w:t>
-      </w:r>
-      <w:proofErr w:type="spellEnd"/>
-      <w:r>
-        <w:t xml:space="preserve"> prototype ontwikkeld in </w:t>
-      </w:r>
-      <w:proofErr w:type="spellStart"/>
-      <w:r>
-        <w:t>React</w:t>
-      </w:r>
-      <w:proofErr w:type="spellEnd"/>
-      <w:r>
-        <w:t xml:space="preserve"> en D3, uitgebreid met zoek- en filterfuncties, visuele coderingen en ondersteunende interacties. De tool wordt geëvalueerd via een gebruikersonderzoek met negen deelnemers, die een scenario doorlopen, taken uitvoeren en hun ervaring rapporteren via een open vragenlijst en de User </w:t>
-      </w:r>
-      <w:proofErr w:type="spellStart"/>
-      <w:r>
-        <w:t>Experience</w:t>
-      </w:r>
-      <w:proofErr w:type="spellEnd"/>
-      <w:r>
-        <w:t xml:space="preserve"> Questionnaire (UEQ).</w:t>
+        <w:t>Een literatuurstudie brengt bestaande threat modeling-raamwerken, mindmaptools en visualisatietechnieken in kaart. Op basis daarvan wordt een eisenlijst opgesteld met zowel generieke functies als mogelijkheden specifiek voor Fortunately-Unfortunately-treemodellering. Vervolgens wordt een webgebaseerd prototype ontwikkeld in React en D3, uitgebreid met zoek- en filterfuncties, visuele coderingen en ondersteunende interacties. De tool wordt geëvalueerd via een gebruikersonderzoek met negen deelnemers, die een scenario doorlopen, taken uitvoeren en hun ervaring rapporteren via een open vragenlijst en de User Experience Questionnaire (UEQ).</w:t>
       </w:r>
     </w:p>
     <w:p>
@@ -371,15 +262,7 @@
         <w:t>een basis</w:t>
       </w:r>
       <w:r>
-        <w:t xml:space="preserve"> </w:t>
-      </w:r>
-      <w:proofErr w:type="spellStart"/>
-      <w:r>
-        <w:t>mindmapsoftware</w:t>
-      </w:r>
-      <w:proofErr w:type="spellEnd"/>
-      <w:r>
-        <w:t>, met positieve UEQ-scores op alle dimensies (aantrekkelijkheid</w:t>
+        <w:t xml:space="preserve"> mindmapsoftware, met positieve UEQ-scores op alle dimensies (aantrekkelijkheid</w:t>
       </w:r>
       <w:r>
         <w:rPr>
@@ -415,23 +298,7 @@
         <w:t> </w:t>
       </w:r>
       <w:r>
-        <w:t xml:space="preserve">+2.1) tegenover negatieve scores voor de basisversie. De tool verhoogt zo de toegankelijkheid van </w:t>
-      </w:r>
-      <w:proofErr w:type="spellStart"/>
-      <w:r>
-        <w:t>threat</w:t>
-      </w:r>
-      <w:proofErr w:type="spellEnd"/>
-      <w:r>
-        <w:t xml:space="preserve"> </w:t>
-      </w:r>
-      <w:proofErr w:type="spellStart"/>
-      <w:r>
-        <w:t>modeling</w:t>
-      </w:r>
-      <w:proofErr w:type="spellEnd"/>
-      <w:r>
-        <w:t xml:space="preserve"> voor niet-experts en biedt intu</w:t>
+        <w:t>+2.1) tegenover negatieve scores voor de basisversie. De tool verhoogt zo de toegankelijkheid van threat modeling voor niet-experts en biedt intu</w:t>
       </w:r>
       <w:r>
         <w:rPr>
@@ -519,85 +386,29 @@
         <w:rPr>
           <w:lang w:val="en-GB"/>
         </w:rPr>
-        <w:t xml:space="preserve">Threat </w:t>
-      </w:r>
-      <w:proofErr w:type="spellStart"/>
-      <w:r>
+        <w:t>Threat modeling is a systematic method within software development for identifying and mitigating potential security risks at an early stage. Despite its importance, many developers experience the process as complex and time-consuming, often resulting in incomplete risk analyses. This study develops and evaluates a user-friendly tool based on the Fortunately–Unfortunately method to make the threat modeling process more accessible and effective.</w:t>
+      </w:r>
+    </w:p>
+    <w:p>
+      <w:pPr>
+        <w:spacing w:afterLines="24" w:after="57"/>
         <w:rPr>
           <w:lang w:val="en-GB"/>
         </w:rPr>
-        <w:t>modeling</w:t>
-      </w:r>
-      <w:proofErr w:type="spellEnd"/>
-      <w:r>
+      </w:pPr>
+    </w:p>
+    <w:p>
+      <w:pPr>
+        <w:spacing w:afterLines="24" w:after="57"/>
         <w:rPr>
           <w:lang w:val="en-GB"/>
         </w:rPr>
-        <w:t xml:space="preserve"> is a systematic method within software development for identifying and mitigating potential security risks at an early stage. Despite its importance, many developers experience the process as complex and time-consuming, often resulting in incomplete risk analyses. This study develops and evaluates a user-friendly tool based on the Fortunately–Unfortunately method to make the threat </w:t>
-      </w:r>
-      <w:proofErr w:type="spellStart"/>
+      </w:pPr>
       <w:r>
         <w:rPr>
           <w:lang w:val="en-GB"/>
         </w:rPr>
-        <w:t>modeling</w:t>
-      </w:r>
-      <w:proofErr w:type="spellEnd"/>
-      <w:r>
-        <w:rPr>
-          <w:lang w:val="en-GB"/>
-        </w:rPr>
-        <w:t xml:space="preserve"> process more accessible and effective.</w:t>
-      </w:r>
-    </w:p>
-    <w:p>
-      <w:pPr>
-        <w:spacing w:afterLines="24" w:after="57"/>
-        <w:rPr>
-          <w:lang w:val="en-GB"/>
-        </w:rPr>
-      </w:pPr>
-    </w:p>
-    <w:p>
-      <w:pPr>
-        <w:spacing w:afterLines="24" w:after="57"/>
-        <w:rPr>
-          <w:lang w:val="en-GB"/>
-        </w:rPr>
-      </w:pPr>
-      <w:r>
-        <w:rPr>
-          <w:lang w:val="en-GB"/>
-        </w:rPr>
-        <w:t xml:space="preserve">A literature review maps existing threat </w:t>
-      </w:r>
-      <w:proofErr w:type="spellStart"/>
-      <w:r>
-        <w:rPr>
-          <w:lang w:val="en-GB"/>
-        </w:rPr>
-        <w:t>modeling</w:t>
-      </w:r>
-      <w:proofErr w:type="spellEnd"/>
-      <w:r>
-        <w:rPr>
-          <w:lang w:val="en-GB"/>
-        </w:rPr>
-        <w:t xml:space="preserve"> frameworks, mind mapping tools, and visualization techniques. Based on these findings, a requirements list is defined, including both generic functionalities and features specific to Fortunately–Unfortunately tree </w:t>
-      </w:r>
-      <w:proofErr w:type="spellStart"/>
-      <w:r>
-        <w:rPr>
-          <w:lang w:val="en-GB"/>
-        </w:rPr>
-        <w:t>modeling</w:t>
-      </w:r>
-      <w:proofErr w:type="spellEnd"/>
-      <w:r>
-        <w:rPr>
-          <w:lang w:val="en-GB"/>
-        </w:rPr>
-        <w:t>. A web-based prototype was then developed using React and D3, extending the tree structure with search and filter functions, visual encodings, and supportive interactions. The tool was evaluated through a user study with nine participants, who completed a scenario, performed predefined tasks, and reported their experiences using an open questionnaire and the User Experience Questionnaire (UEQ).</w:t>
+        <w:t>A literature review maps existing threat modeling frameworks, mind mapping tools, and visualization techniques. Based on these findings, a requirements list is defined, including both generic functionalities and features specific to Fortunately–Unfortunately tree modeling. A web-based prototype was then developed using React and D3, extending the tree structure with search and filter functions, visual encodings, and supportive interactions. The tool was evaluated through a user study with nine participants, who completed a scenario, performed predefined tasks, and reported their experiences using an open questionnaire and the User Experience Questionnaire (UEQ).</w:t>
       </w:r>
     </w:p>
     <w:p>
@@ -674,21 +485,7 @@
         <w:rPr>
           <w:lang w:val="en-GB"/>
         </w:rPr>
-        <w:t xml:space="preserve">+2.1) versus negative scores for the basic version. The tool thus enhances the accessibility of threat </w:t>
-      </w:r>
-      <w:proofErr w:type="spellStart"/>
-      <w:r>
-        <w:rPr>
-          <w:lang w:val="en-GB"/>
-        </w:rPr>
-        <w:t>modeling</w:t>
-      </w:r>
-      <w:proofErr w:type="spellEnd"/>
-      <w:r>
-        <w:rPr>
-          <w:lang w:val="en-GB"/>
-        </w:rPr>
-        <w:t xml:space="preserve"> for non</w:t>
+        <w:t>+2.1) versus negative scores for the basic version. The tool thus enhances the accessibility of threat modeling for non</w:t>
       </w:r>
       <w:r>
         <w:rPr>
@@ -794,415 +591,121 @@
           <w:rFonts w:ascii="Arial" w:hAnsi="Arial" w:cs="Arial"/>
         </w:rPr>
       </w:pPr>
-      <w:proofErr w:type="spellStart"/>
-      <w:r>
-        <w:t>Threat</w:t>
-      </w:r>
-      <w:proofErr w:type="spellEnd"/>
+      <w:r>
+        <w:t>Threat modeling is een systematische techniek om mogelijke dreigingen tegen een softwaresysteem te identificeren, te analyseren en te prioriteren nog vóór implementatie of tijdens evolutief onderhoud. In essentie dwingt threat modeling ontwikkelaars en architecten om expliciet na te denken over “wat kan er misgaan?”, “wat is de impact?” en “welke maatregelen zijn nodig?”, en vormt het daarmee een kernonderdeel van secure software engineering. Het proces omvat typisch het in kaart brengen van systeemcomponenten en dataflows, het identificeren van potentiële aanvallers en aanvalspaden, en het koppelen van passende mitigaties aan de belangrijkste risico’s.</w:t>
+      </w:r>
+      <w:r>
+        <w:rPr>
+          <w:rFonts w:ascii="Arial" w:hAnsi="Arial" w:cs="Arial"/>
+        </w:rPr>
+        <w:t>​</w:t>
+      </w:r>
+    </w:p>
+    <w:p>
+      <w:pPr>
+        <w:spacing w:afterLines="24" w:after="57" w:line="288" w:lineRule="auto"/>
+      </w:pPr>
+    </w:p>
+    <w:p>
+      <w:pPr>
+        <w:spacing w:afterLines="24" w:after="57" w:line="288" w:lineRule="auto"/>
+        <w:rPr>
+          <w:rFonts w:ascii="Arial" w:hAnsi="Arial" w:cs="Arial"/>
+        </w:rPr>
+      </w:pPr>
+      <w:r>
+        <w:t>Binnen de softwareontwikkelingscyclus kan threat modeling op verschillende momenten worden ingezet, bijvoorbeeld tijdens requirementsanalyse, architectuurontwerp of bij grote refactorings. In een ideale DevSecOps-context wordt threat modeling iteratief uitgevoerd, parallel aan sprints, zodat nieuwe features meteen op beveiligingsimpact worden beoordeeld. In de praktijk blijkt dit echter moeilijk vol te houden: tijdsdruk, beperkte securityexpertise en een gebrek aan passende tooling zorgen ervoor dat threat modeling vaak wordt uitgesteld, oppervlakkig uitgevoerd of volledig overgeslagen.</w:t>
+      </w:r>
+      <w:r>
+        <w:rPr>
+          <w:rFonts w:ascii="Arial" w:hAnsi="Arial" w:cs="Arial"/>
+        </w:rPr>
+        <w:t>​</w:t>
+      </w:r>
+    </w:p>
+    <w:p>
+      <w:pPr>
+        <w:spacing w:afterLines="24" w:after="57" w:line="288" w:lineRule="auto"/>
+      </w:pPr>
+    </w:p>
+    <w:p>
+      <w:pPr>
+        <w:spacing w:afterLines="24" w:after="57" w:line="288" w:lineRule="auto"/>
+        <w:rPr>
+          <w:rFonts w:ascii="Arial" w:hAnsi="Arial" w:cs="Arial"/>
+        </w:rPr>
+      </w:pPr>
+      <w:r>
+        <w:t>Door de jaren heen zijn diverse methoden ontwikkeld om threat modeling te structureren. Een bekende categorie zijn taxonomie-gebaseerde benaderingen, zoals STRIDE, die dreigingen klasseren op basis van hun effect (bijvoorbeeld spoofing, tampering, repudiation, information disclosure, denial of service, elevation of privilege). Andere benaderingen maken gebruik van attack trees of misuse cases, waarin ongewenst gedrag hiërarchisch wordt opgesplitst in deelstappen en varianten. In meer industriële context worden deze methoden vaak ondersteund door generieke diagramtools of mindmapsoftware, die wel flexibiliteit bieden maar weinig domeinspecifieke ondersteuning voor prioritering</w:t>
+      </w:r>
+      <w:r>
+        <w:t xml:space="preserve"> en </w:t>
+      </w:r>
+      <w:r>
+        <w:t>statusopvolging.</w:t>
+      </w:r>
+      <w:r>
+        <w:rPr>
+          <w:rFonts w:ascii="Arial" w:hAnsi="Arial" w:cs="Arial"/>
+        </w:rPr>
+        <w:t>​</w:t>
+      </w:r>
+    </w:p>
+    <w:p>
+      <w:pPr>
+        <w:spacing w:afterLines="24" w:after="57" w:line="288" w:lineRule="auto"/>
+      </w:pPr>
+    </w:p>
+    <w:p>
+      <w:pPr>
+        <w:spacing w:afterLines="24" w:after="57" w:line="288" w:lineRule="auto"/>
+      </w:pPr>
+      <w:r>
+        <w:t xml:space="preserve">Voor ontwikkelaars zonder diepgaande securityachtergrond vorm deze klassieke methoden een aanzienlijke drempel: ze vergen vertrouwdheid met beveiligingsconcepten, formele notaties en lijsten van standaarddreigingen, terwijl de beschikbare tools zelden gericht zijn op gebruiksgemak of leerbaarheid. Hierdoor dreigt threat modeling een specialistische activiteit te blijven, in plaats van een breed gedragen ontwerpraktijk binnen ontwikkelteams. Deze kloof tussen theoretisch aanbevolen werkwijzen en feitelijke toepassing in de praktijk vormt een belangrijk motief </w:t>
+      </w:r>
+      <w:r>
+        <w:lastRenderedPageBreak/>
+        <w:t>voor onderzoek naar meer toegankelijke, visueel ondersteunde en gebruiksvriendelijke threat-modelingbenaderingen</w:t>
+      </w:r>
+      <w:r>
+        <w:t>.</w:t>
+      </w:r>
+    </w:p>
+    <w:p>
+      <w:pPr>
+        <w:spacing w:afterLines="24" w:after="57" w:line="288" w:lineRule="auto"/>
+      </w:pPr>
+    </w:p>
+    <w:p>
+      <w:pPr>
+        <w:spacing w:afterLines="24" w:after="57" w:line="288" w:lineRule="auto"/>
+        <w:rPr>
+          <w:rFonts w:ascii="Arial" w:hAnsi="Arial" w:cs="Arial"/>
+        </w:rPr>
+      </w:pPr>
+      <w:r>
+        <w:t>Dit onderzoek speelt in op deze drempels door een gebruiksvriendelijke webtool te ontwerpen en evalueren, gebaseerd op de Fortunately–Unfortunately-methode, waarin dreigingen en tegenmaatregelen in een intuïtieve boomstructuur worden voorgesteld. De tool integreert specifieke UX-features zoals kleurcodering, statusiconen, danger rating, branch summary en filtering om zowel navigatie als prioritering te ondersteunen en wordt geëvalueerd in een gebruikersonderzoek waarin de tool wordt vergeleken met een meer generieke</w:t>
+      </w:r>
+      <w:r>
+        <w:t xml:space="preserve"> (basis)</w:t>
+      </w:r>
+      <w:r>
+        <w:t xml:space="preserve"> referentiesoftware. Het doel van de masterproef is na te gaan in welke mate deze combinatie van visuele representatie en UX-features</w:t>
+      </w:r>
+      <w:r>
+        <w:t xml:space="preserve"> in combinatie met de </w:t>
+      </w:r>
       <w:r>
         <w:t xml:space="preserve"> </w:t>
       </w:r>
-      <w:proofErr w:type="spellStart"/>
-      <w:r>
-        <w:t>modeling</w:t>
-      </w:r>
-      <w:proofErr w:type="spellEnd"/>
-      <w:r>
-        <w:t xml:space="preserve"> is een systematische techniek om mogelijke dreigingen tegen een softwaresysteem te identificeren, te analyseren en te prioriteren nog vóór implementatie of tijdens evolutief onderhoud. In essentie dwingt </w:t>
-      </w:r>
-      <w:proofErr w:type="spellStart"/>
-      <w:r>
-        <w:t>threat</w:t>
-      </w:r>
-      <w:proofErr w:type="spellEnd"/>
-      <w:r>
-        <w:t xml:space="preserve"> </w:t>
-      </w:r>
-      <w:proofErr w:type="spellStart"/>
-      <w:r>
-        <w:t>modeling</w:t>
-      </w:r>
-      <w:proofErr w:type="spellEnd"/>
-      <w:r>
-        <w:t xml:space="preserve"> ontwikkelaars en architecten om expliciet na te denken over “wat kan er misgaan?”, “wat is de impact?” en “welke maatregelen zijn nodig?”, en vormt het daarmee een kernonderdeel van secure software engineering. Het proces omvat typisch het in kaart brengen van systeemcomponenten en </w:t>
-      </w:r>
-      <w:proofErr w:type="spellStart"/>
-      <w:r>
-        <w:t>dataflows</w:t>
-      </w:r>
-      <w:proofErr w:type="spellEnd"/>
-      <w:r>
-        <w:t>, het identificeren van potentiële aanvallers en aanvalspaden, en het koppelen van passende mitigaties aan de belangrijkste risico’s.</w:t>
-      </w:r>
-      <w:r>
-        <w:rPr>
-          <w:rFonts w:ascii="Arial" w:hAnsi="Arial" w:cs="Arial"/>
-        </w:rPr>
-        <w:t>​</w:t>
-      </w:r>
-    </w:p>
-    <w:p>
-      <w:pPr>
-        <w:spacing w:afterLines="24" w:after="57" w:line="288" w:lineRule="auto"/>
-      </w:pPr>
-    </w:p>
-    <w:p>
-      <w:pPr>
-        <w:spacing w:afterLines="24" w:after="57" w:line="288" w:lineRule="auto"/>
-        <w:rPr>
-          <w:rFonts w:ascii="Arial" w:hAnsi="Arial" w:cs="Arial"/>
-        </w:rPr>
-      </w:pPr>
-      <w:r>
-        <w:t xml:space="preserve">Binnen de softwareontwikkelingscyclus kan </w:t>
-      </w:r>
-      <w:proofErr w:type="spellStart"/>
-      <w:r>
-        <w:t>threat</w:t>
-      </w:r>
-      <w:proofErr w:type="spellEnd"/>
-      <w:r>
-        <w:t xml:space="preserve"> </w:t>
-      </w:r>
-      <w:proofErr w:type="spellStart"/>
-      <w:r>
-        <w:t>modeling</w:t>
-      </w:r>
-      <w:proofErr w:type="spellEnd"/>
-      <w:r>
-        <w:t xml:space="preserve"> op verschillende momenten worden ingezet, bijvoorbeeld tijdens </w:t>
-      </w:r>
-      <w:proofErr w:type="spellStart"/>
-      <w:r>
-        <w:t>requirementsanalyse</w:t>
-      </w:r>
-      <w:proofErr w:type="spellEnd"/>
-      <w:r>
-        <w:t xml:space="preserve">, architectuurontwerp of bij grote </w:t>
-      </w:r>
-      <w:proofErr w:type="spellStart"/>
-      <w:r>
-        <w:t>refactorings</w:t>
-      </w:r>
-      <w:proofErr w:type="spellEnd"/>
-      <w:r>
-        <w:t xml:space="preserve">. In een ideale </w:t>
-      </w:r>
-      <w:proofErr w:type="spellStart"/>
-      <w:r>
-        <w:t>DevSecOps</w:t>
-      </w:r>
-      <w:proofErr w:type="spellEnd"/>
-      <w:r>
-        <w:t xml:space="preserve">-context wordt </w:t>
-      </w:r>
-      <w:proofErr w:type="spellStart"/>
-      <w:r>
-        <w:t>threat</w:t>
-      </w:r>
-      <w:proofErr w:type="spellEnd"/>
-      <w:r>
-        <w:t xml:space="preserve"> </w:t>
-      </w:r>
-      <w:proofErr w:type="spellStart"/>
-      <w:r>
-        <w:t>modeling</w:t>
-      </w:r>
-      <w:proofErr w:type="spellEnd"/>
-      <w:r>
-        <w:t xml:space="preserve"> iteratief uitgevoerd, parallel aan sprints, zodat nieuwe features meteen op beveiligingsimpact worden beoordeeld. In de praktijk blijkt dit echter moeilijk vol te houden: tijdsdruk, beperkte securityexpertise en een gebrek aan passende </w:t>
-      </w:r>
-      <w:proofErr w:type="spellStart"/>
-      <w:r>
-        <w:t>tooling</w:t>
-      </w:r>
-      <w:proofErr w:type="spellEnd"/>
-      <w:r>
-        <w:t xml:space="preserve"> zorgen ervoor dat </w:t>
-      </w:r>
-      <w:proofErr w:type="spellStart"/>
-      <w:r>
-        <w:t>threat</w:t>
-      </w:r>
-      <w:proofErr w:type="spellEnd"/>
-      <w:r>
-        <w:t xml:space="preserve"> </w:t>
-      </w:r>
-      <w:proofErr w:type="spellStart"/>
-      <w:r>
-        <w:t>modeling</w:t>
-      </w:r>
-      <w:proofErr w:type="spellEnd"/>
-      <w:r>
-        <w:t xml:space="preserve"> vaak wordt uitgesteld, oppervlakkig uitgevoerd of volledig overgeslagen.</w:t>
-      </w:r>
-      <w:r>
-        <w:rPr>
-          <w:rFonts w:ascii="Arial" w:hAnsi="Arial" w:cs="Arial"/>
-        </w:rPr>
-        <w:t>​</w:t>
-      </w:r>
-    </w:p>
-    <w:p>
-      <w:pPr>
-        <w:spacing w:afterLines="24" w:after="57" w:line="288" w:lineRule="auto"/>
-      </w:pPr>
-    </w:p>
-    <w:p>
-      <w:pPr>
-        <w:spacing w:afterLines="24" w:after="57" w:line="288" w:lineRule="auto"/>
-        <w:rPr>
-          <w:rFonts w:ascii="Arial" w:hAnsi="Arial" w:cs="Arial"/>
-        </w:rPr>
-      </w:pPr>
-      <w:r>
-        <w:t xml:space="preserve">Door de jaren heen zijn diverse methoden ontwikkeld om </w:t>
-      </w:r>
-      <w:proofErr w:type="spellStart"/>
-      <w:r>
-        <w:t>threat</w:t>
-      </w:r>
-      <w:proofErr w:type="spellEnd"/>
-      <w:r>
-        <w:t xml:space="preserve"> </w:t>
-      </w:r>
-      <w:proofErr w:type="spellStart"/>
-      <w:r>
-        <w:t>modeling</w:t>
-      </w:r>
-      <w:proofErr w:type="spellEnd"/>
-      <w:r>
-        <w:t xml:space="preserve"> te structureren. Een bekende categorie zijn taxonomie-gebaseerde benaderingen, zoals STRIDE, die dreigingen klasseren op basis van hun effect (bijvoorbeeld </w:t>
-      </w:r>
-      <w:proofErr w:type="spellStart"/>
-      <w:r>
-        <w:t>spoofing</w:t>
-      </w:r>
-      <w:proofErr w:type="spellEnd"/>
+      <w:r>
+        <w:t>Fortunately–Unfortunately-methode</w:t>
+      </w:r>
       <w:r>
         <w:t xml:space="preserve">, </w:t>
       </w:r>
-      <w:proofErr w:type="spellStart"/>
-      <w:r>
-        <w:t>tampering</w:t>
-      </w:r>
-      <w:proofErr w:type="spellEnd"/>
-      <w:r>
-        <w:t xml:space="preserve">, </w:t>
-      </w:r>
-      <w:proofErr w:type="spellStart"/>
-      <w:r>
-        <w:t>repudiation</w:t>
-      </w:r>
-      <w:proofErr w:type="spellEnd"/>
-      <w:r>
-        <w:t xml:space="preserve">, information </w:t>
-      </w:r>
-      <w:proofErr w:type="spellStart"/>
-      <w:r>
-        <w:t>disclosure</w:t>
-      </w:r>
-      <w:proofErr w:type="spellEnd"/>
-      <w:r>
-        <w:t xml:space="preserve">, </w:t>
-      </w:r>
-      <w:proofErr w:type="spellStart"/>
-      <w:r>
-        <w:t>denial</w:t>
-      </w:r>
-      <w:proofErr w:type="spellEnd"/>
-      <w:r>
-        <w:t xml:space="preserve"> of service, </w:t>
-      </w:r>
-      <w:proofErr w:type="spellStart"/>
-      <w:r>
-        <w:t>elevation</w:t>
-      </w:r>
-      <w:proofErr w:type="spellEnd"/>
-      <w:r>
-        <w:t xml:space="preserve"> of privilege). Andere benaderingen maken gebruik van attack trees of </w:t>
-      </w:r>
-      <w:proofErr w:type="spellStart"/>
-      <w:r>
-        <w:t>misuse</w:t>
-      </w:r>
-      <w:proofErr w:type="spellEnd"/>
-      <w:r>
-        <w:t xml:space="preserve"> cases, waarin ongewenst gedrag hiërarchisch wordt opgesplitst in deelstappen en varianten. In meer industriële context worden deze methoden vaak ondersteund door generieke diagramtools of </w:t>
-      </w:r>
-      <w:proofErr w:type="spellStart"/>
-      <w:r>
-        <w:t>mindmapsoftware</w:t>
-      </w:r>
-      <w:proofErr w:type="spellEnd"/>
-      <w:r>
-        <w:t xml:space="preserve">, die wel flexibiliteit bieden maar weinig </w:t>
-      </w:r>
-      <w:proofErr w:type="spellStart"/>
-      <w:r>
-        <w:t>domeinspecifieke</w:t>
-      </w:r>
-      <w:proofErr w:type="spellEnd"/>
-      <w:r>
-        <w:t xml:space="preserve"> ondersteuning voor prioritering</w:t>
-      </w:r>
-      <w:r>
-        <w:t xml:space="preserve"> en </w:t>
-      </w:r>
-      <w:r>
-        <w:t>statusopvolging.</w:t>
-      </w:r>
-      <w:r>
-        <w:rPr>
-          <w:rFonts w:ascii="Arial" w:hAnsi="Arial" w:cs="Arial"/>
-        </w:rPr>
-        <w:t>​</w:t>
-      </w:r>
-    </w:p>
-    <w:p>
-      <w:pPr>
-        <w:spacing w:afterLines="24" w:after="57" w:line="288" w:lineRule="auto"/>
-      </w:pPr>
-    </w:p>
-    <w:p>
-      <w:pPr>
-        <w:spacing w:afterLines="24" w:after="57" w:line="288" w:lineRule="auto"/>
-      </w:pPr>
-      <w:r>
-        <w:t xml:space="preserve">Voor ontwikkelaars zonder diepgaande securityachtergrond vorm deze klassieke methoden een aanzienlijke drempel: ze vergen vertrouwdheid met beveiligingsconcepten, formele notaties en lijsten van standaarddreigingen, terwijl de beschikbare tools zelden gericht zijn op gebruiksgemak of leerbaarheid. Hierdoor dreigt </w:t>
-      </w:r>
-      <w:proofErr w:type="spellStart"/>
-      <w:r>
-        <w:t>threat</w:t>
-      </w:r>
-      <w:proofErr w:type="spellEnd"/>
-      <w:r>
-        <w:t xml:space="preserve"> </w:t>
-      </w:r>
-      <w:proofErr w:type="spellStart"/>
-      <w:r>
-        <w:t>modeling</w:t>
-      </w:r>
-      <w:proofErr w:type="spellEnd"/>
-      <w:r>
-        <w:t xml:space="preserve"> een specialistische activiteit te blijven, in plaats van een breed gedragen </w:t>
-      </w:r>
-      <w:proofErr w:type="spellStart"/>
-      <w:r>
-        <w:t>ontwerpraktijk</w:t>
-      </w:r>
-      <w:proofErr w:type="spellEnd"/>
-      <w:r>
-        <w:t xml:space="preserve"> binnen ontwikkelteams. Deze kloof tussen theoretisch aanbevolen werkwijzen en feitelijke toepassing in de praktijk vormt een belangrijk motief </w:t>
-      </w:r>
-      <w:r>
-        <w:lastRenderedPageBreak/>
-        <w:t xml:space="preserve">voor onderzoek naar meer toegankelijke, visueel ondersteunde en gebruiksvriendelijke </w:t>
-      </w:r>
-      <w:proofErr w:type="spellStart"/>
-      <w:r>
-        <w:t>threat-modelingbenaderingen</w:t>
-      </w:r>
-      <w:proofErr w:type="spellEnd"/>
-      <w:r>
-        <w:t>.</w:t>
-      </w:r>
-    </w:p>
-    <w:p>
-      <w:pPr>
-        <w:spacing w:afterLines="24" w:after="57" w:line="288" w:lineRule="auto"/>
-      </w:pPr>
-    </w:p>
-    <w:p>
-      <w:pPr>
-        <w:spacing w:afterLines="24" w:after="57" w:line="288" w:lineRule="auto"/>
-        <w:rPr>
-          <w:rFonts w:ascii="Arial" w:hAnsi="Arial" w:cs="Arial"/>
-        </w:rPr>
-      </w:pPr>
-      <w:r>
-        <w:t xml:space="preserve">Dit onderzoek speelt in op deze drempels door een gebruiksvriendelijke </w:t>
-      </w:r>
-      <w:proofErr w:type="spellStart"/>
-      <w:r>
-        <w:t>webtool</w:t>
-      </w:r>
-      <w:proofErr w:type="spellEnd"/>
-      <w:r>
-        <w:t xml:space="preserve"> te ontwerpen en evalueren, gebaseerd op de </w:t>
-      </w:r>
-      <w:proofErr w:type="spellStart"/>
-      <w:r>
-        <w:t>Fortunately</w:t>
-      </w:r>
-      <w:proofErr w:type="spellEnd"/>
-      <w:r>
-        <w:t>–</w:t>
-      </w:r>
-      <w:proofErr w:type="spellStart"/>
-      <w:r>
-        <w:t>Unfortunately</w:t>
-      </w:r>
-      <w:proofErr w:type="spellEnd"/>
-      <w:r>
-        <w:t xml:space="preserve">-methode, waarin dreigingen en tegenmaatregelen in een intuïtieve boomstructuur worden voorgesteld. De tool integreert specifieke UX-features zoals kleurcodering, statusiconen, </w:t>
-      </w:r>
-      <w:proofErr w:type="spellStart"/>
-      <w:r>
-        <w:t>danger</w:t>
-      </w:r>
-      <w:proofErr w:type="spellEnd"/>
-      <w:r>
-        <w:t xml:space="preserve"> rating, </w:t>
-      </w:r>
-      <w:proofErr w:type="spellStart"/>
-      <w:r>
-        <w:t>branch</w:t>
-      </w:r>
-      <w:proofErr w:type="spellEnd"/>
-      <w:r>
-        <w:t xml:space="preserve"> summary en filtering om zowel navigatie als prioritering te ondersteunen en wordt geëvalueerd in een gebruikersonderzoek waarin de tool wordt vergeleken met een meer generieke referentiesoftware. Het doel van de masterproef is na te gaan in welke mate deze combinatie van visuele representatie en UX-features</w:t>
-      </w:r>
-      <w:r>
-        <w:t xml:space="preserve"> in combinatie met de </w:t>
-      </w:r>
-      <w:r>
-        <w:t xml:space="preserve"> </w:t>
-      </w:r>
-      <w:proofErr w:type="spellStart"/>
-      <w:r>
-        <w:t>Fortunately</w:t>
-      </w:r>
-      <w:proofErr w:type="spellEnd"/>
-      <w:r>
-        <w:t>–</w:t>
-      </w:r>
-      <w:proofErr w:type="spellStart"/>
-      <w:r>
-        <w:t>Unfortunately</w:t>
-      </w:r>
-      <w:proofErr w:type="spellEnd"/>
-      <w:r>
-        <w:t>-methode</w:t>
-      </w:r>
-      <w:r>
-        <w:t xml:space="preserve">, </w:t>
-      </w:r>
-      <w:proofErr w:type="spellStart"/>
-      <w:r>
-        <w:t>threat</w:t>
-      </w:r>
-      <w:proofErr w:type="spellEnd"/>
-      <w:r>
-        <w:t xml:space="preserve"> </w:t>
-      </w:r>
-      <w:proofErr w:type="spellStart"/>
-      <w:r>
-        <w:t>modeling</w:t>
-      </w:r>
-      <w:proofErr w:type="spellEnd"/>
-      <w:r>
-        <w:t xml:space="preserve"> toegankelijker, efficiënter en effectiever maakt voor niet-security-experts.</w:t>
+      <w:r>
+        <w:t>threat modeling toegankelijker, efficiënter en effectiever maakt voor niet-security-experts.</w:t>
       </w:r>
       <w:r>
         <w:rPr>
@@ -1233,31 +736,7 @@
         <w:spacing w:afterLines="24" w:after="57" w:line="288" w:lineRule="auto"/>
       </w:pPr>
       <w:r>
-        <w:t xml:space="preserve">Welke basisfunctionaliteit is minimaal noodzakelijk om </w:t>
-      </w:r>
-      <w:proofErr w:type="spellStart"/>
-      <w:r>
-        <w:t>threat</w:t>
-      </w:r>
-      <w:proofErr w:type="spellEnd"/>
-      <w:r>
-        <w:t xml:space="preserve"> </w:t>
-      </w:r>
-      <w:proofErr w:type="spellStart"/>
-      <w:r>
-        <w:t>modeling</w:t>
-      </w:r>
-      <w:proofErr w:type="spellEnd"/>
-      <w:r>
-        <w:t xml:space="preserve"> met </w:t>
-      </w:r>
-      <w:proofErr w:type="spellStart"/>
-      <w:r>
-        <w:t>Fortunately-Unfortunately</w:t>
-      </w:r>
-      <w:proofErr w:type="spellEnd"/>
-      <w:r>
-        <w:t xml:space="preserve"> trees te ondersteunen?</w:t>
+        <w:t>Welke basisfunctionaliteit is minimaal noodzakelijk om threat modeling met Fortunately-Unfortunately trees te ondersteunen?</w:t>
       </w:r>
     </w:p>
     <w:p>
@@ -1283,141 +762,59 @@
         <w:spacing w:afterLines="24" w:after="57" w:line="288" w:lineRule="auto"/>
       </w:pPr>
       <w:r>
-        <w:t xml:space="preserve">Hoe verhoudt de voorgestelde tool zich qua gebruiksvriendelijkheid en effectiviteit ten opzichte van bestaande generieke </w:t>
-      </w:r>
-      <w:proofErr w:type="spellStart"/>
-      <w:r>
-        <w:t>mindmap</w:t>
-      </w:r>
-      <w:proofErr w:type="spellEnd"/>
-      <w:r>
-        <w:t>- of diagramsoftware?</w:t>
-      </w:r>
-    </w:p>
-    <w:p>
-      <w:pPr>
-        <w:spacing w:afterLines="24" w:after="57" w:line="288" w:lineRule="auto"/>
-      </w:pPr>
-    </w:p>
-    <w:p>
-      <w:pPr>
-        <w:spacing w:afterLines="24" w:after="57" w:line="288" w:lineRule="auto"/>
-      </w:pPr>
-      <w:r>
-        <w:t xml:space="preserve">Het belang van dit onderzoek ligt enerzijds in het verlagen van de instapdrempel voor </w:t>
-      </w:r>
-      <w:proofErr w:type="spellStart"/>
-      <w:r>
-        <w:t>threat</w:t>
-      </w:r>
-      <w:proofErr w:type="spellEnd"/>
+        <w:t xml:space="preserve">Hoe verhoudt de voorgestelde tool zich qua gebruiksvriendelijkheid en effectiviteit ten opzichte van </w:t>
+      </w:r>
+      <w:r>
+        <w:t>basisversie van de mindmap software</w:t>
+      </w:r>
+      <w:r>
+        <w:t>?</w:t>
+      </w:r>
+    </w:p>
+    <w:p>
+      <w:pPr>
+        <w:spacing w:afterLines="24" w:after="57" w:line="288" w:lineRule="auto"/>
+      </w:pPr>
+    </w:p>
+    <w:p>
+      <w:pPr>
+        <w:spacing w:afterLines="24" w:after="57" w:line="288" w:lineRule="auto"/>
+      </w:pPr>
+      <w:r>
+        <w:t>Het belang van dit onderzoek ligt enerzijds in het verlagen van de instapdrempel voor threat modeling, zodat ook ontwikkelaars zonder uitgesproken securityprofiel beter onderbouwde risicoanalyses kunnen uitvoeren. Anderzijds draagt het werk bij aan HCI-onderzoek rond gebruiksvriendelijke security-tools door empirisch te onderzoeken welke interface-elementen (zoals kleuren, iconen, filters en tooltips) daadwerkelijk bijdragen aan taakprestatie, gebruikservaring en feature-voorkeur. Daarmee sluit de masterproef aan bij een bredere verschuiving van puur technische security-oplossingen naar mensgerichte, visueel ondersteunde hulpmiddelen.</w:t>
+      </w:r>
+    </w:p>
+    <w:p>
+      <w:pPr>
+        <w:spacing w:afterLines="24" w:after="57" w:line="288" w:lineRule="auto"/>
+      </w:pPr>
+      <w:r>
+        <w:rPr>
+          <w:rFonts w:ascii="Arial" w:hAnsi="Arial" w:cs="Arial"/>
+        </w:rPr>
+        <w:t>​</w:t>
+      </w:r>
+    </w:p>
+    <w:p>
+      <w:pPr>
+        <w:spacing w:afterLines="24" w:after="57" w:line="288" w:lineRule="auto"/>
+      </w:pPr>
+      <w:r>
+        <w:t xml:space="preserve">De rest van deze masterproef is als volgt opgebouwd. Hoofdstuk 2 bespreekt de </w:t>
+      </w:r>
+      <w:bookmarkStart w:id="0" w:name="_Hlk216624876"/>
+      <w:r>
+        <w:t xml:space="preserve">theoretische achtergrond en gerelateerd werk </w:t>
+      </w:r>
+      <w:bookmarkEnd w:id="0"/>
+      <w:r>
+        <w:t>rond threat modeling, de Fortunately–Unfortunately-methode en usability- en UX-evaluatie in securitycontexten. Hoofdstuk 3 beschrijft het ontwerp en de implementatie van het React/D3-webprototype en licht het onderzoeksdesign van de gebruikerstudie toe, inclusief taken</w:t>
+      </w:r>
       <w:r>
         <w:t xml:space="preserve"> </w:t>
       </w:r>
-      <w:proofErr w:type="spellStart"/>
-      <w:r>
-        <w:t>modeling</w:t>
-      </w:r>
-      <w:proofErr w:type="spellEnd"/>
-      <w:r>
-        <w:t>, zodat ook ontwikkelaars zonder uitgesproken securityprofiel beter onderbouwde risicoanalyses kunnen uitvoeren. Anderzijds draagt het werk bij aan HCI-onderzoek rond gebruiksvriendelijke security-tools door empirisch te onderzoeken welke interface-elementen (zoals kleuren, iconen, filters en tooltips) daadwerkelijk bijdragen aan taakprestatie, gebruikservaring en feature-voorkeur. Daarmee sluit de masterproef aan bij een bredere verschuiving van puur technische security-oplossingen naar mensgerichte, visueel ondersteunde hulpmiddelen.</w:t>
-      </w:r>
-    </w:p>
-    <w:p>
-      <w:pPr>
-        <w:spacing w:afterLines="24" w:after="57" w:line="288" w:lineRule="auto"/>
-      </w:pPr>
-      <w:r>
-        <w:rPr>
-          <w:rFonts w:ascii="Arial" w:hAnsi="Arial" w:cs="Arial"/>
-        </w:rPr>
-        <w:t>​</w:t>
-      </w:r>
-    </w:p>
-    <w:p>
-      <w:pPr>
-        <w:spacing w:afterLines="24" w:after="57" w:line="288" w:lineRule="auto"/>
-      </w:pPr>
-      <w:r>
-        <w:t xml:space="preserve">De rest van deze masterproef is als volgt opgebouwd. Hoofdstuk 2 bespreekt de </w:t>
-      </w:r>
-      <w:bookmarkStart w:id="0" w:name="_Hlk216624876"/>
-      <w:r>
-        <w:t xml:space="preserve">theoretische achtergrond en gerelateerd werk </w:t>
-      </w:r>
-      <w:bookmarkEnd w:id="0"/>
-      <w:r>
-        <w:t xml:space="preserve">rond </w:t>
-      </w:r>
-      <w:proofErr w:type="spellStart"/>
-      <w:r>
-        <w:t>threat</w:t>
-      </w:r>
-      <w:proofErr w:type="spellEnd"/>
-      <w:r>
-        <w:t xml:space="preserve"> </w:t>
-      </w:r>
-      <w:proofErr w:type="spellStart"/>
-      <w:r>
-        <w:t>modeling</w:t>
-      </w:r>
-      <w:proofErr w:type="spellEnd"/>
-      <w:r>
-        <w:t xml:space="preserve">, de </w:t>
-      </w:r>
-      <w:proofErr w:type="spellStart"/>
-      <w:r>
-        <w:t>Fortunately</w:t>
-      </w:r>
-      <w:proofErr w:type="spellEnd"/>
-      <w:r>
-        <w:t>–</w:t>
-      </w:r>
-      <w:proofErr w:type="spellStart"/>
-      <w:r>
-        <w:t>Unfortunately</w:t>
-      </w:r>
-      <w:proofErr w:type="spellEnd"/>
-      <w:r>
-        <w:t xml:space="preserve">-methode en </w:t>
-      </w:r>
-      <w:proofErr w:type="spellStart"/>
-      <w:r>
-        <w:t>usability</w:t>
-      </w:r>
-      <w:proofErr w:type="spellEnd"/>
-      <w:r>
-        <w:t xml:space="preserve">- en UX-evaluatie in securitycontexten. Hoofdstuk 3 beschrijft het ontwerp en de implementatie van het </w:t>
-      </w:r>
-      <w:proofErr w:type="spellStart"/>
-      <w:r>
-        <w:t>React</w:t>
-      </w:r>
-      <w:proofErr w:type="spellEnd"/>
-      <w:r>
-        <w:t xml:space="preserve">/D3-webprototype en licht het onderzoeksdesign van de </w:t>
-      </w:r>
-      <w:proofErr w:type="spellStart"/>
-      <w:r>
-        <w:t>gebruikerstudie</w:t>
-      </w:r>
-      <w:proofErr w:type="spellEnd"/>
-      <w:r>
-        <w:t xml:space="preserve"> toe, inclusief taken</w:t>
-      </w:r>
-      <w:r>
-        <w:t xml:space="preserve"> </w:t>
-      </w:r>
-      <w:r>
-        <w:t xml:space="preserve">en analysemethoden. Hoofdstuk 4 presenteert de empirische resultaten over taakprestaties, user </w:t>
-      </w:r>
-      <w:proofErr w:type="spellStart"/>
-      <w:r>
-        <w:t>experience</w:t>
-      </w:r>
-      <w:proofErr w:type="spellEnd"/>
-      <w:r>
-        <w:t xml:space="preserve"> en feature-ranking, gevolgd door een discussie in hoofdstuk 5 waarin deze bevindingen worden geïnterpreteerd, gekoppeld aan de literatuur en aangevuld met beperkingen en implicaties voor praktijk en toekomstig onderzoek. </w:t>
+      <w:r>
+        <w:t xml:space="preserve">en analysemethoden. Hoofdstuk 4 presenteert de empirische resultaten over taakprestaties, user experience en feature-ranking, gevolgd door een discussie in hoofdstuk 5 waarin deze bevindingen worden geïnterpreteerd, gekoppeld aan de literatuur en aangevuld met beperkingen en implicaties voor praktijk en toekomstig onderzoek. </w:t>
       </w:r>
     </w:p>
     <w:p>
@@ -1464,7 +861,6 @@
           <w:lang w:val="en-GB"/>
         </w:rPr>
       </w:pPr>
-      <w:proofErr w:type="spellStart"/>
       <w:r>
         <w:rPr>
           <w:b/>
@@ -1474,109 +870,702 @@
           <w:lang w:val="en-GB"/>
         </w:rPr>
         <w:lastRenderedPageBreak/>
-        <w:t>Hoofdstuk</w:t>
-      </w:r>
-      <w:proofErr w:type="spellEnd"/>
-      <w:r>
+        <w:t>Hoofdstuk 2</w:t>
+      </w:r>
+    </w:p>
+    <w:p>
+      <w:pPr>
+        <w:spacing w:afterLines="24" w:after="57" w:line="288" w:lineRule="auto"/>
         <w:rPr>
           <w:b/>
           <w:bCs/>
           <w:sz w:val="36"/>
           <w:szCs w:val="36"/>
-          <w:lang w:val="en-GB"/>
-        </w:rPr>
-        <w:t xml:space="preserve"> 2</w:t>
-      </w:r>
-    </w:p>
-    <w:p>
-      <w:pPr>
-        <w:spacing w:afterLines="24" w:after="57" w:line="288" w:lineRule="auto"/>
+        </w:rPr>
+      </w:pPr>
+      <w:r>
         <w:rPr>
           <w:b/>
           <w:bCs/>
           <w:sz w:val="36"/>
           <w:szCs w:val="36"/>
-          <w:lang w:val="en-GB"/>
-        </w:rPr>
-      </w:pPr>
-      <w:proofErr w:type="spellStart"/>
+        </w:rPr>
+        <w:t>Achtergrond en g</w:t>
+      </w:r>
       <w:r>
         <w:rPr>
           <w:b/>
           <w:bCs/>
           <w:sz w:val="36"/>
           <w:szCs w:val="36"/>
-          <w:lang w:val="en-GB"/>
-        </w:rPr>
-        <w:t>Gerelateerd</w:t>
-      </w:r>
-      <w:proofErr w:type="spellEnd"/>
-      <w:r>
+        </w:rPr>
+        <w:t>erelateerd werk</w:t>
+      </w:r>
+    </w:p>
+    <w:p>
+      <w:pPr>
+        <w:spacing w:afterLines="24" w:after="57" w:line="288" w:lineRule="auto"/>
         <w:rPr>
           <w:b/>
           <w:bCs/>
           <w:sz w:val="36"/>
           <w:szCs w:val="36"/>
-          <w:lang w:val="en-GB"/>
-        </w:rPr>
-        <w:t xml:space="preserve"> </w:t>
-      </w:r>
-      <w:proofErr w:type="spellStart"/>
-      <w:r>
+        </w:rPr>
+      </w:pPr>
+    </w:p>
+    <w:p>
+      <w:pPr>
+        <w:spacing w:afterLines="24" w:after="57" w:line="288" w:lineRule="auto"/>
         <w:rPr>
           <w:b/>
           <w:bCs/>
           <w:sz w:val="36"/>
           <w:szCs w:val="36"/>
+        </w:rPr>
+      </w:pPr>
+    </w:p>
+    <w:p>
+      <w:pPr>
+        <w:spacing w:afterLines="24" w:after="57" w:line="288" w:lineRule="auto"/>
+        <w:rPr>
+          <w:b/>
+          <w:bCs/>
+          <w:sz w:val="28"/>
+          <w:szCs w:val="28"/>
+        </w:rPr>
+      </w:pPr>
+      <w:r>
+        <w:rPr>
+          <w:b/>
+          <w:bCs/>
+          <w:sz w:val="28"/>
+          <w:szCs w:val="28"/>
+        </w:rPr>
+        <w:t xml:space="preserve">2.1 </w:t>
+      </w:r>
+      <w:r>
+        <w:rPr>
+          <w:b/>
+          <w:bCs/>
+          <w:sz w:val="28"/>
+          <w:szCs w:val="28"/>
+        </w:rPr>
+        <w:t>F</w:t>
+      </w:r>
+      <w:r>
+        <w:rPr>
+          <w:b/>
+          <w:bCs/>
+          <w:sz w:val="28"/>
+          <w:szCs w:val="28"/>
+        </w:rPr>
+        <w:t>ortunately-unfortunately methode</w:t>
+      </w:r>
+    </w:p>
+    <w:p>
+      <w:pPr>
+        <w:spacing w:afterLines="24" w:after="57" w:line="288" w:lineRule="auto"/>
+        <w:rPr>
+          <w:b/>
+          <w:bCs/>
+          <w:sz w:val="28"/>
+          <w:szCs w:val="28"/>
+        </w:rPr>
+      </w:pPr>
+    </w:p>
+    <w:p>
+      <w:pPr>
+        <w:spacing w:afterLines="24" w:after="57" w:line="288" w:lineRule="auto"/>
+        <w:rPr>
+          <w:b/>
+          <w:bCs/>
+          <w:sz w:val="28"/>
+          <w:szCs w:val="28"/>
+        </w:rPr>
+      </w:pPr>
+    </w:p>
+    <w:p>
+      <w:pPr>
+        <w:spacing w:afterLines="24" w:after="57" w:line="288" w:lineRule="auto"/>
+        <w:rPr>
+          <w:b/>
+          <w:bCs/>
+        </w:rPr>
+      </w:pPr>
+      <w:r>
+        <w:rPr>
+          <w:b/>
+          <w:bCs/>
+        </w:rPr>
+        <w:t>2.1.1</w:t>
+      </w:r>
+      <w:r>
+        <w:rPr>
+          <w:b/>
+          <w:bCs/>
+        </w:rPr>
+        <w:t xml:space="preserve"> Beschrijving van</w:t>
+      </w:r>
+      <w:r>
+        <w:rPr>
+          <w:b/>
+          <w:bCs/>
+        </w:rPr>
+        <w:t xml:space="preserve"> </w:t>
+      </w:r>
+      <w:r>
+        <w:rPr>
+          <w:b/>
+          <w:bCs/>
+        </w:rPr>
+        <w:t>d</w:t>
+      </w:r>
+      <w:r>
+        <w:rPr>
+          <w:b/>
+          <w:bCs/>
+        </w:rPr>
+        <w:t xml:space="preserve">e </w:t>
+      </w:r>
+      <w:r>
+        <w:rPr>
+          <w:b/>
+          <w:bCs/>
+        </w:rPr>
+        <w:t>methode</w:t>
+      </w:r>
+    </w:p>
+    <w:p>
+      <w:pPr>
+        <w:spacing w:afterLines="24" w:after="57" w:line="288" w:lineRule="auto"/>
+        <w:rPr>
+          <w:b/>
+          <w:bCs/>
+        </w:rPr>
+      </w:pPr>
+    </w:p>
+    <w:p>
+      <w:pPr>
+        <w:spacing w:afterLines="24" w:after="57" w:line="288" w:lineRule="auto"/>
+      </w:pPr>
+      <w:r>
+        <w:t>De Fortunately–Unfortunately-methode is een gestructureerde threat modeling-techniek die scenarios verhalend verkent door systematisch af te wisselen tussen gunstige en ongunstige ontwikkelingen. Oorspronkelijk afkomstig uit improvisatietheater, werd de methode gepopulariseerd voor threat modeling door Adam Shostack in zijn paper *Fast, Cheap and Good* (2021), als snelle manier om risico's en mitigerende maatregelen in een logische keten te modelleren.[4][6]</w:t>
+      </w:r>
+    </w:p>
+    <w:p>
+      <w:pPr>
+        <w:spacing w:afterLines="24" w:after="57" w:line="288" w:lineRule="auto"/>
+        <w:rPr>
+          <w:b/>
+          <w:bCs/>
+        </w:rPr>
+      </w:pPr>
+    </w:p>
+    <w:p>
+      <w:pPr>
+        <w:spacing w:afterLines="24" w:after="57" w:line="288" w:lineRule="auto"/>
+      </w:pPr>
+      <w:r>
+        <w:t>De methode omvat de volgende stappen</w:t>
+      </w:r>
+      <w:r>
+        <w:t>:</w:t>
+      </w:r>
+    </w:p>
+    <w:p>
+      <w:pPr>
+        <w:pStyle w:val="Lijstalinea"/>
+        <w:numPr>
+          <w:ilvl w:val="0"/>
+          <w:numId w:val="24"/>
+        </w:numPr>
+        <w:spacing w:afterLines="24" w:after="57" w:line="288" w:lineRule="auto"/>
+      </w:pPr>
+      <w:r>
+        <w:t>Start met een fortunately node dat he